--- a/Thesis Draft - Daan Luttik - MBA.docx
+++ b/Thesis Draft - Daan Luttik - MBA.docx
@@ -1783,6 +1783,51 @@
         </w:p>
         <w:p>
           <w:pPr>
+            <w:pStyle w:val="Heading2"/>
+            <w:rPr/>
+          </w:pPr>
+          <w:r>
+            <w:rPr>
+              <w:rtl w:val="0"/>
+            </w:rPr>
+            <w:t xml:space="preserve">4.5 Towards an answer: a bridge to the Discussion</w:t>
+          </w:r>
+        </w:p>
+        <w:p>
+          <w:pPr>
+            <w:rPr/>
+          </w:pPr>
+          <w:r>
+            <w:rPr>
+              <w:rtl w:val="0"/>
+            </w:rPr>
+            <w:t xml:space="preserve">The findings answer the research question — how do marketing managers create value with agentic AI? — as a capability-translation process rather than a discrete adoption event. Marketing managers create value by iteratively converting a fast-moving technological backdrop (§4.1) into bounded use cases (§4.3), conditional on the data infrastructure, skills, change capacity, and governance they can assemble (§4.2), while navigating a portfolio of efficiency and quality gains alongside brand, security, and adoption costs (§4.4). The empirical weight of this process sits on the internal side: external pressure legitimises action but does not determine its outcome. Internal conditions — and the managerial behaviors that activate or suppress them — account for the variance in outcomes observed across the sample.</w:t>
+          </w:r>
+        </w:p>
+        <w:p>
+          <w:pPr>
+            <w:rPr/>
+          </w:pPr>
+          <w:r>
+            <w:rPr>
+              <w:rtl w:val="0"/>
+            </w:rPr>
+            <w:t xml:space="preserve">This descriptive pattern raises a set of analytical questions that data alone cannot resolve, and that Chapter 5 takes up. First, does the inside-out logic identified here constitute a form of dynamic capability, and if so, how does it compare with the sensing-seizing-reconfiguring framework established in the digital transformation literature? Second, the gap between optics and operational reality (§4.3.1) and the consistently thin empirical block for external forces (§4.1) both suggest that value creation is governed more by organizational agency than by technological determinism — what does this imply for how AI readiness should be conceptualized? Third, several findings cut against prior expectations: costs are systematically underestimated, authenticity functions as a hard operational constraint, and the definitional instability of ‘agentic’ is itself managerially consequential. Each of these tensions is picked up in the Discussion.</w:t>
+          </w:r>
+        </w:p>
+        <w:p>
+          <w:pPr>
+            <w:rPr/>
+          </w:pPr>
+          <w:r>
+            <w:rPr>
+              <w:rtl w:val="0"/>
+            </w:rPr>
+            <w:t xml:space="preserve">Chapter 5 therefore does not re-describe the findings but reads them against the dynamic capabilities, digital transformation, value co-creation, and AI-readiness literatures in order to draw out where they extend, qualify, or contradict existing accounts.</w:t>
+          </w:r>
+        </w:p>
+        <w:p>
+          <w:pPr>
             <w:widowControl w:val="0"/>
             <w:tabs>
               <w:tab w:val="right" w:leader="none" w:pos="12000"/>
@@ -4079,13 +4124,7 @@
         <w:rPr>
           <w:rtl w:val="0"/>
         </w:rPr>
-        <w:t xml:space="preserve">rule-based logic</w:t>
-      </w:r>
-      <w:r>
-        <w:rPr>
-          <w:rtl w:val="0"/>
-        </w:rPr>
-        <w:t xml:space="preserve"> </w:t>
+        <w:t xml:space="preserve">rule-based logic </w:t>
       </w:r>
       <w:ins w:author="Stefanie B." w:id="14" w:date="2026-05-11T12:39:25Z">
         <w:r>
@@ -4149,11 +4188,6 @@
           <w:rtl w:val="0"/>
         </w:rPr>
         <w:t xml:space="preserve">). Specific applications include online A/B testing and conversion optimization (Kohavi et al., 2009), product recommendation systems in e-commerce (Schafer et al., 2001), and customer lifetime value modeling, where predicted future customer value can be compared with acquisition and retention costs to support marketing investment decisions (Gupta et al., 2004; Bauer &amp; Jannach, 2021). </w:t>
-      </w:r>
-      <w:r>
-        <w:rPr>
-          <w:rtl w:val="0"/>
-        </w:rPr>
       </w:r>
     </w:p>
     <w:p>
@@ -4385,11 +4419,6 @@
         <w:t xml:space="preserve">2.1.1.</w:t>
         <w:tab/>
         <w:t xml:space="preserve">The Rise of the LLM</w:t>
-      </w:r>
-      <w:r>
-        <w:rPr>
-          <w:rtl w:val="0"/>
-        </w:rPr>
       </w:r>
     </w:p>
     <w:p>
@@ -4545,25 +4574,7 @@
           <w:szCs w:val="22"/>
           <w:rtl w:val="0"/>
         </w:rPr>
-        <w:t xml:space="preserve">,</w:t>
-      </w:r>
-      <w:r>
-        <w:rPr>
-          <w:rFonts w:ascii="Georgia" w:cs="Georgia" w:eastAsia="Georgia" w:hAnsi="Georgia"/>
-          <w:sz w:val="22"/>
-          <w:szCs w:val="22"/>
-          <w:rtl w:val="0"/>
-        </w:rPr>
-        <w:t xml:space="preserve"> 2022</w:t>
-      </w:r>
-      <w:r>
-        <w:rPr>
-          <w:rFonts w:ascii="Georgia" w:cs="Georgia" w:eastAsia="Georgia" w:hAnsi="Georgia"/>
-          <w:sz w:val="22"/>
-          <w:szCs w:val="22"/>
-          <w:rtl w:val="0"/>
-        </w:rPr>
-        <w:t xml:space="preserve">). </w:t>
+        <w:t xml:space="preserve">, 2022). </w:t>
       </w:r>
     </w:p>
     <w:p>
@@ -4858,13 +4869,7 @@
         <w:rPr>
           <w:rtl w:val="0"/>
         </w:rPr>
-        <w:t xml:space="preserve">more widely applicable since it is no longer scoped to one specific task </w:t>
-      </w:r>
-      <w:r>
-        <w:rPr>
-          <w:rtl w:val="0"/>
-        </w:rPr>
-        <w:t xml:space="preserve">(</w:t>
+        <w:t>more widely applicable since it is no longer scoped to one specific task (</w:t>
       </w:r>
       <w:r>
         <w:rPr>
@@ -5370,13 +5375,7 @@
         <w:rPr>
           <w:rtl w:val="0"/>
         </w:rPr>
-        <w:t xml:space="preserve"> framework, which showed how LLMs could combine reasoning (Re) and acting (Act) in an iterative process, leveraging the results of an action to consider what a next step might be (Yao et al., 2023). The ability to consider actions and affect external systems enabled AI agents to act on behalf of the user and affect business applications (</w:t>
-      </w:r>
-      <w:r>
-        <w:rPr>
-          <w:rtl w:val="0"/>
-        </w:rPr>
-        <w:t xml:space="preserve">Hughes et al., 2025). </w:t>
+        <w:t xml:space="preserve"> framework, which showed how LLMs could combine reasoning (Re) and acting (Act) in an iterative process, leveraging the results of an action to consider what a next step might be (Yao et al., 2023). The ability to consider actions and affect external systems enabled AI agents to act on behalf of the user and affect business applications (Hughes et al., 2025). </w:t>
       </w:r>
       <w:del w:author="Stefanie B." w:id="32" w:date="2026-05-11T12:58:57Z">
         <w:r>
@@ -5575,13 +5574,7 @@
         <w:rPr>
           <w:rtl w:val="0"/>
         </w:rPr>
-        <w:t xml:space="preserve">(Hughes et al., 2025</w:t>
-      </w:r>
-      <w:r>
-        <w:rPr>
-          <w:rtl w:val="0"/>
-        </w:rPr>
-        <w:t xml:space="preserve">)</w:t>
+        <w:t>(Hughes et al., 2025)</w:t>
       </w:r>
       <w:r>
         <w:rPr>
@@ -5596,19 +5589,7 @@
         <w:rPr>
           <w:rtl w:val="0"/>
         </w:rPr>
-        <w:t xml:space="preserve"> </w:t>
-      </w:r>
-      <w:r>
-        <w:rPr>
-          <w:rtl w:val="0"/>
-        </w:rPr>
-        <w:t xml:space="preserve">(Hughes et al., 2025</w:t>
-      </w:r>
-      <w:r>
-        <w:rPr>
-          <w:rtl w:val="0"/>
-        </w:rPr>
-        <w:t xml:space="preserve">)</w:t>
+        <w:t xml:space="preserve"> (Hughes et al., 2025)</w:t>
       </w:r>
       <w:r>
         <w:rPr>
@@ -5637,19 +5618,7 @@
         <w:rPr>
           <w:rtl w:val="0"/>
         </w:rPr>
-        <w:t xml:space="preserve">for brainstorming but also to interact with traditional software </w:t>
-      </w:r>
-      <w:r>
-        <w:rPr>
-          <w:rtl w:val="0"/>
-        </w:rPr>
-        <w:t xml:space="preserve">(Hughes et al., 2025</w:t>
-      </w:r>
-      <w:r>
-        <w:rPr>
-          <w:rtl w:val="0"/>
-        </w:rPr>
-        <w:t xml:space="preserve">). This, in turn, provides the basis for a world where marketers can use AI with the systems they already use, like marketing automation platforms, </w:t>
+        <w:t xml:space="preserve">for brainstorming but also to interact with traditional software (Hughes et al., 2025). This, in turn, provides the basis for a world where marketers can use AI with the systems they already use, like marketing automation platforms, </w:t>
       </w:r>
       <w:commentRangeStart w:id="52"/>
       <w:r>
@@ -5666,13 +5635,7 @@
         <w:rPr>
           <w:rtl w:val="0"/>
         </w:rPr>
-        <w:t xml:space="preserve">systems, and the like </w:t>
-      </w:r>
-      <w:r>
-        <w:rPr>
-          <w:rtl w:val="0"/>
-        </w:rPr>
-        <w:t xml:space="preserve">(Hughes et al., </w:t>
+        <w:t xml:space="preserve">systems, and the like (Hughes et al., </w:t>
       </w:r>
       <w:commentRangeStart w:id="53"/>
       <w:r>
@@ -21704,15 +21667,31 @@
     </w:tbl>
     <w:p>
       <w:pPr>
+        <w:rPr/>
+      </w:pPr>
+      <w:r>
+        <w:rPr>
+          <w:rtl w:val="0"/>
+        </w:rPr>
+        <w:t xml:space="preserve"> </w:t>
+      </w:r>
+    </w:p>
+    <w:p>
+      <w:pPr>
         <w:spacing w:after="200" w:lineRule="auto"/>
         <w:ind w:firstLine="0"/>
-        <w:rPr/>
-      </w:pPr>
-      <w:r>
-        <w:rPr>
-          <w:rtl w:val="0"/>
-        </w:rPr>
-        <w:t xml:space="preserve"> </w:t>
+        <w:rPr>
+          <w:b w:val="1"/>
+          <w:bCs w:val="1"/>
+        </w:rPr>
+      </w:pPr>
+      <w:r>
+        <w:br w:type="page"/>
+      </w:r>
+      <w:r>
+        <w:rPr>
+          <w:rtl w:val="0"/>
+        </w:rPr>
       </w:r>
     </w:p>
     <w:p>
@@ -21725,12 +21704,12 @@
         </w:rPr>
       </w:pPr>
       <w:r>
-        <w:br w:type="page"/>
-      </w:r>
-      <w:r>
-        <w:rPr>
-          <w:rtl w:val="0"/>
-        </w:rPr>
+        <w:rPr>
+          <w:b w:val="1"/>
+          <w:bCs w:val="1"/>
+          <w:rtl w:val="0"/>
+        </w:rPr>
+        <w:t xml:space="preserve">Figure 1.</w:t>
       </w:r>
     </w:p>
     <w:p>
@@ -21738,24 +21717,6 @@
         <w:spacing w:after="200" w:lineRule="auto"/>
         <w:ind w:firstLine="0"/>
         <w:rPr>
-          <w:b w:val="1"/>
-          <w:bCs w:val="1"/>
-        </w:rPr>
-      </w:pPr>
-      <w:r>
-        <w:rPr>
-          <w:b w:val="1"/>
-          <w:bCs w:val="1"/>
-          <w:rtl w:val="0"/>
-        </w:rPr>
-        <w:t xml:space="preserve">Figure 1.</w:t>
-      </w:r>
-    </w:p>
-    <w:p>
-      <w:pPr>
-        <w:spacing w:after="200" w:lineRule="auto"/>
-        <w:ind w:firstLine="0"/>
-        <w:rPr>
           <w:i w:val="1"/>
           <w:iCs w:val="1"/>
         </w:rPr>
@@ -21771,8 +21732,6 @@
     </w:p>
     <w:p>
       <w:pPr>
-        <w:spacing w:after="200" w:lineRule="auto"/>
-        <w:ind w:firstLine="0"/>
         <w:rPr/>
       </w:pPr>
       <w:r>
@@ -21907,17 +21866,33 @@
     </w:p>
     <w:p>
       <w:pPr>
+        <w:rPr/>
+      </w:pPr>
+      <w:r>
+        <w:br w:type="page"/>
+      </w:r>
+      <w:r>
+        <w:rPr>
+          <w:rtl w:val="0"/>
+        </w:rPr>
+      </w:r>
+    </w:p>
+    <w:p>
+      <w:pPr>
         <w:spacing w:after="200" w:lineRule="auto"/>
         <w:ind w:firstLine="0"/>
-        <w:rPr/>
-      </w:pPr>
-      <w:r>
-        <w:br w:type="page"/>
-      </w:r>
-      <w:r>
-        <w:rPr>
-          <w:rtl w:val="0"/>
-        </w:rPr>
+        <w:rPr>
+          <w:b w:val="1"/>
+          <w:bCs w:val="1"/>
+        </w:rPr>
+      </w:pPr>
+      <w:r>
+        <w:rPr>
+          <w:b w:val="1"/>
+          <w:bCs w:val="1"/>
+          <w:rtl w:val="0"/>
+        </w:rPr>
+        <w:t xml:space="preserve">Figure 3.</w:t>
       </w:r>
     </w:p>
     <w:p>
@@ -21925,24 +21900,6 @@
         <w:spacing w:after="200" w:lineRule="auto"/>
         <w:ind w:firstLine="0"/>
         <w:rPr>
-          <w:b w:val="1"/>
-          <w:bCs w:val="1"/>
-        </w:rPr>
-      </w:pPr>
-      <w:r>
-        <w:rPr>
-          <w:b w:val="1"/>
-          <w:bCs w:val="1"/>
-          <w:rtl w:val="0"/>
-        </w:rPr>
-        <w:t xml:space="preserve">Figure 3.</w:t>
-      </w:r>
-    </w:p>
-    <w:p>
-      <w:pPr>
-        <w:spacing w:after="200" w:lineRule="auto"/>
-        <w:ind w:firstLine="0"/>
-        <w:rPr>
           <w:i w:val="1"/>
           <w:iCs w:val="1"/>
         </w:rPr>
@@ -21958,8 +21915,6 @@
     </w:p>
     <w:p>
       <w:pPr>
-        <w:spacing w:after="200" w:lineRule="auto"/>
-        <w:ind w:firstLine="0"/>
         <w:rPr/>
       </w:pPr>
       <w:r>
@@ -22021,11 +21976,6 @@
         <w:tab/>
         <w:t xml:space="preserve">Forces for Change</w:t>
       </w:r>
-      <w:r>
-        <w:rPr>
-          <w:rtl w:val="0"/>
-        </w:rPr>
-      </w:r>
     </w:p>
     <w:p>
       <w:pPr>
@@ -22045,16 +21995,86 @@
     </w:p>
     <w:p>
       <w:pPr>
-        <w:rPr>
-          <w:highlight w:val="yellow"/>
-        </w:rPr>
-      </w:pPr>
-      <w:r>
-        <w:rPr>
-          <w:highlight w:val="yellow"/>
-          <w:rtl w:val="0"/>
-        </w:rPr>
-        <w:t xml:space="preserve">&lt;Discuss how changing customer behavior, pressure from competition, and strategies as derived from vendors drive managers to action&gt;</w:t>
+        <w:rPr/>
+      </w:pPr>
+      <w:r>
+        <w:rPr>
+          <w:rtl w:val="0"/>
+        </w:rPr>
+        <w:t xml:space="preserve">Three categories of external contextual input drive marketing managers to engage with agentic AI: competitive and market pressure, shifting consumer behavior as consumers themselves begin deploying AI agents, and vendor releases that progressively supply new capabilities as off-the-shelf affordances.</w:t>
+      </w:r>
+    </w:p>
+    <w:p>
+      <w:pPr>
+        <w:rPr/>
+      </w:pPr>
+      <w:r>
+        <w:rPr>
+          <w:rtl w:val="0"/>
+        </w:rPr>
+        <w:t xml:space="preserve">Competitive pressure is the most pervasive driver. Across interviews, participants described organizations feeling compelled to demonstrate AI capability — primarily to avoid the perception of falling behind rather than to generate novel value. The dominant managerial posture is defensive rather than offensive. Interviewee 8, who maintains an active AI practice in e-commerce and digital marketing, captured the organizational reaction to new AI initiatives:</w:t>
+      </w:r>
+    </w:p>
+    <w:p>
+      <w:pPr>
+        <w:ind w:left="720" w:firstLine="0"/>
+        <w:rPr>
+          <w:i w:val="1"/>
+          <w:iCs w:val="1"/>
+        </w:rPr>
+      </w:pPr>
+      <w:r>
+        <w:rPr>
+          <w:i w:val="1"/>
+          <w:iCs w:val="1"/>
+          <w:rtl w:val="0"/>
+        </w:rPr>
+        <w:t xml:space="preserve">Almost everyone’s been very positive about it because they want to not be left behind, you know?</w:t>
+      </w:r>
+    </w:p>
+    <w:p>
+      <w:pPr>
+        <w:ind w:left="720" w:firstLine="0"/>
+        <w:rPr/>
+      </w:pPr>
+      <w:r>
+        <w:rPr>
+          <w:rtl w:val="0"/>
+        </w:rPr>
+        <w:t xml:space="preserve">— Interviewee 8</w:t>
+      </w:r>
+    </w:p>
+    <w:p>
+      <w:pPr>
+        <w:rPr/>
+      </w:pPr>
+      <w:r>
+        <w:rPr>
+          <w:rtl w:val="0"/>
+        </w:rPr>
+        <w:t xml:space="preserve">This fear-of-missing-out dynamic generates movement but not necessarily direction. Interviewee 9, working across a large agency network, described the result candidly: organizations are primarily trying “to get to parity in the present with what they’re saying they can do.” The implication is that early agentic AI adoption in marketing is as much a signalling exercise as a value-creation exercise, and that competitive pressure alone does not translate into a coherent use-case strategy.</w:t>
+      </w:r>
+    </w:p>
+    <w:p>
+      <w:pPr>
+        <w:rPr/>
+      </w:pPr>
+      <w:r>
+        <w:rPr>
+          <w:rtl w:val="0"/>
+        </w:rPr>
+        <w:t xml:space="preserve">A second source of contextual input is shifting consumer behavior. Consumers are increasingly deploying AI agents of their own — tools that conduct research, compare products, and route purchase decisions on their behalf. Interviewee 12 described consumer-owned agents as the most structurally disruptive development for marketers: they act on the customer’s behalf and bypass the firm’s traditional points of engagement. Most organizations in the data have not yet encountered this shift at scale, but it is widely anticipated and is already prompting early investment in new channel design.</w:t>
+      </w:r>
+    </w:p>
+    <w:p>
+      <w:pPr>
+        <w:rPr/>
+      </w:pPr>
+      <w:r>
+        <w:rPr>
+          <w:rtl w:val="0"/>
+        </w:rPr>
+        <w:t xml:space="preserve">A third channel is vendor strategy. New technical standards — particularly MCP-compatible connectors and integrations — are routinely turning abstract AI capability into immediately deployable use cases. Several participants described a specific vendor release as the proximate trigger for a new agentic initiative. Interviewee 15 described how a newly available connector enabled Claude to read and action orders directly from the company’s webshop catalogue, creating a genuinely new customer channel: “Look, you can couple connectors to Claude… I see that as the future, so to speak. It’s a new channel, we need to facilitate that.” In this pattern, vendors do not merely provide tools — they also define which use cases become organizationally legible as ‘agentic.’</w:t>
       </w:r>
     </w:p>
     <w:p>
@@ -22075,16 +22095,115 @@
     </w:p>
     <w:p>
       <w:pPr>
-        <w:rPr>
-          <w:highlight w:val="yellow"/>
-        </w:rPr>
-      </w:pPr>
-      <w:r>
-        <w:rPr>
-          <w:highlight w:val="yellow"/>
-          <w:rtl w:val="0"/>
-        </w:rPr>
-        <w:t xml:space="preserve">&lt;Discuss how AI is progressing, in terms of capabilities, performance and availability, and note how managers can sense this and what they do with it&gt;</w:t>
+        <w:rPr/>
+      </w:pPr>
+      <w:r>
+        <w:rPr>
+          <w:rtl w:val="0"/>
+        </w:rPr>
+        <w:t xml:space="preserve">Marketing managers and AI experts consistently describe agentic AI not as a stable product category but as a fast-moving capability shift. Models are released, superseded, and repositioned within weeks; standards such as MCP and Skills protocols shift the boundary of what is off-the-shelf versus custom-built. The dominant experience across interviews is of a technology that advances faster than organizations can evaluate or adopt it.</w:t>
+      </w:r>
+    </w:p>
+    <w:p>
+      <w:pPr>
+        <w:rPr/>
+      </w:pPr>
+      <w:r>
+        <w:rPr>
+          <w:rtl w:val="0"/>
+        </w:rPr>
+        <w:t xml:space="preserve">The pace of model improvement is felt most immediately in day-to-day practice. Interviewee 14, an AI advisor and marketing strategist, captured the dynamic with a hockey-stick metaphor:</w:t>
+      </w:r>
+    </w:p>
+    <w:p>
+      <w:pPr>
+        <w:ind w:left="720" w:firstLine="0"/>
+        <w:rPr>
+          <w:i w:val="1"/>
+          <w:iCs w:val="1"/>
+        </w:rPr>
+      </w:pPr>
+      <w:r>
+        <w:rPr>
+          <w:i w:val="1"/>
+          <w:iCs w:val="1"/>
+          <w:rtl w:val="0"/>
+        </w:rPr>
+        <w:t xml:space="preserve">Because these developments are going so fast, they really go in a, in a hockey stick. Um, yes, ultimately, right — what was spectacular all at once within Gemini tomorrow is, uh, taken over all at once by Claude the day after, and the week after that we’re, uh, two steps further with ChatGPT. So I, I mean, you know, it goes so incredibly fast.</w:t>
+      </w:r>
+    </w:p>
+    <w:p>
+      <w:pPr>
+        <w:ind w:left="720" w:firstLine="0"/>
+        <w:rPr/>
+      </w:pPr>
+      <w:r>
+        <w:rPr>
+          <w:rtl w:val="0"/>
+        </w:rPr>
+        <w:t xml:space="preserve">— Interviewee 14</w:t>
+      </w:r>
+    </w:p>
+    <w:p>
+      <w:pPr>
+        <w:rPr/>
+      </w:pPr>
+      <w:r>
+        <w:rPr>
+          <w:rtl w:val="0"/>
+        </w:rPr>
+        <w:t xml:space="preserve">Interviewee 8, who builds agentic systems and explicitly tracks model performance, described having abandoned systematic model comparison as a practical necessity: “What I originally used to do was test every single model that would come out. You know, the, the, the iteration was slow enough that it could be done. Now I c— I can’t even keep up.” This experience — of capability advancing faster than evaluation capacity — is shared across participant types and organization sizes.</w:t>
+      </w:r>
+    </w:p>
+    <w:p>
+      <w:pPr>
+        <w:rPr/>
+      </w:pPr>
+      <w:r>
+        <w:rPr>
+          <w:rtl w:val="0"/>
+        </w:rPr>
+        <w:t xml:space="preserve">The definitional blurring is not merely a conceptual inconvenience. Interviewee 12, who advises organizations across the marketing technology landscape, named it directly:</w:t>
+      </w:r>
+    </w:p>
+    <w:p>
+      <w:pPr>
+        <w:ind w:left="720" w:firstLine="0"/>
+        <w:rPr>
+          <w:i w:val="1"/>
+          <w:iCs w:val="1"/>
+        </w:rPr>
+      </w:pPr>
+      <w:r>
+        <w:rPr>
+          <w:i w:val="1"/>
+          <w:iCs w:val="1"/>
+          <w:rtl w:val="0"/>
+        </w:rPr>
+        <w:t xml:space="preserve">People call things agents that you could debate and say, “I don’t know, is that really an agent? How agentic is it?” You know, how much autonomy, how much decision-making? It, it’s, it’s become almost a marketing term, uh, more so than a technical definition.</w:t>
+      </w:r>
+    </w:p>
+    <w:p>
+      <w:pPr>
+        <w:ind w:left="720" w:firstLine="0"/>
+        <w:rPr/>
+      </w:pPr>
+      <w:r>
+        <w:rPr>
+          <w:rtl w:val="0"/>
+        </w:rPr>
+        <w:t xml:space="preserve">— Interviewee 12</w:t>
+      </w:r>
+    </w:p>
+    <w:p>
+      <w:pPr>
+        <w:rPr/>
+      </w:pPr>
+      <w:r>
+        <w:rPr>
+          <w:rtl w:val="0"/>
+        </w:rPr>
+        <w:t xml:space="preserve">A structural consequence of this pace is definitional instability. The category of ‘agentic AI’ blurs continuously with broader AI capability. Participants who work closely with the technology frequently noted that it is difficult to distinguish a genuinely agentic deployment from a well-structured prompt workflow. Managers therefore cannot optimize for the current state of AI; they can only design practices — experimentation habits, modular architectures, vendor-agnostic builds — that survive model transitions. This adaptability imperative is returned to in §4.2.1.</w:t>
       </w:r>
     </w:p>
     <w:p>
@@ -22121,16 +22240,126 @@
     </w:p>
     <w:p>
       <w:pPr>
-        <w:rPr>
-          <w:highlight w:val="yellow"/>
-        </w:rPr>
-      </w:pPr>
-      <w:r>
-        <w:rPr>
-          <w:highlight w:val="yellow"/>
-          <w:rtl w:val="0"/>
-        </w:rPr>
-        <w:t xml:space="preserve">&lt;discuss experimenting, training, etc.&gt;</w:t>
+        <w:rPr/>
+      </w:pPr>
+      <w:r>
+        <w:rPr>
+          <w:rtl w:val="0"/>
+        </w:rPr>
+        <w:t xml:space="preserve">Experimenting is the primary mode through which marketing managers discover where agentic AI creates value. Three patterns recur across the data: bounded ‘lighthouse’ projects designed to prove a use case before scaling; continuous personal experimentation that builds tacit capability; and structured training programmes that lift teams from basic prompt use to workflow integration.</w:t>
+      </w:r>
+    </w:p>
+    <w:p>
+      <w:pPr>
+        <w:rPr/>
+      </w:pPr>
+      <w:r>
+        <w:rPr>
+          <w:rtl w:val="0"/>
+        </w:rPr>
+        <w:t xml:space="preserve">The lighthouse project pattern is the most deliberately designed. By limiting scope to a single data set or a clearly bounded workflow, a lighthouse project avoids triggering multi-committee approval processes (discussed in §4.2.4) while generating the concrete evidence that leadership and compliance require before authorizing broader rollout. Interviewee 13, an external AI advisor working extensively with German enterprises, described the approach:</w:t>
+      </w:r>
+    </w:p>
+    <w:p>
+      <w:pPr>
+        <w:ind w:left="720" w:firstLine="0"/>
+        <w:rPr>
+          <w:i w:val="1"/>
+          <w:iCs w:val="1"/>
+        </w:rPr>
+      </w:pPr>
+      <w:r>
+        <w:rPr>
+          <w:i w:val="1"/>
+          <w:iCs w:val="1"/>
+          <w:rtl w:val="0"/>
+        </w:rPr>
+        <w:t xml:space="preserve">I typically try to do y— lighthouse projects, right? … So don’t do anything, uh, with all the data at the company. Don’t put it to the whole IT, security, legal stuff. Just go to legal, say, ‘Hey, we have this data set, and with this kind of data, we want to do something.’ … And usually before that, I need to get the buy-in from the stakeholder, from the people in the company, but they usually get me because they want to build something like this.</w:t>
+      </w:r>
+    </w:p>
+    <w:p>
+      <w:pPr>
+        <w:ind w:left="720" w:firstLine="0"/>
+        <w:rPr/>
+      </w:pPr>
+      <w:r>
+        <w:rPr>
+          <w:rtl w:val="0"/>
+        </w:rPr>
+        <w:t xml:space="preserve">— Interviewee 13</w:t>
+      </w:r>
+    </w:p>
+    <w:p>
+      <w:pPr>
+        <w:rPr/>
+      </w:pPr>
+      <w:r>
+        <w:rPr>
+          <w:rtl w:val="0"/>
+        </w:rPr>
+        <w:t xml:space="preserve">Personal experimentation is the most prevalent form across all participant types. Participants who report the strongest results describe daily hands-on use as the primary source of practical capability. Interviewee 7, an AI advisor who works across multiple sectors, captured the decisive disposition:</w:t>
+      </w:r>
+    </w:p>
+    <w:p>
+      <w:pPr>
+        <w:ind w:left="720" w:firstLine="0"/>
+        <w:rPr>
+          <w:i w:val="1"/>
+          <w:iCs w:val="1"/>
+        </w:rPr>
+      </w:pPr>
+      <w:r>
+        <w:rPr>
+          <w:i w:val="1"/>
+          <w:iCs w:val="1"/>
+          <w:rtl w:val="0"/>
+        </w:rPr>
+        <w:t xml:space="preserve">those who are really flying with AI, and I would think you are part of it, is when you’re dealing with AI, the, the answer of the AI might not be the last answer. You say, “No, I don’t like this answer, let’s move on.” And then it becomes a communication until you get what you want.</w:t>
+      </w:r>
+    </w:p>
+    <w:p>
+      <w:pPr>
+        <w:ind w:left="720" w:firstLine="0"/>
+        <w:rPr/>
+      </w:pPr>
+      <w:r>
+        <w:rPr>
+          <w:rtl w:val="0"/>
+        </w:rPr>
+        <w:t xml:space="preserve">— Interviewee 7</w:t>
+      </w:r>
+    </w:p>
+    <w:p>
+      <w:pPr>
+        <w:rPr/>
+      </w:pPr>
+      <w:r>
+        <w:rPr>
+          <w:rtl w:val="0"/>
+        </w:rPr>
+        <w:t xml:space="preserve">This iterative back-and-forth is both a skill and a disposition, one that training can introduce but only practice can entrench.</w:t>
+      </w:r>
+    </w:p>
+    <w:p>
+      <w:pPr>
+        <w:rPr/>
+      </w:pPr>
+      <w:r>
+        <w:rPr>
+          <w:rtl w:val="0"/>
+        </w:rPr>
+        <w:t xml:space="preserve">Training programs are the organizational complement to individual experimentation. Several participants described structured learning as essential to moving teams beyond one-off prompt use toward repeatable, embedded workflows. Interviewee 1 noted that the appetite for foundational AI education is high but that it needs to be grounded in specific organizational contexts rather than generic tool tutorials: “a lot of it has to do with the baseline understanding … there’s a huge appetite for what AI is or what AI does that needs to be clarified before any further engagement.”</w:t>
+      </w:r>
+    </w:p>
+    <w:p>
+      <w:pPr>
+        <w:rPr/>
+      </w:pPr>
+      <w:r>
+        <w:rPr>
+          <w:rtl w:val="0"/>
+        </w:rPr>
+        <w:t xml:space="preserve">A recurring obstacle in the experimenting phase is the difficulty of finding product-market fit for AI solutions. Interviewee 5 described this in consumer-facing AI: the hardest constraint is not what the technology can do but what customers actually want, and whether the right customer data is even collectible. Finding the specific use case that is both technically feasible and genuinely valued requires the same market-sensing work as any other product development process — and often takes longer than the technology itself.</w:t>
       </w:r>
     </w:p>
     <w:p>
@@ -22151,16 +22380,86 @@
     </w:p>
     <w:p>
       <w:pPr>
-        <w:rPr>
-          <w:highlight w:val="yellow"/>
-        </w:rPr>
-      </w:pPr>
-      <w:r>
-        <w:rPr>
-          <w:highlight w:val="yellow"/>
-          <w:rtl w:val="0"/>
-        </w:rPr>
-        <w:t xml:space="preserve">&lt;discuss bringing people along, Accepting risk, Providing clarity, Championing AI, Supporting, etc.&gt;</w:t>
+        <w:rPr/>
+      </w:pPr>
+      <w:r>
+        <w:rPr>
+          <w:rtl w:val="0"/>
+        </w:rPr>
+        <w:t xml:space="preserve">Steering the organization involves four interconnected managerial behaviors: providing clarity about direction and expectations; actively bringing people along through communication and training; securing and sustaining leadership support; and, in many cases, relying on dedicated AI champions who absorb the organizational friction that formal processes cannot.</w:t>
+      </w:r>
+    </w:p>
+    <w:p>
+      <w:pPr>
+        <w:rPr/>
+      </w:pPr>
+      <w:r>
+        <w:rPr>
+          <w:rtl w:val="0"/>
+        </w:rPr>
+        <w:t xml:space="preserve">Clarity is foundational. Without a clear direction from leadership, teams experiment idiosyncratically and the resulting knowledge cannot be consolidated or compared. Interviewee 1, an AI advisor with board-level experience across multiple organizations, identified clarity as a precondition for execution: “I think it’s easier to think about automation if things are clear and you know exactly how to do it.” Where that clarity is absent, ambition diffuses across incompatible experiments rather than accumulating into organizational capability.</w:t>
+      </w:r>
+    </w:p>
+    <w:p>
+      <w:pPr>
+        <w:rPr/>
+      </w:pPr>
+      <w:r>
+        <w:rPr>
+          <w:rtl w:val="0"/>
+        </w:rPr>
+        <w:t xml:space="preserve">Bringing people along — active change management rather than passive communication — is the most labor-intensive steering behavior in the data. Interviewee 9, who leads AI transformation across an agency network, described the operationalization burden plainly:</w:t>
+      </w:r>
+    </w:p>
+    <w:p>
+      <w:pPr>
+        <w:ind w:left="720" w:firstLine="0"/>
+        <w:rPr>
+          <w:i w:val="1"/>
+          <w:iCs w:val="1"/>
+        </w:rPr>
+      </w:pPr>
+      <w:r>
+        <w:rPr>
+          <w:i w:val="1"/>
+          <w:iCs w:val="1"/>
+          <w:rtl w:val="0"/>
+        </w:rPr>
+        <w:t xml:space="preserve">People don’t know it, so they just kinda go back to doing their own thing until someone puts it right in front of them and says, ‘This is what it is. This is how you use it in your day-to-day.’ Um, so I think that’s honestly my role.</w:t>
+      </w:r>
+    </w:p>
+    <w:p>
+      <w:pPr>
+        <w:ind w:left="720" w:firstLine="0"/>
+        <w:rPr/>
+      </w:pPr>
+      <w:r>
+        <w:rPr>
+          <w:rtl w:val="0"/>
+        </w:rPr>
+        <w:t xml:space="preserve">— Interviewee 9</w:t>
+      </w:r>
+    </w:p>
+    <w:p>
+      <w:pPr>
+        <w:rPr/>
+      </w:pPr>
+      <w:r>
+        <w:rPr>
+          <w:rtl w:val="0"/>
+        </w:rPr>
+        <w:t xml:space="preserve">Leadership support functions both as a resource and as a signal. Where leaders actively champion AI initiatives, teams describe materially stronger adoption than the technology alone predicts. Interviewee 6 captured the champion posture in a single sentence: “No, this is the vision. This is where we’re going. Help me get there.” This stance creates the psychological safety that allows teams to experiment without fear of failure, directly counteracting the punishing-failure obstacle described in §4.2.4.</w:t>
+      </w:r>
+    </w:p>
+    <w:p>
+      <w:pPr>
+        <w:rPr/>
+      </w:pPr>
+      <w:r>
+        <w:rPr>
+          <w:rtl w:val="0"/>
+        </w:rPr>
+        <w:t xml:space="preserve">Where formal governance is slow, individual AI champions fill the gap. Champions are described across multiple interviews as people whose formal role does not include AI adoption but who push initiatives forward through informal channels, lobbying, and the absorption of political cost. Several participants occupy this role themselves; in organizations where the champion function is absent, adoption tends to stall at early proof-of-concept stages regardless of technical feasibility.</w:t>
       </w:r>
     </w:p>
     <w:p>
@@ -22182,16 +22481,86 @@
     </w:p>
     <w:p>
       <w:pPr>
-        <w:rPr>
-          <w:highlight w:val="yellow"/>
-        </w:rPr>
-      </w:pPr>
-      <w:r>
-        <w:rPr>
-          <w:highlight w:val="yellow"/>
-          <w:rtl w:val="0"/>
-        </w:rPr>
-        <w:t xml:space="preserve">&lt;disccuss the value of internal resources like data, infrastructure, technical talent etc.&gt;</w:t>
+        <w:rPr/>
+      </w:pPr>
+      <w:r>
+        <w:rPr>
+          <w:rtl w:val="0"/>
+        </w:rPr>
+        <w:t xml:space="preserve">Internal resources that enable agentic AI adoption fall into two broad categories: hard resources — data infrastructure, tooling, technical skills, and budget — and soft resources — process thinking, innovation culture, external expert networks, and organizational focus. Both categories are necessary; the absence of either tends to limit adoption even where the other is in good supply.</w:t>
+      </w:r>
+    </w:p>
+    <w:p>
+      <w:pPr>
+        <w:rPr/>
+      </w:pPr>
+      <w:r>
+        <w:rPr>
+          <w:rtl w:val="0"/>
+        </w:rPr>
+        <w:t xml:space="preserve">Data availability and quality is the most frequently cited hard resource. Without accessible, well-structured data, even nominally AI-capable tools remain unused. Interviewee 13 described a pattern he encounters repeatedly across marketing clients: platforms that include AI features — including well-known marketing automation tools — lie dormant because the underlying data infrastructure is not ready:</w:t>
+      </w:r>
+    </w:p>
+    <w:p>
+      <w:pPr>
+        <w:ind w:left="720" w:firstLine="0"/>
+        <w:rPr>
+          <w:i w:val="1"/>
+          <w:iCs w:val="1"/>
+        </w:rPr>
+      </w:pPr>
+      <w:r>
+        <w:rPr>
+          <w:i w:val="1"/>
+          <w:iCs w:val="1"/>
+          <w:rtl w:val="0"/>
+        </w:rPr>
+        <w:t xml:space="preserve">if I look at my customers, there’s now tools that have AI use cases like Emarsys, Braze and so on, but people still don’t use this because there’s no time to put the right data in from the data warehouse. There’s like a long list of backlog, and there’s no one in the team itself that understands how to really bring their marketing knowledge and this IT data knowledge together.</w:t>
+      </w:r>
+    </w:p>
+    <w:p>
+      <w:pPr>
+        <w:ind w:left="720" w:firstLine="0"/>
+        <w:rPr/>
+      </w:pPr>
+      <w:r>
+        <w:rPr>
+          <w:rtl w:val="0"/>
+        </w:rPr>
+        <w:t xml:space="preserve">— Interviewee 13</w:t>
+      </w:r>
+    </w:p>
+    <w:p>
+      <w:pPr>
+        <w:rPr/>
+      </w:pPr>
+      <w:r>
+        <w:rPr>
+          <w:rtl w:val="0"/>
+        </w:rPr>
+        <w:t xml:space="preserve">Technical skills form a closely related constraint. Skill gaps appear at both ends of the workflow: at the technical end, no one can wire up integrations or evaluate model output; at the marketing end, no one can specify what good output looks like. Interviewee 13 gave the failure mode a precise label: ‘unoperationalized tool effectiveness’ — buying tools that no one has the skills or accountability to actually embed in working practice.</w:t>
+      </w:r>
+    </w:p>
+    <w:p>
+      <w:pPr>
+        <w:rPr/>
+      </w:pPr>
+      <w:r>
+        <w:rPr>
+          <w:rtl w:val="0"/>
+        </w:rPr>
+        <w:t xml:space="preserve">Process thinking is the most analytically consequential soft resource. The ability to decompose a workflow into its data, decision, and action layers determines whether an organization can specify viable use cases at all. Organizations that lack process thinking tend to approach AI with vague ambitions (‘we need AI’) rather than concrete use-case specifications. The relationship between CMO and CTO is a specific expression of this resource: where these roles are aligned, marketing gains earlier access to data infrastructure, faster deployment pipelines, and more flexibility in vendor choices. Interviewee 6 made the structural dependency explicit: “The next CMO needs to be CTO’s best friend … without the technology, I wouldn’t be able to.”</w:t>
+      </w:r>
+    </w:p>
+    <w:p>
+      <w:pPr>
+        <w:rPr/>
+      </w:pPr>
+      <w:r>
+        <w:rPr>
+          <w:rtl w:val="0"/>
+        </w:rPr>
+        <w:t xml:space="preserve">Culture of innovation and organizational focus round out the soft resource set. Organizations with a culture that tolerates fast failure and rewards learning iterate more quickly through the experimentation cycle described in §4.2.1. Focus — choosing a small number of specific use cases and resourcing them adequately — is described by several participants as the factor that distinguishes organizations that make progress from those that accumulate a long list of stalled experiments.</w:t>
       </w:r>
     </w:p>
     <w:p>
@@ -22212,16 +22581,126 @@
     </w:p>
     <w:p>
       <w:pPr>
-        <w:rPr>
-          <w:highlight w:val="yellow"/>
-        </w:rPr>
-      </w:pPr>
-      <w:r>
-        <w:rPr>
-          <w:highlight w:val="yellow"/>
-          <w:rtl w:val="0"/>
-        </w:rPr>
-        <w:t xml:space="preserve">&lt;discuss internal resistance, the risks of strict governance &amp; security, also note that interviewees typically referred to the lack of specific resources (from section 4.2.3.) as key obstacle&gt;</w:t>
+        <w:rPr/>
+      </w:pPr>
+      <w:r>
+        <w:rPr>
+          <w:rtl w:val="0"/>
+        </w:rPr>
+        <w:t xml:space="preserve">Four obstacle categories recur across the data: individual and team resistance driven by loss aversion; high bureaucratic governance that delays or blocks initiatives; delaying behaviors such as analysis paralysis and forced reliance on existing capabilities; and a structural lack of AI understanding at key decision-making levels. A fifth obstacle is implicit throughout: the absence of the internal resources described in §4.2.3. When data, process thinking, or cross-functional alignment is missing, it operates as a barrier as concrete as active resistance.</w:t>
+      </w:r>
+    </w:p>
+    <w:p>
+      <w:pPr>
+        <w:rPr/>
+      </w:pPr>
+      <w:r>
+        <w:rPr>
+          <w:rtl w:val="0"/>
+        </w:rPr>
+        <w:t xml:space="preserve">Resistance is the most densely coded obstacle across the corpus. It rarely takes the form of explicit opposition to AI; more often it manifests as loss aversion — a fear that successful automation will reduce role relevance or team size. Interviewee 13 offered a characterization that several other participants echoed independently, and that also captures the governance dynamic that follows:</w:t>
+      </w:r>
+    </w:p>
+    <w:p>
+      <w:pPr>
+        <w:ind w:left="720" w:firstLine="0"/>
+        <w:rPr>
+          <w:i w:val="1"/>
+          <w:iCs w:val="1"/>
+        </w:rPr>
+      </w:pPr>
+      <w:r>
+        <w:rPr>
+          <w:i w:val="1"/>
+          <w:iCs w:val="1"/>
+          <w:rtl w:val="0"/>
+        </w:rPr>
+        <w:t xml:space="preserve">“Germans are not risk averse. Germans are loss averse.” And I think there’s also this like, “Oh, if it’s not automated, what, what is my team doing?” So that’s like, it’s always stupid discussions about this. And at this customer, even when we made it, it took, uh, three different committees to go through. I mean, this was a stupid tool just to, hey, this is Google Analytics, get me the data. So it needed to go through the IT committee, to the cloud committee, to the AI committee,</w:t>
+      </w:r>
+    </w:p>
+    <w:p>
+      <w:pPr>
+        <w:ind w:left="720" w:firstLine="0"/>
+        <w:rPr/>
+      </w:pPr>
+      <w:r>
+        <w:rPr>
+          <w:rtl w:val="0"/>
+        </w:rPr>
+        <w:t xml:space="preserve">— Interviewee 13</w:t>
+      </w:r>
+    </w:p>
+    <w:p>
+      <w:pPr>
+        <w:rPr/>
+      </w:pPr>
+      <w:r>
+        <w:rPr>
+          <w:rtl w:val="0"/>
+        </w:rPr>
+        <w:t xml:space="preserve">High bureaucratic governance is described as both necessary and paralyzing. Approval processes designed to manage AI risk frequently apply the same scrutiny to standard data integrations, delaying deployments by months. The organizational paradox is that the same formal caution is rarely applied to unsanctioned consumer-grade AI tools that employees run on their own desktops — creating a shadow AI layer outside any governance at all.</w:t>
+      </w:r>
+    </w:p>
+    <w:p>
+      <w:pPr>
+        <w:rPr/>
+      </w:pPr>
+      <w:r>
+        <w:rPr>
+          <w:rtl w:val="0"/>
+        </w:rPr>
+        <w:t xml:space="preserve">Delaying behaviors — analysis paralysis, forcing exhaustive evaluation of existing capabilities before any new tool is approved, and general organizational caution — are identified by several participants as distinct from active resistance but equally obstructive. Interviewee 12 named the asymmetry directly: in a fast-moving field, standing still is itself a form of risk-taking, not a conservative default. Interviewee 6 illustrated this in the context of a chatbot initiative, where an internal preference to build in-house rather than buy a third-party solution imposed a two-year wait for IT backlog capacity.</w:t>
+      </w:r>
+    </w:p>
+    <w:p>
+      <w:pPr>
+        <w:rPr/>
+      </w:pPr>
+      <w:r>
+        <w:rPr>
+          <w:rtl w:val="0"/>
+        </w:rPr>
+        <w:t xml:space="preserve">A fourth and structurally distinct obstacle is a lack of AI understanding at key decision levels. This is not the same as resistance; it describes a configuration in which leadership supports AI adoption without the conceptual grounding to govern it. Interviewee 1, who regularly engages with boards on AI strategy, observed:</w:t>
+      </w:r>
+    </w:p>
+    <w:p>
+      <w:pPr>
+        <w:ind w:left="720" w:firstLine="0"/>
+        <w:rPr>
+          <w:i w:val="1"/>
+          <w:iCs w:val="1"/>
+        </w:rPr>
+      </w:pPr>
+      <w:r>
+        <w:rPr>
+          <w:i w:val="1"/>
+          <w:iCs w:val="1"/>
+          <w:rtl w:val="0"/>
+        </w:rPr>
+        <w:t xml:space="preserve">comfort that boards have, and executive in general have with the topic of AI in my books, does not necessarily reflect their understanding.</w:t>
+      </w:r>
+    </w:p>
+    <w:p>
+      <w:pPr>
+        <w:ind w:left="720" w:firstLine="0"/>
+        <w:rPr/>
+      </w:pPr>
+      <w:r>
+        <w:rPr>
+          <w:rtl w:val="0"/>
+        </w:rPr>
+        <w:t xml:space="preserve">— Interviewee 1</w:t>
+      </w:r>
+    </w:p>
+    <w:p>
+      <w:pPr>
+        <w:rPr/>
+      </w:pPr>
+      <w:r>
+        <w:rPr>
+          <w:rtl w:val="0"/>
+        </w:rPr>
+        <w:t xml:space="preserve">The consequence is an organization that is formally committed to AI while structurally unable to have calibrated conversations about risk, pace, or investment — a configuration that amplifies every other obstacle in this section.</w:t>
       </w:r>
     </w:p>
     <w:p>
@@ -22258,30 +22737,246 @@
     </w:p>
     <w:p>
       <w:pPr>
-        <w:rPr>
-          <w:highlight w:val="yellow"/>
-        </w:rPr>
-      </w:pPr>
-      <w:r>
-        <w:rPr>
-          <w:highlight w:val="yellow"/>
-          <w:rtl w:val="0"/>
-        </w:rPr>
-        <w:t xml:space="preserve">&lt;discuss the key identified use-cases, make a clear split between generic use cases of AI, customer facing use cases and internal process optimization, you can create a section per key usecase&gt;</w:t>
-      </w:r>
-    </w:p>
-    <w:p>
-      <w:pPr>
-        <w:rPr>
-          <w:highlight w:val="yellow"/>
-        </w:rPr>
-      </w:pPr>
-      <w:r>
-        <w:rPr>
-          <w:highlight w:val="yellow"/>
-          <w:rtl w:val="0"/>
-        </w:rPr>
-        <w:t xml:space="preserve">&lt;Also discuss the gap between optics and reality, and how this might affect perception of agentic AI within organisation, and confusion on the workforce&gt;</w:t>
+        <w:rPr/>
+      </w:pPr>
+      <w:r>
+        <w:rPr>
+          <w:rtl w:val="0"/>
+        </w:rPr>
+        <w:t xml:space="preserve">Four use-case archetypes account for the majority of current agentic AI application in marketing: analysing data and generating insights (39 code applications, 15 documents), creating and validating content and campaigns (28, 12), automating manual processes (21, 12), and general-purpose personal assistants (15, 9). Two further archetypes — customer-facing agents and building or prototyping solutions — appear with lower frequency but are described with high commercial significance where they do appear.</w:t>
+      </w:r>
+    </w:p>
+    <w:p>
+      <w:pPr>
+        <w:pStyle w:val="Heading4"/>
+        <w:rPr/>
+      </w:pPr>
+      <w:r>
+        <w:rPr>
+          <w:rtl w:val="0"/>
+        </w:rPr>
+        <w:t xml:space="preserve">Generic and personal-productivity use cases</w:t>
+      </w:r>
+    </w:p>
+    <w:p>
+      <w:pPr>
+        <w:rPr/>
+      </w:pPr>
+      <w:r>
+        <w:rPr>
+          <w:rtl w:val="0"/>
+        </w:rPr>
+        <w:t xml:space="preserve">Generic and personal-productivity use cases are the most broadly adopted. Data analysis is the dominant entry point: AI is used to interrogate marketing mix data, generate competitor intelligence, monitor performance across sources, and produce insights that previously required a dedicated analyst or a multi-week research cycle. Workflow automation is closely related and is where the term ‘agentic’ begins to do real work in participants’ descriptions. Interviewee 13 described a steering-committee preparation workflow in which a chained agent pulls meeting transcriptions, synthesizes action items, and drafts the next agenda automatically:</w:t>
+      </w:r>
+    </w:p>
+    <w:p>
+      <w:pPr>
+        <w:ind w:left="720" w:firstLine="0"/>
+        <w:rPr>
+          <w:i w:val="1"/>
+          <w:iCs w:val="1"/>
+        </w:rPr>
+      </w:pPr>
+      <w:r>
+        <w:rPr>
+          <w:i w:val="1"/>
+          <w:iCs w:val="1"/>
+          <w:rtl w:val="0"/>
+        </w:rPr>
+        <w:t xml:space="preserve">what I usually have is, uh, a transcribing tool which then Claude goes to and, for example, I have steering committees every two weeks. That means on a Monday afternoon, Claude goes into my t—transcription tools, gets all the different, uh, transcriptions of meetings for this one customer and starts writing down what I should talk about in the steering committee.</w:t>
+      </w:r>
+    </w:p>
+    <w:p>
+      <w:pPr>
+        <w:ind w:left="720" w:firstLine="0"/>
+        <w:rPr/>
+      </w:pPr>
+      <w:r>
+        <w:rPr>
+          <w:rtl w:val="0"/>
+        </w:rPr>
+        <w:t xml:space="preserve">— Interviewee 13</w:t>
+      </w:r>
+    </w:p>
+    <w:p>
+      <w:pPr>
+        <w:rPr/>
+      </w:pPr>
+      <w:r>
+        <w:rPr>
+          <w:rtl w:val="0"/>
+        </w:rPr>
+        <w:t xml:space="preserve">Content creation and campaign management are the most visible use cases to outside observers but, by participants’ own accounts, among the least transformative. The dominant pattern is augmenting existing copywriting, briefing, and creative workflows rather than redesigning them. Interviewee 4 described the highest-productivity configuration in the data: a personal stack combining Obsidian as a memory layer, Claude Code as the execution engine, GitHub for file synchronisation, and per-client vaults for context isolation: “I have persistent memory using, um, Obsidian. And I just… My productivity just went 10X.” The key driver is not the model itself but the surrounding architecture that provides consistent, long-lived context.</w:t>
+      </w:r>
+    </w:p>
+    <w:p>
+      <w:pPr>
+        <w:rPr/>
+      </w:pPr>
+      <w:r>
+        <w:rPr>
+          <w:rtl w:val="0"/>
+        </w:rPr>
+        <w:t xml:space="preserve">Brand governance is an adjacent use case in this generic-productivity cluster. Interviewee 3, working in a marketing team with strong leadership encouragement to experiment, described an assistant trained on the company’s brand guidelines and persona documents that evaluates whether new content is brand-aligned before publication — collapsing what had been a long approval chain into a real-time check.</w:t>
+      </w:r>
+    </w:p>
+    <w:p>
+      <w:pPr>
+        <w:pStyle w:val="Heading4"/>
+        <w:rPr/>
+      </w:pPr>
+      <w:r>
+        <w:rPr>
+          <w:rtl w:val="0"/>
+        </w:rPr>
+        <w:t xml:space="preserve">Customer-facing agents</w:t>
+      </w:r>
+    </w:p>
+    <w:p>
+      <w:pPr>
+        <w:rPr/>
+      </w:pPr>
+      <w:r>
+        <w:rPr>
+          <w:rtl w:val="0"/>
+        </w:rPr>
+        <w:t xml:space="preserve">Customer-facing use cases are fewer in number but higher in commercial stakes. Customer-service and sales-assistant agents that handle routine queries and recognize commercial moments — upsells, membership changes, re-orders — are described as the most commercially compelling agentic deployments. Interviewee 12 noted that these agents have, over the past two years, crossed a quality threshold they previously never reached: “they’ve actually gotten really good because they’re leveraging the conversational capabilities of these LLMs.” Interviewee 6 described a chatbot programme that combines customer-experience improvement with direct commercial outcomes — the same agent that handles a membership question can identify an upgrade opportunity and execute it.</w:t>
+      </w:r>
+    </w:p>
+    <w:p>
+      <w:pPr>
+        <w:rPr/>
+      </w:pPr>
+      <w:r>
+        <w:rPr>
+          <w:rtl w:val="0"/>
+        </w:rPr>
+        <w:t xml:space="preserve">Advertising optimization agents form a second customer-facing archetype. These agents operate autonomously within ad platforms, adjusting bids, targeting parameters, and budget allocation against a specified ROAS target without per-decision human approval. Interviewee 8 described measurable outcomes from such a deployment:</w:t>
+      </w:r>
+    </w:p>
+    <w:p>
+      <w:pPr>
+        <w:ind w:left="720" w:firstLine="0"/>
+        <w:rPr>
+          <w:i w:val="1"/>
+          <w:iCs w:val="1"/>
+        </w:rPr>
+      </w:pPr>
+      <w:r>
+        <w:rPr>
+          <w:i w:val="1"/>
+          <w:iCs w:val="1"/>
+          <w:rtl w:val="0"/>
+        </w:rPr>
+        <w:t xml:space="preserve">we spend a lot of money on ads… there’s also waste. … an agent who really will help us become [more precise]… we’ve seen a point five per— point five, uh, ROAS increase.</w:t>
+      </w:r>
+    </w:p>
+    <w:p>
+      <w:pPr>
+        <w:ind w:left="720" w:firstLine="0"/>
+        <w:rPr/>
+      </w:pPr>
+      <w:r>
+        <w:rPr>
+          <w:rtl w:val="0"/>
+        </w:rPr>
+        <w:t xml:space="preserve">— Interviewee 8</w:t>
+      </w:r>
+    </w:p>
+    <w:p>
+      <w:pPr>
+        <w:pStyle w:val="Heading4"/>
+        <w:rPr/>
+      </w:pPr>
+      <w:r>
+        <w:rPr>
+          <w:rtl w:val="0"/>
+        </w:rPr>
+        <w:t xml:space="preserve">Internal process automation</w:t>
+      </w:r>
+    </w:p>
+    <w:p>
+      <w:pPr>
+        <w:rPr/>
+      </w:pPr>
+      <w:r>
+        <w:rPr>
+          <w:rtl w:val="0"/>
+        </w:rPr>
+        <w:t xml:space="preserve">Internal process automation is the archetype where human-AI collaboration is most clearly structured. Workflows that previously required a human to run scheduled queries, review outputs, populate reports, and compose communications are executed by chained AI tools with human oversight only at the output stage. Interviewee 15 described the emerging connector-based model in the context of agentic customer re-ordering, while Interviewee 10 noted that AI has effectively eliminated the capacity constraint on plugging analyst-equivalent intelligence into decision points across marketing operations: “I can plug in a data analyst almost anywhere to support what I’m doing.”</w:t>
+      </w:r>
+    </w:p>
+    <w:p>
+      <w:pPr>
+        <w:rPr/>
+      </w:pPr>
+      <w:r>
+        <w:rPr>
+          <w:rtl w:val="0"/>
+        </w:rPr>
+        <w:t xml:space="preserve">The internal automation archetype extends beyond commercial marketing contexts. Interviewee 2, working at a national sports federation, described an initiative to apply agentic AI to volunteer scheduling — matching volunteers to club roles, shifts, and locations across hundreds of member clubs — as an illustration of how process automation addresses coordination costs that commercial metrics do not easily capture.</w:t>
+      </w:r>
+    </w:p>
+    <w:p>
+      <w:pPr>
+        <w:rPr/>
+      </w:pPr>
+      <w:r>
+        <w:rPr>
+          <w:rtl w:val="0"/>
+        </w:rPr>
+        <w:t xml:space="preserve">Across the interviews, a consistent gap emerges between how agentic AI is positioned — in proposals, pitches, and internal leadership communications — and what is actually running in production. Participants describe demonstrations and narratives in which agentic AI features prominently while in practice the same workflow remains manual, scripted, or at most partially automated. This gap appears across organization types: large agencies, in-house marketing teams, and scale-ups all exhibit it to some degree.</w:t>
+      </w:r>
+    </w:p>
+    <w:p>
+      <w:pPr>
+        <w:rPr/>
+      </w:pPr>
+      <w:r>
+        <w:rPr>
+          <w:rtl w:val="0"/>
+        </w:rPr>
+        <w:t xml:space="preserve">The dynamics are illustrated by an experiment described by Interviewee 15. A team deployed AI-generated BDR emails and positioned them as personalized outreach; customers recognized the automation almost immediately:</w:t>
+      </w:r>
+    </w:p>
+    <w:p>
+      <w:pPr>
+        <w:ind w:left="720" w:firstLine="0"/>
+        <w:rPr>
+          <w:i w:val="1"/>
+          <w:iCs w:val="1"/>
+        </w:rPr>
+      </w:pPr>
+      <w:r>
+        <w:rPr>
+          <w:i w:val="1"/>
+          <w:iCs w:val="1"/>
+          <w:rtl w:val="0"/>
+        </w:rPr>
+        <w:t xml:space="preserve">There was also an experiment done with generating emails from a BDR to customers. Well, the customer sees through that pretty quickly: nice that you still want to be personal and now you’re sending me this, so, just a bit too much of a shortcut with this use case.</w:t>
+      </w:r>
+    </w:p>
+    <w:p>
+      <w:pPr>
+        <w:ind w:left="720" w:firstLine="0"/>
+        <w:rPr/>
+      </w:pPr>
+      <w:r>
+        <w:rPr>
+          <w:rtl w:val="0"/>
+        </w:rPr>
+        <w:t xml:space="preserve">— Interviewee 15</w:t>
+      </w:r>
+    </w:p>
+    <w:p>
+      <w:pPr>
+        <w:rPr/>
+      </w:pPr>
+      <w:r>
+        <w:rPr>
+          <w:rtl w:val="0"/>
+        </w:rPr>
+        <w:t xml:space="preserve">The optics gap has two organizational implications. First, it creates confusion about what AI actually does. When employees hear that the organization is ‘using agentic AI’ in pitches and leadership communications but see no corresponding change in their own workflows, the result is either skepticism about AI’s practical utility or inflated expectations that become obstacles when real deployments are less impressive than the narrative. Second, it distorts accountability: if stated capability does not correspond to operational reality, it becomes difficult to measure progress, identify blockers, or allocate investment accurately. Several participants noted that organizations claiming the most advanced AI capability were among those where operational adoption was hardest to verify in practice.</w:t>
       </w:r>
     </w:p>
     <w:p>
@@ -22302,16 +22997,75 @@
     </w:p>
     <w:p>
       <w:pPr>
-        <w:rPr>
-          <w:highlight w:val="yellow"/>
-        </w:rPr>
-      </w:pPr>
-      <w:r>
-        <w:rPr>
-          <w:highlight w:val="yellow"/>
-          <w:rtl w:val="0"/>
-        </w:rPr>
-        <w:t xml:space="preserve">&lt;discuss how AI can be implemented in a way that drives value, including the use of key features, implementation strategies, etc.&gt;</w:t>
+        <w:rPr/>
+      </w:pPr>
+      <w:r>
+        <w:rPr>
+          <w:rtl w:val="0"/>
+        </w:rPr>
+        <w:t xml:space="preserve">The manner in which AI is implemented determines, in large part, what value is produced. Two feature categories and four strategic patterns emerge across the data as particularly consequential for value realization.</w:t>
+      </w:r>
+    </w:p>
+    <w:p>
+      <w:pPr>
+        <w:rPr/>
+      </w:pPr>
+      <w:r>
+        <w:rPr>
+          <w:rtl w:val="0"/>
+        </w:rPr>
+        <w:t xml:space="preserve">On the feature side, tool calling and integrations (11 code applications) and accessing the entire database as context (14) are the enabling features most closely tied to value creation. Tool calling allows an agent to interact with external systems — retrieving data, writing records, triggering workflows — rather than remaining confined to a conversational interface. Database-as-context allows the agent to reason over the full set of relevant information rather than only what the user provides in a single prompt. Interviewee 6 framed the context argument by contrasting her AI-powered customer-service agent with the outsourced human agents it had partly replaced:</w:t>
+      </w:r>
+    </w:p>
+    <w:p>
+      <w:pPr>
+        <w:ind w:left="720" w:firstLine="0"/>
+        <w:rPr>
+          <w:i w:val="1"/>
+          <w:iCs w:val="1"/>
+        </w:rPr>
+      </w:pPr>
+      <w:r>
+        <w:rPr>
+          <w:i w:val="1"/>
+          <w:iCs w:val="1"/>
+          <w:rtl w:val="0"/>
+        </w:rPr>
+        <w:t xml:space="preserve">I already dare to claim that the quality is much higher, than even if an agent does it, because we have all of our agents outsourced in Madagascar. They’re amazing, they’re fantastic people, but they are not always as aware as a database, obviously. Like, they don’t have the whole database in their head.</w:t>
+      </w:r>
+    </w:p>
+    <w:p>
+      <w:pPr>
+        <w:ind w:left="720" w:firstLine="0"/>
+        <w:rPr/>
+      </w:pPr>
+      <w:r>
+        <w:rPr>
+          <w:rtl w:val="0"/>
+        </w:rPr>
+        <w:t xml:space="preserve">— Interviewee 6</w:t>
+      </w:r>
+    </w:p>
+    <w:p>
+      <w:pPr>
+        <w:rPr/>
+      </w:pPr>
+      <w:r>
+        <w:rPr>
+          <w:rtl w:val="0"/>
+        </w:rPr>
+        <w:t xml:space="preserve">On the strategy side, four patterns recur. Evaluating output — maintaining human judgment over the quality, accuracy, and brand-fit of AI-generated material — is described across virtually every interview as the primary risk management strategy. Interviewee 10 argued that evaluative capacity becomes more, not less, important as AI takes on more of the production work: “interpretation becomes more important: what’s good, what’s not, what fits us, what doesn’t … that requires deep domain expertise.” Determining input — the discipline of specifying data, context, and instructions carefully — is the complementary discipline. Interviewee 14 captured the dependency plainly: “what you put into it ultimately determines what comes out.”</w:t>
+      </w:r>
+    </w:p>
+    <w:p>
+      <w:pPr>
+        <w:rPr/>
+      </w:pPr>
+      <w:r>
+        <w:rPr>
+          <w:rtl w:val="0"/>
+        </w:rPr>
+        <w:t xml:space="preserve">Personalizing agents — configuring system prompts, personas, and knowledge bases to match the specific use case, brand voice, and data environment — is described as the factor that most distinguishes high-performing deployments from generic ones. Building a solid harness (context engineering) is the most technically demanding strategy: the deliberate design of the data, memory, tool access, and planning logic that surrounds the model. Interviewee 5 used the term ‘harness’ explicitly: “the big change of agentic AI right now is … very depending on who finds the right harness around the AI.” These four strategies are not independent; the highest-performing configurations in the data combine all four.</w:t>
       </w:r>
     </w:p>
     <w:p>
@@ -22332,16 +23086,24 @@
     </w:p>
     <w:p>
       <w:pPr>
-        <w:rPr>
-          <w:highlight w:val="yellow"/>
-        </w:rPr>
-      </w:pPr>
-      <w:r>
-        <w:rPr>
-          <w:highlight w:val="yellow"/>
-          <w:rtl w:val="0"/>
-        </w:rPr>
-        <w:t xml:space="preserve">&lt;discuss the value created by AI, describe the mediating impact of managerial behavior on this&gt;</w:t>
+        <w:rPr/>
+      </w:pPr>
+      <w:r>
+        <w:rPr>
+          <w:rtl w:val="0"/>
+        </w:rPr>
+        <w:t xml:space="preserve">Value creation through agentic AI is not a single outcome but a portfolio of effects. The data reveal consistent patterns of benefit — efficiency, quality, and personalization — alongside equally consistent patterns of sacrifice and risk. Which part of the portfolio is captured depends heavily on the managerial behaviors described in §4.2. Organizations where experimentation is active, steering is deliberate, resources are available, and obstacles are managed tend to realize benefits while containing risks. Organizations where one or more of these conditions is absent tend to find that AI deployments amplify existing weaknesses rather than generating new strengths.</w:t>
+      </w:r>
+    </w:p>
+    <w:p>
+      <w:pPr>
+        <w:rPr/>
+      </w:pPr>
+      <w:r>
+        <w:rPr>
+          <w:rtl w:val="0"/>
+        </w:rPr>
+        <w:t xml:space="preserve">The data make the mediating role of managerial behavior visible in a specific way: participants with near-identical technology access report divergent outcomes, and the differentiating factors are consistently organizational rather than technical. The quality of the data, the clarity of the use case, the investment in change management, and the design of governance together determine which part of the value portfolio is captured and which is lost. This is the chapter’s central finding: value creation with agentic AI is an inside-out process, shaped more by what organizations do with the technology than by which technology they choose. The three subsections that follow detail the benefit, sacrifice, and risk families; the cross-cutting implications are taken up in Chapter 5.</w:t>
       </w:r>
     </w:p>
     <w:p>
@@ -22362,16 +23124,166 @@
     </w:p>
     <w:p>
       <w:pPr>
-        <w:rPr>
-          <w:highlight w:val="yellow"/>
-        </w:rPr>
-      </w:pPr>
-      <w:r>
-        <w:rPr>
-          <w:highlight w:val="yellow"/>
-          <w:rtl w:val="0"/>
-        </w:rPr>
-        <w:t xml:space="preserve">&lt;Note key benefits from AI&gt;</w:t>
+        <w:rPr/>
+      </w:pPr>
+      <w:r>
+        <w:rPr>
+          <w:rtl w:val="0"/>
+        </w:rPr>
+        <w:t xml:space="preserve">Benefits from agentic AI in marketing cluster around five themes: efficiency and speed, scalability beyond human capacity, extension of personal and team skillsets, improvement in the quality and depth of outputs, and improved personalization at scale.</w:t>
+      </w:r>
+    </w:p>
+    <w:p>
+      <w:pPr>
+        <w:rPr/>
+      </w:pPr>
+      <w:r>
+        <w:rPr>
+          <w:rtl w:val="0"/>
+        </w:rPr>
+        <w:t xml:space="preserve">Efficiency and speed form the largest and most consistently described benefit family (42 and 25 code applications respectively). This is rarely framed as headcount reduction; more often it appears as the reallocation of capacity — saving time on routine tasks to redirect attention to higher-leverage work. Interviewee 13 gave a precisely calibrated formulation of the analyst-equivalent value:</w:t>
+      </w:r>
+    </w:p>
+    <w:p>
+      <w:pPr>
+        <w:ind w:left="720" w:firstLine="0"/>
+        <w:rPr>
+          <w:i w:val="1"/>
+          <w:iCs w:val="1"/>
+        </w:rPr>
+      </w:pPr>
+      <w:r>
+        <w:rPr>
+          <w:i w:val="1"/>
+          <w:iCs w:val="1"/>
+          <w:rtl w:val="0"/>
+        </w:rPr>
+        <w:t xml:space="preserve">you can always build something very quickly that gives you the same information as if you would have an analyst sitting there or some kind of a controller or whatever, because the same work is done in there. It’s not as good as if you would have a great analyst or great controller, but it’s pretty much the same as if you have a mediocre one and, uh, still have to sense check what comes out of it.</w:t>
+      </w:r>
+    </w:p>
+    <w:p>
+      <w:pPr>
+        <w:ind w:left="720" w:firstLine="0"/>
+        <w:rPr/>
+      </w:pPr>
+      <w:r>
+        <w:rPr>
+          <w:rtl w:val="0"/>
+        </w:rPr>
+        <w:t xml:space="preserve">— Interviewee 13</w:t>
+      </w:r>
+    </w:p>
+    <w:p>
+      <w:pPr>
+        <w:rPr/>
+      </w:pPr>
+      <w:r>
+        <w:rPr>
+          <w:rtl w:val="0"/>
+        </w:rPr>
+        <w:t xml:space="preserve">Scale is the benefit most clearly impossible without AI. Generating large numbers of product-page variants, monitoring sentiment across many competitor channels simultaneously, or personalizing communications at the individual rather than the segment level are not viable at human labor cost. Extending the personal skillset is the benefit described with most enthusiasm across interviews. Participants repeatedly described AI enabling work they could not previously do: coding without being a developer, analyzing without being a data scientist, writing in a language without being fluent. Interviewee 12 captured the broadening of individual capability: “it sort of expands the range of creative possibilities and capabilities that an individual can do.” Interviewee 10 described the downstream organizational effect: the social media manager “suddenly becomes a designer and app concept creator.”</w:t>
+      </w:r>
+    </w:p>
+    <w:p>
+      <w:pPr>
+        <w:rPr/>
+      </w:pPr>
+      <w:r>
+        <w:rPr>
+          <w:rtl w:val="0"/>
+        </w:rPr>
+        <w:t xml:space="preserve">The scale benefit is perhaps most vividly expressed in content production. Interviewee 11, an external AI advisor working with clients on content strategy, described a fully automated pipeline built for a recruitment client:</w:t>
+      </w:r>
+    </w:p>
+    <w:p>
+      <w:pPr>
+        <w:ind w:left="720" w:firstLine="0"/>
+        <w:rPr>
+          <w:i w:val="1"/>
+          <w:iCs w:val="1"/>
+        </w:rPr>
+      </w:pPr>
+      <w:r>
+        <w:rPr>
+          <w:i w:val="1"/>
+          <w:iCs w:val="1"/>
+          <w:rtl w:val="0"/>
+        </w:rPr>
+        <w:t xml:space="preserve">So we created something about thousand web pages fully automated.</w:t>
+      </w:r>
+    </w:p>
+    <w:p>
+      <w:pPr>
+        <w:ind w:left="720" w:firstLine="0"/>
+        <w:rPr/>
+      </w:pPr>
+      <w:r>
+        <w:rPr>
+          <w:rtl w:val="0"/>
+        </w:rPr>
+        <w:t xml:space="preserve">— Interviewee 11</w:t>
+      </w:r>
+    </w:p>
+    <w:p>
+      <w:pPr>
+        <w:rPr/>
+      </w:pPr>
+      <w:r>
+        <w:rPr>
+          <w:rtl w:val="0"/>
+        </w:rPr>
+        <w:t xml:space="preserve">Work of this volume and specificity would have been prohibitively expensive at human authoring rates. The ability to generate, populate, and publish at this scale without proportional headcount represents a qualitatively new production capacity rather than an incremental efficiency gain.</w:t>
+      </w:r>
+    </w:p>
+    <w:p>
+      <w:pPr>
+        <w:rPr/>
+      </w:pPr>
+      <w:r>
+        <w:rPr>
+          <w:rtl w:val="0"/>
+        </w:rPr>
+        <w:t xml:space="preserve">The most concrete commercial benefit figure in the data comes from Interviewee 6, who was asked directly about the return on investment from a multi-vendor chatbot programme that handles membership queries and drives commercial conversions:</w:t>
+      </w:r>
+    </w:p>
+    <w:p>
+      <w:pPr>
+        <w:ind w:left="720" w:firstLine="0"/>
+        <w:rPr>
+          <w:i w:val="1"/>
+          <w:iCs w:val="1"/>
+        </w:rPr>
+      </w:pPr>
+      <w:r>
+        <w:rPr>
+          <w:i w:val="1"/>
+          <w:iCs w:val="1"/>
+          <w:rtl w:val="0"/>
+        </w:rPr>
+        <w:t xml:space="preserve">Yeah, I would say 10X. Let’s say 10X. Because it’s not two and it’s also not 200.</w:t>
+      </w:r>
+    </w:p>
+    <w:p>
+      <w:pPr>
+        <w:ind w:left="720" w:firstLine="0"/>
+        <w:rPr/>
+      </w:pPr>
+      <w:r>
+        <w:rPr>
+          <w:rtl w:val="0"/>
+        </w:rPr>
+        <w:t xml:space="preserve">— Interviewee 6</w:t>
+      </w:r>
+    </w:p>
+    <w:p>
+      <w:pPr>
+        <w:rPr/>
+      </w:pPr>
+      <w:r>
+        <w:rPr>
+          <w:rtl w:val="0"/>
+        </w:rPr>
+        <w:t xml:space="preserve">Improving the depth and quality of insights, and improving personalization, round out the benefit portfolio. The insight improvement benefit is closely connected to the database-as-context feature described in §4.3.2: when AI can reason over a full customer record rather than a summary, the quality of the resulting recommendation or response is materially different from what a human could produce within the same time constraint. Personalization at individual level, previously economically infeasible at scale, becomes operationally straightforward once the underlying data is accessible.</w:t>
       </w:r>
     </w:p>
     <w:p>
@@ -22392,16 +23304,75 @@
     </w:p>
     <w:p>
       <w:pPr>
-        <w:rPr>
-          <w:highlight w:val="yellow"/>
-        </w:rPr>
-      </w:pPr>
-      <w:r>
-        <w:rPr>
-          <w:highlight w:val="yellow"/>
-          <w:rtl w:val="0"/>
-        </w:rPr>
-        <w:t xml:space="preserve">&lt;Note the key sacrifices, and how managers alleviate or accept them&gt;</w:t>
+        <w:rPr/>
+      </w:pPr>
+      <w:r>
+        <w:rPr>
+          <w:rtl w:val="0"/>
+        </w:rPr>
+        <w:t xml:space="preserve">Alongside benefits, participants describe a set of accepted costs and trade-offs — things that are knowingly given up or altered as a consequence of AI adoption. Three categories recur: financial investment and operating cost, job displacement and role change, and the erosion of humanness or authenticity in customer interactions.</w:t>
+      </w:r>
+    </w:p>
+    <w:p>
+      <w:pPr>
+        <w:rPr/>
+      </w:pPr>
+      <w:r>
+        <w:rPr>
+          <w:rtl w:val="0"/>
+        </w:rPr>
+        <w:t xml:space="preserve">AI is not cheap. Infrastructure costs, API usage, vendor licensing, and the organizational time required to implement and maintain AI systems are consistently identified as real costs. Interviewee 7 noted that cloud costs are frequently underestimated: “AI is also very expensive. That’s something that we don’t take into consideration. It’s not cheap. The cloud cost is not cheap.” Interviewee 9 described a structural constraint in the agency context: AI investment cannot be unlocked until it generates net new revenue, but it cannot generate net new revenue without prior investment. Budget cycles and AI-value timelines are mismatched in both directions.</w:t>
+      </w:r>
+    </w:p>
+    <w:p>
+      <w:pPr>
+        <w:rPr/>
+      </w:pPr>
+      <w:r>
+        <w:rPr>
+          <w:rtl w:val="0"/>
+        </w:rPr>
+        <w:t xml:space="preserve">Job replacement and role change are acknowledged across interviews, though almost never as an immediate intention. The more common framing is gradual role evolution as AI absorbs certain task types and the remaining human work shifts toward judgment, evaluation, and relationship management. Interviewee 13 described the communication that makes this transition manageable:</w:t>
+      </w:r>
+    </w:p>
+    <w:p>
+      <w:pPr>
+        <w:ind w:left="720" w:firstLine="0"/>
+        <w:rPr>
+          <w:i w:val="1"/>
+          <w:iCs w:val="1"/>
+        </w:rPr>
+      </w:pPr>
+      <w:r>
+        <w:rPr>
+          <w:i w:val="1"/>
+          <w:iCs w:val="1"/>
+          <w:rtl w:val="0"/>
+        </w:rPr>
+        <w:t xml:space="preserve">For Germans, or at least for most of the Germans I, I, I work with on these kind of things, it’s feeling secure that this doesn’t impact their livelihood. … If the C level is there and helps you and tells you, ‘Hey, yes, we will automate these kind of things, but that still means someone needs to look over this automation. You can learn to do this.’ … I think this is really something that, uh, is very, very important.</w:t>
+      </w:r>
+    </w:p>
+    <w:p>
+      <w:pPr>
+        <w:ind w:left="720" w:firstLine="0"/>
+        <w:rPr/>
+      </w:pPr>
+      <w:r>
+        <w:rPr>
+          <w:rtl w:val="0"/>
+        </w:rPr>
+        <w:t xml:space="preserve">— Interviewee 13</w:t>
+      </w:r>
+    </w:p>
+    <w:p>
+      <w:pPr>
+        <w:rPr/>
+      </w:pPr>
+      <w:r>
+        <w:rPr>
+          <w:rtl w:val="0"/>
+        </w:rPr>
+        <w:t xml:space="preserve">Authenticity is a more subtle sacrifice. AI-generated content — particularly in outreach and customer communications — can be recognized as artificial, and that recognition damages trust. Interviewee 16 drew a deliberate line between creative and automated work: “I want to keep the creative work human. I think that keeps our authenticity, at least for now.” The implication is that authenticity functions not only as a brand value but as a functional constraint on which use cases are viable.</w:t>
       </w:r>
     </w:p>
     <w:p>
@@ -22421,24 +23392,78 @@
         <w:tab/>
         <w:t xml:space="preserve">Risks</w:t>
       </w:r>
-      <w:r>
-        <w:rPr>
-          <w:rtl w:val="0"/>
-        </w:rPr>
-      </w:r>
-    </w:p>
-    <w:p>
-      <w:pPr>
-        <w:rPr>
-          <w:highlight w:val="yellow"/>
-        </w:rPr>
-      </w:pPr>
-      <w:r>
-        <w:rPr>
-          <w:highlight w:val="yellow"/>
-          <w:rtl w:val="0"/>
-        </w:rPr>
-        <w:t xml:space="preserve">&lt;Notes the key risks, how they might be circumvented or why managers accept them&gt;</w:t>
+    </w:p>
+    <w:p>
+      <w:pPr>
+        <w:rPr/>
+      </w:pPr>
+      <w:r>
+        <w:rPr>
+          <w:rtl w:val="0"/>
+        </w:rPr>
+        <w:t xml:space="preserve">Risks differ from sacrifices in that they represent potential rather than certain negative outcomes, contingent on how AI is deployed and governed. Four risk categories are prominent: hallucination and output error, security exposure, privacy violation, and negative brand impact.</w:t>
+      </w:r>
+    </w:p>
+    <w:p>
+      <w:pPr>
+        <w:rPr/>
+      </w:pPr>
+      <w:r>
+        <w:rPr>
+          <w:rtl w:val="0"/>
+        </w:rPr>
+        <w:t xml:space="preserve">Hallucination — the generation of plausible but factually incorrect content — is the most universally acknowledged risk (11 code applications, 7 documents). Its practical significance varies by use case: in research and internal analysis, hallucinations are typically caught by human review before they cause harm; in customer-facing communications or automated workflows, they can reach customers before they are detected. Interviewee 12 offered a framework for containing the risk: hallucination is manageable within domains where the user possesses the domain expertise to evaluate output, and dangerous where they do not. This framing makes human oversight (see §4.3.2) structurally necessary rather than optional.</w:t>
+      </w:r>
+    </w:p>
+    <w:p>
+      <w:pPr>
+        <w:rPr/>
+      </w:pPr>
+      <w:r>
+        <w:rPr>
+          <w:rtl w:val="0"/>
+        </w:rPr>
+        <w:t xml:space="preserve">Security and data exposure are among the most consistently named risks (12 code applications). The concern centres on data that enters AI systems rather than on AI outputs: business-sensitive information, personally identifiable data, and proprietary analytics may be processed by third-party AI services in ways that create compliance exposure. Interviewee 13 described the privacy risk as amplified in agentic contexts:</w:t>
+      </w:r>
+    </w:p>
+    <w:p>
+      <w:pPr>
+        <w:ind w:left="720" w:firstLine="0"/>
+        <w:rPr>
+          <w:i w:val="1"/>
+          <w:iCs w:val="1"/>
+        </w:rPr>
+      </w:pPr>
+      <w:r>
+        <w:rPr>
+          <w:i w:val="1"/>
+          <w:iCs w:val="1"/>
+          <w:rtl w:val="0"/>
+        </w:rPr>
+        <w:t xml:space="preserve">Companies are already afraid to use certain tools because how does it look on the GDPR side? Do we really — Are we allowed to track data from our customers? And this is the first step. I think the agentic level, taking like two or three tools where you’re already not, uh, where you’re already afraid to use them, and then giving it to an agent — that’s, that’s three, four levels more difficult.</w:t>
+      </w:r>
+    </w:p>
+    <w:p>
+      <w:pPr>
+        <w:ind w:left="720" w:firstLine="0"/>
+        <w:rPr/>
+      </w:pPr>
+      <w:r>
+        <w:rPr>
+          <w:rtl w:val="0"/>
+        </w:rPr>
+        <w:t xml:space="preserve">— Interviewee 13</w:t>
+      </w:r>
+    </w:p>
+    <w:p>
+      <w:pPr>
+        <w:rPr/>
+      </w:pPr>
+      <w:r>
+        <w:rPr>
+          <w:rtl w:val="0"/>
+        </w:rPr>
+        <w:t xml:space="preserve">Brand risk is the final category (11 code applications). AI can generate content that is off-brand, tonally inappropriate, or culturally misjudged, and in automated workflows it can do so at scale before human review catches it. Interviewee 6 named brand control as the primary governance concern for her marketing use cases: “it’s mainly brand control, I would say. It’s also going to say some stupid stuff, and that is a very important … one.” The mitigation strategies are identical to those described in §4.3.2: evaluating output before customer exposure, embedding brand voice in the system prompt, and restricting autonomous action to validated use-case categories.</w:t>
       </w:r>
     </w:p>
     <w:p>
@@ -22622,10 +23647,61 @@
         <w:tab/>
         <w:t xml:space="preserve">Brand control</w:t>
       </w:r>
-      <w:r>
-        <w:rPr>
-          <w:rtl w:val="0"/>
-        </w:rPr>
+    </w:p>
+    <w:p>
+      <w:pPr>
+        <w:pStyle w:val="Heading2"/>
+        <w:rPr/>
+      </w:pPr>
+      <w:r>
+        <w:rPr>
+          <w:rtl w:val="0"/>
+        </w:rPr>
+        <w:t xml:space="preserve">5.2 Limitations</w:t>
+      </w:r>
+    </w:p>
+    <w:p>
+      <w:pPr>
+        <w:rPr/>
+      </w:pPr>
+      <w:r>
+        <w:rPr>
+          <w:rtl w:val="0"/>
+        </w:rPr>
+        <w:t xml:space="preserve">Two interrelated limitations concern the scope and verifiability of what is being studied. First, the category of ‘agentic AI’ is unstable in practice, even when the researcher supplied a consistent definition across interviews. Participants regularly applied the term to RAG pipelines, conditional workflow scripts, and well-configured assistants, a pattern that Interviewee 12 named explicitly in §4.1.2 (“it’s become almost a marketing term”). The optics-versus-reality gap identified in §4.3.1 compounds this: stated capability in pitches and internal communications frequently outruns what is operationally deployed, and interview data cannot cleanly separate genuine adoption accounts from aspirational ones. Second, because all data is interview-derived, reported benefits — including specific figures such as the 10× ROI estimate in §4.4.1 — reflect participant perception rather than verified performance measurement. The constructivist grounded theory design treats these accounts as analytically meaningful in their own right, but it constrains the strength of any causal or comparative claim about what agentic AI ‘actually’ produces.</w:t>
+      </w:r>
+    </w:p>
+    <w:p>
+      <w:pPr>
+        <w:rPr/>
+      </w:pPr>
+      <w:r>
+        <w:rPr>
+          <w:rtl w:val="0"/>
+        </w:rPr>
+        <w:t xml:space="preserve">Two further limitations deserve brief acknowledgement. The sample is skewed toward external AI advisors and consultants (nine of seventeen participants; Table 1), who may systematically present AI opportunity more positively than internal practitioners would. Additionally, sampling drew primarily from the researcher’s professional network in the Netherlands and surrounding geographies, and several observable patterns — including the weight given to GDPR-related obstacles and organizational caution — may be culturally specific. Both factors limit how far the empirical details generalize beyond this sample.</w:t>
+      </w:r>
+    </w:p>
+    <w:p>
+      <w:pPr>
+        <w:rPr/>
+      </w:pPr>
+      <w:r>
+        <w:rPr>
+          <w:rtl w:val="0"/>
+        </w:rPr>
+        <w:t xml:space="preserve">A more fundamental limitation is temporal. Agentic AI capabilities are advancing at a pace that Interviewee 14 characterized as a hockey stick (§4.1.2): models supersede one another within weeks, vendor standards shift, and the boundary of what is off-the-shelf versus custom-built moves continuously. Tool-specific references, capability descriptions, and individual use-case accounts in this study should be read as snapshots of practice in approximately mid-2025. Some findings — particularly those around the availability of MCP connectors (§4.1.1), the quality threshold crossed by customer-service agents (§4.3.1), and the definitional status of agentic AI (§4.1.2) — may require revisiting within twelve to eighteen months. The higher-order analytical categories developed through this study — experimenting, steering, leveraging resources, navigating obstacles, value as a portfolio — are expected to prove more durable than the illustrative empirical specifics, precisely because they describe managerial responses to a moving technology rather than the technology itself.</w:t>
+      </w:r>
+    </w:p>
+    <w:p>
+      <w:pPr>
+        <w:rPr/>
+      </w:pPr>
+      <w:r>
+        <w:rPr>
+          <w:rtl w:val="0"/>
+        </w:rPr>
+        <w:t xml:space="preserve">The study relies exclusively on interview data. No documentary analysis of actual AI deployments, no observation of workflows in practice, and no performance audit was conducted. This is consistent with the constructivist grounded theory design and with the early, exploratory stage of the phenomenon — organizations are themselves still assembling the evidence base, and independent performance data is rarely available. However, it means the study cannot adjudicate between participants who report high returns and those who report difficulty: both accounts are taken at face value. Future research that triangulates interview data with observational methods, workflow documentation, or objectively measured performance indicators would substantially strengthen the empirical grounding of the theory developed here, and would be better positioned to assess where the inside-out logic identified in §4 actually produces the value creation it describes.</w:t>
       </w:r>
     </w:p>
     <w:p>
@@ -24173,11 +25249,6 @@
           <w:rtl w:val="0"/>
         </w:rPr>
         <w:t xml:space="preserve"> </w:t>
-      </w:r>
-      <w:r>
-        <w:rPr>
-          <w:rtl w:val="0"/>
-        </w:rPr>
       </w:r>
     </w:p>
     <w:p>
@@ -25939,25 +27010,7 @@
           <w:szCs w:val="22"/>
           <w:rtl w:val="0"/>
         </w:rPr>
-        <w:t xml:space="preserve">What are the </w:t>
-      </w:r>
-      <w:r>
-        <w:rPr>
-          <w:rFonts w:ascii="Georgia" w:cs="Georgia" w:eastAsia="Georgia" w:hAnsi="Georgia"/>
-          <w:sz w:val="22"/>
-          <w:szCs w:val="22"/>
-          <w:rtl w:val="0"/>
-        </w:rPr>
-        <w:t xml:space="preserve">drawbacks </w:t>
-      </w:r>
-      <w:r>
-        <w:rPr>
-          <w:rFonts w:ascii="Georgia" w:cs="Georgia" w:eastAsia="Georgia" w:hAnsi="Georgia"/>
-          <w:sz w:val="22"/>
-          <w:szCs w:val="22"/>
-          <w:rtl w:val="0"/>
-        </w:rPr>
-        <w:t xml:space="preserve">of this usage, if any? </w:t>
+        <w:t xml:space="preserve">What are the drawbacks of this usage, if any? </w:t>
       </w:r>
       <w:r>
         <w:rPr>
@@ -26045,25 +27098,7 @@
           <w:szCs w:val="22"/>
           <w:rtl w:val="0"/>
         </w:rPr>
-        <w:t xml:space="preserve">What obstacles, if any, were faced whilst deploying </w:t>
-      </w:r>
-      <w:r>
-        <w:rPr>
-          <w:rFonts w:ascii="Georgia" w:cs="Georgia" w:eastAsia="Georgia" w:hAnsi="Georgia"/>
-          <w:sz w:val="22"/>
-          <w:szCs w:val="22"/>
-          <w:rtl w:val="0"/>
-        </w:rPr>
-        <w:t xml:space="preserve">Agentic</w:t>
-      </w:r>
-      <w:r>
-        <w:rPr>
-          <w:rFonts w:ascii="Georgia" w:cs="Georgia" w:eastAsia="Georgia" w:hAnsi="Georgia"/>
-          <w:sz w:val="22"/>
-          <w:szCs w:val="22"/>
-          <w:rtl w:val="0"/>
-        </w:rPr>
-        <w:t xml:space="preserve"> AI?</w:t>
+        <w:t>What obstacles, if any, were faced whilst deploying Agentic AI?</w:t>
       </w:r>
     </w:p>
     <w:p>
@@ -26217,43 +27252,7 @@
           <w:szCs w:val="22"/>
           <w:rtl w:val="0"/>
         </w:rPr>
-        <w:t xml:space="preserve">What </w:t>
-      </w:r>
-      <w:r>
-        <w:rPr>
-          <w:rFonts w:ascii="Georgia" w:cs="Georgia" w:eastAsia="Georgia" w:hAnsi="Georgia"/>
-          <w:sz w:val="22"/>
-          <w:szCs w:val="22"/>
-          <w:rtl w:val="0"/>
-        </w:rPr>
-        <w:t xml:space="preserve">obstacles</w:t>
-      </w:r>
-      <w:r>
-        <w:rPr>
-          <w:rFonts w:ascii="Georgia" w:cs="Georgia" w:eastAsia="Georgia" w:hAnsi="Georgia"/>
-          <w:sz w:val="22"/>
-          <w:szCs w:val="22"/>
-          <w:rtl w:val="0"/>
-        </w:rPr>
-        <w:t xml:space="preserve">, if any, do you expect to face in </w:t>
-      </w:r>
-      <w:r>
-        <w:rPr>
-          <w:rFonts w:ascii="Georgia" w:cs="Georgia" w:eastAsia="Georgia" w:hAnsi="Georgia"/>
-          <w:sz w:val="22"/>
-          <w:szCs w:val="22"/>
-          <w:rtl w:val="0"/>
-        </w:rPr>
-        <w:t xml:space="preserve">implementing</w:t>
-      </w:r>
-      <w:r>
-        <w:rPr>
-          <w:rFonts w:ascii="Georgia" w:cs="Georgia" w:eastAsia="Georgia" w:hAnsi="Georgia"/>
-          <w:sz w:val="22"/>
-          <w:szCs w:val="22"/>
-          <w:rtl w:val="0"/>
-        </w:rPr>
-        <w:t xml:space="preserve"> Agentic AI?</w:t>
+        <w:t>What obstacles, if any, do you expect to face in implementing Agentic AI?</w:t>
       </w:r>
     </w:p>
     <w:p>

--- a/Thesis Draft - Daan Luttik - MBA.docx
+++ b/Thesis Draft - Daan Luttik - MBA.docx
@@ -16852,34 +16852,104 @@
     </w:p>
     <w:p>
       <w:r>
-        <w:t>The most consistently identified barrier to adopting agentic AI is not technical but organizational: the capacity to change. This encompasses the level of AI understanding within the organization, employees’ openness to new ways of working, and the organizational ability to act quickly under uncertainty.</w:t>
-      </w:r>
-    </w:p>
-    <w:p>
-      <w:r>
-        <w:t>Resistance emerged as the dominant theme across the data (28 code applications, 14 documents). Interviewee 12 described organizational change as inherently difficult:</w:t>
-      </w:r>
-    </w:p>
-    <w:p>
-      <w:pPr>
-        <w:ind w:left="720"/>
-      </w:pPr>
-      <w:r>
-        <w:t>“Change is frigging hard. It’s hard for us as individuals. Generally speaking, individuals don’t like to change, particularly if they’ve been doing something a certain way, and it works well.”</w:t>
-      </w:r>
-    </w:p>
-    <w:p>
+        <w:t xml:space="preserve">The most consistently identified barrier to adopting agentic AI is not technical but organizational: the capacity to change. This encompasses </w:t>
+      </w:r>
+      <w:r>
+        <w:t>the e</w:t>
+      </w:r>
+      <w:r>
+        <w:t>mployees’ openness to new ways of working</w:t>
+      </w:r>
+      <w:r>
+        <w:t xml:space="preserve">, </w:t>
+      </w:r>
+      <w:r>
+        <w:t>the level of AI understanding</w:t>
+      </w:r>
+      <w:r>
+        <w:t xml:space="preserve"> (typically referred to as AI literacy)</w:t>
+      </w:r>
+      <w:r>
+        <w:t xml:space="preserve"> within the organization</w:t>
+      </w:r>
+      <w:r>
+        <w:t xml:space="preserve">, </w:t>
+      </w:r>
+      <w:r>
+        <w:t xml:space="preserve">and the </w:t>
+      </w:r>
+      <w:commentRangeStart w:id="185"/>
+      <w:r>
+        <w:t>organizational ability to act quickly</w:t>
+      </w:r>
+      <w:r>
+        <w:t xml:space="preserve"> under </w:t>
+      </w:r>
+      <w:r>
+        <w:t>uncertainty</w:t>
+      </w:r>
+      <w:commentRangeEnd w:id="185"/>
+      <w:r>
+        <w:rPr>
+          <w:rStyle w:val="CommentReference"/>
+          <w:sz w:val="22"/>
+          <w:szCs w:val="22"/>
+        </w:rPr>
+        <w:commentReference w:id="185"/>
+      </w:r>
+      <w:r>
+        <w:t>.</w:t>
+      </w:r>
+    </w:p>
+    <w:p>
+      <w:r>
+        <w:t xml:space="preserve">Resistance emerged as </w:t>
+      </w:r>
+      <w:r>
+        <w:t>a</w:t>
+      </w:r>
+      <w:r>
+        <w:t xml:space="preserve"> dominant theme across the data. Interviewee 12 described organizational change as inherently difficult:</w:t>
+      </w:r>
+    </w:p>
+    <w:p>
+      <w:pPr>
+        <w:pStyle w:val="Quote"/>
+      </w:pPr>
+      <w:r>
+        <w:t>“Change is frigging hard. It’s hard for us as individuals. Generally speaking, individuals don’t like to change, particularly if they’ve been doing something a certain way, and it works well</w:t>
+      </w:r>
+      <w:r>
+        <w:t xml:space="preserve">, and it works well, and they know it, and they’re </w:t>
+      </w:r>
       <w:r>
         <w:lastRenderedPageBreak/>
-        <w:t>This resistance intensifies at the organizational level. Interviewee 12 continued:</w:t>
-      </w:r>
-    </w:p>
-    <w:p>
-      <w:pPr>
-        <w:ind w:left="720"/>
-      </w:pPr>
-      <w:r>
-        <w:t>“That challenge gets multiplied when you start talking about an organization … you’ve got all multiple people, you’ve got politics, existing incentives, existing processes.”</w:t>
+        <w:t>comfortable.</w:t>
+      </w:r>
+      <w:r>
+        <w:t xml:space="preserve"> […] </w:t>
+      </w:r>
+      <w:r>
+        <w:t>That challenge gets multiplied when you start talking about an organization … you’ve got all multiple people, you’ve got politics, existing incentives, existing processes.”</w:t>
+      </w:r>
+    </w:p>
+    <w:p>
+      <w:r>
+        <w:t>Providing a complementary perspective interviewee 4 noted the resistance to learning how to work with AI:</w:t>
+      </w:r>
+    </w:p>
+    <w:p>
+      <w:pPr>
+        <w:pStyle w:val="Quote"/>
+      </w:pPr>
+      <w:r>
+        <w:t>“T</w:t>
+      </w:r>
+      <w:r>
+        <w:t>hey</w:t>
+      </w:r>
+      <w:r>
+        <w:t xml:space="preserve"> were very skeptical. Uh, “Oh, I need to learn a new thing while running my business.” Well, if you learn these new things, you can do ten times, ten times besides the things that you do. Uh, so got a lot of pushback there.</w:t>
       </w:r>
     </w:p>
     <w:p>
@@ -16893,7 +16963,7 @@
       </w:r>
     </w:p>
     <w:p>
-      <w:ins w:id="185" w:author="Claude" w:date="2026-06-01T00:00:00Z">
+      <w:ins w:id="186" w:author="Claude" w:date="2026-06-01T00:00:00Z">
         <w:r>
           <w:rPr>
             <w:i/>
@@ -16916,12 +16986,15 @@
     </w:p>
     <w:p>
       <w:r>
-        <w:t>In response to these barriers, the data shows that experimenting with AI (37 code applications, 17 documents) and educating and training (28 code applications, 14 documents) are the two dominant mechanisms through which managers build organizational capacity to change. Rather than waiting for perfect conditions, effective managers create structured opportunities to learn through doing. Interviewee 6 summarized this orientation: “I’d rather have something live and test and improve than have two years down the road and then finally have something live.” Interviewee 13 described enabling this at the team level: “Provide freedom to experiment and don’t set this atmosphere of fear that AI is going to replace you.”</w:t>
-      </w:r>
-    </w:p>
-    <w:p>
+        <w:t xml:space="preserve">In response to these barriers, the data shows that experimenting with AI (37 code applications, 17 documents) and educating and training (28 code applications, 14 documents) are the two dominant mechanisms through which managers build organizational capacity to </w:t>
+      </w:r>
       <w:r>
         <w:lastRenderedPageBreak/>
+        <w:t>change. Rather than waiting for perfect conditions, effective managers create structured opportunities to learn through doing. Interviewee 6 summarized this orientation: “I’d rather have something live and test and improve than have two years down the road and then finally have something live.” Interviewee 13 described enabling this at the team level: “Provide freedom to experiment and don’t set this atmosphere of fear that AI is going to replace you.”</w:t>
+      </w:r>
+    </w:p>
+    <w:p>
+      <w:r>
         <w:t>However, education alone is insufficient to sustain change. Interviewee 17 observed a common pattern encountered in her training work: “After two or three trainings companies basically stop, because then they go back to what they started with.” Sustained capacity-building requires not just initial education but ongoing structural embedding of learning.</w:t>
       </w:r>
     </w:p>
@@ -16932,8 +17005,8 @@
           <w:color w:val="24292E"/>
         </w:rPr>
       </w:pPr>
-      <w:bookmarkStart w:id="186" w:name="_xw6d9a4ef7wu" w:colFirst="0" w:colLast="0"/>
-      <w:bookmarkEnd w:id="186"/>
+      <w:bookmarkStart w:id="187" w:name="_xw6d9a4ef7wu" w:colFirst="0" w:colLast="0"/>
+      <w:bookmarkEnd w:id="187"/>
       <w:r>
         <w:rPr>
           <w:color w:val="24292E"/>
@@ -16968,16 +17041,16 @@
         <w:ind w:left="720"/>
       </w:pPr>
       <w:r>
-        <w:t>“The stupidest example is … people want to understand their marketing data better. And it’s really just like you have 20 different sources, you don’t know how to connect them, you don’t know how to put this all together. … The culprit is really still they don’t understand what the issues are.”</w:t>
-      </w:r>
-    </w:p>
-    <w:p>
-      <w:r>
-        <w:t xml:space="preserve">The problem is not data access per se, but the analytical capacity to know what data is needed, in what form, and for what purpose. Interviewee 1 noted that this type of deep process </w:t>
+        <w:t xml:space="preserve">“The stupidest example is … people want to understand their marketing data better. And it’s really just like you have 20 different sources, you don’t know how to </w:t>
       </w:r>
       <w:r>
         <w:lastRenderedPageBreak/>
-        <w:t>knowledge — a feel for system logic — is precisely what is hardest to augment with AI, because it requires a level of structured thinking that many teams have not yet developed.</w:t>
+        <w:t>connect them, you don’t know how to put this all together. … The culprit is really still they don’t understand what the issues are.”</w:t>
+      </w:r>
+    </w:p>
+    <w:p>
+      <w:r>
+        <w:t>The problem is not data access per se, but the analytical capacity to know what data is needed, in what form, and for what purpose. Interviewee 1 noted that this type of deep process knowledge — a feel for system logic — is precisely what is hardest to augment with AI, because it requires a level of structured thinking that many teams have not yet developed.</w:t>
       </w:r>
     </w:p>
     <w:p>
@@ -16994,8 +17067,8 @@
       <w:pPr>
         <w:pStyle w:val="Heading3"/>
       </w:pPr>
-      <w:bookmarkStart w:id="187" w:name="_qy9fnmmddxdy" w:colFirst="0" w:colLast="0"/>
-      <w:bookmarkEnd w:id="187"/>
+      <w:bookmarkStart w:id="188" w:name="_qy9fnmmddxdy" w:colFirst="0" w:colLast="0"/>
+      <w:bookmarkEnd w:id="188"/>
       <w:r>
         <w:t>4.2.3</w:t>
       </w:r>
@@ -17012,7 +17085,11 @@
     </w:p>
     <w:p>
       <w:r>
-        <w:t>Individual AI champions emerged as a disproportionately influential factor (5 code applications but high narrative weight across the corpus). An AI champion is a person who, often without formal mandate, drives AI initiatives forward through personal initiative, visible results, and internal advocacy. Interviewee 9 described a vivid example from her organization:</w:t>
+        <w:t xml:space="preserve">Individual AI champions emerged as a disproportionately influential factor (5 code applications but high narrative weight across the corpus). An AI champion is a person who, </w:t>
+      </w:r>
+      <w:r>
+        <w:lastRenderedPageBreak/>
+        <w:t>often without formal mandate, drives AI initiatives forward through personal initiative, visible results, and internal advocacy. Interviewee 9 described a vivid example from her organization:</w:t>
       </w:r>
     </w:p>
     <w:p>
@@ -17020,7 +17097,6 @@
         <w:ind w:left="720"/>
       </w:pPr>
       <w:r>
-        <w:lastRenderedPageBreak/>
         <w:t>“Affinity Hub was created originally by … our global creative director that dabbles in dev, and he created it, and it’s like blown up, and so now there’s millions of dollars of funding.”</w:t>
       </w:r>
     </w:p>
@@ -17035,7 +17111,7 @@
       </w:r>
     </w:p>
     <w:p>
-      <w:ins w:id="188" w:author="Claude" w:date="2026-06-01T00:00:00Z">
+      <w:ins w:id="189" w:author="Claude" w:date="2026-06-01T00:00:00Z">
         <w:r>
           <w:rPr>
             <w:i/>
@@ -17049,12 +17125,15 @@
     </w:p>
     <w:p>
       <w:r>
-        <w:t>The process of bringing people along — change management at the team and organizational level — was one of the most richly coded themes in this block (24 code applications, 13 documents). Interviewee 6 captured the essential managerial move: “This is the vision. This is where we’re going. Help me get there.” Interviewee 13 described a practical approach: using lighthouse projects as demonstration cases that make the value of AI tangible to skeptical colleagues. “Show them the first one that can be automated or made a lot quicker … then, well, then often they understand much better what the use cases would be.”</w:t>
-      </w:r>
-    </w:p>
-    <w:p>
+        <w:t xml:space="preserve">The process of bringing people along — change management at the team and organizational level — was one of the most richly coded themes in this block (24 code applications, 13 documents). Interviewee 6 captured the essential managerial move: “This is the vision. This is where we’re going. Help me get there.” Interviewee 13 described a practical approach: using lighthouse projects as demonstration cases that make the value of AI tangible to </w:t>
+      </w:r>
       <w:r>
         <w:lastRenderedPageBreak/>
+        <w:t>skeptical colleagues. “Show them the first one that can be automated or made a lot quicker … then, well, then often they understand much better what the use cases would be.”</w:t>
+      </w:r>
+    </w:p>
+    <w:p>
+      <w:r>
         <w:t>Alongside these enabling behaviors, bureaucratic governance emerged as a significant opposing force (21 code applications, 13 documents). Governance friction appeared in several forms: IT security and procurement processes slowing deployment, legal and compliance concerns blocking tool use, and organizational politics preventing experimentation. Interviewee 13 observed a pattern in large enterprises:</w:t>
       </w:r>
     </w:p>
@@ -17083,8 +17162,8 @@
           <w:color w:val="00312A"/>
         </w:rPr>
       </w:pPr>
-      <w:bookmarkStart w:id="189" w:name="_hojo1f9yxiy" w:colFirst="0" w:colLast="0"/>
-      <w:bookmarkEnd w:id="189"/>
+      <w:bookmarkStart w:id="190" w:name="_hojo1f9yxiy" w:colFirst="0" w:colLast="0"/>
+      <w:bookmarkEnd w:id="190"/>
       <w:r>
         <w:rPr>
           <w:color w:val="00312A"/>
@@ -17106,8 +17185,8 @@
           <w:color w:val="00312A"/>
         </w:rPr>
       </w:pPr>
-      <w:bookmarkStart w:id="190" w:name="_iuvuby6hzug8" w:colFirst="0" w:colLast="0"/>
-      <w:bookmarkEnd w:id="190"/>
+      <w:bookmarkStart w:id="191" w:name="_iuvuby6hzug8" w:colFirst="0" w:colLast="0"/>
+      <w:bookmarkEnd w:id="191"/>
       <w:r>
         <w:rPr>
           <w:color w:val="00312A"/>
@@ -17432,8 +17511,8 @@
           <w:color w:val="00312A"/>
         </w:rPr>
       </w:pPr>
-      <w:bookmarkStart w:id="191" w:name="_niqmcast9jsc" w:colFirst="0" w:colLast="0"/>
-      <w:bookmarkEnd w:id="191"/>
+      <w:bookmarkStart w:id="192" w:name="_niqmcast9jsc" w:colFirst="0" w:colLast="0"/>
+      <w:bookmarkEnd w:id="192"/>
       <w:r>
         <w:rPr>
           <w:color w:val="00312A"/>
@@ -17541,8 +17620,8 @@
           <w:color w:val="00312A"/>
         </w:rPr>
       </w:pPr>
-      <w:bookmarkStart w:id="192" w:name="_d3o8hfs61axc" w:colFirst="0" w:colLast="0"/>
-      <w:bookmarkEnd w:id="192"/>
+      <w:bookmarkStart w:id="193" w:name="_d3o8hfs61axc" w:colFirst="0" w:colLast="0"/>
+      <w:bookmarkEnd w:id="193"/>
       <w:r>
         <w:rPr>
           <w:color w:val="00312A"/>
@@ -17556,14 +17635,14 @@
         <w:tab/>
         <w:t xml:space="preserve">Value </w:t>
       </w:r>
-      <w:commentRangeStart w:id="193"/>
+      <w:commentRangeStart w:id="194"/>
       <w:r>
         <w:rPr>
           <w:color w:val="00312A"/>
         </w:rPr>
         <w:t>Outcomes</w:t>
       </w:r>
-      <w:commentRangeEnd w:id="193"/>
+      <w:commentRangeEnd w:id="194"/>
       <w:r>
         <w:rPr>
           <w:rStyle w:val="CommentReference"/>
@@ -17571,7 +17650,7 @@
           <w:sz w:val="22"/>
           <w:szCs w:val="22"/>
         </w:rPr>
-        <w:commentReference w:id="193"/>
+        <w:commentReference w:id="194"/>
       </w:r>
     </w:p>
     <w:p>
@@ -17614,8 +17693,8 @@
           <w:color w:val="00312A"/>
         </w:rPr>
       </w:pPr>
-      <w:bookmarkStart w:id="194" w:name="_psp9v76zeahl" w:colFirst="0" w:colLast="0"/>
-      <w:bookmarkEnd w:id="194"/>
+      <w:bookmarkStart w:id="195" w:name="_psp9v76zeahl" w:colFirst="0" w:colLast="0"/>
+      <w:bookmarkEnd w:id="195"/>
       <w:r>
         <w:rPr>
           <w:color w:val="00312A"/>
@@ -17831,8 +17910,8 @@
           <w:color w:val="00312A"/>
         </w:rPr>
       </w:pPr>
-      <w:bookmarkStart w:id="195" w:name="_vkh433kqk3oi" w:colFirst="0" w:colLast="0"/>
-      <w:bookmarkEnd w:id="195"/>
+      <w:bookmarkStart w:id="196" w:name="_vkh433kqk3oi" w:colFirst="0" w:colLast="0"/>
+      <w:bookmarkEnd w:id="196"/>
       <w:r>
         <w:rPr>
           <w:color w:val="00312A"/>
@@ -17947,8 +18026,8 @@
           <w:highlight w:val="yellow"/>
         </w:rPr>
       </w:pPr>
-      <w:bookmarkStart w:id="196" w:name="_i62wq5quevoe" w:colFirst="0" w:colLast="0"/>
-      <w:bookmarkEnd w:id="196"/>
+      <w:bookmarkStart w:id="197" w:name="_i62wq5quevoe" w:colFirst="0" w:colLast="0"/>
+      <w:bookmarkEnd w:id="197"/>
       <w:r>
         <w:rPr>
           <w:color w:val="00312A"/>
@@ -18411,9 +18490,9 @@
           <w:color w:val="00312A"/>
         </w:rPr>
       </w:pPr>
-      <w:bookmarkStart w:id="197" w:name="_bi3ndv3n11ww" w:colFirst="0" w:colLast="0"/>
-      <w:bookmarkEnd w:id="197"/>
-      <w:commentRangeStart w:id="198"/>
+      <w:bookmarkStart w:id="198" w:name="_bi3ndv3n11ww" w:colFirst="0" w:colLast="0"/>
+      <w:bookmarkEnd w:id="198"/>
+      <w:commentRangeStart w:id="199"/>
       <w:r>
         <w:rPr>
           <w:color w:val="00312A"/>
@@ -18441,7 +18520,7 @@
         </w:rPr>
         <w:t>(</w:t>
       </w:r>
-      <w:hyperlink r:id="rId19">
+      <w:hyperlink r:id="rId20">
         <w:r>
           <w:rPr>
             <w:color w:val="00312A"/>
@@ -18456,7 +18535,7 @@
         </w:rPr>
         <w:t>)... seek additional data</w:t>
       </w:r>
-      <w:commentRangeEnd w:id="198"/>
+      <w:commentRangeEnd w:id="199"/>
       <w:r>
         <w:rPr>
           <w:rStyle w:val="CommentReference"/>
@@ -18464,7 +18543,7 @@
           <w:sz w:val="22"/>
           <w:szCs w:val="22"/>
         </w:rPr>
-        <w:commentReference w:id="198"/>
+        <w:commentReference w:id="199"/>
       </w:r>
     </w:p>
     <w:p>
@@ -18475,8 +18554,8 @@
           <w:color w:val="00312A"/>
         </w:rPr>
       </w:pPr>
-      <w:bookmarkStart w:id="199" w:name="_q5epuhs454bw" w:colFirst="0" w:colLast="0"/>
-      <w:bookmarkEnd w:id="199"/>
+      <w:bookmarkStart w:id="200" w:name="_q5epuhs454bw" w:colFirst="0" w:colLast="0"/>
+      <w:bookmarkEnd w:id="200"/>
       <w:r>
         <w:br w:type="page"/>
       </w:r>
@@ -18527,8 +18606,8 @@
           <w:color w:val="00312A"/>
         </w:rPr>
       </w:pPr>
-      <w:bookmarkStart w:id="200" w:name="_7rbdabewznnc" w:colFirst="0" w:colLast="0"/>
-      <w:bookmarkEnd w:id="200"/>
+      <w:bookmarkStart w:id="201" w:name="_7rbdabewznnc" w:colFirst="0" w:colLast="0"/>
+      <w:bookmarkEnd w:id="201"/>
       <w:r>
         <w:rPr>
           <w:color w:val="00312A"/>
@@ -18557,8 +18636,8 @@
           <w:color w:val="00312A"/>
         </w:rPr>
       </w:pPr>
-      <w:bookmarkStart w:id="201" w:name="_vqcghgtkedix" w:colFirst="0" w:colLast="0"/>
-      <w:bookmarkEnd w:id="201"/>
+      <w:bookmarkStart w:id="202" w:name="_vqcghgtkedix" w:colFirst="0" w:colLast="0"/>
+      <w:bookmarkEnd w:id="202"/>
       <w:r>
         <w:rPr>
           <w:color w:val="00312A"/>
@@ -18631,8 +18710,8 @@
           <w:color w:val="00312A"/>
         </w:rPr>
       </w:pPr>
-      <w:bookmarkStart w:id="202" w:name="_mnyukkjx9iq" w:colFirst="0" w:colLast="0"/>
-      <w:bookmarkEnd w:id="202"/>
+      <w:bookmarkStart w:id="203" w:name="_mnyukkjx9iq" w:colFirst="0" w:colLast="0"/>
+      <w:bookmarkEnd w:id="203"/>
       <w:r>
         <w:rPr>
           <w:color w:val="00312A"/>
@@ -18711,8 +18790,8 @@
       <w:pPr>
         <w:pStyle w:val="Heading1"/>
       </w:pPr>
-      <w:bookmarkStart w:id="203" w:name="_dd6zel2y4t5x" w:colFirst="0" w:colLast="0"/>
-      <w:bookmarkEnd w:id="203"/>
+      <w:bookmarkStart w:id="204" w:name="_dd6zel2y4t5x" w:colFirst="0" w:colLast="0"/>
+      <w:bookmarkEnd w:id="204"/>
       <w:r>
         <w:t>6.</w:t>
       </w:r>
@@ -18725,8 +18804,8 @@
       <w:pPr>
         <w:pStyle w:val="Heading1"/>
       </w:pPr>
-      <w:bookmarkStart w:id="204" w:name="_9375lqp6ztft" w:colFirst="0" w:colLast="0"/>
-      <w:bookmarkEnd w:id="204"/>
+      <w:bookmarkStart w:id="205" w:name="_9375lqp6ztft" w:colFirst="0" w:colLast="0"/>
+      <w:bookmarkEnd w:id="205"/>
       <w:r>
         <w:br w:type="page"/>
       </w:r>
@@ -18739,8 +18818,8 @@
           <w:highlight w:val="white"/>
         </w:rPr>
       </w:pPr>
-      <w:bookmarkStart w:id="205" w:name="_kgmnd1ymad1c" w:colFirst="0" w:colLast="0"/>
-      <w:bookmarkEnd w:id="205"/>
+      <w:bookmarkStart w:id="206" w:name="_kgmnd1ymad1c" w:colFirst="0" w:colLast="0"/>
+      <w:bookmarkEnd w:id="206"/>
       <w:r>
         <w:lastRenderedPageBreak/>
         <w:t>7.</w:t>
@@ -18850,7 +18929,7 @@
         </w:rPr>
         <w:t xml:space="preserve">. Anthropic. </w:t>
       </w:r>
-      <w:hyperlink r:id="rId20">
+      <w:hyperlink r:id="rId21">
         <w:r>
           <w:rPr>
             <w:color w:val="1155CC"/>
@@ -18889,7 +18968,7 @@
         </w:rPr>
         <w:t xml:space="preserve">. Anthropic Engineering.  </w:t>
       </w:r>
-      <w:hyperlink r:id="rId21">
+      <w:hyperlink r:id="rId22">
         <w:r>
           <w:rPr>
             <w:color w:val="1155CC"/>
@@ -19134,7 +19213,7 @@
         </w:rPr>
         <w:t xml:space="preserve">. Claude. </w:t>
       </w:r>
-      <w:hyperlink r:id="rId22">
+      <w:hyperlink r:id="rId23">
         <w:r>
           <w:rPr>
             <w:color w:val="1155CC"/>
@@ -19200,7 +19279,7 @@
         </w:rPr>
         <w:t xml:space="preserve"> ChatGPT. </w:t>
       </w:r>
-      <w:hyperlink r:id="rId23">
+      <w:hyperlink r:id="rId24">
         <w:r>
           <w:rPr>
             <w:color w:val="1155CC"/>
@@ -19221,7 +19300,7 @@
           <w:highlight w:val="white"/>
         </w:rPr>
       </w:pPr>
-      <w:commentRangeStart w:id="206"/>
+      <w:commentRangeStart w:id="207"/>
       <w:r>
         <w:rPr>
           <w:strike/>
@@ -19258,7 +19337,7 @@
         </w:rPr>
         <w:t xml:space="preserve">. </w:t>
       </w:r>
-      <w:hyperlink r:id="rId24">
+      <w:hyperlink r:id="rId25">
         <w:r>
           <w:rPr>
             <w:strike/>
@@ -19286,7 +19365,7 @@
         </w:rPr>
         <w:t xml:space="preserve"> </w:t>
       </w:r>
-      <w:commentRangeEnd w:id="206"/>
+      <w:commentRangeEnd w:id="207"/>
       <w:r>
         <w:rPr>
           <w:rStyle w:val="CommentReference"/>
@@ -19295,7 +19374,7 @@
           <w:szCs w:val="20"/>
           <w:highlight w:val="white"/>
         </w:rPr>
-        <w:commentReference w:id="206"/>
+        <w:commentReference w:id="207"/>
       </w:r>
     </w:p>
     <w:p>
@@ -19308,7 +19387,7 @@
           <w:highlight w:val="white"/>
         </w:rPr>
       </w:pPr>
-      <w:commentRangeStart w:id="207"/>
+      <w:commentRangeStart w:id="208"/>
       <w:r>
         <w:rPr>
           <w:strike/>
@@ -19356,7 +19435,7 @@
         </w:rPr>
         <w:t xml:space="preserve">(1), 38-68. </w:t>
       </w:r>
-      <w:commentRangeEnd w:id="207"/>
+      <w:commentRangeEnd w:id="208"/>
       <w:r>
         <w:rPr>
           <w:rStyle w:val="CommentReference"/>
@@ -19365,7 +19444,7 @@
           <w:szCs w:val="20"/>
           <w:highlight w:val="white"/>
         </w:rPr>
-        <w:commentReference w:id="207"/>
+        <w:commentReference w:id="208"/>
       </w:r>
     </w:p>
     <w:p>
@@ -19395,7 +19474,7 @@
         </w:rPr>
         <w:t xml:space="preserve">. </w:t>
       </w:r>
-      <w:hyperlink r:id="rId25">
+      <w:hyperlink r:id="rId26">
         <w:r>
           <w:rPr>
             <w:color w:val="1155CC"/>
@@ -19831,7 +19910,7 @@
       <w:r>
         <w:t>Holmström, J. (2022). From AI to digital transformation: The AI readiness framework. Business Horizons, 65(3), 329–339.</w:t>
       </w:r>
-      <w:hyperlink r:id="rId26">
+      <w:hyperlink r:id="rId27">
         <w:r>
           <w:rPr>
             <w:u w:val="single"/>
@@ -19839,7 +19918,7 @@
           <w:t xml:space="preserve"> </w:t>
         </w:r>
       </w:hyperlink>
-      <w:hyperlink r:id="rId27">
+      <w:hyperlink r:id="rId28">
         <w:r>
           <w:rPr>
             <w:color w:val="1155CC"/>
@@ -19856,7 +19935,7 @@
           <w:strike/>
         </w:rPr>
       </w:pPr>
-      <w:commentRangeStart w:id="208"/>
+      <w:commentRangeStart w:id="209"/>
       <w:r>
         <w:rPr>
           <w:strike/>
@@ -19883,7 +19962,7 @@
         </w:rPr>
         <w:t xml:space="preserve">, 30 - 50. </w:t>
       </w:r>
-      <w:hyperlink r:id="rId28">
+      <w:hyperlink r:id="rId29">
         <w:r>
           <w:rPr>
             <w:strike/>
@@ -19908,7 +19987,7 @@
         </w:rPr>
         <w:t xml:space="preserve"> </w:t>
       </w:r>
-      <w:commentRangeEnd w:id="208"/>
+      <w:commentRangeEnd w:id="209"/>
       <w:r>
         <w:rPr>
           <w:rStyle w:val="CommentReference"/>
@@ -19916,7 +19995,7 @@
           <w:sz w:val="22"/>
           <w:szCs w:val="22"/>
         </w:rPr>
-        <w:commentReference w:id="208"/>
+        <w:commentReference w:id="209"/>
       </w:r>
     </w:p>
     <w:p>
@@ -20310,7 +20389,7 @@
           <w:highlight w:val="white"/>
         </w:rPr>
       </w:pPr>
-      <w:commentRangeStart w:id="209"/>
+      <w:commentRangeStart w:id="210"/>
       <w:r>
         <w:rPr>
           <w:strike/>
@@ -20334,7 +20413,7 @@
         </w:rPr>
         <w:t>, (2019), 20-33.</w:t>
       </w:r>
-      <w:commentRangeEnd w:id="209"/>
+      <w:commentRangeEnd w:id="210"/>
       <w:r>
         <w:rPr>
           <w:rStyle w:val="CommentReference"/>
@@ -20343,7 +20422,7 @@
           <w:szCs w:val="22"/>
           <w:highlight w:val="white"/>
         </w:rPr>
-        <w:commentReference w:id="209"/>
+        <w:commentReference w:id="210"/>
       </w:r>
     </w:p>
     <w:p>
@@ -20353,7 +20432,7 @@
       <w:r>
         <w:t>Mayer, H., Yee, L., Chui, M., &amp; Roberts, R. (2025). AI in the workplace: A report for 2025. McKinsey &amp; Company.</w:t>
       </w:r>
-      <w:hyperlink r:id="rId29">
+      <w:hyperlink r:id="rId30">
         <w:r>
           <w:rPr>
             <w:u w:val="single"/>
@@ -20361,7 +20440,7 @@
           <w:t xml:space="preserve"> </w:t>
         </w:r>
       </w:hyperlink>
-      <w:hyperlink r:id="rId30">
+      <w:hyperlink r:id="rId31">
         <w:r>
           <w:rPr>
             <w:color w:val="1155CC"/>
@@ -20542,7 +20621,7 @@
       <w:r>
         <w:t xml:space="preserve">.  </w:t>
       </w:r>
-      <w:hyperlink r:id="rId31">
+      <w:hyperlink r:id="rId32">
         <w:r>
           <w:rPr>
             <w:color w:val="1155CC"/>
@@ -20572,7 +20651,7 @@
       <w:r>
         <w:t xml:space="preserve">. OpenAI.  </w:t>
       </w:r>
-      <w:hyperlink r:id="rId32">
+      <w:hyperlink r:id="rId33">
         <w:r>
           <w:rPr>
             <w:color w:val="1155CC"/>
@@ -20618,7 +20697,7 @@
           <w:highlight w:val="white"/>
         </w:rPr>
       </w:pPr>
-      <w:commentRangeStart w:id="210"/>
+      <w:commentRangeStart w:id="211"/>
       <w:r>
         <w:rPr>
           <w:strike/>
@@ -20642,7 +20721,7 @@
         </w:rPr>
         <w:t>.</w:t>
       </w:r>
-      <w:commentRangeEnd w:id="210"/>
+      <w:commentRangeEnd w:id="211"/>
       <w:r>
         <w:rPr>
           <w:rStyle w:val="CommentReference"/>
@@ -20651,7 +20730,7 @@
           <w:szCs w:val="22"/>
           <w:highlight w:val="white"/>
         </w:rPr>
-        <w:commentReference w:id="210"/>
+        <w:commentReference w:id="211"/>
       </w:r>
     </w:p>
     <w:p>
@@ -20783,7 +20862,7 @@
       <w:r>
         <w:t>Sidorchuk, R. (2015). The concept of "value" in the theory of marketing. Asian Social Science, 11(9), 320–325.</w:t>
       </w:r>
-      <w:hyperlink r:id="rId33">
+      <w:hyperlink r:id="rId34">
         <w:r>
           <w:rPr>
             <w:u w:val="single"/>
@@ -20791,7 +20870,7 @@
           <w:t xml:space="preserve"> </w:t>
         </w:r>
       </w:hyperlink>
-      <w:hyperlink r:id="rId34">
+      <w:hyperlink r:id="rId35">
         <w:r>
           <w:rPr>
             <w:color w:val="1155CC"/>
@@ -20808,7 +20887,7 @@
       <w:r>
         <w:t>Teece, D., Pisano, G., &amp; Shuen, A. (1997). Dynamic capabilities and strategic management. Strategic Management Journal, 18(7), 509–533.</w:t>
       </w:r>
-      <w:hyperlink r:id="rId35">
+      <w:hyperlink r:id="rId36">
         <w:r>
           <w:rPr>
             <w:u w:val="single"/>
@@ -20816,7 +20895,7 @@
           <w:t xml:space="preserve"> </w:t>
         </w:r>
       </w:hyperlink>
-      <w:hyperlink r:id="rId36">
+      <w:hyperlink r:id="rId37">
         <w:r>
           <w:rPr>
             <w:color w:val="1155CC"/>
@@ -20875,7 +20954,7 @@
           <w:strike/>
         </w:rPr>
       </w:pPr>
-      <w:commentRangeStart w:id="211"/>
+      <w:commentRangeStart w:id="212"/>
       <w:r>
         <w:rPr>
           <w:strike/>
@@ -20890,7 +20969,7 @@
         </w:rPr>
         <w:t>Managing digital transformation: The view from the top. Journal of Business Research, 152, 29–41.</w:t>
       </w:r>
-      <w:hyperlink r:id="rId37">
+      <w:hyperlink r:id="rId38">
         <w:r>
           <w:rPr>
             <w:strike/>
@@ -20899,7 +20978,7 @@
           <w:t xml:space="preserve"> </w:t>
         </w:r>
       </w:hyperlink>
-      <w:hyperlink r:id="rId38">
+      <w:hyperlink r:id="rId39">
         <w:r>
           <w:rPr>
             <w:strike/>
@@ -20909,7 +20988,7 @@
           <w:t>https://doi.org/10.1016/j.jbusres.2022.07.0200</w:t>
         </w:r>
       </w:hyperlink>
-      <w:commentRangeEnd w:id="211"/>
+      <w:commentRangeEnd w:id="212"/>
       <w:r>
         <w:rPr>
           <w:rStyle w:val="CommentReference"/>
@@ -20917,7 +20996,7 @@
           <w:sz w:val="22"/>
           <w:szCs w:val="22"/>
         </w:rPr>
-        <w:commentReference w:id="211"/>
+        <w:commentReference w:id="212"/>
       </w:r>
     </w:p>
     <w:p>
@@ -21038,8 +21117,8 @@
       <w:pPr>
         <w:pStyle w:val="Heading1"/>
       </w:pPr>
-      <w:bookmarkStart w:id="212" w:name="_icpp6ljm25yc" w:colFirst="0" w:colLast="0"/>
-      <w:bookmarkEnd w:id="212"/>
+      <w:bookmarkStart w:id="213" w:name="_icpp6ljm25yc" w:colFirst="0" w:colLast="0"/>
+      <w:bookmarkEnd w:id="213"/>
       <w:r>
         <w:lastRenderedPageBreak/>
         <w:t>Appendix A. Interview Guide and Protocol</w:t>
@@ -21054,8 +21133,8 @@
       <w:pPr>
         <w:pStyle w:val="Heading2"/>
       </w:pPr>
-      <w:bookmarkStart w:id="213" w:name="_yaxctkjupl5f" w:colFirst="0" w:colLast="0"/>
-      <w:bookmarkEnd w:id="213"/>
+      <w:bookmarkStart w:id="214" w:name="_yaxctkjupl5f" w:colFirst="0" w:colLast="0"/>
+      <w:bookmarkEnd w:id="214"/>
       <w:r>
         <w:t>A.1.</w:t>
       </w:r>
@@ -21068,8 +21147,8 @@
       <w:pPr>
         <w:pStyle w:val="Heading3"/>
       </w:pPr>
-      <w:bookmarkStart w:id="214" w:name="_fso8dir40043" w:colFirst="0" w:colLast="0"/>
-      <w:bookmarkEnd w:id="214"/>
+      <w:bookmarkStart w:id="215" w:name="_fso8dir40043" w:colFirst="0" w:colLast="0"/>
+      <w:bookmarkEnd w:id="215"/>
       <w:r>
         <w:t>A.1.1.</w:t>
       </w:r>
@@ -21335,8 +21414,8 @@
       <w:pPr>
         <w:pStyle w:val="Heading3"/>
       </w:pPr>
-      <w:bookmarkStart w:id="215" w:name="_xu7tl6fyia16" w:colFirst="0" w:colLast="0"/>
-      <w:bookmarkEnd w:id="215"/>
+      <w:bookmarkStart w:id="216" w:name="_xu7tl6fyia16" w:colFirst="0" w:colLast="0"/>
+      <w:bookmarkEnd w:id="216"/>
       <w:r>
         <w:t>A.1.2.</w:t>
       </w:r>
@@ -21402,8 +21481,8 @@
       <w:pPr>
         <w:pStyle w:val="Heading3"/>
       </w:pPr>
-      <w:bookmarkStart w:id="216" w:name="_uslcrode5spj" w:colFirst="0" w:colLast="0"/>
-      <w:bookmarkEnd w:id="216"/>
+      <w:bookmarkStart w:id="217" w:name="_uslcrode5spj" w:colFirst="0" w:colLast="0"/>
+      <w:bookmarkEnd w:id="217"/>
       <w:r>
         <w:t>A.1.3.</w:t>
       </w:r>
@@ -21563,8 +21642,8 @@
       <w:pPr>
         <w:pStyle w:val="Heading2"/>
       </w:pPr>
-      <w:bookmarkStart w:id="217" w:name="_4i48gt7nuy87" w:colFirst="0" w:colLast="0"/>
-      <w:bookmarkEnd w:id="217"/>
+      <w:bookmarkStart w:id="218" w:name="_4i48gt7nuy87" w:colFirst="0" w:colLast="0"/>
+      <w:bookmarkEnd w:id="218"/>
       <w:r>
         <w:t>A.2.</w:t>
       </w:r>
@@ -21594,15 +21673,15 @@
           <w:cols w:space="708"/>
         </w:sectPr>
       </w:pPr>
-      <w:bookmarkStart w:id="218" w:name="_i4eri4z2mseg" w:colFirst="0" w:colLast="0"/>
-      <w:bookmarkEnd w:id="218"/>
+      <w:bookmarkStart w:id="219" w:name="_i4eri4z2mseg" w:colFirst="0" w:colLast="0"/>
+      <w:bookmarkEnd w:id="219"/>
     </w:p>
     <w:p>
       <w:pPr>
         <w:pStyle w:val="Heading1"/>
       </w:pPr>
-      <w:bookmarkStart w:id="219" w:name="_n4q94a2ei39t" w:colFirst="0" w:colLast="0"/>
-      <w:bookmarkEnd w:id="219"/>
+      <w:bookmarkStart w:id="220" w:name="_n4q94a2ei39t" w:colFirst="0" w:colLast="0"/>
+      <w:bookmarkEnd w:id="220"/>
       <w:r>
         <w:lastRenderedPageBreak/>
         <w:t>Appendix C. The process of constructive grounded theory</w:t>
@@ -21662,7 +21741,7 @@
                     <pic:cNvPicPr preferRelativeResize="0"/>
                   </pic:nvPicPr>
                   <pic:blipFill>
-                    <a:blip r:embed="rId39"/>
+                    <a:blip r:embed="rId40"/>
                     <a:srcRect/>
                     <a:stretch>
                       <a:fillRect/>
@@ -21704,8 +21783,8 @@
       <w:pPr>
         <w:pStyle w:val="Heading1"/>
       </w:pPr>
-      <w:bookmarkStart w:id="220" w:name="_z0nzv114icat" w:colFirst="0" w:colLast="0"/>
-      <w:bookmarkEnd w:id="220"/>
+      <w:bookmarkStart w:id="221" w:name="_z0nzv114icat" w:colFirst="0" w:colLast="0"/>
+      <w:bookmarkEnd w:id="221"/>
       <w:r>
         <w:br w:type="page"/>
       </w:r>
@@ -21714,8 +21793,8 @@
       <w:pPr>
         <w:pStyle w:val="Heading1"/>
       </w:pPr>
-      <w:bookmarkStart w:id="221" w:name="_8iomnw571gh6" w:colFirst="0" w:colLast="0"/>
-      <w:bookmarkEnd w:id="221"/>
+      <w:bookmarkStart w:id="222" w:name="_8iomnw571gh6" w:colFirst="0" w:colLast="0"/>
+      <w:bookmarkEnd w:id="222"/>
       <w:r>
         <w:lastRenderedPageBreak/>
         <w:t>Appendix D. Supporting Quotes</w:t>
@@ -21725,7 +21804,7 @@
       <w:r>
         <w:t>Placeholder (</w:t>
       </w:r>
-      <w:hyperlink r:id="rId40">
+      <w:hyperlink r:id="rId41">
         <w:r>
           <w:rPr>
             <w:color w:val="1155CC"/>
@@ -21748,8 +21827,8 @@
         <w:pStyle w:val="Heading1"/>
         <w:ind w:firstLine="0"/>
       </w:pPr>
-      <w:bookmarkStart w:id="222" w:name="_a7k3h3b6oqi2" w:colFirst="0" w:colLast="0"/>
-      <w:bookmarkEnd w:id="222"/>
+      <w:bookmarkStart w:id="223" w:name="_a7k3h3b6oqi2" w:colFirst="0" w:colLast="0"/>
+      <w:bookmarkEnd w:id="223"/>
       <w:r>
         <w:lastRenderedPageBreak/>
         <w:t>Appendix E. What to include?</w:t>
@@ -25836,7 +25915,27 @@
       </w:r>
     </w:p>
   </w:comment>
-  <w:comment w:id="193" w:author="Daan Luttik" w:date="2026-05-25T16:35:00Z" w:initials="">
+  <w:comment w:id="185" w:author="Luttik, Daan" w:date="2026-06-05T19:34:00Z" w:initials="DL">
+    <w:p>
+      <w:pPr>
+        <w:pStyle w:val="CommentText"/>
+        <w:ind w:firstLine="0"/>
+      </w:pPr>
+      <w:r>
+        <w:rPr>
+          <w:rStyle w:val="CommentReference"/>
+        </w:rPr>
+        <w:annotationRef/>
+      </w:r>
+      <w:r>
+        <w:rPr>
+          <w:lang w:val="en-GB"/>
+        </w:rPr>
+        <w:t>Im not sure about this..</w:t>
+      </w:r>
+    </w:p>
+  </w:comment>
+  <w:comment w:id="194" w:author="Daan Luttik" w:date="2026-05-25T16:35:00Z" w:initials="">
     <w:p>
       <w:pPr>
         <w:widowControl w:val="0"/>
@@ -25869,7 +25968,7 @@
       </w:r>
     </w:p>
   </w:comment>
-  <w:comment w:id="198" w:author="Daan Luttik" w:date="2026-05-25T16:47:00Z" w:initials="">
+  <w:comment w:id="199" w:author="Daan Luttik" w:date="2026-05-25T16:47:00Z" w:initials="">
     <w:p>
       <w:pPr>
         <w:widowControl w:val="0"/>
@@ -25902,7 +26001,7 @@
       </w:r>
     </w:p>
   </w:comment>
-  <w:comment w:id="206" w:author="Daan Luttik" w:date="2026-05-03T19:36:00Z" w:initials="">
+  <w:comment w:id="207" w:author="Daan Luttik" w:date="2026-05-03T19:36:00Z" w:initials="">
     <w:p>
       <w:pPr>
         <w:widowControl w:val="0"/>
@@ -25935,7 +26034,7 @@
       </w:r>
     </w:p>
   </w:comment>
-  <w:comment w:id="207" w:author="Daan Luttik" w:date="2026-05-03T19:41:00Z" w:initials="">
+  <w:comment w:id="208" w:author="Daan Luttik" w:date="2026-05-03T19:41:00Z" w:initials="">
     <w:p>
       <w:pPr>
         <w:widowControl w:val="0"/>
@@ -25968,7 +26067,7 @@
       </w:r>
     </w:p>
   </w:comment>
-  <w:comment w:id="208" w:author="Daan Luttik" w:date="2026-05-03T19:38:00Z" w:initials="">
+  <w:comment w:id="209" w:author="Daan Luttik" w:date="2026-05-03T19:38:00Z" w:initials="">
     <w:p>
       <w:pPr>
         <w:widowControl w:val="0"/>
@@ -26001,7 +26100,7 @@
       </w:r>
     </w:p>
   </w:comment>
-  <w:comment w:id="209" w:author="Daan Luttik" w:date="2026-05-03T19:40:00Z" w:initials="">
+  <w:comment w:id="210" w:author="Daan Luttik" w:date="2026-05-03T19:40:00Z" w:initials="">
     <w:p>
       <w:pPr>
         <w:widowControl w:val="0"/>
@@ -26034,7 +26133,7 @@
       </w:r>
     </w:p>
   </w:comment>
-  <w:comment w:id="210" w:author="Daan Luttik" w:date="2026-05-03T19:43:00Z" w:initials="">
+  <w:comment w:id="211" w:author="Daan Luttik" w:date="2026-05-03T19:43:00Z" w:initials="">
     <w:p>
       <w:pPr>
         <w:widowControl w:val="0"/>
@@ -26067,7 +26166,7 @@
       </w:r>
     </w:p>
   </w:comment>
-  <w:comment w:id="211" w:author="Daan Luttik" w:date="2026-05-03T19:44:00Z" w:initials="">
+  <w:comment w:id="212" w:author="Daan Luttik" w:date="2026-05-03T19:44:00Z" w:initials="">
     <w:p>
       <w:pPr>
         <w:widowControl w:val="0"/>
@@ -26222,6 +26321,7 @@
   <w15:commentEx w15:paraId="69ACE959" w15:done="0"/>
   <w15:commentEx w15:paraId="2980F578" w15:done="0"/>
   <w15:commentEx w15:paraId="5355B2EA" w15:done="0"/>
+  <w15:commentEx w15:paraId="323EB003" w15:done="0"/>
   <w15:commentEx w15:paraId="19BDAF4D" w15:done="0"/>
   <w15:commentEx w15:paraId="1CFACCDB" w15:done="0"/>
   <w15:commentEx w15:paraId="5C91A3A8" w15:done="0"/>
@@ -26231,6 +26331,12 @@
   <w15:commentEx w15:paraId="30A0D809" w15:done="0"/>
   <w15:commentEx w15:paraId="258CABEF" w15:done="0"/>
 </w15:commentsEx>
+</file>
+
+<file path=word/commentsExtensible.xml><?xml version="1.0" encoding="utf-8"?>
+<w16cex:commentsExtensible xmlns:wpc="http://schemas.microsoft.com/office/word/2010/wordprocessingCanvas" xmlns:cx="http://schemas.microsoft.com/office/drawing/2014/chartex" xmlns:cx1="http://schemas.microsoft.com/office/drawing/2015/9/8/chartex" xmlns:cx2="http://schemas.microsoft.com/office/drawing/2015/10/21/chartex" xmlns:cx3="http://schemas.microsoft.com/office/drawing/2016/5/9/chartex" xmlns:cx4="http://schemas.microsoft.com/office/drawing/2016/5/10/chartex" xmlns:cx5="http://schemas.microsoft.com/office/drawing/2016/5/11/chartex" xmlns:cx6="http://schemas.microsoft.com/office/drawing/2016/5/12/chartex" xmlns:cx7="http://schemas.microsoft.com/office/drawing/2016/5/13/chartex" xmlns:cx8="http://schemas.microsoft.com/office/drawing/2016/5/14/chartex" xmlns:cr="http://schemas.microsoft.com/office/comments/2020/reactions" xmlns:mc="http://schemas.openxmlformats.org/markup-compatibility/2006" xmlns:aink="http://schemas.microsoft.com/office/drawing/2016/ink" xmlns:am3d="http://schemas.microsoft.com/office/drawing/2017/model3d" xmlns:o="urn:schemas-microsoft-com:office:office" xmlns:oel="http://schemas.microsoft.com/office/2019/extlst" xmlns:r="http://schemas.openxmlformats.org/officeDocument/2006/relationships" xmlns:m="http://schemas.openxmlformats.org/officeDocument/2006/math" xmlns:v="urn:schemas-microsoft-com:vml" xmlns:wp14="http://schemas.microsoft.com/office/word/2010/wordprocessingDrawing" xmlns:wp="http://schemas.openxmlformats.org/drawingml/2006/wordprocessingDrawing" xmlns:w10="urn:schemas-microsoft-com:office:word" xmlns:w="http://schemas.openxmlformats.org/wordprocessingml/2006/main" xmlns:w14="http://schemas.microsoft.com/office/word/2010/wordml" xmlns:w15="http://schemas.microsoft.com/office/word/2012/wordml" xmlns:w16cex="http://schemas.microsoft.com/office/word/2018/wordml/cex" xmlns:w16cid="http://schemas.microsoft.com/office/word/2016/wordml/cid" xmlns:w16="http://schemas.microsoft.com/office/word/2018/wordml" xmlns:w16du="http://schemas.microsoft.com/office/word/2023/wordml/word16du" xmlns:w16sdtdh="http://schemas.microsoft.com/office/word/2020/wordml/sdtdatahash" xmlns:w16sdtfl="http://schemas.microsoft.com/office/word/2024/wordml/sdtformatlock" xmlns:w16se="http://schemas.microsoft.com/office/word/2015/wordml/symex" xmlns:wpg="http://schemas.microsoft.com/office/word/2010/wordprocessingGroup" xmlns:wpi="http://schemas.microsoft.com/office/word/2010/wordprocessingInk" xmlns:wne="http://schemas.microsoft.com/office/word/2006/wordml" xmlns:wps="http://schemas.microsoft.com/office/word/2010/wordprocessingShape" mc:Ignorable="w14 w15 w16se w16cid w16 w16cex w16sdtdh w16sdtfl cr w16du wp14">
+  <w16cex:commentExtensible w16cex:durableId="0FBFE4F7" w16cex:dateUtc="2026-06-05T17:34:00Z"/>
+</w16cex:commentsExtensible>
 </file>
 
 <file path=word/commentsIds.xml><?xml version="1.0" encoding="utf-8"?>
@@ -26352,6 +26458,7 @@
   <w16cid:commentId w16cid:paraId="69ACE959" w16cid:durableId="505D8706"/>
   <w16cid:commentId w16cid:paraId="2980F578" w16cid:durableId="6E082F65"/>
   <w16cid:commentId w16cid:paraId="5355B2EA" w16cid:durableId="1C973F00"/>
+  <w16cid:commentId w16cid:paraId="323EB003" w16cid:durableId="0FBFE4F7"/>
   <w16cid:commentId w16cid:paraId="19BDAF4D" w16cid:durableId="07F25AA7"/>
   <w16cid:commentId w16cid:paraId="1CFACCDB" w16cid:durableId="487522C6"/>
   <w16cid:commentId w16cid:paraId="5C91A3A8" w16cid:durableId="2DB6B5CB"/>
@@ -27906,6 +28013,14 @@
     <w:abstractNumId w:val="8"/>
   </w:num>
 </w:numbering>
+</file>
+
+<file path=word/people.xml><?xml version="1.0" encoding="utf-8"?>
+<w15:people xmlns:wpc="http://schemas.microsoft.com/office/word/2010/wordprocessingCanvas" xmlns:cx="http://schemas.microsoft.com/office/drawing/2014/chartex" xmlns:cx1="http://schemas.microsoft.com/office/drawing/2015/9/8/chartex" xmlns:cx2="http://schemas.microsoft.com/office/drawing/2015/10/21/chartex" xmlns:cx3="http://schemas.microsoft.com/office/drawing/2016/5/9/chartex" xmlns:cx4="http://schemas.microsoft.com/office/drawing/2016/5/10/chartex" xmlns:cx5="http://schemas.microsoft.com/office/drawing/2016/5/11/chartex" xmlns:cx6="http://schemas.microsoft.com/office/drawing/2016/5/12/chartex" xmlns:cx7="http://schemas.microsoft.com/office/drawing/2016/5/13/chartex" xmlns:cx8="http://schemas.microsoft.com/office/drawing/2016/5/14/chartex" xmlns:mc="http://schemas.openxmlformats.org/markup-compatibility/2006" xmlns:aink="http://schemas.microsoft.com/office/drawing/2016/ink" xmlns:am3d="http://schemas.microsoft.com/office/drawing/2017/model3d" xmlns:o="urn:schemas-microsoft-com:office:office" xmlns:oel="http://schemas.microsoft.com/office/2019/extlst" xmlns:r="http://schemas.openxmlformats.org/officeDocument/2006/relationships" xmlns:m="http://schemas.openxmlformats.org/officeDocument/2006/math" xmlns:v="urn:schemas-microsoft-com:vml" xmlns:wp14="http://schemas.microsoft.com/office/word/2010/wordprocessingDrawing" xmlns:wp="http://schemas.openxmlformats.org/drawingml/2006/wordprocessingDrawing" xmlns:w10="urn:schemas-microsoft-com:office:word" xmlns:w="http://schemas.openxmlformats.org/wordprocessingml/2006/main" xmlns:w14="http://schemas.microsoft.com/office/word/2010/wordml" xmlns:w15="http://schemas.microsoft.com/office/word/2012/wordml" xmlns:w16cex="http://schemas.microsoft.com/office/word/2018/wordml/cex" xmlns:w16cid="http://schemas.microsoft.com/office/word/2016/wordml/cid" xmlns:w16="http://schemas.microsoft.com/office/word/2018/wordml" xmlns:w16du="http://schemas.microsoft.com/office/word/2023/wordml/word16du" xmlns:w16sdtdh="http://schemas.microsoft.com/office/word/2020/wordml/sdtdatahash" xmlns:w16sdtfl="http://schemas.microsoft.com/office/word/2024/wordml/sdtformatlock" xmlns:w16se="http://schemas.microsoft.com/office/word/2015/wordml/symex" xmlns:wpg="http://schemas.microsoft.com/office/word/2010/wordprocessingGroup" xmlns:wpi="http://schemas.microsoft.com/office/word/2010/wordprocessingInk" xmlns:wne="http://schemas.microsoft.com/office/word/2006/wordml" xmlns:wps="http://schemas.microsoft.com/office/word/2010/wordprocessingShape" mc:Ignorable="w14 w15 w16se w16cid w16 w16cex w16sdtdh w16sdtfl w16du wp14">
+  <w15:person w15:author="Luttik, Daan">
+    <w15:presenceInfo w15:providerId="AD" w15:userId="S::d.luttik@my.nyenrode.nl::1793cd2c-2cfd-4375-90c5-6702ae82a13b"/>
+  </w15:person>
+</w15:people>
 </file>
 
 <file path=word/styles.xml><?xml version="1.0" encoding="utf-8"?>
@@ -28584,6 +28699,43 @@
       <w:szCs w:val="20"/>
     </w:rPr>
   </w:style>
+  <w:style w:type="paragraph" w:styleId="NoSpacing">
+    <w:name w:val="No Spacing"/>
+    <w:uiPriority w:val="1"/>
+    <w:qFormat/>
+    <w:rsid w:val="002940E3"/>
+    <w:pPr>
+      <w:spacing w:line="240" w:lineRule="auto"/>
+    </w:pPr>
+  </w:style>
+  <w:style w:type="paragraph" w:styleId="Quote">
+    <w:name w:val="Quote"/>
+    <w:basedOn w:val="Normal"/>
+    <w:next w:val="Normal"/>
+    <w:link w:val="QuoteChar"/>
+    <w:uiPriority w:val="29"/>
+    <w:qFormat/>
+    <w:rsid w:val="002940E3"/>
+    <w:pPr>
+      <w:spacing w:before="200" w:after="160"/>
+      <w:ind w:left="862" w:right="862" w:firstLine="0"/>
+    </w:pPr>
+    <w:rPr>
+      <w:iCs/>
+      <w:color w:val="404040" w:themeColor="text1" w:themeTint="BF"/>
+    </w:rPr>
+  </w:style>
+  <w:style w:type="character" w:customStyle="1" w:styleId="QuoteChar">
+    <w:name w:val="Quote Char"/>
+    <w:basedOn w:val="DefaultParagraphFont"/>
+    <w:link w:val="Quote"/>
+    <w:uiPriority w:val="29"/>
+    <w:rsid w:val="002940E3"/>
+    <w:rPr>
+      <w:iCs/>
+      <w:color w:val="404040" w:themeColor="text1" w:themeTint="BF"/>
+    </w:rPr>
+  </w:style>
 </w:styles>
 </file>
 

--- a/Thesis Draft - Daan Luttik - MBA.docx
+++ b/Thesis Draft - Daan Luttik - MBA.docx
@@ -16787,55 +16787,110 @@
     </w:p>
     <w:p>
       <w:r>
+        <w:t>Internal conditions describe a set of organizational variables that shape whether and how agentic AI can be implemented and create value. Four interlocking themes recur throughout the data: (1) organizational capacity, encompassing AI literacy, resistance to change, and the ability to act quickly under uncertainty; (2) technical resources, including data infrastructure, tooling, and the systems-thinking capability to connect them; (3) strategic direction and leadership</w:t>
+      </w:r>
+      <w:r>
+        <w:t>, providing strategic direction, support, and guidance</w:t>
+      </w:r>
+      <w:r>
+        <w:t>; and (4) governance and organizational friction, including legal</w:t>
+      </w:r>
+      <w:r>
+        <w:t xml:space="preserve"> and </w:t>
+      </w:r>
+      <w:r>
+        <w:t xml:space="preserve">compliance gatekeeping, politics, and </w:t>
+      </w:r>
+      <w:r>
+        <w:t xml:space="preserve">working in </w:t>
+      </w:r>
+      <w:r>
+        <w:t>silos.</w:t>
+      </w:r>
+    </w:p>
+    <w:p>
+      <w:r>
+        <w:t>Managers respond to internal conditions in three distinct ways.</w:t>
+      </w:r>
+      <w:r>
+        <w:t xml:space="preserve"> </w:t>
+      </w:r>
+      <w:r>
         <w:rPr>
           <w:i/>
           <w:iCs/>
         </w:rPr>
-        <w:t>Internal conditions</w:t>
-      </w:r>
-      <w:r>
-        <w:t xml:space="preserve"> describe a set of conditions within the organization of focus. These conditions can be critical for the organization's ability to implement, use, or create value using agentic AI. Three interlocking themes recur throughout the data:</w:t>
-      </w:r>
-      <w:r>
-        <w:t xml:space="preserve"> (1)</w:t>
-      </w:r>
-      <w:r>
-        <w:t xml:space="preserve"> the capacity to change</w:t>
-      </w:r>
-      <w:r>
-        <w:t>, which includes</w:t>
-      </w:r>
-      <w:r>
-        <w:t xml:space="preserve"> </w:t>
-      </w:r>
-      <w:r>
-        <w:t xml:space="preserve">elements like the available </w:t>
-      </w:r>
-      <w:r>
-        <w:t xml:space="preserve">knowledge, culture, and organizational agility; </w:t>
-      </w:r>
-      <w:r>
-        <w:t xml:space="preserve">(2) </w:t>
-      </w:r>
-      <w:r>
-        <w:t xml:space="preserve">the availability of enabling resources such as data infrastructure and technical tools; and </w:t>
-      </w:r>
-      <w:r>
-        <w:t xml:space="preserve">(3) </w:t>
-      </w:r>
-      <w:r>
-        <w:t xml:space="preserve">the quality of leadership and governance. </w:t>
-      </w:r>
-    </w:p>
-    <w:p>
-      <w:pPr>
+        <w:t>Leveraging</w:t>
+      </w:r>
+      <w:r>
+        <w:t xml:space="preserve"> is the use of a favorable condition to amplify the organization's ability to adopt and create value with agentic AI. </w:t>
+      </w:r>
+      <w:r>
         <w:rPr>
           <w:i/>
           <w:iCs/>
         </w:rPr>
-      </w:pPr>
-      <w:r>
-        <w:t>Managers respond to internal conditions in three distinct ways. Leveraging is the use of a favorable condition to amplify the organization's ability to adopt and create value with agentic AI. Navigating is adapting the way agentic AI is adopted to fit the existing constraints, typically (though not necessarily) accepting them as given. Reshaping is actively working to change the condition itself. A notable pattern in the research was that managers defaulted to navigation: unfavorable conditions were largely treated as fixed features of the environment to be worked around, rather than as variables open to active redesign.</w:t>
+        <w:t>Navigating</w:t>
+      </w:r>
+      <w:r>
+        <w:t xml:space="preserve"> is adapting the way agentic AI is adopted to fit the existing constraints, typically (though not necessarily) accepting them as given. </w:t>
+      </w:r>
+      <w:r>
+        <w:rPr>
+          <w:i/>
+          <w:iCs/>
+        </w:rPr>
+        <w:t>Reshaping</w:t>
+      </w:r>
+      <w:r>
+        <w:t xml:space="preserve"> is actively working to change the condition itself. </w:t>
+      </w:r>
+    </w:p>
+    <w:p>
+      <w:pPr>
+        <w:rPr>
+          <w:i/>
+          <w:iCs/>
+        </w:rPr>
+      </w:pPr>
+      <w:r>
+        <w:t xml:space="preserve">While never mentioned explicitly, the researchers observed </w:t>
+      </w:r>
+      <w:r>
+        <w:t>that managers</w:t>
+      </w:r>
+      <w:r>
+        <w:t>, when faced with unfavorable conditions (especially when the unfavorable condition stems from outside of their team),</w:t>
+      </w:r>
+      <w:r>
+        <w:t xml:space="preserve"> </w:t>
+      </w:r>
+      <w:r>
+        <w:t>seem to default</w:t>
+      </w:r>
+      <w:r>
+        <w:t xml:space="preserve"> to navigation</w:t>
+      </w:r>
+      <w:r>
+        <w:t>. Managers seem to view these conditions as fixed rather than</w:t>
+      </w:r>
+      <w:r>
+        <w:t xml:space="preserve"> as variables open to active redesign.</w:t>
+      </w:r>
+    </w:p>
+    <w:p>
+      <w:r>
+        <w:t xml:space="preserve">We also note explicit </w:t>
+      </w:r>
+      <w:r>
+        <w:rPr>
+          <w:i/>
+          <w:iCs/>
+        </w:rPr>
+        <w:t>reshaping</w:t>
+      </w:r>
+      <w:r>
+        <w:t xml:space="preserve"> behaviors that the managers employ (like educating, supporting, championing, and experimenting). These behaviors managers apply in response to these conditions are overlapping; additionally, we did not observe clear one-to-one relations between conditions and responses. </w:t>
       </w:r>
     </w:p>
     <w:p>
@@ -16843,11 +16898,12 @@
         <w:pStyle w:val="Heading3"/>
       </w:pPr>
       <w:r>
+        <w:lastRenderedPageBreak/>
         <w:t>4.2.1</w:t>
       </w:r>
       <w:r>
         <w:tab/>
-        <w:t>Capacity to change</w:t>
+        <w:t>Organizational capacity</w:t>
       </w:r>
     </w:p>
     <w:p>
@@ -16855,13 +16911,7 @@
         <w:t xml:space="preserve">The most consistently identified barrier to adopting agentic AI is not technical but organizational: the capacity to change. This encompasses </w:t>
       </w:r>
       <w:r>
-        <w:t>the e</w:t>
-      </w:r>
-      <w:r>
-        <w:t>mployees’ openness to new ways of working</w:t>
-      </w:r>
-      <w:r>
-        <w:t xml:space="preserve">, </w:t>
+        <w:t xml:space="preserve">the employees’ openness to new ways of working, </w:t>
       </w:r>
       <w:r>
         <w:t>the level of AI understanding</w:t>
@@ -16920,250 +16970,470 @@
         <w:t>“Change is frigging hard. It’s hard for us as individuals. Generally speaking, individuals don’t like to change, particularly if they’ve been doing something a certain way, and it works well</w:t>
       </w:r>
       <w:r>
-        <w:t xml:space="preserve">, and it works well, and they know it, and they’re </w:t>
+        <w:t>, and it works well, and they know it, and they’re comfortable.</w:t>
+      </w:r>
+      <w:r>
+        <w:t xml:space="preserve"> […] </w:t>
+      </w:r>
+      <w:r>
+        <w:t>That challenge gets multiplied when you start talking about an organization … you’ve got all multiple people, you’ve got politics, existing incentives, existing processes.”</w:t>
+      </w:r>
+    </w:p>
+    <w:p>
+      <w:r>
+        <w:t>Providing a complementary perspective interviewee 4 noted the resistance to learning how to work with AI:</w:t>
+      </w:r>
+    </w:p>
+    <w:p>
+      <w:pPr>
+        <w:pStyle w:val="Quote"/>
+      </w:pPr>
+      <w:r>
+        <w:t>“T</w:t>
+      </w:r>
+      <w:r>
+        <w:t>hey</w:t>
+      </w:r>
+      <w:r>
+        <w:t xml:space="preserve"> were very skeptical. Uh, “Oh, I need to learn a new thing while running my business.” Well, if you learn these new things, you can do ten times, ten times besides the things that you do. Uh, so got a lot of pushback there.</w:t>
+      </w:r>
+    </w:p>
+    <w:p>
+      <w:r>
+        <w:t xml:space="preserve">Alongside individual resistance, a lack of understanding of AI compounds the challenge. Interviewee 1 noted not just an absence of factual knowledge but a deeper cognitive barrier: limited understanding of how processes and systems connect. Interviewee 13 echoed this in practical terms: “The culprit is really still they don’t understand what the issues are </w:t>
+      </w:r>
+      <w:r>
+        <w:t>[</w:t>
+      </w:r>
+      <w:r>
+        <w:t>…</w:t>
+      </w:r>
+      <w:r>
+        <w:t>]</w:t>
+      </w:r>
+      <w:r>
+        <w:t xml:space="preserve"> they don’t understand what processes they are doing right now that take time and money.” This </w:t>
       </w:r>
       <w:r>
         <w:lastRenderedPageBreak/>
-        <w:t>comfortable.</w:t>
-      </w:r>
-      <w:r>
-        <w:t xml:space="preserve"> […] </w:t>
-      </w:r>
-      <w:r>
-        <w:t>That challenge gets multiplied when you start talking about an organization … you’ve got all multiple people, you’ve got politics, existing incentives, existing processes.”</w:t>
-      </w:r>
-    </w:p>
-    <w:p>
-      <w:r>
-        <w:t>Providing a complementary perspective interviewee 4 noted the resistance to learning how to work with AI:</w:t>
+        <w:t>inability to think in systems (seeing how data, tools, and processes interact) was identified as a recurring constraint across organizations.</w:t>
+      </w:r>
+    </w:p>
+    <w:p>
+      <w:r>
+        <w:t>A related challenge is the tendency toward analysis paralysis. Interviewee 12 was direct: “You have to act. You can’t just be in a mode of studying this or writing memos about it, or thinking about planning about it.” Interviewee 4 observed a similar dynamic: “We spend so much time debating which shot we have to take that that is already some cost.”</w:t>
+      </w:r>
+    </w:p>
+    <w:p>
+      <w:r>
+        <w:t>A fourth dimension of organizational capacity concerns culture: the pace of innovation and tolerance for failure within the organization. Where an innovation culture is present, managers leverage it directly to accelerate both education and experimentation. Interviewee 7 described this enabling condition: “A culture of innovation</w:t>
+      </w:r>
+      <w:r>
+        <w:t xml:space="preserve"> is</w:t>
+      </w:r>
+      <w:r>
+        <w:t xml:space="preserve"> forgiving. When you pioneer, you break things fast.” </w:t>
+      </w:r>
+    </w:p>
+    <w:p>
+      <w:r>
+        <w:t>Where this culture is absent, it functions as an additional obstacle that compounds resistance and analysis paralysis, making the default response navigation rather than reshaping. Reshaping culture is possible but slow, and is rarely something managers in the data attempt to address directly.</w:t>
+      </w:r>
+    </w:p>
+    <w:p>
+      <w:pPr>
+        <w:rPr>
+          <w:bCs/>
+        </w:rPr>
+      </w:pPr>
+      <w:r>
+        <w:rPr>
+          <w:b/>
+        </w:rPr>
+        <w:t xml:space="preserve">Educating and training </w:t>
+      </w:r>
+      <w:r>
+        <w:rPr>
+          <w:bCs/>
+        </w:rPr>
+        <w:t>is the primary response to the literacy and understanding barrier. Managers invest deliberately in raising AI capability across the organization, through training sessions, workshops, awareness programs, and structured learning, to create the cognitive preconditions for effective adoption. While education primarily targets the understanding deficit, it also reduces resistance by demystifying AI: employees who understand what AI can and cannot do are less fearful of it. However, education alone is insufficient to sustain change. Interviewee 17 observed a common pattern in her training work: “After two or three trainings companies basically stop, because then they go back to what they started with.” Sustained capacity-building requires not just initial education but ongoing structural embedding of learning.</w:t>
+      </w:r>
+    </w:p>
+    <w:p>
+      <w:r>
+        <w:rPr>
+          <w:b/>
+        </w:rPr>
+        <w:lastRenderedPageBreak/>
+        <w:t xml:space="preserve">Experimenting with AI </w:t>
+      </w:r>
+      <w:r>
+        <w:rPr>
+          <w:bCs/>
+        </w:rPr>
+        <w:t>primarily addresses resistance and analysis paralysis by making the value of AI tangible through doing rather than planning. Beyond this primary role, experimentation also surfaces use cases that were invisible in the abstract, and builds tacit literacy that structured education cannot easily provide. Rather than waiting for perfect conditions, effective managers create structured opportunities to learn through doing. Interviewee 6 summarized this orientation: “I’d rather have something live and test and improve than have two years down the road and then finally have something live.” Interviewee 13 described enabling this at the team level: “Provide freedom to experiment and don’t set this atmosphere of fear that AI is going to replace you.”</w:t>
+      </w:r>
+    </w:p>
+    <w:p>
+      <w:r>
+        <w:rPr>
+          <w:b/>
+          <w:bCs/>
+        </w:rPr>
+        <w:t xml:space="preserve">External experts </w:t>
+      </w:r>
+      <w:r>
+        <w:t xml:space="preserve">A third pattern is less visible but analytically important: some managers navigate around organizational capacity constraints rather than reshaping them. When internal literacy is too low or resistance too entrenched to address in the short term, managers route AI initiatives through external experts, agencies, or low-code tooling that reduces the literacy bar. </w:t>
+      </w:r>
+      <w:r>
+        <w:t>This bypasses the bottleneck without fixing it, a pragmatic short-term strategy that can stall long-term capability development if it becomes the default. Interviewee 6 described this pattern: “Another one is actually using experts externally, because if we would’ve waited for people internally, I think it would’ve been a major blocker.”</w:t>
+      </w:r>
+    </w:p>
+    <w:p>
+      <w:pPr>
+        <w:pStyle w:val="Heading3"/>
+        <w:rPr>
+          <w:color w:val="24292E"/>
+        </w:rPr>
+      </w:pPr>
+      <w:bookmarkStart w:id="186" w:name="_xw6d9a4ef7wu" w:colFirst="0" w:colLast="0"/>
+      <w:bookmarkEnd w:id="186"/>
+      <w:r>
+        <w:t>4.2.2</w:t>
+      </w:r>
+      <w:r>
+        <w:tab/>
+        <w:t>Technical resources</w:t>
+      </w:r>
+    </w:p>
+    <w:p>
+      <w:r>
+        <w:t>A second cluster of internal conditions concerns the availability of enabling resources: the data, tools, technical infrastructure</w:t>
+      </w:r>
+      <w:r>
+        <w:t xml:space="preserve">, and the technical talent </w:t>
+      </w:r>
+      <w:r>
+        <w:t xml:space="preserve">that make AI implementation feasible. </w:t>
+      </w:r>
+      <w:r>
+        <w:t>Especially having</w:t>
+      </w:r>
+      <w:r>
+        <w:t xml:space="preserve"> data and tools available and accessible emerged as a critical enabler.</w:t>
+      </w:r>
+    </w:p>
+    <w:p>
+      <w:r>
+        <w:rPr>
+          <w:i/>
+          <w:iCs/>
+        </w:rPr>
+        <w:t>Data infrastructure</w:t>
+      </w:r>
+      <w:r>
+        <w:t xml:space="preserve"> emerged as the foundational prerequisite. Interviewee 2 described his organization’s situation plainly: “The infrastructure is not yet in place, and the work on it is really big.” He elaborated that this is not a failure of will but of competing priorities: every improvement to the underlying data platform competes for attention with immediate </w:t>
+      </w:r>
+      <w:r>
+        <w:lastRenderedPageBreak/>
+        <w:t>operational demands. Without a robust and accessible data layer, AI systems cannot be reliably built or deployed.</w:t>
+      </w:r>
+    </w:p>
+    <w:p>
+      <w:r>
+        <w:t>A lack of</w:t>
+      </w:r>
+      <w:r>
+        <w:rPr>
+          <w:i/>
+          <w:iCs/>
+        </w:rPr>
+        <w:t xml:space="preserve"> s</w:t>
+      </w:r>
+      <w:r>
+        <w:rPr>
+          <w:i/>
+          <w:iCs/>
+        </w:rPr>
+        <w:t>ystems thinking</w:t>
+      </w:r>
+      <w:r>
+        <w:rPr>
+          <w:b/>
+          <w:bCs/>
+        </w:rPr>
+        <w:t xml:space="preserve"> </w:t>
+      </w:r>
+      <w:r>
+        <w:t xml:space="preserve">surfaced as </w:t>
+      </w:r>
+      <w:r>
+        <w:t>a</w:t>
+      </w:r>
+      <w:r>
+        <w:t xml:space="preserve"> </w:t>
+      </w:r>
+      <w:r>
+        <w:t>frequent</w:t>
+      </w:r>
+      <w:r>
+        <w:t xml:space="preserve"> </w:t>
+      </w:r>
+      <w:r>
+        <w:t xml:space="preserve">constraint. </w:t>
+      </w:r>
+      <w:r>
+        <w:t xml:space="preserve">This includes the ability to observe how the process works and how data and the system's components interact.  </w:t>
+      </w:r>
+      <w:r>
+        <w:t xml:space="preserve"> Interviewee 13 described this as the root cause behind many apparent AI failures:</w:t>
       </w:r>
     </w:p>
     <w:p>
       <w:pPr>
         <w:pStyle w:val="Quote"/>
-      </w:pPr>
-      <w:r>
-        <w:t>“T</w:t>
-      </w:r>
-      <w:r>
-        <w:t>hey</w:t>
-      </w:r>
-      <w:r>
-        <w:t xml:space="preserve"> were very skeptical. Uh, “Oh, I need to learn a new thing while running my business.” Well, if you learn these new things, you can do ten times, ten times besides the things that you do. Uh, so got a lot of pushback there.</w:t>
-      </w:r>
-    </w:p>
-    <w:p>
-      <w:r>
-        <w:t>Alongside individual resistance, a lack of understanding of AI compounds the challenge. Interviewee 1 noted not just an absence of factual knowledge but a deeper cognitive barrier: limited understanding of how processes and systems connect. Interviewee 13 echoed this in practical terms: “The culprit is really still they don’t understand what the issues are … they don’t understand what processes they are doing right now that take time and money.” This inability to think in systems — to see how data, tools, and processes interact — was identified as a recurring constraint across organizations.</w:t>
-      </w:r>
-    </w:p>
-    <w:p>
-      <w:r>
-        <w:t>A related challenge is the tendency toward analysis paralysis. Interviewee 12 was direct: “You have to act. You can’t just be in a mode of studying this or writing memos about it, or thinking about planning about it.” Interviewee 4 observed a similar dynamic: “We spend so much time debating which shot we have to take that that is already some cost.”</w:t>
-      </w:r>
-    </w:p>
-    <w:p>
-      <w:ins w:id="186" w:author="Claude" w:date="2026-06-01T00:00:00Z">
-        <w:r>
-          <w:rPr>
-            <w:i/>
-          </w:rPr>
-          <w:t>Experimenting with AI</w:t>
-        </w:r>
-        <w:r>
-          <w:t xml:space="preserve"> refers to running small-scale trials of agentic tools and workflows to generate practical knowledge and build organizational confidence. </w:t>
-        </w:r>
-        <w:r>
-          <w:rPr>
-            <w:i/>
-          </w:rPr>
-          <w:t>Educating and training</w:t>
-        </w:r>
-        <w:r>
-          <w:t xml:space="preserve"> refers to the deliberate effort to raise AI literacy and capability across the organization.</w:t>
-        </w:r>
-      </w:ins>
-    </w:p>
-    <w:p>
-      <w:r>
-        <w:t xml:space="preserve">In response to these barriers, the data shows that experimenting with AI (37 code applications, 17 documents) and educating and training (28 code applications, 14 documents) are the two dominant mechanisms through which managers build organizational capacity to </w:t>
-      </w:r>
+        <w:ind w:left="720"/>
+      </w:pPr>
+      <w:r>
+        <w:t>“The stupidest example is … people want to understand their marketing data better. And it’s really just like you have 20 different sources, you don’t know how to connect them, you don’t know how to put this all together. … The culprit is really still they don’t understand what the issues are.”</w:t>
+      </w:r>
+    </w:p>
+    <w:p>
+      <w:r>
+        <w:t xml:space="preserve">The problem is not data access per se, but the analytical capacity to know what data is needed, in what form, and for what purpose. </w:t>
+      </w:r>
+      <w:r>
+        <w:t>Interviewee 1 noted that marketers often do not automate processes because they seem to find “perceived value in sitting on complicated processes” and “find comfort in bespoke engagements” with technology. She adds:</w:t>
+      </w:r>
+    </w:p>
+    <w:p>
+      <w:pPr>
+        <w:pStyle w:val="Quote"/>
+      </w:pPr>
+      <w:r>
+        <w:t>I think there is a component that is science, which could be automated, and there’s a component that is art, which is the creative and whatever. But you need to decouple the art from the science and use technology for what it’s worth.</w:t>
+      </w:r>
+    </w:p>
+    <w:p>
+      <w:r>
+        <w:t xml:space="preserve">Interviewee 1 </w:t>
+      </w:r>
+      <w:r>
+        <w:t xml:space="preserve">added to this </w:t>
+      </w:r>
+      <w:r>
+        <w:t>that this type of deep process knowledge (a feel for system logic) is precisely what is hardest to augment with AI, because it requires a level of structured thinking that many teams have not yet developed.</w:t>
+      </w:r>
+    </w:p>
+    <w:p>
+      <w:r>
+        <w:rPr>
+          <w:b/>
+          <w:bCs/>
+        </w:rPr>
+        <w:t xml:space="preserve">Manager responses. </w:t>
+      </w:r>
+      <w:r>
+        <w:t xml:space="preserve">Managers respond to resource conditions in three patterns: leveraging available infrastructure to build and deploy fast; navigating gaps through external partnerships and workarounds; and reshaping the foundation through deliberate data-infrastructure investment. </w:t>
+      </w:r>
+    </w:p>
+    <w:p>
       <w:r>
         <w:lastRenderedPageBreak/>
-        <w:t>change. Rather than waiting for perfect conditions, effective managers create structured opportunities to learn through doing. Interviewee 6 summarized this orientation: “I’d rather have something live and test and improve than have two years down the road and then finally have something live.” Interviewee 13 described enabling this at the team level: “Provide freedom to experiment and don’t set this atmosphere of fear that AI is going to replace you.”</w:t>
-      </w:r>
-    </w:p>
-    <w:p>
-      <w:r>
-        <w:t>However, education alone is insufficient to sustain change. Interviewee 17 observed a common pattern encountered in her training work: “After two or three trainings companies basically stop, because then they go back to what they started with.” Sustained capacity-building requires not just initial education but ongoing structural embedding of learning.</w:t>
+        <w:t>Interviewee 16 illustrated the reshaping pattern</w:t>
+      </w:r>
+      <w:r>
+        <w:t>.</w:t>
+      </w:r>
+      <w:r>
+        <w:t xml:space="preserve"> </w:t>
+      </w:r>
+      <w:r>
+        <w:t>He described</w:t>
+      </w:r>
+      <w:r>
+        <w:t xml:space="preserve"> a two-year </w:t>
+      </w:r>
+      <w:r>
+        <w:t>program</w:t>
+      </w:r>
+      <w:r>
+        <w:t xml:space="preserve"> he </w:t>
+      </w:r>
+      <w:r>
+        <w:t>focused on providing clarity regarding the data and processes in use</w:t>
+      </w:r>
+      <w:r>
+        <w:t>: “I started with a track on data governance, basically describing our business definitions and the technical lineage of our digital data landscape.” The same resource base can function as either an accelerator or a bottleneck depending on whether the organizational capacity described in section 4.2.1 is in place to use it.</w:t>
+      </w:r>
+    </w:p>
+    <w:p>
+      <w:r>
+        <w:t>Where these foundational resources are available, they become powerful enablers. Interviewee 4 described his own setup: “I connected an MCP to their Google Analytics and Google Search Console. So I have direct access to that data source in my cloud, and I can run cron jobs and have an agent run reports.” Interviewee 5 similarly observed that once the back-end infrastructure is in place, rapid experimentation becomes possible: “The back-end stuff needs to be extremely robust, and then … you can really build quickly.” Both cases illustrate how data access and tool availability translate directly into the ability to deploy agentic workflows.</w:t>
+      </w:r>
+    </w:p>
+    <w:p>
+      <w:r>
+        <w:t>Budget appeared as a secondary resource constraint. Interviewee 9 captured the tension: “The passion is there, the need is there, the want is there, the brains are there. It’s time, money, and resources.” While budget is not the primary barrier in the data, it becomes a bottleneck when resource availability determines whether AI initiatives can scale from pilot to production.</w:t>
       </w:r>
     </w:p>
     <w:p>
       <w:pPr>
         <w:pStyle w:val="Heading3"/>
-        <w:rPr>
-          <w:color w:val="24292E"/>
-        </w:rPr>
-      </w:pPr>
-      <w:bookmarkStart w:id="187" w:name="_xw6d9a4ef7wu" w:colFirst="0" w:colLast="0"/>
+      </w:pPr>
+      <w:bookmarkStart w:id="187" w:name="_qy9fnmmddxdy" w:colFirst="0" w:colLast="0"/>
       <w:bookmarkEnd w:id="187"/>
       <w:r>
-        <w:rPr>
-          <w:color w:val="24292E"/>
-        </w:rPr>
-        <w:t>4.2.2</w:t>
-      </w:r>
-      <w:r>
-        <w:rPr>
-          <w:color w:val="24292E"/>
-        </w:rPr>
+        <w:t>4.2.3</w:t>
+      </w:r>
+      <w:r>
         <w:tab/>
-        <w:t>Available resources</w:t>
-      </w:r>
-    </w:p>
-    <w:p>
-      <w:r>
-        <w:t>A second cluster of internal conditions concerns the availability of enabling resources: the data, tools, and technical infrastructure that make AI implementation feasible. Having data and tools available and accessible emerged as a critical enabler (21 code applications, 12 documents), while lacking solid data infrastructure was a significant barrier (8 code applications, 6 documents).</w:t>
-      </w:r>
-    </w:p>
-    <w:p>
-      <w:r>
-        <w:t>Data infrastructure emerged as the foundational prerequisite. Interviewee 2 described his organization’s situation plainly: “The infrastructure is not yet in place, and the work on it is really big.” He elaborated that this is not a failure of will but of competing priorities: every improvement to the underlying data platform competes for attention with immediate operational demands. Without a robust and accessible data layer, AI systems cannot be reliably built or deployed.</w:t>
-      </w:r>
-    </w:p>
-    <w:p>
-      <w:r>
-        <w:t>A deeper resource constraint is the absence of systems thinking — the ability to understand how data flows connect across tools, departments, and processes. Interviewee 13 described this as the root cause behind many apparent AI failures:</w:t>
-      </w:r>
-    </w:p>
-    <w:p>
-      <w:pPr>
+        <w:t>Strategic direction &amp; leadership</w:t>
+      </w:r>
+    </w:p>
+    <w:p>
+      <w:r>
+        <w:t xml:space="preserve">The conditions that make strategic direction necessary are broadly consistent across the data. Organizations frequently approach agentic AI without a clear rationale: they want AI because others are using it, not because they have identified a problem it can solve. Interviewee 1 described this pattern: “There will be a lot of clients and companies that want AI, but they won’t know why, outside of the fact that someone tells them they should.” Interviewee 17 noted a related pattern: organizations think in tools rather than business objectives, seeking applications before establishing what they need to achieve. The consequence is that even when AI is deployed, it generates activity without direction. Interviewee 10 observed that when </w:t>
+      </w:r>
+      <w:r>
+        <w:lastRenderedPageBreak/>
+        <w:t>organizations give employees time for AI experimentation, they attach no goals, so potential and initiative are both lost.</w:t>
+      </w:r>
+    </w:p>
+    <w:p>
+      <w:r>
+        <w:t>A third cluster of conditions concerns strategic direction and leadership, covering the organizational structures and behaviors that orient AI adoption toward meaningful goals. Where section 4.2.1 described the people-level capacity to change, this section describes the organizational-level direction that makes change purposeful. The data surfaces four related dynamics: the role of providing clarity, the impact of individual AI champions, the importance of leadership backing, and the process of bringing people along.</w:t>
+      </w:r>
+    </w:p>
+    <w:p>
+      <w:r>
+        <w:t>Providing clarity, that is, naming where the organization is going with AI, which use cases matter, and what success looks like, emerged as the most broadly distributed enabling behavior in this section. Unlike championing, which is driven by individuals, or leadership backing, which is top-down, providing clarity is a managerial act that can happen at any organizational level. Its cross-condition effect is significant: clarity directly reduces the resistance and paralysis described in section 4.2.1, because employees who understand the direction and purpose of AI adoption are less likely to resist or stall. Interviewee 6 captured the essential move: “This is the vision. This is where we’re going. Help me get there.” Interviewee 1 noted the downstream consequence of its absence: “If you don’t have clarity, jumping into execution will only surface a lot of problems.”</w:t>
+      </w:r>
+    </w:p>
+    <w:p>
+      <w:r>
+        <w:t>Individual AI champions emerged as a disproportionately influential factor. An AI champion is a person who, often without formal mandate, drives AI initiatives forward through personal initiative, visible results, and internal advocacy. Interviewee 9 described a vivid example from her organization:</w:t>
+      </w:r>
+    </w:p>
+    <w:p>
+      <w:pPr>
+        <w:pStyle w:val="Quote"/>
         <w:ind w:left="720"/>
       </w:pPr>
       <w:r>
-        <w:t xml:space="preserve">“The stupidest example is … people want to understand their marketing data better. And it’s really just like you have 20 different sources, you don’t know how to </w:t>
-      </w:r>
+        <w:t>“</w:t>
+      </w:r>
+      <w:r>
+        <w:t>[An AI platfrom]</w:t>
+      </w:r>
+      <w:r>
+        <w:t xml:space="preserve"> was created originally by … our </w:t>
+      </w:r>
+      <w:r>
+        <w:t>[role]</w:t>
+      </w:r>
+      <w:r>
+        <w:t xml:space="preserve"> director that dabbles in dev</w:t>
+      </w:r>
+      <w:r>
+        <w:t>elopment</w:t>
+      </w:r>
+      <w:r>
+        <w:t>, and he created it, and it</w:t>
+      </w:r>
+      <w:r>
+        <w:t xml:space="preserve"> has </w:t>
+      </w:r>
+      <w:r>
+        <w:t>blown up, and so now there’s millions of dollars of funding.”</w:t>
+      </w:r>
+    </w:p>
+    <w:p>
       <w:r>
         <w:lastRenderedPageBreak/>
-        <w:t>connect them, you don’t know how to put this all together. … The culprit is really still they don’t understand what the issues are.”</w:t>
-      </w:r>
-    </w:p>
-    <w:p>
-      <w:r>
-        <w:t>The problem is not data access per se, but the analytical capacity to know what data is needed, in what form, and for what purpose. Interviewee 1 noted that this type of deep process knowledge — a feel for system logic — is precisely what is hardest to augment with AI, because it requires a level of structured thinking that many teams have not yet developed.</w:t>
-      </w:r>
-    </w:p>
-    <w:p>
-      <w:r>
-        <w:t>Where these foundational resources are available, they become powerful enablers. Interviewee 4 described his own setup: “I connected an MCP to their Google Analytics and Google Search Console. So I have direct access to that data source in my cloud, and I can run cron jobs and have an agent run reports.” Interviewee 5 similarly observed that once the back-end infrastructure is in place, rapid experimentation becomes possible: “The back-end stuff needs to be extremely robust, and then … you can really build quickly.” Both cases illustrate how data access and tool availability translate directly into the ability to deploy agentic workflows.</w:t>
-      </w:r>
-    </w:p>
-    <w:p>
-      <w:r>
-        <w:t>Budget appeared as a secondary resource constraint (2 code applications). Interviewee 9 captured the tension: “The passion is there, the need is there, the want is there, the brains are there. It’s time, money, and resources.” While budget is not the primary barrier in the data, it becomes a bottleneck when resource availability determines whether AI initiatives can scale from pilot to production.</w:t>
+        <w:t>A single individual’s initiative, when it produces visible results, can unlock significant organizational investment. Interviewee 6 described her own approach: “I hear a lot of other companies where the board is afraid or legal is holding it back … Sorry, but you’d have to believe me on my blue eyes because I’m going to make this happen.”</w:t>
+      </w:r>
+    </w:p>
+    <w:p>
+      <w:r>
+        <w:t>Leadership backing refers to the visible endorsement, resource authorization, and organizational protection that senior leaders provide for AI initiatives. It amplifies the champion effect.</w:t>
+      </w:r>
+      <w:r>
+        <w:t xml:space="preserve"> Without visible endorsement from leadership, AI initiatives tend to stall at the pilot stage. Interviewee 4 noted that the current moment requires leaders to help employees make sense of change: “People are drinking from a fire hose. They need to have that leadership that tells them their importance, they’re part of the team, and their work matters.” Interviewee 17 identified three conditions that must align for AI adoption to succeed: “Leadership wants us to work with AI. But can employees do that too? Do they do it and do they want to? Those are basically three things. And when those three things align with each other, you get a fantastic AI implementation.”</w:t>
+      </w:r>
+    </w:p>
+    <w:p>
+      <w:r>
+        <w:rPr>
+          <w:i/>
+        </w:rPr>
+        <w:t>Bringing people along</w:t>
+      </w:r>
+      <w:r>
+        <w:t xml:space="preserve"> refers to the managerial process of building alignment, managing resistance, and developing shared commitment to AI adoption within the organization.</w:t>
+      </w:r>
+    </w:p>
+    <w:p>
+      <w:r>
+        <w:t xml:space="preserve">The process of bringing people along, understood as change management at the team and organizational level, was one of the most consistently documented behaviors in this block. </w:t>
+      </w:r>
+      <w:r>
+        <w:t>Interviewee 14 framed the scale of the challenge: “Thirty percent of all AI trajectories is just technology; sixty to seventy percent is actually us as humans or as an organization.” Interviewee</w:t>
+      </w:r>
+      <w:r>
+        <w:t xml:space="preserve"> 13 described a practical approach: using lighthouse projects as demonstration cases that make the value of AI tangible to skeptical colleagues. “Show them the first one that can be automated or made a lot quicker … then, well, then often they understand much better what the use cases would be.”</w:t>
       </w:r>
     </w:p>
     <w:p>
       <w:pPr>
         <w:pStyle w:val="Heading3"/>
       </w:pPr>
-      <w:bookmarkStart w:id="188" w:name="_qy9fnmmddxdy" w:colFirst="0" w:colLast="0"/>
+      <w:r>
+        <w:lastRenderedPageBreak/>
+        <w:t>4.2.4</w:t>
+      </w:r>
+      <w:r>
+        <w:tab/>
+        <w:t>Governance &amp; organizational friction</w:t>
+      </w:r>
+    </w:p>
+    <w:p>
+      <w:r>
+        <w:t>A fourth cluster of conditions concerns governance and organizational friction, covering the IT/legal/compliance gatekeeping, procurement processes, politics, and silos that impede AI adoption. Unlike the conditions in sections 4.2.1 to 4.2.3, which managers actively reshape, governance friction is predominantly navigated: unfavorable governance structures are treated as fixed features of the environment to be worked around rather than changed. This tendency is itself a finding: reshaping governance (actually changing the structures rather than routing around them) is rare in the data. Governance friction appears in several forms: IT security and procurement processes slowing deployment, legal and compliance concerns blocking tool use, and organizational politics preventing experimentation. Interviewee 13 observed a pattern in large enterprises:</w:t>
+      </w:r>
+    </w:p>
+    <w:p>
+      <w:pPr>
+        <w:pStyle w:val="Quote"/>
+        <w:ind w:left="720"/>
+      </w:pPr>
+      <w:r>
+        <w:t>“They are not allowed to use agentic AI a lot … there’s this weird distinction people make. It’s totally fine to buy any kind of tool you don’t know anything about and put it into the system. But agentic AI? That’s completely out of range.”</w:t>
+      </w:r>
+    </w:p>
+    <w:p>
+      <w:r>
+        <w:t>Interviewee 6 noted that governance structures, while legitimate, can prevent organizations from learning: “If we would’ve been stopped at the beginning, ‘You cannot use this system because you’re already on this system’, I think that is something that’s really holding people back.”</w:t>
+      </w:r>
+    </w:p>
+    <w:p>
+      <w:r>
+        <w:t xml:space="preserve">Taken together, the four conditions described in sections 4.2.1 to 4.2.4 represent the organizational substrate on which AI value creation depends. They are not independent: poor direction amplifies capacity problems; resource gaps deepen paralysis; governance friction compounds both. The behaviors documented across these sections: educating, experimenting, providing clarity, bringing people along, leveraging resources, navigating friction. These behaviors address multiple conditions simultaneously and in rough sequence. Organizations </w:t>
+      </w:r>
+      <w:r>
+        <w:lastRenderedPageBreak/>
+        <w:t>that neglect any one dimension tend to find that the others stall. This pattern surfaces most acutely in section 4.5.3: organizations that invest only in experimentation without clarity or education tend to generate pilots that do not scale.</w:t>
+      </w:r>
+    </w:p>
+    <w:p>
+      <w:pPr>
+        <w:pStyle w:val="Heading2"/>
+        <w:rPr>
+          <w:color w:val="00312A"/>
+        </w:rPr>
+      </w:pPr>
+      <w:bookmarkStart w:id="188" w:name="_hojo1f9yxiy" w:colFirst="0" w:colLast="0"/>
       <w:bookmarkEnd w:id="188"/>
-      <w:r>
-        <w:t>4.2.3</w:t>
-      </w:r>
-      <w:r>
-        <w:tab/>
-        <w:t>Leadership &amp; Governance</w:t>
-      </w:r>
-    </w:p>
-    <w:p/>
-    <w:p>
-      <w:r>
-        <w:t>The third cluster of internal conditions concerns leadership and governance — the organizational structures and behaviors that either enable or impede AI adoption. The data surfaces three related dynamics: the role of individual AI champions, the importance of leadership backing, and the friction created by bureaucratic governance.</w:t>
-      </w:r>
-    </w:p>
-    <w:p>
-      <w:r>
-        <w:t xml:space="preserve">Individual AI champions emerged as a disproportionately influential factor (5 code applications but high narrative weight across the corpus). An AI champion is a person who, </w:t>
-      </w:r>
-      <w:r>
-        <w:lastRenderedPageBreak/>
-        <w:t>often without formal mandate, drives AI initiatives forward through personal initiative, visible results, and internal advocacy. Interviewee 9 described a vivid example from her organization:</w:t>
-      </w:r>
-    </w:p>
-    <w:p>
-      <w:pPr>
-        <w:ind w:left="720"/>
-      </w:pPr>
-      <w:r>
-        <w:t>“Affinity Hub was created originally by … our global creative director that dabbles in dev, and he created it, and it’s like blown up, and so now there’s millions of dollars of funding.”</w:t>
-      </w:r>
-    </w:p>
-    <w:p>
-      <w:r>
-        <w:t>A single individual’s initiative, when it produces visible results, can unlock significant organizational investment. Interviewee 6 embodied this champion role in her own organization — consistently pushing AI initiatives forward, absorbing resistance, and creating space for others to experiment.</w:t>
-      </w:r>
-    </w:p>
-    <w:p>
-      <w:r>
-        <w:t>Leadership backing amplifies the champion effect (14 code applications, 10 documents). Without visible endorsement from leadership, AI initiatives tend to stall at the pilot stage. Interviewee 4 noted that the current moment requires leaders to help employees make sense of change: “People are drinking from a fire hose. They need to have that leadership that tells them their importance, they’re part of the team, and their work matters.” Interviewee 17 identified three conditions that must align for AI adoption to succeed: “Leadership wants us to work with AI. But can employees do that too? Do they do it and do they want to? Those are basically three things. And when those three things align with each other, you get a fantastic AI implementation.”</w:t>
-      </w:r>
-    </w:p>
-    <w:p>
-      <w:ins w:id="189" w:author="Claude" w:date="2026-06-01T00:00:00Z">
-        <w:r>
-          <w:rPr>
-            <w:i/>
-          </w:rPr>
-          <w:t>Bringing people along</w:t>
-        </w:r>
-        <w:r>
-          <w:t xml:space="preserve"> refers to the managerial process of building alignment, managing resistance, and developing shared commitment to AI adoption within the organization.</w:t>
-        </w:r>
-      </w:ins>
-    </w:p>
-    <w:p>
-      <w:r>
-        <w:t xml:space="preserve">The process of bringing people along — change management at the team and organizational level — was one of the most richly coded themes in this block (24 code applications, 13 documents). Interviewee 6 captured the essential managerial move: “This is the vision. This is where we’re going. Help me get there.” Interviewee 13 described a practical approach: using lighthouse projects as demonstration cases that make the value of AI tangible to </w:t>
-      </w:r>
-      <w:r>
-        <w:lastRenderedPageBreak/>
-        <w:t>skeptical colleagues. “Show them the first one that can be automated or made a lot quicker … then, well, then often they understand much better what the use cases would be.”</w:t>
-      </w:r>
-    </w:p>
-    <w:p>
-      <w:r>
-        <w:t>Alongside these enabling behaviors, bureaucratic governance emerged as a significant opposing force (21 code applications, 13 documents). Governance friction appeared in several forms: IT security and procurement processes slowing deployment, legal and compliance concerns blocking tool use, and organizational politics preventing experimentation. Interviewee 13 observed a pattern in large enterprises:</w:t>
-      </w:r>
-    </w:p>
-    <w:p>
-      <w:pPr>
-        <w:ind w:left="720"/>
-      </w:pPr>
-      <w:r>
-        <w:t>“They are not allowed to use agentic AI a lot … there’s this weird distinction people make. It’s totally fine to buy any kind of tool you don’t know anything about and put it into the system. But agentic AI? That’s completely out of range.”</w:t>
-      </w:r>
-    </w:p>
-    <w:p>
-      <w:r>
-        <w:t>Interviewee 6 noted that governance structures, while legitimate, can prevent organizations from learning: “If we would’ve been stopped at the beginning — ‘You cannot use this system because you’re already on this system’ — I think that is something that’s really holding people back.”</w:t>
-      </w:r>
-    </w:p>
-    <w:p>
-      <w:r>
-        <w:t>Taken together, the internal conditions described in sections 4.2.1 to 4.2.3 represent the organizational substrate on which AI value creation depends. How managers navigate these conditions — leveraging favorable ones and working around or reshaping unfavorable ones — directly shapes the adoption processes described in section 4.3.</w:t>
-      </w:r>
-    </w:p>
-    <w:p>
-      <w:pPr>
-        <w:pStyle w:val="Heading2"/>
-        <w:rPr>
-          <w:color w:val="00312A"/>
-        </w:rPr>
-      </w:pPr>
-      <w:bookmarkStart w:id="190" w:name="_hojo1f9yxiy" w:colFirst="0" w:colLast="0"/>
-      <w:bookmarkEnd w:id="190"/>
       <w:r>
         <w:rPr>
           <w:color w:val="00312A"/>
@@ -17185,8 +17455,8 @@
           <w:color w:val="00312A"/>
         </w:rPr>
       </w:pPr>
-      <w:bookmarkStart w:id="191" w:name="_iuvuby6hzug8" w:colFirst="0" w:colLast="0"/>
-      <w:bookmarkEnd w:id="191"/>
+      <w:bookmarkStart w:id="189" w:name="_iuvuby6hzug8" w:colFirst="0" w:colLast="0"/>
+      <w:bookmarkEnd w:id="189"/>
       <w:r>
         <w:rPr>
           <w:color w:val="00312A"/>
@@ -17225,7 +17495,6 @@
         <w:rPr>
           <w:color w:val="00312A"/>
         </w:rPr>
-        <w:lastRenderedPageBreak/>
         <w:t>Generic and personal-productivity use cases</w:t>
       </w:r>
     </w:p>
@@ -17284,6 +17553,7 @@
         <w:rPr>
           <w:color w:val="00312A"/>
         </w:rPr>
+        <w:lastRenderedPageBreak/>
         <w:t>Content creation and campaign management are the most visible use cases to outside observers but, by participants’ own accounts, among the least transformative. The dominant pattern is augmenting existing copywriting, briefing, and creative workflows rather than redesigning them. Interviewee 4 described the highest-productivity configuration in the data: a personal stack combining Obsidian as a memory layer, Claude Code as the execution engine, GitHub for file synchronisation, and per-client vaults for context isolation: “I have persistent memory using, um, Obsidian. And I just… My productivity just went 10X.” The key driver is not the model itself but the surrounding architecture that provides consistent, long-lived context.</w:t>
       </w:r>
     </w:p>
@@ -17297,54 +17567,54 @@
         <w:rPr>
           <w:color w:val="00312A"/>
         </w:rPr>
-        <w:t xml:space="preserve">Brand governance is an adjacent use case in this generic-productivity cluster. Interviewee 3, working in a marketing team with strong leadership encouragement to experiment, described an assistant trained on the company’s brand guidelines and persona </w:t>
+        <w:t>Brand governance is an adjacent use case in this generic-productivity cluster. Interviewee 3, working in a marketing team with strong leadership encouragement to experiment, described an assistant trained on the company’s brand guidelines and persona documents that evaluates whether new content is brand-aligned before publication — collapsing what had been a long approval chain into a real-time check.</w:t>
+      </w:r>
+    </w:p>
+    <w:p>
+      <w:pPr>
+        <w:pStyle w:val="Heading4"/>
+        <w:rPr>
+          <w:color w:val="00312A"/>
+        </w:rPr>
+      </w:pPr>
+      <w:r>
+        <w:rPr>
+          <w:color w:val="00312A"/>
+        </w:rPr>
+        <w:t>Customer-facing agents</w:t>
+      </w:r>
+    </w:p>
+    <w:p>
+      <w:pPr>
+        <w:rPr>
+          <w:color w:val="00312A"/>
+        </w:rPr>
+      </w:pPr>
+      <w:r>
+        <w:rPr>
+          <w:color w:val="00312A"/>
+        </w:rPr>
+        <w:t>Customer-facing use cases are fewer in number but higher in commercial stakes. Customer-service and sales-assistant agents that handle routine queries and recognize commercial moments — upsells, membership changes, re-orders — are described as the most commercially compelling agentic deployments. Interviewee 12 noted that these agents have, over the past two years, crossed a quality threshold they previously never reached: “they’ve actually gotten really good because they’re leveraging the conversational capabilities of these LLMs.” Interviewee 6 described a chatbot programme that combines customer-experience improvement with direct commercial outcomes — the same agent that handles a membership question can identify an upgrade opportunity and execute it.</w:t>
+      </w:r>
+    </w:p>
+    <w:p>
+      <w:pPr>
+        <w:rPr>
+          <w:color w:val="00312A"/>
+        </w:rPr>
+      </w:pPr>
+      <w:r>
+        <w:rPr>
+          <w:color w:val="00312A"/>
+        </w:rPr>
+        <w:t xml:space="preserve">Advertising optimization agents form a second customer-facing archetype. These agents operate autonomously within ad platforms, adjusting bids, targeting parameters, and budget </w:t>
       </w:r>
       <w:r>
         <w:rPr>
           <w:color w:val="00312A"/>
         </w:rPr>
         <w:lastRenderedPageBreak/>
-        <w:t>documents that evaluates whether new content is brand-aligned before publication — collapsing what had been a long approval chain into a real-time check.</w:t>
-      </w:r>
-    </w:p>
-    <w:p>
-      <w:pPr>
-        <w:pStyle w:val="Heading4"/>
-        <w:rPr>
-          <w:color w:val="00312A"/>
-        </w:rPr>
-      </w:pPr>
-      <w:r>
-        <w:rPr>
-          <w:color w:val="00312A"/>
-        </w:rPr>
-        <w:t>Customer-facing agents</w:t>
-      </w:r>
-    </w:p>
-    <w:p>
-      <w:pPr>
-        <w:rPr>
-          <w:color w:val="00312A"/>
-        </w:rPr>
-      </w:pPr>
-      <w:r>
-        <w:rPr>
-          <w:color w:val="00312A"/>
-        </w:rPr>
-        <w:t>Customer-facing use cases are fewer in number but higher in commercial stakes. Customer-service and sales-assistant agents that handle routine queries and recognize commercial moments — upsells, membership changes, re-orders — are described as the most commercially compelling agentic deployments. Interviewee 12 noted that these agents have, over the past two years, crossed a quality threshold they previously never reached: “they’ve actually gotten really good because they’re leveraging the conversational capabilities of these LLMs.” Interviewee 6 described a chatbot programme that combines customer-experience improvement with direct commercial outcomes — the same agent that handles a membership question can identify an upgrade opportunity and execute it.</w:t>
-      </w:r>
-    </w:p>
-    <w:p>
-      <w:pPr>
-        <w:rPr>
-          <w:color w:val="00312A"/>
-        </w:rPr>
-      </w:pPr>
-      <w:r>
-        <w:rPr>
-          <w:color w:val="00312A"/>
-        </w:rPr>
-        <w:t>Advertising optimization agents form a second customer-facing archetype. These agents operate autonomously within ad platforms, adjusting bids, targeting parameters, and budget allocation against a specified ROAS target without per-decision human approval. Interviewee 8 described measurable outcomes from such a deployment:</w:t>
+        <w:t>allocation against a specified ROAS target without per-decision human approval. Interviewee 8 described measurable outcomes from such a deployment:</w:t>
       </w:r>
     </w:p>
     <w:p>
@@ -17403,40 +17673,40 @@
         <w:rPr>
           <w:color w:val="00312A"/>
         </w:rPr>
-        <w:t xml:space="preserve">Internal process automation is the archetype where human-AI collaboration is most clearly structured. Workflows that previously required a human to run scheduled queries, review outputs, populate reports, and compose communications are executed by chained AI </w:t>
+        <w:t>Internal process automation is the archetype where human-AI collaboration is most clearly structured. Workflows that previously required a human to run scheduled queries, review outputs, populate reports, and compose communications are executed by chained AI tools with human oversight only at the output stage. Interviewee 15 described the emerging connector-based model in the context of agentic customer re-ordering, while Interviewee 10 noted that AI has effectively eliminated the capacity constraint on plugging analyst-equivalent intelligence into decision points across marketing operations: “I can plug in a data analyst almost anywhere to support what I’m doing.”</w:t>
+      </w:r>
+    </w:p>
+    <w:p>
+      <w:pPr>
+        <w:rPr>
+          <w:color w:val="00312A"/>
+        </w:rPr>
+      </w:pPr>
+      <w:r>
+        <w:rPr>
+          <w:color w:val="00312A"/>
+        </w:rPr>
+        <w:t>The internal automation archetype extends beyond commercial marketing contexts. Interviewee 2, working at a national sports federation, described an initiative to apply agentic AI to volunteer scheduling — matching volunteers to club roles, shifts, and locations across hundreds of member clubs — as an illustration of how process automation addresses coordination costs that commercial metrics do not easily capture.</w:t>
+      </w:r>
+    </w:p>
+    <w:p>
+      <w:pPr>
+        <w:rPr>
+          <w:color w:val="00312A"/>
+        </w:rPr>
+      </w:pPr>
+      <w:r>
+        <w:rPr>
+          <w:color w:val="00312A"/>
+        </w:rPr>
+        <w:t xml:space="preserve">Across the interviews, a consistent gap emerges between how agentic AI is positioned — in proposals, pitches, and internal leadership communications — and what is actually running in production. Participants describe demonstrations and narratives in which agentic AI features prominently while in practice the same workflow remains manual, scripted, or at most partially </w:t>
       </w:r>
       <w:r>
         <w:rPr>
           <w:color w:val="00312A"/>
         </w:rPr>
         <w:lastRenderedPageBreak/>
-        <w:t>tools with human oversight only at the output stage. Interviewee 15 described the emerging connector-based model in the context of agentic customer re-ordering, while Interviewee 10 noted that AI has effectively eliminated the capacity constraint on plugging analyst-equivalent intelligence into decision points across marketing operations: “I can plug in a data analyst almost anywhere to support what I’m doing.”</w:t>
-      </w:r>
-    </w:p>
-    <w:p>
-      <w:pPr>
-        <w:rPr>
-          <w:color w:val="00312A"/>
-        </w:rPr>
-      </w:pPr>
-      <w:r>
-        <w:rPr>
-          <w:color w:val="00312A"/>
-        </w:rPr>
-        <w:t>The internal automation archetype extends beyond commercial marketing contexts. Interviewee 2, working at a national sports federation, described an initiative to apply agentic AI to volunteer scheduling — matching volunteers to club roles, shifts, and locations across hundreds of member clubs — as an illustration of how process automation addresses coordination costs that commercial metrics do not easily capture.</w:t>
-      </w:r>
-    </w:p>
-    <w:p>
-      <w:pPr>
-        <w:rPr>
-          <w:color w:val="00312A"/>
-        </w:rPr>
-      </w:pPr>
-      <w:r>
-        <w:rPr>
-          <w:color w:val="00312A"/>
-        </w:rPr>
-        <w:t>Across the interviews, a consistent gap emerges between how agentic AI is positioned — in proposals, pitches, and internal leadership communications — and what is actually running in production. Participants describe demonstrations and narratives in which agentic AI features prominently while in practice the same workflow remains manual, scripted, or at most partially automated. This gap appears across organization types: large agencies, in-house marketing teams, and scale-ups all exhibit it to some degree.</w:t>
+        <w:t>automated. This gap appears across organization types: large agencies, in-house marketing teams, and scale-ups all exhibit it to some degree.</w:t>
       </w:r>
     </w:p>
     <w:p>
@@ -17494,14 +17764,7 @@
         <w:rPr>
           <w:color w:val="00312A"/>
         </w:rPr>
-        <w:t xml:space="preserve">The optics gap has two organizational implications. First, it creates confusion about what AI actually does. When employees hear that the organization is ‘using agentic AI’ in pitches and </w:t>
-      </w:r>
-      <w:r>
-        <w:rPr>
-          <w:color w:val="00312A"/>
-        </w:rPr>
-        <w:lastRenderedPageBreak/>
-        <w:t>leadership communications but see no corresponding change in their own workflows, the result is either skepticism about AI’s practical utility or inflated expectations that become obstacles when real deployments are less impressive than the narrative. Second, it distorts accountability: if stated capability does not correspond to operational reality, it becomes difficult to measure progress, identify blockers, or allocate investment accurately. Several participants noted that organizations claiming the most advanced AI capability were among those where operational adoption was hardest to verify in practice.</w:t>
+        <w:t>The optics gap has two organizational implications. First, it creates confusion about what AI actually does. When employees hear that the organization is ‘using agentic AI’ in pitches and leadership communications but see no corresponding change in their own workflows, the result is either skepticism about AI’s practical utility or inflated expectations that become obstacles when real deployments are less impressive than the narrative. Second, it distorts accountability: if stated capability does not correspond to operational reality, it becomes difficult to measure progress, identify blockers, or allocate investment accurately. Several participants noted that organizations claiming the most advanced AI capability were among those where operational adoption was hardest to verify in practice.</w:t>
       </w:r>
     </w:p>
     <w:p>
@@ -17511,8 +17774,8 @@
           <w:color w:val="00312A"/>
         </w:rPr>
       </w:pPr>
-      <w:bookmarkStart w:id="192" w:name="_niqmcast9jsc" w:colFirst="0" w:colLast="0"/>
-      <w:bookmarkEnd w:id="192"/>
+      <w:bookmarkStart w:id="190" w:name="_niqmcast9jsc" w:colFirst="0" w:colLast="0"/>
+      <w:bookmarkEnd w:id="190"/>
       <w:r>
         <w:rPr>
           <w:color w:val="00312A"/>
@@ -17550,7 +17813,14 @@
         <w:rPr>
           <w:color w:val="00312A"/>
         </w:rPr>
-        <w:t>On the feature side, tool calling and integrations (11 code applications) and accessing the entire database as context (14) are the enabling features most closely tied to value creation. Tool calling allows an agent to interact with external systems — retrieving data, writing records, triggering workflows — rather than remaining confined to a conversational interface. Database-as-context allows the agent to reason over the full set of relevant information rather than only what the user provides in a single prompt. Interviewee 6 framed the context argument by contrasting her AI-powered customer-service agent with the outsourced human agents it had partly replaced:</w:t>
+        <w:t xml:space="preserve">On the feature side, tool calling and integrations (11 code applications) and accessing the entire database as context (14) are the enabling features most closely tied to value creation. Tool calling allows an agent to interact with external systems — retrieving data, writing records, </w:t>
+      </w:r>
+      <w:r>
+        <w:rPr>
+          <w:color w:val="00312A"/>
+        </w:rPr>
+        <w:lastRenderedPageBreak/>
+        <w:t>triggering workflows — rather than remaining confined to a conversational interface. Database-as-context allows the agent to reason over the full set of relevant information rather than only what the user provides in a single prompt. Interviewee 6 framed the context argument by contrasting her AI-powered customer-service agent with the outsourced human agents it had partly replaced:</w:t>
       </w:r>
     </w:p>
     <w:p>
@@ -17590,42 +17860,36 @@
         <w:rPr>
           <w:color w:val="00312A"/>
         </w:rPr>
-        <w:t xml:space="preserve">On the strategy side, four patterns recur. Evaluating output — maintaining human judgment over the quality, accuracy, and brand-fit of AI-generated material — is described across virtually every interview as the primary risk management strategy. Interviewee 10 argued </w:t>
-      </w:r>
+        <w:t>On the strategy side, four patterns recur. Evaluating output — maintaining human judgment over the quality, accuracy, and brand-fit of AI-generated material — is described across virtually every interview as the primary risk management strategy. Interviewee 10 argued that evaluative capacity becomes more, not less, important as AI takes on more of the production work: “interpretation becomes more important: what’s good, what’s not, what fits us, what doesn’t … that requires deep domain expertise.” Determining input — the discipline of specifying data, context, and instructions carefully — is the complementary discipline. Interviewee 14 captured the dependency plainly: “what you put into it ultimately determines what comes out.”</w:t>
+      </w:r>
+    </w:p>
+    <w:p>
+      <w:pPr>
+        <w:rPr>
+          <w:color w:val="00312A"/>
+        </w:rPr>
+      </w:pPr>
+      <w:r>
+        <w:rPr>
+          <w:color w:val="00312A"/>
+        </w:rPr>
+        <w:t>Personalizing agents — configuring system prompts, personas, and knowledge bases to match the specific use case, brand voice, and data environment — is described as the factor that most distinguishes high-performing deployments from generic ones. Building a solid harness (context engineering) is the most technically demanding strategy: the deliberate design of the data, memory, tool access, and planning logic that surrounds the model. Interviewee 5 used the term ‘harness’ explicitly: “the big change of agentic AI right now is … very depending on who finds the right harness around the AI.” These four strategies are not independent; the highest-performing configurations in the data combine all four.</w:t>
+      </w:r>
+    </w:p>
+    <w:p>
+      <w:pPr>
+        <w:pStyle w:val="Heading2"/>
+        <w:rPr>
+          <w:color w:val="00312A"/>
+        </w:rPr>
+      </w:pPr>
+      <w:bookmarkStart w:id="191" w:name="_d3o8hfs61axc" w:colFirst="0" w:colLast="0"/>
+      <w:bookmarkEnd w:id="191"/>
       <w:r>
         <w:rPr>
           <w:color w:val="00312A"/>
         </w:rPr>
         <w:lastRenderedPageBreak/>
-        <w:t>that evaluative capacity becomes more, not less, important as AI takes on more of the production work: “interpretation becomes more important: what’s good, what’s not, what fits us, what doesn’t … that requires deep domain expertise.” Determining input — the discipline of specifying data, context, and instructions carefully — is the complementary discipline. Interviewee 14 captured the dependency plainly: “what you put into it ultimately determines what comes out.”</w:t>
-      </w:r>
-    </w:p>
-    <w:p>
-      <w:pPr>
-        <w:rPr>
-          <w:color w:val="00312A"/>
-        </w:rPr>
-      </w:pPr>
-      <w:r>
-        <w:rPr>
-          <w:color w:val="00312A"/>
-        </w:rPr>
-        <w:t>Personalizing agents — configuring system prompts, personas, and knowledge bases to match the specific use case, brand voice, and data environment — is described as the factor that most distinguishes high-performing deployments from generic ones. Building a solid harness (context engineering) is the most technically demanding strategy: the deliberate design of the data, memory, tool access, and planning logic that surrounds the model. Interviewee 5 used the term ‘harness’ explicitly: “the big change of agentic AI right now is … very depending on who finds the right harness around the AI.” These four strategies are not independent; the highest-performing configurations in the data combine all four.</w:t>
-      </w:r>
-    </w:p>
-    <w:p>
-      <w:pPr>
-        <w:pStyle w:val="Heading2"/>
-        <w:rPr>
-          <w:color w:val="00312A"/>
-        </w:rPr>
-      </w:pPr>
-      <w:bookmarkStart w:id="193" w:name="_d3o8hfs61axc" w:colFirst="0" w:colLast="0"/>
-      <w:bookmarkEnd w:id="193"/>
-      <w:r>
-        <w:rPr>
-          <w:color w:val="00312A"/>
-        </w:rPr>
         <w:t>4.4</w:t>
       </w:r>
       <w:r>
@@ -17635,14 +17899,14 @@
         <w:tab/>
         <w:t xml:space="preserve">Value </w:t>
       </w:r>
-      <w:commentRangeStart w:id="194"/>
+      <w:commentRangeStart w:id="192"/>
       <w:r>
         <w:rPr>
           <w:color w:val="00312A"/>
         </w:rPr>
         <w:t>Outcomes</w:t>
       </w:r>
-      <w:commentRangeEnd w:id="194"/>
+      <w:commentRangeEnd w:id="192"/>
       <w:r>
         <w:rPr>
           <w:rStyle w:val="CommentReference"/>
@@ -17650,7 +17914,7 @@
           <w:sz w:val="22"/>
           <w:szCs w:val="22"/>
         </w:rPr>
-        <w:commentReference w:id="194"/>
+        <w:commentReference w:id="192"/>
       </w:r>
     </w:p>
     <w:p>
@@ -17676,14 +17940,7 @@
         <w:rPr>
           <w:color w:val="00312A"/>
         </w:rPr>
-        <w:t xml:space="preserve">The data make the mediating role of managerial behavior visible in a specific way: participants with near-identical technology access report divergent outcomes, and the differentiating factors are consistently organizational rather than technical. The quality of the data, the clarity of the use case, the investment in change management, and the design of </w:t>
-      </w:r>
-      <w:r>
-        <w:rPr>
-          <w:color w:val="00312A"/>
-        </w:rPr>
-        <w:lastRenderedPageBreak/>
-        <w:t>governance together determine which part of the value portfolio is captured and which is lost. This is the chapter’s central finding: value creation with agentic AI is an inside-out process, shaped more by what organizations do with the technology than by which technology they choose. The three subsections that follow detail the benefit, sacrifice, and risk families; the cross-cutting implications are taken up in Chapter 5.</w:t>
+        <w:t>The data make the mediating role of managerial behavior visible in a specific way: participants with near-identical technology access report divergent outcomes, and the differentiating factors are consistently organizational rather than technical. The quality of the data, the clarity of the use case, the investment in change management, and the design of governance together determine which part of the value portfolio is captured and which is lost. This is the chapter’s central finding: value creation with agentic AI is an inside-out process, shaped more by what organizations do with the technology than by which technology they choose. The three subsections that follow detail the benefit, sacrifice, and risk families; the cross-cutting implications are taken up in Chapter 5.</w:t>
       </w:r>
     </w:p>
     <w:p>
@@ -17693,8 +17950,8 @@
           <w:color w:val="00312A"/>
         </w:rPr>
       </w:pPr>
-      <w:bookmarkStart w:id="195" w:name="_psp9v76zeahl" w:colFirst="0" w:colLast="0"/>
-      <w:bookmarkEnd w:id="195"/>
+      <w:bookmarkStart w:id="193" w:name="_psp9v76zeahl" w:colFirst="0" w:colLast="0"/>
+      <w:bookmarkEnd w:id="193"/>
       <w:r>
         <w:rPr>
           <w:color w:val="00312A"/>
@@ -17750,6 +18007,7 @@
           <w:iCs/>
           <w:color w:val="00312A"/>
         </w:rPr>
+        <w:lastRenderedPageBreak/>
         <w:t>you can always build something very quickly that gives you the same information as if you would have an analyst sitting there or some kind of a controller or whatever, because the same work is done in there. It’s not as good as if you would have a great analyst or great controller, but it’s pretty much the same as if you have a mediocre one and, uh, still have to sense check what comes out of it.</w:t>
       </w:r>
     </w:p>
@@ -17777,14 +18035,7 @@
         <w:rPr>
           <w:color w:val="00312A"/>
         </w:rPr>
-        <w:t xml:space="preserve">Scale is the benefit most clearly impossible without AI. Generating large numbers of product-page variants, monitoring sentiment across many competitor channels simultaneously, or personalizing communications at the individual rather than the segment level are not viable at human labor cost. Extending the personal skillset is the benefit described with most enthusiasm across interviews. Participants repeatedly described AI enabling work they could not previously do: coding without being a developer, analyzing without being a data scientist, </w:t>
-      </w:r>
-      <w:r>
-        <w:rPr>
-          <w:color w:val="00312A"/>
-        </w:rPr>
-        <w:lastRenderedPageBreak/>
-        <w:t>writing in a language without being fluent. Interviewee 12 captured the broadening of individual capability: “it sort of expands the range of creative possibilities and capabilities that an individual can do.” Interviewee 10 described the downstream organizational effect: the social media manager “suddenly becomes a designer and app concept creator.”</w:t>
+        <w:t>Scale is the benefit most clearly impossible without AI. Generating large numbers of product-page variants, monitoring sentiment across many competitor channels simultaneously, or personalizing communications at the individual rather than the segment level are not viable at human labor cost. Extending the personal skillset is the benefit described with most enthusiasm across interviews. Participants repeatedly described AI enabling work they could not previously do: coding without being a developer, analyzing without being a data scientist, writing in a language without being fluent. Interviewee 12 captured the broadening of individual capability: “it sort of expands the range of creative possibilities and capabilities that an individual can do.” Interviewee 10 described the downstream organizational effect: the social media manager “suddenly becomes a designer and app concept creator.”</w:t>
       </w:r>
     </w:p>
     <w:p>
@@ -17855,6 +18106,7 @@
         <w:rPr>
           <w:color w:val="00312A"/>
         </w:rPr>
+        <w:lastRenderedPageBreak/>
         <w:t>The most concrete commercial benefit figure in the data comes from Interviewee 6, who was asked directly about the return on investment from a multi-vendor chatbot programme that handles membership queries and drives commercial conversions:</w:t>
       </w:r>
     </w:p>
@@ -17910,13 +18162,12 @@
           <w:color w:val="00312A"/>
         </w:rPr>
       </w:pPr>
-      <w:bookmarkStart w:id="196" w:name="_vkh433kqk3oi" w:colFirst="0" w:colLast="0"/>
-      <w:bookmarkEnd w:id="196"/>
-      <w:r>
-        <w:rPr>
-          <w:color w:val="00312A"/>
-        </w:rPr>
-        <w:lastRenderedPageBreak/>
+      <w:bookmarkStart w:id="194" w:name="_vkh433kqk3oi" w:colFirst="0" w:colLast="0"/>
+      <w:bookmarkEnd w:id="194"/>
+      <w:r>
+        <w:rPr>
+          <w:color w:val="00312A"/>
+        </w:rPr>
         <w:t>4.4.2</w:t>
       </w:r>
       <w:r>
@@ -17963,6 +18214,7 @@
         <w:rPr>
           <w:color w:val="00312A"/>
         </w:rPr>
+        <w:lastRenderedPageBreak/>
         <w:t>Job replacement and role change are acknowledged across interviews, though almost never as an immediate intention. The more common framing is gradual role evolution as AI absorbs certain task types and the remaining human work shifts toward judgment, evaluation, and relationship management. Interviewee 13 described the communication that makes this transition manageable:</w:t>
       </w:r>
     </w:p>
@@ -18008,14 +18260,7 @@
         <w:rPr>
           <w:color w:val="00312A"/>
         </w:rPr>
-        <w:t xml:space="preserve">Authenticity is a more subtle sacrifice. AI-generated content — particularly in outreach and customer communications — can be recognized as artificial, and that recognition damages </w:t>
-      </w:r>
-      <w:r>
-        <w:rPr>
-          <w:color w:val="00312A"/>
-        </w:rPr>
-        <w:lastRenderedPageBreak/>
-        <w:t>trust. Interviewee 16 drew a deliberate line between creative and automated work: “I want to keep the creative work human. I think that keeps our authenticity, at least for now.” The implication is that authenticity functions not only as a brand value but as a functional constraint on which use cases are viable.</w:t>
+        <w:t>Authenticity is a more subtle sacrifice. AI-generated content — particularly in outreach and customer communications — can be recognized as artificial, and that recognition damages trust. Interviewee 16 drew a deliberate line between creative and automated work: “I want to keep the creative work human. I think that keeps our authenticity, at least for now.” The implication is that authenticity functions not only as a brand value but as a functional constraint on which use cases are viable.</w:t>
       </w:r>
     </w:p>
     <w:p>
@@ -18026,8 +18271,8 @@
           <w:highlight w:val="yellow"/>
         </w:rPr>
       </w:pPr>
-      <w:bookmarkStart w:id="197" w:name="_i62wq5quevoe" w:colFirst="0" w:colLast="0"/>
-      <w:bookmarkEnd w:id="197"/>
+      <w:bookmarkStart w:id="195" w:name="_i62wq5quevoe" w:colFirst="0" w:colLast="0"/>
+      <w:bookmarkEnd w:id="195"/>
       <w:r>
         <w:rPr>
           <w:color w:val="00312A"/>
@@ -18065,7 +18310,14 @@
         <w:rPr>
           <w:color w:val="00312A"/>
         </w:rPr>
-        <w:t>Hallucination — the generation of plausible but factually incorrect content — is the most universally acknowledged risk (11 code applications, 7 documents). Its practical significance varies by use case: in research and internal analysis, hallucinations are typically caught by human review before they cause harm; in customer-facing communications or automated workflows, they can reach customers before they are detected. Interviewee 12 offered a framework for containing the risk: hallucination is manageable within domains where the user possesses the domain expertise to evaluate output, and dangerous where they do not. This framing makes human oversight (see section 4.3.2) structurally necessary rather than optional.</w:t>
+        <w:t xml:space="preserve">Hallucination — the generation of plausible but factually incorrect content — is the most universally acknowledged risk (11 code applications, 7 documents). Its practical significance varies by use case: in research and internal analysis, hallucinations are typically caught by human review before they cause harm; in customer-facing communications or automated workflows, they can reach customers before they are detected. Interviewee 12 offered a </w:t>
+      </w:r>
+      <w:r>
+        <w:rPr>
+          <w:color w:val="00312A"/>
+        </w:rPr>
+        <w:lastRenderedPageBreak/>
+        <w:t>framework for containing the risk: hallucination is manageable within domains where the user possesses the domain expertise to evaluate output, and dangerous where they do not. This framing makes human oversight (see section 4.3.2) structurally necessary rather than optional.</w:t>
       </w:r>
     </w:p>
     <w:p>
@@ -18110,7 +18362,6 @@
         <w:rPr>
           <w:color w:val="00312A"/>
         </w:rPr>
-        <w:lastRenderedPageBreak/>
         <w:t>— Interviewee 13</w:t>
       </w:r>
     </w:p>
@@ -18158,7 +18409,14 @@
         <w:rPr>
           <w:color w:val="00312A"/>
         </w:rPr>
-        <w:t>Running through the data, a recurring structural pattern emerges: the same capability that creates a risk also provides the means to address it. Agentic AI threatens brand coherence, and agentic AI is deployed to enforce brand guidelines. Hallucinations undermine output quality, and agentic review workflows are used to catch errors before they propagate. AI reduces the need for junior execution roles, yet AI-native junior talent may be exactly what organizations need to build the next wave of capability. This pattern — where the technology is simultaneously the source of a problem and a candidate for its resolution — is not incidental. It reflects the dual character of a general-purpose technology: one whose value depends on configuration, governance, and the judgment of the humans who deploy it.</w:t>
+        <w:t xml:space="preserve">Running through the data, a recurring structural pattern emerges: the same capability that creates a risk also provides the means to address it. Agentic AI threatens brand coherence, and agentic AI is deployed to enforce brand guidelines. Hallucinations undermine output </w:t>
+      </w:r>
+      <w:r>
+        <w:rPr>
+          <w:color w:val="00312A"/>
+        </w:rPr>
+        <w:lastRenderedPageBreak/>
+        <w:t>quality, and agentic review workflows are used to catch errors before they propagate. AI reduces the need for junior execution roles, yet AI-native junior talent may be exactly what organizations need to build the next wave of capability. This pattern — where the technology is simultaneously the source of a problem and a candidate for its resolution — is not incidental. It reflects the dual character of a general-purpose technology: one whose value depends on configuration, governance, and the judgment of the humans who deploy it.</w:t>
       </w:r>
     </w:p>
     <w:p>
@@ -18185,7 +18443,6 @@
         <w:rPr>
           <w:color w:val="00312A"/>
         </w:rPr>
-        <w:lastRenderedPageBreak/>
         <w:t>4.5.1</w:t>
       </w:r>
       <w:r>
@@ -18219,7 +18476,14 @@
         <w:rPr>
           <w:color w:val="00312A"/>
         </w:rPr>
-        <w:t>Yet the same organizations raising brand risk are also deploying agentic AI as a brand governance tool. Interviewee 3 described an assistant trained on brand guidelines and persona documents that evaluates content for brand alignment before publication, collapsing a multi-stage approval process into a real-time check. Interviewee 8 described an agentic workflow that screens images for content inappropriate to the brand’s professional context before they appear on social channels. Interviewee 16 described governance agents that ensure generated content adheres to tone-of-voice and visual brand standards at scale — a volume of output no human review team could sustain.</w:t>
+        <w:t>Yet the same organizations raising brand risk are also deploying agentic AI as a brand governance tool. Interviewee 3 described an assistant trained on brand guidelines and persona documents that evaluates content for brand alignment before publication, collapsing a multi-</w:t>
+      </w:r>
+      <w:r>
+        <w:rPr>
+          <w:color w:val="00312A"/>
+        </w:rPr>
+        <w:lastRenderedPageBreak/>
+        <w:t>stage approval process into a real-time check. Interviewee 8 described an agentic workflow that screens images for content inappropriate to the brand’s professional context before they appear on social channels. Interviewee 16 described governance agents that ensure generated content adheres to tone-of-voice and visual brand standards at scale — a volume of output no human review team could sustain.</w:t>
       </w:r>
     </w:p>
     <w:p>
@@ -18246,7 +18510,6 @@
         <w:rPr>
           <w:color w:val="00312A"/>
         </w:rPr>
-        <w:lastRenderedPageBreak/>
         <w:t>4.5.2</w:t>
       </w:r>
       <w:r>
@@ -18280,7 +18543,14 @@
         <w:rPr>
           <w:color w:val="00312A"/>
         </w:rPr>
-        <w:t>The comparison with human accuracy is underexplored in practice but analytically significant. Human analysts exhibit their own forms of ‘hallucination’: motivated reasoning, confirmation bias, selective attention to data that supports existing hypotheses. Interviewee 3 noted that human data analysis sometimes involves finding data points to prove a point rather than being objective about what the data says. Interviewee 13’s characterization of agentic AI as equivalent to “a mediocre analyst that you still have to sense check” implies a standard where some level of error is accepted as normal and managed through review — the same standard already applied to human junior analysts.</w:t>
+        <w:t xml:space="preserve">The comparison with human accuracy is underexplored in practice but analytically significant. Human analysts exhibit their own forms of ‘hallucination’: motivated reasoning, confirmation bias, selective attention to data that supports existing hypotheses. Interviewee 3 noted that human data analysis sometimes involves finding data points to prove a point rather than being objective about what the data says. Interviewee 13’s characterization of agentic AI as equivalent to “a mediocre analyst that you still have to sense check” implies a standard where </w:t>
+      </w:r>
+      <w:r>
+        <w:rPr>
+          <w:color w:val="00312A"/>
+        </w:rPr>
+        <w:lastRenderedPageBreak/>
+        <w:t>some level of error is accepted as normal and managed through review — the same standard already applied to human junior analysts.</w:t>
       </w:r>
     </w:p>
     <w:p>
@@ -18307,7 +18577,6 @@
         <w:rPr>
           <w:color w:val="00312A"/>
         </w:rPr>
-        <w:lastRenderedPageBreak/>
         <w:t>4.5.3</w:t>
       </w:r>
       <w:r>
@@ -18341,7 +18610,14 @@
         <w:rPr>
           <w:color w:val="00312A"/>
         </w:rPr>
-        <w:t>The optics-versus-reality pattern identified in section 4.3.1 is the organizational expression of this paradox. Organizations report agentic capability in pitches and internal communications long before that capability is operationally present. Interviewee 12 described this dynamic through what he has called Martech’s Law: technology changes exponentially, but organizations change logarithmically. The experiment that proves a concept in an afternoon may require months of data preparation, governance approval, change management, and integration work before it creates consistent value for the organization. The participants who describe the strongest returns — Interviewees 4, 6, 13 — are precisely those who invested systematically in this operationalization work rather than treating the prototype as the endpoint.</w:t>
+        <w:t xml:space="preserve">The optics-versus-reality pattern identified in section 4.3.1 is the organizational expression of this paradox. Organizations report agentic capability in pitches and internal communications long before that capability is operationally present. Interviewee 12 described this dynamic through what he has called Martech’s Law: technology changes exponentially, but organizations change logarithmically. The experiment that proves a concept in an afternoon may require months of data preparation, governance approval, change management, and integration </w:t>
+      </w:r>
+      <w:r>
+        <w:rPr>
+          <w:color w:val="00312A"/>
+        </w:rPr>
+        <w:lastRenderedPageBreak/>
+        <w:t>work before it creates consistent value for the organization. The participants who describe the strongest returns — Interviewees 4, 6, 13 — are precisely those who invested systematically in this operationalization work rather than treating the prototype as the endpoint.</w:t>
       </w:r>
     </w:p>
     <w:p>
@@ -18370,7 +18646,6 @@
         <w:rPr>
           <w:color w:val="00312A"/>
         </w:rPr>
-        <w:lastRenderedPageBreak/>
         <w:t>4.5.4</w:t>
       </w:r>
       <w:r>
@@ -18417,6 +18692,7 @@
         <w:rPr>
           <w:color w:val="00312A"/>
         </w:rPr>
+        <w:lastRenderedPageBreak/>
         <w:t>Interviewee 12’s taxonomy of agent types (agents for marketers, agents for customers, agents of customers) maps directly onto this tension. Internal copilot agents operate within a context where the human principal is always present and can course-correct. Customer-facing agents operate in a context where errors are immediately visible to external audiences. Consumer-owned agents dissolve the firm’s control boundary entirely. The appropriate level of autonomy — and the corresponding investment in control infrastructure — scales with the visibility and reversibility of the agent’s actions.</w:t>
       </w:r>
     </w:p>
@@ -18433,7 +18709,6 @@
         <w:rPr>
           <w:color w:val="00312A"/>
         </w:rPr>
-        <w:lastRenderedPageBreak/>
         <w:t>4.5.5</w:t>
       </w:r>
       <w:r>
@@ -18480,6 +18755,7 @@
         <w:rPr>
           <w:color w:val="00312A"/>
         </w:rPr>
+        <w:lastRenderedPageBreak/>
         <w:t>The resolution suggested by the data is not to choose between protecting junior roles and capturing AI efficiency gains, but to restructure how juniors contribute. Organizations that are already navigating this successfully tend to use AI to absorb the most routine, low-judgment execution tasks — freeing junior professionals to develop the evaluative, interpretive, and briefing skills that are increasingly the scarce complement to AI capability. Interviewee 10 argued that briefing and reviewing will remain the two most critical marketing capabilities precisely because they cannot be automated: they require domain expertise, market judgment, and the ability to recognize when technically correct output is strategically wrong.</w:t>
       </w:r>
     </w:p>
@@ -18490,14 +18766,13 @@
           <w:color w:val="00312A"/>
         </w:rPr>
       </w:pPr>
-      <w:bookmarkStart w:id="198" w:name="_bi3ndv3n11ww" w:colFirst="0" w:colLast="0"/>
-      <w:bookmarkEnd w:id="198"/>
-      <w:commentRangeStart w:id="199"/>
-      <w:r>
-        <w:rPr>
-          <w:color w:val="00312A"/>
-        </w:rPr>
-        <w:lastRenderedPageBreak/>
+      <w:bookmarkStart w:id="196" w:name="_bi3ndv3n11ww" w:colFirst="0" w:colLast="0"/>
+      <w:bookmarkEnd w:id="196"/>
+      <w:commentRangeStart w:id="197"/>
+      <w:r>
+        <w:rPr>
+          <w:color w:val="00312A"/>
+        </w:rPr>
         <w:t>4.x.</w:t>
       </w:r>
       <w:r>
@@ -18535,7 +18810,7 @@
         </w:rPr>
         <w:t>)... seek additional data</w:t>
       </w:r>
-      <w:commentRangeEnd w:id="199"/>
+      <w:commentRangeEnd w:id="197"/>
       <w:r>
         <w:rPr>
           <w:rStyle w:val="CommentReference"/>
@@ -18543,7 +18818,7 @@
           <w:sz w:val="22"/>
           <w:szCs w:val="22"/>
         </w:rPr>
-        <w:commentReference w:id="199"/>
+        <w:commentReference w:id="197"/>
       </w:r>
     </w:p>
     <w:p>
@@ -18554,8 +18829,8 @@
           <w:color w:val="00312A"/>
         </w:rPr>
       </w:pPr>
-      <w:bookmarkStart w:id="200" w:name="_q5epuhs454bw" w:colFirst="0" w:colLast="0"/>
-      <w:bookmarkEnd w:id="200"/>
+      <w:bookmarkStart w:id="198" w:name="_q5epuhs454bw" w:colFirst="0" w:colLast="0"/>
+      <w:bookmarkEnd w:id="198"/>
       <w:r>
         <w:br w:type="page"/>
       </w:r>
@@ -18606,8 +18881,8 @@
           <w:color w:val="00312A"/>
         </w:rPr>
       </w:pPr>
-      <w:bookmarkStart w:id="201" w:name="_7rbdabewznnc" w:colFirst="0" w:colLast="0"/>
-      <w:bookmarkEnd w:id="201"/>
+      <w:bookmarkStart w:id="199" w:name="_7rbdabewznnc" w:colFirst="0" w:colLast="0"/>
+      <w:bookmarkEnd w:id="199"/>
       <w:r>
         <w:rPr>
           <w:color w:val="00312A"/>
@@ -18636,8 +18911,8 @@
           <w:color w:val="00312A"/>
         </w:rPr>
       </w:pPr>
-      <w:bookmarkStart w:id="202" w:name="_vqcghgtkedix" w:colFirst="0" w:colLast="0"/>
-      <w:bookmarkEnd w:id="202"/>
+      <w:bookmarkStart w:id="200" w:name="_vqcghgtkedix" w:colFirst="0" w:colLast="0"/>
+      <w:bookmarkEnd w:id="200"/>
       <w:r>
         <w:rPr>
           <w:color w:val="00312A"/>
@@ -18710,8 +18985,8 @@
           <w:color w:val="00312A"/>
         </w:rPr>
       </w:pPr>
-      <w:bookmarkStart w:id="203" w:name="_mnyukkjx9iq" w:colFirst="0" w:colLast="0"/>
-      <w:bookmarkEnd w:id="203"/>
+      <w:bookmarkStart w:id="201" w:name="_mnyukkjx9iq" w:colFirst="0" w:colLast="0"/>
+      <w:bookmarkEnd w:id="201"/>
       <w:r>
         <w:rPr>
           <w:color w:val="00312A"/>
@@ -18790,8 +19065,8 @@
       <w:pPr>
         <w:pStyle w:val="Heading1"/>
       </w:pPr>
-      <w:bookmarkStart w:id="204" w:name="_dd6zel2y4t5x" w:colFirst="0" w:colLast="0"/>
-      <w:bookmarkEnd w:id="204"/>
+      <w:bookmarkStart w:id="202" w:name="_dd6zel2y4t5x" w:colFirst="0" w:colLast="0"/>
+      <w:bookmarkEnd w:id="202"/>
       <w:r>
         <w:t>6.</w:t>
       </w:r>
@@ -18804,8 +19079,8 @@
       <w:pPr>
         <w:pStyle w:val="Heading1"/>
       </w:pPr>
-      <w:bookmarkStart w:id="205" w:name="_9375lqp6ztft" w:colFirst="0" w:colLast="0"/>
-      <w:bookmarkEnd w:id="205"/>
+      <w:bookmarkStart w:id="203" w:name="_9375lqp6ztft" w:colFirst="0" w:colLast="0"/>
+      <w:bookmarkEnd w:id="203"/>
       <w:r>
         <w:br w:type="page"/>
       </w:r>
@@ -18818,8 +19093,8 @@
           <w:highlight w:val="white"/>
         </w:rPr>
       </w:pPr>
-      <w:bookmarkStart w:id="206" w:name="_kgmnd1ymad1c" w:colFirst="0" w:colLast="0"/>
-      <w:bookmarkEnd w:id="206"/>
+      <w:bookmarkStart w:id="204" w:name="_kgmnd1ymad1c" w:colFirst="0" w:colLast="0"/>
+      <w:bookmarkEnd w:id="204"/>
       <w:r>
         <w:lastRenderedPageBreak/>
         <w:t>7.</w:t>
@@ -19300,7 +19575,7 @@
           <w:highlight w:val="white"/>
         </w:rPr>
       </w:pPr>
-      <w:commentRangeStart w:id="207"/>
+      <w:commentRangeStart w:id="205"/>
       <w:r>
         <w:rPr>
           <w:strike/>
@@ -19365,7 +19640,7 @@
         </w:rPr>
         <w:t xml:space="preserve"> </w:t>
       </w:r>
-      <w:commentRangeEnd w:id="207"/>
+      <w:commentRangeEnd w:id="205"/>
       <w:r>
         <w:rPr>
           <w:rStyle w:val="CommentReference"/>
@@ -19374,7 +19649,7 @@
           <w:szCs w:val="20"/>
           <w:highlight w:val="white"/>
         </w:rPr>
-        <w:commentReference w:id="207"/>
+        <w:commentReference w:id="205"/>
       </w:r>
     </w:p>
     <w:p>
@@ -19387,7 +19662,7 @@
           <w:highlight w:val="white"/>
         </w:rPr>
       </w:pPr>
-      <w:commentRangeStart w:id="208"/>
+      <w:commentRangeStart w:id="206"/>
       <w:r>
         <w:rPr>
           <w:strike/>
@@ -19435,7 +19710,7 @@
         </w:rPr>
         <w:t xml:space="preserve">(1), 38-68. </w:t>
       </w:r>
-      <w:commentRangeEnd w:id="208"/>
+      <w:commentRangeEnd w:id="206"/>
       <w:r>
         <w:rPr>
           <w:rStyle w:val="CommentReference"/>
@@ -19444,7 +19719,7 @@
           <w:szCs w:val="20"/>
           <w:highlight w:val="white"/>
         </w:rPr>
-        <w:commentReference w:id="208"/>
+        <w:commentReference w:id="206"/>
       </w:r>
     </w:p>
     <w:p>
@@ -19935,7 +20210,7 @@
           <w:strike/>
         </w:rPr>
       </w:pPr>
-      <w:commentRangeStart w:id="209"/>
+      <w:commentRangeStart w:id="207"/>
       <w:r>
         <w:rPr>
           <w:strike/>
@@ -19987,7 +20262,7 @@
         </w:rPr>
         <w:t xml:space="preserve"> </w:t>
       </w:r>
-      <w:commentRangeEnd w:id="209"/>
+      <w:commentRangeEnd w:id="207"/>
       <w:r>
         <w:rPr>
           <w:rStyle w:val="CommentReference"/>
@@ -19995,7 +20270,7 @@
           <w:sz w:val="22"/>
           <w:szCs w:val="22"/>
         </w:rPr>
-        <w:commentReference w:id="209"/>
+        <w:commentReference w:id="207"/>
       </w:r>
     </w:p>
     <w:p>
@@ -20389,7 +20664,7 @@
           <w:highlight w:val="white"/>
         </w:rPr>
       </w:pPr>
-      <w:commentRangeStart w:id="210"/>
+      <w:commentRangeStart w:id="208"/>
       <w:r>
         <w:rPr>
           <w:strike/>
@@ -20413,7 +20688,7 @@
         </w:rPr>
         <w:t>, (2019), 20-33.</w:t>
       </w:r>
-      <w:commentRangeEnd w:id="210"/>
+      <w:commentRangeEnd w:id="208"/>
       <w:r>
         <w:rPr>
           <w:rStyle w:val="CommentReference"/>
@@ -20422,7 +20697,7 @@
           <w:szCs w:val="22"/>
           <w:highlight w:val="white"/>
         </w:rPr>
-        <w:commentReference w:id="210"/>
+        <w:commentReference w:id="208"/>
       </w:r>
     </w:p>
     <w:p>
@@ -20697,7 +20972,7 @@
           <w:highlight w:val="white"/>
         </w:rPr>
       </w:pPr>
-      <w:commentRangeStart w:id="211"/>
+      <w:commentRangeStart w:id="209"/>
       <w:r>
         <w:rPr>
           <w:strike/>
@@ -20721,7 +20996,7 @@
         </w:rPr>
         <w:t>.</w:t>
       </w:r>
-      <w:commentRangeEnd w:id="211"/>
+      <w:commentRangeEnd w:id="209"/>
       <w:r>
         <w:rPr>
           <w:rStyle w:val="CommentReference"/>
@@ -20730,7 +21005,7 @@
           <w:szCs w:val="22"/>
           <w:highlight w:val="white"/>
         </w:rPr>
-        <w:commentReference w:id="211"/>
+        <w:commentReference w:id="209"/>
       </w:r>
     </w:p>
     <w:p>
@@ -20954,7 +21229,7 @@
           <w:strike/>
         </w:rPr>
       </w:pPr>
-      <w:commentRangeStart w:id="212"/>
+      <w:commentRangeStart w:id="210"/>
       <w:r>
         <w:rPr>
           <w:strike/>
@@ -20988,7 +21263,7 @@
           <w:t>https://doi.org/10.1016/j.jbusres.2022.07.0200</w:t>
         </w:r>
       </w:hyperlink>
-      <w:commentRangeEnd w:id="212"/>
+      <w:commentRangeEnd w:id="210"/>
       <w:r>
         <w:rPr>
           <w:rStyle w:val="CommentReference"/>
@@ -20996,7 +21271,7 @@
           <w:sz w:val="22"/>
           <w:szCs w:val="22"/>
         </w:rPr>
-        <w:commentReference w:id="212"/>
+        <w:commentReference w:id="210"/>
       </w:r>
     </w:p>
     <w:p>
@@ -21117,8 +21392,8 @@
       <w:pPr>
         <w:pStyle w:val="Heading1"/>
       </w:pPr>
-      <w:bookmarkStart w:id="213" w:name="_icpp6ljm25yc" w:colFirst="0" w:colLast="0"/>
-      <w:bookmarkEnd w:id="213"/>
+      <w:bookmarkStart w:id="211" w:name="_icpp6ljm25yc" w:colFirst="0" w:colLast="0"/>
+      <w:bookmarkEnd w:id="211"/>
       <w:r>
         <w:lastRenderedPageBreak/>
         <w:t>Appendix A. Interview Guide and Protocol</w:t>
@@ -21133,8 +21408,8 @@
       <w:pPr>
         <w:pStyle w:val="Heading2"/>
       </w:pPr>
-      <w:bookmarkStart w:id="214" w:name="_yaxctkjupl5f" w:colFirst="0" w:colLast="0"/>
-      <w:bookmarkEnd w:id="214"/>
+      <w:bookmarkStart w:id="212" w:name="_yaxctkjupl5f" w:colFirst="0" w:colLast="0"/>
+      <w:bookmarkEnd w:id="212"/>
       <w:r>
         <w:t>A.1.</w:t>
       </w:r>
@@ -21147,8 +21422,8 @@
       <w:pPr>
         <w:pStyle w:val="Heading3"/>
       </w:pPr>
-      <w:bookmarkStart w:id="215" w:name="_fso8dir40043" w:colFirst="0" w:colLast="0"/>
-      <w:bookmarkEnd w:id="215"/>
+      <w:bookmarkStart w:id="213" w:name="_fso8dir40043" w:colFirst="0" w:colLast="0"/>
+      <w:bookmarkEnd w:id="213"/>
       <w:r>
         <w:t>A.1.1.</w:t>
       </w:r>
@@ -21414,8 +21689,8 @@
       <w:pPr>
         <w:pStyle w:val="Heading3"/>
       </w:pPr>
-      <w:bookmarkStart w:id="216" w:name="_xu7tl6fyia16" w:colFirst="0" w:colLast="0"/>
-      <w:bookmarkEnd w:id="216"/>
+      <w:bookmarkStart w:id="214" w:name="_xu7tl6fyia16" w:colFirst="0" w:colLast="0"/>
+      <w:bookmarkEnd w:id="214"/>
       <w:r>
         <w:t>A.1.2.</w:t>
       </w:r>
@@ -21481,8 +21756,8 @@
       <w:pPr>
         <w:pStyle w:val="Heading3"/>
       </w:pPr>
-      <w:bookmarkStart w:id="217" w:name="_uslcrode5spj" w:colFirst="0" w:colLast="0"/>
-      <w:bookmarkEnd w:id="217"/>
+      <w:bookmarkStart w:id="215" w:name="_uslcrode5spj" w:colFirst="0" w:colLast="0"/>
+      <w:bookmarkEnd w:id="215"/>
       <w:r>
         <w:t>A.1.3.</w:t>
       </w:r>
@@ -21642,8 +21917,8 @@
       <w:pPr>
         <w:pStyle w:val="Heading2"/>
       </w:pPr>
-      <w:bookmarkStart w:id="218" w:name="_4i48gt7nuy87" w:colFirst="0" w:colLast="0"/>
-      <w:bookmarkEnd w:id="218"/>
+      <w:bookmarkStart w:id="216" w:name="_4i48gt7nuy87" w:colFirst="0" w:colLast="0"/>
+      <w:bookmarkEnd w:id="216"/>
       <w:r>
         <w:t>A.2.</w:t>
       </w:r>
@@ -21673,15 +21948,15 @@
           <w:cols w:space="708"/>
         </w:sectPr>
       </w:pPr>
-      <w:bookmarkStart w:id="219" w:name="_i4eri4z2mseg" w:colFirst="0" w:colLast="0"/>
-      <w:bookmarkEnd w:id="219"/>
+      <w:bookmarkStart w:id="217" w:name="_i4eri4z2mseg" w:colFirst="0" w:colLast="0"/>
+      <w:bookmarkEnd w:id="217"/>
     </w:p>
     <w:p>
       <w:pPr>
         <w:pStyle w:val="Heading1"/>
       </w:pPr>
-      <w:bookmarkStart w:id="220" w:name="_n4q94a2ei39t" w:colFirst="0" w:colLast="0"/>
-      <w:bookmarkEnd w:id="220"/>
+      <w:bookmarkStart w:id="218" w:name="_n4q94a2ei39t" w:colFirst="0" w:colLast="0"/>
+      <w:bookmarkEnd w:id="218"/>
       <w:r>
         <w:lastRenderedPageBreak/>
         <w:t>Appendix C. The process of constructive grounded theory</w:t>
@@ -21783,8 +22058,8 @@
       <w:pPr>
         <w:pStyle w:val="Heading1"/>
       </w:pPr>
-      <w:bookmarkStart w:id="221" w:name="_z0nzv114icat" w:colFirst="0" w:colLast="0"/>
-      <w:bookmarkEnd w:id="221"/>
+      <w:bookmarkStart w:id="219" w:name="_z0nzv114icat" w:colFirst="0" w:colLast="0"/>
+      <w:bookmarkEnd w:id="219"/>
       <w:r>
         <w:br w:type="page"/>
       </w:r>
@@ -21793,8 +22068,8 @@
       <w:pPr>
         <w:pStyle w:val="Heading1"/>
       </w:pPr>
-      <w:bookmarkStart w:id="222" w:name="_8iomnw571gh6" w:colFirst="0" w:colLast="0"/>
-      <w:bookmarkEnd w:id="222"/>
+      <w:bookmarkStart w:id="220" w:name="_8iomnw571gh6" w:colFirst="0" w:colLast="0"/>
+      <w:bookmarkEnd w:id="220"/>
       <w:r>
         <w:lastRenderedPageBreak/>
         <w:t>Appendix D. Supporting Quotes</w:t>
@@ -21827,8 +22102,8 @@
         <w:pStyle w:val="Heading1"/>
         <w:ind w:firstLine="0"/>
       </w:pPr>
-      <w:bookmarkStart w:id="223" w:name="_a7k3h3b6oqi2" w:colFirst="0" w:colLast="0"/>
-      <w:bookmarkEnd w:id="223"/>
+      <w:bookmarkStart w:id="221" w:name="_a7k3h3b6oqi2" w:colFirst="0" w:colLast="0"/>
+      <w:bookmarkEnd w:id="221"/>
       <w:r>
         <w:lastRenderedPageBreak/>
         <w:t>Appendix E. What to include?</w:t>
@@ -25935,7 +26210,7 @@
       </w:r>
     </w:p>
   </w:comment>
-  <w:comment w:id="194" w:author="Daan Luttik" w:date="2026-05-25T16:35:00Z" w:initials="">
+  <w:comment w:id="192" w:author="Daan Luttik" w:date="2026-05-25T16:35:00Z" w:initials="">
     <w:p>
       <w:pPr>
         <w:widowControl w:val="0"/>
@@ -25968,7 +26243,7 @@
       </w:r>
     </w:p>
   </w:comment>
-  <w:comment w:id="199" w:author="Daan Luttik" w:date="2026-05-25T16:47:00Z" w:initials="">
+  <w:comment w:id="197" w:author="Daan Luttik" w:date="2026-05-25T16:47:00Z" w:initials="">
     <w:p>
       <w:pPr>
         <w:widowControl w:val="0"/>
@@ -26001,7 +26276,7 @@
       </w:r>
     </w:p>
   </w:comment>
-  <w:comment w:id="207" w:author="Daan Luttik" w:date="2026-05-03T19:36:00Z" w:initials="">
+  <w:comment w:id="205" w:author="Daan Luttik" w:date="2026-05-03T19:36:00Z" w:initials="">
     <w:p>
       <w:pPr>
         <w:widowControl w:val="0"/>
@@ -26034,7 +26309,7 @@
       </w:r>
     </w:p>
   </w:comment>
-  <w:comment w:id="208" w:author="Daan Luttik" w:date="2026-05-03T19:41:00Z" w:initials="">
+  <w:comment w:id="206" w:author="Daan Luttik" w:date="2026-05-03T19:41:00Z" w:initials="">
     <w:p>
       <w:pPr>
         <w:widowControl w:val="0"/>
@@ -26067,7 +26342,7 @@
       </w:r>
     </w:p>
   </w:comment>
-  <w:comment w:id="209" w:author="Daan Luttik" w:date="2026-05-03T19:38:00Z" w:initials="">
+  <w:comment w:id="207" w:author="Daan Luttik" w:date="2026-05-03T19:38:00Z" w:initials="">
     <w:p>
       <w:pPr>
         <w:widowControl w:val="0"/>
@@ -26100,7 +26375,7 @@
       </w:r>
     </w:p>
   </w:comment>
-  <w:comment w:id="210" w:author="Daan Luttik" w:date="2026-05-03T19:40:00Z" w:initials="">
+  <w:comment w:id="208" w:author="Daan Luttik" w:date="2026-05-03T19:40:00Z" w:initials="">
     <w:p>
       <w:pPr>
         <w:widowControl w:val="0"/>
@@ -26133,7 +26408,7 @@
       </w:r>
     </w:p>
   </w:comment>
-  <w:comment w:id="211" w:author="Daan Luttik" w:date="2026-05-03T19:43:00Z" w:initials="">
+  <w:comment w:id="209" w:author="Daan Luttik" w:date="2026-05-03T19:43:00Z" w:initials="">
     <w:p>
       <w:pPr>
         <w:widowControl w:val="0"/>
@@ -26166,7 +26441,7 @@
       </w:r>
     </w:p>
   </w:comment>
-  <w:comment w:id="212" w:author="Daan Luttik" w:date="2026-05-03T19:44:00Z" w:initials="">
+  <w:comment w:id="210" w:author="Daan Luttik" w:date="2026-05-03T19:44:00Z" w:initials="">
     <w:p>
       <w:pPr>
         <w:widowControl w:val="0"/>
@@ -28540,6 +28815,7 @@
   <w:style w:type="character" w:default="1" w:styleId="DefaultParagraphFont">
     <w:name w:val="Default Paragraph Font"/>
     <w:uiPriority w:val="1"/>
+    <w:semiHidden/>
     <w:unhideWhenUsed/>
   </w:style>
   <w:style w:type="table" w:default="1" w:styleId="TableNormal">

--- a/Thesis Draft - Daan Luttik - MBA.docx
+++ b/Thesis Draft - Daan Luttik - MBA.docx
@@ -17092,6 +17092,84 @@
     <w:p>
       <w:pPr>
         <w:pStyle w:val="Heading3"/>
+      </w:pPr>
+      <w:r>
+        <w:t>4.2.</w:t>
+      </w:r>
+      <w:r>
+        <w:t>2</w:t>
+      </w:r>
+      <w:r>
+        <w:tab/>
+      </w:r>
+      <w:r>
+        <w:t>Strategic direction &amp; leadership</w:t>
+      </w:r>
+    </w:p>
+    <w:p>
+      <w:r>
+        <w:t xml:space="preserve">The conditions that make strategic direction necessary are broadly consistent across the data. Organizations frequently approach agentic AI without a clear rationale: they want AI because others are using it, not because they have identified a problem it can solve. Interviewee 1 described this pattern: “There will be a lot of clients and companies that want AI, but they won’t know why, outside of the fact that someone tells them they should.” Interviewee 17 noted a related pattern: organizations think in tools rather than business objectives, seeking applications before establishing what they need to achieve. The consequence is that even when AI is deployed, it generates activity without direction. Interviewee 10 observed that when </w:t>
+      </w:r>
+      <w:r>
+        <w:lastRenderedPageBreak/>
+        <w:t>organizations give employees time for AI experimentation, they attach no goals, so potential and initiative are both lost.</w:t>
+      </w:r>
+    </w:p>
+    <w:p>
+      <w:r>
+        <w:t>A third cluster of conditions concerns strategic direction and leadership, covering the organizational structures and behaviors that orient AI adoption toward meaningful goals. Where section 4.2.1 described the people-level capacity to change, this section describes the organizational-level direction that makes change purposeful. The data surfaces four related dynamics: the role of providing clarity, the impact of individual AI champions, the importance of leadership backing, and the process of bringing people along.</w:t>
+      </w:r>
+    </w:p>
+    <w:p>
+      <w:r>
+        <w:t>Providing clarity, that is, naming where the organization is going with AI, which use cases matter, and what success looks like, emerged as the most broadly distributed enabling behavior in this section. Unlike championing, which is driven by individuals, or leadership backing, which is top-down, providing clarity is a managerial act that can happen at any organizational level. Its cross-condition effect is significant: clarity directly reduces the resistance and paralysis described in section 4.2.1, because employees who understand the direction and purpose of AI adoption are less likely to resist or stall. Interviewee 6 captured the essential move: “This is the vision. This is where we’re going. Help me get there.” Interviewee 1 noted the downstream consequence of its absence: “If you don’t have clarity, jumping into execution will only surface a lot of problems.”</w:t>
+      </w:r>
+    </w:p>
+    <w:p>
+      <w:r>
+        <w:t>Individual AI champions emerged as a disproportionately influential factor. An AI champion is a person who, often without formal mandate, drives AI initiatives forward through personal initiative, visible results, and internal advocacy. Interviewee 9 described a vivid example from her organization:</w:t>
+      </w:r>
+    </w:p>
+    <w:p>
+      <w:pPr>
+        <w:pStyle w:val="Quote"/>
+        <w:ind w:left="720"/>
+      </w:pPr>
+      <w:r>
+        <w:t>“[An AI platfrom] was created originally by … our [role] director that dabbles in development, and he created it, and it has blown up, and so now there’s millions of dollars of funding.”</w:t>
+      </w:r>
+    </w:p>
+    <w:p>
+      <w:r>
+        <w:lastRenderedPageBreak/>
+        <w:t>A single individual’s initiative, when it produces visible results, can unlock significant organizational investment. Interviewee 6 described her own approach: “I hear a lot of other companies where the board is afraid or legal is holding it back … Sorry, but you’d have to believe me on my blue eyes because I’m going to make this happen.”</w:t>
+      </w:r>
+    </w:p>
+    <w:p>
+      <w:r>
+        <w:t>Leadership backing refers to the visible endorsement, resource authorization, and organizational protection that senior leaders provide for AI initiatives. It amplifies the champion effect. Without visible endorsement from leadership, AI initiatives tend to stall at the pilot stage. Interviewee 4 noted that the current moment requires leaders to help employees make sense of change: “People are drinking from a fire hose. They need to have that leadership that tells them their importance, they’re part of the team, and their work matters.” Interviewee 17 identified three conditions that must align for AI adoption to succeed: “Leadership wants us to work with AI. But can employees do that too? Do they do it and do they want to? Those are basically three things. And when those three things align with each other, you get a fantastic AI implementation.”</w:t>
+      </w:r>
+    </w:p>
+    <w:p>
+      <w:r>
+        <w:rPr>
+          <w:i/>
+        </w:rPr>
+        <w:t>Bringing people along</w:t>
+      </w:r>
+      <w:r>
+        <w:t xml:space="preserve"> refers to the managerial process of building alignment, managing resistance, and developing shared commitment to AI adoption within the organization.</w:t>
+      </w:r>
+    </w:p>
+    <w:p>
+      <w:r>
+        <w:t>The process of bringing people along, understood as change management at the team and organizational level, was one of the most consistently documented behaviors in this block. Interviewee 14 framed the scale of the challenge: “Thirty percent of all AI trajectories is just technology; sixty to seventy percent is actually us as humans or as an organization.” Interviewee 13 described a practical approach: using lighthouse projects as demonstration cases that make the value of AI tangible to skeptical colleagues. “Show them the first one that can be automated or made a lot quicker … then, well, then often they understand much better what the use cases would be.”</w:t>
+      </w:r>
+    </w:p>
+    <w:p/>
+    <w:p>
+      <w:pPr>
+        <w:pStyle w:val="Heading3"/>
         <w:rPr>
           <w:color w:val="24292E"/>
         </w:rPr>
@@ -17099,7 +17177,11 @@
       <w:bookmarkStart w:id="186" w:name="_xw6d9a4ef7wu" w:colFirst="0" w:colLast="0"/>
       <w:bookmarkEnd w:id="186"/>
       <w:r>
-        <w:t>4.2.2</w:t>
+        <w:lastRenderedPageBreak/>
+        <w:t>4.2.</w:t>
+      </w:r>
+      <w:r>
+        <w:t>3</w:t>
       </w:r>
       <w:r>
         <w:tab/>
@@ -17132,11 +17214,7 @@
         <w:t>Data infrastructure</w:t>
       </w:r>
       <w:r>
-        <w:t xml:space="preserve"> emerged as the foundational prerequisite. Interviewee 2 described his organization’s situation plainly: “The infrastructure is not yet in place, and the work on it is really big.” He elaborated that this is not a failure of will but of competing priorities: every improvement to the underlying data platform competes for attention with immediate </w:t>
-      </w:r>
-      <w:r>
-        <w:lastRenderedPageBreak/>
-        <w:t>operational demands. Without a robust and accessible data layer, AI systems cannot be reliably built or deployed.</w:t>
+        <w:t xml:space="preserve"> emerged as the foundational prerequisite. Interviewee 2 described his organization’s situation plainly: “The infrastructure is not yet in place, and the work on it is really big.” He elaborated that this is not a failure of will but of competing priorities: every improvement to the underlying data platform competes for attention with immediate operational demands. Without a robust and accessible data layer, AI systems cannot be reliably built or deployed.</w:t>
       </w:r>
     </w:p>
     <w:p>
@@ -17216,6 +17294,7 @@
     </w:p>
     <w:p>
       <w:r>
+        <w:lastRenderedPageBreak/>
         <w:t xml:space="preserve">Interviewee 1 </w:t>
       </w:r>
       <w:r>
@@ -17223,6 +17302,9 @@
       </w:r>
       <w:r>
         <w:t>that this type of deep process knowledge (a feel for system logic) is precisely what is hardest to augment with AI, because it requires a level of structured thinking that many teams have not yet developed.</w:t>
+      </w:r>
+      <w:r>
+        <w:t xml:space="preserve"> </w:t>
       </w:r>
     </w:p>
     <w:p>
@@ -17239,7 +17321,6 @@
     </w:p>
     <w:p>
       <w:r>
-        <w:lastRenderedPageBreak/>
         <w:t>Interviewee 16 illustrated the reshaping pattern</w:t>
       </w:r>
       <w:r>
@@ -17269,12 +17350,12 @@
     </w:p>
     <w:p>
       <w:r>
-        <w:t>Where these foundational resources are available, they become powerful enablers. Interviewee 4 described his own setup: “I connected an MCP to their Google Analytics and Google Search Console. So I have direct access to that data source in my cloud, and I can run cron jobs and have an agent run reports.” Interviewee 5 similarly observed that once the back-end infrastructure is in place, rapid experimentation becomes possible: “The back-end stuff needs to be extremely robust, and then … you can really build quickly.” Both cases illustrate how data access and tool availability translate directly into the ability to deploy agentic workflows.</w:t>
-      </w:r>
-    </w:p>
-    <w:p>
-      <w:r>
-        <w:t>Budget appeared as a secondary resource constraint. Interviewee 9 captured the tension: “The passion is there, the need is there, the want is there, the brains are there. It’s time, money, and resources.” While budget is not the primary barrier in the data, it becomes a bottleneck when resource availability determines whether AI initiatives can scale from pilot to production.</w:t>
+        <w:t xml:space="preserve">Where these foundational resources are available, they become powerful enablers. Interviewee 4 described his own setup: “I connected an MCP to their Google Analytics and Google Search Console. So I have direct access to that data source in my cloud, and I can run cron jobs and have an agent run reports.” </w:t>
+      </w:r>
+    </w:p>
+    <w:p>
+      <w:r>
+        <w:t>Interviewee 5 similarly observed that once the back-end infrastructure is in place, rapid experimentation becomes possible: “The back-end stuff needs to be extremely robust, and then … you can really build quickly.” Both cases illustrate how data access and tool availability translate directly into the ability to deploy agentic workflows.</w:t>
       </w:r>
     </w:p>
     <w:p>
@@ -17284,35 +17365,20 @@
       <w:bookmarkStart w:id="187" w:name="_qy9fnmmddxdy" w:colFirst="0" w:colLast="0"/>
       <w:bookmarkEnd w:id="187"/>
       <w:r>
-        <w:t>4.2.3</w:t>
+        <w:t>4.2.4</w:t>
       </w:r>
       <w:r>
         <w:tab/>
-        <w:t>Strategic direction &amp; leadership</w:t>
-      </w:r>
-    </w:p>
-    <w:p>
-      <w:r>
-        <w:t xml:space="preserve">The conditions that make strategic direction necessary are broadly consistent across the data. Organizations frequently approach agentic AI without a clear rationale: they want AI because others are using it, not because they have identified a problem it can solve. Interviewee 1 described this pattern: “There will be a lot of clients and companies that want AI, but they won’t know why, outside of the fact that someone tells them they should.” Interviewee 17 noted a related pattern: organizations think in tools rather than business objectives, seeking applications before establishing what they need to achieve. The consequence is that even when AI is deployed, it generates activity without direction. Interviewee 10 observed that when </w:t>
+        <w:t>Governance &amp; organizational friction</w:t>
+      </w:r>
+    </w:p>
+    <w:p>
+      <w:r>
+        <w:t xml:space="preserve">A fourth cluster of conditions concerns governance and organizational friction, covering the IT/legal/compliance gatekeeping, procurement processes, politics, and silos that impede AI adoption. Unlike the conditions in sections 4.2.1 to 4.2.3, which managers actively reshape, governance friction is predominantly navigated: unfavorable governance structures are treated </w:t>
       </w:r>
       <w:r>
         <w:lastRenderedPageBreak/>
-        <w:t>organizations give employees time for AI experimentation, they attach no goals, so potential and initiative are both lost.</w:t>
-      </w:r>
-    </w:p>
-    <w:p>
-      <w:r>
-        <w:t>A third cluster of conditions concerns strategic direction and leadership, covering the organizational structures and behaviors that orient AI adoption toward meaningful goals. Where section 4.2.1 described the people-level capacity to change, this section describes the organizational-level direction that makes change purposeful. The data surfaces four related dynamics: the role of providing clarity, the impact of individual AI champions, the importance of leadership backing, and the process of bringing people along.</w:t>
-      </w:r>
-    </w:p>
-    <w:p>
-      <w:r>
-        <w:t>Providing clarity, that is, naming where the organization is going with AI, which use cases matter, and what success looks like, emerged as the most broadly distributed enabling behavior in this section. Unlike championing, which is driven by individuals, or leadership backing, which is top-down, providing clarity is a managerial act that can happen at any organizational level. Its cross-condition effect is significant: clarity directly reduces the resistance and paralysis described in section 4.2.1, because employees who understand the direction and purpose of AI adoption are less likely to resist or stall. Interviewee 6 captured the essential move: “This is the vision. This is where we’re going. Help me get there.” Interviewee 1 noted the downstream consequence of its absence: “If you don’t have clarity, jumping into execution will only surface a lot of problems.”</w:t>
-      </w:r>
-    </w:p>
-    <w:p>
-      <w:r>
-        <w:t>Individual AI champions emerged as a disproportionately influential factor. An AI champion is a person who, often without formal mandate, drives AI initiatives forward through personal initiative, visible results, and internal advocacy. Interviewee 9 described a vivid example from her organization:</w:t>
+        <w:t>as fixed features of the environment to be worked around rather than changed. This tendency is itself a finding: reshaping governance (actually changing the structures rather than routing around them) is rare in the data. Governance friction appears in several forms: IT security and procurement processes slowing deployment, legal and compliance concerns blocking tool use, and organizational politics preventing experimentation. Interviewee 13 observed a pattern in large enterprises:</w:t>
       </w:r>
     </w:p>
     <w:p>
@@ -17321,93 +17387,6 @@
         <w:ind w:left="720"/>
       </w:pPr>
       <w:r>
-        <w:t>“</w:t>
-      </w:r>
-      <w:r>
-        <w:t>[An AI platfrom]</w:t>
-      </w:r>
-      <w:r>
-        <w:t xml:space="preserve"> was created originally by … our </w:t>
-      </w:r>
-      <w:r>
-        <w:t>[role]</w:t>
-      </w:r>
-      <w:r>
-        <w:t xml:space="preserve"> director that dabbles in dev</w:t>
-      </w:r>
-      <w:r>
-        <w:t>elopment</w:t>
-      </w:r>
-      <w:r>
-        <w:t>, and he created it, and it</w:t>
-      </w:r>
-      <w:r>
-        <w:t xml:space="preserve"> has </w:t>
-      </w:r>
-      <w:r>
-        <w:t>blown up, and so now there’s millions of dollars of funding.”</w:t>
-      </w:r>
-    </w:p>
-    <w:p>
-      <w:r>
-        <w:lastRenderedPageBreak/>
-        <w:t>A single individual’s initiative, when it produces visible results, can unlock significant organizational investment. Interviewee 6 described her own approach: “I hear a lot of other companies where the board is afraid or legal is holding it back … Sorry, but you’d have to believe me on my blue eyes because I’m going to make this happen.”</w:t>
-      </w:r>
-    </w:p>
-    <w:p>
-      <w:r>
-        <w:t>Leadership backing refers to the visible endorsement, resource authorization, and organizational protection that senior leaders provide for AI initiatives. It amplifies the champion effect.</w:t>
-      </w:r>
-      <w:r>
-        <w:t xml:space="preserve"> Without visible endorsement from leadership, AI initiatives tend to stall at the pilot stage. Interviewee 4 noted that the current moment requires leaders to help employees make sense of change: “People are drinking from a fire hose. They need to have that leadership that tells them their importance, they’re part of the team, and their work matters.” Interviewee 17 identified three conditions that must align for AI adoption to succeed: “Leadership wants us to work with AI. But can employees do that too? Do they do it and do they want to? Those are basically three things. And when those three things align with each other, you get a fantastic AI implementation.”</w:t>
-      </w:r>
-    </w:p>
-    <w:p>
-      <w:r>
-        <w:rPr>
-          <w:i/>
-        </w:rPr>
-        <w:t>Bringing people along</w:t>
-      </w:r>
-      <w:r>
-        <w:t xml:space="preserve"> refers to the managerial process of building alignment, managing resistance, and developing shared commitment to AI adoption within the organization.</w:t>
-      </w:r>
-    </w:p>
-    <w:p>
-      <w:r>
-        <w:t xml:space="preserve">The process of bringing people along, understood as change management at the team and organizational level, was one of the most consistently documented behaviors in this block. </w:t>
-      </w:r>
-      <w:r>
-        <w:t>Interviewee 14 framed the scale of the challenge: “Thirty percent of all AI trajectories is just technology; sixty to seventy percent is actually us as humans or as an organization.” Interviewee</w:t>
-      </w:r>
-      <w:r>
-        <w:t xml:space="preserve"> 13 described a practical approach: using lighthouse projects as demonstration cases that make the value of AI tangible to skeptical colleagues. “Show them the first one that can be automated or made a lot quicker … then, well, then often they understand much better what the use cases would be.”</w:t>
-      </w:r>
-    </w:p>
-    <w:p>
-      <w:pPr>
-        <w:pStyle w:val="Heading3"/>
-      </w:pPr>
-      <w:r>
-        <w:lastRenderedPageBreak/>
-        <w:t>4.2.4</w:t>
-      </w:r>
-      <w:r>
-        <w:tab/>
-        <w:t>Governance &amp; organizational friction</w:t>
-      </w:r>
-    </w:p>
-    <w:p>
-      <w:r>
-        <w:t>A fourth cluster of conditions concerns governance and organizational friction, covering the IT/legal/compliance gatekeeping, procurement processes, politics, and silos that impede AI adoption. Unlike the conditions in sections 4.2.1 to 4.2.3, which managers actively reshape, governance friction is predominantly navigated: unfavorable governance structures are treated as fixed features of the environment to be worked around rather than changed. This tendency is itself a finding: reshaping governance (actually changing the structures rather than routing around them) is rare in the data. Governance friction appears in several forms: IT security and procurement processes slowing deployment, legal and compliance concerns blocking tool use, and organizational politics preventing experimentation. Interviewee 13 observed a pattern in large enterprises:</w:t>
-      </w:r>
-    </w:p>
-    <w:p>
-      <w:pPr>
-        <w:pStyle w:val="Quote"/>
-        <w:ind w:left="720"/>
-      </w:pPr>
-      <w:r>
         <w:t>“They are not allowed to use agentic AI a lot … there’s this weird distinction people make. It’s totally fine to buy any kind of tool you don’t know anything about and put it into the system. But agentic AI? That’s completely out of range.”</w:t>
       </w:r>
     </w:p>
@@ -17418,11 +17397,7 @@
     </w:p>
     <w:p>
       <w:r>
-        <w:t xml:space="preserve">Taken together, the four conditions described in sections 4.2.1 to 4.2.4 represent the organizational substrate on which AI value creation depends. They are not independent: poor direction amplifies capacity problems; resource gaps deepen paralysis; governance friction compounds both. The behaviors documented across these sections: educating, experimenting, providing clarity, bringing people along, leveraging resources, navigating friction. These behaviors address multiple conditions simultaneously and in rough sequence. Organizations </w:t>
-      </w:r>
-      <w:r>
-        <w:lastRenderedPageBreak/>
-        <w:t>that neglect any one dimension tend to find that the others stall. This pattern surfaces most acutely in section 4.5.3: organizations that invest only in experimentation without clarity or education tend to generate pilots that do not scale.</w:t>
+        <w:t>Taken together, the four conditions described in sections 4.2.1 to 4.2.4 represent the organizational substrate on which AI value creation depends. They are not independent: poor direction amplifies capacity problems; resource gaps deepen paralysis; governance friction compounds both. The behaviors documented across these sections: educating, experimenting, providing clarity, bringing people along, leveraging resources, navigating friction. These behaviors address multiple conditions simultaneously and in rough sequence. Organizations that neglect any one dimension tend to find that the others stall. This pattern surfaces most acutely in section 4.5.3: organizations that invest only in experimentation without clarity or education tend to generate pilots that do not scale.</w:t>
       </w:r>
     </w:p>
     <w:p>
@@ -17438,6 +17413,7 @@
         <w:rPr>
           <w:color w:val="00312A"/>
         </w:rPr>
+        <w:lastRenderedPageBreak/>
         <w:t>4.3</w:t>
       </w:r>
       <w:r>
@@ -17553,8 +17529,14 @@
         <w:rPr>
           <w:color w:val="00312A"/>
         </w:rPr>
+        <w:t xml:space="preserve">Content creation and campaign management are the most visible use cases to outside observers but, by participants’ own accounts, among the least transformative. The dominant pattern is augmenting existing copywriting, briefing, and creative workflows rather than </w:t>
+      </w:r>
+      <w:r>
+        <w:rPr>
+          <w:color w:val="00312A"/>
+        </w:rPr>
         <w:lastRenderedPageBreak/>
-        <w:t>Content creation and campaign management are the most visible use cases to outside observers but, by participants’ own accounts, among the least transformative. The dominant pattern is augmenting existing copywriting, briefing, and creative workflows rather than redesigning them. Interviewee 4 described the highest-productivity configuration in the data: a personal stack combining Obsidian as a memory layer, Claude Code as the execution engine, GitHub for file synchronisation, and per-client vaults for context isolation: “I have persistent memory using, um, Obsidian. And I just… My productivity just went 10X.” The key driver is not the model itself but the surrounding architecture that provides consistent, long-lived context.</w:t>
+        <w:t>redesigning them. Interviewee 4 described the highest-productivity configuration in the data: a personal stack combining Obsidian as a memory layer, Claude Code as the execution engine, GitHub for file synchronisation, and per-client vaults for context isolation: “I have persistent memory using, um, Obsidian. And I just… My productivity just went 10X.” The key driver is not the model itself but the surrounding architecture that provides consistent, long-lived context.</w:t>
       </w:r>
     </w:p>
     <w:p>
@@ -17607,14 +17589,7 @@
         <w:rPr>
           <w:color w:val="00312A"/>
         </w:rPr>
-        <w:t xml:space="preserve">Advertising optimization agents form a second customer-facing archetype. These agents operate autonomously within ad platforms, adjusting bids, targeting parameters, and budget </w:t>
-      </w:r>
-      <w:r>
-        <w:rPr>
-          <w:color w:val="00312A"/>
-        </w:rPr>
-        <w:lastRenderedPageBreak/>
-        <w:t>allocation against a specified ROAS target without per-decision human approval. Interviewee 8 described measurable outcomes from such a deployment:</w:t>
+        <w:t>Advertising optimization agents form a second customer-facing archetype. These agents operate autonomously within ad platforms, adjusting bids, targeting parameters, and budget allocation against a specified ROAS target without per-decision human approval. Interviewee 8 described measurable outcomes from such a deployment:</w:t>
       </w:r>
     </w:p>
     <w:p>
@@ -17632,6 +17607,7 @@
           <w:iCs/>
           <w:color w:val="00312A"/>
         </w:rPr>
+        <w:lastRenderedPageBreak/>
         <w:t>we spend a lot of money on ads… there’s also waste. … an agent who really will help us become [more precise]… we’ve seen a point five per— point five, uh, ROAS increase.</w:t>
       </w:r>
     </w:p>
@@ -17699,26 +17675,20 @@
         <w:rPr>
           <w:color w:val="00312A"/>
         </w:rPr>
-        <w:t xml:space="preserve">Across the interviews, a consistent gap emerges between how agentic AI is positioned — in proposals, pitches, and internal leadership communications — and what is actually running in production. Participants describe demonstrations and narratives in which agentic AI features prominently while in practice the same workflow remains manual, scripted, or at most partially </w:t>
-      </w:r>
+        <w:t>Across the interviews, a consistent gap emerges between how agentic AI is positioned — in proposals, pitches, and internal leadership communications — and what is actually running in production. Participants describe demonstrations and narratives in which agentic AI features prominently while in practice the same workflow remains manual, scripted, or at most partially automated. This gap appears across organization types: large agencies, in-house marketing teams, and scale-ups all exhibit it to some degree.</w:t>
+      </w:r>
+    </w:p>
+    <w:p>
+      <w:pPr>
+        <w:rPr>
+          <w:color w:val="00312A"/>
+        </w:rPr>
+      </w:pPr>
       <w:r>
         <w:rPr>
           <w:color w:val="00312A"/>
         </w:rPr>
         <w:lastRenderedPageBreak/>
-        <w:t>automated. This gap appears across organization types: large agencies, in-house marketing teams, and scale-ups all exhibit it to some degree.</w:t>
-      </w:r>
-    </w:p>
-    <w:p>
-      <w:pPr>
-        <w:rPr>
-          <w:color w:val="00312A"/>
-        </w:rPr>
-      </w:pPr>
-      <w:r>
-        <w:rPr>
-          <w:color w:val="00312A"/>
-        </w:rPr>
         <w:t>The dynamics are illustrated by an experiment described by Interviewee 15. A team deployed AI-generated BDR emails and positioned them as personalized outreach; customers recognized the automation almost immediately:</w:t>
       </w:r>
     </w:p>
@@ -17813,14 +17783,14 @@
         <w:rPr>
           <w:color w:val="00312A"/>
         </w:rPr>
-        <w:t xml:space="preserve">On the feature side, tool calling and integrations (11 code applications) and accessing the entire database as context (14) are the enabling features most closely tied to value creation. Tool calling allows an agent to interact with external systems — retrieving data, writing records, </w:t>
+        <w:t xml:space="preserve">On the feature side, tool calling and integrations (11 code applications) and accessing the entire database as context (14) are the enabling features most closely tied to value creation. Tool calling allows an agent to interact with external systems — retrieving data, writing records, triggering workflows — rather than remaining confined to a conversational interface. Database-as-context allows the agent to reason over the full set of relevant information rather than only </w:t>
       </w:r>
       <w:r>
         <w:rPr>
           <w:color w:val="00312A"/>
         </w:rPr>
         <w:lastRenderedPageBreak/>
-        <w:t>triggering workflows — rather than remaining confined to a conversational interface. Database-as-context allows the agent to reason over the full set of relevant information rather than only what the user provides in a single prompt. Interviewee 6 framed the context argument by contrasting her AI-powered customer-service agent with the outsourced human agents it had partly replaced:</w:t>
+        <w:t>what the user provides in a single prompt. Interviewee 6 framed the context argument by contrasting her AI-powered customer-service agent with the outsourced human agents it had partly replaced:</w:t>
       </w:r>
     </w:p>
     <w:p>
@@ -28738,6 +28708,7 @@
     <w:name w:val="heading 3"/>
     <w:basedOn w:val="Normal"/>
     <w:next w:val="Normal"/>
+    <w:link w:val="Heading3Char"/>
     <w:uiPriority w:val="9"/>
     <w:unhideWhenUsed/>
     <w:qFormat/>
@@ -29010,6 +28981,17 @@
     <w:rPr>
       <w:iCs/>
       <w:color w:val="404040" w:themeColor="text1" w:themeTint="BF"/>
+    </w:rPr>
+  </w:style>
+  <w:style w:type="character" w:customStyle="1" w:styleId="Heading3Char">
+    <w:name w:val="Heading 3 Char"/>
+    <w:basedOn w:val="DefaultParagraphFont"/>
+    <w:link w:val="Heading3"/>
+    <w:uiPriority w:val="9"/>
+    <w:rsid w:val="00F56FF9"/>
+    <w:rPr>
+      <w:i/>
+      <w:iCs/>
     </w:rPr>
   </w:style>
 </w:styles>

--- a/Thesis Draft - Daan Luttik - MBA.docx
+++ b/Thesis Draft - Daan Luttik - MBA.docx
@@ -16549,8 +16549,6 @@
       </w:r>
       <w:r>
         <w:tab/>
-      </w:r>
-      <w:r>
         <w:t>AI progression</w:t>
       </w:r>
     </w:p>
@@ -16616,8 +16614,6 @@
       </w:r>
       <w:r>
         <w:tab/>
-      </w:r>
-      <w:r>
         <w:t>Market pressure</w:t>
       </w:r>
     </w:p>
@@ -16787,33 +16783,12 @@
     </w:p>
     <w:p>
       <w:r>
-        <w:t>Internal conditions describe a set of organizational variables that shape whether and how agentic AI can be implemented and create value. Four interlocking themes recur throughout the data: (1) organizational capacity, encompassing AI literacy, resistance to change, and the ability to act quickly under uncertainty; (2) technical resources, including data infrastructure, tooling, and the systems-thinking capability to connect them; (3) strategic direction and leadership</w:t>
-      </w:r>
-      <w:r>
-        <w:t>, providing strategic direction, support, and guidance</w:t>
-      </w:r>
-      <w:r>
-        <w:t>; and (4) governance and organizational friction, including legal</w:t>
-      </w:r>
-      <w:r>
-        <w:t xml:space="preserve"> and </w:t>
-      </w:r>
-      <w:r>
-        <w:t xml:space="preserve">compliance gatekeeping, politics, and </w:t>
-      </w:r>
-      <w:r>
-        <w:t xml:space="preserve">working in </w:t>
-      </w:r>
-      <w:r>
-        <w:t>silos.</w:t>
-      </w:r>
-    </w:p>
-    <w:p>
-      <w:r>
-        <w:t>Managers respond to internal conditions in three distinct ways.</w:t>
-      </w:r>
-      <w:r>
-        <w:t xml:space="preserve"> </w:t>
+        <w:t>Internal conditions describe a set of organizational variables that shape whether and how agentic AI can be implemented and create value. Four interlocking themes recur throughout the data: (1) organizational capacity, encompassing AI literacy, resistance to change, and the ability to act quickly under uncertainty; (2) technical resources, including data infrastructure, tooling, and the systems-thinking capability to connect them; (3) strategic direction and leadership, providing strategic direction, support, and guidance; and (4) governance and organizational friction, including legal and compliance gatekeeping, politics, and working in silos.</w:t>
+      </w:r>
+    </w:p>
+    <w:p>
+      <w:r>
+        <w:t xml:space="preserve">Managers respond to internal conditions in three distinct ways. </w:t>
       </w:r>
       <w:r>
         <w:rPr>
@@ -16854,28 +16829,7 @@
         </w:rPr>
       </w:pPr>
       <w:r>
-        <w:t xml:space="preserve">While never mentioned explicitly, the researchers observed </w:t>
-      </w:r>
-      <w:r>
-        <w:t>that managers</w:t>
-      </w:r>
-      <w:r>
-        <w:t>, when faced with unfavorable conditions (especially when the unfavorable condition stems from outside of their team),</w:t>
-      </w:r>
-      <w:r>
-        <w:t xml:space="preserve"> </w:t>
-      </w:r>
-      <w:r>
-        <w:t>seem to default</w:t>
-      </w:r>
-      <w:r>
-        <w:t xml:space="preserve"> to navigation</w:t>
-      </w:r>
-      <w:r>
-        <w:t>. Managers seem to view these conditions as fixed rather than</w:t>
-      </w:r>
-      <w:r>
-        <w:t xml:space="preserve"> as variables open to active redesign.</w:t>
+        <w:t>While never mentioned explicitly, the researchers observed that managers, when faced with unfavorable conditions (especially when the unfavorable condition stems from outside of their team), seem to default to navigation. Managers seem to view these conditions as fixed rather than as variables open to active redesign.</w:t>
       </w:r>
     </w:p>
     <w:p>
@@ -16908,35 +16862,11 @@
     </w:p>
     <w:p>
       <w:r>
-        <w:t xml:space="preserve">The most consistently identified barrier to adopting agentic AI is not technical but organizational: the capacity to change. This encompasses </w:t>
-      </w:r>
-      <w:r>
-        <w:t xml:space="preserve">the employees’ openness to new ways of working, </w:t>
-      </w:r>
-      <w:r>
-        <w:t>the level of AI understanding</w:t>
-      </w:r>
-      <w:r>
-        <w:t xml:space="preserve"> (typically referred to as AI literacy)</w:t>
-      </w:r>
-      <w:r>
-        <w:t xml:space="preserve"> within the organization</w:t>
-      </w:r>
-      <w:r>
-        <w:t xml:space="preserve">, </w:t>
-      </w:r>
-      <w:r>
-        <w:t xml:space="preserve">and the </w:t>
+        <w:t xml:space="preserve">The most consistently identified barrier to adopting agentic AI is not technical but organizational: the capacity to change. This encompasses the employees’ openness to new ways of working, the level of AI understanding (typically referred to as AI literacy) within the organization, and the </w:t>
       </w:r>
       <w:commentRangeStart w:id="185"/>
       <w:r>
-        <w:t>organizational ability to act quickly</w:t>
-      </w:r>
-      <w:r>
-        <w:t xml:space="preserve"> under </w:t>
-      </w:r>
-      <w:r>
-        <w:t>uncertainty</w:t>
+        <w:t>organizational ability to act quickly under uncertainty</w:t>
       </w:r>
       <w:commentRangeEnd w:id="185"/>
       <w:r>
@@ -16953,13 +16883,7 @@
     </w:p>
     <w:p>
       <w:r>
-        <w:t xml:space="preserve">Resistance emerged as </w:t>
-      </w:r>
-      <w:r>
-        <w:t>a</w:t>
-      </w:r>
-      <w:r>
-        <w:t xml:space="preserve"> dominant theme across the data. Interviewee 12 described organizational change as inherently difficult:</w:t>
+        <w:t>Resistance emerged as a dominant theme across the data. Interviewee 12 described organizational change as inherently difficult:</w:t>
       </w:r>
     </w:p>
     <w:p>
@@ -16967,16 +16891,7 @@
         <w:pStyle w:val="Quote"/>
       </w:pPr>
       <w:r>
-        <w:t>“Change is frigging hard. It’s hard for us as individuals. Generally speaking, individuals don’t like to change, particularly if they’ve been doing something a certain way, and it works well</w:t>
-      </w:r>
-      <w:r>
-        <w:t>, and it works well, and they know it, and they’re comfortable.</w:t>
-      </w:r>
-      <w:r>
-        <w:t xml:space="preserve"> […] </w:t>
-      </w:r>
-      <w:r>
-        <w:t>That challenge gets multiplied when you start talking about an organization … you’ve got all multiple people, you’ve got politics, existing incentives, existing processes.”</w:t>
+        <w:t>“Change is frigging hard. It’s hard for us as individuals. Generally speaking, individuals don’t like to change, particularly if they’ve been doing something a certain way, and it works well, and it works well, and they know it, and they’re comfortable. […] That challenge gets multiplied when you start talking about an organization … you’ve got all multiple people, you’ve got politics, existing incentives, existing processes.”</w:t>
       </w:r>
     </w:p>
     <w:p>
@@ -16989,30 +16904,12 @@
         <w:pStyle w:val="Quote"/>
       </w:pPr>
       <w:r>
-        <w:t>“T</w:t>
-      </w:r>
-      <w:r>
-        <w:t>hey</w:t>
-      </w:r>
-      <w:r>
-        <w:t xml:space="preserve"> were very skeptical. Uh, “Oh, I need to learn a new thing while running my business.” Well, if you learn these new things, you can do ten times, ten times besides the things that you do. Uh, so got a lot of pushback there.</w:t>
-      </w:r>
-    </w:p>
-    <w:p>
-      <w:r>
-        <w:t xml:space="preserve">Alongside individual resistance, a lack of understanding of AI compounds the challenge. Interviewee 1 noted not just an absence of factual knowledge but a deeper cognitive barrier: limited understanding of how processes and systems connect. Interviewee 13 echoed this in practical terms: “The culprit is really still they don’t understand what the issues are </w:t>
-      </w:r>
-      <w:r>
-        <w:t>[</w:t>
-      </w:r>
-      <w:r>
-        <w:t>…</w:t>
-      </w:r>
-      <w:r>
-        <w:t>]</w:t>
-      </w:r>
-      <w:r>
-        <w:t xml:space="preserve"> they don’t understand what processes they are doing right now that take time and money.” This </w:t>
+        <w:t>“They were very skeptical. Uh, “Oh, I need to learn a new thing while running my business.” Well, if you learn these new things, you can do ten times, ten times besides the things that you do. Uh, so got a lot of pushback there.</w:t>
+      </w:r>
+    </w:p>
+    <w:p>
+      <w:r>
+        <w:t xml:space="preserve">Alongside individual resistance, a lack of understanding of AI compounds the challenge. Interviewee 1 noted not just an absence of factual knowledge but a deeper cognitive barrier: limited understanding of how processes and systems connect. Interviewee 13 echoed this in practical terms: “The culprit is really still they don’t understand what the issues are […] they don’t understand what processes they are doing right now that take time and money.” This </w:t>
       </w:r>
       <w:r>
         <w:lastRenderedPageBreak/>
@@ -17026,18 +16923,23 @@
     </w:p>
     <w:p>
       <w:r>
-        <w:t>A fourth dimension of organizational capacity concerns culture: the pace of innovation and tolerance for failure within the organization. Where an innovation culture is present, managers leverage it directly to accelerate both education and experimentation. Interviewee 7 described this enabling condition: “A culture of innovation</w:t>
-      </w:r>
-      <w:r>
-        <w:t xml:space="preserve"> is</w:t>
-      </w:r>
-      <w:r>
-        <w:t xml:space="preserve"> forgiving. When you pioneer, you break things fast.” </w:t>
-      </w:r>
-    </w:p>
-    <w:p>
-      <w:r>
-        <w:t>Where this culture is absent, it functions as an additional obstacle that compounds resistance and analysis paralysis, making the default response navigation rather than reshaping. Reshaping culture is possible but slow, and is rarely something managers in the data attempt to address directly.</w:t>
+        <w:t xml:space="preserve">A fourth dimension of organizational </w:t>
+      </w:r>
+      <w:bookmarkStart w:id="186" w:name="OLE_LINK1"/>
+      <w:r>
+        <w:t>capacity concerns culture</w:t>
+      </w:r>
+      <w:bookmarkEnd w:id="186"/>
+      <w:r>
+        <w:t xml:space="preserve">: the pace of innovation and tolerance for failure within the organization. Where an innovation culture is present, managers leverage it directly to accelerate both education and experimentation. Interviewee 7 described this enabling condition: </w:t>
+      </w:r>
+    </w:p>
+    <w:p>
+      <w:r>
+        <w:t xml:space="preserve">Where this culture is absent, it functions as an additional obstacle that compounds resistance and analysis paralysis, making the default response navigation rather than reshaping. Reshaping culture is possible but slow, and is rarely something managers in the data attempt to address directly. </w:t>
+      </w:r>
+      <w:r>
+        <w:t>Interviewee 7 drew the contrast vividly: in a punishing culture, when a pilot “goes wrong” the response is “Next time, you’re fired,” with the result that employees “will never start anything again.”</w:t>
       </w:r>
     </w:p>
     <w:p>
@@ -17056,22 +16958,67 @@
         <w:rPr>
           <w:bCs/>
         </w:rPr>
-        <w:t>is the primary response to the literacy and understanding barrier. Managers invest deliberately in raising AI capability across the organization, through training sessions, workshops, awareness programs, and structured learning, to create the cognitive preconditions for effective adoption. While education primarily targets the understanding deficit, it also reduces resistance by demystifying AI: employees who understand what AI can and cannot do are less fearful of it. However, education alone is insufficient to sustain change. Interviewee 17 observed a common pattern in her training work: “After two or three trainings companies basically stop, because then they go back to what they started with.” Sustained capacity-building requires not just initial education but ongoing structural embedding of learning.</w:t>
-      </w:r>
-    </w:p>
-    <w:p>
+        <w:t xml:space="preserve">is the primary response to the literacy and understanding barrier. Managers invest deliberately in raising AI capability across the organization, through training sessions, workshops, awareness programs, and structured learning, to create the cognitive preconditions for effective adoption. </w:t>
+      </w:r>
+      <w:ins w:id="187" w:author="Claude" w:date="2026-06-06T00:00:00Z">
+        <w:r>
+          <w:rPr>
+            <w:bCs/>
+          </w:rPr>
+          <w:t xml:space="preserve">The most structured accounts tailored this effort to different organizational layers. Interviewee 10 described a three-level model: “help people learn what AI can do […] leadership, middle management, floor—each with different focus. Leadership must understand where AI is heading to create strategic horizons. Middle management must learn how to facilitate and structure experimentation. Floor level must learn that AI is more than writing emails.” The content of that training matters as much as its existence; Interviewee 7 stressed that capability is specific rather than general: “prompting is </w:t>
+        </w:r>
+        <w:r>
+          <w:rPr>
+            <w:bCs/>
+          </w:rPr>
+          <w:lastRenderedPageBreak/>
+          <w:t xml:space="preserve">really different than just asking, using it like a Google.” </w:t>
+        </w:r>
+      </w:ins>
+      <w:r>
+        <w:rPr>
+          <w:bCs/>
+        </w:rPr>
+        <w:t>While education primarily targets the understanding deficit, it also reduces resistance by demystifying AI: employees who understand what AI can and cannot do are less fearful of it. However, education alone is insufficient to sustain change. Interviewee 17 observed a common pattern in her training work: “After two or three trainings companies basically stop, because then they go back to what they started with.” Sustained capacity-building requires not just initial education but ongoing structural embedding of learning.</w:t>
+      </w:r>
+    </w:p>
+    <w:p>
+      <w:pPr>
+        <w:rPr>
+          <w:bCs/>
+        </w:rPr>
+      </w:pPr>
       <w:r>
         <w:rPr>
           <w:b/>
         </w:rPr>
-        <w:lastRenderedPageBreak/>
         <w:t xml:space="preserve">Experimenting with AI </w:t>
       </w:r>
       <w:r>
         <w:rPr>
           <w:bCs/>
         </w:rPr>
-        <w:t>primarily addresses resistance and analysis paralysis by making the value of AI tangible through doing rather than planning. Beyond this primary role, experimentation also surfaces use cases that were invisible in the abstract, and builds tacit literacy that structured education cannot easily provide. Rather than waiting for perfect conditions, effective managers create structured opportunities to learn through doing. Interviewee 6 summarized this orientation: “I’d rather have something live and test and improve than have two years down the road and then finally have something live.” Interviewee 13 described enabling this at the team level: “Provide freedom to experiment and don’t set this atmosphere of fear that AI is going to replace you.”</w:t>
+        <w:t xml:space="preserve">primarily addresses resistance and analysis paralysis by making the value of AI tangible through doing rather than planning. Beyond this primary role, experimentation also surfaces use cases that were invisible in the abstract, and builds tacit literacy that structured education cannot easily provide. Rather than waiting for perfect conditions, effective managers create structured opportunities to learn through doing. Interviewee 6 summarized this orientation: “I’d rather have something live and test and improve than have two years down the road and then finally have something live.” </w:t>
+      </w:r>
+      <w:r>
+        <w:rPr>
+          <w:bCs/>
+        </w:rPr>
+        <w:t xml:space="preserve">Interviewee 15 voiced the same bias toward action: “we’re more of the just-do-it type than mitigating all risks in advance and only then getting started.” </w:t>
+      </w:r>
+    </w:p>
+    <w:p>
+      <w:r>
+        <w:rPr>
+          <w:bCs/>
+        </w:rPr>
+        <w:t xml:space="preserve">Interviewee 13 described enabling this at the team level: “Provide freedom to experiment and don’t set this atmosphere of fear that AI is going to replace you.” </w:t>
+      </w:r>
+      <w:r>
+        <w:rPr>
+          <w:bCs/>
+        </w:rPr>
+        <w:t>Sustaining this requires endorsement from above, because, as Interviewee 12 noted, experimentation and “early learnings […] have the property that they don’t always provide immediate returns,” and so must be something the organization deliberately supports.</w:t>
       </w:r>
     </w:p>
     <w:p>
@@ -17083,10 +17030,34 @@
         <w:t xml:space="preserve">External experts </w:t>
       </w:r>
       <w:r>
-        <w:t xml:space="preserve">A third pattern is less visible but analytically important: some managers navigate around organizational capacity constraints rather than reshaping them. When internal literacy is too low or resistance too entrenched to address in the short term, managers route AI initiatives through external experts, agencies, or low-code tooling that reduces the literacy bar. </w:t>
-      </w:r>
-      <w:r>
-        <w:t>This bypasses the bottleneck without fixing it, a pragmatic short-term strategy that can stall long-term capability development if it becomes the default. Interviewee 6 described this pattern: “Another one is actually using experts externally, because if we would’ve waited for people internally, I think it would’ve been a major blocker.”</w:t>
+        <w:t>External experts A third pattern is less visible but analytically important: rather than reshaping capacity, some managers simply navigate around it. The motivation is speed. Interviewee 6 was blunt about the alternative to waiting: "Another one is actually using also experts externally, because if we would've waited for people internally, I think it would've been a major blocker.</w:t>
+      </w:r>
+      <w:r>
+        <w:t>”</w:t>
+      </w:r>
+      <w:r>
+        <w:t xml:space="preserve"> She described what the internal route looked like in practice: </w:t>
+      </w:r>
+      <w:r>
+        <w:lastRenderedPageBreak/>
+        <w:t xml:space="preserve">"we really had pushback internally, like, 'We want to build this internally' … And I was like, 'Yeah, then I'm going to wait two years before I get space on the backlog.'" </w:t>
+      </w:r>
+    </w:p>
+    <w:p>
+      <w:r>
+        <w:t xml:space="preserve">Interviewee 13 saw the same logic where internal teams were saturated: </w:t>
+      </w:r>
+      <w:r>
+        <w:t>“</w:t>
+      </w:r>
+      <w:r>
+        <w:t>we are now really building a big clean room with another company because the … internal IT team is completely overwhelmed.</w:t>
+      </w:r>
+      <w:r>
+        <w:t>”</w:t>
+      </w:r>
+      <w:r>
+        <w:t xml:space="preserve"> Yet the interviewees were equally clear that the bypass carries a cost. Interviewee 13 warned it can hollow out internal capability: "Agencies give you a kickstart … The biggest issue is really this thing that too many companies make themselves dependent on an agency and then the agency basically owns all the AI knowledge that was built for you." And Interviewee 4 showed how fragile externally-sourced momentum can be: "They found an external consultant … when they were doing a reorg … [they] no longer needed that consultant. So there is a loss of momentum there." Routing around the bottleneck buys speed now at the risk of dependence and stalled capability later.</w:t>
       </w:r>
     </w:p>
     <w:p>
@@ -17094,30 +17065,37 @@
         <w:pStyle w:val="Heading3"/>
       </w:pPr>
       <w:r>
-        <w:t>4.2.</w:t>
-      </w:r>
-      <w:r>
-        <w:t>2</w:t>
+        <w:t>4.2.2</w:t>
       </w:r>
       <w:r>
         <w:tab/>
-      </w:r>
-      <w:r>
         <w:t>Strategic direction &amp; leadership</w:t>
       </w:r>
     </w:p>
     <w:p>
       <w:r>
-        <w:t xml:space="preserve">The conditions that make strategic direction necessary are broadly consistent across the data. Organizations frequently approach agentic AI without a clear rationale: they want AI because others are using it, not because they have identified a problem it can solve. Interviewee 1 described this pattern: “There will be a lot of clients and companies that want AI, but they won’t know why, outside of the fact that someone tells them they should.” Interviewee 17 noted a related pattern: organizations think in tools rather than business objectives, seeking applications before establishing what they need to achieve. The consequence is that even when AI is deployed, it generates activity without direction. Interviewee 10 observed that when </w:t>
+        <w:t xml:space="preserve">There is one </w:t>
+      </w:r>
+      <w:r>
+        <w:t xml:space="preserve">Where section 4.2.1 described an organization that is often resistant, overwhelmed, and uncertain, this section turns to the managerial response to those conditions: the strategic direction, support, and guidance through which leaders steer adoption. That response is needed precisely because, left to themselves, organizations frequently approach agentic AI without a clear rationale: they want AI because others are using it, not because they have identified a problem it can solve. Interviewee 1 described this pattern: “There will be a lot of clients and companies that want AI, but they won’t know why, outside of the fact that someone tells them they should.” Interviewee 17 noted a related pattern: organizations think in tools rather than business objectives; and Interviewee 10 observed that when organizations give employees time for AI experimentation, they attach no goals, so potential and initiative are both lost. Interviewee 4 captured what leaders must absorb in this vacuum, bridging directly from the overwhelm described in section 4.2.1: “People are drinking from a fire hose. They need to have </w:t>
       </w:r>
       <w:r>
         <w:lastRenderedPageBreak/>
-        <w:t>organizations give employees time for AI experimentation, they attach no goals, so potential and initiative are both lost.</w:t>
-      </w:r>
-    </w:p>
-    <w:p>
-      <w:r>
-        <w:t>A third cluster of conditions concerns strategic direction and leadership, covering the organizational structures and behaviors that orient AI adoption toward meaningful goals. Where section 4.2.1 described the people-level capacity to change, this section describes the organizational-level direction that makes change purposeful. The data surfaces four related dynamics: the role of providing clarity, the impact of individual AI champions, the importance of leadership backing, and the process of bringing people along.</w:t>
+        <w:t>that leadership that tells them their importance, they’re part of the team, and their work matters.”</w:t>
+      </w:r>
+    </w:p>
+    <w:p>
+      <w:r>
+        <w:t>These</w:t>
+      </w:r>
+      <w:r>
+        <w:t xml:space="preserve"> are reshaping </w:t>
+      </w:r>
+      <w:r>
+        <w:t>behaviors</w:t>
+      </w:r>
+      <w:r>
+        <w:t>: deliberate managerial actions that work to change an unfavorable condition rather than merely navigate around it. Where section 4.2.1 described the people-level capacity to change, this section describes the organizational-level direction and leadership that make that change purposeful. The data surfaces four such behaviours: providing clarity, championing, leadership backing, and bringing people along. Interviewee 4 framed why this work cannot be handed to the technology itself: “In leadership, you need to set goals. You need to aspire people to believe in where you’re going, to pull the people together and inspire them … you still have that human leadership and connection, building relationships, and team bonding for a company to work.”</w:t>
       </w:r>
     </w:p>
     <w:p>
@@ -17136,52 +17114,49 @@
         <w:ind w:left="720"/>
       </w:pPr>
       <w:r>
+        <w:lastRenderedPageBreak/>
         <w:t>“[An AI platfrom] was created originally by … our [role] director that dabbles in development, and he created it, and it has blown up, and so now there’s millions of dollars of funding.”</w:t>
       </w:r>
     </w:p>
     <w:p>
       <w:r>
+        <w:t>A single individual’s initiative, when it produces visible results, can unlock significant organizational investment. Interviewee 6 described her own approach: “I hear a lot of other companies where the board is afraid or legal is holding it back … Sorry, but you’d have to believe me on my blue eyes because I’m going to make this happen.”</w:t>
+      </w:r>
+    </w:p>
+    <w:p>
+      <w:r>
+        <w:t>Leadership backing refers to the visible endorsement, resource authorization, and organizational protection that senior leaders provide for AI initiatives. It amplifies the champion effect. Without visible endorsement from leadership, AI initiatives tend to stall at the pilot stage. Interviewee 17 identified three conditions that must align for AI adoption to succeed: “Leadership wants us to work with AI. But can employees do that too? Do they do it and do they want to? Those are basically three things. And when those three things align with each other, you get a fantastic AI implementation.”</w:t>
+      </w:r>
+    </w:p>
+    <w:p>
+      <w:r>
+        <w:rPr>
+          <w:i/>
+        </w:rPr>
+        <w:t>Bringing people along</w:t>
+      </w:r>
+      <w:r>
+        <w:t xml:space="preserve"> refers to the managerial process of building alignment, managing resistance, and developing shared commitment to AI adoption within the organization.</w:t>
+      </w:r>
+    </w:p>
+    <w:p>
+      <w:r>
+        <w:t>The process of bringing people along, understood as change management at the team and organizational level, was one of the most consistently documented behaviors in this block. Interviewee 14 framed the scale of the challenge: “Thirty percent of all AI trajectories is just technology; sixty to seventy percent is actually us as humans or as an organization.” Interviewee 13 described a practical approach: using lighthouse projects as demonstration cases that make the value of AI tangible to skeptical colleagues. “Show them the first one that can be automated or made a lot quicker … then, well, then often they understand much better what the use cases would be.”</w:t>
+      </w:r>
+    </w:p>
+    <w:p/>
+    <w:p>
+      <w:pPr>
+        <w:pStyle w:val="Heading3"/>
+        <w:rPr>
+          <w:color w:val="24292E"/>
+        </w:rPr>
+      </w:pPr>
+      <w:bookmarkStart w:id="188" w:name="_xw6d9a4ef7wu" w:colFirst="0" w:colLast="0"/>
+      <w:bookmarkEnd w:id="188"/>
+      <w:r>
         <w:lastRenderedPageBreak/>
-        <w:t>A single individual’s initiative, when it produces visible results, can unlock significant organizational investment. Interviewee 6 described her own approach: “I hear a lot of other companies where the board is afraid or legal is holding it back … Sorry, but you’d have to believe me on my blue eyes because I’m going to make this happen.”</w:t>
-      </w:r>
-    </w:p>
-    <w:p>
-      <w:r>
-        <w:t>Leadership backing refers to the visible endorsement, resource authorization, and organizational protection that senior leaders provide for AI initiatives. It amplifies the champion effect. Without visible endorsement from leadership, AI initiatives tend to stall at the pilot stage. Interviewee 4 noted that the current moment requires leaders to help employees make sense of change: “People are drinking from a fire hose. They need to have that leadership that tells them their importance, they’re part of the team, and their work matters.” Interviewee 17 identified three conditions that must align for AI adoption to succeed: “Leadership wants us to work with AI. But can employees do that too? Do they do it and do they want to? Those are basically three things. And when those three things align with each other, you get a fantastic AI implementation.”</w:t>
-      </w:r>
-    </w:p>
-    <w:p>
-      <w:r>
-        <w:rPr>
-          <w:i/>
-        </w:rPr>
-        <w:t>Bringing people along</w:t>
-      </w:r>
-      <w:r>
-        <w:t xml:space="preserve"> refers to the managerial process of building alignment, managing resistance, and developing shared commitment to AI adoption within the organization.</w:t>
-      </w:r>
-    </w:p>
-    <w:p>
-      <w:r>
-        <w:t>The process of bringing people along, understood as change management at the team and organizational level, was one of the most consistently documented behaviors in this block. Interviewee 14 framed the scale of the challenge: “Thirty percent of all AI trajectories is just technology; sixty to seventy percent is actually us as humans or as an organization.” Interviewee 13 described a practical approach: using lighthouse projects as demonstration cases that make the value of AI tangible to skeptical colleagues. “Show them the first one that can be automated or made a lot quicker … then, well, then often they understand much better what the use cases would be.”</w:t>
-      </w:r>
-    </w:p>
-    <w:p/>
-    <w:p>
-      <w:pPr>
-        <w:pStyle w:val="Heading3"/>
-        <w:rPr>
-          <w:color w:val="24292E"/>
-        </w:rPr>
-      </w:pPr>
-      <w:bookmarkStart w:id="186" w:name="_xw6d9a4ef7wu" w:colFirst="0" w:colLast="0"/>
-      <w:bookmarkEnd w:id="186"/>
-      <w:r>
-        <w:lastRenderedPageBreak/>
-        <w:t>4.2.</w:t>
-      </w:r>
-      <w:r>
-        <w:t>3</w:t>
+        <w:t>4.2.3</w:t>
       </w:r>
       <w:r>
         <w:tab/>
@@ -17190,19 +17165,7 @@
     </w:p>
     <w:p>
       <w:r>
-        <w:t>A second cluster of internal conditions concerns the availability of enabling resources: the data, tools, technical infrastructure</w:t>
-      </w:r>
-      <w:r>
-        <w:t xml:space="preserve">, and the technical talent </w:t>
-      </w:r>
-      <w:r>
-        <w:t xml:space="preserve">that make AI implementation feasible. </w:t>
-      </w:r>
-      <w:r>
-        <w:t>Especially having</w:t>
-      </w:r>
-      <w:r>
-        <w:t xml:space="preserve"> data and tools available and accessible emerged as a critical enabler.</w:t>
+        <w:t>A second cluster of internal conditions concerns the availability of enabling resources: the data, tools, technical infrastructure, and the technical talent that make AI implementation feasible. Especially having data and tools available and accessible emerged as a critical enabler.</w:t>
       </w:r>
     </w:p>
     <w:p>
@@ -17214,8 +17177,13 @@
         <w:t>Data infrastructure</w:t>
       </w:r>
       <w:r>
-        <w:t xml:space="preserve"> emerged as the foundational prerequisite. Interviewee 2 described his organization’s situation plainly: “The infrastructure is not yet in place, and the work on it is really big.” He elaborated that this is not a failure of will but of competing priorities: every improvement to the underlying data platform competes for attention with immediate operational demands. Without a robust and accessible data layer, AI systems cannot be reliably built or deployed.</w:t>
-      </w:r>
+        <w:t xml:space="preserve"> emerged as the foundational prerequisite. Interviewee 2 described his organization’s situation plainly: “The infrastructure is not yet in place, and the work on it is really big.” He elaborated that this is not a failure of will but of competing priorities: every improvement to the underlying data platform competes for attention with immediate operational demands. Without a robust and accessible data layer, AI systems cannot be reliably built or deployed. </w:t>
+      </w:r>
+      <w:ins w:id="189" w:author="Claude" w:date="2026-06-06T00:00:00Z">
+        <w:r>
+          <w:t>Interviewee 10 underscored how far many organizations still are from this foundation: “how badly we still handle data. We keep saying data isn’t in order and it’s hard. […] activating that data is hard.”</w:t>
+        </w:r>
+      </w:ins>
     </w:p>
     <w:p>
       <w:r>
@@ -17226,1452 +17194,1404 @@
           <w:i/>
           <w:iCs/>
         </w:rPr>
-        <w:t xml:space="preserve"> s</w:t>
-      </w:r>
-      <w:r>
+        <w:t xml:space="preserve"> systems thinking</w:t>
+      </w:r>
+      <w:r>
+        <w:rPr>
+          <w:b/>
+          <w:bCs/>
+        </w:rPr>
+        <w:t xml:space="preserve"> </w:t>
+      </w:r>
+      <w:r>
+        <w:t>surfaced as a frequent constraint. This includes the ability to observe how the process works and how data and the system's components interact.   Interviewee 13 described this as the root cause behind many apparent AI failures:</w:t>
+      </w:r>
+    </w:p>
+    <w:p>
+      <w:pPr>
+        <w:pStyle w:val="Quote"/>
+        <w:ind w:left="720"/>
+      </w:pPr>
+      <w:r>
+        <w:t>“The stupidest example is … people want to understand their marketing data better. And it’s really just like you have 20 different sources, you don’t know how to connect them, you don’t know how to put this all together. … The culprit is really still they don’t understand what the issues are.”</w:t>
+      </w:r>
+    </w:p>
+    <w:p>
+      <w:r>
+        <w:t>The problem is not data access per se, but the analytical capacity to know what data is needed, in what form, and for what purpose. Interviewee 1 noted that marketers often do not automate processes because they seem to find “perceived value in sitting on complicated processes” and “find comfort in bespoke engagements” with technology. She adds:</w:t>
+      </w:r>
+    </w:p>
+    <w:p>
+      <w:pPr>
+        <w:pStyle w:val="Quote"/>
+      </w:pPr>
+      <w:r>
+        <w:t xml:space="preserve">I think there is a component that is science, which could be automated, and there’s a component that is art, which is the creative and whatever. But you </w:t>
+      </w:r>
+      <w:r>
+        <w:lastRenderedPageBreak/>
+        <w:t>need to decouple the art from the science and use technology for what it’s worth.</w:t>
+      </w:r>
+    </w:p>
+    <w:p>
+      <w:r>
+        <w:t xml:space="preserve">Interviewee 1 added to this that this type of deep process knowledge (a feel for system logic) is precisely what is hardest to augment with AI, because it requires a level of structured thinking that many teams have not yet developed. </w:t>
+      </w:r>
+    </w:p>
+    <w:p>
+      <w:pPr>
+        <w:rPr>
+          <w:ins w:id="190" w:author="Claude" w:date="2026-06-06T00:00:00Z"/>
+        </w:rPr>
+      </w:pPr>
+      <w:ins w:id="191" w:author="Claude" w:date="2026-06-06T00:00:00Z">
+        <w:r>
+          <w:rPr>
+            <w:i/>
+            <w:iCs/>
+          </w:rPr>
+          <w:t>Technical talent</w:t>
+        </w:r>
+        <w:r>
+          <w:t xml:space="preserve"> is the third resource constraint, and a distinct one. Where the change-management capacity in section 4.2.1 is about convincing and training the wider organization, technical talent is about the hands-on work of wiring agentic systems into existing infrastructure—and the people who can do it are scarce. Interviewee 12 located this work in go-to-market operations teams: “it’s the marketing ops team that owns all of those systems […] of course, they’re gonna be the ones ultimately implementing and owning that. […] This is classic operations. Bread and butter is how do we integrate these things and make sure that we can monitor them operating properly?” Where this implementation capability is missing, even available data and tools tend to remain inert.</w:t>
+        </w:r>
+      </w:ins>
+    </w:p>
+    <w:p>
+      <w:r>
+        <w:rPr>
+          <w:b/>
+          <w:bCs/>
+        </w:rPr>
+        <w:t xml:space="preserve">Manager responses. </w:t>
+      </w:r>
+      <w:r>
+        <w:t xml:space="preserve">Managers respond to resource conditions in three patterns: leveraging available infrastructure to build and deploy fast; navigating gaps through external partnerships and workarounds; and reshaping the foundation through deliberate data-infrastructure investment. </w:t>
+      </w:r>
+    </w:p>
+    <w:p>
+      <w:r>
+        <w:t>Interviewee 16 illustrated the reshaping pattern. He described a two-year program he focused on providing clarity regarding the data and processes in use: “I started with a track on data governance, basically describing our business definitions and the technical lineage of our digital data landscape.” The same resource base can function as either an accelerator or a bottleneck depending on whether the organizational capacity described in section 4.2.1 is in place to use it.</w:t>
+      </w:r>
+    </w:p>
+    <w:p>
+      <w:r>
+        <w:t xml:space="preserve">Where these foundational resources are available, they become powerful enablers. Interviewee 4 described his own setup: “I connected an MCP to their Google Analytics and </w:t>
+      </w:r>
+      <w:r>
+        <w:lastRenderedPageBreak/>
+        <w:t xml:space="preserve">Google Search Console. So I have direct access to that data source in my cloud, and I can run cron jobs and have an agent run reports.” </w:t>
+      </w:r>
+    </w:p>
+    <w:p>
+      <w:r>
+        <w:t>Interviewee 5 similarly observed that once the back-end infrastructure is in place, rapid experimentation becomes possible: “The back-end stuff needs to be extremely robust, and then … you can really build quickly.” Both cases illustrate how data access and tool availability translate directly into the ability to deploy agentic workflows.</w:t>
+      </w:r>
+    </w:p>
+    <w:p>
+      <w:pPr>
+        <w:pStyle w:val="Heading3"/>
+      </w:pPr>
+      <w:bookmarkStart w:id="192" w:name="_qy9fnmmddxdy" w:colFirst="0" w:colLast="0"/>
+      <w:bookmarkEnd w:id="192"/>
+      <w:r>
+        <w:t>4.2.4</w:t>
+      </w:r>
+      <w:r>
+        <w:tab/>
+        <w:t>Governance &amp; organizational friction</w:t>
+      </w:r>
+    </w:p>
+    <w:p>
+      <w:r>
+        <w:t>A fourth cluster of conditions concerns governance and organizational friction, covering the IT/legal/compliance gatekeeping, procurement processes, politics, and silos that impede AI adoption. Unlike the conditions in sections 4.2.1 to 4.2.3, which managers actively reshape, governance friction is predominantly navigated: unfavorable governance structures are treated as fixed features of the environment to be worked around rather than changed. This tendency is itself a finding: reshaping governance (actually changing the structures rather than routing around them) is rare in the data. Governance friction appears in several forms: IT security and procurement processes slowing deployment, legal and compliance concerns blocking tool use, and organizational politics preventing experimentation. Interviewee 13 observed a pattern in large enterprises:</w:t>
+      </w:r>
+    </w:p>
+    <w:p>
+      <w:pPr>
+        <w:pStyle w:val="Quote"/>
+        <w:ind w:left="720"/>
+      </w:pPr>
+      <w:r>
+        <w:t>“They are not allowed to use agentic AI a lot … there’s this weird distinction people make. It’s totally fine to buy any kind of tool you don’t know anything about and put it into the system. But agentic AI? That’s completely out of range.”</w:t>
+      </w:r>
+    </w:p>
+    <w:p>
+      <w:r>
+        <w:t>Interviewee 6 noted that governance structures, while legitimate, can prevent organizations from learning: “If we would’ve been stopped at the beginning, ‘You cannot use this system because you’re already on this system’, I think that is something that’s really holding people back.”</w:t>
+      </w:r>
+    </w:p>
+    <w:p>
+      <w:r>
+        <w:lastRenderedPageBreak/>
+        <w:t>Taken together, the four conditions described in sections 4.2.1 to 4.2.4 represent the organizational substrate on which AI value creation depends. They are not independent: poor direction amplifies capacity problems; resource gaps deepen paralysis; governance friction compounds both. The behaviors documented across these sections: educating, experimenting, providing clarity, bringing people along, leveraging resources, navigating friction. These behaviors address multiple conditions simultaneously and in rough sequence. Organizations that neglect any one dimension tend to find that the others stall. This pattern surfaces most acutely in section 4.5.3: organizations that invest only in experimentation without clarity or education tend to generate pilots that do not scale.</w:t>
+      </w:r>
+    </w:p>
+    <w:p>
+      <w:pPr>
+        <w:pStyle w:val="Heading2"/>
+        <w:rPr>
+          <w:color w:val="00312A"/>
+        </w:rPr>
+      </w:pPr>
+      <w:bookmarkStart w:id="193" w:name="_hojo1f9yxiy" w:colFirst="0" w:colLast="0"/>
+      <w:bookmarkEnd w:id="193"/>
+      <w:r>
+        <w:rPr>
+          <w:color w:val="00312A"/>
+        </w:rPr>
+        <w:t>4.3</w:t>
+      </w:r>
+      <w:r>
+        <w:rPr>
+          <w:color w:val="00312A"/>
+        </w:rPr>
+        <w:tab/>
+        <w:t>Applying AI</w:t>
+      </w:r>
+    </w:p>
+    <w:p>
+      <w:pPr>
+        <w:pStyle w:val="Heading3"/>
+        <w:rPr>
+          <w:color w:val="00312A"/>
+        </w:rPr>
+      </w:pPr>
+      <w:bookmarkStart w:id="194" w:name="_iuvuby6hzug8" w:colFirst="0" w:colLast="0"/>
+      <w:bookmarkEnd w:id="194"/>
+      <w:r>
+        <w:rPr>
+          <w:color w:val="00312A"/>
+        </w:rPr>
+        <w:t>4.3.1</w:t>
+      </w:r>
+      <w:r>
+        <w:rPr>
+          <w:color w:val="00312A"/>
+        </w:rPr>
+        <w:tab/>
+        <w:t>Use Cases</w:t>
+      </w:r>
+    </w:p>
+    <w:p>
+      <w:pPr>
+        <w:rPr>
+          <w:color w:val="00312A"/>
+        </w:rPr>
+      </w:pPr>
+      <w:r>
+        <w:rPr>
+          <w:color w:val="00312A"/>
+        </w:rPr>
+        <w:t>Four use-case archetypes account for the majority of current agentic AI application in marketing: analysing data and generating insights (39 code applications, 15 documents), creating and validating content and campaigns (28, 12), automating manual processes (21, 12), and general-purpose personal assistants (15, 9). Two further archetypes — customer-facing agents and building or prototyping solutions — appear with lower frequency but are described with high commercial significance where they do appear.</w:t>
+      </w:r>
+    </w:p>
+    <w:p>
+      <w:pPr>
+        <w:pStyle w:val="Heading4"/>
+        <w:rPr>
+          <w:color w:val="00312A"/>
+        </w:rPr>
+      </w:pPr>
+      <w:r>
+        <w:rPr>
+          <w:color w:val="00312A"/>
+        </w:rPr>
+        <w:t>Generic and personal-productivity use cases</w:t>
+      </w:r>
+    </w:p>
+    <w:p>
+      <w:pPr>
+        <w:rPr>
+          <w:color w:val="00312A"/>
+        </w:rPr>
+      </w:pPr>
+      <w:r>
+        <w:rPr>
+          <w:color w:val="00312A"/>
+        </w:rPr>
+        <w:t>Generic and personal-productivity use cases are the most broadly adopted. Data analysis is the dominant entry point: AI is used to interrogate marketing mix data, generate competitor intelligence, monitor performance across sources, and produce insights that previously required a dedicated analyst or a multi-week research cycle. Workflow automation is closely related and is where the term ‘agentic’ begins to do real work in participants’ descriptions. Interviewee 13 described a steering-committee preparation workflow in which a chained agent pulls meeting transcriptions, synthesizes action items, and drafts the next agenda automatically:</w:t>
+      </w:r>
+    </w:p>
+    <w:p>
+      <w:pPr>
+        <w:ind w:left="720"/>
         <w:rPr>
           <w:i/>
           <w:iCs/>
-        </w:rPr>
-        <w:t>ystems thinking</w:t>
-      </w:r>
-      <w:r>
+          <w:color w:val="00312A"/>
+        </w:rPr>
+      </w:pPr>
+      <w:r>
+        <w:rPr>
+          <w:i/>
+          <w:iCs/>
+          <w:color w:val="00312A"/>
+        </w:rPr>
+        <w:lastRenderedPageBreak/>
+        <w:t>what I usually have is, uh, a transcribing tool which then Claude goes to and, for example, I have steering committees every two weeks. That means on a Monday afternoon, Claude goes into my t—transcription tools, gets all the different, uh, transcriptions of meetings for this one customer and starts writing down what I should talk about in the steering committee.</w:t>
+      </w:r>
+    </w:p>
+    <w:p>
+      <w:pPr>
+        <w:ind w:left="720"/>
+        <w:rPr>
+          <w:color w:val="00312A"/>
+        </w:rPr>
+      </w:pPr>
+      <w:r>
+        <w:rPr>
+          <w:color w:val="00312A"/>
+        </w:rPr>
+        <w:t>— Interviewee 13</w:t>
+      </w:r>
+    </w:p>
+    <w:p>
+      <w:pPr>
+        <w:rPr>
+          <w:color w:val="00312A"/>
+        </w:rPr>
+      </w:pPr>
+      <w:r>
+        <w:rPr>
+          <w:color w:val="00312A"/>
+        </w:rPr>
+        <w:t>Content creation and campaign management are the most visible use cases to outside observers but, by participants’ own accounts, among the least transformative. The dominant pattern is augmenting existing copywriting, briefing, and creative workflows rather than redesigning them. Interviewee 4 described the highest-productivity configuration in the data: a personal stack combining Obsidian as a memory layer, Claude Code as the execution engine, GitHub for file synchronisation, and per-client vaults for context isolation: “I have persistent memory using, um, Obsidian. And I just… My productivity just went 10X.” The key driver is not the model itself but the surrounding architecture that provides consistent, long-lived context.</w:t>
+      </w:r>
+    </w:p>
+    <w:p>
+      <w:pPr>
+        <w:rPr>
+          <w:color w:val="00312A"/>
+        </w:rPr>
+      </w:pPr>
+      <w:r>
+        <w:rPr>
+          <w:color w:val="00312A"/>
+        </w:rPr>
+        <w:t>Brand governance is an adjacent use case in this generic-productivity cluster. Interviewee 3, working in a marketing team with strong leadership encouragement to experiment, described an assistant trained on the company’s brand guidelines and persona documents that evaluates whether new content is brand-aligned before publication — collapsing what had been a long approval chain into a real-time check.</w:t>
+      </w:r>
+    </w:p>
+    <w:p>
+      <w:pPr>
+        <w:pStyle w:val="Heading4"/>
+        <w:rPr>
+          <w:color w:val="00312A"/>
+        </w:rPr>
+      </w:pPr>
+      <w:r>
+        <w:rPr>
+          <w:color w:val="00312A"/>
+        </w:rPr>
+        <w:t>Customer-facing agents</w:t>
+      </w:r>
+    </w:p>
+    <w:p>
+      <w:pPr>
+        <w:rPr>
+          <w:color w:val="00312A"/>
+        </w:rPr>
+      </w:pPr>
+      <w:r>
+        <w:rPr>
+          <w:color w:val="00312A"/>
+        </w:rPr>
+        <w:t xml:space="preserve">Customer-facing use cases are fewer in number but higher in commercial stakes. Customer-service and sales-assistant agents that handle routine queries and recognize commercial moments — upsells, membership changes, re-orders — are described as the most commercially compelling agentic deployments. Interviewee 12 noted that these agents have, over the past two years, crossed a quality threshold they previously never reached: “they’ve </w:t>
+      </w:r>
+      <w:r>
+        <w:rPr>
+          <w:color w:val="00312A"/>
+        </w:rPr>
+        <w:lastRenderedPageBreak/>
+        <w:t>actually gotten really good because they’re leveraging the conversational capabilities of these LLMs.” Interviewee 6 described a chatbot programme that combines customer-experience improvement with direct commercial outcomes — the same agent that handles a membership question can identify an upgrade opportunity and execute it.</w:t>
+      </w:r>
+    </w:p>
+    <w:p>
+      <w:pPr>
+        <w:rPr>
+          <w:color w:val="00312A"/>
+        </w:rPr>
+      </w:pPr>
+      <w:r>
+        <w:rPr>
+          <w:color w:val="00312A"/>
+        </w:rPr>
+        <w:t>Advertising optimization agents form a second customer-facing archetype. These agents operate autonomously within ad platforms, adjusting bids, targeting parameters, and budget allocation against a specified ROAS target without per-decision human approval. Interviewee 8 described measurable outcomes from such a deployment:</w:t>
+      </w:r>
+    </w:p>
+    <w:p>
+      <w:pPr>
+        <w:ind w:left="720"/>
+        <w:rPr>
+          <w:i/>
+          <w:iCs/>
+          <w:color w:val="00312A"/>
+        </w:rPr>
+      </w:pPr>
+      <w:r>
+        <w:rPr>
+          <w:i/>
+          <w:iCs/>
+          <w:color w:val="00312A"/>
+        </w:rPr>
+        <w:t>we spend a lot of money on ads… there’s also waste. … an agent who really will help us become [more precise]… we’ve seen a point five per— point five, uh, ROAS increase.</w:t>
+      </w:r>
+    </w:p>
+    <w:p>
+      <w:pPr>
+        <w:ind w:left="720"/>
+        <w:rPr>
+          <w:color w:val="00312A"/>
+        </w:rPr>
+      </w:pPr>
+      <w:r>
+        <w:rPr>
+          <w:color w:val="00312A"/>
+        </w:rPr>
+        <w:t>— Interviewee 8</w:t>
+      </w:r>
+    </w:p>
+    <w:p>
+      <w:pPr>
+        <w:pStyle w:val="Heading4"/>
+        <w:rPr>
+          <w:color w:val="00312A"/>
+        </w:rPr>
+      </w:pPr>
+      <w:r>
+        <w:rPr>
+          <w:color w:val="00312A"/>
+        </w:rPr>
+        <w:t>Internal process automation</w:t>
+      </w:r>
+    </w:p>
+    <w:p>
+      <w:pPr>
+        <w:rPr>
+          <w:color w:val="00312A"/>
+        </w:rPr>
+      </w:pPr>
+      <w:r>
+        <w:rPr>
+          <w:color w:val="00312A"/>
+        </w:rPr>
+        <w:t>Internal process automation is the archetype where human-AI collaboration is most clearly structured. Workflows that previously required a human to run scheduled queries, review outputs, populate reports, and compose communications are executed by chained AI tools with human oversight only at the output stage. Interviewee 15 described the emerging connector-based model in the context of agentic customer re-ordering, while Interviewee 10 noted that AI has effectively eliminated the capacity constraint on plugging analyst-equivalent intelligence into decision points across marketing operations: “I can plug in a data analyst almost anywhere to support what I’m doing.”</w:t>
+      </w:r>
+    </w:p>
+    <w:p>
+      <w:pPr>
+        <w:rPr>
+          <w:color w:val="00312A"/>
+        </w:rPr>
+      </w:pPr>
+      <w:r>
+        <w:rPr>
+          <w:color w:val="00312A"/>
+        </w:rPr>
+        <w:t xml:space="preserve">The internal automation archetype extends beyond commercial marketing contexts. Interviewee 2, working at a national sports federation, described an initiative to apply agentic AI to volunteer scheduling — matching volunteers to club roles, shifts, and locations across </w:t>
+      </w:r>
+      <w:r>
+        <w:rPr>
+          <w:color w:val="00312A"/>
+        </w:rPr>
+        <w:lastRenderedPageBreak/>
+        <w:t>hundreds of member clubs — as an illustration of how process automation addresses coordination costs that commercial metrics do not easily capture.</w:t>
+      </w:r>
+    </w:p>
+    <w:p>
+      <w:pPr>
+        <w:rPr>
+          <w:color w:val="00312A"/>
+        </w:rPr>
+      </w:pPr>
+      <w:r>
+        <w:rPr>
+          <w:color w:val="00312A"/>
+        </w:rPr>
+        <w:t>Across the interviews, a consistent gap emerges between how agentic AI is positioned — in proposals, pitches, and internal leadership communications — and what is actually running in production. Participants describe demonstrations and narratives in which agentic AI features prominently while in practice the same workflow remains manual, scripted, or at most partially automated. This gap appears across organization types: large agencies, in-house marketing teams, and scale-ups all exhibit it to some degree.</w:t>
+      </w:r>
+    </w:p>
+    <w:p>
+      <w:pPr>
+        <w:rPr>
+          <w:color w:val="00312A"/>
+        </w:rPr>
+      </w:pPr>
+      <w:r>
+        <w:rPr>
+          <w:color w:val="00312A"/>
+        </w:rPr>
+        <w:t>The dynamics are illustrated by an experiment described by Interviewee 15. A team deployed AI-generated BDR emails and positioned them as personalized outreach; customers recognized the automation almost immediately:</w:t>
+      </w:r>
+    </w:p>
+    <w:p>
+      <w:pPr>
+        <w:ind w:left="720"/>
+        <w:rPr>
+          <w:i/>
+          <w:iCs/>
+          <w:color w:val="00312A"/>
+        </w:rPr>
+      </w:pPr>
+      <w:r>
+        <w:rPr>
+          <w:i/>
+          <w:iCs/>
+          <w:color w:val="00312A"/>
+        </w:rPr>
+        <w:t>There was also an experiment done with generating emails from a BDR to customers. Well, the customer sees through that pretty quickly: nice that you still want to be personal and now you’re sending me this, so, just a bit too much of a shortcut with this use case.</w:t>
+      </w:r>
+    </w:p>
+    <w:p>
+      <w:pPr>
+        <w:ind w:left="720"/>
+        <w:rPr>
+          <w:color w:val="00312A"/>
+        </w:rPr>
+      </w:pPr>
+      <w:r>
+        <w:rPr>
+          <w:color w:val="00312A"/>
+        </w:rPr>
+        <w:t>— Interviewee 15</w:t>
+      </w:r>
+    </w:p>
+    <w:p>
+      <w:pPr>
+        <w:rPr>
+          <w:color w:val="00312A"/>
+        </w:rPr>
+      </w:pPr>
+      <w:r>
+        <w:rPr>
+          <w:color w:val="00312A"/>
+        </w:rPr>
+        <w:t>The optics gap has two organizational implications. First, it creates confusion about what AI actually does. When employees hear that the organization is ‘using agentic AI’ in pitches and leadership communications but see no corresponding change in their own workflows, the result is either skepticism about AI’s practical utility or inflated expectations that become obstacles when real deployments are less impressive than the narrative. Second, it distorts accountability: if stated capability does not correspond to operational reality, it becomes difficult to measure progress, identify blockers, or allocate investment accurately. Several participants noted that organizations claiming the most advanced AI capability were among those where operational adoption was hardest to verify in practice.</w:t>
+      </w:r>
+    </w:p>
+    <w:p>
+      <w:pPr>
+        <w:pStyle w:val="Heading3"/>
+        <w:rPr>
+          <w:color w:val="00312A"/>
+        </w:rPr>
+      </w:pPr>
+      <w:bookmarkStart w:id="195" w:name="_niqmcast9jsc" w:colFirst="0" w:colLast="0"/>
+      <w:bookmarkEnd w:id="195"/>
+      <w:r>
+        <w:rPr>
+          <w:color w:val="00312A"/>
+        </w:rPr>
+        <w:lastRenderedPageBreak/>
+        <w:t>4.3.2</w:t>
+      </w:r>
+      <w:r>
+        <w:rPr>
+          <w:color w:val="00312A"/>
+        </w:rPr>
+        <w:tab/>
+        <w:t>Leveraging Feature &amp; Applying strategies</w:t>
+      </w:r>
+    </w:p>
+    <w:p>
+      <w:pPr>
+        <w:rPr>
+          <w:color w:val="00312A"/>
+        </w:rPr>
+      </w:pPr>
+      <w:r>
+        <w:rPr>
+          <w:color w:val="00312A"/>
+        </w:rPr>
+        <w:t>The manner in which AI is implemented determines, in large part, what value is produced. Two feature categories and four strategic patterns emerge across the data as particularly consequential for value realization.</w:t>
+      </w:r>
+    </w:p>
+    <w:p>
+      <w:pPr>
+        <w:rPr>
+          <w:color w:val="00312A"/>
+        </w:rPr>
+      </w:pPr>
+      <w:r>
+        <w:rPr>
+          <w:color w:val="00312A"/>
+        </w:rPr>
+        <w:t>On the feature side, tool calling and integrations (11 code applications) and accessing the entire database as context (14) are the enabling features most closely tied to value creation. Tool calling allows an agent to interact with external systems — retrieving data, writing records, triggering workflows — rather than remaining confined to a conversational interface. Database-as-context allows the agent to reason over the full set of relevant information rather than only what the user provides in a single prompt. Interviewee 6 framed the context argument by contrasting her AI-powered customer-service agent with the outsourced human agents it had partly replaced:</w:t>
+      </w:r>
+    </w:p>
+    <w:p>
+      <w:pPr>
+        <w:ind w:left="720"/>
+        <w:rPr>
+          <w:color w:val="00312A"/>
+        </w:rPr>
+      </w:pPr>
+      <w:r>
+        <w:rPr>
+          <w:color w:val="00312A"/>
+        </w:rPr>
+        <w:t>I already dare to claim that the quality is much higher, than even if an agent does it, because we have all of our agents outsourced i</w:t>
+      </w:r>
+      <w:r>
+        <w:rPr>
+          <w:color w:val="00312A"/>
+          <w:highlight w:val="yellow"/>
+        </w:rPr>
+        <w:t>n [a specific country]</w:t>
+      </w:r>
+      <w:r>
+        <w:rPr>
+          <w:color w:val="00312A"/>
+        </w:rPr>
+        <w:t>. They’re amazing, they’re fantastic people, but they are not always as aware as a database, obviously. Like, they don’t have the whole database in their head. (Interview 6)</w:t>
+      </w:r>
+    </w:p>
+    <w:p>
+      <w:pPr>
+        <w:rPr>
+          <w:color w:val="00312A"/>
+        </w:rPr>
+      </w:pPr>
+      <w:r>
+        <w:rPr>
+          <w:color w:val="00312A"/>
+        </w:rPr>
+        <w:t>On the strategy side, four patterns recur. Evaluating output — maintaining human judgment over the quality, accuracy, and brand-fit of AI-generated material — is described across virtually every interview as the primary risk management strategy. Interviewee 10 argued that evaluative capacity becomes more, not less, important as AI takes on more of the production work: “interpretation becomes more important: what’s good, what’s not, what fits us, what doesn’t … that requires deep domain expertise.” Determining input — the discipline of specifying data, context, and instructions carefully — is the complementary discipline. Interviewee 14 captured the dependency plainly: “what you put into it ultimately determines what comes out.”</w:t>
+      </w:r>
+    </w:p>
+    <w:p>
+      <w:pPr>
+        <w:rPr>
+          <w:color w:val="00312A"/>
+        </w:rPr>
+      </w:pPr>
+      <w:r>
+        <w:rPr>
+          <w:color w:val="00312A"/>
+        </w:rPr>
+        <w:lastRenderedPageBreak/>
+        <w:t>Personalizing agents — configuring system prompts, personas, and knowledge bases to match the specific use case, brand voice, and data environment — is described as the factor that most distinguishes high-performing deployments from generic ones. Building a solid harness (context engineering) is the most technically demanding strategy: the deliberate design of the data, memory, tool access, and planning logic that surrounds the model. Interviewee 5 used the term ‘harness’ explicitly: “the big change of agentic AI right now is … very depending on who finds the right harness around the AI.” These four strategies are not independent; the highest-performing configurations in the data combine all four.</w:t>
+      </w:r>
+    </w:p>
+    <w:p>
+      <w:pPr>
+        <w:pStyle w:val="Heading2"/>
+        <w:rPr>
+          <w:color w:val="00312A"/>
+        </w:rPr>
+      </w:pPr>
+      <w:bookmarkStart w:id="196" w:name="_d3o8hfs61axc" w:colFirst="0" w:colLast="0"/>
+      <w:bookmarkEnd w:id="196"/>
+      <w:r>
+        <w:rPr>
+          <w:color w:val="00312A"/>
+        </w:rPr>
+        <w:t>4.4</w:t>
+      </w:r>
+      <w:r>
+        <w:rPr>
+          <w:color w:val="00312A"/>
+        </w:rPr>
+        <w:tab/>
+        <w:t xml:space="preserve">Value </w:t>
+      </w:r>
+      <w:commentRangeStart w:id="197"/>
+      <w:r>
+        <w:rPr>
+          <w:color w:val="00312A"/>
+        </w:rPr>
+        <w:t>Outcomes</w:t>
+      </w:r>
+      <w:commentRangeEnd w:id="197"/>
+      <w:r>
+        <w:rPr>
+          <w:rStyle w:val="CommentReference"/>
+          <w:color w:val="00312A"/>
+          <w:sz w:val="22"/>
+          <w:szCs w:val="22"/>
+        </w:rPr>
+        <w:commentReference w:id="197"/>
+      </w:r>
+    </w:p>
+    <w:p>
+      <w:pPr>
+        <w:rPr>
+          <w:color w:val="00312A"/>
+        </w:rPr>
+      </w:pPr>
+      <w:r>
+        <w:rPr>
+          <w:color w:val="00312A"/>
+        </w:rPr>
+        <w:t>Applying . The data reveal consistent patterns of benefit, like efficiency, quality, and personalization, alongside patterns of sacrifice and risk. Which part of the portfolio is captured depends heavily on the managerial behaviors described in section 4.2. Organizations where experimentation is active, steering is deliberate, resources are available, and obstacles are managed tend to realize benefits while containing risks. Organizations where one or more of these conditions is absent tend to find that AI deployments amplify existing weaknesses rather than generating new strengths.</w:t>
+      </w:r>
+    </w:p>
+    <w:p>
+      <w:pPr>
+        <w:rPr>
+          <w:color w:val="00312A"/>
+        </w:rPr>
+      </w:pPr>
+      <w:r>
+        <w:rPr>
+          <w:color w:val="00312A"/>
+        </w:rPr>
+        <w:t>The data make the mediating role of managerial behavior visible in a specific way: participants with near-identical technology access report divergent outcomes, and the differentiating factors are consistently organizational rather than technical. The quality of the data, the clarity of the use case, the investment in change management, and the design of governance together determine which part of the value portfolio is captured and which is lost. This is the chapter’s central finding: value creation with agentic AI is an inside-out process, shaped more by what organizations do with the technology than by which technology they choose. The three subsections that follow detail the benefit, sacrifice, and risk families; the cross-cutting implications are taken up in Chapter 5.</w:t>
+      </w:r>
+    </w:p>
+    <w:p>
+      <w:pPr>
+        <w:pStyle w:val="Heading3"/>
+        <w:rPr>
+          <w:color w:val="00312A"/>
+        </w:rPr>
+      </w:pPr>
+      <w:bookmarkStart w:id="198" w:name="_psp9v76zeahl" w:colFirst="0" w:colLast="0"/>
+      <w:bookmarkEnd w:id="198"/>
+      <w:r>
+        <w:rPr>
+          <w:color w:val="00312A"/>
+        </w:rPr>
+        <w:lastRenderedPageBreak/>
+        <w:t>4.4.1</w:t>
+      </w:r>
+      <w:r>
+        <w:rPr>
+          <w:color w:val="00312A"/>
+        </w:rPr>
+        <w:tab/>
+        <w:t>Benefits</w:t>
+      </w:r>
+    </w:p>
+    <w:p>
+      <w:pPr>
+        <w:rPr>
+          <w:color w:val="00312A"/>
+        </w:rPr>
+      </w:pPr>
+      <w:r>
+        <w:rPr>
+          <w:color w:val="00312A"/>
+        </w:rPr>
+        <w:t>Benefits from agentic AI in marketing cluster around five themes: efficiency and speed, scalability beyond human capacity, extension of personal and team skillsets, improvement in the quality and depth of outputs, and improved personalization at scale.</w:t>
+      </w:r>
+    </w:p>
+    <w:p>
+      <w:pPr>
+        <w:rPr>
+          <w:color w:val="00312A"/>
+        </w:rPr>
+      </w:pPr>
+      <w:r>
+        <w:rPr>
+          <w:color w:val="00312A"/>
+        </w:rPr>
+        <w:t>Efficiency and speed form the largest and most consistently described benefit family (42 and 25 code applications respectively). This is rarely framed as headcount reduction; more often it appears as the reallocation of capacity — saving time on routine tasks to redirect attention to higher-leverage work. Interviewee 13 gave a precisely calibrated formulation of the analyst-equivalent value:</w:t>
+      </w:r>
+    </w:p>
+    <w:p>
+      <w:pPr>
+        <w:ind w:left="720"/>
+        <w:rPr>
+          <w:i/>
+          <w:iCs/>
+          <w:color w:val="00312A"/>
+        </w:rPr>
+      </w:pPr>
+      <w:r>
+        <w:rPr>
+          <w:i/>
+          <w:iCs/>
+          <w:color w:val="00312A"/>
+        </w:rPr>
+        <w:t>you can always build something very quickly that gives you the same information as if you would have an analyst sitting there or some kind of a controller or whatever, because the same work is done in there. It’s not as good as if you would have a great analyst or great controller, but it’s pretty much the same as if you have a mediocre one and, uh, still have to sense check what comes out of it.</w:t>
+      </w:r>
+    </w:p>
+    <w:p>
+      <w:pPr>
+        <w:ind w:left="720"/>
+        <w:rPr>
+          <w:color w:val="00312A"/>
+        </w:rPr>
+      </w:pPr>
+      <w:r>
+        <w:rPr>
+          <w:color w:val="00312A"/>
+        </w:rPr>
+        <w:t>— Interviewee 13</w:t>
+      </w:r>
+    </w:p>
+    <w:p>
+      <w:pPr>
+        <w:rPr>
+          <w:color w:val="00312A"/>
+        </w:rPr>
+      </w:pPr>
+      <w:r>
+        <w:rPr>
+          <w:color w:val="00312A"/>
+        </w:rPr>
+        <w:t>Scale is the benefit most clearly impossible without AI. Generating large numbers of product-page variants, monitoring sentiment across many competitor channels simultaneously, or personalizing communications at the individual rather than the segment level are not viable at human labor cost. Extending the personal skillset is the benefit described with most enthusiasm across interviews. Participants repeatedly described AI enabling work they could not previously do: coding without being a developer, analyzing without being a data scientist, writing in a language without being fluent. Interviewee 12 captured the broadening of individual capability: “it sort of expands the range of creative possibilities and capabilities that an individual can do.” Interviewee 10 described the downstream organizational effect: the social media manager “suddenly becomes a designer and app concept creator.”</w:t>
+      </w:r>
+    </w:p>
+    <w:p>
+      <w:pPr>
+        <w:rPr>
+          <w:color w:val="00312A"/>
+        </w:rPr>
+      </w:pPr>
+      <w:r>
+        <w:rPr>
+          <w:color w:val="00312A"/>
+        </w:rPr>
+        <w:lastRenderedPageBreak/>
+        <w:t>The scale benefit is perhaps most vividly expressed in content production. Interviewee 11, an external AI advisor working with clients on content strategy, described a fully automated pipeline built for a recruitment client:</w:t>
+      </w:r>
+    </w:p>
+    <w:p>
+      <w:pPr>
+        <w:ind w:left="720"/>
+        <w:rPr>
+          <w:i/>
+          <w:iCs/>
+          <w:color w:val="00312A"/>
+        </w:rPr>
+      </w:pPr>
+      <w:r>
+        <w:rPr>
+          <w:i/>
+          <w:iCs/>
+          <w:color w:val="00312A"/>
+        </w:rPr>
+        <w:t>So we created something about thousand web pages fully automated.</w:t>
+      </w:r>
+    </w:p>
+    <w:p>
+      <w:pPr>
+        <w:ind w:left="720"/>
+        <w:rPr>
+          <w:color w:val="00312A"/>
+        </w:rPr>
+      </w:pPr>
+      <w:r>
+        <w:rPr>
+          <w:color w:val="00312A"/>
+        </w:rPr>
+        <w:t>— Interviewee 11</w:t>
+      </w:r>
+    </w:p>
+    <w:p>
+      <w:pPr>
+        <w:rPr>
+          <w:color w:val="00312A"/>
+        </w:rPr>
+      </w:pPr>
+      <w:r>
+        <w:rPr>
+          <w:color w:val="00312A"/>
+        </w:rPr>
+        <w:t>Work of this volume and specificity would have been prohibitively expensive at human authoring rates. The ability to generate, populate, and publish at this scale without proportional headcount represents a qualitatively new production capacity rather than an incremental efficiency gain.</w:t>
+      </w:r>
+    </w:p>
+    <w:p>
+      <w:pPr>
+        <w:rPr>
+          <w:color w:val="00312A"/>
+        </w:rPr>
+      </w:pPr>
+      <w:r>
+        <w:rPr>
+          <w:color w:val="00312A"/>
+        </w:rPr>
+        <w:t>The most concrete commercial benefit figure in the data comes from Interviewee 6, who was asked directly about the return on investment from a multi-vendor chatbot programme that handles membership queries and drives commercial conversions:</w:t>
+      </w:r>
+    </w:p>
+    <w:p>
+      <w:pPr>
+        <w:ind w:left="720"/>
+        <w:rPr>
+          <w:i/>
+          <w:iCs/>
+          <w:color w:val="00312A"/>
+        </w:rPr>
+      </w:pPr>
+      <w:r>
+        <w:rPr>
+          <w:i/>
+          <w:iCs/>
+          <w:color w:val="00312A"/>
+        </w:rPr>
+        <w:t>Yeah, I would say 10X. Let’s say 10X. Because it’s not two and it’s also not 200.</w:t>
+      </w:r>
+    </w:p>
+    <w:p>
+      <w:pPr>
+        <w:ind w:left="720"/>
+        <w:rPr>
+          <w:color w:val="00312A"/>
+        </w:rPr>
+      </w:pPr>
+      <w:r>
+        <w:rPr>
+          <w:color w:val="00312A"/>
+        </w:rPr>
+        <w:t>— Interviewee 6</w:t>
+      </w:r>
+    </w:p>
+    <w:p>
+      <w:pPr>
+        <w:rPr>
+          <w:color w:val="00312A"/>
+        </w:rPr>
+      </w:pPr>
+      <w:r>
+        <w:rPr>
+          <w:color w:val="00312A"/>
+        </w:rPr>
+        <w:t>Improving the depth and quality of insights, and improving personalization, round out the benefit portfolio. The insight improvement benefit is closely connected to the database-as-context feature described in section 4.3.2: when AI can reason over a full customer record rather than a summary, the quality of the resulting recommendation or response is materially different from what a human could produce within the same time constraint. Personalization at individual level, previously economically infeasible at scale, becomes operationally straightforward once the underlying data is accessible.</w:t>
+      </w:r>
+    </w:p>
+    <w:p>
+      <w:pPr>
+        <w:pStyle w:val="Heading3"/>
+        <w:rPr>
+          <w:color w:val="00312A"/>
+        </w:rPr>
+      </w:pPr>
+      <w:bookmarkStart w:id="199" w:name="_vkh433kqk3oi" w:colFirst="0" w:colLast="0"/>
+      <w:bookmarkEnd w:id="199"/>
+      <w:r>
+        <w:rPr>
+          <w:color w:val="00312A"/>
+        </w:rPr>
+        <w:t>4.4.2</w:t>
+      </w:r>
+      <w:r>
+        <w:rPr>
+          <w:color w:val="00312A"/>
+        </w:rPr>
+        <w:tab/>
+        <w:t>Sacrifices</w:t>
+      </w:r>
+    </w:p>
+    <w:p>
+      <w:pPr>
+        <w:rPr>
+          <w:color w:val="00312A"/>
+        </w:rPr>
+      </w:pPr>
+      <w:r>
+        <w:rPr>
+          <w:color w:val="00312A"/>
+        </w:rPr>
+        <w:t>Alongside benefits, participants describe a set of accepted costs and trade-offs — things that are knowingly given up or altered as a consequence of AI adoption. Three categories recur: financial investment and operating cost, job displacement and role change, and the erosion of humanness or authenticity in customer interactions.</w:t>
+      </w:r>
+    </w:p>
+    <w:p>
+      <w:pPr>
+        <w:rPr>
+          <w:color w:val="00312A"/>
+        </w:rPr>
+      </w:pPr>
+      <w:r>
+        <w:rPr>
+          <w:color w:val="00312A"/>
+        </w:rPr>
+        <w:lastRenderedPageBreak/>
+        <w:t>AI is not cheap. Infrastructure costs, API usage, vendor licensing, and the organizational time required to implement and maintain AI systems are consistently identified as real costs. Interviewee 7 noted that cloud costs are frequently underestimated: “AI is also very expensive. That’s something that we don’t take into consideration. It’s not cheap. The cloud cost is not cheap.” Interviewee 9 described a structural constraint in the agency context: AI investment cannot be unlocked until it generates net new revenue, but it cannot generate net new revenue without prior investment. Budget cycles and AI-value timelines are mismatched in both directions.</w:t>
+      </w:r>
+    </w:p>
+    <w:p>
+      <w:pPr>
+        <w:rPr>
+          <w:color w:val="00312A"/>
+        </w:rPr>
+      </w:pPr>
+      <w:r>
+        <w:rPr>
+          <w:color w:val="00312A"/>
+        </w:rPr>
+        <w:t>Job replacement and role change are acknowledged across interviews, though almost never as an immediate intention. The more common framing is gradual role evolution as AI absorbs certain task types and the remaining human work shifts toward judgment, evaluation, and relationship management. Interviewee 13 described the communication that makes this transition manageable:</w:t>
+      </w:r>
+    </w:p>
+    <w:p>
+      <w:pPr>
+        <w:ind w:left="720"/>
+        <w:rPr>
+          <w:i/>
+          <w:iCs/>
+          <w:color w:val="00312A"/>
+        </w:rPr>
+      </w:pPr>
+      <w:r>
+        <w:rPr>
+          <w:i/>
+          <w:iCs/>
+          <w:color w:val="00312A"/>
+        </w:rPr>
+        <w:t>For Germans, or at least for most of the Germans I, I, I work with on these kind of things, it’s feeling secure that this doesn’t impact their livelihood. … If the C level is there and helps you and tells you, ‘Hey, yes, we will automate these kind of things, but that still means someone needs to look over this automation. You can learn to do this.’ … I think this is really something that, uh, is very, very important.</w:t>
+      </w:r>
+    </w:p>
+    <w:p>
+      <w:pPr>
+        <w:ind w:left="720"/>
+        <w:rPr>
+          <w:color w:val="00312A"/>
+        </w:rPr>
+      </w:pPr>
+      <w:r>
+        <w:rPr>
+          <w:color w:val="00312A"/>
+        </w:rPr>
+        <w:t>— Interviewee 13</w:t>
+      </w:r>
+    </w:p>
+    <w:p>
+      <w:pPr>
+        <w:rPr>
+          <w:color w:val="00312A"/>
+        </w:rPr>
+      </w:pPr>
+      <w:r>
+        <w:rPr>
+          <w:color w:val="00312A"/>
+        </w:rPr>
+        <w:t>Authenticity is a more subtle sacrifice. AI-generated content — particularly in outreach and customer communications — can be recognized as artificial, and that recognition damages trust. Interviewee 16 drew a deliberate line between creative and automated work: “I want to keep the creative work human. I think that keeps our authenticity, at least for now.” The implication is that authenticity functions not only as a brand value but as a functional constraint on which use cases are viable.</w:t>
+      </w:r>
+    </w:p>
+    <w:p>
+      <w:pPr>
+        <w:pStyle w:val="Heading3"/>
+        <w:rPr>
+          <w:color w:val="00312A"/>
+          <w:highlight w:val="yellow"/>
+        </w:rPr>
+      </w:pPr>
+      <w:bookmarkStart w:id="200" w:name="_i62wq5quevoe" w:colFirst="0" w:colLast="0"/>
+      <w:bookmarkEnd w:id="200"/>
+      <w:r>
+        <w:rPr>
+          <w:color w:val="00312A"/>
+        </w:rPr>
+        <w:lastRenderedPageBreak/>
+        <w:t>4.4.3</w:t>
+      </w:r>
+      <w:r>
+        <w:rPr>
+          <w:color w:val="00312A"/>
+        </w:rPr>
+        <w:tab/>
+        <w:t>Risks</w:t>
+      </w:r>
+    </w:p>
+    <w:p>
+      <w:pPr>
+        <w:rPr>
+          <w:color w:val="00312A"/>
+        </w:rPr>
+      </w:pPr>
+      <w:r>
+        <w:rPr>
+          <w:color w:val="00312A"/>
+        </w:rPr>
+        <w:t>Risks differ from sacrifices in that they represent potential rather than certain negative outcomes, contingent on how AI is deployed and governed. Four risk categories are prominent: hallucination and output error, security exposure, privacy violation, and negative brand impact.</w:t>
+      </w:r>
+    </w:p>
+    <w:p>
+      <w:pPr>
+        <w:rPr>
+          <w:color w:val="00312A"/>
+        </w:rPr>
+      </w:pPr>
+      <w:r>
+        <w:rPr>
+          <w:color w:val="00312A"/>
+        </w:rPr>
+        <w:t>Hallucination — the generation of plausible but factually incorrect content — is the most universally acknowledged risk (11 code applications, 7 documents). Its practical significance varies by use case: in research and internal analysis, hallucinations are typically caught by human review before they cause harm; in customer-facing communications or automated workflows, they can reach customers before they are detected. Interviewee 12 offered a framework for containing the risk: hallucination is manageable within domains where the user possesses the domain expertise to evaluate output, and dangerous where they do not. This framing makes human oversight (see section 4.3.2) structurally necessary rather than optional.</w:t>
+      </w:r>
+    </w:p>
+    <w:p>
+      <w:pPr>
+        <w:rPr>
+          <w:color w:val="00312A"/>
+        </w:rPr>
+      </w:pPr>
+      <w:r>
+        <w:rPr>
+          <w:color w:val="00312A"/>
+        </w:rPr>
+        <w:t>Security and data exposure are among the most consistently named risks (12 code applications). The concern centres on data that enters AI systems rather than on AI outputs: business-sensitive information, personally identifiable data, and proprietary analytics may be processed by third-party AI services in ways that create compliance exposure. Interviewee 13 described the privacy risk as amplified in agentic contexts:</w:t>
+      </w:r>
+    </w:p>
+    <w:p>
+      <w:pPr>
+        <w:ind w:left="720"/>
+        <w:rPr>
+          <w:i/>
+          <w:iCs/>
+          <w:color w:val="00312A"/>
+        </w:rPr>
+      </w:pPr>
+      <w:r>
+        <w:rPr>
+          <w:i/>
+          <w:iCs/>
+          <w:color w:val="00312A"/>
+        </w:rPr>
+        <w:t>Companies are already afraid to use certain tools because how does it look on the GDPR side? Do we really — Are we allowed to track data from our customers? And this is the first step. I think the agentic level, taking like two or three tools where you’re already not, uh, where you’re already afraid to use them, and then giving it to an agent — that’s, that’s three, four levels more difficult.</w:t>
+      </w:r>
+    </w:p>
+    <w:p>
+      <w:pPr>
+        <w:ind w:left="720"/>
+        <w:rPr>
+          <w:color w:val="00312A"/>
+        </w:rPr>
+      </w:pPr>
+      <w:r>
+        <w:rPr>
+          <w:color w:val="00312A"/>
+        </w:rPr>
+        <w:t>— Interviewee 13</w:t>
+      </w:r>
+    </w:p>
+    <w:p>
+      <w:pPr>
+        <w:rPr>
+          <w:color w:val="00312A"/>
+        </w:rPr>
+      </w:pPr>
+      <w:r>
+        <w:rPr>
+          <w:color w:val="00312A"/>
+        </w:rPr>
+        <w:t xml:space="preserve">Brand risk is the final category (11 code applications). AI can generate content that is off-brand, tonally inappropriate, or culturally misjudged, and in automated workflows it can do so at scale before human review catches it. Interviewee 6 named brand control as the primary </w:t>
+      </w:r>
+      <w:r>
+        <w:rPr>
+          <w:color w:val="00312A"/>
+        </w:rPr>
+        <w:lastRenderedPageBreak/>
+        <w:t>governance concern for her marketing use cases: “it’s mainly brand control, I would say. It’s also going to say some stupid stuff, and that is a very important … one.” The mitigation strategies are identical to those described in section 4.3.2: evaluating output before customer exposure, embedding brand voice in the system prompt, and restricting autonomous action to validated use-case categories.</w:t>
+      </w:r>
+    </w:p>
+    <w:p>
+      <w:pPr>
+        <w:pStyle w:val="Heading2"/>
+        <w:rPr>
+          <w:color w:val="00312A"/>
+        </w:rPr>
+      </w:pPr>
+      <w:r>
+        <w:rPr>
+          <w:color w:val="00312A"/>
+        </w:rPr>
+        <w:t xml:space="preserve">4.5 </w:t>
+      </w:r>
+      <w:r>
+        <w:rPr>
+          <w:color w:val="00312A"/>
+        </w:rPr>
+        <w:tab/>
+        <w:t>Paradoxes</w:t>
+      </w:r>
+    </w:p>
+    <w:p>
+      <w:pPr>
+        <w:rPr>
+          <w:color w:val="00312A"/>
+        </w:rPr>
+      </w:pPr>
+      <w:r>
+        <w:rPr>
+          <w:color w:val="00312A"/>
+        </w:rPr>
+        <w:t>Running through the data, a recurring structural pattern emerges: the same capability that creates a risk also provides the means to address it. Agentic AI threatens brand coherence, and agentic AI is deployed to enforce brand guidelines. Hallucinations undermine output quality, and agentic review workflows are used to catch errors before they propagate. AI reduces the need for junior execution roles, yet AI-native junior talent may be exactly what organizations need to build the next wave of capability. This pattern — where the technology is simultaneously the source of a problem and a candidate for its resolution — is not incidental. It reflects the dual character of a general-purpose technology: one whose value depends on configuration, governance, and the judgment of the humans who deploy it.</w:t>
+      </w:r>
+    </w:p>
+    <w:p>
+      <w:pPr>
+        <w:rPr>
+          <w:color w:val="00312A"/>
+        </w:rPr>
+      </w:pPr>
+      <w:r>
+        <w:rPr>
+          <w:color w:val="00312A"/>
+        </w:rPr>
+        <w:t>The five paradoxes identified below are not logical contradictions that must be resolved before adoption can proceed. They are design tensions that marketing managers must actively navigate. In each case, the data show practitioners on both sides of the tension simultaneously: aware of the risk, deploying compensating mechanisms, and accepting residual uncertainty. Naming these tensions explicitly is analytically useful because it directs attention away from the question ‘is agentic AI beneficial?’ toward the more tractable question ‘under what conditions does it create net benefit?’</w:t>
+      </w:r>
+    </w:p>
+    <w:p>
+      <w:pPr>
+        <w:pStyle w:val="Heading3"/>
+        <w:rPr>
+          <w:color w:val="00312A"/>
+        </w:rPr>
+      </w:pPr>
+      <w:r>
+        <w:rPr>
+          <w:color w:val="00312A"/>
+        </w:rPr>
+        <w:t>4.5.1</w:t>
+      </w:r>
+      <w:r>
+        <w:rPr>
+          <w:color w:val="00312A"/>
+        </w:rPr>
+        <w:tab/>
+        <w:t>Branding Paradox</w:t>
+      </w:r>
+    </w:p>
+    <w:p>
+      <w:pPr>
+        <w:rPr>
+          <w:color w:val="00312A"/>
+        </w:rPr>
+      </w:pPr>
+      <w:r>
+        <w:rPr>
+          <w:color w:val="00312A"/>
+        </w:rPr>
+        <w:t xml:space="preserve">AI-generated content introduces brand risk in two ways: it may produce off-brand tone, imagery, or claims, and at scale it may homogenize output across organizations using similar models and prompts. Several participants named brand control as their primary governance </w:t>
+      </w:r>
+      <w:r>
+        <w:rPr>
+          <w:color w:val="00312A"/>
+        </w:rPr>
+        <w:lastRenderedPageBreak/>
+        <w:t>concern. Interviewee 6 described it as the foremost drawback of agentic customer communication. Interviewee 11 noted that for aspirational, emotionally resonant brand content, AI “still falls very, very short” and that human creativity remains the appropriate input. Interviewee 14 described the risk at a market level: when every firm uses similar models and prompts, the strategic response may be to deliberately leave human imperfections in content as a differentiator.</w:t>
+      </w:r>
+    </w:p>
+    <w:p>
+      <w:pPr>
+        <w:rPr>
+          <w:color w:val="00312A"/>
+        </w:rPr>
+      </w:pPr>
+      <w:r>
+        <w:rPr>
+          <w:color w:val="00312A"/>
+        </w:rPr>
+        <w:t>Yet the same organizations raising brand risk are also deploying agentic AI as a brand governance tool. Interviewee 3 described an assistant trained on brand guidelines and persona documents that evaluates content for brand alignment before publication, collapsing a multi-stage approval process into a real-time check. Interviewee 8 described an agentic workflow that screens images for content inappropriate to the brand’s professional context before they appear on social channels. Interviewee 16 described governance agents that ensure generated content adheres to tone-of-voice and visual brand standards at scale — a volume of output no human review team could sustain.</w:t>
+      </w:r>
+    </w:p>
+    <w:p>
+      <w:pPr>
+        <w:rPr>
+          <w:color w:val="00312A"/>
+        </w:rPr>
+      </w:pPr>
+      <w:r>
+        <w:rPr>
+          <w:color w:val="00312A"/>
+        </w:rPr>
+        <w:t>The paradox is structural: the speed and scale that make AI content generation valuable also make manual brand governance infeasible, which in turn makes agentic brand governance necessary. The organizations most exposed to AI-driven brand risk are therefore also the ones with the strongest incentive to invest in AI-driven brand control. The design question is not whether to use AI for brand governance but how to configure the governance agent so that the guardrails are specific, current, and maintainable.</w:t>
+      </w:r>
+    </w:p>
+    <w:p>
+      <w:pPr>
+        <w:pStyle w:val="Heading3"/>
+        <w:rPr>
+          <w:color w:val="00312A"/>
+        </w:rPr>
+      </w:pPr>
+      <w:r>
+        <w:rPr>
+          <w:color w:val="00312A"/>
+        </w:rPr>
+        <w:t>4.5.2</w:t>
+      </w:r>
+      <w:r>
+        <w:rPr>
+          <w:color w:val="00312A"/>
+        </w:rPr>
+        <w:tab/>
+        <w:t>Hallucinating Paradox</w:t>
+      </w:r>
+    </w:p>
+    <w:p>
+      <w:pPr>
+        <w:rPr>
+          <w:color w:val="00312A"/>
+        </w:rPr>
+      </w:pPr>
+      <w:r>
+        <w:rPr>
+          <w:color w:val="00312A"/>
+        </w:rPr>
+        <w:t xml:space="preserve">Hallucination — the generation of plausible but factually incorrect content — is the most frequently cited AI risk in the data, yet it occupies an ambiguous position when held against the accuracy of the human processes it replaces. Interviewee 11 offered a calibrated view: hallucination happens “a little bit” but “never on crucial things,” and the more common failure mode is mild inconsistency rather than egregious fabrication. Interviewee 10 went further, </w:t>
+      </w:r>
+      <w:r>
+        <w:rPr>
+          <w:color w:val="00312A"/>
+        </w:rPr>
+        <w:lastRenderedPageBreak/>
+        <w:t>arguing that invoking hallucination as an adoption barrier is “often an excuse not to start” and that it is “not your biggest blocker right now.”</w:t>
+      </w:r>
+    </w:p>
+    <w:p>
+      <w:pPr>
+        <w:rPr>
+          <w:color w:val="00312A"/>
+        </w:rPr>
+      </w:pPr>
+      <w:r>
+        <w:rPr>
+          <w:color w:val="00312A"/>
+        </w:rPr>
+        <w:t>The comparison with human accuracy is underexplored in practice but analytically significant. Human analysts exhibit their own forms of ‘hallucination’: motivated reasoning, confirmation bias, selective attention to data that supports existing hypotheses. Interviewee 3 noted that human data analysis sometimes involves finding data points to prove a point rather than being objective about what the data says. Interviewee 13’s characterization of agentic AI as equivalent to “a mediocre analyst that you still have to sense check” implies a standard where some level of error is accepted as normal and managed through review — the same standard already applied to human junior analysts.</w:t>
+      </w:r>
+    </w:p>
+    <w:p>
+      <w:pPr>
+        <w:rPr>
+          <w:color w:val="00312A"/>
+        </w:rPr>
+      </w:pPr>
+      <w:r>
+        <w:rPr>
+          <w:color w:val="00312A"/>
+        </w:rPr>
+        <w:t>The genuine risk is domain-specific: where the user lacks the expertise to evaluate the output, a hallucination reaches the customer unchecked. Interviewee 12 named this as the structural condition under which hallucination becomes dangerous rather than merely inconvenient. The practical implication is that hallucination risk is best managed through deployment design — restricting autonomous AI action to domains where the human supervisor can detect errors — rather than through a blanket pause on AI adoption. The question is not whether AI or humans are more accurate in absolute terms, but in which specific decision contexts each is the more reliable operator.</w:t>
+      </w:r>
+    </w:p>
+    <w:p>
+      <w:pPr>
+        <w:pStyle w:val="Heading3"/>
+        <w:rPr>
+          <w:color w:val="00312A"/>
+        </w:rPr>
+      </w:pPr>
+      <w:r>
+        <w:rPr>
+          <w:color w:val="00312A"/>
+        </w:rPr>
+        <w:t>4.5.3</w:t>
+      </w:r>
+      <w:r>
+        <w:rPr>
+          <w:color w:val="00312A"/>
+        </w:rPr>
+        <w:tab/>
+        <w:t>Implementation Paradox</w:t>
+      </w:r>
+    </w:p>
+    <w:p>
+      <w:pPr>
+        <w:rPr>
+          <w:color w:val="00312A"/>
+        </w:rPr>
+      </w:pPr>
+      <w:r>
+        <w:rPr>
+          <w:color w:val="00312A"/>
+        </w:rPr>
+        <w:t xml:space="preserve">Agentic AI tools are, for many participants, genuinely easy to start with. Connecting an LLM to a data source, building a prototype workflow, or creating a first custom agent can be accomplished in hours by a single person with moderate technical fluency. The low barrier to entry is real and is part of what drives the broad experimentation documented in section 4.2.1. Yet the path from a working prototype to an operationalized, value-creating deployment at organizational scale is substantially longer and harder than the early experiment suggests. Interviewee 13 captured this gap precisely with the label ‘unoperationalized tool effectiveness’ — </w:t>
+      </w:r>
+      <w:r>
+        <w:rPr>
+          <w:color w:val="00312A"/>
+        </w:rPr>
+        <w:lastRenderedPageBreak/>
+        <w:t>tools are bought and first experiments succeed, but no one is accountable for embedding the capability in working practice.</w:t>
+      </w:r>
+    </w:p>
+    <w:p>
+      <w:pPr>
+        <w:rPr>
+          <w:color w:val="00312A"/>
+        </w:rPr>
+      </w:pPr>
+      <w:r>
+        <w:rPr>
+          <w:color w:val="00312A"/>
+        </w:rPr>
+        <w:t>The optics-versus-reality pattern identified in section 4.3.1 is the organizational expression of this paradox. Organizations report agentic capability in pitches and internal communications long before that capability is operationally present. Interviewee 12 described this dynamic through what he has called Martech’s Law: technology changes exponentially, but organizations change logarithmically. The experiment that proves a concept in an afternoon may require months of data preparation, governance approval, change management, and integration work before it creates consistent value for the organization. The participants who describe the strongest returns — Interviewees 4, 6, 13 — are precisely those who invested systematically in this operationalization work rather than treating the prototype as the endpoint.</w:t>
+      </w:r>
+    </w:p>
+    <w:p>
+      <w:pPr>
+        <w:rPr>
+          <w:color w:val="00312A"/>
+        </w:rPr>
+      </w:pPr>
+      <w:r>
+        <w:rPr>
+          <w:color w:val="00312A"/>
+        </w:rPr>
+        <w:t>The practical implication is that the cost of agentic AI is front-loaded not in the technology itself but in the organizational work surrounding it. This reframes the decision facing marketing managers: the question is not whether to start — the tools are accessible and the experiments are inexpensive — but whether the organization is willing to invest the process, skills, governance, and change management required to move from a working prototype to a reliable, measurable deployment.</w:t>
+      </w:r>
+    </w:p>
+    <w:p>
+      <w:pPr>
+        <w:pStyle w:val="Heading3"/>
         <w:rPr>
           <w:b/>
           <w:bCs/>
-        </w:rPr>
-        <w:t xml:space="preserve"> </w:t>
-      </w:r>
-      <w:r>
-        <w:t xml:space="preserve">surfaced as </w:t>
-      </w:r>
-      <w:r>
-        <w:t>a</w:t>
-      </w:r>
-      <w:r>
-        <w:t xml:space="preserve"> </w:t>
-      </w:r>
-      <w:r>
-        <w:t>frequent</w:t>
-      </w:r>
-      <w:r>
-        <w:t xml:space="preserve"> </w:t>
-      </w:r>
-      <w:r>
-        <w:t xml:space="preserve">constraint. </w:t>
-      </w:r>
-      <w:r>
-        <w:t xml:space="preserve">This includes the ability to observe how the process works and how data and the system's components interact.  </w:t>
-      </w:r>
-      <w:r>
-        <w:t xml:space="preserve"> Interviewee 13 described this as the root cause behind many apparent AI failures:</w:t>
-      </w:r>
-    </w:p>
-    <w:p>
-      <w:pPr>
-        <w:pStyle w:val="Quote"/>
-        <w:ind w:left="720"/>
-      </w:pPr>
-      <w:r>
-        <w:t>“The stupidest example is … people want to understand their marketing data better. And it’s really just like you have 20 different sources, you don’t know how to connect them, you don’t know how to put this all together. … The culprit is really still they don’t understand what the issues are.”</w:t>
-      </w:r>
-    </w:p>
-    <w:p>
-      <w:r>
-        <w:t xml:space="preserve">The problem is not data access per se, but the analytical capacity to know what data is needed, in what form, and for what purpose. </w:t>
-      </w:r>
-      <w:r>
-        <w:t>Interviewee 1 noted that marketers often do not automate processes because they seem to find “perceived value in sitting on complicated processes” and “find comfort in bespoke engagements” with technology. She adds:</w:t>
-      </w:r>
-    </w:p>
-    <w:p>
-      <w:pPr>
-        <w:pStyle w:val="Quote"/>
-      </w:pPr>
-      <w:r>
-        <w:t>I think there is a component that is science, which could be automated, and there’s a component that is art, which is the creative and whatever. But you need to decouple the art from the science and use technology for what it’s worth.</w:t>
-      </w:r>
-    </w:p>
-    <w:p>
-      <w:r>
+          <w:color w:val="00312A"/>
+        </w:rPr>
+      </w:pPr>
+      <w:r>
+        <w:rPr>
+          <w:color w:val="00312A"/>
+        </w:rPr>
+        <w:t>4.5.4</w:t>
+      </w:r>
+      <w:r>
+        <w:rPr>
+          <w:color w:val="00312A"/>
+        </w:rPr>
+        <w:tab/>
+        <w:t>The autonomy-control paradox</w:t>
+      </w:r>
+    </w:p>
+    <w:p>
+      <w:pPr>
+        <w:rPr>
+          <w:color w:val="00312A"/>
+        </w:rPr>
+      </w:pPr>
+      <w:r>
+        <w:rPr>
+          <w:color w:val="00312A"/>
+        </w:rPr>
+        <w:t>Agentic AI is defined by its capacity to act autonomously across multi-step workflows without per-action human instruction. Yet the more autonomously an agent operates, the more explicitly its task boundaries, decision rules, and escalation conditions must be specified in advance. Interviewee 5 described all AI-assisted route content as having been “actually driven by someone” — a human expert — before publication, even in a context where the generative process itself was fully automated. Interviewee 7 described a campaigning workflow where an agentic system handled research and sending, but a human still reviewed every response before the next action was triggered: “we cannot agentize everything.”</w:t>
+      </w:r>
+    </w:p>
+    <w:p>
+      <w:pPr>
+        <w:rPr>
+          <w:color w:val="00312A"/>
+        </w:rPr>
+      </w:pPr>
+      <w:r>
+        <w:rPr>
+          <w:color w:val="00312A"/>
+        </w:rPr>
         <w:lastRenderedPageBreak/>
-        <w:t xml:space="preserve">Interviewee 1 </w:t>
-      </w:r>
-      <w:r>
-        <w:t xml:space="preserve">added to this </w:t>
-      </w:r>
-      <w:r>
-        <w:t>that this type of deep process knowledge (a feel for system logic) is precisely what is hardest to augment with AI, because it requires a level of structured thinking that many teams have not yet developed.</w:t>
-      </w:r>
-      <w:r>
-        <w:t xml:space="preserve"> </w:t>
-      </w:r>
-    </w:p>
-    <w:p>
-      <w:r>
+        <w:t>This pattern is not a failure of AI capability but a rational governance response to the consequences of error. The higher the stakes of a mistake — a customer communication, a financial transaction, a brand-sensitive publication — the more important it becomes to define exactly where the agent’s authority ends and human judgment begins. Interviewee 1 described this as the coexistence design problem: organizations are not choosing between human and agent work but designing the boundary between them. The paradox is that designing this boundary well requires more explicit process specification than the pre-agentic workflow it replaces — more thought, not less, about what humans are responsible for.</w:t>
+      </w:r>
+    </w:p>
+    <w:p>
+      <w:pPr>
+        <w:rPr>
+          <w:color w:val="00312A"/>
+        </w:rPr>
+      </w:pPr>
+      <w:r>
+        <w:rPr>
+          <w:color w:val="00312A"/>
+        </w:rPr>
+        <w:t>Interviewee 12’s taxonomy of agent types (agents for marketers, agents for customers, agents of customers) maps directly onto this tension. Internal copilot agents operate within a context where the human principal is always present and can course-correct. Customer-facing agents operate in a context where errors are immediately visible to external audiences. Consumer-owned agents dissolve the firm’s control boundary entirely. The appropriate level of autonomy — and the corresponding investment in control infrastructure — scales with the visibility and reversibility of the agent’s actions.</w:t>
+      </w:r>
+    </w:p>
+    <w:p>
+      <w:pPr>
+        <w:pStyle w:val="Heading3"/>
         <w:rPr>
           <w:b/>
           <w:bCs/>
-        </w:rPr>
-        <w:t xml:space="preserve">Manager responses. </w:t>
-      </w:r>
-      <w:r>
-        <w:t xml:space="preserve">Managers respond to resource conditions in three patterns: leveraging available infrastructure to build and deploy fast; navigating gaps through external partnerships and workarounds; and reshaping the foundation through deliberate data-infrastructure investment. </w:t>
-      </w:r>
-    </w:p>
-    <w:p>
-      <w:r>
-        <w:t>Interviewee 16 illustrated the reshaping pattern</w:t>
-      </w:r>
-      <w:r>
-        <w:t>.</w:t>
-      </w:r>
-      <w:r>
-        <w:t xml:space="preserve"> </w:t>
-      </w:r>
-      <w:r>
-        <w:t>He described</w:t>
-      </w:r>
-      <w:r>
-        <w:t xml:space="preserve"> a two-year </w:t>
-      </w:r>
-      <w:r>
-        <w:t>program</w:t>
-      </w:r>
-      <w:r>
-        <w:t xml:space="preserve"> he </w:t>
-      </w:r>
-      <w:r>
-        <w:t>focused on providing clarity regarding the data and processes in use</w:t>
-      </w:r>
-      <w:r>
-        <w:t>: “I started with a track on data governance, basically describing our business definitions and the technical lineage of our digital data landscape.” The same resource base can function as either an accelerator or a bottleneck depending on whether the organizational capacity described in section 4.2.1 is in place to use it.</w:t>
-      </w:r>
-    </w:p>
-    <w:p>
-      <w:r>
-        <w:t xml:space="preserve">Where these foundational resources are available, they become powerful enablers. Interviewee 4 described his own setup: “I connected an MCP to their Google Analytics and Google Search Console. So I have direct access to that data source in my cloud, and I can run cron jobs and have an agent run reports.” </w:t>
-      </w:r>
-    </w:p>
-    <w:p>
-      <w:r>
-        <w:t>Interviewee 5 similarly observed that once the back-end infrastructure is in place, rapid experimentation becomes possible: “The back-end stuff needs to be extremely robust, and then … you can really build quickly.” Both cases illustrate how data access and tool availability translate directly into the ability to deploy agentic workflows.</w:t>
-      </w:r>
-    </w:p>
-    <w:p>
-      <w:pPr>
-        <w:pStyle w:val="Heading3"/>
-      </w:pPr>
-      <w:bookmarkStart w:id="187" w:name="_qy9fnmmddxdy" w:colFirst="0" w:colLast="0"/>
-      <w:bookmarkEnd w:id="187"/>
-      <w:r>
-        <w:t>4.2.4</w:t>
-      </w:r>
-      <w:r>
-        <w:tab/>
-        <w:t>Governance &amp; organizational friction</w:t>
-      </w:r>
-    </w:p>
-    <w:p>
-      <w:r>
-        <w:t xml:space="preserve">A fourth cluster of conditions concerns governance and organizational friction, covering the IT/legal/compliance gatekeeping, procurement processes, politics, and silos that impede AI adoption. Unlike the conditions in sections 4.2.1 to 4.2.3, which managers actively reshape, governance friction is predominantly navigated: unfavorable governance structures are treated </w:t>
-      </w:r>
-      <w:r>
-        <w:lastRenderedPageBreak/>
-        <w:t>as fixed features of the environment to be worked around rather than changed. This tendency is itself a finding: reshaping governance (actually changing the structures rather than routing around them) is rare in the data. Governance friction appears in several forms: IT security and procurement processes slowing deployment, legal and compliance concerns blocking tool use, and organizational politics preventing experimentation. Interviewee 13 observed a pattern in large enterprises:</w:t>
-      </w:r>
-    </w:p>
-    <w:p>
-      <w:pPr>
-        <w:pStyle w:val="Quote"/>
-        <w:ind w:left="720"/>
-      </w:pPr>
-      <w:r>
-        <w:t>“They are not allowed to use agentic AI a lot … there’s this weird distinction people make. It’s totally fine to buy any kind of tool you don’t know anything about and put it into the system. But agentic AI? That’s completely out of range.”</w:t>
-      </w:r>
-    </w:p>
-    <w:p>
-      <w:r>
-        <w:t>Interviewee 6 noted that governance structures, while legitimate, can prevent organizations from learning: “If we would’ve been stopped at the beginning, ‘You cannot use this system because you’re already on this system’, I think that is something that’s really holding people back.”</w:t>
-      </w:r>
-    </w:p>
-    <w:p>
-      <w:r>
-        <w:t>Taken together, the four conditions described in sections 4.2.1 to 4.2.4 represent the organizational substrate on which AI value creation depends. They are not independent: poor direction amplifies capacity problems; resource gaps deepen paralysis; governance friction compounds both. The behaviors documented across these sections: educating, experimenting, providing clarity, bringing people along, leveraging resources, navigating friction. These behaviors address multiple conditions simultaneously and in rough sequence. Organizations that neglect any one dimension tend to find that the others stall. This pattern surfaces most acutely in section 4.5.3: organizations that invest only in experimentation without clarity or education tend to generate pilots that do not scale.</w:t>
-      </w:r>
-    </w:p>
-    <w:p>
-      <w:pPr>
-        <w:pStyle w:val="Heading2"/>
-        <w:rPr>
-          <w:color w:val="00312A"/>
-        </w:rPr>
-      </w:pPr>
-      <w:bookmarkStart w:id="188" w:name="_hojo1f9yxiy" w:colFirst="0" w:colLast="0"/>
-      <w:bookmarkEnd w:id="188"/>
-      <w:r>
-        <w:rPr>
-          <w:color w:val="00312A"/>
-        </w:rPr>
-        <w:lastRenderedPageBreak/>
-        <w:t>4.3</w:t>
-      </w:r>
-      <w:r>
-        <w:rPr>
-          <w:color w:val="00312A"/>
-        </w:rPr>
-        <w:tab/>
-        <w:t>Applying AI</w:t>
-      </w:r>
-    </w:p>
-    <w:p>
-      <w:pPr>
-        <w:pStyle w:val="Heading3"/>
-        <w:rPr>
-          <w:color w:val="00312A"/>
-        </w:rPr>
-      </w:pPr>
-      <w:bookmarkStart w:id="189" w:name="_iuvuby6hzug8" w:colFirst="0" w:colLast="0"/>
-      <w:bookmarkEnd w:id="189"/>
-      <w:r>
-        <w:rPr>
-          <w:color w:val="00312A"/>
-        </w:rPr>
-        <w:t>4.3.1</w:t>
-      </w:r>
-      <w:r>
-        <w:rPr>
-          <w:color w:val="00312A"/>
-        </w:rPr>
-        <w:tab/>
-        <w:t>Use Cases</w:t>
-      </w:r>
-    </w:p>
-    <w:p>
-      <w:pPr>
-        <w:rPr>
-          <w:color w:val="00312A"/>
-        </w:rPr>
-      </w:pPr>
-      <w:r>
-        <w:rPr>
-          <w:color w:val="00312A"/>
-        </w:rPr>
-        <w:t>Four use-case archetypes account for the majority of current agentic AI application in marketing: analysing data and generating insights (39 code applications, 15 documents), creating and validating content and campaigns (28, 12), automating manual processes (21, 12), and general-purpose personal assistants (15, 9). Two further archetypes — customer-facing agents and building or prototyping solutions — appear with lower frequency but are described with high commercial significance where they do appear.</w:t>
-      </w:r>
-    </w:p>
-    <w:p>
-      <w:pPr>
-        <w:pStyle w:val="Heading4"/>
-        <w:rPr>
-          <w:color w:val="00312A"/>
-        </w:rPr>
-      </w:pPr>
-      <w:r>
-        <w:rPr>
-          <w:color w:val="00312A"/>
-        </w:rPr>
-        <w:t>Generic and personal-productivity use cases</w:t>
-      </w:r>
-    </w:p>
-    <w:p>
-      <w:pPr>
-        <w:rPr>
-          <w:color w:val="00312A"/>
-        </w:rPr>
-      </w:pPr>
-      <w:r>
-        <w:rPr>
-          <w:color w:val="00312A"/>
-        </w:rPr>
-        <w:t>Generic and personal-productivity use cases are the most broadly adopted. Data analysis is the dominant entry point: AI is used to interrogate marketing mix data, generate competitor intelligence, monitor performance across sources, and produce insights that previously required a dedicated analyst or a multi-week research cycle. Workflow automation is closely related and is where the term ‘agentic’ begins to do real work in participants’ descriptions. Interviewee 13 described a steering-committee preparation workflow in which a chained agent pulls meeting transcriptions, synthesizes action items, and drafts the next agenda automatically:</w:t>
-      </w:r>
-    </w:p>
-    <w:p>
-      <w:pPr>
-        <w:ind w:left="720"/>
-        <w:rPr>
-          <w:i/>
-          <w:iCs/>
-          <w:color w:val="00312A"/>
-        </w:rPr>
-      </w:pPr>
-      <w:r>
-        <w:rPr>
-          <w:i/>
-          <w:iCs/>
-          <w:color w:val="00312A"/>
-        </w:rPr>
-        <w:t>what I usually have is, uh, a transcribing tool which then Claude goes to and, for example, I have steering committees every two weeks. That means on a Monday afternoon, Claude goes into my t—transcription tools, gets all the different, uh, transcriptions of meetings for this one customer and starts writing down what I should talk about in the steering committee.</w:t>
-      </w:r>
-    </w:p>
-    <w:p>
-      <w:pPr>
-        <w:ind w:left="720"/>
-        <w:rPr>
-          <w:color w:val="00312A"/>
-        </w:rPr>
-      </w:pPr>
-      <w:r>
-        <w:rPr>
-          <w:color w:val="00312A"/>
-        </w:rPr>
-        <w:t>— Interviewee 13</w:t>
-      </w:r>
-    </w:p>
-    <w:p>
-      <w:pPr>
-        <w:rPr>
-          <w:color w:val="00312A"/>
-        </w:rPr>
-      </w:pPr>
-      <w:r>
-        <w:rPr>
-          <w:color w:val="00312A"/>
-        </w:rPr>
-        <w:t xml:space="preserve">Content creation and campaign management are the most visible use cases to outside observers but, by participants’ own accounts, among the least transformative. The dominant pattern is augmenting existing copywriting, briefing, and creative workflows rather than </w:t>
-      </w:r>
-      <w:r>
-        <w:rPr>
-          <w:color w:val="00312A"/>
-        </w:rPr>
-        <w:lastRenderedPageBreak/>
-        <w:t>redesigning them. Interviewee 4 described the highest-productivity configuration in the data: a personal stack combining Obsidian as a memory layer, Claude Code as the execution engine, GitHub for file synchronisation, and per-client vaults for context isolation: “I have persistent memory using, um, Obsidian. And I just… My productivity just went 10X.” The key driver is not the model itself but the surrounding architecture that provides consistent, long-lived context.</w:t>
-      </w:r>
-    </w:p>
-    <w:p>
-      <w:pPr>
-        <w:rPr>
-          <w:color w:val="00312A"/>
-        </w:rPr>
-      </w:pPr>
-      <w:r>
-        <w:rPr>
-          <w:color w:val="00312A"/>
-        </w:rPr>
-        <w:t>Brand governance is an adjacent use case in this generic-productivity cluster. Interviewee 3, working in a marketing team with strong leadership encouragement to experiment, described an assistant trained on the company’s brand guidelines and persona documents that evaluates whether new content is brand-aligned before publication — collapsing what had been a long approval chain into a real-time check.</w:t>
-      </w:r>
-    </w:p>
-    <w:p>
-      <w:pPr>
-        <w:pStyle w:val="Heading4"/>
-        <w:rPr>
-          <w:color w:val="00312A"/>
-        </w:rPr>
-      </w:pPr>
-      <w:r>
-        <w:rPr>
-          <w:color w:val="00312A"/>
-        </w:rPr>
-        <w:t>Customer-facing agents</w:t>
-      </w:r>
-    </w:p>
-    <w:p>
-      <w:pPr>
-        <w:rPr>
-          <w:color w:val="00312A"/>
-        </w:rPr>
-      </w:pPr>
-      <w:r>
-        <w:rPr>
-          <w:color w:val="00312A"/>
-        </w:rPr>
-        <w:t>Customer-facing use cases are fewer in number but higher in commercial stakes. Customer-service and sales-assistant agents that handle routine queries and recognize commercial moments — upsells, membership changes, re-orders — are described as the most commercially compelling agentic deployments. Interviewee 12 noted that these agents have, over the past two years, crossed a quality threshold they previously never reached: “they’ve actually gotten really good because they’re leveraging the conversational capabilities of these LLMs.” Interviewee 6 described a chatbot programme that combines customer-experience improvement with direct commercial outcomes — the same agent that handles a membership question can identify an upgrade opportunity and execute it.</w:t>
-      </w:r>
-    </w:p>
-    <w:p>
-      <w:pPr>
-        <w:rPr>
-          <w:color w:val="00312A"/>
-        </w:rPr>
-      </w:pPr>
-      <w:r>
-        <w:rPr>
-          <w:color w:val="00312A"/>
-        </w:rPr>
-        <w:t>Advertising optimization agents form a second customer-facing archetype. These agents operate autonomously within ad platforms, adjusting bids, targeting parameters, and budget allocation against a specified ROAS target without per-decision human approval. Interviewee 8 described measurable outcomes from such a deployment:</w:t>
-      </w:r>
-    </w:p>
-    <w:p>
-      <w:pPr>
-        <w:ind w:left="720"/>
-        <w:rPr>
-          <w:i/>
-          <w:iCs/>
-          <w:color w:val="00312A"/>
-        </w:rPr>
-      </w:pPr>
-      <w:r>
-        <w:rPr>
-          <w:i/>
-          <w:iCs/>
-          <w:color w:val="00312A"/>
-        </w:rPr>
-        <w:lastRenderedPageBreak/>
-        <w:t>we spend a lot of money on ads… there’s also waste. … an agent who really will help us become [more precise]… we’ve seen a point five per— point five, uh, ROAS increase.</w:t>
-      </w:r>
-    </w:p>
-    <w:p>
-      <w:pPr>
-        <w:ind w:left="720"/>
-        <w:rPr>
-          <w:color w:val="00312A"/>
-        </w:rPr>
-      </w:pPr>
-      <w:r>
-        <w:rPr>
-          <w:color w:val="00312A"/>
-        </w:rPr>
-        <w:t>— Interviewee 8</w:t>
-      </w:r>
-    </w:p>
-    <w:p>
-      <w:pPr>
-        <w:pStyle w:val="Heading4"/>
-        <w:rPr>
-          <w:color w:val="00312A"/>
-        </w:rPr>
-      </w:pPr>
-      <w:r>
-        <w:rPr>
-          <w:color w:val="00312A"/>
-        </w:rPr>
-        <w:t>Internal process automation</w:t>
-      </w:r>
-    </w:p>
-    <w:p>
-      <w:pPr>
-        <w:rPr>
-          <w:color w:val="00312A"/>
-        </w:rPr>
-      </w:pPr>
-      <w:r>
-        <w:rPr>
-          <w:color w:val="00312A"/>
-        </w:rPr>
-        <w:t>Internal process automation is the archetype where human-AI collaboration is most clearly structured. Workflows that previously required a human to run scheduled queries, review outputs, populate reports, and compose communications are executed by chained AI tools with human oversight only at the output stage. Interviewee 15 described the emerging connector-based model in the context of agentic customer re-ordering, while Interviewee 10 noted that AI has effectively eliminated the capacity constraint on plugging analyst-equivalent intelligence into decision points across marketing operations: “I can plug in a data analyst almost anywhere to support what I’m doing.”</w:t>
-      </w:r>
-    </w:p>
-    <w:p>
-      <w:pPr>
-        <w:rPr>
-          <w:color w:val="00312A"/>
-        </w:rPr>
-      </w:pPr>
-      <w:r>
-        <w:rPr>
-          <w:color w:val="00312A"/>
-        </w:rPr>
-        <w:t>The internal automation archetype extends beyond commercial marketing contexts. Interviewee 2, working at a national sports federation, described an initiative to apply agentic AI to volunteer scheduling — matching volunteers to club roles, shifts, and locations across hundreds of member clubs — as an illustration of how process automation addresses coordination costs that commercial metrics do not easily capture.</w:t>
-      </w:r>
-    </w:p>
-    <w:p>
-      <w:pPr>
-        <w:rPr>
-          <w:color w:val="00312A"/>
-        </w:rPr>
-      </w:pPr>
-      <w:r>
-        <w:rPr>
-          <w:color w:val="00312A"/>
-        </w:rPr>
-        <w:t>Across the interviews, a consistent gap emerges between how agentic AI is positioned — in proposals, pitches, and internal leadership communications — and what is actually running in production. Participants describe demonstrations and narratives in which agentic AI features prominently while in practice the same workflow remains manual, scripted, or at most partially automated. This gap appears across organization types: large agencies, in-house marketing teams, and scale-ups all exhibit it to some degree.</w:t>
-      </w:r>
-    </w:p>
-    <w:p>
-      <w:pPr>
-        <w:rPr>
-          <w:color w:val="00312A"/>
-        </w:rPr>
-      </w:pPr>
-      <w:r>
-        <w:rPr>
-          <w:color w:val="00312A"/>
-        </w:rPr>
-        <w:lastRenderedPageBreak/>
-        <w:t>The dynamics are illustrated by an experiment described by Interviewee 15. A team deployed AI-generated BDR emails and positioned them as personalized outreach; customers recognized the automation almost immediately:</w:t>
-      </w:r>
-    </w:p>
-    <w:p>
-      <w:pPr>
-        <w:ind w:left="720"/>
-        <w:rPr>
-          <w:i/>
-          <w:iCs/>
-          <w:color w:val="00312A"/>
-        </w:rPr>
-      </w:pPr>
-      <w:r>
-        <w:rPr>
-          <w:i/>
-          <w:iCs/>
-          <w:color w:val="00312A"/>
-        </w:rPr>
-        <w:t>There was also an experiment done with generating emails from a BDR to customers. Well, the customer sees through that pretty quickly: nice that you still want to be personal and now you’re sending me this, so, just a bit too much of a shortcut with this use case.</w:t>
-      </w:r>
-    </w:p>
-    <w:p>
-      <w:pPr>
-        <w:ind w:left="720"/>
-        <w:rPr>
-          <w:color w:val="00312A"/>
-        </w:rPr>
-      </w:pPr>
-      <w:r>
-        <w:rPr>
-          <w:color w:val="00312A"/>
-        </w:rPr>
-        <w:t>— Interviewee 15</w:t>
-      </w:r>
-    </w:p>
-    <w:p>
-      <w:pPr>
-        <w:rPr>
-          <w:color w:val="00312A"/>
-        </w:rPr>
-      </w:pPr>
-      <w:r>
-        <w:rPr>
-          <w:color w:val="00312A"/>
-        </w:rPr>
-        <w:t>The optics gap has two organizational implications. First, it creates confusion about what AI actually does. When employees hear that the organization is ‘using agentic AI’ in pitches and leadership communications but see no corresponding change in their own workflows, the result is either skepticism about AI’s practical utility or inflated expectations that become obstacles when real deployments are less impressive than the narrative. Second, it distorts accountability: if stated capability does not correspond to operational reality, it becomes difficult to measure progress, identify blockers, or allocate investment accurately. Several participants noted that organizations claiming the most advanced AI capability were among those where operational adoption was hardest to verify in practice.</w:t>
-      </w:r>
-    </w:p>
-    <w:p>
-      <w:pPr>
-        <w:pStyle w:val="Heading3"/>
-        <w:rPr>
-          <w:color w:val="00312A"/>
-        </w:rPr>
-      </w:pPr>
-      <w:bookmarkStart w:id="190" w:name="_niqmcast9jsc" w:colFirst="0" w:colLast="0"/>
-      <w:bookmarkEnd w:id="190"/>
-      <w:r>
-        <w:rPr>
-          <w:color w:val="00312A"/>
-        </w:rPr>
-        <w:t>4.3.2</w:t>
-      </w:r>
-      <w:r>
-        <w:rPr>
-          <w:color w:val="00312A"/>
-        </w:rPr>
-        <w:tab/>
-        <w:t>Leveraging Feature &amp; Applying strategies</w:t>
-      </w:r>
-    </w:p>
-    <w:p>
-      <w:pPr>
-        <w:rPr>
-          <w:color w:val="00312A"/>
-        </w:rPr>
-      </w:pPr>
-      <w:r>
-        <w:rPr>
-          <w:color w:val="00312A"/>
-        </w:rPr>
-        <w:t>The manner in which AI is implemented determines, in large part, what value is produced. Two feature categories and four strategic patterns emerge across the data as particularly consequential for value realization.</w:t>
-      </w:r>
-    </w:p>
-    <w:p>
-      <w:pPr>
-        <w:rPr>
-          <w:color w:val="00312A"/>
-        </w:rPr>
-      </w:pPr>
-      <w:r>
-        <w:rPr>
-          <w:color w:val="00312A"/>
-        </w:rPr>
-        <w:t xml:space="preserve">On the feature side, tool calling and integrations (11 code applications) and accessing the entire database as context (14) are the enabling features most closely tied to value creation. Tool calling allows an agent to interact with external systems — retrieving data, writing records, triggering workflows — rather than remaining confined to a conversational interface. Database-as-context allows the agent to reason over the full set of relevant information rather than only </w:t>
-      </w:r>
-      <w:r>
-        <w:rPr>
-          <w:color w:val="00312A"/>
-        </w:rPr>
-        <w:lastRenderedPageBreak/>
-        <w:t>what the user provides in a single prompt. Interviewee 6 framed the context argument by contrasting her AI-powered customer-service agent with the outsourced human agents it had partly replaced:</w:t>
-      </w:r>
-    </w:p>
-    <w:p>
-      <w:pPr>
-        <w:ind w:left="720"/>
-        <w:rPr>
-          <w:color w:val="00312A"/>
-        </w:rPr>
-      </w:pPr>
-      <w:r>
-        <w:rPr>
-          <w:color w:val="00312A"/>
-        </w:rPr>
-        <w:t>I already dare to claim that the quality is much higher, than even if an agent does it, because we have all of our agents outsourced i</w:t>
-      </w:r>
-      <w:r>
-        <w:rPr>
-          <w:color w:val="00312A"/>
-          <w:highlight w:val="yellow"/>
-        </w:rPr>
-        <w:t>n [a specific country]</w:t>
-      </w:r>
-      <w:r>
-        <w:rPr>
-          <w:color w:val="00312A"/>
-        </w:rPr>
-        <w:t>. They’re amazing, they’re fantastic people, but they are not always as aware as a database, obviously. Like, they don’t have the whole database in their head. (Interview 6)</w:t>
-      </w:r>
-    </w:p>
-    <w:p>
-      <w:pPr>
-        <w:rPr>
-          <w:color w:val="00312A"/>
-        </w:rPr>
-      </w:pPr>
-      <w:r>
-        <w:rPr>
-          <w:color w:val="00312A"/>
-        </w:rPr>
-        <w:t>On the strategy side, four patterns recur. Evaluating output — maintaining human judgment over the quality, accuracy, and brand-fit of AI-generated material — is described across virtually every interview as the primary risk management strategy. Interviewee 10 argued that evaluative capacity becomes more, not less, important as AI takes on more of the production work: “interpretation becomes more important: what’s good, what’s not, what fits us, what doesn’t … that requires deep domain expertise.” Determining input — the discipline of specifying data, context, and instructions carefully — is the complementary discipline. Interviewee 14 captured the dependency plainly: “what you put into it ultimately determines what comes out.”</w:t>
-      </w:r>
-    </w:p>
-    <w:p>
-      <w:pPr>
-        <w:rPr>
-          <w:color w:val="00312A"/>
-        </w:rPr>
-      </w:pPr>
-      <w:r>
-        <w:rPr>
-          <w:color w:val="00312A"/>
-        </w:rPr>
-        <w:t>Personalizing agents — configuring system prompts, personas, and knowledge bases to match the specific use case, brand voice, and data environment — is described as the factor that most distinguishes high-performing deployments from generic ones. Building a solid harness (context engineering) is the most technically demanding strategy: the deliberate design of the data, memory, tool access, and planning logic that surrounds the model. Interviewee 5 used the term ‘harness’ explicitly: “the big change of agentic AI right now is … very depending on who finds the right harness around the AI.” These four strategies are not independent; the highest-performing configurations in the data combine all four.</w:t>
-      </w:r>
-    </w:p>
-    <w:p>
-      <w:pPr>
-        <w:pStyle w:val="Heading2"/>
-        <w:rPr>
-          <w:color w:val="00312A"/>
-        </w:rPr>
-      </w:pPr>
-      <w:bookmarkStart w:id="191" w:name="_d3o8hfs61axc" w:colFirst="0" w:colLast="0"/>
-      <w:bookmarkEnd w:id="191"/>
-      <w:r>
-        <w:rPr>
-          <w:color w:val="00312A"/>
-        </w:rPr>
-        <w:lastRenderedPageBreak/>
-        <w:t>4.4</w:t>
-      </w:r>
-      <w:r>
-        <w:rPr>
-          <w:color w:val="00312A"/>
-        </w:rPr>
-        <w:tab/>
-        <w:t xml:space="preserve">Value </w:t>
-      </w:r>
-      <w:commentRangeStart w:id="192"/>
-      <w:r>
-        <w:rPr>
-          <w:color w:val="00312A"/>
-        </w:rPr>
-        <w:t>Outcomes</w:t>
-      </w:r>
-      <w:commentRangeEnd w:id="192"/>
-      <w:r>
-        <w:rPr>
-          <w:rStyle w:val="CommentReference"/>
-          <w:color w:val="00312A"/>
-          <w:sz w:val="22"/>
-          <w:szCs w:val="22"/>
-        </w:rPr>
-        <w:commentReference w:id="192"/>
-      </w:r>
-    </w:p>
-    <w:p>
-      <w:pPr>
-        <w:rPr>
-          <w:color w:val="00312A"/>
-        </w:rPr>
-      </w:pPr>
-      <w:r>
-        <w:rPr>
-          <w:color w:val="00312A"/>
-        </w:rPr>
-        <w:t>Applying . The data reveal consistent patterns of benefit, like efficiency, quality, and personalization, alongside patterns of sacrifice and risk. Which part of the portfolio is captured depends heavily on the managerial behaviors described in section 4.2. Organizations where experimentation is active, steering is deliberate, resources are available, and obstacles are managed tend to realize benefits while containing risks. Organizations where one or more of these conditions is absent tend to find that AI deployments amplify existing weaknesses rather than generating new strengths.</w:t>
-      </w:r>
-    </w:p>
-    <w:p>
-      <w:pPr>
-        <w:rPr>
-          <w:color w:val="00312A"/>
-        </w:rPr>
-      </w:pPr>
-      <w:r>
-        <w:rPr>
-          <w:color w:val="00312A"/>
-        </w:rPr>
-        <w:t>The data make the mediating role of managerial behavior visible in a specific way: participants with near-identical technology access report divergent outcomes, and the differentiating factors are consistently organizational rather than technical. The quality of the data, the clarity of the use case, the investment in change management, and the design of governance together determine which part of the value portfolio is captured and which is lost. This is the chapter’s central finding: value creation with agentic AI is an inside-out process, shaped more by what organizations do with the technology than by which technology they choose. The three subsections that follow detail the benefit, sacrifice, and risk families; the cross-cutting implications are taken up in Chapter 5.</w:t>
-      </w:r>
-    </w:p>
-    <w:p>
-      <w:pPr>
-        <w:pStyle w:val="Heading3"/>
-        <w:rPr>
-          <w:color w:val="00312A"/>
-        </w:rPr>
-      </w:pPr>
-      <w:bookmarkStart w:id="193" w:name="_psp9v76zeahl" w:colFirst="0" w:colLast="0"/>
-      <w:bookmarkEnd w:id="193"/>
-      <w:r>
-        <w:rPr>
-          <w:color w:val="00312A"/>
-        </w:rPr>
-        <w:t>4.4.1</w:t>
-      </w:r>
-      <w:r>
-        <w:rPr>
-          <w:color w:val="00312A"/>
-        </w:rPr>
-        <w:tab/>
-        <w:t>Benefits</w:t>
-      </w:r>
-    </w:p>
-    <w:p>
-      <w:pPr>
-        <w:rPr>
-          <w:color w:val="00312A"/>
-        </w:rPr>
-      </w:pPr>
-      <w:r>
-        <w:rPr>
-          <w:color w:val="00312A"/>
-        </w:rPr>
-        <w:t>Benefits from agentic AI in marketing cluster around five themes: efficiency and speed, scalability beyond human capacity, extension of personal and team skillsets, improvement in the quality and depth of outputs, and improved personalization at scale.</w:t>
-      </w:r>
-    </w:p>
-    <w:p>
-      <w:pPr>
-        <w:rPr>
-          <w:color w:val="00312A"/>
-        </w:rPr>
-      </w:pPr>
-      <w:r>
-        <w:rPr>
-          <w:color w:val="00312A"/>
-        </w:rPr>
-        <w:t>Efficiency and speed form the largest and most consistently described benefit family (42 and 25 code applications respectively). This is rarely framed as headcount reduction; more often it appears as the reallocation of capacity — saving time on routine tasks to redirect attention to higher-leverage work. Interviewee 13 gave a precisely calibrated formulation of the analyst-equivalent value:</w:t>
-      </w:r>
-    </w:p>
-    <w:p>
-      <w:pPr>
-        <w:ind w:left="720"/>
-        <w:rPr>
-          <w:i/>
-          <w:iCs/>
-          <w:color w:val="00312A"/>
-        </w:rPr>
-      </w:pPr>
-      <w:r>
-        <w:rPr>
-          <w:i/>
-          <w:iCs/>
-          <w:color w:val="00312A"/>
-        </w:rPr>
-        <w:lastRenderedPageBreak/>
-        <w:t>you can always build something very quickly that gives you the same information as if you would have an analyst sitting there or some kind of a controller or whatever, because the same work is done in there. It’s not as good as if you would have a great analyst or great controller, but it’s pretty much the same as if you have a mediocre one and, uh, still have to sense check what comes out of it.</w:t>
-      </w:r>
-    </w:p>
-    <w:p>
-      <w:pPr>
-        <w:ind w:left="720"/>
-        <w:rPr>
-          <w:color w:val="00312A"/>
-        </w:rPr>
-      </w:pPr>
-      <w:r>
-        <w:rPr>
-          <w:color w:val="00312A"/>
-        </w:rPr>
-        <w:t>— Interviewee 13</w:t>
-      </w:r>
-    </w:p>
-    <w:p>
-      <w:pPr>
-        <w:rPr>
-          <w:color w:val="00312A"/>
-        </w:rPr>
-      </w:pPr>
-      <w:r>
-        <w:rPr>
-          <w:color w:val="00312A"/>
-        </w:rPr>
-        <w:t>Scale is the benefit most clearly impossible without AI. Generating large numbers of product-page variants, monitoring sentiment across many competitor channels simultaneously, or personalizing communications at the individual rather than the segment level are not viable at human labor cost. Extending the personal skillset is the benefit described with most enthusiasm across interviews. Participants repeatedly described AI enabling work they could not previously do: coding without being a developer, analyzing without being a data scientist, writing in a language without being fluent. Interviewee 12 captured the broadening of individual capability: “it sort of expands the range of creative possibilities and capabilities that an individual can do.” Interviewee 10 described the downstream organizational effect: the social media manager “suddenly becomes a designer and app concept creator.”</w:t>
-      </w:r>
-    </w:p>
-    <w:p>
-      <w:pPr>
-        <w:rPr>
-          <w:color w:val="00312A"/>
-        </w:rPr>
-      </w:pPr>
-      <w:r>
-        <w:rPr>
-          <w:color w:val="00312A"/>
-        </w:rPr>
-        <w:t>The scale benefit is perhaps most vividly expressed in content production. Interviewee 11, an external AI advisor working with clients on content strategy, described a fully automated pipeline built for a recruitment client:</w:t>
-      </w:r>
-    </w:p>
-    <w:p>
-      <w:pPr>
-        <w:ind w:left="720"/>
-        <w:rPr>
-          <w:i/>
-          <w:iCs/>
-          <w:color w:val="00312A"/>
-        </w:rPr>
-      </w:pPr>
-      <w:r>
-        <w:rPr>
-          <w:i/>
-          <w:iCs/>
-          <w:color w:val="00312A"/>
-        </w:rPr>
-        <w:t>So we created something about thousand web pages fully automated.</w:t>
-      </w:r>
-    </w:p>
-    <w:p>
-      <w:pPr>
-        <w:ind w:left="720"/>
-        <w:rPr>
-          <w:color w:val="00312A"/>
-        </w:rPr>
-      </w:pPr>
-      <w:r>
-        <w:rPr>
-          <w:color w:val="00312A"/>
-        </w:rPr>
-        <w:t>— Interviewee 11</w:t>
-      </w:r>
-    </w:p>
-    <w:p>
-      <w:pPr>
-        <w:rPr>
-          <w:color w:val="00312A"/>
-        </w:rPr>
-      </w:pPr>
-      <w:r>
-        <w:rPr>
-          <w:color w:val="00312A"/>
-        </w:rPr>
-        <w:t>Work of this volume and specificity would have been prohibitively expensive at human authoring rates. The ability to generate, populate, and publish at this scale without proportional headcount represents a qualitatively new production capacity rather than an incremental efficiency gain.</w:t>
-      </w:r>
-    </w:p>
-    <w:p>
-      <w:pPr>
-        <w:rPr>
-          <w:color w:val="00312A"/>
-        </w:rPr>
-      </w:pPr>
-      <w:r>
-        <w:rPr>
-          <w:color w:val="00312A"/>
-        </w:rPr>
-        <w:lastRenderedPageBreak/>
-        <w:t>The most concrete commercial benefit figure in the data comes from Interviewee 6, who was asked directly about the return on investment from a multi-vendor chatbot programme that handles membership queries and drives commercial conversions:</w:t>
-      </w:r>
-    </w:p>
-    <w:p>
-      <w:pPr>
-        <w:ind w:left="720"/>
-        <w:rPr>
-          <w:i/>
-          <w:iCs/>
-          <w:color w:val="00312A"/>
-        </w:rPr>
-      </w:pPr>
-      <w:r>
-        <w:rPr>
-          <w:i/>
-          <w:iCs/>
-          <w:color w:val="00312A"/>
-        </w:rPr>
-        <w:t>Yeah, I would say 10X. Let’s say 10X. Because it’s not two and it’s also not 200.</w:t>
-      </w:r>
-    </w:p>
-    <w:p>
-      <w:pPr>
-        <w:ind w:left="720"/>
-        <w:rPr>
-          <w:color w:val="00312A"/>
-        </w:rPr>
-      </w:pPr>
-      <w:r>
-        <w:rPr>
-          <w:color w:val="00312A"/>
-        </w:rPr>
-        <w:t>— Interviewee 6</w:t>
-      </w:r>
-    </w:p>
-    <w:p>
-      <w:pPr>
-        <w:rPr>
-          <w:color w:val="00312A"/>
-        </w:rPr>
-      </w:pPr>
-      <w:r>
-        <w:rPr>
-          <w:color w:val="00312A"/>
-        </w:rPr>
-        <w:t>Improving the depth and quality of insights, and improving personalization, round out the benefit portfolio. The insight improvement benefit is closely connected to the database-as-context feature described in section 4.3.2: when AI can reason over a full customer record rather than a summary, the quality of the resulting recommendation or response is materially different from what a human could produce within the same time constraint. Personalization at individual level, previously economically infeasible at scale, becomes operationally straightforward once the underlying data is accessible.</w:t>
-      </w:r>
-    </w:p>
-    <w:p>
-      <w:pPr>
-        <w:pStyle w:val="Heading3"/>
-        <w:rPr>
-          <w:color w:val="00312A"/>
-        </w:rPr>
-      </w:pPr>
-      <w:bookmarkStart w:id="194" w:name="_vkh433kqk3oi" w:colFirst="0" w:colLast="0"/>
-      <w:bookmarkEnd w:id="194"/>
-      <w:r>
-        <w:rPr>
-          <w:color w:val="00312A"/>
-        </w:rPr>
-        <w:t>4.4.2</w:t>
-      </w:r>
-      <w:r>
-        <w:rPr>
-          <w:color w:val="00312A"/>
-        </w:rPr>
-        <w:tab/>
-        <w:t>Sacrifices</w:t>
-      </w:r>
-    </w:p>
-    <w:p>
-      <w:pPr>
-        <w:rPr>
-          <w:color w:val="00312A"/>
-        </w:rPr>
-      </w:pPr>
-      <w:r>
-        <w:rPr>
-          <w:color w:val="00312A"/>
-        </w:rPr>
-        <w:t>Alongside benefits, participants describe a set of accepted costs and trade-offs — things that are knowingly given up or altered as a consequence of AI adoption. Three categories recur: financial investment and operating cost, job displacement and role change, and the erosion of humanness or authenticity in customer interactions.</w:t>
-      </w:r>
-    </w:p>
-    <w:p>
-      <w:pPr>
-        <w:rPr>
-          <w:color w:val="00312A"/>
-        </w:rPr>
-      </w:pPr>
-      <w:r>
-        <w:rPr>
-          <w:color w:val="00312A"/>
-        </w:rPr>
-        <w:t>AI is not cheap. Infrastructure costs, API usage, vendor licensing, and the organizational time required to implement and maintain AI systems are consistently identified as real costs. Interviewee 7 noted that cloud costs are frequently underestimated: “AI is also very expensive. That’s something that we don’t take into consideration. It’s not cheap. The cloud cost is not cheap.” Interviewee 9 described a structural constraint in the agency context: AI investment cannot be unlocked until it generates net new revenue, but it cannot generate net new revenue without prior investment. Budget cycles and AI-value timelines are mismatched in both directions.</w:t>
-      </w:r>
-    </w:p>
-    <w:p>
-      <w:pPr>
-        <w:rPr>
-          <w:color w:val="00312A"/>
-        </w:rPr>
-      </w:pPr>
-      <w:r>
-        <w:rPr>
-          <w:color w:val="00312A"/>
-        </w:rPr>
-        <w:lastRenderedPageBreak/>
-        <w:t>Job replacement and role change are acknowledged across interviews, though almost never as an immediate intention. The more common framing is gradual role evolution as AI absorbs certain task types and the remaining human work shifts toward judgment, evaluation, and relationship management. Interviewee 13 described the communication that makes this transition manageable:</w:t>
-      </w:r>
-    </w:p>
-    <w:p>
-      <w:pPr>
-        <w:ind w:left="720"/>
-        <w:rPr>
-          <w:i/>
-          <w:iCs/>
-          <w:color w:val="00312A"/>
-        </w:rPr>
-      </w:pPr>
-      <w:r>
-        <w:rPr>
-          <w:i/>
-          <w:iCs/>
-          <w:color w:val="00312A"/>
-        </w:rPr>
-        <w:t>For Germans, or at least for most of the Germans I, I, I work with on these kind of things, it’s feeling secure that this doesn’t impact their livelihood. … If the C level is there and helps you and tells you, ‘Hey, yes, we will automate these kind of things, but that still means someone needs to look over this automation. You can learn to do this.’ … I think this is really something that, uh, is very, very important.</w:t>
-      </w:r>
-    </w:p>
-    <w:p>
-      <w:pPr>
-        <w:ind w:left="720"/>
-        <w:rPr>
-          <w:color w:val="00312A"/>
-        </w:rPr>
-      </w:pPr>
-      <w:r>
-        <w:rPr>
-          <w:color w:val="00312A"/>
-        </w:rPr>
-        <w:t>— Interviewee 13</w:t>
-      </w:r>
-    </w:p>
-    <w:p>
-      <w:pPr>
-        <w:rPr>
-          <w:color w:val="00312A"/>
-        </w:rPr>
-      </w:pPr>
-      <w:r>
-        <w:rPr>
-          <w:color w:val="00312A"/>
-        </w:rPr>
-        <w:t>Authenticity is a more subtle sacrifice. AI-generated content — particularly in outreach and customer communications — can be recognized as artificial, and that recognition damages trust. Interviewee 16 drew a deliberate line between creative and automated work: “I want to keep the creative work human. I think that keeps our authenticity, at least for now.” The implication is that authenticity functions not only as a brand value but as a functional constraint on which use cases are viable.</w:t>
-      </w:r>
-    </w:p>
-    <w:p>
-      <w:pPr>
-        <w:pStyle w:val="Heading3"/>
-        <w:rPr>
-          <w:color w:val="00312A"/>
-          <w:highlight w:val="yellow"/>
-        </w:rPr>
-      </w:pPr>
-      <w:bookmarkStart w:id="195" w:name="_i62wq5quevoe" w:colFirst="0" w:colLast="0"/>
-      <w:bookmarkEnd w:id="195"/>
-      <w:r>
-        <w:rPr>
-          <w:color w:val="00312A"/>
-        </w:rPr>
-        <w:t>4.4.3</w:t>
-      </w:r>
-      <w:r>
-        <w:rPr>
-          <w:color w:val="00312A"/>
-        </w:rPr>
-        <w:tab/>
-        <w:t>Risks</w:t>
-      </w:r>
-    </w:p>
-    <w:p>
-      <w:pPr>
-        <w:rPr>
-          <w:color w:val="00312A"/>
-        </w:rPr>
-      </w:pPr>
-      <w:r>
-        <w:rPr>
-          <w:color w:val="00312A"/>
-        </w:rPr>
-        <w:t>Risks differ from sacrifices in that they represent potential rather than certain negative outcomes, contingent on how AI is deployed and governed. Four risk categories are prominent: hallucination and output error, security exposure, privacy violation, and negative brand impact.</w:t>
-      </w:r>
-    </w:p>
-    <w:p>
-      <w:pPr>
-        <w:rPr>
-          <w:color w:val="00312A"/>
-        </w:rPr>
-      </w:pPr>
-      <w:r>
-        <w:rPr>
-          <w:color w:val="00312A"/>
-        </w:rPr>
-        <w:t xml:space="preserve">Hallucination — the generation of plausible but factually incorrect content — is the most universally acknowledged risk (11 code applications, 7 documents). Its practical significance varies by use case: in research and internal analysis, hallucinations are typically caught by human review before they cause harm; in customer-facing communications or automated workflows, they can reach customers before they are detected. Interviewee 12 offered a </w:t>
-      </w:r>
-      <w:r>
-        <w:rPr>
-          <w:color w:val="00312A"/>
-        </w:rPr>
-        <w:lastRenderedPageBreak/>
-        <w:t>framework for containing the risk: hallucination is manageable within domains where the user possesses the domain expertise to evaluate output, and dangerous where they do not. This framing makes human oversight (see section 4.3.2) structurally necessary rather than optional.</w:t>
-      </w:r>
-    </w:p>
-    <w:p>
-      <w:pPr>
-        <w:rPr>
-          <w:color w:val="00312A"/>
-        </w:rPr>
-      </w:pPr>
-      <w:r>
-        <w:rPr>
-          <w:color w:val="00312A"/>
-        </w:rPr>
-        <w:t>Security and data exposure are among the most consistently named risks (12 code applications). The concern centres on data that enters AI systems rather than on AI outputs: business-sensitive information, personally identifiable data, and proprietary analytics may be processed by third-party AI services in ways that create compliance exposure. Interviewee 13 described the privacy risk as amplified in agentic contexts:</w:t>
-      </w:r>
-    </w:p>
-    <w:p>
-      <w:pPr>
-        <w:ind w:left="720"/>
-        <w:rPr>
-          <w:i/>
-          <w:iCs/>
-          <w:color w:val="00312A"/>
-        </w:rPr>
-      </w:pPr>
-      <w:r>
-        <w:rPr>
-          <w:i/>
-          <w:iCs/>
-          <w:color w:val="00312A"/>
-        </w:rPr>
-        <w:t>Companies are already afraid to use certain tools because how does it look on the GDPR side? Do we really — Are we allowed to track data from our customers? And this is the first step. I think the agentic level, taking like two or three tools where you’re already not, uh, where you’re already afraid to use them, and then giving it to an agent — that’s, that’s three, four levels more difficult.</w:t>
-      </w:r>
-    </w:p>
-    <w:p>
-      <w:pPr>
-        <w:ind w:left="720"/>
-        <w:rPr>
-          <w:color w:val="00312A"/>
-        </w:rPr>
-      </w:pPr>
-      <w:r>
-        <w:rPr>
-          <w:color w:val="00312A"/>
-        </w:rPr>
-        <w:t>— Interviewee 13</w:t>
-      </w:r>
-    </w:p>
-    <w:p>
-      <w:pPr>
-        <w:rPr>
-          <w:color w:val="00312A"/>
-        </w:rPr>
-      </w:pPr>
-      <w:r>
-        <w:rPr>
-          <w:color w:val="00312A"/>
-        </w:rPr>
-        <w:t>Brand risk is the final category (11 code applications). AI can generate content that is off-brand, tonally inappropriate, or culturally misjudged, and in automated workflows it can do so at scale before human review catches it. Interviewee 6 named brand control as the primary governance concern for her marketing use cases: “it’s mainly brand control, I would say. It’s also going to say some stupid stuff, and that is a very important … one.” The mitigation strategies are identical to those described in section 4.3.2: evaluating output before customer exposure, embedding brand voice in the system prompt, and restricting autonomous action to validated use-case categories.</w:t>
-      </w:r>
-    </w:p>
-    <w:p>
-      <w:pPr>
-        <w:pStyle w:val="Heading2"/>
-        <w:rPr>
-          <w:color w:val="00312A"/>
-        </w:rPr>
-      </w:pPr>
-      <w:r>
-        <w:rPr>
-          <w:color w:val="00312A"/>
-        </w:rPr>
-        <w:t xml:space="preserve">4.5 </w:t>
-      </w:r>
-      <w:r>
-        <w:rPr>
-          <w:color w:val="00312A"/>
-        </w:rPr>
-        <w:tab/>
-        <w:t>Paradoxes</w:t>
-      </w:r>
-    </w:p>
-    <w:p>
-      <w:pPr>
-        <w:rPr>
-          <w:color w:val="00312A"/>
-        </w:rPr>
-      </w:pPr>
-      <w:r>
-        <w:rPr>
-          <w:color w:val="00312A"/>
-        </w:rPr>
-        <w:t xml:space="preserve">Running through the data, a recurring structural pattern emerges: the same capability that creates a risk also provides the means to address it. Agentic AI threatens brand coherence, and agentic AI is deployed to enforce brand guidelines. Hallucinations undermine output </w:t>
-      </w:r>
-      <w:r>
-        <w:rPr>
-          <w:color w:val="00312A"/>
-        </w:rPr>
-        <w:lastRenderedPageBreak/>
-        <w:t>quality, and agentic review workflows are used to catch errors before they propagate. AI reduces the need for junior execution roles, yet AI-native junior talent may be exactly what organizations need to build the next wave of capability. This pattern — where the technology is simultaneously the source of a problem and a candidate for its resolution — is not incidental. It reflects the dual character of a general-purpose technology: one whose value depends on configuration, governance, and the judgment of the humans who deploy it.</w:t>
-      </w:r>
-    </w:p>
-    <w:p>
-      <w:pPr>
-        <w:rPr>
-          <w:color w:val="00312A"/>
-        </w:rPr>
-      </w:pPr>
-      <w:r>
-        <w:rPr>
-          <w:color w:val="00312A"/>
-        </w:rPr>
-        <w:t>The five paradoxes identified below are not logical contradictions that must be resolved before adoption can proceed. They are design tensions that marketing managers must actively navigate. In each case, the data show practitioners on both sides of the tension simultaneously: aware of the risk, deploying compensating mechanisms, and accepting residual uncertainty. Naming these tensions explicitly is analytically useful because it directs attention away from the question ‘is agentic AI beneficial?’ toward the more tractable question ‘under what conditions does it create net benefit?’</w:t>
-      </w:r>
-    </w:p>
-    <w:p>
-      <w:pPr>
-        <w:pStyle w:val="Heading3"/>
-        <w:rPr>
-          <w:color w:val="00312A"/>
-        </w:rPr>
-      </w:pPr>
-      <w:r>
-        <w:rPr>
-          <w:color w:val="00312A"/>
-        </w:rPr>
-        <w:t>4.5.1</w:t>
-      </w:r>
-      <w:r>
-        <w:rPr>
-          <w:color w:val="00312A"/>
-        </w:rPr>
-        <w:tab/>
-        <w:t>Branding Paradox</w:t>
-      </w:r>
-    </w:p>
-    <w:p>
-      <w:pPr>
-        <w:rPr>
-          <w:color w:val="00312A"/>
-        </w:rPr>
-      </w:pPr>
-      <w:r>
-        <w:rPr>
-          <w:color w:val="00312A"/>
-        </w:rPr>
-        <w:t>AI-generated content introduces brand risk in two ways: it may produce off-brand tone, imagery, or claims, and at scale it may homogenize output across organizations using similar models and prompts. Several participants named brand control as their primary governance concern. Interviewee 6 described it as the foremost drawback of agentic customer communication. Interviewee 11 noted that for aspirational, emotionally resonant brand content, AI “still falls very, very short” and that human creativity remains the appropriate input. Interviewee 14 described the risk at a market level: when every firm uses similar models and prompts, the strategic response may be to deliberately leave human imperfections in content as a differentiator.</w:t>
-      </w:r>
-    </w:p>
-    <w:p>
-      <w:pPr>
-        <w:rPr>
-          <w:color w:val="00312A"/>
-        </w:rPr>
-      </w:pPr>
-      <w:r>
-        <w:rPr>
-          <w:color w:val="00312A"/>
-        </w:rPr>
-        <w:t>Yet the same organizations raising brand risk are also deploying agentic AI as a brand governance tool. Interviewee 3 described an assistant trained on brand guidelines and persona documents that evaluates content for brand alignment before publication, collapsing a multi-</w:t>
-      </w:r>
-      <w:r>
-        <w:rPr>
-          <w:color w:val="00312A"/>
-        </w:rPr>
-        <w:lastRenderedPageBreak/>
-        <w:t>stage approval process into a real-time check. Interviewee 8 described an agentic workflow that screens images for content inappropriate to the brand’s professional context before they appear on social channels. Interviewee 16 described governance agents that ensure generated content adheres to tone-of-voice and visual brand standards at scale — a volume of output no human review team could sustain.</w:t>
-      </w:r>
-    </w:p>
-    <w:p>
-      <w:pPr>
-        <w:rPr>
-          <w:color w:val="00312A"/>
-        </w:rPr>
-      </w:pPr>
-      <w:r>
-        <w:rPr>
-          <w:color w:val="00312A"/>
-        </w:rPr>
-        <w:t>The paradox is structural: the speed and scale that make AI content generation valuable also make manual brand governance infeasible, which in turn makes agentic brand governance necessary. The organizations most exposed to AI-driven brand risk are therefore also the ones with the strongest incentive to invest in AI-driven brand control. The design question is not whether to use AI for brand governance but how to configure the governance agent so that the guardrails are specific, current, and maintainable.</w:t>
-      </w:r>
-    </w:p>
-    <w:p>
-      <w:pPr>
-        <w:pStyle w:val="Heading3"/>
-        <w:rPr>
-          <w:color w:val="00312A"/>
-        </w:rPr>
-      </w:pPr>
-      <w:r>
-        <w:rPr>
-          <w:color w:val="00312A"/>
-        </w:rPr>
-        <w:t>4.5.2</w:t>
-      </w:r>
-      <w:r>
-        <w:rPr>
-          <w:color w:val="00312A"/>
-        </w:rPr>
-        <w:tab/>
-        <w:t>Hallucinating Paradox</w:t>
-      </w:r>
-    </w:p>
-    <w:p>
-      <w:pPr>
-        <w:rPr>
-          <w:color w:val="00312A"/>
-        </w:rPr>
-      </w:pPr>
-      <w:r>
-        <w:rPr>
-          <w:color w:val="00312A"/>
-        </w:rPr>
-        <w:t>Hallucination — the generation of plausible but factually incorrect content — is the most frequently cited AI risk in the data, yet it occupies an ambiguous position when held against the accuracy of the human processes it replaces. Interviewee 11 offered a calibrated view: hallucination happens “a little bit” but “never on crucial things,” and the more common failure mode is mild inconsistency rather than egregious fabrication. Interviewee 10 went further, arguing that invoking hallucination as an adoption barrier is “often an excuse not to start” and that it is “not your biggest blocker right now.”</w:t>
-      </w:r>
-    </w:p>
-    <w:p>
-      <w:pPr>
-        <w:rPr>
-          <w:color w:val="00312A"/>
-        </w:rPr>
-      </w:pPr>
-      <w:r>
-        <w:rPr>
-          <w:color w:val="00312A"/>
-        </w:rPr>
-        <w:t xml:space="preserve">The comparison with human accuracy is underexplored in practice but analytically significant. Human analysts exhibit their own forms of ‘hallucination’: motivated reasoning, confirmation bias, selective attention to data that supports existing hypotheses. Interviewee 3 noted that human data analysis sometimes involves finding data points to prove a point rather than being objective about what the data says. Interviewee 13’s characterization of agentic AI as equivalent to “a mediocre analyst that you still have to sense check” implies a standard where </w:t>
-      </w:r>
-      <w:r>
-        <w:rPr>
-          <w:color w:val="00312A"/>
-        </w:rPr>
-        <w:lastRenderedPageBreak/>
-        <w:t>some level of error is accepted as normal and managed through review — the same standard already applied to human junior analysts.</w:t>
-      </w:r>
-    </w:p>
-    <w:p>
-      <w:pPr>
-        <w:rPr>
-          <w:color w:val="00312A"/>
-        </w:rPr>
-      </w:pPr>
-      <w:r>
-        <w:rPr>
-          <w:color w:val="00312A"/>
-        </w:rPr>
-        <w:t>The genuine risk is domain-specific: where the user lacks the expertise to evaluate the output, a hallucination reaches the customer unchecked. Interviewee 12 named this as the structural condition under which hallucination becomes dangerous rather than merely inconvenient. The practical implication is that hallucination risk is best managed through deployment design — restricting autonomous AI action to domains where the human supervisor can detect errors — rather than through a blanket pause on AI adoption. The question is not whether AI or humans are more accurate in absolute terms, but in which specific decision contexts each is the more reliable operator.</w:t>
-      </w:r>
-    </w:p>
-    <w:p>
-      <w:pPr>
-        <w:pStyle w:val="Heading3"/>
-        <w:rPr>
-          <w:color w:val="00312A"/>
-        </w:rPr>
-      </w:pPr>
-      <w:r>
-        <w:rPr>
-          <w:color w:val="00312A"/>
-        </w:rPr>
-        <w:t>4.5.3</w:t>
-      </w:r>
-      <w:r>
-        <w:rPr>
-          <w:color w:val="00312A"/>
-        </w:rPr>
-        <w:tab/>
-        <w:t>Implementation Paradox</w:t>
-      </w:r>
-    </w:p>
-    <w:p>
-      <w:pPr>
-        <w:rPr>
-          <w:color w:val="00312A"/>
-        </w:rPr>
-      </w:pPr>
-      <w:r>
-        <w:rPr>
-          <w:color w:val="00312A"/>
-        </w:rPr>
-        <w:t>Agentic AI tools are, for many participants, genuinely easy to start with. Connecting an LLM to a data source, building a prototype workflow, or creating a first custom agent can be accomplished in hours by a single person with moderate technical fluency. The low barrier to entry is real and is part of what drives the broad experimentation documented in section 4.2.1. Yet the path from a working prototype to an operationalized, value-creating deployment at organizational scale is substantially longer and harder than the early experiment suggests. Interviewee 13 captured this gap precisely with the label ‘unoperationalized tool effectiveness’ — tools are bought and first experiments succeed, but no one is accountable for embedding the capability in working practice.</w:t>
-      </w:r>
-    </w:p>
-    <w:p>
-      <w:pPr>
-        <w:rPr>
-          <w:color w:val="00312A"/>
-        </w:rPr>
-      </w:pPr>
-      <w:r>
-        <w:rPr>
-          <w:color w:val="00312A"/>
-        </w:rPr>
-        <w:t xml:space="preserve">The optics-versus-reality pattern identified in section 4.3.1 is the organizational expression of this paradox. Organizations report agentic capability in pitches and internal communications long before that capability is operationally present. Interviewee 12 described this dynamic through what he has called Martech’s Law: technology changes exponentially, but organizations change logarithmically. The experiment that proves a concept in an afternoon may require months of data preparation, governance approval, change management, and integration </w:t>
-      </w:r>
-      <w:r>
-        <w:rPr>
-          <w:color w:val="00312A"/>
-        </w:rPr>
-        <w:lastRenderedPageBreak/>
-        <w:t>work before it creates consistent value for the organization. The participants who describe the strongest returns — Interviewees 4, 6, 13 — are precisely those who invested systematically in this operationalization work rather than treating the prototype as the endpoint.</w:t>
-      </w:r>
-    </w:p>
-    <w:p>
-      <w:pPr>
-        <w:rPr>
-          <w:color w:val="00312A"/>
-        </w:rPr>
-      </w:pPr>
-      <w:r>
-        <w:rPr>
-          <w:color w:val="00312A"/>
-        </w:rPr>
-        <w:t>The practical implication is that the cost of agentic AI is front-loaded not in the technology itself but in the organizational work surrounding it. This reframes the decision facing marketing managers: the question is not whether to start — the tools are accessible and the experiments are inexpensive — but whether the organization is willing to invest the process, skills, governance, and change management required to move from a working prototype to a reliable, measurable deployment.</w:t>
-      </w:r>
-    </w:p>
-    <w:p>
-      <w:pPr>
-        <w:pStyle w:val="Heading3"/>
-        <w:rPr>
-          <w:b/>
-          <w:bCs/>
-          <w:color w:val="00312A"/>
-        </w:rPr>
-      </w:pPr>
-      <w:r>
-        <w:rPr>
-          <w:color w:val="00312A"/>
-        </w:rPr>
-        <w:t>4.5.4</w:t>
-      </w:r>
-      <w:r>
-        <w:rPr>
-          <w:color w:val="00312A"/>
-        </w:rPr>
-        <w:tab/>
-        <w:t>The autonomy-control paradox</w:t>
-      </w:r>
-    </w:p>
-    <w:p>
-      <w:pPr>
-        <w:rPr>
-          <w:color w:val="00312A"/>
-        </w:rPr>
-      </w:pPr>
-      <w:r>
-        <w:rPr>
-          <w:color w:val="00312A"/>
-        </w:rPr>
-        <w:t>Agentic AI is defined by its capacity to act autonomously across multi-step workflows without per-action human instruction. Yet the more autonomously an agent operates, the more explicitly its task boundaries, decision rules, and escalation conditions must be specified in advance. Interviewee 5 described all AI-assisted route content as having been “actually driven by someone” — a human expert — before publication, even in a context where the generative process itself was fully automated. Interviewee 7 described a campaigning workflow where an agentic system handled research and sending, but a human still reviewed every response before the next action was triggered: “we cannot agentize everything.”</w:t>
-      </w:r>
-    </w:p>
-    <w:p>
-      <w:pPr>
-        <w:rPr>
-          <w:color w:val="00312A"/>
-        </w:rPr>
-      </w:pPr>
-      <w:r>
-        <w:rPr>
-          <w:color w:val="00312A"/>
-        </w:rPr>
-        <w:t>This pattern is not a failure of AI capability but a rational governance response to the consequences of error. The higher the stakes of a mistake — a customer communication, a financial transaction, a brand-sensitive publication — the more important it becomes to define exactly where the agent’s authority ends and human judgment begins. Interviewee 1 described this as the coexistence design problem: organizations are not choosing between human and agent work but designing the boundary between them. The paradox is that designing this boundary well requires more explicit process specification than the pre-agentic workflow it replaces — more thought, not less, about what humans are responsible for.</w:t>
-      </w:r>
-    </w:p>
-    <w:p>
-      <w:pPr>
-        <w:rPr>
-          <w:color w:val="00312A"/>
-        </w:rPr>
-      </w:pPr>
-      <w:r>
-        <w:rPr>
-          <w:color w:val="00312A"/>
-        </w:rPr>
-        <w:lastRenderedPageBreak/>
-        <w:t>Interviewee 12’s taxonomy of agent types (agents for marketers, agents for customers, agents of customers) maps directly onto this tension. Internal copilot agents operate within a context where the human principal is always present and can course-correct. Customer-facing agents operate in a context where errors are immediately visible to external audiences. Consumer-owned agents dissolve the firm’s control boundary entirely. The appropriate level of autonomy — and the corresponding investment in control infrastructure — scales with the visibility and reversibility of the agent’s actions.</w:t>
-      </w:r>
-    </w:p>
-    <w:p>
-      <w:pPr>
-        <w:pStyle w:val="Heading3"/>
-        <w:rPr>
-          <w:b/>
-          <w:bCs/>
           <w:color w:val="00312A"/>
         </w:rPr>
       </w:pPr>
@@ -18712,20 +18632,26 @@
         <w:rPr>
           <w:color w:val="00312A"/>
         </w:rPr>
-        <w:t>The opposing pole of the paradox is that young professionals entering the workforce today are substantially more AI-native than the senior practitioners who currently lead marketing organizations. Interviewee 10 observed that juniors “improve extremely quickly when given AI tools; they don’t repeat mistakes,” while simultaneously warning that if organizations deploy AI first on junior tasks, they will “no longer develop juniors into seniors” — eliminating the talent pipeline at the precise moment when AI-fluent senior talent is most valuable. Interviewee 7 noted that while junior-dominant AI-native companies can move quickly, AI-native young people entering established organizations often face cultural resistance from senior colleagues who view AI through a lens of privacy, control, and IP risk.</w:t>
-      </w:r>
-    </w:p>
-    <w:p>
-      <w:pPr>
-        <w:rPr>
-          <w:color w:val="00312A"/>
-        </w:rPr>
-      </w:pPr>
+        <w:t xml:space="preserve">The opposing pole of the paradox is that young professionals entering the workforce today are substantially more AI-native than the senior practitioners who currently lead </w:t>
+      </w:r>
       <w:r>
         <w:rPr>
           <w:color w:val="00312A"/>
         </w:rPr>
         <w:lastRenderedPageBreak/>
+        <w:t>marketing organizations. Interviewee 10 observed that juniors “improve extremely quickly when given AI tools; they don’t repeat mistakes,” while simultaneously warning that if organizations deploy AI first on junior tasks, they will “no longer develop juniors into seniors” — eliminating the talent pipeline at the precise moment when AI-fluent senior talent is most valuable. Interviewee 7 noted that while junior-dominant AI-native companies can move quickly, AI-native young people entering established organizations often face cultural resistance from senior colleagues who view AI through a lens of privacy, control, and IP risk.</w:t>
+      </w:r>
+    </w:p>
+    <w:p>
+      <w:pPr>
+        <w:rPr>
+          <w:color w:val="00312A"/>
+        </w:rPr>
+      </w:pPr>
+      <w:r>
+        <w:rPr>
+          <w:color w:val="00312A"/>
+        </w:rPr>
         <w:t>The resolution suggested by the data is not to choose between protecting junior roles and capturing AI efficiency gains, but to restructure how juniors contribute. Organizations that are already navigating this successfully tend to use AI to absorb the most routine, low-judgment execution tasks — freeing junior professionals to develop the evaluative, interpretive, and briefing skills that are increasingly the scarce complement to AI capability. Interviewee 10 argued that briefing and reviewing will remain the two most critical marketing capabilities precisely because they cannot be automated: they require domain expertise, market judgment, and the ability to recognize when technically correct output is strategically wrong.</w:t>
       </w:r>
     </w:p>
@@ -18736,9 +18662,9 @@
           <w:color w:val="00312A"/>
         </w:rPr>
       </w:pPr>
-      <w:bookmarkStart w:id="196" w:name="_bi3ndv3n11ww" w:colFirst="0" w:colLast="0"/>
-      <w:bookmarkEnd w:id="196"/>
-      <w:commentRangeStart w:id="197"/>
+      <w:bookmarkStart w:id="201" w:name="_bi3ndv3n11ww" w:colFirst="0" w:colLast="0"/>
+      <w:bookmarkEnd w:id="201"/>
+      <w:commentRangeStart w:id="202"/>
       <w:r>
         <w:rPr>
           <w:color w:val="00312A"/>
@@ -18780,7 +18706,7 @@
         </w:rPr>
         <w:t>)... seek additional data</w:t>
       </w:r>
-      <w:commentRangeEnd w:id="197"/>
+      <w:commentRangeEnd w:id="202"/>
       <w:r>
         <w:rPr>
           <w:rStyle w:val="CommentReference"/>
@@ -18788,7 +18714,7 @@
           <w:sz w:val="22"/>
           <w:szCs w:val="22"/>
         </w:rPr>
-        <w:commentReference w:id="197"/>
+        <w:commentReference w:id="202"/>
       </w:r>
     </w:p>
     <w:p>
@@ -18799,8 +18725,8 @@
           <w:color w:val="00312A"/>
         </w:rPr>
       </w:pPr>
-      <w:bookmarkStart w:id="198" w:name="_q5epuhs454bw" w:colFirst="0" w:colLast="0"/>
-      <w:bookmarkEnd w:id="198"/>
+      <w:bookmarkStart w:id="203" w:name="_q5epuhs454bw" w:colFirst="0" w:colLast="0"/>
+      <w:bookmarkEnd w:id="203"/>
       <w:r>
         <w:br w:type="page"/>
       </w:r>
@@ -18851,8 +18777,8 @@
           <w:color w:val="00312A"/>
         </w:rPr>
       </w:pPr>
-      <w:bookmarkStart w:id="199" w:name="_7rbdabewznnc" w:colFirst="0" w:colLast="0"/>
-      <w:bookmarkEnd w:id="199"/>
+      <w:bookmarkStart w:id="204" w:name="_7rbdabewznnc" w:colFirst="0" w:colLast="0"/>
+      <w:bookmarkEnd w:id="204"/>
       <w:r>
         <w:rPr>
           <w:color w:val="00312A"/>
@@ -18881,8 +18807,8 @@
           <w:color w:val="00312A"/>
         </w:rPr>
       </w:pPr>
-      <w:bookmarkStart w:id="200" w:name="_vqcghgtkedix" w:colFirst="0" w:colLast="0"/>
-      <w:bookmarkEnd w:id="200"/>
+      <w:bookmarkStart w:id="205" w:name="_vqcghgtkedix" w:colFirst="0" w:colLast="0"/>
+      <w:bookmarkEnd w:id="205"/>
       <w:r>
         <w:rPr>
           <w:color w:val="00312A"/>
@@ -18955,8 +18881,8 @@
           <w:color w:val="00312A"/>
         </w:rPr>
       </w:pPr>
-      <w:bookmarkStart w:id="201" w:name="_mnyukkjx9iq" w:colFirst="0" w:colLast="0"/>
-      <w:bookmarkEnd w:id="201"/>
+      <w:bookmarkStart w:id="206" w:name="_mnyukkjx9iq" w:colFirst="0" w:colLast="0"/>
+      <w:bookmarkEnd w:id="206"/>
       <w:r>
         <w:rPr>
           <w:color w:val="00312A"/>
@@ -19035,8 +18961,8 @@
       <w:pPr>
         <w:pStyle w:val="Heading1"/>
       </w:pPr>
-      <w:bookmarkStart w:id="202" w:name="_dd6zel2y4t5x" w:colFirst="0" w:colLast="0"/>
-      <w:bookmarkEnd w:id="202"/>
+      <w:bookmarkStart w:id="207" w:name="_dd6zel2y4t5x" w:colFirst="0" w:colLast="0"/>
+      <w:bookmarkEnd w:id="207"/>
       <w:r>
         <w:t>6.</w:t>
       </w:r>
@@ -19049,8 +18975,8 @@
       <w:pPr>
         <w:pStyle w:val="Heading1"/>
       </w:pPr>
-      <w:bookmarkStart w:id="203" w:name="_9375lqp6ztft" w:colFirst="0" w:colLast="0"/>
-      <w:bookmarkEnd w:id="203"/>
+      <w:bookmarkStart w:id="208" w:name="_9375lqp6ztft" w:colFirst="0" w:colLast="0"/>
+      <w:bookmarkEnd w:id="208"/>
       <w:r>
         <w:br w:type="page"/>
       </w:r>
@@ -19063,8 +18989,8 @@
           <w:highlight w:val="white"/>
         </w:rPr>
       </w:pPr>
-      <w:bookmarkStart w:id="204" w:name="_kgmnd1ymad1c" w:colFirst="0" w:colLast="0"/>
-      <w:bookmarkEnd w:id="204"/>
+      <w:bookmarkStart w:id="209" w:name="_kgmnd1ymad1c" w:colFirst="0" w:colLast="0"/>
+      <w:bookmarkEnd w:id="209"/>
       <w:r>
         <w:lastRenderedPageBreak/>
         <w:t>7.</w:t>
@@ -19545,7 +19471,7 @@
           <w:highlight w:val="white"/>
         </w:rPr>
       </w:pPr>
-      <w:commentRangeStart w:id="205"/>
+      <w:commentRangeStart w:id="210"/>
       <w:r>
         <w:rPr>
           <w:strike/>
@@ -19610,7 +19536,7 @@
         </w:rPr>
         <w:t xml:space="preserve"> </w:t>
       </w:r>
-      <w:commentRangeEnd w:id="205"/>
+      <w:commentRangeEnd w:id="210"/>
       <w:r>
         <w:rPr>
           <w:rStyle w:val="CommentReference"/>
@@ -19619,7 +19545,7 @@
           <w:szCs w:val="20"/>
           <w:highlight w:val="white"/>
         </w:rPr>
-        <w:commentReference w:id="205"/>
+        <w:commentReference w:id="210"/>
       </w:r>
     </w:p>
     <w:p>
@@ -19632,7 +19558,7 @@
           <w:highlight w:val="white"/>
         </w:rPr>
       </w:pPr>
-      <w:commentRangeStart w:id="206"/>
+      <w:commentRangeStart w:id="211"/>
       <w:r>
         <w:rPr>
           <w:strike/>
@@ -19680,7 +19606,7 @@
         </w:rPr>
         <w:t xml:space="preserve">(1), 38-68. </w:t>
       </w:r>
-      <w:commentRangeEnd w:id="206"/>
+      <w:commentRangeEnd w:id="211"/>
       <w:r>
         <w:rPr>
           <w:rStyle w:val="CommentReference"/>
@@ -19689,7 +19615,7 @@
           <w:szCs w:val="20"/>
           <w:highlight w:val="white"/>
         </w:rPr>
-        <w:commentReference w:id="206"/>
+        <w:commentReference w:id="211"/>
       </w:r>
     </w:p>
     <w:p>
@@ -20180,7 +20106,7 @@
           <w:strike/>
         </w:rPr>
       </w:pPr>
-      <w:commentRangeStart w:id="207"/>
+      <w:commentRangeStart w:id="212"/>
       <w:r>
         <w:rPr>
           <w:strike/>
@@ -20232,7 +20158,7 @@
         </w:rPr>
         <w:t xml:space="preserve"> </w:t>
       </w:r>
-      <w:commentRangeEnd w:id="207"/>
+      <w:commentRangeEnd w:id="212"/>
       <w:r>
         <w:rPr>
           <w:rStyle w:val="CommentReference"/>
@@ -20240,7 +20166,7 @@
           <w:sz w:val="22"/>
           <w:szCs w:val="22"/>
         </w:rPr>
-        <w:commentReference w:id="207"/>
+        <w:commentReference w:id="212"/>
       </w:r>
     </w:p>
     <w:p>
@@ -20634,7 +20560,7 @@
           <w:highlight w:val="white"/>
         </w:rPr>
       </w:pPr>
-      <w:commentRangeStart w:id="208"/>
+      <w:commentRangeStart w:id="213"/>
       <w:r>
         <w:rPr>
           <w:strike/>
@@ -20658,7 +20584,7 @@
         </w:rPr>
         <w:t>, (2019), 20-33.</w:t>
       </w:r>
-      <w:commentRangeEnd w:id="208"/>
+      <w:commentRangeEnd w:id="213"/>
       <w:r>
         <w:rPr>
           <w:rStyle w:val="CommentReference"/>
@@ -20667,7 +20593,7 @@
           <w:szCs w:val="22"/>
           <w:highlight w:val="white"/>
         </w:rPr>
-        <w:commentReference w:id="208"/>
+        <w:commentReference w:id="213"/>
       </w:r>
     </w:p>
     <w:p>
@@ -20942,7 +20868,7 @@
           <w:highlight w:val="white"/>
         </w:rPr>
       </w:pPr>
-      <w:commentRangeStart w:id="209"/>
+      <w:commentRangeStart w:id="214"/>
       <w:r>
         <w:rPr>
           <w:strike/>
@@ -20966,7 +20892,7 @@
         </w:rPr>
         <w:t>.</w:t>
       </w:r>
-      <w:commentRangeEnd w:id="209"/>
+      <w:commentRangeEnd w:id="214"/>
       <w:r>
         <w:rPr>
           <w:rStyle w:val="CommentReference"/>
@@ -20975,7 +20901,7 @@
           <w:szCs w:val="22"/>
           <w:highlight w:val="white"/>
         </w:rPr>
-        <w:commentReference w:id="209"/>
+        <w:commentReference w:id="214"/>
       </w:r>
     </w:p>
     <w:p>
@@ -21199,7 +21125,7 @@
           <w:strike/>
         </w:rPr>
       </w:pPr>
-      <w:commentRangeStart w:id="210"/>
+      <w:commentRangeStart w:id="215"/>
       <w:r>
         <w:rPr>
           <w:strike/>
@@ -21233,7 +21159,7 @@
           <w:t>https://doi.org/10.1016/j.jbusres.2022.07.0200</w:t>
         </w:r>
       </w:hyperlink>
-      <w:commentRangeEnd w:id="210"/>
+      <w:commentRangeEnd w:id="215"/>
       <w:r>
         <w:rPr>
           <w:rStyle w:val="CommentReference"/>
@@ -21241,7 +21167,7 @@
           <w:sz w:val="22"/>
           <w:szCs w:val="22"/>
         </w:rPr>
-        <w:commentReference w:id="210"/>
+        <w:commentReference w:id="215"/>
       </w:r>
     </w:p>
     <w:p>
@@ -21362,8 +21288,8 @@
       <w:pPr>
         <w:pStyle w:val="Heading1"/>
       </w:pPr>
-      <w:bookmarkStart w:id="211" w:name="_icpp6ljm25yc" w:colFirst="0" w:colLast="0"/>
-      <w:bookmarkEnd w:id="211"/>
+      <w:bookmarkStart w:id="216" w:name="_icpp6ljm25yc" w:colFirst="0" w:colLast="0"/>
+      <w:bookmarkEnd w:id="216"/>
       <w:r>
         <w:lastRenderedPageBreak/>
         <w:t>Appendix A. Interview Guide and Protocol</w:t>
@@ -21378,8 +21304,8 @@
       <w:pPr>
         <w:pStyle w:val="Heading2"/>
       </w:pPr>
-      <w:bookmarkStart w:id="212" w:name="_yaxctkjupl5f" w:colFirst="0" w:colLast="0"/>
-      <w:bookmarkEnd w:id="212"/>
+      <w:bookmarkStart w:id="217" w:name="_yaxctkjupl5f" w:colFirst="0" w:colLast="0"/>
+      <w:bookmarkEnd w:id="217"/>
       <w:r>
         <w:t>A.1.</w:t>
       </w:r>
@@ -21392,8 +21318,8 @@
       <w:pPr>
         <w:pStyle w:val="Heading3"/>
       </w:pPr>
-      <w:bookmarkStart w:id="213" w:name="_fso8dir40043" w:colFirst="0" w:colLast="0"/>
-      <w:bookmarkEnd w:id="213"/>
+      <w:bookmarkStart w:id="218" w:name="_fso8dir40043" w:colFirst="0" w:colLast="0"/>
+      <w:bookmarkEnd w:id="218"/>
       <w:r>
         <w:t>A.1.1.</w:t>
       </w:r>
@@ -21659,8 +21585,8 @@
       <w:pPr>
         <w:pStyle w:val="Heading3"/>
       </w:pPr>
-      <w:bookmarkStart w:id="214" w:name="_xu7tl6fyia16" w:colFirst="0" w:colLast="0"/>
-      <w:bookmarkEnd w:id="214"/>
+      <w:bookmarkStart w:id="219" w:name="_xu7tl6fyia16" w:colFirst="0" w:colLast="0"/>
+      <w:bookmarkEnd w:id="219"/>
       <w:r>
         <w:t>A.1.2.</w:t>
       </w:r>
@@ -21726,8 +21652,8 @@
       <w:pPr>
         <w:pStyle w:val="Heading3"/>
       </w:pPr>
-      <w:bookmarkStart w:id="215" w:name="_uslcrode5spj" w:colFirst="0" w:colLast="0"/>
-      <w:bookmarkEnd w:id="215"/>
+      <w:bookmarkStart w:id="220" w:name="_uslcrode5spj" w:colFirst="0" w:colLast="0"/>
+      <w:bookmarkEnd w:id="220"/>
       <w:r>
         <w:t>A.1.3.</w:t>
       </w:r>
@@ -21887,8 +21813,8 @@
       <w:pPr>
         <w:pStyle w:val="Heading2"/>
       </w:pPr>
-      <w:bookmarkStart w:id="216" w:name="_4i48gt7nuy87" w:colFirst="0" w:colLast="0"/>
-      <w:bookmarkEnd w:id="216"/>
+      <w:bookmarkStart w:id="221" w:name="_4i48gt7nuy87" w:colFirst="0" w:colLast="0"/>
+      <w:bookmarkEnd w:id="221"/>
       <w:r>
         <w:t>A.2.</w:t>
       </w:r>
@@ -21918,15 +21844,15 @@
           <w:cols w:space="708"/>
         </w:sectPr>
       </w:pPr>
-      <w:bookmarkStart w:id="217" w:name="_i4eri4z2mseg" w:colFirst="0" w:colLast="0"/>
-      <w:bookmarkEnd w:id="217"/>
+      <w:bookmarkStart w:id="222" w:name="_i4eri4z2mseg" w:colFirst="0" w:colLast="0"/>
+      <w:bookmarkEnd w:id="222"/>
     </w:p>
     <w:p>
       <w:pPr>
         <w:pStyle w:val="Heading1"/>
       </w:pPr>
-      <w:bookmarkStart w:id="218" w:name="_n4q94a2ei39t" w:colFirst="0" w:colLast="0"/>
-      <w:bookmarkEnd w:id="218"/>
+      <w:bookmarkStart w:id="223" w:name="_n4q94a2ei39t" w:colFirst="0" w:colLast="0"/>
+      <w:bookmarkEnd w:id="223"/>
       <w:r>
         <w:lastRenderedPageBreak/>
         <w:t>Appendix C. The process of constructive grounded theory</w:t>
@@ -22028,8 +21954,8 @@
       <w:pPr>
         <w:pStyle w:val="Heading1"/>
       </w:pPr>
-      <w:bookmarkStart w:id="219" w:name="_z0nzv114icat" w:colFirst="0" w:colLast="0"/>
-      <w:bookmarkEnd w:id="219"/>
+      <w:bookmarkStart w:id="224" w:name="_z0nzv114icat" w:colFirst="0" w:colLast="0"/>
+      <w:bookmarkEnd w:id="224"/>
       <w:r>
         <w:br w:type="page"/>
       </w:r>
@@ -22038,8 +21964,8 @@
       <w:pPr>
         <w:pStyle w:val="Heading1"/>
       </w:pPr>
-      <w:bookmarkStart w:id="220" w:name="_8iomnw571gh6" w:colFirst="0" w:colLast="0"/>
-      <w:bookmarkEnd w:id="220"/>
+      <w:bookmarkStart w:id="225" w:name="_8iomnw571gh6" w:colFirst="0" w:colLast="0"/>
+      <w:bookmarkEnd w:id="225"/>
       <w:r>
         <w:lastRenderedPageBreak/>
         <w:t>Appendix D. Supporting Quotes</w:t>
@@ -22072,8 +21998,8 @@
         <w:pStyle w:val="Heading1"/>
         <w:ind w:firstLine="0"/>
       </w:pPr>
-      <w:bookmarkStart w:id="221" w:name="_a7k3h3b6oqi2" w:colFirst="0" w:colLast="0"/>
-      <w:bookmarkEnd w:id="221"/>
+      <w:bookmarkStart w:id="226" w:name="_a7k3h3b6oqi2" w:colFirst="0" w:colLast="0"/>
+      <w:bookmarkEnd w:id="226"/>
       <w:r>
         <w:lastRenderedPageBreak/>
         <w:t>Appendix E. What to include?</w:t>
@@ -26180,7 +26106,7 @@
       </w:r>
     </w:p>
   </w:comment>
-  <w:comment w:id="192" w:author="Daan Luttik" w:date="2026-05-25T16:35:00Z" w:initials="">
+  <w:comment w:id="197" w:author="Daan Luttik" w:date="2026-05-25T16:35:00Z" w:initials="">
     <w:p>
       <w:pPr>
         <w:widowControl w:val="0"/>
@@ -26213,7 +26139,7 @@
       </w:r>
     </w:p>
   </w:comment>
-  <w:comment w:id="197" w:author="Daan Luttik" w:date="2026-05-25T16:47:00Z" w:initials="">
+  <w:comment w:id="202" w:author="Daan Luttik" w:date="2026-05-25T16:47:00Z" w:initials="">
     <w:p>
       <w:pPr>
         <w:widowControl w:val="0"/>
@@ -26246,7 +26172,7 @@
       </w:r>
     </w:p>
   </w:comment>
-  <w:comment w:id="205" w:author="Daan Luttik" w:date="2026-05-03T19:36:00Z" w:initials="">
+  <w:comment w:id="210" w:author="Daan Luttik" w:date="2026-05-03T19:36:00Z" w:initials="">
     <w:p>
       <w:pPr>
         <w:widowControl w:val="0"/>
@@ -26279,7 +26205,7 @@
       </w:r>
     </w:p>
   </w:comment>
-  <w:comment w:id="206" w:author="Daan Luttik" w:date="2026-05-03T19:41:00Z" w:initials="">
+  <w:comment w:id="211" w:author="Daan Luttik" w:date="2026-05-03T19:41:00Z" w:initials="">
     <w:p>
       <w:pPr>
         <w:widowControl w:val="0"/>
@@ -26312,7 +26238,7 @@
       </w:r>
     </w:p>
   </w:comment>
-  <w:comment w:id="207" w:author="Daan Luttik" w:date="2026-05-03T19:38:00Z" w:initials="">
+  <w:comment w:id="212" w:author="Daan Luttik" w:date="2026-05-03T19:38:00Z" w:initials="">
     <w:p>
       <w:pPr>
         <w:widowControl w:val="0"/>
@@ -26345,7 +26271,7 @@
       </w:r>
     </w:p>
   </w:comment>
-  <w:comment w:id="208" w:author="Daan Luttik" w:date="2026-05-03T19:40:00Z" w:initials="">
+  <w:comment w:id="213" w:author="Daan Luttik" w:date="2026-05-03T19:40:00Z" w:initials="">
     <w:p>
       <w:pPr>
         <w:widowControl w:val="0"/>
@@ -26378,7 +26304,7 @@
       </w:r>
     </w:p>
   </w:comment>
-  <w:comment w:id="209" w:author="Daan Luttik" w:date="2026-05-03T19:43:00Z" w:initials="">
+  <w:comment w:id="214" w:author="Daan Luttik" w:date="2026-05-03T19:43:00Z" w:initials="">
     <w:p>
       <w:pPr>
         <w:widowControl w:val="0"/>
@@ -26411,7 +26337,7 @@
       </w:r>
     </w:p>
   </w:comment>
-  <w:comment w:id="210" w:author="Daan Luttik" w:date="2026-05-03T19:44:00Z" w:initials="">
+  <w:comment w:id="215" w:author="Daan Luttik" w:date="2026-05-03T19:44:00Z" w:initials="">
     <w:p>
       <w:pPr>
         <w:widowControl w:val="0"/>
@@ -28786,7 +28712,6 @@
   <w:style w:type="character" w:default="1" w:styleId="DefaultParagraphFont">
     <w:name w:val="Default Paragraph Font"/>
     <w:uiPriority w:val="1"/>
-    <w:semiHidden/>
     <w:unhideWhenUsed/>
   </w:style>
   <w:style w:type="table" w:default="1" w:styleId="TableNormal">

--- a/Thesis Draft - Daan Luttik - MBA.docx
+++ b/Thesis Draft - Daan Luttik - MBA.docx
@@ -16936,10 +16936,7 @@
     </w:p>
     <w:p>
       <w:r>
-        <w:t xml:space="preserve">Where this culture is absent, it functions as an additional obstacle that compounds resistance and analysis paralysis, making the default response navigation rather than reshaping. Reshaping culture is possible but slow, and is rarely something managers in the data attempt to address directly. </w:t>
-      </w:r>
-      <w:r>
-        <w:t>Interviewee 7 drew the contrast vividly: in a punishing culture, when a pilot “goes wrong” the response is “Next time, you’re fired,” with the result that employees “will never start anything again.”</w:t>
+        <w:t>Where this culture is absent, it functions as an additional obstacle that compounds resistance and analysis paralysis, making the default response navigation rather than reshaping. Reshaping culture is possible but slow, and is rarely something managers in the data attempt to address directly. Interviewee 7 drew the contrast vividly: in a punishing culture, when a pilot “goes wrong” the response is “Next time, you’re fired,” with the result that employees “will never start anything again.”</w:t>
       </w:r>
     </w:p>
     <w:p>
@@ -16998,27 +16995,15 @@
         <w:rPr>
           <w:bCs/>
         </w:rPr>
-        <w:t xml:space="preserve">primarily addresses resistance and analysis paralysis by making the value of AI tangible through doing rather than planning. Beyond this primary role, experimentation also surfaces use cases that were invisible in the abstract, and builds tacit literacy that structured education cannot easily provide. Rather than waiting for perfect conditions, effective managers create structured opportunities to learn through doing. Interviewee 6 summarized this orientation: “I’d rather have something live and test and improve than have two years down the road and then finally have something live.” </w:t>
-      </w:r>
+        <w:t xml:space="preserve">primarily addresses resistance and analysis paralysis by making the value of AI tangible through doing rather than planning. Beyond this primary role, experimentation also surfaces use cases that were invisible in the abstract, and builds tacit literacy that structured education cannot easily provide. Rather than waiting for perfect conditions, effective managers create structured opportunities to learn through doing. Interviewee 6 summarized this orientation: “I’d rather have something live and test and improve than have two years down the road and then finally have something live.” Interviewee 15 voiced the same bias toward action: “we’re more of the just-do-it type than mitigating all risks in advance and only then getting started.” </w:t>
+      </w:r>
+    </w:p>
+    <w:p>
       <w:r>
         <w:rPr>
           <w:bCs/>
         </w:rPr>
-        <w:t xml:space="preserve">Interviewee 15 voiced the same bias toward action: “we’re more of the just-do-it type than mitigating all risks in advance and only then getting started.” </w:t>
-      </w:r>
-    </w:p>
-    <w:p>
-      <w:r>
-        <w:rPr>
-          <w:bCs/>
-        </w:rPr>
-        <w:t xml:space="preserve">Interviewee 13 described enabling this at the team level: “Provide freedom to experiment and don’t set this atmosphere of fear that AI is going to replace you.” </w:t>
-      </w:r>
-      <w:r>
-        <w:rPr>
-          <w:bCs/>
-        </w:rPr>
-        <w:t>Sustaining this requires endorsement from above, because, as Interviewee 12 noted, experimentation and “early learnings […] have the property that they don’t always provide immediate returns,” and so must be something the organization deliberately supports.</w:t>
+        <w:t>Interviewee 13 described enabling this at the team level: “Provide freedom to experiment and don’t set this atmosphere of fear that AI is going to replace you.” Sustaining this requires endorsement from above, because, as Interviewee 12 noted, experimentation and “early learnings […] have the property that they don’t always provide immediate returns,” and so must be something the organization deliberately supports.</w:t>
       </w:r>
     </w:p>
     <w:p>
@@ -17030,82 +17015,311 @@
         <w:t xml:space="preserve">External experts </w:t>
       </w:r>
       <w:r>
-        <w:t>External experts A third pattern is less visible but analytically important: rather than reshaping capacity, some managers simply navigate around it. The motivation is speed. Interviewee 6 was blunt about the alternative to waiting: "Another one is actually using also experts externally, because if we would've waited for people internally, I think it would've been a major blocker.</w:t>
+        <w:t xml:space="preserve">External experts A third pattern is less visible but analytically important: rather than reshaping capacity, some managers simply navigate around it. The motivation is speed. Interviewee 6 was blunt about the alternative to waiting: "Another one is actually using also experts externally, because if we would've waited for people internally, I think it would've been a major blocker.” She described what the internal route looked like in practice: </w:t>
+      </w:r>
+      <w:r>
+        <w:lastRenderedPageBreak/>
+        <w:t>“</w:t>
+      </w:r>
+      <w:r>
+        <w:t xml:space="preserve">we really had pushback internally, like, 'We want to build this internally' … And I was like, </w:t>
+      </w:r>
+      <w:bookmarkStart w:id="188" w:name="OLE_LINK3"/>
+      <w:r>
+        <w:t>‘</w:t>
+      </w:r>
+      <w:bookmarkEnd w:id="188"/>
+      <w:r>
+        <w:t>Yeah, then I'm going to wait two years before I get space on the backlog.</w:t>
+      </w:r>
+      <w:r>
+        <w:t>’”</w:t>
+      </w:r>
+      <w:r>
+        <w:t xml:space="preserve"> </w:t>
+      </w:r>
+    </w:p>
+    <w:p>
+      <w:r>
+        <w:t>Interviewee 13 saw the same logic where internal teams were saturated: “we are now really building a big clean room with another company because the … internal IT team is completely overwhelmed.” Yet the interviewees were equally clear that the bypass carries a cost. Interviewee 13 warned it can hollow out internal capability: "Agencies give you a kickstart … The biggest issue is really this thing that too many companies make themselves dependent on an agency and then the agency basically owns all the AI knowledge that was built for you." And Interviewee 4 showed how fragile externally-sourced momentum can be: "They found an external consultant … when they were doing a reorg … [they] no longer needed that consultant. So there is a loss of momentum there." Routing around the bottleneck buys speed now at the risk of dependence and stalled capability later.</w:t>
+      </w:r>
+    </w:p>
+    <w:p>
+      <w:pPr>
+        <w:pStyle w:val="Heading3"/>
+      </w:pPr>
+      <w:r>
+        <w:t>4.2.2</w:t>
+      </w:r>
+      <w:r>
+        <w:tab/>
+      </w:r>
+      <w:r>
+        <w:t>L</w:t>
+      </w:r>
+      <w:r>
+        <w:t>eadership</w:t>
+      </w:r>
+    </w:p>
+    <w:p>
+      <w:r>
+        <w:t>One topic can be seen as both an internal condition (i.e. the capacity at the top) or a reshaping strategy</w:t>
+      </w:r>
+      <w:r>
+        <w:t xml:space="preserve"> concerns providing or having </w:t>
+      </w:r>
+      <w:r>
+        <w:rPr>
+          <w:i/>
+          <w:iCs/>
+        </w:rPr>
+        <w:t>leadership</w:t>
+      </w:r>
+      <w:r>
+        <w:t xml:space="preserve">: </w:t>
+      </w:r>
+      <w:r>
+        <w:t>providing t</w:t>
+      </w:r>
+      <w:r>
+        <w:t xml:space="preserve">he strategic direction, support, and guidance </w:t>
+      </w:r>
+      <w:r>
+        <w:t xml:space="preserve">to </w:t>
+      </w:r>
+      <w:r>
+        <w:t xml:space="preserve">steer </w:t>
+      </w:r>
+      <w:r>
+        <w:t xml:space="preserve">implementation and </w:t>
+      </w:r>
+      <w:r>
+        <w:t>adoption.</w:t>
+      </w:r>
+      <w:r>
+        <w:t xml:space="preserve"> Leadership is a loaded term in academia; in this context, we use it solely within the context of steering the implementation and adoption of agentic AI. </w:t>
+      </w:r>
+    </w:p>
+    <w:p>
+      <w:r>
+        <w:t>This managerial behavior can be beneficial to many internal conditions, and seems to drive outcomes.</w:t>
+      </w:r>
+      <w:r>
+        <w:t xml:space="preserve"> As interviewee 4 put it, “In leadership, you need to set goals. You need to inspire people to believe in what you are doing and pull the people together”. </w:t>
+      </w:r>
+      <w:r>
+        <w:t xml:space="preserve">Interviewee 14 framed its </w:t>
+      </w:r>
+      <w:r>
+        <w:t>importance</w:t>
+      </w:r>
+      <w:r>
+        <w:t>: “Thirty percent of all AI trajectories is just technology; sixty to seventy percent is actually us as humans or as an organization.”</w:t>
+      </w:r>
+    </w:p>
+    <w:p>
+      <w:r>
+        <w:rPr>
+          <w:bCs/>
+        </w:rPr>
+        <w:t xml:space="preserve">The most prevalent of these leadership behaviors is </w:t>
+      </w:r>
+      <w:r>
+        <w:rPr>
+          <w:bCs/>
+          <w:i/>
+          <w:iCs/>
+        </w:rPr>
+        <w:t>b</w:t>
+      </w:r>
+      <w:r>
+        <w:rPr>
+          <w:bCs/>
+          <w:i/>
+          <w:iCs/>
+        </w:rPr>
+        <w:t>ringing people along</w:t>
+      </w:r>
+      <w:r>
+        <w:rPr>
+          <w:bCs/>
+          <w:i/>
+          <w:iCs/>
+        </w:rPr>
+        <w:t>.</w:t>
+      </w:r>
+      <w:r>
+        <w:rPr>
+          <w:bCs/>
+          <w:i/>
+          <w:iCs/>
+        </w:rPr>
+        <w:t xml:space="preserve"> </w:t>
+      </w:r>
+      <w:r>
+        <w:t>This behavior seems to decrease resistance and increase</w:t>
+      </w:r>
+      <w:r>
+        <w:t>.</w:t>
+      </w:r>
+      <w:r>
+        <w:t xml:space="preserve"> An important part is making people feel valued during the changes of AI, as interviewee 4 noted</w:t>
+      </w:r>
+      <w:r>
+        <w:t>,</w:t>
+      </w:r>
+      <w:r>
+        <w:t xml:space="preserve"> “</w:t>
+      </w:r>
+      <w:r>
+        <w:t xml:space="preserve">people, uh, are drinking from a fire hose. And </w:t>
+      </w:r>
+      <w:r>
+        <w:lastRenderedPageBreak/>
+        <w:t>they need to have that leadership that tells them their importance, they're part of the team, and their work matters.</w:t>
       </w:r>
       <w:r>
         <w:t>”</w:t>
       </w:r>
       <w:r>
-        <w:t xml:space="preserve"> She described what the internal route looked like in practice: </w:t>
-      </w:r>
-      <w:r>
-        <w:lastRenderedPageBreak/>
-        <w:t xml:space="preserve">"we really had pushback internally, like, 'We want to build this internally' … And I was like, 'Yeah, then I'm going to wait two years before I get space on the backlog.'" </w:t>
-      </w:r>
-    </w:p>
-    <w:p>
-      <w:r>
-        <w:t xml:space="preserve">Interviewee 13 saw the same logic where internal teams were saturated: </w:t>
-      </w:r>
-      <w:r>
-        <w:t>“</w:t>
-      </w:r>
-      <w:r>
-        <w:t>we are now really building a big clean room with another company because the … internal IT team is completely overwhelmed.</w:t>
-      </w:r>
-      <w:r>
-        <w:t>”</w:t>
-      </w:r>
-      <w:r>
-        <w:t xml:space="preserve"> Yet the interviewees were equally clear that the bypass carries a cost. Interviewee 13 warned it can hollow out internal capability: "Agencies give you a kickstart … The biggest issue is really this thing that too many companies make themselves dependent on an agency and then the agency basically owns all the AI knowledge that was built for you." And Interviewee 4 showed how fragile externally-sourced momentum can be: "They found an external consultant … when they were doing a reorg … [they] no longer needed that consultant. So there is a loss of momentum there." Routing around the bottleneck buys speed now at the risk of dependence and stalled capability later.</w:t>
-      </w:r>
-    </w:p>
-    <w:p>
-      <w:pPr>
-        <w:pStyle w:val="Heading3"/>
-      </w:pPr>
-      <w:r>
-        <w:t>4.2.2</w:t>
-      </w:r>
-      <w:r>
-        <w:tab/>
-        <w:t>Strategic direction &amp; leadership</w:t>
-      </w:r>
-    </w:p>
-    <w:p>
-      <w:r>
-        <w:t xml:space="preserve">There is one </w:t>
-      </w:r>
-      <w:r>
-        <w:t xml:space="preserve">Where section 4.2.1 described an organization that is often resistant, overwhelmed, and uncertain, this section turns to the managerial response to those conditions: the strategic direction, support, and guidance through which leaders steer adoption. That response is needed precisely because, left to themselves, organizations frequently approach agentic AI without a clear rationale: they want AI because others are using it, not because they have identified a problem it can solve. Interviewee 1 described this pattern: “There will be a lot of clients and companies that want AI, but they won’t know why, outside of the fact that someone tells them they should.” Interviewee 17 noted a related pattern: organizations think in tools rather than business objectives; and Interviewee 10 observed that when organizations give employees time for AI experimentation, they attach no goals, so potential and initiative are both lost. Interviewee 4 captured what leaders must absorb in this vacuum, bridging directly from the overwhelm described in section 4.2.1: “People are drinking from a fire hose. They need to have </w:t>
-      </w:r>
-      <w:r>
-        <w:lastRenderedPageBreak/>
-        <w:t>that leadership that tells them their importance, they’re part of the team, and their work matters.”</w:t>
-      </w:r>
-    </w:p>
-    <w:p>
-      <w:r>
-        <w:t>These</w:t>
-      </w:r>
-      <w:r>
-        <w:t xml:space="preserve"> are reshaping </w:t>
-      </w:r>
-      <w:r>
-        <w:t>behaviors</w:t>
-      </w:r>
-      <w:r>
-        <w:t>: deliberate managerial actions that work to change an unfavorable condition rather than merely navigate around it. Where section 4.2.1 described the people-level capacity to change, this section describes the organizational-level direction and leadership that make that change purposeful. The data surfaces four such behaviours: providing clarity, championing, leadership backing, and bringing people along. Interviewee 4 framed why this work cannot be handed to the technology itself: “In leadership, you need to set goals. You need to aspire people to believe in where you’re going, to pull the people together and inspire them … you still have that human leadership and connection, building relationships, and team bonding for a company to work.”</w:t>
-      </w:r>
-    </w:p>
-    <w:p>
-      <w:r>
-        <w:t>Providing clarity, that is, naming where the organization is going with AI, which use cases matter, and what success looks like, emerged as the most broadly distributed enabling behavior in this section. Unlike championing, which is driven by individuals, or leadership backing, which is top-down, providing clarity is a managerial act that can happen at any organizational level. Its cross-condition effect is significant: clarity directly reduces the resistance and paralysis described in section 4.2.1, because employees who understand the direction and purpose of AI adoption are less likely to resist or stall. Interviewee 6 captured the essential move: “This is the vision. This is where we’re going. Help me get there.” Interviewee 1 noted the downstream consequence of its absence: “If you don’t have clarity, jumping into execution will only surface a lot of problems.”</w:t>
-      </w:r>
-    </w:p>
-    <w:p>
-      <w:r>
-        <w:t>Individual AI champions emerged as a disproportionately influential factor. An AI champion is a person who, often without formal mandate, drives AI initiatives forward through personal initiative, visible results, and internal advocacy. Interviewee 9 described a vivid example from her organization:</w:t>
+        <w:t xml:space="preserve"> </w:t>
+      </w:r>
+      <w:r>
+        <w:t>Interviewee 13 connected this to the process of change: “Yes</w:t>
+      </w:r>
+      <w:r>
+        <w:t>, we will automate these kind of things, but that still means someone needs to look over this automation. You can learn to do this</w:t>
+      </w:r>
+      <w:r>
+        <w:t>”.</w:t>
+      </w:r>
+    </w:p>
+    <w:p>
+      <w:r>
+        <w:t>A second step is showing employees how they can create value using AI.</w:t>
+      </w:r>
+      <w:r>
+        <w:t xml:space="preserve"> Interviewee 9 described a dedicated transformation function whose job is to land the change with people</w:t>
+      </w:r>
+      <w:r>
+        <w:t>:</w:t>
+      </w:r>
+    </w:p>
+    <w:p>
+      <w:pPr>
+        <w:pStyle w:val="Quote"/>
+      </w:pPr>
+      <w:r>
+        <w:t>P</w:t>
+      </w:r>
+      <w:r>
+        <w:t>eople don’t know it, so they just go back to doing their own thing until someone puts it right in front of them and says, this is what it is</w:t>
+      </w:r>
+      <w:r>
+        <w:t xml:space="preserve"> and</w:t>
+      </w:r>
+      <w:r>
+        <w:t xml:space="preserve"> this is how you use it in your day-to-day</w:t>
+      </w:r>
+    </w:p>
+    <w:p>
+      <w:r>
+        <w:rPr>
+          <w:bCs/>
+          <w:i/>
+          <w:iCs/>
+        </w:rPr>
+        <w:t>Providing clarity</w:t>
+      </w:r>
+      <w:r>
+        <w:t xml:space="preserve"> names where the organization is going with AI, which use cases matter, and what success looks like. Interviewee 6 captured </w:t>
+      </w:r>
+      <w:r>
+        <w:t xml:space="preserve">the need to be clear on what is going to happen, </w:t>
+      </w:r>
+      <w:r>
+        <w:t>whilst</w:t>
+      </w:r>
+      <w:r>
+        <w:t xml:space="preserve"> bringing people along</w:t>
+      </w:r>
+      <w:r>
+        <w:t xml:space="preserve">: “This is the vision. This is where we’re going. Help me get there.” Interviewee 1 noted the consequence </w:t>
+      </w:r>
+      <w:r>
+        <w:t>of a lack of clarity</w:t>
+      </w:r>
+      <w:r>
+        <w:t xml:space="preserve">: “If you don’t have clarity, jumping into execution will only surface a lot of problems.” </w:t>
+      </w:r>
+      <w:r>
+        <w:t>Furthermore, i</w:t>
+      </w:r>
+      <w:r>
+        <w:t xml:space="preserve">nterviewee 10 located where clarity most often breaks down: “Leadership must understand broad capabilities to set direction </w:t>
+      </w:r>
+      <w:r>
+        <w:t>[</w:t>
+      </w:r>
+      <w:r>
+        <w:t>…</w:t>
+      </w:r>
+      <w:r>
+        <w:t>]</w:t>
+      </w:r>
+      <w:r>
+        <w:t xml:space="preserve"> Middle management is often forgotten, but they receive strategic targets and must operationalize them. That’s where much of the friction sits.”</w:t>
+      </w:r>
+      <w:r>
+        <w:t xml:space="preserve"> Across interviews, providing clarity seems to help bring focus in the process of adopting AI and increased support for the plans.</w:t>
+      </w:r>
+    </w:p>
+    <w:p>
+      <w:bookmarkStart w:id="189" w:name="OLE_LINK4"/>
+      <w:r>
+        <w:rPr>
+          <w:bCs/>
+          <w:i/>
+          <w:iCs/>
+        </w:rPr>
+        <w:t>Leadership backing</w:t>
+      </w:r>
+      <w:r>
+        <w:t xml:space="preserve"> concerns </w:t>
+      </w:r>
+      <w:r>
+        <w:t xml:space="preserve">the visible endorsement, resource authorization, and organizational protection that senior leaders provide.  </w:t>
+      </w:r>
+      <w:bookmarkEnd w:id="189"/>
+      <w:r>
+        <w:t>Interviewee 8 described how decisive immediate backing was for his own work: “She just let me go and run … the buy-in of my immediate management is pivotal to what I do.”</w:t>
+      </w:r>
+      <w:r>
+        <w:t xml:space="preserve"> Likewise,</w:t>
+      </w:r>
+      <w:r>
+        <w:t xml:space="preserve"> </w:t>
+      </w:r>
+      <w:r>
+        <w:t>Interviewee 6 noted that “Leadership encouragement is a tailwind” describing “Whenever we use [agentic AI] and showcase something […] it is appreciated and rewarded”</w:t>
+      </w:r>
+      <w:r>
+        <w:t>.</w:t>
+      </w:r>
+    </w:p>
+    <w:p/>
+    <w:p/>
+    <w:p>
+      <w:r>
+        <w:rPr>
+          <w:bCs/>
+          <w:i/>
+          <w:iCs/>
+        </w:rPr>
+        <w:t>AI champions</w:t>
+      </w:r>
+      <w:r>
+        <w:t xml:space="preserve"> supply the bottom-up counterpart to top-down backing. A champion is a person who, often without formal mandate, drives AI initiatives forward through personal initiative, visible results, and internal advocacy, and the data shows their influence to be disproportionate. Interviewee 9 described a vivid case:</w:t>
       </w:r>
     </w:p>
     <w:p>
@@ -17114,34 +17328,21 @@
         <w:ind w:left="720"/>
       </w:pPr>
       <w:r>
+        <w:t>“[An AI platform] was created originally by … our [role] director that dabbles in development, and he created it, and it has blown up, and so now there’s millions of dollars of funding.”</w:t>
+      </w:r>
+    </w:p>
+    <w:p>
+      <w:r>
+        <w:t>A single individual’s initiative, when it produces visible results, can unlock significant organizational investment—a champion-first sequence in which grassroots results attract the leadership backing described above, rather than the reverse. Interviewee 8 observed that such individuals are not isolated: “We don’t have an AI group … we have probably AI strategists and specialists all throughout the corporation.” Interviewee 6 captured the champion’s characteristic willingness to move ahead of formal permission: “I hear a lot of other companies where the board is afraid or legal is holding it back … Sorry, but you’d have to believe me on my blue eyes because I’m going to make this happen.”</w:t>
+      </w:r>
+    </w:p>
+    <w:p>
+      <w:r>
+        <w:t>Across the four behaviors, the data points to a single integrative claim: each is necessary but none is sufficient alone, and adoption advances only when they align. Backing without clarity scatters effort (Interviewees 16 and 3); clarity or championing without backing stalls at the pilot stage; and direction of any kind without bringing people along leaves the sixty-to-seventy-percent human gap untouched (Interviewee 14). Interviewee 17 expressed the alignment condition directly: “Leadership wants us to work with AI. But can employees do that too? Do they do it and do they want to? Those are basically three things. And when those three things align with each other, you get a fantastic AI implementation.” It is this combination—direction set from the top, permission and resources to act, grassroots energy, and the change-</w:t>
+      </w:r>
+      <w:r>
         <w:lastRenderedPageBreak/>
-        <w:t>“[An AI platfrom] was created originally by … our [role] director that dabbles in development, and he created it, and it has blown up, and so now there’s millions of dollars of funding.”</w:t>
-      </w:r>
-    </w:p>
-    <w:p>
-      <w:r>
-        <w:t>A single individual’s initiative, when it produces visible results, can unlock significant organizational investment. Interviewee 6 described her own approach: “I hear a lot of other companies where the board is afraid or legal is holding it back … Sorry, but you’d have to believe me on my blue eyes because I’m going to make this happen.”</w:t>
-      </w:r>
-    </w:p>
-    <w:p>
-      <w:r>
-        <w:t>Leadership backing refers to the visible endorsement, resource authorization, and organizational protection that senior leaders provide for AI initiatives. It amplifies the champion effect. Without visible endorsement from leadership, AI initiatives tend to stall at the pilot stage. Interviewee 17 identified three conditions that must align for AI adoption to succeed: “Leadership wants us to work with AI. But can employees do that too? Do they do it and do they want to? Those are basically three things. And when those three things align with each other, you get a fantastic AI implementation.”</w:t>
-      </w:r>
-    </w:p>
-    <w:p>
-      <w:r>
-        <w:rPr>
-          <w:i/>
-        </w:rPr>
-        <w:t>Bringing people along</w:t>
-      </w:r>
-      <w:r>
-        <w:t xml:space="preserve"> refers to the managerial process of building alignment, managing resistance, and developing shared commitment to AI adoption within the organization.</w:t>
-      </w:r>
-    </w:p>
-    <w:p>
-      <w:r>
-        <w:t>The process of bringing people along, understood as change management at the team and organizational level, was one of the most consistently documented behaviors in this block. Interviewee 14 framed the scale of the challenge: “Thirty percent of all AI trajectories is just technology; sixty to seventy percent is actually us as humans or as an organization.” Interviewee 13 described a practical approach: using lighthouse projects as demonstration cases that make the value of AI tangible to skeptical colleagues. “Show them the first one that can be automated or made a lot quicker … then, well, then often they understand much better what the use cases would be.”</w:t>
+        <w:t>management work to carry people with it—that lets leadership function as the cross-cutting driver introduced at the start of this section.</w:t>
       </w:r>
     </w:p>
     <w:p/>
@@ -17152,10 +17353,9 @@
           <w:color w:val="24292E"/>
         </w:rPr>
       </w:pPr>
-      <w:bookmarkStart w:id="188" w:name="_xw6d9a4ef7wu" w:colFirst="0" w:colLast="0"/>
-      <w:bookmarkEnd w:id="188"/>
-      <w:r>
-        <w:lastRenderedPageBreak/>
+      <w:bookmarkStart w:id="190" w:name="_xw6d9a4ef7wu" w:colFirst="0" w:colLast="0"/>
+      <w:bookmarkEnd w:id="190"/>
+      <w:r>
         <w:t>4.2.3</w:t>
       </w:r>
       <w:r>
@@ -17179,7 +17379,7 @@
       <w:r>
         <w:t xml:space="preserve"> emerged as the foundational prerequisite. Interviewee 2 described his organization’s situation plainly: “The infrastructure is not yet in place, and the work on it is really big.” He elaborated that this is not a failure of will but of competing priorities: every improvement to the underlying data platform competes for attention with immediate operational demands. Without a robust and accessible data layer, AI systems cannot be reliably built or deployed. </w:t>
       </w:r>
-      <w:ins w:id="189" w:author="Claude" w:date="2026-06-06T00:00:00Z">
+      <w:ins w:id="191" w:author="Claude" w:date="2026-06-06T00:00:00Z">
         <w:r>
           <w:t>Interviewee 10 underscored how far many organizations still are from this foundation: “how badly we still handle data. We keep saying data isn’t in order and it’s hard. […] activating that data is hard.”</w:t>
         </w:r>
@@ -17218,7 +17418,11 @@
     </w:p>
     <w:p>
       <w:r>
-        <w:t>The problem is not data access per se, but the analytical capacity to know what data is needed, in what form, and for what purpose. Interviewee 1 noted that marketers often do not automate processes because they seem to find “perceived value in sitting on complicated processes” and “find comfort in bespoke engagements” with technology. She adds:</w:t>
+        <w:t xml:space="preserve">The problem is not data access per se, but the analytical capacity to know what data is needed, in what form, and for what purpose. Interviewee 1 noted that marketers often do not </w:t>
+      </w:r>
+      <w:r>
+        <w:lastRenderedPageBreak/>
+        <w:t>automate processes because they seem to find “perceived value in sitting on complicated processes” and “find comfort in bespoke engagements” with technology. She adds:</w:t>
       </w:r>
     </w:p>
     <w:p>
@@ -17226,11 +17430,7 @@
         <w:pStyle w:val="Quote"/>
       </w:pPr>
       <w:r>
-        <w:t xml:space="preserve">I think there is a component that is science, which could be automated, and there’s a component that is art, which is the creative and whatever. But you </w:t>
-      </w:r>
-      <w:r>
-        <w:lastRenderedPageBreak/>
-        <w:t>need to decouple the art from the science and use technology for what it’s worth.</w:t>
+        <w:t>I think there is a component that is science, which could be automated, and there’s a component that is art, which is the creative and whatever. But you need to decouple the art from the science and use technology for what it’s worth.</w:t>
       </w:r>
     </w:p>
     <w:p>
@@ -17241,10 +17441,10 @@
     <w:p>
       <w:pPr>
         <w:rPr>
-          <w:ins w:id="190" w:author="Claude" w:date="2026-06-06T00:00:00Z"/>
-        </w:rPr>
-      </w:pPr>
-      <w:ins w:id="191" w:author="Claude" w:date="2026-06-06T00:00:00Z">
+          <w:ins w:id="192" w:author="Claude" w:date="2026-06-06T00:00:00Z"/>
+        </w:rPr>
+      </w:pPr>
+      <w:ins w:id="193" w:author="Claude" w:date="2026-06-06T00:00:00Z">
         <w:r>
           <w:rPr>
             <w:i/>
@@ -17271,16 +17471,16 @@
     </w:p>
     <w:p>
       <w:r>
-        <w:t>Interviewee 16 illustrated the reshaping pattern. He described a two-year program he focused on providing clarity regarding the data and processes in use: “I started with a track on data governance, basically describing our business definitions and the technical lineage of our digital data landscape.” The same resource base can function as either an accelerator or a bottleneck depending on whether the organizational capacity described in section 4.2.1 is in place to use it.</w:t>
-      </w:r>
-    </w:p>
-    <w:p>
-      <w:r>
-        <w:t xml:space="preserve">Where these foundational resources are available, they become powerful enablers. Interviewee 4 described his own setup: “I connected an MCP to their Google Analytics and </w:t>
+        <w:t xml:space="preserve">Interviewee 16 illustrated the reshaping pattern. He described a two-year program he focused on providing clarity regarding the data and processes in use: “I started with a track on data governance, basically describing our business definitions and the technical lineage of our </w:t>
       </w:r>
       <w:r>
         <w:lastRenderedPageBreak/>
-        <w:t xml:space="preserve">Google Search Console. So I have direct access to that data source in my cloud, and I can run cron jobs and have an agent run reports.” </w:t>
+        <w:t>digital data landscape.” The same resource base can function as either an accelerator or a bottleneck depending on whether the organizational capacity described in section 4.2.1 is in place to use it.</w:t>
+      </w:r>
+    </w:p>
+    <w:p>
+      <w:r>
+        <w:t xml:space="preserve">Where these foundational resources are available, they become powerful enablers. Interviewee 4 described his own setup: “I connected an MCP to their Google Analytics and Google Search Console. So I have direct access to that data source in my cloud, and I can run cron jobs and have an agent run reports.” </w:t>
       </w:r>
     </w:p>
     <w:p>
@@ -17292,8 +17492,8 @@
       <w:pPr>
         <w:pStyle w:val="Heading3"/>
       </w:pPr>
-      <w:bookmarkStart w:id="192" w:name="_qy9fnmmddxdy" w:colFirst="0" w:colLast="0"/>
-      <w:bookmarkEnd w:id="192"/>
+      <w:bookmarkStart w:id="194" w:name="_qy9fnmmddxdy" w:colFirst="0" w:colLast="0"/>
+      <w:bookmarkEnd w:id="194"/>
       <w:r>
         <w:t>4.2.4</w:t>
       </w:r>
@@ -17318,12 +17518,12 @@
     </w:p>
     <w:p>
       <w:r>
+        <w:lastRenderedPageBreak/>
         <w:t>Interviewee 6 noted that governance structures, while legitimate, can prevent organizations from learning: “If we would’ve been stopped at the beginning, ‘You cannot use this system because you’re already on this system’, I think that is something that’s really holding people back.”</w:t>
       </w:r>
     </w:p>
     <w:p>
       <w:r>
-        <w:lastRenderedPageBreak/>
         <w:t>Taken together, the four conditions described in sections 4.2.1 to 4.2.4 represent the organizational substrate on which AI value creation depends. They are not independent: poor direction amplifies capacity problems; resource gaps deepen paralysis; governance friction compounds both. The behaviors documented across these sections: educating, experimenting, providing clarity, bringing people along, leveraging resources, navigating friction. These behaviors address multiple conditions simultaneously and in rough sequence. Organizations that neglect any one dimension tend to find that the others stall. This pattern surfaces most acutely in section 4.5.3: organizations that invest only in experimentation without clarity or education tend to generate pilots that do not scale.</w:t>
       </w:r>
     </w:p>
@@ -17334,8 +17534,8 @@
           <w:color w:val="00312A"/>
         </w:rPr>
       </w:pPr>
-      <w:bookmarkStart w:id="193" w:name="_hojo1f9yxiy" w:colFirst="0" w:colLast="0"/>
-      <w:bookmarkEnd w:id="193"/>
+      <w:bookmarkStart w:id="195" w:name="_hojo1f9yxiy" w:colFirst="0" w:colLast="0"/>
+      <w:bookmarkEnd w:id="195"/>
       <w:r>
         <w:rPr>
           <w:color w:val="00312A"/>
@@ -17357,8 +17557,8 @@
           <w:color w:val="00312A"/>
         </w:rPr>
       </w:pPr>
-      <w:bookmarkStart w:id="194" w:name="_iuvuby6hzug8" w:colFirst="0" w:colLast="0"/>
-      <w:bookmarkEnd w:id="194"/>
+      <w:bookmarkStart w:id="196" w:name="_iuvuby6hzug8" w:colFirst="0" w:colLast="0"/>
+      <w:bookmarkEnd w:id="196"/>
       <w:r>
         <w:rPr>
           <w:color w:val="00312A"/>
@@ -17410,7 +17610,14 @@
         <w:rPr>
           <w:color w:val="00312A"/>
         </w:rPr>
-        <w:t>Generic and personal-productivity use cases are the most broadly adopted. Data analysis is the dominant entry point: AI is used to interrogate marketing mix data, generate competitor intelligence, monitor performance across sources, and produce insights that previously required a dedicated analyst or a multi-week research cycle. Workflow automation is closely related and is where the term ‘agentic’ begins to do real work in participants’ descriptions. Interviewee 13 described a steering-committee preparation workflow in which a chained agent pulls meeting transcriptions, synthesizes action items, and drafts the next agenda automatically:</w:t>
+        <w:t xml:space="preserve">Generic and personal-productivity use cases are the most broadly adopted. Data analysis is the dominant entry point: AI is used to interrogate marketing mix data, generate competitor intelligence, monitor performance across sources, and produce insights that previously required </w:t>
+      </w:r>
+      <w:r>
+        <w:rPr>
+          <w:color w:val="00312A"/>
+        </w:rPr>
+        <w:lastRenderedPageBreak/>
+        <w:t>a dedicated analyst or a multi-week research cycle. Workflow automation is closely related and is where the term ‘agentic’ begins to do real work in participants’ descriptions. Interviewee 13 described a steering-committee preparation workflow in which a chained agent pulls meeting transcriptions, synthesizes action items, and drafts the next agenda automatically:</w:t>
       </w:r>
     </w:p>
     <w:p>
@@ -17428,61 +17635,61 @@
           <w:iCs/>
           <w:color w:val="00312A"/>
         </w:rPr>
+        <w:t>what I usually have is, uh, a transcribing tool which then Claude goes to and, for example, I have steering committees every two weeks. That means on a Monday afternoon, Claude goes into my t—transcription tools, gets all the different, uh, transcriptions of meetings for this one customer and starts writing down what I should talk about in the steering committee.</w:t>
+      </w:r>
+    </w:p>
+    <w:p>
+      <w:pPr>
+        <w:ind w:left="720"/>
+        <w:rPr>
+          <w:color w:val="00312A"/>
+        </w:rPr>
+      </w:pPr>
+      <w:r>
+        <w:rPr>
+          <w:color w:val="00312A"/>
+        </w:rPr>
+        <w:t>— Interviewee 13</w:t>
+      </w:r>
+    </w:p>
+    <w:p>
+      <w:pPr>
+        <w:rPr>
+          <w:color w:val="00312A"/>
+        </w:rPr>
+      </w:pPr>
+      <w:r>
+        <w:rPr>
+          <w:color w:val="00312A"/>
+        </w:rPr>
+        <w:t>Content creation and campaign management are the most visible use cases to outside observers but, by participants’ own accounts, among the least transformative. The dominant pattern is augmenting existing copywriting, briefing, and creative workflows rather than redesigning them. Interviewee 4 described the highest-productivity configuration in the data: a personal stack combining Obsidian as a memory layer, Claude Code as the execution engine, GitHub for file synchronisation, and per-client vaults for context isolation: “I have persistent memory using, um, Obsidian. And I just… My productivity just went 10X.” The key driver is not the model itself but the surrounding architecture that provides consistent, long-lived context.</w:t>
+      </w:r>
+    </w:p>
+    <w:p>
+      <w:pPr>
+        <w:rPr>
+          <w:color w:val="00312A"/>
+        </w:rPr>
+      </w:pPr>
+      <w:r>
+        <w:rPr>
+          <w:color w:val="00312A"/>
+        </w:rPr>
+        <w:t>Brand governance is an adjacent use case in this generic-productivity cluster. Interviewee 3, working in a marketing team with strong leadership encouragement to experiment, described an assistant trained on the company’s brand guidelines and persona documents that evaluates whether new content is brand-aligned before publication — collapsing what had been a long approval chain into a real-time check.</w:t>
+      </w:r>
+    </w:p>
+    <w:p>
+      <w:pPr>
+        <w:pStyle w:val="Heading4"/>
+        <w:rPr>
+          <w:color w:val="00312A"/>
+        </w:rPr>
+      </w:pPr>
+      <w:r>
+        <w:rPr>
+          <w:color w:val="00312A"/>
+        </w:rPr>
         <w:lastRenderedPageBreak/>
-        <w:t>what I usually have is, uh, a transcribing tool which then Claude goes to and, for example, I have steering committees every two weeks. That means on a Monday afternoon, Claude goes into my t—transcription tools, gets all the different, uh, transcriptions of meetings for this one customer and starts writing down what I should talk about in the steering committee.</w:t>
-      </w:r>
-    </w:p>
-    <w:p>
-      <w:pPr>
-        <w:ind w:left="720"/>
-        <w:rPr>
-          <w:color w:val="00312A"/>
-        </w:rPr>
-      </w:pPr>
-      <w:r>
-        <w:rPr>
-          <w:color w:val="00312A"/>
-        </w:rPr>
-        <w:t>— Interviewee 13</w:t>
-      </w:r>
-    </w:p>
-    <w:p>
-      <w:pPr>
-        <w:rPr>
-          <w:color w:val="00312A"/>
-        </w:rPr>
-      </w:pPr>
-      <w:r>
-        <w:rPr>
-          <w:color w:val="00312A"/>
-        </w:rPr>
-        <w:t>Content creation and campaign management are the most visible use cases to outside observers but, by participants’ own accounts, among the least transformative. The dominant pattern is augmenting existing copywriting, briefing, and creative workflows rather than redesigning them. Interviewee 4 described the highest-productivity configuration in the data: a personal stack combining Obsidian as a memory layer, Claude Code as the execution engine, GitHub for file synchronisation, and per-client vaults for context isolation: “I have persistent memory using, um, Obsidian. And I just… My productivity just went 10X.” The key driver is not the model itself but the surrounding architecture that provides consistent, long-lived context.</w:t>
-      </w:r>
-    </w:p>
-    <w:p>
-      <w:pPr>
-        <w:rPr>
-          <w:color w:val="00312A"/>
-        </w:rPr>
-      </w:pPr>
-      <w:r>
-        <w:rPr>
-          <w:color w:val="00312A"/>
-        </w:rPr>
-        <w:t>Brand governance is an adjacent use case in this generic-productivity cluster. Interviewee 3, working in a marketing team with strong leadership encouragement to experiment, described an assistant trained on the company’s brand guidelines and persona documents that evaluates whether new content is brand-aligned before publication — collapsing what had been a long approval chain into a real-time check.</w:t>
-      </w:r>
-    </w:p>
-    <w:p>
-      <w:pPr>
-        <w:pStyle w:val="Heading4"/>
-        <w:rPr>
-          <w:color w:val="00312A"/>
-        </w:rPr>
-      </w:pPr>
-      <w:r>
-        <w:rPr>
-          <w:color w:val="00312A"/>
-        </w:rPr>
         <w:t>Customer-facing agents</w:t>
       </w:r>
     </w:p>
@@ -17496,14 +17703,7 @@
         <w:rPr>
           <w:color w:val="00312A"/>
         </w:rPr>
-        <w:t xml:space="preserve">Customer-facing use cases are fewer in number but higher in commercial stakes. Customer-service and sales-assistant agents that handle routine queries and recognize commercial moments — upsells, membership changes, re-orders — are described as the most commercially compelling agentic deployments. Interviewee 12 noted that these agents have, over the past two years, crossed a quality threshold they previously never reached: “they’ve </w:t>
-      </w:r>
-      <w:r>
-        <w:rPr>
-          <w:color w:val="00312A"/>
-        </w:rPr>
-        <w:lastRenderedPageBreak/>
-        <w:t>actually gotten really good because they’re leveraging the conversational capabilities of these LLMs.” Interviewee 6 described a chatbot programme that combines customer-experience improvement with direct commercial outcomes — the same agent that handles a membership question can identify an upgrade opportunity and execute it.</w:t>
+        <w:t>Customer-facing use cases are fewer in number but higher in commercial stakes. Customer-service and sales-assistant agents that handle routine queries and recognize commercial moments — upsells, membership changes, re-orders — are described as the most commercially compelling agentic deployments. Interviewee 12 noted that these agents have, over the past two years, crossed a quality threshold they previously never reached: “they’ve actually gotten really good because they’re leveraging the conversational capabilities of these LLMs.” Interviewee 6 described a chatbot programme that combines customer-experience improvement with direct commercial outcomes — the same agent that handles a membership question can identify an upgrade opportunity and execute it.</w:t>
       </w:r>
     </w:p>
     <w:p>
@@ -17575,27 +17775,27 @@
         <w:rPr>
           <w:color w:val="00312A"/>
         </w:rPr>
-        <w:t>Internal process automation is the archetype where human-AI collaboration is most clearly structured. Workflows that previously required a human to run scheduled queries, review outputs, populate reports, and compose communications are executed by chained AI tools with human oversight only at the output stage. Interviewee 15 described the emerging connector-based model in the context of agentic customer re-ordering, while Interviewee 10 noted that AI has effectively eliminated the capacity constraint on plugging analyst-equivalent intelligence into decision points across marketing operations: “I can plug in a data analyst almost anywhere to support what I’m doing.”</w:t>
-      </w:r>
-    </w:p>
-    <w:p>
-      <w:pPr>
-        <w:rPr>
-          <w:color w:val="00312A"/>
-        </w:rPr>
-      </w:pPr>
-      <w:r>
-        <w:rPr>
-          <w:color w:val="00312A"/>
-        </w:rPr>
-        <w:t xml:space="preserve">The internal automation archetype extends beyond commercial marketing contexts. Interviewee 2, working at a national sports federation, described an initiative to apply agentic AI to volunteer scheduling — matching volunteers to club roles, shifts, and locations across </w:t>
+        <w:t xml:space="preserve">Internal process automation is the archetype where human-AI collaboration is most clearly structured. Workflows that previously required a human to run scheduled queries, review outputs, populate reports, and compose communications are executed by chained AI tools with human oversight only at the output stage. Interviewee 15 described the emerging connector-based model in the context of agentic customer re-ordering, while Interviewee 10 noted that AI has effectively eliminated the capacity constraint on plugging analyst-equivalent </w:t>
       </w:r>
       <w:r>
         <w:rPr>
           <w:color w:val="00312A"/>
         </w:rPr>
         <w:lastRenderedPageBreak/>
-        <w:t>hundreds of member clubs — as an illustration of how process automation addresses coordination costs that commercial metrics do not easily capture.</w:t>
+        <w:t>intelligence into decision points across marketing operations: “I can plug in a data analyst almost anywhere to support what I’m doing.”</w:t>
+      </w:r>
+    </w:p>
+    <w:p>
+      <w:pPr>
+        <w:rPr>
+          <w:color w:val="00312A"/>
+        </w:rPr>
+      </w:pPr>
+      <w:r>
+        <w:rPr>
+          <w:color w:val="00312A"/>
+        </w:rPr>
+        <w:t>The internal automation archetype extends beyond commercial marketing contexts. Interviewee 2, working at a national sports federation, described an initiative to apply agentic AI to volunteer scheduling — matching volunteers to club roles, shifts, and locations across hundreds of member clubs — as an illustration of how process automation addresses coordination costs that commercial metrics do not easily capture.</w:t>
       </w:r>
     </w:p>
     <w:p>
@@ -17666,7 +17866,14 @@
         <w:rPr>
           <w:color w:val="00312A"/>
         </w:rPr>
-        <w:t>The optics gap has two organizational implications. First, it creates confusion about what AI actually does. When employees hear that the organization is ‘using agentic AI’ in pitches and leadership communications but see no corresponding change in their own workflows, the result is either skepticism about AI’s practical utility or inflated expectations that become obstacles when real deployments are less impressive than the narrative. Second, it distorts accountability: if stated capability does not correspond to operational reality, it becomes difficult to measure progress, identify blockers, or allocate investment accurately. Several participants noted that organizations claiming the most advanced AI capability were among those where operational adoption was hardest to verify in practice.</w:t>
+        <w:t xml:space="preserve">The optics gap has two organizational implications. First, it creates confusion about what AI actually does. When employees hear that the organization is ‘using agentic AI’ in pitches and leadership communications but see no corresponding change in their own workflows, the result is either skepticism about AI’s practical utility or inflated expectations that become obstacles when real deployments are less impressive than the narrative. Second, it distorts accountability: </w:t>
+      </w:r>
+      <w:r>
+        <w:rPr>
+          <w:color w:val="00312A"/>
+        </w:rPr>
+        <w:lastRenderedPageBreak/>
+        <w:t>if stated capability does not correspond to operational reality, it becomes difficult to measure progress, identify blockers, or allocate investment accurately. Several participants noted that organizations claiming the most advanced AI capability were among those where operational adoption was hardest to verify in practice.</w:t>
       </w:r>
     </w:p>
     <w:p>
@@ -17676,13 +17883,12 @@
           <w:color w:val="00312A"/>
         </w:rPr>
       </w:pPr>
-      <w:bookmarkStart w:id="195" w:name="_niqmcast9jsc" w:colFirst="0" w:colLast="0"/>
-      <w:bookmarkEnd w:id="195"/>
-      <w:r>
-        <w:rPr>
-          <w:color w:val="00312A"/>
-        </w:rPr>
-        <w:lastRenderedPageBreak/>
+      <w:bookmarkStart w:id="197" w:name="_niqmcast9jsc" w:colFirst="0" w:colLast="0"/>
+      <w:bookmarkEnd w:id="197"/>
+      <w:r>
+        <w:rPr>
+          <w:color w:val="00312A"/>
+        </w:rPr>
         <w:t>4.3.2</w:t>
       </w:r>
       <w:r>
@@ -17756,20 +17962,26 @@
         <w:rPr>
           <w:color w:val="00312A"/>
         </w:rPr>
-        <w:t>On the strategy side, four patterns recur. Evaluating output — maintaining human judgment over the quality, accuracy, and brand-fit of AI-generated material — is described across virtually every interview as the primary risk management strategy. Interviewee 10 argued that evaluative capacity becomes more, not less, important as AI takes on more of the production work: “interpretation becomes more important: what’s good, what’s not, what fits us, what doesn’t … that requires deep domain expertise.” Determining input — the discipline of specifying data, context, and instructions carefully — is the complementary discipline. Interviewee 14 captured the dependency plainly: “what you put into it ultimately determines what comes out.”</w:t>
-      </w:r>
-    </w:p>
-    <w:p>
-      <w:pPr>
-        <w:rPr>
-          <w:color w:val="00312A"/>
-        </w:rPr>
-      </w:pPr>
+        <w:t xml:space="preserve">On the strategy side, four patterns recur. Evaluating output — maintaining human judgment over the quality, accuracy, and brand-fit of AI-generated material — is described across virtually every interview as the primary risk management strategy. Interviewee 10 argued that evaluative capacity becomes more, not less, important as AI takes on more of the production work: “interpretation becomes more important: what’s good, what’s not, what fits us, what doesn’t … that requires deep domain expertise.” Determining input — the discipline of </w:t>
+      </w:r>
       <w:r>
         <w:rPr>
           <w:color w:val="00312A"/>
         </w:rPr>
         <w:lastRenderedPageBreak/>
+        <w:t>specifying data, context, and instructions carefully — is the complementary discipline. Interviewee 14 captured the dependency plainly: “what you put into it ultimately determines what comes out.”</w:t>
+      </w:r>
+    </w:p>
+    <w:p>
+      <w:pPr>
+        <w:rPr>
+          <w:color w:val="00312A"/>
+        </w:rPr>
+      </w:pPr>
+      <w:r>
+        <w:rPr>
+          <w:color w:val="00312A"/>
+        </w:rPr>
         <w:t>Personalizing agents — configuring system prompts, personas, and knowledge bases to match the specific use case, brand voice, and data environment — is described as the factor that most distinguishes high-performing deployments from generic ones. Building a solid harness (context engineering) is the most technically demanding strategy: the deliberate design of the data, memory, tool access, and planning logic that surrounds the model. Interviewee 5 used the term ‘harness’ explicitly: “the big change of agentic AI right now is … very depending on who finds the right harness around the AI.” These four strategies are not independent; the highest-performing configurations in the data combine all four.</w:t>
       </w:r>
     </w:p>
@@ -17780,8 +17992,8 @@
           <w:color w:val="00312A"/>
         </w:rPr>
       </w:pPr>
-      <w:bookmarkStart w:id="196" w:name="_d3o8hfs61axc" w:colFirst="0" w:colLast="0"/>
-      <w:bookmarkEnd w:id="196"/>
+      <w:bookmarkStart w:id="198" w:name="_d3o8hfs61axc" w:colFirst="0" w:colLast="0"/>
+      <w:bookmarkEnd w:id="198"/>
       <w:r>
         <w:rPr>
           <w:color w:val="00312A"/>
@@ -17795,14 +18007,14 @@
         <w:tab/>
         <w:t xml:space="preserve">Value </w:t>
       </w:r>
-      <w:commentRangeStart w:id="197"/>
+      <w:commentRangeStart w:id="199"/>
       <w:r>
         <w:rPr>
           <w:color w:val="00312A"/>
         </w:rPr>
         <w:t>Outcomes</w:t>
       </w:r>
-      <w:commentRangeEnd w:id="197"/>
+      <w:commentRangeEnd w:id="199"/>
       <w:r>
         <w:rPr>
           <w:rStyle w:val="CommentReference"/>
@@ -17810,7 +18022,7 @@
           <w:sz w:val="22"/>
           <w:szCs w:val="22"/>
         </w:rPr>
-        <w:commentReference w:id="197"/>
+        <w:commentReference w:id="199"/>
       </w:r>
     </w:p>
     <w:p>
@@ -17836,7 +18048,14 @@
         <w:rPr>
           <w:color w:val="00312A"/>
         </w:rPr>
-        <w:t>The data make the mediating role of managerial behavior visible in a specific way: participants with near-identical technology access report divergent outcomes, and the differentiating factors are consistently organizational rather than technical. The quality of the data, the clarity of the use case, the investment in change management, and the design of governance together determine which part of the value portfolio is captured and which is lost. This is the chapter’s central finding: value creation with agentic AI is an inside-out process, shaped more by what organizations do with the technology than by which technology they choose. The three subsections that follow detail the benefit, sacrifice, and risk families; the cross-cutting implications are taken up in Chapter 5.</w:t>
+        <w:t xml:space="preserve">The data make the mediating role of managerial behavior visible in a specific way: participants with near-identical technology access report divergent outcomes, and the differentiating factors are consistently organizational rather than technical. The quality of the data, the clarity of the use case, the investment in change management, and the design of governance together determine which part of the value portfolio is captured and which is lost. This is the chapter’s central finding: value creation with agentic AI is an inside-out process, shaped more by what organizations do with the technology than by which technology they </w:t>
+      </w:r>
+      <w:r>
+        <w:rPr>
+          <w:color w:val="00312A"/>
+        </w:rPr>
+        <w:lastRenderedPageBreak/>
+        <w:t>choose. The three subsections that follow detail the benefit, sacrifice, and risk families; the cross-cutting implications are taken up in Chapter 5.</w:t>
       </w:r>
     </w:p>
     <w:p>
@@ -17846,13 +18065,12 @@
           <w:color w:val="00312A"/>
         </w:rPr>
       </w:pPr>
-      <w:bookmarkStart w:id="198" w:name="_psp9v76zeahl" w:colFirst="0" w:colLast="0"/>
-      <w:bookmarkEnd w:id="198"/>
-      <w:r>
-        <w:rPr>
-          <w:color w:val="00312A"/>
-        </w:rPr>
-        <w:lastRenderedPageBreak/>
+      <w:bookmarkStart w:id="200" w:name="_psp9v76zeahl" w:colFirst="0" w:colLast="0"/>
+      <w:bookmarkEnd w:id="200"/>
+      <w:r>
+        <w:rPr>
+          <w:color w:val="00312A"/>
+        </w:rPr>
         <w:t>4.4.1</w:t>
       </w:r>
       <w:r>
@@ -17931,20 +18149,26 @@
         <w:rPr>
           <w:color w:val="00312A"/>
         </w:rPr>
-        <w:t>Scale is the benefit most clearly impossible without AI. Generating large numbers of product-page variants, monitoring sentiment across many competitor channels simultaneously, or personalizing communications at the individual rather than the segment level are not viable at human labor cost. Extending the personal skillset is the benefit described with most enthusiasm across interviews. Participants repeatedly described AI enabling work they could not previously do: coding without being a developer, analyzing without being a data scientist, writing in a language without being fluent. Interviewee 12 captured the broadening of individual capability: “it sort of expands the range of creative possibilities and capabilities that an individual can do.” Interviewee 10 described the downstream organizational effect: the social media manager “suddenly becomes a designer and app concept creator.”</w:t>
-      </w:r>
-    </w:p>
-    <w:p>
-      <w:pPr>
-        <w:rPr>
-          <w:color w:val="00312A"/>
-        </w:rPr>
-      </w:pPr>
+        <w:t xml:space="preserve">Scale is the benefit most clearly impossible without AI. Generating large numbers of product-page variants, monitoring sentiment across many competitor channels simultaneously, or personalizing communications at the individual rather than the segment level are not viable at human labor cost. Extending the personal skillset is the benefit described with most enthusiasm across interviews. Participants repeatedly described AI enabling work they could not previously do: coding without being a developer, analyzing without being a data scientist, writing in a language without being fluent. Interviewee 12 captured the broadening of individual capability: “it sort of expands the range of creative possibilities and capabilities that an </w:t>
+      </w:r>
       <w:r>
         <w:rPr>
           <w:color w:val="00312A"/>
         </w:rPr>
         <w:lastRenderedPageBreak/>
+        <w:t>individual can do.” Interviewee 10 described the downstream organizational effect: the social media manager “suddenly becomes a designer and app concept creator.”</w:t>
+      </w:r>
+    </w:p>
+    <w:p>
+      <w:pPr>
+        <w:rPr>
+          <w:color w:val="00312A"/>
+        </w:rPr>
+      </w:pPr>
+      <w:r>
+        <w:rPr>
+          <w:color w:val="00312A"/>
+        </w:rPr>
         <w:t>The scale benefit is perhaps most vividly expressed in content production. Interviewee 11, an external AI advisor working with clients on content strategy, described a fully automated pipeline built for a recruitment client:</w:t>
       </w:r>
     </w:p>
@@ -18058,8 +18282,8 @@
           <w:color w:val="00312A"/>
         </w:rPr>
       </w:pPr>
-      <w:bookmarkStart w:id="199" w:name="_vkh433kqk3oi" w:colFirst="0" w:colLast="0"/>
-      <w:bookmarkEnd w:id="199"/>
+      <w:bookmarkStart w:id="201" w:name="_vkh433kqk3oi" w:colFirst="0" w:colLast="0"/>
+      <w:bookmarkEnd w:id="201"/>
       <w:r>
         <w:rPr>
           <w:color w:val="00312A"/>
@@ -18084,20 +18308,26 @@
         <w:rPr>
           <w:color w:val="00312A"/>
         </w:rPr>
-        <w:t>Alongside benefits, participants describe a set of accepted costs and trade-offs — things that are knowingly given up or altered as a consequence of AI adoption. Three categories recur: financial investment and operating cost, job displacement and role change, and the erosion of humanness or authenticity in customer interactions.</w:t>
-      </w:r>
-    </w:p>
-    <w:p>
-      <w:pPr>
-        <w:rPr>
-          <w:color w:val="00312A"/>
-        </w:rPr>
-      </w:pPr>
+        <w:t xml:space="preserve">Alongside benefits, participants describe a set of accepted costs and trade-offs — things that are knowingly given up or altered as a consequence of AI adoption. Three categories recur: </w:t>
+      </w:r>
       <w:r>
         <w:rPr>
           <w:color w:val="00312A"/>
         </w:rPr>
         <w:lastRenderedPageBreak/>
+        <w:t>financial investment and operating cost, job displacement and role change, and the erosion of humanness or authenticity in customer interactions.</w:t>
+      </w:r>
+    </w:p>
+    <w:p>
+      <w:pPr>
+        <w:rPr>
+          <w:color w:val="00312A"/>
+        </w:rPr>
+      </w:pPr>
+      <w:r>
+        <w:rPr>
+          <w:color w:val="00312A"/>
+        </w:rPr>
         <w:t>AI is not cheap. Infrastructure costs, API usage, vendor licensing, and the organizational time required to implement and maintain AI systems are consistently identified as real costs. Interviewee 7 noted that cloud costs are frequently underestimated: “AI is also very expensive. That’s something that we don’t take into consideration. It’s not cheap. The cloud cost is not cheap.” Interviewee 9 described a structural constraint in the agency context: AI investment cannot be unlocked until it generates net new revenue, but it cannot generate net new revenue without prior investment. Budget cycles and AI-value timelines are mismatched in both directions.</w:t>
       </w:r>
     </w:p>
@@ -18156,7 +18386,14 @@
         <w:rPr>
           <w:color w:val="00312A"/>
         </w:rPr>
-        <w:t>Authenticity is a more subtle sacrifice. AI-generated content — particularly in outreach and customer communications — can be recognized as artificial, and that recognition damages trust. Interviewee 16 drew a deliberate line between creative and automated work: “I want to keep the creative work human. I think that keeps our authenticity, at least for now.” The implication is that authenticity functions not only as a brand value but as a functional constraint on which use cases are viable.</w:t>
+        <w:t xml:space="preserve">Authenticity is a more subtle sacrifice. AI-generated content — particularly in outreach and customer communications — can be recognized as artificial, and that recognition damages trust. Interviewee 16 drew a deliberate line between creative and automated work: “I want to keep the creative work human. I think that keeps our authenticity, at least for now.” The </w:t>
+      </w:r>
+      <w:r>
+        <w:rPr>
+          <w:color w:val="00312A"/>
+        </w:rPr>
+        <w:lastRenderedPageBreak/>
+        <w:t>implication is that authenticity functions not only as a brand value but as a functional constraint on which use cases are viable.</w:t>
       </w:r>
     </w:p>
     <w:p>
@@ -18167,13 +18404,12 @@
           <w:highlight w:val="yellow"/>
         </w:rPr>
       </w:pPr>
-      <w:bookmarkStart w:id="200" w:name="_i62wq5quevoe" w:colFirst="0" w:colLast="0"/>
-      <w:bookmarkEnd w:id="200"/>
-      <w:r>
-        <w:rPr>
-          <w:color w:val="00312A"/>
-        </w:rPr>
-        <w:lastRenderedPageBreak/>
+      <w:bookmarkStart w:id="202" w:name="_i62wq5quevoe" w:colFirst="0" w:colLast="0"/>
+      <w:bookmarkEnd w:id="202"/>
+      <w:r>
+        <w:rPr>
+          <w:color w:val="00312A"/>
+        </w:rPr>
         <w:t>4.4.3</w:t>
       </w:r>
       <w:r>
@@ -18265,14 +18501,8 @@
         <w:rPr>
           <w:color w:val="00312A"/>
         </w:rPr>
-        <w:t xml:space="preserve">Brand risk is the final category (11 code applications). AI can generate content that is off-brand, tonally inappropriate, or culturally misjudged, and in automated workflows it can do so at scale before human review catches it. Interviewee 6 named brand control as the primary </w:t>
-      </w:r>
-      <w:r>
-        <w:rPr>
-          <w:color w:val="00312A"/>
-        </w:rPr>
         <w:lastRenderedPageBreak/>
-        <w:t>governance concern for her marketing use cases: “it’s mainly brand control, I would say. It’s also going to say some stupid stuff, and that is a very important … one.” The mitigation strategies are identical to those described in section 4.3.2: evaluating output before customer exposure, embedding brand voice in the system prompt, and restricting autonomous action to validated use-case categories.</w:t>
+        <w:t>Brand risk is the final category (11 code applications). AI can generate content that is off-brand, tonally inappropriate, or culturally misjudged, and in automated workflows it can do so at scale before human review catches it. Interviewee 6 named brand control as the primary governance concern for her marketing use cases: “it’s mainly brand control, I would say. It’s also going to say some stupid stuff, and that is a very important … one.” The mitigation strategies are identical to those described in section 4.3.2: evaluating output before customer exposure, embedding brand voice in the system prompt, and restricting autonomous action to validated use-case categories.</w:t>
       </w:r>
     </w:p>
     <w:p>
@@ -18333,6 +18563,7 @@
         <w:rPr>
           <w:color w:val="00312A"/>
         </w:rPr>
+        <w:lastRenderedPageBreak/>
         <w:t>4.5.1</w:t>
       </w:r>
       <w:r>
@@ -18353,53 +18584,47 @@
         <w:rPr>
           <w:color w:val="00312A"/>
         </w:rPr>
-        <w:t xml:space="preserve">AI-generated content introduces brand risk in two ways: it may produce off-brand tone, imagery, or claims, and at scale it may homogenize output across organizations using similar models and prompts. Several participants named brand control as their primary governance </w:t>
-      </w:r>
+        <w:t>AI-generated content introduces brand risk in two ways: it may produce off-brand tone, imagery, or claims, and at scale it may homogenize output across organizations using similar models and prompts. Several participants named brand control as their primary governance concern. Interviewee 6 described it as the foremost drawback of agentic customer communication. Interviewee 11 noted that for aspirational, emotionally resonant brand content, AI “still falls very, very short” and that human creativity remains the appropriate input. Interviewee 14 described the risk at a market level: when every firm uses similar models and prompts, the strategic response may be to deliberately leave human imperfections in content as a differentiator.</w:t>
+      </w:r>
+    </w:p>
+    <w:p>
+      <w:pPr>
+        <w:rPr>
+          <w:color w:val="00312A"/>
+        </w:rPr>
+      </w:pPr>
+      <w:r>
+        <w:rPr>
+          <w:color w:val="00312A"/>
+        </w:rPr>
+        <w:t>Yet the same organizations raising brand risk are also deploying agentic AI as a brand governance tool. Interviewee 3 described an assistant trained on brand guidelines and persona documents that evaluates content for brand alignment before publication, collapsing a multi-stage approval process into a real-time check. Interviewee 8 described an agentic workflow that screens images for content inappropriate to the brand’s professional context before they appear on social channels. Interviewee 16 described governance agents that ensure generated content adheres to tone-of-voice and visual brand standards at scale — a volume of output no human review team could sustain.</w:t>
+      </w:r>
+    </w:p>
+    <w:p>
+      <w:pPr>
+        <w:rPr>
+          <w:color w:val="00312A"/>
+        </w:rPr>
+      </w:pPr>
+      <w:r>
+        <w:rPr>
+          <w:color w:val="00312A"/>
+        </w:rPr>
+        <w:t>The paradox is structural: the speed and scale that make AI content generation valuable also make manual brand governance infeasible, which in turn makes agentic brand governance necessary. The organizations most exposed to AI-driven brand risk are therefore also the ones with the strongest incentive to invest in AI-driven brand control. The design question is not whether to use AI for brand governance but how to configure the governance agent so that the guardrails are specific, current, and maintainable.</w:t>
+      </w:r>
+    </w:p>
+    <w:p>
+      <w:pPr>
+        <w:pStyle w:val="Heading3"/>
+        <w:rPr>
+          <w:color w:val="00312A"/>
+        </w:rPr>
+      </w:pPr>
       <w:r>
         <w:rPr>
           <w:color w:val="00312A"/>
         </w:rPr>
         <w:lastRenderedPageBreak/>
-        <w:t>concern. Interviewee 6 described it as the foremost drawback of agentic customer communication. Interviewee 11 noted that for aspirational, emotionally resonant brand content, AI “still falls very, very short” and that human creativity remains the appropriate input. Interviewee 14 described the risk at a market level: when every firm uses similar models and prompts, the strategic response may be to deliberately leave human imperfections in content as a differentiator.</w:t>
-      </w:r>
-    </w:p>
-    <w:p>
-      <w:pPr>
-        <w:rPr>
-          <w:color w:val="00312A"/>
-        </w:rPr>
-      </w:pPr>
-      <w:r>
-        <w:rPr>
-          <w:color w:val="00312A"/>
-        </w:rPr>
-        <w:t>Yet the same organizations raising brand risk are also deploying agentic AI as a brand governance tool. Interviewee 3 described an assistant trained on brand guidelines and persona documents that evaluates content for brand alignment before publication, collapsing a multi-stage approval process into a real-time check. Interviewee 8 described an agentic workflow that screens images for content inappropriate to the brand’s professional context before they appear on social channels. Interviewee 16 described governance agents that ensure generated content adheres to tone-of-voice and visual brand standards at scale — a volume of output no human review team could sustain.</w:t>
-      </w:r>
-    </w:p>
-    <w:p>
-      <w:pPr>
-        <w:rPr>
-          <w:color w:val="00312A"/>
-        </w:rPr>
-      </w:pPr>
-      <w:r>
-        <w:rPr>
-          <w:color w:val="00312A"/>
-        </w:rPr>
-        <w:t>The paradox is structural: the speed and scale that make AI content generation valuable also make manual brand governance infeasible, which in turn makes agentic brand governance necessary. The organizations most exposed to AI-driven brand risk are therefore also the ones with the strongest incentive to invest in AI-driven brand control. The design question is not whether to use AI for brand governance but how to configure the governance agent so that the guardrails are specific, current, and maintainable.</w:t>
-      </w:r>
-    </w:p>
-    <w:p>
-      <w:pPr>
-        <w:pStyle w:val="Heading3"/>
-        <w:rPr>
-          <w:color w:val="00312A"/>
-        </w:rPr>
-      </w:pPr>
-      <w:r>
-        <w:rPr>
-          <w:color w:val="00312A"/>
-        </w:rPr>
         <w:t>4.5.2</w:t>
       </w:r>
       <w:r>
@@ -18420,53 +18645,47 @@
         <w:rPr>
           <w:color w:val="00312A"/>
         </w:rPr>
-        <w:t xml:space="preserve">Hallucination — the generation of plausible but factually incorrect content — is the most frequently cited AI risk in the data, yet it occupies an ambiguous position when held against the accuracy of the human processes it replaces. Interviewee 11 offered a calibrated view: hallucination happens “a little bit” but “never on crucial things,” and the more common failure mode is mild inconsistency rather than egregious fabrication. Interviewee 10 went further, </w:t>
-      </w:r>
+        <w:t>Hallucination — the generation of plausible but factually incorrect content — is the most frequently cited AI risk in the data, yet it occupies an ambiguous position when held against the accuracy of the human processes it replaces. Interviewee 11 offered a calibrated view: hallucination happens “a little bit” but “never on crucial things,” and the more common failure mode is mild inconsistency rather than egregious fabrication. Interviewee 10 went further, arguing that invoking hallucination as an adoption barrier is “often an excuse not to start” and that it is “not your biggest blocker right now.”</w:t>
+      </w:r>
+    </w:p>
+    <w:p>
+      <w:pPr>
+        <w:rPr>
+          <w:color w:val="00312A"/>
+        </w:rPr>
+      </w:pPr>
+      <w:r>
+        <w:rPr>
+          <w:color w:val="00312A"/>
+        </w:rPr>
+        <w:t>The comparison with human accuracy is underexplored in practice but analytically significant. Human analysts exhibit their own forms of ‘hallucination’: motivated reasoning, confirmation bias, selective attention to data that supports existing hypotheses. Interviewee 3 noted that human data analysis sometimes involves finding data points to prove a point rather than being objective about what the data says. Interviewee 13’s characterization of agentic AI as equivalent to “a mediocre analyst that you still have to sense check” implies a standard where some level of error is accepted as normal and managed through review — the same standard already applied to human junior analysts.</w:t>
+      </w:r>
+    </w:p>
+    <w:p>
+      <w:pPr>
+        <w:rPr>
+          <w:color w:val="00312A"/>
+        </w:rPr>
+      </w:pPr>
+      <w:r>
+        <w:rPr>
+          <w:color w:val="00312A"/>
+        </w:rPr>
+        <w:t>The genuine risk is domain-specific: where the user lacks the expertise to evaluate the output, a hallucination reaches the customer unchecked. Interviewee 12 named this as the structural condition under which hallucination becomes dangerous rather than merely inconvenient. The practical implication is that hallucination risk is best managed through deployment design — restricting autonomous AI action to domains where the human supervisor can detect errors — rather than through a blanket pause on AI adoption. The question is not whether AI or humans are more accurate in absolute terms, but in which specific decision contexts each is the more reliable operator.</w:t>
+      </w:r>
+    </w:p>
+    <w:p>
+      <w:pPr>
+        <w:pStyle w:val="Heading3"/>
+        <w:rPr>
+          <w:color w:val="00312A"/>
+        </w:rPr>
+      </w:pPr>
       <w:r>
         <w:rPr>
           <w:color w:val="00312A"/>
         </w:rPr>
         <w:lastRenderedPageBreak/>
-        <w:t>arguing that invoking hallucination as an adoption barrier is “often an excuse not to start” and that it is “not your biggest blocker right now.”</w:t>
-      </w:r>
-    </w:p>
-    <w:p>
-      <w:pPr>
-        <w:rPr>
-          <w:color w:val="00312A"/>
-        </w:rPr>
-      </w:pPr>
-      <w:r>
-        <w:rPr>
-          <w:color w:val="00312A"/>
-        </w:rPr>
-        <w:t>The comparison with human accuracy is underexplored in practice but analytically significant. Human analysts exhibit their own forms of ‘hallucination’: motivated reasoning, confirmation bias, selective attention to data that supports existing hypotheses. Interviewee 3 noted that human data analysis sometimes involves finding data points to prove a point rather than being objective about what the data says. Interviewee 13’s characterization of agentic AI as equivalent to “a mediocre analyst that you still have to sense check” implies a standard where some level of error is accepted as normal and managed through review — the same standard already applied to human junior analysts.</w:t>
-      </w:r>
-    </w:p>
-    <w:p>
-      <w:pPr>
-        <w:rPr>
-          <w:color w:val="00312A"/>
-        </w:rPr>
-      </w:pPr>
-      <w:r>
-        <w:rPr>
-          <w:color w:val="00312A"/>
-        </w:rPr>
-        <w:t>The genuine risk is domain-specific: where the user lacks the expertise to evaluate the output, a hallucination reaches the customer unchecked. Interviewee 12 named this as the structural condition under which hallucination becomes dangerous rather than merely inconvenient. The practical implication is that hallucination risk is best managed through deployment design — restricting autonomous AI action to domains where the human supervisor can detect errors — rather than through a blanket pause on AI adoption. The question is not whether AI or humans are more accurate in absolute terms, but in which specific decision contexts each is the more reliable operator.</w:t>
-      </w:r>
-    </w:p>
-    <w:p>
-      <w:pPr>
-        <w:pStyle w:val="Heading3"/>
-        <w:rPr>
-          <w:color w:val="00312A"/>
-        </w:rPr>
-      </w:pPr>
-      <w:r>
-        <w:rPr>
-          <w:color w:val="00312A"/>
-        </w:rPr>
         <w:t>4.5.3</w:t>
       </w:r>
       <w:r>
@@ -18487,14 +18706,7 @@
         <w:rPr>
           <w:color w:val="00312A"/>
         </w:rPr>
-        <w:t xml:space="preserve">Agentic AI tools are, for many participants, genuinely easy to start with. Connecting an LLM to a data source, building a prototype workflow, or creating a first custom agent can be accomplished in hours by a single person with moderate technical fluency. The low barrier to entry is real and is part of what drives the broad experimentation documented in section 4.2.1. Yet the path from a working prototype to an operationalized, value-creating deployment at organizational scale is substantially longer and harder than the early experiment suggests. Interviewee 13 captured this gap precisely with the label ‘unoperationalized tool effectiveness’ — </w:t>
-      </w:r>
-      <w:r>
-        <w:rPr>
-          <w:color w:val="00312A"/>
-        </w:rPr>
-        <w:lastRenderedPageBreak/>
-        <w:t>tools are bought and first experiments succeed, but no one is accountable for embedding the capability in working practice.</w:t>
+        <w:t>Agentic AI tools are, for many participants, genuinely easy to start with. Connecting an LLM to a data source, building a prototype workflow, or creating a first custom agent can be accomplished in hours by a single person with moderate technical fluency. The low barrier to entry is real and is part of what drives the broad experimentation documented in section 4.2.1. Yet the path from a working prototype to an operationalized, value-creating deployment at organizational scale is substantially longer and harder than the early experiment suggests. Interviewee 13 captured this gap precisely with the label ‘unoperationalized tool effectiveness’ — tools are bought and first experiments succeed, but no one is accountable for embedding the capability in working practice.</w:t>
       </w:r>
     </w:p>
     <w:p>
@@ -18536,6 +18748,7 @@
         <w:rPr>
           <w:color w:val="00312A"/>
         </w:rPr>
+        <w:lastRenderedPageBreak/>
         <w:t>4.5.4</w:t>
       </w:r>
       <w:r>
@@ -18569,7 +18782,6 @@
         <w:rPr>
           <w:color w:val="00312A"/>
         </w:rPr>
-        <w:lastRenderedPageBreak/>
         <w:t>This pattern is not a failure of AI capability but a rational governance response to the consequences of error. The higher the stakes of a mistake — a customer communication, a financial transaction, a brand-sensitive publication — the more important it becomes to define exactly where the agent’s authority ends and human judgment begins. Interviewee 1 described this as the coexistence design problem: organizations are not choosing between human and agent work but designing the boundary between them. The paradox is that designing this boundary well requires more explicit process specification than the pre-agentic workflow it replaces — more thought, not less, about what humans are responsible for.</w:t>
       </w:r>
     </w:p>
@@ -18599,6 +18811,7 @@
         <w:rPr>
           <w:color w:val="00312A"/>
         </w:rPr>
+        <w:lastRenderedPageBreak/>
         <w:t>4.5.5</w:t>
       </w:r>
       <w:r>
@@ -18632,43 +18845,37 @@
         <w:rPr>
           <w:color w:val="00312A"/>
         </w:rPr>
-        <w:t xml:space="preserve">The opposing pole of the paradox is that young professionals entering the workforce today are substantially more AI-native than the senior practitioners who currently lead </w:t>
-      </w:r>
+        <w:t>The opposing pole of the paradox is that young professionals entering the workforce today are substantially more AI-native than the senior practitioners who currently lead marketing organizations. Interviewee 10 observed that juniors “improve extremely quickly when given AI tools; they don’t repeat mistakes,” while simultaneously warning that if organizations deploy AI first on junior tasks, they will “no longer develop juniors into seniors” — eliminating the talent pipeline at the precise moment when AI-fluent senior talent is most valuable. Interviewee 7 noted that while junior-dominant AI-native companies can move quickly, AI-native young people entering established organizations often face cultural resistance from senior colleagues who view AI through a lens of privacy, control, and IP risk.</w:t>
+      </w:r>
+    </w:p>
+    <w:p>
+      <w:pPr>
+        <w:rPr>
+          <w:color w:val="00312A"/>
+        </w:rPr>
+      </w:pPr>
+      <w:r>
+        <w:rPr>
+          <w:color w:val="00312A"/>
+        </w:rPr>
+        <w:t>The resolution suggested by the data is not to choose between protecting junior roles and capturing AI efficiency gains, but to restructure how juniors contribute. Organizations that are already navigating this successfully tend to use AI to absorb the most routine, low-judgment execution tasks — freeing junior professionals to develop the evaluative, interpretive, and briefing skills that are increasingly the scarce complement to AI capability. Interviewee 10 argued that briefing and reviewing will remain the two most critical marketing capabilities precisely because they cannot be automated: they require domain expertise, market judgment, and the ability to recognize when technically correct output is strategically wrong.</w:t>
+      </w:r>
+    </w:p>
+    <w:p>
+      <w:pPr>
+        <w:pStyle w:val="Heading2"/>
+        <w:rPr>
+          <w:color w:val="00312A"/>
+        </w:rPr>
+      </w:pPr>
+      <w:bookmarkStart w:id="203" w:name="_bi3ndv3n11ww" w:colFirst="0" w:colLast="0"/>
+      <w:bookmarkEnd w:id="203"/>
+      <w:commentRangeStart w:id="204"/>
       <w:r>
         <w:rPr>
           <w:color w:val="00312A"/>
         </w:rPr>
         <w:lastRenderedPageBreak/>
-        <w:t>marketing organizations. Interviewee 10 observed that juniors “improve extremely quickly when given AI tools; they don’t repeat mistakes,” while simultaneously warning that if organizations deploy AI first on junior tasks, they will “no longer develop juniors into seniors” — eliminating the talent pipeline at the precise moment when AI-fluent senior talent is most valuable. Interviewee 7 noted that while junior-dominant AI-native companies can move quickly, AI-native young people entering established organizations often face cultural resistance from senior colleagues who view AI through a lens of privacy, control, and IP risk.</w:t>
-      </w:r>
-    </w:p>
-    <w:p>
-      <w:pPr>
-        <w:rPr>
-          <w:color w:val="00312A"/>
-        </w:rPr>
-      </w:pPr>
-      <w:r>
-        <w:rPr>
-          <w:color w:val="00312A"/>
-        </w:rPr>
-        <w:t>The resolution suggested by the data is not to choose between protecting junior roles and capturing AI efficiency gains, but to restructure how juniors contribute. Organizations that are already navigating this successfully tend to use AI to absorb the most routine, low-judgment execution tasks — freeing junior professionals to develop the evaluative, interpretive, and briefing skills that are increasingly the scarce complement to AI capability. Interviewee 10 argued that briefing and reviewing will remain the two most critical marketing capabilities precisely because they cannot be automated: they require domain expertise, market judgment, and the ability to recognize when technically correct output is strategically wrong.</w:t>
-      </w:r>
-    </w:p>
-    <w:p>
-      <w:pPr>
-        <w:pStyle w:val="Heading2"/>
-        <w:rPr>
-          <w:color w:val="00312A"/>
-        </w:rPr>
-      </w:pPr>
-      <w:bookmarkStart w:id="201" w:name="_bi3ndv3n11ww" w:colFirst="0" w:colLast="0"/>
-      <w:bookmarkEnd w:id="201"/>
-      <w:commentRangeStart w:id="202"/>
-      <w:r>
-        <w:rPr>
-          <w:color w:val="00312A"/>
-        </w:rPr>
         <w:t>4.x.</w:t>
       </w:r>
       <w:r>
@@ -18706,7 +18913,7 @@
         </w:rPr>
         <w:t>)... seek additional data</w:t>
       </w:r>
-      <w:commentRangeEnd w:id="202"/>
+      <w:commentRangeEnd w:id="204"/>
       <w:r>
         <w:rPr>
           <w:rStyle w:val="CommentReference"/>
@@ -18714,7 +18921,7 @@
           <w:sz w:val="22"/>
           <w:szCs w:val="22"/>
         </w:rPr>
-        <w:commentReference w:id="202"/>
+        <w:commentReference w:id="204"/>
       </w:r>
     </w:p>
     <w:p>
@@ -18725,8 +18932,8 @@
           <w:color w:val="00312A"/>
         </w:rPr>
       </w:pPr>
-      <w:bookmarkStart w:id="203" w:name="_q5epuhs454bw" w:colFirst="0" w:colLast="0"/>
-      <w:bookmarkEnd w:id="203"/>
+      <w:bookmarkStart w:id="205" w:name="_q5epuhs454bw" w:colFirst="0" w:colLast="0"/>
+      <w:bookmarkEnd w:id="205"/>
       <w:r>
         <w:br w:type="page"/>
       </w:r>
@@ -18777,8 +18984,8 @@
           <w:color w:val="00312A"/>
         </w:rPr>
       </w:pPr>
-      <w:bookmarkStart w:id="204" w:name="_7rbdabewznnc" w:colFirst="0" w:colLast="0"/>
-      <w:bookmarkEnd w:id="204"/>
+      <w:bookmarkStart w:id="206" w:name="_7rbdabewznnc" w:colFirst="0" w:colLast="0"/>
+      <w:bookmarkEnd w:id="206"/>
       <w:r>
         <w:rPr>
           <w:color w:val="00312A"/>
@@ -18807,8 +19014,8 @@
           <w:color w:val="00312A"/>
         </w:rPr>
       </w:pPr>
-      <w:bookmarkStart w:id="205" w:name="_vqcghgtkedix" w:colFirst="0" w:colLast="0"/>
-      <w:bookmarkEnd w:id="205"/>
+      <w:bookmarkStart w:id="207" w:name="_vqcghgtkedix" w:colFirst="0" w:colLast="0"/>
+      <w:bookmarkEnd w:id="207"/>
       <w:r>
         <w:rPr>
           <w:color w:val="00312A"/>
@@ -18881,8 +19088,8 @@
           <w:color w:val="00312A"/>
         </w:rPr>
       </w:pPr>
-      <w:bookmarkStart w:id="206" w:name="_mnyukkjx9iq" w:colFirst="0" w:colLast="0"/>
-      <w:bookmarkEnd w:id="206"/>
+      <w:bookmarkStart w:id="208" w:name="_mnyukkjx9iq" w:colFirst="0" w:colLast="0"/>
+      <w:bookmarkEnd w:id="208"/>
       <w:r>
         <w:rPr>
           <w:color w:val="00312A"/>
@@ -18961,8 +19168,8 @@
       <w:pPr>
         <w:pStyle w:val="Heading1"/>
       </w:pPr>
-      <w:bookmarkStart w:id="207" w:name="_dd6zel2y4t5x" w:colFirst="0" w:colLast="0"/>
-      <w:bookmarkEnd w:id="207"/>
+      <w:bookmarkStart w:id="209" w:name="_dd6zel2y4t5x" w:colFirst="0" w:colLast="0"/>
+      <w:bookmarkEnd w:id="209"/>
       <w:r>
         <w:t>6.</w:t>
       </w:r>
@@ -18975,8 +19182,8 @@
       <w:pPr>
         <w:pStyle w:val="Heading1"/>
       </w:pPr>
-      <w:bookmarkStart w:id="208" w:name="_9375lqp6ztft" w:colFirst="0" w:colLast="0"/>
-      <w:bookmarkEnd w:id="208"/>
+      <w:bookmarkStart w:id="210" w:name="_9375lqp6ztft" w:colFirst="0" w:colLast="0"/>
+      <w:bookmarkEnd w:id="210"/>
       <w:r>
         <w:br w:type="page"/>
       </w:r>
@@ -18989,8 +19196,8 @@
           <w:highlight w:val="white"/>
         </w:rPr>
       </w:pPr>
-      <w:bookmarkStart w:id="209" w:name="_kgmnd1ymad1c" w:colFirst="0" w:colLast="0"/>
-      <w:bookmarkEnd w:id="209"/>
+      <w:bookmarkStart w:id="211" w:name="_kgmnd1ymad1c" w:colFirst="0" w:colLast="0"/>
+      <w:bookmarkEnd w:id="211"/>
       <w:r>
         <w:lastRenderedPageBreak/>
         <w:t>7.</w:t>
@@ -19471,7 +19678,7 @@
           <w:highlight w:val="white"/>
         </w:rPr>
       </w:pPr>
-      <w:commentRangeStart w:id="210"/>
+      <w:commentRangeStart w:id="212"/>
       <w:r>
         <w:rPr>
           <w:strike/>
@@ -19536,7 +19743,7 @@
         </w:rPr>
         <w:t xml:space="preserve"> </w:t>
       </w:r>
-      <w:commentRangeEnd w:id="210"/>
+      <w:commentRangeEnd w:id="212"/>
       <w:r>
         <w:rPr>
           <w:rStyle w:val="CommentReference"/>
@@ -19545,7 +19752,7 @@
           <w:szCs w:val="20"/>
           <w:highlight w:val="white"/>
         </w:rPr>
-        <w:commentReference w:id="210"/>
+        <w:commentReference w:id="212"/>
       </w:r>
     </w:p>
     <w:p>
@@ -19558,7 +19765,7 @@
           <w:highlight w:val="white"/>
         </w:rPr>
       </w:pPr>
-      <w:commentRangeStart w:id="211"/>
+      <w:commentRangeStart w:id="213"/>
       <w:r>
         <w:rPr>
           <w:strike/>
@@ -19606,7 +19813,7 @@
         </w:rPr>
         <w:t xml:space="preserve">(1), 38-68. </w:t>
       </w:r>
-      <w:commentRangeEnd w:id="211"/>
+      <w:commentRangeEnd w:id="213"/>
       <w:r>
         <w:rPr>
           <w:rStyle w:val="CommentReference"/>
@@ -19615,7 +19822,7 @@
           <w:szCs w:val="20"/>
           <w:highlight w:val="white"/>
         </w:rPr>
-        <w:commentReference w:id="211"/>
+        <w:commentReference w:id="213"/>
       </w:r>
     </w:p>
     <w:p>
@@ -20106,7 +20313,7 @@
           <w:strike/>
         </w:rPr>
       </w:pPr>
-      <w:commentRangeStart w:id="212"/>
+      <w:commentRangeStart w:id="214"/>
       <w:r>
         <w:rPr>
           <w:strike/>
@@ -20158,7 +20365,7 @@
         </w:rPr>
         <w:t xml:space="preserve"> </w:t>
       </w:r>
-      <w:commentRangeEnd w:id="212"/>
+      <w:commentRangeEnd w:id="214"/>
       <w:r>
         <w:rPr>
           <w:rStyle w:val="CommentReference"/>
@@ -20166,7 +20373,7 @@
           <w:sz w:val="22"/>
           <w:szCs w:val="22"/>
         </w:rPr>
-        <w:commentReference w:id="212"/>
+        <w:commentReference w:id="214"/>
       </w:r>
     </w:p>
     <w:p>
@@ -20560,7 +20767,7 @@
           <w:highlight w:val="white"/>
         </w:rPr>
       </w:pPr>
-      <w:commentRangeStart w:id="213"/>
+      <w:commentRangeStart w:id="215"/>
       <w:r>
         <w:rPr>
           <w:strike/>
@@ -20584,7 +20791,7 @@
         </w:rPr>
         <w:t>, (2019), 20-33.</w:t>
       </w:r>
-      <w:commentRangeEnd w:id="213"/>
+      <w:commentRangeEnd w:id="215"/>
       <w:r>
         <w:rPr>
           <w:rStyle w:val="CommentReference"/>
@@ -20593,7 +20800,7 @@
           <w:szCs w:val="22"/>
           <w:highlight w:val="white"/>
         </w:rPr>
-        <w:commentReference w:id="213"/>
+        <w:commentReference w:id="215"/>
       </w:r>
     </w:p>
     <w:p>
@@ -20868,7 +21075,7 @@
           <w:highlight w:val="white"/>
         </w:rPr>
       </w:pPr>
-      <w:commentRangeStart w:id="214"/>
+      <w:commentRangeStart w:id="216"/>
       <w:r>
         <w:rPr>
           <w:strike/>
@@ -20892,7 +21099,7 @@
         </w:rPr>
         <w:t>.</w:t>
       </w:r>
-      <w:commentRangeEnd w:id="214"/>
+      <w:commentRangeEnd w:id="216"/>
       <w:r>
         <w:rPr>
           <w:rStyle w:val="CommentReference"/>
@@ -20901,7 +21108,7 @@
           <w:szCs w:val="22"/>
           <w:highlight w:val="white"/>
         </w:rPr>
-        <w:commentReference w:id="214"/>
+        <w:commentReference w:id="216"/>
       </w:r>
     </w:p>
     <w:p>
@@ -21125,7 +21332,7 @@
           <w:strike/>
         </w:rPr>
       </w:pPr>
-      <w:commentRangeStart w:id="215"/>
+      <w:commentRangeStart w:id="217"/>
       <w:r>
         <w:rPr>
           <w:strike/>
@@ -21159,7 +21366,7 @@
           <w:t>https://doi.org/10.1016/j.jbusres.2022.07.0200</w:t>
         </w:r>
       </w:hyperlink>
-      <w:commentRangeEnd w:id="215"/>
+      <w:commentRangeEnd w:id="217"/>
       <w:r>
         <w:rPr>
           <w:rStyle w:val="CommentReference"/>
@@ -21167,7 +21374,7 @@
           <w:sz w:val="22"/>
           <w:szCs w:val="22"/>
         </w:rPr>
-        <w:commentReference w:id="215"/>
+        <w:commentReference w:id="217"/>
       </w:r>
     </w:p>
     <w:p>
@@ -21288,8 +21495,8 @@
       <w:pPr>
         <w:pStyle w:val="Heading1"/>
       </w:pPr>
-      <w:bookmarkStart w:id="216" w:name="_icpp6ljm25yc" w:colFirst="0" w:colLast="0"/>
-      <w:bookmarkEnd w:id="216"/>
+      <w:bookmarkStart w:id="218" w:name="_icpp6ljm25yc" w:colFirst="0" w:colLast="0"/>
+      <w:bookmarkEnd w:id="218"/>
       <w:r>
         <w:lastRenderedPageBreak/>
         <w:t>Appendix A. Interview Guide and Protocol</w:t>
@@ -21304,8 +21511,8 @@
       <w:pPr>
         <w:pStyle w:val="Heading2"/>
       </w:pPr>
-      <w:bookmarkStart w:id="217" w:name="_yaxctkjupl5f" w:colFirst="0" w:colLast="0"/>
-      <w:bookmarkEnd w:id="217"/>
+      <w:bookmarkStart w:id="219" w:name="_yaxctkjupl5f" w:colFirst="0" w:colLast="0"/>
+      <w:bookmarkEnd w:id="219"/>
       <w:r>
         <w:t>A.1.</w:t>
       </w:r>
@@ -21318,8 +21525,8 @@
       <w:pPr>
         <w:pStyle w:val="Heading3"/>
       </w:pPr>
-      <w:bookmarkStart w:id="218" w:name="_fso8dir40043" w:colFirst="0" w:colLast="0"/>
-      <w:bookmarkEnd w:id="218"/>
+      <w:bookmarkStart w:id="220" w:name="_fso8dir40043" w:colFirst="0" w:colLast="0"/>
+      <w:bookmarkEnd w:id="220"/>
       <w:r>
         <w:t>A.1.1.</w:t>
       </w:r>
@@ -21585,8 +21792,8 @@
       <w:pPr>
         <w:pStyle w:val="Heading3"/>
       </w:pPr>
-      <w:bookmarkStart w:id="219" w:name="_xu7tl6fyia16" w:colFirst="0" w:colLast="0"/>
-      <w:bookmarkEnd w:id="219"/>
+      <w:bookmarkStart w:id="221" w:name="_xu7tl6fyia16" w:colFirst="0" w:colLast="0"/>
+      <w:bookmarkEnd w:id="221"/>
       <w:r>
         <w:t>A.1.2.</w:t>
       </w:r>
@@ -21652,8 +21859,8 @@
       <w:pPr>
         <w:pStyle w:val="Heading3"/>
       </w:pPr>
-      <w:bookmarkStart w:id="220" w:name="_uslcrode5spj" w:colFirst="0" w:colLast="0"/>
-      <w:bookmarkEnd w:id="220"/>
+      <w:bookmarkStart w:id="222" w:name="_uslcrode5spj" w:colFirst="0" w:colLast="0"/>
+      <w:bookmarkEnd w:id="222"/>
       <w:r>
         <w:t>A.1.3.</w:t>
       </w:r>
@@ -21813,8 +22020,8 @@
       <w:pPr>
         <w:pStyle w:val="Heading2"/>
       </w:pPr>
-      <w:bookmarkStart w:id="221" w:name="_4i48gt7nuy87" w:colFirst="0" w:colLast="0"/>
-      <w:bookmarkEnd w:id="221"/>
+      <w:bookmarkStart w:id="223" w:name="_4i48gt7nuy87" w:colFirst="0" w:colLast="0"/>
+      <w:bookmarkEnd w:id="223"/>
       <w:r>
         <w:t>A.2.</w:t>
       </w:r>
@@ -21844,15 +22051,15 @@
           <w:cols w:space="708"/>
         </w:sectPr>
       </w:pPr>
-      <w:bookmarkStart w:id="222" w:name="_i4eri4z2mseg" w:colFirst="0" w:colLast="0"/>
-      <w:bookmarkEnd w:id="222"/>
+      <w:bookmarkStart w:id="224" w:name="_i4eri4z2mseg" w:colFirst="0" w:colLast="0"/>
+      <w:bookmarkEnd w:id="224"/>
     </w:p>
     <w:p>
       <w:pPr>
         <w:pStyle w:val="Heading1"/>
       </w:pPr>
-      <w:bookmarkStart w:id="223" w:name="_n4q94a2ei39t" w:colFirst="0" w:colLast="0"/>
-      <w:bookmarkEnd w:id="223"/>
+      <w:bookmarkStart w:id="225" w:name="_n4q94a2ei39t" w:colFirst="0" w:colLast="0"/>
+      <w:bookmarkEnd w:id="225"/>
       <w:r>
         <w:lastRenderedPageBreak/>
         <w:t>Appendix C. The process of constructive grounded theory</w:t>
@@ -21954,8 +22161,8 @@
       <w:pPr>
         <w:pStyle w:val="Heading1"/>
       </w:pPr>
-      <w:bookmarkStart w:id="224" w:name="_z0nzv114icat" w:colFirst="0" w:colLast="0"/>
-      <w:bookmarkEnd w:id="224"/>
+      <w:bookmarkStart w:id="226" w:name="_z0nzv114icat" w:colFirst="0" w:colLast="0"/>
+      <w:bookmarkEnd w:id="226"/>
       <w:r>
         <w:br w:type="page"/>
       </w:r>
@@ -21964,8 +22171,8 @@
       <w:pPr>
         <w:pStyle w:val="Heading1"/>
       </w:pPr>
-      <w:bookmarkStart w:id="225" w:name="_8iomnw571gh6" w:colFirst="0" w:colLast="0"/>
-      <w:bookmarkEnd w:id="225"/>
+      <w:bookmarkStart w:id="227" w:name="_8iomnw571gh6" w:colFirst="0" w:colLast="0"/>
+      <w:bookmarkEnd w:id="227"/>
       <w:r>
         <w:lastRenderedPageBreak/>
         <w:t>Appendix D. Supporting Quotes</w:t>
@@ -21998,8 +22205,8 @@
         <w:pStyle w:val="Heading1"/>
         <w:ind w:firstLine="0"/>
       </w:pPr>
-      <w:bookmarkStart w:id="226" w:name="_a7k3h3b6oqi2" w:colFirst="0" w:colLast="0"/>
-      <w:bookmarkEnd w:id="226"/>
+      <w:bookmarkStart w:id="228" w:name="_a7k3h3b6oqi2" w:colFirst="0" w:colLast="0"/>
+      <w:bookmarkEnd w:id="228"/>
       <w:r>
         <w:lastRenderedPageBreak/>
         <w:t>Appendix E. What to include?</w:t>
@@ -26106,7 +26313,7 @@
       </w:r>
     </w:p>
   </w:comment>
-  <w:comment w:id="197" w:author="Daan Luttik" w:date="2026-05-25T16:35:00Z" w:initials="">
+  <w:comment w:id="199" w:author="Daan Luttik" w:date="2026-05-25T16:35:00Z" w:initials="">
     <w:p>
       <w:pPr>
         <w:widowControl w:val="0"/>
@@ -26139,7 +26346,7 @@
       </w:r>
     </w:p>
   </w:comment>
-  <w:comment w:id="202" w:author="Daan Luttik" w:date="2026-05-25T16:47:00Z" w:initials="">
+  <w:comment w:id="204" w:author="Daan Luttik" w:date="2026-05-25T16:47:00Z" w:initials="">
     <w:p>
       <w:pPr>
         <w:widowControl w:val="0"/>
@@ -26172,7 +26379,7 @@
       </w:r>
     </w:p>
   </w:comment>
-  <w:comment w:id="210" w:author="Daan Luttik" w:date="2026-05-03T19:36:00Z" w:initials="">
+  <w:comment w:id="212" w:author="Daan Luttik" w:date="2026-05-03T19:36:00Z" w:initials="">
     <w:p>
       <w:pPr>
         <w:widowControl w:val="0"/>
@@ -26205,7 +26412,7 @@
       </w:r>
     </w:p>
   </w:comment>
-  <w:comment w:id="211" w:author="Daan Luttik" w:date="2026-05-03T19:41:00Z" w:initials="">
+  <w:comment w:id="213" w:author="Daan Luttik" w:date="2026-05-03T19:41:00Z" w:initials="">
     <w:p>
       <w:pPr>
         <w:widowControl w:val="0"/>
@@ -26238,7 +26445,7 @@
       </w:r>
     </w:p>
   </w:comment>
-  <w:comment w:id="212" w:author="Daan Luttik" w:date="2026-05-03T19:38:00Z" w:initials="">
+  <w:comment w:id="214" w:author="Daan Luttik" w:date="2026-05-03T19:38:00Z" w:initials="">
     <w:p>
       <w:pPr>
         <w:widowControl w:val="0"/>
@@ -26271,7 +26478,7 @@
       </w:r>
     </w:p>
   </w:comment>
-  <w:comment w:id="213" w:author="Daan Luttik" w:date="2026-05-03T19:40:00Z" w:initials="">
+  <w:comment w:id="215" w:author="Daan Luttik" w:date="2026-05-03T19:40:00Z" w:initials="">
     <w:p>
       <w:pPr>
         <w:widowControl w:val="0"/>
@@ -26304,7 +26511,7 @@
       </w:r>
     </w:p>
   </w:comment>
-  <w:comment w:id="214" w:author="Daan Luttik" w:date="2026-05-03T19:43:00Z" w:initials="">
+  <w:comment w:id="216" w:author="Daan Luttik" w:date="2026-05-03T19:43:00Z" w:initials="">
     <w:p>
       <w:pPr>
         <w:widowControl w:val="0"/>
@@ -26337,7 +26544,7 @@
       </w:r>
     </w:p>
   </w:comment>
-  <w:comment w:id="215" w:author="Daan Luttik" w:date="2026-05-03T19:44:00Z" w:initials="">
+  <w:comment w:id="217" w:author="Daan Luttik" w:date="2026-05-03T19:44:00Z" w:initials="">
     <w:p>
       <w:pPr>
         <w:widowControl w:val="0"/>

--- a/Thesis Draft - Daan Luttik - MBA.docx
+++ b/Thesis Draft - Daan Luttik - MBA.docx
@@ -17105,16 +17105,7 @@
         <w:t>This managerial behavior can be beneficial to many internal conditions, and seems to drive outcomes.</w:t>
       </w:r>
       <w:r>
-        <w:t xml:space="preserve"> As interviewee 4 put it, “In leadership, you need to set goals. You need to inspire people to believe in what you are doing and pull the people together”. </w:t>
-      </w:r>
-      <w:r>
-        <w:t xml:space="preserve">Interviewee 14 framed its </w:t>
-      </w:r>
-      <w:r>
-        <w:t>importance</w:t>
-      </w:r>
-      <w:r>
-        <w:t>: “Thirty percent of all AI trajectories is just technology; sixty to seventy percent is actually us as humans or as an organization.”</w:t>
+        <w:t xml:space="preserve"> As interviewee 4 put it, “In leadership, you need to set goals. You need to inspire people to believe in what you are doing and pull the people together”. Interviewee 14 framed its importance: “Thirty percent of all AI trajectories is just technology; sixty to seventy percent is actually us as humans or as an organization.”</w:t>
       </w:r>
     </w:p>
     <w:p>
@@ -17301,15 +17292,23 @@
         <w:t xml:space="preserve"> </w:t>
       </w:r>
       <w:r>
-        <w:t>Interviewee 6 noted that “Leadership encouragement is a tailwind” describing “Whenever we use [agentic AI] and showcase something […] it is appreciated and rewarded”</w:t>
-      </w:r>
-      <w:r>
-        <w:t>.</w:t>
-      </w:r>
-    </w:p>
-    <w:p/>
-    <w:p/>
-    <w:p>
+        <w:t>Interviewee 6 noted that “Leadership encouragement is a tailwind” describing “Whenever we use [agentic AI] and showcase something […] it is appreciated and rewarded”.</w:t>
+      </w:r>
+      <w:r>
+        <w:t xml:space="preserve"> Their backing can also unlock notable resources. Interviewee 8 noted how leadership incentivizes AI adoption by absorbing AI spend  “They want </w:t>
+      </w:r>
+      <w:r>
+        <w:lastRenderedPageBreak/>
+        <w:t>AI adoption to happen, so they just decided this new AI group would eat the cost and that anyone within the corporation can ‘use it for free’”.</w:t>
+      </w:r>
+    </w:p>
+    <w:p>
+      <w:r>
+        <w:rPr>
+          <w:bCs/>
+        </w:rPr>
+        <w:t xml:space="preserve">An important leadership role is the </w:t>
+      </w:r>
       <w:r>
         <w:rPr>
           <w:bCs/>
@@ -17319,7 +17318,22 @@
         <w:t>AI champions</w:t>
       </w:r>
       <w:r>
-        <w:t xml:space="preserve"> supply the bottom-up counterpart to top-down backing. A champion is a person who, often without formal mandate, drives AI initiatives forward through personal initiative, visible results, and internal advocacy, and the data shows their influence to be disproportionate. Interviewee 9 described a vivid case:</w:t>
+        <w:t>. This champion might be the manager, but can also be a technical employee that is supported by his superiors</w:t>
+      </w:r>
+      <w:r>
+        <w:t>. A champion is a person wh</w:t>
+      </w:r>
+      <w:r>
+        <w:t xml:space="preserve">o </w:t>
+      </w:r>
+      <w:r>
+        <w:t>drives AI initiatives forward through personal initiative, visible results, and internal advocacy. Interviewee 9 describe</w:t>
+      </w:r>
+      <w:r>
+        <w:t>s how disproportionally impactful an AI champion can be</w:t>
+      </w:r>
+      <w:r>
+        <w:t>:</w:t>
       </w:r>
     </w:p>
     <w:p>
@@ -17328,21 +17342,51 @@
         <w:ind w:left="720"/>
       </w:pPr>
       <w:r>
-        <w:t>“[An AI platform] was created originally by … our [role] director that dabbles in development, and he created it, and it has blown up, and so now there’s millions of dollars of funding.”</w:t>
-      </w:r>
-    </w:p>
-    <w:p>
-      <w:r>
-        <w:t>A single individual’s initiative, when it produces visible results, can unlock significant organizational investment—a champion-first sequence in which grassroots results attract the leadership backing described above, rather than the reverse. Interviewee 8 observed that such individuals are not isolated: “We don’t have an AI group … we have probably AI strategists and specialists all throughout the corporation.” Interviewee 6 captured the champion’s characteristic willingness to move ahead of formal permission: “I hear a lot of other companies where the board is afraid or legal is holding it back … Sorry, but you’d have to believe me on my blue eyes because I’m going to make this happen.”</w:t>
-      </w:r>
-    </w:p>
-    <w:p>
-      <w:r>
-        <w:t>Across the four behaviors, the data points to a single integrative claim: each is necessary but none is sufficient alone, and adoption advances only when they align. Backing without clarity scatters effort (Interviewees 16 and 3); clarity or championing without backing stalls at the pilot stage; and direction of any kind without bringing people along leaves the sixty-to-seventy-percent human gap untouched (Interviewee 14). Interviewee 17 expressed the alignment condition directly: “Leadership wants us to work with AI. But can employees do that too? Do they do it and do they want to? Those are basically three things. And when those three things align with each other, you get a fantastic AI implementation.” It is this combination—direction set from the top, permission and resources to act, grassroots energy, and the change-</w:t>
+        <w:t xml:space="preserve">“[An AI platform] was created originally by </w:t>
+      </w:r>
+      <w:r>
+        <w:t>[</w:t>
+      </w:r>
+      <w:r>
+        <w:t>…</w:t>
+      </w:r>
+      <w:r>
+        <w:t>]</w:t>
+      </w:r>
+      <w:r>
+        <w:t xml:space="preserve"> our [</w:t>
+      </w:r>
+      <w:r>
+        <w:t>redacted</w:t>
+      </w:r>
+      <w:r>
+        <w:t>] director that dabbles in development, and he created it, and it has blown up, and so now there’s millions of dollars of funding.”</w:t>
+      </w:r>
+    </w:p>
+    <w:p>
+      <w:r>
+        <w:t xml:space="preserve">A single individual’s initiative, when it produces visible results, can unlock significant organizational investment—a champion-first sequence in which grassroots results attract the leadership backing described above, rather than the reverse. Interviewee 8 observed that such individuals are not isolated: “We don’t have an AI group </w:t>
+      </w:r>
+      <w:r>
+        <w:t>[</w:t>
+      </w:r>
+      <w:r>
+        <w:t>…</w:t>
+      </w:r>
+      <w:r>
+        <w:t>]</w:t>
+      </w:r>
+      <w:r>
+        <w:t xml:space="preserve"> we have probably AI strategists and specialists all throughout the corporation.” Interviewee 6 captured the champion’s characteristic willingness to move ahead of formal permission: “I hear a lot of other companies where the board is afraid or legal is holding it back … Sorry, but you’d have to believe me on my blue eyes because I’m going to make this happen.”</w:t>
+      </w:r>
+    </w:p>
+    <w:p>
+      <w:r>
+        <w:t xml:space="preserve">Across the four behaviors, the data points to a single integrative claim: each is necessary but none is sufficient alone, and adoption advances only when they align. Backing without clarity scatters effort (Interviewees 16 and 3); clarity or championing without backing stalls at the pilot stage; and direction of any kind without bringing people along leaves the sixty-to-seventy-percent human gap untouched (Interviewee 14). Interviewee 17 expressed the alignment condition directly: “Leadership wants us to work with AI. But can employees do that too? Do they do it and do they want to? Those are basically three things. And when those three things align with each other, you get a fantastic AI implementation.” It is this combination—direction </w:t>
       </w:r>
       <w:r>
         <w:lastRenderedPageBreak/>
-        <w:t>management work to carry people with it—that lets leadership function as the cross-cutting driver introduced at the start of this section.</w:t>
+        <w:t>set from the top, permission and resources to act, grassroots energy, and the change-management work to carry people with it—that lets leadership function as the cross-cutting driver introduced at the start of this section.</w:t>
       </w:r>
     </w:p>
     <w:p/>
@@ -28919,6 +28963,7 @@
   <w:style w:type="character" w:default="1" w:styleId="DefaultParagraphFont">
     <w:name w:val="Default Paragraph Font"/>
     <w:uiPriority w:val="1"/>
+    <w:semiHidden/>
     <w:unhideWhenUsed/>
   </w:style>
   <w:style w:type="table" w:default="1" w:styleId="TableNormal">

--- a/Thesis Draft - Daan Luttik - MBA.docx
+++ b/Thesis Draft - Daan Luttik - MBA.docx
@@ -3581,7 +3581,7 @@
         </w:r>
       </w:del>
       <w:r>
-        <w:t xml:space="preserve">generate text based on the user's input; this, in addition to the earlier release of stable diffusion and other imaging models, made the public keenly aware of the potential for AI to answer questions and create content (Wahid et al., </w:t>
+        <w:t xml:space="preserve">generate text based on the user’s input; this, in addition to the earlier release of stable diffusion and other imaging models, made the public keenly aware of the potential for AI to answer questions and create content (Wahid et al., </w:t>
       </w:r>
       <w:r>
         <w:lastRenderedPageBreak/>
@@ -4241,7 +4241,7 @@
         <w:rPr>
           <w:color w:val="00312A"/>
         </w:rPr>
-        <w:t>. Verhoef et al. (2021) distinguish between digitization, digitalization, and digital transformation. Digitization converts analog information into digital form, digitalization uses digital technologies to improve existing processes, and digital transformation involves more substantial changes to business models and organizational logic. Wessel et al. (2021) similarly argue that digital transformation differs from traditional IT-enabled transformation because it can redefine an organization's value proposition rather than merely support it.</w:t>
+        <w:t>. Verhoef et al. (2021) distinguish between digitization, digitalization, and digital transformation. Digitization converts analog information into digital form, digitalization uses digital technologies to improve existing processes, and digital transformation involves more substantial changes to business models and organizational logic. Wessel et al. (2021) similarly argue that digital transformation differs from traditional IT-enabled transformation because it can redefine an organization’s value proposition rather than merely support it.</w:t>
       </w:r>
     </w:p>
     <w:p>
@@ -5476,7 +5476,7 @@
         <w:footnoteReference w:id="1"/>
       </w:r>
       <w:r>
-        <w:t xml:space="preserve"> about the participant's role and organization are noted to allow analysis of insights and potential limitations that can be derived from the sample distribution. </w:t>
+        <w:t xml:space="preserve"> about the participant’s role and organization are noted to allow analysis of insights and potential limitations that can be derived from the sample distribution. </w:t>
       </w:r>
     </w:p>
     <w:p>
@@ -12113,7 +12113,7 @@
                 <w:sz w:val="20"/>
                 <w:szCs w:val="20"/>
               </w:rPr>
-              <w:t xml:space="preserve">In line with Shenton (2004), analytic memos recorded reasoning separately from transcript text; preliminary interpretations that were not supported by later data were revised or discarded. Findings claims are anchored in participant quotations (Chapter 4; Appendix D). Reflexive documentation of the researcher's marketing and AI background and </w:t>
+              <w:t xml:space="preserve">In line with Shenton (2004), analytic memos recorded reasoning separately from transcript text; preliminary interpretations that were not supported by later data were revised or discarded. Findings claims are anchored in participant quotations (Chapter 4; Appendix D). Reflexive documentation of the researcher’s marketing and AI background and </w:t>
             </w:r>
             <w:commentRangeStart w:id="164"/>
             <w:r>
@@ -16515,7 +16515,7 @@
     <w:p>
       <w:r>
         <w:lastRenderedPageBreak/>
-        <w:t>This process of observation typically results in a situation where both Marketing managers and AI experts recognise the significant impact of agentic AI. As interviewee 7 noted, “We’re living in an era of change, and we’re living in a change of era simultaneously.” Interviewee 6 started to incorporate AI into all parts of her organization, noting “So I'm of course responsible for commercial, but [...] this is the future for our company!”.</w:t>
+        <w:t>This process of observation typically results in a situation where both Marketing managers and AI experts recognise the significant impact of agentic AI. As interviewee 7 noted, “We’re living in an era of change, and we’re living in a change of era simultaneously.” Interviewee 6 started to incorporate AI into all parts of her organization, noting “So I’m of course responsible for commercial, but [...] this is the future for our company!”.</w:t>
       </w:r>
     </w:p>
     <w:p>
@@ -16624,11 +16624,11 @@
     </w:p>
     <w:p>
       <w:r>
-        <w:t xml:space="preserve">Regarding pressure from competitors interviewee 9, noted how different marketing agencies are looking at each other's offerings and trying to mimic what others are doing. She noted that organizations are primarily trying </w:t>
+        <w:t xml:space="preserve">Regarding pressure from competitors interviewee 9, noted how different marketing agencies are looking at each other’s offerings and trying to mimic what others are doing. She noted that organizations are primarily trying </w:t>
       </w:r>
       <w:commentRangeStart w:id="180"/>
       <w:r>
-        <w:t xml:space="preserve">"to get to parity in the present with what they're saying they can do", </w:t>
+        <w:t xml:space="preserve">“to get to parity in the present with what they’re saying they can do”, </w:t>
       </w:r>
       <w:commentRangeEnd w:id="180"/>
       <w:r>
@@ -16646,12 +16646,12 @@
     <w:p>
       <w:r>
         <w:lastRenderedPageBreak/>
-        <w:t>"Talk to your peers at conferences. I think this needs to happen more on the C level, that they exchange ideas with their peers, because that's actually where they will understand the quickest what the benefit is, and this makes it a lot better, right?"</w:t>
-      </w:r>
-    </w:p>
-    <w:p>
-      <w:r>
-        <w:t>Participants described organizations feeling compelled to demonstrate AI capability, primarily to avoid the perception of falling behind rather than to generate novel value. When it comes to competitive pressure the dominant managerial posture is defensive rather than offensive. Interviewee 8 captured the organizational reaction to new AI initiatives: “Almost everyone's been very positive about it because they want to not be left behind, you know?”</w:t>
+        <w:t>“Talk to your peers at conferences. I think this needs to happen more on the C level, that they exchange ideas with their peers, because that’s actually where they will understand the quickest what the benefit is, and this makes it a lot better, right?”</w:t>
+      </w:r>
+    </w:p>
+    <w:p>
+      <w:r>
+        <w:t>Participants described organizations feeling compelled to demonstrate AI capability, primarily to avoid the perception of falling behind rather than to generate novel value. When it comes to competitive pressure the dominant managerial posture is defensive rather than offensive. Interviewee 8 captured the organizational reaction to new AI initiatives: “Almost everyone’s been very positive about it because they want to not be left behind, you know?”</w:t>
       </w:r>
     </w:p>
     <w:p>
@@ -16666,12 +16666,12 @@
     </w:p>
     <w:p>
       <w:r>
-        <w:t>Regarding the position of agents of consumers intermediating search, interviewee 14 observed: “the world of search is now changing. And fortunately it's not going as fast as everyone thought it would change.”</w:t>
-      </w:r>
-    </w:p>
-    <w:p>
-      <w:r>
-        <w:t>For marketing managers, this shift translates directly into a new operational concern: the need to be visible within AI systems rather than only within traditional search engines. Interviewee 3 described this as an active focus area for her team this year, observing that organic search and paid search are "becoming less and less relevant" as AI-powered queries grow.</w:t>
+        <w:t>Regarding the position of agents of consumers intermediating search, interviewee 14 observed: “the world of search is now changing. And fortunately it’s not going as fast as everyone thought it would change.”</w:t>
+      </w:r>
+    </w:p>
+    <w:p>
+      <w:r>
+        <w:t>For marketing managers, this shift translates directly into a new operational concern: the need to be visible within AI systems rather than only within traditional search engines. Interviewee 3 described this as an active focus area for her team this year, observing that organic search and paid search are “becoming less and less relevant” as AI-powered queries grow.</w:t>
       </w:r>
     </w:p>
     <w:p>
@@ -16686,7 +16686,7 @@
       </w:pPr>
       <w:r>
         <w:lastRenderedPageBreak/>
-        <w:t>I think people are going to use this much more to come to decisions and make purchases to some extent. So people will, maybe not yet, but later they'll just give their credit card details to an LLM and it's going to buy things for them on request. Or maybe even on a schedule.</w:t>
+        <w:t>I think people are going to use this much more to come to decisions and make purchases to some extent. So people will, maybe not yet, but later they’ll just give their credit card details to an LLM and it’s going to buy things for them on request. Or maybe even on a schedule.</w:t>
       </w:r>
     </w:p>
     <w:p>
@@ -16700,7 +16700,7 @@
         <w:ind w:left="720" w:firstLine="0"/>
       </w:pPr>
       <w:r>
-        <w:t>There's no longer doing business with a human. But there's a bot, a project, an artifact, whatever we're going to call it, that goes to the platform. The platform therefore probably also needs to look different. And it's going to search for information, select a product, make comparisons. So that for me is the further form of agentic AI.</w:t>
+        <w:t>There’s no longer doing business with a human. But there’s a bot, a project, an artifact, whatever we’re going to call it, that goes to the platform. The platform therefore probably also needs to look different. And it’s going to search for information, select a product, make comparisons. So that for me is the further form of agentic AI.</w:t>
       </w:r>
     </w:p>
     <w:p>
@@ -16724,7 +16724,7 @@
     </w:p>
     <w:p>
       <w:r>
-        <w:t xml:space="preserve">A third external force shaping managers' engagement with agentic AI is the strategy and communication of their software suppliers. Many organizations adopt AI not through internal initiative but through the road maps of the vendors they already depend on, </w:t>
+        <w:t xml:space="preserve">A third external force shaping managers‘ engagement with agentic AI is the strategy and communication of their software suppliers. Many organizations adopt AI not through internal initiative but through the road maps of the vendors they already depend on, </w:t>
       </w:r>
       <w:commentRangeStart w:id="182"/>
       <w:r>
@@ -16740,11 +16740,11 @@
         <w:commentReference w:id="182"/>
       </w:r>
       <w:r>
-        <w:t xml:space="preserve">. Interviewee 1 noted that "most of the thinking behind an AI strategy comes from their default supplier, it's Microsoft's AI strategy or IBM's AI strategy, because that is their source of </w:t>
+        <w:t xml:space="preserve">. Interviewee 1 noted that “most of the thinking behind an AI strategy comes from their default supplier, it’s Microsoft’s AI strategy or IBM’s AI strategy, because that is their source of </w:t>
       </w:r>
       <w:r>
         <w:lastRenderedPageBreak/>
-        <w:t>knowledge." Interviewee 2, described a similar pattern: "We are mainly relying on the products that we use and agents that they provide us with."</w:t>
+        <w:t>knowledge.” Interviewee 2, described a similar pattern: “We are mainly relying on the products that we use and agents that they provide us with.”</w:t>
       </w:r>
     </w:p>
     <w:p>
@@ -16768,7 +16768,6 @@
           <w:color w:val="000000"/>
         </w:rPr>
         <w:tab/>
-        <w:t>Creating the context for effective change</w:t>
       </w:r>
       <w:commentRangeEnd w:id="184"/>
       <w:r>
@@ -16780,6 +16779,12 @@
         </w:rPr>
         <w:commentReference w:id="184"/>
       </w:r>
+      <w:r>
+        <w:rPr>
+          <w:color w:val="000000"/>
+        </w:rPr>
+        <w:t>The organizational context</w:t>
+      </w:r>
     </w:p>
     <w:p>
       <w:r>
@@ -16798,7 +16803,7 @@
         <w:t>Leveraging</w:t>
       </w:r>
       <w:r>
-        <w:t xml:space="preserve"> is the use of a favorable condition to amplify the organization's ability to adopt and create value with agentic AI. </w:t>
+        <w:t xml:space="preserve"> is the use of a favorable condition to amplify the organization’s ability to adopt and create value with agentic AI. </w:t>
       </w:r>
       <w:r>
         <w:rPr>
@@ -16936,7 +16941,13 @@
     </w:p>
     <w:p>
       <w:r>
-        <w:t>Where this culture is absent, it functions as an additional obstacle that compounds resistance and analysis paralysis, making the default response navigation rather than reshaping. Reshaping culture is possible but slow, and is rarely something managers in the data attempt to address directly. Interviewee 7 drew the contrast vividly: in a punishing culture, when a pilot “goes wrong” the response is “Next time, you’re fired,” with the result that employees “will never start anything again.”</w:t>
+        <w:t>Where this culture is absent, it functions as an additional obstacle that compounds resistance and analysis paralysis, making the default response navigation rather than reshaping. Reshaping culture is possible but slow, and is rarely something managers in the data attempt to address directly. Interviewee 7 drew the contrast vividly: in a punishing culture, when a pilot “goes wrong”</w:t>
+      </w:r>
+      <w:r>
+        <w:t>,</w:t>
+      </w:r>
+      <w:r>
+        <w:t xml:space="preserve"> the response is “Next time, you’re fired,” with the result that employees “will never start anything again.”</w:t>
       </w:r>
     </w:p>
     <w:p>
@@ -16957,26 +16968,59 @@
         </w:rPr>
         <w:t xml:space="preserve">is the primary response to the literacy and understanding barrier. Managers invest deliberately in raising AI capability across the organization, through training sessions, workshops, awareness programs, and structured learning, to create the cognitive preconditions for effective adoption. </w:t>
       </w:r>
-      <w:ins w:id="187" w:author="Claude" w:date="2026-06-06T00:00:00Z">
-        <w:r>
-          <w:rPr>
-            <w:bCs/>
-          </w:rPr>
-          <w:t xml:space="preserve">The most structured accounts tailored this effort to different organizational layers. Interviewee 10 described a three-level model: “help people learn what AI can do […] leadership, middle management, floor—each with different focus. Leadership must understand where AI is heading to create strategic horizons. Middle management must learn how to facilitate and structure experimentation. Floor level must learn that AI is more than writing emails.” The content of that training matters as much as its existence; Interviewee 7 stressed that capability is specific rather than general: “prompting is </w:t>
-        </w:r>
-        <w:r>
-          <w:rPr>
-            <w:bCs/>
-          </w:rPr>
-          <w:lastRenderedPageBreak/>
-          <w:t xml:space="preserve">really different than just asking, using it like a Google.” </w:t>
-        </w:r>
-      </w:ins>
       <w:r>
         <w:rPr>
           <w:bCs/>
         </w:rPr>
-        <w:t>While education primarily targets the understanding deficit, it also reduces resistance by demystifying AI: employees who understand what AI can and cannot do are less fearful of it. However, education alone is insufficient to sustain change. Interviewee 17 observed a common pattern in her training work: “After two or three trainings companies basically stop, because then they go back to what they started with.” Sustained capacity-building requires not just initial education but ongoing structural embedding of learning.</w:t>
+        <w:t xml:space="preserve">Interviewee 10 described a three-level model: </w:t>
+      </w:r>
+    </w:p>
+    <w:p>
+      <w:pPr>
+        <w:pStyle w:val="Quote"/>
+      </w:pPr>
+      <w:r>
+        <w:t>“</w:t>
+      </w:r>
+      <w:r>
+        <w:t>Help</w:t>
+      </w:r>
+      <w:r>
+        <w:t xml:space="preserve"> people learn what AI can do […] leadership, middle management, </w:t>
+      </w:r>
+      <w:r>
+        <w:t xml:space="preserve">and employees, </w:t>
+      </w:r>
+      <w:r>
+        <w:t xml:space="preserve">each with different focus. Leadership must understand where AI is heading to create strategic horizons. Middle management must learn how to facilitate and structure experimentation. </w:t>
+      </w:r>
+      <w:r>
+        <w:t>Employees</w:t>
+      </w:r>
+      <w:r>
+        <w:t xml:space="preserve"> must learn that AI is more than writing emails.” </w:t>
+      </w:r>
+    </w:p>
+    <w:p>
+      <w:pPr>
+        <w:rPr>
+          <w:bCs/>
+        </w:rPr>
+      </w:pPr>
+      <w:r>
+        <w:rPr>
+          <w:bCs/>
+        </w:rPr>
+        <w:lastRenderedPageBreak/>
+        <w:t>Training each other seems to be an effective approach, interviewee 4 describes his…</w:t>
+      </w:r>
+    </w:p>
+    <w:p>
+      <w:pPr>
+        <w:pStyle w:val="Quote"/>
+      </w:pPr>
+      <w:r>
+        <w:t>training sessions with my coworkers, showing them the agents that are being developed, or that they themselves can develop an agent. […] It becomes something that they can quickly go back to and work efficiently with.</w:t>
       </w:r>
     </w:p>
     <w:p>
@@ -17012,36 +17056,46 @@
           <w:b/>
           <w:bCs/>
         </w:rPr>
-        <w:t xml:space="preserve">External experts </w:t>
-      </w:r>
-      <w:r>
-        <w:t xml:space="preserve">External experts A third pattern is less visible but analytically important: rather than reshaping capacity, some managers simply navigate around it. The motivation is speed. Interviewee 6 was blunt about the alternative to waiting: "Another one is actually using also experts externally, because if we would've waited for people internally, I think it would've been a major blocker.” She described what the internal route looked like in practice: </w:t>
-      </w:r>
+        <w:t>External experts</w:t>
+      </w:r>
+      <w:r>
+        <w:rPr>
+          <w:b/>
+          <w:bCs/>
+        </w:rPr>
+        <w:t xml:space="preserve">. </w:t>
+      </w:r>
+      <w:r>
+        <w:t>Ra</w:t>
+      </w:r>
+      <w:r>
+        <w:t xml:space="preserve">ther than reshaping capacity, some managers simply navigate around it. The motivation is speed. Interviewee 6 was blunt about the alternative to waiting: “Another one is actually using also experts externally, because if we would’ve waited for people internally, I think it would’ve been a major blocker.” She described what the internal route looked like in practice: </w:t>
+      </w:r>
+      <w:r>
+        <w:t>“</w:t>
+      </w:r>
+      <w:r>
+        <w:t xml:space="preserve">we really had pushback internally, like, ‘We want to build this internally’ … And I was like, </w:t>
+      </w:r>
+      <w:bookmarkStart w:id="187" w:name="OLE_LINK3"/>
+      <w:r>
+        <w:t>‘</w:t>
+      </w:r>
+      <w:bookmarkEnd w:id="187"/>
+      <w:r>
+        <w:t>Yeah, then I’m going to wait two years before I get space on the backlog.</w:t>
+      </w:r>
+      <w:r>
+        <w:t>’”</w:t>
+      </w:r>
+      <w:r>
+        <w:t xml:space="preserve"> </w:t>
+      </w:r>
+    </w:p>
+    <w:p>
       <w:r>
         <w:lastRenderedPageBreak/>
-        <w:t>“</w:t>
-      </w:r>
-      <w:r>
-        <w:t xml:space="preserve">we really had pushback internally, like, 'We want to build this internally' … And I was like, </w:t>
-      </w:r>
-      <w:bookmarkStart w:id="188" w:name="OLE_LINK3"/>
-      <w:r>
-        <w:t>‘</w:t>
-      </w:r>
-      <w:bookmarkEnd w:id="188"/>
-      <w:r>
-        <w:t>Yeah, then I'm going to wait two years before I get space on the backlog.</w:t>
-      </w:r>
-      <w:r>
-        <w:t>’”</w:t>
-      </w:r>
-      <w:r>
-        <w:t xml:space="preserve"> </w:t>
-      </w:r>
-    </w:p>
-    <w:p>
-      <w:r>
-        <w:t>Interviewee 13 saw the same logic where internal teams were saturated: “we are now really building a big clean room with another company because the … internal IT team is completely overwhelmed.” Yet the interviewees were equally clear that the bypass carries a cost. Interviewee 13 warned it can hollow out internal capability: "Agencies give you a kickstart … The biggest issue is really this thing that too many companies make themselves dependent on an agency and then the agency basically owns all the AI knowledge that was built for you." And Interviewee 4 showed how fragile externally-sourced momentum can be: "They found an external consultant … when they were doing a reorg … [they] no longer needed that consultant. So there is a loss of momentum there." Routing around the bottleneck buys speed now at the risk of dependence and stalled capability later.</w:t>
+        <w:t>Interviewee 13 saw the same logic where internal teams were saturated: “we are now really building a big clean room with another company because the … internal IT team is completely overwhelmed.” Yet the interviewees were equally clear that the bypass carries a cost. Interviewee 13 warned it can hollow out internal capability: “Agencies give you a kickstart … The biggest issue is really this thing that too many companies make themselves dependent on an agency and then the agency basically owns all the AI knowledge that was built for you.” And Interviewee 4 showed how fragile externally-sourced momentum can be: “They found an external consultant … when they were doing a reorg … [they] no longer needed that consultant. So there is a loss of momentum there.” Routing around the bottleneck buys speed now at the risk of dependence and stalled capability later.</w:t>
       </w:r>
     </w:p>
     <w:p>
@@ -17163,23 +17217,23 @@
         <w:t xml:space="preserve"> “</w:t>
       </w:r>
       <w:r>
-        <w:t xml:space="preserve">people, uh, are drinking from a fire hose. And </w:t>
+        <w:t>people, uh, are drinking from a fire hose. And they need to have that leadership that tells them their importance, they’re part of the team, and their work matters.</w:t>
+      </w:r>
+      <w:r>
+        <w:t>”</w:t>
+      </w:r>
+      <w:r>
+        <w:t xml:space="preserve"> </w:t>
+      </w:r>
+      <w:r>
+        <w:t>Interviewee 13 connected this to the process of change: “Yes</w:t>
+      </w:r>
+      <w:r>
+        <w:t xml:space="preserve">, we will </w:t>
       </w:r>
       <w:r>
         <w:lastRenderedPageBreak/>
-        <w:t>they need to have that leadership that tells them their importance, they're part of the team, and their work matters.</w:t>
-      </w:r>
-      <w:r>
-        <w:t>”</w:t>
-      </w:r>
-      <w:r>
-        <w:t xml:space="preserve"> </w:t>
-      </w:r>
-      <w:r>
-        <w:t>Interviewee 13 connected this to the process of change: “Yes</w:t>
-      </w:r>
-      <w:r>
-        <w:t>, we will automate these kind of things, but that still means someone needs to look over this automation. You can learn to do this</w:t>
+        <w:t>automate these kind of things, but that still means someone needs to look over this automation. You can learn to do this</w:t>
       </w:r>
       <w:r>
         <w:t>”.</w:t>
@@ -17266,7 +17320,7 @@
       </w:r>
     </w:p>
     <w:p>
-      <w:bookmarkStart w:id="189" w:name="OLE_LINK4"/>
+      <w:bookmarkStart w:id="188" w:name="OLE_LINK4"/>
       <w:r>
         <w:rPr>
           <w:bCs/>
@@ -17281,7 +17335,7 @@
       <w:r>
         <w:t xml:space="preserve">the visible endorsement, resource authorization, and organizational protection that senior leaders provide.  </w:t>
       </w:r>
-      <w:bookmarkEnd w:id="189"/>
+      <w:bookmarkEnd w:id="188"/>
       <w:r>
         <w:t>Interviewee 8 described how decisive immediate backing was for his own work: “She just let me go and run … the buy-in of my immediate management is pivotal to what I do.”</w:t>
       </w:r>
@@ -17295,18 +17349,15 @@
         <w:t>Interviewee 6 noted that “Leadership encouragement is a tailwind” describing “Whenever we use [agentic AI] and showcase something […] it is appreciated and rewarded”.</w:t>
       </w:r>
       <w:r>
-        <w:t xml:space="preserve"> Their backing can also unlock notable resources. Interviewee 8 noted how leadership incentivizes AI adoption by absorbing AI spend  “They want </w:t>
-      </w:r>
-      <w:r>
+        <w:t xml:space="preserve"> Their backing can also unlock notable resources. Interviewee 8 noted how leadership incentivizes AI adoption by absorbing AI spend  “They want AI adoption to happen, so they just decided this new AI group would eat the cost and that anyone within the corporation can ‘use it for free’”.</w:t>
+      </w:r>
+    </w:p>
+    <w:p>
+      <w:r>
+        <w:rPr>
+          <w:bCs/>
+        </w:rPr>
         <w:lastRenderedPageBreak/>
-        <w:t>AI adoption to happen, so they just decided this new AI group would eat the cost and that anyone within the corporation can ‘use it for free’”.</w:t>
-      </w:r>
-    </w:p>
-    <w:p>
-      <w:r>
-        <w:rPr>
-          <w:bCs/>
-        </w:rPr>
         <w:t xml:space="preserve">An important leadership role is the </w:t>
       </w:r>
       <w:r>
@@ -17365,31 +17416,28 @@
     </w:p>
     <w:p>
       <w:r>
-        <w:t xml:space="preserve">A single individual’s initiative, when it produces visible results, can unlock significant organizational investment—a champion-first sequence in which grassroots results attract the leadership backing described above, rather than the reverse. Interviewee 8 observed that such individuals are not isolated: “We don’t have an AI group </w:t>
-      </w:r>
-      <w:r>
-        <w:t>[</w:t>
-      </w:r>
-      <w:r>
-        <w:t>…</w:t>
-      </w:r>
-      <w:r>
-        <w:t>]</w:t>
-      </w:r>
-      <w:r>
-        <w:t xml:space="preserve"> we have probably AI strategists and specialists all throughout the corporation.” Interviewee 6 captured the champion’s characteristic willingness to move ahead of formal permission: “I hear a lot of other companies where the board is afraid or legal is holding it back … Sorry, but you’d have to believe me on my blue eyes because I’m going to make this happen.”</w:t>
-      </w:r>
-    </w:p>
-    <w:p>
-      <w:r>
-        <w:t xml:space="preserve">Across the four behaviors, the data points to a single integrative claim: each is necessary but none is sufficient alone, and adoption advances only when they align. Backing without clarity scatters effort (Interviewees 16 and 3); clarity or championing without backing stalls at the pilot stage; and direction of any kind without bringing people along leaves the sixty-to-seventy-percent human gap untouched (Interviewee 14). Interviewee 17 expressed the alignment condition directly: “Leadership wants us to work with AI. But can employees do that too? Do they do it and do they want to? Those are basically three things. And when those three things align with each other, you get a fantastic AI implementation.” It is this combination—direction </w:t>
-      </w:r>
-      <w:r>
-        <w:lastRenderedPageBreak/>
-        <w:t>set from the top, permission and resources to act, grassroots energy, and the change-management work to carry people with it—that lets leadership function as the cross-cutting driver introduced at the start of this section.</w:t>
-      </w:r>
-    </w:p>
-    <w:p/>
+        <w:t>Interviewee 8</w:t>
+      </w:r>
+      <w:r>
+        <w:t>, who seems to fit the description of an AI champion, describes his behavior:</w:t>
+      </w:r>
+    </w:p>
+    <w:p>
+      <w:pPr>
+        <w:pStyle w:val="Quote"/>
+      </w:pPr>
+      <w:r>
+        <w:t>There’s a new thing out, it takes me five seconds to test it, and then I know if it’s ready for something that we might want to deploy. And at that point, I try to get buy-in.</w:t>
+      </w:r>
+      <w:r>
+        <w:t xml:space="preserve"> </w:t>
+      </w:r>
+    </w:p>
+    <w:p>
+      <w:r>
+        <w:t>Based on various examples, AI champions typically seem to combine technological know-how with business understanding. Enabling them to create examples that can provide direction and get support from senior leadership.</w:t>
+      </w:r>
+    </w:p>
     <w:p>
       <w:pPr>
         <w:pStyle w:val="Heading3"/>
@@ -17397,8 +17445,8 @@
           <w:color w:val="24292E"/>
         </w:rPr>
       </w:pPr>
-      <w:bookmarkStart w:id="190" w:name="_xw6d9a4ef7wu" w:colFirst="0" w:colLast="0"/>
-      <w:bookmarkEnd w:id="190"/>
+      <w:bookmarkStart w:id="189" w:name="_xw6d9a4ef7wu" w:colFirst="0" w:colLast="0"/>
+      <w:bookmarkEnd w:id="189"/>
       <w:r>
         <w:t>4.2.3</w:t>
       </w:r>
@@ -17418,27 +17466,171 @@
           <w:i/>
           <w:iCs/>
         </w:rPr>
-        <w:t>Data infrastructure</w:t>
-      </w:r>
-      <w:r>
-        <w:t xml:space="preserve"> emerged as the foundational prerequisite. Interviewee 2 described his organization’s situation plainly: “The infrastructure is not yet in place, and the work on it is really big.” He elaborated that this is not a failure of will but of competing priorities: every improvement to the underlying data platform competes for attention with immediate operational demands. Without a robust and accessible data layer, AI systems cannot be reliably built or deployed. </w:t>
-      </w:r>
-      <w:ins w:id="191" w:author="Claude" w:date="2026-06-06T00:00:00Z">
-        <w:r>
-          <w:t>Interviewee 10 underscored how far many organizations still are from this foundation: “how badly we still handle data. We keep saying data isn’t in order and it’s hard. […] activating that data is hard.”</w:t>
-        </w:r>
-      </w:ins>
-    </w:p>
-    <w:p>
-      <w:r>
-        <w:t>A lack of</w:t>
+        <w:t>Data and technical</w:t>
       </w:r>
       <w:r>
         <w:rPr>
           <w:i/>
           <w:iCs/>
         </w:rPr>
-        <w:t xml:space="preserve"> systems thinking</w:t>
+        <w:t xml:space="preserve"> infrastructure</w:t>
+      </w:r>
+      <w:r>
+        <w:t xml:space="preserve"> emerged as the foundational prerequisit</w:t>
+      </w:r>
+      <w:r>
+        <w:t>es</w:t>
+      </w:r>
+      <w:r>
+        <w:t>.</w:t>
+      </w:r>
+      <w:r>
+        <w:t xml:space="preserve"> This spans from having data to having the data be accessible in the right systems, a process that is typically facilitated by technical infrastructure.</w:t>
+      </w:r>
+      <w:r>
+        <w:t xml:space="preserve"> </w:t>
+      </w:r>
+      <w:r>
+        <w:t xml:space="preserve">Without accessible data and tools within the organizational layers, agentic systems cannot act </w:t>
+      </w:r>
+      <w:r>
+        <w:t>within</w:t>
+      </w:r>
+      <w:r>
+        <w:t xml:space="preserve"> those systems and cannot interpret the data, limiting </w:t>
+      </w:r>
+      <w:r>
+        <w:t xml:space="preserve">the </w:t>
+      </w:r>
+      <w:r>
+        <w:t>ability of agentic AI to act within the organization</w:t>
+      </w:r>
+      <w:r>
+        <w:t xml:space="preserve">. </w:t>
+      </w:r>
+      <w:r>
+        <w:t xml:space="preserve">Interviewee 10 </w:t>
+      </w:r>
+      <w:r>
+        <w:t xml:space="preserve">noted the </w:t>
+      </w:r>
+      <w:r>
+        <w:lastRenderedPageBreak/>
+        <w:t xml:space="preserve">strictness of this limitation </w:t>
+      </w:r>
+      <w:r>
+        <w:t xml:space="preserve">“Technology strongly defines what can and can not be done in marketing. Your MarTech stack bounds what personalization you can do”. </w:t>
+      </w:r>
+    </w:p>
+    <w:p>
+      <w:r>
+        <w:t xml:space="preserve">Interviewee </w:t>
+      </w:r>
+      <w:r>
+        <w:t>2 notes</w:t>
+      </w:r>
+      <w:r>
+        <w:t xml:space="preserve"> lacking these capabilities</w:t>
+      </w:r>
+      <w:r>
+        <w:t xml:space="preserve"> as the core reason why his organization is behind in AI adoption, stating, </w:t>
+      </w:r>
+      <w:r>
+        <w:t>“</w:t>
+      </w:r>
+      <w:r>
+        <w:t>We are just in the first steps towards [AI] maturity, and the core reason is: the infrastructure is not yet in place, and the workload is really big.”</w:t>
+      </w:r>
+      <w:r>
+        <w:t xml:space="preserve"> </w:t>
+      </w:r>
+      <w:r>
+        <w:t xml:space="preserve">Interviewee 10 </w:t>
+      </w:r>
+      <w:r>
+        <w:t>laments</w:t>
+      </w:r>
+      <w:r>
+        <w:t xml:space="preserve"> how far many organizations still are from this foundation: “</w:t>
+      </w:r>
+      <w:r>
+        <w:t>H</w:t>
+      </w:r>
+      <w:r>
+        <w:t>ow badly we still handle data. We keep saying data isn’t in order and it’s hard</w:t>
+      </w:r>
+      <w:r>
+        <w:t>.</w:t>
+      </w:r>
+      <w:r>
+        <w:t>”</w:t>
+      </w:r>
+    </w:p>
+    <w:p>
+      <w:r>
+        <w:t>However,</w:t>
+      </w:r>
+      <w:r>
+        <w:t xml:space="preserve"> a counterpoint comes from</w:t>
+      </w:r>
+      <w:r>
+        <w:t xml:space="preserve"> interviewee 13</w:t>
+      </w:r>
+      <w:r>
+        <w:t>,</w:t>
+      </w:r>
+      <w:r>
+        <w:t xml:space="preserve"> </w:t>
+      </w:r>
+      <w:r>
+        <w:t>who</w:t>
+      </w:r>
+      <w:r>
+        <w:t xml:space="preserve"> notes that you do not always need to </w:t>
+      </w:r>
+      <w:r>
+        <w:t xml:space="preserve">have complex data infrastructure to get access to data: </w:t>
+      </w:r>
+    </w:p>
+    <w:p>
+      <w:pPr>
+        <w:pStyle w:val="Quote"/>
+      </w:pPr>
+      <w:r>
+        <w:t>You can just dump your data […], not even dump your data. You just tell the agent, ‘I have data in this source, this source, and that source. Please look at it’. Then this agent grabs all the data from different tools.</w:t>
+      </w:r>
+    </w:p>
+    <w:p>
+      <w:r>
+        <w:t>A lack of</w:t>
+      </w:r>
+      <w:r>
+        <w:rPr>
+          <w:i/>
+          <w:iCs/>
+        </w:rPr>
+        <w:t xml:space="preserve"> </w:t>
+      </w:r>
+      <w:r>
+        <w:rPr>
+          <w:i/>
+          <w:iCs/>
+        </w:rPr>
+        <w:t>technical</w:t>
+      </w:r>
+      <w:r>
+        <w:rPr>
+          <w:i/>
+          <w:iCs/>
+        </w:rPr>
+        <w:t xml:space="preserve"> </w:t>
+      </w:r>
+      <w:r>
+        <w:rPr>
+          <w:i/>
+          <w:iCs/>
+        </w:rPr>
+        <w:t>talent</w:t>
       </w:r>
       <w:r>
         <w:rPr>
@@ -17448,7 +17640,115 @@
         <w:t xml:space="preserve"> </w:t>
       </w:r>
       <w:r>
-        <w:t>surfaced as a frequent constraint. This includes the ability to observe how the process works and how data and the system's components interact.   Interviewee 13 described this as the root cause behind many apparent AI failures:</w:t>
+        <w:t xml:space="preserve">surfaced as a frequent constraint. </w:t>
+      </w:r>
+      <w:r>
+        <w:t xml:space="preserve">This includes the ability to build, implement, and integrate agentic systems. But it also includes the vital systems thinking that is required to analyze the process that could be improved by AI from a technical perspective. </w:t>
+      </w:r>
+      <w:r>
+        <w:t>Interviewee 13 described this as the root cause behind many apparent AI failures:</w:t>
+      </w:r>
+    </w:p>
+    <w:p>
+      <w:pPr>
+        <w:pStyle w:val="Quote"/>
+      </w:pPr>
+      <w:r>
+        <w:t>The stupidest example is … people want to understand their marketing data better. And it’s really just like you have 20 different sources, you don’t know how to connect them, you don’t know how to put this all together. … The culprit is really still they don’t understand what the issues are.</w:t>
+      </w:r>
+    </w:p>
+    <w:p>
+      <w:r>
+        <w:t>Interviewee 1</w:t>
+      </w:r>
+      <w:r>
+        <w:t xml:space="preserve"> gave a more stark signal, noting that there is a perceived benefit to not having clarity regarding the processes. She notes </w:t>
+      </w:r>
+      <w:r>
+        <w:t>that marketers often do not automate processes because they seem to find “perceived value in sitting on complicated processes” and “find comfort in bespoke engagements” with technology. She adds:</w:t>
+      </w:r>
+    </w:p>
+    <w:p>
+      <w:pPr>
+        <w:pStyle w:val="Quote"/>
+      </w:pPr>
+      <w:r>
+        <w:lastRenderedPageBreak/>
+        <w:t>I think there is a component that is science, which could be automated, and there’s a component that is art, which is the creative and whatever. But you need to decouple the art from the science and use technology for what it’s worth.</w:t>
+      </w:r>
+    </w:p>
+    <w:p>
+      <w:r>
+        <w:t xml:space="preserve">Interviewee 1 added to this that this type of deep process knowledge (a feel for system logic) is precisely what is hardest to augment with AI, because it requires a level of structured thinking that many teams have not yet developed. </w:t>
+      </w:r>
+    </w:p>
+    <w:p>
+      <w:r>
+        <w:rPr>
+          <w:b/>
+          <w:bCs/>
+        </w:rPr>
+        <w:t>Manager responses</w:t>
+      </w:r>
+      <w:r>
+        <w:rPr>
+          <w:i/>
+          <w:iCs/>
+        </w:rPr>
+        <w:t>.</w:t>
+      </w:r>
+      <w:r>
+        <w:rPr>
+          <w:b/>
+          <w:bCs/>
+        </w:rPr>
+        <w:t xml:space="preserve"> </w:t>
+      </w:r>
+      <w:r>
+        <w:t xml:space="preserve">When resource conditions are available, managers can respond by leveraging them for initiatives regarding agentic AI. </w:t>
+      </w:r>
+      <w:bookmarkStart w:id="190" w:name="_qy9fnmmddxdy" w:colFirst="0" w:colLast="0"/>
+      <w:bookmarkEnd w:id="190"/>
+      <w:r>
+        <w:t xml:space="preserve">However, critically, the data shows no clear patterns of reshaping behavior towards these conditions. The limiting factor might be that technical resources often stem from other teams; interviewee 6 noted that the CMO should be “The CTO’s best friend,” noting that the CTO’s help is necessary to execute her vision. </w:t>
+      </w:r>
+      <w:r>
+        <w:t>The most notable navigating response that we observed was leveraging external talent as described in section 4.2.1.</w:t>
+      </w:r>
+    </w:p>
+    <w:p>
+      <w:pPr>
+        <w:pStyle w:val="Heading3"/>
+      </w:pPr>
+      <w:r>
+        <w:t>4.2.4</w:t>
+      </w:r>
+      <w:r>
+        <w:tab/>
+        <w:t xml:space="preserve">Governance &amp; </w:t>
+      </w:r>
+      <w:r>
+        <w:t>compliance</w:t>
+      </w:r>
+    </w:p>
+    <w:p>
+      <w:r>
+        <w:t xml:space="preserve">A fourth cluster of conditions concerns governance and organizational friction, covering the </w:t>
+      </w:r>
+      <w:r>
+        <w:t>compliance restrictions from the legal or IT department</w:t>
+      </w:r>
+      <w:r>
+        <w:t xml:space="preserve">, restrictive </w:t>
+      </w:r>
+      <w:r>
+        <w:t>processes,</w:t>
+      </w:r>
+      <w:r>
+        <w:t xml:space="preserve"> and</w:t>
+      </w:r>
+      <w:r>
+        <w:t xml:space="preserve"> politics that impede AI adoption. Interviewee 13 observed a pattern in large enterprises:</w:t>
       </w:r>
     </w:p>
     <w:p>
@@ -17457,49 +17757,46 @@
         <w:ind w:left="720"/>
       </w:pPr>
       <w:r>
-        <w:t>“The stupidest example is … people want to understand their marketing data better. And it’s really just like you have 20 different sources, you don’t know how to connect them, you don’t know how to put this all together. … The culprit is really still they don’t understand what the issues are.”</w:t>
-      </w:r>
-    </w:p>
-    <w:p>
-      <w:r>
-        <w:t xml:space="preserve">The problem is not data access per se, but the analytical capacity to know what data is needed, in what form, and for what purpose. Interviewee 1 noted that marketers often do not </w:t>
+        <w:t xml:space="preserve">They are not allowed to use agentic AI a lot … there’s this weird distinction people make. It’s totally fine to buy any kind of tool you don’t know anything about and put </w:t>
+      </w:r>
+      <w:r>
+        <w:t>[data]</w:t>
+      </w:r>
+      <w:r>
+        <w:t xml:space="preserve"> into the system. But agentic AI? That’s completely out of </w:t>
+      </w:r>
+      <w:r>
+        <w:t>the question</w:t>
+      </w:r>
+      <w:r>
+        <w:t>.</w:t>
+      </w:r>
+    </w:p>
+    <w:p>
+      <w:r>
+        <w:t xml:space="preserve">This can also affect AI adoption indirectly by limiting collection or exploitation of vital resources like data. Interviewee 13 describes “Companies are already afraid to use certain tools because ‘how does it look on the GDPR side?’, ‘are we allowed to track data from our </w:t>
       </w:r>
       <w:r>
         <w:lastRenderedPageBreak/>
-        <w:t>automate processes because they seem to find “perceived value in sitting on complicated processes” and “find comfort in bespoke engagements” with technology. She adds:</w:t>
-      </w:r>
-    </w:p>
-    <w:p>
-      <w:pPr>
-        <w:pStyle w:val="Quote"/>
-      </w:pPr>
-      <w:r>
-        <w:t>I think there is a component that is science, which could be automated, and there’s a component that is art, which is the creative and whatever. But you need to decouple the art from the science and use technology for what it’s worth.</w:t>
-      </w:r>
-    </w:p>
-    <w:p>
-      <w:r>
-        <w:t xml:space="preserve">Interviewee 1 added to this that this type of deep process knowledge (a feel for system logic) is precisely what is hardest to augment with AI, because it requires a level of structured thinking that many teams have not yet developed. </w:t>
-      </w:r>
-    </w:p>
-    <w:p>
-      <w:pPr>
-        <w:rPr>
-          <w:ins w:id="192" w:author="Claude" w:date="2026-06-06T00:00:00Z"/>
-        </w:rPr>
-      </w:pPr>
-      <w:ins w:id="193" w:author="Claude" w:date="2026-06-06T00:00:00Z">
-        <w:r>
-          <w:rPr>
-            <w:i/>
-            <w:iCs/>
-          </w:rPr>
-          <w:t>Technical talent</w:t>
-        </w:r>
-        <w:r>
-          <w:t xml:space="preserve"> is the third resource constraint, and a distinct one. Where the change-management capacity in section 4.2.1 is about convincing and training the wider organization, technical talent is about the hands-on work of wiring agentic systems into existing infrastructure—and the people who can do it are scarce. Interviewee 12 located this work in go-to-market operations teams: “it’s the marketing ops team that owns all of those systems […] of course, they’re gonna be the ones ultimately implementing and owning that. […] This is classic operations. Bread and butter is how do we integrate these things and make sure that we can monitor them operating properly?” Where this implementation capability is missing, even available data and tools tend to remain inert.</w:t>
-        </w:r>
-      </w:ins>
+        <w:t>customers?’”. Interviewee 10 notes the impact of restrictive governance on the culture</w:t>
+      </w:r>
+      <w:r>
+        <w:t>:</w:t>
+      </w:r>
+      <w:r>
+        <w:t xml:space="preserve"> “First everyone does bring-your-own-AI; then someone says ‘this is maybe not such a good idea’ and </w:t>
+      </w:r>
+      <w:r>
+        <w:t>suddenly</w:t>
+      </w:r>
+      <w:r>
+        <w:t xml:space="preserve"> everything is banned. Then the most enthusiastic people either disengage or leave”.</w:t>
+      </w:r>
+    </w:p>
+    <w:p>
+      <w:r>
+        <w:t>Interviewee 6 noted that governance structures, while legitimate, can prevent organizations from learning: “If we would’ve been stopped at the beginning, ‘You cannot use this system because you’re already on this system’, I think that is something that’s really holding people back.”</w:t>
+      </w:r>
     </w:p>
     <w:p>
       <w:r>
@@ -17507,566 +17804,1274 @@
           <w:b/>
           <w:bCs/>
         </w:rPr>
-        <w:t xml:space="preserve">Manager responses. </w:t>
-      </w:r>
-      <w:r>
-        <w:t xml:space="preserve">Managers respond to resource conditions in three patterns: leveraging available infrastructure to build and deploy fast; navigating gaps through external partnerships and workarounds; and reshaping the foundation through deliberate data-infrastructure investment. </w:t>
-      </w:r>
-    </w:p>
-    <w:p>
-      <w:r>
-        <w:t xml:space="preserve">Interviewee 16 illustrated the reshaping pattern. He described a two-year program he focused on providing clarity regarding the data and processes in use: “I started with a track on data governance, basically describing our business definitions and the technical lineage of our </w:t>
-      </w:r>
+        <w:t xml:space="preserve">Management response: </w:t>
+      </w:r>
+      <w:r>
+        <w:t>These frictions</w:t>
+      </w:r>
+      <w:r>
+        <w:t xml:space="preserve"> are predominantly navigated: unfavorable governance structures are treated as fixed features of the environment to be worked around rather than changed.</w:t>
+      </w:r>
+      <w:r>
+        <w:t xml:space="preserve"> We observed no </w:t>
+      </w:r>
+      <w:r>
+        <w:t>example of</w:t>
+      </w:r>
+      <w:r>
+        <w:t xml:space="preserve"> </w:t>
+      </w:r>
+      <w:r>
+        <w:rPr>
+          <w:i/>
+          <w:iCs/>
+        </w:rPr>
+        <w:t>reshaping</w:t>
+      </w:r>
+      <w:r>
+        <w:t xml:space="preserve"> </w:t>
+      </w:r>
+      <w:r>
+        <w:t xml:space="preserve">regarding the </w:t>
+      </w:r>
+      <w:r>
+        <w:t xml:space="preserve">governance structure as enforced by IT and legal. </w:t>
+      </w:r>
+    </w:p>
+    <w:p>
+      <w:r>
+        <w:t>I</w:t>
+      </w:r>
+      <w:r>
+        <w:t xml:space="preserve">nterviewee 13  </w:t>
+      </w:r>
+      <w:r>
+        <w:t>did note</w:t>
+      </w:r>
+      <w:r>
+        <w:t xml:space="preserve"> that “shadow IT can be a very good lighthouse project to make people understand what is possible”, but while this can serve as a means for employees to deploy agentic AI outside of the governance framework, this was not noted as a sensible management strategy.</w:t>
+      </w:r>
+    </w:p>
+    <w:p>
+      <w:pPr>
+        <w:pStyle w:val="Heading2"/>
+        <w:rPr>
+          <w:color w:val="auto"/>
+        </w:rPr>
+      </w:pPr>
+      <w:bookmarkStart w:id="191" w:name="_hojo1f9yxiy" w:colFirst="0" w:colLast="0"/>
+      <w:bookmarkEnd w:id="191"/>
+      <w:r>
+        <w:rPr>
+          <w:color w:val="auto"/>
+        </w:rPr>
+        <w:t>4.3</w:t>
+      </w:r>
+      <w:r>
+        <w:rPr>
+          <w:color w:val="auto"/>
+        </w:rPr>
+        <w:tab/>
+        <w:t xml:space="preserve">Applying </w:t>
+      </w:r>
+      <w:r>
+        <w:rPr>
+          <w:color w:val="auto"/>
+        </w:rPr>
+        <w:t xml:space="preserve">agentic </w:t>
+      </w:r>
+      <w:r>
+        <w:rPr>
+          <w:color w:val="auto"/>
+        </w:rPr>
+        <w:t>AI</w:t>
+      </w:r>
+    </w:p>
+    <w:p>
+      <w:pPr>
+        <w:rPr>
+          <w:lang w:val="en-US"/>
+        </w:rPr>
+      </w:pPr>
+      <w:r>
+        <w:rPr>
+          <w:lang w:val="en-US"/>
+        </w:rPr>
+        <w:t>Based</w:t>
+      </w:r>
+      <w:r>
+        <w:rPr>
+          <w:lang w:val="en-US"/>
+        </w:rPr>
+        <w:t xml:space="preserve"> on the observations that the manager made and within the context that </w:t>
+      </w:r>
+      <w:r>
+        <w:rPr>
+          <w:lang w:val="en-US"/>
+        </w:rPr>
+        <w:t xml:space="preserve">was </w:t>
+      </w:r>
+      <w:r>
+        <w:rPr>
+          <w:lang w:val="en-US"/>
+        </w:rPr>
+        <w:t xml:space="preserve">shaped within the </w:t>
+      </w:r>
+      <w:r>
+        <w:rPr>
+          <w:lang w:val="en-US"/>
+        </w:rPr>
+        <w:t>organization</w:t>
+      </w:r>
+      <w:r>
+        <w:rPr>
+          <w:lang w:val="en-US"/>
+        </w:rPr>
+        <w:t xml:space="preserve">, </w:t>
+      </w:r>
+      <w:r>
+        <w:rPr>
+          <w:lang w:val="en-US"/>
+        </w:rPr>
+        <w:t>the marketing manager can choose to apply</w:t>
+      </w:r>
+      <w:r>
+        <w:rPr>
+          <w:lang w:val="en-US"/>
+        </w:rPr>
+        <w:t xml:space="preserve"> agentic AI.</w:t>
+      </w:r>
+      <w:r>
+        <w:rPr>
+          <w:lang w:val="en-US"/>
+        </w:rPr>
+        <w:t xml:space="preserve"> Applying</w:t>
+      </w:r>
+      <w:r>
+        <w:rPr>
+          <w:lang w:val="en-US"/>
+        </w:rPr>
+        <w:t xml:space="preserve"> agentic AI is defined as using or implementing agentic AI systems within the </w:t>
+      </w:r>
+      <w:r>
+        <w:rPr>
+          <w:lang w:val="en-US"/>
+        </w:rPr>
+        <w:t>organization</w:t>
+      </w:r>
+      <w:r>
+        <w:rPr>
+          <w:lang w:val="en-US"/>
+        </w:rPr>
+        <w:t xml:space="preserve">. In our analysis, we differentiate </w:t>
+      </w:r>
+      <w:r>
+        <w:rPr>
+          <w:lang w:val="en-US"/>
+        </w:rPr>
+        <w:t>between two key factors</w:t>
+      </w:r>
+      <w:r>
+        <w:rPr>
+          <w:lang w:val="en-US"/>
+        </w:rPr>
+        <w:t xml:space="preserve">: </w:t>
+      </w:r>
+    </w:p>
+    <w:p>
+      <w:pPr>
+        <w:numPr>
+          <w:ilvl w:val="0"/>
+          <w:numId w:val="13"/>
+        </w:numPr>
+        <w:rPr>
+          <w:lang w:val="en-US"/>
+        </w:rPr>
+      </w:pPr>
+      <w:r>
+        <w:rPr>
+          <w:lang w:val="en-US"/>
+        </w:rPr>
+        <w:t>The use cases: What are marketing managers and their teams trying to accomplish with agentic AI</w:t>
+      </w:r>
+    </w:p>
+    <w:p>
+      <w:pPr>
+        <w:numPr>
+          <w:ilvl w:val="0"/>
+          <w:numId w:val="13"/>
+        </w:numPr>
+        <w:rPr>
+          <w:lang w:val="en-US"/>
+        </w:rPr>
+      </w:pPr>
+      <w:r>
+        <w:rPr>
+          <w:lang w:val="en-US"/>
+        </w:rPr>
+        <w:t xml:space="preserve">Strategies and features: This is the </w:t>
+      </w:r>
+      <w:r>
+        <w:rPr>
+          <w:i/>
+          <w:iCs/>
+          <w:lang w:val="en-US"/>
+        </w:rPr>
+        <w:t xml:space="preserve">how </w:t>
+      </w:r>
+      <w:r>
+        <w:rPr>
+          <w:lang w:val="en-US"/>
+        </w:rPr>
+        <w:t>of implementing agentic AI, which aspects should we leverage to make agentic AI effective within the organization.</w:t>
+      </w:r>
+    </w:p>
+    <w:p>
+      <w:pPr>
+        <w:pStyle w:val="Heading3"/>
+      </w:pPr>
+      <w:bookmarkStart w:id="192" w:name="_iuvuby6hzug8" w:colFirst="0" w:colLast="0"/>
+      <w:bookmarkEnd w:id="192"/>
       <w:r>
         <w:lastRenderedPageBreak/>
-        <w:t>digital data landscape.” The same resource base can function as either an accelerator or a bottleneck depending on whether the organizational capacity described in section 4.2.1 is in place to use it.</w:t>
-      </w:r>
-    </w:p>
-    <w:p>
-      <w:r>
-        <w:t xml:space="preserve">Where these foundational resources are available, they become powerful enablers. Interviewee 4 described his own setup: “I connected an MCP to their Google Analytics and Google Search Console. So I have direct access to that data source in my cloud, and I can run cron jobs and have an agent run reports.” </w:t>
-      </w:r>
-    </w:p>
-    <w:p>
-      <w:r>
-        <w:t>Interviewee 5 similarly observed that once the back-end infrastructure is in place, rapid experimentation becomes possible: “The back-end stuff needs to be extremely robust, and then … you can really build quickly.” Both cases illustrate how data access and tool availability translate directly into the ability to deploy agentic workflows.</w:t>
-      </w:r>
-    </w:p>
-    <w:p>
-      <w:pPr>
-        <w:pStyle w:val="Heading3"/>
-      </w:pPr>
-      <w:bookmarkStart w:id="194" w:name="_qy9fnmmddxdy" w:colFirst="0" w:colLast="0"/>
-      <w:bookmarkEnd w:id="194"/>
-      <w:r>
-        <w:t>4.2.4</w:t>
-      </w:r>
-      <w:r>
-        <w:tab/>
-        <w:t>Governance &amp; organizational friction</w:t>
-      </w:r>
-    </w:p>
-    <w:p>
-      <w:r>
-        <w:t>A fourth cluster of conditions concerns governance and organizational friction, covering the IT/legal/compliance gatekeeping, procurement processes, politics, and silos that impede AI adoption. Unlike the conditions in sections 4.2.1 to 4.2.3, which managers actively reshape, governance friction is predominantly navigated: unfavorable governance structures are treated as fixed features of the environment to be worked around rather than changed. This tendency is itself a finding: reshaping governance (actually changing the structures rather than routing around them) is rare in the data. Governance friction appears in several forms: IT security and procurement processes slowing deployment, legal and compliance concerns blocking tool use, and organizational politics preventing experimentation. Interviewee 13 observed a pattern in large enterprises:</w:t>
-      </w:r>
-    </w:p>
-    <w:p>
-      <w:pPr>
-        <w:pStyle w:val="Quote"/>
-        <w:ind w:left="720"/>
-      </w:pPr>
-      <w:r>
-        <w:t>“They are not allowed to use agentic AI a lot … there’s this weird distinction people make. It’s totally fine to buy any kind of tool you don’t know anything about and put it into the system. But agentic AI? That’s completely out of range.”</w:t>
-      </w:r>
-    </w:p>
-    <w:p>
-      <w:r>
-        <w:lastRenderedPageBreak/>
-        <w:t>Interviewee 6 noted that governance structures, while legitimate, can prevent organizations from learning: “If we would’ve been stopped at the beginning, ‘You cannot use this system because you’re already on this system’, I think that is something that’s really holding people back.”</w:t>
-      </w:r>
-    </w:p>
-    <w:p>
-      <w:r>
-        <w:t>Taken together, the four conditions described in sections 4.2.1 to 4.2.4 represent the organizational substrate on which AI value creation depends. They are not independent: poor direction amplifies capacity problems; resource gaps deepen paralysis; governance friction compounds both. The behaviors documented across these sections: educating, experimenting, providing clarity, bringing people along, leveraging resources, navigating friction. These behaviors address multiple conditions simultaneously and in rough sequence. Organizations that neglect any one dimension tend to find that the others stall. This pattern surfaces most acutely in section 4.5.3: organizations that invest only in experimentation without clarity or education tend to generate pilots that do not scale.</w:t>
-      </w:r>
-    </w:p>
-    <w:p>
-      <w:pPr>
-        <w:pStyle w:val="Heading2"/>
-        <w:rPr>
-          <w:color w:val="00312A"/>
-        </w:rPr>
-      </w:pPr>
-      <w:bookmarkStart w:id="195" w:name="_hojo1f9yxiy" w:colFirst="0" w:colLast="0"/>
-      <w:bookmarkEnd w:id="195"/>
-      <w:r>
-        <w:rPr>
-          <w:color w:val="00312A"/>
-        </w:rPr>
-        <w:t>4.3</w:t>
-      </w:r>
-      <w:r>
-        <w:rPr>
-          <w:color w:val="00312A"/>
-        </w:rPr>
-        <w:tab/>
-        <w:t>Applying AI</w:t>
-      </w:r>
-    </w:p>
-    <w:p>
-      <w:pPr>
-        <w:pStyle w:val="Heading3"/>
-        <w:rPr>
-          <w:color w:val="00312A"/>
-        </w:rPr>
-      </w:pPr>
-      <w:bookmarkStart w:id="196" w:name="_iuvuby6hzug8" w:colFirst="0" w:colLast="0"/>
-      <w:bookmarkEnd w:id="196"/>
-      <w:r>
-        <w:rPr>
-          <w:color w:val="00312A"/>
-        </w:rPr>
         <w:t>4.3.1</w:t>
       </w:r>
       <w:r>
-        <w:rPr>
-          <w:color w:val="00312A"/>
-        </w:rPr>
         <w:tab/>
         <w:t>Use Cases</w:t>
       </w:r>
     </w:p>
     <w:p>
-      <w:pPr>
-        <w:rPr>
-          <w:color w:val="00312A"/>
-        </w:rPr>
-      </w:pPr>
-      <w:r>
-        <w:rPr>
-          <w:color w:val="00312A"/>
-        </w:rPr>
-        <w:t>Four use-case archetypes account for the majority of current agentic AI application in marketing: analysing data and generating insights (39 code applications, 15 documents), creating and validating content and campaigns (28, 12), automating manual processes (21, 12), and general-purpose personal assistants (15, 9). Two further archetypes — customer-facing agents and building or prototyping solutions — appear with lower frequency but are described with high commercial significance where they do appear.</w:t>
-      </w:r>
-    </w:p>
-    <w:p>
-      <w:pPr>
-        <w:pStyle w:val="Heading4"/>
-        <w:rPr>
-          <w:color w:val="00312A"/>
-        </w:rPr>
-      </w:pPr>
-      <w:r>
-        <w:rPr>
-          <w:color w:val="00312A"/>
-        </w:rPr>
-        <w:t>Generic and personal-productivity use cases</w:t>
-      </w:r>
-    </w:p>
-    <w:p>
-      <w:pPr>
-        <w:rPr>
-          <w:color w:val="00312A"/>
-        </w:rPr>
-      </w:pPr>
-      <w:r>
-        <w:rPr>
-          <w:color w:val="00312A"/>
-        </w:rPr>
-        <w:t xml:space="preserve">Generic and personal-productivity use cases are the most broadly adopted. Data analysis is the dominant entry point: AI is used to interrogate marketing mix data, generate competitor intelligence, monitor performance across sources, and produce insights that previously required </w:t>
-      </w:r>
-      <w:r>
-        <w:rPr>
-          <w:color w:val="00312A"/>
-        </w:rPr>
+      <w:r>
+        <w:rPr>
+          <w:lang w:val="en-US"/>
+        </w:rPr>
+        <w:t>T</w:t>
+      </w:r>
+      <w:r>
+        <w:rPr>
+          <w:lang w:val="en-US"/>
+        </w:rPr>
+        <w:t>hroughout the data, many different use cases of agentic AI became known. Four stood out as frequent and highly valuable for the marketing process</w:t>
+      </w:r>
+      <w:r>
+        <w:rPr>
+          <w:lang w:val="en-US"/>
+        </w:rPr>
+        <w:t>:</w:t>
+      </w:r>
+      <w:r>
+        <w:t xml:space="preserve"> </w:t>
+      </w:r>
+      <w:r>
+        <w:t>analyzing</w:t>
+      </w:r>
+      <w:r>
+        <w:t xml:space="preserve"> data and generating </w:t>
+      </w:r>
+      <w:r>
+        <w:t>insights</w:t>
+      </w:r>
+      <w:r>
+        <w:t xml:space="preserve">, creating and validating content and campaigns, and </w:t>
+      </w:r>
+      <w:r>
+        <w:t xml:space="preserve">using </w:t>
+      </w:r>
+      <w:r>
+        <w:t>general-purpose</w:t>
+      </w:r>
+      <w:r>
+        <w:t xml:space="preserve"> agents</w:t>
+      </w:r>
+      <w:r>
+        <w:t xml:space="preserve">. </w:t>
+      </w:r>
+      <w:r>
+        <w:t>Furthermore, customer-facing agents stood out as an infrequent but relevant use case.</w:t>
+      </w:r>
+    </w:p>
+    <w:p>
+      <w:r>
+        <w:rPr>
+          <w:b/>
+          <w:bCs/>
+        </w:rPr>
+        <w:t>Generating insights</w:t>
+      </w:r>
+      <w:r>
+        <w:rPr>
+          <w:b/>
+          <w:bCs/>
+        </w:rPr>
+        <w:t>.</w:t>
+      </w:r>
+      <w:r>
+        <w:t xml:space="preserve"> </w:t>
+      </w:r>
+      <w:r>
+        <w:t>Marketers can use agentic</w:t>
+      </w:r>
+      <w:r>
+        <w:t xml:space="preserve"> AI </w:t>
+      </w:r>
+      <w:r>
+        <w:t xml:space="preserve">to gather insights from both structured and unstructured data, combining both internal and public data sources. </w:t>
+      </w:r>
+      <w:r>
+        <w:t>Interviewee 3 noted</w:t>
+      </w:r>
+      <w:r>
+        <w:t>,</w:t>
+      </w:r>
+      <w:r>
+        <w:t xml:space="preserve"> “</w:t>
+      </w:r>
+      <w:r>
+        <w:t>Analytics is the place where we use [agentic AI] the most.” Interviewee 15 added regarding this use case, “It does start with those insights, of course. And those insights you can then use to elevate your marketing automation to another level”.</w:t>
+      </w:r>
+    </w:p>
+    <w:p>
+      <w:r>
+        <w:t>Others emphasized the capability to ingest unstructured data; interviewee 11 discussed doing “analytics at scale”; he noted that it used to be the case that “a consultant has to plow through a lot of [data regarding] competitors and a lot of content, and now an AI can do most of that work”.</w:t>
+      </w:r>
+      <w:r>
+        <w:t xml:space="preserve"> </w:t>
+      </w:r>
+    </w:p>
+    <w:p>
+      <w:r>
+        <w:t>A wide variety of scenarios where marketers might leverage agents for generating insights were observed, including analyzing campaign performance, analyzing customer journeys</w:t>
+      </w:r>
+      <w:r>
+        <w:t>,</w:t>
+      </w:r>
+      <w:r>
+        <w:t xml:space="preserve"> and doing market research.</w:t>
+      </w:r>
+    </w:p>
+    <w:p>
+      <w:r>
+        <w:rPr>
+          <w:b/>
+          <w:bCs/>
+        </w:rPr>
+        <w:t>C</w:t>
+      </w:r>
+      <w:r>
+        <w:rPr>
+          <w:b/>
+          <w:bCs/>
+        </w:rPr>
+        <w:t>reating and validating content and campaigns</w:t>
+      </w:r>
+      <w:r>
+        <w:rPr>
+          <w:b/>
+          <w:bCs/>
+        </w:rPr>
+        <w:t>.</w:t>
+      </w:r>
+      <w:r>
+        <w:rPr>
+          <w:b/>
+          <w:bCs/>
+        </w:rPr>
+        <w:t xml:space="preserve"> </w:t>
+      </w:r>
+      <w:r>
+        <w:t>Marketing teams can also use AI agents to create content, validate the content</w:t>
+      </w:r>
+      <w:r>
+        <w:t>,</w:t>
+      </w:r>
+      <w:r>
+        <w:t xml:space="preserve"> and deploy it within marketing campaigns. While </w:t>
+      </w:r>
+      <w:r>
+        <w:t>non-agentic AI can be used to create content, the agentic capabilities come into play when orchestrating this process.</w:t>
+      </w:r>
+    </w:p>
+    <w:p>
+      <w:r>
+        <w:t>Interviewee 6 describes a “modular system”:</w:t>
+      </w:r>
+    </w:p>
+    <w:p>
+      <w:pPr>
+        <w:pStyle w:val="Quote"/>
+      </w:pPr>
+      <w:r>
+        <w:t>AI makes sure that the right elements are matched together and are deliver</w:t>
+      </w:r>
+      <w:r>
+        <w:t>e</w:t>
+      </w:r>
+      <w:r>
+        <w:t>d, and then it’s checking which one is performing best in terms of full asset scope. And then it creates new one […] and then delivers that again to an audience that it thinks it’s most relevant for.</w:t>
+      </w:r>
+    </w:p>
+    <w:p>
+      <w:r>
         <w:lastRenderedPageBreak/>
-        <w:t>a dedicated analyst or a multi-week research cycle. Workflow automation is closely related and is where the term ‘agentic’ begins to do real work in participants’ descriptions. Interviewee 13 described a steering-committee preparation workflow in which a chained agent pulls meeting transcriptions, synthesizes action items, and drafts the next agenda automatically:</w:t>
-      </w:r>
-    </w:p>
-    <w:p>
-      <w:pPr>
-        <w:ind w:left="720"/>
+        <w:t>Interviewee 9 describes a similar system that is focused on deploying campaigns across different cultures:</w:t>
+      </w:r>
+    </w:p>
+    <w:p>
+      <w:pPr>
+        <w:pStyle w:val="Quote"/>
+      </w:pPr>
+      <w:r>
+        <w:t>W</w:t>
+      </w:r>
+      <w:r>
+        <w:t xml:space="preserve">e have something called </w:t>
+      </w:r>
+      <w:r>
+        <w:t>[r</w:t>
+      </w:r>
+      <w:r>
+        <w:t>edacted</w:t>
+      </w:r>
+      <w:r>
+        <w:t>]</w:t>
+      </w:r>
+      <w:r>
+        <w:t>, which is a custom journey tool, and it's basically a large language model where you constantly build up cultural insights</w:t>
+      </w:r>
+      <w:r>
+        <w:t xml:space="preserve">. […] So it can push through the end-to-end process with minimal human interaction. […] [redacted] takes </w:t>
+      </w:r>
+      <w:r>
+        <w:t>those</w:t>
+      </w:r>
+      <w:r>
+        <w:t xml:space="preserve"> cultural insights and creates a brief. The brief then creates a content </w:t>
+      </w:r>
+      <w:r>
+        <w:t>matrix.</w:t>
+      </w:r>
+    </w:p>
+    <w:p>
+      <w:r>
+        <w:t xml:space="preserve">Interviewee 12 also noted the ability of agents to segment and target users: </w:t>
+      </w:r>
+    </w:p>
+    <w:p>
+      <w:pPr>
+        <w:pStyle w:val="Quote"/>
+        <w:rPr>
+          <w:lang w:val="en-US"/>
+        </w:rPr>
+      </w:pPr>
+      <w:r>
+        <w:rPr>
+          <w:lang w:val="en-US"/>
+        </w:rPr>
+        <w:t>T</w:t>
+      </w:r>
+      <w:r>
+        <w:rPr>
+          <w:lang w:val="en-US"/>
+        </w:rPr>
+        <w:t>here’s a bunch of agents here for</w:t>
+      </w:r>
+      <w:r>
+        <w:rPr>
+          <w:lang w:val="en-US"/>
+        </w:rPr>
+        <w:t xml:space="preserve"> </w:t>
+      </w:r>
+      <w:r>
+        <w:rPr>
+          <w:lang w:val="en-US"/>
+        </w:rPr>
+        <w:t>actually creating campaigns for marketers, doing audience segmentation for marketers, audience assembly, a lot of thing</w:t>
+      </w:r>
+      <w:r>
+        <w:rPr>
+          <w:lang w:val="en-US"/>
+        </w:rPr>
+        <w:t>s.</w:t>
+      </w:r>
+    </w:p>
+    <w:p>
+      <w:pPr>
+        <w:rPr>
+          <w:lang w:val="en-US"/>
+        </w:rPr>
+      </w:pPr>
+      <w:r>
+        <w:rPr>
+          <w:lang w:val="en-US"/>
+        </w:rPr>
+        <w:t>He</w:t>
+      </w:r>
+      <w:r>
+        <w:rPr>
+          <w:lang w:val="en-US"/>
+        </w:rPr>
+        <w:t xml:space="preserve"> notes that this can be done with “</w:t>
+      </w:r>
+      <w:r>
+        <w:rPr>
+          <w:lang w:val="en-US"/>
+        </w:rPr>
+        <w:t>a composable CDP on top of cloud data warehouses like Databricks and Snowflake.</w:t>
+      </w:r>
+      <w:r>
+        <w:rPr>
+          <w:lang w:val="en-US"/>
+        </w:rPr>
+        <w:t>” Noting that this composable CDP has “a very agentic approach”.</w:t>
+      </w:r>
+    </w:p>
+    <w:p>
+      <w:r>
+        <w:rPr>
+          <w:b/>
+          <w:bCs/>
+        </w:rPr>
+        <w:t>Generic agents.</w:t>
+      </w:r>
+      <w:r>
+        <w:t xml:space="preserve"> Generic agents</w:t>
+      </w:r>
+      <w:r>
+        <w:t xml:space="preserve"> refers to general-purpose agentic systems that can be used for either personal productivity or automating manual processes. </w:t>
+      </w:r>
+      <w:r>
+        <w:t xml:space="preserve">Interviewee 4 </w:t>
+      </w:r>
+      <w:r>
+        <w:t xml:space="preserve">how he configured an off-the-shelf agent as “personal operating system”: </w:t>
+      </w:r>
+    </w:p>
+    <w:p>
+      <w:pPr>
+        <w:pStyle w:val="Quote"/>
+      </w:pPr>
+      <w:r>
+        <w:t xml:space="preserve">CoWork can help me </w:t>
+      </w:r>
+      <w:r>
+        <w:t>build</w:t>
+      </w:r>
+      <w:r>
+        <w:t xml:space="preserve"> out my workflows and operationalize all the things that I do</w:t>
+      </w:r>
+      <w:r>
+        <w:t>,</w:t>
+      </w:r>
+      <w:r>
+        <w:t xml:space="preserve"> </w:t>
+      </w:r>
+      <w:r>
+        <w:t>t</w:t>
+      </w:r>
+      <w:r>
+        <w:t xml:space="preserve">o get more efficiency out of myself. </w:t>
+      </w:r>
+      <w:r>
+        <w:t xml:space="preserve">[…] </w:t>
+      </w:r>
+      <w:r>
+        <w:t>I just migrated beginning of April to Cloud Code, with an Obsidian database, with all my files on GitHub</w:t>
+      </w:r>
+      <w:r>
+        <w:t>,</w:t>
+      </w:r>
+      <w:r>
+        <w:t xml:space="preserve"> and</w:t>
+      </w:r>
+      <w:r>
+        <w:t xml:space="preserve"> </w:t>
+      </w:r>
+      <w:r>
+        <w:t xml:space="preserve">Notion as a human interface. </w:t>
+      </w:r>
+      <w:r>
+        <w:t xml:space="preserve">[…] </w:t>
+      </w:r>
+      <w:r>
+        <w:t xml:space="preserve">My productivity just went 10X.  </w:t>
+      </w:r>
+    </w:p>
+    <w:p>
+      <w:r>
+        <w:t>Many use cases seem to be applicable to any type of knowledge work and might not be more or less relevant to the marketing domain. For instance, i</w:t>
+      </w:r>
+      <w:r>
+        <w:t xml:space="preserve">nterviewee 13 </w:t>
+      </w:r>
+      <w:r>
+        <w:t xml:space="preserve">describes using agents to prepare for meetings: </w:t>
+      </w:r>
+      <w:r>
+        <w:t xml:space="preserve">“Claude goes into my transcription tool, gets all the different </w:t>
+      </w:r>
+      <w:r>
+        <w:lastRenderedPageBreak/>
+        <w:t>transcriptions of meetings for this one customer and starts writing down what I should talk about.”</w:t>
+      </w:r>
+    </w:p>
+    <w:p>
+      <w:pPr>
         <w:rPr>
           <w:i/>
           <w:iCs/>
-          <w:color w:val="00312A"/>
-        </w:rPr>
-      </w:pPr>
+        </w:rPr>
+      </w:pPr>
+      <w:r>
+        <w:t>A specific use of these generic agentic systems is process automation. Often p</w:t>
+      </w:r>
+      <w:r>
+        <w:t xml:space="preserve">articipants do not hand </w:t>
+      </w:r>
+      <w:r>
+        <w:t>the entire</w:t>
+      </w:r>
+      <w:r>
+        <w:t xml:space="preserve"> job to an agent; they segment a process and insert AI where</w:t>
+      </w:r>
+      <w:r>
+        <w:t xml:space="preserve"> they trust performance</w:t>
+      </w:r>
+      <w:r>
+        <w:t>. Interviewee 10 set out the model plainly: </w:t>
+      </w:r>
       <w:r>
         <w:rPr>
           <w:i/>
           <w:iCs/>
-          <w:color w:val="00312A"/>
-        </w:rPr>
-        <w:t>what I usually have is, uh, a transcribing tool which then Claude goes to and, for example, I have steering committees every two weeks. That means on a Monday afternoon, Claude goes into my t—transcription tools, gets all the different, uh, transcriptions of meetings for this one customer and starts writing down what I should talk about in the steering committee.</w:t>
-      </w:r>
-    </w:p>
-    <w:p>
-      <w:pPr>
-        <w:ind w:left="720"/>
-        <w:rPr>
-          <w:color w:val="00312A"/>
-        </w:rPr>
-      </w:pPr>
-      <w:r>
-        <w:rPr>
-          <w:color w:val="00312A"/>
-        </w:rPr>
-        <w:t>— Interviewee 13</w:t>
-      </w:r>
-    </w:p>
-    <w:p>
-      <w:pPr>
-        <w:rPr>
-          <w:color w:val="00312A"/>
-        </w:rPr>
-      </w:pPr>
-      <w:r>
-        <w:rPr>
-          <w:color w:val="00312A"/>
-        </w:rPr>
-        <w:t>Content creation and campaign management are the most visible use cases to outside observers but, by participants’ own accounts, among the least transformative. The dominant pattern is augmenting existing copywriting, briefing, and creative workflows rather than redesigning them. Interviewee 4 described the highest-productivity configuration in the data: a personal stack combining Obsidian as a memory layer, Claude Code as the execution engine, GitHub for file synchronisation, and per-client vaults for context isolation: “I have persistent memory using, um, Obsidian. And I just… My productivity just went 10X.” The key driver is not the model itself but the surrounding architecture that provides consistent, long-lived context.</w:t>
-      </w:r>
-    </w:p>
-    <w:p>
-      <w:pPr>
-        <w:rPr>
-          <w:color w:val="00312A"/>
-        </w:rPr>
-      </w:pPr>
-      <w:r>
-        <w:rPr>
-          <w:color w:val="00312A"/>
-        </w:rPr>
-        <w:t>Brand governance is an adjacent use case in this generic-productivity cluster. Interviewee 3, working in a marketing team with strong leadership encouragement to experiment, described an assistant trained on the company’s brand guidelines and persona documents that evaluates whether new content is brand-aligned before publication — collapsing what had been a long approval chain into a real-time check.</w:t>
-      </w:r>
-    </w:p>
-    <w:p>
-      <w:pPr>
-        <w:pStyle w:val="Heading4"/>
-        <w:rPr>
-          <w:color w:val="00312A"/>
-        </w:rPr>
-      </w:pPr>
-      <w:r>
-        <w:rPr>
-          <w:color w:val="00312A"/>
-        </w:rPr>
-        <w:lastRenderedPageBreak/>
-        <w:t>Customer-facing agents</w:t>
-      </w:r>
-    </w:p>
-    <w:p>
-      <w:pPr>
-        <w:rPr>
-          <w:color w:val="00312A"/>
-        </w:rPr>
-      </w:pPr>
-      <w:r>
-        <w:rPr>
-          <w:color w:val="00312A"/>
-        </w:rPr>
-        <w:t>Customer-facing use cases are fewer in number but higher in commercial stakes. Customer-service and sales-assistant agents that handle routine queries and recognize commercial moments — upsells, membership changes, re-orders — are described as the most commercially compelling agentic deployments. Interviewee 12 noted that these agents have, over the past two years, crossed a quality threshold they previously never reached: “they’ve actually gotten really good because they’re leveraging the conversational capabilities of these LLMs.” Interviewee 6 described a chatbot programme that combines customer-experience improvement with direct commercial outcomes — the same agent that handles a membership question can identify an upgrade opportunity and execute it.</w:t>
-      </w:r>
-    </w:p>
-    <w:p>
-      <w:pPr>
-        <w:rPr>
-          <w:color w:val="00312A"/>
-        </w:rPr>
-      </w:pPr>
-      <w:r>
-        <w:rPr>
-          <w:color w:val="00312A"/>
-        </w:rPr>
-        <w:t>Advertising optimization agents form a second customer-facing archetype. These agents operate autonomously within ad platforms, adjusting bids, targeting parameters, and budget allocation against a specified ROAS target without per-decision human approval. Interviewee 8 described measurable outcomes from such a deployment:</w:t>
-      </w:r>
-    </w:p>
-    <w:p>
-      <w:pPr>
-        <w:ind w:left="720"/>
+        </w:rPr>
+        <w:t>“</w:t>
+      </w:r>
+      <w:r>
         <w:rPr>
           <w:i/>
           <w:iCs/>
-          <w:color w:val="00312A"/>
-        </w:rPr>
-      </w:pPr>
+        </w:rPr>
+        <w:t>I see process steps inside workflows. If work is a stack of workflows, then most processes can be split into six or eight steps, and in some of those steps AI is used.</w:t>
+      </w:r>
       <w:r>
         <w:rPr>
           <w:i/>
           <w:iCs/>
-          <w:color w:val="00312A"/>
-        </w:rPr>
-        <w:t>we spend a lot of money on ads… there’s also waste. … an agent who really will help us become [more precise]… we’ve seen a point five per— point five, uh, ROAS increase.</w:t>
-      </w:r>
-    </w:p>
-    <w:p>
-      <w:pPr>
-        <w:ind w:left="720"/>
-        <w:rPr>
-          <w:color w:val="00312A"/>
-        </w:rPr>
-      </w:pPr>
-      <w:r>
-        <w:rPr>
-          <w:color w:val="00312A"/>
-        </w:rPr>
-        <w:t>— Interviewee 8</w:t>
-      </w:r>
-    </w:p>
-    <w:p>
-      <w:pPr>
-        <w:pStyle w:val="Heading4"/>
-        <w:rPr>
-          <w:color w:val="00312A"/>
-        </w:rPr>
-      </w:pPr>
-      <w:r>
-        <w:rPr>
-          <w:color w:val="00312A"/>
-        </w:rPr>
-        <w:t>Internal process automation</w:t>
-      </w:r>
-    </w:p>
-    <w:p>
-      <w:pPr>
-        <w:rPr>
-          <w:color w:val="00312A"/>
-        </w:rPr>
-      </w:pPr>
-      <w:r>
-        <w:rPr>
-          <w:color w:val="00312A"/>
-        </w:rPr>
-        <w:t xml:space="preserve">Internal process automation is the archetype where human-AI collaboration is most clearly structured. Workflows that previously required a human to run scheduled queries, review outputs, populate reports, and compose communications are executed by chained AI tools with human oversight only at the output stage. Interviewee 15 described the emerging connector-based model in the context of agentic customer re-ordering, while Interviewee 10 noted that AI has effectively eliminated the capacity constraint on plugging analyst-equivalent </w:t>
-      </w:r>
-      <w:r>
-        <w:rPr>
-          <w:color w:val="00312A"/>
-        </w:rPr>
-        <w:lastRenderedPageBreak/>
-        <w:t>intelligence into decision points across marketing operations: “I can plug in a data analyst almost anywhere to support what I’m doing.”</w:t>
-      </w:r>
-    </w:p>
-    <w:p>
-      <w:pPr>
-        <w:rPr>
-          <w:color w:val="00312A"/>
-        </w:rPr>
-      </w:pPr>
-      <w:r>
-        <w:rPr>
-          <w:color w:val="00312A"/>
-        </w:rPr>
-        <w:t>The internal automation archetype extends beyond commercial marketing contexts. Interviewee 2, working at a national sports federation, described an initiative to apply agentic AI to volunteer scheduling — matching volunteers to club roles, shifts, and locations across hundreds of member clubs — as an illustration of how process automation addresses coordination costs that commercial metrics do not easily capture.</w:t>
-      </w:r>
-    </w:p>
-    <w:p>
-      <w:pPr>
-        <w:rPr>
-          <w:color w:val="00312A"/>
-        </w:rPr>
-      </w:pPr>
-      <w:r>
-        <w:rPr>
-          <w:color w:val="00312A"/>
-        </w:rPr>
-        <w:t>Across the interviews, a consistent gap emerges between how agentic AI is positioned — in proposals, pitches, and internal leadership communications — and what is actually running in production. Participants describe demonstrations and narratives in which agentic AI features prominently while in practice the same workflow remains manual, scripted, or at most partially automated. This gap appears across organization types: large agencies, in-house marketing teams, and scale-ups all exhibit it to some degree.</w:t>
-      </w:r>
-    </w:p>
-    <w:p>
-      <w:pPr>
-        <w:rPr>
-          <w:color w:val="00312A"/>
-        </w:rPr>
-      </w:pPr>
-      <w:r>
-        <w:rPr>
-          <w:color w:val="00312A"/>
-        </w:rPr>
-        <w:t>The dynamics are illustrated by an experiment described by Interviewee 15. A team deployed AI-generated BDR emails and positioned them as personalized outreach; customers recognized the automation almost immediately:</w:t>
-      </w:r>
-    </w:p>
-    <w:p>
-      <w:pPr>
-        <w:ind w:left="720"/>
+        </w:rPr>
+        <w:t>”</w:t>
+      </w:r>
+    </w:p>
+    <w:p>
+      <w:r>
+        <w:t> </w:t>
+      </w:r>
+      <w:r>
+        <w:t>Likewise, interviewee 13 notes how they automate processes using generic tools with agentic capabilities</w:t>
+      </w:r>
+      <w:r>
+        <w:t>:</w:t>
+      </w:r>
+      <w:r>
+        <w:t xml:space="preserve"> </w:t>
+      </w:r>
+      <w:r>
         <w:rPr>
           <w:i/>
           <w:iCs/>
-          <w:color w:val="00312A"/>
-        </w:rPr>
-      </w:pPr>
+        </w:rPr>
+        <w:t>“W</w:t>
+      </w:r>
       <w:r>
         <w:rPr>
           <w:i/>
           <w:iCs/>
-          <w:color w:val="00312A"/>
-        </w:rPr>
-        <w:t>There was also an experiment done with generating emails from a BDR to customers. Well, the customer sees through that pretty quickly: nice that you still want to be personal and now you’re sending me this, so, just a bit too much of a shortcut with this use case.</w:t>
-      </w:r>
-    </w:p>
-    <w:p>
-      <w:pPr>
-        <w:ind w:left="720"/>
-        <w:rPr>
-          <w:color w:val="00312A"/>
-        </w:rPr>
-      </w:pPr>
-      <w:r>
-        <w:rPr>
-          <w:color w:val="00312A"/>
-        </w:rPr>
-        <w:t>— Interviewee 15</w:t>
-      </w:r>
-    </w:p>
-    <w:p>
-      <w:pPr>
-        <w:rPr>
-          <w:color w:val="00312A"/>
-        </w:rPr>
-      </w:pPr>
-      <w:r>
-        <w:rPr>
-          <w:color w:val="00312A"/>
-        </w:rPr>
-        <w:t xml:space="preserve">The optics gap has two organizational implications. First, it creates confusion about what AI actually does. When employees hear that the organization is ‘using agentic AI’ in pitches and leadership communications but see no corresponding change in their own workflows, the result is either skepticism about AI’s practical utility or inflated expectations that become obstacles when real deployments are less impressive than the narrative. Second, it distorts accountability: </w:t>
-      </w:r>
-      <w:r>
-        <w:rPr>
-          <w:color w:val="00312A"/>
-        </w:rPr>
+        </w:rPr>
+        <w:t>e used Make and n8n for, like, automating all the workflows. ... You say, 'I get this data from this tool. If this happens, do this.' ... And this substituted at least for two or three people</w:t>
+      </w:r>
+      <w:r>
+        <w:rPr>
+          <w:i/>
+          <w:iCs/>
+        </w:rPr>
+        <w:t>.”</w:t>
+      </w:r>
+    </w:p>
+    <w:p>
+      <w:r>
+        <w:rPr>
+          <w:b/>
+          <w:bCs/>
+        </w:rPr>
+        <w:t>Customer-facing</w:t>
+      </w:r>
+      <w:r>
+        <w:rPr>
+          <w:b/>
+          <w:bCs/>
+        </w:rPr>
+        <w:t xml:space="preserve"> agents.</w:t>
+      </w:r>
+      <w:r>
+        <w:t xml:space="preserve"> Organizations might also</w:t>
+      </w:r>
+      <w:r>
+        <w:t xml:space="preserve"> offer agents directly to customers. Applications include c</w:t>
+      </w:r>
+      <w:r>
+        <w:t>ustomer-service and sales-assistant agents that handle routine queries and recognize commercial moments</w:t>
+      </w:r>
+      <w:r>
+        <w:t xml:space="preserve"> (e.g. </w:t>
+      </w:r>
+      <w:r>
+        <w:t>upsells, membership changes,</w:t>
+      </w:r>
+      <w:r>
+        <w:t xml:space="preserve"> and</w:t>
+      </w:r>
+      <w:r>
+        <w:t xml:space="preserve"> re-orders</w:t>
+      </w:r>
+      <w:r>
+        <w:t>)</w:t>
+      </w:r>
+      <w:r>
+        <w:t xml:space="preserve"> are described as the most commercially compelling agentic deployments. </w:t>
+      </w:r>
+    </w:p>
+    <w:p>
+      <w:r>
+        <w:t xml:space="preserve">Interviewee 12 noted that these agents have, over the past two years, crossed a quality threshold they previously never reached: “they’ve actually gotten really good because they’re leveraging the conversational capabilities of these LLMs.” Interviewee 6 described a chatbot </w:t>
+      </w:r>
+      <w:r>
+        <w:t>program</w:t>
+      </w:r>
+      <w:r>
+        <w:t xml:space="preserve"> that combines customer-experience improvement with direct commercial outcomes</w:t>
+      </w:r>
+      <w:r>
+        <w:t>;</w:t>
+      </w:r>
+      <w:r>
+        <w:t xml:space="preserve"> the same agent that handles a membership question can identify an upgrade opportunity and execute it.</w:t>
+      </w:r>
+    </w:p>
+    <w:p>
+      <w:r>
+        <w:t>Interviewee 15 took a different approach; instead of offering the agent to a customer</w:t>
+      </w:r>
+      <w:r>
+        <w:t xml:space="preserve">, she now offers support for her customers agents: </w:t>
+      </w:r>
+    </w:p>
+    <w:p>
+      <w:pPr>
+        <w:pStyle w:val="Quote"/>
+      </w:pPr>
+      <w:r>
+        <w:t xml:space="preserve">We have built a connector for one of our </w:t>
+      </w:r>
+      <w:r>
+        <w:t>web shops</w:t>
+      </w:r>
+      <w:r>
+        <w:t xml:space="preserve"> that you can connect to Claude, and tell Claude: Fetch all my orders from [redacted] or I want to reorder that order. And then via that connector it actually reorders that order.</w:t>
+      </w:r>
+    </w:p>
+    <w:p>
+      <w:r>
         <w:lastRenderedPageBreak/>
-        <w:t>if stated capability does not correspond to operational reality, it becomes difficult to measure progress, identify blockers, or allocate investment accurately. Several participants noted that organizations claiming the most advanced AI capability were among those where operational adoption was hardest to verify in practice.</w:t>
+        <w:t>Interviewee 12 describes this conceptually: “I think this is actually the most disruptive to marketing; this is what I would call agents of customers.” He adds, “It’s going to be a huge disruption because it is almost like we have got a new intermediary between us as seller and the human buyer.”  He wonders</w:t>
+      </w:r>
+      <w:r>
+        <w:t>,</w:t>
+      </w:r>
+      <w:r>
+        <w:t xml:space="preserve"> “How do we engage with this generation of agents of customers?”</w:t>
       </w:r>
     </w:p>
     <w:p>
       <w:pPr>
         <w:pStyle w:val="Heading3"/>
-        <w:rPr>
-          <w:color w:val="00312A"/>
-        </w:rPr>
-      </w:pPr>
-      <w:bookmarkStart w:id="197" w:name="_niqmcast9jsc" w:colFirst="0" w:colLast="0"/>
-      <w:bookmarkEnd w:id="197"/>
-      <w:r>
-        <w:rPr>
-          <w:color w:val="00312A"/>
-        </w:rPr>
+      </w:pPr>
+      <w:bookmarkStart w:id="193" w:name="_niqmcast9jsc" w:colFirst="0" w:colLast="0"/>
+      <w:bookmarkEnd w:id="193"/>
+      <w:r>
         <w:t>4.3.2</w:t>
       </w:r>
       <w:r>
-        <w:rPr>
-          <w:color w:val="00312A"/>
-        </w:rPr>
         <w:tab/>
-        <w:t>Leveraging Feature &amp; Applying strategies</w:t>
-      </w:r>
-    </w:p>
-    <w:p>
-      <w:pPr>
-        <w:rPr>
-          <w:color w:val="00312A"/>
-        </w:rPr>
-      </w:pPr>
-      <w:r>
-        <w:rPr>
-          <w:color w:val="00312A"/>
-        </w:rPr>
-        <w:t>The manner in which AI is implemented determines, in large part, what value is produced. Two feature categories and four strategic patterns emerge across the data as particularly consequential for value realization.</w:t>
-      </w:r>
-    </w:p>
-    <w:p>
-      <w:pPr>
-        <w:rPr>
-          <w:color w:val="00312A"/>
-        </w:rPr>
-      </w:pPr>
-      <w:r>
-        <w:rPr>
-          <w:color w:val="00312A"/>
-        </w:rPr>
-        <w:t>On the feature side, tool calling and integrations (11 code applications) and accessing the entire database as context (14) are the enabling features most closely tied to value creation. Tool calling allows an agent to interact with external systems — retrieving data, writing records, triggering workflows — rather than remaining confined to a conversational interface. Database-as-context allows the agent to reason over the full set of relevant information rather than only what the user provides in a single prompt. Interviewee 6 framed the context argument by contrasting her AI-powered customer-service agent with the outsourced human agents it had partly replaced:</w:t>
-      </w:r>
-    </w:p>
-    <w:p>
-      <w:pPr>
-        <w:ind w:left="720"/>
-        <w:rPr>
-          <w:color w:val="00312A"/>
-        </w:rPr>
-      </w:pPr>
-      <w:r>
-        <w:rPr>
-          <w:color w:val="00312A"/>
-        </w:rPr>
-        <w:t>I already dare to claim that the quality is much higher, than even if an agent does it, because we have all of our agents outsourced i</w:t>
-      </w:r>
-      <w:r>
-        <w:rPr>
-          <w:color w:val="00312A"/>
-          <w:highlight w:val="yellow"/>
-        </w:rPr>
-        <w:t>n [a specific country]</w:t>
-      </w:r>
-      <w:r>
-        <w:rPr>
-          <w:color w:val="00312A"/>
-        </w:rPr>
-        <w:t>. They’re amazing, they’re fantastic people, but they are not always as aware as a database, obviously. Like, they don’t have the whole database in their head. (Interview 6)</w:t>
-      </w:r>
-    </w:p>
-    <w:p>
-      <w:pPr>
-        <w:rPr>
-          <w:color w:val="00312A"/>
-        </w:rPr>
-      </w:pPr>
-      <w:r>
-        <w:rPr>
-          <w:color w:val="00312A"/>
-        </w:rPr>
-        <w:t xml:space="preserve">On the strategy side, four patterns recur. Evaluating output — maintaining human judgment over the quality, accuracy, and brand-fit of AI-generated material — is described across virtually every interview as the primary risk management strategy. Interviewee 10 argued that evaluative capacity becomes more, not less, important as AI takes on more of the production work: “interpretation becomes more important: what’s good, what’s not, what fits us, what doesn’t … that requires deep domain expertise.” Determining input — the discipline of </w:t>
-      </w:r>
-      <w:r>
-        <w:rPr>
-          <w:color w:val="00312A"/>
+      </w:r>
+      <w:r>
+        <w:t>Usage</w:t>
+      </w:r>
+      <w:r>
+        <w:t xml:space="preserve"> strategies</w:t>
+      </w:r>
+    </w:p>
+    <w:p>
+      <w:r>
+        <w:t xml:space="preserve">We observe </w:t>
+      </w:r>
+      <w:r>
+        <w:t>two</w:t>
+      </w:r>
+      <w:r>
+        <w:t xml:space="preserve"> usage strategies that are frequently noted as improving the value created using agentic systems for a variety of use cases:</w:t>
+      </w:r>
+      <w:r>
+        <w:t xml:space="preserve"> leveraging</w:t>
+      </w:r>
+      <w:r>
+        <w:t xml:space="preserve"> tool calling</w:t>
+      </w:r>
+      <w:r>
+        <w:t xml:space="preserve"> </w:t>
+      </w:r>
+      <w:r>
+        <w:t>and personalizing the systems.</w:t>
+      </w:r>
+    </w:p>
+    <w:p>
+      <w:r>
+        <w:t>The first usage pattern is</w:t>
+      </w:r>
+      <w:r>
+        <w:t xml:space="preserve"> </w:t>
+      </w:r>
+      <w:r>
+        <w:t xml:space="preserve">leveraging </w:t>
+      </w:r>
+      <w:r>
+        <w:t>tool calling</w:t>
+      </w:r>
+      <w:r>
+        <w:t>,</w:t>
+      </w:r>
+      <w:r>
+        <w:t xml:space="preserve"> </w:t>
+      </w:r>
+      <w:r>
+        <w:t xml:space="preserve">allowing agents to integrate with systems and ingest data </w:t>
+      </w:r>
+      <w:r>
+        <w:t xml:space="preserve">as context </w:t>
+      </w:r>
+      <w:r>
+        <w:t>is a dominant pattern in the data</w:t>
+      </w:r>
+      <w:r>
+        <w:t>. Interviewee 6 framed the context argument by contrasting her AI-powered customer-service agent with the outsourced human agents it had partly replaced:</w:t>
+      </w:r>
+    </w:p>
+    <w:p>
+      <w:pPr>
+        <w:pStyle w:val="Quote"/>
+      </w:pPr>
+      <w:r>
+        <w:t xml:space="preserve">I already dare to claim that the quality is much higher, than even if an </w:t>
+      </w:r>
+      <w:bookmarkStart w:id="194" w:name="OLE_LINK5"/>
+      <w:r>
+        <w:t xml:space="preserve">[human] </w:t>
+      </w:r>
+      <w:bookmarkEnd w:id="194"/>
+      <w:r>
+        <w:t xml:space="preserve">agent does it, because we have all of our </w:t>
+      </w:r>
+      <w:r>
+        <w:t xml:space="preserve">[human] </w:t>
+      </w:r>
+      <w:r>
+        <w:t xml:space="preserve">agents outsourced </w:t>
+      </w:r>
+      <w:r>
+        <w:t>in [</w:t>
+      </w:r>
+      <w:r>
+        <w:t>redacted</w:t>
+      </w:r>
+      <w:r>
+        <w:t>].</w:t>
+      </w:r>
+      <w:r>
+        <w:t xml:space="preserve"> They’re amazing, they’re fantastic people, but they are not always as aware as a database</w:t>
+      </w:r>
+      <w:r>
+        <w:t>. O</w:t>
+      </w:r>
+      <w:r>
+        <w:t>bviously</w:t>
+      </w:r>
+      <w:r>
+        <w:t xml:space="preserve">, </w:t>
+      </w:r>
+      <w:r>
+        <w:t>they don’t have the whole database in their head.</w:t>
+      </w:r>
+    </w:p>
+    <w:p>
+      <w:pPr>
+        <w:rPr>
+          <w:color w:val="00312A"/>
+          <w:lang w:val="en-US"/>
+        </w:rPr>
+      </w:pPr>
+      <w:r>
+        <w:rPr>
+          <w:b/>
+          <w:bCs/>
+          <w:color w:val="00312A"/>
+        </w:rPr>
+        <w:t>Personalizing agents</w:t>
+      </w:r>
+      <w:r>
+        <w:rPr>
+          <w:color w:val="00312A"/>
+        </w:rPr>
+        <w:t xml:space="preserve"> concerns configuring agents to fit your personal needs.</w:t>
+      </w:r>
+      <w:r>
+        <w:rPr>
+          <w:color w:val="00312A"/>
+        </w:rPr>
+        <w:t xml:space="preserve"> </w:t>
+      </w:r>
+      <w:r>
+        <w:rPr>
+          <w:color w:val="00312A"/>
+        </w:rPr>
+        <w:t xml:space="preserve">This can include </w:t>
+      </w:r>
+      <w:r>
+        <w:rPr>
+          <w:color w:val="00312A"/>
+        </w:rPr>
+        <w:t>configuring system prompts</w:t>
+      </w:r>
+      <w:r>
+        <w:rPr>
+          <w:color w:val="00312A"/>
+        </w:rPr>
+        <w:t xml:space="preserve">, but also builds on the tool-calling: a personalized tool setup can be highly </w:t>
+      </w:r>
+      <w:bookmarkStart w:id="195" w:name="_d3o8hfs61axc" w:colFirst="0" w:colLast="0"/>
+      <w:bookmarkEnd w:id="195"/>
+      <w:r>
+        <w:rPr>
+          <w:color w:val="00312A"/>
+        </w:rPr>
+        <w:t>beneficial.</w:t>
+      </w:r>
+      <w:r>
+        <w:rPr>
+          <w:rFonts w:ascii="Segoe UI" w:eastAsia="Times New Roman" w:hAnsi="Segoe UI" w:cs="Segoe UI"/>
+          <w:color w:val="6E6C68"/>
+          <w:sz w:val="21"/>
+          <w:szCs w:val="21"/>
+          <w:lang w:val="en-US"/>
+        </w:rPr>
+        <w:t xml:space="preserve"> </w:t>
+      </w:r>
+      <w:r>
+        <w:rPr>
+          <w:color w:val="00312A"/>
+          <w:lang w:val="en-US"/>
+        </w:rPr>
+        <w:t xml:space="preserve">The </w:t>
+      </w:r>
+      <w:r>
+        <w:rPr>
+          <w:color w:val="00312A"/>
+          <w:lang w:val="en-US"/>
+        </w:rPr>
+        <w:t>key step</w:t>
+      </w:r>
+      <w:r>
+        <w:rPr>
+          <w:color w:val="00312A"/>
+          <w:lang w:val="en-US"/>
+        </w:rPr>
+        <w:t xml:space="preserve"> is making an </w:t>
+      </w:r>
+      <w:r>
+        <w:rPr>
+          <w:color w:val="00312A"/>
+          <w:lang w:val="en-US"/>
+        </w:rPr>
+        <w:t>organization’s</w:t>
+      </w:r>
+      <w:r>
+        <w:rPr>
+          <w:color w:val="00312A"/>
+          <w:lang w:val="en-US"/>
+        </w:rPr>
+        <w:t xml:space="preserve"> context </w:t>
+      </w:r>
+      <w:r>
+        <w:rPr>
+          <w:color w:val="00312A"/>
+          <w:lang w:val="en-US"/>
+        </w:rPr>
+        <w:t>explicit and accessible to the agent</w:t>
+      </w:r>
+      <w:r>
+        <w:rPr>
+          <w:color w:val="00312A"/>
+          <w:lang w:val="en-US"/>
+        </w:rPr>
+        <w:t xml:space="preserve">. Interviewee 16 showed how small the gaps </w:t>
+      </w:r>
+      <w:r>
+        <w:rPr>
+          <w:color w:val="00312A"/>
+          <w:lang w:val="en-US"/>
+        </w:rPr>
+        <w:t>can be</w:t>
+      </w:r>
+      <w:r>
+        <w:rPr>
+          <w:color w:val="00312A"/>
+          <w:lang w:val="en-US"/>
+        </w:rPr>
+        <w:t>: a single term, </w:t>
+      </w:r>
+      <w:r>
+        <w:rPr>
+          <w:i/>
+          <w:iCs/>
+          <w:color w:val="00312A"/>
+          <w:lang w:val="en-US"/>
+        </w:rPr>
+        <w:t>"add to cart,"</w:t>
+      </w:r>
+      <w:r>
+        <w:rPr>
+          <w:color w:val="00312A"/>
+          <w:lang w:val="en-US"/>
+        </w:rPr>
+        <w:t> carried </w:t>
+      </w:r>
+      <w:r>
+        <w:rPr>
+          <w:i/>
+          <w:iCs/>
+          <w:color w:val="00312A"/>
+          <w:lang w:val="en-US"/>
+        </w:rPr>
+        <w:t>"five different definitions"</w:t>
+      </w:r>
+      <w:r>
+        <w:rPr>
+          <w:color w:val="00312A"/>
+          <w:lang w:val="en-US"/>
+        </w:rPr>
+        <w:t> across the business</w:t>
+      </w:r>
+      <w:r>
+        <w:rPr>
+          <w:color w:val="00312A"/>
+          <w:lang w:val="en-US"/>
+        </w:rPr>
+        <w:t>, which he noted was</w:t>
+      </w:r>
+      <w:r>
+        <w:rPr>
+          <w:color w:val="00312A"/>
+          <w:lang w:val="en-US"/>
+        </w:rPr>
+        <w:t> </w:t>
+      </w:r>
+      <w:r>
+        <w:rPr>
+          <w:i/>
+          <w:iCs/>
+          <w:color w:val="00312A"/>
+          <w:lang w:val="en-US"/>
+        </w:rPr>
+        <w:t>"a problem if you want to feed it to AI"</w:t>
+      </w:r>
+      <w:r>
+        <w:rPr>
+          <w:color w:val="00312A"/>
+          <w:lang w:val="en-US"/>
+        </w:rPr>
+        <w:t>.</w:t>
+      </w:r>
+      <w:r>
+        <w:rPr>
+          <w:color w:val="00312A"/>
+          <w:lang w:val="en-US"/>
+        </w:rPr>
+        <w:t xml:space="preserve"> The data's highest-productivity setup follows this logic</w:t>
+      </w:r>
+      <w:r>
+        <w:rPr>
+          <w:color w:val="00312A"/>
+          <w:lang w:val="en-US"/>
+        </w:rPr>
+        <w:t xml:space="preserve">. </w:t>
+      </w:r>
+    </w:p>
+    <w:p>
+      <w:pPr>
+        <w:rPr>
+          <w:color w:val="00312A"/>
+          <w:lang w:val="en-US"/>
+        </w:rPr>
+      </w:pPr>
+      <w:r>
+        <w:rPr>
+          <w:color w:val="00312A"/>
+          <w:lang w:val="en-US"/>
         </w:rPr>
         <w:lastRenderedPageBreak/>
-        <w:t>specifying data, context, and instructions carefully — is the complementary discipline. Interviewee 14 captured the dependency plainly: “what you put into it ultimately determines what comes out.”</w:t>
-      </w:r>
-    </w:p>
-    <w:p>
-      <w:pPr>
-        <w:rPr>
-          <w:color w:val="00312A"/>
-        </w:rPr>
-      </w:pPr>
-      <w:r>
-        <w:rPr>
-          <w:color w:val="00312A"/>
-        </w:rPr>
-        <w:t>Personalizing agents — configuring system prompts, personas, and knowledge bases to match the specific use case, brand voice, and data environment — is described as the factor that most distinguishes high-performing deployments from generic ones. Building a solid harness (context engineering) is the most technically demanding strategy: the deliberate design of the data, memory, tool access, and planning logic that surrounds the model. Interviewee 5 used the term ‘harness’ explicitly: “the big change of agentic AI right now is … very depending on who finds the right harness around the AI.” These four strategies are not independent; the highest-performing configurations in the data combine all four.</w:t>
+        <w:t xml:space="preserve">Interviewee 5 talked about creating a solid harness, which is typically defined as </w:t>
+      </w:r>
+      <w:r>
+        <w:rPr>
+          <w:color w:val="00312A"/>
+          <w:lang w:val="en-US"/>
+        </w:rPr>
+        <w:t>the data, memory, tool access, and guardrails around th</w:t>
+      </w:r>
+      <w:r>
+        <w:rPr>
+          <w:color w:val="00312A"/>
+          <w:lang w:val="en-US"/>
+        </w:rPr>
+        <w:t>e AI</w:t>
+      </w:r>
+      <w:r>
+        <w:rPr>
+          <w:color w:val="00312A"/>
+          <w:lang w:val="en-US"/>
+        </w:rPr>
+        <w:t>. </w:t>
+      </w:r>
+      <w:r>
+        <w:rPr>
+          <w:color w:val="00312A"/>
+          <w:lang w:val="en-US"/>
+        </w:rPr>
+        <w:t>He state</w:t>
+      </w:r>
+      <w:r>
+        <w:rPr>
+          <w:color w:val="00312A"/>
+          <w:lang w:val="en-US"/>
+        </w:rPr>
+        <w:t>d that what an AI excels at is highly</w:t>
+      </w:r>
+      <w:r>
+        <w:rPr>
+          <w:color w:val="00312A"/>
+          <w:lang w:val="en-US"/>
+        </w:rPr>
+        <w:t> </w:t>
+      </w:r>
+      <w:r>
+        <w:rPr>
+          <w:color w:val="00312A"/>
+          <w:lang w:val="en-US"/>
+        </w:rPr>
+        <w:t>“</w:t>
+      </w:r>
+      <w:r>
+        <w:rPr>
+          <w:color w:val="00312A"/>
+          <w:lang w:val="en-US"/>
+        </w:rPr>
+        <w:t>is</w:t>
+      </w:r>
+      <w:r>
+        <w:rPr>
+          <w:color w:val="00312A"/>
+          <w:lang w:val="en-US"/>
+        </w:rPr>
+        <w:t xml:space="preserve"> </w:t>
+      </w:r>
+      <w:r>
+        <w:rPr>
+          <w:color w:val="00312A"/>
+          <w:lang w:val="en-US"/>
+        </w:rPr>
+        <w:t>highly</w:t>
+      </w:r>
+      <w:r>
+        <w:rPr>
+          <w:color w:val="00312A"/>
+          <w:lang w:val="en-US"/>
+        </w:rPr>
+        <w:t xml:space="preserve"> </w:t>
+      </w:r>
+      <w:r>
+        <w:rPr>
+          <w:color w:val="00312A"/>
+          <w:lang w:val="en-US"/>
+        </w:rPr>
+        <w:t>depend</w:t>
+      </w:r>
+      <w:r>
+        <w:rPr>
+          <w:color w:val="00312A"/>
+          <w:lang w:val="en-US"/>
+        </w:rPr>
+        <w:t>ent</w:t>
+      </w:r>
+      <w:r>
+        <w:rPr>
+          <w:color w:val="00312A"/>
+          <w:lang w:val="en-US"/>
+        </w:rPr>
+        <w:t xml:space="preserve"> on </w:t>
+      </w:r>
+      <w:r>
+        <w:rPr>
+          <w:color w:val="00312A"/>
+          <w:lang w:val="en-US"/>
+        </w:rPr>
+        <w:t>what they call the</w:t>
+      </w:r>
+      <w:r>
+        <w:rPr>
+          <w:color w:val="00312A"/>
+          <w:lang w:val="en-US"/>
+        </w:rPr>
+        <w:t xml:space="preserve"> harness.</w:t>
+      </w:r>
+      <w:r>
+        <w:rPr>
+          <w:color w:val="00312A"/>
+          <w:lang w:val="en-US"/>
+        </w:rPr>
+        <w:t>”</w:t>
       </w:r>
     </w:p>
     <w:p>
       <w:pPr>
         <w:pStyle w:val="Heading2"/>
-        <w:rPr>
-          <w:color w:val="00312A"/>
-        </w:rPr>
-      </w:pPr>
-      <w:bookmarkStart w:id="198" w:name="_d3o8hfs61axc" w:colFirst="0" w:colLast="0"/>
-      <w:bookmarkEnd w:id="198"/>
-      <w:r>
-        <w:rPr>
-          <w:color w:val="00312A"/>
-        </w:rPr>
+      </w:pPr>
+      <w:r>
         <w:t>4.4</w:t>
       </w:r>
       <w:r>
-        <w:rPr>
-          <w:color w:val="00312A"/>
-        </w:rPr>
         <w:tab/>
         <w:t xml:space="preserve">Value </w:t>
       </w:r>
-      <w:commentRangeStart w:id="199"/>
-      <w:r>
-        <w:rPr>
-          <w:color w:val="00312A"/>
-        </w:rPr>
+      <w:commentRangeStart w:id="196"/>
+      <w:r>
         <w:t>Outcomes</w:t>
       </w:r>
-      <w:commentRangeEnd w:id="199"/>
+      <w:commentRangeEnd w:id="196"/>
       <w:r>
         <w:rPr>
           <w:rStyle w:val="CommentReference"/>
-          <w:color w:val="00312A"/>
           <w:sz w:val="22"/>
           <w:szCs w:val="22"/>
         </w:rPr>
-        <w:commentReference w:id="199"/>
+        <w:commentReference w:id="196"/>
       </w:r>
     </w:p>
     <w:p>
@@ -18092,14 +19097,7 @@
         <w:rPr>
           <w:color w:val="00312A"/>
         </w:rPr>
-        <w:t xml:space="preserve">The data make the mediating role of managerial behavior visible in a specific way: participants with near-identical technology access report divergent outcomes, and the differentiating factors are consistently organizational rather than technical. The quality of the data, the clarity of the use case, the investment in change management, and the design of governance together determine which part of the value portfolio is captured and which is lost. This is the chapter’s central finding: value creation with agentic AI is an inside-out process, shaped more by what organizations do with the technology than by which technology they </w:t>
-      </w:r>
-      <w:r>
-        <w:rPr>
-          <w:color w:val="00312A"/>
-        </w:rPr>
-        <w:lastRenderedPageBreak/>
-        <w:t>choose. The three subsections that follow detail the benefit, sacrifice, and risk families; the cross-cutting implications are taken up in Chapter 5.</w:t>
+        <w:t>The data make the mediating role of managerial behavior visible in a specific way: participants with near-identical technology access report divergent outcomes, and the differentiating factors are consistently organizational rather than technical. The quality of the data, the clarity of the use case, the investment in change management, and the design of governance together determine which part of the value portfolio is captured and which is lost. This is the chapter’s central finding: value creation with agentic AI is an inside-out process, shaped more by what organizations do with the technology than by which technology they choose. The three subsections that follow detail the benefit, sacrifice, and risk families; the cross-cutting implications are taken up in Chapter 5.</w:t>
       </w:r>
     </w:p>
     <w:p>
@@ -18109,8 +19107,8 @@
           <w:color w:val="00312A"/>
         </w:rPr>
       </w:pPr>
-      <w:bookmarkStart w:id="200" w:name="_psp9v76zeahl" w:colFirst="0" w:colLast="0"/>
-      <w:bookmarkEnd w:id="200"/>
+      <w:bookmarkStart w:id="197" w:name="_psp9v76zeahl" w:colFirst="0" w:colLast="0"/>
+      <w:bookmarkEnd w:id="197"/>
       <w:r>
         <w:rPr>
           <w:color w:val="00312A"/>
@@ -18148,7 +19146,14 @@
         <w:rPr>
           <w:color w:val="00312A"/>
         </w:rPr>
-        <w:t>Efficiency and speed form the largest and most consistently described benefit family (42 and 25 code applications respectively). This is rarely framed as headcount reduction; more often it appears as the reallocation of capacity — saving time on routine tasks to redirect attention to higher-leverage work. Interviewee 13 gave a precisely calibrated formulation of the analyst-equivalent value:</w:t>
+        <w:t xml:space="preserve">Efficiency and speed form the largest and most consistently described benefit family (42 and 25 code applications respectively). This is rarely framed as headcount reduction; more often </w:t>
+      </w:r>
+      <w:r>
+        <w:rPr>
+          <w:color w:val="00312A"/>
+        </w:rPr>
+        <w:lastRenderedPageBreak/>
+        <w:t>it appears as the reallocation of capacity — saving time on routine tasks to redirect attention to higher-leverage work. Interviewee 13 gave a precisely calibrated formulation of the analyst-equivalent value:</w:t>
       </w:r>
     </w:p>
     <w:p>
@@ -18193,14 +19198,7 @@
         <w:rPr>
           <w:color w:val="00312A"/>
         </w:rPr>
-        <w:t xml:space="preserve">Scale is the benefit most clearly impossible without AI. Generating large numbers of product-page variants, monitoring sentiment across many competitor channels simultaneously, or personalizing communications at the individual rather than the segment level are not viable at human labor cost. Extending the personal skillset is the benefit described with most enthusiasm across interviews. Participants repeatedly described AI enabling work they could not previously do: coding without being a developer, analyzing without being a data scientist, writing in a language without being fluent. Interviewee 12 captured the broadening of individual capability: “it sort of expands the range of creative possibilities and capabilities that an </w:t>
-      </w:r>
-      <w:r>
-        <w:rPr>
-          <w:color w:val="00312A"/>
-        </w:rPr>
-        <w:lastRenderedPageBreak/>
-        <w:t>individual can do.” Interviewee 10 described the downstream organizational effect: the social media manager “suddenly becomes a designer and app concept creator.”</w:t>
+        <w:t>Scale is the benefit most clearly impossible without AI. Generating large numbers of product-page variants, monitoring sentiment across many competitor channels simultaneously, or personalizing communications at the individual rather than the segment level are not viable at human labor cost. Extending the personal skillset is the benefit described with most enthusiasm across interviews. Participants repeatedly described AI enabling work they could not previously do: coding without being a developer, analyzing without being a data scientist, writing in a language without being fluent. Interviewee 12 captured the broadening of individual capability: “it sort of expands the range of creative possibilities and capabilities that an individual can do.” Interviewee 10 described the downstream organizational effect: the social media manager “suddenly becomes a designer and app concept creator.”</w:t>
       </w:r>
     </w:p>
     <w:p>
@@ -18258,7 +19256,14 @@
         <w:rPr>
           <w:color w:val="00312A"/>
         </w:rPr>
-        <w:t>Work of this volume and specificity would have been prohibitively expensive at human authoring rates. The ability to generate, populate, and publish at this scale without proportional headcount represents a qualitatively new production capacity rather than an incremental efficiency gain.</w:t>
+        <w:t xml:space="preserve">Work of this volume and specificity would have been prohibitively expensive at human authoring rates. The ability to generate, populate, and publish at this scale without proportional </w:t>
+      </w:r>
+      <w:r>
+        <w:rPr>
+          <w:color w:val="00312A"/>
+        </w:rPr>
+        <w:lastRenderedPageBreak/>
+        <w:t>headcount represents a qualitatively new production capacity rather than an incremental efficiency gain.</w:t>
       </w:r>
     </w:p>
     <w:p>
@@ -18326,8 +19331,8 @@
           <w:color w:val="00312A"/>
         </w:rPr>
       </w:pPr>
-      <w:bookmarkStart w:id="201" w:name="_vkh433kqk3oi" w:colFirst="0" w:colLast="0"/>
-      <w:bookmarkEnd w:id="201"/>
+      <w:bookmarkStart w:id="198" w:name="_vkh433kqk3oi" w:colFirst="0" w:colLast="0"/>
+      <w:bookmarkEnd w:id="198"/>
       <w:r>
         <w:rPr>
           <w:color w:val="00312A"/>
@@ -18352,27 +19357,27 @@
         <w:rPr>
           <w:color w:val="00312A"/>
         </w:rPr>
-        <w:t xml:space="preserve">Alongside benefits, participants describe a set of accepted costs and trade-offs — things that are knowingly given up or altered as a consequence of AI adoption. Three categories recur: </w:t>
+        <w:t>Alongside benefits, participants describe a set of accepted costs and trade-offs — things that are knowingly given up or altered as a consequence of AI adoption. Three categories recur: financial investment and operating cost, job displacement and role change, and the erosion of humanness or authenticity in customer interactions.</w:t>
+      </w:r>
+    </w:p>
+    <w:p>
+      <w:pPr>
+        <w:rPr>
+          <w:color w:val="00312A"/>
+        </w:rPr>
+      </w:pPr>
+      <w:r>
+        <w:rPr>
+          <w:color w:val="00312A"/>
+        </w:rPr>
+        <w:t xml:space="preserve">AI is not cheap. Infrastructure costs, API usage, vendor licensing, and the organizational time required to implement and maintain AI systems are consistently identified as real costs. Interviewee 7 noted that cloud costs are frequently underestimated: “AI is also very expensive. That’s something that we don’t take into consideration. It’s not cheap. The cloud cost is not cheap.” Interviewee 9 described a structural constraint in the agency context: AI investment cannot be unlocked until it generates net new revenue, but it cannot generate net new revenue </w:t>
       </w:r>
       <w:r>
         <w:rPr>
           <w:color w:val="00312A"/>
         </w:rPr>
         <w:lastRenderedPageBreak/>
-        <w:t>financial investment and operating cost, job displacement and role change, and the erosion of humanness or authenticity in customer interactions.</w:t>
-      </w:r>
-    </w:p>
-    <w:p>
-      <w:pPr>
-        <w:rPr>
-          <w:color w:val="00312A"/>
-        </w:rPr>
-      </w:pPr>
-      <w:r>
-        <w:rPr>
-          <w:color w:val="00312A"/>
-        </w:rPr>
-        <w:t>AI is not cheap. Infrastructure costs, API usage, vendor licensing, and the organizational time required to implement and maintain AI systems are consistently identified as real costs. Interviewee 7 noted that cloud costs are frequently underestimated: “AI is also very expensive. That’s something that we don’t take into consideration. It’s not cheap. The cloud cost is not cheap.” Interviewee 9 described a structural constraint in the agency context: AI investment cannot be unlocked until it generates net new revenue, but it cannot generate net new revenue without prior investment. Budget cycles and AI-value timelines are mismatched in both directions.</w:t>
+        <w:t>without prior investment. Budget cycles and AI-value timelines are mismatched in both directions.</w:t>
       </w:r>
     </w:p>
     <w:p>
@@ -18430,14 +19435,7 @@
         <w:rPr>
           <w:color w:val="00312A"/>
         </w:rPr>
-        <w:t xml:space="preserve">Authenticity is a more subtle sacrifice. AI-generated content — particularly in outreach and customer communications — can be recognized as artificial, and that recognition damages trust. Interviewee 16 drew a deliberate line between creative and automated work: “I want to keep the creative work human. I think that keeps our authenticity, at least for now.” The </w:t>
-      </w:r>
-      <w:r>
-        <w:rPr>
-          <w:color w:val="00312A"/>
-        </w:rPr>
-        <w:lastRenderedPageBreak/>
-        <w:t>implication is that authenticity functions not only as a brand value but as a functional constraint on which use cases are viable.</w:t>
+        <w:t>Authenticity is a more subtle sacrifice. AI-generated content — particularly in outreach and customer communications — can be recognized as artificial, and that recognition damages trust. Interviewee 16 drew a deliberate line between creative and automated work: “I want to keep the creative work human. I think that keeps our authenticity, at least for now.” The implication is that authenticity functions not only as a brand value but as a functional constraint on which use cases are viable.</w:t>
       </w:r>
     </w:p>
     <w:p>
@@ -18448,8 +19446,8 @@
           <w:highlight w:val="yellow"/>
         </w:rPr>
       </w:pPr>
-      <w:bookmarkStart w:id="202" w:name="_i62wq5quevoe" w:colFirst="0" w:colLast="0"/>
-      <w:bookmarkEnd w:id="202"/>
+      <w:bookmarkStart w:id="199" w:name="_i62wq5quevoe" w:colFirst="0" w:colLast="0"/>
+      <w:bookmarkEnd w:id="199"/>
       <w:r>
         <w:rPr>
           <w:color w:val="00312A"/>
@@ -18487,7 +19485,14 @@
         <w:rPr>
           <w:color w:val="00312A"/>
         </w:rPr>
-        <w:t>Hallucination — the generation of plausible but factually incorrect content — is the most universally acknowledged risk (11 code applications, 7 documents). Its practical significance varies by use case: in research and internal analysis, hallucinations are typically caught by human review before they cause harm; in customer-facing communications or automated workflows, they can reach customers before they are detected. Interviewee 12 offered a framework for containing the risk: hallucination is manageable within domains where the user possesses the domain expertise to evaluate output, and dangerous where they do not. This framing makes human oversight (see section 4.3.2) structurally necessary rather than optional.</w:t>
+        <w:t xml:space="preserve">Hallucination — the generation of plausible but factually incorrect content — is the most universally acknowledged risk (11 code applications, 7 documents). Its practical significance varies by use case: in research and internal analysis, hallucinations are typically caught by </w:t>
+      </w:r>
+      <w:r>
+        <w:rPr>
+          <w:color w:val="00312A"/>
+        </w:rPr>
+        <w:lastRenderedPageBreak/>
+        <w:t>human review before they cause harm; in customer-facing communications or automated workflows, they can reach customers before they are detected. Interviewee 12 offered a framework for containing the risk: hallucination is manageable within domains where the user possesses the domain expertise to evaluate output, and dangerous where they do not. This framing makes human oversight (see section 4.3.2) structurally necessary rather than optional.</w:t>
       </w:r>
     </w:p>
     <w:p>
@@ -18545,21 +19550,21 @@
         <w:rPr>
           <w:color w:val="00312A"/>
         </w:rPr>
+        <w:t>Brand risk is the final category (11 code applications). AI can generate content that is off-brand, tonally inappropriate, or culturally misjudged, and in automated workflows it can do so at scale before human review catches it. Interviewee 6 named brand control as the primary governance concern for her marketing use cases: “it’s mainly brand control, I would say. It’s also going to say some stupid stuff, and that is a very important … one.” The mitigation strategies are identical to those described in section 4.3.2: evaluating output before customer exposure, embedding brand voice in the system prompt, and restricting autonomous action to validated use-case categories.</w:t>
+      </w:r>
+    </w:p>
+    <w:p>
+      <w:pPr>
+        <w:pStyle w:val="Heading2"/>
+        <w:rPr>
+          <w:color w:val="00312A"/>
+        </w:rPr>
+      </w:pPr>
+      <w:r>
+        <w:rPr>
+          <w:color w:val="00312A"/>
+        </w:rPr>
         <w:lastRenderedPageBreak/>
-        <w:t>Brand risk is the final category (11 code applications). AI can generate content that is off-brand, tonally inappropriate, or culturally misjudged, and in automated workflows it can do so at scale before human review catches it. Interviewee 6 named brand control as the primary governance concern for her marketing use cases: “it’s mainly brand control, I would say. It’s also going to say some stupid stuff, and that is a very important … one.” The mitigation strategies are identical to those described in section 4.3.2: evaluating output before customer exposure, embedding brand voice in the system prompt, and restricting autonomous action to validated use-case categories.</w:t>
-      </w:r>
-    </w:p>
-    <w:p>
-      <w:pPr>
-        <w:pStyle w:val="Heading2"/>
-        <w:rPr>
-          <w:color w:val="00312A"/>
-        </w:rPr>
-      </w:pPr>
-      <w:r>
-        <w:rPr>
-          <w:color w:val="00312A"/>
-        </w:rPr>
         <w:t xml:space="preserve">4.5 </w:t>
       </w:r>
       <w:r>
@@ -18607,7 +19612,6 @@
         <w:rPr>
           <w:color w:val="00312A"/>
         </w:rPr>
-        <w:lastRenderedPageBreak/>
         <w:t>4.5.1</w:t>
       </w:r>
       <w:r>
@@ -18628,7 +19632,14 @@
         <w:rPr>
           <w:color w:val="00312A"/>
         </w:rPr>
-        <w:t>AI-generated content introduces brand risk in two ways: it may produce off-brand tone, imagery, or claims, and at scale it may homogenize output across organizations using similar models and prompts. Several participants named brand control as their primary governance concern. Interviewee 6 described it as the foremost drawback of agentic customer communication. Interviewee 11 noted that for aspirational, emotionally resonant brand content, AI “still falls very, very short” and that human creativity remains the appropriate input. Interviewee 14 described the risk at a market level: when every firm uses similar models and prompts, the strategic response may be to deliberately leave human imperfections in content as a differentiator.</w:t>
+        <w:t xml:space="preserve">AI-generated content introduces brand risk in two ways: it may produce off-brand tone, imagery, or claims, and at scale it may homogenize output across organizations using similar models and prompts. Several participants named brand control as their primary governance concern. Interviewee 6 described it as the foremost drawback of agentic customer communication. Interviewee 11 noted that for aspirational, emotionally resonant brand content, AI “still falls very, very short” and that human creativity remains the appropriate input. Interviewee 14 described the risk at a market level: when every firm uses similar models and </w:t>
+      </w:r>
+      <w:r>
+        <w:rPr>
+          <w:color w:val="00312A"/>
+        </w:rPr>
+        <w:lastRenderedPageBreak/>
+        <w:t>prompts, the strategic response may be to deliberately leave human imperfections in content as a differentiator.</w:t>
       </w:r>
     </w:p>
     <w:p>
@@ -18668,7 +19679,6 @@
         <w:rPr>
           <w:color w:val="00312A"/>
         </w:rPr>
-        <w:lastRenderedPageBreak/>
         <w:t>4.5.2</w:t>
       </w:r>
       <w:r>
@@ -18702,7 +19712,14 @@
         <w:rPr>
           <w:color w:val="00312A"/>
         </w:rPr>
-        <w:t>The comparison with human accuracy is underexplored in practice but analytically significant. Human analysts exhibit their own forms of ‘hallucination’: motivated reasoning, confirmation bias, selective attention to data that supports existing hypotheses. Interviewee 3 noted that human data analysis sometimes involves finding data points to prove a point rather than being objective about what the data says. Interviewee 13’s characterization of agentic AI as equivalent to “a mediocre analyst that you still have to sense check” implies a standard where some level of error is accepted as normal and managed through review — the same standard already applied to human junior analysts.</w:t>
+        <w:t xml:space="preserve">The comparison with human accuracy is underexplored in practice but analytically significant. Human analysts exhibit their own forms of ‘hallucination’: motivated reasoning, </w:t>
+      </w:r>
+      <w:r>
+        <w:rPr>
+          <w:color w:val="00312A"/>
+        </w:rPr>
+        <w:lastRenderedPageBreak/>
+        <w:t>confirmation bias, selective attention to data that supports existing hypotheses. Interviewee 3 noted that human data analysis sometimes involves finding data points to prove a point rather than being objective about what the data says. Interviewee 13’s characterization of agentic AI as equivalent to “a mediocre analyst that you still have to sense check” implies a standard where some level of error is accepted as normal and managed through review — the same standard already applied to human junior analysts.</w:t>
       </w:r>
     </w:p>
     <w:p>
@@ -18729,7 +19746,6 @@
         <w:rPr>
           <w:color w:val="00312A"/>
         </w:rPr>
-        <w:lastRenderedPageBreak/>
         <w:t>4.5.3</w:t>
       </w:r>
       <w:r>
@@ -18763,7 +19779,14 @@
         <w:rPr>
           <w:color w:val="00312A"/>
         </w:rPr>
-        <w:t>The optics-versus-reality pattern identified in section 4.3.1 is the organizational expression of this paradox. Organizations report agentic capability in pitches and internal communications long before that capability is operationally present. Interviewee 12 described this dynamic through what he has called Martech’s Law: technology changes exponentially, but organizations change logarithmically. The experiment that proves a concept in an afternoon may require months of data preparation, governance approval, change management, and integration work before it creates consistent value for the organization. The participants who describe the strongest returns — Interviewees 4, 6, 13 — are precisely those who invested systematically in this operationalization work rather than treating the prototype as the endpoint.</w:t>
+        <w:t xml:space="preserve">The optics-versus-reality pattern identified in section 4.3.1 is the organizational expression of this paradox. Organizations report agentic capability in pitches and internal </w:t>
+      </w:r>
+      <w:r>
+        <w:rPr>
+          <w:color w:val="00312A"/>
+        </w:rPr>
+        <w:lastRenderedPageBreak/>
+        <w:t>communications long before that capability is operationally present. Interviewee 12 described this dynamic through what he has called Martech’s Law: technology changes exponentially, but organizations change logarithmically. The experiment that proves a concept in an afternoon may require months of data preparation, governance approval, change management, and integration work before it creates consistent value for the organization. The participants who describe the strongest returns — Interviewees 4, 6, 13 — are precisely those who invested systematically in this operationalization work rather than treating the prototype as the endpoint.</w:t>
       </w:r>
     </w:p>
     <w:p>
@@ -18792,7 +19815,6 @@
         <w:rPr>
           <w:color w:val="00312A"/>
         </w:rPr>
-        <w:lastRenderedPageBreak/>
         <w:t>4.5.4</w:t>
       </w:r>
       <w:r>
@@ -18826,7 +19848,14 @@
         <w:rPr>
           <w:color w:val="00312A"/>
         </w:rPr>
-        <w:t>This pattern is not a failure of AI capability but a rational governance response to the consequences of error. The higher the stakes of a mistake — a customer communication, a financial transaction, a brand-sensitive publication — the more important it becomes to define exactly where the agent’s authority ends and human judgment begins. Interviewee 1 described this as the coexistence design problem: organizations are not choosing between human and agent work but designing the boundary between them. The paradox is that designing this boundary well requires more explicit process specification than the pre-agentic workflow it replaces — more thought, not less, about what humans are responsible for.</w:t>
+        <w:t xml:space="preserve">This pattern is not a failure of AI capability but a rational governance response to the consequences of error. The higher the stakes of a mistake — a customer communication, a financial transaction, a brand-sensitive publication — the more important it becomes to define exactly where the agent’s authority ends and human judgment begins. Interviewee 1 described </w:t>
+      </w:r>
+      <w:r>
+        <w:rPr>
+          <w:color w:val="00312A"/>
+        </w:rPr>
+        <w:lastRenderedPageBreak/>
+        <w:t>this as the coexistence design problem: organizations are not choosing between human and agent work but designing the boundary between them. The paradox is that designing this boundary well requires more explicit process specification than the pre-agentic workflow it replaces — more thought, not less, about what humans are responsible for.</w:t>
       </w:r>
     </w:p>
     <w:p>
@@ -18855,7 +19884,6 @@
         <w:rPr>
           <w:color w:val="00312A"/>
         </w:rPr>
-        <w:lastRenderedPageBreak/>
         <w:t>4.5.5</w:t>
       </w:r>
       <w:r>
@@ -18889,7 +19917,14 @@
         <w:rPr>
           <w:color w:val="00312A"/>
         </w:rPr>
-        <w:t>The opposing pole of the paradox is that young professionals entering the workforce today are substantially more AI-native than the senior practitioners who currently lead marketing organizations. Interviewee 10 observed that juniors “improve extremely quickly when given AI tools; they don’t repeat mistakes,” while simultaneously warning that if organizations deploy AI first on junior tasks, they will “no longer develop juniors into seniors” — eliminating the talent pipeline at the precise moment when AI-fluent senior talent is most valuable. Interviewee 7 noted that while junior-dominant AI-native companies can move quickly, AI-native young people entering established organizations often face cultural resistance from senior colleagues who view AI through a lens of privacy, control, and IP risk.</w:t>
+        <w:t xml:space="preserve">The opposing pole of the paradox is that young professionals entering the workforce today are substantially more AI-native than the senior practitioners who currently lead marketing organizations. Interviewee 10 observed that juniors “improve extremely quickly when given AI tools; they don’t repeat mistakes,” while simultaneously warning that if organizations deploy AI first on junior tasks, they will “no longer develop juniors into seniors” — eliminating the talent pipeline at the precise moment when AI-fluent senior talent is most valuable. </w:t>
+      </w:r>
+      <w:r>
+        <w:rPr>
+          <w:color w:val="00312A"/>
+        </w:rPr>
+        <w:lastRenderedPageBreak/>
+        <w:t>Interviewee 7 noted that while junior-dominant AI-native companies can move quickly, AI-native young people entering established organizations often face cultural resistance from senior colleagues who view AI through a lens of privacy, control, and IP risk.</w:t>
       </w:r>
     </w:p>
     <w:p>
@@ -18907,19 +19942,110 @@
     </w:p>
     <w:p>
       <w:pPr>
+        <w:pStyle w:val="Heading3"/>
+      </w:pPr>
+      <w:commentRangeStart w:id="200"/>
+      <w:r>
+        <w:t>The paradox of agentic capabilities</w:t>
+      </w:r>
+    </w:p>
+    <w:p>
+      <w:pPr>
+        <w:rPr>
+          <w:color w:val="00312A"/>
+        </w:rPr>
+      </w:pPr>
+      <w:r>
+        <w:rPr>
+          <w:color w:val="00312A"/>
+        </w:rPr>
+        <w:t>Across the interviews, a consistent gap emerges between how agentic AI is positioned — in proposals, pitches, and internal leadership communications — and what is actually running in production. Participants describe demonstrations and narratives in which agentic AI features prominently while in practice the same workflow remains manual, scripted, or at most partially automated. This gap appears across organization types: large agencies, in-house marketing teams, and scale-ups all exhibit it to some degree.</w:t>
+      </w:r>
+    </w:p>
+    <w:p>
+      <w:pPr>
+        <w:rPr>
+          <w:color w:val="00312A"/>
+        </w:rPr>
+      </w:pPr>
+      <w:r>
+        <w:rPr>
+          <w:color w:val="00312A"/>
+        </w:rPr>
+        <w:t>The dynamics are illustrated by an experiment described by Interviewee 15. A team deployed AI-generated BDR emails and positioned them as personalized outreach; customers recognized the automation almost immediately:</w:t>
+      </w:r>
+    </w:p>
+    <w:p>
+      <w:pPr>
+        <w:ind w:left="720"/>
+        <w:rPr>
+          <w:i/>
+          <w:iCs/>
+          <w:color w:val="00312A"/>
+        </w:rPr>
+      </w:pPr>
+      <w:r>
+        <w:rPr>
+          <w:i/>
+          <w:iCs/>
+          <w:color w:val="00312A"/>
+        </w:rPr>
+        <w:t>There was also an experiment done with generating emails from a BDR to customers. Well, the customer sees through that pretty quickly: nice that you still want to be personal and now you’re sending me this, so, just a bit too much of a shortcut with this use case.</w:t>
+      </w:r>
+    </w:p>
+    <w:p>
+      <w:pPr>
+        <w:ind w:left="720"/>
+        <w:rPr>
+          <w:color w:val="00312A"/>
+        </w:rPr>
+      </w:pPr>
+      <w:r>
+        <w:rPr>
+          <w:color w:val="00312A"/>
+        </w:rPr>
+        <w:t>— Interviewee 15</w:t>
+      </w:r>
+    </w:p>
+    <w:p>
+      <w:pPr>
+        <w:rPr>
+          <w:color w:val="00312A"/>
+        </w:rPr>
+      </w:pPr>
+      <w:r>
+        <w:rPr>
+          <w:color w:val="00312A"/>
+        </w:rPr>
+        <w:lastRenderedPageBreak/>
+        <w:t>The optics gap has two organizational implications. First, it creates confusion about what AI actually does. When employees hear that the organization is ‘using agentic AI’ in pitches and leadership communications but see no corresponding change in their own workflows, the result is either skepticism about AI’s practical utility or inflated expectations that become obstacles when real deployments are less impressive than the narrative. Second, it distorts accountability: if stated capability does not correspond to operational reality, it becomes difficult to measure progress, identify blockers, or allocate investment accurately. Several participants noted that organizations claiming the most advanced AI capability were among those where operational adoption was hardest to verify in practice.</w:t>
+      </w:r>
+      <w:commentRangeEnd w:id="200"/>
+      <w:r>
+        <w:rPr>
+          <w:rStyle w:val="CommentReference"/>
+          <w:color w:val="00312A"/>
+          <w:sz w:val="22"/>
+          <w:szCs w:val="22"/>
+        </w:rPr>
+        <w:commentReference w:id="200"/>
+      </w:r>
+    </w:p>
+    <w:p/>
+    <w:p>
+      <w:pPr>
         <w:pStyle w:val="Heading2"/>
         <w:rPr>
           <w:color w:val="00312A"/>
         </w:rPr>
       </w:pPr>
-      <w:bookmarkStart w:id="203" w:name="_bi3ndv3n11ww" w:colFirst="0" w:colLast="0"/>
-      <w:bookmarkEnd w:id="203"/>
-      <w:commentRangeStart w:id="204"/>
-      <w:r>
-        <w:rPr>
-          <w:color w:val="00312A"/>
-        </w:rPr>
-        <w:lastRenderedPageBreak/>
+      <w:bookmarkStart w:id="201" w:name="_bi3ndv3n11ww" w:colFirst="0" w:colLast="0"/>
+      <w:bookmarkEnd w:id="201"/>
+      <w:commentRangeStart w:id="202"/>
+      <w:r>
+        <w:rPr>
+          <w:color w:val="00312A"/>
+        </w:rPr>
         <w:t>4.x.</w:t>
       </w:r>
       <w:r>
@@ -18957,7 +20083,7 @@
         </w:rPr>
         <w:t>)... seek additional data</w:t>
       </w:r>
-      <w:commentRangeEnd w:id="204"/>
+      <w:commentRangeEnd w:id="202"/>
       <w:r>
         <w:rPr>
           <w:rStyle w:val="CommentReference"/>
@@ -18965,7 +20091,7 @@
           <w:sz w:val="22"/>
           <w:szCs w:val="22"/>
         </w:rPr>
-        <w:commentReference w:id="204"/>
+        <w:commentReference w:id="202"/>
       </w:r>
     </w:p>
     <w:p>
@@ -18976,8 +20102,8 @@
           <w:color w:val="00312A"/>
         </w:rPr>
       </w:pPr>
-      <w:bookmarkStart w:id="205" w:name="_q5epuhs454bw" w:colFirst="0" w:colLast="0"/>
-      <w:bookmarkEnd w:id="205"/>
+      <w:bookmarkStart w:id="203" w:name="_q5epuhs454bw" w:colFirst="0" w:colLast="0"/>
+      <w:bookmarkEnd w:id="203"/>
       <w:r>
         <w:br w:type="page"/>
       </w:r>
@@ -19028,8 +20154,8 @@
           <w:color w:val="00312A"/>
         </w:rPr>
       </w:pPr>
-      <w:bookmarkStart w:id="206" w:name="_7rbdabewznnc" w:colFirst="0" w:colLast="0"/>
-      <w:bookmarkEnd w:id="206"/>
+      <w:bookmarkStart w:id="204" w:name="_7rbdabewznnc" w:colFirst="0" w:colLast="0"/>
+      <w:bookmarkEnd w:id="204"/>
       <w:r>
         <w:rPr>
           <w:color w:val="00312A"/>
@@ -19058,8 +20184,8 @@
           <w:color w:val="00312A"/>
         </w:rPr>
       </w:pPr>
-      <w:bookmarkStart w:id="207" w:name="_vqcghgtkedix" w:colFirst="0" w:colLast="0"/>
-      <w:bookmarkEnd w:id="207"/>
+      <w:bookmarkStart w:id="205" w:name="_vqcghgtkedix" w:colFirst="0" w:colLast="0"/>
+      <w:bookmarkEnd w:id="205"/>
       <w:r>
         <w:rPr>
           <w:color w:val="00312A"/>
@@ -19132,8 +20258,8 @@
           <w:color w:val="00312A"/>
         </w:rPr>
       </w:pPr>
-      <w:bookmarkStart w:id="208" w:name="_mnyukkjx9iq" w:colFirst="0" w:colLast="0"/>
-      <w:bookmarkEnd w:id="208"/>
+      <w:bookmarkStart w:id="206" w:name="_mnyukkjx9iq" w:colFirst="0" w:colLast="0"/>
+      <w:bookmarkEnd w:id="206"/>
       <w:r>
         <w:rPr>
           <w:color w:val="00312A"/>
@@ -19212,8 +20338,8 @@
       <w:pPr>
         <w:pStyle w:val="Heading1"/>
       </w:pPr>
-      <w:bookmarkStart w:id="209" w:name="_dd6zel2y4t5x" w:colFirst="0" w:colLast="0"/>
-      <w:bookmarkEnd w:id="209"/>
+      <w:bookmarkStart w:id="207" w:name="_dd6zel2y4t5x" w:colFirst="0" w:colLast="0"/>
+      <w:bookmarkEnd w:id="207"/>
       <w:r>
         <w:t>6.</w:t>
       </w:r>
@@ -19226,8 +20352,8 @@
       <w:pPr>
         <w:pStyle w:val="Heading1"/>
       </w:pPr>
-      <w:bookmarkStart w:id="210" w:name="_9375lqp6ztft" w:colFirst="0" w:colLast="0"/>
-      <w:bookmarkEnd w:id="210"/>
+      <w:bookmarkStart w:id="208" w:name="_9375lqp6ztft" w:colFirst="0" w:colLast="0"/>
+      <w:bookmarkEnd w:id="208"/>
       <w:r>
         <w:br w:type="page"/>
       </w:r>
@@ -19240,8 +20366,8 @@
           <w:highlight w:val="white"/>
         </w:rPr>
       </w:pPr>
-      <w:bookmarkStart w:id="211" w:name="_kgmnd1ymad1c" w:colFirst="0" w:colLast="0"/>
-      <w:bookmarkEnd w:id="211"/>
+      <w:bookmarkStart w:id="209" w:name="_kgmnd1ymad1c" w:colFirst="0" w:colLast="0"/>
+      <w:bookmarkEnd w:id="209"/>
       <w:r>
         <w:lastRenderedPageBreak/>
         <w:t>7.</w:t>
@@ -19722,7 +20848,7 @@
           <w:highlight w:val="white"/>
         </w:rPr>
       </w:pPr>
-      <w:commentRangeStart w:id="212"/>
+      <w:commentRangeStart w:id="210"/>
       <w:r>
         <w:rPr>
           <w:strike/>
@@ -19787,7 +20913,7 @@
         </w:rPr>
         <w:t xml:space="preserve"> </w:t>
       </w:r>
-      <w:commentRangeEnd w:id="212"/>
+      <w:commentRangeEnd w:id="210"/>
       <w:r>
         <w:rPr>
           <w:rStyle w:val="CommentReference"/>
@@ -19796,7 +20922,7 @@
           <w:szCs w:val="20"/>
           <w:highlight w:val="white"/>
         </w:rPr>
-        <w:commentReference w:id="212"/>
+        <w:commentReference w:id="210"/>
       </w:r>
     </w:p>
     <w:p>
@@ -19809,7 +20935,7 @@
           <w:highlight w:val="white"/>
         </w:rPr>
       </w:pPr>
-      <w:commentRangeStart w:id="213"/>
+      <w:commentRangeStart w:id="211"/>
       <w:r>
         <w:rPr>
           <w:strike/>
@@ -19857,7 +20983,7 @@
         </w:rPr>
         <w:t xml:space="preserve">(1), 38-68. </w:t>
       </w:r>
-      <w:commentRangeEnd w:id="213"/>
+      <w:commentRangeEnd w:id="211"/>
       <w:r>
         <w:rPr>
           <w:rStyle w:val="CommentReference"/>
@@ -19866,7 +20992,7 @@
           <w:szCs w:val="20"/>
           <w:highlight w:val="white"/>
         </w:rPr>
-        <w:commentReference w:id="213"/>
+        <w:commentReference w:id="211"/>
       </w:r>
     </w:p>
     <w:p>
@@ -20241,7 +21367,7 @@
         <w:rPr>
           <w:highlight w:val="white"/>
         </w:rPr>
-        <w:t xml:space="preserve">Guercini, S. (2023). Marketing automation and the scope of marketers' heuristics. </w:t>
+        <w:t xml:space="preserve">Guercini, S. (2023). Marketing automation and the scope of marketers‘ heuristics. </w:t>
       </w:r>
       <w:r>
         <w:rPr>
@@ -20357,7 +21483,7 @@
           <w:strike/>
         </w:rPr>
       </w:pPr>
-      <w:commentRangeStart w:id="214"/>
+      <w:commentRangeStart w:id="212"/>
       <w:r>
         <w:rPr>
           <w:strike/>
@@ -20409,7 +21535,7 @@
         </w:rPr>
         <w:t xml:space="preserve"> </w:t>
       </w:r>
-      <w:commentRangeEnd w:id="214"/>
+      <w:commentRangeEnd w:id="212"/>
       <w:r>
         <w:rPr>
           <w:rStyle w:val="CommentReference"/>
@@ -20417,7 +21543,7 @@
           <w:sz w:val="22"/>
           <w:szCs w:val="22"/>
         </w:rPr>
-        <w:commentReference w:id="214"/>
+        <w:commentReference w:id="212"/>
       </w:r>
     </w:p>
     <w:p>
@@ -20687,7 +21813,7 @@
           <w:highlight w:val="white"/>
         </w:rPr>
         <w:lastRenderedPageBreak/>
-        <w:t xml:space="preserve">Krizhevsky, Alex, Ilya Sutskever, and Geoffrey E. Hinton. "Imagenet classification with deep convolutional neural networks." </w:t>
+        <w:t xml:space="preserve">Krizhevsky, Alex, Ilya Sutskever, and Geoffrey E. Hinton. “Imagenet classification with deep convolutional neural networks.” </w:t>
       </w:r>
       <w:r>
         <w:rPr>
@@ -20811,7 +21937,7 @@
           <w:highlight w:val="white"/>
         </w:rPr>
       </w:pPr>
-      <w:commentRangeStart w:id="215"/>
+      <w:commentRangeStart w:id="213"/>
       <w:r>
         <w:rPr>
           <w:strike/>
@@ -20835,7 +21961,7 @@
         </w:rPr>
         <w:t>, (2019), 20-33.</w:t>
       </w:r>
-      <w:commentRangeEnd w:id="215"/>
+      <w:commentRangeEnd w:id="213"/>
       <w:r>
         <w:rPr>
           <w:rStyle w:val="CommentReference"/>
@@ -20844,7 +21970,7 @@
           <w:szCs w:val="22"/>
           <w:highlight w:val="white"/>
         </w:rPr>
-        <w:commentReference w:id="215"/>
+        <w:commentReference w:id="213"/>
       </w:r>
     </w:p>
     <w:p>
@@ -21119,7 +22245,7 @@
           <w:highlight w:val="white"/>
         </w:rPr>
       </w:pPr>
-      <w:commentRangeStart w:id="216"/>
+      <w:commentRangeStart w:id="214"/>
       <w:r>
         <w:rPr>
           <w:strike/>
@@ -21143,7 +22269,7 @@
         </w:rPr>
         <w:t>.</w:t>
       </w:r>
-      <w:commentRangeEnd w:id="216"/>
+      <w:commentRangeEnd w:id="214"/>
       <w:r>
         <w:rPr>
           <w:rStyle w:val="CommentReference"/>
@@ -21152,7 +22278,7 @@
           <w:szCs w:val="22"/>
           <w:highlight w:val="white"/>
         </w:rPr>
-        <w:commentReference w:id="216"/>
+        <w:commentReference w:id="214"/>
       </w:r>
     </w:p>
     <w:p>
@@ -21282,7 +22408,7 @@
         <w:ind w:left="720" w:hanging="720"/>
       </w:pPr>
       <w:r>
-        <w:t>Sidorchuk, R. (2015). The concept of "value" in the theory of marketing. Asian Social Science, 11(9), 320–325.</w:t>
+        <w:t>Sidorchuk, R. (2015). The concept of “value” in the theory of marketing. Asian Social Science, 11(9), 320–325.</w:t>
       </w:r>
       <w:hyperlink r:id="rId34">
         <w:r>
@@ -21376,7 +22502,7 @@
           <w:strike/>
         </w:rPr>
       </w:pPr>
-      <w:commentRangeStart w:id="217"/>
+      <w:commentRangeStart w:id="215"/>
       <w:r>
         <w:rPr>
           <w:strike/>
@@ -21410,7 +22536,7 @@
           <w:t>https://doi.org/10.1016/j.jbusres.2022.07.0200</w:t>
         </w:r>
       </w:hyperlink>
-      <w:commentRangeEnd w:id="217"/>
+      <w:commentRangeEnd w:id="215"/>
       <w:r>
         <w:rPr>
           <w:rStyle w:val="CommentReference"/>
@@ -21418,7 +22544,7 @@
           <w:sz w:val="22"/>
           <w:szCs w:val="22"/>
         </w:rPr>
-        <w:commentReference w:id="217"/>
+        <w:commentReference w:id="215"/>
       </w:r>
     </w:p>
     <w:p>
@@ -21539,8 +22665,8 @@
       <w:pPr>
         <w:pStyle w:val="Heading1"/>
       </w:pPr>
-      <w:bookmarkStart w:id="218" w:name="_icpp6ljm25yc" w:colFirst="0" w:colLast="0"/>
-      <w:bookmarkEnd w:id="218"/>
+      <w:bookmarkStart w:id="216" w:name="_icpp6ljm25yc" w:colFirst="0" w:colLast="0"/>
+      <w:bookmarkEnd w:id="216"/>
       <w:r>
         <w:lastRenderedPageBreak/>
         <w:t>Appendix A. Interview Guide and Protocol</w:t>
@@ -21555,8 +22681,8 @@
       <w:pPr>
         <w:pStyle w:val="Heading2"/>
       </w:pPr>
-      <w:bookmarkStart w:id="219" w:name="_yaxctkjupl5f" w:colFirst="0" w:colLast="0"/>
-      <w:bookmarkEnd w:id="219"/>
+      <w:bookmarkStart w:id="217" w:name="_yaxctkjupl5f" w:colFirst="0" w:colLast="0"/>
+      <w:bookmarkEnd w:id="217"/>
       <w:r>
         <w:t>A.1.</w:t>
       </w:r>
@@ -21569,8 +22695,8 @@
       <w:pPr>
         <w:pStyle w:val="Heading3"/>
       </w:pPr>
-      <w:bookmarkStart w:id="220" w:name="_fso8dir40043" w:colFirst="0" w:colLast="0"/>
-      <w:bookmarkEnd w:id="220"/>
+      <w:bookmarkStart w:id="218" w:name="_fso8dir40043" w:colFirst="0" w:colLast="0"/>
+      <w:bookmarkEnd w:id="218"/>
       <w:r>
         <w:t>A.1.1.</w:t>
       </w:r>
@@ -21836,8 +22962,8 @@
       <w:pPr>
         <w:pStyle w:val="Heading3"/>
       </w:pPr>
-      <w:bookmarkStart w:id="221" w:name="_xu7tl6fyia16" w:colFirst="0" w:colLast="0"/>
-      <w:bookmarkEnd w:id="221"/>
+      <w:bookmarkStart w:id="219" w:name="_xu7tl6fyia16" w:colFirst="0" w:colLast="0"/>
+      <w:bookmarkEnd w:id="219"/>
       <w:r>
         <w:t>A.1.2.</w:t>
       </w:r>
@@ -21903,8 +23029,8 @@
       <w:pPr>
         <w:pStyle w:val="Heading3"/>
       </w:pPr>
-      <w:bookmarkStart w:id="222" w:name="_uslcrode5spj" w:colFirst="0" w:colLast="0"/>
-      <w:bookmarkEnd w:id="222"/>
+      <w:bookmarkStart w:id="220" w:name="_uslcrode5spj" w:colFirst="0" w:colLast="0"/>
+      <w:bookmarkEnd w:id="220"/>
       <w:r>
         <w:t>A.1.3.</w:t>
       </w:r>
@@ -21936,7 +23062,7 @@
         <w:ind w:left="1440"/>
       </w:pPr>
       <w:r>
-        <w:t>Is analytics the primary gateway to agentic AI in other organizations, or is this specific to Merck's data-heavy ecommerce context?</w:t>
+        <w:t>Is analytics the primary gateway to agentic AI in other organizations, or is this specific to Merck’s data-heavy ecommerce context?</w:t>
       </w:r>
     </w:p>
     <w:p>
@@ -21948,7 +23074,7 @@
         <w:ind w:left="1440"/>
       </w:pPr>
       <w:r>
-        <w:t>Does the "governance as enabler" pattern hold in organizations with less mature compliance frameworks?</w:t>
+        <w:t>Does the “governance as enabler” pattern hold in organizations with less mature compliance frameworks?</w:t>
       </w:r>
     </w:p>
     <w:p>
@@ -21960,7 +23086,7 @@
         <w:ind w:left="1440"/>
       </w:pPr>
       <w:r>
-        <w:t>Do other organizations also experience the "organizational lag" — where structures haven't caught up with AI speed?</w:t>
+        <w:t>Do other organizations also experience the “organizational lag” — where structures haven’t caught up with AI speed?</w:t>
       </w:r>
     </w:p>
     <w:p>
@@ -22008,7 +23134,7 @@
         <w:ind w:left="1440"/>
       </w:pPr>
       <w:r>
-        <w:t>How do organizations handle the "blurring of role boundaries" in terms of hiring, training, and career development?</w:t>
+        <w:t>How do organizations handle the “blurring of role boundaries” in terms of hiring, training, and career development?</w:t>
       </w:r>
     </w:p>
     <w:p>
@@ -22032,7 +23158,7 @@
         <w:ind w:left="1440"/>
       </w:pPr>
       <w:r>
-        <w:t>Is the "model deprecation risk" a universal concern, or is it specific to teams building production workflows (like Jon's)?</w:t>
+        <w:t>Is the “model deprecation risk” a universal concern, or is it specific to teams building production workflows (like Jon’s)?</w:t>
       </w:r>
     </w:p>
     <w:p>
@@ -22045,7 +23171,7 @@
       </w:pPr>
       <w:r>
         <w:lastRenderedPageBreak/>
-        <w:t>Do marketing leaders in other organizations also have a "leadership understanding gap" where they encourage AI use without deeply understanding it?</w:t>
+        <w:t>Do marketing leaders in other organizations also have a “leadership understanding gap” where they encourage AI use without deeply understanding it?</w:t>
       </w:r>
     </w:p>
     <w:p>
@@ -22064,8 +23190,8 @@
       <w:pPr>
         <w:pStyle w:val="Heading2"/>
       </w:pPr>
-      <w:bookmarkStart w:id="223" w:name="_4i48gt7nuy87" w:colFirst="0" w:colLast="0"/>
-      <w:bookmarkEnd w:id="223"/>
+      <w:bookmarkStart w:id="221" w:name="_4i48gt7nuy87" w:colFirst="0" w:colLast="0"/>
+      <w:bookmarkEnd w:id="221"/>
       <w:r>
         <w:t>A.2.</w:t>
       </w:r>
@@ -22095,15 +23221,15 @@
           <w:cols w:space="708"/>
         </w:sectPr>
       </w:pPr>
-      <w:bookmarkStart w:id="224" w:name="_i4eri4z2mseg" w:colFirst="0" w:colLast="0"/>
-      <w:bookmarkEnd w:id="224"/>
+      <w:bookmarkStart w:id="222" w:name="_i4eri4z2mseg" w:colFirst="0" w:colLast="0"/>
+      <w:bookmarkEnd w:id="222"/>
     </w:p>
     <w:p>
       <w:pPr>
         <w:pStyle w:val="Heading1"/>
       </w:pPr>
-      <w:bookmarkStart w:id="225" w:name="_n4q94a2ei39t" w:colFirst="0" w:colLast="0"/>
-      <w:bookmarkEnd w:id="225"/>
+      <w:bookmarkStart w:id="223" w:name="_n4q94a2ei39t" w:colFirst="0" w:colLast="0"/>
+      <w:bookmarkEnd w:id="223"/>
       <w:r>
         <w:lastRenderedPageBreak/>
         <w:t>Appendix C. The process of constructive grounded theory</w:t>
@@ -22205,8 +23331,8 @@
       <w:pPr>
         <w:pStyle w:val="Heading1"/>
       </w:pPr>
-      <w:bookmarkStart w:id="226" w:name="_z0nzv114icat" w:colFirst="0" w:colLast="0"/>
-      <w:bookmarkEnd w:id="226"/>
+      <w:bookmarkStart w:id="224" w:name="_z0nzv114icat" w:colFirst="0" w:colLast="0"/>
+      <w:bookmarkEnd w:id="224"/>
       <w:r>
         <w:br w:type="page"/>
       </w:r>
@@ -22215,8 +23341,8 @@
       <w:pPr>
         <w:pStyle w:val="Heading1"/>
       </w:pPr>
-      <w:bookmarkStart w:id="227" w:name="_8iomnw571gh6" w:colFirst="0" w:colLast="0"/>
-      <w:bookmarkEnd w:id="227"/>
+      <w:bookmarkStart w:id="225" w:name="_8iomnw571gh6" w:colFirst="0" w:colLast="0"/>
+      <w:bookmarkEnd w:id="225"/>
       <w:r>
         <w:lastRenderedPageBreak/>
         <w:t>Appendix D. Supporting Quotes</w:t>
@@ -22249,8 +23375,8 @@
         <w:pStyle w:val="Heading1"/>
         <w:ind w:firstLine="0"/>
       </w:pPr>
-      <w:bookmarkStart w:id="228" w:name="_a7k3h3b6oqi2" w:colFirst="0" w:colLast="0"/>
-      <w:bookmarkEnd w:id="228"/>
+      <w:bookmarkStart w:id="226" w:name="_a7k3h3b6oqi2" w:colFirst="0" w:colLast="0"/>
+      <w:bookmarkEnd w:id="226"/>
       <w:r>
         <w:lastRenderedPageBreak/>
         <w:t>Appendix E. What to include?</w:t>
@@ -22442,7 +23568,7 @@
           <w:rFonts w:ascii="Arial" w:eastAsia="Arial" w:hAnsi="Arial" w:cs="Arial"/>
           <w:color w:val="000000"/>
         </w:rPr>
-        <w:t>unless the requirements say you need to? I don't think so. If not, then I want to give you a specific five-paragraph structure you can follow for the thesis introduction section.</w:t>
+        <w:t>unless the requirements say you need to? I don’t think so. If not, then I want to give you a specific five-paragraph structure you can follow for the thesis introduction section.</w:t>
       </w:r>
     </w:p>
   </w:comment>
@@ -22706,7 +23832,7 @@
           <w:rFonts w:ascii="Arial" w:eastAsia="Arial" w:hAnsi="Arial" w:cs="Arial"/>
           <w:color w:val="000000"/>
         </w:rPr>
-        <w:t>This needs to be simplified. Perhaps, just "What are the benefits of implementing Agentic AI" and "What are the drawbacks (including risks) of implementing Agentic AI?"</w:t>
+        <w:t>This needs to be simplified. Perhaps, just “What are the benefits of implementing Agentic AI” and “What are the drawbacks (including risks) of implementing Agentic AI?”</w:t>
       </w:r>
     </w:p>
   </w:comment>
@@ -22739,7 +23865,7 @@
           <w:rFonts w:ascii="Arial" w:eastAsia="Arial" w:hAnsi="Arial" w:cs="Arial"/>
           <w:color w:val="000000"/>
         </w:rPr>
-        <w:t>We need to be very careful with ensuring that we simplify these as much as possible and ensure all terms are defined (e..g, what is a 'marketing practice'? Can we use a simpler term? (e.g., marketing)? etc)</w:t>
+        <w:t>We need to be very careful with ensuring that we simplify these as much as possible and ensure all terms are defined (e..g, what is a ‘marketing practice’? Can we use a simpler term? (e.g., marketing)? etc)</w:t>
       </w:r>
     </w:p>
   </w:comment>
@@ -22772,7 +23898,7 @@
           <w:rFonts w:ascii="Arial" w:eastAsia="Arial" w:hAnsi="Arial" w:cs="Arial"/>
           <w:color w:val="000000"/>
         </w:rPr>
-        <w:t>Let's revisit these now that data analysis is well underway</w:t>
+        <w:t>Let’s revisit these now that data analysis is well underway</w:t>
       </w:r>
     </w:p>
   </w:comment>
@@ -23003,7 +24129,7 @@
           <w:rFonts w:ascii="Arial" w:eastAsia="Arial" w:hAnsi="Arial" w:cs="Arial"/>
           <w:color w:val="000000"/>
         </w:rPr>
-        <w:t>Did you create this? Looks good - doesn't genAI also have machine learning aspects? And deep learning. Is GenAI separate from GPT? I had seen they are often described as one and the ame</w:t>
+        <w:t>Did you create this? Looks good - doesn’t genAI also have machine learning aspects? And deep learning. Is GenAI separate from GPT? I had seen they are often described as one and the ame</w:t>
       </w:r>
     </w:p>
   </w:comment>
@@ -23036,7 +24162,7 @@
           <w:rFonts w:ascii="Arial" w:eastAsia="Arial" w:hAnsi="Arial" w:cs="Arial"/>
           <w:color w:val="000000"/>
         </w:rPr>
-        <w:t>I'll update the diagram when Im done writing the literature review)</w:t>
+        <w:t>I’ll update the diagram when Im done writing the literature review)</w:t>
       </w:r>
     </w:p>
   </w:comment>
@@ -23465,7 +24591,7 @@
           <w:rFonts w:ascii="Arial" w:eastAsia="Arial" w:hAnsi="Arial" w:cs="Arial"/>
           <w:color w:val="000000"/>
         </w:rPr>
-        <w:t>let's also spell this out</w:t>
+        <w:t>let’s also spell this out</w:t>
       </w:r>
     </w:p>
   </w:comment>
@@ -23630,7 +24756,7 @@
           <w:rFonts w:ascii="Arial" w:eastAsia="Arial" w:hAnsi="Arial" w:cs="Arial"/>
           <w:color w:val="000000"/>
         </w:rPr>
-        <w:t>Try to avoid having "This" by itself, by always specifying what 'this' refers to - in this case, "This development"</w:t>
+        <w:t>Try to avoid having “This” by itself, by always specifying what ‘this’ refers to - in this case, “This development”</w:t>
       </w:r>
     </w:p>
   </w:comment>
@@ -23729,7 +24855,7 @@
           <w:rFonts w:ascii="Arial" w:eastAsia="Arial" w:hAnsi="Arial" w:cs="Arial"/>
           <w:color w:val="000000"/>
         </w:rPr>
-        <w:t>it can be good in a few places here to put specific company-specific illustrative examples (e.g., For example, (company name) uses GenAI for xxx"</w:t>
+        <w:t>it can be good in a few places here to put specific company-specific illustrative examples (e.g., For example, (company name) uses GenAI for xxx“</w:t>
       </w:r>
     </w:p>
   </w:comment>
@@ -23762,7 +24888,7 @@
           <w:rFonts w:ascii="Arial" w:eastAsia="Arial" w:hAnsi="Arial" w:cs="Arial"/>
           <w:color w:val="000000"/>
         </w:rPr>
-        <w:t>I'd include one cited definition of RAG here before saying what it can be useful for businesses for</w:t>
+        <w:t>I’d include one cited definition of RAG here before saying what it can be useful for businesses for</w:t>
       </w:r>
     </w:p>
   </w:comment>
@@ -23828,7 +24954,7 @@
           <w:rFonts w:ascii="Arial" w:eastAsia="Arial" w:hAnsi="Arial" w:cs="Arial"/>
           <w:color w:val="000000"/>
         </w:rPr>
-        <w:t>Can you also provide a sentence that says "In other words, RAG allows companies to xxx" to just make it more concrete for the readers who lack information.</w:t>
+        <w:t>Can you also provide a sentence that says “In other words, RAG allows companies to xxx” to just make it more concrete for the readers who lack information.</w:t>
       </w:r>
     </w:p>
   </w:comment>
@@ -24224,7 +25350,7 @@
           <w:rFonts w:ascii="Arial" w:eastAsia="Arial" w:hAnsi="Arial" w:cs="Arial"/>
           <w:color w:val="000000"/>
         </w:rPr>
-        <w:t>maybe this sentence isn't needed</w:t>
+        <w:t>maybe this sentence isn’t needed</w:t>
       </w:r>
     </w:p>
   </w:comment>
@@ -24290,7 +25416,7 @@
           <w:rFonts w:ascii="Arial" w:eastAsia="Arial" w:hAnsi="Arial" w:cs="Arial"/>
           <w:color w:val="000000"/>
         </w:rPr>
-        <w:t>is there anything in terms of empirical work? It would be good to, throughout the lit review, signal where authors have theorized/guessed versus the actual empirical work (e.g., data collected). And then can specify this through "Authors suspect/theorize/suggest..." versus "Authors found ..."</w:t>
+        <w:t>is there anything in terms of empirical work? It would be good to, throughout the lit review, signal where authors have theorized/guessed versus the actual empirical work (e.g., data collected). And then can specify this through “Authors suspect/theorize/suggest...” versus “Authors found ...”</w:t>
       </w:r>
     </w:p>
   </w:comment>
@@ -24455,7 +25581,7 @@
           <w:rFonts w:ascii="Arial" w:eastAsia="Arial" w:hAnsi="Arial" w:cs="Arial"/>
           <w:color w:val="000000"/>
         </w:rPr>
-        <w:t>I'm a bit concerned here about introducing so many different concepts, most of which are not defined or described in detail...</w:t>
+        <w:t>I’m a bit concerned here about introducing so many different concepts, most of which are not defined or described in detail...</w:t>
       </w:r>
     </w:p>
   </w:comment>
@@ -24752,7 +25878,7 @@
           <w:rFonts w:ascii="Arial" w:eastAsia="Arial" w:hAnsi="Arial" w:cs="Arial"/>
           <w:color w:val="000000"/>
         </w:rPr>
-        <w:t>it's still research based and in peer-reviewed journal, so no need to state this</w:t>
+        <w:t>it’s still research based and in peer-reviewed journal, so no need to state this</w:t>
       </w:r>
     </w:p>
   </w:comment>
@@ -25016,7 +26142,7 @@
           <w:rFonts w:ascii="Arial" w:eastAsia="Arial" w:hAnsi="Arial" w:cs="Arial"/>
           <w:color w:val="000000"/>
         </w:rPr>
-        <w:t>I'll send you our updated working paper on Agentic AI, you can cite it as a working paper; it fits in this value stuff, as our reviewer named various types of value we had to include in our latest revision</w:t>
+        <w:t>I’ll send you our updated working paper on Agentic AI, you can cite it as a working paper; it fits in this value stuff, as our reviewer named various types of value we had to include in our latest revision</w:t>
       </w:r>
     </w:p>
   </w:comment>
@@ -25082,7 +26208,7 @@
           <w:rFonts w:ascii="Arial" w:eastAsia="Arial" w:hAnsi="Arial" w:cs="Arial"/>
           <w:color w:val="000000"/>
         </w:rPr>
-        <w:t>Let's revisit this to make sure we aren't introducing new concepts</w:t>
+        <w:t>Let’s revisit this to make sure we aren’t introducing new concepts</w:t>
       </w:r>
     </w:p>
   </w:comment>
@@ -25214,7 +26340,7 @@
           <w:rFonts w:ascii="Arial" w:eastAsia="Arial" w:hAnsi="Arial" w:cs="Arial"/>
           <w:color w:val="000000"/>
         </w:rPr>
-        <w:t>Really great start here! Lots of good elements. I have given a number of comments below - some of which can only be addressed after the study is done, but at least you can look forward what is needed in the future. Please don't get shocked at the number of comments - this is really great stuff, and just focused on making it complete and elevating it. Really great start!</w:t>
+        <w:t>Really great start here! Lots of good elements. I have given a number of comments below - some of which can only be addressed after the study is done, but at least you can look forward what is needed in the future. Please don’t get shocked at the number of comments - this is really great stuff, and just focused on making it complete and elevating it. Really great start!</w:t>
       </w:r>
     </w:p>
   </w:comment>
@@ -25346,7 +26472,7 @@
           <w:rFonts w:ascii="Arial" w:eastAsia="Arial" w:hAnsi="Arial" w:cs="Arial"/>
           <w:color w:val="000000"/>
         </w:rPr>
-        <w:t>It's called being 'reflexive'. Can you put this in near memos usually</w:t>
+        <w:t>It’s called being ‘reflexive’. Can you put this in near memos usually</w:t>
       </w:r>
     </w:p>
   </w:comment>
@@ -25379,7 +26505,7 @@
           <w:rFonts w:ascii="Arial" w:eastAsia="Arial" w:hAnsi="Arial" w:cs="Arial"/>
           <w:color w:val="000000"/>
         </w:rPr>
-        <w:t>From Stefanie's original comment: Here, you would eventually want to add more details: How many interviews, what their gender was, location was (and any other important details), the length of each interview, etc. This can be in table form as well.</w:t>
+        <w:t>From Stefanie’s original comment: Here, you would eventually want to add more details: How many interviews, what their gender was, location was (and any other important details), the length of each interview, etc. This can be in table form as well.</w:t>
       </w:r>
     </w:p>
   </w:comment>
@@ -25511,7 +26637,7 @@
           <w:rFonts w:ascii="Arial" w:eastAsia="Arial" w:hAnsi="Arial" w:cs="Arial"/>
           <w:color w:val="000000"/>
         </w:rPr>
-        <w:t>okay, let's discuss</w:t>
+        <w:t>okay, let’s discuss</w:t>
       </w:r>
     </w:p>
   </w:comment>
@@ -25610,7 +26736,7 @@
           <w:rFonts w:ascii="Arial" w:eastAsia="Arial" w:hAnsi="Arial" w:cs="Arial"/>
           <w:color w:val="000000"/>
         </w:rPr>
-        <w:t>Let's revisit - are you looking at just Europe or another context? It would seem that the European context would differ a lot then other contexts regarding, say, the AI Act, etc? Is there any time frame of expertise you would like for the experts (e.g., working with AI for x years)? Any other factors that might be relevant?</w:t>
+        <w:t>Let’s revisit - are you looking at just Europe or another context? It would seem that the European context would differ a lot then other contexts regarding, say, the AI Act, etc? Is there any time frame of expertise you would like for the experts (e.g., working with AI for x years)? Any other factors that might be relevant?</w:t>
       </w:r>
     </w:p>
   </w:comment>
@@ -25686,7 +26812,7 @@
           <w:rFonts w:ascii="Arial" w:eastAsia="Arial" w:hAnsi="Arial" w:cs="Arial"/>
           <w:color w:val="000000"/>
         </w:rPr>
-        <w:t>Regarding Europe: Honestly, I think that the impact of the AI Act is relatively limited for marketing purposes. The GDPR can be highly impactful, but with its reach and the existence of legislation like the CCPA, I honestly don't think it should differ a lot. However, the likelihood that the sample is all-european is obviously there (however, getting in touch with e.g. silicon valley marketing leaders, and comparing insights would be super interesting). </w:t>
+        <w:t>Regarding Europe: Honestly, I think that the impact of the AI Act is relatively limited for marketing purposes. The GDPR can be highly impactful, but with its reach and the existence of legislation like the CCPA, I honestly don’t think it should differ a lot. However, the likelihood that the sample is all-european is obviously there (however, getting in touch with e.g. silicon valley marketing leaders, and comparing insights would be super interesting). </w:t>
       </w:r>
     </w:p>
     <w:p>
@@ -25805,7 +26931,7 @@
           <w:rFonts w:ascii="Arial" w:eastAsia="Arial" w:hAnsi="Arial" w:cs="Arial"/>
           <w:color w:val="000000"/>
         </w:rPr>
-        <w:t>Currently I've interviewed people who operate within teams based in the Netherlands, the UK, Germany and the US. I would have liked a more rounded international selection, but this is what I could reach (thus far). I think I should add a table noting the interviewees in a more specific way rather than including more specifications right? I did specify the general group I wanted to target in the section above.</w:t>
+        <w:t>Currently I’ve interviewed people who operate within teams based in the Netherlands, the UK, Germany and the US. I would have liked a more rounded international selection, but this is what I could reach (thus far). I think I should add a table noting the interviewees in a more specific way rather than including more specifications right? I did specify the general group I wanted to target in the section above.</w:t>
       </w:r>
     </w:p>
   </w:comment>
@@ -25904,7 +27030,7 @@
           <w:rFonts w:ascii="Arial" w:eastAsia="Arial" w:hAnsi="Arial" w:cs="Arial"/>
           <w:color w:val="000000"/>
         </w:rPr>
-        <w:t>Don't forget</w:t>
+        <w:t>Don’t forget</w:t>
       </w:r>
     </w:p>
   </w:comment>
@@ -26036,7 +27162,7 @@
           <w:rFonts w:ascii="Arial" w:eastAsia="Arial" w:hAnsi="Arial" w:cs="Arial"/>
           <w:color w:val="000000"/>
         </w:rPr>
-        <w:t>Lacking is removed. Instead I'll discuss lacking in the context of leveraging.</w:t>
+        <w:t>Lacking is removed. Instead I’ll discuss lacking in the context of leveraging.</w:t>
       </w:r>
     </w:p>
   </w:comment>
@@ -26357,7 +27483,7 @@
       </w:r>
     </w:p>
   </w:comment>
-  <w:comment w:id="199" w:author="Daan Luttik" w:date="2026-05-25T16:35:00Z" w:initials="">
+  <w:comment w:id="196" w:author="Daan Luttik" w:date="2026-05-25T16:35:00Z" w:initials="">
     <w:p>
       <w:pPr>
         <w:widowControl w:val="0"/>
@@ -26390,7 +27516,24 @@
       </w:r>
     </w:p>
   </w:comment>
-  <w:comment w:id="204" w:author="Daan Luttik" w:date="2026-05-25T16:47:00Z" w:initials="">
+  <w:comment w:id="200" w:author="Luttik, Daan" w:date="2026-06-06T17:24:00Z" w:initials="DL">
+    <w:p>
+      <w:pPr>
+        <w:pStyle w:val="CommentText"/>
+        <w:ind w:firstLine="0"/>
+      </w:pPr>
+      <w:r>
+        <w:rPr>
+          <w:rStyle w:val="CommentReference"/>
+        </w:rPr>
+        <w:annotationRef/>
+      </w:r>
+      <w:r>
+        <w:t>I should probably move this.</w:t>
+      </w:r>
+    </w:p>
+  </w:comment>
+  <w:comment w:id="202" w:author="Daan Luttik" w:date="2026-05-25T16:47:00Z" w:initials="">
     <w:p>
       <w:pPr>
         <w:widowControl w:val="0"/>
@@ -26423,7 +27566,7 @@
       </w:r>
     </w:p>
   </w:comment>
-  <w:comment w:id="212" w:author="Daan Luttik" w:date="2026-05-03T19:36:00Z" w:initials="">
+  <w:comment w:id="210" w:author="Daan Luttik" w:date="2026-05-03T19:36:00Z" w:initials="">
     <w:p>
       <w:pPr>
         <w:widowControl w:val="0"/>
@@ -26456,7 +27599,7 @@
       </w:r>
     </w:p>
   </w:comment>
-  <w:comment w:id="213" w:author="Daan Luttik" w:date="2026-05-03T19:41:00Z" w:initials="">
+  <w:comment w:id="211" w:author="Daan Luttik" w:date="2026-05-03T19:41:00Z" w:initials="">
     <w:p>
       <w:pPr>
         <w:widowControl w:val="0"/>
@@ -26489,7 +27632,7 @@
       </w:r>
     </w:p>
   </w:comment>
-  <w:comment w:id="214" w:author="Daan Luttik" w:date="2026-05-03T19:38:00Z" w:initials="">
+  <w:comment w:id="212" w:author="Daan Luttik" w:date="2026-05-03T19:38:00Z" w:initials="">
     <w:p>
       <w:pPr>
         <w:widowControl w:val="0"/>
@@ -26522,7 +27665,7 @@
       </w:r>
     </w:p>
   </w:comment>
-  <w:comment w:id="215" w:author="Daan Luttik" w:date="2026-05-03T19:40:00Z" w:initials="">
+  <w:comment w:id="213" w:author="Daan Luttik" w:date="2026-05-03T19:40:00Z" w:initials="">
     <w:p>
       <w:pPr>
         <w:widowControl w:val="0"/>
@@ -26555,7 +27698,7 @@
       </w:r>
     </w:p>
   </w:comment>
-  <w:comment w:id="216" w:author="Daan Luttik" w:date="2026-05-03T19:43:00Z" w:initials="">
+  <w:comment w:id="214" w:author="Daan Luttik" w:date="2026-05-03T19:43:00Z" w:initials="">
     <w:p>
       <w:pPr>
         <w:widowControl w:val="0"/>
@@ -26588,7 +27731,7 @@
       </w:r>
     </w:p>
   </w:comment>
-  <w:comment w:id="217" w:author="Daan Luttik" w:date="2026-05-03T19:44:00Z" w:initials="">
+  <w:comment w:id="215" w:author="Daan Luttik" w:date="2026-05-03T19:44:00Z" w:initials="">
     <w:p>
       <w:pPr>
         <w:widowControl w:val="0"/>
@@ -26742,9 +27885,10 @@
   <w15:commentEx w15:paraId="604C4982" w15:done="0"/>
   <w15:commentEx w15:paraId="69ACE959" w15:done="0"/>
   <w15:commentEx w15:paraId="2980F578" w15:done="0"/>
-  <w15:commentEx w15:paraId="5355B2EA" w15:done="0"/>
+  <w15:commentEx w15:paraId="5355B2EA" w15:done="1"/>
   <w15:commentEx w15:paraId="323EB003" w15:done="0"/>
   <w15:commentEx w15:paraId="19BDAF4D" w15:done="0"/>
+  <w15:commentEx w15:paraId="276B524C" w15:done="0"/>
   <w15:commentEx w15:paraId="1CFACCDB" w15:done="0"/>
   <w15:commentEx w15:paraId="5C91A3A8" w15:done="0"/>
   <w15:commentEx w15:paraId="5A40436A" w15:done="0"/>
@@ -26758,6 +27902,7 @@
 <file path=word/commentsExtensible.xml><?xml version="1.0" encoding="utf-8"?>
 <w16cex:commentsExtensible xmlns:wpc="http://schemas.microsoft.com/office/word/2010/wordprocessingCanvas" xmlns:cx="http://schemas.microsoft.com/office/drawing/2014/chartex" xmlns:cx1="http://schemas.microsoft.com/office/drawing/2015/9/8/chartex" xmlns:cx2="http://schemas.microsoft.com/office/drawing/2015/10/21/chartex" xmlns:cx3="http://schemas.microsoft.com/office/drawing/2016/5/9/chartex" xmlns:cx4="http://schemas.microsoft.com/office/drawing/2016/5/10/chartex" xmlns:cx5="http://schemas.microsoft.com/office/drawing/2016/5/11/chartex" xmlns:cx6="http://schemas.microsoft.com/office/drawing/2016/5/12/chartex" xmlns:cx7="http://schemas.microsoft.com/office/drawing/2016/5/13/chartex" xmlns:cx8="http://schemas.microsoft.com/office/drawing/2016/5/14/chartex" xmlns:cr="http://schemas.microsoft.com/office/comments/2020/reactions" xmlns:mc="http://schemas.openxmlformats.org/markup-compatibility/2006" xmlns:aink="http://schemas.microsoft.com/office/drawing/2016/ink" xmlns:am3d="http://schemas.microsoft.com/office/drawing/2017/model3d" xmlns:o="urn:schemas-microsoft-com:office:office" xmlns:oel="http://schemas.microsoft.com/office/2019/extlst" xmlns:r="http://schemas.openxmlformats.org/officeDocument/2006/relationships" xmlns:m="http://schemas.openxmlformats.org/officeDocument/2006/math" xmlns:v="urn:schemas-microsoft-com:vml" xmlns:wp14="http://schemas.microsoft.com/office/word/2010/wordprocessingDrawing" xmlns:wp="http://schemas.openxmlformats.org/drawingml/2006/wordprocessingDrawing" xmlns:w10="urn:schemas-microsoft-com:office:word" xmlns:w="http://schemas.openxmlformats.org/wordprocessingml/2006/main" xmlns:w14="http://schemas.microsoft.com/office/word/2010/wordml" xmlns:w15="http://schemas.microsoft.com/office/word/2012/wordml" xmlns:w16cex="http://schemas.microsoft.com/office/word/2018/wordml/cex" xmlns:w16cid="http://schemas.microsoft.com/office/word/2016/wordml/cid" xmlns:w16="http://schemas.microsoft.com/office/word/2018/wordml" xmlns:w16du="http://schemas.microsoft.com/office/word/2023/wordml/word16du" xmlns:w16sdtdh="http://schemas.microsoft.com/office/word/2020/wordml/sdtdatahash" xmlns:w16sdtfl="http://schemas.microsoft.com/office/word/2024/wordml/sdtformatlock" xmlns:w16se="http://schemas.microsoft.com/office/word/2015/wordml/symex" xmlns:wpg="http://schemas.microsoft.com/office/word/2010/wordprocessingGroup" xmlns:wpi="http://schemas.microsoft.com/office/word/2010/wordprocessingInk" xmlns:wne="http://schemas.microsoft.com/office/word/2006/wordml" xmlns:wps="http://schemas.microsoft.com/office/word/2010/wordprocessingShape" mc:Ignorable="w14 w15 w16se w16cid w16 w16cex w16sdtdh w16sdtfl cr w16du wp14">
   <w16cex:commentExtensible w16cex:durableId="0FBFE4F7" w16cex:dateUtc="2026-06-05T17:34:00Z"/>
+  <w16cex:commentExtensible w16cex:durableId="51B395F8" w16cex:dateUtc="2026-06-06T15:24:00Z"/>
 </w16cex:commentsExtensible>
 </file>
 
@@ -26882,6 +28027,7 @@
   <w16cid:commentId w16cid:paraId="5355B2EA" w16cid:durableId="1C973F00"/>
   <w16cid:commentId w16cid:paraId="323EB003" w16cid:durableId="0FBFE4F7"/>
   <w16cid:commentId w16cid:paraId="19BDAF4D" w16cid:durableId="07F25AA7"/>
+  <w16cid:commentId w16cid:paraId="276B524C" w16cid:durableId="51B395F8"/>
   <w16cid:commentId w16cid:paraId="1CFACCDB" w16cid:durableId="487522C6"/>
   <w16cid:commentId w16cid:paraId="5C91A3A8" w16cid:durableId="2DB6B5CB"/>
   <w16cid:commentId w16cid:paraId="5A40436A" w16cid:durableId="61CE5F56"/>
@@ -27830,6 +28976,119 @@
     </w:lvl>
   </w:abstractNum>
   <w:abstractNum w:abstractNumId="7" w15:restartNumberingAfterBreak="0">
+    <w:nsid w:val="43E1409B"/>
+    <w:multiLevelType w:val="multilevel"/>
+    <w:tmpl w:val="78FA79C2"/>
+    <w:lvl w:ilvl="0">
+      <w:start w:val="1"/>
+      <w:numFmt w:val="decimal"/>
+      <w:lvlText w:val="%1."/>
+      <w:lvlJc w:val="left"/>
+      <w:pPr>
+        <w:tabs>
+          <w:tab w:val="num" w:pos="720"/>
+        </w:tabs>
+        <w:ind w:left="720" w:hanging="360"/>
+      </w:pPr>
+    </w:lvl>
+    <w:lvl w:ilvl="1" w:tentative="1">
+      <w:start w:val="1"/>
+      <w:numFmt w:val="decimal"/>
+      <w:lvlText w:val="%2."/>
+      <w:lvlJc w:val="left"/>
+      <w:pPr>
+        <w:tabs>
+          <w:tab w:val="num" w:pos="1440"/>
+        </w:tabs>
+        <w:ind w:left="1440" w:hanging="360"/>
+      </w:pPr>
+    </w:lvl>
+    <w:lvl w:ilvl="2" w:tentative="1">
+      <w:start w:val="1"/>
+      <w:numFmt w:val="decimal"/>
+      <w:lvlText w:val="%3."/>
+      <w:lvlJc w:val="left"/>
+      <w:pPr>
+        <w:tabs>
+          <w:tab w:val="num" w:pos="2160"/>
+        </w:tabs>
+        <w:ind w:left="2160" w:hanging="360"/>
+      </w:pPr>
+    </w:lvl>
+    <w:lvl w:ilvl="3" w:tentative="1">
+      <w:start w:val="1"/>
+      <w:numFmt w:val="decimal"/>
+      <w:lvlText w:val="%4."/>
+      <w:lvlJc w:val="left"/>
+      <w:pPr>
+        <w:tabs>
+          <w:tab w:val="num" w:pos="2880"/>
+        </w:tabs>
+        <w:ind w:left="2880" w:hanging="360"/>
+      </w:pPr>
+    </w:lvl>
+    <w:lvl w:ilvl="4" w:tentative="1">
+      <w:start w:val="1"/>
+      <w:numFmt w:val="decimal"/>
+      <w:lvlText w:val="%5."/>
+      <w:lvlJc w:val="left"/>
+      <w:pPr>
+        <w:tabs>
+          <w:tab w:val="num" w:pos="3600"/>
+        </w:tabs>
+        <w:ind w:left="3600" w:hanging="360"/>
+      </w:pPr>
+    </w:lvl>
+    <w:lvl w:ilvl="5" w:tentative="1">
+      <w:start w:val="1"/>
+      <w:numFmt w:val="decimal"/>
+      <w:lvlText w:val="%6."/>
+      <w:lvlJc w:val="left"/>
+      <w:pPr>
+        <w:tabs>
+          <w:tab w:val="num" w:pos="4320"/>
+        </w:tabs>
+        <w:ind w:left="4320" w:hanging="360"/>
+      </w:pPr>
+    </w:lvl>
+    <w:lvl w:ilvl="6" w:tentative="1">
+      <w:start w:val="1"/>
+      <w:numFmt w:val="decimal"/>
+      <w:lvlText w:val="%7."/>
+      <w:lvlJc w:val="left"/>
+      <w:pPr>
+        <w:tabs>
+          <w:tab w:val="num" w:pos="5040"/>
+        </w:tabs>
+        <w:ind w:left="5040" w:hanging="360"/>
+      </w:pPr>
+    </w:lvl>
+    <w:lvl w:ilvl="7" w:tentative="1">
+      <w:start w:val="1"/>
+      <w:numFmt w:val="decimal"/>
+      <w:lvlText w:val="%8."/>
+      <w:lvlJc w:val="left"/>
+      <w:pPr>
+        <w:tabs>
+          <w:tab w:val="num" w:pos="5760"/>
+        </w:tabs>
+        <w:ind w:left="5760" w:hanging="360"/>
+      </w:pPr>
+    </w:lvl>
+    <w:lvl w:ilvl="8" w:tentative="1">
+      <w:start w:val="1"/>
+      <w:numFmt w:val="decimal"/>
+      <w:lvlText w:val="%9."/>
+      <w:lvlJc w:val="left"/>
+      <w:pPr>
+        <w:tabs>
+          <w:tab w:val="num" w:pos="6480"/>
+        </w:tabs>
+        <w:ind w:left="6480" w:hanging="360"/>
+      </w:pPr>
+    </w:lvl>
+  </w:abstractNum>
+  <w:abstractNum w:abstractNumId="8" w15:restartNumberingAfterBreak="0">
     <w:nsid w:val="4A2A66C5"/>
     <w:multiLevelType w:val="multilevel"/>
     <w:tmpl w:val="BCF0EE28"/>
@@ -27946,7 +29205,7 @@
       </w:rPr>
     </w:lvl>
   </w:abstractNum>
-  <w:abstractNum w:abstractNumId="8" w15:restartNumberingAfterBreak="0">
+  <w:abstractNum w:abstractNumId="9" w15:restartNumberingAfterBreak="0">
     <w:nsid w:val="529D1723"/>
     <w:multiLevelType w:val="multilevel"/>
     <w:tmpl w:val="BF666764"/>
@@ -28059,7 +29318,7 @@
       </w:rPr>
     </w:lvl>
   </w:abstractNum>
-  <w:abstractNum w:abstractNumId="9" w15:restartNumberingAfterBreak="0">
+  <w:abstractNum w:abstractNumId="10" w15:restartNumberingAfterBreak="0">
     <w:nsid w:val="5D2A4C86"/>
     <w:multiLevelType w:val="multilevel"/>
     <w:tmpl w:val="F1784E14"/>
@@ -28172,7 +29431,120 @@
       </w:rPr>
     </w:lvl>
   </w:abstractNum>
-  <w:abstractNum w:abstractNumId="10" w15:restartNumberingAfterBreak="0">
+  <w:abstractNum w:abstractNumId="11" w15:restartNumberingAfterBreak="0">
+    <w:nsid w:val="5D473370"/>
+    <w:multiLevelType w:val="multilevel"/>
+    <w:tmpl w:val="2A788E04"/>
+    <w:lvl w:ilvl="0">
+      <w:start w:val="1"/>
+      <w:numFmt w:val="decimal"/>
+      <w:lvlText w:val="%1."/>
+      <w:lvlJc w:val="left"/>
+      <w:pPr>
+        <w:tabs>
+          <w:tab w:val="num" w:pos="720"/>
+        </w:tabs>
+        <w:ind w:left="720" w:hanging="360"/>
+      </w:pPr>
+    </w:lvl>
+    <w:lvl w:ilvl="1" w:tentative="1">
+      <w:start w:val="1"/>
+      <w:numFmt w:val="decimal"/>
+      <w:lvlText w:val="%2."/>
+      <w:lvlJc w:val="left"/>
+      <w:pPr>
+        <w:tabs>
+          <w:tab w:val="num" w:pos="1440"/>
+        </w:tabs>
+        <w:ind w:left="1440" w:hanging="360"/>
+      </w:pPr>
+    </w:lvl>
+    <w:lvl w:ilvl="2" w:tentative="1">
+      <w:start w:val="1"/>
+      <w:numFmt w:val="decimal"/>
+      <w:lvlText w:val="%3."/>
+      <w:lvlJc w:val="left"/>
+      <w:pPr>
+        <w:tabs>
+          <w:tab w:val="num" w:pos="2160"/>
+        </w:tabs>
+        <w:ind w:left="2160" w:hanging="360"/>
+      </w:pPr>
+    </w:lvl>
+    <w:lvl w:ilvl="3" w:tentative="1">
+      <w:start w:val="1"/>
+      <w:numFmt w:val="decimal"/>
+      <w:lvlText w:val="%4."/>
+      <w:lvlJc w:val="left"/>
+      <w:pPr>
+        <w:tabs>
+          <w:tab w:val="num" w:pos="2880"/>
+        </w:tabs>
+        <w:ind w:left="2880" w:hanging="360"/>
+      </w:pPr>
+    </w:lvl>
+    <w:lvl w:ilvl="4" w:tentative="1">
+      <w:start w:val="1"/>
+      <w:numFmt w:val="decimal"/>
+      <w:lvlText w:val="%5."/>
+      <w:lvlJc w:val="left"/>
+      <w:pPr>
+        <w:tabs>
+          <w:tab w:val="num" w:pos="3600"/>
+        </w:tabs>
+        <w:ind w:left="3600" w:hanging="360"/>
+      </w:pPr>
+    </w:lvl>
+    <w:lvl w:ilvl="5" w:tentative="1">
+      <w:start w:val="1"/>
+      <w:numFmt w:val="decimal"/>
+      <w:lvlText w:val="%6."/>
+      <w:lvlJc w:val="left"/>
+      <w:pPr>
+        <w:tabs>
+          <w:tab w:val="num" w:pos="4320"/>
+        </w:tabs>
+        <w:ind w:left="4320" w:hanging="360"/>
+      </w:pPr>
+    </w:lvl>
+    <w:lvl w:ilvl="6" w:tentative="1">
+      <w:start w:val="1"/>
+      <w:numFmt w:val="decimal"/>
+      <w:lvlText w:val="%7."/>
+      <w:lvlJc w:val="left"/>
+      <w:pPr>
+        <w:tabs>
+          <w:tab w:val="num" w:pos="5040"/>
+        </w:tabs>
+        <w:ind w:left="5040" w:hanging="360"/>
+      </w:pPr>
+    </w:lvl>
+    <w:lvl w:ilvl="7" w:tentative="1">
+      <w:start w:val="1"/>
+      <w:numFmt w:val="decimal"/>
+      <w:lvlText w:val="%8."/>
+      <w:lvlJc w:val="left"/>
+      <w:pPr>
+        <w:tabs>
+          <w:tab w:val="num" w:pos="5760"/>
+        </w:tabs>
+        <w:ind w:left="5760" w:hanging="360"/>
+      </w:pPr>
+    </w:lvl>
+    <w:lvl w:ilvl="8" w:tentative="1">
+      <w:start w:val="1"/>
+      <w:numFmt w:val="decimal"/>
+      <w:lvlText w:val="%9."/>
+      <w:lvlJc w:val="left"/>
+      <w:pPr>
+        <w:tabs>
+          <w:tab w:val="num" w:pos="6480"/>
+        </w:tabs>
+        <w:ind w:left="6480" w:hanging="360"/>
+      </w:pPr>
+    </w:lvl>
+  </w:abstractNum>
+  <w:abstractNum w:abstractNumId="12" w15:restartNumberingAfterBreak="0">
     <w:nsid w:val="645D04B8"/>
     <w:multiLevelType w:val="multilevel"/>
     <w:tmpl w:val="7A2AFE78"/>
@@ -28285,7 +29657,7 @@
       </w:rPr>
     </w:lvl>
   </w:abstractNum>
-  <w:abstractNum w:abstractNumId="11" w15:restartNumberingAfterBreak="0">
+  <w:abstractNum w:abstractNumId="13" w15:restartNumberingAfterBreak="0">
     <w:nsid w:val="6A4E0B25"/>
     <w:multiLevelType w:val="multilevel"/>
     <w:tmpl w:val="73EC90FE"/>
@@ -28405,10 +29777,10 @@
     <w:abstractNumId w:val="3"/>
   </w:num>
   <w:num w:numId="3" w16cid:durableId="1532495001">
-    <w:abstractNumId w:val="10"/>
+    <w:abstractNumId w:val="12"/>
   </w:num>
   <w:num w:numId="4" w16cid:durableId="238558033">
-    <w:abstractNumId w:val="7"/>
+    <w:abstractNumId w:val="8"/>
   </w:num>
   <w:num w:numId="5" w16cid:durableId="1646160777">
     <w:abstractNumId w:val="6"/>
@@ -28420,7 +29792,7 @@
     <w:abstractNumId w:val="2"/>
   </w:num>
   <w:num w:numId="8" w16cid:durableId="340592914">
-    <w:abstractNumId w:val="9"/>
+    <w:abstractNumId w:val="10"/>
   </w:num>
   <w:num w:numId="9" w16cid:durableId="387461117">
     <w:abstractNumId w:val="4"/>
@@ -28429,10 +29801,16 @@
     <w:abstractNumId w:val="1"/>
   </w:num>
   <w:num w:numId="11" w16cid:durableId="964115238">
-    <w:abstractNumId w:val="11"/>
+    <w:abstractNumId w:val="13"/>
   </w:num>
   <w:num w:numId="12" w16cid:durableId="1285959903">
-    <w:abstractNumId w:val="8"/>
+    <w:abstractNumId w:val="9"/>
+  </w:num>
+  <w:num w:numId="13" w16cid:durableId="921449315">
+    <w:abstractNumId w:val="7"/>
+  </w:num>
+  <w:num w:numId="14" w16cid:durableId="1683775226">
+    <w:abstractNumId w:val="11"/>
   </w:num>
 </w:numbering>
 </file>
@@ -28924,7 +30302,6 @@
     <w:basedOn w:val="Normal"/>
     <w:next w:val="Normal"/>
     <w:uiPriority w:val="9"/>
-    <w:semiHidden/>
     <w:unhideWhenUsed/>
     <w:qFormat/>
     <w:pPr>
@@ -28963,7 +30340,6 @@
   <w:style w:type="character" w:default="1" w:styleId="DefaultParagraphFont">
     <w:name w:val="Default Paragraph Font"/>
     <w:uiPriority w:val="1"/>
-    <w:semiHidden/>
     <w:unhideWhenUsed/>
   </w:style>
   <w:style w:type="table" w:default="1" w:styleId="TableNormal">
@@ -29139,14 +30515,13 @@
     <w:link w:val="QuoteChar"/>
     <w:uiPriority w:val="29"/>
     <w:qFormat/>
-    <w:rsid w:val="002940E3"/>
+    <w:rsid w:val="00637EA7"/>
     <w:pPr>
       <w:spacing w:before="200" w:after="160"/>
       <w:ind w:left="862" w:right="862" w:firstLine="0"/>
     </w:pPr>
     <w:rPr>
       <w:iCs/>
-      <w:color w:val="404040" w:themeColor="text1" w:themeTint="BF"/>
     </w:rPr>
   </w:style>
   <w:style w:type="character" w:customStyle="1" w:styleId="QuoteChar">
@@ -29154,10 +30529,9 @@
     <w:basedOn w:val="DefaultParagraphFont"/>
     <w:link w:val="Quote"/>
     <w:uiPriority w:val="29"/>
-    <w:rsid w:val="002940E3"/>
+    <w:rsid w:val="00637EA7"/>
     <w:rPr>
       <w:iCs/>
-      <w:color w:val="404040" w:themeColor="text1" w:themeTint="BF"/>
     </w:rPr>
   </w:style>
   <w:style w:type="character" w:customStyle="1" w:styleId="Heading3Char">
@@ -29169,6 +30543,19 @@
     <w:rPr>
       <w:i/>
       <w:iCs/>
+    </w:rPr>
+  </w:style>
+  <w:style w:type="paragraph" w:styleId="NormalWeb">
+    <w:name w:val="Normal (Web)"/>
+    <w:basedOn w:val="Normal"/>
+    <w:uiPriority w:val="99"/>
+    <w:semiHidden/>
+    <w:unhideWhenUsed/>
+    <w:rsid w:val="00B92841"/>
+    <w:rPr>
+      <w:rFonts w:ascii="Times New Roman" w:hAnsi="Times New Roman" w:cs="Times New Roman"/>
+      <w:sz w:val="24"/>
+      <w:szCs w:val="24"/>
     </w:rPr>
   </w:style>
 </w:styles>

--- a/Thesis Draft - Daan Luttik - MBA.docx
+++ b/Thesis Draft - Daan Luttik - MBA.docx
@@ -3087,27 +3087,9 @@
     <w:p>
       <w:r>
         <w:lastRenderedPageBreak/>
-        <w:t xml:space="preserve">Both expert systems and machine-learning methods have been applied in marketing decision-making for decades. Earlier </w:t>
-      </w:r>
-      <w:commentRangeStart w:id="42"/>
-      <w:del w:id="43" w:author="Stefanie B." w:date="2026-05-11T12:38:00Z">
-        <w:r>
-          <w:delText xml:space="preserve">marketing information systems, decision-support systems, and </w:delText>
-        </w:r>
-      </w:del>
-      <w:commentRangeEnd w:id="42"/>
-      <w:r>
-        <w:rPr>
-          <w:rStyle w:val="CommentReference"/>
-          <w:sz w:val="22"/>
-          <w:szCs w:val="22"/>
-        </w:rPr>
-        <w:commentReference w:id="42"/>
-      </w:r>
-      <w:r>
-        <w:t xml:space="preserve">expert systems were developed to support managerial decisions through data, models, rules, and analytical tools (Little, 1979; Mitchell et al., 1991). In contemporary marketing practice, </w:t>
-      </w:r>
-      <w:ins w:id="44" w:author="Stefanie B." w:date="2026-05-11T12:39:00Z">
+        <w:t xml:space="preserve">Both expert systems and machine-learning methods have been applied in marketing decision-making for decades. Earlier expert systems were developed to support managerial decisions through data, models, rules, and analytical tools (Little, 1979; Mitchell et al., 1991). In contemporary marketing practice, </w:t>
+      </w:r>
+      <w:ins w:id="42" w:author="Stefanie B." w:date="2026-05-11T12:39:00Z">
         <w:r>
           <w:t xml:space="preserve">the </w:t>
         </w:r>
@@ -3115,7 +3097,7 @@
       <w:r>
         <w:t xml:space="preserve">rule-based logic </w:t>
       </w:r>
-      <w:ins w:id="45" w:author="Stefanie B." w:date="2026-05-11T12:39:00Z">
+      <w:ins w:id="43" w:author="Stefanie B." w:date="2026-05-11T12:39:00Z">
         <w:r>
           <w:t xml:space="preserve">of expert systems </w:t>
         </w:r>
@@ -3123,18 +3105,18 @@
       <w:r>
         <w:t xml:space="preserve">is especially visible in marketing automation systems, where marketers define parameters, heuristics, lead-scoring rules, behavioral triggers, and customer segments to automate or personalize marketing actions such as email campaigns, content delivery, and sales-lead </w:t>
       </w:r>
-      <w:commentRangeStart w:id="46"/>
+      <w:commentRangeStart w:id="44"/>
       <w:r>
         <w:t>qualification</w:t>
       </w:r>
-      <w:commentRangeEnd w:id="46"/>
+      <w:commentRangeEnd w:id="44"/>
       <w:r>
         <w:rPr>
           <w:rStyle w:val="CommentReference"/>
           <w:sz w:val="22"/>
           <w:szCs w:val="22"/>
         </w:rPr>
-        <w:commentReference w:id="46"/>
+        <w:commentReference w:id="44"/>
       </w:r>
       <w:r>
         <w:t xml:space="preserve"> (Heimbach et al., 2015; Järvinen &amp; Taiminen, 2016; Guercini, 2022; Guercini, 2023). </w:t>
@@ -3144,18 +3126,18 @@
       <w:r>
         <w:t xml:space="preserve">Machine learning is also widely used in marketing, particularly for customer segmentation, forecasting, recommender systems, consumer-behavior prediction, and content analysis (Duarte et al., </w:t>
       </w:r>
-      <w:commentRangeStart w:id="47"/>
+      <w:commentRangeStart w:id="45"/>
       <w:r>
         <w:t>2022</w:t>
       </w:r>
-      <w:commentRangeEnd w:id="47"/>
+      <w:commentRangeEnd w:id="45"/>
       <w:r>
         <w:rPr>
           <w:rStyle w:val="CommentReference"/>
           <w:sz w:val="22"/>
           <w:szCs w:val="22"/>
         </w:rPr>
-        <w:commentReference w:id="47"/>
+        <w:commentReference w:id="45"/>
       </w:r>
       <w:r>
         <w:t xml:space="preserve">). Specific applications include online A/B testing and conversion optimization (Kohavi et al., 2009), product recommendation systems in e-commerce (Schafer et al., 2001), and customer lifetime value modeling, where predicted future customer value can be compared with acquisition and retention costs to support marketing investment decisions (Gupta et al., 2004; Bauer &amp; Jannach, 2021). </w:t>
@@ -3165,111 +3147,104 @@
       <w:r>
         <w:t xml:space="preserve">Deep learning is a specific form of machine learning that uses neural networks consisting of multiple </w:t>
       </w:r>
-      <w:commentRangeStart w:id="48"/>
+      <w:commentRangeStart w:id="46"/>
       <w:r>
         <w:t>layers</w:t>
       </w:r>
-      <w:commentRangeEnd w:id="48"/>
+      <w:commentRangeEnd w:id="46"/>
       <w:r>
         <w:rPr>
           <w:rStyle w:val="CommentReference"/>
           <w:sz w:val="22"/>
           <w:szCs w:val="22"/>
         </w:rPr>
-        <w:commentReference w:id="48"/>
+        <w:commentReference w:id="46"/>
       </w:r>
       <w:r>
         <w:t xml:space="preserve">. Training a deep learning model requires </w:t>
       </w:r>
-      <w:ins w:id="49" w:author="Stefanie B." w:date="2026-05-11T12:41:00Z">
-        <w:r>
-          <w:t xml:space="preserve">a large amount </w:t>
-        </w:r>
-      </w:ins>
-      <w:del w:id="50" w:author="Stefanie B." w:date="2026-05-11T12:41:00Z">
-        <w:r>
-          <w:delText xml:space="preserve">tons </w:delText>
-        </w:r>
-      </w:del>
+      <w:r>
+        <w:t xml:space="preserve">a large amount </w:t>
+      </w:r>
       <w:r>
         <w:t xml:space="preserve">of data and </w:t>
       </w:r>
-      <w:commentRangeStart w:id="51"/>
+      <w:commentRangeStart w:id="47"/>
       <w:r>
         <w:t>computation</w:t>
       </w:r>
-      <w:commentRangeEnd w:id="51"/>
+      <w:commentRangeEnd w:id="47"/>
       <w:r>
         <w:rPr>
           <w:rStyle w:val="CommentReference"/>
           <w:sz w:val="22"/>
           <w:szCs w:val="22"/>
         </w:rPr>
-        <w:commentReference w:id="51"/>
+        <w:commentReference w:id="47"/>
       </w:r>
       <w:r>
         <w:t>. This has created a situation where it has only become prevalent after A</w:t>
       </w:r>
-      <w:commentRangeStart w:id="52"/>
+      <w:commentRangeStart w:id="48"/>
       <w:r>
         <w:t>lexNet (Krizhevsky et al., 2012), even though the concept has been around since 1958</w:t>
       </w:r>
-      <w:commentRangeEnd w:id="52"/>
+      <w:commentRangeEnd w:id="48"/>
       <w:r>
         <w:rPr>
           <w:rStyle w:val="CommentReference"/>
           <w:sz w:val="22"/>
           <w:szCs w:val="22"/>
         </w:rPr>
-        <w:commentReference w:id="52"/>
+        <w:commentReference w:id="48"/>
       </w:r>
       <w:r>
         <w:t xml:space="preserve">. Probably the best-known early applications of deep learning in marketing revolve around </w:t>
       </w:r>
-      <w:commentRangeStart w:id="53"/>
+      <w:commentRangeStart w:id="49"/>
       <w:r>
         <w:t>chatbots</w:t>
       </w:r>
-      <w:commentRangeEnd w:id="53"/>
+      <w:commentRangeEnd w:id="49"/>
       <w:r>
         <w:rPr>
           <w:rStyle w:val="CommentReference"/>
           <w:sz w:val="22"/>
           <w:szCs w:val="22"/>
         </w:rPr>
-        <w:commentReference w:id="53"/>
+        <w:commentReference w:id="49"/>
       </w:r>
       <w:r>
         <w:t xml:space="preserve">. After </w:t>
       </w:r>
-      <w:commentRangeStart w:id="54"/>
+      <w:commentRangeStart w:id="50"/>
       <w:r>
         <w:t>word2vec</w:t>
       </w:r>
-      <w:commentRangeEnd w:id="54"/>
+      <w:commentRangeEnd w:id="50"/>
       <w:r>
         <w:rPr>
           <w:rStyle w:val="CommentReference"/>
           <w:sz w:val="22"/>
           <w:szCs w:val="22"/>
         </w:rPr>
-        <w:commentReference w:id="54"/>
+        <w:commentReference w:id="50"/>
       </w:r>
       <w:r>
         <w:t xml:space="preserve"> (Mikolov et al., 2013), which gave a numerical representation of words, it became possible to match user questions to question-and-answer sets that were explicitly collected. This gave rise to early chatbots, which could answer </w:t>
       </w:r>
-      <w:commentRangeStart w:id="55"/>
+      <w:commentRangeStart w:id="51"/>
       <w:r>
         <w:t xml:space="preserve">FAQ </w:t>
       </w:r>
-      <w:commentRangeEnd w:id="55"/>
+      <w:commentRangeEnd w:id="51"/>
       <w:r>
         <w:rPr>
           <w:rStyle w:val="CommentReference"/>
           <w:sz w:val="22"/>
           <w:szCs w:val="22"/>
         </w:rPr>
-        <w:commentReference w:id="55"/>
+        <w:commentReference w:id="51"/>
       </w:r>
       <w:r>
         <w:t>questions (</w:t>
@@ -3288,10 +3263,9 @@
       <w:pPr>
         <w:pStyle w:val="Heading3"/>
       </w:pPr>
-      <w:bookmarkStart w:id="56" w:name="_fqeqowri1ro4" w:colFirst="0" w:colLast="0"/>
-      <w:bookmarkEnd w:id="56"/>
-      <w:r>
-        <w:lastRenderedPageBreak/>
+      <w:bookmarkStart w:id="52" w:name="_fqeqowri1ro4" w:colFirst="0" w:colLast="0"/>
+      <w:bookmarkEnd w:id="52"/>
+      <w:r>
         <w:t>2.1.1.</w:t>
       </w:r>
       <w:r>
@@ -3302,37 +3276,41 @@
     <w:p>
       <w:pPr>
         <w:rPr>
-          <w:del w:id="57" w:author="Stefanie B." w:date="2026-05-11T12:43:00Z"/>
+          <w:del w:id="53" w:author="Stefanie B." w:date="2026-05-11T12:43:00Z"/>
         </w:rPr>
       </w:pPr>
       <w:r>
         <w:t xml:space="preserve">But the real breakthrough came with the paper “Attention is All You Need” (Vaswani et al., 2016), which introduced the Transformer model (the T in </w:t>
       </w:r>
-      <w:commentRangeStart w:id="58"/>
-      <w:commentRangeStart w:id="59"/>
+      <w:commentRangeStart w:id="54"/>
+      <w:commentRangeStart w:id="55"/>
       <w:r>
         <w:t>GPT</w:t>
       </w:r>
-      <w:commentRangeEnd w:id="59"/>
+      <w:commentRangeEnd w:id="55"/>
       <w:r>
         <w:rPr>
           <w:rStyle w:val="CommentReference"/>
           <w:sz w:val="22"/>
           <w:szCs w:val="22"/>
         </w:rPr>
-        <w:commentReference w:id="59"/>
-      </w:r>
-      <w:commentRangeEnd w:id="58"/>
+        <w:commentReference w:id="55"/>
+      </w:r>
+      <w:commentRangeEnd w:id="54"/>
       <w:r>
         <w:rPr>
           <w:rStyle w:val="CommentReference"/>
           <w:sz w:val="22"/>
           <w:szCs w:val="22"/>
         </w:rPr>
-        <w:commentReference w:id="58"/>
-      </w:r>
-      <w:r>
-        <w:t>). Training these systems became costly (</w:t>
+        <w:commentReference w:id="54"/>
+      </w:r>
+      <w:r>
+        <w:t xml:space="preserve">). Training these systems </w:t>
+      </w:r>
+      <w:r>
+        <w:lastRenderedPageBreak/>
+        <w:t>became costly (</w:t>
       </w:r>
       <w:r>
         <w:rPr>
@@ -3343,7 +3321,7 @@
       <w:r>
         <w:t>)</w:t>
       </w:r>
-      <w:del w:id="60" w:author="Stefanie B." w:date="2026-05-11T12:43:00Z">
+      <w:del w:id="56" w:author="Stefanie B." w:date="2026-05-11T12:43:00Z">
         <w:r>
           <w:delText>,</w:delText>
         </w:r>
@@ -3360,7 +3338,7 @@
       <w:r>
         <w:t>). Within the realm of marketing, this was highly valuable to analyze customer support conversations or product reviews.</w:t>
       </w:r>
-      <w:ins w:id="61" w:author="Stefanie B." w:date="2026-05-11T12:43:00Z">
+      <w:ins w:id="57" w:author="Stefanie B." w:date="2026-05-11T12:43:00Z">
         <w:r>
           <w:t xml:space="preserve"> </w:t>
         </w:r>
@@ -3375,44 +3353,44 @@
       <w:r>
         <w:t xml:space="preserve">GPT is a technically descriptive name; it stands for generative pretrained transformer (Radford et al., </w:t>
       </w:r>
-      <w:commentRangeStart w:id="62"/>
-      <w:commentRangeStart w:id="63"/>
+      <w:commentRangeStart w:id="58"/>
+      <w:commentRangeStart w:id="59"/>
       <w:r>
         <w:t>2018</w:t>
       </w:r>
-      <w:commentRangeEnd w:id="63"/>
+      <w:commentRangeEnd w:id="59"/>
       <w:r>
         <w:rPr>
           <w:rStyle w:val="CommentReference"/>
           <w:sz w:val="22"/>
           <w:szCs w:val="22"/>
         </w:rPr>
-        <w:commentReference w:id="63"/>
-      </w:r>
-      <w:commentRangeEnd w:id="62"/>
+        <w:commentReference w:id="59"/>
+      </w:r>
+      <w:commentRangeEnd w:id="58"/>
       <w:r>
         <w:rPr>
           <w:rStyle w:val="CommentReference"/>
           <w:sz w:val="22"/>
           <w:szCs w:val="22"/>
         </w:rPr>
-        <w:commentReference w:id="62"/>
+        <w:commentReference w:id="58"/>
       </w:r>
       <w:r>
         <w:t>). A key element here is the term “</w:t>
       </w:r>
-      <w:commentRangeStart w:id="64"/>
+      <w:commentRangeStart w:id="60"/>
       <w:r>
         <w:t>pretrained</w:t>
       </w:r>
-      <w:commentRangeEnd w:id="64"/>
+      <w:commentRangeEnd w:id="60"/>
       <w:r>
         <w:rPr>
           <w:rStyle w:val="CommentReference"/>
           <w:sz w:val="22"/>
           <w:szCs w:val="22"/>
         </w:rPr>
-        <w:commentReference w:id="64"/>
+        <w:commentReference w:id="60"/>
       </w:r>
       <w:r>
         <w:t>.” The fact that modern LLMs are pretrained drastically changes the economic model (</w:t>
@@ -3426,18 +3404,18 @@
       <w:r>
         <w:t xml:space="preserve">. Rather than requiring vast amounts of data and having to recoup the cost of training, organizations can now directly start experimenting with the application of </w:t>
       </w:r>
-      <w:commentRangeStart w:id="65"/>
+      <w:commentRangeStart w:id="61"/>
       <w:r>
         <w:t>models</w:t>
       </w:r>
-      <w:commentRangeEnd w:id="65"/>
+      <w:commentRangeEnd w:id="61"/>
       <w:r>
         <w:rPr>
           <w:rStyle w:val="CommentReference"/>
           <w:sz w:val="22"/>
           <w:szCs w:val="22"/>
         </w:rPr>
-        <w:commentReference w:id="65"/>
+        <w:commentReference w:id="61"/>
       </w:r>
       <w:r>
         <w:t xml:space="preserve"> (</w:t>
@@ -3451,20 +3429,20 @@
       <w:r>
         <w:t xml:space="preserve">. This </w:t>
       </w:r>
-      <w:commentRangeStart w:id="66"/>
-      <w:ins w:id="67" w:author="Stefanie B." w:date="2026-05-11T12:44:00Z">
+      <w:commentRangeStart w:id="62"/>
+      <w:ins w:id="63" w:author="Stefanie B." w:date="2026-05-11T12:44:00Z">
         <w:r>
           <w:t xml:space="preserve">development </w:t>
         </w:r>
       </w:ins>
-      <w:commentRangeEnd w:id="66"/>
+      <w:commentRangeEnd w:id="62"/>
       <w:r>
         <w:rPr>
           <w:rStyle w:val="CommentReference"/>
           <w:sz w:val="22"/>
           <w:szCs w:val="22"/>
         </w:rPr>
-        <w:commentReference w:id="66"/>
+        <w:commentReference w:id="62"/>
       </w:r>
       <w:r>
         <w:t>shift from up-front costs to usage-based costs makes AI much more applicable for small-scale use cases and quick experimentation (</w:t>
@@ -3475,14 +3453,14 @@
         </w:rPr>
         <w:t xml:space="preserve">Burkhardt &amp; Rieder, </w:t>
       </w:r>
-      <w:commentRangeStart w:id="68"/>
+      <w:commentRangeStart w:id="64"/>
       <w:r>
         <w:rPr>
           <w:highlight w:val="white"/>
         </w:rPr>
         <w:t>2024</w:t>
       </w:r>
-      <w:commentRangeEnd w:id="68"/>
+      <w:commentRangeEnd w:id="64"/>
       <w:r>
         <w:rPr>
           <w:rStyle w:val="CommentReference"/>
@@ -3490,7 +3468,7 @@
           <w:szCs w:val="22"/>
           <w:highlight w:val="white"/>
         </w:rPr>
-        <w:commentReference w:id="68"/>
+        <w:commentReference w:id="64"/>
       </w:r>
       <w:r>
         <w:rPr>
@@ -3512,18 +3490,18 @@
       <w:r>
         <w:t xml:space="preserve">Furthermore, while BERT focused on classification (Devlin et al., 2019), GPT focuses on generation; the ability to generate </w:t>
       </w:r>
-      <w:commentRangeStart w:id="69"/>
+      <w:commentRangeStart w:id="65"/>
       <w:r>
         <w:t xml:space="preserve">text </w:t>
       </w:r>
-      <w:commentRangeEnd w:id="69"/>
+      <w:commentRangeEnd w:id="65"/>
       <w:r>
         <w:rPr>
           <w:rStyle w:val="CommentReference"/>
           <w:sz w:val="22"/>
           <w:szCs w:val="22"/>
         </w:rPr>
-        <w:commentReference w:id="69"/>
+        <w:commentReference w:id="65"/>
       </w:r>
       <w:r>
         <w:t>makes the model more widely applicable since it is no longer scoped to one specific task (</w:t>
@@ -3548,8 +3526,8 @@
       <w:pPr>
         <w:pStyle w:val="Heading3"/>
       </w:pPr>
-      <w:bookmarkStart w:id="70" w:name="_n7fdo5m5v3pp" w:colFirst="0" w:colLast="0"/>
-      <w:bookmarkEnd w:id="70"/>
+      <w:bookmarkStart w:id="66" w:name="_n7fdo5m5v3pp" w:colFirst="0" w:colLast="0"/>
+      <w:bookmarkEnd w:id="66"/>
       <w:r>
         <w:t>2.1.2.</w:t>
       </w:r>
@@ -3562,7 +3540,7 @@
       <w:r>
         <w:t xml:space="preserve">ChatGPT was the introduction of </w:t>
       </w:r>
-      <w:ins w:id="71" w:author="Stefanie B." w:date="2026-05-11T12:53:00Z">
+      <w:ins w:id="67" w:author="Stefanie B." w:date="2026-05-11T12:53:00Z">
         <w:r>
           <w:t>Gen</w:t>
         </w:r>
@@ -3570,40 +3548,40 @@
       <w:r>
         <w:t xml:space="preserve">AI to the broader public as a simple question-and-answer machine (OpenAI, 2022). ChatGPT </w:t>
       </w:r>
-      <w:ins w:id="72" w:author="Stefanie B." w:date="2026-05-11T12:53:00Z">
+      <w:ins w:id="68" w:author="Stefanie B." w:date="2026-05-11T12:53:00Z">
         <w:r>
           <w:t xml:space="preserve">can </w:t>
         </w:r>
       </w:ins>
-      <w:del w:id="73" w:author="Stefanie B." w:date="2026-05-11T12:53:00Z">
+      <w:del w:id="69" w:author="Stefanie B." w:date="2026-05-11T12:53:00Z">
         <w:r>
           <w:delText xml:space="preserve">could </w:delText>
         </w:r>
       </w:del>
       <w:r>
-        <w:t xml:space="preserve">generate text based on the user’s input; this, in addition to the earlier release of stable diffusion and other imaging models, made the public keenly aware of the potential for AI to answer questions and create content (Wahid et al., </w:t>
+        <w:t xml:space="preserve">generate text based on the user’s input; this, in addition to the earlier release of stable diffusion and other imaging models, made the public keenly aware of the potential for AI to answer questions and create content (Wahid et al., 2023). Marketers started using the image generation to make better briefings for the design department and used the text systems to write better copy, be a brainstorming partner for the </w:t>
       </w:r>
       <w:r>
         <w:lastRenderedPageBreak/>
-        <w:t xml:space="preserve">2023). Marketers started using the image generation to make better briefings for the design department and used the text systems to write better copy, be a brainstorming partner for the creative process, and much more, all the while this is done more effectively (Wahid et al., 2023; Grewal et al., 2024; Abou Elgeit, </w:t>
-      </w:r>
-      <w:commentRangeStart w:id="74"/>
+        <w:t xml:space="preserve">creative process, and much more, all the while this is done more effectively (Wahid et al., 2023; Grewal et al., 2024; Abou Elgeit, </w:t>
+      </w:r>
+      <w:commentRangeStart w:id="70"/>
       <w:r>
         <w:t>2025</w:t>
       </w:r>
-      <w:commentRangeEnd w:id="74"/>
+      <w:commentRangeEnd w:id="70"/>
       <w:r>
         <w:rPr>
           <w:rStyle w:val="CommentReference"/>
           <w:sz w:val="22"/>
           <w:szCs w:val="22"/>
         </w:rPr>
-        <w:commentReference w:id="74"/>
+        <w:commentReference w:id="70"/>
       </w:r>
       <w:r>
         <w:t>)</w:t>
       </w:r>
-      <w:ins w:id="75" w:author="Stefanie B." w:date="2026-05-11T12:53:00Z">
+      <w:ins w:id="71" w:author="Stefanie B." w:date="2026-05-11T12:53:00Z">
         <w:r>
           <w:t xml:space="preserve">. </w:t>
         </w:r>
@@ -3613,8 +3591,8 @@
       <w:pPr>
         <w:pStyle w:val="Heading3"/>
       </w:pPr>
-      <w:bookmarkStart w:id="76" w:name="_7k1mujnido4y" w:colFirst="0" w:colLast="0"/>
-      <w:bookmarkEnd w:id="76"/>
+      <w:bookmarkStart w:id="72" w:name="_7k1mujnido4y" w:colFirst="0" w:colLast="0"/>
+      <w:bookmarkEnd w:id="72"/>
       <w:r>
         <w:t>2.1.3.</w:t>
       </w:r>
@@ -3627,23 +3605,23 @@
       <w:r>
         <w:t xml:space="preserve">Just before the release of ChatGPT, the concept of Retrieval Augmented Generation (RAG) was introduced (Lewis et al., </w:t>
       </w:r>
-      <w:commentRangeStart w:id="77"/>
+      <w:commentRangeStart w:id="73"/>
       <w:r>
         <w:t>2020</w:t>
       </w:r>
-      <w:commentRangeEnd w:id="77"/>
+      <w:commentRangeEnd w:id="73"/>
       <w:r>
         <w:rPr>
           <w:rStyle w:val="CommentReference"/>
           <w:sz w:val="22"/>
           <w:szCs w:val="22"/>
         </w:rPr>
-        <w:commentReference w:id="77"/>
+        <w:commentReference w:id="73"/>
       </w:r>
       <w:r>
         <w:t xml:space="preserve">). This </w:t>
       </w:r>
-      <w:ins w:id="78" w:author="Stefanie B." w:date="2026-05-11T12:55:00Z">
+      <w:ins w:id="74" w:author="Stefanie B." w:date="2026-05-11T12:55:00Z">
         <w:r>
           <w:t xml:space="preserve">development </w:t>
         </w:r>
@@ -3651,17 +3629,17 @@
       <w:r>
         <w:t xml:space="preserve">was immediately relevant for business to </w:t>
       </w:r>
-      <w:ins w:id="79" w:author="Stefanie B." w:date="2026-05-11T12:54:00Z">
+      <w:ins w:id="75" w:author="Stefanie B." w:date="2026-05-11T12:54:00Z">
         <w:r>
           <w:t>put</w:t>
         </w:r>
       </w:ins>
-      <w:del w:id="80" w:author="Stefanie B." w:date="2026-05-11T12:54:00Z">
+      <w:del w:id="76" w:author="Stefanie B." w:date="2026-05-11T12:54:00Z">
         <w:r>
           <w:delText xml:space="preserve">get </w:delText>
         </w:r>
       </w:del>
-      <w:ins w:id="81" w:author="Stefanie B." w:date="2026-05-11T12:54:00Z">
+      <w:ins w:id="77" w:author="Stefanie B." w:date="2026-05-11T12:54:00Z">
         <w:r>
           <w:t xml:space="preserve"> </w:t>
         </w:r>
@@ -3669,12 +3647,12 @@
       <w:r>
         <w:t xml:space="preserve">additional information into the context of the model. The additional information loaded through RAG can be anything, including business- or project-related content or publicly available information (Gao et al., 2023). </w:t>
       </w:r>
-      <w:ins w:id="82" w:author="Stefanie B." w:date="2026-05-11T12:55:00Z">
+      <w:ins w:id="78" w:author="Stefanie B." w:date="2026-05-11T12:55:00Z">
         <w:r>
           <w:t xml:space="preserve">RAG </w:t>
         </w:r>
       </w:ins>
-      <w:del w:id="83" w:author="Stefanie B." w:date="2026-05-11T12:55:00Z">
+      <w:del w:id="79" w:author="Stefanie B." w:date="2026-05-11T12:55:00Z">
         <w:r>
           <w:delText xml:space="preserve">This </w:delText>
         </w:r>
@@ -3682,44 +3660,44 @@
       <w:r>
         <w:t xml:space="preserve">powers the AI system with additional knowledge that typically is directly related to the posed prompt (Lewis et al., 2020; Gao et al., </w:t>
       </w:r>
-      <w:commentRangeStart w:id="84"/>
-      <w:commentRangeStart w:id="85"/>
+      <w:commentRangeStart w:id="80"/>
+      <w:commentRangeStart w:id="81"/>
       <w:r>
         <w:t>2023</w:t>
       </w:r>
-      <w:commentRangeEnd w:id="85"/>
+      <w:commentRangeEnd w:id="81"/>
       <w:r>
         <w:rPr>
           <w:rStyle w:val="CommentReference"/>
           <w:sz w:val="22"/>
           <w:szCs w:val="22"/>
         </w:rPr>
-        <w:commentReference w:id="85"/>
-      </w:r>
-      <w:commentRangeEnd w:id="84"/>
+        <w:commentReference w:id="81"/>
+      </w:r>
+      <w:commentRangeEnd w:id="80"/>
       <w:r>
         <w:rPr>
           <w:rStyle w:val="CommentReference"/>
           <w:sz w:val="22"/>
           <w:szCs w:val="22"/>
         </w:rPr>
-        <w:commentReference w:id="84"/>
+        <w:commentReference w:id="80"/>
       </w:r>
       <w:r>
         <w:t>).</w:t>
       </w:r>
-      <w:ins w:id="86" w:author="Stefanie B." w:date="2026-05-11T12:55:00Z">
+      <w:ins w:id="82" w:author="Stefanie B." w:date="2026-05-11T12:55:00Z">
         <w:r>
           <w:t xml:space="preserve"> </w:t>
         </w:r>
       </w:ins>
     </w:p>
     <w:p>
-      <w:commentRangeStart w:id="87"/>
+      <w:commentRangeStart w:id="83"/>
       <w:r>
         <w:t xml:space="preserve">After the ability </w:t>
       </w:r>
-      <w:ins w:id="88" w:author="Stefanie B." w:date="2026-05-11T12:55:00Z">
+      <w:ins w:id="84" w:author="Stefanie B." w:date="2026-05-11T12:55:00Z">
         <w:r>
           <w:t xml:space="preserve">of AI </w:t>
         </w:r>
@@ -3727,55 +3705,55 @@
       <w:r>
         <w:t xml:space="preserve">to retrieve external </w:t>
       </w:r>
-      <w:commentRangeStart w:id="89"/>
+      <w:commentRangeStart w:id="85"/>
       <w:r>
         <w:t>context</w:t>
       </w:r>
-      <w:commentRangeEnd w:id="89"/>
+      <w:commentRangeEnd w:id="85"/>
       <w:r>
         <w:rPr>
           <w:rStyle w:val="CommentReference"/>
           <w:sz w:val="22"/>
           <w:szCs w:val="22"/>
         </w:rPr>
-        <w:commentReference w:id="89"/>
+        <w:commentReference w:id="85"/>
       </w:r>
       <w:r>
         <w:t>, the ability to act was a vital next step in the</w:t>
       </w:r>
-      <w:commentRangeStart w:id="90"/>
+      <w:commentRangeStart w:id="86"/>
       <w:r>
         <w:t xml:space="preserve"> development of agentic systems. </w:t>
       </w:r>
-      <w:commentRangeEnd w:id="90"/>
+      <w:commentRangeEnd w:id="86"/>
       <w:r>
         <w:rPr>
           <w:rStyle w:val="CommentReference"/>
           <w:sz w:val="22"/>
           <w:szCs w:val="22"/>
         </w:rPr>
-        <w:commentReference w:id="90"/>
+        <w:commentReference w:id="86"/>
       </w:r>
       <w:r>
         <w:t xml:space="preserve">A key conceptual step was the </w:t>
       </w:r>
-      <w:commentRangeStart w:id="91"/>
+      <w:commentRangeStart w:id="87"/>
       <w:r>
         <w:t>ReAct</w:t>
       </w:r>
-      <w:commentRangeEnd w:id="91"/>
+      <w:commentRangeEnd w:id="87"/>
       <w:r>
         <w:rPr>
           <w:rStyle w:val="CommentReference"/>
           <w:sz w:val="22"/>
           <w:szCs w:val="22"/>
         </w:rPr>
-        <w:commentReference w:id="91"/>
+        <w:commentReference w:id="87"/>
       </w:r>
       <w:r>
         <w:t xml:space="preserve"> framework, which showed how LLMs could combine reasoning (Re) and acting (Act) in an iterative process, leveraging the results of an action to consider what a next step might be (Yao et al., 2023). The ability to consider actions and affect external systems enabled AI agents to act on behalf of the user and affect business applications (Hughes et al., 2025). </w:t>
       </w:r>
-      <w:del w:id="92" w:author="Stefanie B." w:date="2026-05-11T12:58:00Z">
+      <w:del w:id="88" w:author="Stefanie B." w:date="2026-05-11T12:58:00Z">
         <w:r>
           <w:delText>I.e.,</w:delText>
         </w:r>
@@ -3783,12 +3761,12 @@
       <w:r>
         <w:t xml:space="preserve"> </w:t>
       </w:r>
-      <w:ins w:id="93" w:author="Stefanie B." w:date="2026-05-11T12:59:00Z">
+      <w:ins w:id="89" w:author="Stefanie B." w:date="2026-05-11T12:59:00Z">
         <w:r>
           <w:t>T</w:t>
         </w:r>
       </w:ins>
-      <w:del w:id="94" w:author="Stefanie B." w:date="2026-05-11T12:59:00Z">
+      <w:del w:id="90" w:author="Stefanie B." w:date="2026-05-11T12:59:00Z">
         <w:r>
           <w:delText>t</w:delText>
         </w:r>
@@ -3796,7 +3774,7 @@
       <w:r>
         <w:t>his</w:t>
       </w:r>
-      <w:ins w:id="95" w:author="Stefanie B." w:date="2026-05-11T12:59:00Z">
+      <w:ins w:id="91" w:author="Stefanie B." w:date="2026-05-11T12:59:00Z">
         <w:r>
           <w:t xml:space="preserve"> ability to act</w:t>
         </w:r>
@@ -3804,32 +3782,32 @@
       <w:r>
         <w:t xml:space="preserve"> results in a situation where an AI agent can work within systems at the behest of the user (Hughes et al., 2025). </w:t>
       </w:r>
-      <w:commentRangeEnd w:id="87"/>
+      <w:commentRangeEnd w:id="83"/>
       <w:r>
         <w:rPr>
           <w:rStyle w:val="CommentReference"/>
           <w:sz w:val="22"/>
           <w:szCs w:val="22"/>
         </w:rPr>
-        <w:commentReference w:id="87"/>
+        <w:commentReference w:id="83"/>
       </w:r>
     </w:p>
     <w:p>
       <w:r>
         <w:t>After the ReAct framework, many innovations, standards, and implementations that have built on this concept have improved the quality and availability of</w:t>
       </w:r>
-      <w:commentRangeStart w:id="96"/>
+      <w:commentRangeStart w:id="92"/>
       <w:r>
         <w:t xml:space="preserve"> AI agents. </w:t>
       </w:r>
-      <w:commentRangeEnd w:id="96"/>
+      <w:commentRangeEnd w:id="92"/>
       <w:r>
         <w:rPr>
           <w:rStyle w:val="CommentReference"/>
           <w:sz w:val="22"/>
           <w:szCs w:val="22"/>
         </w:rPr>
-        <w:commentReference w:id="96"/>
+        <w:commentReference w:id="92"/>
       </w:r>
       <w:r>
         <w:t>This includes technical means like planning and external memory, early implementations like function calling in OpenAI (OpenAI, 2023), and the release of standards like the Model Context Protocol (MCP) (</w:t>
@@ -3850,24 +3828,20 @@
         <w:t>Anthropic, 2025)</w:t>
       </w:r>
       <w:r>
-        <w:t xml:space="preserve">. These standards have created a situation where specific agentic capabilities, like task execution, have become common in </w:t>
-      </w:r>
-      <w:r>
-        <w:lastRenderedPageBreak/>
-        <w:t xml:space="preserve">consumer-grade AI </w:t>
-      </w:r>
-      <w:commentRangeStart w:id="97"/>
+        <w:t xml:space="preserve">. These standards have created a situation where specific agentic capabilities, like task execution, have become common in consumer-grade AI </w:t>
+      </w:r>
+      <w:commentRangeStart w:id="93"/>
       <w:r>
         <w:t>software</w:t>
       </w:r>
-      <w:commentRangeEnd w:id="97"/>
+      <w:commentRangeEnd w:id="93"/>
       <w:r>
         <w:rPr>
           <w:rStyle w:val="CommentReference"/>
           <w:sz w:val="22"/>
           <w:szCs w:val="22"/>
         </w:rPr>
-        <w:commentReference w:id="97"/>
+        <w:commentReference w:id="93"/>
       </w:r>
       <w:r>
         <w:t>. For instance, the skills standard is now supported in tools like Claude and ChatGPT (</w:t>
@@ -3884,20 +3858,21 @@
     </w:p>
     <w:p>
       <w:r>
+        <w:lastRenderedPageBreak/>
         <w:t xml:space="preserve">Tool </w:t>
       </w:r>
-      <w:commentRangeStart w:id="98"/>
+      <w:commentRangeStart w:id="94"/>
       <w:r>
         <w:t>calling</w:t>
       </w:r>
-      <w:commentRangeEnd w:id="98"/>
+      <w:commentRangeEnd w:id="94"/>
       <w:r>
         <w:rPr>
           <w:rStyle w:val="CommentReference"/>
           <w:sz w:val="22"/>
           <w:szCs w:val="22"/>
         </w:rPr>
-        <w:commentReference w:id="98"/>
+        <w:commentReference w:id="94"/>
       </w:r>
       <w:r>
         <w:t xml:space="preserve"> is the foundation for both AI agents and agentic AI. And allows for AI to perform a much broader set of activities (Hughes et al., 2025). Nowadays AI is capable of setting goals, planning to achieve these goals, and performing the steps of the plan (Hughes et al., 2025). This includes retrying and changing the plan when hurdles or unexpected input are found.</w:t>
@@ -3907,34 +3882,34 @@
       <w:r>
         <w:t xml:space="preserve">This allows AI to not only be usable for content generation and for brainstorming but also to interact with traditional software (Hughes et al., 2025). This, in turn, provides the basis for a world where marketers can use AI with the systems they already use, like marketing automation platforms, </w:t>
       </w:r>
-      <w:commentRangeStart w:id="99"/>
+      <w:commentRangeStart w:id="95"/>
       <w:r>
         <w:t xml:space="preserve">CRM </w:t>
       </w:r>
-      <w:commentRangeEnd w:id="99"/>
+      <w:commentRangeEnd w:id="95"/>
       <w:r>
         <w:rPr>
           <w:rStyle w:val="CommentReference"/>
           <w:sz w:val="22"/>
           <w:szCs w:val="22"/>
         </w:rPr>
-        <w:commentReference w:id="99"/>
+        <w:commentReference w:id="95"/>
       </w:r>
       <w:r>
         <w:t xml:space="preserve">systems, and the like (Hughes et al., </w:t>
       </w:r>
-      <w:commentRangeStart w:id="100"/>
+      <w:commentRangeStart w:id="96"/>
       <w:r>
         <w:t>2025</w:t>
       </w:r>
-      <w:commentRangeEnd w:id="100"/>
+      <w:commentRangeEnd w:id="96"/>
       <w:r>
         <w:rPr>
           <w:rStyle w:val="CommentReference"/>
           <w:sz w:val="22"/>
           <w:szCs w:val="22"/>
         </w:rPr>
-        <w:commentReference w:id="100"/>
+        <w:commentReference w:id="96"/>
       </w:r>
       <w:r>
         <w:t>).</w:t>
@@ -3944,8 +3919,8 @@
       <w:pPr>
         <w:pStyle w:val="Heading3"/>
       </w:pPr>
-      <w:bookmarkStart w:id="101" w:name="_ub1qv02kke7k" w:colFirst="0" w:colLast="0"/>
-      <w:bookmarkEnd w:id="101"/>
+      <w:bookmarkStart w:id="97" w:name="_ub1qv02kke7k" w:colFirst="0" w:colLast="0"/>
+      <w:bookmarkEnd w:id="97"/>
       <w:r>
         <w:t>2.1.4.</w:t>
       </w:r>
@@ -3964,14 +3939,14 @@
         </w:rPr>
         <w:t xml:space="preserve">Bandi et al. (2025) identified 12 aspects where agentic AI might differ from traditional agentic AI; its primary function was defined as “goal-oriented autonomous decision-making with multi-step workflow execution.” Moralles et al. (2026) notes that literature converges on four primary characteristics: autonomy, goal-directedness, adaptivity, and proactivity. In one sentence, Moralles et al. (2026) defines it as follows: “An agentic system not only acts independently but does so in pursuit of objectives it selects, constructs, or </w:t>
       </w:r>
-      <w:commentRangeStart w:id="102"/>
+      <w:commentRangeStart w:id="98"/>
       <w:r>
         <w:rPr>
           <w:highlight w:val="white"/>
         </w:rPr>
         <w:t>interprets</w:t>
       </w:r>
-      <w:commentRangeEnd w:id="102"/>
+      <w:commentRangeEnd w:id="98"/>
       <w:r>
         <w:rPr>
           <w:rStyle w:val="CommentReference"/>
@@ -3979,7 +3954,7 @@
           <w:szCs w:val="22"/>
           <w:highlight w:val="white"/>
         </w:rPr>
-        <w:commentReference w:id="102"/>
+        <w:commentReference w:id="98"/>
       </w:r>
       <w:r>
         <w:rPr>
@@ -3995,8 +3970,8 @@
           <w:color w:val="00312A"/>
         </w:rPr>
       </w:pPr>
-      <w:bookmarkStart w:id="103" w:name="_2vf6sqrz2b2s" w:colFirst="0" w:colLast="0"/>
-      <w:bookmarkEnd w:id="103"/>
+      <w:bookmarkStart w:id="99" w:name="_2vf6sqrz2b2s" w:colFirst="0" w:colLast="0"/>
+      <w:bookmarkEnd w:id="99"/>
       <w:r>
         <w:rPr>
           <w:color w:val="00312A"/>
@@ -4016,14 +3991,14 @@
         </w:rPr>
         <w:t xml:space="preserve">Marketing is a particularly relevant context for AI adoption because marketing departments already operate at the boundary between data, technology, creativity, customer interaction, and commercial </w:t>
       </w:r>
-      <w:commentRangeStart w:id="104"/>
+      <w:commentRangeStart w:id="100"/>
       <w:r>
         <w:rPr>
           <w:color w:val="00312A"/>
         </w:rPr>
         <w:t>performance</w:t>
       </w:r>
-      <w:commentRangeEnd w:id="104"/>
+      <w:commentRangeEnd w:id="100"/>
       <w:r>
         <w:rPr>
           <w:rStyle w:val="CommentReference"/>
@@ -4031,7 +4006,7 @@
           <w:sz w:val="22"/>
           <w:szCs w:val="22"/>
         </w:rPr>
-        <w:commentReference w:id="104"/>
+        <w:commentReference w:id="100"/>
       </w:r>
       <w:r>
         <w:rPr>
@@ -4039,14 +4014,14 @@
         </w:rPr>
         <w:t xml:space="preserve">. The AI marketing literature shows that AI can contribute across the marketing process rather than only within </w:t>
       </w:r>
-      <w:commentRangeStart w:id="105"/>
+      <w:commentRangeStart w:id="101"/>
       <w:r>
         <w:rPr>
           <w:color w:val="00312A"/>
         </w:rPr>
         <w:t>communications</w:t>
       </w:r>
-      <w:commentRangeEnd w:id="105"/>
+      <w:commentRangeEnd w:id="101"/>
       <w:r>
         <w:rPr>
           <w:rStyle w:val="CommentReference"/>
@@ -4054,7 +4029,7 @@
           <w:sz w:val="22"/>
           <w:szCs w:val="22"/>
         </w:rPr>
-        <w:commentReference w:id="105"/>
+        <w:commentReference w:id="101"/>
       </w:r>
       <w:r>
         <w:rPr>
@@ -4075,14 +4050,14 @@
         </w:rPr>
         <w:t xml:space="preserve">Generative </w:t>
       </w:r>
-      <w:commentRangeStart w:id="106"/>
+      <w:commentRangeStart w:id="102"/>
       <w:r>
         <w:rPr>
           <w:color w:val="00312A"/>
         </w:rPr>
         <w:t>AI</w:t>
       </w:r>
-      <w:commentRangeEnd w:id="106"/>
+      <w:commentRangeEnd w:id="102"/>
       <w:r>
         <w:rPr>
           <w:rStyle w:val="CommentReference"/>
@@ -4090,29 +4065,29 @@
           <w:sz w:val="22"/>
           <w:szCs w:val="22"/>
         </w:rPr>
-        <w:commentReference w:id="106"/>
+        <w:commentReference w:id="102"/>
       </w:r>
       <w:r>
         <w:rPr>
           <w:color w:val="00312A"/>
         </w:rPr>
-        <w:t xml:space="preserve"> adds a new layer to this literature. Mogaji and Jain (2024) and Jain et al. (2024) call for further research into how generative AI changes consumer behavior, marketing </w:t>
+        <w:t xml:space="preserve"> adds a new layer to this literature. Mogaji and Jain (2024) and Jain et al. (2024) call for further research into how generative AI changes consumer behavior, marketing practice, and policy. Kim (2025) makes a more specific call for research into advertising in the age of agentic AI. These calls are consistent with the gap identified in this thesis: academic </w:t>
       </w:r>
       <w:r>
         <w:rPr>
           <w:color w:val="00312A"/>
         </w:rPr>
         <w:lastRenderedPageBreak/>
-        <w:t xml:space="preserve">practice, and policy. Kim (2025) makes a more specific call for research into advertising in the age of agentic AI. These calls are consistent with the gap identified in this thesis: academic literature has begun to address generative AI in marketing but has not yet developed sufficient empirical understanding of </w:t>
-      </w:r>
-      <w:commentRangeStart w:id="107"/>
+        <w:t xml:space="preserve">literature has begun to address generative AI in marketing but has not yet developed sufficient empirical understanding of </w:t>
+      </w:r>
+      <w:commentRangeStart w:id="103"/>
       <w:r>
         <w:rPr>
           <w:color w:val="00312A"/>
         </w:rPr>
         <w:t>how marketing managers create value with agentic systems beyond content generation.</w:t>
       </w:r>
-      <w:commentRangeEnd w:id="107"/>
+      <w:commentRangeEnd w:id="103"/>
       <w:r>
         <w:rPr>
           <w:rStyle w:val="CommentReference"/>
@@ -4120,7 +4095,7 @@
           <w:sz w:val="22"/>
           <w:szCs w:val="22"/>
         </w:rPr>
-        <w:commentReference w:id="107"/>
+        <w:commentReference w:id="103"/>
       </w:r>
     </w:p>
     <w:p>
@@ -4129,21 +4104,21 @@
           <w:color w:val="00312A"/>
         </w:rPr>
       </w:pPr>
-      <w:commentRangeStart w:id="108"/>
+      <w:commentRangeStart w:id="104"/>
       <w:r>
         <w:rPr>
           <w:color w:val="00312A"/>
         </w:rPr>
         <w:t xml:space="preserve">The marketing context also makes the concept of value ambiguous. A marketing manager may define value as lower cost per campaign, faster execution, higher quality creative work, better customer experience, more accurate targeting, higher revenue, better learning velocity, stronger brand consistency, or improved employee </w:t>
       </w:r>
-      <w:commentRangeStart w:id="109"/>
+      <w:commentRangeStart w:id="105"/>
       <w:r>
         <w:rPr>
           <w:color w:val="00312A"/>
         </w:rPr>
         <w:t>productivity</w:t>
       </w:r>
-      <w:commentRangeEnd w:id="109"/>
+      <w:commentRangeEnd w:id="105"/>
       <w:r>
         <w:rPr>
           <w:rStyle w:val="CommentReference"/>
@@ -4151,7 +4126,7 @@
           <w:sz w:val="22"/>
           <w:szCs w:val="22"/>
         </w:rPr>
-        <w:commentReference w:id="109"/>
+        <w:commentReference w:id="105"/>
       </w:r>
       <w:r>
         <w:rPr>
@@ -4172,7 +4147,7 @@
         </w:rPr>
         <w:t>The organizational adoption literature reinforces this point. Generative AI adoption is shaped by technological factors such as perceived usefulness, data availability, integration complexity, and security; organizational factors such as leadership support, skills, resources, and governance; and environmental factors such as competitive pressure and institutional expectations (Agrawal, 2023). Strategic reviews of AI and business value similarly emphasize that AI creates value when it is aligned with organizational strategy, knowledge management, decision-making, and service innovation rather than treated as an isolated technology project (Enholm et al., 2022; Kitsios &amp; Kamariotou, 2021). For marketing managers, this implies that agentic AI value creation requires translation work: they must convert a broad technological possibility into a bounded use case, a workflow, a governance model, a measurement approach, and an adoption story that makes sense to their team.</w:t>
       </w:r>
-      <w:commentRangeEnd w:id="108"/>
+      <w:commentRangeEnd w:id="104"/>
       <w:r>
         <w:rPr>
           <w:rStyle w:val="CommentReference"/>
@@ -4180,7 +4155,7 @@
           <w:sz w:val="22"/>
           <w:szCs w:val="22"/>
         </w:rPr>
-        <w:commentReference w:id="108"/>
+        <w:commentReference w:id="104"/>
       </w:r>
     </w:p>
     <w:p>
@@ -4190,8 +4165,8 @@
           <w:color w:val="00312A"/>
         </w:rPr>
       </w:pPr>
-      <w:bookmarkStart w:id="110" w:name="_z3s6q9rk0mxk" w:colFirst="0" w:colLast="0"/>
-      <w:bookmarkEnd w:id="110"/>
+      <w:bookmarkStart w:id="106" w:name="_z3s6q9rk0mxk" w:colFirst="0" w:colLast="0"/>
+      <w:bookmarkEnd w:id="106"/>
       <w:r>
         <w:rPr>
           <w:color w:val="00312A"/>
@@ -4213,21 +4188,21 @@
           <w:color w:val="00312A"/>
         </w:rPr>
       </w:pPr>
-      <w:commentRangeStart w:id="111"/>
+      <w:commentRangeStart w:id="107"/>
       <w:r>
         <w:rPr>
           <w:color w:val="00312A"/>
         </w:rPr>
         <w:t xml:space="preserve">The literature on digital transformation provides an important bridge between AI capability and managerial value creation. Digital transformation is not simply the adoption of digital tools; it involves changes in organizational processes, business models, capabilities, and sometimes organizational </w:t>
       </w:r>
-      <w:commentRangeStart w:id="112"/>
+      <w:commentRangeStart w:id="108"/>
       <w:r>
         <w:rPr>
           <w:color w:val="00312A"/>
         </w:rPr>
         <w:t>identity</w:t>
       </w:r>
-      <w:commentRangeEnd w:id="112"/>
+      <w:commentRangeEnd w:id="108"/>
       <w:r>
         <w:rPr>
           <w:rStyle w:val="CommentReference"/>
@@ -4235,7 +4210,7 @@
           <w:sz w:val="22"/>
           <w:szCs w:val="22"/>
         </w:rPr>
-        <w:commentReference w:id="112"/>
+        <w:commentReference w:id="108"/>
       </w:r>
       <w:r>
         <w:rPr>
@@ -4256,7 +4231,7 @@
         </w:rPr>
         <w:t>This distinction is central to the present study. If agentic AI is used only to draft emails or summarize documents, it may remain a digitalization tool that improves existing work. If it changes how marketing teams sense opportunities, allocate work, interact with customers, manage campaigns, or coordinate with sales and service, it may become part of digital transformation. Holmstrom (2022) argues that AI readiness is a necessary step in moving from AI experimentation to digital transformation because organizations must develop the capabilities, data, governance, and learning practices needed to use AI productively. This thesis therefore treats agentic AI adoption as a managerial and organizational phenomenon, not merely as a software implementation.</w:t>
       </w:r>
-      <w:commentRangeEnd w:id="111"/>
+      <w:commentRangeEnd w:id="107"/>
       <w:r>
         <w:rPr>
           <w:rStyle w:val="CommentReference"/>
@@ -4264,7 +4239,7 @@
           <w:sz w:val="22"/>
           <w:szCs w:val="22"/>
         </w:rPr>
-        <w:commentReference w:id="111"/>
+        <w:commentReference w:id="107"/>
       </w:r>
     </w:p>
     <w:p>
@@ -4279,7 +4254,7 @@
         </w:rPr>
         <w:t xml:space="preserve">Dynamic capabilities theory is particularly useful in this context. Teece et al. (1997) </w:t>
       </w:r>
-      <w:commentRangeStart w:id="113"/>
+      <w:commentRangeStart w:id="109"/>
       <w:r>
         <w:rPr>
           <w:color w:val="00312A"/>
@@ -4293,7 +4268,7 @@
         <w:lastRenderedPageBreak/>
         <w:t>firms toward more malleable organizational designs and continuous adaptation within digital ecosystems. Ellstrom et al. (2021) identify sensing, seizing, and reconfiguring routines relevant for digital transformation, including digital sensing, digital strategy development, and creation of unified digital infrastructure.</w:t>
       </w:r>
-      <w:commentRangeEnd w:id="113"/>
+      <w:commentRangeEnd w:id="109"/>
       <w:r>
         <w:rPr>
           <w:rStyle w:val="CommentReference"/>
@@ -4301,7 +4276,7 @@
           <w:sz w:val="22"/>
           <w:szCs w:val="22"/>
         </w:rPr>
-        <w:commentReference w:id="113"/>
+        <w:commentReference w:id="109"/>
       </w:r>
     </w:p>
     <w:p>
@@ -4311,8 +4286,8 @@
           <w:color w:val="00312A"/>
         </w:rPr>
       </w:pPr>
-      <w:commentRangeStart w:id="114"/>
-      <w:commentRangeStart w:id="115"/>
+      <w:commentRangeStart w:id="110"/>
+      <w:commentRangeStart w:id="111"/>
       <w:r>
         <w:rPr>
           <w:strike/>
@@ -4320,7 +4295,7 @@
         </w:rPr>
         <w:t>These insights suggest three lessons for agentic AI in marketing. First, value creation starts with sensing: managers must identify where agentic AI can address meaningful marketing problems rather than chase technological novelty. Second, value creation requires seizing: managers must select opportunities, allocate resources, design governance, and translate technological possibilities into concrete practices. Third, value creation requires reconfiguring: teams may need new roles, workflows, data foundations, approval mechanisms, metrics, and relationships with vendors or technology teams. These lessons map directly onto the subquestions of this thesis: how managers identify and translate opportunities, how they enable adoption, and how they navigate obstacles and risks.</w:t>
       </w:r>
-      <w:commentRangeEnd w:id="115"/>
+      <w:commentRangeEnd w:id="111"/>
       <w:r>
         <w:rPr>
           <w:rStyle w:val="CommentReference"/>
@@ -4329,9 +4304,9 @@
           <w:sz w:val="22"/>
           <w:szCs w:val="22"/>
         </w:rPr>
-        <w:commentReference w:id="115"/>
-      </w:r>
-      <w:commentRangeEnd w:id="114"/>
+        <w:commentReference w:id="111"/>
+      </w:r>
+      <w:commentRangeEnd w:id="110"/>
       <w:r>
         <w:rPr>
           <w:rStyle w:val="CommentReference"/>
@@ -4340,7 +4315,7 @@
           <w:sz w:val="22"/>
           <w:szCs w:val="22"/>
         </w:rPr>
-        <w:commentReference w:id="114"/>
+        <w:commentReference w:id="110"/>
       </w:r>
     </w:p>
     <w:p>
@@ -4355,14 +4330,14 @@
         </w:rPr>
         <w:t xml:space="preserve">The digital transformation literature also warns against a purely technological explanation of success. </w:t>
       </w:r>
-      <w:commentRangeStart w:id="116"/>
+      <w:commentRangeStart w:id="112"/>
       <w:r>
         <w:rPr>
           <w:color w:val="00312A"/>
         </w:rPr>
         <w:t>Organizations often struggle to extract value from digital technologies despite substantial investment, a pattern that has been described as a digital paradox (Ancillai et al., 2023; Enholm et al., 2022). The reason is that technology value is mediated by complementary assets: skills, data, organizational structure, leadership, culture, and process redesign. In the context of agentic AI, this means that a technically capable agent will not automatically create marketing value. It must be embedded into a work system in which humans understand when to delegate, when to intervene, how to measure performance, and how to maintain accountability.</w:t>
       </w:r>
-      <w:commentRangeEnd w:id="116"/>
+      <w:commentRangeEnd w:id="112"/>
       <w:r>
         <w:rPr>
           <w:rStyle w:val="CommentReference"/>
@@ -4370,7 +4345,7 @@
           <w:sz w:val="22"/>
           <w:szCs w:val="22"/>
         </w:rPr>
-        <w:commentReference w:id="116"/>
+        <w:commentReference w:id="112"/>
       </w:r>
     </w:p>
     <w:p>
@@ -4385,14 +4360,14 @@
         </w:rPr>
         <w:t xml:space="preserve">A second lesson from digital transformation is that measurement must change when the technology changes the work </w:t>
       </w:r>
-      <w:commentRangeStart w:id="117"/>
+      <w:commentRangeStart w:id="113"/>
       <w:r>
         <w:rPr>
           <w:color w:val="00312A"/>
         </w:rPr>
         <w:t>system</w:t>
       </w:r>
-      <w:commentRangeEnd w:id="117"/>
+      <w:commentRangeEnd w:id="113"/>
       <w:r>
         <w:rPr>
           <w:rStyle w:val="CommentReference"/>
@@ -4400,7 +4375,7 @@
           <w:sz w:val="22"/>
           <w:szCs w:val="22"/>
         </w:rPr>
-        <w:commentReference w:id="117"/>
+        <w:commentReference w:id="113"/>
       </w:r>
       <w:r>
         <w:rPr>
@@ -4415,14 +4390,14 @@
         <w:lastRenderedPageBreak/>
         <w:t xml:space="preserve">time between insight and action, increasing the number of experiments a team can run, reducing handover friction between marketing and sales, or improving the consistency of campaign governance. </w:t>
       </w:r>
-      <w:commentRangeStart w:id="118"/>
+      <w:commentRangeStart w:id="114"/>
       <w:r>
         <w:rPr>
           <w:color w:val="00312A"/>
         </w:rPr>
         <w:t>These outcomes are closer to capability measures than campaign outcome measures. This supports an exploratory research design because interviews can reveal what marketing managers actually treat as evidence of value when the technology is still emerging and formal KPIs may not yet exist.</w:t>
       </w:r>
-      <w:commentRangeEnd w:id="118"/>
+      <w:commentRangeEnd w:id="114"/>
       <w:r>
         <w:rPr>
           <w:rStyle w:val="CommentReference"/>
@@ -4430,7 +4405,7 @@
           <w:sz w:val="22"/>
           <w:szCs w:val="22"/>
         </w:rPr>
-        <w:commentReference w:id="118"/>
+        <w:commentReference w:id="114"/>
       </w:r>
     </w:p>
     <w:p>
@@ -4440,8 +4415,8 @@
           <w:color w:val="00312A"/>
         </w:rPr>
       </w:pPr>
-      <w:bookmarkStart w:id="119" w:name="_y36s1eehq7rd" w:colFirst="0" w:colLast="0"/>
-      <w:bookmarkEnd w:id="119"/>
+      <w:bookmarkStart w:id="115" w:name="_y36s1eehq7rd" w:colFirst="0" w:colLast="0"/>
+      <w:bookmarkEnd w:id="115"/>
       <w:r>
         <w:rPr>
           <w:color w:val="00312A"/>
@@ -4468,14 +4443,14 @@
         </w:rPr>
         <w:t xml:space="preserve">Because the central research question asks how marketing managers create value, the thesis requires a clear but flexible understanding of value. </w:t>
       </w:r>
-      <w:commentRangeStart w:id="120"/>
+      <w:commentRangeStart w:id="116"/>
       <w:r>
         <w:rPr>
           <w:color w:val="00312A"/>
         </w:rPr>
         <w:t>Marketing</w:t>
       </w:r>
-      <w:commentRangeEnd w:id="120"/>
+      <w:commentRangeEnd w:id="116"/>
       <w:r>
         <w:rPr>
           <w:rStyle w:val="CommentReference"/>
@@ -4483,7 +4458,7 @@
           <w:sz w:val="22"/>
           <w:szCs w:val="22"/>
         </w:rPr>
-        <w:commentReference w:id="120"/>
+        <w:commentReference w:id="116"/>
       </w:r>
       <w:r>
         <w:rPr>
@@ -4491,14 +4466,14 @@
         </w:rPr>
         <w:t xml:space="preserve"> theory treats value as a multidimensional construct. Woodside et al. (2008) emphasize that customer value includes theory, research, and practice </w:t>
       </w:r>
-      <w:commentRangeStart w:id="121"/>
+      <w:commentRangeStart w:id="117"/>
       <w:r>
         <w:rPr>
           <w:color w:val="00312A"/>
         </w:rPr>
         <w:t>dimensions</w:t>
       </w:r>
-      <w:commentRangeEnd w:id="121"/>
+      <w:commentRangeEnd w:id="117"/>
       <w:r>
         <w:rPr>
           <w:rStyle w:val="CommentReference"/>
@@ -4506,7 +4481,7 @@
           <w:sz w:val="22"/>
           <w:szCs w:val="22"/>
         </w:rPr>
-        <w:commentReference w:id="121"/>
+        <w:commentReference w:id="117"/>
       </w:r>
       <w:r>
         <w:rPr>
@@ -4514,14 +4489,14 @@
         </w:rPr>
         <w:t xml:space="preserve">, while Sidorchuk (2015) describes value as a central but contested concept in marketing theory. Almquist et al. (2016) offer a managerial framework in which customer </w:t>
       </w:r>
-      <w:commentRangeStart w:id="122"/>
+      <w:commentRangeStart w:id="118"/>
       <w:r>
         <w:rPr>
           <w:color w:val="00312A"/>
         </w:rPr>
         <w:t xml:space="preserve">value </w:t>
       </w:r>
-      <w:commentRangeEnd w:id="122"/>
+      <w:commentRangeEnd w:id="118"/>
       <w:r>
         <w:rPr>
           <w:rStyle w:val="CommentReference"/>
@@ -4529,7 +4504,7 @@
           <w:sz w:val="22"/>
           <w:szCs w:val="22"/>
         </w:rPr>
-        <w:commentReference w:id="122"/>
+        <w:commentReference w:id="118"/>
       </w:r>
       <w:r>
         <w:rPr>
@@ -4537,14 +4512,14 @@
         </w:rPr>
         <w:t>can be understood through multiple elements, ranging from functional benefits such as saving time or reducing effort to emotional and social benefits. Although this framework is practitioner-</w:t>
       </w:r>
-      <w:commentRangeStart w:id="123"/>
+      <w:commentRangeStart w:id="119"/>
       <w:r>
         <w:rPr>
           <w:color w:val="00312A"/>
         </w:rPr>
         <w:t>oriented</w:t>
       </w:r>
-      <w:commentRangeEnd w:id="123"/>
+      <w:commentRangeEnd w:id="119"/>
       <w:r>
         <w:rPr>
           <w:rStyle w:val="CommentReference"/>
@@ -4552,7 +4527,7 @@
           <w:sz w:val="22"/>
           <w:szCs w:val="22"/>
         </w:rPr>
-        <w:commentReference w:id="123"/>
+        <w:commentReference w:id="119"/>
       </w:r>
       <w:r>
         <w:rPr>
@@ -4560,14 +4535,14 @@
         </w:rPr>
         <w:t>, it is useful</w:t>
       </w:r>
-      <w:commentRangeStart w:id="124"/>
+      <w:commentRangeStart w:id="120"/>
       <w:r>
         <w:rPr>
           <w:color w:val="00312A"/>
         </w:rPr>
         <w:t xml:space="preserve"> as a sensitizing concept because it helps interviewees articulate what kind of value they believe AI creates.</w:t>
       </w:r>
-      <w:commentRangeEnd w:id="124"/>
+      <w:commentRangeEnd w:id="120"/>
       <w:r>
         <w:rPr>
           <w:rStyle w:val="CommentReference"/>
@@ -4575,7 +4550,7 @@
           <w:sz w:val="22"/>
           <w:szCs w:val="22"/>
         </w:rPr>
-        <w:commentReference w:id="124"/>
+        <w:commentReference w:id="120"/>
       </w:r>
     </w:p>
     <w:p>
@@ -4584,14 +4559,14 @@
           <w:color w:val="00312A"/>
         </w:rPr>
       </w:pPr>
-      <w:commentRangeStart w:id="125"/>
+      <w:commentRangeStart w:id="121"/>
       <w:r>
         <w:rPr>
           <w:color w:val="00312A"/>
         </w:rPr>
         <w:t>For this thesis, value is not limited to customer-perceived value. Marketing managers operate inside organizations and are accountable for organizational outcomes as well. Therefore, agentic AI may create value at multiple levels. At the operational level, it can reduce manual effort, cycle time, errors, and coordination costs. At the analytical level, it can improve sensemaking, customer understanding, market monitoring, and decision quality. At the customer level, it can support relevance, personalization, service quality, and consistency across touchpoints. At the strategic level, it can improve learning velocity, experimentation capacity, agility, and the ability to reconfigure marketing activities in response to market change. These levels are interdependent rather than mutually exclusive.</w:t>
       </w:r>
-      <w:commentRangeEnd w:id="125"/>
+      <w:commentRangeEnd w:id="121"/>
       <w:r>
         <w:rPr>
           <w:rStyle w:val="CommentReference"/>
@@ -4599,7 +4574,7 @@
           <w:sz w:val="22"/>
           <w:szCs w:val="22"/>
         </w:rPr>
-        <w:commentReference w:id="125"/>
+        <w:commentReference w:id="121"/>
       </w:r>
     </w:p>
     <w:p>
@@ -4615,14 +4590,14 @@
         <w:lastRenderedPageBreak/>
         <w:t>Value co-creation literature adds an additional perspective because AI systems increasingly participate in service and marketing interactions. Kaartemo and Helkkula (2018) argue that AI and robots should be understood withi</w:t>
       </w:r>
-      <w:commentRangeStart w:id="126"/>
+      <w:commentRangeStart w:id="122"/>
       <w:r>
         <w:rPr>
           <w:color w:val="00312A"/>
         </w:rPr>
         <w:t xml:space="preserve">n value co-creation </w:t>
       </w:r>
-      <w:commentRangeEnd w:id="126"/>
+      <w:commentRangeEnd w:id="122"/>
       <w:r>
         <w:rPr>
           <w:rStyle w:val="CommentReference"/>
@@ -4630,7 +4605,7 @@
           <w:sz w:val="22"/>
           <w:szCs w:val="22"/>
         </w:rPr>
-        <w:commentReference w:id="126"/>
+        <w:commentReference w:id="122"/>
       </w:r>
       <w:r>
         <w:rPr>
@@ -4638,7 +4613,7 @@
         </w:rPr>
         <w:t xml:space="preserve">because technology can support providers, enable resource integration between providers and beneficiaries, and influence beneficiary well-being. Leone et al. (2020) similarly show that AI can enable value co-creation in B2B settings by connecting technology providers, customers, and end users through iterative loops of knowledge and operational improvement. In agentic AI, the role of technology </w:t>
       </w:r>
-      <w:ins w:id="127" w:author="Stefanie B." w:date="2026-05-11T15:03:00Z">
+      <w:ins w:id="123" w:author="Stefanie B." w:date="2026-05-11T15:03:00Z">
         <w:r>
           <w:rPr>
             <w:color w:val="00312A"/>
@@ -4665,14 +4640,14 @@
         </w:rPr>
         <w:t xml:space="preserve">This also highlights a distinction between value creation and value </w:t>
       </w:r>
-      <w:commentRangeStart w:id="128"/>
+      <w:commentRangeStart w:id="124"/>
       <w:r>
         <w:rPr>
           <w:color w:val="00312A"/>
         </w:rPr>
         <w:t>capture</w:t>
       </w:r>
-      <w:commentRangeEnd w:id="128"/>
+      <w:commentRangeEnd w:id="124"/>
       <w:r>
         <w:rPr>
           <w:rStyle w:val="CommentReference"/>
@@ -4680,7 +4655,7 @@
           <w:sz w:val="22"/>
           <w:szCs w:val="22"/>
         </w:rPr>
-        <w:commentReference w:id="128"/>
+        <w:commentReference w:id="124"/>
       </w:r>
       <w:r>
         <w:rPr>
@@ -4688,14 +4663,14 @@
         </w:rPr>
         <w:t xml:space="preserve">. </w:t>
       </w:r>
-      <w:commentRangeStart w:id="129"/>
+      <w:commentRangeStart w:id="125"/>
       <w:r>
         <w:rPr>
           <w:color w:val="00312A"/>
         </w:rPr>
         <w:t>Agentic AI may create value for customers by making interactions faster or more relevant, but the firm captures value only if these improvements translate into performance outcomes, learning advantages, cost reductions, or strategic differentiation. Conversely, a firm may capture short-term cost savings while damaging customer value if automation reduces trust, empathy, or perceived control. This distinction is important for interview analysis because participants may describe value from different vantage points: the customer, the employee, the marketing team, the organization, or the wider ecosystem. Treating these perspectives as analytically separat</w:t>
       </w:r>
-      <w:commentRangeEnd w:id="129"/>
+      <w:commentRangeEnd w:id="125"/>
       <w:r>
         <w:rPr>
           <w:rStyle w:val="CommentReference"/>
@@ -4703,7 +4678,7 @@
           <w:sz w:val="22"/>
           <w:szCs w:val="22"/>
         </w:rPr>
-        <w:commentReference w:id="129"/>
+        <w:commentReference w:id="125"/>
       </w:r>
       <w:r>
         <w:rPr>
@@ -4724,14 +4699,14 @@
         </w:rPr>
         <w:t xml:space="preserve">However, value creation has a mirror image: value destruction. In marketing, value can be destroyed when AI produces </w:t>
       </w:r>
-      <w:commentRangeStart w:id="130"/>
+      <w:commentRangeStart w:id="126"/>
       <w:r>
         <w:rPr>
           <w:color w:val="00312A"/>
         </w:rPr>
         <w:t>incorrect information, violates privacy expectations, biases decisions, reduces trust, weakens brand distinctiveness, or creates employee resistance. Generative AI may also increase content homogeneity</w:t>
       </w:r>
-      <w:commentRangeEnd w:id="130"/>
+      <w:commentRangeEnd w:id="126"/>
       <w:r>
         <w:rPr>
           <w:rStyle w:val="CommentReference"/>
@@ -4739,7 +4714,7 @@
           <w:sz w:val="22"/>
           <w:szCs w:val="22"/>
         </w:rPr>
-        <w:commentReference w:id="130"/>
+        <w:commentReference w:id="126"/>
       </w:r>
       <w:r>
         <w:rPr>
@@ -4747,14 +4722,14 @@
         </w:rPr>
         <w:t xml:space="preserve">. Doshi and Hauser (2024), for example, find that generative AI can improve individual creative outputs while reducing collective novelty. For marketing managers, this creates a strategic tension. Agentic </w:t>
       </w:r>
-      <w:commentRangeStart w:id="131"/>
+      <w:commentRangeStart w:id="127"/>
       <w:r>
         <w:rPr>
           <w:color w:val="00312A"/>
         </w:rPr>
         <w:t>AI</w:t>
       </w:r>
-      <w:commentRangeEnd w:id="131"/>
+      <w:commentRangeEnd w:id="127"/>
       <w:r>
         <w:rPr>
           <w:rStyle w:val="CommentReference"/>
@@ -4762,7 +4737,7 @@
           <w:sz w:val="22"/>
           <w:szCs w:val="22"/>
         </w:rPr>
-        <w:commentReference w:id="131"/>
+        <w:commentReference w:id="127"/>
       </w:r>
       <w:r>
         <w:rPr>
@@ -4777,14 +4752,14 @@
         <w:lastRenderedPageBreak/>
         <w:t xml:space="preserve">term effect may be weaker </w:t>
       </w:r>
-      <w:commentRangeStart w:id="132"/>
+      <w:commentRangeStart w:id="128"/>
       <w:r>
         <w:rPr>
           <w:color w:val="00312A"/>
         </w:rPr>
         <w:t>differentiation</w:t>
       </w:r>
-      <w:commentRangeEnd w:id="132"/>
+      <w:commentRangeEnd w:id="128"/>
       <w:r>
         <w:rPr>
           <w:rStyle w:val="CommentReference"/>
@@ -4792,7 +4767,7 @@
           <w:sz w:val="22"/>
           <w:szCs w:val="22"/>
         </w:rPr>
-        <w:commentReference w:id="132"/>
+        <w:commentReference w:id="128"/>
       </w:r>
       <w:r>
         <w:rPr>
@@ -4807,14 +4782,14 @@
           <w:color w:val="00312A"/>
         </w:rPr>
       </w:pPr>
-      <w:commentRangeStart w:id="133"/>
+      <w:commentRangeStart w:id="129"/>
       <w:r>
         <w:rPr>
           <w:color w:val="00312A"/>
         </w:rPr>
         <w:t>The value literature supports the use of sensitizing concepts rather than fixed hypotheses. In constructive grounded theory, sensitizing concepts provide starting points for inquiry without predetermining the findings (Blumer, 1969; Charmaz, 2014). In this study, the concepts of operational value, customer value, strategic value, value co-creation, and value destruction can guide interviews while leaving room for new categories to emerge. This is appropriate because agentic AI is still emerging and marketing managers may define value in ways that are not yet well captured by existing theory.</w:t>
       </w:r>
-      <w:commentRangeEnd w:id="133"/>
+      <w:commentRangeEnd w:id="129"/>
       <w:r>
         <w:rPr>
           <w:rStyle w:val="CommentReference"/>
@@ -4822,7 +4797,7 @@
           <w:sz w:val="22"/>
           <w:szCs w:val="22"/>
         </w:rPr>
-        <w:commentReference w:id="133"/>
+        <w:commentReference w:id="129"/>
       </w:r>
     </w:p>
     <w:p>
@@ -4832,8 +4807,8 @@
           <w:color w:val="00312A"/>
         </w:rPr>
       </w:pPr>
-      <w:bookmarkStart w:id="134" w:name="_cnr93e5ter7y" w:colFirst="0" w:colLast="0"/>
-      <w:bookmarkEnd w:id="134"/>
+      <w:bookmarkStart w:id="130" w:name="_cnr93e5ter7y" w:colFirst="0" w:colLast="0"/>
+      <w:bookmarkEnd w:id="130"/>
       <w:r>
         <w:rPr>
           <w:color w:val="00312A"/>
@@ -4853,14 +4828,14 @@
         </w:rPr>
         <w:t xml:space="preserve">The literature reviewed above suggests that agentic AI in marketing should be examined as a </w:t>
       </w:r>
-      <w:commentRangeStart w:id="135"/>
+      <w:commentRangeStart w:id="131"/>
       <w:r>
         <w:rPr>
           <w:color w:val="00312A"/>
         </w:rPr>
         <w:t xml:space="preserve">socio-technical capability </w:t>
       </w:r>
-      <w:commentRangeEnd w:id="135"/>
+      <w:commentRangeEnd w:id="131"/>
       <w:r>
         <w:rPr>
           <w:rStyle w:val="CommentReference"/>
@@ -4868,7 +4843,7 @@
           <w:sz w:val="22"/>
           <w:szCs w:val="22"/>
         </w:rPr>
-        <w:commentReference w:id="135"/>
+        <w:commentReference w:id="131"/>
       </w:r>
       <w:r>
         <w:rPr>
@@ -4876,14 +4851,14 @@
         </w:rPr>
         <w:t>rather than as a standalone technology.</w:t>
       </w:r>
-      <w:commentRangeStart w:id="136"/>
+      <w:commentRangeStart w:id="132"/>
       <w:r>
         <w:rPr>
           <w:color w:val="00312A"/>
         </w:rPr>
         <w:t xml:space="preserve"> The technical literature explains why agentic AI is different: it can combine LLM reasoning, memory, tool use, and interaction to pursue goals across workflows. The marketing literature explains why the context matters: marketing already contains many AI-relevant activities, but value depends on the connection between technology, customer knowledge, operations, and strategic decision-making. The digital transformation literature explains why adoption is difficult: organizations must build dynamic capabilities and complementary assets before digital technologies reliably produce value. The value literature explains why the outcome is multidimensional: value may be operational, customer-related, strategic, or co-created, and it may be accompanied by value destruction.</w:t>
       </w:r>
-      <w:commentRangeEnd w:id="136"/>
+      <w:commentRangeEnd w:id="132"/>
       <w:r>
         <w:rPr>
           <w:rStyle w:val="CommentReference"/>
@@ -4891,7 +4866,7 @@
           <w:sz w:val="22"/>
           <w:szCs w:val="22"/>
         </w:rPr>
-        <w:commentReference w:id="136"/>
+        <w:commentReference w:id="132"/>
       </w:r>
     </w:p>
     <w:p>
@@ -4975,14 +4950,14 @@
         </w:rPr>
         <w:t xml:space="preserve">Value theory and value co-creation literature prevent a narrow efficiency lens by distinguishing operational, customer-related, strategic, co-created, and potentially destroyed </w:t>
       </w:r>
-      <w:commentRangeStart w:id="137"/>
+      <w:commentRangeStart w:id="133"/>
       <w:r>
         <w:rPr>
           <w:color w:val="00312A"/>
         </w:rPr>
         <w:t>value</w:t>
       </w:r>
-      <w:commentRangeEnd w:id="137"/>
+      <w:commentRangeEnd w:id="133"/>
       <w:r>
         <w:rPr>
           <w:rStyle w:val="CommentReference"/>
@@ -4990,7 +4965,7 @@
           <w:sz w:val="22"/>
           <w:szCs w:val="22"/>
         </w:rPr>
-        <w:commentReference w:id="137"/>
+        <w:commentReference w:id="133"/>
       </w:r>
       <w:r>
         <w:rPr>
@@ -5005,14 +4980,14 @@
           <w:color w:val="00312A"/>
         </w:rPr>
       </w:pPr>
-      <w:commentRangeStart w:id="138"/>
+      <w:commentRangeStart w:id="134"/>
       <w:r>
         <w:rPr>
           <w:color w:val="00312A"/>
         </w:rPr>
         <w:t>Accordingly, the empirical part of this thesis does not test a predetermined adoption model. Instead, it uses the literature as a set of sensitizing concepts for constructive grounded theory. The initial interview guide can explore how marketing managers sense agentic AI opportunities, how they translate those opportunities into marketing practices, how they enable adoption, and how they handle value-related trade-offs. At the same time, the method leaves room for participants to introduce unexpected categories, such as new forms of governance, new roles in marketing teams, or new definitions of value that emerge only when agentic AI is implemented in practice.</w:t>
       </w:r>
-      <w:commentRangeEnd w:id="138"/>
+      <w:commentRangeEnd w:id="134"/>
       <w:r>
         <w:rPr>
           <w:rStyle w:val="CommentReference"/>
@@ -5020,7 +4995,7 @@
           <w:sz w:val="22"/>
           <w:szCs w:val="22"/>
         </w:rPr>
-        <w:commentReference w:id="138"/>
+        <w:commentReference w:id="134"/>
       </w:r>
     </w:p>
     <w:p>
@@ -5034,8 +5009,8 @@
         <w:ind w:firstLine="0"/>
         <w:jc w:val="left"/>
       </w:pPr>
-      <w:bookmarkStart w:id="139" w:name="_squzp6x0kd2d" w:colFirst="0" w:colLast="0"/>
-      <w:bookmarkEnd w:id="139"/>
+      <w:bookmarkStart w:id="135" w:name="_squzp6x0kd2d" w:colFirst="0" w:colLast="0"/>
+      <w:bookmarkEnd w:id="135"/>
       <w:r>
         <w:br w:type="page"/>
       </w:r>
@@ -5044,8 +5019,8 @@
       <w:pPr>
         <w:pStyle w:val="Heading1"/>
       </w:pPr>
-      <w:bookmarkStart w:id="140" w:name="_vuulw5cmria2" w:colFirst="0" w:colLast="0"/>
-      <w:bookmarkEnd w:id="140"/>
+      <w:bookmarkStart w:id="136" w:name="_vuulw5cmria2" w:colFirst="0" w:colLast="0"/>
+      <w:bookmarkEnd w:id="136"/>
       <w:r>
         <w:lastRenderedPageBreak/>
         <w:t>3.</w:t>
@@ -5053,31 +5028,31 @@
       <w:r>
         <w:tab/>
       </w:r>
-      <w:commentRangeStart w:id="141"/>
+      <w:commentRangeStart w:id="137"/>
       <w:r>
         <w:t>Methodology</w:t>
       </w:r>
-      <w:commentRangeEnd w:id="141"/>
+      <w:commentRangeEnd w:id="137"/>
       <w:r>
         <w:rPr>
           <w:rStyle w:val="CommentReference"/>
           <w:sz w:val="22"/>
           <w:szCs w:val="22"/>
         </w:rPr>
-        <w:commentReference w:id="141"/>
-      </w:r>
-      <w:commentRangeStart w:id="142"/>
+        <w:commentReference w:id="137"/>
+      </w:r>
+      <w:commentRangeStart w:id="138"/>
       <w:r>
         <w:t xml:space="preserve"> (10-12 pages)</w:t>
       </w:r>
-      <w:commentRangeEnd w:id="142"/>
+      <w:commentRangeEnd w:id="138"/>
       <w:r>
         <w:rPr>
           <w:rStyle w:val="CommentReference"/>
           <w:sz w:val="22"/>
           <w:szCs w:val="22"/>
         </w:rPr>
-        <w:commentReference w:id="142"/>
+        <w:commentReference w:id="138"/>
       </w:r>
     </w:p>
     <w:p>
@@ -5085,8 +5060,8 @@
         <w:pStyle w:val="Heading2"/>
         <w:spacing w:before="80"/>
       </w:pPr>
-      <w:bookmarkStart w:id="143" w:name="_jx9b7a6d4j0v" w:colFirst="0" w:colLast="0"/>
-      <w:bookmarkEnd w:id="143"/>
+      <w:bookmarkStart w:id="139" w:name="_jx9b7a6d4j0v" w:colFirst="0" w:colLast="0"/>
+      <w:bookmarkEnd w:id="139"/>
       <w:r>
         <w:t>3.1.</w:t>
       </w:r>
@@ -5165,8 +5140,8 @@
         <w:pStyle w:val="Heading2"/>
         <w:spacing w:before="80"/>
       </w:pPr>
-      <w:bookmarkStart w:id="144" w:name="_m0alptie2pwk" w:colFirst="0" w:colLast="0"/>
-      <w:bookmarkEnd w:id="144"/>
+      <w:bookmarkStart w:id="140" w:name="_m0alptie2pwk" w:colFirst="0" w:colLast="0"/>
+      <w:bookmarkEnd w:id="140"/>
       <w:r>
         <w:t>3.2.</w:t>
       </w:r>
@@ -5251,38 +5226,38 @@
       </w:r>
     </w:p>
     <w:p>
-      <w:commentRangeStart w:id="145"/>
-      <w:commentRangeStart w:id="146"/>
-      <w:commentRangeStart w:id="147"/>
+      <w:commentRangeStart w:id="141"/>
+      <w:commentRangeStart w:id="142"/>
+      <w:commentRangeStart w:id="143"/>
       <w:r>
         <w:t>TODO</w:t>
       </w:r>
-      <w:commentRangeEnd w:id="147"/>
+      <w:commentRangeEnd w:id="143"/>
       <w:r>
         <w:rPr>
           <w:rStyle w:val="CommentReference"/>
           <w:sz w:val="22"/>
           <w:szCs w:val="22"/>
         </w:rPr>
-        <w:commentReference w:id="147"/>
-      </w:r>
-      <w:commentRangeEnd w:id="146"/>
+        <w:commentReference w:id="143"/>
+      </w:r>
+      <w:commentRangeEnd w:id="142"/>
       <w:r>
         <w:rPr>
           <w:rStyle w:val="CommentReference"/>
           <w:sz w:val="22"/>
           <w:szCs w:val="22"/>
         </w:rPr>
-        <w:commentReference w:id="146"/>
-      </w:r>
-      <w:commentRangeEnd w:id="145"/>
+        <w:commentReference w:id="142"/>
+      </w:r>
+      <w:commentRangeEnd w:id="141"/>
       <w:r>
         <w:rPr>
           <w:rStyle w:val="CommentReference"/>
           <w:sz w:val="22"/>
           <w:szCs w:val="22"/>
         </w:rPr>
-        <w:commentReference w:id="145"/>
+        <w:commentReference w:id="141"/>
       </w:r>
     </w:p>
     <w:p>
@@ -5290,8 +5265,8 @@
         <w:pStyle w:val="Heading2"/>
         <w:spacing w:before="80"/>
       </w:pPr>
-      <w:bookmarkStart w:id="148" w:name="_s5mzxyxu5jog" w:colFirst="0" w:colLast="0"/>
-      <w:bookmarkEnd w:id="148"/>
+      <w:bookmarkStart w:id="144" w:name="_s5mzxyxu5jog" w:colFirst="0" w:colLast="0"/>
+      <w:bookmarkEnd w:id="144"/>
       <w:r>
         <w:lastRenderedPageBreak/>
         <w:t>3.3.</w:t>
@@ -5299,28 +5274,28 @@
       <w:r>
         <w:tab/>
       </w:r>
-      <w:commentRangeStart w:id="149"/>
-      <w:commentRangeStart w:id="150"/>
+      <w:commentRangeStart w:id="145"/>
+      <w:commentRangeStart w:id="146"/>
       <w:r>
         <w:t>Intended sample and sample size</w:t>
       </w:r>
-      <w:commentRangeEnd w:id="150"/>
+      <w:commentRangeEnd w:id="146"/>
       <w:r>
         <w:rPr>
           <w:rStyle w:val="CommentReference"/>
           <w:sz w:val="22"/>
           <w:szCs w:val="22"/>
         </w:rPr>
-        <w:commentReference w:id="150"/>
-      </w:r>
-      <w:commentRangeEnd w:id="149"/>
+        <w:commentReference w:id="146"/>
+      </w:r>
+      <w:commentRangeEnd w:id="145"/>
       <w:r>
         <w:rPr>
           <w:rStyle w:val="CommentReference"/>
           <w:sz w:val="22"/>
           <w:szCs w:val="22"/>
         </w:rPr>
-        <w:commentReference w:id="149"/>
+        <w:commentReference w:id="145"/>
       </w:r>
     </w:p>
     <w:p>
@@ -5342,38 +5317,38 @@
       <w:r>
         <w:t xml:space="preserve">To find sufficient participants, a combination of purposive </w:t>
       </w:r>
-      <w:commentRangeStart w:id="151"/>
-      <w:commentRangeStart w:id="152"/>
-      <w:commentRangeStart w:id="153"/>
+      <w:commentRangeStart w:id="147"/>
+      <w:commentRangeStart w:id="148"/>
+      <w:commentRangeStart w:id="149"/>
       <w:r>
         <w:t>sampling</w:t>
       </w:r>
-      <w:commentRangeEnd w:id="153"/>
+      <w:commentRangeEnd w:id="149"/>
       <w:r>
         <w:rPr>
           <w:rStyle w:val="CommentReference"/>
           <w:sz w:val="22"/>
           <w:szCs w:val="22"/>
         </w:rPr>
-        <w:commentReference w:id="153"/>
-      </w:r>
-      <w:commentRangeEnd w:id="152"/>
+        <w:commentReference w:id="149"/>
+      </w:r>
+      <w:commentRangeEnd w:id="148"/>
       <w:r>
         <w:rPr>
           <w:rStyle w:val="CommentReference"/>
           <w:sz w:val="22"/>
           <w:szCs w:val="22"/>
         </w:rPr>
-        <w:commentReference w:id="152"/>
-      </w:r>
-      <w:commentRangeEnd w:id="151"/>
+        <w:commentReference w:id="148"/>
+      </w:r>
+      <w:commentRangeEnd w:id="147"/>
       <w:r>
         <w:rPr>
           <w:rStyle w:val="CommentReference"/>
           <w:sz w:val="22"/>
           <w:szCs w:val="22"/>
         </w:rPr>
-        <w:commentReference w:id="151"/>
+        <w:commentReference w:id="147"/>
       </w:r>
       <w:r>
         <w:t xml:space="preserve"> (Patton, 2014) and snowball sampling (</w:t>
@@ -5387,84 +5362,84 @@
       <w:r>
         <w:t>) to identify interview participants is used. The sampling starts with the personal network of the researcher</w:t>
       </w:r>
-      <w:commentRangeStart w:id="154"/>
-      <w:commentRangeStart w:id="155"/>
+      <w:commentRangeStart w:id="150"/>
+      <w:commentRangeStart w:id="151"/>
       <w:r>
         <w:t>, relying mainly on LinkedIn</w:t>
       </w:r>
-      <w:commentRangeEnd w:id="155"/>
+      <w:commentRangeEnd w:id="151"/>
       <w:r>
         <w:rPr>
           <w:rStyle w:val="CommentReference"/>
           <w:sz w:val="22"/>
           <w:szCs w:val="22"/>
         </w:rPr>
-        <w:commentReference w:id="155"/>
-      </w:r>
-      <w:commentRangeEnd w:id="154"/>
+        <w:commentReference w:id="151"/>
+      </w:r>
+      <w:commentRangeEnd w:id="150"/>
       <w:r>
         <w:rPr>
           <w:rStyle w:val="CommentReference"/>
           <w:sz w:val="22"/>
           <w:szCs w:val="22"/>
         </w:rPr>
-        <w:commentReference w:id="154"/>
+        <w:commentReference w:id="150"/>
       </w:r>
       <w:r>
         <w:t>; candidates were selected when their role matched the selection criteria. Candidates are selected based on their Since the sampling universe is already narrow and access might be limited, n</w:t>
       </w:r>
+      <w:commentRangeStart w:id="152"/>
+      <w:commentRangeStart w:id="153"/>
+      <w:commentRangeStart w:id="154"/>
+      <w:commentRangeStart w:id="155"/>
       <w:commentRangeStart w:id="156"/>
-      <w:commentRangeStart w:id="157"/>
-      <w:commentRangeStart w:id="158"/>
-      <w:commentRangeStart w:id="159"/>
-      <w:commentRangeStart w:id="160"/>
       <w:r>
         <w:t>o further selection criteria are applied to potential participants.</w:t>
       </w:r>
-      <w:commentRangeEnd w:id="160"/>
+      <w:commentRangeEnd w:id="156"/>
       <w:r>
         <w:rPr>
           <w:rStyle w:val="CommentReference"/>
           <w:sz w:val="22"/>
           <w:szCs w:val="22"/>
         </w:rPr>
-        <w:commentReference w:id="160"/>
-      </w:r>
-      <w:commentRangeEnd w:id="159"/>
+        <w:commentReference w:id="156"/>
+      </w:r>
+      <w:commentRangeEnd w:id="155"/>
       <w:r>
         <w:rPr>
           <w:rStyle w:val="CommentReference"/>
           <w:sz w:val="22"/>
           <w:szCs w:val="22"/>
         </w:rPr>
-        <w:commentReference w:id="159"/>
-      </w:r>
-      <w:commentRangeEnd w:id="158"/>
+        <w:commentReference w:id="155"/>
+      </w:r>
+      <w:commentRangeEnd w:id="154"/>
       <w:r>
         <w:rPr>
           <w:rStyle w:val="CommentReference"/>
           <w:sz w:val="22"/>
           <w:szCs w:val="22"/>
         </w:rPr>
-        <w:commentReference w:id="158"/>
-      </w:r>
-      <w:commentRangeEnd w:id="157"/>
+        <w:commentReference w:id="154"/>
+      </w:r>
+      <w:commentRangeEnd w:id="153"/>
       <w:r>
         <w:rPr>
           <w:rStyle w:val="CommentReference"/>
           <w:sz w:val="22"/>
           <w:szCs w:val="22"/>
         </w:rPr>
-        <w:commentReference w:id="157"/>
-      </w:r>
-      <w:commentRangeEnd w:id="156"/>
+        <w:commentReference w:id="153"/>
+      </w:r>
+      <w:commentRangeEnd w:id="152"/>
       <w:r>
         <w:rPr>
           <w:rStyle w:val="CommentReference"/>
           <w:sz w:val="22"/>
           <w:szCs w:val="22"/>
         </w:rPr>
-        <w:commentReference w:id="156"/>
+        <w:commentReference w:id="152"/>
       </w:r>
       <w:r>
         <w:t xml:space="preserve"> However, key properties</w:t>
@@ -5518,7 +5493,7 @@
     <w:p>
       <w:pPr>
         <w:sectPr>
-          <w:headerReference w:type="default" r:id="rId17"/>
+          <w:headerReference w:type="default" r:id="rId18"/>
           <w:pgSz w:w="12240" w:h="15840"/>
           <w:pgMar w:top="1440" w:right="1440" w:bottom="1440" w:left="1440" w:header="720" w:footer="720" w:gutter="0"/>
           <w:pgNumType w:start="1"/>
@@ -11596,8 +11571,8 @@
           <w:cols w:space="708"/>
         </w:sectPr>
       </w:pPr>
-      <w:bookmarkStart w:id="161" w:name="_jewz4ftnfnae" w:colFirst="0" w:colLast="0"/>
-      <w:bookmarkEnd w:id="161"/>
+      <w:bookmarkStart w:id="157" w:name="_jewz4ftnfnae" w:colFirst="0" w:colLast="0"/>
+      <w:bookmarkEnd w:id="157"/>
       <w:r>
         <w:t xml:space="preserve"> </w:t>
       </w:r>
@@ -11606,8 +11581,8 @@
       <w:pPr>
         <w:pStyle w:val="Heading2"/>
       </w:pPr>
-      <w:bookmarkStart w:id="162" w:name="_kqzta5wwdy54" w:colFirst="0" w:colLast="0"/>
-      <w:bookmarkEnd w:id="162"/>
+      <w:bookmarkStart w:id="158" w:name="_kqzta5wwdy54" w:colFirst="0" w:colLast="0"/>
+      <w:bookmarkEnd w:id="158"/>
       <w:r>
         <w:lastRenderedPageBreak/>
         <w:t>3.2</w:t>
@@ -11922,7 +11897,7 @@
               <w:lastRenderedPageBreak/>
               <w:t>In line with Shenton (2004), information regarding the sampling method, participant types, and data collection methods are provided (Sections 3; Table 1; Appendix A). Thick description in Chapter 4 and</w:t>
             </w:r>
-            <w:commentRangeStart w:id="163"/>
+            <w:commentRangeStart w:id="159"/>
             <w:r>
               <w:rPr>
                 <w:sz w:val="20"/>
@@ -11930,14 +11905,14 @@
               </w:rPr>
               <w:t xml:space="preserve"> scope conditions in Section 5.3</w:t>
             </w:r>
-            <w:commentRangeEnd w:id="163"/>
+            <w:commentRangeEnd w:id="159"/>
             <w:r>
               <w:rPr>
                 <w:rStyle w:val="CommentReference"/>
                 <w:sz w:val="20"/>
                 <w:szCs w:val="20"/>
               </w:rPr>
-              <w:commentReference w:id="163"/>
+              <w:commentReference w:id="159"/>
             </w:r>
             <w:r>
               <w:rPr>
@@ -12115,7 +12090,7 @@
               </w:rPr>
               <w:t xml:space="preserve">In line with Shenton (2004), analytic memos recorded reasoning separately from transcript text; preliminary interpretations that were not supported by later data were revised or discarded. Findings claims are anchored in participant quotations (Chapter 4; Appendix D). Reflexive documentation of the researcher’s marketing and AI background and </w:t>
             </w:r>
-            <w:commentRangeStart w:id="164"/>
+            <w:commentRangeStart w:id="160"/>
             <w:r>
               <w:rPr>
                 <w:sz w:val="20"/>
@@ -12123,14 +12098,14 @@
               </w:rPr>
               <w:t>sampling implications appears in Section 3.2.1</w:t>
             </w:r>
-            <w:commentRangeEnd w:id="164"/>
+            <w:commentRangeEnd w:id="160"/>
             <w:r>
               <w:rPr>
                 <w:rStyle w:val="CommentReference"/>
                 <w:sz w:val="20"/>
                 <w:szCs w:val="20"/>
               </w:rPr>
-              <w:commentReference w:id="164"/>
+              <w:commentReference w:id="160"/>
             </w:r>
             <w:r>
               <w:rPr>
@@ -12152,8 +12127,8 @@
       <w:pPr>
         <w:pStyle w:val="Heading1"/>
       </w:pPr>
-      <w:bookmarkStart w:id="165" w:name="_81ng021tuy7p" w:colFirst="0" w:colLast="0"/>
-      <w:bookmarkEnd w:id="165"/>
+      <w:bookmarkStart w:id="161" w:name="_81ng021tuy7p" w:colFirst="0" w:colLast="0"/>
+      <w:bookmarkEnd w:id="161"/>
       <w:r>
         <w:t xml:space="preserve">4. </w:t>
       </w:r>
@@ -12179,6 +12154,7 @@
           <w:bCs/>
         </w:rPr>
       </w:pPr>
+      <w:bookmarkStart w:id="162" w:name="OLE_LINK8"/>
       <w:r>
         <w:rPr>
           <w:b/>
@@ -12244,6 +12220,7 @@
               <w:right w:w="100" w:type="dxa"/>
             </w:tcMar>
           </w:tcPr>
+          <w:bookmarkEnd w:id="162"/>
           <w:p>
             <w:pPr>
               <w:spacing w:line="360" w:lineRule="auto"/>
@@ -12372,7 +12349,7 @@
                 <w:szCs w:val="20"/>
               </w:rPr>
             </w:pPr>
-            <w:commentRangeStart w:id="166"/>
+            <w:commentRangeStart w:id="163"/>
             <w:r>
               <w:rPr>
                 <w:sz w:val="20"/>
@@ -12380,14 +12357,14 @@
               </w:rPr>
               <w:t>Experimenting</w:t>
             </w:r>
-            <w:commentRangeEnd w:id="166"/>
+            <w:commentRangeEnd w:id="163"/>
             <w:r>
               <w:rPr>
                 <w:rStyle w:val="CommentReference"/>
                 <w:sz w:val="20"/>
                 <w:szCs w:val="20"/>
               </w:rPr>
-              <w:commentReference w:id="166"/>
+              <w:commentReference w:id="163"/>
             </w:r>
           </w:p>
         </w:tc>
@@ -13138,7 +13115,7 @@
               </w:rPr>
               <w:t xml:space="preserve">Obtaining </w:t>
             </w:r>
-            <w:commentRangeStart w:id="167"/>
+            <w:commentRangeStart w:id="164"/>
             <w:r>
               <w:rPr>
                 <w:sz w:val="20"/>
@@ -13146,14 +13123,14 @@
               </w:rPr>
               <w:t xml:space="preserve">finance &amp; time </w:t>
             </w:r>
-            <w:commentRangeEnd w:id="167"/>
+            <w:commentRangeEnd w:id="164"/>
             <w:r>
               <w:rPr>
                 <w:rStyle w:val="CommentReference"/>
                 <w:sz w:val="20"/>
                 <w:szCs w:val="20"/>
               </w:rPr>
-              <w:commentReference w:id="167"/>
+              <w:commentReference w:id="164"/>
             </w:r>
             <w:r>
               <w:rPr>
@@ -13231,7 +13208,7 @@
               </w:rPr>
               <w:t xml:space="preserve"> </w:t>
             </w:r>
-            <w:commentRangeStart w:id="168"/>
+            <w:commentRangeStart w:id="165"/>
             <w:r>
               <w:rPr>
                 <w:sz w:val="20"/>
@@ -13239,14 +13216,14 @@
               </w:rPr>
               <w:t xml:space="preserve">Leveraging </w:t>
             </w:r>
-            <w:commentRangeEnd w:id="168"/>
+            <w:commentRangeEnd w:id="165"/>
             <w:r>
               <w:rPr>
                 <w:rStyle w:val="CommentReference"/>
                 <w:sz w:val="20"/>
                 <w:szCs w:val="20"/>
               </w:rPr>
-              <w:commentReference w:id="168"/>
+              <w:commentReference w:id="165"/>
             </w:r>
           </w:p>
         </w:tc>
@@ -13488,7 +13465,7 @@
               </w:rPr>
               <w:t xml:space="preserve">Leveraging </w:t>
             </w:r>
-            <w:commentRangeStart w:id="169"/>
+            <w:commentRangeStart w:id="166"/>
             <w:r>
               <w:rPr>
                 <w:sz w:val="20"/>
@@ -13496,14 +13473,14 @@
               </w:rPr>
               <w:t>competencies to execute</w:t>
             </w:r>
-            <w:commentRangeEnd w:id="169"/>
+            <w:commentRangeEnd w:id="166"/>
             <w:r>
               <w:rPr>
                 <w:rStyle w:val="CommentReference"/>
                 <w:sz w:val="20"/>
                 <w:szCs w:val="20"/>
               </w:rPr>
-              <w:commentReference w:id="169"/>
+              <w:commentReference w:id="166"/>
             </w:r>
           </w:p>
         </w:tc>
@@ -14016,7 +13993,7 @@
                 <w:szCs w:val="20"/>
               </w:rPr>
             </w:pPr>
-            <w:commentRangeStart w:id="170"/>
+            <w:commentRangeStart w:id="167"/>
             <w:r>
               <w:rPr>
                 <w:sz w:val="20"/>
@@ -14024,14 +14001,14 @@
               </w:rPr>
               <w:t>Analysing</w:t>
             </w:r>
-            <w:commentRangeEnd w:id="170"/>
+            <w:commentRangeEnd w:id="167"/>
             <w:r>
               <w:rPr>
                 <w:rStyle w:val="CommentReference"/>
                 <w:sz w:val="20"/>
                 <w:szCs w:val="20"/>
               </w:rPr>
-              <w:commentReference w:id="170"/>
+              <w:commentReference w:id="167"/>
             </w:r>
           </w:p>
         </w:tc>
@@ -14916,7 +14893,7 @@
                 <w:szCs w:val="20"/>
               </w:rPr>
             </w:pPr>
-            <w:commentRangeStart w:id="171"/>
+            <w:commentRangeStart w:id="168"/>
             <w:r>
               <w:rPr>
                 <w:sz w:val="20"/>
@@ -14924,14 +14901,14 @@
               </w:rPr>
               <w:t>Using features</w:t>
             </w:r>
-            <w:commentRangeEnd w:id="171"/>
+            <w:commentRangeEnd w:id="168"/>
             <w:r>
               <w:rPr>
                 <w:rStyle w:val="CommentReference"/>
                 <w:sz w:val="20"/>
                 <w:szCs w:val="20"/>
               </w:rPr>
-              <w:commentReference w:id="171"/>
+              <w:commentReference w:id="168"/>
             </w:r>
           </w:p>
         </w:tc>
@@ -15113,7 +15090,7 @@
               </w:rPr>
               <w:t xml:space="preserve">Gaining increased </w:t>
             </w:r>
-            <w:commentRangeStart w:id="172"/>
+            <w:commentRangeStart w:id="169"/>
             <w:r>
               <w:rPr>
                 <w:sz w:val="20"/>
@@ -15121,14 +15098,14 @@
               </w:rPr>
               <w:t>efficiency</w:t>
             </w:r>
-            <w:commentRangeEnd w:id="172"/>
+            <w:commentRangeEnd w:id="169"/>
             <w:r>
               <w:rPr>
                 <w:rStyle w:val="CommentReference"/>
                 <w:sz w:val="20"/>
                 <w:szCs w:val="20"/>
               </w:rPr>
-              <w:commentReference w:id="172"/>
+              <w:commentReference w:id="169"/>
             </w:r>
           </w:p>
         </w:tc>
@@ -15337,7 +15314,7 @@
                 <w:szCs w:val="20"/>
               </w:rPr>
             </w:pPr>
-            <w:commentRangeStart w:id="173"/>
+            <w:commentRangeStart w:id="170"/>
             <w:r>
               <w:rPr>
                 <w:sz w:val="20"/>
@@ -15345,14 +15322,14 @@
               </w:rPr>
               <w:t>Gaining novel capabilities</w:t>
             </w:r>
-            <w:commentRangeEnd w:id="173"/>
+            <w:commentRangeEnd w:id="170"/>
             <w:r>
               <w:rPr>
                 <w:rStyle w:val="CommentReference"/>
                 <w:sz w:val="20"/>
                 <w:szCs w:val="20"/>
               </w:rPr>
-              <w:commentReference w:id="173"/>
+              <w:commentReference w:id="170"/>
             </w:r>
           </w:p>
         </w:tc>
@@ -15762,7 +15739,7 @@
                 <w:szCs w:val="20"/>
               </w:rPr>
             </w:pPr>
-            <w:commentRangeStart w:id="174"/>
+            <w:commentRangeStart w:id="171"/>
             <w:r>
               <w:rPr>
                 <w:sz w:val="20"/>
@@ -15770,14 +15747,14 @@
               </w:rPr>
               <w:t>Risking output</w:t>
             </w:r>
-            <w:commentRangeEnd w:id="174"/>
+            <w:commentRangeEnd w:id="171"/>
             <w:r>
               <w:rPr>
                 <w:rStyle w:val="CommentReference"/>
                 <w:sz w:val="20"/>
                 <w:szCs w:val="20"/>
               </w:rPr>
-              <w:commentReference w:id="174"/>
+              <w:commentReference w:id="171"/>
             </w:r>
             <w:r>
               <w:rPr>
@@ -16418,20 +16395,18 @@
     </w:p>
     <w:p>
       <w:pPr>
-        <w:pStyle w:val="Heading2"/>
-        <w:rPr>
-          <w:b w:val="0"/>
-          <w:bCs w:val="0"/>
+        <w:ind w:firstLine="0"/>
+        <w:rPr>
+          <w:b/>
+          <w:bCs/>
           <w:i/>
           <w:iCs/>
         </w:rPr>
       </w:pPr>
-      <w:bookmarkStart w:id="175" w:name="_2wlwvpj75lya" w:colFirst="0" w:colLast="0"/>
-      <w:bookmarkEnd w:id="175"/>
-      <w:r>
-        <w:rPr>
-          <w:b w:val="0"/>
-          <w:bCs w:val="0"/>
+      <w:bookmarkStart w:id="172" w:name="_2wlwvpj75lya" w:colFirst="0" w:colLast="0"/>
+      <w:bookmarkEnd w:id="172"/>
+      <w:r>
+        <w:rPr>
           <w:i/>
           <w:iCs/>
         </w:rPr>
@@ -16460,7 +16435,7 @@
                     <pic:cNvPicPr preferRelativeResize="0"/>
                   </pic:nvPicPr>
                   <pic:blipFill>
-                    <a:blip r:embed="rId18"/>
+                    <a:blip r:embed="rId19"/>
                     <a:srcRect/>
                     <a:stretch>
                       <a:fillRect/>
@@ -16487,8 +16462,8 @@
       <w:pPr>
         <w:pStyle w:val="Heading2"/>
       </w:pPr>
-      <w:bookmarkStart w:id="176" w:name="_k7eypdjcmoyh" w:colFirst="0" w:colLast="0"/>
-      <w:bookmarkEnd w:id="176"/>
+      <w:bookmarkStart w:id="173" w:name="_k7eypdjcmoyh" w:colFirst="0" w:colLast="0"/>
+      <w:bookmarkEnd w:id="173"/>
       <w:r>
         <w:t>4.1</w:t>
       </w:r>
@@ -16542,8 +16517,8 @@
       <w:pPr>
         <w:pStyle w:val="Heading3"/>
       </w:pPr>
-      <w:bookmarkStart w:id="177" w:name="_cel1ujnps8" w:colFirst="0" w:colLast="0"/>
-      <w:bookmarkEnd w:id="177"/>
+      <w:bookmarkStart w:id="174" w:name="_cel1ujnps8" w:colFirst="0" w:colLast="0"/>
+      <w:bookmarkEnd w:id="174"/>
       <w:r>
         <w:t>4.1.1</w:t>
       </w:r>
@@ -16597,7 +16572,7 @@
       </w:r>
     </w:p>
     <w:p>
-      <w:del w:id="178" w:author="Daan Luttik" w:date="2026-06-01T18:16:00Z">
+      <w:del w:id="175" w:author="Daan Luttik" w:date="2026-06-01T18:16:00Z">
         <w:r>
           <w:delText>Do I want to note more how the ever changing nature of AI is affecting marketing manager’s choices?</w:delText>
         </w:r>
@@ -16607,8 +16582,8 @@
       <w:pPr>
         <w:pStyle w:val="Heading3"/>
       </w:pPr>
-      <w:bookmarkStart w:id="179" w:name="_7alih1d45osl" w:colFirst="0" w:colLast="0"/>
-      <w:bookmarkEnd w:id="179"/>
+      <w:bookmarkStart w:id="176" w:name="_7alih1d45osl" w:colFirst="0" w:colLast="0"/>
+      <w:bookmarkEnd w:id="176"/>
       <w:r>
         <w:t>4.1.2</w:t>
       </w:r>
@@ -16626,18 +16601,18 @@
       <w:r>
         <w:t xml:space="preserve">Regarding pressure from competitors interviewee 9, noted how different marketing agencies are looking at each other’s offerings and trying to mimic what others are doing. She noted that organizations are primarily trying </w:t>
       </w:r>
-      <w:commentRangeStart w:id="180"/>
+      <w:commentRangeStart w:id="177"/>
       <w:r>
         <w:t xml:space="preserve">“to get to parity in the present with what they’re saying they can do”, </w:t>
       </w:r>
-      <w:commentRangeEnd w:id="180"/>
+      <w:commentRangeEnd w:id="177"/>
       <w:r>
         <w:rPr>
           <w:rStyle w:val="CommentReference"/>
           <w:sz w:val="22"/>
           <w:szCs w:val="22"/>
         </w:rPr>
-        <w:commentReference w:id="180"/>
+        <w:commentReference w:id="177"/>
       </w:r>
       <w:r>
         <w:t>to  ensure “speed to market” and “staying competitive”. Interviewee 13 noted the value of leveraging insights from competitors to gain insights</w:t>
@@ -16712,8 +16687,8 @@
       <w:pPr>
         <w:pStyle w:val="Heading3"/>
       </w:pPr>
-      <w:bookmarkStart w:id="181" w:name="_hvgdgrm8c1y2" w:colFirst="0" w:colLast="0"/>
-      <w:bookmarkEnd w:id="181"/>
+      <w:bookmarkStart w:id="178" w:name="_hvgdgrm8c1y2" w:colFirst="0" w:colLast="0"/>
+      <w:bookmarkEnd w:id="178"/>
       <w:r>
         <w:t>4.1.3</w:t>
       </w:r>
@@ -16726,18 +16701,18 @@
       <w:r>
         <w:t xml:space="preserve">A third external force shaping managers‘ engagement with agentic AI is the strategy and communication of their software suppliers. Many organizations adopt AI not through internal initiative but through the road maps of the vendors they already depend on, </w:t>
       </w:r>
-      <w:commentRangeStart w:id="182"/>
+      <w:commentRangeStart w:id="179"/>
       <w:r>
         <w:t>this seems to be mostly present amongst those who have little ambition to be leading in the domain of AI</w:t>
       </w:r>
-      <w:commentRangeEnd w:id="182"/>
+      <w:commentRangeEnd w:id="179"/>
       <w:r>
         <w:rPr>
           <w:rStyle w:val="CommentReference"/>
           <w:sz w:val="22"/>
           <w:szCs w:val="22"/>
         </w:rPr>
-        <w:commentReference w:id="182"/>
+        <w:commentReference w:id="179"/>
       </w:r>
       <w:r>
         <w:t xml:space="preserve">. Interviewee 1 noted that “most of the thinking behind an AI strategy comes from their default supplier, it’s Microsoft’s AI strategy or IBM’s AI strategy, because that is their source of </w:t>
@@ -16754,9 +16729,9 @@
           <w:color w:val="000000"/>
         </w:rPr>
       </w:pPr>
-      <w:bookmarkStart w:id="183" w:name="_kdh3jovkecpb" w:colFirst="0" w:colLast="0"/>
-      <w:bookmarkEnd w:id="183"/>
-      <w:commentRangeStart w:id="184"/>
+      <w:bookmarkStart w:id="180" w:name="_kdh3jovkecpb" w:colFirst="0" w:colLast="0"/>
+      <w:bookmarkEnd w:id="180"/>
+      <w:commentRangeStart w:id="181"/>
       <w:r>
         <w:rPr>
           <w:color w:val="000000"/>
@@ -16769,7 +16744,7 @@
         </w:rPr>
         <w:tab/>
       </w:r>
-      <w:commentRangeEnd w:id="184"/>
+      <w:commentRangeEnd w:id="181"/>
       <w:r>
         <w:rPr>
           <w:rStyle w:val="CommentReference"/>
@@ -16777,7 +16752,7 @@
           <w:sz w:val="22"/>
           <w:szCs w:val="22"/>
         </w:rPr>
-        <w:commentReference w:id="184"/>
+        <w:commentReference w:id="181"/>
       </w:r>
       <w:r>
         <w:rPr>
@@ -16788,7 +16763,13 @@
     </w:p>
     <w:p>
       <w:r>
-        <w:t>Internal conditions describe a set of organizational variables that shape whether and how agentic AI can be implemented and create value. Four interlocking themes recur throughout the data: (1) organizational capacity, encompassing AI literacy, resistance to change, and the ability to act quickly under uncertainty; (2) technical resources, including data infrastructure, tooling, and the systems-thinking capability to connect them; (3) strategic direction and leadership, providing strategic direction, support, and guidance; and (4) governance and organizational friction, including legal and compliance gatekeeping, politics, and working in silos.</w:t>
+        <w:t xml:space="preserve">Internal conditions describe a set of organizational variables that shape whether and how agentic AI can be implemented and create value. Four interlocking themes recur throughout the data: (1) organizational capacity, encompassing AI literacy, resistance to change, and the ability to act quickly under uncertainty; (2) technical resources, including data infrastructure, tooling, and the systems-thinking capability to connect them; (3) leadership, providing strategic direction, support, and guidance; and (4) governance and </w:t>
+      </w:r>
+      <w:r>
+        <w:t>compliance</w:t>
+      </w:r>
+      <w:r>
+        <w:t>, including legal and compliance gatekeeping, politics, and working in silos.</w:t>
       </w:r>
     </w:p>
     <w:p>
@@ -16857,7 +16838,6 @@
         <w:pStyle w:val="Heading3"/>
       </w:pPr>
       <w:r>
-        <w:lastRenderedPageBreak/>
         <w:t>4.2.1</w:t>
       </w:r>
       <w:r>
@@ -16867,20 +16847,24 @@
     </w:p>
     <w:p>
       <w:r>
-        <w:t xml:space="preserve">The most consistently identified barrier to adopting agentic AI is not technical but organizational: the capacity to change. This encompasses the employees’ openness to new ways of working, the level of AI understanding (typically referred to as AI literacy) within the organization, and the </w:t>
-      </w:r>
-      <w:commentRangeStart w:id="185"/>
+        <w:t xml:space="preserve">The most consistently identified barrier to adopting agentic AI is not technical but organizational: the capacity to change. This encompasses the employees’ openness to new ways </w:t>
+      </w:r>
+      <w:r>
+        <w:lastRenderedPageBreak/>
+        <w:t xml:space="preserve">of working, the level of AI understanding (typically referred to as AI literacy) within the organization, and the </w:t>
+      </w:r>
+      <w:commentRangeStart w:id="182"/>
       <w:r>
         <w:t>organizational ability to act quickly under uncertainty</w:t>
       </w:r>
-      <w:commentRangeEnd w:id="185"/>
+      <w:commentRangeEnd w:id="182"/>
       <w:r>
         <w:rPr>
           <w:rStyle w:val="CommentReference"/>
           <w:sz w:val="22"/>
           <w:szCs w:val="22"/>
         </w:rPr>
-        <w:commentReference w:id="185"/>
+        <w:commentReference w:id="182"/>
       </w:r>
       <w:r>
         <w:t>.</w:t>
@@ -16914,27 +16898,27 @@
     </w:p>
     <w:p>
       <w:r>
-        <w:t xml:space="preserve">Alongside individual resistance, a lack of understanding of AI compounds the challenge. Interviewee 1 noted not just an absence of factual knowledge but a deeper cognitive barrier: limited understanding of how processes and systems connect. Interviewee 13 echoed this in practical terms: “The culprit is really still they don’t understand what the issues are […] they don’t understand what processes they are doing right now that take time and money.” This </w:t>
+        <w:t>Alongside individual resistance, a lack of understanding of AI compounds the challenge. Interviewee 1 noted not just an absence of factual knowledge but a deeper cognitive barrier: limited understanding of how processes and systems connect. Interviewee 13 echoed this in practical terms: “The culprit is really still they don’t understand what the issues are […] they don’t understand what processes they are doing right now that take time and money.” This inability to think in systems (seeing how data, tools, and processes interact) was identified as a recurring constraint across organizations.</w:t>
+      </w:r>
+    </w:p>
+    <w:p>
+      <w:r>
+        <w:t xml:space="preserve">A related challenge is the tendency toward analysis paralysis. Interviewee 12 was direct: “You have to act. You can’t just be in a mode of studying this or writing memos about it, or </w:t>
       </w:r>
       <w:r>
         <w:lastRenderedPageBreak/>
-        <w:t>inability to think in systems (seeing how data, tools, and processes interact) was identified as a recurring constraint across organizations.</w:t>
-      </w:r>
-    </w:p>
-    <w:p>
-      <w:r>
-        <w:t>A related challenge is the tendency toward analysis paralysis. Interviewee 12 was direct: “You have to act. You can’t just be in a mode of studying this or writing memos about it, or thinking about planning about it.” Interviewee 4 observed a similar dynamic: “We spend so much time debating which shot we have to take that that is already some cost.”</w:t>
+        <w:t>thinking about planning about it.” Interviewee 4 observed a similar dynamic: “We spend so much time debating which shot we have to take that that is already some cost.”</w:t>
       </w:r>
     </w:p>
     <w:p>
       <w:r>
         <w:t xml:space="preserve">A fourth dimension of organizational </w:t>
       </w:r>
-      <w:bookmarkStart w:id="186" w:name="OLE_LINK1"/>
+      <w:bookmarkStart w:id="183" w:name="OLE_LINK1"/>
       <w:r>
         <w:t>capacity concerns culture</w:t>
       </w:r>
-      <w:bookmarkEnd w:id="186"/>
+      <w:bookmarkEnd w:id="183"/>
       <w:r>
         <w:t xml:space="preserve">: the pace of innovation and tolerance for failure within the organization. Where an innovation culture is present, managers leverage it directly to accelerate both education and experimentation. Interviewee 7 described this enabling condition: </w:t>
       </w:r>
@@ -17011,28 +16995,28 @@
         <w:rPr>
           <w:bCs/>
         </w:rPr>
+        <w:t>Training each other seems to be an effective approach, interviewee 4 describes his…</w:t>
+      </w:r>
+    </w:p>
+    <w:p>
+      <w:pPr>
+        <w:pStyle w:val="Quote"/>
+      </w:pPr>
+      <w:r>
+        <w:t>training sessions with my coworkers, showing them the agents that are being developed, or that they themselves can develop an agent. […] It becomes something that they can quickly go back to and work efficiently with.</w:t>
+      </w:r>
+    </w:p>
+    <w:p>
+      <w:pPr>
+        <w:rPr>
+          <w:bCs/>
+        </w:rPr>
+      </w:pPr>
+      <w:r>
+        <w:rPr>
+          <w:b/>
+        </w:rPr>
         <w:lastRenderedPageBreak/>
-        <w:t>Training each other seems to be an effective approach, interviewee 4 describes his…</w:t>
-      </w:r>
-    </w:p>
-    <w:p>
-      <w:pPr>
-        <w:pStyle w:val="Quote"/>
-      </w:pPr>
-      <w:r>
-        <w:t>training sessions with my coworkers, showing them the agents that are being developed, or that they themselves can develop an agent. […] It becomes something that they can quickly go back to and work efficiently with.</w:t>
-      </w:r>
-    </w:p>
-    <w:p>
-      <w:pPr>
-        <w:rPr>
-          <w:bCs/>
-        </w:rPr>
-      </w:pPr>
-      <w:r>
-        <w:rPr>
-          <w:b/>
-        </w:rPr>
         <w:t xml:space="preserve">Experimenting with AI </w:t>
       </w:r>
       <w:r>
@@ -17077,11 +17061,11 @@
       <w:r>
         <w:t xml:space="preserve">we really had pushback internally, like, ‘We want to build this internally’ … And I was like, </w:t>
       </w:r>
-      <w:bookmarkStart w:id="187" w:name="OLE_LINK3"/>
+      <w:bookmarkStart w:id="184" w:name="OLE_LINK3"/>
       <w:r>
         <w:t>‘</w:t>
       </w:r>
-      <w:bookmarkEnd w:id="187"/>
+      <w:bookmarkEnd w:id="184"/>
       <w:r>
         <w:t>Yeah, then I’m going to wait two years before I get space on the backlog.</w:t>
       </w:r>
@@ -17094,8 +17078,11 @@
     </w:p>
     <w:p>
       <w:r>
+        <w:t xml:space="preserve">Interviewee 13 saw the same logic where internal teams were saturated: “we are now really building a big clean room with another company because the … internal IT team is completely overwhelmed.” Yet the interviewees were equally clear that the bypass carries a cost. Interviewee 13 warned it can hollow out internal capability: “Agencies give you a kickstart … The biggest issue is really this thing that too many companies make themselves dependent on an agency and then the agency basically owns all the AI knowledge that was built for you.” And </w:t>
+      </w:r>
+      <w:r>
         <w:lastRenderedPageBreak/>
-        <w:t>Interviewee 13 saw the same logic where internal teams were saturated: “we are now really building a big clean room with another company because the … internal IT team is completely overwhelmed.” Yet the interviewees were equally clear that the bypass carries a cost. Interviewee 13 warned it can hollow out internal capability: “Agencies give you a kickstart … The biggest issue is really this thing that too many companies make themselves dependent on an agency and then the agency basically owns all the AI knowledge that was built for you.” And Interviewee 4 showed how fragile externally-sourced momentum can be: “They found an external consultant … when they were doing a reorg … [they] no longer needed that consultant. So there is a loss of momentum there.” Routing around the bottleneck buys speed now at the risk of dependence and stalled capability later.</w:t>
+        <w:t>Interviewee 4 showed how fragile externally-sourced momentum can be: “They found an external consultant … when they were doing a reorg … [they] no longer needed that consultant. So there is a loss of momentum there.” Routing around the bottleneck buys speed now at the risk of dependence and stalled capability later.</w:t>
       </w:r>
     </w:p>
     <w:p>
@@ -17229,32 +17216,29 @@
         <w:t>Interviewee 13 connected this to the process of change: “Yes</w:t>
       </w:r>
       <w:r>
-        <w:t xml:space="preserve">, we will </w:t>
-      </w:r>
+        <w:t>, we will automate these kind of things, but that still means someone needs to look over this automation. You can learn to do this</w:t>
+      </w:r>
+      <w:r>
+        <w:t>”.</w:t>
+      </w:r>
+    </w:p>
+    <w:p>
+      <w:r>
+        <w:t>A second step is showing employees how they can create value using AI.</w:t>
+      </w:r>
+      <w:r>
+        <w:t xml:space="preserve"> Interviewee 9 described a dedicated transformation function whose job is to land the change with people</w:t>
+      </w:r>
+      <w:r>
+        <w:t>:</w:t>
+      </w:r>
+    </w:p>
+    <w:p>
+      <w:pPr>
+        <w:pStyle w:val="Quote"/>
+      </w:pPr>
       <w:r>
         <w:lastRenderedPageBreak/>
-        <w:t>automate these kind of things, but that still means someone needs to look over this automation. You can learn to do this</w:t>
-      </w:r>
-      <w:r>
-        <w:t>”.</w:t>
-      </w:r>
-    </w:p>
-    <w:p>
-      <w:r>
-        <w:t>A second step is showing employees how they can create value using AI.</w:t>
-      </w:r>
-      <w:r>
-        <w:t xml:space="preserve"> Interviewee 9 described a dedicated transformation function whose job is to land the change with people</w:t>
-      </w:r>
-      <w:r>
-        <w:t>:</w:t>
-      </w:r>
-    </w:p>
-    <w:p>
-      <w:pPr>
-        <w:pStyle w:val="Quote"/>
-      </w:pPr>
-      <w:r>
         <w:t>P</w:t>
       </w:r>
       <w:r>
@@ -17320,7 +17304,7 @@
       </w:r>
     </w:p>
     <w:p>
-      <w:bookmarkStart w:id="188" w:name="OLE_LINK4"/>
+      <w:bookmarkStart w:id="185" w:name="OLE_LINK4"/>
       <w:r>
         <w:rPr>
           <w:bCs/>
@@ -17335,7 +17319,7 @@
       <w:r>
         <w:t xml:space="preserve">the visible endorsement, resource authorization, and organizational protection that senior leaders provide.  </w:t>
       </w:r>
-      <w:bookmarkEnd w:id="188"/>
+      <w:bookmarkEnd w:id="185"/>
       <w:r>
         <w:t>Interviewee 8 described how decisive immediate backing was for his own work: “She just let me go and run … the buy-in of my immediate management is pivotal to what I do.”</w:t>
       </w:r>
@@ -17357,7 +17341,6 @@
         <w:rPr>
           <w:bCs/>
         </w:rPr>
-        <w:lastRenderedPageBreak/>
         <w:t xml:space="preserve">An important leadership role is the </w:t>
       </w:r>
       <w:r>
@@ -17393,6 +17376,7 @@
         <w:ind w:left="720"/>
       </w:pPr>
       <w:r>
+        <w:lastRenderedPageBreak/>
         <w:t xml:space="preserve">“[An AI platform] was created originally by </w:t>
       </w:r>
       <w:r>
@@ -17445,8 +17429,8 @@
           <w:color w:val="24292E"/>
         </w:rPr>
       </w:pPr>
-      <w:bookmarkStart w:id="189" w:name="_xw6d9a4ef7wu" w:colFirst="0" w:colLast="0"/>
-      <w:bookmarkEnd w:id="189"/>
+      <w:bookmarkStart w:id="186" w:name="_xw6d9a4ef7wu" w:colFirst="0" w:colLast="0"/>
+      <w:bookmarkEnd w:id="186"/>
       <w:r>
         <w:t>4.2.3</w:t>
       </w:r>
@@ -17512,42 +17496,39 @@
         <w:t xml:space="preserve">Interviewee 10 </w:t>
       </w:r>
       <w:r>
-        <w:t xml:space="preserve">noted the </w:t>
+        <w:t xml:space="preserve">noted the strictness of this limitation </w:t>
+      </w:r>
+      <w:r>
+        <w:t xml:space="preserve">“Technology strongly defines what can and can not be done in marketing. Your MarTech stack bounds what personalization you can do”. </w:t>
+      </w:r>
+    </w:p>
+    <w:p>
+      <w:r>
+        <w:t xml:space="preserve">Interviewee </w:t>
+      </w:r>
+      <w:r>
+        <w:t>2 notes</w:t>
+      </w:r>
+      <w:r>
+        <w:t xml:space="preserve"> lacking these capabilities</w:t>
+      </w:r>
+      <w:r>
+        <w:t xml:space="preserve"> as the core reason why his organization is behind in AI adoption, stating, </w:t>
+      </w:r>
+      <w:r>
+        <w:t>“</w:t>
+      </w:r>
+      <w:r>
+        <w:t>We are just in the first steps towards [AI] maturity, and the core reason is: the infrastructure is not yet in place, and the workload is really big.”</w:t>
+      </w:r>
+      <w:r>
+        <w:t xml:space="preserve"> </w:t>
+      </w:r>
+      <w:r>
+        <w:t xml:space="preserve">Interviewee 10 </w:t>
       </w:r>
       <w:r>
         <w:lastRenderedPageBreak/>
-        <w:t xml:space="preserve">strictness of this limitation </w:t>
-      </w:r>
-      <w:r>
-        <w:t xml:space="preserve">“Technology strongly defines what can and can not be done in marketing. Your MarTech stack bounds what personalization you can do”. </w:t>
-      </w:r>
-    </w:p>
-    <w:p>
-      <w:r>
-        <w:t xml:space="preserve">Interviewee </w:t>
-      </w:r>
-      <w:r>
-        <w:t>2 notes</w:t>
-      </w:r>
-      <w:r>
-        <w:t xml:space="preserve"> lacking these capabilities</w:t>
-      </w:r>
-      <w:r>
-        <w:t xml:space="preserve"> as the core reason why his organization is behind in AI adoption, stating, </w:t>
-      </w:r>
-      <w:r>
-        <w:t>“</w:t>
-      </w:r>
-      <w:r>
-        <w:t>We are just in the first steps towards [AI] maturity, and the core reason is: the infrastructure is not yet in place, and the workload is really big.”</w:t>
-      </w:r>
-      <w:r>
-        <w:t xml:space="preserve"> </w:t>
-      </w:r>
-      <w:r>
-        <w:t xml:space="preserve">Interviewee 10 </w:t>
-      </w:r>
-      <w:r>
         <w:t>laments</w:t>
       </w:r>
       <w:r>
@@ -17673,12 +17654,12 @@
         <w:pStyle w:val="Quote"/>
       </w:pPr>
       <w:r>
+        <w:t>I think there is a component that is science, which could be automated, and there’s a component that is art, which is the creative and whatever. But you need to decouple the art from the science and use technology for what it’s worth.</w:t>
+      </w:r>
+    </w:p>
+    <w:p>
+      <w:r>
         <w:lastRenderedPageBreak/>
-        <w:t>I think there is a component that is science, which could be automated, and there’s a component that is art, which is the creative and whatever. But you need to decouple the art from the science and use technology for what it’s worth.</w:t>
-      </w:r>
-    </w:p>
-    <w:p>
-      <w:r>
         <w:t xml:space="preserve">Interviewee 1 added to this that this type of deep process knowledge (a feel for system logic) is precisely what is hardest to augment with AI, because it requires a level of structured thinking that many teams have not yet developed. </w:t>
       </w:r>
     </w:p>
@@ -17707,8 +17688,8 @@
       <w:r>
         <w:t xml:space="preserve">When resource conditions are available, managers can respond by leveraging them for initiatives regarding agentic AI. </w:t>
       </w:r>
-      <w:bookmarkStart w:id="190" w:name="_qy9fnmmddxdy" w:colFirst="0" w:colLast="0"/>
-      <w:bookmarkEnd w:id="190"/>
+      <w:bookmarkStart w:id="187" w:name="_qy9fnmmddxdy" w:colFirst="0" w:colLast="0"/>
+      <w:bookmarkEnd w:id="187"/>
       <w:r>
         <w:t xml:space="preserve">However, critically, the data shows no clear patterns of reshaping behavior towards these conditions. The limiting factor might be that technical resources often stem from other teams; interviewee 6 noted that the CMO should be “The CTO’s best friend,” noting that the CTO’s help is necessary to execute her vision. </w:t>
       </w:r>
@@ -17774,27 +17755,24 @@
     </w:p>
     <w:p>
       <w:r>
-        <w:t xml:space="preserve">This can also affect AI adoption indirectly by limiting collection or exploitation of vital resources like data. Interviewee 13 describes “Companies are already afraid to use certain tools because ‘how does it look on the GDPR side?’, ‘are we allowed to track data from our </w:t>
-      </w:r>
+        <w:t>This can also affect AI adoption indirectly by limiting collection or exploitation of vital resources like data. Interviewee 13 describes “Companies are already afraid to use certain tools because ‘how does it look on the GDPR side?’, ‘are we allowed to track data from our customers?’”. Interviewee 10 notes the impact of restrictive governance on the culture</w:t>
+      </w:r>
+      <w:r>
+        <w:t>:</w:t>
+      </w:r>
+      <w:r>
+        <w:t xml:space="preserve"> “First everyone does bring-your-own-AI; then someone says ‘this is maybe not such a good idea’ and </w:t>
+      </w:r>
+      <w:r>
+        <w:t>suddenly</w:t>
+      </w:r>
+      <w:r>
+        <w:t xml:space="preserve"> everything is banned. Then the most enthusiastic people either disengage or leave”.</w:t>
+      </w:r>
+    </w:p>
+    <w:p>
       <w:r>
         <w:lastRenderedPageBreak/>
-        <w:t>customers?’”. Interviewee 10 notes the impact of restrictive governance on the culture</w:t>
-      </w:r>
-      <w:r>
-        <w:t>:</w:t>
-      </w:r>
-      <w:r>
-        <w:t xml:space="preserve"> “First everyone does bring-your-own-AI; then someone says ‘this is maybe not such a good idea’ and </w:t>
-      </w:r>
-      <w:r>
-        <w:t>suddenly</w:t>
-      </w:r>
-      <w:r>
-        <w:t xml:space="preserve"> everything is banned. Then the most enthusiastic people either disengage or leave”.</w:t>
-      </w:r>
-    </w:p>
-    <w:p>
-      <w:r>
         <w:t>Interviewee 6 noted that governance structures, while legitimate, can prevent organizations from learning: “If we would’ve been stopped at the beginning, ‘You cannot use this system because you’re already on this system’, I think that is something that’s really holding people back.”</w:t>
       </w:r>
     </w:p>
@@ -17859,8 +17837,8 @@
           <w:color w:val="auto"/>
         </w:rPr>
       </w:pPr>
-      <w:bookmarkStart w:id="191" w:name="_hojo1f9yxiy" w:colFirst="0" w:colLast="0"/>
-      <w:bookmarkEnd w:id="191"/>
+      <w:bookmarkStart w:id="188" w:name="_hojo1f9yxiy" w:colFirst="0" w:colLast="0"/>
+      <w:bookmarkEnd w:id="188"/>
       <w:r>
         <w:rPr>
           <w:color w:val="auto"/>
@@ -18030,10 +18008,9 @@
       <w:pPr>
         <w:pStyle w:val="Heading3"/>
       </w:pPr>
-      <w:bookmarkStart w:id="192" w:name="_iuvuby6hzug8" w:colFirst="0" w:colLast="0"/>
-      <w:bookmarkEnd w:id="192"/>
-      <w:r>
-        <w:lastRenderedPageBreak/>
+      <w:bookmarkStart w:id="189" w:name="_iuvuby6hzug8" w:colFirst="0" w:colLast="0"/>
+      <w:bookmarkEnd w:id="189"/>
+      <w:r>
         <w:t>4.3.1</w:t>
       </w:r>
       <w:r>
@@ -18097,6 +18074,7 @@
           <w:b/>
           <w:bCs/>
         </w:rPr>
+        <w:lastRenderedPageBreak/>
         <w:t>Generating insights</w:t>
       </w:r>
       <w:r>
@@ -18213,31 +18191,34 @@
     </w:p>
     <w:p>
       <w:r>
+        <w:t>Interviewee 9 describes a similar system that is focused on deploying campaigns across different cultures:</w:t>
+      </w:r>
+    </w:p>
+    <w:p>
+      <w:pPr>
+        <w:pStyle w:val="Quote"/>
+      </w:pPr>
+      <w:r>
+        <w:t>W</w:t>
+      </w:r>
+      <w:r>
+        <w:t xml:space="preserve">e have something called </w:t>
+      </w:r>
+      <w:r>
+        <w:t>[r</w:t>
+      </w:r>
+      <w:r>
+        <w:t>edacted</w:t>
+      </w:r>
+      <w:r>
+        <w:t>]</w:t>
+      </w:r>
+      <w:r>
+        <w:t xml:space="preserve">, which is a custom journey tool, and it's basically a large language model where you constantly build up cultural </w:t>
+      </w:r>
+      <w:r>
         <w:lastRenderedPageBreak/>
-        <w:t>Interviewee 9 describes a similar system that is focused on deploying campaigns across different cultures:</w:t>
-      </w:r>
-    </w:p>
-    <w:p>
-      <w:pPr>
-        <w:pStyle w:val="Quote"/>
-      </w:pPr>
-      <w:r>
-        <w:t>W</w:t>
-      </w:r>
-      <w:r>
-        <w:t xml:space="preserve">e have something called </w:t>
-      </w:r>
-      <w:r>
-        <w:t>[r</w:t>
-      </w:r>
-      <w:r>
-        <w:t>edacted</w:t>
-      </w:r>
-      <w:r>
-        <w:t>]</w:t>
-      </w:r>
-      <w:r>
-        <w:t>, which is a custom journey tool, and it's basically a large language model where you constantly build up cultural insights</w:t>
+        <w:t>insights</w:t>
       </w:r>
       <w:r>
         <w:t xml:space="preserve">. […] So it can push through the end-to-end process with minimal human interaction. […] [redacted] takes </w:t>
@@ -18408,11 +18389,7 @@
         <w:t xml:space="preserve">describes using agents to prepare for meetings: </w:t>
       </w:r>
       <w:r>
-        <w:t xml:space="preserve">“Claude goes into my transcription tool, gets all the different </w:t>
-      </w:r>
-      <w:r>
-        <w:lastRenderedPageBreak/>
-        <w:t>transcriptions of meetings for this one customer and starts writing down what I should talk about.”</w:t>
+        <w:t>“Claude goes into my transcription tool, gets all the different transcriptions of meetings for this one customer and starts writing down what I should talk about.”</w:t>
       </w:r>
     </w:p>
     <w:p>
@@ -18452,48 +18429,56 @@
           <w:i/>
           <w:iCs/>
         </w:rPr>
-        <w:t>I see process steps inside workflows. If work is a stack of workflows, then most processes can be split into six or eight steps, and in some of those steps AI is used.</w:t>
+        <w:t xml:space="preserve">I see process steps inside workflows. If </w:t>
       </w:r>
       <w:r>
         <w:rPr>
           <w:i/>
           <w:iCs/>
         </w:rPr>
-        <w:t>”</w:t>
-      </w:r>
-    </w:p>
-    <w:p>
-      <w:r>
-        <w:t> </w:t>
-      </w:r>
-      <w:r>
-        <w:t>Likewise, interviewee 13 notes how they automate processes using generic tools with agentic capabilities</w:t>
-      </w:r>
-      <w:r>
-        <w:t>:</w:t>
-      </w:r>
-      <w:r>
-        <w:t xml:space="preserve"> </w:t>
+        <w:lastRenderedPageBreak/>
+        <w:t>work is a stack of workflows, then most processes can be split into six or eight steps, and in some of those steps AI is used.</w:t>
       </w:r>
       <w:r>
         <w:rPr>
           <w:i/>
           <w:iCs/>
         </w:rPr>
-        <w:t>“W</w:t>
+        <w:t>”</w:t>
+      </w:r>
+    </w:p>
+    <w:p>
+      <w:r>
+        <w:t> </w:t>
+      </w:r>
+      <w:r>
+        <w:t>Likewise, interviewee 13 notes how they automate processes using generic tools with agentic capabilities</w:t>
+      </w:r>
+      <w:r>
+        <w:t>:</w:t>
+      </w:r>
+      <w:r>
+        <w:t xml:space="preserve"> </w:t>
       </w:r>
       <w:r>
         <w:rPr>
           <w:i/>
           <w:iCs/>
         </w:rPr>
-        <w:t>e used Make and n8n for, like, automating all the workflows. ... You say, 'I get this data from this tool. If this happens, do this.' ... And this substituted at least for two or three people</w:t>
+        <w:t>“W</w:t>
       </w:r>
       <w:r>
         <w:rPr>
           <w:i/>
           <w:iCs/>
         </w:rPr>
+        <w:t>e used Make and n8n for, like, automating all the workflows. ... You say, 'I get this data from this tool. If this happens, do this.' ... And this substituted at least for two or three people</w:t>
+      </w:r>
+      <w:r>
+        <w:rPr>
+          <w:i/>
+          <w:iCs/>
+        </w:rPr>
         <w:t>.”</w:t>
       </w:r>
     </w:p>
@@ -18581,193 +18566,180 @@
     </w:p>
     <w:p>
       <w:r>
+        <w:t>Interviewee 12 describes this conceptually: “I think this is actually the most disruptive to marketing; this is what I would call agents of customers.” He adds, “It’s going to be a huge disruption because it is almost like we have got a new intermediary between us as seller and the human buyer.”  He wonders</w:t>
+      </w:r>
+      <w:r>
+        <w:t>,</w:t>
+      </w:r>
+      <w:r>
+        <w:t xml:space="preserve"> “How do we engage with this generation of agents of customers?”</w:t>
+      </w:r>
+    </w:p>
+    <w:p>
+      <w:pPr>
+        <w:pStyle w:val="Heading3"/>
+      </w:pPr>
+      <w:bookmarkStart w:id="190" w:name="_niqmcast9jsc" w:colFirst="0" w:colLast="0"/>
+      <w:bookmarkEnd w:id="190"/>
+      <w:r>
         <w:lastRenderedPageBreak/>
-        <w:t>Interviewee 12 describes this conceptually: “I think this is actually the most disruptive to marketing; this is what I would call agents of customers.” He adds, “It’s going to be a huge disruption because it is almost like we have got a new intermediary between us as seller and the human buyer.”  He wonders</w:t>
+        <w:t>4.3.2</w:t>
+      </w:r>
+      <w:r>
+        <w:tab/>
+      </w:r>
+      <w:r>
+        <w:t>Usage</w:t>
+      </w:r>
+      <w:r>
+        <w:t xml:space="preserve"> strategies</w:t>
+      </w:r>
+    </w:p>
+    <w:p>
+      <w:r>
+        <w:t xml:space="preserve">We observe </w:t>
+      </w:r>
+      <w:r>
+        <w:t>two</w:t>
+      </w:r>
+      <w:r>
+        <w:t xml:space="preserve"> usage strategies that are frequently noted as improving the value created using agentic systems for a variety of use cases:</w:t>
+      </w:r>
+      <w:r>
+        <w:t xml:space="preserve"> leveraging</w:t>
+      </w:r>
+      <w:r>
+        <w:t xml:space="preserve"> tool calling</w:t>
+      </w:r>
+      <w:r>
+        <w:t xml:space="preserve"> </w:t>
+      </w:r>
+      <w:r>
+        <w:t>and personalizing the systems.</w:t>
+      </w:r>
+    </w:p>
+    <w:p>
+      <w:r>
+        <w:t>The first usage pattern is</w:t>
+      </w:r>
+      <w:r>
+        <w:t xml:space="preserve"> </w:t>
+      </w:r>
+      <w:r>
+        <w:rPr>
+          <w:i/>
+          <w:iCs/>
+        </w:rPr>
+        <w:t xml:space="preserve">leveraging </w:t>
+      </w:r>
+      <w:r>
+        <w:rPr>
+          <w:i/>
+          <w:iCs/>
+        </w:rPr>
+        <w:t>tool calling</w:t>
       </w:r>
       <w:r>
         <w:t>,</w:t>
       </w:r>
       <w:r>
-        <w:t xml:space="preserve"> “How do we engage with this generation of agents of customers?”</w:t>
-      </w:r>
-    </w:p>
-    <w:p>
-      <w:pPr>
-        <w:pStyle w:val="Heading3"/>
-      </w:pPr>
-      <w:bookmarkStart w:id="193" w:name="_niqmcast9jsc" w:colFirst="0" w:colLast="0"/>
-      <w:bookmarkEnd w:id="193"/>
-      <w:r>
-        <w:t>4.3.2</w:t>
-      </w:r>
-      <w:r>
-        <w:tab/>
-      </w:r>
-      <w:r>
-        <w:t>Usage</w:t>
-      </w:r>
-      <w:r>
-        <w:t xml:space="preserve"> strategies</w:t>
-      </w:r>
-    </w:p>
-    <w:p>
-      <w:r>
-        <w:t xml:space="preserve">We observe </w:t>
-      </w:r>
-      <w:r>
-        <w:t>two</w:t>
-      </w:r>
-      <w:r>
-        <w:t xml:space="preserve"> usage strategies that are frequently noted as improving the value created using agentic systems for a variety of use cases:</w:t>
-      </w:r>
-      <w:r>
-        <w:t xml:space="preserve"> leveraging</w:t>
-      </w:r>
-      <w:r>
-        <w:t xml:space="preserve"> tool calling</w:t>
-      </w:r>
-      <w:r>
         <w:t xml:space="preserve"> </w:t>
       </w:r>
       <w:r>
-        <w:t>and personalizing the systems.</w:t>
-      </w:r>
-    </w:p>
-    <w:p>
-      <w:r>
-        <w:t>The first usage pattern is</w:t>
+        <w:t xml:space="preserve">allowing agents to integrate with systems and ingest data </w:t>
+      </w:r>
+      <w:r>
+        <w:t xml:space="preserve">as context </w:t>
+      </w:r>
+      <w:r>
+        <w:t>is a dominant pattern in the data</w:t>
+      </w:r>
+      <w:r>
+        <w:t>. Interviewee 6 framed the context argument by contrasting her AI-powered customer-service agent with the outsourced human agents it had partly replaced:</w:t>
+      </w:r>
+    </w:p>
+    <w:p>
+      <w:pPr>
+        <w:pStyle w:val="Quote"/>
+      </w:pPr>
+      <w:r>
+        <w:t xml:space="preserve">I already dare to claim that the quality is much higher, than even if an </w:t>
+      </w:r>
+      <w:bookmarkStart w:id="191" w:name="OLE_LINK5"/>
+      <w:r>
+        <w:t xml:space="preserve">[human] </w:t>
+      </w:r>
+      <w:bookmarkEnd w:id="191"/>
+      <w:r>
+        <w:t xml:space="preserve">agent does it, because we have all of our </w:t>
+      </w:r>
+      <w:r>
+        <w:t xml:space="preserve">[human] </w:t>
+      </w:r>
+      <w:r>
+        <w:t xml:space="preserve">agents outsourced </w:t>
+      </w:r>
+      <w:r>
+        <w:t>in [</w:t>
+      </w:r>
+      <w:r>
+        <w:t>redacted</w:t>
+      </w:r>
+      <w:r>
+        <w:t>].</w:t>
+      </w:r>
+      <w:r>
+        <w:t xml:space="preserve"> They’re amazing, they’re fantastic people, but they are not always as aware as a database</w:t>
+      </w:r>
+      <w:r>
+        <w:t>. O</w:t>
+      </w:r>
+      <w:r>
+        <w:t>bviously</w:t>
+      </w:r>
+      <w:r>
+        <w:t xml:space="preserve">, </w:t>
+      </w:r>
+      <w:r>
+        <w:t>they don’t have the whole database in their head.</w:t>
+      </w:r>
+    </w:p>
+    <w:p>
+      <w:pPr>
+        <w:rPr>
+          <w:lang w:val="en-US"/>
+        </w:rPr>
+      </w:pPr>
+      <w:r>
+        <w:rPr>
+          <w:i/>
+          <w:iCs/>
+        </w:rPr>
+        <w:t>Personalizing agents</w:t>
+      </w:r>
+      <w:r>
+        <w:t xml:space="preserve"> concerns configuring agents to fit your personal needs.</w:t>
       </w:r>
       <w:r>
         <w:t xml:space="preserve"> </w:t>
       </w:r>
       <w:r>
-        <w:t xml:space="preserve">leveraging </w:t>
-      </w:r>
-      <w:r>
-        <w:t>tool calling</w:t>
-      </w:r>
-      <w:r>
-        <w:t>,</w:t>
-      </w:r>
-      <w:r>
-        <w:t xml:space="preserve"> </w:t>
-      </w:r>
-      <w:r>
-        <w:t xml:space="preserve">allowing agents to integrate with systems and ingest data </w:t>
-      </w:r>
-      <w:r>
-        <w:t xml:space="preserve">as context </w:t>
-      </w:r>
-      <w:r>
-        <w:t>is a dominant pattern in the data</w:t>
-      </w:r>
-      <w:r>
-        <w:t>. Interviewee 6 framed the context argument by contrasting her AI-powered customer-service agent with the outsourced human agents it had partly replaced:</w:t>
-      </w:r>
-    </w:p>
-    <w:p>
-      <w:pPr>
-        <w:pStyle w:val="Quote"/>
-      </w:pPr>
-      <w:r>
-        <w:t xml:space="preserve">I already dare to claim that the quality is much higher, than even if an </w:t>
-      </w:r>
-      <w:bookmarkStart w:id="194" w:name="OLE_LINK5"/>
-      <w:r>
-        <w:t xml:space="preserve">[human] </w:t>
-      </w:r>
-      <w:bookmarkEnd w:id="194"/>
-      <w:r>
-        <w:t xml:space="preserve">agent does it, because we have all of our </w:t>
-      </w:r>
-      <w:r>
-        <w:t xml:space="preserve">[human] </w:t>
-      </w:r>
-      <w:r>
-        <w:t xml:space="preserve">agents outsourced </w:t>
-      </w:r>
-      <w:r>
-        <w:t>in [</w:t>
-      </w:r>
-      <w:r>
-        <w:t>redacted</w:t>
-      </w:r>
-      <w:r>
-        <w:t>].</w:t>
-      </w:r>
-      <w:r>
-        <w:t xml:space="preserve"> They’re amazing, they’re fantastic people, but they are not always as aware as a database</w:t>
-      </w:r>
-      <w:r>
-        <w:t>. O</w:t>
-      </w:r>
-      <w:r>
-        <w:t>bviously</w:t>
-      </w:r>
-      <w:r>
-        <w:t xml:space="preserve">, </w:t>
-      </w:r>
-      <w:r>
-        <w:t>they don’t have the whole database in their head.</w:t>
-      </w:r>
-    </w:p>
-    <w:p>
-      <w:pPr>
-        <w:rPr>
-          <w:color w:val="00312A"/>
-          <w:lang w:val="en-US"/>
-        </w:rPr>
-      </w:pPr>
-      <w:r>
-        <w:rPr>
-          <w:b/>
-          <w:bCs/>
-          <w:color w:val="00312A"/>
-        </w:rPr>
-        <w:t>Personalizing agents</w:t>
-      </w:r>
-      <w:r>
-        <w:rPr>
-          <w:color w:val="00312A"/>
-        </w:rPr>
-        <w:t xml:space="preserve"> concerns configuring agents to fit your personal needs.</w:t>
-      </w:r>
-      <w:r>
-        <w:rPr>
-          <w:color w:val="00312A"/>
-        </w:rPr>
-        <w:t xml:space="preserve"> </w:t>
-      </w:r>
-      <w:r>
-        <w:rPr>
-          <w:color w:val="00312A"/>
-        </w:rPr>
         <w:t xml:space="preserve">This can include </w:t>
       </w:r>
       <w:r>
-        <w:rPr>
-          <w:color w:val="00312A"/>
-        </w:rPr>
         <w:t>configuring system prompts</w:t>
       </w:r>
       <w:r>
-        <w:rPr>
-          <w:color w:val="00312A"/>
-        </w:rPr>
         <w:t xml:space="preserve">, but also builds on the tool-calling: a personalized tool setup can be highly </w:t>
       </w:r>
-      <w:bookmarkStart w:id="195" w:name="_d3o8hfs61axc" w:colFirst="0" w:colLast="0"/>
-      <w:bookmarkEnd w:id="195"/>
-      <w:r>
-        <w:rPr>
-          <w:color w:val="00312A"/>
-        </w:rPr>
+      <w:bookmarkStart w:id="192" w:name="_d3o8hfs61axc" w:colFirst="0" w:colLast="0"/>
+      <w:bookmarkEnd w:id="192"/>
+      <w:r>
         <w:t>beneficial.</w:t>
       </w:r>
       <w:r>
         <w:rPr>
           <w:rFonts w:ascii="Segoe UI" w:eastAsia="Times New Roman" w:hAnsi="Segoe UI" w:cs="Segoe UI"/>
-          <w:color w:val="6E6C68"/>
           <w:sz w:val="21"/>
           <w:szCs w:val="21"/>
           <w:lang w:val="en-US"/>
@@ -18776,63 +18748,54 @@
       </w:r>
       <w:r>
         <w:rPr>
-          <w:color w:val="00312A"/>
           <w:lang w:val="en-US"/>
         </w:rPr>
         <w:t xml:space="preserve">The </w:t>
       </w:r>
       <w:r>
         <w:rPr>
-          <w:color w:val="00312A"/>
           <w:lang w:val="en-US"/>
         </w:rPr>
         <w:t>key step</w:t>
       </w:r>
       <w:r>
         <w:rPr>
-          <w:color w:val="00312A"/>
           <w:lang w:val="en-US"/>
         </w:rPr>
         <w:t xml:space="preserve"> is making an </w:t>
       </w:r>
       <w:r>
         <w:rPr>
-          <w:color w:val="00312A"/>
           <w:lang w:val="en-US"/>
         </w:rPr>
         <w:t>organization’s</w:t>
       </w:r>
       <w:r>
         <w:rPr>
-          <w:color w:val="00312A"/>
           <w:lang w:val="en-US"/>
         </w:rPr>
         <w:t xml:space="preserve"> context </w:t>
       </w:r>
       <w:r>
         <w:rPr>
-          <w:color w:val="00312A"/>
           <w:lang w:val="en-US"/>
         </w:rPr>
         <w:t>explicit and accessible to the agent</w:t>
       </w:r>
       <w:r>
         <w:rPr>
-          <w:color w:val="00312A"/>
           <w:lang w:val="en-US"/>
         </w:rPr>
         <w:t xml:space="preserve">. Interviewee 16 showed how small the gaps </w:t>
       </w:r>
       <w:r>
         <w:rPr>
-          <w:color w:val="00312A"/>
           <w:lang w:val="en-US"/>
         </w:rPr>
         <w:t>can be</w:t>
       </w:r>
       <w:r>
         <w:rPr>
-          <w:color w:val="00312A"/>
           <w:lang w:val="en-US"/>
         </w:rPr>
         <w:t>: a single term, </w:t>
@@ -18841,14 +18804,12 @@
         <w:rPr>
           <w:i/>
           <w:iCs/>
-          <w:color w:val="00312A"/>
           <w:lang w:val="en-US"/>
         </w:rPr>
         <w:t>"add to cart,"</w:t>
       </w:r>
       <w:r>
         <w:rPr>
-          <w:color w:val="00312A"/>
           <w:lang w:val="en-US"/>
         </w:rPr>
         <w:t> carried </w:t>
@@ -18857,28 +18818,24 @@
         <w:rPr>
           <w:i/>
           <w:iCs/>
-          <w:color w:val="00312A"/>
           <w:lang w:val="en-US"/>
         </w:rPr>
         <w:t>"five different definitions"</w:t>
       </w:r>
       <w:r>
         <w:rPr>
-          <w:color w:val="00312A"/>
           <w:lang w:val="en-US"/>
         </w:rPr>
         <w:t> across the business</w:t>
       </w:r>
       <w:r>
         <w:rPr>
-          <w:color w:val="00312A"/>
           <w:lang w:val="en-US"/>
         </w:rPr>
         <w:t>, which he noted was</w:t>
       </w:r>
       <w:r>
         <w:rPr>
-          <w:color w:val="00312A"/>
           <w:lang w:val="en-US"/>
         </w:rPr>
         <w:t> </w:t>
@@ -18887,28 +18844,24 @@
         <w:rPr>
           <w:i/>
           <w:iCs/>
-          <w:color w:val="00312A"/>
           <w:lang w:val="en-US"/>
         </w:rPr>
         <w:t>"a problem if you want to feed it to AI"</w:t>
       </w:r>
       <w:r>
         <w:rPr>
-          <w:color w:val="00312A"/>
           <w:lang w:val="en-US"/>
         </w:rPr>
         <w:t>.</w:t>
       </w:r>
       <w:r>
         <w:rPr>
-          <w:color w:val="00312A"/>
           <w:lang w:val="en-US"/>
         </w:rPr>
         <w:t xml:space="preserve"> The data's highest-productivity setup follows this logic</w:t>
       </w:r>
       <w:r>
         <w:rPr>
-          <w:color w:val="00312A"/>
           <w:lang w:val="en-US"/>
         </w:rPr>
         <w:t xml:space="preserve">. </w:t>
@@ -18917,133 +18870,107 @@
     <w:p>
       <w:pPr>
         <w:rPr>
-          <w:color w:val="00312A"/>
           <w:lang w:val="en-US"/>
         </w:rPr>
       </w:pPr>
       <w:r>
         <w:rPr>
-          <w:color w:val="00312A"/>
           <w:lang w:val="en-US"/>
         </w:rPr>
-        <w:lastRenderedPageBreak/>
         <w:t xml:space="preserve">Interviewee 5 talked about creating a solid harness, which is typically defined as </w:t>
       </w:r>
       <w:r>
         <w:rPr>
-          <w:color w:val="00312A"/>
           <w:lang w:val="en-US"/>
         </w:rPr>
         <w:t>the data, memory, tool access, and guardrails around th</w:t>
       </w:r>
       <w:r>
         <w:rPr>
-          <w:color w:val="00312A"/>
           <w:lang w:val="en-US"/>
         </w:rPr>
         <w:t>e AI</w:t>
       </w:r>
       <w:r>
         <w:rPr>
-          <w:color w:val="00312A"/>
           <w:lang w:val="en-US"/>
         </w:rPr>
         <w:t>. </w:t>
       </w:r>
       <w:r>
         <w:rPr>
-          <w:color w:val="00312A"/>
           <w:lang w:val="en-US"/>
         </w:rPr>
         <w:t>He state</w:t>
       </w:r>
       <w:r>
         <w:rPr>
-          <w:color w:val="00312A"/>
           <w:lang w:val="en-US"/>
         </w:rPr>
         <w:t>d that what an AI excels at is highly</w:t>
       </w:r>
       <w:r>
         <w:rPr>
-          <w:color w:val="00312A"/>
           <w:lang w:val="en-US"/>
         </w:rPr>
         <w:t> </w:t>
       </w:r>
       <w:r>
         <w:rPr>
-          <w:color w:val="00312A"/>
           <w:lang w:val="en-US"/>
         </w:rPr>
         <w:t>“</w:t>
       </w:r>
       <w:r>
         <w:rPr>
-          <w:color w:val="00312A"/>
           <w:lang w:val="en-US"/>
         </w:rPr>
         <w:t>is</w:t>
       </w:r>
       <w:r>
         <w:rPr>
-          <w:color w:val="00312A"/>
           <w:lang w:val="en-US"/>
         </w:rPr>
         <w:t xml:space="preserve"> </w:t>
       </w:r>
       <w:r>
         <w:rPr>
-          <w:color w:val="00312A"/>
           <w:lang w:val="en-US"/>
         </w:rPr>
         <w:t>highly</w:t>
       </w:r>
       <w:r>
         <w:rPr>
-          <w:color w:val="00312A"/>
           <w:lang w:val="en-US"/>
         </w:rPr>
         <w:t xml:space="preserve"> </w:t>
       </w:r>
       <w:r>
         <w:rPr>
-          <w:color w:val="00312A"/>
           <w:lang w:val="en-US"/>
         </w:rPr>
-        <w:t>depend</w:t>
-      </w:r>
-      <w:r>
-        <w:rPr>
-          <w:color w:val="00312A"/>
+        <w:t>dependent</w:t>
+      </w:r>
+      <w:r>
+        <w:rPr>
           <w:lang w:val="en-US"/>
         </w:rPr>
-        <w:t>ent</w:t>
-      </w:r>
-      <w:r>
-        <w:rPr>
-          <w:color w:val="00312A"/>
+        <w:t xml:space="preserve"> on </w:t>
+      </w:r>
+      <w:r>
+        <w:rPr>
           <w:lang w:val="en-US"/>
         </w:rPr>
-        <w:t xml:space="preserve"> on </w:t>
-      </w:r>
-      <w:r>
-        <w:rPr>
-          <w:color w:val="00312A"/>
+        <w:t>what they call the</w:t>
+      </w:r>
+      <w:r>
+        <w:rPr>
           <w:lang w:val="en-US"/>
         </w:rPr>
-        <w:t>what they call the</w:t>
-      </w:r>
-      <w:r>
-        <w:rPr>
-          <w:color w:val="00312A"/>
-          <w:lang w:val="en-US"/>
-        </w:rPr>
         <w:t xml:space="preserve"> harness.</w:t>
       </w:r>
       <w:r>
         <w:rPr>
-          <w:color w:val="00312A"/>
           <w:lang w:val="en-US"/>
         </w:rPr>
         <w:t>”</w:t>
@@ -19060,967 +18987,712 @@
         <w:tab/>
         <w:t xml:space="preserve">Value </w:t>
       </w:r>
-      <w:commentRangeStart w:id="196"/>
+      <w:commentRangeStart w:id="193"/>
       <w:r>
         <w:t>Outcomes</w:t>
       </w:r>
-      <w:commentRangeEnd w:id="196"/>
+      <w:commentRangeEnd w:id="193"/>
       <w:r>
         <w:rPr>
           <w:rStyle w:val="CommentReference"/>
           <w:sz w:val="22"/>
           <w:szCs w:val="22"/>
         </w:rPr>
-        <w:commentReference w:id="196"/>
-      </w:r>
-    </w:p>
-    <w:p>
-      <w:pPr>
-        <w:rPr>
-          <w:color w:val="00312A"/>
-        </w:rPr>
-      </w:pPr>
-      <w:r>
-        <w:rPr>
-          <w:color w:val="00312A"/>
-        </w:rPr>
-        <w:t>Applying . The data reveal consistent patterns of benefit, like efficiency, quality, and personalization, alongside patterns of sacrifice and risk. Which part of the portfolio is captured depends heavily on the managerial behaviors described in section 4.2. Organizations where experimentation is active, steering is deliberate, resources are available, and obstacles are managed tend to realize benefits while containing risks. Organizations where one or more of these conditions is absent tend to find that AI deployments amplify existing weaknesses rather than generating new strengths.</w:t>
-      </w:r>
-    </w:p>
-    <w:p>
-      <w:pPr>
-        <w:rPr>
-          <w:color w:val="00312A"/>
-        </w:rPr>
-      </w:pPr>
-      <w:r>
-        <w:rPr>
-          <w:color w:val="00312A"/>
-        </w:rPr>
-        <w:t>The data make the mediating role of managerial behavior visible in a specific way: participants with near-identical technology access report divergent outcomes, and the differentiating factors are consistently organizational rather than technical. The quality of the data, the clarity of the use case, the investment in change management, and the design of governance together determine which part of the value portfolio is captured and which is lost. This is the chapter’s central finding: value creation with agentic AI is an inside-out process, shaped more by what organizations do with the technology than by which technology they choose. The three subsections that follow detail the benefit, sacrifice, and risk families; the cross-cutting implications are taken up in Chapter 5.</w:t>
+        <w:commentReference w:id="193"/>
+      </w:r>
+    </w:p>
+    <w:p>
+      <w:r>
+        <w:t xml:space="preserve">Applying </w:t>
+      </w:r>
+      <w:r>
+        <w:t xml:space="preserve">agentic AI </w:t>
+      </w:r>
+      <w:r>
+        <w:t>creates outcomes for the organization</w:t>
+      </w:r>
+      <w:r>
+        <w:t xml:space="preserve">. </w:t>
+      </w:r>
+      <w:r>
+        <w:t xml:space="preserve">We analyze these from a value perspective. We group the value outcomes in three buckets. First, </w:t>
+      </w:r>
+      <w:r>
+        <w:rPr>
+          <w:i/>
+          <w:iCs/>
+        </w:rPr>
+        <w:t>benefits</w:t>
+      </w:r>
+      <w:r>
+        <w:t xml:space="preserve"> concern </w:t>
+      </w:r>
+      <w:r>
+        <w:lastRenderedPageBreak/>
+        <w:t xml:space="preserve">features of the outcome that are beneficial to the team, organization, or customer; second, we define </w:t>
+      </w:r>
+      <w:r>
+        <w:rPr>
+          <w:i/>
+          <w:iCs/>
+        </w:rPr>
+        <w:t xml:space="preserve">sacrifices </w:t>
+      </w:r>
+      <w:r>
+        <w:t xml:space="preserve">as aspects of an outcome that are negative to the organization and are highly likely to materialize; lastly, we define </w:t>
+      </w:r>
+      <w:r>
+        <w:rPr>
+          <w:i/>
+          <w:iCs/>
+        </w:rPr>
+        <w:t>risks</w:t>
+      </w:r>
+      <w:r>
+        <w:t xml:space="preserve"> as the potential aspects of an outcome that would be negative to the organization but where the likelihood of the outcome is unlikely or highly unknown. </w:t>
+      </w:r>
+    </w:p>
+    <w:p>
+      <w:commentRangeStart w:id="194"/>
+      <w:r>
+        <w:t xml:space="preserve">Notably, even for similar use cases, the stated outcomes might be different across interviewees; this might be due to the organizational aspects the managers influence or approach, other elements that affect the outcome, or even the interviewee's perception.  </w:t>
+      </w:r>
+      <w:commentRangeEnd w:id="194"/>
+      <w:r>
+        <w:rPr>
+          <w:rStyle w:val="CommentReference"/>
+          <w:sz w:val="22"/>
+          <w:szCs w:val="22"/>
+        </w:rPr>
+        <w:commentReference w:id="194"/>
+      </w:r>
+    </w:p>
+    <w:p>
+      <w:commentRangeStart w:id="195"/>
+      <w:r>
+        <w:t>This is the chapter’s central finding: value creation with agentic AI is an inside-out process, shaped more by what organizations do with the technology than by which technology they choose. The three subsections that follow detail the benefit, sacrifice, and risk families; the cross-cutting implications are taken up in Chapter 5.</w:t>
+      </w:r>
+      <w:commentRangeEnd w:id="195"/>
+      <w:r>
+        <w:rPr>
+          <w:rStyle w:val="CommentReference"/>
+          <w:sz w:val="22"/>
+          <w:szCs w:val="22"/>
+        </w:rPr>
+        <w:commentReference w:id="195"/>
       </w:r>
     </w:p>
     <w:p>
       <w:pPr>
         <w:pStyle w:val="Heading3"/>
-        <w:rPr>
-          <w:color w:val="00312A"/>
-        </w:rPr>
-      </w:pPr>
-      <w:bookmarkStart w:id="197" w:name="_psp9v76zeahl" w:colFirst="0" w:colLast="0"/>
-      <w:bookmarkEnd w:id="197"/>
-      <w:r>
-        <w:rPr>
-          <w:color w:val="00312A"/>
-        </w:rPr>
+      </w:pPr>
+      <w:bookmarkStart w:id="196" w:name="_psp9v76zeahl" w:colFirst="0" w:colLast="0"/>
+      <w:bookmarkEnd w:id="196"/>
+      <w:r>
         <w:t>4.4.1</w:t>
       </w:r>
       <w:r>
-        <w:rPr>
-          <w:color w:val="00312A"/>
-        </w:rPr>
         <w:tab/>
         <w:t>Benefits</w:t>
       </w:r>
     </w:p>
     <w:p>
-      <w:pPr>
-        <w:rPr>
-          <w:color w:val="00312A"/>
-        </w:rPr>
-      </w:pPr>
-      <w:r>
-        <w:rPr>
-          <w:color w:val="00312A"/>
-        </w:rPr>
-        <w:t>Benefits from agentic AI in marketing cluster around five themes: efficiency and speed, scalability beyond human capacity, extension of personal and team skillsets, improvement in the quality and depth of outputs, and improved personalization at scale.</w:t>
-      </w:r>
-    </w:p>
-    <w:p>
-      <w:pPr>
-        <w:rPr>
-          <w:color w:val="00312A"/>
-        </w:rPr>
-      </w:pPr>
-      <w:r>
-        <w:rPr>
-          <w:color w:val="00312A"/>
-        </w:rPr>
-        <w:t xml:space="preserve">Efficiency and speed form the largest and most consistently described benefit family (42 and 25 code applications respectively). This is rarely framed as headcount reduction; more often </w:t>
-      </w:r>
-      <w:r>
-        <w:rPr>
-          <w:color w:val="00312A"/>
-        </w:rPr>
-        <w:lastRenderedPageBreak/>
-        <w:t>it appears as the reallocation of capacity — saving time on routine tasks to redirect attention to higher-leverage work. Interviewee 13 gave a precisely calibrated formulation of the analyst-equivalent value:</w:t>
-      </w:r>
-    </w:p>
-    <w:p>
-      <w:pPr>
-        <w:ind w:left="720"/>
+      <w:r>
+        <w:t xml:space="preserve">Benefits from agentic AI in marketing cluster around five themes: efficiency and speed, </w:t>
+      </w:r>
+      <w:r>
+        <w:t>scalability</w:t>
+      </w:r>
+      <w:r>
+        <w:t xml:space="preserve">, extension </w:t>
+      </w:r>
+      <w:r>
+        <w:t xml:space="preserve">of personal </w:t>
+      </w:r>
+      <w:r>
+        <w:t xml:space="preserve">skillsets, </w:t>
+      </w:r>
+      <w:r>
+        <w:t xml:space="preserve">and </w:t>
+      </w:r>
+      <w:r>
+        <w:t>improvement</w:t>
+      </w:r>
+      <w:r>
+        <w:t>s</w:t>
+      </w:r>
+      <w:r>
+        <w:t xml:space="preserve"> in</w:t>
+      </w:r>
+      <w:r>
+        <w:t xml:space="preserve"> the quality of output</w:t>
+      </w:r>
+      <w:r>
+        <w:t>.</w:t>
+      </w:r>
+      <w:r>
+        <w:t xml:space="preserve"> When asked about the benefits of agentic AI, interviewee three notes “It is so much faster, so much easier […] essentially, speed, accuracy, depth of insights, those are really </w:t>
+      </w:r>
+      <w:r>
+        <w:t>helpful</w:t>
+      </w:r>
+      <w:r>
+        <w:t xml:space="preserve">.” </w:t>
+      </w:r>
+    </w:p>
+    <w:p>
+      <w:r>
         <w:rPr>
           <w:i/>
           <w:iCs/>
-          <w:color w:val="00312A"/>
-        </w:rPr>
-      </w:pPr>
+        </w:rPr>
+        <w:t>Efficiency</w:t>
+      </w:r>
+      <w:r>
+        <w:t xml:space="preserve"> </w:t>
+      </w:r>
+      <w:r>
+        <w:t>forms</w:t>
+      </w:r>
+      <w:r>
+        <w:t xml:space="preserve"> the largest and most consistently described benefi</w:t>
+      </w:r>
+      <w:r>
+        <w:t>t</w:t>
+      </w:r>
+      <w:r>
+        <w:t>.</w:t>
+      </w:r>
+      <w:r>
+        <w:t xml:space="preserve"> This might take the form of doing more with the same amount of effort</w:t>
+      </w:r>
+      <w:r>
+        <w:t>. Interviewee 12 notes “the efficiency thing is real.” Similarly, interviewee 10 states “I think value sits primarily in efficiency, at least for now”.</w:t>
+      </w:r>
+    </w:p>
+    <w:p>
+      <w:r>
+        <w:t>Efficiency can also materialize as speed. Interviewee 9 noted “speed to market”</w:t>
+      </w:r>
+      <w:r>
+        <w:t xml:space="preserve"> as a key </w:t>
+      </w:r>
+      <w:r>
+        <w:t>benefit</w:t>
+      </w:r>
+      <w:r>
+        <w:t xml:space="preserve">. </w:t>
+      </w:r>
+      <w:r>
+        <w:t>Interviewee 12 connects this to the ability to experiment, stating: “</w:t>
+      </w:r>
+      <w:r>
+        <w:t>Because it accelerates the time to creating something, and it can do it at typically a much smaller cost, you have the ability to run more experiments.</w:t>
+      </w:r>
+      <w:r>
+        <w:t>”</w:t>
+      </w:r>
+    </w:p>
+    <w:p>
       <w:r>
         <w:rPr>
           <w:i/>
           <w:iCs/>
-          <w:color w:val="00312A"/>
-        </w:rPr>
-        <w:t>you can always build something very quickly that gives you the same information as if you would have an analyst sitting there or some kind of a controller or whatever, because the same work is done in there. It’s not as good as if you would have a great analyst or great controller, but it’s pretty much the same as if you have a mediocre one and, uh, still have to sense check what comes out of it.</w:t>
-      </w:r>
-    </w:p>
-    <w:p>
-      <w:pPr>
-        <w:ind w:left="720"/>
-        <w:rPr>
-          <w:color w:val="00312A"/>
-        </w:rPr>
-      </w:pPr>
-      <w:r>
-        <w:rPr>
-          <w:color w:val="00312A"/>
-        </w:rPr>
-        <w:t>— Interviewee 13</w:t>
-      </w:r>
-    </w:p>
-    <w:p>
-      <w:pPr>
-        <w:rPr>
-          <w:color w:val="00312A"/>
-        </w:rPr>
-      </w:pPr>
-      <w:r>
-        <w:rPr>
-          <w:color w:val="00312A"/>
-        </w:rPr>
-        <w:t>Scale is the benefit most clearly impossible without AI. Generating large numbers of product-page variants, monitoring sentiment across many competitor channels simultaneously, or personalizing communications at the individual rather than the segment level are not viable at human labor cost. Extending the personal skillset is the benefit described with most enthusiasm across interviews. Participants repeatedly described AI enabling work they could not previously do: coding without being a developer, analyzing without being a data scientist, writing in a language without being fluent. Interviewee 12 captured the broadening of individual capability: “it sort of expands the range of creative possibilities and capabilities that an individual can do.” Interviewee 10 described the downstream organizational effect: the social media manager “suddenly becomes a designer and app concept creator.”</w:t>
-      </w:r>
-    </w:p>
-    <w:p>
-      <w:pPr>
-        <w:rPr>
-          <w:color w:val="00312A"/>
-        </w:rPr>
-      </w:pPr>
-      <w:r>
-        <w:rPr>
-          <w:color w:val="00312A"/>
-        </w:rPr>
-        <w:t>The scale benefit is perhaps most vividly expressed in content production. Interviewee 11, an external AI advisor working with clients on content strategy, described a fully automated pipeline built for a recruitment client:</w:t>
-      </w:r>
-    </w:p>
-    <w:p>
-      <w:pPr>
-        <w:ind w:left="720"/>
+        </w:rPr>
+        <w:t>Scale</w:t>
+      </w:r>
+      <w:r>
+        <w:t xml:space="preserve"> is the benefit most clearly impossible without AI. </w:t>
+      </w:r>
+      <w:r>
+        <w:t xml:space="preserve">Interviewee 14 related scaling AI to having an army or interns, stating, “It actually works quite the same, and now we have whole </w:t>
+      </w:r>
+      <w:r>
+        <w:lastRenderedPageBreak/>
+        <w:t>armies of those super interns”. Scale is typically related to generating large amounts of content, many variations for personalization beyond what a marketer could do, or with automating processes that would take manual effort.</w:t>
+      </w:r>
+    </w:p>
+    <w:p>
+      <w:r>
         <w:rPr>
           <w:i/>
           <w:iCs/>
-          <w:color w:val="00312A"/>
-        </w:rPr>
-      </w:pPr>
+        </w:rPr>
+        <w:t>Extending the personal skillset</w:t>
+      </w:r>
+      <w:r>
+        <w:t xml:space="preserve"> is the benefit described with most enthusiasm across interviews. Participants repeatedly described AI enabling work they could not previously do: </w:t>
+      </w:r>
+      <w:r>
+        <w:t xml:space="preserve">Typically relating to technical capabilities. </w:t>
+      </w:r>
+      <w:r>
+        <w:t>Interviewee 12 captured the broadening of individual capability: “it sort of expands the range of creative possibilities and capabilities that an individual can do.” Interviewee 10 described the downstream organizational effect: the social media manager “suddenly becomes a designer and app concept creator.”</w:t>
+      </w:r>
+      <w:r>
+        <w:t xml:space="preserve"> </w:t>
+      </w:r>
+    </w:p>
+    <w:p>
+      <w:r>
+        <w:t xml:space="preserve">Improvements in </w:t>
+      </w:r>
       <w:r>
         <w:rPr>
           <w:i/>
           <w:iCs/>
-          <w:color w:val="00312A"/>
-        </w:rPr>
-        <w:t>So we created something about thousand web pages fully automated.</w:t>
-      </w:r>
-    </w:p>
-    <w:p>
-      <w:pPr>
-        <w:ind w:left="720"/>
-        <w:rPr>
-          <w:color w:val="00312A"/>
-        </w:rPr>
-      </w:pPr>
-      <w:r>
-        <w:rPr>
-          <w:color w:val="00312A"/>
-        </w:rPr>
-        <w:t>— Interviewee 11</w:t>
-      </w:r>
-    </w:p>
-    <w:p>
-      <w:pPr>
-        <w:rPr>
-          <w:color w:val="00312A"/>
-        </w:rPr>
-      </w:pPr>
-      <w:r>
-        <w:rPr>
-          <w:color w:val="00312A"/>
-        </w:rPr>
-        <w:t xml:space="preserve">Work of this volume and specificity would have been prohibitively expensive at human authoring rates. The ability to generate, populate, and publish at this scale without proportional </w:t>
-      </w:r>
-      <w:r>
-        <w:rPr>
-          <w:color w:val="00312A"/>
-        </w:rPr>
-        <w:lastRenderedPageBreak/>
-        <w:t>headcount represents a qualitatively new production capacity rather than an incremental efficiency gain.</w:t>
-      </w:r>
-    </w:p>
-    <w:p>
-      <w:pPr>
-        <w:rPr>
-          <w:color w:val="00312A"/>
-        </w:rPr>
-      </w:pPr>
-      <w:r>
-        <w:rPr>
-          <w:color w:val="00312A"/>
-        </w:rPr>
-        <w:t>The most concrete commercial benefit figure in the data comes from Interviewee 6, who was asked directly about the return on investment from a multi-vendor chatbot programme that handles membership queries and drives commercial conversions:</w:t>
-      </w:r>
-    </w:p>
-    <w:p>
-      <w:pPr>
-        <w:ind w:left="720"/>
+        </w:rPr>
+        <w:t>quality of output</w:t>
+      </w:r>
+      <w:r>
+        <w:t xml:space="preserve"> come in various different forms and notes how the agentic system produces better output than a human would otherwise provide. </w:t>
+      </w:r>
+      <w:bookmarkStart w:id="197" w:name="_vkh433kqk3oi" w:colFirst="0" w:colLast="0"/>
+      <w:bookmarkEnd w:id="197"/>
+      <w:r>
+        <w:t>Interviewee 3 noted increased “depth of insights” in AI-generated reports. Interviewee 10 notes “I find the output quality absurdly good. If you are clear about what you want”, and interviewee 5 noted how they upgraded a large content library with AI, improving the quality compared to the human-made originals.</w:t>
+      </w:r>
+    </w:p>
+    <w:p>
+      <w:pPr>
+        <w:pStyle w:val="Heading3"/>
+      </w:pPr>
+      <w:r>
+        <w:t>4.4.2</w:t>
+      </w:r>
+      <w:r>
+        <w:tab/>
+      </w:r>
+      <w:r>
+        <w:t>Sacrifices</w:t>
+      </w:r>
+    </w:p>
+    <w:p>
+      <w:r>
+        <w:t xml:space="preserve">Alongside benefits, participants describe a set of </w:t>
+      </w:r>
+      <w:r>
+        <w:t>sacrifices</w:t>
+      </w:r>
+      <w:bookmarkStart w:id="198" w:name="OLE_LINK6"/>
+      <w:r>
+        <w:t>;</w:t>
+      </w:r>
+      <w:r>
+        <w:t xml:space="preserve"> things that are knowingly given up or altered as a consequence of AI adoption</w:t>
+      </w:r>
+      <w:bookmarkEnd w:id="198"/>
+      <w:r>
+        <w:t xml:space="preserve">. </w:t>
+      </w:r>
+      <w:r>
+        <w:t>Two key</w:t>
+      </w:r>
+      <w:r>
+        <w:t xml:space="preserve"> categories </w:t>
+      </w:r>
+      <w:r>
+        <w:t>arise from the data</w:t>
+      </w:r>
+      <w:r>
+        <w:t>: financial cost</w:t>
+      </w:r>
+      <w:r>
+        <w:t>s</w:t>
+      </w:r>
+      <w:r>
+        <w:t xml:space="preserve"> and</w:t>
+      </w:r>
+      <w:r>
+        <w:t xml:space="preserve"> job displacement.</w:t>
+      </w:r>
+    </w:p>
+    <w:p>
+      <w:r>
+        <w:t xml:space="preserve">AI is not cheap. Infrastructure costs, API usage, vendor licensing, and the organizational time required to implement and maintain AI systems are consistently identified as real costs. Interviewee 7 noted: “AI is also very expensive. That’s something that we don’t take into consideration.” </w:t>
+      </w:r>
+    </w:p>
+    <w:p>
+      <w:pPr>
         <w:rPr>
           <w:i/>
           <w:iCs/>
-          <w:color w:val="00312A"/>
-        </w:rPr>
-      </w:pPr>
+        </w:rPr>
+      </w:pPr>
+      <w:r>
+        <w:t xml:space="preserve">Job replacement </w:t>
+      </w:r>
+      <w:r>
+        <w:t xml:space="preserve">is </w:t>
+      </w:r>
+      <w:r>
+        <w:t>acknowledged across interviews</w:t>
+      </w:r>
+      <w:r>
+        <w:t xml:space="preserve"> as a potential downside of using agentic AI. However, while this might be a logical mirror to the increased efficiency, only interviewee 7 describes an occurrence of job loss “What happened is we fired half the people, </w:t>
+      </w:r>
+      <w:r>
+        <w:lastRenderedPageBreak/>
+        <w:t>right? That’s terrible, I did not sleep for a week.”</w:t>
+      </w:r>
+      <w:r>
+        <w:t xml:space="preserve"> In other examples, interviewees describe more or different work being picked up. Interviewee 13 notes regarding job displacement: “this might happen, that you get redundancies, but it is not the way</w:t>
+      </w:r>
+      <w:r>
+        <w:t xml:space="preserve"> </w:t>
+      </w:r>
+      <w:r>
+        <w:t>I think</w:t>
+      </w:r>
+      <w:r>
+        <w:t xml:space="preserve"> companies are doing it right now.”</w:t>
+      </w:r>
+      <w:r>
+        <w:t xml:space="preserve"> </w:t>
+      </w:r>
+      <w:bookmarkStart w:id="199" w:name="_i62wq5quevoe" w:colFirst="0" w:colLast="0"/>
+      <w:bookmarkEnd w:id="199"/>
+    </w:p>
+    <w:p>
+      <w:pPr>
+        <w:pStyle w:val="Heading3"/>
+        <w:rPr>
+          <w:highlight w:val="yellow"/>
+        </w:rPr>
+      </w:pPr>
+      <w:r>
+        <w:t>4.4.3</w:t>
+      </w:r>
+      <w:r>
+        <w:tab/>
+        <w:t>Risks</w:t>
+      </w:r>
+    </w:p>
+    <w:p>
+      <w:r>
+        <w:t>Risks differ from sacrifices in that they represent potential rather than certain negative outcomes. Four risk categories are prominent: hallucination</w:t>
+      </w:r>
+      <w:r>
+        <w:t>s</w:t>
+      </w:r>
+      <w:r>
+        <w:t>, security exposure, privacy violation, and negative brand impact.</w:t>
+      </w:r>
+    </w:p>
+    <w:p>
       <w:r>
         <w:rPr>
           <w:i/>
           <w:iCs/>
-          <w:color w:val="00312A"/>
-        </w:rPr>
-        <w:t>Yeah, I would say 10X. Let’s say 10X. Because it’s not two and it’s also not 200.</w:t>
-      </w:r>
-    </w:p>
-    <w:p>
-      <w:pPr>
-        <w:ind w:left="720"/>
-        <w:rPr>
-          <w:color w:val="00312A"/>
-        </w:rPr>
-      </w:pPr>
-      <w:r>
-        <w:rPr>
-          <w:color w:val="00312A"/>
-        </w:rPr>
-        <w:t>— Interviewee 6</w:t>
-      </w:r>
-    </w:p>
-    <w:p>
-      <w:pPr>
-        <w:rPr>
-          <w:color w:val="00312A"/>
-        </w:rPr>
-      </w:pPr>
-      <w:r>
-        <w:rPr>
-          <w:color w:val="00312A"/>
-        </w:rPr>
-        <w:t>Improving the depth and quality of insights, and improving personalization, round out the benefit portfolio. The insight improvement benefit is closely connected to the database-as-context feature described in section 4.3.2: when AI can reason over a full customer record rather than a summary, the quality of the resulting recommendation or response is materially different from what a human could produce within the same time constraint. Personalization at individual level, previously economically infeasible at scale, becomes operationally straightforward once the underlying data is accessible.</w:t>
-      </w:r>
-    </w:p>
-    <w:p>
-      <w:pPr>
-        <w:pStyle w:val="Heading3"/>
-        <w:rPr>
-          <w:color w:val="00312A"/>
-        </w:rPr>
-      </w:pPr>
-      <w:bookmarkStart w:id="198" w:name="_vkh433kqk3oi" w:colFirst="0" w:colLast="0"/>
-      <w:bookmarkEnd w:id="198"/>
-      <w:r>
-        <w:rPr>
-          <w:color w:val="00312A"/>
-        </w:rPr>
-        <w:t>4.4.2</w:t>
-      </w:r>
-      <w:r>
-        <w:rPr>
-          <w:color w:val="00312A"/>
-        </w:rPr>
-        <w:tab/>
-        <w:t>Sacrifices</w:t>
-      </w:r>
-    </w:p>
-    <w:p>
-      <w:pPr>
-        <w:rPr>
-          <w:color w:val="00312A"/>
-        </w:rPr>
-      </w:pPr>
-      <w:r>
-        <w:rPr>
-          <w:color w:val="00312A"/>
-        </w:rPr>
-        <w:t>Alongside benefits, participants describe a set of accepted costs and trade-offs — things that are knowingly given up or altered as a consequence of AI adoption. Three categories recur: financial investment and operating cost, job displacement and role change, and the erosion of humanness or authenticity in customer interactions.</w:t>
-      </w:r>
-    </w:p>
-    <w:p>
-      <w:pPr>
-        <w:rPr>
-          <w:color w:val="00312A"/>
-        </w:rPr>
-      </w:pPr>
-      <w:r>
-        <w:rPr>
-          <w:color w:val="00312A"/>
-        </w:rPr>
-        <w:t xml:space="preserve">AI is not cheap. Infrastructure costs, API usage, vendor licensing, and the organizational time required to implement and maintain AI systems are consistently identified as real costs. Interviewee 7 noted that cloud costs are frequently underestimated: “AI is also very expensive. That’s something that we don’t take into consideration. It’s not cheap. The cloud cost is not cheap.” Interviewee 9 described a structural constraint in the agency context: AI investment cannot be unlocked until it generates net new revenue, but it cannot generate net new revenue </w:t>
-      </w:r>
-      <w:r>
-        <w:rPr>
-          <w:color w:val="00312A"/>
-        </w:rPr>
-        <w:lastRenderedPageBreak/>
-        <w:t>without prior investment. Budget cycles and AI-value timelines are mismatched in both directions.</w:t>
-      </w:r>
-    </w:p>
-    <w:p>
-      <w:pPr>
-        <w:rPr>
-          <w:color w:val="00312A"/>
-        </w:rPr>
-      </w:pPr>
-      <w:r>
-        <w:rPr>
-          <w:color w:val="00312A"/>
-        </w:rPr>
-        <w:t>Job replacement and role change are acknowledged across interviews, though almost never as an immediate intention. The more common framing is gradual role evolution as AI absorbs certain task types and the remaining human work shifts toward judgment, evaluation, and relationship management. Interviewee 13 described the communication that makes this transition manageable:</w:t>
-      </w:r>
-    </w:p>
-    <w:p>
-      <w:pPr>
-        <w:ind w:left="720"/>
+        </w:rPr>
+        <w:t>Hallucination</w:t>
+      </w:r>
+      <w:r>
         <w:rPr>
           <w:i/>
           <w:iCs/>
-          <w:color w:val="00312A"/>
-        </w:rPr>
-      </w:pPr>
+        </w:rPr>
+        <w:t xml:space="preserve"> risk</w:t>
+      </w:r>
+      <w:r>
+        <w:t xml:space="preserve"> refers to the chance that AI might provide faulty answers that are not in line with the provided information. While it is often noted, it is rarely described as a</w:t>
+      </w:r>
+      <w:r>
+        <w:t xml:space="preserve">n impactful </w:t>
+      </w:r>
+      <w:r>
+        <w:t>issue. Interviewee 11 notes hallucination as a risk, but adds “Hallucinations do not happen that often”</w:t>
+      </w:r>
+      <w:r>
+        <w:t>. Interviewee 10 noted, “Hallucination is not your biggest blocker right now, and definitely not a reason to delay”. Interviewee 12 noted</w:t>
+      </w:r>
+      <w:r>
+        <w:t xml:space="preserve"> the need to stay aware of it</w:t>
+      </w:r>
+      <w:r>
+        <w:t xml:space="preserve">: </w:t>
+      </w:r>
+    </w:p>
+    <w:p>
+      <w:pPr>
+        <w:pStyle w:val="Quote"/>
+      </w:pPr>
+      <w:r>
+        <w:t>“I do not think of AI as being infallible. […] If you don’t have an understanding of your domain, then just sort of blindly trust AI, I think most people would agree that is kind of a risky place to put yourself in.”</w:t>
+      </w:r>
+    </w:p>
+    <w:p>
+      <w:r>
+        <w:t xml:space="preserve">Security and </w:t>
+      </w:r>
+      <w:r>
+        <w:t xml:space="preserve">privacy violations are most consistently noted as risks. </w:t>
+      </w:r>
+      <w:r>
+        <w:t xml:space="preserve">The concern </w:t>
+      </w:r>
+      <w:r>
+        <w:t>typically centers</w:t>
+      </w:r>
+      <w:r>
+        <w:t xml:space="preserve"> on data that enters AI systems </w:t>
+      </w:r>
+      <w:r>
+        <w:t>outside of what would be compliant</w:t>
+      </w:r>
+      <w:r>
+        <w:t>, but might include any violation of law, policy, or user</w:t>
+      </w:r>
+      <w:r>
+        <w:t>’</w:t>
+      </w:r>
+      <w:r>
+        <w:t>s trust regarding security and privacy</w:t>
+      </w:r>
+      <w:r>
+        <w:t xml:space="preserve">. </w:t>
+      </w:r>
+      <w:r>
+        <w:t>Interviewee 13 described:</w:t>
+      </w:r>
+    </w:p>
+    <w:p>
+      <w:pPr>
+        <w:pStyle w:val="Quote"/>
+        <w:rPr>
+          <w:iCs w:val="0"/>
+        </w:rPr>
+      </w:pPr>
+      <w:r>
+        <w:t>Companies are already afraid to use certain tools because</w:t>
+      </w:r>
+      <w:r>
+        <w:t xml:space="preserve"> ‘</w:t>
+      </w:r>
+      <w:r>
+        <w:t>how does it look on the GDPR side?</w:t>
+      </w:r>
+      <w:r>
+        <w:t>’, ‘</w:t>
+      </w:r>
+      <w:r>
+        <w:t>Are we allowed to track data from our customers?</w:t>
+      </w:r>
+      <w:r>
+        <w:t>’</w:t>
+      </w:r>
+      <w:r>
+        <w:t xml:space="preserve"> And this is the first step. I think the agentic level, taking like two or three tools where you’re already not, uh, where you’re already afraid to use them, and then giving it to an agent</w:t>
+      </w:r>
+      <w:r>
+        <w:t>…</w:t>
+      </w:r>
+      <w:r>
+        <w:t xml:space="preserve"> that’s, that’s three, four levels more difficult.</w:t>
+      </w:r>
+    </w:p>
+    <w:p>
       <w:r>
         <w:rPr>
           <w:i/>
           <w:iCs/>
+        </w:rPr>
+        <w:lastRenderedPageBreak/>
+        <w:t>Brand risk</w:t>
+      </w:r>
+      <w:r>
+        <w:t xml:space="preserve"> </w:t>
+      </w:r>
+      <w:r>
+        <w:t xml:space="preserve">is also </w:t>
+      </w:r>
+      <w:r>
+        <w:t xml:space="preserve">frequently noted, and is concerned with the degradation of users’ perception or the brand resulting from </w:t>
+      </w:r>
+      <w:r>
+        <w:t xml:space="preserve">AI </w:t>
+      </w:r>
+      <w:r>
+        <w:t>use. C</w:t>
+      </w:r>
+      <w:r>
+        <w:t xml:space="preserve">ontent that is off-brand, tonally inappropriate, or </w:t>
+      </w:r>
+      <w:r>
+        <w:t>perceived as inauthentic might negatively impact the organization. When asked for the risks of agentic AI, interviewee 6 noted</w:t>
+      </w:r>
+      <w:r>
+        <w:t>: “</w:t>
+      </w:r>
+      <w:r>
+        <w:t>It</w:t>
+      </w:r>
+      <w:r>
+        <w:t xml:space="preserve"> is</w:t>
+      </w:r>
+      <w:r>
+        <w:t xml:space="preserve"> mainly brand control, I would say. It</w:t>
+      </w:r>
+      <w:r>
+        <w:t xml:space="preserve"> is</w:t>
+      </w:r>
+      <w:r>
+        <w:t xml:space="preserve"> also going to say some stupid stuff, and that is a very important one.” </w:t>
+      </w:r>
+      <w:r>
+        <w:t>Interviewee 15 experienced the negative effects after using AI-generated messages; she observed, “The customer sees through that pretty quickly”</w:t>
+      </w:r>
+      <w:r>
+        <w:t>,</w:t>
+      </w:r>
+      <w:r>
+        <w:t xml:space="preserve"> she noted it was “just a bit too much of a shortcut with this use case”</w:t>
+      </w:r>
+    </w:p>
+    <w:p>
+      <w:pPr>
+        <w:pStyle w:val="Heading2"/>
+        <w:rPr>
+          <w:color w:val="auto"/>
+        </w:rPr>
+      </w:pPr>
+      <w:commentRangeStart w:id="200"/>
+      <w:r>
+        <w:rPr>
+          <w:color w:val="auto"/>
+        </w:rPr>
+        <w:t xml:space="preserve">4.5 </w:t>
+      </w:r>
+      <w:r>
+        <w:rPr>
+          <w:color w:val="auto"/>
+        </w:rPr>
+        <w:tab/>
+        <w:t>Paradoxes</w:t>
+      </w:r>
+      <w:commentRangeEnd w:id="200"/>
+      <w:r>
+        <w:rPr>
+          <w:rStyle w:val="CommentReference"/>
+          <w:color w:val="auto"/>
+          <w:sz w:val="22"/>
+          <w:szCs w:val="22"/>
+        </w:rPr>
+        <w:commentReference w:id="200"/>
+      </w:r>
+    </w:p>
+    <w:p>
+      <w:pPr>
+        <w:rPr>
           <w:color w:val="00312A"/>
         </w:rPr>
-        <w:t>For Germans, or at least for most of the Germans I, I, I work with on these kind of things, it’s feeling secure that this doesn’t impact their livelihood. … If the C level is there and helps you and tells you, ‘Hey, yes, we will automate these kind of things, but that still means someone needs to look over this automation. You can learn to do this.’ … I think this is really something that, uh, is very, very important.</w:t>
-      </w:r>
-    </w:p>
-    <w:p>
-      <w:pPr>
-        <w:ind w:left="720"/>
-        <w:rPr>
-          <w:color w:val="00312A"/>
-        </w:rPr>
-      </w:pPr>
-      <w:r>
-        <w:rPr>
-          <w:color w:val="00312A"/>
-        </w:rPr>
-        <w:t>— Interviewee 13</w:t>
-      </w:r>
-    </w:p>
-    <w:p>
-      <w:pPr>
-        <w:rPr>
-          <w:color w:val="00312A"/>
-        </w:rPr>
-      </w:pPr>
-      <w:r>
-        <w:rPr>
-          <w:color w:val="00312A"/>
-        </w:rPr>
-        <w:t>Authenticity is a more subtle sacrifice. AI-generated content — particularly in outreach and customer communications — can be recognized as artificial, and that recognition damages trust. Interviewee 16 drew a deliberate line between creative and automated work: “I want to keep the creative work human. I think that keeps our authenticity, at least for now.” The implication is that authenticity functions not only as a brand value but as a functional constraint on which use cases are viable.</w:t>
+      </w:pPr>
+      <w:r>
+        <w:t xml:space="preserve">Running through the data, we also observe some patterns that seem paradoxical. For instance, the cause of the problem might also be its solution. </w:t>
+      </w:r>
+      <w:r>
+        <w:t xml:space="preserve">These paradoxes are not logical contradictions to be resolved; rather they show both sides of the tension and often show how downsides or risks might be navigated. </w:t>
       </w:r>
     </w:p>
     <w:p>
       <w:pPr>
         <w:pStyle w:val="Heading3"/>
-        <w:rPr>
-          <w:color w:val="00312A"/>
-          <w:highlight w:val="yellow"/>
-        </w:rPr>
-      </w:pPr>
-      <w:bookmarkStart w:id="199" w:name="_i62wq5quevoe" w:colFirst="0" w:colLast="0"/>
-      <w:bookmarkEnd w:id="199"/>
-      <w:r>
-        <w:rPr>
-          <w:color w:val="00312A"/>
-        </w:rPr>
-        <w:t>4.4.3</w:t>
-      </w:r>
-      <w:r>
-        <w:rPr>
-          <w:color w:val="00312A"/>
-        </w:rPr>
+      </w:pPr>
+      <w:r>
+        <w:t>4.5.1</w:t>
+      </w:r>
+      <w:r>
         <w:tab/>
-        <w:t>Risks</w:t>
-      </w:r>
-    </w:p>
-    <w:p>
-      <w:pPr>
-        <w:rPr>
-          <w:color w:val="00312A"/>
-        </w:rPr>
-      </w:pPr>
-      <w:r>
-        <w:rPr>
-          <w:color w:val="00312A"/>
-        </w:rPr>
-        <w:t>Risks differ from sacrifices in that they represent potential rather than certain negative outcomes, contingent on how AI is deployed and governed. Four risk categories are prominent: hallucination and output error, security exposure, privacy violation, and negative brand impact.</w:t>
-      </w:r>
-    </w:p>
-    <w:p>
-      <w:pPr>
-        <w:rPr>
-          <w:color w:val="00312A"/>
-        </w:rPr>
-      </w:pPr>
-      <w:r>
-        <w:rPr>
-          <w:color w:val="00312A"/>
-        </w:rPr>
-        <w:t xml:space="preserve">Hallucination — the generation of plausible but factually incorrect content — is the most universally acknowledged risk (11 code applications, 7 documents). Its practical significance varies by use case: in research and internal analysis, hallucinations are typically caught by </w:t>
-      </w:r>
-      <w:r>
-        <w:rPr>
-          <w:color w:val="00312A"/>
-        </w:rPr>
-        <w:lastRenderedPageBreak/>
-        <w:t>human review before they cause harm; in customer-facing communications or automated workflows, they can reach customers before they are detected. Interviewee 12 offered a framework for containing the risk: hallucination is manageable within domains where the user possesses the domain expertise to evaluate output, and dangerous where they do not. This framing makes human oversight (see section 4.3.2) structurally necessary rather than optional.</w:t>
-      </w:r>
-    </w:p>
-    <w:p>
-      <w:pPr>
-        <w:rPr>
-          <w:color w:val="00312A"/>
-        </w:rPr>
-      </w:pPr>
-      <w:r>
-        <w:rPr>
-          <w:color w:val="00312A"/>
-        </w:rPr>
-        <w:t>Security and data exposure are among the most consistently named risks (12 code applications). The concern centres on data that enters AI systems rather than on AI outputs: business-sensitive information, personally identifiable data, and proprietary analytics may be processed by third-party AI services in ways that create compliance exposure. Interviewee 13 described the privacy risk as amplified in agentic contexts:</w:t>
-      </w:r>
-    </w:p>
-    <w:p>
-      <w:pPr>
-        <w:ind w:left="720"/>
+        <w:t>Branding Paradox</w:t>
+      </w:r>
+    </w:p>
+    <w:p>
+      <w:r>
+        <w:t xml:space="preserve">In section 4.4.3 we described </w:t>
+      </w:r>
+      <w:r>
         <w:rPr>
           <w:i/>
           <w:iCs/>
+        </w:rPr>
+        <w:t>brand risk</w:t>
+      </w:r>
+      <w:r>
+        <w:t xml:space="preserve"> and observed that it is often seen as a key concern of deploying agents. </w:t>
+      </w:r>
+      <w:bookmarkStart w:id="201" w:name="OLE_LINK7"/>
+      <w:r>
+        <w:t>Yet organizations (sometimes the very same) leverage agentic AI to counteract brand risk.</w:t>
+      </w:r>
+      <w:r>
+        <w:t xml:space="preserve"> Interviewee 3 </w:t>
+      </w:r>
+      <w:r>
+        <w:t>explains “T</w:t>
+      </w:r>
+      <w:r>
+        <w:t>he branding team trained the assistant on our branding guidelines and different personas. And then that assistant tells you if this is brand-aligned</w:t>
+      </w:r>
+      <w:r>
+        <w:t>. Likewise, i</w:t>
+      </w:r>
+      <w:r>
+        <w:t>nterviewee 16 described governance agents that ensure generated content adheres to tone-of-voice and visual brand standards at scale</w:t>
+      </w:r>
+      <w:r>
+        <w:t>, and notes that this agent is now in place to validate human content.</w:t>
+      </w:r>
+      <w:r>
+        <w:t xml:space="preserve"> </w:t>
+      </w:r>
+    </w:p>
+    <w:p>
+      <w:r>
+        <w:t>H</w:t>
+      </w:r>
+      <w:r>
+        <w:t>is case provides a good analysis of this paradox; in addition to AI, humans can also create content that is not brand-aligned. Interviewee 16 thinks AI might already outperform humans and decided to measure the difference:</w:t>
+      </w:r>
+    </w:p>
+    <w:p>
+      <w:pPr>
+        <w:pStyle w:val="Quote"/>
+      </w:pPr>
+      <w:r>
+        <w:t xml:space="preserve">I'm logging a quality score based on these guidelines, and I do want to see this quality score go up. But I also want a human quality score next to it, so we can </w:t>
+      </w:r>
+      <w:r>
+        <w:lastRenderedPageBreak/>
+        <w:t>benchmark how we're doing compared to the traditional way of working</w:t>
+      </w:r>
+      <w:r>
+        <w:t xml:space="preserve">, </w:t>
+      </w:r>
+      <w:r>
+        <w:t>so we can prove it's better. Because otherwise it's a feeling.</w:t>
+      </w:r>
+    </w:p>
+    <w:p>
+      <w:pPr>
+        <w:rPr>
           <w:color w:val="00312A"/>
         </w:rPr>
       </w:pPr>
       <w:r>
-        <w:rPr>
-          <w:i/>
-          <w:iCs/>
-          <w:color w:val="00312A"/>
-        </w:rPr>
-        <w:t>Companies are already afraid to use certain tools because how does it look on the GDPR side? Do we really — Are we allowed to track data from our customers? And this is the first step. I think the agentic level, taking like two or three tools where you’re already not, uh, where you’re already afraid to use them, and then giving it to an agent — that’s, that’s three, four levels more difficult.</w:t>
-      </w:r>
-    </w:p>
-    <w:p>
-      <w:pPr>
-        <w:ind w:left="720"/>
-        <w:rPr>
-          <w:color w:val="00312A"/>
-        </w:rPr>
-      </w:pPr>
-      <w:r>
-        <w:rPr>
-          <w:color w:val="00312A"/>
-        </w:rPr>
-        <w:t>— Interviewee 13</w:t>
-      </w:r>
-    </w:p>
-    <w:p>
-      <w:pPr>
-        <w:rPr>
-          <w:color w:val="00312A"/>
-        </w:rPr>
-      </w:pPr>
-      <w:r>
-        <w:rPr>
-          <w:color w:val="00312A"/>
-        </w:rPr>
-        <w:t>Brand risk is the final category (11 code applications). AI can generate content that is off-brand, tonally inappropriate, or culturally misjudged, and in automated workflows it can do so at scale before human review catches it. Interviewee 6 named brand control as the primary governance concern for her marketing use cases: “it’s mainly brand control, I would say. It’s also going to say some stupid stuff, and that is a very important … one.” The mitigation strategies are identical to those described in section 4.3.2: evaluating output before customer exposure, embedding brand voice in the system prompt, and restricting autonomous action to validated use-case categories.</w:t>
-      </w:r>
-    </w:p>
-    <w:p>
-      <w:pPr>
-        <w:pStyle w:val="Heading2"/>
-        <w:rPr>
-          <w:color w:val="00312A"/>
-        </w:rPr>
-      </w:pPr>
-      <w:r>
-        <w:rPr>
-          <w:color w:val="00312A"/>
-        </w:rPr>
-        <w:lastRenderedPageBreak/>
-        <w:t xml:space="preserve">4.5 </w:t>
-      </w:r>
-      <w:r>
-        <w:rPr>
-          <w:color w:val="00312A"/>
-        </w:rPr>
-        <w:tab/>
-        <w:t>Paradoxes</w:t>
-      </w:r>
-    </w:p>
-    <w:p>
-      <w:pPr>
-        <w:rPr>
-          <w:color w:val="00312A"/>
-        </w:rPr>
-      </w:pPr>
-      <w:r>
-        <w:rPr>
-          <w:color w:val="00312A"/>
-        </w:rPr>
-        <w:t>Running through the data, a recurring structural pattern emerges: the same capability that creates a risk also provides the means to address it. Agentic AI threatens brand coherence, and agentic AI is deployed to enforce brand guidelines. Hallucinations undermine output quality, and agentic review workflows are used to catch errors before they propagate. AI reduces the need for junior execution roles, yet AI-native junior talent may be exactly what organizations need to build the next wave of capability. This pattern — where the technology is simultaneously the source of a problem and a candidate for its resolution — is not incidental. It reflects the dual character of a general-purpose technology: one whose value depends on configuration, governance, and the judgment of the humans who deploy it.</w:t>
-      </w:r>
-    </w:p>
-    <w:p>
-      <w:pPr>
-        <w:rPr>
-          <w:color w:val="00312A"/>
-        </w:rPr>
-      </w:pPr>
-      <w:r>
-        <w:rPr>
-          <w:color w:val="00312A"/>
-        </w:rPr>
-        <w:t>The five paradoxes identified below are not logical contradictions that must be resolved before adoption can proceed. They are design tensions that marketing managers must actively navigate. In each case, the data show practitioners on both sides of the tension simultaneously: aware of the risk, deploying compensating mechanisms, and accepting residual uncertainty. Naming these tensions explicitly is analytically useful because it directs attention away from the question ‘is agentic AI beneficial?’ toward the more tractable question ‘under what conditions does it create net benefit?’</w:t>
-      </w:r>
-    </w:p>
-    <w:p>
-      <w:pPr>
-        <w:pStyle w:val="Heading3"/>
-        <w:rPr>
-          <w:color w:val="00312A"/>
-        </w:rPr>
-      </w:pPr>
-      <w:r>
-        <w:rPr>
-          <w:color w:val="00312A"/>
-        </w:rPr>
-        <w:t>4.5.1</w:t>
-      </w:r>
-      <w:r>
-        <w:rPr>
-          <w:color w:val="00312A"/>
-        </w:rPr>
-        <w:tab/>
-        <w:t>Branding Paradox</w:t>
-      </w:r>
-    </w:p>
-    <w:p>
-      <w:pPr>
-        <w:rPr>
-          <w:color w:val="00312A"/>
-        </w:rPr>
-      </w:pPr>
-      <w:r>
-        <w:rPr>
-          <w:color w:val="00312A"/>
-        </w:rPr>
-        <w:t xml:space="preserve">AI-generated content introduces brand risk in two ways: it may produce off-brand tone, imagery, or claims, and at scale it may homogenize output across organizations using similar models and prompts. Several participants named brand control as their primary governance concern. Interviewee 6 described it as the foremost drawback of agentic customer communication. Interviewee 11 noted that for aspirational, emotionally resonant brand content, AI “still falls very, very short” and that human creativity remains the appropriate input. Interviewee 14 described the risk at a market level: when every firm uses similar models and </w:t>
-      </w:r>
-      <w:r>
-        <w:rPr>
-          <w:color w:val="00312A"/>
-        </w:rPr>
-        <w:lastRenderedPageBreak/>
-        <w:t>prompts, the strategic response may be to deliberately leave human imperfections in content as a differentiator.</w:t>
-      </w:r>
-    </w:p>
-    <w:p>
-      <w:pPr>
-        <w:rPr>
-          <w:color w:val="00312A"/>
-        </w:rPr>
-      </w:pPr>
-      <w:r>
-        <w:rPr>
-          <w:color w:val="00312A"/>
-        </w:rPr>
-        <w:t>Yet the same organizations raising brand risk are also deploying agentic AI as a brand governance tool. Interviewee 3 described an assistant trained on brand guidelines and persona documents that evaluates content for brand alignment before publication, collapsing a multi-stage approval process into a real-time check. Interviewee 8 described an agentic workflow that screens images for content inappropriate to the brand’s professional context before they appear on social channels. Interviewee 16 described governance agents that ensure generated content adheres to tone-of-voice and visual brand standards at scale — a volume of output no human review team could sustain.</w:t>
-      </w:r>
-    </w:p>
-    <w:p>
-      <w:pPr>
-        <w:rPr>
-          <w:color w:val="00312A"/>
-        </w:rPr>
-      </w:pPr>
-      <w:r>
-        <w:rPr>
-          <w:color w:val="00312A"/>
-        </w:rPr>
-        <w:t>The paradox is structural: the speed and scale that make AI content generation valuable also make manual brand governance infeasible, which in turn makes agentic brand governance necessary. The organizations most exposed to AI-driven brand risk are therefore also the ones with the strongest incentive to invest in AI-driven brand control. The design question is not whether to use AI for brand governance but how to configure the governance agent so that the guardrails are specific, current, and maintainable.</w:t>
-      </w:r>
-    </w:p>
-    <w:p>
-      <w:pPr>
-        <w:pStyle w:val="Heading3"/>
-        <w:rPr>
-          <w:color w:val="00312A"/>
-        </w:rPr>
-      </w:pPr>
-      <w:r>
-        <w:rPr>
-          <w:color w:val="00312A"/>
-        </w:rPr>
-        <w:t>4.5.2</w:t>
-      </w:r>
-      <w:r>
-        <w:rPr>
-          <w:color w:val="00312A"/>
-        </w:rPr>
-        <w:tab/>
-        <w:t>Hallucinating Paradox</w:t>
-      </w:r>
-    </w:p>
-    <w:p>
-      <w:pPr>
-        <w:rPr>
-          <w:color w:val="00312A"/>
-        </w:rPr>
-      </w:pPr>
-      <w:r>
-        <w:rPr>
-          <w:color w:val="00312A"/>
-        </w:rPr>
-        <w:t>Hallucination — the generation of plausible but factually incorrect content — is the most frequently cited AI risk in the data, yet it occupies an ambiguous position when held against the accuracy of the human processes it replaces. Interviewee 11 offered a calibrated view: hallucination happens “a little bit” but “never on crucial things,” and the more common failure mode is mild inconsistency rather than egregious fabrication. Interviewee 10 went further, arguing that invoking hallucination as an adoption barrier is “often an excuse not to start” and that it is “not your biggest blocker right now.”</w:t>
-      </w:r>
-    </w:p>
-    <w:p>
-      <w:pPr>
-        <w:rPr>
-          <w:color w:val="00312A"/>
-        </w:rPr>
-      </w:pPr>
-      <w:r>
-        <w:rPr>
-          <w:color w:val="00312A"/>
-        </w:rPr>
-        <w:t xml:space="preserve">The comparison with human accuracy is underexplored in practice but analytically significant. Human analysts exhibit their own forms of ‘hallucination’: motivated reasoning, </w:t>
-      </w:r>
-      <w:r>
-        <w:rPr>
-          <w:color w:val="00312A"/>
-        </w:rPr>
-        <w:lastRenderedPageBreak/>
-        <w:t>confirmation bias, selective attention to data that supports existing hypotheses. Interviewee 3 noted that human data analysis sometimes involves finding data points to prove a point rather than being objective about what the data says. Interviewee 13’s characterization of agentic AI as equivalent to “a mediocre analyst that you still have to sense check” implies a standard where some level of error is accepted as normal and managed through review — the same standard already applied to human junior analysts.</w:t>
-      </w:r>
-    </w:p>
-    <w:p>
-      <w:pPr>
-        <w:rPr>
-          <w:color w:val="00312A"/>
-        </w:rPr>
-      </w:pPr>
-      <w:r>
-        <w:rPr>
-          <w:color w:val="00312A"/>
-        </w:rPr>
-        <w:t>The genuine risk is domain-specific: where the user lacks the expertise to evaluate the output, a hallucination reaches the customer unchecked. Interviewee 12 named this as the structural condition under which hallucination becomes dangerous rather than merely inconvenient. The practical implication is that hallucination risk is best managed through deployment design — restricting autonomous AI action to domains where the human supervisor can detect errors — rather than through a blanket pause on AI adoption. The question is not whether AI or humans are more accurate in absolute terms, but in which specific decision contexts each is the more reliable operator.</w:t>
-      </w:r>
-    </w:p>
-    <w:p>
-      <w:pPr>
-        <w:pStyle w:val="Heading3"/>
-        <w:rPr>
-          <w:color w:val="00312A"/>
-        </w:rPr>
-      </w:pPr>
-      <w:r>
-        <w:rPr>
-          <w:color w:val="00312A"/>
-        </w:rPr>
-        <w:t>4.5.3</w:t>
-      </w:r>
-      <w:r>
-        <w:rPr>
-          <w:color w:val="00312A"/>
-        </w:rPr>
-        <w:tab/>
-        <w:t>Implementation Paradox</w:t>
-      </w:r>
-    </w:p>
-    <w:p>
-      <w:pPr>
-        <w:rPr>
-          <w:color w:val="00312A"/>
-        </w:rPr>
-      </w:pPr>
-      <w:r>
-        <w:rPr>
-          <w:color w:val="00312A"/>
-        </w:rPr>
-        <w:t>Agentic AI tools are, for many participants, genuinely easy to start with. Connecting an LLM to a data source, building a prototype workflow, or creating a first custom agent can be accomplished in hours by a single person with moderate technical fluency. The low barrier to entry is real and is part of what drives the broad experimentation documented in section 4.2.1. Yet the path from a working prototype to an operationalized, value-creating deployment at organizational scale is substantially longer and harder than the early experiment suggests. Interviewee 13 captured this gap precisely with the label ‘unoperationalized tool effectiveness’ — tools are bought and first experiments succeed, but no one is accountable for embedding the capability in working practice.</w:t>
-      </w:r>
-    </w:p>
-    <w:p>
-      <w:pPr>
-        <w:rPr>
-          <w:color w:val="00312A"/>
-        </w:rPr>
-      </w:pPr>
-      <w:r>
-        <w:rPr>
-          <w:color w:val="00312A"/>
-        </w:rPr>
-        <w:t xml:space="preserve">The optics-versus-reality pattern identified in section 4.3.1 is the organizational expression of this paradox. Organizations report agentic capability in pitches and internal </w:t>
-      </w:r>
-      <w:r>
-        <w:rPr>
-          <w:color w:val="00312A"/>
-        </w:rPr>
-        <w:lastRenderedPageBreak/>
-        <w:t>communications long before that capability is operationally present. Interviewee 12 described this dynamic through what he has called Martech’s Law: technology changes exponentially, but organizations change logarithmically. The experiment that proves a concept in an afternoon may require months of data preparation, governance approval, change management, and integration work before it creates consistent value for the organization. The participants who describe the strongest returns — Interviewees 4, 6, 13 — are precisely those who invested systematically in this operationalization work rather than treating the prototype as the endpoint.</w:t>
-      </w:r>
-    </w:p>
-    <w:p>
-      <w:pPr>
-        <w:rPr>
-          <w:color w:val="00312A"/>
-        </w:rPr>
-      </w:pPr>
-      <w:r>
-        <w:rPr>
-          <w:color w:val="00312A"/>
-        </w:rPr>
-        <w:t>The practical implication is that the cost of agentic AI is front-loaded not in the technology itself but in the organizational work surrounding it. This reframes the decision facing marketing managers: the question is not whether to start — the tools are accessible and the experiments are inexpensive — but whether the organization is willing to invest the process, skills, governance, and change management required to move from a working prototype to a reliable, measurable deployment.</w:t>
-      </w:r>
-    </w:p>
-    <w:p>
-      <w:pPr>
-        <w:pStyle w:val="Heading3"/>
-        <w:rPr>
-          <w:b/>
-          <w:bCs/>
-          <w:color w:val="00312A"/>
-        </w:rPr>
-      </w:pPr>
-      <w:r>
-        <w:rPr>
-          <w:color w:val="00312A"/>
-        </w:rPr>
-        <w:t>4.5.4</w:t>
-      </w:r>
-      <w:r>
-        <w:rPr>
-          <w:color w:val="00312A"/>
-        </w:rPr>
-        <w:tab/>
-        <w:t>The autonomy-control paradox</w:t>
-      </w:r>
-    </w:p>
-    <w:p>
-      <w:pPr>
-        <w:rPr>
-          <w:color w:val="00312A"/>
-        </w:rPr>
-      </w:pPr>
-      <w:r>
-        <w:rPr>
-          <w:color w:val="00312A"/>
-        </w:rPr>
-        <w:t>Agentic AI is defined by its capacity to act autonomously across multi-step workflows without per-action human instruction. Yet the more autonomously an agent operates, the more explicitly its task boundaries, decision rules, and escalation conditions must be specified in advance. Interviewee 5 described all AI-assisted route content as having been “actually driven by someone” — a human expert — before publication, even in a context where the generative process itself was fully automated. Interviewee 7 described a campaigning workflow where an agentic system handled research and sending, but a human still reviewed every response before the next action was triggered: “we cannot agentize everything.”</w:t>
-      </w:r>
-    </w:p>
-    <w:p>
-      <w:pPr>
-        <w:rPr>
-          <w:color w:val="00312A"/>
-        </w:rPr>
-      </w:pPr>
-      <w:r>
-        <w:rPr>
-          <w:color w:val="00312A"/>
-        </w:rPr>
-        <w:t xml:space="preserve">This pattern is not a failure of AI capability but a rational governance response to the consequences of error. The higher the stakes of a mistake — a customer communication, a financial transaction, a brand-sensitive publication — the more important it becomes to define exactly where the agent’s authority ends and human judgment begins. Interviewee 1 described </w:t>
-      </w:r>
-      <w:r>
-        <w:rPr>
-          <w:color w:val="00312A"/>
-        </w:rPr>
-        <w:lastRenderedPageBreak/>
-        <w:t>this as the coexistence design problem: organizations are not choosing between human and agent work but designing the boundary between them. The paradox is that designing this boundary well requires more explicit process specification than the pre-agentic workflow it replaces — more thought, not less, about what humans are responsible for.</w:t>
-      </w:r>
-    </w:p>
-    <w:p>
-      <w:pPr>
-        <w:rPr>
-          <w:color w:val="00312A"/>
-        </w:rPr>
-      </w:pPr>
-      <w:r>
-        <w:rPr>
-          <w:color w:val="00312A"/>
-        </w:rPr>
-        <w:t>Interviewee 12’s taxonomy of agent types (agents for marketers, agents for customers, agents of customers) maps directly onto this tension. Internal copilot agents operate within a context where the human principal is always present and can course-correct. Customer-facing agents operate in a context where errors are immediately visible to external audiences. Consumer-owned agents dissolve the firm’s control boundary entirely. The appropriate level of autonomy — and the corresponding investment in control infrastructure — scales with the visibility and reversibility of the agent’s actions.</w:t>
-      </w:r>
-    </w:p>
-    <w:p>
-      <w:pPr>
-        <w:pStyle w:val="Heading3"/>
-        <w:rPr>
-          <w:b/>
-          <w:bCs/>
-          <w:color w:val="00312A"/>
-        </w:rPr>
-      </w:pPr>
-      <w:r>
-        <w:rPr>
-          <w:color w:val="00312A"/>
-        </w:rPr>
-        <w:t>4.5.5</w:t>
-      </w:r>
-      <w:r>
-        <w:rPr>
-          <w:color w:val="00312A"/>
-        </w:rPr>
-        <w:tab/>
-        <w:t>The junior paradox</w:t>
-      </w:r>
-    </w:p>
-    <w:p>
-      <w:pPr>
-        <w:rPr>
-          <w:color w:val="00312A"/>
-        </w:rPr>
-      </w:pPr>
-      <w:r>
-        <w:rPr>
-          <w:color w:val="00312A"/>
-        </w:rPr>
-        <w:t>Agentic AI is widely expected to compress the demand for entry-level execution roles. The economic logic is straightforward: a single experienced professional supported by an AI stack can produce the outputs that previously required a small team of junior analysts, copywriters, or coordinators. Interviewee 7 captured this in a business-case formulation: “if you have a business case now, like, ‘Hey, I don’t need two of those guys, I need one, a junior, and he can do the same thing’—it’s a fabulous business case.” The same participant went further: “agents are the new interns,” noting that within his own organization the question of how to sustain a talent pipeline had become an active concern.</w:t>
-      </w:r>
-    </w:p>
-    <w:p>
-      <w:pPr>
-        <w:rPr>
-          <w:color w:val="00312A"/>
-        </w:rPr>
-      </w:pPr>
-      <w:r>
-        <w:rPr>
-          <w:color w:val="00312A"/>
-        </w:rPr>
-        <w:t xml:space="preserve">The opposing pole of the paradox is that young professionals entering the workforce today are substantially more AI-native than the senior practitioners who currently lead marketing organizations. Interviewee 10 observed that juniors “improve extremely quickly when given AI tools; they don’t repeat mistakes,” while simultaneously warning that if organizations deploy AI first on junior tasks, they will “no longer develop juniors into seniors” — eliminating the talent pipeline at the precise moment when AI-fluent senior talent is most valuable. </w:t>
-      </w:r>
-      <w:r>
-        <w:rPr>
-          <w:color w:val="00312A"/>
-        </w:rPr>
-        <w:lastRenderedPageBreak/>
-        <w:t>Interviewee 7 noted that while junior-dominant AI-native companies can move quickly, AI-native young people entering established organizations often face cultural resistance from senior colleagues who view AI through a lens of privacy, control, and IP risk.</w:t>
-      </w:r>
-    </w:p>
-    <w:p>
-      <w:pPr>
-        <w:rPr>
-          <w:color w:val="00312A"/>
-        </w:rPr>
-      </w:pPr>
-      <w:r>
-        <w:rPr>
-          <w:color w:val="00312A"/>
-        </w:rPr>
-        <w:t>The resolution suggested by the data is not to choose between protecting junior roles and capturing AI efficiency gains, but to restructure how juniors contribute. Organizations that are already navigating this successfully tend to use AI to absorb the most routine, low-judgment execution tasks — freeing junior professionals to develop the evaluative, interpretive, and briefing skills that are increasingly the scarce complement to AI capability. Interviewee 10 argued that briefing and reviewing will remain the two most critical marketing capabilities precisely because they cannot be automated: they require domain expertise, market judgment, and the ability to recognize when technically correct output is strategically wrong.</w:t>
-      </w:r>
-    </w:p>
-    <w:p>
-      <w:pPr>
-        <w:pStyle w:val="Heading3"/>
-      </w:pPr>
-      <w:commentRangeStart w:id="200"/>
-      <w:r>
-        <w:t>The paradox of agentic capabilities</w:t>
-      </w:r>
-    </w:p>
-    <w:p>
-      <w:pPr>
-        <w:rPr>
-          <w:color w:val="00312A"/>
-        </w:rPr>
-      </w:pPr>
-      <w:r>
-        <w:rPr>
-          <w:color w:val="00312A"/>
-        </w:rPr>
-        <w:t>Across the interviews, a consistent gap emerges between how agentic AI is positioned — in proposals, pitches, and internal leadership communications — and what is actually running in production. Participants describe demonstrations and narratives in which agentic AI features prominently while in practice the same workflow remains manual, scripted, or at most partially automated. This gap appears across organization types: large agencies, in-house marketing teams, and scale-ups all exhibit it to some degree.</w:t>
-      </w:r>
-    </w:p>
-    <w:p>
-      <w:pPr>
-        <w:rPr>
-          <w:color w:val="00312A"/>
-        </w:rPr>
-      </w:pPr>
-      <w:r>
-        <w:rPr>
-          <w:color w:val="00312A"/>
-        </w:rPr>
-        <w:t>The dynamics are illustrated by an experiment described by Interviewee 15. A team deployed AI-generated BDR emails and positioned them as personalized outreach; customers recognized the automation almost immediately:</w:t>
-      </w:r>
-    </w:p>
-    <w:p>
-      <w:pPr>
-        <w:ind w:left="720"/>
-        <w:rPr>
-          <w:i/>
-          <w:iCs/>
-          <w:color w:val="00312A"/>
-        </w:rPr>
-      </w:pPr>
-      <w:r>
-        <w:rPr>
-          <w:i/>
-          <w:iCs/>
-          <w:color w:val="00312A"/>
-        </w:rPr>
-        <w:t>There was also an experiment done with generating emails from a BDR to customers. Well, the customer sees through that pretty quickly: nice that you still want to be personal and now you’re sending me this, so, just a bit too much of a shortcut with this use case.</w:t>
-      </w:r>
-    </w:p>
-    <w:p>
-      <w:pPr>
-        <w:ind w:left="720"/>
-        <w:rPr>
-          <w:color w:val="00312A"/>
-        </w:rPr>
-      </w:pPr>
-      <w:r>
-        <w:rPr>
-          <w:color w:val="00312A"/>
-        </w:rPr>
-        <w:t>— Interviewee 15</w:t>
-      </w:r>
-    </w:p>
-    <w:p>
-      <w:pPr>
-        <w:rPr>
-          <w:color w:val="00312A"/>
-        </w:rPr>
-      </w:pPr>
-      <w:r>
-        <w:rPr>
-          <w:color w:val="00312A"/>
-        </w:rPr>
-        <w:lastRenderedPageBreak/>
-        <w:t>The optics gap has two organizational implications. First, it creates confusion about what AI actually does. When employees hear that the organization is ‘using agentic AI’ in pitches and leadership communications but see no corresponding change in their own workflows, the result is either skepticism about AI’s practical utility or inflated expectations that become obstacles when real deployments are less impressive than the narrative. Second, it distorts accountability: if stated capability does not correspond to operational reality, it becomes difficult to measure progress, identify blockers, or allocate investment accurately. Several participants noted that organizations claiming the most advanced AI capability were among those where operational adoption was hardest to verify in practice.</w:t>
-      </w:r>
-      <w:commentRangeEnd w:id="200"/>
+        <w:t xml:space="preserve">The examples seem to indicate that brand risk is not a question about whether you are using AI, but rather how you are using AI. </w:t>
+      </w:r>
+      <w:commentRangeStart w:id="202"/>
+      <w:r>
+        <w:t>Furthermore</w:t>
+      </w:r>
+      <w:r>
+        <w:t>, t</w:t>
+      </w:r>
+      <w:r>
+        <w:t xml:space="preserve">he organizations most exposed to AI-driven brand risk are therefore also the ones with the strongest incentive to invest in AI-driven brand control. </w:t>
+      </w:r>
+      <w:bookmarkEnd w:id="201"/>
+      <w:commentRangeEnd w:id="202"/>
       <w:r>
         <w:rPr>
           <w:rStyle w:val="CommentReference"/>
@@ -20028,98 +19700,342 @@
           <w:sz w:val="22"/>
           <w:szCs w:val="22"/>
         </w:rPr>
-        <w:commentReference w:id="200"/>
-      </w:r>
-    </w:p>
-    <w:p/>
-    <w:p>
-      <w:pPr>
-        <w:pStyle w:val="Heading2"/>
-        <w:rPr>
-          <w:color w:val="00312A"/>
-        </w:rPr>
-      </w:pPr>
-      <w:bookmarkStart w:id="201" w:name="_bi3ndv3n11ww" w:colFirst="0" w:colLast="0"/>
-      <w:bookmarkEnd w:id="201"/>
-      <w:commentRangeStart w:id="202"/>
-      <w:r>
-        <w:rPr>
-          <w:color w:val="00312A"/>
-        </w:rPr>
-        <w:t>4.x.</w:t>
-      </w:r>
-      <w:r>
-        <w:rPr>
-          <w:color w:val="00312A"/>
-        </w:rPr>
+        <w:commentReference w:id="202"/>
+      </w:r>
+    </w:p>
+    <w:p>
+      <w:pPr>
+        <w:pStyle w:val="Heading3"/>
+      </w:pPr>
+      <w:r>
+        <w:t>4.5.2</w:t>
+      </w:r>
+      <w:r>
         <w:tab/>
-        <w:t>Placeholder for coding table and trustworthiness indication.</w:t>
-      </w:r>
-    </w:p>
-    <w:p>
-      <w:pPr>
-        <w:rPr>
-          <w:color w:val="00312A"/>
-        </w:rPr>
-      </w:pPr>
-      <w:r>
-        <w:rPr>
-          <w:color w:val="00312A"/>
-        </w:rPr>
-        <w:t>(</w:t>
-      </w:r>
-      <w:hyperlink r:id="rId20">
-        <w:r>
-          <w:rPr>
-            <w:color w:val="00312A"/>
-            <w:u w:val="single"/>
-          </w:rPr>
-          <w:t>example paper</w:t>
-        </w:r>
-      </w:hyperlink>
-      <w:r>
-        <w:rPr>
-          <w:color w:val="00312A"/>
-        </w:rPr>
-        <w:t>)... seek additional data</w:t>
-      </w:r>
-      <w:commentRangeEnd w:id="202"/>
+        <w:t>Hallucinating Paradox</w:t>
+      </w:r>
+    </w:p>
+    <w:p>
+      <w:r>
+        <w:t>Hallucination (see section 4.4.3)</w:t>
+      </w:r>
+      <w:r>
+        <w:t xml:space="preserve"> occupies an ambiguous position when held against the accuracy of the human processes it replaces. Human analysts exhibit their own forms of ‘hallucination’: </w:t>
+      </w:r>
+      <w:r>
+        <w:t>including</w:t>
+      </w:r>
+      <w:r>
+        <w:t xml:space="preserve"> confirmation bias,</w:t>
+      </w:r>
+      <w:r>
+        <w:t xml:space="preserve"> but also honest mistakes.</w:t>
+      </w:r>
+      <w:r>
+        <w:t xml:space="preserve"> Interviewee 3 noted that </w:t>
+      </w:r>
+      <w:r>
+        <w:t>“S</w:t>
+      </w:r>
+      <w:r>
+        <w:t>ometimes in analysis, people find data points to prove their point versus</w:t>
+      </w:r>
+      <w:r>
+        <w:t xml:space="preserve"> </w:t>
+      </w:r>
+      <w:r>
+        <w:t>being objective about what the data is saying to you.</w:t>
+      </w:r>
+      <w:r>
+        <w:t>”</w:t>
+      </w:r>
+    </w:p>
+    <w:p>
+      <w:r>
+        <w:t xml:space="preserve"> Interviewee 13</w:t>
+      </w:r>
+      <w:r>
+        <w:t xml:space="preserve"> relates the performance of AI agents to a mediocre employee:</w:t>
+      </w:r>
+    </w:p>
+    <w:p>
+      <w:pPr>
+        <w:pStyle w:val="Quote"/>
+      </w:pPr>
+      <w:r>
+        <w:t>Y</w:t>
+      </w:r>
+      <w:r>
+        <w:t>ou can always build something very quickly that gives you the same information as if you would have an analyst sitting there</w:t>
+      </w:r>
+      <w:r>
+        <w:t>.</w:t>
+      </w:r>
+      <w:r>
+        <w:t xml:space="preserve"> It</w:t>
+      </w:r>
+      <w:r>
+        <w:t>’</w:t>
+      </w:r>
+      <w:r>
+        <w:t>s not as good as if you would have a great analyst</w:t>
+      </w:r>
+      <w:r>
+        <w:t>,</w:t>
+      </w:r>
+      <w:r>
+        <w:t xml:space="preserve"> but it's pretty much the same as if you have a mediocre one and still have to </w:t>
+      </w:r>
+      <w:r>
+        <w:t>sense-check</w:t>
+      </w:r>
+      <w:r>
+        <w:t xml:space="preserve"> what comes out of it.</w:t>
+      </w:r>
+    </w:p>
+    <w:p>
+      <w:r>
+        <w:t>characterization of agentic AI as equivalent to “a mediocre analyst that you still have to sense check” implies a standard where some level of error is accepted as normal and managed through review — the same standard already applied to human junior analysts.</w:t>
+      </w:r>
+    </w:p>
+    <w:p>
+      <w:commentRangeStart w:id="203"/>
+      <w:r>
+        <w:t>Two implications can be observed in this tension: First, humans make mistakes too, so accepting some level of hallucination lower than the human baseline would result in an improvement. Second, risk is connected to the ability to evaluate the output. When</w:t>
+      </w:r>
+      <w:r>
+        <w:t xml:space="preserve"> a hallucination </w:t>
+      </w:r>
+      <w:r>
+        <w:t>does not go unchecked, the impact is limited</w:t>
+      </w:r>
+      <w:r>
+        <w:t xml:space="preserve">. </w:t>
+      </w:r>
+      <w:commentRangeEnd w:id="203"/>
       <w:r>
         <w:rPr>
           <w:rStyle w:val="CommentReference"/>
-          <w:color w:val="00312A"/>
           <w:sz w:val="22"/>
           <w:szCs w:val="22"/>
         </w:rPr>
-        <w:commentReference w:id="202"/>
-      </w:r>
-    </w:p>
-    <w:p>
-      <w:pPr>
+        <w:commentReference w:id="203"/>
+      </w:r>
+    </w:p>
+    <w:p>
+      <w:pPr>
+        <w:pStyle w:val="Heading3"/>
+      </w:pPr>
+      <w:r>
+        <w:lastRenderedPageBreak/>
+        <w:t>4.5.3</w:t>
+      </w:r>
+      <w:r>
+        <w:tab/>
+        <w:t>Implementation Paradox</w:t>
+      </w:r>
+    </w:p>
+    <w:p>
+      <w:r>
+        <w:t xml:space="preserve">Agentic AI tools are, for many participants, genuinely easy to start with. </w:t>
+      </w:r>
+      <w:r>
+        <w:t>Agentic AI can be leveraged by people with only moderate technical abilities. Interviewee 3 noted: “I am intrinsically motivated to use it, because it makes life so much easier</w:t>
+      </w:r>
+      <w:r>
+        <w:t>,</w:t>
+      </w:r>
+      <w:r>
+        <w:t>” and interviewee 10 noted</w:t>
+      </w:r>
+      <w:r>
+        <w:t>,</w:t>
+      </w:r>
+      <w:r>
+        <w:t xml:space="preserve"> “AI makes it so much easier to make things than it ever was before”.</w:t>
+      </w:r>
+    </w:p>
+    <w:p>
+      <w:r>
+        <w:t xml:space="preserve">Yet </w:t>
+      </w:r>
+      <w:r>
+        <w:t xml:space="preserve">lacking technical resources is a significant obstacle to deploying agentic AI at the organizational level (see section 4.2.3). There seems to be an unspoken barrier between personal effectiveness and organizational effectiveness when it comes to agentic AI. </w:t>
+      </w:r>
+    </w:p>
+    <w:p>
+      <w:r>
+        <w:t xml:space="preserve">Another tension regarding implementation can be seen in the gap between optics and reality. </w:t>
+      </w:r>
+      <w:r>
+        <w:t xml:space="preserve">Organizations report agentic capability in pitches and internal communications long before that capability is operationally present. </w:t>
+      </w:r>
+      <w:r>
+        <w:t>Interviewee 9 states: “</w:t>
+      </w:r>
+      <w:r>
+        <w:t>I think we sometimes present something a certain way while we're trying to actually make it that way in the background.</w:t>
+      </w:r>
+      <w:r>
+        <w:t xml:space="preserve"> Interviewee 12 seconds that perspective, noting that organizations “</w:t>
+      </w:r>
+      <w:r>
+        <w:t>say that you have something that you don't really have, and then you go and build it really quickly.</w:t>
+      </w:r>
+      <w:r>
+        <w:t>”</w:t>
+      </w:r>
+    </w:p>
+    <w:p>
+      <w:r>
+        <w:t>However, n</w:t>
+      </w:r>
+      <w:r>
+        <w:t xml:space="preserve">one of the interviewees signaled </w:t>
+      </w:r>
+      <w:r>
+        <w:t xml:space="preserve">they distrust regarding the value of agentic </w:t>
+      </w:r>
+      <w:r>
+        <w:t>AI</w:t>
+      </w:r>
+      <w:r>
+        <w:t>;</w:t>
+      </w:r>
+      <w:r>
+        <w:t xml:space="preserve"> </w:t>
+      </w:r>
+      <w:r>
+        <w:t>interviewee 11 advises on this topic, “</w:t>
+      </w:r>
+      <w:r>
+        <w:t>The big thing is hype. So AI is being overpromised all the time. And we have to reduce expectations</w:t>
+      </w:r>
+      <w:r>
+        <w:t>.”</w:t>
+      </w:r>
+    </w:p>
+    <w:p>
+      <w:pPr>
+        <w:pStyle w:val="Heading3"/>
         <w:rPr>
           <w:b/>
           <w:bCs/>
+        </w:rPr>
+      </w:pPr>
+      <w:r>
+        <w:t>4.5.</w:t>
+      </w:r>
+      <w:r>
+        <w:t>4</w:t>
+      </w:r>
+      <w:r>
+        <w:tab/>
+        <w:t>The junior paradox</w:t>
+      </w:r>
+    </w:p>
+    <w:p>
+      <w:r>
+        <w:t xml:space="preserve">Agentic AI is widely expected to compress demand for entry-level roles: one experienced professional supported by an AI stack can produce what once required a small team of </w:t>
+      </w:r>
+      <w:r>
+        <w:t>employees</w:t>
+      </w:r>
+      <w:r>
+        <w:t>.  Interviewee 10 described the same mechanism:</w:t>
+      </w:r>
+    </w:p>
+    <w:p>
+      <w:pPr>
+        <w:pStyle w:val="Quote"/>
+      </w:pPr>
+      <w:r>
+        <w:t>We tend to deploy AI first on the easiest-to-understand tasks, usually junior tasks. The problem: then you no longer develop juniors into seniors. […] Juniors often improve extremely quickly when given AI tools; they don't repeat mistakes. So that's a major risk: no new talent pipeline.</w:t>
+      </w:r>
+    </w:p>
+    <w:p>
+      <w:pPr>
+        <w:rPr>
+          <w:lang w:val="en-US"/>
+        </w:rPr>
+      </w:pPr>
+      <w:r>
+        <w:lastRenderedPageBreak/>
+        <w:t>However, at the same time</w:t>
+      </w:r>
+      <w:r>
+        <w:t>,</w:t>
+      </w:r>
+      <w:r>
+        <w:t xml:space="preserve"> juniors </w:t>
+      </w:r>
+      <w:r>
+        <w:t>seem</w:t>
+      </w:r>
+      <w:r>
+        <w:t xml:space="preserve"> to </w:t>
+      </w:r>
+      <w:r>
+        <w:t xml:space="preserve">be </w:t>
+      </w:r>
+      <w:r>
+        <w:t xml:space="preserve">better at using AI. </w:t>
+      </w:r>
+      <w:r>
+        <w:rPr>
+          <w:lang w:val="en-US"/>
+        </w:rPr>
+        <w:t> Interviewee 6 observed</w:t>
+      </w:r>
+      <w:r>
+        <w:rPr>
+          <w:lang w:val="en-US"/>
+        </w:rPr>
+        <w:t>,</w:t>
+      </w:r>
+      <w:r>
+        <w:rPr>
+          <w:lang w:val="en-US"/>
+        </w:rPr>
+        <w:t xml:space="preserve"> "younger people being way more on top of it than older people." Interviewee 7 framed this as an inversion of the traditional seniority hierarchy:</w:t>
+      </w:r>
+    </w:p>
+    <w:p>
+      <w:pPr>
+        <w:pStyle w:val="Quote"/>
+        <w:rPr>
+          <w:lang w:val="en-US"/>
+        </w:rPr>
+      </w:pPr>
+      <w:r>
+        <w:rPr>
+          <w:lang w:val="en-US"/>
+        </w:rPr>
+        <w:t>You come in, you don't know basically nothing, but as you move up, your skill level and experience go up. So it's the pyramid on its top. AI is different. The young people come with a lot of skills and knowledge, and the more you move up, the less they know about AI.</w:t>
+      </w:r>
+    </w:p>
+    <w:p>
+      <w:pPr>
+        <w:rPr>
+          <w:b/>
+          <w:bCs/>
+        </w:rPr>
+      </w:pPr>
+      <w:r>
+        <w:t>The data did not provide a compelling resolution to this paradox.</w:t>
+      </w:r>
+    </w:p>
+    <w:p>
+      <w:pPr>
+        <w:pStyle w:val="Heading1"/>
+        <w:rPr>
           <w:color w:val="00312A"/>
         </w:rPr>
       </w:pPr>
-      <w:bookmarkStart w:id="203" w:name="_q5epuhs454bw" w:colFirst="0" w:colLast="0"/>
-      <w:bookmarkEnd w:id="203"/>
-      <w:r>
-        <w:br w:type="page"/>
-      </w:r>
-    </w:p>
-    <w:p>
-      <w:pPr>
-        <w:pStyle w:val="Heading1"/>
+      <w:r>
         <w:rPr>
           <w:color w:val="00312A"/>
         </w:rPr>
-      </w:pPr>
-      <w:r>
-        <w:rPr>
-          <w:color w:val="00312A"/>
-        </w:rPr>
-        <w:lastRenderedPageBreak/>
         <w:t>5.</w:t>
       </w:r>
       <w:r>
@@ -20284,21 +20200,47 @@
         <w:rPr>
           <w:color w:val="00312A"/>
         </w:rPr>
-        <w:t>Two interrelated limitations concern the scope and verifiability of what is being studied. First, the category of ‘agentic AI’ is unstable in practice, even when the researcher supplied a consistent definition across interviews. Participants regularly applied the term to RAG pipelines, conditional workflow scripts, and well-configured assistants, a pattern that Interviewee 12 named explicitly in 4.1.2 (“it’s become almost a marketing term”). The optics-versus-reality gap identified in 4.3.1 compounds this: stated capability in pitches and internal communications frequently outruns what is operationally deployed, and interview data cannot cleanly separate genuine adoption accounts from aspirational ones. Second, because all data is interview-derived, reported benefits — including specific figures such as the 10× ROI estimate in section 4.4.1 — reflect participant perception rather than verified performance measurement. The constructivist grounded theory design treats these accounts as analytically meaningful in their own right, but it constrains the strength of any causal or comparative claim about what agentic AI ‘actually’ produces.</w:t>
-      </w:r>
-    </w:p>
-    <w:p>
-      <w:pPr>
+        <w:t xml:space="preserve">Two interrelated limitations concern the scope and verifiability of what is being studied. First, the category of ‘agentic AI’ is unstable in practice, even when the researcher supplied a consistent definition across interviews. Participants regularly applied the term to RAG pipelines, conditional workflow scripts, and well-configured assistants, a pattern that Interviewee 12 </w:t>
+      </w:r>
+      <w:r>
         <w:rPr>
           <w:color w:val="00312A"/>
         </w:rPr>
-      </w:pPr>
-      <w:r>
+        <w:lastRenderedPageBreak/>
+        <w:t>named explicitly in 4.1.2 (“it’s become almost a marketing term”). The optics-versus-reality gap identified in 4.3.1 compounds this: stated capability in pitches and internal communications frequently outruns what is operationally deployed, and interview data cannot cleanly separate genuine adoption accounts from aspirational ones. Second, because all data is interview-derived, reported benefits — including specific figures such as the 10× ROI estimate in section 4.4.1 — reflect participant perception rather than verified performance measurement. The constructivist grounded theory design treats these accounts as analytically meaningful in their own right, but it constrains the strength of any causal or comparative claim about what agentic AI ‘actually’ produces.</w:t>
+      </w:r>
+    </w:p>
+    <w:p>
+      <w:pPr>
         <w:rPr>
           <w:color w:val="00312A"/>
         </w:rPr>
+      </w:pPr>
+      <w:r>
+        <w:rPr>
+          <w:color w:val="00312A"/>
+        </w:rPr>
+        <w:t>Two further limitations deserve brief acknowledgement. The sample is skewed toward external AI advisors and consultants (nine of seventeen participants; Table 1), who may systematically present AI opportunity more positively than internal practitioners would. Additionally, sampling drew primarily from the researcher’s professional network in the Netherlands and surrounding geographies, and several observable patterns — including the weight given to GDPR-related obstacles and organizational caution — may be culturally specific. Both factors limit how far the empirical details generalize beyond this sample.</w:t>
+      </w:r>
+    </w:p>
+    <w:p>
+      <w:pPr>
+        <w:rPr>
+          <w:color w:val="00312A"/>
+        </w:rPr>
+      </w:pPr>
+      <w:r>
+        <w:rPr>
+          <w:color w:val="00312A"/>
+        </w:rPr>
+        <w:t xml:space="preserve">A more fundamental limitation is temporal. Agentic AI capabilities are advancing at a pace that Interviewee 14 characterized as a hockey stick (section 4.1.2): models supersede one another within weeks, vendor standards shift, and the boundary of what is off-the-shelf versus custom-built moves continuously. Tool-specific references, capability descriptions, and individual use-case accounts in this study should be read as snapshots of practice in approximately mid-2025. Some findings — particularly those around the availability of MCP connectors (section 4.1.1), the quality threshold crossed by customer-service agents (section 4.3.1), and the definitional status of agentic AI (section 4.1.2) — may require revisiting within twelve to eighteen months. The higher-order analytical categories developed through this study — experimenting, steering, leveraging resources, navigating obstacles, value as a portfolio — are </w:t>
+      </w:r>
+      <w:r>
+        <w:rPr>
+          <w:color w:val="00312A"/>
+        </w:rPr>
         <w:lastRenderedPageBreak/>
-        <w:t>Two further limitations deserve brief acknowledgement. The sample is skewed toward external AI advisors and consultants (nine of seventeen participants; Table 1), who may systematically present AI opportunity more positively than internal practitioners would. Additionally, sampling drew primarily from the researcher’s professional network in the Netherlands and surrounding geographies, and several observable patterns — including the weight given to GDPR-related obstacles and organizational caution — may be culturally specific. Both factors limit how far the empirical details generalize beyond this sample.</w:t>
+        <w:t>expected to prove more durable than the illustrative empirical specifics, precisely because they describe managerial responses to a moving technology rather than the technology itself.</w:t>
       </w:r>
     </w:p>
     <w:p>
@@ -20311,27 +20253,7 @@
         <w:rPr>
           <w:color w:val="00312A"/>
         </w:rPr>
-        <w:t>A more fundamental limitation is temporal. Agentic AI capabilities are advancing at a pace that Interviewee 14 characterized as a hockey stick (section 4.1.2): models supersede one another within weeks, vendor standards shift, and the boundary of what is off-the-shelf versus custom-built moves continuously. Tool-specific references, capability descriptions, and individual use-case accounts in this study should be read as snapshots of practice in approximately mid-2025. Some findings — particularly those around the availability of MCP connectors (section 4.1.1), the quality threshold crossed by customer-service agents (section 4.3.1), and the definitional status of agentic AI (section 4.1.2) — may require revisiting within twelve to eighteen months. The higher-order analytical categories developed through this study — experimenting, steering, leveraging resources, navigating obstacles, value as a portfolio — are expected to prove more durable than the illustrative empirical specifics, precisely because they describe managerial responses to a moving technology rather than the technology itself.</w:t>
-      </w:r>
-    </w:p>
-    <w:p>
-      <w:pPr>
-        <w:rPr>
-          <w:color w:val="00312A"/>
-        </w:rPr>
-      </w:pPr>
-      <w:r>
-        <w:rPr>
-          <w:color w:val="00312A"/>
-        </w:rPr>
-        <w:t xml:space="preserve">The study relies exclusively on interview data. No documentary analysis of actual AI deployments, no observation of workflows in practice, and no performance audit was conducted. This is consistent with the constructivist grounded theory design and with the early, exploratory stage of the phenomenon — organizations are themselves still assembling the evidence base, and independent performance data is rarely available. However, it means the study cannot adjudicate between participants who report high returns and those who report difficulty: both accounts are taken at face value. Future research that triangulates interview data with </w:t>
-      </w:r>
-      <w:r>
-        <w:rPr>
-          <w:color w:val="00312A"/>
-        </w:rPr>
-        <w:lastRenderedPageBreak/>
-        <w:t>observational methods, workflow documentation, or objectively measured performance indicators would substantially strengthen the empirical grounding of the theory developed here, and would be better positioned to assess where the inside-out logic identified in section 4 actually produces the value creation it describes.</w:t>
+        <w:t>The study relies exclusively on interview data. No documentary analysis of actual AI deployments, no observation of workflows in practice, and no performance audit was conducted. This is consistent with the constructivist grounded theory design and with the early, exploratory stage of the phenomenon — organizations are themselves still assembling the evidence base, and independent performance data is rarely available. However, it means the study cannot adjudicate between participants who report high returns and those who report difficulty: both accounts are taken at face value. Future research that triangulates interview data with observational methods, workflow documentation, or objectively measured performance indicators would substantially strengthen the empirical grounding of the theory developed here, and would be better positioned to assess where the inside-out logic identified in section 4 actually produces the value creation it describes.</w:t>
       </w:r>
     </w:p>
     <w:p>
@@ -20477,7 +20399,7 @@
         </w:rPr>
         <w:t xml:space="preserve">. Anthropic. </w:t>
       </w:r>
-      <w:hyperlink r:id="rId21">
+      <w:hyperlink r:id="rId20">
         <w:r>
           <w:rPr>
             <w:color w:val="1155CC"/>
@@ -20516,7 +20438,7 @@
         </w:rPr>
         <w:t xml:space="preserve">. Anthropic Engineering.  </w:t>
       </w:r>
-      <w:hyperlink r:id="rId22">
+      <w:hyperlink r:id="rId21">
         <w:r>
           <w:rPr>
             <w:color w:val="1155CC"/>
@@ -20761,7 +20683,7 @@
         </w:rPr>
         <w:t xml:space="preserve">. Claude. </w:t>
       </w:r>
-      <w:hyperlink r:id="rId23">
+      <w:hyperlink r:id="rId22">
         <w:r>
           <w:rPr>
             <w:color w:val="1155CC"/>
@@ -20827,7 +20749,7 @@
         </w:rPr>
         <w:t xml:space="preserve"> ChatGPT. </w:t>
       </w:r>
-      <w:hyperlink r:id="rId24">
+      <w:hyperlink r:id="rId23">
         <w:r>
           <w:rPr>
             <w:color w:val="1155CC"/>
@@ -20885,7 +20807,7 @@
         </w:rPr>
         <w:t xml:space="preserve">. </w:t>
       </w:r>
-      <w:hyperlink r:id="rId25">
+      <w:hyperlink r:id="rId24">
         <w:r>
           <w:rPr>
             <w:strike/>
@@ -21022,7 +20944,7 @@
         </w:rPr>
         <w:t xml:space="preserve">. </w:t>
       </w:r>
-      <w:hyperlink r:id="rId26">
+      <w:hyperlink r:id="rId25">
         <w:r>
           <w:rPr>
             <w:color w:val="1155CC"/>
@@ -21458,7 +21380,7 @@
       <w:r>
         <w:t>Holmström, J. (2022). From AI to digital transformation: The AI readiness framework. Business Horizons, 65(3), 329–339.</w:t>
       </w:r>
-      <w:hyperlink r:id="rId27">
+      <w:hyperlink r:id="rId26">
         <w:r>
           <w:rPr>
             <w:u w:val="single"/>
@@ -21466,7 +21388,7 @@
           <w:t xml:space="preserve"> </w:t>
         </w:r>
       </w:hyperlink>
-      <w:hyperlink r:id="rId28">
+      <w:hyperlink r:id="rId27">
         <w:r>
           <w:rPr>
             <w:color w:val="1155CC"/>
@@ -21510,7 +21432,7 @@
         </w:rPr>
         <w:t xml:space="preserve">, 30 - 50. </w:t>
       </w:r>
-      <w:hyperlink r:id="rId29">
+      <w:hyperlink r:id="rId28">
         <w:r>
           <w:rPr>
             <w:strike/>
@@ -21980,7 +21902,7 @@
       <w:r>
         <w:t>Mayer, H., Yee, L., Chui, M., &amp; Roberts, R. (2025). AI in the workplace: A report for 2025. McKinsey &amp; Company.</w:t>
       </w:r>
-      <w:hyperlink r:id="rId30">
+      <w:hyperlink r:id="rId29">
         <w:r>
           <w:rPr>
             <w:u w:val="single"/>
@@ -21988,7 +21910,7 @@
           <w:t xml:space="preserve"> </w:t>
         </w:r>
       </w:hyperlink>
-      <w:hyperlink r:id="rId31">
+      <w:hyperlink r:id="rId30">
         <w:r>
           <w:rPr>
             <w:color w:val="1155CC"/>
@@ -22169,7 +22091,7 @@
       <w:r>
         <w:t xml:space="preserve">.  </w:t>
       </w:r>
-      <w:hyperlink r:id="rId32">
+      <w:hyperlink r:id="rId31">
         <w:r>
           <w:rPr>
             <w:color w:val="1155CC"/>
@@ -22199,7 +22121,7 @@
       <w:r>
         <w:t xml:space="preserve">. OpenAI.  </w:t>
       </w:r>
-      <w:hyperlink r:id="rId33">
+      <w:hyperlink r:id="rId32">
         <w:r>
           <w:rPr>
             <w:color w:val="1155CC"/>
@@ -22410,7 +22332,7 @@
       <w:r>
         <w:t>Sidorchuk, R. (2015). The concept of “value” in the theory of marketing. Asian Social Science, 11(9), 320–325.</w:t>
       </w:r>
-      <w:hyperlink r:id="rId34">
+      <w:hyperlink r:id="rId33">
         <w:r>
           <w:rPr>
             <w:u w:val="single"/>
@@ -22418,7 +22340,7 @@
           <w:t xml:space="preserve"> </w:t>
         </w:r>
       </w:hyperlink>
-      <w:hyperlink r:id="rId35">
+      <w:hyperlink r:id="rId34">
         <w:r>
           <w:rPr>
             <w:color w:val="1155CC"/>
@@ -22435,7 +22357,7 @@
       <w:r>
         <w:t>Teece, D., Pisano, G., &amp; Shuen, A. (1997). Dynamic capabilities and strategic management. Strategic Management Journal, 18(7), 509–533.</w:t>
       </w:r>
-      <w:hyperlink r:id="rId36">
+      <w:hyperlink r:id="rId35">
         <w:r>
           <w:rPr>
             <w:u w:val="single"/>
@@ -22443,7 +22365,7 @@
           <w:t xml:space="preserve"> </w:t>
         </w:r>
       </w:hyperlink>
-      <w:hyperlink r:id="rId37">
+      <w:hyperlink r:id="rId36">
         <w:r>
           <w:rPr>
             <w:color w:val="1155CC"/>
@@ -22517,7 +22439,7 @@
         </w:rPr>
         <w:t>Managing digital transformation: The view from the top. Journal of Business Research, 152, 29–41.</w:t>
       </w:r>
-      <w:hyperlink r:id="rId38">
+      <w:hyperlink r:id="rId37">
         <w:r>
           <w:rPr>
             <w:strike/>
@@ -22526,7 +22448,7 @@
           <w:t xml:space="preserve"> </w:t>
         </w:r>
       </w:hyperlink>
-      <w:hyperlink r:id="rId39">
+      <w:hyperlink r:id="rId38">
         <w:r>
           <w:rPr>
             <w:strike/>
@@ -23289,7 +23211,7 @@
                     <pic:cNvPicPr preferRelativeResize="0"/>
                   </pic:nvPicPr>
                   <pic:blipFill>
-                    <a:blip r:embed="rId40"/>
+                    <a:blip r:embed="rId39"/>
                     <a:srcRect/>
                     <a:stretch>
                       <a:fillRect/>
@@ -23352,7 +23274,7 @@
       <w:r>
         <w:t>Placeholder (</w:t>
       </w:r>
-      <w:hyperlink r:id="rId41">
+      <w:hyperlink r:id="rId40">
         <w:r>
           <w:rPr>
             <w:color w:val="1155CC"/>
@@ -24232,7 +24154,7 @@
       </w:r>
     </w:p>
   </w:comment>
-  <w:comment w:id="42" w:author="Stefanie B." w:date="2026-05-11T12:39:00Z" w:initials="">
+  <w:comment w:id="44" w:author="Stefanie B." w:date="2026-05-11T12:39:00Z" w:initials="">
     <w:p>
       <w:pPr>
         <w:widowControl w:val="0"/>
@@ -24261,11 +24183,11 @@
           <w:rFonts w:ascii="Arial" w:eastAsia="Arial" w:hAnsi="Arial" w:cs="Arial"/>
           <w:color w:val="000000"/>
         </w:rPr>
-        <w:t>I suggest to remove this to avoid introducing too many terms - stick to expert systems here</w:t>
+        <w:t>Good</w:t>
       </w:r>
     </w:p>
   </w:comment>
-  <w:comment w:id="46" w:author="Stefanie B." w:date="2026-05-11T12:39:00Z" w:initials="">
+  <w:comment w:id="45" w:author="Stefanie B." w:date="2026-05-11T12:40:00Z" w:initials="">
     <w:p>
       <w:pPr>
         <w:widowControl w:val="0"/>
@@ -24294,11 +24216,11 @@
           <w:rFonts w:ascii="Arial" w:eastAsia="Arial" w:hAnsi="Arial" w:cs="Arial"/>
           <w:color w:val="000000"/>
         </w:rPr>
-        <w:t>Good</w:t>
+        <w:t>Might be good here to explain how it is used (e.g., above you mention that marketers define parameters, etc - how do marketers here engage/interact with ML?</w:t>
       </w:r>
     </w:p>
   </w:comment>
-  <w:comment w:id="47" w:author="Stefanie B." w:date="2026-05-11T12:40:00Z" w:initials="">
+  <w:comment w:id="46" w:author="Stefanie B." w:date="2026-05-11T12:40:00Z" w:initials="">
     <w:p>
       <w:pPr>
         <w:widowControl w:val="0"/>
@@ -24327,11 +24249,11 @@
           <w:rFonts w:ascii="Arial" w:eastAsia="Arial" w:hAnsi="Arial" w:cs="Arial"/>
           <w:color w:val="000000"/>
         </w:rPr>
-        <w:t>Might be good here to explain how it is used (e.g., above you mention that marketers define parameters, etc - how do marketers here engage/interact with ML?</w:t>
+        <w:t>citation needed</w:t>
       </w:r>
     </w:p>
   </w:comment>
-  <w:comment w:id="48" w:author="Stefanie B." w:date="2026-05-11T12:40:00Z" w:initials="">
+  <w:comment w:id="47" w:author="Stefanie B." w:date="2026-05-11T12:41:00Z" w:initials="">
     <w:p>
       <w:pPr>
         <w:widowControl w:val="0"/>
@@ -24360,11 +24282,11 @@
           <w:rFonts w:ascii="Arial" w:eastAsia="Arial" w:hAnsi="Arial" w:cs="Arial"/>
           <w:color w:val="000000"/>
         </w:rPr>
-        <w:t>citation needed</w:t>
+        <w:t>citation needed or connect to next sentence</w:t>
       </w:r>
     </w:p>
   </w:comment>
-  <w:comment w:id="51" w:author="Stefanie B." w:date="2026-05-11T12:41:00Z" w:initials="">
+  <w:comment w:id="48" w:author="Stefanie B." w:date="2026-05-11T12:41:00Z" w:initials="">
     <w:p>
       <w:pPr>
         <w:widowControl w:val="0"/>
@@ -24393,11 +24315,11 @@
           <w:rFonts w:ascii="Arial" w:eastAsia="Arial" w:hAnsi="Arial" w:cs="Arial"/>
           <w:color w:val="000000"/>
         </w:rPr>
-        <w:t>citation needed or connect to next sentence</w:t>
+        <w:t>this would need explanations</w:t>
       </w:r>
     </w:p>
   </w:comment>
-  <w:comment w:id="52" w:author="Stefanie B." w:date="2026-05-11T12:41:00Z" w:initials="">
+  <w:comment w:id="49" w:author="Stefanie B." w:date="2026-05-11T12:42:00Z" w:initials="">
     <w:p>
       <w:pPr>
         <w:widowControl w:val="0"/>
@@ -24426,11 +24348,11 @@
           <w:rFonts w:ascii="Arial" w:eastAsia="Arial" w:hAnsi="Arial" w:cs="Arial"/>
           <w:color w:val="000000"/>
         </w:rPr>
-        <w:t>this would need explanations</w:t>
+        <w:t>Great!</w:t>
       </w:r>
     </w:p>
   </w:comment>
-  <w:comment w:id="53" w:author="Stefanie B." w:date="2026-05-11T12:42:00Z" w:initials="">
+  <w:comment w:id="50" w:author="Stefanie B." w:date="2026-05-11T12:42:00Z" w:initials="">
     <w:p>
       <w:pPr>
         <w:widowControl w:val="0"/>
@@ -24459,11 +24381,11 @@
           <w:rFonts w:ascii="Arial" w:eastAsia="Arial" w:hAnsi="Arial" w:cs="Arial"/>
           <w:color w:val="000000"/>
         </w:rPr>
-        <w:t>Great!</w:t>
+        <w:t>this would need an explanation for the average reader</w:t>
       </w:r>
     </w:p>
   </w:comment>
-  <w:comment w:id="54" w:author="Stefanie B." w:date="2026-05-11T12:42:00Z" w:initials="">
+  <w:comment w:id="51" w:author="Stefanie B." w:date="2026-05-11T12:43:00Z" w:initials="">
     <w:p>
       <w:pPr>
         <w:widowControl w:val="0"/>
@@ -24492,7 +24414,7 @@
           <w:rFonts w:ascii="Arial" w:eastAsia="Arial" w:hAnsi="Arial" w:cs="Arial"/>
           <w:color w:val="000000"/>
         </w:rPr>
-        <w:t>this would need an explanation for the average reader</w:t>
+        <w:t>spell out all acronyms the first time you use them</w:t>
       </w:r>
     </w:p>
   </w:comment>
@@ -24525,11 +24447,11 @@
           <w:rFonts w:ascii="Arial" w:eastAsia="Arial" w:hAnsi="Arial" w:cs="Arial"/>
           <w:color w:val="000000"/>
         </w:rPr>
-        <w:t>spell out all acronyms the first time you use them</w:t>
+        <w:t>Can you explain in simple terms what this involved?</w:t>
       </w:r>
     </w:p>
   </w:comment>
-  <w:comment w:id="59" w:author="Stefanie B." w:date="2026-05-11T12:43:00Z" w:initials="">
+  <w:comment w:id="54" w:author="Stefanie B." w:date="2026-05-11T12:43:00Z" w:initials="">
     <w:p>
       <w:pPr>
         <w:widowControl w:val="0"/>
@@ -24558,11 +24480,11 @@
           <w:rFonts w:ascii="Arial" w:eastAsia="Arial" w:hAnsi="Arial" w:cs="Arial"/>
           <w:color w:val="000000"/>
         </w:rPr>
-        <w:t>Can you explain in simple terms what this involved?</w:t>
+        <w:t>let’s also spell this out</w:t>
       </w:r>
     </w:p>
   </w:comment>
-  <w:comment w:id="58" w:author="Stefanie B." w:date="2026-05-11T12:43:00Z" w:initials="">
+  <w:comment w:id="59" w:author="Stefanie B." w:date="2026-05-11T12:44:00Z" w:initials="">
     <w:p>
       <w:pPr>
         <w:widowControl w:val="0"/>
@@ -24591,11 +24513,11 @@
           <w:rFonts w:ascii="Arial" w:eastAsia="Arial" w:hAnsi="Arial" w:cs="Arial"/>
           <w:color w:val="000000"/>
         </w:rPr>
-        <w:t>let’s also spell this out</w:t>
+        <w:t>Great - addresses my comment above. Can you move this definition up to when it first appears?</w:t>
       </w:r>
     </w:p>
   </w:comment>
-  <w:comment w:id="63" w:author="Stefanie B." w:date="2026-05-11T12:44:00Z" w:initials="">
+  <w:comment w:id="58" w:author="Stefanie B." w:date="2026-05-11T12:52:00Z" w:initials="">
     <w:p>
       <w:pPr>
         <w:widowControl w:val="0"/>
@@ -24624,11 +24546,11 @@
           <w:rFonts w:ascii="Arial" w:eastAsia="Arial" w:hAnsi="Arial" w:cs="Arial"/>
           <w:color w:val="000000"/>
         </w:rPr>
-        <w:t>Great - addresses my comment above. Can you move this definition up to when it first appears?</w:t>
+        <w:t>and would be good to define all these three things</w:t>
       </w:r>
     </w:p>
   </w:comment>
-  <w:comment w:id="62" w:author="Stefanie B." w:date="2026-05-11T12:52:00Z" w:initials="">
+  <w:comment w:id="60" w:author="Stefanie B." w:date="2026-05-11T12:44:00Z" w:initials="">
     <w:p>
       <w:pPr>
         <w:widowControl w:val="0"/>
@@ -24657,11 +24579,11 @@
           <w:rFonts w:ascii="Arial" w:eastAsia="Arial" w:hAnsi="Arial" w:cs="Arial"/>
           <w:color w:val="000000"/>
         </w:rPr>
-        <w:t>and would be good to define all these three things</w:t>
+        <w:t>Can you explain, even in a sentence, what pretraining involves?</w:t>
       </w:r>
     </w:p>
   </w:comment>
-  <w:comment w:id="64" w:author="Stefanie B." w:date="2026-05-11T12:44:00Z" w:initials="">
+  <w:comment w:id="61" w:author="Stefanie B." w:date="2026-05-11T12:44:00Z" w:initials="">
     <w:p>
       <w:pPr>
         <w:widowControl w:val="0"/>
@@ -24690,11 +24612,11 @@
           <w:rFonts w:ascii="Arial" w:eastAsia="Arial" w:hAnsi="Arial" w:cs="Arial"/>
           <w:color w:val="000000"/>
         </w:rPr>
-        <w:t>Can you explain, even in a sentence, what pretraining involves?</w:t>
+        <w:t>Good explanation! You are a strong writer</w:t>
       </w:r>
     </w:p>
   </w:comment>
-  <w:comment w:id="65" w:author="Stefanie B." w:date="2026-05-11T12:44:00Z" w:initials="">
+  <w:comment w:id="62" w:author="Stefanie B." w:date="2026-05-11T12:45:00Z" w:initials="">
     <w:p>
       <w:pPr>
         <w:widowControl w:val="0"/>
@@ -24723,11 +24645,11 @@
           <w:rFonts w:ascii="Arial" w:eastAsia="Arial" w:hAnsi="Arial" w:cs="Arial"/>
           <w:color w:val="000000"/>
         </w:rPr>
-        <w:t>Good explanation! You are a strong writer</w:t>
+        <w:t>Try to avoid having “This” by itself, by always specifying what ‘this’ refers to - in this case, “This development”</w:t>
       </w:r>
     </w:p>
   </w:comment>
-  <w:comment w:id="66" w:author="Stefanie B." w:date="2026-05-11T12:45:00Z" w:initials="">
+  <w:comment w:id="64" w:author="Stefanie B." w:date="2026-05-11T12:52:00Z" w:initials="">
     <w:p>
       <w:pPr>
         <w:widowControl w:val="0"/>
@@ -24756,11 +24678,11 @@
           <w:rFonts w:ascii="Arial" w:eastAsia="Arial" w:hAnsi="Arial" w:cs="Arial"/>
           <w:color w:val="000000"/>
         </w:rPr>
-        <w:t>Try to avoid having “This” by itself, by always specifying what ‘this’ refers to - in this case, “This development”</w:t>
+        <w:t>maybe add one sentence to connect directly to marketing</w:t>
       </w:r>
     </w:p>
   </w:comment>
-  <w:comment w:id="68" w:author="Stefanie B." w:date="2026-05-11T12:52:00Z" w:initials="">
+  <w:comment w:id="65" w:author="Stefanie B." w:date="2026-05-11T12:53:00Z" w:initials="">
     <w:p>
       <w:pPr>
         <w:widowControl w:val="0"/>
@@ -24789,11 +24711,11 @@
           <w:rFonts w:ascii="Arial" w:eastAsia="Arial" w:hAnsi="Arial" w:cs="Arial"/>
           <w:color w:val="000000"/>
         </w:rPr>
-        <w:t>maybe add one sentence to connect directly to marketing</w:t>
+        <w:t>and other elements?</w:t>
       </w:r>
     </w:p>
   </w:comment>
-  <w:comment w:id="69" w:author="Stefanie B." w:date="2026-05-11T12:53:00Z" w:initials="">
+  <w:comment w:id="70" w:author="Stefanie B." w:date="2026-05-11T12:54:00Z" w:initials="">
     <w:p>
       <w:pPr>
         <w:widowControl w:val="0"/>
@@ -24822,11 +24744,11 @@
           <w:rFonts w:ascii="Arial" w:eastAsia="Arial" w:hAnsi="Arial" w:cs="Arial"/>
           <w:color w:val="000000"/>
         </w:rPr>
-        <w:t>and other elements?</w:t>
+        <w:t>it can be good in a few places here to put specific company-specific illustrative examples (e.g., For example, (company name) uses GenAI for xxx“</w:t>
       </w:r>
     </w:p>
   </w:comment>
-  <w:comment w:id="74" w:author="Stefanie B." w:date="2026-05-11T12:54:00Z" w:initials="">
+  <w:comment w:id="73" w:author="Stefanie B." w:date="2026-05-11T12:54:00Z" w:initials="">
     <w:p>
       <w:pPr>
         <w:widowControl w:val="0"/>
@@ -24855,11 +24777,11 @@
           <w:rFonts w:ascii="Arial" w:eastAsia="Arial" w:hAnsi="Arial" w:cs="Arial"/>
           <w:color w:val="000000"/>
         </w:rPr>
-        <w:t>it can be good in a few places here to put specific company-specific illustrative examples (e.g., For example, (company name) uses GenAI for xxx“</w:t>
+        <w:t>I’d include one cited definition of RAG here before saying what it can be useful for businesses for</w:t>
       </w:r>
     </w:p>
   </w:comment>
-  <w:comment w:id="77" w:author="Stefanie B." w:date="2026-05-11T12:54:00Z" w:initials="">
+  <w:comment w:id="81" w:author="Stefanie B." w:date="2026-05-11T13:05:00Z" w:initials="">
     <w:p>
       <w:pPr>
         <w:widowControl w:val="0"/>
@@ -24888,11 +24810,11 @@
           <w:rFonts w:ascii="Arial" w:eastAsia="Arial" w:hAnsi="Arial" w:cs="Arial"/>
           <w:color w:val="000000"/>
         </w:rPr>
-        <w:t>I’d include one cited definition of RAG here before saying what it can be useful for businesses for</w:t>
+        <w:t>This above is a great and easy to follow overview of the progression of AIs and relating it to marketing. To help readers feel the same for the text following this, try to provide more definitions and also to link it directly to marketing in a clear way</w:t>
       </w:r>
     </w:p>
   </w:comment>
-  <w:comment w:id="85" w:author="Stefanie B." w:date="2026-05-11T13:05:00Z" w:initials="">
+  <w:comment w:id="80" w:author="Stefanie B." w:date="2026-05-11T12:55:00Z" w:initials="">
     <w:p>
       <w:pPr>
         <w:widowControl w:val="0"/>
@@ -24921,11 +24843,11 @@
           <w:rFonts w:ascii="Arial" w:eastAsia="Arial" w:hAnsi="Arial" w:cs="Arial"/>
           <w:color w:val="000000"/>
         </w:rPr>
-        <w:t>This above is a great and easy to follow overview of the progression of AIs and relating it to marketing. To help readers feel the same for the text following this, try to provide more definitions and also to link it directly to marketing in a clear way</w:t>
+        <w:t>Can you also provide a sentence that says “In other words, RAG allows companies to xxx” to just make it more concrete for the readers who lack information.</w:t>
       </w:r>
     </w:p>
   </w:comment>
-  <w:comment w:id="84" w:author="Stefanie B." w:date="2026-05-11T12:55:00Z" w:initials="">
+  <w:comment w:id="85" w:author="Stefanie B." w:date="2026-05-11T12:56:00Z" w:initials="">
     <w:p>
       <w:pPr>
         <w:widowControl w:val="0"/>
@@ -24954,11 +24876,11 @@
           <w:rFonts w:ascii="Arial" w:eastAsia="Arial" w:hAnsi="Arial" w:cs="Arial"/>
           <w:color w:val="000000"/>
         </w:rPr>
-        <w:t>Can you also provide a sentence that says “In other words, RAG allows companies to xxx” to just make it more concrete for the readers who lack information.</w:t>
+        <w:t>is this the right word? Do you mean the RAG part?</w:t>
       </w:r>
     </w:p>
   </w:comment>
-  <w:comment w:id="89" w:author="Stefanie B." w:date="2026-05-11T12:56:00Z" w:initials="">
+  <w:comment w:id="86" w:author="Stefanie B." w:date="2026-05-11T12:58:00Z" w:initials="">
     <w:p>
       <w:pPr>
         <w:widowControl w:val="0"/>
@@ -24987,11 +24909,11 @@
           <w:rFonts w:ascii="Arial" w:eastAsia="Arial" w:hAnsi="Arial" w:cs="Arial"/>
           <w:color w:val="000000"/>
         </w:rPr>
-        <w:t>is this the right word? Do you mean the RAG part?</w:t>
+        <w:t>this is the first time this term is used... can you avoid using it or define it or put it in the context of the development you are describing</w:t>
       </w:r>
     </w:p>
   </w:comment>
-  <w:comment w:id="90" w:author="Stefanie B." w:date="2026-05-11T12:58:00Z" w:initials="">
+  <w:comment w:id="87" w:author="Stefanie B." w:date="2026-05-11T13:00:00Z" w:initials="">
     <w:p>
       <w:pPr>
         <w:widowControl w:val="0"/>
@@ -25020,11 +24942,11 @@
           <w:rFonts w:ascii="Arial" w:eastAsia="Arial" w:hAnsi="Arial" w:cs="Arial"/>
           <w:color w:val="000000"/>
         </w:rPr>
-        <w:t>this is the first time this term is used... can you avoid using it or define it or put it in the context of the development you are describing</w:t>
+        <w:t>When was this introduced?</w:t>
       </w:r>
     </w:p>
   </w:comment>
-  <w:comment w:id="91" w:author="Stefanie B." w:date="2026-05-11T13:00:00Z" w:initials="">
+  <w:comment w:id="83" w:author="Stefanie B." w:date="2026-05-11T13:00:00Z" w:initials="">
     <w:p>
       <w:pPr>
         <w:widowControl w:val="0"/>
@@ -25053,11 +24975,11 @@
           <w:rFonts w:ascii="Arial" w:eastAsia="Arial" w:hAnsi="Arial" w:cs="Arial"/>
           <w:color w:val="000000"/>
         </w:rPr>
-        <w:t>When was this introduced?</w:t>
+        <w:t>Good coverage here. It might be good to slow it down a bit - add a few sentences to explain what this all means, contextualize agentic systems, show how it differs more clearly and maybe with more illustrative examples</w:t>
       </w:r>
     </w:p>
   </w:comment>
-  <w:comment w:id="87" w:author="Stefanie B." w:date="2026-05-11T13:00:00Z" w:initials="">
+  <w:comment w:id="92" w:author="Stefanie B." w:date="2026-05-11T13:04:00Z" w:initials="">
     <w:p>
       <w:pPr>
         <w:widowControl w:val="0"/>
@@ -25086,11 +25008,11 @@
           <w:rFonts w:ascii="Arial" w:eastAsia="Arial" w:hAnsi="Arial" w:cs="Arial"/>
           <w:color w:val="000000"/>
         </w:rPr>
-        <w:t>Good coverage here. It might be good to slow it down a bit - add a few sentences to explain what this all means, contextualize agentic systems, show how it differs more clearly and maybe with more illustrative examples</w:t>
+        <w:t>this is also the first time or near the first time this is introduced, so make sure to also provide a definition and contextualize it in this development. it might be needed to be moved up too if it fits better there to introduce AI agents</w:t>
       </w:r>
     </w:p>
   </w:comment>
-  <w:comment w:id="96" w:author="Stefanie B." w:date="2026-05-11T13:04:00Z" w:initials="">
+  <w:comment w:id="93" w:author="Stefanie B." w:date="2026-05-11T13:06:00Z" w:initials="">
     <w:p>
       <w:pPr>
         <w:widowControl w:val="0"/>
@@ -25119,11 +25041,11 @@
           <w:rFonts w:ascii="Arial" w:eastAsia="Arial" w:hAnsi="Arial" w:cs="Arial"/>
           <w:color w:val="000000"/>
         </w:rPr>
-        <w:t>this is also the first time or near the first time this is introduced, so make sure to also provide a definition and contextualize it in this development. it might be needed to be moved up too if it fits better there to introduce AI agents</w:t>
+        <w:t>can you link usage to marketing?</w:t>
       </w:r>
     </w:p>
   </w:comment>
-  <w:comment w:id="97" w:author="Stefanie B." w:date="2026-05-11T13:06:00Z" w:initials="">
+  <w:comment w:id="94" w:author="Stefanie B." w:date="2026-05-11T13:06:00Z" w:initials="">
     <w:p>
       <w:pPr>
         <w:widowControl w:val="0"/>
@@ -25152,11 +25074,11 @@
           <w:rFonts w:ascii="Arial" w:eastAsia="Arial" w:hAnsi="Arial" w:cs="Arial"/>
           <w:color w:val="000000"/>
         </w:rPr>
-        <w:t>can you link usage to marketing?</w:t>
+        <w:t>word use here?</w:t>
       </w:r>
     </w:p>
   </w:comment>
-  <w:comment w:id="98" w:author="Stefanie B." w:date="2026-05-11T13:06:00Z" w:initials="">
+  <w:comment w:id="95" w:author="Stefanie B." w:date="2026-05-11T13:06:00Z" w:initials="">
     <w:p>
       <w:pPr>
         <w:widowControl w:val="0"/>
@@ -25185,11 +25107,11 @@
           <w:rFonts w:ascii="Arial" w:eastAsia="Arial" w:hAnsi="Arial" w:cs="Arial"/>
           <w:color w:val="000000"/>
         </w:rPr>
-        <w:t>word use here?</w:t>
+        <w:t>write our acronym here</w:t>
       </w:r>
     </w:p>
   </w:comment>
-  <w:comment w:id="99" w:author="Stefanie B." w:date="2026-05-11T13:06:00Z" w:initials="">
+  <w:comment w:id="96" w:author="Stefanie B." w:date="2026-05-11T13:07:00Z" w:initials="">
     <w:p>
       <w:pPr>
         <w:widowControl w:val="0"/>
@@ -25218,11 +25140,11 @@
           <w:rFonts w:ascii="Arial" w:eastAsia="Arial" w:hAnsi="Arial" w:cs="Arial"/>
           <w:color w:val="000000"/>
         </w:rPr>
-        <w:t>write our acronym here</w:t>
+        <w:t>the transition to Agentic AI is needed here... so explain how this before relates.</w:t>
       </w:r>
     </w:p>
   </w:comment>
-  <w:comment w:id="100" w:author="Stefanie B." w:date="2026-05-11T13:07:00Z" w:initials="">
+  <w:comment w:id="98" w:author="Stefanie B." w:date="2026-05-11T13:07:00Z" w:initials="">
     <w:p>
       <w:pPr>
         <w:widowControl w:val="0"/>
@@ -25251,11 +25173,11 @@
           <w:rFonts w:ascii="Arial" w:eastAsia="Arial" w:hAnsi="Arial" w:cs="Arial"/>
           <w:color w:val="000000"/>
         </w:rPr>
-        <w:t>the transition to Agentic AI is needed here... so explain how this before relates.</w:t>
+        <w:t>I would then specify what definition you will use in the context of this paper and provide illustrative examples, including in marketing of what this can look like, and ideally a real-world example</w:t>
       </w:r>
     </w:p>
   </w:comment>
-  <w:comment w:id="102" w:author="Stefanie B." w:date="2026-05-11T13:07:00Z" w:initials="">
+  <w:comment w:id="100" w:author="Stefanie B." w:date="2026-05-11T13:08:00Z" w:initials="">
     <w:p>
       <w:pPr>
         <w:widowControl w:val="0"/>
@@ -25284,11 +25206,11 @@
           <w:rFonts w:ascii="Arial" w:eastAsia="Arial" w:hAnsi="Arial" w:cs="Arial"/>
           <w:color w:val="000000"/>
         </w:rPr>
-        <w:t>I would then specify what definition you will use in the context of this paper and provide illustrative examples, including in marketing of what this can look like, and ideally a real-world example</w:t>
+        <w:t>citation needed</w:t>
       </w:r>
     </w:p>
   </w:comment>
-  <w:comment w:id="104" w:author="Stefanie B." w:date="2026-05-11T13:08:00Z" w:initials="">
+  <w:comment w:id="101" w:author="Stefanie B." w:date="2026-05-11T13:08:00Z" w:initials="">
     <w:p>
       <w:pPr>
         <w:widowControl w:val="0"/>
@@ -25317,11 +25239,11 @@
           <w:rFonts w:ascii="Arial" w:eastAsia="Arial" w:hAnsi="Arial" w:cs="Arial"/>
           <w:color w:val="000000"/>
         </w:rPr>
-        <w:t>citation needed</w:t>
+        <w:t>maybe this sentence isn’t needed</w:t>
       </w:r>
     </w:p>
   </w:comment>
-  <w:comment w:id="105" w:author="Stefanie B." w:date="2026-05-11T13:08:00Z" w:initials="">
+  <w:comment w:id="102" w:author="Stefanie B." w:date="2026-05-11T13:08:00Z" w:initials="">
     <w:p>
       <w:pPr>
         <w:widowControl w:val="0"/>
@@ -25350,11 +25272,11 @@
           <w:rFonts w:ascii="Arial" w:eastAsia="Arial" w:hAnsi="Arial" w:cs="Arial"/>
           <w:color w:val="000000"/>
         </w:rPr>
-        <w:t>maybe this sentence isn’t needed</w:t>
+        <w:t>maybe can consider shortening this to GenAI?</w:t>
       </w:r>
     </w:p>
   </w:comment>
-  <w:comment w:id="106" w:author="Stefanie B." w:date="2026-05-11T13:08:00Z" w:initials="">
+  <w:comment w:id="103" w:author="Stefanie B." w:date="2026-05-11T13:33:00Z" w:initials="">
     <w:p>
       <w:pPr>
         <w:widowControl w:val="0"/>
@@ -25383,11 +25305,11 @@
           <w:rFonts w:ascii="Arial" w:eastAsia="Arial" w:hAnsi="Arial" w:cs="Arial"/>
           <w:color w:val="000000"/>
         </w:rPr>
-        <w:t>maybe can consider shortening this to GenAI?</w:t>
+        <w:t>is there anything in terms of empirical work? It would be good to, throughout the lit review, signal where authors have theorized/guessed versus the actual empirical work (e.g., data collected). And then can specify this through “Authors suspect/theorize/suggest...” versus “Authors found ...”</w:t>
       </w:r>
     </w:p>
   </w:comment>
-  <w:comment w:id="107" w:author="Stefanie B." w:date="2026-05-11T13:33:00Z" w:initials="">
+  <w:comment w:id="105" w:author="Stefanie B." w:date="2026-05-11T14:41:00Z" w:initials="">
     <w:p>
       <w:pPr>
         <w:widowControl w:val="0"/>
@@ -25416,11 +25338,11 @@
           <w:rFonts w:ascii="Arial" w:eastAsia="Arial" w:hAnsi="Arial" w:cs="Arial"/>
           <w:color w:val="000000"/>
         </w:rPr>
-        <w:t>is there anything in terms of empirical work? It would be good to, throughout the lit review, signal where authors have theorized/guessed versus the actual empirical work (e.g., data collected). And then can specify this through “Authors suspect/theorize/suggest...” versus “Authors found ...”</w:t>
+        <w:t>it would be important to cite this</w:t>
       </w:r>
     </w:p>
   </w:comment>
-  <w:comment w:id="109" w:author="Stefanie B." w:date="2026-05-11T14:41:00Z" w:initials="">
+  <w:comment w:id="104" w:author="Stefanie B." w:date="2026-05-11T14:42:00Z" w:initials="">
     <w:p>
       <w:pPr>
         <w:widowControl w:val="0"/>
@@ -25449,11 +25371,11 @@
           <w:rFonts w:ascii="Arial" w:eastAsia="Arial" w:hAnsi="Arial" w:cs="Arial"/>
           <w:color w:val="000000"/>
         </w:rPr>
-        <w:t>it would be important to cite this</w:t>
+        <w:t>This shifts the discussion a bit - it might be a separate section on value is needed, or if this can be worked into the text above or can be part of the subsection that follows. It would be important to include mostly only cited sentences.</w:t>
       </w:r>
     </w:p>
   </w:comment>
-  <w:comment w:id="108" w:author="Stefanie B." w:date="2026-05-11T14:42:00Z" w:initials="">
+  <w:comment w:id="108" w:author="Stefanie B." w:date="2026-05-11T14:43:00Z" w:initials="">
     <w:p>
       <w:pPr>
         <w:widowControl w:val="0"/>
@@ -25482,11 +25404,11 @@
           <w:rFonts w:ascii="Arial" w:eastAsia="Arial" w:hAnsi="Arial" w:cs="Arial"/>
           <w:color w:val="000000"/>
         </w:rPr>
-        <w:t>This shifts the discussion a bit - it might be a separate section on value is needed, or if this can be worked into the text above or can be part of the subsection that follows. It would be important to include mostly only cited sentences.</w:t>
+        <w:t>citation needed</w:t>
       </w:r>
     </w:p>
   </w:comment>
-  <w:comment w:id="112" w:author="Stefanie B." w:date="2026-05-11T14:43:00Z" w:initials="">
+  <w:comment w:id="107" w:author="Stefanie B." w:date="2026-05-11T14:45:00Z" w:initials="">
     <w:p>
       <w:pPr>
         <w:widowControl w:val="0"/>
@@ -25515,11 +25437,11 @@
           <w:rFonts w:ascii="Arial" w:eastAsia="Arial" w:hAnsi="Arial" w:cs="Arial"/>
           <w:color w:val="000000"/>
         </w:rPr>
-        <w:t>citation needed</w:t>
+        <w:t>This could be condensed/shortened quite a bit - the core takeaway of these two paragraphs is the Verhoef + Holmstrom citations which basically you say you will focus on the digital transformation. See if you can shorten this into one paragraph</w:t>
       </w:r>
     </w:p>
   </w:comment>
-  <w:comment w:id="111" w:author="Stefanie B." w:date="2026-05-11T14:45:00Z" w:initials="">
+  <w:comment w:id="109" w:author="Stefanie B." w:date="2026-05-11T14:47:00Z" w:initials="">
     <w:p>
       <w:pPr>
         <w:widowControl w:val="0"/>
@@ -25548,11 +25470,11 @@
           <w:rFonts w:ascii="Arial" w:eastAsia="Arial" w:hAnsi="Arial" w:cs="Arial"/>
           <w:color w:val="000000"/>
         </w:rPr>
-        <w:t>This could be condensed/shortened quite a bit - the core takeaway of these two paragraphs is the Verhoef + Holmstrom citations which basically you say you will focus on the digital transformation. See if you can shorten this into one paragraph</w:t>
+        <w:t>I’m a bit concerned here about introducing so many different concepts, most of which are not defined or described in detail...</w:t>
       </w:r>
     </w:p>
   </w:comment>
-  <w:comment w:id="113" w:author="Stefanie B." w:date="2026-05-11T14:47:00Z" w:initials="">
+  <w:comment w:id="111" w:author="Daan Luttik" w:date="2026-05-03T19:50:00Z" w:initials="">
     <w:p>
       <w:pPr>
         <w:widowControl w:val="0"/>
@@ -25581,11 +25503,11 @@
           <w:rFonts w:ascii="Arial" w:eastAsia="Arial" w:hAnsi="Arial" w:cs="Arial"/>
           <w:color w:val="000000"/>
         </w:rPr>
-        <w:t>I’m a bit concerned here about introducing so many different concepts, most of which are not defined or described in detail...</w:t>
+        <w:t>Probably not logical to draw conclusions on the impact on AI in marketing yet...</w:t>
       </w:r>
     </w:p>
   </w:comment>
-  <w:comment w:id="115" w:author="Daan Luttik" w:date="2026-05-03T19:50:00Z" w:initials="">
+  <w:comment w:id="110" w:author="Stefanie B." w:date="2026-05-11T14:45:00Z" w:initials="">
     <w:p>
       <w:pPr>
         <w:widowControl w:val="0"/>
@@ -25614,11 +25536,11 @@
           <w:rFonts w:ascii="Arial" w:eastAsia="Arial" w:hAnsi="Arial" w:cs="Arial"/>
           <w:color w:val="000000"/>
         </w:rPr>
-        <w:t>Probably not logical to draw conclusions on the impact on AI in marketing yet...</w:t>
+        <w:t>This is likely something for Section 5</w:t>
       </w:r>
     </w:p>
   </w:comment>
-  <w:comment w:id="114" w:author="Stefanie B." w:date="2026-05-11T14:45:00Z" w:initials="">
+  <w:comment w:id="112" w:author="Stefanie B." w:date="2026-05-11T14:58:00Z" w:initials="">
     <w:p>
       <w:pPr>
         <w:widowControl w:val="0"/>
@@ -25647,11 +25569,11 @@
           <w:rFonts w:ascii="Arial" w:eastAsia="Arial" w:hAnsi="Arial" w:cs="Arial"/>
           <w:color w:val="000000"/>
         </w:rPr>
-        <w:t>This is likely something for Section 5</w:t>
+        <w:t>Good - this can probably be the core focus. There is also paradox literature on marketing - maybe can bring that in can help contextualize this - Pedersen, C. L. (2023). The paradoxical marketer: Interpretations, illustrations, and implications. Business Horizons, 66(6), 765-776.</w:t>
       </w:r>
     </w:p>
   </w:comment>
-  <w:comment w:id="116" w:author="Stefanie B." w:date="2026-05-11T14:58:00Z" w:initials="">
+  <w:comment w:id="113" w:author="Stefanie B." w:date="2026-05-11T14:58:00Z" w:initials="">
     <w:p>
       <w:pPr>
         <w:widowControl w:val="0"/>
@@ -25680,11 +25602,11 @@
           <w:rFonts w:ascii="Arial" w:eastAsia="Arial" w:hAnsi="Arial" w:cs="Arial"/>
           <w:color w:val="000000"/>
         </w:rPr>
-        <w:t>Good - this can probably be the core focus. There is also paradox literature on marketing - maybe can bring that in can help contextualize this - Pedersen, C. L. (2023). The paradoxical marketer: Interpretations, illustrations, and implications. Business Horizons, 66(6), 765-776.</w:t>
+        <w:t>citation needed</w:t>
       </w:r>
     </w:p>
   </w:comment>
-  <w:comment w:id="117" w:author="Stefanie B." w:date="2026-05-11T14:58:00Z" w:initials="">
+  <w:comment w:id="114" w:author="Stefanie B." w:date="2026-05-11T14:59:00Z" w:initials="">
     <w:p>
       <w:pPr>
         <w:widowControl w:val="0"/>
@@ -25713,11 +25635,11 @@
           <w:rFonts w:ascii="Arial" w:eastAsia="Arial" w:hAnsi="Arial" w:cs="Arial"/>
           <w:color w:val="000000"/>
         </w:rPr>
-        <w:t>citation needed</w:t>
+        <w:t>this can be made more condensed</w:t>
       </w:r>
     </w:p>
   </w:comment>
-  <w:comment w:id="118" w:author="Stefanie B." w:date="2026-05-11T14:59:00Z" w:initials="">
+  <w:comment w:id="116" w:author="Stefanie B." w:date="2026-05-11T15:00:00Z" w:initials="">
     <w:p>
       <w:pPr>
         <w:widowControl w:val="0"/>
@@ -25746,11 +25668,11 @@
           <w:rFonts w:ascii="Arial" w:eastAsia="Arial" w:hAnsi="Arial" w:cs="Arial"/>
           <w:color w:val="000000"/>
         </w:rPr>
-        <w:t>this can be made more condensed</w:t>
+        <w:t>I would move this up, and then put GenAI value/Agentic AI value discussions after this... so this would become 2.3</w:t>
       </w:r>
     </w:p>
   </w:comment>
-  <w:comment w:id="120" w:author="Stefanie B." w:date="2026-05-11T15:00:00Z" w:initials="">
+  <w:comment w:id="117" w:author="Stefanie B." w:date="2026-05-11T15:01:00Z" w:initials="">
     <w:p>
       <w:pPr>
         <w:widowControl w:val="0"/>
@@ -25779,11 +25701,11 @@
           <w:rFonts w:ascii="Arial" w:eastAsia="Arial" w:hAnsi="Arial" w:cs="Arial"/>
           <w:color w:val="000000"/>
         </w:rPr>
-        <w:t>I would move this up, and then put GenAI value/Agentic AI value discussions after this... so this would become 2.3</w:t>
+        <w:t>such as? It would be good to clarify woodside as saying benefits-costs=value (and go into more detail here)</w:t>
       </w:r>
     </w:p>
   </w:comment>
-  <w:comment w:id="121" w:author="Stefanie B." w:date="2026-05-11T15:01:00Z" w:initials="">
+  <w:comment w:id="118" w:author="Stefanie B." w:date="2026-05-11T15:01:00Z" w:initials="">
     <w:p>
       <w:pPr>
         <w:widowControl w:val="0"/>
@@ -25812,11 +25734,11 @@
           <w:rFonts w:ascii="Arial" w:eastAsia="Arial" w:hAnsi="Arial" w:cs="Arial"/>
           <w:color w:val="000000"/>
         </w:rPr>
-        <w:t>such as? It would be good to clarify woodside as saying benefits-costs=value (and go into more detail here)</w:t>
+        <w:t>read alongside Woodside, it is about customer benefits, so maybe not necessarily relevant to this study</w:t>
       </w:r>
     </w:p>
   </w:comment>
-  <w:comment w:id="122" w:author="Stefanie B." w:date="2026-05-11T15:01:00Z" w:initials="">
+  <w:comment w:id="119" w:author="Stefanie B." w:date="2026-05-11T15:02:00Z" w:initials="">
     <w:p>
       <w:pPr>
         <w:widowControl w:val="0"/>
@@ -25845,11 +25767,11 @@
           <w:rFonts w:ascii="Arial" w:eastAsia="Arial" w:hAnsi="Arial" w:cs="Arial"/>
           <w:color w:val="000000"/>
         </w:rPr>
-        <w:t>read alongside Woodside, it is about customer benefits, so maybe not necessarily relevant to this study</w:t>
+        <w:t>it’s still research based and in peer-reviewed journal, so no need to state this</w:t>
       </w:r>
     </w:p>
   </w:comment>
-  <w:comment w:id="123" w:author="Stefanie B." w:date="2026-05-11T15:02:00Z" w:initials="">
+  <w:comment w:id="120" w:author="Stefanie B." w:date="2026-05-11T15:02:00Z" w:initials="">
     <w:p>
       <w:pPr>
         <w:widowControl w:val="0"/>
@@ -25878,11 +25800,11 @@
           <w:rFonts w:ascii="Arial" w:eastAsia="Arial" w:hAnsi="Arial" w:cs="Arial"/>
           <w:color w:val="000000"/>
         </w:rPr>
-        <w:t>it’s still research based and in peer-reviewed journal, so no need to state this</w:t>
+        <w:t>this goes into the methodology when we discuss this</w:t>
       </w:r>
     </w:p>
   </w:comment>
-  <w:comment w:id="124" w:author="Stefanie B." w:date="2026-05-11T15:02:00Z" w:initials="">
+  <w:comment w:id="121" w:author="Stefanie B." w:date="2026-05-11T15:03:00Z" w:initials="">
     <w:p>
       <w:pPr>
         <w:widowControl w:val="0"/>
@@ -25911,11 +25833,11 @@
           <w:rFonts w:ascii="Arial" w:eastAsia="Arial" w:hAnsi="Arial" w:cs="Arial"/>
           <w:color w:val="000000"/>
         </w:rPr>
-        <w:t>this goes into the methodology when we discuss this</w:t>
+        <w:t>this is getting into hypothesizing or guessing what will be found - I would remove. this section needs to be focused on cited academic literature</w:t>
       </w:r>
     </w:p>
   </w:comment>
-  <w:comment w:id="125" w:author="Stefanie B." w:date="2026-05-11T15:03:00Z" w:initials="">
+  <w:comment w:id="122" w:author="Stefanie B." w:date="2026-05-11T15:03:00Z" w:initials="">
     <w:p>
       <w:pPr>
         <w:widowControl w:val="0"/>
@@ -25944,11 +25866,11 @@
           <w:rFonts w:ascii="Arial" w:eastAsia="Arial" w:hAnsi="Arial" w:cs="Arial"/>
           <w:color w:val="000000"/>
         </w:rPr>
-        <w:t>this is getting into hypothesizing or guessing what will be found - I would remove. this section needs to be focused on cited academic literature</w:t>
+        <w:t>this needs to be defined</w:t>
       </w:r>
     </w:p>
   </w:comment>
-  <w:comment w:id="126" w:author="Stefanie B." w:date="2026-05-11T15:03:00Z" w:initials="">
+  <w:comment w:id="124" w:author="Stefanie B." w:date="2026-05-11T15:03:00Z" w:initials="">
     <w:p>
       <w:pPr>
         <w:widowControl w:val="0"/>
@@ -25977,11 +25899,11 @@
           <w:rFonts w:ascii="Arial" w:eastAsia="Arial" w:hAnsi="Arial" w:cs="Arial"/>
           <w:color w:val="000000"/>
         </w:rPr>
-        <w:t>this needs to be defined</w:t>
+        <w:t>citation needed</w:t>
       </w:r>
     </w:p>
   </w:comment>
-  <w:comment w:id="128" w:author="Stefanie B." w:date="2026-05-11T15:03:00Z" w:initials="">
+  <w:comment w:id="125" w:author="Stefanie B." w:date="2026-05-11T15:04:00Z" w:initials="">
     <w:p>
       <w:pPr>
         <w:widowControl w:val="0"/>
@@ -26010,11 +25932,11 @@
           <w:rFonts w:ascii="Arial" w:eastAsia="Arial" w:hAnsi="Arial" w:cs="Arial"/>
           <w:color w:val="000000"/>
         </w:rPr>
-        <w:t>citation needed</w:t>
+        <w:t>this is getting into guessing/hypothesizing and methodology aspects</w:t>
       </w:r>
     </w:p>
   </w:comment>
-  <w:comment w:id="129" w:author="Stefanie B." w:date="2026-05-11T15:04:00Z" w:initials="">
+  <w:comment w:id="126" w:author="Stefanie B." w:date="2026-05-11T15:04:00Z" w:initials="">
     <w:p>
       <w:pPr>
         <w:widowControl w:val="0"/>
@@ -26043,11 +25965,11 @@
           <w:rFonts w:ascii="Arial" w:eastAsia="Arial" w:hAnsi="Arial" w:cs="Arial"/>
           <w:color w:val="000000"/>
         </w:rPr>
-        <w:t>this is getting into guessing/hypothesizing and methodology aspects</w:t>
+        <w:t>Good thought. these aspects need to be cited as to the impacts of GenAI</w:t>
       </w:r>
     </w:p>
   </w:comment>
-  <w:comment w:id="130" w:author="Stefanie B." w:date="2026-05-11T15:04:00Z" w:initials="">
+  <w:comment w:id="127" w:author="Stefanie B." w:date="2026-05-11T15:05:00Z" w:initials="">
     <w:p>
       <w:pPr>
         <w:widowControl w:val="0"/>
@@ -26076,11 +25998,11 @@
           <w:rFonts w:ascii="Arial" w:eastAsia="Arial" w:hAnsi="Arial" w:cs="Arial"/>
           <w:color w:val="000000"/>
         </w:rPr>
-        <w:t>Good thought. these aspects need to be cited as to the impacts of GenAI</w:t>
+        <w:t>We move between GenAI and Agentic AI, and we need more consistency throughout the paper as to how to handle that</w:t>
       </w:r>
     </w:p>
   </w:comment>
-  <w:comment w:id="131" w:author="Stefanie B." w:date="2026-05-11T15:05:00Z" w:initials="">
+  <w:comment w:id="128" w:author="Stefanie B." w:date="2026-05-11T15:05:00Z" w:initials="">
     <w:p>
       <w:pPr>
         <w:widowControl w:val="0"/>
@@ -26109,11 +26031,11 @@
           <w:rFonts w:ascii="Arial" w:eastAsia="Arial" w:hAnsi="Arial" w:cs="Arial"/>
           <w:color w:val="000000"/>
         </w:rPr>
-        <w:t>We move between GenAI and Agentic AI, and we need more consistency throughout the paper as to how to handle that</w:t>
+        <w:t>I’ll send you our updated working paper on Agentic AI, you can cite it as a working paper; it fits in this value stuff, as our reviewer named various types of value we had to include in our latest revision</w:t>
       </w:r>
     </w:p>
   </w:comment>
-  <w:comment w:id="132" w:author="Stefanie B." w:date="2026-05-11T15:05:00Z" w:initials="">
+  <w:comment w:id="129" w:author="Stefanie B." w:date="2026-05-11T15:09:00Z" w:initials="">
     <w:p>
       <w:pPr>
         <w:widowControl w:val="0"/>
@@ -26142,11 +26064,11 @@
           <w:rFonts w:ascii="Arial" w:eastAsia="Arial" w:hAnsi="Arial" w:cs="Arial"/>
           <w:color w:val="000000"/>
         </w:rPr>
-        <w:t>I’ll send you our updated working paper on Agentic AI, you can cite it as a working paper; it fits in this value stuff, as our reviewer named various types of value we had to include in our latest revision</w:t>
+        <w:t>this goes into the methodology</w:t>
       </w:r>
     </w:p>
   </w:comment>
-  <w:comment w:id="133" w:author="Stefanie B." w:date="2026-05-11T15:09:00Z" w:initials="">
+  <w:comment w:id="131" w:author="Stefanie B." w:date="2026-05-11T15:10:00Z" w:initials="">
     <w:p>
       <w:pPr>
         <w:widowControl w:val="0"/>
@@ -26175,11 +26097,11 @@
           <w:rFonts w:ascii="Arial" w:eastAsia="Arial" w:hAnsi="Arial" w:cs="Arial"/>
           <w:color w:val="000000"/>
         </w:rPr>
-        <w:t>this goes into the methodology</w:t>
+        <w:t>Let’s revisit this to make sure we aren’t introducing new concepts</w:t>
       </w:r>
     </w:p>
   </w:comment>
-  <w:comment w:id="135" w:author="Stefanie B." w:date="2026-05-11T15:10:00Z" w:initials="">
+  <w:comment w:id="132" w:author="Stefanie B." w:date="2026-05-11T15:10:00Z" w:initials="">
     <w:p>
       <w:pPr>
         <w:widowControl w:val="0"/>
@@ -26208,11 +26130,11 @@
           <w:rFonts w:ascii="Arial" w:eastAsia="Arial" w:hAnsi="Arial" w:cs="Arial"/>
           <w:color w:val="000000"/>
         </w:rPr>
-        <w:t>Let’s revisit this to make sure we aren’t introducing new concepts</w:t>
+        <w:t>good summary</w:t>
       </w:r>
     </w:p>
   </w:comment>
-  <w:comment w:id="136" w:author="Stefanie B." w:date="2026-05-11T15:10:00Z" w:initials="">
+  <w:comment w:id="133" w:author="Stefanie B." w:date="2026-05-11T15:10:00Z" w:initials="">
     <w:p>
       <w:pPr>
         <w:widowControl w:val="0"/>
@@ -26241,11 +26163,11 @@
           <w:rFonts w:ascii="Arial" w:eastAsia="Arial" w:hAnsi="Arial" w:cs="Arial"/>
           <w:color w:val="000000"/>
         </w:rPr>
-        <w:t>good summary</w:t>
+        <w:t>these four bullet points add more repetition - the text above is sufficient I believe</w:t>
       </w:r>
     </w:p>
   </w:comment>
-  <w:comment w:id="137" w:author="Stefanie B." w:date="2026-05-11T15:10:00Z" w:initials="">
+  <w:comment w:id="134" w:author="Stefanie B." w:date="2026-05-11T15:10:00Z" w:initials="">
     <w:p>
       <w:pPr>
         <w:widowControl w:val="0"/>
@@ -26274,11 +26196,11 @@
           <w:rFonts w:ascii="Arial" w:eastAsia="Arial" w:hAnsi="Arial" w:cs="Arial"/>
           <w:color w:val="000000"/>
         </w:rPr>
-        <w:t>these four bullet points add more repetition - the text above is sufficient I believe</w:t>
+        <w:t>This is methodology</w:t>
       </w:r>
     </w:p>
   </w:comment>
-  <w:comment w:id="138" w:author="Stefanie B." w:date="2026-05-11T15:10:00Z" w:initials="">
+  <w:comment w:id="137" w:author="Stefanie B." w:date="2025-12-02T09:45:00Z" w:initials="">
     <w:p>
       <w:pPr>
         <w:widowControl w:val="0"/>
@@ -26307,11 +26229,11 @@
           <w:rFonts w:ascii="Arial" w:eastAsia="Arial" w:hAnsi="Arial" w:cs="Arial"/>
           <w:color w:val="000000"/>
         </w:rPr>
-        <w:t>This is methodology</w:t>
+        <w:t>Really great start here! Lots of good elements. I have given a number of comments below - some of which can only be addressed after the study is done, but at least you can look forward what is needed in the future. Please don’t get shocked at the number of comments - this is really great stuff, and just focused on making it complete and elevating it. Really great start!</w:t>
       </w:r>
     </w:p>
   </w:comment>
-  <w:comment w:id="141" w:author="Stefanie B." w:date="2025-12-02T09:45:00Z" w:initials="">
+  <w:comment w:id="138" w:author="Daan Luttik" w:date="2026-01-15T10:17:00Z" w:initials="">
     <w:p>
       <w:pPr>
         <w:widowControl w:val="0"/>
@@ -26340,11 +26262,11 @@
           <w:rFonts w:ascii="Arial" w:eastAsia="Arial" w:hAnsi="Arial" w:cs="Arial"/>
           <w:color w:val="000000"/>
         </w:rPr>
-        <w:t>Really great start here! Lots of good elements. I have given a number of comments below - some of which can only be addressed after the study is done, but at least you can look forward what is needed in the future. Please don’t get shocked at the number of comments - this is really great stuff, and just focused on making it complete and elevating it. Really great start!</w:t>
+        <w:t>Remove after making it concrete</w:t>
       </w:r>
     </w:p>
   </w:comment>
-  <w:comment w:id="142" w:author="Daan Luttik" w:date="2026-01-15T10:17:00Z" w:initials="">
+  <w:comment w:id="143" w:author="Daan Luttik" w:date="2026-01-15T14:03:00Z" w:initials="">
     <w:p>
       <w:pPr>
         <w:widowControl w:val="0"/>
@@ -26373,11 +26295,11 @@
           <w:rFonts w:ascii="Arial" w:eastAsia="Arial" w:hAnsi="Arial" w:cs="Arial"/>
           <w:color w:val="000000"/>
         </w:rPr>
-        <w:t>Remove after making it concrete</w:t>
+        <w:t>TODO</w:t>
       </w:r>
     </w:p>
   </w:comment>
-  <w:comment w:id="147" w:author="Daan Luttik" w:date="2026-01-15T14:03:00Z" w:initials="">
+  <w:comment w:id="142" w:author="Daan Luttik" w:date="2026-04-27T16:00:00Z" w:initials="">
     <w:p>
       <w:pPr>
         <w:widowControl w:val="0"/>
@@ -26406,11 +26328,11 @@
           <w:rFonts w:ascii="Arial" w:eastAsia="Arial" w:hAnsi="Arial" w:cs="Arial"/>
           <w:color w:val="000000"/>
         </w:rPr>
-        <w:t>TODO</w:t>
+        <w:t>@stefaniebeninger@gmail.com I know we talked about noting your own biases, but I am not seeing this back in literature. Does it even make sense to add this, or was that just an exercise to become aware of your own presuppositions?</w:t>
       </w:r>
     </w:p>
   </w:comment>
-  <w:comment w:id="146" w:author="Daan Luttik" w:date="2026-04-27T16:00:00Z" w:initials="">
+  <w:comment w:id="141" w:author="Stefanie B." w:date="2026-05-11T15:11:00Z" w:initials="">
     <w:p>
       <w:pPr>
         <w:widowControl w:val="0"/>
@@ -26439,11 +26361,11 @@
           <w:rFonts w:ascii="Arial" w:eastAsia="Arial" w:hAnsi="Arial" w:cs="Arial"/>
           <w:color w:val="000000"/>
         </w:rPr>
-        <w:t>@stefaniebeninger@gmail.com I know we talked about noting your own biases, but I am not seeing this back in literature. Does it even make sense to add this, or was that just an exercise to become aware of your own presuppositions?</w:t>
+        <w:t>It’s called being ‘reflexive’. Can you put this in near memos usually</w:t>
       </w:r>
     </w:p>
   </w:comment>
-  <w:comment w:id="145" w:author="Stefanie B." w:date="2026-05-11T15:11:00Z" w:initials="">
+  <w:comment w:id="146" w:author="Daan Luttik" w:date="2026-01-14T17:59:00Z" w:initials="">
     <w:p>
       <w:pPr>
         <w:widowControl w:val="0"/>
@@ -26472,11 +26394,11 @@
           <w:rFonts w:ascii="Arial" w:eastAsia="Arial" w:hAnsi="Arial" w:cs="Arial"/>
           <w:color w:val="000000"/>
         </w:rPr>
-        <w:t>It’s called being ‘reflexive’. Can you put this in near memos usually</w:t>
+        <w:t>From Stefanie’s original comment: Here, you would eventually want to add more details: How many interviews, what their gender was, location was (and any other important details), the length of each interview, etc. This can be in table form as well.</w:t>
       </w:r>
     </w:p>
   </w:comment>
-  <w:comment w:id="150" w:author="Daan Luttik" w:date="2026-01-14T17:59:00Z" w:initials="">
+  <w:comment w:id="145" w:author="Daan Luttik" w:date="2026-05-03T19:25:00Z" w:initials="">
     <w:p>
       <w:pPr>
         <w:widowControl w:val="0"/>
@@ -26505,11 +26427,11 @@
           <w:rFonts w:ascii="Arial" w:eastAsia="Arial" w:hAnsi="Arial" w:cs="Arial"/>
           <w:color w:val="000000"/>
         </w:rPr>
-        <w:t>From Stefanie’s original comment: Here, you would eventually want to add more details: How many interviews, what their gender was, location was (and any other important details), the length of each interview, etc. This can be in table form as well.</w:t>
+        <w:t>This is now in Appendix B (will be maintained)</w:t>
       </w:r>
     </w:p>
   </w:comment>
-  <w:comment w:id="149" w:author="Daan Luttik" w:date="2026-05-03T19:25:00Z" w:initials="">
+  <w:comment w:id="149" w:author="Stefanie B." w:date="2025-12-02T09:35:00Z" w:initials="">
     <w:p>
       <w:pPr>
         <w:widowControl w:val="0"/>
@@ -26538,11 +26460,11 @@
           <w:rFonts w:ascii="Arial" w:eastAsia="Arial" w:hAnsi="Arial" w:cs="Arial"/>
           <w:color w:val="000000"/>
         </w:rPr>
-        <w:t>This is now in Appendix B (will be maintained)</w:t>
+        <w:t>Can you describe how this was done? You might want to instead called it theoretical sampling - e.g., the focus on domain and technical experts.</w:t>
       </w:r>
     </w:p>
   </w:comment>
-  <w:comment w:id="153" w:author="Stefanie B." w:date="2025-12-02T09:35:00Z" w:initials="">
+  <w:comment w:id="148" w:author="Daan Luttik" w:date="2026-05-03T19:33:00Z" w:initials="">
     <w:p>
       <w:pPr>
         <w:widowControl w:val="0"/>
@@ -26571,11 +26493,11 @@
           <w:rFonts w:ascii="Arial" w:eastAsia="Arial" w:hAnsi="Arial" w:cs="Arial"/>
           <w:color w:val="000000"/>
         </w:rPr>
-        <w:t>Can you describe how this was done? You might want to instead called it theoretical sampling - e.g., the focus on domain and technical experts.</w:t>
+        <w:t>As I understand it, theoretical sampling also implies that you follow where the insights lead you right? I.e. specifically targeting the gaps in the theory that you are creating with the grounded theory. That feels slightly dishonest. While I do specifically look for and target people that would fill the gap in my research nicely, the reality is that I am trying to include more than I could find targeting solely based on the gaps in my understanding.</w:t>
       </w:r>
     </w:p>
   </w:comment>
-  <w:comment w:id="152" w:author="Daan Luttik" w:date="2026-05-03T19:33:00Z" w:initials="">
+  <w:comment w:id="147" w:author="Stefanie B." w:date="2026-05-11T15:12:00Z" w:initials="">
     <w:p>
       <w:pPr>
         <w:widowControl w:val="0"/>
@@ -26604,11 +26526,11 @@
           <w:rFonts w:ascii="Arial" w:eastAsia="Arial" w:hAnsi="Arial" w:cs="Arial"/>
           <w:color w:val="000000"/>
         </w:rPr>
-        <w:t>As I understand it, theoretical sampling also implies that you follow where the insights lead you right? I.e. specifically targeting the gaps in the theory that you are creating with the grounded theory. That feels slightly dishonest. While I do specifically look for and target people that would fill the gap in my research nicely, the reality is that I am trying to include more than I could find targeting solely based on the gaps in my understanding.</w:t>
+        <w:t>okay, let’s discuss</w:t>
       </w:r>
     </w:p>
   </w:comment>
-  <w:comment w:id="151" w:author="Stefanie B." w:date="2026-05-11T15:12:00Z" w:initials="">
+  <w:comment w:id="151" w:author="Daan Luttik" w:date="2026-04-27T16:03:00Z" w:initials="">
     <w:p>
       <w:pPr>
         <w:widowControl w:val="0"/>
@@ -26637,11 +26559,11 @@
           <w:rFonts w:ascii="Arial" w:eastAsia="Arial" w:hAnsi="Arial" w:cs="Arial"/>
           <w:color w:val="000000"/>
         </w:rPr>
-        <w:t>okay, let’s discuss</w:t>
+        <w:t>Maybe too specific?</w:t>
       </w:r>
     </w:p>
   </w:comment>
-  <w:comment w:id="155" w:author="Daan Luttik" w:date="2026-04-27T16:03:00Z" w:initials="">
+  <w:comment w:id="150" w:author="Stefanie B." w:date="2026-05-11T15:12:00Z" w:initials="">
     <w:p>
       <w:pPr>
         <w:widowControl w:val="0"/>
@@ -26670,11 +26592,11 @@
           <w:rFonts w:ascii="Arial" w:eastAsia="Arial" w:hAnsi="Arial" w:cs="Arial"/>
           <w:color w:val="000000"/>
         </w:rPr>
-        <w:t>Maybe too specific?</w:t>
+        <w:t>It would be good to specify that recruitment was done also via LinkedIn posts to provide clarity</w:t>
       </w:r>
     </w:p>
   </w:comment>
-  <w:comment w:id="154" w:author="Stefanie B." w:date="2026-05-11T15:12:00Z" w:initials="">
+  <w:comment w:id="156" w:author="Stefanie B." w:date="2025-12-02T09:33:00Z" w:initials="">
     <w:p>
       <w:pPr>
         <w:widowControl w:val="0"/>
@@ -26703,11 +26625,11 @@
           <w:rFonts w:ascii="Arial" w:eastAsia="Arial" w:hAnsi="Arial" w:cs="Arial"/>
           <w:color w:val="000000"/>
         </w:rPr>
-        <w:t>It would be good to specify that recruitment was done also via LinkedIn posts to provide clarity</w:t>
+        <w:t>Let’s revisit - are you looking at just Europe or another context? It would seem that the European context would differ a lot then other contexts regarding, say, the AI Act, etc? Is there any time frame of expertise you would like for the experts (e.g., working with AI for x years)? Any other factors that might be relevant?</w:t>
       </w:r>
     </w:p>
   </w:comment>
-  <w:comment w:id="160" w:author="Stefanie B." w:date="2025-12-02T09:33:00Z" w:initials="">
+  <w:comment w:id="155" w:author="Daan Luttik" w:date="2026-01-14T17:53:00Z" w:initials="">
     <w:p>
       <w:pPr>
         <w:widowControl w:val="0"/>
@@ -26736,11 +26658,9 @@
           <w:rFonts w:ascii="Arial" w:eastAsia="Arial" w:hAnsi="Arial" w:cs="Arial"/>
           <w:color w:val="000000"/>
         </w:rPr>
-        <w:t>Let’s revisit - are you looking at just Europe or another context? It would seem that the European context would differ a lot then other contexts regarding, say, the AI Act, etc? Is there any time frame of expertise you would like for the experts (e.g., working with AI for x years)? Any other factors that might be relevant?</w:t>
-      </w:r>
-    </w:p>
-  </w:comment>
-  <w:comment w:id="159" w:author="Daan Luttik" w:date="2026-01-14T17:53:00Z" w:initials="">
+        <w:t xml:space="preserve">Well, interesting question. </w:t>
+      </w:r>
+    </w:p>
     <w:p>
       <w:pPr>
         <w:widowControl w:val="0"/>
@@ -26758,19 +26678,6 @@
           <w:color w:val="000000"/>
         </w:rPr>
       </w:pPr>
-      <w:r>
-        <w:rPr>
-          <w:rStyle w:val="CommentReference"/>
-        </w:rPr>
-        <w:annotationRef/>
-      </w:r>
-      <w:r>
-        <w:rPr>
-          <w:rFonts w:ascii="Arial" w:eastAsia="Arial" w:hAnsi="Arial" w:cs="Arial"/>
-          <w:color w:val="000000"/>
-        </w:rPr>
-        <w:t xml:space="preserve">Well, interesting question. </w:t>
-      </w:r>
     </w:p>
     <w:p>
       <w:pPr>
@@ -26789,6 +26696,13 @@
           <w:color w:val="000000"/>
         </w:rPr>
       </w:pPr>
+      <w:r>
+        <w:rPr>
+          <w:rFonts w:ascii="Arial" w:eastAsia="Arial" w:hAnsi="Arial" w:cs="Arial"/>
+          <w:color w:val="000000"/>
+        </w:rPr>
+        <w:t>Regarding Europe: Honestly, I think that the impact of the AI Act is relatively limited for marketing purposes. The GDPR can be highly impactful, but with its reach and the existence of legislation like the CCPA, I honestly don’t think it should differ a lot. However, the likelihood that the sample is all-european is obviously there (however, getting in touch with e.g. silicon valley marketing leaders, and comparing insights would be super interesting). </w:t>
+      </w:r>
     </w:p>
     <w:p>
       <w:pPr>
@@ -26807,13 +26721,6 @@
           <w:color w:val="000000"/>
         </w:rPr>
       </w:pPr>
-      <w:r>
-        <w:rPr>
-          <w:rFonts w:ascii="Arial" w:eastAsia="Arial" w:hAnsi="Arial" w:cs="Arial"/>
-          <w:color w:val="000000"/>
-        </w:rPr>
-        <w:t>Regarding Europe: Honestly, I think that the impact of the AI Act is relatively limited for marketing purposes. The GDPR can be highly impactful, but with its reach and the existence of legislation like the CCPA, I honestly don’t think it should differ a lot. However, the likelihood that the sample is all-european is obviously there (however, getting in touch with e.g. silicon valley marketing leaders, and comparing insights would be super interesting). </w:t>
-      </w:r>
     </w:p>
     <w:p>
       <w:pPr>
@@ -26832,6 +26739,13 @@
           <w:color w:val="000000"/>
         </w:rPr>
       </w:pPr>
+      <w:r>
+        <w:rPr>
+          <w:rFonts w:ascii="Arial" w:eastAsia="Arial" w:hAnsi="Arial" w:cs="Arial"/>
+          <w:color w:val="000000"/>
+        </w:rPr>
+        <w:t>My main thought about this is that finding a sufficient sample can be challenging, and I do not truly know what to expect from the snowball sampling and the insights from our interviewees. So I am mainly looking to keep my options open.</w:t>
+      </w:r>
     </w:p>
     <w:p>
       <w:pPr>
@@ -26850,13 +26764,6 @@
           <w:color w:val="000000"/>
         </w:rPr>
       </w:pPr>
-      <w:r>
-        <w:rPr>
-          <w:rFonts w:ascii="Arial" w:eastAsia="Arial" w:hAnsi="Arial" w:cs="Arial"/>
-          <w:color w:val="000000"/>
-        </w:rPr>
-        <w:t>My main thought about this is that finding a sufficient sample can be challenging, and I do not truly know what to expect from the snowball sampling and the insights from our interviewees. So I am mainly looking to keep my options open.</w:t>
-      </w:r>
     </w:p>
     <w:p>
       <w:pPr>
@@ -26875,7 +26782,16 @@
           <w:color w:val="000000"/>
         </w:rPr>
       </w:pPr>
-    </w:p>
+      <w:r>
+        <w:rPr>
+          <w:rFonts w:ascii="Arial" w:eastAsia="Arial" w:hAnsi="Arial" w:cs="Arial"/>
+          <w:color w:val="000000"/>
+        </w:rPr>
+        <w:t>So it is mainly a pragmatic choice rather than one based on academic rigor.</w:t>
+      </w:r>
+    </w:p>
+  </w:comment>
+  <w:comment w:id="154" w:author="Daan Luttik" w:date="2026-04-27T16:29:00Z" w:initials="">
     <w:p>
       <w:pPr>
         <w:widowControl w:val="0"/>
@@ -26895,14 +26811,20 @@
       </w:pPr>
       <w:r>
         <w:rPr>
+          <w:rStyle w:val="CommentReference"/>
+        </w:rPr>
+        <w:annotationRef/>
+      </w:r>
+      <w:r>
+        <w:rPr>
           <w:rFonts w:ascii="Arial" w:eastAsia="Arial" w:hAnsi="Arial" w:cs="Arial"/>
           <w:color w:val="000000"/>
         </w:rPr>
-        <w:t>So it is mainly a pragmatic choice rather than one based on academic rigor.</w:t>
+        <w:t>Currently I’ve interviewed people who operate within teams based in the Netherlands, the UK, Germany and the US. I would have liked a more rounded international selection, but this is what I could reach (thus far). I think I should add a table noting the interviewees in a more specific way rather than including more specifications right? I did specify the general group I wanted to target in the section above.</w:t>
       </w:r>
     </w:p>
   </w:comment>
-  <w:comment w:id="158" w:author="Daan Luttik" w:date="2026-04-27T16:29:00Z" w:initials="">
+  <w:comment w:id="153" w:author="Daan Luttik" w:date="2026-04-27T16:30:00Z" w:initials="">
     <w:p>
       <w:pPr>
         <w:widowControl w:val="0"/>
@@ -26931,11 +26853,11 @@
           <w:rFonts w:ascii="Arial" w:eastAsia="Arial" w:hAnsi="Arial" w:cs="Arial"/>
           <w:color w:val="000000"/>
         </w:rPr>
-        <w:t>Currently I’ve interviewed people who operate within teams based in the Netherlands, the UK, Germany and the US. I would have liked a more rounded international selection, but this is what I could reach (thus far). I think I should add a table noting the interviewees in a more specific way rather than including more specifications right? I did specify the general group I wanted to target in the section above.</w:t>
+        <w:t>I did get some interesting comments about how privacy and security concerns differ internationally though.</w:t>
       </w:r>
     </w:p>
   </w:comment>
-  <w:comment w:id="157" w:author="Daan Luttik" w:date="2026-04-27T16:30:00Z" w:initials="">
+  <w:comment w:id="152" w:author="Stefanie B." w:date="2026-05-11T15:13:00Z" w:initials="">
     <w:p>
       <w:pPr>
         <w:widowControl w:val="0"/>
@@ -26964,11 +26886,11 @@
           <w:rFonts w:ascii="Arial" w:eastAsia="Arial" w:hAnsi="Arial" w:cs="Arial"/>
           <w:color w:val="000000"/>
         </w:rPr>
-        <w:t>I did get some interesting comments about how privacy and security concerns differ internationally though.</w:t>
+        <w:t>This can be put in future research in Section 5.</w:t>
       </w:r>
     </w:p>
   </w:comment>
-  <w:comment w:id="156" w:author="Stefanie B." w:date="2026-05-11T15:13:00Z" w:initials="">
+  <w:comment w:id="159" w:author="Daan Luttik" w:date="2026-05-31T16:54:00Z" w:initials="">
     <w:p>
       <w:pPr>
         <w:widowControl w:val="0"/>
@@ -26997,11 +26919,11 @@
           <w:rFonts w:ascii="Arial" w:eastAsia="Arial" w:hAnsi="Arial" w:cs="Arial"/>
           <w:color w:val="000000"/>
         </w:rPr>
-        <w:t>This can be put in future research in Section 5.</w:t>
+        <w:t>Don’t forget</w:t>
       </w:r>
     </w:p>
   </w:comment>
-  <w:comment w:id="163" w:author="Daan Luttik" w:date="2026-05-31T16:54:00Z" w:initials="">
+  <w:comment w:id="160" w:author="Daan Luttik" w:date="2026-05-31T16:53:00Z" w:initials="">
     <w:p>
       <w:pPr>
         <w:widowControl w:val="0"/>
@@ -27030,11 +26952,11 @@
           <w:rFonts w:ascii="Arial" w:eastAsia="Arial" w:hAnsi="Arial" w:cs="Arial"/>
           <w:color w:val="000000"/>
         </w:rPr>
-        <w:t>Don’t forget</w:t>
+        <w:t>Double check quality</w:t>
       </w:r>
     </w:p>
   </w:comment>
-  <w:comment w:id="164" w:author="Daan Luttik" w:date="2026-05-31T16:53:00Z" w:initials="">
+  <w:comment w:id="163" w:author="Daan Luttik" w:date="2026-05-30T16:31:00Z" w:initials="">
     <w:p>
       <w:pPr>
         <w:widowControl w:val="0"/>
@@ -27063,11 +26985,11 @@
           <w:rFonts w:ascii="Arial" w:eastAsia="Arial" w:hAnsi="Arial" w:cs="Arial"/>
           <w:color w:val="000000"/>
         </w:rPr>
-        <w:t>Double check quality</w:t>
+        <w:t>Mention training as a prerequisite for successful experimenting.</w:t>
       </w:r>
     </w:p>
   </w:comment>
-  <w:comment w:id="166" w:author="Daan Luttik" w:date="2026-05-30T16:31:00Z" w:initials="">
+  <w:comment w:id="164" w:author="Daan Luttik" w:date="2026-05-29T14:33:00Z" w:initials="">
     <w:p>
       <w:pPr>
         <w:widowControl w:val="0"/>
@@ -27096,11 +27018,11 @@
           <w:rFonts w:ascii="Arial" w:eastAsia="Arial" w:hAnsi="Arial" w:cs="Arial"/>
           <w:color w:val="000000"/>
         </w:rPr>
-        <w:t>Mention training as a prerequisite for successful experimenting.</w:t>
+        <w:t>reword</w:t>
       </w:r>
     </w:p>
   </w:comment>
-  <w:comment w:id="167" w:author="Daan Luttik" w:date="2026-05-29T14:33:00Z" w:initials="">
+  <w:comment w:id="165" w:author="Daan Luttik" w:date="2026-05-30T16:39:00Z" w:initials="">
     <w:p>
       <w:pPr>
         <w:widowControl w:val="0"/>
@@ -27129,11 +27051,11 @@
           <w:rFonts w:ascii="Arial" w:eastAsia="Arial" w:hAnsi="Arial" w:cs="Arial"/>
           <w:color w:val="000000"/>
         </w:rPr>
-        <w:t>reword</w:t>
+        <w:t>Lacking is removed. Instead I’ll discuss lacking in the context of leveraging.</w:t>
       </w:r>
     </w:p>
   </w:comment>
-  <w:comment w:id="168" w:author="Daan Luttik" w:date="2026-05-30T16:39:00Z" w:initials="">
+  <w:comment w:id="166" w:author="Daan Luttik" w:date="2026-05-30T16:27:00Z" w:initials="">
     <w:p>
       <w:pPr>
         <w:widowControl w:val="0"/>
@@ -27162,11 +27084,11 @@
           <w:rFonts w:ascii="Arial" w:eastAsia="Arial" w:hAnsi="Arial" w:cs="Arial"/>
           <w:color w:val="000000"/>
         </w:rPr>
-        <w:t>Lacking is removed. Instead I’ll discuss lacking in the context of leveraging.</w:t>
+        <w:t>Talk about process thinking, AI understanding</w:t>
       </w:r>
     </w:p>
   </w:comment>
-  <w:comment w:id="169" w:author="Daan Luttik" w:date="2026-05-30T16:27:00Z" w:initials="">
+  <w:comment w:id="167" w:author="Daan Luttik" w:date="2026-05-30T16:49:00Z" w:initials="">
     <w:p>
       <w:pPr>
         <w:widowControl w:val="0"/>
@@ -27195,11 +27117,11 @@
           <w:rFonts w:ascii="Arial" w:eastAsia="Arial" w:hAnsi="Arial" w:cs="Arial"/>
           <w:color w:val="000000"/>
         </w:rPr>
-        <w:t>Talk about process thinking, AI understanding</w:t>
+        <w:t>Incl. data analysis</w:t>
       </w:r>
     </w:p>
   </w:comment>
-  <w:comment w:id="170" w:author="Daan Luttik" w:date="2026-05-30T16:49:00Z" w:initials="">
+  <w:comment w:id="168" w:author="Daan Luttik" w:date="2026-05-30T16:56:00Z" w:initials="">
     <w:p>
       <w:pPr>
         <w:widowControl w:val="0"/>
@@ -27228,11 +27150,11 @@
           <w:rFonts w:ascii="Arial" w:eastAsia="Arial" w:hAnsi="Arial" w:cs="Arial"/>
           <w:color w:val="000000"/>
         </w:rPr>
-        <w:t>Incl. data analysis</w:t>
+        <w:t>Data &amp; context is part of integration... What else?</w:t>
       </w:r>
     </w:p>
   </w:comment>
-  <w:comment w:id="171" w:author="Daan Luttik" w:date="2026-05-30T16:56:00Z" w:initials="">
+  <w:comment w:id="169" w:author="Daan Luttik" w:date="2026-05-30T16:52:00Z" w:initials="">
     <w:p>
       <w:pPr>
         <w:widowControl w:val="0"/>
@@ -27261,11 +27183,11 @@
           <w:rFonts w:ascii="Arial" w:eastAsia="Arial" w:hAnsi="Arial" w:cs="Arial"/>
           <w:color w:val="000000"/>
         </w:rPr>
-        <w:t>Data &amp; context is part of integration... What else?</w:t>
+        <w:t>Including; speed &amp; scalability</w:t>
       </w:r>
     </w:p>
   </w:comment>
-  <w:comment w:id="172" w:author="Daan Luttik" w:date="2026-05-30T16:52:00Z" w:initials="">
+  <w:comment w:id="170" w:author="Daan Luttik" w:date="2026-05-30T16:34:00Z" w:initials="">
     <w:p>
       <w:pPr>
         <w:widowControl w:val="0"/>
@@ -27294,11 +27216,11 @@
           <w:rFonts w:ascii="Arial" w:eastAsia="Arial" w:hAnsi="Arial" w:cs="Arial"/>
           <w:color w:val="000000"/>
         </w:rPr>
-        <w:t>Including; speed &amp; scalability</w:t>
+        <w:t>i.e. Extended skillset</w:t>
       </w:r>
     </w:p>
   </w:comment>
-  <w:comment w:id="173" w:author="Daan Luttik" w:date="2026-05-30T16:34:00Z" w:initials="">
+  <w:comment w:id="171" w:author="Daan Luttik" w:date="2026-05-30T15:42:00Z" w:initials="">
     <w:p>
       <w:pPr>
         <w:widowControl w:val="0"/>
@@ -27327,11 +27249,11 @@
           <w:rFonts w:ascii="Arial" w:eastAsia="Arial" w:hAnsi="Arial" w:cs="Arial"/>
           <w:color w:val="000000"/>
         </w:rPr>
-        <w:t>i.e. Extended skillset</w:t>
+        <w:t>Hard errors or content not in line with brand.</w:t>
       </w:r>
     </w:p>
   </w:comment>
-  <w:comment w:id="174" w:author="Daan Luttik" w:date="2026-05-30T15:42:00Z" w:initials="">
+  <w:comment w:id="177" w:author="Daan Luttik" w:date="2026-06-01T18:21:00Z" w:initials="">
     <w:p>
       <w:pPr>
         <w:widowControl w:val="0"/>
@@ -27360,11 +27282,11 @@
           <w:rFonts w:ascii="Arial" w:eastAsia="Arial" w:hAnsi="Arial" w:cs="Arial"/>
           <w:color w:val="000000"/>
         </w:rPr>
-        <w:t>Hard errors or content not in line with brand.</w:t>
+        <w:t>This also signals the gap between optics-and-reality</w:t>
       </w:r>
     </w:p>
   </w:comment>
-  <w:comment w:id="180" w:author="Daan Luttik" w:date="2026-06-01T18:21:00Z" w:initials="">
+  <w:comment w:id="179" w:author="Daan Luttik" w:date="2026-06-01T18:20:00Z" w:initials="">
     <w:p>
       <w:pPr>
         <w:widowControl w:val="0"/>
@@ -27393,11 +27315,11 @@
           <w:rFonts w:ascii="Arial" w:eastAsia="Arial" w:hAnsi="Arial" w:cs="Arial"/>
           <w:color w:val="000000"/>
         </w:rPr>
-        <w:t>This also signals the gap between optics-and-reality</w:t>
+        <w:t>This is purely based on who said it. I do not think I have logical quotes to link the two: lacking ambition and following the vendor...</w:t>
       </w:r>
     </w:p>
   </w:comment>
-  <w:comment w:id="182" w:author="Daan Luttik" w:date="2026-06-01T18:20:00Z" w:initials="">
+  <w:comment w:id="181" w:author="Daan Luttik" w:date="2026-06-01T18:23:00Z" w:initials="">
     <w:p>
       <w:pPr>
         <w:widowControl w:val="0"/>
@@ -27426,11 +27348,31 @@
           <w:rFonts w:ascii="Arial" w:eastAsia="Arial" w:hAnsi="Arial" w:cs="Arial"/>
           <w:color w:val="000000"/>
         </w:rPr>
-        <w:t>This is purely based on who said it. I do not think I have logical quotes to link the two: lacking ambition and following the vendor...</w:t>
+        <w:t>Not the name of the code. Rather the key purpose of this section.</w:t>
       </w:r>
     </w:p>
   </w:comment>
-  <w:comment w:id="184" w:author="Daan Luttik" w:date="2026-06-01T18:23:00Z" w:initials="">
+  <w:comment w:id="182" w:author="Luttik, Daan" w:date="2026-06-05T19:34:00Z" w:initials="DL">
+    <w:p>
+      <w:pPr>
+        <w:pStyle w:val="CommentText"/>
+        <w:ind w:firstLine="0"/>
+      </w:pPr>
+      <w:r>
+        <w:rPr>
+          <w:rStyle w:val="CommentReference"/>
+        </w:rPr>
+        <w:annotationRef/>
+      </w:r>
+      <w:r>
+        <w:rPr>
+          <w:lang w:val="en-GB"/>
+        </w:rPr>
+        <w:t>Im not sure about this..</w:t>
+      </w:r>
+    </w:p>
+  </w:comment>
+  <w:comment w:id="193" w:author="Daan Luttik" w:date="2026-05-25T16:35:00Z" w:initials="">
     <w:p>
       <w:pPr>
         <w:widowControl w:val="0"/>
@@ -27459,11 +27401,11 @@
           <w:rFonts w:ascii="Arial" w:eastAsia="Arial" w:hAnsi="Arial" w:cs="Arial"/>
           <w:color w:val="000000"/>
         </w:rPr>
-        <w:t>Not the name of the code. Rather the key purpose of this section.</w:t>
+        <w:t>I considered using value creation. But this might be more concrete.</w:t>
       </w:r>
     </w:p>
   </w:comment>
-  <w:comment w:id="185" w:author="Luttik, Daan" w:date="2026-06-05T19:34:00Z" w:initials="DL">
+  <w:comment w:id="194" w:author="Luttik, Daan" w:date="2026-06-06T20:05:00Z" w:initials="DL">
     <w:p>
       <w:pPr>
         <w:pStyle w:val="CommentText"/>
@@ -27476,47 +27418,11 @@
         <w:annotationRef/>
       </w:r>
       <w:r>
-        <w:rPr>
-          <w:lang w:val="en-GB"/>
-        </w:rPr>
-        <w:t>Im not sure about this..</w:t>
+        <w:t>Unclear if I should move this to the discussion...</w:t>
       </w:r>
     </w:p>
   </w:comment>
-  <w:comment w:id="196" w:author="Daan Luttik" w:date="2026-05-25T16:35:00Z" w:initials="">
-    <w:p>
-      <w:pPr>
-        <w:widowControl w:val="0"/>
-        <w:pBdr>
-          <w:top w:val="nil"/>
-          <w:left w:val="nil"/>
-          <w:bottom w:val="nil"/>
-          <w:right w:val="nil"/>
-          <w:between w:val="nil"/>
-        </w:pBdr>
-        <w:spacing w:line="240" w:lineRule="auto"/>
-        <w:ind w:firstLine="0"/>
-        <w:rPr>
-          <w:rFonts w:ascii="Arial" w:eastAsia="Arial" w:hAnsi="Arial" w:cs="Arial"/>
-          <w:color w:val="000000"/>
-        </w:rPr>
-      </w:pPr>
-      <w:r>
-        <w:rPr>
-          <w:rStyle w:val="CommentReference"/>
-        </w:rPr>
-        <w:annotationRef/>
-      </w:r>
-      <w:r>
-        <w:rPr>
-          <w:rFonts w:ascii="Arial" w:eastAsia="Arial" w:hAnsi="Arial" w:cs="Arial"/>
-          <w:color w:val="000000"/>
-        </w:rPr>
-        <w:t>I considered using value creation. But this might be more concrete.</w:t>
-      </w:r>
-    </w:p>
-  </w:comment>
-  <w:comment w:id="200" w:author="Luttik, Daan" w:date="2026-06-06T17:24:00Z" w:initials="DL">
+  <w:comment w:id="195" w:author="Luttik, Daan" w:date="2026-06-06T20:04:00Z" w:initials="DL">
     <w:p>
       <w:pPr>
         <w:pStyle w:val="CommentText"/>
@@ -27529,27 +27435,15 @@
         <w:annotationRef/>
       </w:r>
       <w:r>
-        <w:t>I should probably move this.</w:t>
+        <w:t>Probably should move this to the discussion...</w:t>
       </w:r>
     </w:p>
   </w:comment>
-  <w:comment w:id="202" w:author="Daan Luttik" w:date="2026-05-25T16:47:00Z" w:initials="">
-    <w:p>
-      <w:pPr>
-        <w:widowControl w:val="0"/>
-        <w:pBdr>
-          <w:top w:val="nil"/>
-          <w:left w:val="nil"/>
-          <w:bottom w:val="nil"/>
-          <w:right w:val="nil"/>
-          <w:between w:val="nil"/>
-        </w:pBdr>
-        <w:spacing w:line="240" w:lineRule="auto"/>
+  <w:comment w:id="200" w:author="Luttik, Daan" w:date="2026-06-06T21:32:00Z" w:initials="DL">
+    <w:p>
+      <w:pPr>
+        <w:pStyle w:val="CommentText"/>
         <w:ind w:firstLine="0"/>
-        <w:rPr>
-          <w:rFonts w:ascii="Arial" w:eastAsia="Arial" w:hAnsi="Arial" w:cs="Arial"/>
-          <w:color w:val="000000"/>
-        </w:rPr>
       </w:pPr>
       <w:r>
         <w:rPr>
@@ -27558,11 +27452,41 @@
         <w:annotationRef/>
       </w:r>
       <w:r>
-        <w:rPr>
-          <w:rFonts w:ascii="Arial" w:eastAsia="Arial" w:hAnsi="Arial" w:cs="Arial"/>
-          <w:color w:val="000000"/>
-        </w:rPr>
-        <w:t>Should probably be closer to the start.</w:t>
+        <w:t xml:space="preserve"> this section seems most relevant here rather than section 5 because it's still so dependent on quotes. It does also contain more interpretation than the other sections in chapter 4, so I just wanted to check.</w:t>
+      </w:r>
+    </w:p>
+  </w:comment>
+  <w:comment w:id="202" w:author="Luttik, Daan" w:date="2026-06-06T21:39:00Z" w:initials="DL">
+    <w:p>
+      <w:pPr>
+        <w:pStyle w:val="CommentText"/>
+        <w:ind w:firstLine="0"/>
+      </w:pPr>
+      <w:r>
+        <w:rPr>
+          <w:rStyle w:val="CommentReference"/>
+        </w:rPr>
+        <w:annotationRef/>
+      </w:r>
+      <w:r>
+        <w:t>This feels like a discussion style statement. But brand risk might not be relevant enough to bring into the discussion...</w:t>
+      </w:r>
+    </w:p>
+  </w:comment>
+  <w:comment w:id="203" w:author="Luttik, Daan" w:date="2026-06-06T22:16:00Z" w:initials="DL">
+    <w:p>
+      <w:pPr>
+        <w:pStyle w:val="CommentText"/>
+        <w:ind w:firstLine="0"/>
+      </w:pPr>
+      <w:r>
+        <w:rPr>
+          <w:rStyle w:val="CommentReference"/>
+        </w:rPr>
+        <w:annotationRef/>
+      </w:r>
+      <w:r>
+        <w:t>Again doubt about if this can be part of chapter 4</w:t>
       </w:r>
     </w:p>
   </w:comment>
@@ -27792,7 +27716,6 @@
   <w15:commentEx w15:paraId="5BA9832D" w15:done="0"/>
   <w15:commentEx w15:paraId="111A3EED" w15:done="0"/>
   <w15:commentEx w15:paraId="36ECBAF4" w15:done="0"/>
-  <w15:commentEx w15:paraId="32CCE69A" w15:done="0"/>
   <w15:commentEx w15:paraId="79B7721E" w15:done="0"/>
   <w15:commentEx w15:paraId="0DA1D061" w15:done="0"/>
   <w15:commentEx w15:paraId="13C3C6DF" w15:done="0"/>
@@ -27888,8 +27811,11 @@
   <w15:commentEx w15:paraId="5355B2EA" w15:done="1"/>
   <w15:commentEx w15:paraId="323EB003" w15:done="0"/>
   <w15:commentEx w15:paraId="19BDAF4D" w15:done="0"/>
-  <w15:commentEx w15:paraId="276B524C" w15:done="0"/>
-  <w15:commentEx w15:paraId="1CFACCDB" w15:done="0"/>
+  <w15:commentEx w15:paraId="6A879807" w15:done="0"/>
+  <w15:commentEx w15:paraId="0A57C83E" w15:done="0"/>
+  <w15:commentEx w15:paraId="2F6D59CB" w15:done="0"/>
+  <w15:commentEx w15:paraId="2EFAA959" w15:done="0"/>
+  <w15:commentEx w15:paraId="1A01B2D5" w15:done="0"/>
   <w15:commentEx w15:paraId="5C91A3A8" w15:done="0"/>
   <w15:commentEx w15:paraId="5A40436A" w15:done="0"/>
   <w15:commentEx w15:paraId="6E671C1C" w15:done="0"/>
@@ -27901,8 +27827,25 @@
 
 <file path=word/commentsExtensible.xml><?xml version="1.0" encoding="utf-8"?>
 <w16cex:commentsExtensible xmlns:wpc="http://schemas.microsoft.com/office/word/2010/wordprocessingCanvas" xmlns:cx="http://schemas.microsoft.com/office/drawing/2014/chartex" xmlns:cx1="http://schemas.microsoft.com/office/drawing/2015/9/8/chartex" xmlns:cx2="http://schemas.microsoft.com/office/drawing/2015/10/21/chartex" xmlns:cx3="http://schemas.microsoft.com/office/drawing/2016/5/9/chartex" xmlns:cx4="http://schemas.microsoft.com/office/drawing/2016/5/10/chartex" xmlns:cx5="http://schemas.microsoft.com/office/drawing/2016/5/11/chartex" xmlns:cx6="http://schemas.microsoft.com/office/drawing/2016/5/12/chartex" xmlns:cx7="http://schemas.microsoft.com/office/drawing/2016/5/13/chartex" xmlns:cx8="http://schemas.microsoft.com/office/drawing/2016/5/14/chartex" xmlns:cr="http://schemas.microsoft.com/office/comments/2020/reactions" xmlns:mc="http://schemas.openxmlformats.org/markup-compatibility/2006" xmlns:aink="http://schemas.microsoft.com/office/drawing/2016/ink" xmlns:am3d="http://schemas.microsoft.com/office/drawing/2017/model3d" xmlns:o="urn:schemas-microsoft-com:office:office" xmlns:oel="http://schemas.microsoft.com/office/2019/extlst" xmlns:r="http://schemas.openxmlformats.org/officeDocument/2006/relationships" xmlns:m="http://schemas.openxmlformats.org/officeDocument/2006/math" xmlns:v="urn:schemas-microsoft-com:vml" xmlns:wp14="http://schemas.microsoft.com/office/word/2010/wordprocessingDrawing" xmlns:wp="http://schemas.openxmlformats.org/drawingml/2006/wordprocessingDrawing" xmlns:w10="urn:schemas-microsoft-com:office:word" xmlns:w="http://schemas.openxmlformats.org/wordprocessingml/2006/main" xmlns:w14="http://schemas.microsoft.com/office/word/2010/wordml" xmlns:w15="http://schemas.microsoft.com/office/word/2012/wordml" xmlns:w16cex="http://schemas.microsoft.com/office/word/2018/wordml/cex" xmlns:w16cid="http://schemas.microsoft.com/office/word/2016/wordml/cid" xmlns:w16="http://schemas.microsoft.com/office/word/2018/wordml" xmlns:w16du="http://schemas.microsoft.com/office/word/2023/wordml/word16du" xmlns:w16sdtdh="http://schemas.microsoft.com/office/word/2020/wordml/sdtdatahash" xmlns:w16sdtfl="http://schemas.microsoft.com/office/word/2024/wordml/sdtformatlock" xmlns:w16se="http://schemas.microsoft.com/office/word/2015/wordml/symex" xmlns:wpg="http://schemas.microsoft.com/office/word/2010/wordprocessingGroup" xmlns:wpi="http://schemas.microsoft.com/office/word/2010/wordprocessingInk" xmlns:wne="http://schemas.microsoft.com/office/word/2006/wordml" xmlns:wps="http://schemas.microsoft.com/office/word/2010/wordprocessingShape" mc:Ignorable="w14 w15 w16se w16cid w16 w16cex w16sdtdh w16sdtfl cr w16du wp14">
+  <w16cex:commentExtensible w16cex:durableId="2F207FED">
+    <w16cex:extLst>
+      <w16:ext w16:uri="{CE6994B0-6A32-4C9F-8C6B-6E91EDA988CE}">
+        <cr:reactions xmlns:cr="http://schemas.microsoft.com/office/comments/2020/reactions">
+          <cr:reaction reactionType="1">
+            <cr:reactionInfo dateUtc="2026-06-06T20:38:22Z">
+              <cr:user userId="S::d.luttik@my.nyenrode.nl::1793cd2c-2cfd-4375-90c5-6702ae82a13b" userProvider="AD" userName="Luttik, Daan"/>
+            </cr:reactionInfo>
+          </cr:reaction>
+        </cr:reactions>
+      </w16:ext>
+    </w16cex:extLst>
+  </w16cex:commentExtensible>
   <w16cex:commentExtensible w16cex:durableId="0FBFE4F7" w16cex:dateUtc="2026-06-05T17:34:00Z"/>
-  <w16cex:commentExtensible w16cex:durableId="51B395F8" w16cex:dateUtc="2026-06-06T15:24:00Z"/>
+  <w16cex:commentExtensible w16cex:durableId="0935EDF7" w16cex:dateUtc="2026-06-06T18:05:00Z"/>
+  <w16cex:commentExtensible w16cex:durableId="5F42ABFC" w16cex:dateUtc="2026-06-06T18:04:00Z"/>
+  <w16cex:commentExtensible w16cex:durableId="3DCB5162" w16cex:dateUtc="2026-06-06T19:32:00Z"/>
+  <w16cex:commentExtensible w16cex:durableId="73DA34DA" w16cex:dateUtc="2026-06-06T19:39:00Z"/>
+  <w16cex:commentExtensible w16cex:durableId="37A8CDDB" w16cex:dateUtc="2026-06-06T20:16:00Z"/>
 </w16cex:commentsExtensible>
 </file>
 
@@ -27931,7 +27874,6 @@
   <w16cid:commentId w16cid:paraId="5BA9832D" w16cid:durableId="60254D5E"/>
   <w16cid:commentId w16cid:paraId="111A3EED" w16cid:durableId="1974E4D1"/>
   <w16cid:commentId w16cid:paraId="36ECBAF4" w16cid:durableId="3776A33A"/>
-  <w16cid:commentId w16cid:paraId="32CCE69A" w16cid:durableId="278F9DEC"/>
   <w16cid:commentId w16cid:paraId="79B7721E" w16cid:durableId="2F207FED"/>
   <w16cid:commentId w16cid:paraId="0DA1D061" w16cid:durableId="4BE58A50"/>
   <w16cid:commentId w16cid:paraId="13C3C6DF" w16cid:durableId="234D0E38"/>
@@ -28027,8 +27969,11 @@
   <w16cid:commentId w16cid:paraId="5355B2EA" w16cid:durableId="1C973F00"/>
   <w16cid:commentId w16cid:paraId="323EB003" w16cid:durableId="0FBFE4F7"/>
   <w16cid:commentId w16cid:paraId="19BDAF4D" w16cid:durableId="07F25AA7"/>
-  <w16cid:commentId w16cid:paraId="276B524C" w16cid:durableId="51B395F8"/>
-  <w16cid:commentId w16cid:paraId="1CFACCDB" w16cid:durableId="487522C6"/>
+  <w16cid:commentId w16cid:paraId="6A879807" w16cid:durableId="0935EDF7"/>
+  <w16cid:commentId w16cid:paraId="0A57C83E" w16cid:durableId="5F42ABFC"/>
+  <w16cid:commentId w16cid:paraId="2F6D59CB" w16cid:durableId="3DCB5162"/>
+  <w16cid:commentId w16cid:paraId="2EFAA959" w16cid:durableId="73DA34DA"/>
+  <w16cid:commentId w16cid:paraId="1A01B2D5" w16cid:durableId="37A8CDDB"/>
   <w16cid:commentId w16cid:paraId="5C91A3A8" w16cid:durableId="2DB6B5CB"/>
   <w16cid:commentId w16cid:paraId="5A40436A" w16cid:durableId="61CE5F56"/>
   <w16cid:commentId w16cid:paraId="6E671C1C" w16cid:durableId="5CD808A9"/>

--- a/Thesis Draft - Daan Luttik - MBA.docx
+++ b/Thesis Draft - Daan Luttik - MBA.docx
@@ -3161,6 +3161,22 @@
         <w:commentReference w:id="46"/>
       </w:r>
       <w:r>
+        <w:t xml:space="preserve"> (</w:t>
+      </w:r>
+      <w:r>
+        <w:rPr>
+          <w:highlight w:val="white"/>
+          <w:lang w:val="en-US"/>
+        </w:rPr>
+        <w:t>LeCun</w:t>
+      </w:r>
+      <w:r>
+        <w:rPr>
+          <w:lang w:val="en-US"/>
+        </w:rPr>
+        <w:t xml:space="preserve"> et al., 2015)</w:t>
+      </w:r>
+      <w:r>
         <w:t xml:space="preserve">. Training a deep learning model requires </w:t>
       </w:r>
       <w:r>
@@ -3183,7 +3199,16 @@
         <w:commentReference w:id="47"/>
       </w:r>
       <w:r>
-        <w:t>. This has created a situation where it has only become prevalent after A</w:t>
+        <w:t>;</w:t>
+      </w:r>
+      <w:r>
+        <w:t xml:space="preserve"> </w:t>
+      </w:r>
+      <w:r>
+        <w:t>t</w:t>
+      </w:r>
+      <w:r>
+        <w:t>his has created a situation where it has only become prevalent after A</w:t>
       </w:r>
       <w:commentRangeStart w:id="48"/>
       <w:r>
@@ -3266,6 +3291,7 @@
       <w:bookmarkStart w:id="52" w:name="_fqeqowri1ro4" w:colFirst="0" w:colLast="0"/>
       <w:bookmarkEnd w:id="52"/>
       <w:r>
+        <w:lastRenderedPageBreak/>
         <w:t>2.1.1.</w:t>
       </w:r>
       <w:r>
@@ -3306,11 +3332,7 @@
         <w:commentReference w:id="54"/>
       </w:r>
       <w:r>
-        <w:t xml:space="preserve">). Training these systems </w:t>
-      </w:r>
-      <w:r>
-        <w:lastRenderedPageBreak/>
-        <w:t>became costly (</w:t>
+        <w:t>). Training these systems became costly (</w:t>
       </w:r>
       <w:r>
         <w:rPr>
@@ -3319,15 +3341,7 @@
         <w:t>Cottier, 2024</w:t>
       </w:r>
       <w:r>
-        <w:t>)</w:t>
-      </w:r>
-      <w:del w:id="56" w:author="Stefanie B." w:date="2026-05-11T12:43:00Z">
-        <w:r>
-          <w:delText>,</w:delText>
-        </w:r>
-      </w:del>
-      <w:r>
-        <w:t xml:space="preserve"> and pretrained models became more prevalent. One of the best-known models from before ChatGPT was BERT in 2018 (Devlin et al., 2019), this model was often applied to categorize text or apply sentiment analysis (</w:t>
+        <w:t>) and pretrained models became more prevalent. One of the best-known models from before ChatGPT was BERT in 2018 (Devlin et al., 2019), this model was often applied to categorize text or apply sentiment analysis (</w:t>
       </w:r>
       <w:r>
         <w:rPr>
@@ -3338,7 +3352,7 @@
       <w:r>
         <w:t>). Within the realm of marketing, this was highly valuable to analyze customer support conversations or product reviews.</w:t>
       </w:r>
-      <w:ins w:id="57" w:author="Stefanie B." w:date="2026-05-11T12:43:00Z">
+      <w:ins w:id="56" w:author="Stefanie B." w:date="2026-05-11T12:43:00Z">
         <w:r>
           <w:t xml:space="preserve"> </w:t>
         </w:r>
@@ -3353,44 +3367,44 @@
       <w:r>
         <w:t xml:space="preserve">GPT is a technically descriptive name; it stands for generative pretrained transformer (Radford et al., </w:t>
       </w:r>
+      <w:commentRangeStart w:id="57"/>
       <w:commentRangeStart w:id="58"/>
-      <w:commentRangeStart w:id="59"/>
       <w:r>
         <w:t>2018</w:t>
       </w:r>
-      <w:commentRangeEnd w:id="59"/>
+      <w:commentRangeEnd w:id="58"/>
       <w:r>
         <w:rPr>
           <w:rStyle w:val="CommentReference"/>
           <w:sz w:val="22"/>
           <w:szCs w:val="22"/>
         </w:rPr>
-        <w:commentReference w:id="59"/>
-      </w:r>
-      <w:commentRangeEnd w:id="58"/>
+        <w:commentReference w:id="58"/>
+      </w:r>
+      <w:commentRangeEnd w:id="57"/>
       <w:r>
         <w:rPr>
           <w:rStyle w:val="CommentReference"/>
           <w:sz w:val="22"/>
           <w:szCs w:val="22"/>
         </w:rPr>
-        <w:commentReference w:id="58"/>
+        <w:commentReference w:id="57"/>
       </w:r>
       <w:r>
         <w:t>). A key element here is the term “</w:t>
       </w:r>
-      <w:commentRangeStart w:id="60"/>
+      <w:commentRangeStart w:id="59"/>
       <w:r>
         <w:t>pretrained</w:t>
       </w:r>
-      <w:commentRangeEnd w:id="60"/>
+      <w:commentRangeEnd w:id="59"/>
       <w:r>
         <w:rPr>
           <w:rStyle w:val="CommentReference"/>
           <w:sz w:val="22"/>
           <w:szCs w:val="22"/>
         </w:rPr>
-        <w:commentReference w:id="60"/>
+        <w:commentReference w:id="59"/>
       </w:r>
       <w:r>
         <w:t>.” The fact that modern LLMs are pretrained drastically changes the economic model (</w:t>
@@ -3404,18 +3418,18 @@
       <w:r>
         <w:t xml:space="preserve">. Rather than requiring vast amounts of data and having to recoup the cost of training, organizations can now directly start experimenting with the application of </w:t>
       </w:r>
-      <w:commentRangeStart w:id="61"/>
+      <w:commentRangeStart w:id="60"/>
       <w:r>
         <w:t>models</w:t>
       </w:r>
-      <w:commentRangeEnd w:id="61"/>
+      <w:commentRangeEnd w:id="60"/>
       <w:r>
         <w:rPr>
           <w:rStyle w:val="CommentReference"/>
           <w:sz w:val="22"/>
           <w:szCs w:val="22"/>
         </w:rPr>
-        <w:commentReference w:id="61"/>
+        <w:commentReference w:id="60"/>
       </w:r>
       <w:r>
         <w:t xml:space="preserve"> (</w:t>
@@ -3429,20 +3443,20 @@
       <w:r>
         <w:t xml:space="preserve">. This </w:t>
       </w:r>
-      <w:commentRangeStart w:id="62"/>
-      <w:ins w:id="63" w:author="Stefanie B." w:date="2026-05-11T12:44:00Z">
+      <w:commentRangeStart w:id="61"/>
+      <w:ins w:id="62" w:author="Stefanie B." w:date="2026-05-11T12:44:00Z">
         <w:r>
           <w:t xml:space="preserve">development </w:t>
         </w:r>
       </w:ins>
-      <w:commentRangeEnd w:id="62"/>
+      <w:commentRangeEnd w:id="61"/>
       <w:r>
         <w:rPr>
           <w:rStyle w:val="CommentReference"/>
           <w:sz w:val="22"/>
           <w:szCs w:val="22"/>
         </w:rPr>
-        <w:commentReference w:id="62"/>
+        <w:commentReference w:id="61"/>
       </w:r>
       <w:r>
         <w:t>shift from up-front costs to usage-based costs makes AI much more applicable for small-scale use cases and quick experimentation (</w:t>
@@ -3453,14 +3467,14 @@
         </w:rPr>
         <w:t xml:space="preserve">Burkhardt &amp; Rieder, </w:t>
       </w:r>
-      <w:commentRangeStart w:id="64"/>
+      <w:commentRangeStart w:id="63"/>
       <w:r>
         <w:rPr>
           <w:highlight w:val="white"/>
         </w:rPr>
         <w:t>2024</w:t>
       </w:r>
-      <w:commentRangeEnd w:id="64"/>
+      <w:commentRangeEnd w:id="63"/>
       <w:r>
         <w:rPr>
           <w:rStyle w:val="CommentReference"/>
@@ -3468,7 +3482,7 @@
           <w:szCs w:val="22"/>
           <w:highlight w:val="white"/>
         </w:rPr>
-        <w:commentReference w:id="64"/>
+        <w:commentReference w:id="63"/>
       </w:r>
       <w:r>
         <w:rPr>
@@ -3490,18 +3504,18 @@
       <w:r>
         <w:t xml:space="preserve">Furthermore, while BERT focused on classification (Devlin et al., 2019), GPT focuses on generation; the ability to generate </w:t>
       </w:r>
-      <w:commentRangeStart w:id="65"/>
+      <w:commentRangeStart w:id="64"/>
       <w:r>
         <w:t xml:space="preserve">text </w:t>
       </w:r>
-      <w:commentRangeEnd w:id="65"/>
+      <w:commentRangeEnd w:id="64"/>
       <w:r>
         <w:rPr>
           <w:rStyle w:val="CommentReference"/>
           <w:sz w:val="22"/>
           <w:szCs w:val="22"/>
         </w:rPr>
-        <w:commentReference w:id="65"/>
+        <w:commentReference w:id="64"/>
       </w:r>
       <w:r>
         <w:t>makes the model more widely applicable since it is no longer scoped to one specific task (</w:t>
@@ -3526,8 +3540,8 @@
       <w:pPr>
         <w:pStyle w:val="Heading3"/>
       </w:pPr>
-      <w:bookmarkStart w:id="66" w:name="_n7fdo5m5v3pp" w:colFirst="0" w:colLast="0"/>
-      <w:bookmarkEnd w:id="66"/>
+      <w:bookmarkStart w:id="65" w:name="_n7fdo5m5v3pp" w:colFirst="0" w:colLast="0"/>
+      <w:bookmarkEnd w:id="65"/>
       <w:r>
         <w:t>2.1.2.</w:t>
       </w:r>
@@ -3540,7 +3554,7 @@
       <w:r>
         <w:t xml:space="preserve">ChatGPT was the introduction of </w:t>
       </w:r>
-      <w:ins w:id="67" w:author="Stefanie B." w:date="2026-05-11T12:53:00Z">
+      <w:ins w:id="66" w:author="Stefanie B." w:date="2026-05-11T12:53:00Z">
         <w:r>
           <w:t>Gen</w:t>
         </w:r>
@@ -3548,40 +3562,40 @@
       <w:r>
         <w:t xml:space="preserve">AI to the broader public as a simple question-and-answer machine (OpenAI, 2022). ChatGPT </w:t>
       </w:r>
-      <w:ins w:id="68" w:author="Stefanie B." w:date="2026-05-11T12:53:00Z">
+      <w:ins w:id="67" w:author="Stefanie B." w:date="2026-05-11T12:53:00Z">
         <w:r>
           <w:t xml:space="preserve">can </w:t>
         </w:r>
       </w:ins>
-      <w:del w:id="69" w:author="Stefanie B." w:date="2026-05-11T12:53:00Z">
+      <w:del w:id="68" w:author="Stefanie B." w:date="2026-05-11T12:53:00Z">
         <w:r>
           <w:delText xml:space="preserve">could </w:delText>
         </w:r>
       </w:del>
       <w:r>
-        <w:t xml:space="preserve">generate text based on the user’s input; this, in addition to the earlier release of stable diffusion and other imaging models, made the public keenly aware of the potential for AI to answer questions and create content (Wahid et al., 2023). Marketers started using the image generation to make better briefings for the design department and used the text systems to write better copy, be a brainstorming partner for the </w:t>
+        <w:t xml:space="preserve">generate text based on the user’s input; this, in addition to the earlier release of stable diffusion and other imaging models, made the public keenly aware of the potential for AI to answer questions and create content (Wahid et al., </w:t>
       </w:r>
       <w:r>
         <w:lastRenderedPageBreak/>
-        <w:t xml:space="preserve">creative process, and much more, all the while this is done more effectively (Wahid et al., 2023; Grewal et al., 2024; Abou Elgeit, </w:t>
-      </w:r>
-      <w:commentRangeStart w:id="70"/>
+        <w:t xml:space="preserve">2023). Marketers started using the image generation to make better briefings for the design department and used the text systems to write better copy, be a brainstorming partner for the creative process, and much more, all the while this is done more effectively (Wahid et al., 2023; Grewal et al., 2024; Abou Elgeit, </w:t>
+      </w:r>
+      <w:commentRangeStart w:id="69"/>
       <w:r>
         <w:t>2025</w:t>
       </w:r>
-      <w:commentRangeEnd w:id="70"/>
+      <w:commentRangeEnd w:id="69"/>
       <w:r>
         <w:rPr>
           <w:rStyle w:val="CommentReference"/>
           <w:sz w:val="22"/>
           <w:szCs w:val="22"/>
         </w:rPr>
-        <w:commentReference w:id="70"/>
+        <w:commentReference w:id="69"/>
       </w:r>
       <w:r>
         <w:t>)</w:t>
       </w:r>
-      <w:ins w:id="71" w:author="Stefanie B." w:date="2026-05-11T12:53:00Z">
+      <w:ins w:id="70" w:author="Stefanie B." w:date="2026-05-11T12:53:00Z">
         <w:r>
           <w:t xml:space="preserve">. </w:t>
         </w:r>
@@ -3591,8 +3605,8 @@
       <w:pPr>
         <w:pStyle w:val="Heading3"/>
       </w:pPr>
-      <w:bookmarkStart w:id="72" w:name="_7k1mujnido4y" w:colFirst="0" w:colLast="0"/>
-      <w:bookmarkEnd w:id="72"/>
+      <w:bookmarkStart w:id="71" w:name="_7k1mujnido4y" w:colFirst="0" w:colLast="0"/>
+      <w:bookmarkEnd w:id="71"/>
       <w:r>
         <w:t>2.1.3.</w:t>
       </w:r>
@@ -3605,23 +3619,23 @@
       <w:r>
         <w:t xml:space="preserve">Just before the release of ChatGPT, the concept of Retrieval Augmented Generation (RAG) was introduced (Lewis et al., </w:t>
       </w:r>
-      <w:commentRangeStart w:id="73"/>
+      <w:commentRangeStart w:id="72"/>
       <w:r>
         <w:t>2020</w:t>
       </w:r>
-      <w:commentRangeEnd w:id="73"/>
+      <w:commentRangeEnd w:id="72"/>
       <w:r>
         <w:rPr>
           <w:rStyle w:val="CommentReference"/>
           <w:sz w:val="22"/>
           <w:szCs w:val="22"/>
         </w:rPr>
-        <w:commentReference w:id="73"/>
+        <w:commentReference w:id="72"/>
       </w:r>
       <w:r>
         <w:t xml:space="preserve">). This </w:t>
       </w:r>
-      <w:ins w:id="74" w:author="Stefanie B." w:date="2026-05-11T12:55:00Z">
+      <w:ins w:id="73" w:author="Stefanie B." w:date="2026-05-11T12:55:00Z">
         <w:r>
           <w:t xml:space="preserve">development </w:t>
         </w:r>
@@ -3629,17 +3643,17 @@
       <w:r>
         <w:t xml:space="preserve">was immediately relevant for business to </w:t>
       </w:r>
-      <w:ins w:id="75" w:author="Stefanie B." w:date="2026-05-11T12:54:00Z">
+      <w:ins w:id="74" w:author="Stefanie B." w:date="2026-05-11T12:54:00Z">
         <w:r>
           <w:t>put</w:t>
         </w:r>
       </w:ins>
-      <w:del w:id="76" w:author="Stefanie B." w:date="2026-05-11T12:54:00Z">
+      <w:del w:id="75" w:author="Stefanie B." w:date="2026-05-11T12:54:00Z">
         <w:r>
           <w:delText xml:space="preserve">get </w:delText>
         </w:r>
       </w:del>
-      <w:ins w:id="77" w:author="Stefanie B." w:date="2026-05-11T12:54:00Z">
+      <w:ins w:id="76" w:author="Stefanie B." w:date="2026-05-11T12:54:00Z">
         <w:r>
           <w:t xml:space="preserve"> </w:t>
         </w:r>
@@ -3647,12 +3661,12 @@
       <w:r>
         <w:t xml:space="preserve">additional information into the context of the model. The additional information loaded through RAG can be anything, including business- or project-related content or publicly available information (Gao et al., 2023). </w:t>
       </w:r>
-      <w:ins w:id="78" w:author="Stefanie B." w:date="2026-05-11T12:55:00Z">
+      <w:ins w:id="77" w:author="Stefanie B." w:date="2026-05-11T12:55:00Z">
         <w:r>
           <w:t xml:space="preserve">RAG </w:t>
         </w:r>
       </w:ins>
-      <w:del w:id="79" w:author="Stefanie B." w:date="2026-05-11T12:55:00Z">
+      <w:del w:id="78" w:author="Stefanie B." w:date="2026-05-11T12:55:00Z">
         <w:r>
           <w:delText xml:space="preserve">This </w:delText>
         </w:r>
@@ -3660,44 +3674,44 @@
       <w:r>
         <w:t xml:space="preserve">powers the AI system with additional knowledge that typically is directly related to the posed prompt (Lewis et al., 2020; Gao et al., </w:t>
       </w:r>
+      <w:commentRangeStart w:id="79"/>
       <w:commentRangeStart w:id="80"/>
-      <w:commentRangeStart w:id="81"/>
       <w:r>
         <w:t>2023</w:t>
       </w:r>
-      <w:commentRangeEnd w:id="81"/>
+      <w:commentRangeEnd w:id="80"/>
       <w:r>
         <w:rPr>
           <w:rStyle w:val="CommentReference"/>
           <w:sz w:val="22"/>
           <w:szCs w:val="22"/>
         </w:rPr>
-        <w:commentReference w:id="81"/>
-      </w:r>
-      <w:commentRangeEnd w:id="80"/>
+        <w:commentReference w:id="80"/>
+      </w:r>
+      <w:commentRangeEnd w:id="79"/>
       <w:r>
         <w:rPr>
           <w:rStyle w:val="CommentReference"/>
           <w:sz w:val="22"/>
           <w:szCs w:val="22"/>
         </w:rPr>
-        <w:commentReference w:id="80"/>
+        <w:commentReference w:id="79"/>
       </w:r>
       <w:r>
         <w:t>).</w:t>
       </w:r>
-      <w:ins w:id="82" w:author="Stefanie B." w:date="2026-05-11T12:55:00Z">
+      <w:ins w:id="81" w:author="Stefanie B." w:date="2026-05-11T12:55:00Z">
         <w:r>
           <w:t xml:space="preserve"> </w:t>
         </w:r>
       </w:ins>
     </w:p>
     <w:p>
-      <w:commentRangeStart w:id="83"/>
+      <w:commentRangeStart w:id="82"/>
       <w:r>
         <w:t xml:space="preserve">After the ability </w:t>
       </w:r>
-      <w:ins w:id="84" w:author="Stefanie B." w:date="2026-05-11T12:55:00Z">
+      <w:ins w:id="83" w:author="Stefanie B." w:date="2026-05-11T12:55:00Z">
         <w:r>
           <w:t xml:space="preserve">of AI </w:t>
         </w:r>
@@ -3705,55 +3719,55 @@
       <w:r>
         <w:t xml:space="preserve">to retrieve external </w:t>
       </w:r>
-      <w:commentRangeStart w:id="85"/>
+      <w:commentRangeStart w:id="84"/>
       <w:r>
         <w:t>context</w:t>
       </w:r>
-      <w:commentRangeEnd w:id="85"/>
+      <w:commentRangeEnd w:id="84"/>
       <w:r>
         <w:rPr>
           <w:rStyle w:val="CommentReference"/>
           <w:sz w:val="22"/>
           <w:szCs w:val="22"/>
         </w:rPr>
-        <w:commentReference w:id="85"/>
+        <w:commentReference w:id="84"/>
       </w:r>
       <w:r>
         <w:t>, the ability to act was a vital next step in the</w:t>
       </w:r>
-      <w:commentRangeStart w:id="86"/>
+      <w:commentRangeStart w:id="85"/>
       <w:r>
         <w:t xml:space="preserve"> development of agentic systems. </w:t>
       </w:r>
-      <w:commentRangeEnd w:id="86"/>
+      <w:commentRangeEnd w:id="85"/>
       <w:r>
         <w:rPr>
           <w:rStyle w:val="CommentReference"/>
           <w:sz w:val="22"/>
           <w:szCs w:val="22"/>
         </w:rPr>
-        <w:commentReference w:id="86"/>
+        <w:commentReference w:id="85"/>
       </w:r>
       <w:r>
         <w:t xml:space="preserve">A key conceptual step was the </w:t>
       </w:r>
-      <w:commentRangeStart w:id="87"/>
+      <w:commentRangeStart w:id="86"/>
       <w:r>
         <w:t>ReAct</w:t>
       </w:r>
-      <w:commentRangeEnd w:id="87"/>
+      <w:commentRangeEnd w:id="86"/>
       <w:r>
         <w:rPr>
           <w:rStyle w:val="CommentReference"/>
           <w:sz w:val="22"/>
           <w:szCs w:val="22"/>
         </w:rPr>
-        <w:commentReference w:id="87"/>
+        <w:commentReference w:id="86"/>
       </w:r>
       <w:r>
         <w:t xml:space="preserve"> framework, which showed how LLMs could combine reasoning (Re) and acting (Act) in an iterative process, leveraging the results of an action to consider what a next step might be (Yao et al., 2023). The ability to consider actions and affect external systems enabled AI agents to act on behalf of the user and affect business applications (Hughes et al., 2025). </w:t>
       </w:r>
-      <w:del w:id="88" w:author="Stefanie B." w:date="2026-05-11T12:58:00Z">
+      <w:del w:id="87" w:author="Stefanie B." w:date="2026-05-11T12:58:00Z">
         <w:r>
           <w:delText>I.e.,</w:delText>
         </w:r>
@@ -3761,12 +3775,12 @@
       <w:r>
         <w:t xml:space="preserve"> </w:t>
       </w:r>
-      <w:ins w:id="89" w:author="Stefanie B." w:date="2026-05-11T12:59:00Z">
+      <w:ins w:id="88" w:author="Stefanie B." w:date="2026-05-11T12:59:00Z">
         <w:r>
           <w:t>T</w:t>
         </w:r>
       </w:ins>
-      <w:del w:id="90" w:author="Stefanie B." w:date="2026-05-11T12:59:00Z">
+      <w:del w:id="89" w:author="Stefanie B." w:date="2026-05-11T12:59:00Z">
         <w:r>
           <w:delText>t</w:delText>
         </w:r>
@@ -3774,7 +3788,7 @@
       <w:r>
         <w:t>his</w:t>
       </w:r>
-      <w:ins w:id="91" w:author="Stefanie B." w:date="2026-05-11T12:59:00Z">
+      <w:ins w:id="90" w:author="Stefanie B." w:date="2026-05-11T12:59:00Z">
         <w:r>
           <w:t xml:space="preserve"> ability to act</w:t>
         </w:r>
@@ -3782,32 +3796,32 @@
       <w:r>
         <w:t xml:space="preserve"> results in a situation where an AI agent can work within systems at the behest of the user (Hughes et al., 2025). </w:t>
       </w:r>
-      <w:commentRangeEnd w:id="83"/>
+      <w:commentRangeEnd w:id="82"/>
       <w:r>
         <w:rPr>
           <w:rStyle w:val="CommentReference"/>
           <w:sz w:val="22"/>
           <w:szCs w:val="22"/>
         </w:rPr>
-        <w:commentReference w:id="83"/>
+        <w:commentReference w:id="82"/>
       </w:r>
     </w:p>
     <w:p>
       <w:r>
         <w:t>After the ReAct framework, many innovations, standards, and implementations that have built on this concept have improved the quality and availability of</w:t>
       </w:r>
-      <w:commentRangeStart w:id="92"/>
+      <w:commentRangeStart w:id="91"/>
       <w:r>
         <w:t xml:space="preserve"> AI agents. </w:t>
       </w:r>
-      <w:commentRangeEnd w:id="92"/>
+      <w:commentRangeEnd w:id="91"/>
       <w:r>
         <w:rPr>
           <w:rStyle w:val="CommentReference"/>
           <w:sz w:val="22"/>
           <w:szCs w:val="22"/>
         </w:rPr>
-        <w:commentReference w:id="92"/>
+        <w:commentReference w:id="91"/>
       </w:r>
       <w:r>
         <w:t>This includes technical means like planning and external memory, early implementations like function calling in OpenAI (OpenAI, 2023), and the release of standards like the Model Context Protocol (MCP) (</w:t>
@@ -3828,20 +3842,24 @@
         <w:t>Anthropic, 2025)</w:t>
       </w:r>
       <w:r>
-        <w:t xml:space="preserve">. These standards have created a situation where specific agentic capabilities, like task execution, have become common in consumer-grade AI </w:t>
-      </w:r>
-      <w:commentRangeStart w:id="93"/>
+        <w:t xml:space="preserve">. These standards have created a situation where specific agentic capabilities, like task execution, have become common in </w:t>
+      </w:r>
+      <w:r>
+        <w:lastRenderedPageBreak/>
+        <w:t xml:space="preserve">consumer-grade AI </w:t>
+      </w:r>
+      <w:commentRangeStart w:id="92"/>
       <w:r>
         <w:t>software</w:t>
       </w:r>
-      <w:commentRangeEnd w:id="93"/>
+      <w:commentRangeEnd w:id="92"/>
       <w:r>
         <w:rPr>
           <w:rStyle w:val="CommentReference"/>
           <w:sz w:val="22"/>
           <w:szCs w:val="22"/>
         </w:rPr>
-        <w:commentReference w:id="93"/>
+        <w:commentReference w:id="92"/>
       </w:r>
       <w:r>
         <w:t>. For instance, the skills standard is now supported in tools like Claude and ChatGPT (</w:t>
@@ -3858,21 +3876,20 @@
     </w:p>
     <w:p>
       <w:r>
-        <w:lastRenderedPageBreak/>
         <w:t xml:space="preserve">Tool </w:t>
       </w:r>
-      <w:commentRangeStart w:id="94"/>
+      <w:commentRangeStart w:id="93"/>
       <w:r>
         <w:t>calling</w:t>
       </w:r>
-      <w:commentRangeEnd w:id="94"/>
+      <w:commentRangeEnd w:id="93"/>
       <w:r>
         <w:rPr>
           <w:rStyle w:val="CommentReference"/>
           <w:sz w:val="22"/>
           <w:szCs w:val="22"/>
         </w:rPr>
-        <w:commentReference w:id="94"/>
+        <w:commentReference w:id="93"/>
       </w:r>
       <w:r>
         <w:t xml:space="preserve"> is the foundation for both AI agents and agentic AI. And allows for AI to perform a much broader set of activities (Hughes et al., 2025). Nowadays AI is capable of setting goals, planning to achieve these goals, and performing the steps of the plan (Hughes et al., 2025). This includes retrying and changing the plan when hurdles or unexpected input are found.</w:t>
@@ -3882,34 +3899,34 @@
       <w:r>
         <w:t xml:space="preserve">This allows AI to not only be usable for content generation and for brainstorming but also to interact with traditional software (Hughes et al., 2025). This, in turn, provides the basis for a world where marketers can use AI with the systems they already use, like marketing automation platforms, </w:t>
       </w:r>
-      <w:commentRangeStart w:id="95"/>
+      <w:commentRangeStart w:id="94"/>
       <w:r>
         <w:t xml:space="preserve">CRM </w:t>
       </w:r>
-      <w:commentRangeEnd w:id="95"/>
+      <w:commentRangeEnd w:id="94"/>
       <w:r>
         <w:rPr>
           <w:rStyle w:val="CommentReference"/>
           <w:sz w:val="22"/>
           <w:szCs w:val="22"/>
         </w:rPr>
-        <w:commentReference w:id="95"/>
+        <w:commentReference w:id="94"/>
       </w:r>
       <w:r>
         <w:t xml:space="preserve">systems, and the like (Hughes et al., </w:t>
       </w:r>
-      <w:commentRangeStart w:id="96"/>
+      <w:commentRangeStart w:id="95"/>
       <w:r>
         <w:t>2025</w:t>
       </w:r>
-      <w:commentRangeEnd w:id="96"/>
+      <w:commentRangeEnd w:id="95"/>
       <w:r>
         <w:rPr>
           <w:rStyle w:val="CommentReference"/>
           <w:sz w:val="22"/>
           <w:szCs w:val="22"/>
         </w:rPr>
-        <w:commentReference w:id="96"/>
+        <w:commentReference w:id="95"/>
       </w:r>
       <w:r>
         <w:t>).</w:t>
@@ -3919,8 +3936,8 @@
       <w:pPr>
         <w:pStyle w:val="Heading3"/>
       </w:pPr>
-      <w:bookmarkStart w:id="97" w:name="_ub1qv02kke7k" w:colFirst="0" w:colLast="0"/>
-      <w:bookmarkEnd w:id="97"/>
+      <w:bookmarkStart w:id="96" w:name="_ub1qv02kke7k" w:colFirst="0" w:colLast="0"/>
+      <w:bookmarkEnd w:id="96"/>
       <w:r>
         <w:t>2.1.4.</w:t>
       </w:r>
@@ -3939,14 +3956,14 @@
         </w:rPr>
         <w:t xml:space="preserve">Bandi et al. (2025) identified 12 aspects where agentic AI might differ from traditional agentic AI; its primary function was defined as “goal-oriented autonomous decision-making with multi-step workflow execution.” Moralles et al. (2026) notes that literature converges on four primary characteristics: autonomy, goal-directedness, adaptivity, and proactivity. In one sentence, Moralles et al. (2026) defines it as follows: “An agentic system not only acts independently but does so in pursuit of objectives it selects, constructs, or </w:t>
       </w:r>
-      <w:commentRangeStart w:id="98"/>
+      <w:commentRangeStart w:id="97"/>
       <w:r>
         <w:rPr>
           <w:highlight w:val="white"/>
         </w:rPr>
         <w:t>interprets</w:t>
       </w:r>
-      <w:commentRangeEnd w:id="98"/>
+      <w:commentRangeEnd w:id="97"/>
       <w:r>
         <w:rPr>
           <w:rStyle w:val="CommentReference"/>
@@ -3954,7 +3971,7 @@
           <w:szCs w:val="22"/>
           <w:highlight w:val="white"/>
         </w:rPr>
-        <w:commentReference w:id="98"/>
+        <w:commentReference w:id="97"/>
       </w:r>
       <w:r>
         <w:rPr>
@@ -3970,8 +3987,8 @@
           <w:color w:val="00312A"/>
         </w:rPr>
       </w:pPr>
-      <w:bookmarkStart w:id="99" w:name="_2vf6sqrz2b2s" w:colFirst="0" w:colLast="0"/>
-      <w:bookmarkEnd w:id="99"/>
+      <w:bookmarkStart w:id="98" w:name="_2vf6sqrz2b2s" w:colFirst="0" w:colLast="0"/>
+      <w:bookmarkEnd w:id="98"/>
       <w:r>
         <w:rPr>
           <w:color w:val="00312A"/>
@@ -3991,14 +4008,14 @@
         </w:rPr>
         <w:t xml:space="preserve">Marketing is a particularly relevant context for AI adoption because marketing departments already operate at the boundary between data, technology, creativity, customer interaction, and commercial </w:t>
       </w:r>
-      <w:commentRangeStart w:id="100"/>
+      <w:commentRangeStart w:id="99"/>
       <w:r>
         <w:rPr>
           <w:color w:val="00312A"/>
         </w:rPr>
         <w:t>performance</w:t>
       </w:r>
-      <w:commentRangeEnd w:id="100"/>
+      <w:commentRangeEnd w:id="99"/>
       <w:r>
         <w:rPr>
           <w:rStyle w:val="CommentReference"/>
@@ -4006,7 +4023,7 @@
           <w:sz w:val="22"/>
           <w:szCs w:val="22"/>
         </w:rPr>
-        <w:commentReference w:id="100"/>
+        <w:commentReference w:id="99"/>
       </w:r>
       <w:r>
         <w:rPr>
@@ -4014,14 +4031,14 @@
         </w:rPr>
         <w:t xml:space="preserve">. The AI marketing literature shows that AI can contribute across the marketing process rather than only within </w:t>
       </w:r>
-      <w:commentRangeStart w:id="101"/>
+      <w:commentRangeStart w:id="100"/>
       <w:r>
         <w:rPr>
           <w:color w:val="00312A"/>
         </w:rPr>
         <w:t>communications</w:t>
       </w:r>
-      <w:commentRangeEnd w:id="101"/>
+      <w:commentRangeEnd w:id="100"/>
       <w:r>
         <w:rPr>
           <w:rStyle w:val="CommentReference"/>
@@ -4029,7 +4046,7 @@
           <w:sz w:val="22"/>
           <w:szCs w:val="22"/>
         </w:rPr>
-        <w:commentReference w:id="101"/>
+        <w:commentReference w:id="100"/>
       </w:r>
       <w:r>
         <w:rPr>
@@ -4050,14 +4067,14 @@
         </w:rPr>
         <w:t xml:space="preserve">Generative </w:t>
       </w:r>
-      <w:commentRangeStart w:id="102"/>
+      <w:commentRangeStart w:id="101"/>
       <w:r>
         <w:rPr>
           <w:color w:val="00312A"/>
         </w:rPr>
         <w:t>AI</w:t>
       </w:r>
-      <w:commentRangeEnd w:id="102"/>
+      <w:commentRangeEnd w:id="101"/>
       <w:r>
         <w:rPr>
           <w:rStyle w:val="CommentReference"/>
@@ -4065,29 +4082,29 @@
           <w:sz w:val="22"/>
           <w:szCs w:val="22"/>
         </w:rPr>
-        <w:commentReference w:id="102"/>
+        <w:commentReference w:id="101"/>
       </w:r>
       <w:r>
         <w:rPr>
           <w:color w:val="00312A"/>
         </w:rPr>
-        <w:t xml:space="preserve"> adds a new layer to this literature. Mogaji and Jain (2024) and Jain et al. (2024) call for further research into how generative AI changes consumer behavior, marketing practice, and policy. Kim (2025) makes a more specific call for research into advertising in the age of agentic AI. These calls are consistent with the gap identified in this thesis: academic </w:t>
+        <w:t xml:space="preserve"> adds a new layer to this literature. Mogaji and Jain (2024) and Jain et al. (2024) call for further research into how generative AI changes consumer behavior, marketing </w:t>
       </w:r>
       <w:r>
         <w:rPr>
           <w:color w:val="00312A"/>
         </w:rPr>
         <w:lastRenderedPageBreak/>
-        <w:t xml:space="preserve">literature has begun to address generative AI in marketing but has not yet developed sufficient empirical understanding of </w:t>
-      </w:r>
-      <w:commentRangeStart w:id="103"/>
+        <w:t xml:space="preserve">practice, and policy. Kim (2025) makes a more specific call for research into advertising in the age of agentic AI. These calls are consistent with the gap identified in this thesis: academic literature has begun to address generative AI in marketing but has not yet developed sufficient empirical understanding of </w:t>
+      </w:r>
+      <w:commentRangeStart w:id="102"/>
       <w:r>
         <w:rPr>
           <w:color w:val="00312A"/>
         </w:rPr>
         <w:t>how marketing managers create value with agentic systems beyond content generation.</w:t>
       </w:r>
-      <w:commentRangeEnd w:id="103"/>
+      <w:commentRangeEnd w:id="102"/>
       <w:r>
         <w:rPr>
           <w:rStyle w:val="CommentReference"/>
@@ -4095,7 +4112,7 @@
           <w:sz w:val="22"/>
           <w:szCs w:val="22"/>
         </w:rPr>
-        <w:commentReference w:id="103"/>
+        <w:commentReference w:id="102"/>
       </w:r>
     </w:p>
     <w:p>
@@ -4104,21 +4121,21 @@
           <w:color w:val="00312A"/>
         </w:rPr>
       </w:pPr>
+      <w:commentRangeStart w:id="103"/>
+      <w:r>
+        <w:rPr>
+          <w:color w:val="00312A"/>
+        </w:rPr>
+        <w:t xml:space="preserve">The marketing context also makes the concept of value ambiguous. A marketing manager may define value as lower cost per campaign, faster execution, higher quality creative work, better customer experience, more accurate targeting, higher revenue, better learning velocity, stronger brand consistency, or improved employee </w:t>
+      </w:r>
       <w:commentRangeStart w:id="104"/>
       <w:r>
         <w:rPr>
           <w:color w:val="00312A"/>
         </w:rPr>
-        <w:t xml:space="preserve">The marketing context also makes the concept of value ambiguous. A marketing manager may define value as lower cost per campaign, faster execution, higher quality creative work, better customer experience, more accurate targeting, higher revenue, better learning velocity, stronger brand consistency, or improved employee </w:t>
-      </w:r>
-      <w:commentRangeStart w:id="105"/>
-      <w:r>
-        <w:rPr>
-          <w:color w:val="00312A"/>
-        </w:rPr>
         <w:t>productivity</w:t>
       </w:r>
-      <w:commentRangeEnd w:id="105"/>
+      <w:commentRangeEnd w:id="104"/>
       <w:r>
         <w:rPr>
           <w:rStyle w:val="CommentReference"/>
@@ -4126,7 +4143,7 @@
           <w:sz w:val="22"/>
           <w:szCs w:val="22"/>
         </w:rPr>
-        <w:commentReference w:id="105"/>
+        <w:commentReference w:id="104"/>
       </w:r>
       <w:r>
         <w:rPr>
@@ -4147,7 +4164,7 @@
         </w:rPr>
         <w:t>The organizational adoption literature reinforces this point. Generative AI adoption is shaped by technological factors such as perceived usefulness, data availability, integration complexity, and security; organizational factors such as leadership support, skills, resources, and governance; and environmental factors such as competitive pressure and institutional expectations (Agrawal, 2023). Strategic reviews of AI and business value similarly emphasize that AI creates value when it is aligned with organizational strategy, knowledge management, decision-making, and service innovation rather than treated as an isolated technology project (Enholm et al., 2022; Kitsios &amp; Kamariotou, 2021). For marketing managers, this implies that agentic AI value creation requires translation work: they must convert a broad technological possibility into a bounded use case, a workflow, a governance model, a measurement approach, and an adoption story that makes sense to their team.</w:t>
       </w:r>
-      <w:commentRangeEnd w:id="104"/>
+      <w:commentRangeEnd w:id="103"/>
       <w:r>
         <w:rPr>
           <w:rStyle w:val="CommentReference"/>
@@ -4155,7 +4172,7 @@
           <w:sz w:val="22"/>
           <w:szCs w:val="22"/>
         </w:rPr>
-        <w:commentReference w:id="104"/>
+        <w:commentReference w:id="103"/>
       </w:r>
     </w:p>
     <w:p>
@@ -4165,8 +4182,8 @@
           <w:color w:val="00312A"/>
         </w:rPr>
       </w:pPr>
-      <w:bookmarkStart w:id="106" w:name="_z3s6q9rk0mxk" w:colFirst="0" w:colLast="0"/>
-      <w:bookmarkEnd w:id="106"/>
+      <w:bookmarkStart w:id="105" w:name="_z3s6q9rk0mxk" w:colFirst="0" w:colLast="0"/>
+      <w:bookmarkEnd w:id="105"/>
       <w:r>
         <w:rPr>
           <w:color w:val="00312A"/>
@@ -4188,21 +4205,21 @@
           <w:color w:val="00312A"/>
         </w:rPr>
       </w:pPr>
+      <w:commentRangeStart w:id="106"/>
+      <w:r>
+        <w:rPr>
+          <w:color w:val="00312A"/>
+        </w:rPr>
+        <w:t xml:space="preserve">The literature on digital transformation provides an important bridge between AI capability and managerial value creation. Digital transformation is not simply the adoption of digital tools; it involves changes in organizational processes, business models, capabilities, and sometimes organizational </w:t>
+      </w:r>
       <w:commentRangeStart w:id="107"/>
       <w:r>
         <w:rPr>
           <w:color w:val="00312A"/>
         </w:rPr>
-        <w:t xml:space="preserve">The literature on digital transformation provides an important bridge between AI capability and managerial value creation. Digital transformation is not simply the adoption of digital tools; it involves changes in organizational processes, business models, capabilities, and sometimes organizational </w:t>
-      </w:r>
-      <w:commentRangeStart w:id="108"/>
-      <w:r>
-        <w:rPr>
-          <w:color w:val="00312A"/>
-        </w:rPr>
         <w:t>identity</w:t>
       </w:r>
-      <w:commentRangeEnd w:id="108"/>
+      <w:commentRangeEnd w:id="107"/>
       <w:r>
         <w:rPr>
           <w:rStyle w:val="CommentReference"/>
@@ -4210,7 +4227,7 @@
           <w:sz w:val="22"/>
           <w:szCs w:val="22"/>
         </w:rPr>
-        <w:commentReference w:id="108"/>
+        <w:commentReference w:id="107"/>
       </w:r>
       <w:r>
         <w:rPr>
@@ -4231,7 +4248,7 @@
         </w:rPr>
         <w:t>This distinction is central to the present study. If agentic AI is used only to draft emails or summarize documents, it may remain a digitalization tool that improves existing work. If it changes how marketing teams sense opportunities, allocate work, interact with customers, manage campaigns, or coordinate with sales and service, it may become part of digital transformation. Holmstrom (2022) argues that AI readiness is a necessary step in moving from AI experimentation to digital transformation because organizations must develop the capabilities, data, governance, and learning practices needed to use AI productively. This thesis therefore treats agentic AI adoption as a managerial and organizational phenomenon, not merely as a software implementation.</w:t>
       </w:r>
-      <w:commentRangeEnd w:id="107"/>
+      <w:commentRangeEnd w:id="106"/>
       <w:r>
         <w:rPr>
           <w:rStyle w:val="CommentReference"/>
@@ -4239,7 +4256,7 @@
           <w:sz w:val="22"/>
           <w:szCs w:val="22"/>
         </w:rPr>
-        <w:commentReference w:id="107"/>
+        <w:commentReference w:id="106"/>
       </w:r>
     </w:p>
     <w:p>
@@ -4254,7 +4271,7 @@
         </w:rPr>
         <w:t xml:space="preserve">Dynamic capabilities theory is particularly useful in this context. Teece et al. (1997) </w:t>
       </w:r>
-      <w:commentRangeStart w:id="109"/>
+      <w:commentRangeStart w:id="108"/>
       <w:r>
         <w:rPr>
           <w:color w:val="00312A"/>
@@ -4268,7 +4285,7 @@
         <w:lastRenderedPageBreak/>
         <w:t>firms toward more malleable organizational designs and continuous adaptation within digital ecosystems. Ellstrom et al. (2021) identify sensing, seizing, and reconfiguring routines relevant for digital transformation, including digital sensing, digital strategy development, and creation of unified digital infrastructure.</w:t>
       </w:r>
-      <w:commentRangeEnd w:id="109"/>
+      <w:commentRangeEnd w:id="108"/>
       <w:r>
         <w:rPr>
           <w:rStyle w:val="CommentReference"/>
@@ -4276,7 +4293,7 @@
           <w:sz w:val="22"/>
           <w:szCs w:val="22"/>
         </w:rPr>
-        <w:commentReference w:id="109"/>
+        <w:commentReference w:id="108"/>
       </w:r>
     </w:p>
     <w:p>
@@ -4286,8 +4303,8 @@
           <w:color w:val="00312A"/>
         </w:rPr>
       </w:pPr>
+      <w:commentRangeStart w:id="109"/>
       <w:commentRangeStart w:id="110"/>
-      <w:commentRangeStart w:id="111"/>
       <w:r>
         <w:rPr>
           <w:strike/>
@@ -4295,7 +4312,7 @@
         </w:rPr>
         <w:t>These insights suggest three lessons for agentic AI in marketing. First, value creation starts with sensing: managers must identify where agentic AI can address meaningful marketing problems rather than chase technological novelty. Second, value creation requires seizing: managers must select opportunities, allocate resources, design governance, and translate technological possibilities into concrete practices. Third, value creation requires reconfiguring: teams may need new roles, workflows, data foundations, approval mechanisms, metrics, and relationships with vendors or technology teams. These lessons map directly onto the subquestions of this thesis: how managers identify and translate opportunities, how they enable adoption, and how they navigate obstacles and risks.</w:t>
       </w:r>
-      <w:commentRangeEnd w:id="111"/>
+      <w:commentRangeEnd w:id="110"/>
       <w:r>
         <w:rPr>
           <w:rStyle w:val="CommentReference"/>
@@ -4304,9 +4321,9 @@
           <w:sz w:val="22"/>
           <w:szCs w:val="22"/>
         </w:rPr>
-        <w:commentReference w:id="111"/>
-      </w:r>
-      <w:commentRangeEnd w:id="110"/>
+        <w:commentReference w:id="110"/>
+      </w:r>
+      <w:commentRangeEnd w:id="109"/>
       <w:r>
         <w:rPr>
           <w:rStyle w:val="CommentReference"/>
@@ -4315,7 +4332,7 @@
           <w:sz w:val="22"/>
           <w:szCs w:val="22"/>
         </w:rPr>
-        <w:commentReference w:id="110"/>
+        <w:commentReference w:id="109"/>
       </w:r>
     </w:p>
     <w:p>
@@ -4330,14 +4347,14 @@
         </w:rPr>
         <w:t xml:space="preserve">The digital transformation literature also warns against a purely technological explanation of success. </w:t>
       </w:r>
-      <w:commentRangeStart w:id="112"/>
+      <w:commentRangeStart w:id="111"/>
       <w:r>
         <w:rPr>
           <w:color w:val="00312A"/>
         </w:rPr>
         <w:t>Organizations often struggle to extract value from digital technologies despite substantial investment, a pattern that has been described as a digital paradox (Ancillai et al., 2023; Enholm et al., 2022). The reason is that technology value is mediated by complementary assets: skills, data, organizational structure, leadership, culture, and process redesign. In the context of agentic AI, this means that a technically capable agent will not automatically create marketing value. It must be embedded into a work system in which humans understand when to delegate, when to intervene, how to measure performance, and how to maintain accountability.</w:t>
       </w:r>
-      <w:commentRangeEnd w:id="112"/>
+      <w:commentRangeEnd w:id="111"/>
       <w:r>
         <w:rPr>
           <w:rStyle w:val="CommentReference"/>
@@ -4345,7 +4362,7 @@
           <w:sz w:val="22"/>
           <w:szCs w:val="22"/>
         </w:rPr>
-        <w:commentReference w:id="112"/>
+        <w:commentReference w:id="111"/>
       </w:r>
     </w:p>
     <w:p>
@@ -4360,14 +4377,14 @@
         </w:rPr>
         <w:t xml:space="preserve">A second lesson from digital transformation is that measurement must change when the technology changes the work </w:t>
       </w:r>
-      <w:commentRangeStart w:id="113"/>
+      <w:commentRangeStart w:id="112"/>
       <w:r>
         <w:rPr>
           <w:color w:val="00312A"/>
         </w:rPr>
         <w:t>system</w:t>
       </w:r>
-      <w:commentRangeEnd w:id="113"/>
+      <w:commentRangeEnd w:id="112"/>
       <w:r>
         <w:rPr>
           <w:rStyle w:val="CommentReference"/>
@@ -4375,7 +4392,7 @@
           <w:sz w:val="22"/>
           <w:szCs w:val="22"/>
         </w:rPr>
-        <w:commentReference w:id="113"/>
+        <w:commentReference w:id="112"/>
       </w:r>
       <w:r>
         <w:rPr>
@@ -4390,14 +4407,14 @@
         <w:lastRenderedPageBreak/>
         <w:t xml:space="preserve">time between insight and action, increasing the number of experiments a team can run, reducing handover friction between marketing and sales, or improving the consistency of campaign governance. </w:t>
       </w:r>
-      <w:commentRangeStart w:id="114"/>
+      <w:commentRangeStart w:id="113"/>
       <w:r>
         <w:rPr>
           <w:color w:val="00312A"/>
         </w:rPr>
         <w:t>These outcomes are closer to capability measures than campaign outcome measures. This supports an exploratory research design because interviews can reveal what marketing managers actually treat as evidence of value when the technology is still emerging and formal KPIs may not yet exist.</w:t>
       </w:r>
-      <w:commentRangeEnd w:id="114"/>
+      <w:commentRangeEnd w:id="113"/>
       <w:r>
         <w:rPr>
           <w:rStyle w:val="CommentReference"/>
@@ -4405,7 +4422,7 @@
           <w:sz w:val="22"/>
           <w:szCs w:val="22"/>
         </w:rPr>
-        <w:commentReference w:id="114"/>
+        <w:commentReference w:id="113"/>
       </w:r>
     </w:p>
     <w:p>
@@ -4415,8 +4432,8 @@
           <w:color w:val="00312A"/>
         </w:rPr>
       </w:pPr>
-      <w:bookmarkStart w:id="115" w:name="_y36s1eehq7rd" w:colFirst="0" w:colLast="0"/>
-      <w:bookmarkEnd w:id="115"/>
+      <w:bookmarkStart w:id="114" w:name="_y36s1eehq7rd" w:colFirst="0" w:colLast="0"/>
+      <w:bookmarkEnd w:id="114"/>
       <w:r>
         <w:rPr>
           <w:color w:val="00312A"/>
@@ -4443,14 +4460,14 @@
         </w:rPr>
         <w:t xml:space="preserve">Because the central research question asks how marketing managers create value, the thesis requires a clear but flexible understanding of value. </w:t>
       </w:r>
-      <w:commentRangeStart w:id="116"/>
+      <w:commentRangeStart w:id="115"/>
       <w:r>
         <w:rPr>
           <w:color w:val="00312A"/>
         </w:rPr>
         <w:t>Marketing</w:t>
       </w:r>
-      <w:commentRangeEnd w:id="116"/>
+      <w:commentRangeEnd w:id="115"/>
       <w:r>
         <w:rPr>
           <w:rStyle w:val="CommentReference"/>
@@ -4458,7 +4475,7 @@
           <w:sz w:val="22"/>
           <w:szCs w:val="22"/>
         </w:rPr>
-        <w:commentReference w:id="116"/>
+        <w:commentReference w:id="115"/>
       </w:r>
       <w:r>
         <w:rPr>
@@ -4466,14 +4483,14 @@
         </w:rPr>
         <w:t xml:space="preserve"> theory treats value as a multidimensional construct. Woodside et al. (2008) emphasize that customer value includes theory, research, and practice </w:t>
       </w:r>
-      <w:commentRangeStart w:id="117"/>
+      <w:commentRangeStart w:id="116"/>
       <w:r>
         <w:rPr>
           <w:color w:val="00312A"/>
         </w:rPr>
         <w:t>dimensions</w:t>
       </w:r>
-      <w:commentRangeEnd w:id="117"/>
+      <w:commentRangeEnd w:id="116"/>
       <w:r>
         <w:rPr>
           <w:rStyle w:val="CommentReference"/>
@@ -4481,7 +4498,7 @@
           <w:sz w:val="22"/>
           <w:szCs w:val="22"/>
         </w:rPr>
-        <w:commentReference w:id="117"/>
+        <w:commentReference w:id="116"/>
       </w:r>
       <w:r>
         <w:rPr>
@@ -4489,14 +4506,14 @@
         </w:rPr>
         <w:t xml:space="preserve">, while Sidorchuk (2015) describes value as a central but contested concept in marketing theory. Almquist et al. (2016) offer a managerial framework in which customer </w:t>
       </w:r>
-      <w:commentRangeStart w:id="118"/>
+      <w:commentRangeStart w:id="117"/>
       <w:r>
         <w:rPr>
           <w:color w:val="00312A"/>
         </w:rPr>
         <w:t xml:space="preserve">value </w:t>
       </w:r>
-      <w:commentRangeEnd w:id="118"/>
+      <w:commentRangeEnd w:id="117"/>
       <w:r>
         <w:rPr>
           <w:rStyle w:val="CommentReference"/>
@@ -4504,7 +4521,7 @@
           <w:sz w:val="22"/>
           <w:szCs w:val="22"/>
         </w:rPr>
-        <w:commentReference w:id="118"/>
+        <w:commentReference w:id="117"/>
       </w:r>
       <w:r>
         <w:rPr>
@@ -4512,14 +4529,14 @@
         </w:rPr>
         <w:t>can be understood through multiple elements, ranging from functional benefits such as saving time or reducing effort to emotional and social benefits. Although this framework is practitioner-</w:t>
       </w:r>
-      <w:commentRangeStart w:id="119"/>
+      <w:commentRangeStart w:id="118"/>
       <w:r>
         <w:rPr>
           <w:color w:val="00312A"/>
         </w:rPr>
         <w:t>oriented</w:t>
       </w:r>
-      <w:commentRangeEnd w:id="119"/>
+      <w:commentRangeEnd w:id="118"/>
       <w:r>
         <w:rPr>
           <w:rStyle w:val="CommentReference"/>
@@ -4527,7 +4544,7 @@
           <w:sz w:val="22"/>
           <w:szCs w:val="22"/>
         </w:rPr>
-        <w:commentReference w:id="119"/>
+        <w:commentReference w:id="118"/>
       </w:r>
       <w:r>
         <w:rPr>
@@ -4535,14 +4552,14 @@
         </w:rPr>
         <w:t>, it is useful</w:t>
       </w:r>
-      <w:commentRangeStart w:id="120"/>
+      <w:commentRangeStart w:id="119"/>
       <w:r>
         <w:rPr>
           <w:color w:val="00312A"/>
         </w:rPr>
         <w:t xml:space="preserve"> as a sensitizing concept because it helps interviewees articulate what kind of value they believe AI creates.</w:t>
       </w:r>
-      <w:commentRangeEnd w:id="120"/>
+      <w:commentRangeEnd w:id="119"/>
       <w:r>
         <w:rPr>
           <w:rStyle w:val="CommentReference"/>
@@ -4550,7 +4567,7 @@
           <w:sz w:val="22"/>
           <w:szCs w:val="22"/>
         </w:rPr>
-        <w:commentReference w:id="120"/>
+        <w:commentReference w:id="119"/>
       </w:r>
     </w:p>
     <w:p>
@@ -4559,14 +4576,14 @@
           <w:color w:val="00312A"/>
         </w:rPr>
       </w:pPr>
-      <w:commentRangeStart w:id="121"/>
+      <w:commentRangeStart w:id="120"/>
       <w:r>
         <w:rPr>
           <w:color w:val="00312A"/>
         </w:rPr>
         <w:t>For this thesis, value is not limited to customer-perceived value. Marketing managers operate inside organizations and are accountable for organizational outcomes as well. Therefore, agentic AI may create value at multiple levels. At the operational level, it can reduce manual effort, cycle time, errors, and coordination costs. At the analytical level, it can improve sensemaking, customer understanding, market monitoring, and decision quality. At the customer level, it can support relevance, personalization, service quality, and consistency across touchpoints. At the strategic level, it can improve learning velocity, experimentation capacity, agility, and the ability to reconfigure marketing activities in response to market change. These levels are interdependent rather than mutually exclusive.</w:t>
       </w:r>
-      <w:commentRangeEnd w:id="121"/>
+      <w:commentRangeEnd w:id="120"/>
       <w:r>
         <w:rPr>
           <w:rStyle w:val="CommentReference"/>
@@ -4574,7 +4591,7 @@
           <w:sz w:val="22"/>
           <w:szCs w:val="22"/>
         </w:rPr>
-        <w:commentReference w:id="121"/>
+        <w:commentReference w:id="120"/>
       </w:r>
     </w:p>
     <w:p>
@@ -4590,14 +4607,14 @@
         <w:lastRenderedPageBreak/>
         <w:t>Value co-creation literature adds an additional perspective because AI systems increasingly participate in service and marketing interactions. Kaartemo and Helkkula (2018) argue that AI and robots should be understood withi</w:t>
       </w:r>
-      <w:commentRangeStart w:id="122"/>
+      <w:commentRangeStart w:id="121"/>
       <w:r>
         <w:rPr>
           <w:color w:val="00312A"/>
         </w:rPr>
         <w:t xml:space="preserve">n value co-creation </w:t>
       </w:r>
-      <w:commentRangeEnd w:id="122"/>
+      <w:commentRangeEnd w:id="121"/>
       <w:r>
         <w:rPr>
           <w:rStyle w:val="CommentReference"/>
@@ -4605,7 +4622,7 @@
           <w:sz w:val="22"/>
           <w:szCs w:val="22"/>
         </w:rPr>
-        <w:commentReference w:id="122"/>
+        <w:commentReference w:id="121"/>
       </w:r>
       <w:r>
         <w:rPr>
@@ -4613,7 +4630,7 @@
         </w:rPr>
         <w:t xml:space="preserve">because technology can support providers, enable resource integration between providers and beneficiaries, and influence beneficiary well-being. Leone et al. (2020) similarly show that AI can enable value co-creation in B2B settings by connecting technology providers, customers, and end users through iterative loops of knowledge and operational improvement. In agentic AI, the role of technology </w:t>
       </w:r>
-      <w:ins w:id="123" w:author="Stefanie B." w:date="2026-05-11T15:03:00Z">
+      <w:ins w:id="122" w:author="Stefanie B." w:date="2026-05-11T15:03:00Z">
         <w:r>
           <w:rPr>
             <w:color w:val="00312A"/>
@@ -4640,14 +4657,14 @@
         </w:rPr>
         <w:t xml:space="preserve">This also highlights a distinction between value creation and value </w:t>
       </w:r>
-      <w:commentRangeStart w:id="124"/>
+      <w:commentRangeStart w:id="123"/>
       <w:r>
         <w:rPr>
           <w:color w:val="00312A"/>
         </w:rPr>
         <w:t>capture</w:t>
       </w:r>
-      <w:commentRangeEnd w:id="124"/>
+      <w:commentRangeEnd w:id="123"/>
       <w:r>
         <w:rPr>
           <w:rStyle w:val="CommentReference"/>
@@ -4655,7 +4672,7 @@
           <w:sz w:val="22"/>
           <w:szCs w:val="22"/>
         </w:rPr>
-        <w:commentReference w:id="124"/>
+        <w:commentReference w:id="123"/>
       </w:r>
       <w:r>
         <w:rPr>
@@ -4663,14 +4680,14 @@
         </w:rPr>
         <w:t xml:space="preserve">. </w:t>
       </w:r>
-      <w:commentRangeStart w:id="125"/>
+      <w:commentRangeStart w:id="124"/>
       <w:r>
         <w:rPr>
           <w:color w:val="00312A"/>
         </w:rPr>
         <w:t>Agentic AI may create value for customers by making interactions faster or more relevant, but the firm captures value only if these improvements translate into performance outcomes, learning advantages, cost reductions, or strategic differentiation. Conversely, a firm may capture short-term cost savings while damaging customer value if automation reduces trust, empathy, or perceived control. This distinction is important for interview analysis because participants may describe value from different vantage points: the customer, the employee, the marketing team, the organization, or the wider ecosystem. Treating these perspectives as analytically separat</w:t>
       </w:r>
-      <w:commentRangeEnd w:id="125"/>
+      <w:commentRangeEnd w:id="124"/>
       <w:r>
         <w:rPr>
           <w:rStyle w:val="CommentReference"/>
@@ -4678,7 +4695,7 @@
           <w:sz w:val="22"/>
           <w:szCs w:val="22"/>
         </w:rPr>
-        <w:commentReference w:id="125"/>
+        <w:commentReference w:id="124"/>
       </w:r>
       <w:r>
         <w:rPr>
@@ -4699,14 +4716,14 @@
         </w:rPr>
         <w:t xml:space="preserve">However, value creation has a mirror image: value destruction. In marketing, value can be destroyed when AI produces </w:t>
       </w:r>
-      <w:commentRangeStart w:id="126"/>
+      <w:commentRangeStart w:id="125"/>
       <w:r>
         <w:rPr>
           <w:color w:val="00312A"/>
         </w:rPr>
         <w:t>incorrect information, violates privacy expectations, biases decisions, reduces trust, weakens brand distinctiveness, or creates employee resistance. Generative AI may also increase content homogeneity</w:t>
       </w:r>
-      <w:commentRangeEnd w:id="126"/>
+      <w:commentRangeEnd w:id="125"/>
       <w:r>
         <w:rPr>
           <w:rStyle w:val="CommentReference"/>
@@ -4714,7 +4731,7 @@
           <w:sz w:val="22"/>
           <w:szCs w:val="22"/>
         </w:rPr>
-        <w:commentReference w:id="126"/>
+        <w:commentReference w:id="125"/>
       </w:r>
       <w:r>
         <w:rPr>
@@ -4722,14 +4739,14 @@
         </w:rPr>
         <w:t xml:space="preserve">. Doshi and Hauser (2024), for example, find that generative AI can improve individual creative outputs while reducing collective novelty. For marketing managers, this creates a strategic tension. Agentic </w:t>
       </w:r>
-      <w:commentRangeStart w:id="127"/>
+      <w:commentRangeStart w:id="126"/>
       <w:r>
         <w:rPr>
           <w:color w:val="00312A"/>
         </w:rPr>
         <w:t>AI</w:t>
       </w:r>
-      <w:commentRangeEnd w:id="127"/>
+      <w:commentRangeEnd w:id="126"/>
       <w:r>
         <w:rPr>
           <w:rStyle w:val="CommentReference"/>
@@ -4737,7 +4754,7 @@
           <w:sz w:val="22"/>
           <w:szCs w:val="22"/>
         </w:rPr>
-        <w:commentReference w:id="127"/>
+        <w:commentReference w:id="126"/>
       </w:r>
       <w:r>
         <w:rPr>
@@ -4752,14 +4769,14 @@
         <w:lastRenderedPageBreak/>
         <w:t xml:space="preserve">term effect may be weaker </w:t>
       </w:r>
-      <w:commentRangeStart w:id="128"/>
+      <w:commentRangeStart w:id="127"/>
       <w:r>
         <w:rPr>
           <w:color w:val="00312A"/>
         </w:rPr>
         <w:t>differentiation</w:t>
       </w:r>
-      <w:commentRangeEnd w:id="128"/>
+      <w:commentRangeEnd w:id="127"/>
       <w:r>
         <w:rPr>
           <w:rStyle w:val="CommentReference"/>
@@ -4767,7 +4784,7 @@
           <w:sz w:val="22"/>
           <w:szCs w:val="22"/>
         </w:rPr>
-        <w:commentReference w:id="128"/>
+        <w:commentReference w:id="127"/>
       </w:r>
       <w:r>
         <w:rPr>
@@ -4782,14 +4799,14 @@
           <w:color w:val="00312A"/>
         </w:rPr>
       </w:pPr>
-      <w:commentRangeStart w:id="129"/>
+      <w:commentRangeStart w:id="128"/>
       <w:r>
         <w:rPr>
           <w:color w:val="00312A"/>
         </w:rPr>
         <w:t>The value literature supports the use of sensitizing concepts rather than fixed hypotheses. In constructive grounded theory, sensitizing concepts provide starting points for inquiry without predetermining the findings (Blumer, 1969; Charmaz, 2014). In this study, the concepts of operational value, customer value, strategic value, value co-creation, and value destruction can guide interviews while leaving room for new categories to emerge. This is appropriate because agentic AI is still emerging and marketing managers may define value in ways that are not yet well captured by existing theory.</w:t>
       </w:r>
-      <w:commentRangeEnd w:id="129"/>
+      <w:commentRangeEnd w:id="128"/>
       <w:r>
         <w:rPr>
           <w:rStyle w:val="CommentReference"/>
@@ -4797,7 +4814,7 @@
           <w:sz w:val="22"/>
           <w:szCs w:val="22"/>
         </w:rPr>
-        <w:commentReference w:id="129"/>
+        <w:commentReference w:id="128"/>
       </w:r>
     </w:p>
     <w:p>
@@ -4807,8 +4824,8 @@
           <w:color w:val="00312A"/>
         </w:rPr>
       </w:pPr>
-      <w:bookmarkStart w:id="130" w:name="_cnr93e5ter7y" w:colFirst="0" w:colLast="0"/>
-      <w:bookmarkEnd w:id="130"/>
+      <w:bookmarkStart w:id="129" w:name="_cnr93e5ter7y" w:colFirst="0" w:colLast="0"/>
+      <w:bookmarkEnd w:id="129"/>
       <w:r>
         <w:rPr>
           <w:color w:val="00312A"/>
@@ -4828,14 +4845,14 @@
         </w:rPr>
         <w:t xml:space="preserve">The literature reviewed above suggests that agentic AI in marketing should be examined as a </w:t>
       </w:r>
-      <w:commentRangeStart w:id="131"/>
+      <w:commentRangeStart w:id="130"/>
       <w:r>
         <w:rPr>
           <w:color w:val="00312A"/>
         </w:rPr>
         <w:t xml:space="preserve">socio-technical capability </w:t>
       </w:r>
-      <w:commentRangeEnd w:id="131"/>
+      <w:commentRangeEnd w:id="130"/>
       <w:r>
         <w:rPr>
           <w:rStyle w:val="CommentReference"/>
@@ -4843,7 +4860,7 @@
           <w:sz w:val="22"/>
           <w:szCs w:val="22"/>
         </w:rPr>
-        <w:commentReference w:id="131"/>
+        <w:commentReference w:id="130"/>
       </w:r>
       <w:r>
         <w:rPr>
@@ -4851,14 +4868,14 @@
         </w:rPr>
         <w:t>rather than as a standalone technology.</w:t>
       </w:r>
-      <w:commentRangeStart w:id="132"/>
+      <w:commentRangeStart w:id="131"/>
       <w:r>
         <w:rPr>
           <w:color w:val="00312A"/>
         </w:rPr>
         <w:t xml:space="preserve"> The technical literature explains why agentic AI is different: it can combine LLM reasoning, memory, tool use, and interaction to pursue goals across workflows. The marketing literature explains why the context matters: marketing already contains many AI-relevant activities, but value depends on the connection between technology, customer knowledge, operations, and strategic decision-making. The digital transformation literature explains why adoption is difficult: organizations must build dynamic capabilities and complementary assets before digital technologies reliably produce value. The value literature explains why the outcome is multidimensional: value may be operational, customer-related, strategic, or co-created, and it may be accompanied by value destruction.</w:t>
       </w:r>
-      <w:commentRangeEnd w:id="132"/>
+      <w:commentRangeEnd w:id="131"/>
       <w:r>
         <w:rPr>
           <w:rStyle w:val="CommentReference"/>
@@ -4866,7 +4883,7 @@
           <w:sz w:val="22"/>
           <w:szCs w:val="22"/>
         </w:rPr>
-        <w:commentReference w:id="132"/>
+        <w:commentReference w:id="131"/>
       </w:r>
     </w:p>
     <w:p>
@@ -4950,14 +4967,14 @@
         </w:rPr>
         <w:t xml:space="preserve">Value theory and value co-creation literature prevent a narrow efficiency lens by distinguishing operational, customer-related, strategic, co-created, and potentially destroyed </w:t>
       </w:r>
-      <w:commentRangeStart w:id="133"/>
+      <w:commentRangeStart w:id="132"/>
       <w:r>
         <w:rPr>
           <w:color w:val="00312A"/>
         </w:rPr>
         <w:t>value</w:t>
       </w:r>
-      <w:commentRangeEnd w:id="133"/>
+      <w:commentRangeEnd w:id="132"/>
       <w:r>
         <w:rPr>
           <w:rStyle w:val="CommentReference"/>
@@ -4965,7 +4982,7 @@
           <w:sz w:val="22"/>
           <w:szCs w:val="22"/>
         </w:rPr>
-        <w:commentReference w:id="133"/>
+        <w:commentReference w:id="132"/>
       </w:r>
       <w:r>
         <w:rPr>
@@ -4980,14 +4997,14 @@
           <w:color w:val="00312A"/>
         </w:rPr>
       </w:pPr>
-      <w:commentRangeStart w:id="134"/>
+      <w:commentRangeStart w:id="133"/>
       <w:r>
         <w:rPr>
           <w:color w:val="00312A"/>
         </w:rPr>
         <w:t>Accordingly, the empirical part of this thesis does not test a predetermined adoption model. Instead, it uses the literature as a set of sensitizing concepts for constructive grounded theory. The initial interview guide can explore how marketing managers sense agentic AI opportunities, how they translate those opportunities into marketing practices, how they enable adoption, and how they handle value-related trade-offs. At the same time, the method leaves room for participants to introduce unexpected categories, such as new forms of governance, new roles in marketing teams, or new definitions of value that emerge only when agentic AI is implemented in practice.</w:t>
       </w:r>
-      <w:commentRangeEnd w:id="134"/>
+      <w:commentRangeEnd w:id="133"/>
       <w:r>
         <w:rPr>
           <w:rStyle w:val="CommentReference"/>
@@ -4995,7 +5012,7 @@
           <w:sz w:val="22"/>
           <w:szCs w:val="22"/>
         </w:rPr>
-        <w:commentReference w:id="134"/>
+        <w:commentReference w:id="133"/>
       </w:r>
     </w:p>
     <w:p>
@@ -5009,18 +5026,18 @@
         <w:ind w:firstLine="0"/>
         <w:jc w:val="left"/>
       </w:pPr>
-      <w:bookmarkStart w:id="135" w:name="_squzp6x0kd2d" w:colFirst="0" w:colLast="0"/>
+      <w:bookmarkStart w:id="134" w:name="_squzp6x0kd2d" w:colFirst="0" w:colLast="0"/>
+      <w:bookmarkEnd w:id="134"/>
+      <w:r>
+        <w:br w:type="page"/>
+      </w:r>
+    </w:p>
+    <w:p>
+      <w:pPr>
+        <w:pStyle w:val="Heading1"/>
+      </w:pPr>
+      <w:bookmarkStart w:id="135" w:name="_vuulw5cmria2" w:colFirst="0" w:colLast="0"/>
       <w:bookmarkEnd w:id="135"/>
-      <w:r>
-        <w:br w:type="page"/>
-      </w:r>
-    </w:p>
-    <w:p>
-      <w:pPr>
-        <w:pStyle w:val="Heading1"/>
-      </w:pPr>
-      <w:bookmarkStart w:id="136" w:name="_vuulw5cmria2" w:colFirst="0" w:colLast="0"/>
-      <w:bookmarkEnd w:id="136"/>
       <w:r>
         <w:lastRenderedPageBreak/>
         <w:t>3.</w:t>
@@ -5028,31 +5045,31 @@
       <w:r>
         <w:tab/>
       </w:r>
-      <w:commentRangeStart w:id="137"/>
+      <w:commentRangeStart w:id="136"/>
       <w:r>
         <w:t>Methodology</w:t>
       </w:r>
-      <w:commentRangeEnd w:id="137"/>
+      <w:commentRangeEnd w:id="136"/>
       <w:r>
         <w:rPr>
           <w:rStyle w:val="CommentReference"/>
           <w:sz w:val="22"/>
           <w:szCs w:val="22"/>
         </w:rPr>
-        <w:commentReference w:id="137"/>
-      </w:r>
-      <w:commentRangeStart w:id="138"/>
+        <w:commentReference w:id="136"/>
+      </w:r>
+      <w:commentRangeStart w:id="137"/>
       <w:r>
         <w:t xml:space="preserve"> (10-12 pages)</w:t>
       </w:r>
-      <w:commentRangeEnd w:id="138"/>
+      <w:commentRangeEnd w:id="137"/>
       <w:r>
         <w:rPr>
           <w:rStyle w:val="CommentReference"/>
           <w:sz w:val="22"/>
           <w:szCs w:val="22"/>
         </w:rPr>
-        <w:commentReference w:id="138"/>
+        <w:commentReference w:id="137"/>
       </w:r>
     </w:p>
     <w:p>
@@ -5060,8 +5077,8 @@
         <w:pStyle w:val="Heading2"/>
         <w:spacing w:before="80"/>
       </w:pPr>
-      <w:bookmarkStart w:id="139" w:name="_jx9b7a6d4j0v" w:colFirst="0" w:colLast="0"/>
-      <w:bookmarkEnd w:id="139"/>
+      <w:bookmarkStart w:id="138" w:name="_jx9b7a6d4j0v" w:colFirst="0" w:colLast="0"/>
+      <w:bookmarkEnd w:id="138"/>
       <w:r>
         <w:t>3.1.</w:t>
       </w:r>
@@ -5140,8 +5157,8 @@
         <w:pStyle w:val="Heading2"/>
         <w:spacing w:before="80"/>
       </w:pPr>
-      <w:bookmarkStart w:id="140" w:name="_m0alptie2pwk" w:colFirst="0" w:colLast="0"/>
-      <w:bookmarkEnd w:id="140"/>
+      <w:bookmarkStart w:id="139" w:name="_m0alptie2pwk" w:colFirst="0" w:colLast="0"/>
+      <w:bookmarkEnd w:id="139"/>
       <w:r>
         <w:t>3.2.</w:t>
       </w:r>
@@ -5226,38 +5243,38 @@
       </w:r>
     </w:p>
     <w:p>
+      <w:commentRangeStart w:id="140"/>
       <w:commentRangeStart w:id="141"/>
       <w:commentRangeStart w:id="142"/>
-      <w:commentRangeStart w:id="143"/>
       <w:r>
         <w:t>TODO</w:t>
       </w:r>
-      <w:commentRangeEnd w:id="143"/>
+      <w:commentRangeEnd w:id="142"/>
       <w:r>
         <w:rPr>
           <w:rStyle w:val="CommentReference"/>
           <w:sz w:val="22"/>
           <w:szCs w:val="22"/>
         </w:rPr>
-        <w:commentReference w:id="143"/>
-      </w:r>
-      <w:commentRangeEnd w:id="142"/>
+        <w:commentReference w:id="142"/>
+      </w:r>
+      <w:commentRangeEnd w:id="141"/>
       <w:r>
         <w:rPr>
           <w:rStyle w:val="CommentReference"/>
           <w:sz w:val="22"/>
           <w:szCs w:val="22"/>
         </w:rPr>
-        <w:commentReference w:id="142"/>
-      </w:r>
-      <w:commentRangeEnd w:id="141"/>
+        <w:commentReference w:id="141"/>
+      </w:r>
+      <w:commentRangeEnd w:id="140"/>
       <w:r>
         <w:rPr>
           <w:rStyle w:val="CommentReference"/>
           <w:sz w:val="22"/>
           <w:szCs w:val="22"/>
         </w:rPr>
-        <w:commentReference w:id="141"/>
+        <w:commentReference w:id="140"/>
       </w:r>
     </w:p>
     <w:p>
@@ -5265,8 +5282,8 @@
         <w:pStyle w:val="Heading2"/>
         <w:spacing w:before="80"/>
       </w:pPr>
-      <w:bookmarkStart w:id="144" w:name="_s5mzxyxu5jog" w:colFirst="0" w:colLast="0"/>
-      <w:bookmarkEnd w:id="144"/>
+      <w:bookmarkStart w:id="143" w:name="_s5mzxyxu5jog" w:colFirst="0" w:colLast="0"/>
+      <w:bookmarkEnd w:id="143"/>
       <w:r>
         <w:lastRenderedPageBreak/>
         <w:t>3.3.</w:t>
@@ -5274,28 +5291,28 @@
       <w:r>
         <w:tab/>
       </w:r>
+      <w:commentRangeStart w:id="144"/>
       <w:commentRangeStart w:id="145"/>
-      <w:commentRangeStart w:id="146"/>
       <w:r>
         <w:t>Intended sample and sample size</w:t>
       </w:r>
-      <w:commentRangeEnd w:id="146"/>
+      <w:commentRangeEnd w:id="145"/>
       <w:r>
         <w:rPr>
           <w:rStyle w:val="CommentReference"/>
           <w:sz w:val="22"/>
           <w:szCs w:val="22"/>
         </w:rPr>
-        <w:commentReference w:id="146"/>
-      </w:r>
-      <w:commentRangeEnd w:id="145"/>
+        <w:commentReference w:id="145"/>
+      </w:r>
+      <w:commentRangeEnd w:id="144"/>
       <w:r>
         <w:rPr>
           <w:rStyle w:val="CommentReference"/>
           <w:sz w:val="22"/>
           <w:szCs w:val="22"/>
         </w:rPr>
-        <w:commentReference w:id="145"/>
+        <w:commentReference w:id="144"/>
       </w:r>
     </w:p>
     <w:p>
@@ -5317,38 +5334,38 @@
       <w:r>
         <w:t xml:space="preserve">To find sufficient participants, a combination of purposive </w:t>
       </w:r>
+      <w:commentRangeStart w:id="146"/>
       <w:commentRangeStart w:id="147"/>
       <w:commentRangeStart w:id="148"/>
-      <w:commentRangeStart w:id="149"/>
       <w:r>
         <w:t>sampling</w:t>
       </w:r>
-      <w:commentRangeEnd w:id="149"/>
+      <w:commentRangeEnd w:id="148"/>
       <w:r>
         <w:rPr>
           <w:rStyle w:val="CommentReference"/>
           <w:sz w:val="22"/>
           <w:szCs w:val="22"/>
         </w:rPr>
-        <w:commentReference w:id="149"/>
-      </w:r>
-      <w:commentRangeEnd w:id="148"/>
+        <w:commentReference w:id="148"/>
+      </w:r>
+      <w:commentRangeEnd w:id="147"/>
       <w:r>
         <w:rPr>
           <w:rStyle w:val="CommentReference"/>
           <w:sz w:val="22"/>
           <w:szCs w:val="22"/>
         </w:rPr>
-        <w:commentReference w:id="148"/>
-      </w:r>
-      <w:commentRangeEnd w:id="147"/>
+        <w:commentReference w:id="147"/>
+      </w:r>
+      <w:commentRangeEnd w:id="146"/>
       <w:r>
         <w:rPr>
           <w:rStyle w:val="CommentReference"/>
           <w:sz w:val="22"/>
           <w:szCs w:val="22"/>
         </w:rPr>
-        <w:commentReference w:id="147"/>
+        <w:commentReference w:id="146"/>
       </w:r>
       <w:r>
         <w:t xml:space="preserve"> (Patton, 2014) and snowball sampling (</w:t>
@@ -5362,84 +5379,84 @@
       <w:r>
         <w:t>) to identify interview participants is used. The sampling starts with the personal network of the researcher</w:t>
       </w:r>
+      <w:commentRangeStart w:id="149"/>
       <w:commentRangeStart w:id="150"/>
-      <w:commentRangeStart w:id="151"/>
       <w:r>
         <w:t>, relying mainly on LinkedIn</w:t>
       </w:r>
-      <w:commentRangeEnd w:id="151"/>
+      <w:commentRangeEnd w:id="150"/>
       <w:r>
         <w:rPr>
           <w:rStyle w:val="CommentReference"/>
           <w:sz w:val="22"/>
           <w:szCs w:val="22"/>
         </w:rPr>
-        <w:commentReference w:id="151"/>
-      </w:r>
-      <w:commentRangeEnd w:id="150"/>
+        <w:commentReference w:id="150"/>
+      </w:r>
+      <w:commentRangeEnd w:id="149"/>
       <w:r>
         <w:rPr>
           <w:rStyle w:val="CommentReference"/>
           <w:sz w:val="22"/>
           <w:szCs w:val="22"/>
         </w:rPr>
-        <w:commentReference w:id="150"/>
+        <w:commentReference w:id="149"/>
       </w:r>
       <w:r>
         <w:t>; candidates were selected when their role matched the selection criteria. Candidates are selected based on their Since the sampling universe is already narrow and access might be limited, n</w:t>
       </w:r>
+      <w:commentRangeStart w:id="151"/>
       <w:commentRangeStart w:id="152"/>
       <w:commentRangeStart w:id="153"/>
       <w:commentRangeStart w:id="154"/>
       <w:commentRangeStart w:id="155"/>
-      <w:commentRangeStart w:id="156"/>
       <w:r>
         <w:t>o further selection criteria are applied to potential participants.</w:t>
       </w:r>
-      <w:commentRangeEnd w:id="156"/>
+      <w:commentRangeEnd w:id="155"/>
       <w:r>
         <w:rPr>
           <w:rStyle w:val="CommentReference"/>
           <w:sz w:val="22"/>
           <w:szCs w:val="22"/>
         </w:rPr>
-        <w:commentReference w:id="156"/>
-      </w:r>
-      <w:commentRangeEnd w:id="155"/>
+        <w:commentReference w:id="155"/>
+      </w:r>
+      <w:commentRangeEnd w:id="154"/>
       <w:r>
         <w:rPr>
           <w:rStyle w:val="CommentReference"/>
           <w:sz w:val="22"/>
           <w:szCs w:val="22"/>
         </w:rPr>
-        <w:commentReference w:id="155"/>
-      </w:r>
-      <w:commentRangeEnd w:id="154"/>
+        <w:commentReference w:id="154"/>
+      </w:r>
+      <w:commentRangeEnd w:id="153"/>
       <w:r>
         <w:rPr>
           <w:rStyle w:val="CommentReference"/>
           <w:sz w:val="22"/>
           <w:szCs w:val="22"/>
         </w:rPr>
-        <w:commentReference w:id="154"/>
-      </w:r>
-      <w:commentRangeEnd w:id="153"/>
+        <w:commentReference w:id="153"/>
+      </w:r>
+      <w:commentRangeEnd w:id="152"/>
       <w:r>
         <w:rPr>
           <w:rStyle w:val="CommentReference"/>
           <w:sz w:val="22"/>
           <w:szCs w:val="22"/>
         </w:rPr>
-        <w:commentReference w:id="153"/>
-      </w:r>
-      <w:commentRangeEnd w:id="152"/>
+        <w:commentReference w:id="152"/>
+      </w:r>
+      <w:commentRangeEnd w:id="151"/>
       <w:r>
         <w:rPr>
           <w:rStyle w:val="CommentReference"/>
           <w:sz w:val="22"/>
           <w:szCs w:val="22"/>
         </w:rPr>
-        <w:commentReference w:id="152"/>
+        <w:commentReference w:id="151"/>
       </w:r>
       <w:r>
         <w:t xml:space="preserve"> However, key properties</w:t>
@@ -11571,18 +11588,18 @@
           <w:cols w:space="708"/>
         </w:sectPr>
       </w:pPr>
-      <w:bookmarkStart w:id="157" w:name="_jewz4ftnfnae" w:colFirst="0" w:colLast="0"/>
+      <w:bookmarkStart w:id="156" w:name="_jewz4ftnfnae" w:colFirst="0" w:colLast="0"/>
+      <w:bookmarkEnd w:id="156"/>
+      <w:r>
+        <w:t xml:space="preserve"> </w:t>
+      </w:r>
+    </w:p>
+    <w:p>
+      <w:pPr>
+        <w:pStyle w:val="Heading2"/>
+      </w:pPr>
+      <w:bookmarkStart w:id="157" w:name="_kqzta5wwdy54" w:colFirst="0" w:colLast="0"/>
       <w:bookmarkEnd w:id="157"/>
-      <w:r>
-        <w:t xml:space="preserve"> </w:t>
-      </w:r>
-    </w:p>
-    <w:p>
-      <w:pPr>
-        <w:pStyle w:val="Heading2"/>
-      </w:pPr>
-      <w:bookmarkStart w:id="158" w:name="_kqzta5wwdy54" w:colFirst="0" w:colLast="0"/>
-      <w:bookmarkEnd w:id="158"/>
       <w:r>
         <w:lastRenderedPageBreak/>
         <w:t>3.2</w:t>
@@ -11897,7 +11914,7 @@
               <w:lastRenderedPageBreak/>
               <w:t>In line with Shenton (2004), information regarding the sampling method, participant types, and data collection methods are provided (Sections 3; Table 1; Appendix A). Thick description in Chapter 4 and</w:t>
             </w:r>
-            <w:commentRangeStart w:id="159"/>
+            <w:commentRangeStart w:id="158"/>
             <w:r>
               <w:rPr>
                 <w:sz w:val="20"/>
@@ -11905,14 +11922,14 @@
               </w:rPr>
               <w:t xml:space="preserve"> scope conditions in Section 5.3</w:t>
             </w:r>
-            <w:commentRangeEnd w:id="159"/>
+            <w:commentRangeEnd w:id="158"/>
             <w:r>
               <w:rPr>
                 <w:rStyle w:val="CommentReference"/>
                 <w:sz w:val="20"/>
                 <w:szCs w:val="20"/>
               </w:rPr>
-              <w:commentReference w:id="159"/>
+              <w:commentReference w:id="158"/>
             </w:r>
             <w:r>
               <w:rPr>
@@ -12090,7 +12107,7 @@
               </w:rPr>
               <w:t xml:space="preserve">In line with Shenton (2004), analytic memos recorded reasoning separately from transcript text; preliminary interpretations that were not supported by later data were revised or discarded. Findings claims are anchored in participant quotations (Chapter 4; Appendix D). Reflexive documentation of the researcher’s marketing and AI background and </w:t>
             </w:r>
-            <w:commentRangeStart w:id="160"/>
+            <w:commentRangeStart w:id="159"/>
             <w:r>
               <w:rPr>
                 <w:sz w:val="20"/>
@@ -12098,14 +12115,14 @@
               </w:rPr>
               <w:t>sampling implications appears in Section 3.2.1</w:t>
             </w:r>
-            <w:commentRangeEnd w:id="160"/>
+            <w:commentRangeEnd w:id="159"/>
             <w:r>
               <w:rPr>
                 <w:rStyle w:val="CommentReference"/>
                 <w:sz w:val="20"/>
                 <w:szCs w:val="20"/>
               </w:rPr>
-              <w:commentReference w:id="160"/>
+              <w:commentReference w:id="159"/>
             </w:r>
             <w:r>
               <w:rPr>
@@ -12127,8 +12144,8 @@
       <w:pPr>
         <w:pStyle w:val="Heading1"/>
       </w:pPr>
-      <w:bookmarkStart w:id="161" w:name="_81ng021tuy7p" w:colFirst="0" w:colLast="0"/>
-      <w:bookmarkEnd w:id="161"/>
+      <w:bookmarkStart w:id="160" w:name="_81ng021tuy7p" w:colFirst="0" w:colLast="0"/>
+      <w:bookmarkEnd w:id="160"/>
       <w:r>
         <w:t xml:space="preserve">4. </w:t>
       </w:r>
@@ -12154,7 +12171,7 @@
           <w:bCs/>
         </w:rPr>
       </w:pPr>
-      <w:bookmarkStart w:id="162" w:name="OLE_LINK8"/>
+      <w:bookmarkStart w:id="161" w:name="OLE_LINK8"/>
       <w:r>
         <w:rPr>
           <w:b/>
@@ -12178,2012 +12195,133 @@
         </w:rPr>
         <w:t>Overview of code development</w:t>
       </w:r>
+      <w:bookmarkEnd w:id="161"/>
+      <w:r>
+        <w:rPr>
+          <w:i/>
+          <w:iCs/>
+        </w:rPr>
+        <w:t xml:space="preserve"> </w:t>
+      </w:r>
     </w:p>
     <w:tbl>
       <w:tblPr>
-        <w:tblStyle w:val="a2"/>
-        <w:tblW w:w="8895" w:type="dxa"/>
+        <w:tblStyle w:val="TableNormal0"/>
+        <w:tblW w:w="9614" w:type="dxa"/>
         <w:tblInd w:w="0" w:type="dxa"/>
-        <w:tblBorders>
-          <w:top w:val="nil"/>
-          <w:left w:val="nil"/>
-          <w:bottom w:val="nil"/>
-          <w:right w:val="nil"/>
-          <w:insideH w:val="nil"/>
-          <w:insideV w:val="nil"/>
-        </w:tblBorders>
-        <w:tblLayout w:type="fixed"/>
-        <w:tblLook w:val="0600" w:firstRow="0" w:lastRow="0" w:firstColumn="0" w:lastColumn="0" w:noHBand="1" w:noVBand="1"/>
+        <w:tblLook w:val="04A0" w:firstRow="1" w:lastRow="0" w:firstColumn="1" w:lastColumn="0" w:noHBand="0" w:noVBand="1"/>
       </w:tblPr>
       <w:tblGrid>
-        <w:gridCol w:w="4185"/>
-        <w:gridCol w:w="2430"/>
-        <w:gridCol w:w="2280"/>
+        <w:gridCol w:w="6237"/>
+        <w:gridCol w:w="1701"/>
+        <w:gridCol w:w="142"/>
+        <w:gridCol w:w="1534"/>
       </w:tblGrid>
       <w:tr>
         <w:trPr>
-          <w:trHeight w:val="10"/>
+          <w:cnfStyle w:val="100000000000" w:firstRow="1" w:lastRow="0" w:firstColumn="0" w:lastColumn="0" w:oddVBand="0" w:evenVBand="0" w:oddHBand="0" w:evenHBand="0" w:firstRowFirstColumn="0" w:firstRowLastColumn="0" w:lastRowFirstColumn="0" w:lastRowLastColumn="0"/>
+          <w:trHeight w:val="255"/>
         </w:trPr>
         <w:tc>
           <w:tcPr>
-            <w:tcW w:w="4185" w:type="dxa"/>
+            <w:tcW w:w="6237" w:type="dxa"/>
             <w:tcBorders>
-              <w:top w:val="single" w:sz="7" w:space="0" w:color="000000"/>
-              <w:left w:val="nil"/>
-              <w:bottom w:val="single" w:sz="7" w:space="0" w:color="000000"/>
-              <w:right w:val="nil"/>
+              <w:top w:val="single" w:sz="8" w:space="0" w:color="auto"/>
+              <w:bottom w:val="single" w:sz="8" w:space="0" w:color="auto"/>
             </w:tcBorders>
-            <w:tcMar>
-              <w:top w:w="0" w:type="dxa"/>
-              <w:left w:w="100" w:type="dxa"/>
-              <w:bottom w:w="0" w:type="dxa"/>
-              <w:right w:w="100" w:type="dxa"/>
-            </w:tcMar>
+            <w:noWrap/>
+            <w:hideMark/>
           </w:tcPr>
-          <w:bookmarkEnd w:id="162"/>
           <w:p>
             <w:pPr>
+              <w:pStyle w:val="NoSpacing"/>
               <w:spacing w:line="360" w:lineRule="auto"/>
-              <w:ind w:firstLine="0"/>
               <w:rPr>
                 <w:b/>
                 <w:bCs/>
-                <w:sz w:val="20"/>
-                <w:szCs w:val="20"/>
+                <w:sz w:val="21"/>
+                <w:szCs w:val="21"/>
               </w:rPr>
             </w:pPr>
             <w:r>
               <w:rPr>
+                <w:rFonts w:cs="Segoe UI"/>
                 <w:b/>
                 <w:bCs/>
-                <w:sz w:val="20"/>
-                <w:szCs w:val="20"/>
-              </w:rPr>
-              <w:t>Descriptive coding</w:t>
+                <w:color w:val="0A0A0A"/>
+                <w:sz w:val="21"/>
+                <w:szCs w:val="21"/>
+              </w:rPr>
+              <w:t>Descriptive codes</w:t>
             </w:r>
           </w:p>
         </w:tc>
         <w:tc>
           <w:tcPr>
-            <w:tcW w:w="2430" w:type="dxa"/>
+            <w:tcW w:w="1701" w:type="dxa"/>
             <w:tcBorders>
-              <w:top w:val="single" w:sz="7" w:space="0" w:color="000000"/>
-              <w:left w:val="nil"/>
-              <w:bottom w:val="single" w:sz="7" w:space="0" w:color="000000"/>
-              <w:right w:val="nil"/>
+              <w:top w:val="single" w:sz="8" w:space="0" w:color="auto"/>
+              <w:bottom w:val="single" w:sz="8" w:space="0" w:color="auto"/>
             </w:tcBorders>
-            <w:tcMar>
-              <w:top w:w="0" w:type="dxa"/>
-              <w:left w:w="100" w:type="dxa"/>
-              <w:bottom w:w="0" w:type="dxa"/>
-              <w:right w:w="100" w:type="dxa"/>
-            </w:tcMar>
+            <w:noWrap/>
+            <w:hideMark/>
           </w:tcPr>
           <w:p>
             <w:pPr>
+              <w:pStyle w:val="NoSpacing"/>
               <w:spacing w:line="360" w:lineRule="auto"/>
-              <w:ind w:firstLine="0"/>
               <w:rPr>
                 <w:b/>
                 <w:bCs/>
-                <w:sz w:val="20"/>
-                <w:szCs w:val="20"/>
+                <w:sz w:val="21"/>
+                <w:szCs w:val="21"/>
               </w:rPr>
             </w:pPr>
             <w:r>
               <w:rPr>
+                <w:rFonts w:cs="Segoe UI"/>
                 <w:b/>
                 <w:bCs/>
-                <w:sz w:val="20"/>
-                <w:szCs w:val="20"/>
-              </w:rPr>
-              <w:t>Interpretive coding</w:t>
+                <w:color w:val="0A0A0A"/>
+                <w:sz w:val="21"/>
+                <w:szCs w:val="21"/>
+              </w:rPr>
+              <w:t>Interpretive</w:t>
             </w:r>
           </w:p>
         </w:tc>
         <w:tc>
           <w:tcPr>
-            <w:tcW w:w="2280" w:type="dxa"/>
+            <w:tcW w:w="1676" w:type="dxa"/>
+            <w:gridSpan w:val="2"/>
             <w:tcBorders>
-              <w:top w:val="single" w:sz="7" w:space="0" w:color="000000"/>
-              <w:left w:val="nil"/>
-              <w:bottom w:val="single" w:sz="7" w:space="0" w:color="000000"/>
-              <w:right w:val="nil"/>
+              <w:top w:val="single" w:sz="8" w:space="0" w:color="auto"/>
+              <w:bottom w:val="single" w:sz="8" w:space="0" w:color="auto"/>
             </w:tcBorders>
-            <w:tcMar>
-              <w:top w:w="0" w:type="dxa"/>
-              <w:left w:w="100" w:type="dxa"/>
-              <w:bottom w:w="0" w:type="dxa"/>
-              <w:right w:w="100" w:type="dxa"/>
-            </w:tcMar>
+            <w:noWrap/>
+            <w:hideMark/>
           </w:tcPr>
           <w:p>
             <w:pPr>
+              <w:pStyle w:val="NoSpacing"/>
               <w:spacing w:line="360" w:lineRule="auto"/>
-              <w:ind w:firstLine="0"/>
               <w:rPr>
                 <w:b/>
                 <w:bCs/>
-                <w:sz w:val="20"/>
-                <w:szCs w:val="20"/>
+                <w:sz w:val="21"/>
+                <w:szCs w:val="21"/>
               </w:rPr>
             </w:pPr>
             <w:r>
               <w:rPr>
+                <w:rFonts w:cs="Segoe UI"/>
                 <w:b/>
                 <w:bCs/>
-                <w:sz w:val="20"/>
-                <w:szCs w:val="20"/>
-              </w:rPr>
-              <w:t>Aggregated codes</w:t>
-            </w:r>
-          </w:p>
-        </w:tc>
-      </w:tr>
-      <w:tr>
-        <w:trPr>
-          <w:trHeight w:val="315"/>
-        </w:trPr>
-        <w:tc>
-          <w:tcPr>
-            <w:tcW w:w="4185" w:type="dxa"/>
-            <w:tcBorders>
-              <w:top w:val="nil"/>
-              <w:left w:val="nil"/>
-              <w:bottom w:val="nil"/>
-              <w:right w:val="nil"/>
-            </w:tcBorders>
-            <w:tcMar>
-              <w:top w:w="0" w:type="dxa"/>
-              <w:left w:w="100" w:type="dxa"/>
-              <w:bottom w:w="0" w:type="dxa"/>
-              <w:right w:w="100" w:type="dxa"/>
-            </w:tcMar>
-          </w:tcPr>
-          <w:p>
-            <w:pPr>
-              <w:spacing w:line="360" w:lineRule="auto"/>
-              <w:ind w:firstLine="0"/>
-              <w:rPr>
-                <w:sz w:val="20"/>
-                <w:szCs w:val="20"/>
-              </w:rPr>
-            </w:pPr>
-            <w:commentRangeStart w:id="163"/>
-            <w:r>
-              <w:rPr>
-                <w:sz w:val="20"/>
-                <w:szCs w:val="20"/>
-              </w:rPr>
-              <w:t>Experimenting</w:t>
-            </w:r>
-            <w:commentRangeEnd w:id="163"/>
-            <w:r>
-              <w:rPr>
-                <w:rStyle w:val="CommentReference"/>
-                <w:sz w:val="20"/>
-                <w:szCs w:val="20"/>
-              </w:rPr>
-              <w:commentReference w:id="163"/>
-            </w:r>
-          </w:p>
-        </w:tc>
-        <w:tc>
-          <w:tcPr>
-            <w:tcW w:w="2430" w:type="dxa"/>
-            <w:tcBorders>
-              <w:top w:val="nil"/>
-              <w:left w:val="nil"/>
-              <w:bottom w:val="nil"/>
-              <w:right w:val="nil"/>
-            </w:tcBorders>
-            <w:tcMar>
-              <w:top w:w="0" w:type="dxa"/>
-              <w:left w:w="100" w:type="dxa"/>
-              <w:bottom w:w="0" w:type="dxa"/>
-              <w:right w:w="100" w:type="dxa"/>
-            </w:tcMar>
-          </w:tcPr>
-          <w:p>
-            <w:pPr>
-              <w:spacing w:line="360" w:lineRule="auto"/>
-              <w:ind w:firstLine="0"/>
-              <w:rPr>
-                <w:sz w:val="20"/>
-                <w:szCs w:val="20"/>
-              </w:rPr>
-            </w:pPr>
-            <w:r>
-              <w:rPr>
-                <w:sz w:val="20"/>
-                <w:szCs w:val="20"/>
-              </w:rPr>
-              <w:t>Experimenting</w:t>
-            </w:r>
-          </w:p>
-        </w:tc>
-        <w:tc>
-          <w:tcPr>
-            <w:tcW w:w="2280" w:type="dxa"/>
-            <w:tcBorders>
-              <w:top w:val="nil"/>
-              <w:left w:val="nil"/>
-              <w:bottom w:val="nil"/>
-              <w:right w:val="nil"/>
-            </w:tcBorders>
-            <w:tcMar>
-              <w:top w:w="0" w:type="dxa"/>
-              <w:left w:w="100" w:type="dxa"/>
-              <w:bottom w:w="0" w:type="dxa"/>
-              <w:right w:w="100" w:type="dxa"/>
-            </w:tcMar>
-          </w:tcPr>
-          <w:p>
-            <w:pPr>
-              <w:spacing w:line="360" w:lineRule="auto"/>
-              <w:ind w:firstLine="0"/>
-              <w:rPr>
-                <w:sz w:val="20"/>
-                <w:szCs w:val="20"/>
-              </w:rPr>
-            </w:pPr>
-            <w:r>
-              <w:rPr>
-                <w:sz w:val="20"/>
-                <w:szCs w:val="20"/>
-              </w:rPr>
-              <w:t>Steering</w:t>
-            </w:r>
-          </w:p>
-        </w:tc>
-      </w:tr>
-      <w:tr>
-        <w:trPr>
-          <w:trHeight w:val="270"/>
-        </w:trPr>
-        <w:tc>
-          <w:tcPr>
-            <w:tcW w:w="4185" w:type="dxa"/>
-            <w:tcBorders>
-              <w:top w:val="nil"/>
-              <w:left w:val="nil"/>
-              <w:bottom w:val="nil"/>
-              <w:right w:val="nil"/>
-            </w:tcBorders>
-            <w:tcMar>
-              <w:top w:w="0" w:type="dxa"/>
-              <w:left w:w="100" w:type="dxa"/>
-              <w:bottom w:w="0" w:type="dxa"/>
-              <w:right w:w="100" w:type="dxa"/>
-            </w:tcMar>
-          </w:tcPr>
-          <w:p>
-            <w:pPr>
-              <w:spacing w:line="360" w:lineRule="auto"/>
-              <w:ind w:firstLine="0"/>
-              <w:rPr>
-                <w:sz w:val="20"/>
-                <w:szCs w:val="20"/>
-              </w:rPr>
-            </w:pPr>
-            <w:r>
-              <w:rPr>
-                <w:sz w:val="20"/>
-                <w:szCs w:val="20"/>
-              </w:rPr>
-              <w:t>Creating a safe learning environment</w:t>
-            </w:r>
-          </w:p>
-        </w:tc>
-        <w:tc>
-          <w:tcPr>
-            <w:tcW w:w="2430" w:type="dxa"/>
-            <w:tcBorders>
-              <w:top w:val="nil"/>
-              <w:left w:val="nil"/>
-              <w:bottom w:val="nil"/>
-              <w:right w:val="nil"/>
-            </w:tcBorders>
-            <w:tcMar>
-              <w:top w:w="0" w:type="dxa"/>
-              <w:left w:w="100" w:type="dxa"/>
-              <w:bottom w:w="0" w:type="dxa"/>
-              <w:right w:w="100" w:type="dxa"/>
-            </w:tcMar>
-          </w:tcPr>
-          <w:p>
-            <w:pPr>
-              <w:spacing w:line="360" w:lineRule="auto"/>
-              <w:ind w:firstLine="0"/>
-              <w:rPr>
-                <w:sz w:val="20"/>
-                <w:szCs w:val="20"/>
-              </w:rPr>
-            </w:pPr>
-            <w:r>
-              <w:rPr>
-                <w:sz w:val="20"/>
-                <w:szCs w:val="20"/>
-              </w:rPr>
-              <w:t xml:space="preserve"> </w:t>
-            </w:r>
-          </w:p>
-        </w:tc>
-        <w:tc>
-          <w:tcPr>
-            <w:tcW w:w="2280" w:type="dxa"/>
-            <w:tcBorders>
-              <w:top w:val="nil"/>
-              <w:left w:val="nil"/>
-              <w:bottom w:val="nil"/>
-              <w:right w:val="nil"/>
-            </w:tcBorders>
-            <w:tcMar>
-              <w:top w:w="0" w:type="dxa"/>
-              <w:left w:w="100" w:type="dxa"/>
-              <w:bottom w:w="0" w:type="dxa"/>
-              <w:right w:w="100" w:type="dxa"/>
-            </w:tcMar>
-          </w:tcPr>
-          <w:p>
-            <w:pPr>
-              <w:spacing w:line="360" w:lineRule="auto"/>
-              <w:ind w:firstLine="0"/>
-              <w:rPr>
-                <w:sz w:val="20"/>
-                <w:szCs w:val="20"/>
-              </w:rPr>
-            </w:pPr>
-            <w:r>
-              <w:rPr>
-                <w:sz w:val="20"/>
-                <w:szCs w:val="20"/>
-              </w:rPr>
-              <w:t xml:space="preserve"> </w:t>
-            </w:r>
-          </w:p>
-        </w:tc>
-      </w:tr>
-      <w:tr>
-        <w:trPr>
-          <w:trHeight w:val="300"/>
-        </w:trPr>
-        <w:tc>
-          <w:tcPr>
-            <w:tcW w:w="4185" w:type="dxa"/>
-            <w:tcBorders>
-              <w:top w:val="nil"/>
-              <w:left w:val="nil"/>
-              <w:bottom w:val="nil"/>
-              <w:right w:val="nil"/>
-            </w:tcBorders>
-            <w:tcMar>
-              <w:top w:w="0" w:type="dxa"/>
-              <w:left w:w="100" w:type="dxa"/>
-              <w:bottom w:w="0" w:type="dxa"/>
-              <w:right w:w="100" w:type="dxa"/>
-            </w:tcMar>
-          </w:tcPr>
-          <w:p>
-            <w:pPr>
-              <w:spacing w:line="360" w:lineRule="auto"/>
-              <w:ind w:firstLine="0"/>
-              <w:rPr>
-                <w:sz w:val="20"/>
-                <w:szCs w:val="20"/>
-              </w:rPr>
-            </w:pPr>
-            <w:r>
-              <w:rPr>
-                <w:sz w:val="20"/>
-                <w:szCs w:val="20"/>
-              </w:rPr>
-              <w:t>Seeking product-market-fit</w:t>
-            </w:r>
-          </w:p>
-        </w:tc>
-        <w:tc>
-          <w:tcPr>
-            <w:tcW w:w="2430" w:type="dxa"/>
-            <w:tcBorders>
-              <w:top w:val="nil"/>
-              <w:left w:val="nil"/>
-              <w:bottom w:val="nil"/>
-              <w:right w:val="nil"/>
-            </w:tcBorders>
-            <w:tcMar>
-              <w:top w:w="0" w:type="dxa"/>
-              <w:left w:w="100" w:type="dxa"/>
-              <w:bottom w:w="0" w:type="dxa"/>
-              <w:right w:w="100" w:type="dxa"/>
-            </w:tcMar>
-          </w:tcPr>
-          <w:p>
-            <w:pPr>
-              <w:spacing w:line="360" w:lineRule="auto"/>
-              <w:ind w:firstLine="0"/>
-              <w:rPr>
-                <w:sz w:val="20"/>
-                <w:szCs w:val="20"/>
-              </w:rPr>
-            </w:pPr>
-            <w:r>
-              <w:rPr>
-                <w:sz w:val="20"/>
-                <w:szCs w:val="20"/>
-              </w:rPr>
-              <w:t xml:space="preserve"> </w:t>
-            </w:r>
-          </w:p>
-        </w:tc>
-        <w:tc>
-          <w:tcPr>
-            <w:tcW w:w="2280" w:type="dxa"/>
-            <w:tcBorders>
-              <w:top w:val="nil"/>
-              <w:left w:val="nil"/>
-              <w:bottom w:val="nil"/>
-              <w:right w:val="nil"/>
-            </w:tcBorders>
-            <w:tcMar>
-              <w:top w:w="0" w:type="dxa"/>
-              <w:left w:w="100" w:type="dxa"/>
-              <w:bottom w:w="0" w:type="dxa"/>
-              <w:right w:w="100" w:type="dxa"/>
-            </w:tcMar>
-          </w:tcPr>
-          <w:p>
-            <w:pPr>
-              <w:spacing w:line="360" w:lineRule="auto"/>
-              <w:ind w:firstLine="0"/>
-              <w:rPr>
-                <w:sz w:val="20"/>
-                <w:szCs w:val="20"/>
-              </w:rPr>
-            </w:pPr>
-            <w:r>
-              <w:rPr>
-                <w:sz w:val="20"/>
-                <w:szCs w:val="20"/>
-              </w:rPr>
-              <w:t xml:space="preserve"> </w:t>
-            </w:r>
-          </w:p>
-        </w:tc>
-      </w:tr>
-      <w:tr>
-        <w:trPr>
-          <w:trHeight w:val="300"/>
-        </w:trPr>
-        <w:tc>
-          <w:tcPr>
-            <w:tcW w:w="4185" w:type="dxa"/>
-            <w:tcBorders>
-              <w:top w:val="nil"/>
-              <w:left w:val="nil"/>
-              <w:bottom w:val="nil"/>
-              <w:right w:val="nil"/>
-            </w:tcBorders>
-            <w:tcMar>
-              <w:top w:w="0" w:type="dxa"/>
-              <w:left w:w="100" w:type="dxa"/>
-              <w:bottom w:w="0" w:type="dxa"/>
-              <w:right w:w="100" w:type="dxa"/>
-            </w:tcMar>
-          </w:tcPr>
-          <w:p>
-            <w:pPr>
-              <w:spacing w:line="360" w:lineRule="auto"/>
-              <w:ind w:firstLine="0"/>
-              <w:rPr>
-                <w:sz w:val="20"/>
-                <w:szCs w:val="20"/>
-              </w:rPr>
-            </w:pPr>
-            <w:r>
-              <w:rPr>
-                <w:sz w:val="20"/>
-                <w:szCs w:val="20"/>
-              </w:rPr>
-              <w:t>Bringing people along</w:t>
-            </w:r>
-          </w:p>
-        </w:tc>
-        <w:tc>
-          <w:tcPr>
-            <w:tcW w:w="2430" w:type="dxa"/>
-            <w:tcBorders>
-              <w:top w:val="nil"/>
-              <w:left w:val="nil"/>
-              <w:bottom w:val="nil"/>
-              <w:right w:val="nil"/>
-            </w:tcBorders>
-            <w:tcMar>
-              <w:top w:w="0" w:type="dxa"/>
-              <w:left w:w="100" w:type="dxa"/>
-              <w:bottom w:w="0" w:type="dxa"/>
-              <w:right w:w="100" w:type="dxa"/>
-            </w:tcMar>
-          </w:tcPr>
-          <w:p>
-            <w:pPr>
-              <w:spacing w:line="360" w:lineRule="auto"/>
-              <w:ind w:firstLine="0"/>
-              <w:rPr>
-                <w:sz w:val="20"/>
-                <w:szCs w:val="20"/>
-              </w:rPr>
-            </w:pPr>
-            <w:r>
-              <w:rPr>
-                <w:sz w:val="20"/>
-                <w:szCs w:val="20"/>
-              </w:rPr>
-              <w:t>Guiding</w:t>
-            </w:r>
-          </w:p>
-        </w:tc>
-        <w:tc>
-          <w:tcPr>
-            <w:tcW w:w="2280" w:type="dxa"/>
-            <w:tcBorders>
-              <w:top w:val="nil"/>
-              <w:left w:val="nil"/>
-              <w:bottom w:val="nil"/>
-              <w:right w:val="nil"/>
-            </w:tcBorders>
-            <w:tcMar>
-              <w:top w:w="0" w:type="dxa"/>
-              <w:left w:w="100" w:type="dxa"/>
-              <w:bottom w:w="0" w:type="dxa"/>
-              <w:right w:w="100" w:type="dxa"/>
-            </w:tcMar>
-          </w:tcPr>
-          <w:p>
-            <w:pPr>
-              <w:spacing w:line="360" w:lineRule="auto"/>
-              <w:ind w:firstLine="0"/>
-              <w:rPr>
-                <w:sz w:val="20"/>
-                <w:szCs w:val="20"/>
-              </w:rPr>
-            </w:pPr>
-            <w:r>
-              <w:rPr>
-                <w:sz w:val="20"/>
-                <w:szCs w:val="20"/>
-              </w:rPr>
-              <w:t xml:space="preserve"> </w:t>
-            </w:r>
-          </w:p>
-        </w:tc>
-      </w:tr>
-      <w:tr>
-        <w:trPr>
-          <w:trHeight w:val="300"/>
-        </w:trPr>
-        <w:tc>
-          <w:tcPr>
-            <w:tcW w:w="4185" w:type="dxa"/>
-            <w:tcBorders>
-              <w:top w:val="nil"/>
-              <w:left w:val="nil"/>
-              <w:bottom w:val="nil"/>
-              <w:right w:val="nil"/>
-            </w:tcBorders>
-            <w:tcMar>
-              <w:top w:w="0" w:type="dxa"/>
-              <w:left w:w="100" w:type="dxa"/>
-              <w:bottom w:w="0" w:type="dxa"/>
-              <w:right w:w="100" w:type="dxa"/>
-            </w:tcMar>
-          </w:tcPr>
-          <w:p>
-            <w:pPr>
-              <w:spacing w:line="360" w:lineRule="auto"/>
-              <w:ind w:firstLine="0"/>
-              <w:rPr>
-                <w:sz w:val="20"/>
-                <w:szCs w:val="20"/>
-              </w:rPr>
-            </w:pPr>
-            <w:r>
-              <w:rPr>
-                <w:sz w:val="20"/>
-                <w:szCs w:val="20"/>
-              </w:rPr>
-              <w:t>Accepting risk</w:t>
-            </w:r>
-          </w:p>
-        </w:tc>
-        <w:tc>
-          <w:tcPr>
-            <w:tcW w:w="2430" w:type="dxa"/>
-            <w:tcBorders>
-              <w:top w:val="nil"/>
-              <w:left w:val="nil"/>
-              <w:bottom w:val="nil"/>
-              <w:right w:val="nil"/>
-            </w:tcBorders>
-            <w:tcMar>
-              <w:top w:w="0" w:type="dxa"/>
-              <w:left w:w="100" w:type="dxa"/>
-              <w:bottom w:w="0" w:type="dxa"/>
-              <w:right w:w="100" w:type="dxa"/>
-            </w:tcMar>
-          </w:tcPr>
-          <w:p>
-            <w:pPr>
-              <w:spacing w:line="360" w:lineRule="auto"/>
-              <w:ind w:firstLine="0"/>
-              <w:rPr>
-                <w:sz w:val="20"/>
-                <w:szCs w:val="20"/>
-              </w:rPr>
-            </w:pPr>
-            <w:r>
-              <w:rPr>
-                <w:sz w:val="20"/>
-                <w:szCs w:val="20"/>
-              </w:rPr>
-              <w:t xml:space="preserve"> </w:t>
-            </w:r>
-          </w:p>
-        </w:tc>
-        <w:tc>
-          <w:tcPr>
-            <w:tcW w:w="2280" w:type="dxa"/>
-            <w:tcBorders>
-              <w:top w:val="nil"/>
-              <w:left w:val="nil"/>
-              <w:bottom w:val="nil"/>
-              <w:right w:val="nil"/>
-            </w:tcBorders>
-            <w:tcMar>
-              <w:top w:w="0" w:type="dxa"/>
-              <w:left w:w="100" w:type="dxa"/>
-              <w:bottom w:w="0" w:type="dxa"/>
-              <w:right w:w="100" w:type="dxa"/>
-            </w:tcMar>
-          </w:tcPr>
-          <w:p>
-            <w:pPr>
-              <w:spacing w:line="360" w:lineRule="auto"/>
-              <w:ind w:firstLine="0"/>
-              <w:rPr>
-                <w:sz w:val="20"/>
-                <w:szCs w:val="20"/>
-              </w:rPr>
-            </w:pPr>
-            <w:r>
-              <w:rPr>
-                <w:sz w:val="20"/>
-                <w:szCs w:val="20"/>
-              </w:rPr>
-              <w:t xml:space="preserve"> </w:t>
-            </w:r>
-          </w:p>
-        </w:tc>
-      </w:tr>
-      <w:tr>
-        <w:trPr>
-          <w:trHeight w:val="300"/>
-        </w:trPr>
-        <w:tc>
-          <w:tcPr>
-            <w:tcW w:w="4185" w:type="dxa"/>
-            <w:tcBorders>
-              <w:top w:val="nil"/>
-              <w:left w:val="nil"/>
-              <w:bottom w:val="nil"/>
-              <w:right w:val="nil"/>
-            </w:tcBorders>
-            <w:tcMar>
-              <w:top w:w="0" w:type="dxa"/>
-              <w:left w:w="100" w:type="dxa"/>
-              <w:bottom w:w="0" w:type="dxa"/>
-              <w:right w:w="100" w:type="dxa"/>
-            </w:tcMar>
-          </w:tcPr>
-          <w:p>
-            <w:pPr>
-              <w:spacing w:line="360" w:lineRule="auto"/>
-              <w:ind w:firstLine="0"/>
-              <w:rPr>
-                <w:sz w:val="20"/>
-                <w:szCs w:val="20"/>
-              </w:rPr>
-            </w:pPr>
-            <w:r>
-              <w:rPr>
-                <w:sz w:val="20"/>
-                <w:szCs w:val="20"/>
-              </w:rPr>
-              <w:t>Providing clarity</w:t>
-            </w:r>
-          </w:p>
-        </w:tc>
-        <w:tc>
-          <w:tcPr>
-            <w:tcW w:w="2430" w:type="dxa"/>
-            <w:tcBorders>
-              <w:top w:val="nil"/>
-              <w:left w:val="nil"/>
-              <w:bottom w:val="nil"/>
-              <w:right w:val="nil"/>
-            </w:tcBorders>
-            <w:tcMar>
-              <w:top w:w="0" w:type="dxa"/>
-              <w:left w:w="100" w:type="dxa"/>
-              <w:bottom w:w="0" w:type="dxa"/>
-              <w:right w:w="100" w:type="dxa"/>
-            </w:tcMar>
-          </w:tcPr>
-          <w:p>
-            <w:pPr>
-              <w:spacing w:line="360" w:lineRule="auto"/>
-              <w:ind w:firstLine="0"/>
-              <w:rPr>
-                <w:sz w:val="20"/>
-                <w:szCs w:val="20"/>
-              </w:rPr>
-            </w:pPr>
-            <w:r>
-              <w:rPr>
-                <w:sz w:val="20"/>
-                <w:szCs w:val="20"/>
-              </w:rPr>
-              <w:t xml:space="preserve"> </w:t>
-            </w:r>
-          </w:p>
-        </w:tc>
-        <w:tc>
-          <w:tcPr>
-            <w:tcW w:w="2280" w:type="dxa"/>
-            <w:tcBorders>
-              <w:top w:val="nil"/>
-              <w:left w:val="nil"/>
-              <w:bottom w:val="nil"/>
-              <w:right w:val="nil"/>
-            </w:tcBorders>
-            <w:tcMar>
-              <w:top w:w="0" w:type="dxa"/>
-              <w:left w:w="100" w:type="dxa"/>
-              <w:bottom w:w="0" w:type="dxa"/>
-              <w:right w:w="100" w:type="dxa"/>
-            </w:tcMar>
-          </w:tcPr>
-          <w:p>
-            <w:pPr>
-              <w:spacing w:line="360" w:lineRule="auto"/>
-              <w:ind w:firstLine="0"/>
-              <w:rPr>
-                <w:sz w:val="20"/>
-                <w:szCs w:val="20"/>
-              </w:rPr>
-            </w:pPr>
-            <w:r>
-              <w:rPr>
-                <w:sz w:val="20"/>
-                <w:szCs w:val="20"/>
-              </w:rPr>
-              <w:t xml:space="preserve"> </w:t>
-            </w:r>
-          </w:p>
-        </w:tc>
-      </w:tr>
-      <w:tr>
-        <w:trPr>
-          <w:trHeight w:val="300"/>
-        </w:trPr>
-        <w:tc>
-          <w:tcPr>
-            <w:tcW w:w="4185" w:type="dxa"/>
-            <w:tcBorders>
-              <w:top w:val="nil"/>
-              <w:left w:val="nil"/>
-              <w:bottom w:val="nil"/>
-              <w:right w:val="nil"/>
-            </w:tcBorders>
-            <w:tcMar>
-              <w:top w:w="0" w:type="dxa"/>
-              <w:left w:w="100" w:type="dxa"/>
-              <w:bottom w:w="0" w:type="dxa"/>
-              <w:right w:w="100" w:type="dxa"/>
-            </w:tcMar>
-          </w:tcPr>
-          <w:p>
-            <w:pPr>
-              <w:spacing w:line="360" w:lineRule="auto"/>
-              <w:ind w:firstLine="0"/>
-              <w:rPr>
-                <w:sz w:val="20"/>
-                <w:szCs w:val="20"/>
-              </w:rPr>
-            </w:pPr>
-            <w:r>
-              <w:rPr>
-                <w:sz w:val="20"/>
-                <w:szCs w:val="20"/>
-              </w:rPr>
-              <w:t>Championing AI</w:t>
-            </w:r>
-          </w:p>
-        </w:tc>
-        <w:tc>
-          <w:tcPr>
-            <w:tcW w:w="2430" w:type="dxa"/>
-            <w:tcBorders>
-              <w:top w:val="nil"/>
-              <w:left w:val="nil"/>
-              <w:bottom w:val="nil"/>
-              <w:right w:val="nil"/>
-            </w:tcBorders>
-            <w:tcMar>
-              <w:top w:w="0" w:type="dxa"/>
-              <w:left w:w="100" w:type="dxa"/>
-              <w:bottom w:w="0" w:type="dxa"/>
-              <w:right w:w="100" w:type="dxa"/>
-            </w:tcMar>
-          </w:tcPr>
-          <w:p>
-            <w:pPr>
-              <w:spacing w:line="360" w:lineRule="auto"/>
-              <w:ind w:firstLine="0"/>
-              <w:rPr>
-                <w:sz w:val="20"/>
-                <w:szCs w:val="20"/>
-              </w:rPr>
-            </w:pPr>
-            <w:r>
-              <w:rPr>
-                <w:sz w:val="20"/>
-                <w:szCs w:val="20"/>
-              </w:rPr>
-              <w:t xml:space="preserve"> </w:t>
-            </w:r>
-          </w:p>
-        </w:tc>
-        <w:tc>
-          <w:tcPr>
-            <w:tcW w:w="2280" w:type="dxa"/>
-            <w:tcBorders>
-              <w:top w:val="nil"/>
-              <w:left w:val="nil"/>
-              <w:bottom w:val="nil"/>
-              <w:right w:val="nil"/>
-            </w:tcBorders>
-            <w:tcMar>
-              <w:top w:w="0" w:type="dxa"/>
-              <w:left w:w="100" w:type="dxa"/>
-              <w:bottom w:w="0" w:type="dxa"/>
-              <w:right w:w="100" w:type="dxa"/>
-            </w:tcMar>
-          </w:tcPr>
-          <w:p>
-            <w:pPr>
-              <w:spacing w:line="360" w:lineRule="auto"/>
-              <w:ind w:firstLine="0"/>
-              <w:rPr>
-                <w:sz w:val="20"/>
-                <w:szCs w:val="20"/>
-              </w:rPr>
-            </w:pPr>
-            <w:r>
-              <w:rPr>
-                <w:sz w:val="20"/>
-                <w:szCs w:val="20"/>
-              </w:rPr>
-              <w:t xml:space="preserve"> </w:t>
-            </w:r>
-          </w:p>
-        </w:tc>
-      </w:tr>
-      <w:tr>
-        <w:trPr>
-          <w:trHeight w:val="300"/>
-        </w:trPr>
-        <w:tc>
-          <w:tcPr>
-            <w:tcW w:w="4185" w:type="dxa"/>
-            <w:tcBorders>
-              <w:top w:val="nil"/>
-              <w:left w:val="nil"/>
-              <w:bottom w:val="nil"/>
-              <w:right w:val="nil"/>
-            </w:tcBorders>
-            <w:tcMar>
-              <w:top w:w="0" w:type="dxa"/>
-              <w:left w:w="100" w:type="dxa"/>
-              <w:bottom w:w="0" w:type="dxa"/>
-              <w:right w:w="100" w:type="dxa"/>
-            </w:tcMar>
-          </w:tcPr>
-          <w:p>
-            <w:pPr>
-              <w:spacing w:line="360" w:lineRule="auto"/>
-              <w:ind w:firstLine="0"/>
-              <w:rPr>
-                <w:sz w:val="20"/>
-                <w:szCs w:val="20"/>
-              </w:rPr>
-            </w:pPr>
-            <w:r>
-              <w:rPr>
-                <w:sz w:val="20"/>
-                <w:szCs w:val="20"/>
-              </w:rPr>
-              <w:t xml:space="preserve">Obtaining </w:t>
-            </w:r>
-            <w:commentRangeStart w:id="164"/>
-            <w:r>
-              <w:rPr>
-                <w:sz w:val="20"/>
-                <w:szCs w:val="20"/>
-              </w:rPr>
-              <w:t xml:space="preserve">finance &amp; time </w:t>
-            </w:r>
-            <w:commentRangeEnd w:id="164"/>
-            <w:r>
-              <w:rPr>
-                <w:rStyle w:val="CommentReference"/>
-                <w:sz w:val="20"/>
-                <w:szCs w:val="20"/>
-              </w:rPr>
-              <w:commentReference w:id="164"/>
-            </w:r>
-            <w:r>
-              <w:rPr>
-                <w:sz w:val="20"/>
-                <w:szCs w:val="20"/>
-              </w:rPr>
-              <w:t>resources</w:t>
-            </w:r>
-          </w:p>
-        </w:tc>
-        <w:tc>
-          <w:tcPr>
-            <w:tcW w:w="2430" w:type="dxa"/>
-            <w:vMerge w:val="restart"/>
-            <w:tcBorders>
-              <w:top w:val="nil"/>
-              <w:left w:val="nil"/>
-              <w:bottom w:val="nil"/>
-              <w:right w:val="nil"/>
-            </w:tcBorders>
-            <w:tcMar>
-              <w:top w:w="0" w:type="dxa"/>
-              <w:left w:w="100" w:type="dxa"/>
-              <w:bottom w:w="0" w:type="dxa"/>
-              <w:right w:w="100" w:type="dxa"/>
-            </w:tcMar>
-          </w:tcPr>
-          <w:p>
-            <w:pPr>
-              <w:spacing w:line="360" w:lineRule="auto"/>
-              <w:ind w:firstLine="0"/>
-              <w:rPr>
-                <w:sz w:val="20"/>
-                <w:szCs w:val="20"/>
-              </w:rPr>
-            </w:pPr>
-            <w:r>
-              <w:rPr>
-                <w:sz w:val="20"/>
-                <w:szCs w:val="20"/>
-              </w:rPr>
-              <w:t>Leveraging hard resources</w:t>
-            </w:r>
-          </w:p>
-        </w:tc>
-        <w:tc>
-          <w:tcPr>
-            <w:tcW w:w="2280" w:type="dxa"/>
-            <w:tcBorders>
-              <w:top w:val="nil"/>
-              <w:left w:val="nil"/>
-              <w:bottom w:val="nil"/>
-              <w:right w:val="nil"/>
-            </w:tcBorders>
-            <w:tcMar>
-              <w:top w:w="0" w:type="dxa"/>
-              <w:left w:w="100" w:type="dxa"/>
-              <w:bottom w:w="0" w:type="dxa"/>
-              <w:right w:w="100" w:type="dxa"/>
-            </w:tcMar>
-          </w:tcPr>
-          <w:p>
-            <w:pPr>
-              <w:spacing w:line="360" w:lineRule="auto"/>
-              <w:ind w:firstLine="0"/>
-              <w:rPr>
-                <w:sz w:val="20"/>
-                <w:szCs w:val="20"/>
-              </w:rPr>
-            </w:pPr>
-            <w:r>
-              <w:rPr>
-                <w:sz w:val="20"/>
-                <w:szCs w:val="20"/>
-              </w:rPr>
-              <w:t xml:space="preserve"> </w:t>
-            </w:r>
-            <w:commentRangeStart w:id="165"/>
-            <w:r>
-              <w:rPr>
-                <w:sz w:val="20"/>
-                <w:szCs w:val="20"/>
-              </w:rPr>
-              <w:t xml:space="preserve">Leveraging </w:t>
-            </w:r>
-            <w:commentRangeEnd w:id="165"/>
-            <w:r>
-              <w:rPr>
-                <w:rStyle w:val="CommentReference"/>
-                <w:sz w:val="20"/>
-                <w:szCs w:val="20"/>
-              </w:rPr>
-              <w:commentReference w:id="165"/>
-            </w:r>
-          </w:p>
-        </w:tc>
-      </w:tr>
-      <w:tr>
-        <w:trPr>
-          <w:trHeight w:val="300"/>
-        </w:trPr>
-        <w:tc>
-          <w:tcPr>
-            <w:tcW w:w="4185" w:type="dxa"/>
-            <w:tcBorders>
-              <w:top w:val="nil"/>
-              <w:left w:val="nil"/>
-              <w:bottom w:val="nil"/>
-              <w:right w:val="nil"/>
-            </w:tcBorders>
-            <w:tcMar>
-              <w:top w:w="0" w:type="dxa"/>
-              <w:left w:w="100" w:type="dxa"/>
-              <w:bottom w:w="0" w:type="dxa"/>
-              <w:right w:w="100" w:type="dxa"/>
-            </w:tcMar>
-          </w:tcPr>
-          <w:p>
-            <w:pPr>
-              <w:spacing w:line="360" w:lineRule="auto"/>
-              <w:ind w:firstLine="0"/>
-              <w:rPr>
-                <w:sz w:val="20"/>
-                <w:szCs w:val="20"/>
-              </w:rPr>
-            </w:pPr>
-            <w:r>
-              <w:rPr>
-                <w:sz w:val="20"/>
-                <w:szCs w:val="20"/>
-              </w:rPr>
-              <w:t>Leveraging data availability</w:t>
-            </w:r>
-          </w:p>
-        </w:tc>
-        <w:tc>
-          <w:tcPr>
-            <w:tcW w:w="2430" w:type="dxa"/>
-            <w:vMerge/>
-            <w:tcBorders>
-              <w:top w:val="nil"/>
-              <w:left w:val="nil"/>
-              <w:bottom w:val="nil"/>
-              <w:right w:val="nil"/>
-            </w:tcBorders>
-            <w:tcMar>
-              <w:top w:w="0" w:type="dxa"/>
-              <w:left w:w="100" w:type="dxa"/>
-              <w:bottom w:w="0" w:type="dxa"/>
-              <w:right w:w="100" w:type="dxa"/>
-            </w:tcMar>
-          </w:tcPr>
-          <w:p>
-            <w:pPr>
-              <w:spacing w:line="240" w:lineRule="auto"/>
-              <w:ind w:firstLine="0"/>
-              <w:rPr>
-                <w:sz w:val="20"/>
-                <w:szCs w:val="20"/>
-              </w:rPr>
-            </w:pPr>
-          </w:p>
-        </w:tc>
-        <w:tc>
-          <w:tcPr>
-            <w:tcW w:w="2280" w:type="dxa"/>
-            <w:tcBorders>
-              <w:top w:val="nil"/>
-              <w:left w:val="nil"/>
-              <w:bottom w:val="nil"/>
-              <w:right w:val="nil"/>
-            </w:tcBorders>
-            <w:tcMar>
-              <w:top w:w="0" w:type="dxa"/>
-              <w:left w:w="100" w:type="dxa"/>
-              <w:bottom w:w="0" w:type="dxa"/>
-              <w:right w:w="100" w:type="dxa"/>
-            </w:tcMar>
-          </w:tcPr>
-          <w:p>
-            <w:pPr>
-              <w:spacing w:line="360" w:lineRule="auto"/>
-              <w:ind w:firstLine="0"/>
-              <w:rPr>
-                <w:sz w:val="20"/>
-                <w:szCs w:val="20"/>
-              </w:rPr>
-            </w:pPr>
-            <w:r>
-              <w:rPr>
-                <w:sz w:val="20"/>
-                <w:szCs w:val="20"/>
-              </w:rPr>
-              <w:t xml:space="preserve"> </w:t>
-            </w:r>
-          </w:p>
-        </w:tc>
-      </w:tr>
-      <w:tr>
-        <w:trPr>
-          <w:trHeight w:val="325"/>
-        </w:trPr>
-        <w:tc>
-          <w:tcPr>
-            <w:tcW w:w="4185" w:type="dxa"/>
-            <w:tcBorders>
-              <w:top w:val="nil"/>
-              <w:left w:val="nil"/>
-              <w:bottom w:val="nil"/>
-              <w:right w:val="nil"/>
-            </w:tcBorders>
-            <w:tcMar>
-              <w:top w:w="0" w:type="dxa"/>
-              <w:left w:w="100" w:type="dxa"/>
-              <w:bottom w:w="0" w:type="dxa"/>
-              <w:right w:w="100" w:type="dxa"/>
-            </w:tcMar>
-          </w:tcPr>
-          <w:p>
-            <w:pPr>
-              <w:spacing w:line="360" w:lineRule="auto"/>
-              <w:ind w:firstLine="0"/>
-              <w:rPr>
-                <w:sz w:val="20"/>
-                <w:szCs w:val="20"/>
-              </w:rPr>
-            </w:pPr>
-            <w:r>
-              <w:rPr>
-                <w:sz w:val="20"/>
-                <w:szCs w:val="20"/>
-              </w:rPr>
-              <w:t>Leveraging the right tooling</w:t>
-            </w:r>
-          </w:p>
-        </w:tc>
-        <w:tc>
-          <w:tcPr>
-            <w:tcW w:w="2430" w:type="dxa"/>
-            <w:tcBorders>
-              <w:top w:val="nil"/>
-              <w:left w:val="nil"/>
-              <w:bottom w:val="nil"/>
-              <w:right w:val="nil"/>
-            </w:tcBorders>
-            <w:tcMar>
-              <w:top w:w="0" w:type="dxa"/>
-              <w:left w:w="100" w:type="dxa"/>
-              <w:bottom w:w="0" w:type="dxa"/>
-              <w:right w:w="100" w:type="dxa"/>
-            </w:tcMar>
-          </w:tcPr>
-          <w:p>
-            <w:pPr>
-              <w:spacing w:line="360" w:lineRule="auto"/>
-              <w:ind w:firstLine="0"/>
-              <w:rPr>
-                <w:sz w:val="20"/>
-                <w:szCs w:val="20"/>
-              </w:rPr>
-            </w:pPr>
-          </w:p>
-        </w:tc>
-        <w:tc>
-          <w:tcPr>
-            <w:tcW w:w="2280" w:type="dxa"/>
-            <w:tcBorders>
-              <w:top w:val="nil"/>
-              <w:left w:val="nil"/>
-              <w:bottom w:val="nil"/>
-              <w:right w:val="nil"/>
-            </w:tcBorders>
-            <w:tcMar>
-              <w:top w:w="0" w:type="dxa"/>
-              <w:left w:w="100" w:type="dxa"/>
-              <w:bottom w:w="0" w:type="dxa"/>
-              <w:right w:w="100" w:type="dxa"/>
-            </w:tcMar>
-          </w:tcPr>
-          <w:p>
-            <w:pPr>
-              <w:spacing w:line="360" w:lineRule="auto"/>
-              <w:ind w:firstLine="0"/>
-              <w:rPr>
-                <w:sz w:val="20"/>
-                <w:szCs w:val="20"/>
-              </w:rPr>
-            </w:pPr>
-            <w:r>
-              <w:rPr>
-                <w:sz w:val="20"/>
-                <w:szCs w:val="20"/>
-              </w:rPr>
-              <w:t xml:space="preserve"> </w:t>
-            </w:r>
-          </w:p>
-        </w:tc>
-      </w:tr>
-      <w:tr>
-        <w:trPr>
-          <w:trHeight w:val="325"/>
-        </w:trPr>
-        <w:tc>
-          <w:tcPr>
-            <w:tcW w:w="4185" w:type="dxa"/>
-            <w:tcBorders>
-              <w:top w:val="nil"/>
-              <w:left w:val="nil"/>
-              <w:bottom w:val="nil"/>
-              <w:right w:val="nil"/>
-            </w:tcBorders>
-            <w:tcMar>
-              <w:top w:w="0" w:type="dxa"/>
-              <w:left w:w="100" w:type="dxa"/>
-              <w:bottom w:w="0" w:type="dxa"/>
-              <w:right w:w="100" w:type="dxa"/>
-            </w:tcMar>
-          </w:tcPr>
-          <w:p>
-            <w:pPr>
-              <w:spacing w:line="360" w:lineRule="auto"/>
-              <w:ind w:firstLine="0"/>
-              <w:rPr>
-                <w:sz w:val="20"/>
-                <w:szCs w:val="20"/>
-              </w:rPr>
-            </w:pPr>
-            <w:r>
-              <w:rPr>
-                <w:sz w:val="20"/>
-                <w:szCs w:val="20"/>
-              </w:rPr>
-              <w:t xml:space="preserve">Leveraging </w:t>
-            </w:r>
-            <w:commentRangeStart w:id="166"/>
-            <w:r>
-              <w:rPr>
-                <w:sz w:val="20"/>
-                <w:szCs w:val="20"/>
-              </w:rPr>
-              <w:t>competencies to execute</w:t>
-            </w:r>
-            <w:commentRangeEnd w:id="166"/>
-            <w:r>
-              <w:rPr>
-                <w:rStyle w:val="CommentReference"/>
-                <w:sz w:val="20"/>
-                <w:szCs w:val="20"/>
-              </w:rPr>
-              <w:commentReference w:id="166"/>
-            </w:r>
-          </w:p>
-        </w:tc>
-        <w:tc>
-          <w:tcPr>
-            <w:tcW w:w="2430" w:type="dxa"/>
-            <w:vMerge w:val="restart"/>
-            <w:tcBorders>
-              <w:top w:val="nil"/>
-              <w:left w:val="nil"/>
-              <w:bottom w:val="nil"/>
-              <w:right w:val="nil"/>
-            </w:tcBorders>
-            <w:tcMar>
-              <w:top w:w="0" w:type="dxa"/>
-              <w:left w:w="100" w:type="dxa"/>
-              <w:bottom w:w="0" w:type="dxa"/>
-              <w:right w:w="100" w:type="dxa"/>
-            </w:tcMar>
-          </w:tcPr>
-          <w:p>
-            <w:pPr>
-              <w:spacing w:line="360" w:lineRule="auto"/>
-              <w:ind w:firstLine="0"/>
-              <w:rPr>
-                <w:sz w:val="20"/>
-                <w:szCs w:val="20"/>
-              </w:rPr>
-            </w:pPr>
-            <w:r>
-              <w:rPr>
-                <w:sz w:val="20"/>
-                <w:szCs w:val="20"/>
-              </w:rPr>
-              <w:t>Leveraging soft resources</w:t>
-            </w:r>
-          </w:p>
-        </w:tc>
-        <w:tc>
-          <w:tcPr>
-            <w:tcW w:w="2280" w:type="dxa"/>
-            <w:tcBorders>
-              <w:top w:val="nil"/>
-              <w:left w:val="nil"/>
-              <w:bottom w:val="nil"/>
-              <w:right w:val="nil"/>
-            </w:tcBorders>
-            <w:tcMar>
-              <w:top w:w="0" w:type="dxa"/>
-              <w:left w:w="100" w:type="dxa"/>
-              <w:bottom w:w="0" w:type="dxa"/>
-              <w:right w:w="100" w:type="dxa"/>
-            </w:tcMar>
-          </w:tcPr>
-          <w:p>
-            <w:pPr>
-              <w:spacing w:line="360" w:lineRule="auto"/>
-              <w:ind w:firstLine="0"/>
-              <w:rPr>
-                <w:sz w:val="20"/>
-                <w:szCs w:val="20"/>
-              </w:rPr>
-            </w:pPr>
-            <w:r>
-              <w:rPr>
-                <w:sz w:val="20"/>
-                <w:szCs w:val="20"/>
-              </w:rPr>
-              <w:t xml:space="preserve"> </w:t>
-            </w:r>
-          </w:p>
-        </w:tc>
-      </w:tr>
-      <w:tr>
-        <w:trPr>
-          <w:trHeight w:val="261"/>
-        </w:trPr>
-        <w:tc>
-          <w:tcPr>
-            <w:tcW w:w="4185" w:type="dxa"/>
-            <w:tcBorders>
-              <w:top w:val="nil"/>
-              <w:left w:val="nil"/>
-              <w:bottom w:val="nil"/>
-              <w:right w:val="nil"/>
-            </w:tcBorders>
-            <w:tcMar>
-              <w:top w:w="0" w:type="dxa"/>
-              <w:left w:w="100" w:type="dxa"/>
-              <w:bottom w:w="0" w:type="dxa"/>
-              <w:right w:w="100" w:type="dxa"/>
-            </w:tcMar>
-          </w:tcPr>
-          <w:p>
-            <w:pPr>
-              <w:spacing w:line="360" w:lineRule="auto"/>
-              <w:ind w:firstLine="0"/>
-              <w:rPr>
-                <w:sz w:val="20"/>
-                <w:szCs w:val="20"/>
-              </w:rPr>
-            </w:pPr>
-            <w:r>
-              <w:rPr>
-                <w:sz w:val="20"/>
-                <w:szCs w:val="20"/>
-              </w:rPr>
-              <w:t>Leveraging external experts &amp; vendors</w:t>
-            </w:r>
-          </w:p>
-        </w:tc>
-        <w:tc>
-          <w:tcPr>
-            <w:tcW w:w="2430" w:type="dxa"/>
-            <w:vMerge/>
-            <w:tcBorders>
-              <w:top w:val="nil"/>
-              <w:left w:val="nil"/>
-              <w:bottom w:val="nil"/>
-              <w:right w:val="nil"/>
-            </w:tcBorders>
-            <w:tcMar>
-              <w:top w:w="0" w:type="dxa"/>
-              <w:left w:w="100" w:type="dxa"/>
-              <w:bottom w:w="0" w:type="dxa"/>
-              <w:right w:w="100" w:type="dxa"/>
-            </w:tcMar>
-          </w:tcPr>
-          <w:p>
-            <w:pPr>
-              <w:spacing w:line="240" w:lineRule="auto"/>
-              <w:ind w:firstLine="0"/>
-              <w:rPr>
-                <w:sz w:val="20"/>
-                <w:szCs w:val="20"/>
-              </w:rPr>
-            </w:pPr>
-          </w:p>
-        </w:tc>
-        <w:tc>
-          <w:tcPr>
-            <w:tcW w:w="2280" w:type="dxa"/>
-            <w:tcBorders>
-              <w:top w:val="nil"/>
-              <w:left w:val="nil"/>
-              <w:bottom w:val="nil"/>
-              <w:right w:val="nil"/>
-            </w:tcBorders>
-            <w:tcMar>
-              <w:top w:w="0" w:type="dxa"/>
-              <w:left w:w="100" w:type="dxa"/>
-              <w:bottom w:w="0" w:type="dxa"/>
-              <w:right w:w="100" w:type="dxa"/>
-            </w:tcMar>
-          </w:tcPr>
-          <w:p>
-            <w:pPr>
-              <w:spacing w:line="360" w:lineRule="auto"/>
-              <w:ind w:firstLine="0"/>
-              <w:rPr>
-                <w:sz w:val="20"/>
-                <w:szCs w:val="20"/>
-              </w:rPr>
-            </w:pPr>
-            <w:r>
-              <w:rPr>
-                <w:sz w:val="20"/>
-                <w:szCs w:val="20"/>
-              </w:rPr>
-              <w:t xml:space="preserve"> </w:t>
-            </w:r>
-          </w:p>
-        </w:tc>
-      </w:tr>
-      <w:tr>
-        <w:trPr>
-          <w:trHeight w:val="300"/>
-        </w:trPr>
-        <w:tc>
-          <w:tcPr>
-            <w:tcW w:w="4185" w:type="dxa"/>
-            <w:tcBorders>
-              <w:top w:val="nil"/>
-              <w:left w:val="nil"/>
-              <w:bottom w:val="nil"/>
-              <w:right w:val="nil"/>
-            </w:tcBorders>
-            <w:tcMar>
-              <w:top w:w="0" w:type="dxa"/>
-              <w:left w:w="100" w:type="dxa"/>
-              <w:bottom w:w="0" w:type="dxa"/>
-              <w:right w:w="100" w:type="dxa"/>
-            </w:tcMar>
-          </w:tcPr>
-          <w:p>
-            <w:pPr>
-              <w:spacing w:line="360" w:lineRule="auto"/>
-              <w:ind w:firstLine="0"/>
-              <w:rPr>
-                <w:sz w:val="20"/>
-                <w:szCs w:val="20"/>
-              </w:rPr>
-            </w:pPr>
-            <w:r>
-              <w:rPr>
-                <w:sz w:val="20"/>
-                <w:szCs w:val="20"/>
-              </w:rPr>
-              <w:t>Having a culture of innovation</w:t>
-            </w:r>
-          </w:p>
-        </w:tc>
-        <w:tc>
-          <w:tcPr>
-            <w:tcW w:w="2430" w:type="dxa"/>
-            <w:tcBorders>
-              <w:top w:val="nil"/>
-              <w:left w:val="nil"/>
-              <w:bottom w:val="nil"/>
-              <w:right w:val="nil"/>
-            </w:tcBorders>
-            <w:tcMar>
-              <w:top w:w="0" w:type="dxa"/>
-              <w:left w:w="100" w:type="dxa"/>
-              <w:bottom w:w="0" w:type="dxa"/>
-              <w:right w:w="100" w:type="dxa"/>
-            </w:tcMar>
-          </w:tcPr>
-          <w:p>
-            <w:pPr>
-              <w:spacing w:line="360" w:lineRule="auto"/>
-              <w:ind w:firstLine="0"/>
-              <w:rPr>
-                <w:sz w:val="20"/>
-                <w:szCs w:val="20"/>
-              </w:rPr>
-            </w:pPr>
-            <w:r>
-              <w:rPr>
-                <w:sz w:val="20"/>
-                <w:szCs w:val="20"/>
-              </w:rPr>
-              <w:t xml:space="preserve"> </w:t>
-            </w:r>
-          </w:p>
-        </w:tc>
-        <w:tc>
-          <w:tcPr>
-            <w:tcW w:w="2280" w:type="dxa"/>
-            <w:tcBorders>
-              <w:top w:val="nil"/>
-              <w:left w:val="nil"/>
-              <w:bottom w:val="nil"/>
-              <w:right w:val="nil"/>
-            </w:tcBorders>
-            <w:tcMar>
-              <w:top w:w="0" w:type="dxa"/>
-              <w:left w:w="100" w:type="dxa"/>
-              <w:bottom w:w="0" w:type="dxa"/>
-              <w:right w:w="100" w:type="dxa"/>
-            </w:tcMar>
-          </w:tcPr>
-          <w:p>
-            <w:pPr>
-              <w:spacing w:line="360" w:lineRule="auto"/>
-              <w:ind w:firstLine="0"/>
-              <w:rPr>
-                <w:sz w:val="20"/>
-                <w:szCs w:val="20"/>
-              </w:rPr>
-            </w:pPr>
-            <w:r>
-              <w:rPr>
-                <w:sz w:val="20"/>
-                <w:szCs w:val="20"/>
-              </w:rPr>
-              <w:t xml:space="preserve"> </w:t>
-            </w:r>
-          </w:p>
-        </w:tc>
-      </w:tr>
-      <w:tr>
-        <w:trPr>
-          <w:trHeight w:val="300"/>
-        </w:trPr>
-        <w:tc>
-          <w:tcPr>
-            <w:tcW w:w="4185" w:type="dxa"/>
-            <w:tcBorders>
-              <w:top w:val="nil"/>
-              <w:left w:val="nil"/>
-              <w:bottom w:val="nil"/>
-              <w:right w:val="nil"/>
-            </w:tcBorders>
-            <w:tcMar>
-              <w:top w:w="0" w:type="dxa"/>
-              <w:left w:w="100" w:type="dxa"/>
-              <w:bottom w:w="0" w:type="dxa"/>
-              <w:right w:w="100" w:type="dxa"/>
-            </w:tcMar>
-          </w:tcPr>
-          <w:p>
-            <w:pPr>
-              <w:spacing w:line="360" w:lineRule="auto"/>
-              <w:ind w:firstLine="0"/>
-              <w:rPr>
-                <w:sz w:val="20"/>
-                <w:szCs w:val="20"/>
-              </w:rPr>
-            </w:pPr>
-            <w:r>
-              <w:rPr>
-                <w:sz w:val="20"/>
-                <w:szCs w:val="20"/>
-              </w:rPr>
-              <w:t>Navigating resistance</w:t>
-            </w:r>
-          </w:p>
-        </w:tc>
-        <w:tc>
-          <w:tcPr>
-            <w:tcW w:w="2430" w:type="dxa"/>
-            <w:tcBorders>
-              <w:top w:val="nil"/>
-              <w:left w:val="nil"/>
-              <w:bottom w:val="nil"/>
-              <w:right w:val="nil"/>
-            </w:tcBorders>
-            <w:tcMar>
-              <w:top w:w="0" w:type="dxa"/>
-              <w:left w:w="100" w:type="dxa"/>
-              <w:bottom w:w="0" w:type="dxa"/>
-              <w:right w:w="100" w:type="dxa"/>
-            </w:tcMar>
-          </w:tcPr>
-          <w:p>
-            <w:pPr>
-              <w:spacing w:line="360" w:lineRule="auto"/>
-              <w:ind w:firstLine="0"/>
-              <w:rPr>
-                <w:sz w:val="20"/>
-                <w:szCs w:val="20"/>
-              </w:rPr>
-            </w:pPr>
-            <w:r>
-              <w:rPr>
-                <w:sz w:val="20"/>
-                <w:szCs w:val="20"/>
-              </w:rPr>
-              <w:t>Navigating</w:t>
-            </w:r>
-          </w:p>
-        </w:tc>
-        <w:tc>
-          <w:tcPr>
-            <w:tcW w:w="2280" w:type="dxa"/>
-            <w:vMerge w:val="restart"/>
-            <w:tcBorders>
-              <w:top w:val="nil"/>
-              <w:left w:val="nil"/>
-              <w:bottom w:val="nil"/>
-              <w:right w:val="nil"/>
-            </w:tcBorders>
-            <w:tcMar>
-              <w:top w:w="0" w:type="dxa"/>
-              <w:left w:w="100" w:type="dxa"/>
-              <w:bottom w:w="0" w:type="dxa"/>
-              <w:right w:w="100" w:type="dxa"/>
-            </w:tcMar>
-          </w:tcPr>
-          <w:p>
-            <w:pPr>
-              <w:spacing w:line="360" w:lineRule="auto"/>
-              <w:ind w:firstLine="0"/>
-              <w:rPr>
-                <w:sz w:val="20"/>
-                <w:szCs w:val="20"/>
-              </w:rPr>
-            </w:pPr>
-            <w:r>
-              <w:rPr>
-                <w:sz w:val="20"/>
-                <w:szCs w:val="20"/>
-              </w:rPr>
-              <w:t>Experiencing obstacles</w:t>
-            </w:r>
-          </w:p>
-        </w:tc>
-      </w:tr>
-      <w:tr>
-        <w:trPr>
-          <w:trHeight w:val="336"/>
-        </w:trPr>
-        <w:tc>
-          <w:tcPr>
-            <w:tcW w:w="4185" w:type="dxa"/>
-            <w:tcBorders>
-              <w:top w:val="nil"/>
-              <w:left w:val="nil"/>
-              <w:bottom w:val="nil"/>
-              <w:right w:val="nil"/>
-            </w:tcBorders>
-            <w:tcMar>
-              <w:top w:w="0" w:type="dxa"/>
-              <w:left w:w="100" w:type="dxa"/>
-              <w:bottom w:w="0" w:type="dxa"/>
-              <w:right w:w="100" w:type="dxa"/>
-            </w:tcMar>
-          </w:tcPr>
-          <w:p>
-            <w:pPr>
-              <w:spacing w:line="360" w:lineRule="auto"/>
-              <w:ind w:firstLine="0"/>
-              <w:rPr>
-                <w:sz w:val="20"/>
-                <w:szCs w:val="20"/>
-              </w:rPr>
-            </w:pPr>
-            <w:r>
-              <w:rPr>
-                <w:sz w:val="20"/>
-                <w:szCs w:val="20"/>
-              </w:rPr>
-              <w:t>Navigating restricting governance</w:t>
-            </w:r>
-          </w:p>
-        </w:tc>
-        <w:tc>
-          <w:tcPr>
-            <w:tcW w:w="2430" w:type="dxa"/>
-            <w:tcBorders>
-              <w:top w:val="nil"/>
-              <w:left w:val="nil"/>
-              <w:bottom w:val="nil"/>
-              <w:right w:val="nil"/>
-            </w:tcBorders>
-            <w:tcMar>
-              <w:top w:w="0" w:type="dxa"/>
-              <w:left w:w="100" w:type="dxa"/>
-              <w:bottom w:w="0" w:type="dxa"/>
-              <w:right w:w="100" w:type="dxa"/>
-            </w:tcMar>
-          </w:tcPr>
-          <w:p>
-            <w:pPr>
-              <w:spacing w:line="360" w:lineRule="auto"/>
-              <w:ind w:firstLine="0"/>
-              <w:rPr>
-                <w:sz w:val="20"/>
-                <w:szCs w:val="20"/>
-              </w:rPr>
-            </w:pPr>
-          </w:p>
-        </w:tc>
-        <w:tc>
-          <w:tcPr>
-            <w:tcW w:w="2280" w:type="dxa"/>
-            <w:vMerge/>
-            <w:tcBorders>
-              <w:top w:val="nil"/>
-              <w:left w:val="nil"/>
-              <w:bottom w:val="nil"/>
-              <w:right w:val="nil"/>
-            </w:tcBorders>
-            <w:tcMar>
-              <w:top w:w="0" w:type="dxa"/>
-              <w:left w:w="100" w:type="dxa"/>
-              <w:bottom w:w="0" w:type="dxa"/>
-              <w:right w:w="100" w:type="dxa"/>
-            </w:tcMar>
-          </w:tcPr>
-          <w:p>
-            <w:pPr>
-              <w:spacing w:line="240" w:lineRule="auto"/>
-              <w:ind w:firstLine="0"/>
-              <w:rPr>
-                <w:sz w:val="20"/>
-                <w:szCs w:val="20"/>
-              </w:rPr>
-            </w:pPr>
-          </w:p>
-        </w:tc>
-      </w:tr>
-      <w:tr>
-        <w:trPr>
-          <w:trHeight w:val="315"/>
-        </w:trPr>
-        <w:tc>
-          <w:tcPr>
-            <w:tcW w:w="4185" w:type="dxa"/>
-            <w:tcBorders>
-              <w:top w:val="nil"/>
-              <w:left w:val="nil"/>
-              <w:bottom w:val="nil"/>
-              <w:right w:val="nil"/>
-            </w:tcBorders>
-            <w:tcMar>
-              <w:top w:w="0" w:type="dxa"/>
-              <w:left w:w="100" w:type="dxa"/>
-              <w:bottom w:w="0" w:type="dxa"/>
-              <w:right w:w="100" w:type="dxa"/>
-            </w:tcMar>
-          </w:tcPr>
-          <w:p>
-            <w:pPr>
-              <w:spacing w:line="360" w:lineRule="auto"/>
-              <w:ind w:firstLine="0"/>
-              <w:rPr>
-                <w:sz w:val="20"/>
-                <w:szCs w:val="20"/>
-              </w:rPr>
-            </w:pPr>
-            <w:commentRangeStart w:id="167"/>
-            <w:r>
-              <w:rPr>
-                <w:sz w:val="20"/>
-                <w:szCs w:val="20"/>
-              </w:rPr>
-              <w:t>Analysing</w:t>
-            </w:r>
-            <w:commentRangeEnd w:id="167"/>
-            <w:r>
-              <w:rPr>
-                <w:rStyle w:val="CommentReference"/>
-                <w:sz w:val="20"/>
-                <w:szCs w:val="20"/>
-              </w:rPr>
-              <w:commentReference w:id="167"/>
-            </w:r>
-          </w:p>
-        </w:tc>
-        <w:tc>
-          <w:tcPr>
-            <w:tcW w:w="2430" w:type="dxa"/>
-            <w:tcBorders>
-              <w:top w:val="nil"/>
-              <w:left w:val="nil"/>
-              <w:bottom w:val="nil"/>
-              <w:right w:val="nil"/>
-            </w:tcBorders>
-            <w:tcMar>
-              <w:top w:w="0" w:type="dxa"/>
-              <w:left w:w="100" w:type="dxa"/>
-              <w:bottom w:w="0" w:type="dxa"/>
-              <w:right w:w="100" w:type="dxa"/>
-            </w:tcMar>
-          </w:tcPr>
-          <w:p>
-            <w:pPr>
-              <w:spacing w:line="360" w:lineRule="auto"/>
-              <w:ind w:firstLine="0"/>
-              <w:rPr>
-                <w:sz w:val="20"/>
-                <w:szCs w:val="20"/>
-              </w:rPr>
-            </w:pPr>
-            <w:r>
-              <w:rPr>
-                <w:sz w:val="20"/>
-                <w:szCs w:val="20"/>
-              </w:rPr>
-              <w:t>Analyzing</w:t>
-            </w:r>
-          </w:p>
-        </w:tc>
-        <w:tc>
-          <w:tcPr>
-            <w:tcW w:w="2280" w:type="dxa"/>
-            <w:tcBorders>
-              <w:top w:val="nil"/>
-              <w:left w:val="nil"/>
-              <w:bottom w:val="nil"/>
-              <w:right w:val="nil"/>
-            </w:tcBorders>
-            <w:tcMar>
-              <w:top w:w="0" w:type="dxa"/>
-              <w:left w:w="100" w:type="dxa"/>
-              <w:bottom w:w="0" w:type="dxa"/>
-              <w:right w:w="100" w:type="dxa"/>
-            </w:tcMar>
-          </w:tcPr>
-          <w:p>
-            <w:pPr>
-              <w:spacing w:line="360" w:lineRule="auto"/>
-              <w:ind w:firstLine="0"/>
-              <w:rPr>
-                <w:sz w:val="20"/>
-                <w:szCs w:val="20"/>
-              </w:rPr>
-            </w:pPr>
-            <w:r>
-              <w:rPr>
-                <w:sz w:val="20"/>
-                <w:szCs w:val="20"/>
-              </w:rPr>
-              <w:t>Applying Use Cases</w:t>
-            </w:r>
-          </w:p>
-        </w:tc>
-      </w:tr>
-      <w:tr>
-        <w:trPr>
-          <w:trHeight w:val="300"/>
-        </w:trPr>
-        <w:tc>
-          <w:tcPr>
-            <w:tcW w:w="4185" w:type="dxa"/>
-            <w:tcBorders>
-              <w:top w:val="nil"/>
-              <w:left w:val="nil"/>
-              <w:bottom w:val="nil"/>
-              <w:right w:val="nil"/>
-            </w:tcBorders>
-            <w:tcMar>
-              <w:top w:w="0" w:type="dxa"/>
-              <w:left w:w="100" w:type="dxa"/>
-              <w:bottom w:w="0" w:type="dxa"/>
-              <w:right w:w="100" w:type="dxa"/>
-            </w:tcMar>
-          </w:tcPr>
-          <w:p>
-            <w:pPr>
-              <w:spacing w:line="360" w:lineRule="auto"/>
-              <w:ind w:firstLine="0"/>
-              <w:rPr>
-                <w:sz w:val="20"/>
-                <w:szCs w:val="20"/>
-              </w:rPr>
-            </w:pPr>
-            <w:r>
-              <w:rPr>
-                <w:sz w:val="20"/>
-                <w:szCs w:val="20"/>
-              </w:rPr>
-              <w:t>Creating content</w:t>
-            </w:r>
-          </w:p>
-        </w:tc>
-        <w:tc>
-          <w:tcPr>
-            <w:tcW w:w="2430" w:type="dxa"/>
-            <w:tcBorders>
-              <w:top w:val="nil"/>
-              <w:left w:val="nil"/>
-              <w:bottom w:val="nil"/>
-              <w:right w:val="nil"/>
-            </w:tcBorders>
-            <w:tcMar>
-              <w:top w:w="0" w:type="dxa"/>
-              <w:left w:w="100" w:type="dxa"/>
-              <w:bottom w:w="0" w:type="dxa"/>
-              <w:right w:w="100" w:type="dxa"/>
-            </w:tcMar>
-          </w:tcPr>
-          <w:p>
-            <w:pPr>
-              <w:spacing w:line="360" w:lineRule="auto"/>
-              <w:ind w:firstLine="0"/>
-              <w:rPr>
-                <w:sz w:val="20"/>
-                <w:szCs w:val="20"/>
-              </w:rPr>
-            </w:pPr>
-            <w:r>
-              <w:rPr>
-                <w:sz w:val="20"/>
-                <w:szCs w:val="20"/>
-              </w:rPr>
-              <w:t>Guiding creation</w:t>
-            </w:r>
-          </w:p>
-        </w:tc>
-        <w:tc>
-          <w:tcPr>
-            <w:tcW w:w="2280" w:type="dxa"/>
-            <w:tcBorders>
-              <w:top w:val="nil"/>
-              <w:left w:val="nil"/>
-              <w:bottom w:val="nil"/>
-              <w:right w:val="nil"/>
-            </w:tcBorders>
-            <w:tcMar>
-              <w:top w:w="0" w:type="dxa"/>
-              <w:left w:w="100" w:type="dxa"/>
-              <w:bottom w:w="0" w:type="dxa"/>
-              <w:right w:w="100" w:type="dxa"/>
-            </w:tcMar>
-          </w:tcPr>
-          <w:p>
-            <w:pPr>
-              <w:spacing w:line="360" w:lineRule="auto"/>
-              <w:ind w:firstLine="0"/>
-              <w:rPr>
-                <w:sz w:val="20"/>
-                <w:szCs w:val="20"/>
-              </w:rPr>
-            </w:pPr>
-            <w:r>
-              <w:rPr>
-                <w:sz w:val="20"/>
-                <w:szCs w:val="20"/>
-              </w:rPr>
-              <w:t xml:space="preserve"> </w:t>
+                <w:color w:val="0A0A0A"/>
+                <w:sz w:val="21"/>
+                <w:szCs w:val="21"/>
+              </w:rPr>
+              <w:t>Aggregated</w:t>
             </w:r>
           </w:p>
         </w:tc>
@@ -14194,1195 +12332,160 @@
         </w:trPr>
         <w:tc>
           <w:tcPr>
-            <w:tcW w:w="4185" w:type="dxa"/>
+            <w:tcW w:w="6237" w:type="dxa"/>
             <w:tcBorders>
-              <w:top w:val="nil"/>
-              <w:left w:val="nil"/>
-              <w:bottom w:val="nil"/>
-              <w:right w:val="nil"/>
+              <w:top w:val="single" w:sz="8" w:space="0" w:color="auto"/>
             </w:tcBorders>
-            <w:tcMar>
-              <w:top w:w="0" w:type="dxa"/>
-              <w:left w:w="100" w:type="dxa"/>
-              <w:bottom w:w="0" w:type="dxa"/>
-              <w:right w:w="100" w:type="dxa"/>
-            </w:tcMar>
+            <w:hideMark/>
           </w:tcPr>
           <w:p>
             <w:pPr>
+              <w:pStyle w:val="NoSpacing"/>
               <w:spacing w:line="360" w:lineRule="auto"/>
-              <w:ind w:firstLine="0"/>
-              <w:rPr>
-                <w:sz w:val="20"/>
-                <w:szCs w:val="20"/>
+              <w:rPr>
+                <w:sz w:val="21"/>
+                <w:szCs w:val="21"/>
               </w:rPr>
             </w:pPr>
             <w:r>
               <w:rPr>
-                <w:sz w:val="20"/>
-                <w:szCs w:val="20"/>
-              </w:rPr>
-              <w:t>Controlling brand or messaging</w:t>
+                <w:rFonts w:cs="Segoe UI"/>
+                <w:color w:val="0A0A0A"/>
+                <w:sz w:val="21"/>
+                <w:szCs w:val="21"/>
+              </w:rPr>
+              <w:t>Observing AI's improvement &amp; potential; Observing increasing AI adoption</w:t>
             </w:r>
           </w:p>
         </w:tc>
         <w:tc>
           <w:tcPr>
-            <w:tcW w:w="2430" w:type="dxa"/>
+            <w:tcW w:w="1701" w:type="dxa"/>
             <w:tcBorders>
-              <w:top w:val="nil"/>
-              <w:left w:val="nil"/>
-              <w:bottom w:val="nil"/>
-              <w:right w:val="nil"/>
+              <w:top w:val="single" w:sz="8" w:space="0" w:color="auto"/>
             </w:tcBorders>
-            <w:tcMar>
-              <w:top w:w="0" w:type="dxa"/>
-              <w:left w:w="100" w:type="dxa"/>
-              <w:bottom w:w="0" w:type="dxa"/>
-              <w:right w:w="100" w:type="dxa"/>
-            </w:tcMar>
+            <w:hideMark/>
           </w:tcPr>
           <w:p>
             <w:pPr>
+              <w:pStyle w:val="NoSpacing"/>
               <w:spacing w:line="360" w:lineRule="auto"/>
-              <w:ind w:firstLine="0"/>
-              <w:rPr>
-                <w:sz w:val="20"/>
-                <w:szCs w:val="20"/>
+              <w:rPr>
+                <w:sz w:val="21"/>
+                <w:szCs w:val="21"/>
               </w:rPr>
             </w:pPr>
             <w:r>
               <w:rPr>
-                <w:sz w:val="20"/>
-                <w:szCs w:val="20"/>
-              </w:rPr>
-              <w:t xml:space="preserve"> </w:t>
+                <w:rFonts w:cs="Segoe UI"/>
+                <w:color w:val="0A0A0A"/>
+                <w:sz w:val="21"/>
+                <w:szCs w:val="21"/>
+              </w:rPr>
+              <w:t>Observing AI progression</w:t>
             </w:r>
           </w:p>
         </w:tc>
         <w:tc>
           <w:tcPr>
-            <w:tcW w:w="2280" w:type="dxa"/>
+            <w:tcW w:w="1676" w:type="dxa"/>
+            <w:gridSpan w:val="2"/>
             <w:tcBorders>
-              <w:top w:val="nil"/>
-              <w:left w:val="nil"/>
-              <w:bottom w:val="nil"/>
-              <w:right w:val="nil"/>
+              <w:top w:val="single" w:sz="8" w:space="0" w:color="auto"/>
             </w:tcBorders>
-            <w:tcMar>
-              <w:top w:w="0" w:type="dxa"/>
-              <w:left w:w="100" w:type="dxa"/>
-              <w:bottom w:w="0" w:type="dxa"/>
-              <w:right w:w="100" w:type="dxa"/>
-            </w:tcMar>
+            <w:hideMark/>
           </w:tcPr>
           <w:p>
             <w:pPr>
+              <w:pStyle w:val="NoSpacing"/>
               <w:spacing w:line="360" w:lineRule="auto"/>
-              <w:ind w:firstLine="0"/>
-              <w:rPr>
-                <w:sz w:val="20"/>
-                <w:szCs w:val="20"/>
+              <w:rPr>
+                <w:sz w:val="21"/>
+                <w:szCs w:val="21"/>
               </w:rPr>
             </w:pPr>
             <w:r>
               <w:rPr>
-                <w:sz w:val="20"/>
-                <w:szCs w:val="20"/>
-              </w:rPr>
-              <w:t xml:space="preserve"> </w:t>
+                <w:rStyle w:val="Strong"/>
+                <w:rFonts w:cs="Segoe UI"/>
+                <w:b w:val="0"/>
+                <w:bCs w:val="0"/>
+                <w:color w:val="0A0A0A"/>
+                <w:sz w:val="21"/>
+                <w:szCs w:val="21"/>
+              </w:rPr>
+              <w:t>Observing</w:t>
             </w:r>
           </w:p>
         </w:tc>
       </w:tr>
       <w:tr>
         <w:trPr>
-          <w:trHeight w:val="180"/>
+          <w:trHeight w:val="497"/>
         </w:trPr>
         <w:tc>
           <w:tcPr>
-            <w:tcW w:w="4185" w:type="dxa"/>
-            <w:tcBorders>
-              <w:top w:val="nil"/>
-              <w:left w:val="nil"/>
-              <w:bottom w:val="nil"/>
-              <w:right w:val="nil"/>
-            </w:tcBorders>
-            <w:tcMar>
-              <w:top w:w="0" w:type="dxa"/>
-              <w:left w:w="100" w:type="dxa"/>
-              <w:bottom w:w="0" w:type="dxa"/>
-              <w:right w:w="100" w:type="dxa"/>
-            </w:tcMar>
+            <w:tcW w:w="6237" w:type="dxa"/>
+            <w:hideMark/>
           </w:tcPr>
           <w:p>
             <w:pPr>
+              <w:pStyle w:val="NoSpacing"/>
               <w:spacing w:line="360" w:lineRule="auto"/>
-              <w:ind w:firstLine="0"/>
-              <w:rPr>
-                <w:sz w:val="20"/>
-                <w:szCs w:val="20"/>
+              <w:rPr>
+                <w:sz w:val="21"/>
+                <w:szCs w:val="21"/>
               </w:rPr>
             </w:pPr>
             <w:r>
               <w:rPr>
-                <w:sz w:val="20"/>
-                <w:szCs w:val="20"/>
-              </w:rPr>
-              <w:t>Developing or prototyping applications</w:t>
+                <w:rFonts w:cs="Segoe UI"/>
+                <w:color w:val="0A0A0A"/>
+                <w:sz w:val="21"/>
+                <w:szCs w:val="21"/>
+              </w:rPr>
+              <w:t>Observing competitor pressure; Observing changing consumer behavior; Observing the rise of agents of consumers</w:t>
             </w:r>
           </w:p>
         </w:tc>
         <w:tc>
           <w:tcPr>
-            <w:tcW w:w="2430" w:type="dxa"/>
-            <w:tcBorders>
-              <w:top w:val="nil"/>
-              <w:left w:val="nil"/>
-              <w:bottom w:val="nil"/>
-              <w:right w:val="nil"/>
-            </w:tcBorders>
-            <w:tcMar>
-              <w:top w:w="0" w:type="dxa"/>
-              <w:left w:w="100" w:type="dxa"/>
-              <w:bottom w:w="0" w:type="dxa"/>
-              <w:right w:w="100" w:type="dxa"/>
-            </w:tcMar>
+            <w:tcW w:w="1843" w:type="dxa"/>
+            <w:gridSpan w:val="2"/>
+            <w:hideMark/>
           </w:tcPr>
           <w:p>
             <w:pPr>
+              <w:pStyle w:val="NoSpacing"/>
               <w:spacing w:line="360" w:lineRule="auto"/>
-              <w:ind w:firstLine="0"/>
-              <w:rPr>
-                <w:sz w:val="20"/>
-                <w:szCs w:val="20"/>
+              <w:rPr>
+                <w:sz w:val="21"/>
+                <w:szCs w:val="21"/>
               </w:rPr>
             </w:pPr>
             <w:r>
               <w:rPr>
-                <w:sz w:val="20"/>
-                <w:szCs w:val="20"/>
-              </w:rPr>
-              <w:t xml:space="preserve"> </w:t>
+                <w:rFonts w:cs="Segoe UI"/>
+                <w:color w:val="0A0A0A"/>
+                <w:sz w:val="21"/>
+                <w:szCs w:val="21"/>
+              </w:rPr>
+              <w:t>Observing market pressure</w:t>
             </w:r>
           </w:p>
         </w:tc>
         <w:tc>
           <w:tcPr>
-            <w:tcW w:w="2280" w:type="dxa"/>
-            <w:tcBorders>
-              <w:top w:val="nil"/>
-              <w:left w:val="nil"/>
-              <w:bottom w:val="nil"/>
-              <w:right w:val="nil"/>
-            </w:tcBorders>
-            <w:tcMar>
-              <w:top w:w="0" w:type="dxa"/>
-              <w:left w:w="100" w:type="dxa"/>
-              <w:bottom w:w="0" w:type="dxa"/>
-              <w:right w:w="100" w:type="dxa"/>
-            </w:tcMar>
+            <w:tcW w:w="1534" w:type="dxa"/>
+            <w:hideMark/>
           </w:tcPr>
           <w:p>
             <w:pPr>
+              <w:pStyle w:val="NoSpacing"/>
               <w:spacing w:line="360" w:lineRule="auto"/>
-              <w:ind w:firstLine="0"/>
-              <w:rPr>
-                <w:sz w:val="20"/>
-                <w:szCs w:val="20"/>
-              </w:rPr>
-            </w:pPr>
-            <w:r>
-              <w:rPr>
-                <w:sz w:val="20"/>
-                <w:szCs w:val="20"/>
-              </w:rPr>
-              <w:t xml:space="preserve"> </w:t>
-            </w:r>
-          </w:p>
-        </w:tc>
-      </w:tr>
-      <w:tr>
-        <w:trPr>
-          <w:trHeight w:val="300"/>
-        </w:trPr>
-        <w:tc>
-          <w:tcPr>
-            <w:tcW w:w="4185" w:type="dxa"/>
-            <w:tcBorders>
-              <w:top w:val="nil"/>
-              <w:left w:val="nil"/>
-              <w:bottom w:val="nil"/>
-              <w:right w:val="nil"/>
-            </w:tcBorders>
-            <w:tcMar>
-              <w:top w:w="0" w:type="dxa"/>
-              <w:left w:w="100" w:type="dxa"/>
-              <w:bottom w:w="0" w:type="dxa"/>
-              <w:right w:w="100" w:type="dxa"/>
-            </w:tcMar>
-          </w:tcPr>
-          <w:p>
-            <w:pPr>
-              <w:spacing w:line="360" w:lineRule="auto"/>
-              <w:ind w:firstLine="0"/>
-              <w:rPr>
-                <w:sz w:val="20"/>
-                <w:szCs w:val="20"/>
-              </w:rPr>
-            </w:pPr>
-            <w:r>
-              <w:rPr>
-                <w:sz w:val="20"/>
-                <w:szCs w:val="20"/>
-              </w:rPr>
-              <w:t>Automating processes</w:t>
-            </w:r>
-          </w:p>
-        </w:tc>
-        <w:tc>
-          <w:tcPr>
-            <w:tcW w:w="2430" w:type="dxa"/>
-            <w:tcBorders>
-              <w:top w:val="nil"/>
-              <w:left w:val="nil"/>
-              <w:bottom w:val="nil"/>
-              <w:right w:val="nil"/>
-            </w:tcBorders>
-            <w:tcMar>
-              <w:top w:w="0" w:type="dxa"/>
-              <w:left w:w="100" w:type="dxa"/>
-              <w:bottom w:w="0" w:type="dxa"/>
-              <w:right w:w="100" w:type="dxa"/>
-            </w:tcMar>
-          </w:tcPr>
-          <w:p>
-            <w:pPr>
-              <w:spacing w:line="360" w:lineRule="auto"/>
-              <w:ind w:firstLine="0"/>
-              <w:rPr>
-                <w:sz w:val="20"/>
-                <w:szCs w:val="20"/>
-              </w:rPr>
-            </w:pPr>
-            <w:r>
-              <w:rPr>
-                <w:sz w:val="20"/>
-                <w:szCs w:val="20"/>
-              </w:rPr>
-              <w:t>Guiding automation</w:t>
-            </w:r>
-          </w:p>
-        </w:tc>
-        <w:tc>
-          <w:tcPr>
-            <w:tcW w:w="2280" w:type="dxa"/>
-            <w:tcBorders>
-              <w:top w:val="nil"/>
-              <w:left w:val="nil"/>
-              <w:bottom w:val="nil"/>
-              <w:right w:val="nil"/>
-            </w:tcBorders>
-            <w:tcMar>
-              <w:top w:w="0" w:type="dxa"/>
-              <w:left w:w="100" w:type="dxa"/>
-              <w:bottom w:w="0" w:type="dxa"/>
-              <w:right w:w="100" w:type="dxa"/>
-            </w:tcMar>
-          </w:tcPr>
-          <w:p>
-            <w:pPr>
-              <w:spacing w:line="360" w:lineRule="auto"/>
-              <w:ind w:firstLine="0"/>
-              <w:rPr>
-                <w:sz w:val="20"/>
-                <w:szCs w:val="20"/>
-              </w:rPr>
-            </w:pPr>
-            <w:r>
-              <w:rPr>
-                <w:sz w:val="20"/>
-                <w:szCs w:val="20"/>
-              </w:rPr>
-              <w:t xml:space="preserve"> </w:t>
-            </w:r>
-          </w:p>
-        </w:tc>
-      </w:tr>
-      <w:tr>
-        <w:trPr>
-          <w:trHeight w:val="600"/>
-        </w:trPr>
-        <w:tc>
-          <w:tcPr>
-            <w:tcW w:w="4185" w:type="dxa"/>
-            <w:tcBorders>
-              <w:top w:val="nil"/>
-              <w:left w:val="nil"/>
-              <w:bottom w:val="nil"/>
-              <w:right w:val="nil"/>
-            </w:tcBorders>
-            <w:tcMar>
-              <w:top w:w="0" w:type="dxa"/>
-              <w:left w:w="100" w:type="dxa"/>
-              <w:bottom w:w="0" w:type="dxa"/>
-              <w:right w:w="100" w:type="dxa"/>
-            </w:tcMar>
-          </w:tcPr>
-          <w:p>
-            <w:pPr>
-              <w:spacing w:line="360" w:lineRule="auto"/>
-              <w:ind w:firstLine="0"/>
-              <w:rPr>
-                <w:sz w:val="20"/>
-                <w:szCs w:val="20"/>
-              </w:rPr>
-            </w:pPr>
-            <w:r>
-              <w:rPr>
-                <w:sz w:val="20"/>
-                <w:szCs w:val="20"/>
-              </w:rPr>
-              <w:t>Using agents for general purpose knowledge work</w:t>
-            </w:r>
-          </w:p>
-        </w:tc>
-        <w:tc>
-          <w:tcPr>
-            <w:tcW w:w="2430" w:type="dxa"/>
-            <w:tcBorders>
-              <w:top w:val="nil"/>
-              <w:left w:val="nil"/>
-              <w:bottom w:val="nil"/>
-              <w:right w:val="nil"/>
-            </w:tcBorders>
-            <w:tcMar>
-              <w:top w:w="0" w:type="dxa"/>
-              <w:left w:w="100" w:type="dxa"/>
-              <w:bottom w:w="0" w:type="dxa"/>
-              <w:right w:w="100" w:type="dxa"/>
-            </w:tcMar>
-          </w:tcPr>
-          <w:p>
-            <w:pPr>
-              <w:spacing w:line="360" w:lineRule="auto"/>
-              <w:ind w:firstLine="0"/>
-              <w:rPr>
-                <w:sz w:val="20"/>
-                <w:szCs w:val="20"/>
-              </w:rPr>
-            </w:pPr>
-            <w:r>
-              <w:rPr>
-                <w:sz w:val="20"/>
-                <w:szCs w:val="20"/>
-              </w:rPr>
-              <w:t xml:space="preserve"> </w:t>
-            </w:r>
-          </w:p>
-        </w:tc>
-        <w:tc>
-          <w:tcPr>
-            <w:tcW w:w="2280" w:type="dxa"/>
-            <w:tcBorders>
-              <w:top w:val="nil"/>
-              <w:left w:val="nil"/>
-              <w:bottom w:val="nil"/>
-              <w:right w:val="nil"/>
-            </w:tcBorders>
-            <w:tcMar>
-              <w:top w:w="0" w:type="dxa"/>
-              <w:left w:w="100" w:type="dxa"/>
-              <w:bottom w:w="0" w:type="dxa"/>
-              <w:right w:w="100" w:type="dxa"/>
-            </w:tcMar>
-          </w:tcPr>
-          <w:p>
-            <w:pPr>
-              <w:spacing w:line="360" w:lineRule="auto"/>
-              <w:ind w:firstLine="0"/>
-              <w:rPr>
-                <w:sz w:val="20"/>
-                <w:szCs w:val="20"/>
-              </w:rPr>
-            </w:pPr>
-            <w:r>
-              <w:rPr>
-                <w:sz w:val="20"/>
-                <w:szCs w:val="20"/>
-              </w:rPr>
-              <w:t xml:space="preserve"> </w:t>
-            </w:r>
-          </w:p>
-        </w:tc>
-      </w:tr>
-      <w:tr>
-        <w:trPr>
-          <w:trHeight w:val="195"/>
-        </w:trPr>
-        <w:tc>
-          <w:tcPr>
-            <w:tcW w:w="4185" w:type="dxa"/>
-            <w:tcBorders>
-              <w:top w:val="nil"/>
-              <w:left w:val="nil"/>
-              <w:bottom w:val="nil"/>
-              <w:right w:val="nil"/>
-            </w:tcBorders>
-            <w:tcMar>
-              <w:top w:w="0" w:type="dxa"/>
-              <w:left w:w="100" w:type="dxa"/>
-              <w:bottom w:w="0" w:type="dxa"/>
-              <w:right w:w="100" w:type="dxa"/>
-            </w:tcMar>
-          </w:tcPr>
-          <w:p>
-            <w:pPr>
-              <w:spacing w:line="360" w:lineRule="auto"/>
-              <w:ind w:firstLine="0"/>
-              <w:rPr>
-                <w:sz w:val="20"/>
-                <w:szCs w:val="20"/>
-              </w:rPr>
-            </w:pPr>
-            <w:r>
-              <w:rPr>
-                <w:sz w:val="20"/>
-                <w:szCs w:val="20"/>
-              </w:rPr>
-              <w:t>Optimizing &amp; personalizing</w:t>
-            </w:r>
-          </w:p>
-        </w:tc>
-        <w:tc>
-          <w:tcPr>
-            <w:tcW w:w="2430" w:type="dxa"/>
-            <w:tcBorders>
-              <w:top w:val="nil"/>
-              <w:left w:val="nil"/>
-              <w:bottom w:val="nil"/>
-              <w:right w:val="nil"/>
-            </w:tcBorders>
-            <w:tcMar>
-              <w:top w:w="0" w:type="dxa"/>
-              <w:left w:w="100" w:type="dxa"/>
-              <w:bottom w:w="0" w:type="dxa"/>
-              <w:right w:w="100" w:type="dxa"/>
-            </w:tcMar>
-          </w:tcPr>
-          <w:p>
-            <w:pPr>
-              <w:spacing w:line="360" w:lineRule="auto"/>
-              <w:ind w:firstLine="0"/>
-              <w:rPr>
-                <w:sz w:val="20"/>
-                <w:szCs w:val="20"/>
-              </w:rPr>
-            </w:pPr>
-            <w:r>
-              <w:rPr>
-                <w:sz w:val="20"/>
-                <w:szCs w:val="20"/>
-              </w:rPr>
-              <w:t xml:space="preserve"> </w:t>
-            </w:r>
-          </w:p>
-        </w:tc>
-        <w:tc>
-          <w:tcPr>
-            <w:tcW w:w="2280" w:type="dxa"/>
-            <w:tcBorders>
-              <w:top w:val="nil"/>
-              <w:left w:val="nil"/>
-              <w:bottom w:val="nil"/>
-              <w:right w:val="nil"/>
-            </w:tcBorders>
-            <w:tcMar>
-              <w:top w:w="0" w:type="dxa"/>
-              <w:left w:w="100" w:type="dxa"/>
-              <w:bottom w:w="0" w:type="dxa"/>
-              <w:right w:w="100" w:type="dxa"/>
-            </w:tcMar>
-          </w:tcPr>
-          <w:p>
-            <w:pPr>
-              <w:spacing w:line="360" w:lineRule="auto"/>
-              <w:ind w:firstLine="0"/>
-              <w:rPr>
-                <w:sz w:val="20"/>
-                <w:szCs w:val="20"/>
-              </w:rPr>
-            </w:pPr>
-            <w:r>
-              <w:rPr>
-                <w:sz w:val="20"/>
-                <w:szCs w:val="20"/>
-              </w:rPr>
-              <w:t xml:space="preserve"> </w:t>
-            </w:r>
-          </w:p>
-        </w:tc>
-      </w:tr>
-      <w:tr>
-        <w:trPr>
-          <w:trHeight w:val="225"/>
-        </w:trPr>
-        <w:tc>
-          <w:tcPr>
-            <w:tcW w:w="4185" w:type="dxa"/>
-            <w:tcBorders>
-              <w:top w:val="nil"/>
-              <w:left w:val="nil"/>
-              <w:bottom w:val="nil"/>
-              <w:right w:val="nil"/>
-            </w:tcBorders>
-            <w:tcMar>
-              <w:top w:w="0" w:type="dxa"/>
-              <w:left w:w="100" w:type="dxa"/>
-              <w:bottom w:w="0" w:type="dxa"/>
-              <w:right w:w="100" w:type="dxa"/>
-            </w:tcMar>
-          </w:tcPr>
-          <w:p>
-            <w:pPr>
-              <w:spacing w:line="360" w:lineRule="auto"/>
-              <w:ind w:firstLine="0"/>
-              <w:rPr>
-                <w:sz w:val="20"/>
-                <w:szCs w:val="20"/>
-              </w:rPr>
-            </w:pPr>
-            <w:r>
-              <w:rPr>
-                <w:sz w:val="20"/>
-                <w:szCs w:val="20"/>
-              </w:rPr>
-              <w:t>Creating agents that assist customer</w:t>
-            </w:r>
-          </w:p>
-        </w:tc>
-        <w:tc>
-          <w:tcPr>
-            <w:tcW w:w="2430" w:type="dxa"/>
-            <w:tcBorders>
-              <w:top w:val="nil"/>
-              <w:left w:val="nil"/>
-              <w:bottom w:val="nil"/>
-              <w:right w:val="nil"/>
-            </w:tcBorders>
-            <w:tcMar>
-              <w:top w:w="0" w:type="dxa"/>
-              <w:left w:w="100" w:type="dxa"/>
-              <w:bottom w:w="0" w:type="dxa"/>
-              <w:right w:w="100" w:type="dxa"/>
-            </w:tcMar>
-          </w:tcPr>
-          <w:p>
-            <w:pPr>
-              <w:spacing w:line="360" w:lineRule="auto"/>
-              <w:ind w:firstLine="0"/>
-              <w:rPr>
-                <w:sz w:val="20"/>
-                <w:szCs w:val="20"/>
-              </w:rPr>
-            </w:pPr>
-            <w:r>
-              <w:rPr>
-                <w:sz w:val="20"/>
-                <w:szCs w:val="20"/>
-              </w:rPr>
-              <w:t xml:space="preserve"> </w:t>
-            </w:r>
-          </w:p>
-        </w:tc>
-        <w:tc>
-          <w:tcPr>
-            <w:tcW w:w="2280" w:type="dxa"/>
-            <w:tcBorders>
-              <w:top w:val="nil"/>
-              <w:left w:val="nil"/>
-              <w:bottom w:val="nil"/>
-              <w:right w:val="nil"/>
-            </w:tcBorders>
-            <w:tcMar>
-              <w:top w:w="0" w:type="dxa"/>
-              <w:left w:w="100" w:type="dxa"/>
-              <w:bottom w:w="0" w:type="dxa"/>
-              <w:right w:w="100" w:type="dxa"/>
-            </w:tcMar>
-          </w:tcPr>
-          <w:p>
-            <w:pPr>
-              <w:spacing w:line="360" w:lineRule="auto"/>
-              <w:ind w:firstLine="0"/>
-              <w:rPr>
-                <w:sz w:val="20"/>
-                <w:szCs w:val="20"/>
-              </w:rPr>
-            </w:pPr>
-            <w:r>
-              <w:rPr>
-                <w:sz w:val="20"/>
-                <w:szCs w:val="20"/>
-              </w:rPr>
-              <w:t xml:space="preserve"> </w:t>
-            </w:r>
-          </w:p>
-        </w:tc>
-      </w:tr>
-      <w:tr>
-        <w:trPr>
-          <w:trHeight w:val="300"/>
-        </w:trPr>
-        <w:tc>
-          <w:tcPr>
-            <w:tcW w:w="4185" w:type="dxa"/>
-            <w:tcBorders>
-              <w:top w:val="nil"/>
-              <w:left w:val="nil"/>
-              <w:bottom w:val="nil"/>
-              <w:right w:val="nil"/>
-            </w:tcBorders>
-            <w:tcMar>
-              <w:top w:w="0" w:type="dxa"/>
-              <w:left w:w="100" w:type="dxa"/>
-              <w:bottom w:w="0" w:type="dxa"/>
-              <w:right w:w="100" w:type="dxa"/>
-            </w:tcMar>
-          </w:tcPr>
-          <w:p>
-            <w:pPr>
-              <w:spacing w:line="360" w:lineRule="auto"/>
-              <w:ind w:firstLine="0"/>
-              <w:rPr>
-                <w:sz w:val="20"/>
-                <w:szCs w:val="20"/>
-              </w:rPr>
-            </w:pPr>
-            <w:r>
-              <w:rPr>
-                <w:sz w:val="20"/>
-                <w:szCs w:val="20"/>
-              </w:rPr>
-              <w:t>Using integrations</w:t>
-            </w:r>
-          </w:p>
-        </w:tc>
-        <w:tc>
-          <w:tcPr>
-            <w:tcW w:w="2430" w:type="dxa"/>
-            <w:tcBorders>
-              <w:top w:val="nil"/>
-              <w:left w:val="nil"/>
-              <w:bottom w:val="nil"/>
-              <w:right w:val="nil"/>
-            </w:tcBorders>
-            <w:tcMar>
-              <w:top w:w="0" w:type="dxa"/>
-              <w:left w:w="100" w:type="dxa"/>
-              <w:bottom w:w="0" w:type="dxa"/>
-              <w:right w:w="100" w:type="dxa"/>
-            </w:tcMar>
-          </w:tcPr>
-          <w:p>
-            <w:pPr>
-              <w:spacing w:line="360" w:lineRule="auto"/>
-              <w:ind w:firstLine="0"/>
-              <w:rPr>
-                <w:sz w:val="20"/>
-                <w:szCs w:val="20"/>
-              </w:rPr>
-            </w:pPr>
-            <w:commentRangeStart w:id="168"/>
-            <w:r>
-              <w:rPr>
-                <w:sz w:val="20"/>
-                <w:szCs w:val="20"/>
-              </w:rPr>
-              <w:t>Using features</w:t>
-            </w:r>
-            <w:commentRangeEnd w:id="168"/>
-            <w:r>
-              <w:rPr>
-                <w:rStyle w:val="CommentReference"/>
-                <w:sz w:val="20"/>
-                <w:szCs w:val="20"/>
-              </w:rPr>
-              <w:commentReference w:id="168"/>
-            </w:r>
-          </w:p>
-        </w:tc>
-        <w:tc>
-          <w:tcPr>
-            <w:tcW w:w="2280" w:type="dxa"/>
-            <w:tcBorders>
-              <w:top w:val="nil"/>
-              <w:left w:val="nil"/>
-              <w:bottom w:val="nil"/>
-              <w:right w:val="nil"/>
-            </w:tcBorders>
-            <w:tcMar>
-              <w:top w:w="0" w:type="dxa"/>
-              <w:left w:w="100" w:type="dxa"/>
-              <w:bottom w:w="0" w:type="dxa"/>
-              <w:right w:w="100" w:type="dxa"/>
-            </w:tcMar>
-          </w:tcPr>
-          <w:p>
-            <w:pPr>
-              <w:spacing w:line="360" w:lineRule="auto"/>
-              <w:ind w:firstLine="0"/>
-              <w:rPr>
-                <w:sz w:val="20"/>
-                <w:szCs w:val="20"/>
-              </w:rPr>
-            </w:pPr>
-            <w:r>
-              <w:rPr>
-                <w:sz w:val="20"/>
-                <w:szCs w:val="20"/>
-              </w:rPr>
-              <w:t xml:space="preserve"> </w:t>
-            </w:r>
-          </w:p>
-        </w:tc>
-      </w:tr>
-      <w:tr>
-        <w:trPr>
-          <w:trHeight w:val="345"/>
-        </w:trPr>
-        <w:tc>
-          <w:tcPr>
-            <w:tcW w:w="4185" w:type="dxa"/>
-            <w:tcBorders>
-              <w:top w:val="nil"/>
-              <w:left w:val="nil"/>
-              <w:bottom w:val="nil"/>
-              <w:right w:val="nil"/>
-            </w:tcBorders>
-            <w:tcMar>
-              <w:top w:w="0" w:type="dxa"/>
-              <w:left w:w="100" w:type="dxa"/>
-              <w:bottom w:w="0" w:type="dxa"/>
-              <w:right w:w="100" w:type="dxa"/>
-            </w:tcMar>
-          </w:tcPr>
-          <w:p>
-            <w:pPr>
-              <w:spacing w:line="360" w:lineRule="auto"/>
-              <w:ind w:firstLine="0"/>
-              <w:rPr>
-                <w:sz w:val="20"/>
-                <w:szCs w:val="20"/>
-              </w:rPr>
-            </w:pPr>
-            <w:r>
-              <w:rPr>
-                <w:sz w:val="20"/>
-                <w:szCs w:val="20"/>
-              </w:rPr>
-              <w:t>Using ability to ingest data and other context</w:t>
-            </w:r>
-          </w:p>
-        </w:tc>
-        <w:tc>
-          <w:tcPr>
-            <w:tcW w:w="2430" w:type="dxa"/>
-            <w:tcBorders>
-              <w:top w:val="nil"/>
-              <w:left w:val="nil"/>
-              <w:bottom w:val="nil"/>
-              <w:right w:val="nil"/>
-            </w:tcBorders>
-            <w:tcMar>
-              <w:top w:w="0" w:type="dxa"/>
-              <w:left w:w="100" w:type="dxa"/>
-              <w:bottom w:w="0" w:type="dxa"/>
-              <w:right w:w="100" w:type="dxa"/>
-            </w:tcMar>
-          </w:tcPr>
-          <w:p>
-            <w:pPr>
-              <w:spacing w:line="360" w:lineRule="auto"/>
-              <w:ind w:firstLine="0"/>
-              <w:rPr>
-                <w:sz w:val="20"/>
-                <w:szCs w:val="20"/>
-              </w:rPr>
-            </w:pPr>
-            <w:r>
-              <w:rPr>
-                <w:sz w:val="20"/>
-                <w:szCs w:val="20"/>
-              </w:rPr>
-              <w:t xml:space="preserve"> </w:t>
-            </w:r>
-          </w:p>
-        </w:tc>
-        <w:tc>
-          <w:tcPr>
-            <w:tcW w:w="2280" w:type="dxa"/>
-            <w:tcBorders>
-              <w:top w:val="nil"/>
-              <w:left w:val="nil"/>
-              <w:bottom w:val="nil"/>
-              <w:right w:val="nil"/>
-            </w:tcBorders>
-            <w:tcMar>
-              <w:top w:w="0" w:type="dxa"/>
-              <w:left w:w="100" w:type="dxa"/>
-              <w:bottom w:w="0" w:type="dxa"/>
-              <w:right w:w="100" w:type="dxa"/>
-            </w:tcMar>
-          </w:tcPr>
-          <w:p>
-            <w:pPr>
-              <w:spacing w:line="360" w:lineRule="auto"/>
-              <w:ind w:firstLine="0"/>
-              <w:rPr>
-                <w:sz w:val="20"/>
-                <w:szCs w:val="20"/>
-              </w:rPr>
-            </w:pPr>
-            <w:r>
-              <w:rPr>
-                <w:sz w:val="20"/>
-                <w:szCs w:val="20"/>
-              </w:rPr>
-              <w:t xml:space="preserve"> </w:t>
-            </w:r>
-          </w:p>
-        </w:tc>
-      </w:tr>
-      <w:tr>
-        <w:trPr>
-          <w:trHeight w:val="300"/>
-        </w:trPr>
-        <w:tc>
-          <w:tcPr>
-            <w:tcW w:w="4185" w:type="dxa"/>
-            <w:tcBorders>
-              <w:top w:val="nil"/>
-              <w:left w:val="nil"/>
-              <w:bottom w:val="nil"/>
-              <w:right w:val="nil"/>
-            </w:tcBorders>
-            <w:tcMar>
-              <w:top w:w="0" w:type="dxa"/>
-              <w:left w:w="100" w:type="dxa"/>
-              <w:bottom w:w="0" w:type="dxa"/>
-              <w:right w:w="100" w:type="dxa"/>
-            </w:tcMar>
-          </w:tcPr>
-          <w:p>
-            <w:pPr>
-              <w:spacing w:line="360" w:lineRule="auto"/>
-              <w:ind w:firstLine="0"/>
-              <w:rPr>
-                <w:sz w:val="20"/>
-                <w:szCs w:val="20"/>
-              </w:rPr>
-            </w:pPr>
-            <w:r>
-              <w:rPr>
-                <w:sz w:val="20"/>
-                <w:szCs w:val="20"/>
-              </w:rPr>
-              <w:t xml:space="preserve">Gaining increased </w:t>
-            </w:r>
-            <w:commentRangeStart w:id="169"/>
-            <w:r>
-              <w:rPr>
-                <w:sz w:val="20"/>
-                <w:szCs w:val="20"/>
-              </w:rPr>
-              <w:t>efficiency</w:t>
-            </w:r>
-            <w:commentRangeEnd w:id="169"/>
-            <w:r>
-              <w:rPr>
-                <w:rStyle w:val="CommentReference"/>
-                <w:sz w:val="20"/>
-                <w:szCs w:val="20"/>
-              </w:rPr>
-              <w:commentReference w:id="169"/>
-            </w:r>
-          </w:p>
-        </w:tc>
-        <w:tc>
-          <w:tcPr>
-            <w:tcW w:w="2430" w:type="dxa"/>
-            <w:tcBorders>
-              <w:top w:val="nil"/>
-              <w:left w:val="nil"/>
-              <w:bottom w:val="nil"/>
-              <w:right w:val="nil"/>
-            </w:tcBorders>
-            <w:tcMar>
-              <w:top w:w="0" w:type="dxa"/>
-              <w:left w:w="100" w:type="dxa"/>
-              <w:bottom w:w="0" w:type="dxa"/>
-              <w:right w:w="100" w:type="dxa"/>
-            </w:tcMar>
-          </w:tcPr>
-          <w:p>
-            <w:pPr>
-              <w:spacing w:line="360" w:lineRule="auto"/>
-              <w:ind w:firstLine="0"/>
-              <w:rPr>
-                <w:sz w:val="20"/>
-                <w:szCs w:val="20"/>
-              </w:rPr>
-            </w:pPr>
-            <w:r>
-              <w:rPr>
-                <w:sz w:val="20"/>
-                <w:szCs w:val="20"/>
-              </w:rPr>
-              <w:t>Gaining benefits</w:t>
-            </w:r>
-          </w:p>
-        </w:tc>
-        <w:tc>
-          <w:tcPr>
-            <w:tcW w:w="2280" w:type="dxa"/>
-            <w:tcBorders>
-              <w:top w:val="nil"/>
-              <w:left w:val="nil"/>
-              <w:bottom w:val="nil"/>
-              <w:right w:val="nil"/>
-            </w:tcBorders>
-            <w:tcMar>
-              <w:top w:w="0" w:type="dxa"/>
-              <w:left w:w="100" w:type="dxa"/>
-              <w:bottom w:w="0" w:type="dxa"/>
-              <w:right w:w="100" w:type="dxa"/>
-            </w:tcMar>
-          </w:tcPr>
-          <w:p>
-            <w:pPr>
-              <w:spacing w:line="360" w:lineRule="auto"/>
-              <w:ind w:firstLine="0"/>
-              <w:rPr>
-                <w:sz w:val="20"/>
-                <w:szCs w:val="20"/>
-              </w:rPr>
-            </w:pPr>
-            <w:r>
-              <w:rPr>
-                <w:sz w:val="20"/>
-                <w:szCs w:val="20"/>
-              </w:rPr>
-              <w:t>Obtaining outcomes</w:t>
-            </w:r>
-          </w:p>
-        </w:tc>
-      </w:tr>
-      <w:tr>
-        <w:trPr>
-          <w:trHeight w:val="240"/>
-        </w:trPr>
-        <w:tc>
-          <w:tcPr>
-            <w:tcW w:w="4185" w:type="dxa"/>
-            <w:tcBorders>
-              <w:top w:val="nil"/>
-              <w:left w:val="nil"/>
-              <w:bottom w:val="nil"/>
-              <w:right w:val="nil"/>
-            </w:tcBorders>
-            <w:tcMar>
-              <w:top w:w="0" w:type="dxa"/>
-              <w:left w:w="100" w:type="dxa"/>
-              <w:bottom w:w="0" w:type="dxa"/>
-              <w:right w:w="100" w:type="dxa"/>
-            </w:tcMar>
-          </w:tcPr>
-          <w:p>
-            <w:pPr>
-              <w:spacing w:line="360" w:lineRule="auto"/>
-              <w:ind w:firstLine="0"/>
-              <w:rPr>
-                <w:sz w:val="20"/>
-                <w:szCs w:val="20"/>
-              </w:rPr>
-            </w:pPr>
-            <w:r>
-              <w:rPr>
-                <w:sz w:val="20"/>
-                <w:szCs w:val="20"/>
-              </w:rPr>
-              <w:t>Gaining improved quality of output</w:t>
-            </w:r>
-          </w:p>
-        </w:tc>
-        <w:tc>
-          <w:tcPr>
-            <w:tcW w:w="2430" w:type="dxa"/>
-            <w:tcBorders>
-              <w:top w:val="nil"/>
-              <w:left w:val="nil"/>
-              <w:bottom w:val="nil"/>
-              <w:right w:val="nil"/>
-            </w:tcBorders>
-            <w:tcMar>
-              <w:top w:w="0" w:type="dxa"/>
-              <w:left w:w="100" w:type="dxa"/>
-              <w:bottom w:w="0" w:type="dxa"/>
-              <w:right w:w="100" w:type="dxa"/>
-            </w:tcMar>
-          </w:tcPr>
-          <w:p>
-            <w:pPr>
-              <w:spacing w:line="360" w:lineRule="auto"/>
-              <w:ind w:firstLine="0"/>
-              <w:rPr>
-                <w:sz w:val="20"/>
-                <w:szCs w:val="20"/>
-              </w:rPr>
-            </w:pPr>
-            <w:r>
-              <w:rPr>
-                <w:sz w:val="20"/>
-                <w:szCs w:val="20"/>
-              </w:rPr>
-              <w:t xml:space="preserve"> </w:t>
-            </w:r>
-          </w:p>
-        </w:tc>
-        <w:tc>
-          <w:tcPr>
-            <w:tcW w:w="2280" w:type="dxa"/>
-            <w:tcBorders>
-              <w:top w:val="nil"/>
-              <w:left w:val="nil"/>
-              <w:bottom w:val="nil"/>
-              <w:right w:val="nil"/>
-            </w:tcBorders>
-            <w:tcMar>
-              <w:top w:w="0" w:type="dxa"/>
-              <w:left w:w="100" w:type="dxa"/>
-              <w:bottom w:w="0" w:type="dxa"/>
-              <w:right w:w="100" w:type="dxa"/>
-            </w:tcMar>
-          </w:tcPr>
-          <w:p>
-            <w:pPr>
-              <w:spacing w:line="360" w:lineRule="auto"/>
-              <w:ind w:firstLine="0"/>
-              <w:rPr>
-                <w:sz w:val="20"/>
-                <w:szCs w:val="20"/>
-              </w:rPr>
-            </w:pPr>
-            <w:r>
-              <w:rPr>
-                <w:sz w:val="20"/>
-                <w:szCs w:val="20"/>
-              </w:rPr>
-              <w:t xml:space="preserve"> </w:t>
-            </w:r>
-          </w:p>
-        </w:tc>
-      </w:tr>
-      <w:tr>
-        <w:trPr>
-          <w:trHeight w:val="240"/>
-        </w:trPr>
-        <w:tc>
-          <w:tcPr>
-            <w:tcW w:w="4185" w:type="dxa"/>
-            <w:tcBorders>
-              <w:top w:val="nil"/>
-              <w:left w:val="nil"/>
-              <w:bottom w:val="nil"/>
-              <w:right w:val="nil"/>
-            </w:tcBorders>
-            <w:tcMar>
-              <w:top w:w="0" w:type="dxa"/>
-              <w:left w:w="100" w:type="dxa"/>
-              <w:bottom w:w="0" w:type="dxa"/>
-              <w:right w:w="100" w:type="dxa"/>
-            </w:tcMar>
-          </w:tcPr>
-          <w:p>
-            <w:pPr>
-              <w:spacing w:line="360" w:lineRule="auto"/>
-              <w:ind w:firstLine="0"/>
-              <w:rPr>
-                <w:sz w:val="20"/>
-                <w:szCs w:val="20"/>
-              </w:rPr>
-            </w:pPr>
-            <w:commentRangeStart w:id="170"/>
-            <w:r>
-              <w:rPr>
-                <w:sz w:val="20"/>
-                <w:szCs w:val="20"/>
-              </w:rPr>
-              <w:t>Gaining novel capabilities</w:t>
-            </w:r>
-            <w:commentRangeEnd w:id="170"/>
-            <w:r>
-              <w:rPr>
-                <w:rStyle w:val="CommentReference"/>
-                <w:sz w:val="20"/>
-                <w:szCs w:val="20"/>
-              </w:rPr>
-              <w:commentReference w:id="170"/>
-            </w:r>
-          </w:p>
-        </w:tc>
-        <w:tc>
-          <w:tcPr>
-            <w:tcW w:w="2430" w:type="dxa"/>
-            <w:tcBorders>
-              <w:top w:val="nil"/>
-              <w:left w:val="nil"/>
-              <w:bottom w:val="nil"/>
-              <w:right w:val="nil"/>
-            </w:tcBorders>
-            <w:tcMar>
-              <w:top w:w="0" w:type="dxa"/>
-              <w:left w:w="100" w:type="dxa"/>
-              <w:bottom w:w="0" w:type="dxa"/>
-              <w:right w:w="100" w:type="dxa"/>
-            </w:tcMar>
-          </w:tcPr>
-          <w:p>
-            <w:pPr>
-              <w:spacing w:line="360" w:lineRule="auto"/>
-              <w:ind w:firstLine="0"/>
-              <w:rPr>
-                <w:sz w:val="20"/>
-                <w:szCs w:val="20"/>
-              </w:rPr>
-            </w:pPr>
-          </w:p>
-        </w:tc>
-        <w:tc>
-          <w:tcPr>
-            <w:tcW w:w="2280" w:type="dxa"/>
-            <w:tcBorders>
-              <w:top w:val="nil"/>
-              <w:left w:val="nil"/>
-              <w:bottom w:val="nil"/>
-              <w:right w:val="nil"/>
-            </w:tcBorders>
-            <w:tcMar>
-              <w:top w:w="0" w:type="dxa"/>
-              <w:left w:w="100" w:type="dxa"/>
-              <w:bottom w:w="0" w:type="dxa"/>
-              <w:right w:w="100" w:type="dxa"/>
-            </w:tcMar>
-          </w:tcPr>
-          <w:p>
-            <w:pPr>
-              <w:spacing w:line="360" w:lineRule="auto"/>
-              <w:ind w:firstLine="0"/>
-              <w:rPr>
-                <w:sz w:val="20"/>
-                <w:szCs w:val="20"/>
+              <w:rPr>
+                <w:sz w:val="21"/>
+                <w:szCs w:val="21"/>
               </w:rPr>
             </w:pPr>
           </w:p>
@@ -15390,553 +12493,156 @@
       </w:tr>
       <w:tr>
         <w:trPr>
-          <w:trHeight w:val="300"/>
+          <w:trHeight w:val="510"/>
         </w:trPr>
         <w:tc>
           <w:tcPr>
-            <w:tcW w:w="4185" w:type="dxa"/>
-            <w:tcBorders>
-              <w:top w:val="nil"/>
-              <w:left w:val="nil"/>
-              <w:bottom w:val="nil"/>
-              <w:right w:val="nil"/>
-            </w:tcBorders>
-            <w:tcMar>
-              <w:top w:w="0" w:type="dxa"/>
-              <w:left w:w="100" w:type="dxa"/>
-              <w:bottom w:w="0" w:type="dxa"/>
-              <w:right w:w="100" w:type="dxa"/>
-            </w:tcMar>
+            <w:tcW w:w="6237" w:type="dxa"/>
+            <w:hideMark/>
           </w:tcPr>
           <w:p>
             <w:pPr>
+              <w:pStyle w:val="NoSpacing"/>
               <w:spacing w:line="360" w:lineRule="auto"/>
-              <w:ind w:firstLine="0"/>
-              <w:rPr>
-                <w:sz w:val="20"/>
-                <w:szCs w:val="20"/>
+              <w:rPr>
+                <w:sz w:val="21"/>
+                <w:szCs w:val="21"/>
               </w:rPr>
             </w:pPr>
             <w:r>
               <w:rPr>
-                <w:sz w:val="20"/>
-                <w:szCs w:val="20"/>
-              </w:rPr>
-              <w:t>Investing</w:t>
+                <w:rFonts w:cs="Segoe UI"/>
+                <w:color w:val="0A0A0A"/>
+                <w:sz w:val="21"/>
+                <w:szCs w:val="21"/>
+              </w:rPr>
+              <w:t>Observing vendor roadmaps &amp; offerings</w:t>
             </w:r>
           </w:p>
         </w:tc>
         <w:tc>
           <w:tcPr>
-            <w:tcW w:w="2430" w:type="dxa"/>
-            <w:tcBorders>
-              <w:top w:val="nil"/>
-              <w:left w:val="nil"/>
-              <w:bottom w:val="nil"/>
-              <w:right w:val="nil"/>
-            </w:tcBorders>
-            <w:tcMar>
-              <w:top w:w="0" w:type="dxa"/>
-              <w:left w:w="100" w:type="dxa"/>
-              <w:bottom w:w="0" w:type="dxa"/>
-              <w:right w:w="100" w:type="dxa"/>
-            </w:tcMar>
+            <w:tcW w:w="1701" w:type="dxa"/>
+            <w:hideMark/>
           </w:tcPr>
           <w:p>
             <w:pPr>
+              <w:pStyle w:val="NoSpacing"/>
               <w:spacing w:line="360" w:lineRule="auto"/>
-              <w:ind w:firstLine="0"/>
-              <w:rPr>
-                <w:sz w:val="20"/>
-                <w:szCs w:val="20"/>
+              <w:rPr>
+                <w:sz w:val="21"/>
+                <w:szCs w:val="21"/>
               </w:rPr>
             </w:pPr>
             <w:r>
               <w:rPr>
-                <w:sz w:val="20"/>
-                <w:szCs w:val="20"/>
-              </w:rPr>
-              <w:t>Sacrificing</w:t>
+                <w:rFonts w:cs="Segoe UI"/>
+                <w:color w:val="0A0A0A"/>
+                <w:sz w:val="21"/>
+                <w:szCs w:val="21"/>
+              </w:rPr>
+              <w:t>Observing supplier communication</w:t>
             </w:r>
           </w:p>
         </w:tc>
         <w:tc>
           <w:tcPr>
-            <w:tcW w:w="2280" w:type="dxa"/>
-            <w:tcBorders>
-              <w:top w:val="nil"/>
-              <w:left w:val="nil"/>
-              <w:bottom w:val="nil"/>
-              <w:right w:val="nil"/>
-            </w:tcBorders>
-            <w:tcMar>
-              <w:top w:w="0" w:type="dxa"/>
-              <w:left w:w="100" w:type="dxa"/>
-              <w:bottom w:w="0" w:type="dxa"/>
-              <w:right w:w="100" w:type="dxa"/>
-            </w:tcMar>
+            <w:tcW w:w="1676" w:type="dxa"/>
+            <w:gridSpan w:val="2"/>
+            <w:hideMark/>
           </w:tcPr>
           <w:p>
             <w:pPr>
+              <w:pStyle w:val="NoSpacing"/>
               <w:spacing w:line="360" w:lineRule="auto"/>
-              <w:ind w:firstLine="0"/>
-              <w:rPr>
-                <w:sz w:val="20"/>
-                <w:szCs w:val="20"/>
+              <w:rPr>
+                <w:sz w:val="21"/>
+                <w:szCs w:val="21"/>
               </w:rPr>
             </w:pPr>
-            <w:r>
-              <w:rPr>
-                <w:sz w:val="20"/>
-                <w:szCs w:val="20"/>
-              </w:rPr>
-              <w:t xml:space="preserve"> </w:t>
-            </w:r>
           </w:p>
         </w:tc>
       </w:tr>
       <w:tr>
         <w:trPr>
-          <w:trHeight w:val="300"/>
+          <w:trHeight w:val="497"/>
         </w:trPr>
         <w:tc>
           <w:tcPr>
-            <w:tcW w:w="4185" w:type="dxa"/>
-            <w:tcBorders>
-              <w:top w:val="nil"/>
-              <w:left w:val="nil"/>
-              <w:bottom w:val="nil"/>
-              <w:right w:val="nil"/>
-            </w:tcBorders>
-            <w:tcMar>
-              <w:top w:w="0" w:type="dxa"/>
-              <w:left w:w="100" w:type="dxa"/>
-              <w:bottom w:w="0" w:type="dxa"/>
-              <w:right w:w="100" w:type="dxa"/>
-            </w:tcMar>
+            <w:tcW w:w="6237" w:type="dxa"/>
+            <w:hideMark/>
           </w:tcPr>
           <w:p>
             <w:pPr>
+              <w:pStyle w:val="NoSpacing"/>
               <w:spacing w:line="360" w:lineRule="auto"/>
-              <w:ind w:firstLine="0"/>
-              <w:rPr>
-                <w:sz w:val="20"/>
-                <w:szCs w:val="20"/>
+              <w:rPr>
+                <w:sz w:val="21"/>
+                <w:szCs w:val="21"/>
               </w:rPr>
             </w:pPr>
             <w:r>
               <w:rPr>
-                <w:sz w:val="20"/>
-                <w:szCs w:val="20"/>
-              </w:rPr>
-              <w:t>Sacrificing jobs</w:t>
+                <w:rFonts w:cs="Segoe UI"/>
+                <w:color w:val="0A0A0A"/>
+                <w:sz w:val="21"/>
+                <w:szCs w:val="21"/>
+              </w:rPr>
+              <w:t>Resistance to change; Limited AI literacy; Lacking systems thinking; Analysis paralysis; Absent innovation culture</w:t>
             </w:r>
           </w:p>
         </w:tc>
         <w:tc>
           <w:tcPr>
-            <w:tcW w:w="2430" w:type="dxa"/>
-            <w:tcBorders>
-              <w:top w:val="nil"/>
-              <w:left w:val="nil"/>
-              <w:bottom w:val="nil"/>
-              <w:right w:val="nil"/>
-            </w:tcBorders>
-            <w:tcMar>
-              <w:top w:w="0" w:type="dxa"/>
-              <w:left w:w="100" w:type="dxa"/>
-              <w:bottom w:w="0" w:type="dxa"/>
-              <w:right w:w="100" w:type="dxa"/>
-            </w:tcMar>
+            <w:tcW w:w="1701" w:type="dxa"/>
+            <w:hideMark/>
           </w:tcPr>
           <w:p>
             <w:pPr>
+              <w:pStyle w:val="NoSpacing"/>
               <w:spacing w:line="360" w:lineRule="auto"/>
-              <w:ind w:firstLine="0"/>
-              <w:rPr>
-                <w:sz w:val="20"/>
-                <w:szCs w:val="20"/>
+              <w:rPr>
+                <w:sz w:val="21"/>
+                <w:szCs w:val="21"/>
               </w:rPr>
             </w:pPr>
             <w:r>
               <w:rPr>
-                <w:sz w:val="20"/>
-                <w:szCs w:val="20"/>
-              </w:rPr>
-              <w:t xml:space="preserve"> </w:t>
+                <w:rFonts w:cs="Segoe UI"/>
+                <w:color w:val="0A0A0A"/>
+                <w:sz w:val="21"/>
+                <w:szCs w:val="21"/>
+              </w:rPr>
+              <w:t>Organizational capacity</w:t>
             </w:r>
           </w:p>
         </w:tc>
         <w:tc>
           <w:tcPr>
-            <w:tcW w:w="2280" w:type="dxa"/>
-            <w:tcBorders>
-              <w:top w:val="nil"/>
-              <w:left w:val="nil"/>
-              <w:bottom w:val="nil"/>
-              <w:right w:val="nil"/>
-            </w:tcBorders>
-            <w:tcMar>
-              <w:top w:w="0" w:type="dxa"/>
-              <w:left w:w="100" w:type="dxa"/>
-              <w:bottom w:w="0" w:type="dxa"/>
-              <w:right w:w="100" w:type="dxa"/>
-            </w:tcMar>
+            <w:tcW w:w="1676" w:type="dxa"/>
+            <w:gridSpan w:val="2"/>
+            <w:hideMark/>
           </w:tcPr>
           <w:p>
             <w:pPr>
+              <w:pStyle w:val="NoSpacing"/>
               <w:spacing w:line="360" w:lineRule="auto"/>
-              <w:ind w:firstLine="0"/>
-              <w:rPr>
-                <w:sz w:val="20"/>
-                <w:szCs w:val="20"/>
+              <w:rPr>
+                <w:sz w:val="21"/>
+                <w:szCs w:val="21"/>
               </w:rPr>
             </w:pPr>
             <w:r>
               <w:rPr>
-                <w:sz w:val="20"/>
-                <w:szCs w:val="20"/>
-              </w:rPr>
-              <w:t xml:space="preserve"> </w:t>
-            </w:r>
-          </w:p>
-        </w:tc>
-      </w:tr>
-      <w:tr>
-        <w:trPr>
-          <w:trHeight w:val="300"/>
-        </w:trPr>
-        <w:tc>
-          <w:tcPr>
-            <w:tcW w:w="4185" w:type="dxa"/>
-            <w:tcBorders>
-              <w:top w:val="nil"/>
-              <w:left w:val="nil"/>
-              <w:bottom w:val="nil"/>
-              <w:right w:val="nil"/>
-            </w:tcBorders>
-            <w:tcMar>
-              <w:top w:w="0" w:type="dxa"/>
-              <w:left w:w="100" w:type="dxa"/>
-              <w:bottom w:w="0" w:type="dxa"/>
-              <w:right w:w="100" w:type="dxa"/>
-            </w:tcMar>
-          </w:tcPr>
-          <w:p>
-            <w:pPr>
-              <w:spacing w:line="360" w:lineRule="auto"/>
-              <w:ind w:firstLine="0"/>
-              <w:rPr>
-                <w:sz w:val="20"/>
-                <w:szCs w:val="20"/>
-              </w:rPr>
-            </w:pPr>
-            <w:r>
-              <w:rPr>
-                <w:sz w:val="20"/>
-                <w:szCs w:val="20"/>
-              </w:rPr>
-              <w:lastRenderedPageBreak/>
-              <w:t>Sacrificing authenticity</w:t>
-            </w:r>
-          </w:p>
-        </w:tc>
-        <w:tc>
-          <w:tcPr>
-            <w:tcW w:w="2430" w:type="dxa"/>
-            <w:tcBorders>
-              <w:top w:val="nil"/>
-              <w:left w:val="nil"/>
-              <w:bottom w:val="nil"/>
-              <w:right w:val="nil"/>
-            </w:tcBorders>
-            <w:tcMar>
-              <w:top w:w="0" w:type="dxa"/>
-              <w:left w:w="100" w:type="dxa"/>
-              <w:bottom w:w="0" w:type="dxa"/>
-              <w:right w:w="100" w:type="dxa"/>
-            </w:tcMar>
-          </w:tcPr>
-          <w:p>
-            <w:pPr>
-              <w:spacing w:line="360" w:lineRule="auto"/>
-              <w:ind w:firstLine="0"/>
-              <w:rPr>
-                <w:sz w:val="20"/>
-                <w:szCs w:val="20"/>
-              </w:rPr>
-            </w:pPr>
-            <w:r>
-              <w:rPr>
-                <w:sz w:val="20"/>
-                <w:szCs w:val="20"/>
-              </w:rPr>
-              <w:t xml:space="preserve"> </w:t>
-            </w:r>
-          </w:p>
-        </w:tc>
-        <w:tc>
-          <w:tcPr>
-            <w:tcW w:w="2280" w:type="dxa"/>
-            <w:tcBorders>
-              <w:top w:val="nil"/>
-              <w:left w:val="nil"/>
-              <w:bottom w:val="nil"/>
-              <w:right w:val="nil"/>
-            </w:tcBorders>
-            <w:tcMar>
-              <w:top w:w="0" w:type="dxa"/>
-              <w:left w:w="100" w:type="dxa"/>
-              <w:bottom w:w="0" w:type="dxa"/>
-              <w:right w:w="100" w:type="dxa"/>
-            </w:tcMar>
-          </w:tcPr>
-          <w:p>
-            <w:pPr>
-              <w:spacing w:line="360" w:lineRule="auto"/>
-              <w:ind w:firstLine="0"/>
-              <w:rPr>
-                <w:sz w:val="20"/>
-                <w:szCs w:val="20"/>
-              </w:rPr>
-            </w:pPr>
-            <w:r>
-              <w:rPr>
-                <w:sz w:val="20"/>
-                <w:szCs w:val="20"/>
-              </w:rPr>
-              <w:t xml:space="preserve"> </w:t>
-            </w:r>
-          </w:p>
-        </w:tc>
-      </w:tr>
-      <w:tr>
-        <w:trPr>
-          <w:trHeight w:val="300"/>
-        </w:trPr>
-        <w:tc>
-          <w:tcPr>
-            <w:tcW w:w="4185" w:type="dxa"/>
-            <w:tcBorders>
-              <w:top w:val="nil"/>
-              <w:left w:val="nil"/>
-              <w:bottom w:val="nil"/>
-              <w:right w:val="nil"/>
-            </w:tcBorders>
-            <w:tcMar>
-              <w:top w:w="0" w:type="dxa"/>
-              <w:left w:w="100" w:type="dxa"/>
-              <w:bottom w:w="0" w:type="dxa"/>
-              <w:right w:w="100" w:type="dxa"/>
-            </w:tcMar>
-          </w:tcPr>
-          <w:p>
-            <w:pPr>
-              <w:spacing w:line="360" w:lineRule="auto"/>
-              <w:ind w:firstLine="0"/>
-              <w:rPr>
-                <w:sz w:val="20"/>
-                <w:szCs w:val="20"/>
-              </w:rPr>
-            </w:pPr>
-            <w:commentRangeStart w:id="171"/>
-            <w:r>
-              <w:rPr>
-                <w:sz w:val="20"/>
-                <w:szCs w:val="20"/>
-              </w:rPr>
-              <w:t>Risking output</w:t>
-            </w:r>
-            <w:commentRangeEnd w:id="171"/>
-            <w:r>
-              <w:rPr>
-                <w:rStyle w:val="CommentReference"/>
-                <w:sz w:val="20"/>
-                <w:szCs w:val="20"/>
-              </w:rPr>
-              <w:commentReference w:id="171"/>
-            </w:r>
-            <w:r>
-              <w:rPr>
-                <w:sz w:val="20"/>
-                <w:szCs w:val="20"/>
-              </w:rPr>
-              <w:t xml:space="preserve"> quality</w:t>
-            </w:r>
-          </w:p>
-        </w:tc>
-        <w:tc>
-          <w:tcPr>
-            <w:tcW w:w="2430" w:type="dxa"/>
-            <w:tcBorders>
-              <w:top w:val="nil"/>
-              <w:left w:val="nil"/>
-              <w:bottom w:val="nil"/>
-              <w:right w:val="nil"/>
-            </w:tcBorders>
-            <w:tcMar>
-              <w:top w:w="0" w:type="dxa"/>
-              <w:left w:w="100" w:type="dxa"/>
-              <w:bottom w:w="0" w:type="dxa"/>
-              <w:right w:w="100" w:type="dxa"/>
-            </w:tcMar>
-          </w:tcPr>
-          <w:p>
-            <w:pPr>
-              <w:spacing w:line="360" w:lineRule="auto"/>
-              <w:ind w:firstLine="0"/>
-              <w:rPr>
-                <w:sz w:val="20"/>
-                <w:szCs w:val="20"/>
-              </w:rPr>
-            </w:pPr>
-            <w:r>
-              <w:rPr>
-                <w:sz w:val="20"/>
-                <w:szCs w:val="20"/>
-              </w:rPr>
-              <w:t>Risking</w:t>
-            </w:r>
-          </w:p>
-        </w:tc>
-        <w:tc>
-          <w:tcPr>
-            <w:tcW w:w="2280" w:type="dxa"/>
-            <w:tcBorders>
-              <w:top w:val="nil"/>
-              <w:left w:val="nil"/>
-              <w:bottom w:val="nil"/>
-              <w:right w:val="nil"/>
-            </w:tcBorders>
-            <w:tcMar>
-              <w:top w:w="0" w:type="dxa"/>
-              <w:left w:w="100" w:type="dxa"/>
-              <w:bottom w:w="0" w:type="dxa"/>
-              <w:right w:w="100" w:type="dxa"/>
-            </w:tcMar>
-          </w:tcPr>
-          <w:p>
-            <w:pPr>
-              <w:spacing w:line="360" w:lineRule="auto"/>
-              <w:ind w:firstLine="0"/>
-              <w:rPr>
-                <w:sz w:val="20"/>
-                <w:szCs w:val="20"/>
-              </w:rPr>
-            </w:pPr>
-            <w:r>
-              <w:rPr>
-                <w:sz w:val="20"/>
-                <w:szCs w:val="20"/>
-              </w:rPr>
-              <w:t xml:space="preserve"> </w:t>
-            </w:r>
-          </w:p>
-        </w:tc>
-      </w:tr>
-      <w:tr>
-        <w:trPr>
-          <w:trHeight w:val="300"/>
-        </w:trPr>
-        <w:tc>
-          <w:tcPr>
-            <w:tcW w:w="4185" w:type="dxa"/>
-            <w:tcBorders>
-              <w:top w:val="nil"/>
-              <w:left w:val="nil"/>
-              <w:bottom w:val="nil"/>
-              <w:right w:val="nil"/>
-            </w:tcBorders>
-            <w:tcMar>
-              <w:top w:w="0" w:type="dxa"/>
-              <w:left w:w="100" w:type="dxa"/>
-              <w:bottom w:w="0" w:type="dxa"/>
-              <w:right w:w="100" w:type="dxa"/>
-            </w:tcMar>
-          </w:tcPr>
-          <w:p>
-            <w:pPr>
-              <w:spacing w:line="360" w:lineRule="auto"/>
-              <w:ind w:firstLine="0"/>
-              <w:rPr>
-                <w:sz w:val="20"/>
-                <w:szCs w:val="20"/>
-              </w:rPr>
-            </w:pPr>
-            <w:r>
-              <w:rPr>
-                <w:sz w:val="20"/>
-                <w:szCs w:val="20"/>
-              </w:rPr>
-              <w:t>Risking security &amp; privacy violations</w:t>
-            </w:r>
-          </w:p>
-        </w:tc>
-        <w:tc>
-          <w:tcPr>
-            <w:tcW w:w="2430" w:type="dxa"/>
-            <w:tcBorders>
-              <w:top w:val="nil"/>
-              <w:left w:val="nil"/>
-              <w:bottom w:val="nil"/>
-              <w:right w:val="nil"/>
-            </w:tcBorders>
-            <w:tcMar>
-              <w:top w:w="0" w:type="dxa"/>
-              <w:left w:w="100" w:type="dxa"/>
-              <w:bottom w:w="0" w:type="dxa"/>
-              <w:right w:w="100" w:type="dxa"/>
-            </w:tcMar>
-          </w:tcPr>
-          <w:p>
-            <w:pPr>
-              <w:spacing w:line="360" w:lineRule="auto"/>
-              <w:ind w:firstLine="0"/>
-              <w:rPr>
-                <w:sz w:val="20"/>
-                <w:szCs w:val="20"/>
-              </w:rPr>
-            </w:pPr>
-            <w:r>
-              <w:rPr>
-                <w:sz w:val="20"/>
-                <w:szCs w:val="20"/>
-              </w:rPr>
-              <w:t xml:space="preserve"> </w:t>
-            </w:r>
-          </w:p>
-        </w:tc>
-        <w:tc>
-          <w:tcPr>
-            <w:tcW w:w="2280" w:type="dxa"/>
-            <w:tcBorders>
-              <w:top w:val="nil"/>
-              <w:left w:val="nil"/>
-              <w:bottom w:val="nil"/>
-              <w:right w:val="nil"/>
-            </w:tcBorders>
-            <w:tcMar>
-              <w:top w:w="0" w:type="dxa"/>
-              <w:left w:w="100" w:type="dxa"/>
-              <w:bottom w:w="0" w:type="dxa"/>
-              <w:right w:w="100" w:type="dxa"/>
-            </w:tcMar>
-          </w:tcPr>
-          <w:p>
-            <w:pPr>
-              <w:spacing w:line="360" w:lineRule="auto"/>
-              <w:ind w:firstLine="0"/>
-              <w:rPr>
-                <w:sz w:val="20"/>
-                <w:szCs w:val="20"/>
-              </w:rPr>
-            </w:pPr>
-            <w:r>
-              <w:rPr>
-                <w:sz w:val="20"/>
-                <w:szCs w:val="20"/>
-              </w:rPr>
-              <w:t xml:space="preserve"> </w:t>
+                <w:rStyle w:val="Strong"/>
+                <w:rFonts w:cs="Segoe UI"/>
+                <w:b w:val="0"/>
+                <w:bCs w:val="0"/>
+                <w:color w:val="0A0A0A"/>
+                <w:sz w:val="21"/>
+                <w:szCs w:val="21"/>
+              </w:rPr>
+              <w:t>Organizational conditions</w:t>
             </w:r>
           </w:p>
         </w:tc>
@@ -15947,197 +12653,139 @@
         </w:trPr>
         <w:tc>
           <w:tcPr>
-            <w:tcW w:w="4185" w:type="dxa"/>
-            <w:tcBorders>
-              <w:top w:val="nil"/>
-              <w:left w:val="nil"/>
-              <w:bottom w:val="nil"/>
-              <w:right w:val="nil"/>
-            </w:tcBorders>
-            <w:tcMar>
-              <w:top w:w="0" w:type="dxa"/>
-              <w:left w:w="100" w:type="dxa"/>
-              <w:bottom w:w="0" w:type="dxa"/>
-              <w:right w:w="100" w:type="dxa"/>
-            </w:tcMar>
+            <w:tcW w:w="6237" w:type="dxa"/>
+            <w:hideMark/>
           </w:tcPr>
           <w:p>
             <w:pPr>
+              <w:pStyle w:val="NoSpacing"/>
               <w:spacing w:line="360" w:lineRule="auto"/>
-              <w:ind w:firstLine="0"/>
-              <w:rPr>
-                <w:sz w:val="20"/>
-                <w:szCs w:val="20"/>
+              <w:rPr>
+                <w:sz w:val="21"/>
+                <w:szCs w:val="21"/>
               </w:rPr>
             </w:pPr>
             <w:r>
               <w:rPr>
-                <w:sz w:val="20"/>
-                <w:szCs w:val="20"/>
-              </w:rPr>
-              <w:t>Observing AIs improvement &amp; potential</w:t>
+                <w:rFonts w:cs="Segoe UI"/>
+                <w:color w:val="0A0A0A"/>
+                <w:sz w:val="21"/>
+                <w:szCs w:val="21"/>
+              </w:rPr>
+              <w:t>Lacking data &amp; infrastructure; Lacking technical talent</w:t>
             </w:r>
           </w:p>
         </w:tc>
         <w:tc>
           <w:tcPr>
-            <w:tcW w:w="2430" w:type="dxa"/>
-            <w:tcBorders>
-              <w:top w:val="nil"/>
-              <w:left w:val="nil"/>
-              <w:bottom w:val="nil"/>
-              <w:right w:val="nil"/>
-            </w:tcBorders>
-            <w:tcMar>
-              <w:top w:w="0" w:type="dxa"/>
-              <w:left w:w="100" w:type="dxa"/>
-              <w:bottom w:w="0" w:type="dxa"/>
-              <w:right w:w="100" w:type="dxa"/>
-            </w:tcMar>
+            <w:tcW w:w="1701" w:type="dxa"/>
+            <w:hideMark/>
           </w:tcPr>
           <w:p>
             <w:pPr>
+              <w:pStyle w:val="NoSpacing"/>
               <w:spacing w:line="360" w:lineRule="auto"/>
-              <w:ind w:firstLine="0"/>
-              <w:rPr>
-                <w:sz w:val="20"/>
-                <w:szCs w:val="20"/>
+              <w:rPr>
+                <w:sz w:val="21"/>
+                <w:szCs w:val="21"/>
               </w:rPr>
             </w:pPr>
             <w:r>
               <w:rPr>
-                <w:sz w:val="20"/>
-                <w:szCs w:val="20"/>
-              </w:rPr>
-              <w:t>Observing progression</w:t>
+                <w:rFonts w:cs="Segoe UI"/>
+                <w:color w:val="0A0A0A"/>
+                <w:sz w:val="21"/>
+                <w:szCs w:val="21"/>
+              </w:rPr>
+              <w:t>Technical resources</w:t>
             </w:r>
           </w:p>
         </w:tc>
         <w:tc>
           <w:tcPr>
-            <w:tcW w:w="2280" w:type="dxa"/>
-            <w:vMerge w:val="restart"/>
-            <w:tcBorders>
-              <w:top w:val="nil"/>
-              <w:left w:val="nil"/>
-              <w:bottom w:val="nil"/>
-              <w:right w:val="nil"/>
-            </w:tcBorders>
-            <w:tcMar>
-              <w:top w:w="0" w:type="dxa"/>
-              <w:left w:w="100" w:type="dxa"/>
-              <w:bottom w:w="0" w:type="dxa"/>
-              <w:right w:w="100" w:type="dxa"/>
-            </w:tcMar>
+            <w:tcW w:w="1676" w:type="dxa"/>
+            <w:gridSpan w:val="2"/>
+            <w:hideMark/>
           </w:tcPr>
           <w:p>
             <w:pPr>
+              <w:pStyle w:val="NoSpacing"/>
               <w:spacing w:line="360" w:lineRule="auto"/>
-              <w:ind w:firstLine="0"/>
-              <w:rPr>
-                <w:sz w:val="20"/>
-                <w:szCs w:val="20"/>
+              <w:rPr>
+                <w:sz w:val="21"/>
+                <w:szCs w:val="21"/>
               </w:rPr>
             </w:pPr>
-            <w:r>
-              <w:rPr>
-                <w:sz w:val="20"/>
-                <w:szCs w:val="20"/>
-              </w:rPr>
-              <w:t>Observing</w:t>
-            </w:r>
           </w:p>
         </w:tc>
       </w:tr>
       <w:tr>
         <w:trPr>
-          <w:trHeight w:val="306"/>
+          <w:trHeight w:val="497"/>
         </w:trPr>
         <w:tc>
           <w:tcPr>
-            <w:tcW w:w="4185" w:type="dxa"/>
-            <w:tcBorders>
-              <w:top w:val="nil"/>
-              <w:left w:val="nil"/>
-              <w:bottom w:val="nil"/>
-              <w:right w:val="nil"/>
-            </w:tcBorders>
-            <w:tcMar>
-              <w:top w:w="0" w:type="dxa"/>
-              <w:left w:w="100" w:type="dxa"/>
-              <w:bottom w:w="0" w:type="dxa"/>
-              <w:right w:w="100" w:type="dxa"/>
-            </w:tcMar>
+            <w:tcW w:w="6237" w:type="dxa"/>
+            <w:hideMark/>
           </w:tcPr>
           <w:p>
             <w:pPr>
+              <w:pStyle w:val="NoSpacing"/>
               <w:spacing w:line="360" w:lineRule="auto"/>
-              <w:ind w:firstLine="0"/>
-              <w:rPr>
-                <w:sz w:val="20"/>
-                <w:szCs w:val="20"/>
+              <w:rPr>
+                <w:sz w:val="21"/>
+                <w:szCs w:val="21"/>
               </w:rPr>
             </w:pPr>
             <w:r>
               <w:rPr>
-                <w:sz w:val="20"/>
-                <w:szCs w:val="20"/>
-              </w:rPr>
-              <w:t>Observing changing consumer behavior</w:t>
+                <w:rFonts w:cs="Segoe UI"/>
+                <w:color w:val="0A0A0A"/>
+                <w:sz w:val="21"/>
+                <w:szCs w:val="21"/>
+              </w:rPr>
+              <w:t>Strategic direction &amp; vision; Senior leadership buy-in &amp; backing</w:t>
             </w:r>
           </w:p>
         </w:tc>
         <w:tc>
           <w:tcPr>
-            <w:tcW w:w="2430" w:type="dxa"/>
-            <w:tcBorders>
-              <w:top w:val="nil"/>
-              <w:left w:val="nil"/>
-              <w:bottom w:val="nil"/>
-              <w:right w:val="nil"/>
-            </w:tcBorders>
-            <w:tcMar>
-              <w:top w:w="0" w:type="dxa"/>
-              <w:left w:w="100" w:type="dxa"/>
-              <w:bottom w:w="0" w:type="dxa"/>
-              <w:right w:w="100" w:type="dxa"/>
-            </w:tcMar>
+            <w:tcW w:w="1701" w:type="dxa"/>
+            <w:hideMark/>
           </w:tcPr>
           <w:p>
             <w:pPr>
+              <w:pStyle w:val="NoSpacing"/>
               <w:spacing w:line="360" w:lineRule="auto"/>
-              <w:ind w:firstLine="0"/>
-              <w:rPr>
-                <w:sz w:val="20"/>
-                <w:szCs w:val="20"/>
+              <w:rPr>
+                <w:sz w:val="21"/>
+                <w:szCs w:val="21"/>
               </w:rPr>
             </w:pPr>
+            <w:r>
+              <w:rPr>
+                <w:rFonts w:cs="Segoe UI"/>
+                <w:color w:val="0A0A0A"/>
+                <w:sz w:val="21"/>
+                <w:szCs w:val="21"/>
+              </w:rPr>
+              <w:t>Strategic direction &amp; leadership</w:t>
+            </w:r>
           </w:p>
         </w:tc>
         <w:tc>
           <w:tcPr>
-            <w:tcW w:w="2280" w:type="dxa"/>
-            <w:vMerge/>
-            <w:tcBorders>
-              <w:top w:val="nil"/>
-              <w:left w:val="nil"/>
-              <w:bottom w:val="nil"/>
-              <w:right w:val="nil"/>
-            </w:tcBorders>
-            <w:tcMar>
-              <w:top w:w="0" w:type="dxa"/>
-              <w:left w:w="100" w:type="dxa"/>
-              <w:bottom w:w="0" w:type="dxa"/>
-              <w:right w:w="100" w:type="dxa"/>
-            </w:tcMar>
+            <w:tcW w:w="1676" w:type="dxa"/>
+            <w:gridSpan w:val="2"/>
+            <w:hideMark/>
           </w:tcPr>
           <w:p>
             <w:pPr>
-              <w:spacing w:line="240" w:lineRule="auto"/>
-              <w:ind w:firstLine="0"/>
-              <w:rPr>
-                <w:sz w:val="20"/>
-                <w:szCs w:val="20"/>
+              <w:pStyle w:val="NoSpacing"/>
+              <w:spacing w:line="360" w:lineRule="auto"/>
+              <w:rPr>
+                <w:sz w:val="21"/>
+                <w:szCs w:val="21"/>
               </w:rPr>
             </w:pPr>
           </w:p>
@@ -16149,88 +12797,67 @@
         </w:trPr>
         <w:tc>
           <w:tcPr>
-            <w:tcW w:w="4185" w:type="dxa"/>
-            <w:tcBorders>
-              <w:top w:val="nil"/>
-              <w:left w:val="nil"/>
-              <w:bottom w:val="nil"/>
-              <w:right w:val="nil"/>
-            </w:tcBorders>
-            <w:tcMar>
-              <w:top w:w="0" w:type="dxa"/>
-              <w:left w:w="100" w:type="dxa"/>
-              <w:bottom w:w="0" w:type="dxa"/>
-              <w:right w:w="100" w:type="dxa"/>
-            </w:tcMar>
+            <w:tcW w:w="6237" w:type="dxa"/>
+            <w:hideMark/>
           </w:tcPr>
           <w:p>
             <w:pPr>
+              <w:pStyle w:val="NoSpacing"/>
               <w:spacing w:line="360" w:lineRule="auto"/>
-              <w:ind w:firstLine="0"/>
-              <w:rPr>
-                <w:sz w:val="20"/>
-                <w:szCs w:val="20"/>
+              <w:rPr>
+                <w:sz w:val="21"/>
+                <w:szCs w:val="21"/>
               </w:rPr>
             </w:pPr>
             <w:r>
               <w:rPr>
-                <w:sz w:val="20"/>
-                <w:szCs w:val="20"/>
-              </w:rPr>
-              <w:t>Observing vendor offerings</w:t>
+                <w:rFonts w:cs="Segoe UI"/>
+                <w:color w:val="0A0A0A"/>
+                <w:sz w:val="21"/>
+                <w:szCs w:val="21"/>
+              </w:rPr>
+              <w:t>Restrictive compliance &amp; legal gatekeeping; Politics &amp; working in silos</w:t>
             </w:r>
           </w:p>
         </w:tc>
         <w:tc>
           <w:tcPr>
-            <w:tcW w:w="2430" w:type="dxa"/>
-            <w:tcBorders>
-              <w:top w:val="nil"/>
-              <w:left w:val="nil"/>
-              <w:bottom w:val="nil"/>
-              <w:right w:val="nil"/>
-            </w:tcBorders>
-            <w:tcMar>
-              <w:top w:w="0" w:type="dxa"/>
-              <w:left w:w="100" w:type="dxa"/>
-              <w:bottom w:w="0" w:type="dxa"/>
-              <w:right w:w="100" w:type="dxa"/>
-            </w:tcMar>
+            <w:tcW w:w="1701" w:type="dxa"/>
+            <w:hideMark/>
           </w:tcPr>
           <w:p>
             <w:pPr>
+              <w:pStyle w:val="NoSpacing"/>
               <w:spacing w:line="360" w:lineRule="auto"/>
-              <w:ind w:firstLine="0"/>
-              <w:rPr>
-                <w:sz w:val="20"/>
-                <w:szCs w:val="20"/>
+              <w:rPr>
+                <w:sz w:val="21"/>
+                <w:szCs w:val="21"/>
               </w:rPr>
             </w:pPr>
+            <w:r>
+              <w:rPr>
+                <w:rFonts w:cs="Segoe UI"/>
+                <w:color w:val="0A0A0A"/>
+                <w:sz w:val="21"/>
+                <w:szCs w:val="21"/>
+              </w:rPr>
+              <w:t>Governance &amp; compliance</w:t>
+            </w:r>
           </w:p>
         </w:tc>
         <w:tc>
           <w:tcPr>
-            <w:tcW w:w="2280" w:type="dxa"/>
-            <w:tcBorders>
-              <w:top w:val="nil"/>
-              <w:left w:val="nil"/>
-              <w:bottom w:val="nil"/>
-              <w:right w:val="nil"/>
-            </w:tcBorders>
-            <w:tcMar>
-              <w:top w:w="0" w:type="dxa"/>
-              <w:left w:w="100" w:type="dxa"/>
-              <w:bottom w:w="0" w:type="dxa"/>
-              <w:right w:w="100" w:type="dxa"/>
-            </w:tcMar>
+            <w:tcW w:w="1676" w:type="dxa"/>
+            <w:gridSpan w:val="2"/>
+            <w:hideMark/>
           </w:tcPr>
           <w:p>
             <w:pPr>
+              <w:pStyle w:val="NoSpacing"/>
               <w:spacing w:line="360" w:lineRule="auto"/>
-              <w:ind w:firstLine="0"/>
-              <w:rPr>
-                <w:sz w:val="20"/>
-                <w:szCs w:val="20"/>
+              <w:rPr>
+                <w:sz w:val="21"/>
+                <w:szCs w:val="21"/>
               </w:rPr>
             </w:pPr>
           </w:p>
@@ -16238,119 +12865,632 @@
       </w:tr>
       <w:tr>
         <w:trPr>
-          <w:trHeight w:val="600"/>
+          <w:trHeight w:val="497"/>
         </w:trPr>
         <w:tc>
           <w:tcPr>
-            <w:tcW w:w="4185" w:type="dxa"/>
-            <w:tcBorders>
-              <w:left w:val="nil"/>
-              <w:bottom w:val="single" w:sz="8" w:space="0" w:color="000000"/>
-              <w:right w:val="nil"/>
-            </w:tcBorders>
-            <w:tcMar>
-              <w:top w:w="0" w:type="dxa"/>
-              <w:left w:w="100" w:type="dxa"/>
-              <w:bottom w:w="0" w:type="dxa"/>
-              <w:right w:w="100" w:type="dxa"/>
-            </w:tcMar>
+            <w:tcW w:w="6237" w:type="dxa"/>
+            <w:hideMark/>
           </w:tcPr>
           <w:p>
             <w:pPr>
+              <w:pStyle w:val="NoSpacing"/>
               <w:spacing w:line="360" w:lineRule="auto"/>
-              <w:ind w:firstLine="0"/>
-              <w:rPr>
-                <w:sz w:val="20"/>
-                <w:szCs w:val="20"/>
+              <w:rPr>
+                <w:sz w:val="21"/>
+                <w:szCs w:val="21"/>
               </w:rPr>
             </w:pPr>
             <w:r>
               <w:rPr>
-                <w:sz w:val="20"/>
-                <w:szCs w:val="20"/>
-              </w:rPr>
-              <w:t>Experiencing pressure to adopt</w:t>
+                <w:rFonts w:cs="Segoe UI"/>
+                <w:color w:val="0A0A0A"/>
+                <w:sz w:val="21"/>
+                <w:szCs w:val="21"/>
+              </w:rPr>
+              <w:t>Educating &amp; training; Experimenting with AI; Bringing people along; Providing clarity; Providing leadership backing; Championing AI</w:t>
             </w:r>
           </w:p>
         </w:tc>
         <w:tc>
           <w:tcPr>
-            <w:tcW w:w="2430" w:type="dxa"/>
-            <w:tcBorders>
-              <w:top w:val="nil"/>
-              <w:left w:val="nil"/>
-              <w:bottom w:val="single" w:sz="8" w:space="0" w:color="000000"/>
-              <w:right w:val="nil"/>
-            </w:tcBorders>
-            <w:tcMar>
-              <w:top w:w="0" w:type="dxa"/>
-              <w:left w:w="100" w:type="dxa"/>
-              <w:bottom w:w="0" w:type="dxa"/>
-              <w:right w:w="100" w:type="dxa"/>
-            </w:tcMar>
+            <w:tcW w:w="1701" w:type="dxa"/>
+            <w:hideMark/>
           </w:tcPr>
           <w:p>
             <w:pPr>
+              <w:pStyle w:val="NoSpacing"/>
               <w:spacing w:line="360" w:lineRule="auto"/>
-              <w:ind w:firstLine="0"/>
-              <w:rPr>
-                <w:sz w:val="20"/>
-                <w:szCs w:val="20"/>
+              <w:rPr>
+                <w:sz w:val="21"/>
+                <w:szCs w:val="21"/>
               </w:rPr>
             </w:pPr>
             <w:r>
               <w:rPr>
-                <w:sz w:val="20"/>
-                <w:szCs w:val="20"/>
-              </w:rPr>
-              <w:t>Experiencing pressure to adopt</w:t>
+                <w:rFonts w:cs="Segoe UI"/>
+                <w:color w:val="0A0A0A"/>
+                <w:sz w:val="21"/>
+                <w:szCs w:val="21"/>
+              </w:rPr>
+              <w:t>Reshaping conditions</w:t>
             </w:r>
           </w:p>
         </w:tc>
         <w:tc>
           <w:tcPr>
-            <w:tcW w:w="2280" w:type="dxa"/>
-            <w:tcBorders>
-              <w:top w:val="nil"/>
-              <w:left w:val="nil"/>
-              <w:bottom w:val="single" w:sz="8" w:space="0" w:color="000000"/>
-              <w:right w:val="nil"/>
-            </w:tcBorders>
-            <w:tcMar>
-              <w:top w:w="0" w:type="dxa"/>
-              <w:left w:w="100" w:type="dxa"/>
-              <w:bottom w:w="0" w:type="dxa"/>
-              <w:right w:w="100" w:type="dxa"/>
-            </w:tcMar>
+            <w:tcW w:w="1676" w:type="dxa"/>
+            <w:gridSpan w:val="2"/>
+            <w:hideMark/>
           </w:tcPr>
           <w:p>
             <w:pPr>
+              <w:pStyle w:val="NoSpacing"/>
               <w:spacing w:line="360" w:lineRule="auto"/>
-              <w:ind w:firstLine="0"/>
-              <w:rPr>
-                <w:sz w:val="20"/>
-                <w:szCs w:val="20"/>
+              <w:rPr>
+                <w:sz w:val="21"/>
+                <w:szCs w:val="21"/>
               </w:rPr>
             </w:pPr>
             <w:r>
               <w:rPr>
-                <w:sz w:val="20"/>
-                <w:szCs w:val="20"/>
-              </w:rPr>
-              <w:t xml:space="preserve"> </w:t>
+                <w:rStyle w:val="Strong"/>
+                <w:rFonts w:cs="Segoe UI"/>
+                <w:b w:val="0"/>
+                <w:bCs w:val="0"/>
+                <w:color w:val="0A0A0A"/>
+                <w:sz w:val="21"/>
+                <w:szCs w:val="21"/>
+              </w:rPr>
+              <w:t>Steering the organization</w:t>
             </w:r>
           </w:p>
         </w:tc>
       </w:tr>
+      <w:tr>
+        <w:trPr>
+          <w:trHeight w:val="255"/>
+        </w:trPr>
+        <w:tc>
+          <w:tcPr>
+            <w:tcW w:w="6237" w:type="dxa"/>
+            <w:hideMark/>
+          </w:tcPr>
+          <w:p>
+            <w:pPr>
+              <w:pStyle w:val="NoSpacing"/>
+              <w:spacing w:line="360" w:lineRule="auto"/>
+              <w:rPr>
+                <w:sz w:val="21"/>
+                <w:szCs w:val="21"/>
+              </w:rPr>
+            </w:pPr>
+            <w:r>
+              <w:rPr>
+                <w:rFonts w:cs="Segoe UI"/>
+                <w:color w:val="0A0A0A"/>
+                <w:sz w:val="21"/>
+                <w:szCs w:val="21"/>
+              </w:rPr>
+              <w:t>Leveraging data availability; Leveraging the right tooling; Leveraging an innovation culture</w:t>
+            </w:r>
+          </w:p>
+        </w:tc>
+        <w:tc>
+          <w:tcPr>
+            <w:tcW w:w="1701" w:type="dxa"/>
+            <w:hideMark/>
+          </w:tcPr>
+          <w:p>
+            <w:pPr>
+              <w:pStyle w:val="NoSpacing"/>
+              <w:spacing w:line="360" w:lineRule="auto"/>
+              <w:rPr>
+                <w:sz w:val="21"/>
+                <w:szCs w:val="21"/>
+              </w:rPr>
+            </w:pPr>
+            <w:r>
+              <w:rPr>
+                <w:rFonts w:cs="Segoe UI"/>
+                <w:color w:val="0A0A0A"/>
+                <w:sz w:val="21"/>
+                <w:szCs w:val="21"/>
+              </w:rPr>
+              <w:t>Leveraging conditions</w:t>
+            </w:r>
+          </w:p>
+        </w:tc>
+        <w:tc>
+          <w:tcPr>
+            <w:tcW w:w="1676" w:type="dxa"/>
+            <w:gridSpan w:val="2"/>
+            <w:hideMark/>
+          </w:tcPr>
+          <w:p>
+            <w:pPr>
+              <w:pStyle w:val="NoSpacing"/>
+              <w:spacing w:line="360" w:lineRule="auto"/>
+              <w:rPr>
+                <w:sz w:val="21"/>
+                <w:szCs w:val="21"/>
+              </w:rPr>
+            </w:pPr>
+          </w:p>
+        </w:tc>
+      </w:tr>
+      <w:tr>
+        <w:trPr>
+          <w:trHeight w:val="255"/>
+        </w:trPr>
+        <w:tc>
+          <w:tcPr>
+            <w:tcW w:w="6237" w:type="dxa"/>
+            <w:hideMark/>
+          </w:tcPr>
+          <w:p>
+            <w:pPr>
+              <w:pStyle w:val="NoSpacing"/>
+              <w:spacing w:line="360" w:lineRule="auto"/>
+              <w:rPr>
+                <w:sz w:val="21"/>
+                <w:szCs w:val="21"/>
+              </w:rPr>
+            </w:pPr>
+            <w:r>
+              <w:rPr>
+                <w:rFonts w:cs="Segoe UI"/>
+                <w:color w:val="0A0A0A"/>
+                <w:sz w:val="21"/>
+                <w:szCs w:val="21"/>
+              </w:rPr>
+              <w:t>Leveraging external experts &amp; vendors; Navigating resistance; Navigating restrictive governance</w:t>
+            </w:r>
+          </w:p>
+        </w:tc>
+        <w:tc>
+          <w:tcPr>
+            <w:tcW w:w="1701" w:type="dxa"/>
+            <w:hideMark/>
+          </w:tcPr>
+          <w:p>
+            <w:pPr>
+              <w:pStyle w:val="NoSpacing"/>
+              <w:spacing w:line="360" w:lineRule="auto"/>
+              <w:rPr>
+                <w:sz w:val="21"/>
+                <w:szCs w:val="21"/>
+              </w:rPr>
+            </w:pPr>
+            <w:r>
+              <w:rPr>
+                <w:rFonts w:cs="Segoe UI"/>
+                <w:color w:val="0A0A0A"/>
+                <w:sz w:val="21"/>
+                <w:szCs w:val="21"/>
+              </w:rPr>
+              <w:t>Navigating constraints</w:t>
+            </w:r>
+          </w:p>
+        </w:tc>
+        <w:tc>
+          <w:tcPr>
+            <w:tcW w:w="1676" w:type="dxa"/>
+            <w:gridSpan w:val="2"/>
+            <w:hideMark/>
+          </w:tcPr>
+          <w:p>
+            <w:pPr>
+              <w:pStyle w:val="NoSpacing"/>
+              <w:spacing w:line="360" w:lineRule="auto"/>
+              <w:rPr>
+                <w:sz w:val="21"/>
+                <w:szCs w:val="21"/>
+              </w:rPr>
+            </w:pPr>
+          </w:p>
+        </w:tc>
+      </w:tr>
+      <w:tr>
+        <w:trPr>
+          <w:trHeight w:val="510"/>
+        </w:trPr>
+        <w:tc>
+          <w:tcPr>
+            <w:tcW w:w="6237" w:type="dxa"/>
+            <w:hideMark/>
+          </w:tcPr>
+          <w:p>
+            <w:pPr>
+              <w:pStyle w:val="NoSpacing"/>
+              <w:spacing w:line="360" w:lineRule="auto"/>
+              <w:rPr>
+                <w:sz w:val="21"/>
+                <w:szCs w:val="21"/>
+              </w:rPr>
+            </w:pPr>
+            <w:r>
+              <w:rPr>
+                <w:rFonts w:cs="Segoe UI"/>
+                <w:color w:val="0A0A0A"/>
+                <w:sz w:val="21"/>
+                <w:szCs w:val="21"/>
+              </w:rPr>
+              <w:lastRenderedPageBreak/>
+              <w:t>Generating insights; Creating &amp; validating content &amp; campaigns; Using generic agents; Automating processes; Deploying customer-facing agents</w:t>
+            </w:r>
+          </w:p>
+        </w:tc>
+        <w:tc>
+          <w:tcPr>
+            <w:tcW w:w="1701" w:type="dxa"/>
+            <w:hideMark/>
+          </w:tcPr>
+          <w:p>
+            <w:pPr>
+              <w:pStyle w:val="NoSpacing"/>
+              <w:spacing w:line="360" w:lineRule="auto"/>
+              <w:rPr>
+                <w:sz w:val="21"/>
+                <w:szCs w:val="21"/>
+              </w:rPr>
+            </w:pPr>
+            <w:r>
+              <w:rPr>
+                <w:rFonts w:cs="Segoe UI"/>
+                <w:color w:val="0A0A0A"/>
+                <w:sz w:val="21"/>
+                <w:szCs w:val="21"/>
+              </w:rPr>
+              <w:t>Applying use cases</w:t>
+            </w:r>
+          </w:p>
+        </w:tc>
+        <w:tc>
+          <w:tcPr>
+            <w:tcW w:w="1676" w:type="dxa"/>
+            <w:gridSpan w:val="2"/>
+            <w:hideMark/>
+          </w:tcPr>
+          <w:p>
+            <w:pPr>
+              <w:pStyle w:val="NoSpacing"/>
+              <w:spacing w:line="360" w:lineRule="auto"/>
+              <w:rPr>
+                <w:sz w:val="21"/>
+                <w:szCs w:val="21"/>
+              </w:rPr>
+            </w:pPr>
+            <w:r>
+              <w:rPr>
+                <w:rStyle w:val="Strong"/>
+                <w:rFonts w:cs="Segoe UI"/>
+                <w:b w:val="0"/>
+                <w:bCs w:val="0"/>
+                <w:color w:val="0A0A0A"/>
+                <w:sz w:val="21"/>
+                <w:szCs w:val="21"/>
+              </w:rPr>
+              <w:t>Applying agentic AI</w:t>
+            </w:r>
+          </w:p>
+        </w:tc>
+      </w:tr>
+      <w:tr>
+        <w:trPr>
+          <w:trHeight w:val="497"/>
+        </w:trPr>
+        <w:tc>
+          <w:tcPr>
+            <w:tcW w:w="6237" w:type="dxa"/>
+            <w:hideMark/>
+          </w:tcPr>
+          <w:p>
+            <w:pPr>
+              <w:pStyle w:val="NoSpacing"/>
+              <w:spacing w:line="360" w:lineRule="auto"/>
+              <w:rPr>
+                <w:sz w:val="21"/>
+                <w:szCs w:val="21"/>
+              </w:rPr>
+            </w:pPr>
+            <w:r>
+              <w:rPr>
+                <w:rFonts w:cs="Segoe UI"/>
+                <w:color w:val="0A0A0A"/>
+                <w:sz w:val="21"/>
+                <w:szCs w:val="21"/>
+              </w:rPr>
+              <w:t>Leveraging tool calling; Personalizing agents</w:t>
+            </w:r>
+          </w:p>
+        </w:tc>
+        <w:tc>
+          <w:tcPr>
+            <w:tcW w:w="1701" w:type="dxa"/>
+            <w:hideMark/>
+          </w:tcPr>
+          <w:p>
+            <w:pPr>
+              <w:pStyle w:val="NoSpacing"/>
+              <w:spacing w:line="360" w:lineRule="auto"/>
+              <w:rPr>
+                <w:sz w:val="21"/>
+                <w:szCs w:val="21"/>
+              </w:rPr>
+            </w:pPr>
+            <w:r>
+              <w:rPr>
+                <w:rFonts w:cs="Segoe UI"/>
+                <w:color w:val="0A0A0A"/>
+                <w:sz w:val="21"/>
+                <w:szCs w:val="21"/>
+              </w:rPr>
+              <w:t>Leveraging usage strategies</w:t>
+            </w:r>
+          </w:p>
+        </w:tc>
+        <w:tc>
+          <w:tcPr>
+            <w:tcW w:w="1676" w:type="dxa"/>
+            <w:gridSpan w:val="2"/>
+            <w:hideMark/>
+          </w:tcPr>
+          <w:p>
+            <w:pPr>
+              <w:pStyle w:val="NoSpacing"/>
+              <w:spacing w:line="360" w:lineRule="auto"/>
+              <w:rPr>
+                <w:sz w:val="21"/>
+                <w:szCs w:val="21"/>
+              </w:rPr>
+            </w:pPr>
+          </w:p>
+        </w:tc>
+      </w:tr>
+      <w:tr>
+        <w:trPr>
+          <w:trHeight w:val="497"/>
+        </w:trPr>
+        <w:tc>
+          <w:tcPr>
+            <w:tcW w:w="6237" w:type="dxa"/>
+            <w:hideMark/>
+          </w:tcPr>
+          <w:p>
+            <w:pPr>
+              <w:pStyle w:val="NoSpacing"/>
+              <w:spacing w:line="360" w:lineRule="auto"/>
+              <w:rPr>
+                <w:sz w:val="21"/>
+                <w:szCs w:val="21"/>
+              </w:rPr>
+            </w:pPr>
+            <w:r>
+              <w:rPr>
+                <w:rFonts w:cs="Segoe UI"/>
+                <w:color w:val="0A0A0A"/>
+                <w:sz w:val="21"/>
+                <w:szCs w:val="21"/>
+              </w:rPr>
+              <w:t>Gaining efficiency &amp; speed; Gaining scale; Extending the personal skillset; Improving quality of output</w:t>
+            </w:r>
+          </w:p>
+        </w:tc>
+        <w:tc>
+          <w:tcPr>
+            <w:tcW w:w="1701" w:type="dxa"/>
+            <w:hideMark/>
+          </w:tcPr>
+          <w:p>
+            <w:pPr>
+              <w:pStyle w:val="NoSpacing"/>
+              <w:spacing w:line="360" w:lineRule="auto"/>
+              <w:rPr>
+                <w:sz w:val="21"/>
+                <w:szCs w:val="21"/>
+              </w:rPr>
+            </w:pPr>
+            <w:r>
+              <w:rPr>
+                <w:rFonts w:cs="Segoe UI"/>
+                <w:color w:val="0A0A0A"/>
+                <w:sz w:val="21"/>
+                <w:szCs w:val="21"/>
+              </w:rPr>
+              <w:t>Gaining benefits</w:t>
+            </w:r>
+          </w:p>
+        </w:tc>
+        <w:tc>
+          <w:tcPr>
+            <w:tcW w:w="1676" w:type="dxa"/>
+            <w:gridSpan w:val="2"/>
+            <w:hideMark/>
+          </w:tcPr>
+          <w:p>
+            <w:pPr>
+              <w:pStyle w:val="NoSpacing"/>
+              <w:spacing w:line="360" w:lineRule="auto"/>
+              <w:rPr>
+                <w:sz w:val="21"/>
+                <w:szCs w:val="21"/>
+              </w:rPr>
+            </w:pPr>
+            <w:r>
+              <w:rPr>
+                <w:rStyle w:val="Strong"/>
+                <w:rFonts w:cs="Segoe UI"/>
+                <w:b w:val="0"/>
+                <w:bCs w:val="0"/>
+                <w:color w:val="0A0A0A"/>
+                <w:sz w:val="21"/>
+                <w:szCs w:val="21"/>
+              </w:rPr>
+              <w:t>Value outcomes</w:t>
+            </w:r>
+          </w:p>
+        </w:tc>
+      </w:tr>
+      <w:tr>
+        <w:trPr>
+          <w:trHeight w:val="255"/>
+        </w:trPr>
+        <w:tc>
+          <w:tcPr>
+            <w:tcW w:w="6237" w:type="dxa"/>
+            <w:hideMark/>
+          </w:tcPr>
+          <w:p>
+            <w:pPr>
+              <w:pStyle w:val="NoSpacing"/>
+              <w:spacing w:line="360" w:lineRule="auto"/>
+              <w:rPr>
+                <w:sz w:val="21"/>
+                <w:szCs w:val="21"/>
+              </w:rPr>
+            </w:pPr>
+            <w:r>
+              <w:rPr>
+                <w:rFonts w:cs="Segoe UI"/>
+                <w:color w:val="0A0A0A"/>
+                <w:sz w:val="21"/>
+                <w:szCs w:val="21"/>
+              </w:rPr>
+              <w:t>Incurring financial costs; Displacing jobs</w:t>
+            </w:r>
+          </w:p>
+        </w:tc>
+        <w:tc>
+          <w:tcPr>
+            <w:tcW w:w="1701" w:type="dxa"/>
+            <w:hideMark/>
+          </w:tcPr>
+          <w:p>
+            <w:pPr>
+              <w:pStyle w:val="NoSpacing"/>
+              <w:spacing w:line="360" w:lineRule="auto"/>
+              <w:rPr>
+                <w:sz w:val="21"/>
+                <w:szCs w:val="21"/>
+              </w:rPr>
+            </w:pPr>
+            <w:r>
+              <w:rPr>
+                <w:rFonts w:cs="Segoe UI"/>
+                <w:color w:val="0A0A0A"/>
+                <w:sz w:val="21"/>
+                <w:szCs w:val="21"/>
+              </w:rPr>
+              <w:t>Making sacrifices</w:t>
+            </w:r>
+          </w:p>
+        </w:tc>
+        <w:tc>
+          <w:tcPr>
+            <w:tcW w:w="1676" w:type="dxa"/>
+            <w:gridSpan w:val="2"/>
+            <w:hideMark/>
+          </w:tcPr>
+          <w:p>
+            <w:pPr>
+              <w:pStyle w:val="NoSpacing"/>
+              <w:spacing w:line="360" w:lineRule="auto"/>
+              <w:rPr>
+                <w:sz w:val="21"/>
+                <w:szCs w:val="21"/>
+              </w:rPr>
+            </w:pPr>
+          </w:p>
+        </w:tc>
+      </w:tr>
+      <w:tr>
+        <w:trPr>
+          <w:trHeight w:val="255"/>
+        </w:trPr>
+        <w:tc>
+          <w:tcPr>
+            <w:tcW w:w="6237" w:type="dxa"/>
+            <w:tcBorders>
+              <w:bottom w:val="single" w:sz="8" w:space="0" w:color="auto"/>
+            </w:tcBorders>
+            <w:hideMark/>
+          </w:tcPr>
+          <w:p>
+            <w:pPr>
+              <w:pStyle w:val="NoSpacing"/>
+              <w:spacing w:line="360" w:lineRule="auto"/>
+              <w:rPr>
+                <w:sz w:val="21"/>
+                <w:szCs w:val="21"/>
+              </w:rPr>
+            </w:pPr>
+            <w:r>
+              <w:rPr>
+                <w:rFonts w:cs="Segoe UI"/>
+                <w:color w:val="0A0A0A"/>
+                <w:sz w:val="21"/>
+                <w:szCs w:val="21"/>
+              </w:rPr>
+              <w:t>Risking hallucination; Risking security &amp; privacy violations; Risking brand degradation</w:t>
+            </w:r>
+          </w:p>
+        </w:tc>
+        <w:tc>
+          <w:tcPr>
+            <w:tcW w:w="1701" w:type="dxa"/>
+            <w:tcBorders>
+              <w:bottom w:val="single" w:sz="8" w:space="0" w:color="auto"/>
+            </w:tcBorders>
+            <w:hideMark/>
+          </w:tcPr>
+          <w:p>
+            <w:pPr>
+              <w:pStyle w:val="NoSpacing"/>
+              <w:spacing w:line="360" w:lineRule="auto"/>
+              <w:rPr>
+                <w:sz w:val="21"/>
+                <w:szCs w:val="21"/>
+              </w:rPr>
+            </w:pPr>
+            <w:r>
+              <w:rPr>
+                <w:rFonts w:cs="Segoe UI"/>
+                <w:color w:val="0A0A0A"/>
+                <w:sz w:val="21"/>
+                <w:szCs w:val="21"/>
+              </w:rPr>
+              <w:t>Facing risks</w:t>
+            </w:r>
+          </w:p>
+        </w:tc>
+        <w:tc>
+          <w:tcPr>
+            <w:tcW w:w="1676" w:type="dxa"/>
+            <w:gridSpan w:val="2"/>
+            <w:tcBorders>
+              <w:bottom w:val="single" w:sz="8" w:space="0" w:color="auto"/>
+            </w:tcBorders>
+            <w:hideMark/>
+          </w:tcPr>
+          <w:p>
+            <w:pPr>
+              <w:pStyle w:val="NoSpacing"/>
+              <w:spacing w:line="360" w:lineRule="auto"/>
+              <w:rPr>
+                <w:sz w:val="21"/>
+                <w:szCs w:val="21"/>
+              </w:rPr>
+            </w:pPr>
+          </w:p>
+        </w:tc>
+      </w:tr>
     </w:tbl>
     <w:p>
       <w:pPr>
         <w:spacing w:after="200"/>
         <w:ind w:firstLine="0"/>
       </w:pPr>
-      <w:r>
-        <w:t xml:space="preserve"> </w:t>
-      </w:r>
     </w:p>
     <w:p>
       <w:r>
@@ -16403,8 +13543,8 @@
           <w:iCs/>
         </w:rPr>
       </w:pPr>
-      <w:bookmarkStart w:id="172" w:name="_2wlwvpj75lya" w:colFirst="0" w:colLast="0"/>
-      <w:bookmarkEnd w:id="172"/>
+      <w:bookmarkStart w:id="162" w:name="_2wlwvpj75lya" w:colFirst="0" w:colLast="0"/>
+      <w:bookmarkEnd w:id="162"/>
       <w:r>
         <w:rPr>
           <w:i/>
@@ -16462,8 +13602,8 @@
       <w:pPr>
         <w:pStyle w:val="Heading2"/>
       </w:pPr>
-      <w:bookmarkStart w:id="173" w:name="_k7eypdjcmoyh" w:colFirst="0" w:colLast="0"/>
-      <w:bookmarkEnd w:id="173"/>
+      <w:bookmarkStart w:id="163" w:name="_k7eypdjcmoyh" w:colFirst="0" w:colLast="0"/>
+      <w:bookmarkEnd w:id="163"/>
       <w:r>
         <w:t>4.1</w:t>
       </w:r>
@@ -16517,8 +13657,8 @@
       <w:pPr>
         <w:pStyle w:val="Heading3"/>
       </w:pPr>
-      <w:bookmarkStart w:id="174" w:name="_cel1ujnps8" w:colFirst="0" w:colLast="0"/>
-      <w:bookmarkEnd w:id="174"/>
+      <w:bookmarkStart w:id="164" w:name="_cel1ujnps8" w:colFirst="0" w:colLast="0"/>
+      <w:bookmarkEnd w:id="164"/>
       <w:r>
         <w:t>4.1.1</w:t>
       </w:r>
@@ -16572,7 +13712,7 @@
       </w:r>
     </w:p>
     <w:p>
-      <w:del w:id="175" w:author="Daan Luttik" w:date="2026-06-01T18:16:00Z">
+      <w:del w:id="165" w:author="Daan Luttik" w:date="2026-06-01T18:16:00Z">
         <w:r>
           <w:delText>Do I want to note more how the ever changing nature of AI is affecting marketing manager’s choices?</w:delText>
         </w:r>
@@ -16582,8 +13722,8 @@
       <w:pPr>
         <w:pStyle w:val="Heading3"/>
       </w:pPr>
-      <w:bookmarkStart w:id="176" w:name="_7alih1d45osl" w:colFirst="0" w:colLast="0"/>
-      <w:bookmarkEnd w:id="176"/>
+      <w:bookmarkStart w:id="166" w:name="_7alih1d45osl" w:colFirst="0" w:colLast="0"/>
+      <w:bookmarkEnd w:id="166"/>
       <w:r>
         <w:t>4.1.2</w:t>
       </w:r>
@@ -16601,18 +13741,18 @@
       <w:r>
         <w:t xml:space="preserve">Regarding pressure from competitors interviewee 9, noted how different marketing agencies are looking at each other’s offerings and trying to mimic what others are doing. She noted that organizations are primarily trying </w:t>
       </w:r>
-      <w:commentRangeStart w:id="177"/>
+      <w:commentRangeStart w:id="167"/>
       <w:r>
         <w:t xml:space="preserve">“to get to parity in the present with what they’re saying they can do”, </w:t>
       </w:r>
-      <w:commentRangeEnd w:id="177"/>
+      <w:commentRangeEnd w:id="167"/>
       <w:r>
         <w:rPr>
           <w:rStyle w:val="CommentReference"/>
           <w:sz w:val="22"/>
           <w:szCs w:val="22"/>
         </w:rPr>
-        <w:commentReference w:id="177"/>
+        <w:commentReference w:id="167"/>
       </w:r>
       <w:r>
         <w:t>to  ensure “speed to market” and “staying competitive”. Interviewee 13 noted the value of leveraging insights from competitors to gain insights</w:t>
@@ -16687,8 +13827,8 @@
       <w:pPr>
         <w:pStyle w:val="Heading3"/>
       </w:pPr>
-      <w:bookmarkStart w:id="178" w:name="_hvgdgrm8c1y2" w:colFirst="0" w:colLast="0"/>
-      <w:bookmarkEnd w:id="178"/>
+      <w:bookmarkStart w:id="168" w:name="_hvgdgrm8c1y2" w:colFirst="0" w:colLast="0"/>
+      <w:bookmarkEnd w:id="168"/>
       <w:r>
         <w:t>4.1.3</w:t>
       </w:r>
@@ -16701,18 +13841,18 @@
       <w:r>
         <w:t xml:space="preserve">A third external force shaping managers‘ engagement with agentic AI is the strategy and communication of their software suppliers. Many organizations adopt AI not through internal initiative but through the road maps of the vendors they already depend on, </w:t>
       </w:r>
-      <w:commentRangeStart w:id="179"/>
+      <w:commentRangeStart w:id="169"/>
       <w:r>
         <w:t>this seems to be mostly present amongst those who have little ambition to be leading in the domain of AI</w:t>
       </w:r>
-      <w:commentRangeEnd w:id="179"/>
+      <w:commentRangeEnd w:id="169"/>
       <w:r>
         <w:rPr>
           <w:rStyle w:val="CommentReference"/>
           <w:sz w:val="22"/>
           <w:szCs w:val="22"/>
         </w:rPr>
-        <w:commentReference w:id="179"/>
+        <w:commentReference w:id="169"/>
       </w:r>
       <w:r>
         <w:t xml:space="preserve">. Interviewee 1 noted that “most of the thinking behind an AI strategy comes from their default supplier, it’s Microsoft’s AI strategy or IBM’s AI strategy, because that is their source of </w:t>
@@ -16729,9 +13869,9 @@
           <w:color w:val="000000"/>
         </w:rPr>
       </w:pPr>
-      <w:bookmarkStart w:id="180" w:name="_kdh3jovkecpb" w:colFirst="0" w:colLast="0"/>
-      <w:bookmarkEnd w:id="180"/>
-      <w:commentRangeStart w:id="181"/>
+      <w:bookmarkStart w:id="170" w:name="_kdh3jovkecpb" w:colFirst="0" w:colLast="0"/>
+      <w:bookmarkEnd w:id="170"/>
+      <w:commentRangeStart w:id="171"/>
       <w:r>
         <w:rPr>
           <w:color w:val="000000"/>
@@ -16744,7 +13884,7 @@
         </w:rPr>
         <w:tab/>
       </w:r>
-      <w:commentRangeEnd w:id="181"/>
+      <w:commentRangeEnd w:id="171"/>
       <w:r>
         <w:rPr>
           <w:rStyle w:val="CommentReference"/>
@@ -16752,7 +13892,7 @@
           <w:sz w:val="22"/>
           <w:szCs w:val="22"/>
         </w:rPr>
-        <w:commentReference w:id="181"/>
+        <w:commentReference w:id="171"/>
       </w:r>
       <w:r>
         <w:rPr>
@@ -16853,18 +13993,18 @@
         <w:lastRenderedPageBreak/>
         <w:t xml:space="preserve">of working, the level of AI understanding (typically referred to as AI literacy) within the organization, and the </w:t>
       </w:r>
-      <w:commentRangeStart w:id="182"/>
+      <w:commentRangeStart w:id="172"/>
       <w:r>
         <w:t>organizational ability to act quickly under uncertainty</w:t>
       </w:r>
-      <w:commentRangeEnd w:id="182"/>
+      <w:commentRangeEnd w:id="172"/>
       <w:r>
         <w:rPr>
           <w:rStyle w:val="CommentReference"/>
           <w:sz w:val="22"/>
           <w:szCs w:val="22"/>
         </w:rPr>
-        <w:commentReference w:id="182"/>
+        <w:commentReference w:id="172"/>
       </w:r>
       <w:r>
         <w:t>.</w:t>
@@ -16914,11 +14054,11 @@
       <w:r>
         <w:t xml:space="preserve">A fourth dimension of organizational </w:t>
       </w:r>
-      <w:bookmarkStart w:id="183" w:name="OLE_LINK1"/>
+      <w:bookmarkStart w:id="173" w:name="OLE_LINK1"/>
       <w:r>
         <w:t>capacity concerns culture</w:t>
       </w:r>
-      <w:bookmarkEnd w:id="183"/>
+      <w:bookmarkEnd w:id="173"/>
       <w:r>
         <w:t xml:space="preserve">: the pace of innovation and tolerance for failure within the organization. Where an innovation culture is present, managers leverage it directly to accelerate both education and experimentation. Interviewee 7 described this enabling condition: </w:t>
       </w:r>
@@ -17061,11 +14201,11 @@
       <w:r>
         <w:t xml:space="preserve">we really had pushback internally, like, ‘We want to build this internally’ … And I was like, </w:t>
       </w:r>
-      <w:bookmarkStart w:id="184" w:name="OLE_LINK3"/>
+      <w:bookmarkStart w:id="174" w:name="OLE_LINK3"/>
       <w:r>
         <w:t>‘</w:t>
       </w:r>
-      <w:bookmarkEnd w:id="184"/>
+      <w:bookmarkEnd w:id="174"/>
       <w:r>
         <w:t>Yeah, then I’m going to wait two years before I get space on the backlog.</w:t>
       </w:r>
@@ -17304,7 +14444,7 @@
       </w:r>
     </w:p>
     <w:p>
-      <w:bookmarkStart w:id="185" w:name="OLE_LINK4"/>
+      <w:bookmarkStart w:id="175" w:name="OLE_LINK4"/>
       <w:r>
         <w:rPr>
           <w:bCs/>
@@ -17319,7 +14459,7 @@
       <w:r>
         <w:t xml:space="preserve">the visible endorsement, resource authorization, and organizational protection that senior leaders provide.  </w:t>
       </w:r>
-      <w:bookmarkEnd w:id="185"/>
+      <w:bookmarkEnd w:id="175"/>
       <w:r>
         <w:t>Interviewee 8 described how decisive immediate backing was for his own work: “She just let me go and run … the buy-in of my immediate management is pivotal to what I do.”</w:t>
       </w:r>
@@ -17429,8 +14569,8 @@
           <w:color w:val="24292E"/>
         </w:rPr>
       </w:pPr>
-      <w:bookmarkStart w:id="186" w:name="_xw6d9a4ef7wu" w:colFirst="0" w:colLast="0"/>
-      <w:bookmarkEnd w:id="186"/>
+      <w:bookmarkStart w:id="176" w:name="_xw6d9a4ef7wu" w:colFirst="0" w:colLast="0"/>
+      <w:bookmarkEnd w:id="176"/>
       <w:r>
         <w:t>4.2.3</w:t>
       </w:r>
@@ -17688,8 +14828,8 @@
       <w:r>
         <w:t xml:space="preserve">When resource conditions are available, managers can respond by leveraging them for initiatives regarding agentic AI. </w:t>
       </w:r>
-      <w:bookmarkStart w:id="187" w:name="_qy9fnmmddxdy" w:colFirst="0" w:colLast="0"/>
-      <w:bookmarkEnd w:id="187"/>
+      <w:bookmarkStart w:id="177" w:name="_qy9fnmmddxdy" w:colFirst="0" w:colLast="0"/>
+      <w:bookmarkEnd w:id="177"/>
       <w:r>
         <w:t xml:space="preserve">However, critically, the data shows no clear patterns of reshaping behavior towards these conditions. The limiting factor might be that technical resources often stem from other teams; interviewee 6 noted that the CMO should be “The CTO’s best friend,” noting that the CTO’s help is necessary to execute her vision. </w:t>
       </w:r>
@@ -17837,8 +14977,8 @@
           <w:color w:val="auto"/>
         </w:rPr>
       </w:pPr>
-      <w:bookmarkStart w:id="188" w:name="_hojo1f9yxiy" w:colFirst="0" w:colLast="0"/>
-      <w:bookmarkEnd w:id="188"/>
+      <w:bookmarkStart w:id="178" w:name="_hojo1f9yxiy" w:colFirst="0" w:colLast="0"/>
+      <w:bookmarkEnd w:id="178"/>
       <w:r>
         <w:rPr>
           <w:color w:val="auto"/>
@@ -18008,8 +15148,8 @@
       <w:pPr>
         <w:pStyle w:val="Heading3"/>
       </w:pPr>
-      <w:bookmarkStart w:id="189" w:name="_iuvuby6hzug8" w:colFirst="0" w:colLast="0"/>
-      <w:bookmarkEnd w:id="189"/>
+      <w:bookmarkStart w:id="179" w:name="_iuvuby6hzug8" w:colFirst="0" w:colLast="0"/>
+      <w:bookmarkEnd w:id="179"/>
       <w:r>
         <w:t>4.3.1</w:t>
       </w:r>
@@ -18579,8 +15719,8 @@
       <w:pPr>
         <w:pStyle w:val="Heading3"/>
       </w:pPr>
-      <w:bookmarkStart w:id="190" w:name="_niqmcast9jsc" w:colFirst="0" w:colLast="0"/>
-      <w:bookmarkEnd w:id="190"/>
+      <w:bookmarkStart w:id="180" w:name="_niqmcast9jsc" w:colFirst="0" w:colLast="0"/>
+      <w:bookmarkEnd w:id="180"/>
       <w:r>
         <w:lastRenderedPageBreak/>
         <w:t>4.3.2</w:t>
@@ -18665,11 +15805,11 @@
       <w:r>
         <w:t xml:space="preserve">I already dare to claim that the quality is much higher, than even if an </w:t>
       </w:r>
-      <w:bookmarkStart w:id="191" w:name="OLE_LINK5"/>
+      <w:bookmarkStart w:id="181" w:name="OLE_LINK5"/>
       <w:r>
         <w:t xml:space="preserve">[human] </w:t>
       </w:r>
-      <w:bookmarkEnd w:id="191"/>
+      <w:bookmarkEnd w:id="181"/>
       <w:r>
         <w:t xml:space="preserve">agent does it, because we have all of our </w:t>
       </w:r>
@@ -18732,8 +15872,8 @@
       <w:r>
         <w:t xml:space="preserve">, but also builds on the tool-calling: a personalized tool setup can be highly </w:t>
       </w:r>
-      <w:bookmarkStart w:id="192" w:name="_d3o8hfs61axc" w:colFirst="0" w:colLast="0"/>
-      <w:bookmarkEnd w:id="192"/>
+      <w:bookmarkStart w:id="182" w:name="_d3o8hfs61axc" w:colFirst="0" w:colLast="0"/>
+      <w:bookmarkEnd w:id="182"/>
       <w:r>
         <w:t>beneficial.</w:t>
       </w:r>
@@ -18987,18 +16127,18 @@
         <w:tab/>
         <w:t xml:space="preserve">Value </w:t>
       </w:r>
-      <w:commentRangeStart w:id="193"/>
+      <w:commentRangeStart w:id="183"/>
       <w:r>
         <w:t>Outcomes</w:t>
       </w:r>
-      <w:commentRangeEnd w:id="193"/>
+      <w:commentRangeEnd w:id="183"/>
       <w:r>
         <w:rPr>
           <w:rStyle w:val="CommentReference"/>
           <w:sz w:val="22"/>
           <w:szCs w:val="22"/>
         </w:rPr>
-        <w:commentReference w:id="193"/>
+        <w:commentReference w:id="183"/>
       </w:r>
     </w:p>
     <w:p>
@@ -19053,41 +16193,41 @@
       </w:r>
     </w:p>
     <w:p>
-      <w:commentRangeStart w:id="194"/>
+      <w:commentRangeStart w:id="184"/>
       <w:r>
         <w:t xml:space="preserve">Notably, even for similar use cases, the stated outcomes might be different across interviewees; this might be due to the organizational aspects the managers influence or approach, other elements that affect the outcome, or even the interviewee's perception.  </w:t>
       </w:r>
-      <w:commentRangeEnd w:id="194"/>
+      <w:commentRangeEnd w:id="184"/>
       <w:r>
         <w:rPr>
           <w:rStyle w:val="CommentReference"/>
           <w:sz w:val="22"/>
           <w:szCs w:val="22"/>
         </w:rPr>
-        <w:commentReference w:id="194"/>
-      </w:r>
-    </w:p>
-    <w:p>
-      <w:commentRangeStart w:id="195"/>
+        <w:commentReference w:id="184"/>
+      </w:r>
+    </w:p>
+    <w:p>
+      <w:commentRangeStart w:id="185"/>
       <w:r>
         <w:t>This is the chapter’s central finding: value creation with agentic AI is an inside-out process, shaped more by what organizations do with the technology than by which technology they choose. The three subsections that follow detail the benefit, sacrifice, and risk families; the cross-cutting implications are taken up in Chapter 5.</w:t>
       </w:r>
-      <w:commentRangeEnd w:id="195"/>
+      <w:commentRangeEnd w:id="185"/>
       <w:r>
         <w:rPr>
           <w:rStyle w:val="CommentReference"/>
           <w:sz w:val="22"/>
           <w:szCs w:val="22"/>
         </w:rPr>
-        <w:commentReference w:id="195"/>
+        <w:commentReference w:id="185"/>
       </w:r>
     </w:p>
     <w:p>
       <w:pPr>
         <w:pStyle w:val="Heading3"/>
       </w:pPr>
-      <w:bookmarkStart w:id="196" w:name="_psp9v76zeahl" w:colFirst="0" w:colLast="0"/>
-      <w:bookmarkEnd w:id="196"/>
+      <w:bookmarkStart w:id="186" w:name="_psp9v76zeahl" w:colFirst="0" w:colLast="0"/>
+      <w:bookmarkEnd w:id="186"/>
       <w:r>
         <w:t>4.4.1</w:t>
       </w:r>
@@ -19247,8 +16387,8 @@
       <w:r>
         <w:t xml:space="preserve"> come in various different forms and notes how the agentic system produces better output than a human would otherwise provide. </w:t>
       </w:r>
-      <w:bookmarkStart w:id="197" w:name="_vkh433kqk3oi" w:colFirst="0" w:colLast="0"/>
-      <w:bookmarkEnd w:id="197"/>
+      <w:bookmarkStart w:id="187" w:name="_vkh433kqk3oi" w:colFirst="0" w:colLast="0"/>
+      <w:bookmarkEnd w:id="187"/>
       <w:r>
         <w:t>Interviewee 3 noted increased “depth of insights” in AI-generated reports. Interviewee 10 notes “I find the output quality absurdly good. If you are clear about what you want”, and interviewee 5 noted how they upgraded a large content library with AI, improving the quality compared to the human-made originals.</w:t>
       </w:r>
@@ -19274,14 +16414,14 @@
       <w:r>
         <w:t>sacrifices</w:t>
       </w:r>
-      <w:bookmarkStart w:id="198" w:name="OLE_LINK6"/>
+      <w:bookmarkStart w:id="188" w:name="OLE_LINK6"/>
       <w:r>
         <w:t>;</w:t>
       </w:r>
       <w:r>
         <w:t xml:space="preserve"> things that are knowingly given up or altered as a consequence of AI adoption</w:t>
       </w:r>
-      <w:bookmarkEnd w:id="198"/>
+      <w:bookmarkEnd w:id="188"/>
       <w:r>
         <w:t xml:space="preserve">. </w:t>
       </w:r>
@@ -19350,8 +16490,8 @@
       <w:r>
         <w:t xml:space="preserve"> </w:t>
       </w:r>
-      <w:bookmarkStart w:id="199" w:name="_i62wq5quevoe" w:colFirst="0" w:colLast="0"/>
-      <w:bookmarkEnd w:id="199"/>
+      <w:bookmarkStart w:id="189" w:name="_i62wq5quevoe" w:colFirst="0" w:colLast="0"/>
+      <w:bookmarkEnd w:id="189"/>
     </w:p>
     <w:p>
       <w:pPr>
@@ -19370,13 +16510,31 @@
     </w:p>
     <w:p>
       <w:r>
-        <w:t>Risks differ from sacrifices in that they represent potential rather than certain negative outcomes. Four risk categories are prominent: hallucination</w:t>
+        <w:t xml:space="preserve">Risks differ from sacrifices in that they represent potential rather than certain negative outcomes. </w:t>
+      </w:r>
+      <w:r>
+        <w:t>Three</w:t>
+      </w:r>
+      <w:r>
+        <w:t xml:space="preserve"> risk categories are prominent: hallucination</w:t>
       </w:r>
       <w:r>
         <w:t>s</w:t>
       </w:r>
       <w:r>
-        <w:t>, security exposure, privacy violation, and negative brand impact.</w:t>
+        <w:t xml:space="preserve">, security </w:t>
+      </w:r>
+      <w:r>
+        <w:t>and</w:t>
+      </w:r>
+      <w:r>
+        <w:t xml:space="preserve"> privacy violation</w:t>
+      </w:r>
+      <w:r>
+        <w:t>s</w:t>
+      </w:r>
+      <w:r>
+        <w:t>, and negative brand impact.</w:t>
       </w:r>
     </w:p>
     <w:p>
@@ -19556,7 +16714,7 @@
           <w:color w:val="auto"/>
         </w:rPr>
       </w:pPr>
-      <w:commentRangeStart w:id="200"/>
+      <w:commentRangeStart w:id="190"/>
       <w:r>
         <w:rPr>
           <w:color w:val="auto"/>
@@ -19570,7 +16728,7 @@
         <w:tab/>
         <w:t>Paradoxes</w:t>
       </w:r>
-      <w:commentRangeEnd w:id="200"/>
+      <w:commentRangeEnd w:id="190"/>
       <w:r>
         <w:rPr>
           <w:rStyle w:val="CommentReference"/>
@@ -19578,7 +16736,7 @@
           <w:sz w:val="22"/>
           <w:szCs w:val="22"/>
         </w:rPr>
-        <w:commentReference w:id="200"/>
+        <w:commentReference w:id="190"/>
       </w:r>
     </w:p>
     <w:p>
@@ -19620,7 +16778,7 @@
       <w:r>
         <w:t xml:space="preserve"> and observed that it is often seen as a key concern of deploying agents. </w:t>
       </w:r>
-      <w:bookmarkStart w:id="201" w:name="OLE_LINK7"/>
+      <w:bookmarkStart w:id="191" w:name="OLE_LINK7"/>
       <w:r>
         <w:t>Yet organizations (sometimes the very same) leverage agentic AI to counteract brand risk.</w:t>
       </w:r>
@@ -19681,7 +16839,7 @@
       <w:r>
         <w:t xml:space="preserve">The examples seem to indicate that brand risk is not a question about whether you are using AI, but rather how you are using AI. </w:t>
       </w:r>
-      <w:commentRangeStart w:id="202"/>
+      <w:commentRangeStart w:id="192"/>
       <w:r>
         <w:t>Furthermore</w:t>
       </w:r>
@@ -19691,8 +16849,8 @@
       <w:r>
         <w:t xml:space="preserve">he organizations most exposed to AI-driven brand risk are therefore also the ones with the strongest incentive to invest in AI-driven brand control. </w:t>
       </w:r>
-      <w:bookmarkEnd w:id="201"/>
-      <w:commentRangeEnd w:id="202"/>
+      <w:bookmarkEnd w:id="191"/>
+      <w:commentRangeEnd w:id="192"/>
       <w:r>
         <w:rPr>
           <w:rStyle w:val="CommentReference"/>
@@ -19700,7 +16858,7 @@
           <w:sz w:val="22"/>
           <w:szCs w:val="22"/>
         </w:rPr>
-        <w:commentReference w:id="202"/>
+        <w:commentReference w:id="192"/>
       </w:r>
     </w:p>
     <w:p>
@@ -19799,7 +16957,7 @@
       </w:r>
     </w:p>
     <w:p>
-      <w:commentRangeStart w:id="203"/>
+      <w:commentRangeStart w:id="193"/>
       <w:r>
         <w:t>Two implications can be observed in this tension: First, humans make mistakes too, so accepting some level of hallucination lower than the human baseline would result in an improvement. Second, risk is connected to the ability to evaluate the output. When</w:t>
       </w:r>
@@ -19812,14 +16970,14 @@
       <w:r>
         <w:t xml:space="preserve">. </w:t>
       </w:r>
-      <w:commentRangeEnd w:id="203"/>
+      <w:commentRangeEnd w:id="193"/>
       <w:r>
         <w:rPr>
           <w:rStyle w:val="CommentReference"/>
           <w:sz w:val="22"/>
           <w:szCs w:val="22"/>
         </w:rPr>
-        <w:commentReference w:id="203"/>
+        <w:commentReference w:id="193"/>
       </w:r>
     </w:p>
     <w:p>
@@ -20070,8 +17228,8 @@
           <w:color w:val="00312A"/>
         </w:rPr>
       </w:pPr>
-      <w:bookmarkStart w:id="204" w:name="_7rbdabewznnc" w:colFirst="0" w:colLast="0"/>
-      <w:bookmarkEnd w:id="204"/>
+      <w:bookmarkStart w:id="194" w:name="_7rbdabewznnc" w:colFirst="0" w:colLast="0"/>
+      <w:bookmarkEnd w:id="194"/>
       <w:r>
         <w:rPr>
           <w:color w:val="00312A"/>
@@ -20100,8 +17258,8 @@
           <w:color w:val="00312A"/>
         </w:rPr>
       </w:pPr>
-      <w:bookmarkStart w:id="205" w:name="_vqcghgtkedix" w:colFirst="0" w:colLast="0"/>
-      <w:bookmarkEnd w:id="205"/>
+      <w:bookmarkStart w:id="195" w:name="_vqcghgtkedix" w:colFirst="0" w:colLast="0"/>
+      <w:bookmarkEnd w:id="195"/>
       <w:r>
         <w:rPr>
           <w:color w:val="00312A"/>
@@ -20174,8 +17332,8 @@
           <w:color w:val="00312A"/>
         </w:rPr>
       </w:pPr>
-      <w:bookmarkStart w:id="206" w:name="_mnyukkjx9iq" w:colFirst="0" w:colLast="0"/>
-      <w:bookmarkEnd w:id="206"/>
+      <w:bookmarkStart w:id="196" w:name="_mnyukkjx9iq" w:colFirst="0" w:colLast="0"/>
+      <w:bookmarkEnd w:id="196"/>
       <w:r>
         <w:rPr>
           <w:color w:val="00312A"/>
@@ -20260,8 +17418,8 @@
       <w:pPr>
         <w:pStyle w:val="Heading1"/>
       </w:pPr>
-      <w:bookmarkStart w:id="207" w:name="_dd6zel2y4t5x" w:colFirst="0" w:colLast="0"/>
-      <w:bookmarkEnd w:id="207"/>
+      <w:bookmarkStart w:id="197" w:name="_dd6zel2y4t5x" w:colFirst="0" w:colLast="0"/>
+      <w:bookmarkEnd w:id="197"/>
       <w:r>
         <w:t>6.</w:t>
       </w:r>
@@ -20274,8 +17432,8 @@
       <w:pPr>
         <w:pStyle w:val="Heading1"/>
       </w:pPr>
-      <w:bookmarkStart w:id="208" w:name="_9375lqp6ztft" w:colFirst="0" w:colLast="0"/>
-      <w:bookmarkEnd w:id="208"/>
+      <w:bookmarkStart w:id="198" w:name="_9375lqp6ztft" w:colFirst="0" w:colLast="0"/>
+      <w:bookmarkEnd w:id="198"/>
       <w:r>
         <w:br w:type="page"/>
       </w:r>
@@ -20288,8 +17446,8 @@
           <w:highlight w:val="white"/>
         </w:rPr>
       </w:pPr>
-      <w:bookmarkStart w:id="209" w:name="_kgmnd1ymad1c" w:colFirst="0" w:colLast="0"/>
-      <w:bookmarkEnd w:id="209"/>
+      <w:bookmarkStart w:id="199" w:name="_kgmnd1ymad1c" w:colFirst="0" w:colLast="0"/>
+      <w:bookmarkEnd w:id="199"/>
       <w:r>
         <w:lastRenderedPageBreak/>
         <w:t>7.</w:t>
@@ -20770,7 +17928,7 @@
           <w:highlight w:val="white"/>
         </w:rPr>
       </w:pPr>
-      <w:commentRangeStart w:id="210"/>
+      <w:commentRangeStart w:id="200"/>
       <w:r>
         <w:rPr>
           <w:strike/>
@@ -20835,7 +17993,7 @@
         </w:rPr>
         <w:t xml:space="preserve"> </w:t>
       </w:r>
-      <w:commentRangeEnd w:id="210"/>
+      <w:commentRangeEnd w:id="200"/>
       <w:r>
         <w:rPr>
           <w:rStyle w:val="CommentReference"/>
@@ -20844,7 +18002,7 @@
           <w:szCs w:val="20"/>
           <w:highlight w:val="white"/>
         </w:rPr>
-        <w:commentReference w:id="210"/>
+        <w:commentReference w:id="200"/>
       </w:r>
     </w:p>
     <w:p>
@@ -20857,7 +18015,7 @@
           <w:highlight w:val="white"/>
         </w:rPr>
       </w:pPr>
-      <w:commentRangeStart w:id="211"/>
+      <w:commentRangeStart w:id="201"/>
       <w:r>
         <w:rPr>
           <w:strike/>
@@ -20905,7 +18063,7 @@
         </w:rPr>
         <w:t xml:space="preserve">(1), 38-68. </w:t>
       </w:r>
-      <w:commentRangeEnd w:id="211"/>
+      <w:commentRangeEnd w:id="201"/>
       <w:r>
         <w:rPr>
           <w:rStyle w:val="CommentReference"/>
@@ -20914,7 +18072,7 @@
           <w:szCs w:val="20"/>
           <w:highlight w:val="white"/>
         </w:rPr>
-        <w:commentReference w:id="211"/>
+        <w:commentReference w:id="201"/>
       </w:r>
     </w:p>
     <w:p>
@@ -21405,7 +18563,7 @@
           <w:strike/>
         </w:rPr>
       </w:pPr>
-      <w:commentRangeStart w:id="212"/>
+      <w:commentRangeStart w:id="202"/>
       <w:r>
         <w:rPr>
           <w:strike/>
@@ -21457,7 +18615,7 @@
         </w:rPr>
         <w:t xml:space="preserve"> </w:t>
       </w:r>
-      <w:commentRangeEnd w:id="212"/>
+      <w:commentRangeEnd w:id="202"/>
       <w:r>
         <w:rPr>
           <w:rStyle w:val="CommentReference"/>
@@ -21465,7 +18623,7 @@
           <w:sz w:val="22"/>
           <w:szCs w:val="22"/>
         </w:rPr>
-        <w:commentReference w:id="212"/>
+        <w:commentReference w:id="202"/>
       </w:r>
     </w:p>
     <w:p>
@@ -21755,14 +18913,6 @@
     <w:p>
       <w:pPr>
         <w:ind w:left="720" w:hanging="720"/>
-      </w:pPr>
-      <w:r>
-        <w:t>Lewis, P., Perez, E., Piktus, A., Petroni, F., Karpukhin, V., Goyal, N., Küttler, H., Lewis, M., Yih, W., Rocktäschel, T., et al. (2020). Retrieval-augmented generation for knowledge-intensive nlp tasks. Advances in Neural Information Processing Systems, 33, 9459–9474.</w:t>
-      </w:r>
-    </w:p>
-    <w:p>
-      <w:pPr>
-        <w:ind w:left="720" w:hanging="720"/>
         <w:rPr>
           <w:highlight w:val="white"/>
         </w:rPr>
@@ -21772,13 +18922,13 @@
           <w:highlight w:val="white"/>
           <w:lang w:val="it-IT"/>
         </w:rPr>
-        <w:t xml:space="preserve">Li, M., Guo, S., &amp; Liu, R. (2025). </w:t>
-      </w:r>
-      <w:r>
-        <w:rPr>
-          <w:highlight w:val="white"/>
-        </w:rPr>
-        <w:t xml:space="preserve">BERT-based Consumer Sentiment Analysis for Personalized Marketing Strategies. </w:t>
+        <w:t xml:space="preserve">LeCun, Y., Bengio, Y., &amp; Hinton, G. (2015). </w:t>
+      </w:r>
+      <w:r>
+        <w:rPr>
+          <w:highlight w:val="white"/>
+        </w:rPr>
+        <w:t>Deep learning. </w:t>
       </w:r>
       <w:r>
         <w:rPr>
@@ -21786,13 +18936,13 @@
           <w:iCs/>
           <w:highlight w:val="white"/>
         </w:rPr>
-        <w:t>Informatica</w:t>
-      </w:r>
-      <w:r>
-        <w:rPr>
-          <w:highlight w:val="white"/>
-        </w:rPr>
-        <w:t xml:space="preserve">, </w:t>
+        <w:t>nature</w:t>
+      </w:r>
+      <w:r>
+        <w:rPr>
+          <w:highlight w:val="white"/>
+        </w:rPr>
+        <w:t>, </w:t>
       </w:r>
       <w:r>
         <w:rPr>
@@ -21800,27 +18950,42 @@
           <w:iCs/>
           <w:highlight w:val="white"/>
         </w:rPr>
-        <w:t>49</w:t>
-      </w:r>
-      <w:r>
-        <w:rPr>
-          <w:highlight w:val="white"/>
-        </w:rPr>
-        <w:t>(28).</w:t>
+        <w:t>521</w:t>
+      </w:r>
+      <w:r>
+        <w:rPr>
+          <w:highlight w:val="white"/>
+        </w:rPr>
+        <w:t>(7553), 436-444.</w:t>
       </w:r>
     </w:p>
     <w:p>
       <w:pPr>
         <w:ind w:left="720" w:hanging="720"/>
-        <w:rPr>
-          <w:highlight w:val="white"/>
-        </w:rPr>
-      </w:pPr>
-      <w:r>
-        <w:rPr>
-          <w:highlight w:val="white"/>
-        </w:rPr>
-        <w:t xml:space="preserve">Little, J. D. (1979). Decision support systems for marketing managers. </w:t>
+      </w:pPr>
+      <w:r>
+        <w:t>Lewis, P., Perez, E., Piktus, A., Petroni, F., Karpukhin, V., Goyal, N., Küttler, H., Lewis, M., Yih, W., Rocktäschel, T., et al. (2020). Retrieval-augmented generation for knowledge-intensive nlp tasks. Advances in Neural Information Processing Systems, 33, 9459–9474.</w:t>
+      </w:r>
+    </w:p>
+    <w:p>
+      <w:pPr>
+        <w:ind w:left="720" w:hanging="720"/>
+        <w:rPr>
+          <w:highlight w:val="white"/>
+        </w:rPr>
+      </w:pPr>
+      <w:r>
+        <w:rPr>
+          <w:highlight w:val="white"/>
+          <w:lang w:val="it-IT"/>
+        </w:rPr>
+        <w:t xml:space="preserve">Li, M., Guo, S., &amp; Liu, R. (2025). </w:t>
+      </w:r>
+      <w:r>
+        <w:rPr>
+          <w:highlight w:val="white"/>
+        </w:rPr>
+        <w:t xml:space="preserve">BERT-based Consumer Sentiment Analysis for Personalized Marketing Strategies. </w:t>
       </w:r>
       <w:r>
         <w:rPr>
@@ -21828,7 +18993,7 @@
           <w:iCs/>
           <w:highlight w:val="white"/>
         </w:rPr>
-        <w:t>Journal of marketing</w:t>
+        <w:t>Informatica</w:t>
       </w:r>
       <w:r>
         <w:rPr>
@@ -21842,6 +19007,48 @@
           <w:iCs/>
           <w:highlight w:val="white"/>
         </w:rPr>
+        <w:t>49</w:t>
+      </w:r>
+      <w:r>
+        <w:rPr>
+          <w:highlight w:val="white"/>
+        </w:rPr>
+        <w:t>(28).</w:t>
+      </w:r>
+    </w:p>
+    <w:p>
+      <w:pPr>
+        <w:ind w:left="720" w:hanging="720"/>
+        <w:rPr>
+          <w:highlight w:val="white"/>
+        </w:rPr>
+      </w:pPr>
+      <w:r>
+        <w:rPr>
+          <w:highlight w:val="white"/>
+        </w:rPr>
+        <w:t xml:space="preserve">Little, J. D. (1979). Decision support systems for marketing managers. </w:t>
+      </w:r>
+      <w:r>
+        <w:rPr>
+          <w:i/>
+          <w:iCs/>
+          <w:highlight w:val="white"/>
+        </w:rPr>
+        <w:t>Journal of marketing</w:t>
+      </w:r>
+      <w:r>
+        <w:rPr>
+          <w:highlight w:val="white"/>
+        </w:rPr>
+        <w:t xml:space="preserve">, </w:t>
+      </w:r>
+      <w:r>
+        <w:rPr>
+          <w:i/>
+          <w:iCs/>
+          <w:highlight w:val="white"/>
+        </w:rPr>
         <w:t>43</w:t>
       </w:r>
       <w:r>
@@ -21859,7 +19066,7 @@
           <w:highlight w:val="white"/>
         </w:rPr>
       </w:pPr>
-      <w:commentRangeStart w:id="213"/>
+      <w:commentRangeStart w:id="203"/>
       <w:r>
         <w:rPr>
           <w:strike/>
@@ -21883,7 +19090,7 @@
         </w:rPr>
         <w:t>, (2019), 20-33.</w:t>
       </w:r>
-      <w:commentRangeEnd w:id="213"/>
+      <w:commentRangeEnd w:id="203"/>
       <w:r>
         <w:rPr>
           <w:rStyle w:val="CommentReference"/>
@@ -21892,7 +19099,7 @@
           <w:szCs w:val="22"/>
           <w:highlight w:val="white"/>
         </w:rPr>
-        <w:commentReference w:id="213"/>
+        <w:commentReference w:id="203"/>
       </w:r>
     </w:p>
     <w:p>
@@ -22167,7 +19374,7 @@
           <w:highlight w:val="white"/>
         </w:rPr>
       </w:pPr>
-      <w:commentRangeStart w:id="214"/>
+      <w:commentRangeStart w:id="204"/>
       <w:r>
         <w:rPr>
           <w:strike/>
@@ -22191,7 +19398,7 @@
         </w:rPr>
         <w:t>.</w:t>
       </w:r>
-      <w:commentRangeEnd w:id="214"/>
+      <w:commentRangeEnd w:id="204"/>
       <w:r>
         <w:rPr>
           <w:rStyle w:val="CommentReference"/>
@@ -22200,7 +19407,7 @@
           <w:szCs w:val="22"/>
           <w:highlight w:val="white"/>
         </w:rPr>
-        <w:commentReference w:id="214"/>
+        <w:commentReference w:id="204"/>
       </w:r>
     </w:p>
     <w:p>
@@ -22424,7 +19631,7 @@
           <w:strike/>
         </w:rPr>
       </w:pPr>
-      <w:commentRangeStart w:id="215"/>
+      <w:commentRangeStart w:id="205"/>
       <w:r>
         <w:rPr>
           <w:strike/>
@@ -22458,7 +19665,7 @@
           <w:t>https://doi.org/10.1016/j.jbusres.2022.07.0200</w:t>
         </w:r>
       </w:hyperlink>
-      <w:commentRangeEnd w:id="215"/>
+      <w:commentRangeEnd w:id="205"/>
       <w:r>
         <w:rPr>
           <w:rStyle w:val="CommentReference"/>
@@ -22466,7 +19673,7 @@
           <w:sz w:val="22"/>
           <w:szCs w:val="22"/>
         </w:rPr>
-        <w:commentReference w:id="215"/>
+        <w:commentReference w:id="205"/>
       </w:r>
     </w:p>
     <w:p>
@@ -22587,8 +19794,8 @@
       <w:pPr>
         <w:pStyle w:val="Heading1"/>
       </w:pPr>
-      <w:bookmarkStart w:id="216" w:name="_icpp6ljm25yc" w:colFirst="0" w:colLast="0"/>
-      <w:bookmarkEnd w:id="216"/>
+      <w:bookmarkStart w:id="206" w:name="_icpp6ljm25yc" w:colFirst="0" w:colLast="0"/>
+      <w:bookmarkEnd w:id="206"/>
       <w:r>
         <w:lastRenderedPageBreak/>
         <w:t>Appendix A. Interview Guide and Protocol</w:t>
@@ -22603,8 +19810,8 @@
       <w:pPr>
         <w:pStyle w:val="Heading2"/>
       </w:pPr>
-      <w:bookmarkStart w:id="217" w:name="_yaxctkjupl5f" w:colFirst="0" w:colLast="0"/>
-      <w:bookmarkEnd w:id="217"/>
+      <w:bookmarkStart w:id="207" w:name="_yaxctkjupl5f" w:colFirst="0" w:colLast="0"/>
+      <w:bookmarkEnd w:id="207"/>
       <w:r>
         <w:t>A.1.</w:t>
       </w:r>
@@ -22617,8 +19824,8 @@
       <w:pPr>
         <w:pStyle w:val="Heading3"/>
       </w:pPr>
-      <w:bookmarkStart w:id="218" w:name="_fso8dir40043" w:colFirst="0" w:colLast="0"/>
-      <w:bookmarkEnd w:id="218"/>
+      <w:bookmarkStart w:id="208" w:name="_fso8dir40043" w:colFirst="0" w:colLast="0"/>
+      <w:bookmarkEnd w:id="208"/>
       <w:r>
         <w:t>A.1.1.</w:t>
       </w:r>
@@ -22884,8 +20091,8 @@
       <w:pPr>
         <w:pStyle w:val="Heading3"/>
       </w:pPr>
-      <w:bookmarkStart w:id="219" w:name="_xu7tl6fyia16" w:colFirst="0" w:colLast="0"/>
-      <w:bookmarkEnd w:id="219"/>
+      <w:bookmarkStart w:id="209" w:name="_xu7tl6fyia16" w:colFirst="0" w:colLast="0"/>
+      <w:bookmarkEnd w:id="209"/>
       <w:r>
         <w:t>A.1.2.</w:t>
       </w:r>
@@ -22951,8 +20158,8 @@
       <w:pPr>
         <w:pStyle w:val="Heading3"/>
       </w:pPr>
-      <w:bookmarkStart w:id="220" w:name="_uslcrode5spj" w:colFirst="0" w:colLast="0"/>
-      <w:bookmarkEnd w:id="220"/>
+      <w:bookmarkStart w:id="210" w:name="_uslcrode5spj" w:colFirst="0" w:colLast="0"/>
+      <w:bookmarkEnd w:id="210"/>
       <w:r>
         <w:t>A.1.3.</w:t>
       </w:r>
@@ -23112,8 +20319,8 @@
       <w:pPr>
         <w:pStyle w:val="Heading2"/>
       </w:pPr>
-      <w:bookmarkStart w:id="221" w:name="_4i48gt7nuy87" w:colFirst="0" w:colLast="0"/>
-      <w:bookmarkEnd w:id="221"/>
+      <w:bookmarkStart w:id="211" w:name="_4i48gt7nuy87" w:colFirst="0" w:colLast="0"/>
+      <w:bookmarkEnd w:id="211"/>
       <w:r>
         <w:t>A.2.</w:t>
       </w:r>
@@ -23143,15 +20350,15 @@
           <w:cols w:space="708"/>
         </w:sectPr>
       </w:pPr>
-      <w:bookmarkStart w:id="222" w:name="_i4eri4z2mseg" w:colFirst="0" w:colLast="0"/>
-      <w:bookmarkEnd w:id="222"/>
+      <w:bookmarkStart w:id="212" w:name="_i4eri4z2mseg" w:colFirst="0" w:colLast="0"/>
+      <w:bookmarkEnd w:id="212"/>
     </w:p>
     <w:p>
       <w:pPr>
         <w:pStyle w:val="Heading1"/>
       </w:pPr>
-      <w:bookmarkStart w:id="223" w:name="_n4q94a2ei39t" w:colFirst="0" w:colLast="0"/>
-      <w:bookmarkEnd w:id="223"/>
+      <w:bookmarkStart w:id="213" w:name="_n4q94a2ei39t" w:colFirst="0" w:colLast="0"/>
+      <w:bookmarkEnd w:id="213"/>
       <w:r>
         <w:lastRenderedPageBreak/>
         <w:t>Appendix C. The process of constructive grounded theory</w:t>
@@ -23253,8 +20460,8 @@
       <w:pPr>
         <w:pStyle w:val="Heading1"/>
       </w:pPr>
-      <w:bookmarkStart w:id="224" w:name="_z0nzv114icat" w:colFirst="0" w:colLast="0"/>
-      <w:bookmarkEnd w:id="224"/>
+      <w:bookmarkStart w:id="214" w:name="_z0nzv114icat" w:colFirst="0" w:colLast="0"/>
+      <w:bookmarkEnd w:id="214"/>
       <w:r>
         <w:br w:type="page"/>
       </w:r>
@@ -23263,8 +20470,8 @@
       <w:pPr>
         <w:pStyle w:val="Heading1"/>
       </w:pPr>
-      <w:bookmarkStart w:id="225" w:name="_8iomnw571gh6" w:colFirst="0" w:colLast="0"/>
-      <w:bookmarkEnd w:id="225"/>
+      <w:bookmarkStart w:id="215" w:name="_8iomnw571gh6" w:colFirst="0" w:colLast="0"/>
+      <w:bookmarkEnd w:id="215"/>
       <w:r>
         <w:lastRenderedPageBreak/>
         <w:t>Appendix D. Supporting Quotes</w:t>
@@ -23297,8 +20504,8 @@
         <w:pStyle w:val="Heading1"/>
         <w:ind w:firstLine="0"/>
       </w:pPr>
-      <w:bookmarkStart w:id="226" w:name="_a7k3h3b6oqi2" w:colFirst="0" w:colLast="0"/>
-      <w:bookmarkEnd w:id="226"/>
+      <w:bookmarkStart w:id="216" w:name="_a7k3h3b6oqi2" w:colFirst="0" w:colLast="0"/>
+      <w:bookmarkEnd w:id="216"/>
       <w:r>
         <w:lastRenderedPageBreak/>
         <w:t>Appendix E. What to include?</w:t>
@@ -24484,7 +21691,7 @@
       </w:r>
     </w:p>
   </w:comment>
-  <w:comment w:id="59" w:author="Stefanie B." w:date="2026-05-11T12:44:00Z" w:initials="">
+  <w:comment w:id="58" w:author="Stefanie B." w:date="2026-05-11T12:44:00Z" w:initials="">
     <w:p>
       <w:pPr>
         <w:widowControl w:val="0"/>
@@ -24517,7 +21724,7 @@
       </w:r>
     </w:p>
   </w:comment>
-  <w:comment w:id="58" w:author="Stefanie B." w:date="2026-05-11T12:52:00Z" w:initials="">
+  <w:comment w:id="57" w:author="Stefanie B." w:date="2026-05-11T12:52:00Z" w:initials="">
     <w:p>
       <w:pPr>
         <w:widowControl w:val="0"/>
@@ -24550,7 +21757,7 @@
       </w:r>
     </w:p>
   </w:comment>
-  <w:comment w:id="60" w:author="Stefanie B." w:date="2026-05-11T12:44:00Z" w:initials="">
+  <w:comment w:id="59" w:author="Stefanie B." w:date="2026-05-11T12:44:00Z" w:initials="">
     <w:p>
       <w:pPr>
         <w:widowControl w:val="0"/>
@@ -24583,7 +21790,7 @@
       </w:r>
     </w:p>
   </w:comment>
-  <w:comment w:id="61" w:author="Stefanie B." w:date="2026-05-11T12:44:00Z" w:initials="">
+  <w:comment w:id="60" w:author="Stefanie B." w:date="2026-05-11T12:44:00Z" w:initials="">
     <w:p>
       <w:pPr>
         <w:widowControl w:val="0"/>
@@ -24616,7 +21823,7 @@
       </w:r>
     </w:p>
   </w:comment>
-  <w:comment w:id="62" w:author="Stefanie B." w:date="2026-05-11T12:45:00Z" w:initials="">
+  <w:comment w:id="61" w:author="Stefanie B." w:date="2026-05-11T12:45:00Z" w:initials="">
     <w:p>
       <w:pPr>
         <w:widowControl w:val="0"/>
@@ -24649,7 +21856,7 @@
       </w:r>
     </w:p>
   </w:comment>
-  <w:comment w:id="64" w:author="Stefanie B." w:date="2026-05-11T12:52:00Z" w:initials="">
+  <w:comment w:id="63" w:author="Stefanie B." w:date="2026-05-11T12:52:00Z" w:initials="">
     <w:p>
       <w:pPr>
         <w:widowControl w:val="0"/>
@@ -24682,7 +21889,7 @@
       </w:r>
     </w:p>
   </w:comment>
-  <w:comment w:id="65" w:author="Stefanie B." w:date="2026-05-11T12:53:00Z" w:initials="">
+  <w:comment w:id="64" w:author="Stefanie B." w:date="2026-05-11T12:53:00Z" w:initials="">
     <w:p>
       <w:pPr>
         <w:widowControl w:val="0"/>
@@ -24715,7 +21922,7 @@
       </w:r>
     </w:p>
   </w:comment>
-  <w:comment w:id="70" w:author="Stefanie B." w:date="2026-05-11T12:54:00Z" w:initials="">
+  <w:comment w:id="69" w:author="Stefanie B." w:date="2026-05-11T12:54:00Z" w:initials="">
     <w:p>
       <w:pPr>
         <w:widowControl w:val="0"/>
@@ -24748,7 +21955,7 @@
       </w:r>
     </w:p>
   </w:comment>
-  <w:comment w:id="73" w:author="Stefanie B." w:date="2026-05-11T12:54:00Z" w:initials="">
+  <w:comment w:id="72" w:author="Stefanie B." w:date="2026-05-11T12:54:00Z" w:initials="">
     <w:p>
       <w:pPr>
         <w:widowControl w:val="0"/>
@@ -24781,7 +21988,7 @@
       </w:r>
     </w:p>
   </w:comment>
-  <w:comment w:id="81" w:author="Stefanie B." w:date="2026-05-11T13:05:00Z" w:initials="">
+  <w:comment w:id="80" w:author="Stefanie B." w:date="2026-05-11T13:05:00Z" w:initials="">
     <w:p>
       <w:pPr>
         <w:widowControl w:val="0"/>
@@ -24814,7 +22021,7 @@
       </w:r>
     </w:p>
   </w:comment>
-  <w:comment w:id="80" w:author="Stefanie B." w:date="2026-05-11T12:55:00Z" w:initials="">
+  <w:comment w:id="79" w:author="Stefanie B." w:date="2026-05-11T12:55:00Z" w:initials="">
     <w:p>
       <w:pPr>
         <w:widowControl w:val="0"/>
@@ -24847,7 +22054,7 @@
       </w:r>
     </w:p>
   </w:comment>
-  <w:comment w:id="85" w:author="Stefanie B." w:date="2026-05-11T12:56:00Z" w:initials="">
+  <w:comment w:id="84" w:author="Stefanie B." w:date="2026-05-11T12:56:00Z" w:initials="">
     <w:p>
       <w:pPr>
         <w:widowControl w:val="0"/>
@@ -24880,7 +22087,7 @@
       </w:r>
     </w:p>
   </w:comment>
-  <w:comment w:id="86" w:author="Stefanie B." w:date="2026-05-11T12:58:00Z" w:initials="">
+  <w:comment w:id="85" w:author="Stefanie B." w:date="2026-05-11T12:58:00Z" w:initials="">
     <w:p>
       <w:pPr>
         <w:widowControl w:val="0"/>
@@ -24913,7 +22120,7 @@
       </w:r>
     </w:p>
   </w:comment>
-  <w:comment w:id="87" w:author="Stefanie B." w:date="2026-05-11T13:00:00Z" w:initials="">
+  <w:comment w:id="86" w:author="Stefanie B." w:date="2026-05-11T13:00:00Z" w:initials="">
     <w:p>
       <w:pPr>
         <w:widowControl w:val="0"/>
@@ -24946,7 +22153,7 @@
       </w:r>
     </w:p>
   </w:comment>
-  <w:comment w:id="83" w:author="Stefanie B." w:date="2026-05-11T13:00:00Z" w:initials="">
+  <w:comment w:id="82" w:author="Stefanie B." w:date="2026-05-11T13:00:00Z" w:initials="">
     <w:p>
       <w:pPr>
         <w:widowControl w:val="0"/>
@@ -24979,7 +22186,7 @@
       </w:r>
     </w:p>
   </w:comment>
-  <w:comment w:id="92" w:author="Stefanie B." w:date="2026-05-11T13:04:00Z" w:initials="">
+  <w:comment w:id="91" w:author="Stefanie B." w:date="2026-05-11T13:04:00Z" w:initials="">
     <w:p>
       <w:pPr>
         <w:widowControl w:val="0"/>
@@ -25012,7 +22219,7 @@
       </w:r>
     </w:p>
   </w:comment>
-  <w:comment w:id="93" w:author="Stefanie B." w:date="2026-05-11T13:06:00Z" w:initials="">
+  <w:comment w:id="92" w:author="Stefanie B." w:date="2026-05-11T13:06:00Z" w:initials="">
     <w:p>
       <w:pPr>
         <w:widowControl w:val="0"/>
@@ -25045,7 +22252,7 @@
       </w:r>
     </w:p>
   </w:comment>
-  <w:comment w:id="94" w:author="Stefanie B." w:date="2026-05-11T13:06:00Z" w:initials="">
+  <w:comment w:id="93" w:author="Stefanie B." w:date="2026-05-11T13:06:00Z" w:initials="">
     <w:p>
       <w:pPr>
         <w:widowControl w:val="0"/>
@@ -25078,7 +22285,7 @@
       </w:r>
     </w:p>
   </w:comment>
-  <w:comment w:id="95" w:author="Stefanie B." w:date="2026-05-11T13:06:00Z" w:initials="">
+  <w:comment w:id="94" w:author="Stefanie B." w:date="2026-05-11T13:06:00Z" w:initials="">
     <w:p>
       <w:pPr>
         <w:widowControl w:val="0"/>
@@ -25111,7 +22318,7 @@
       </w:r>
     </w:p>
   </w:comment>
-  <w:comment w:id="96" w:author="Stefanie B." w:date="2026-05-11T13:07:00Z" w:initials="">
+  <w:comment w:id="95" w:author="Stefanie B." w:date="2026-05-11T13:07:00Z" w:initials="">
     <w:p>
       <w:pPr>
         <w:widowControl w:val="0"/>
@@ -25144,7 +22351,7 @@
       </w:r>
     </w:p>
   </w:comment>
-  <w:comment w:id="98" w:author="Stefanie B." w:date="2026-05-11T13:07:00Z" w:initials="">
+  <w:comment w:id="97" w:author="Stefanie B." w:date="2026-05-11T13:07:00Z" w:initials="">
     <w:p>
       <w:pPr>
         <w:widowControl w:val="0"/>
@@ -25177,7 +22384,7 @@
       </w:r>
     </w:p>
   </w:comment>
-  <w:comment w:id="100" w:author="Stefanie B." w:date="2026-05-11T13:08:00Z" w:initials="">
+  <w:comment w:id="99" w:author="Stefanie B." w:date="2026-05-11T13:08:00Z" w:initials="">
     <w:p>
       <w:pPr>
         <w:widowControl w:val="0"/>
@@ -25210,7 +22417,7 @@
       </w:r>
     </w:p>
   </w:comment>
-  <w:comment w:id="101" w:author="Stefanie B." w:date="2026-05-11T13:08:00Z" w:initials="">
+  <w:comment w:id="100" w:author="Stefanie B." w:date="2026-05-11T13:08:00Z" w:initials="">
     <w:p>
       <w:pPr>
         <w:widowControl w:val="0"/>
@@ -25243,7 +22450,7 @@
       </w:r>
     </w:p>
   </w:comment>
-  <w:comment w:id="102" w:author="Stefanie B." w:date="2026-05-11T13:08:00Z" w:initials="">
+  <w:comment w:id="101" w:author="Stefanie B." w:date="2026-05-11T13:08:00Z" w:initials="">
     <w:p>
       <w:pPr>
         <w:widowControl w:val="0"/>
@@ -25276,7 +22483,7 @@
       </w:r>
     </w:p>
   </w:comment>
-  <w:comment w:id="103" w:author="Stefanie B." w:date="2026-05-11T13:33:00Z" w:initials="">
+  <w:comment w:id="102" w:author="Stefanie B." w:date="2026-05-11T13:33:00Z" w:initials="">
     <w:p>
       <w:pPr>
         <w:widowControl w:val="0"/>
@@ -25309,7 +22516,7 @@
       </w:r>
     </w:p>
   </w:comment>
-  <w:comment w:id="105" w:author="Stefanie B." w:date="2026-05-11T14:41:00Z" w:initials="">
+  <w:comment w:id="104" w:author="Stefanie B." w:date="2026-05-11T14:41:00Z" w:initials="">
     <w:p>
       <w:pPr>
         <w:widowControl w:val="0"/>
@@ -25342,7 +22549,7 @@
       </w:r>
     </w:p>
   </w:comment>
-  <w:comment w:id="104" w:author="Stefanie B." w:date="2026-05-11T14:42:00Z" w:initials="">
+  <w:comment w:id="103" w:author="Stefanie B." w:date="2026-05-11T14:42:00Z" w:initials="">
     <w:p>
       <w:pPr>
         <w:widowControl w:val="0"/>
@@ -25375,7 +22582,7 @@
       </w:r>
     </w:p>
   </w:comment>
-  <w:comment w:id="108" w:author="Stefanie B." w:date="2026-05-11T14:43:00Z" w:initials="">
+  <w:comment w:id="107" w:author="Stefanie B." w:date="2026-05-11T14:43:00Z" w:initials="">
     <w:p>
       <w:pPr>
         <w:widowControl w:val="0"/>
@@ -25408,7 +22615,7 @@
       </w:r>
     </w:p>
   </w:comment>
-  <w:comment w:id="107" w:author="Stefanie B." w:date="2026-05-11T14:45:00Z" w:initials="">
+  <w:comment w:id="106" w:author="Stefanie B." w:date="2026-05-11T14:45:00Z" w:initials="">
     <w:p>
       <w:pPr>
         <w:widowControl w:val="0"/>
@@ -25441,7 +22648,7 @@
       </w:r>
     </w:p>
   </w:comment>
-  <w:comment w:id="109" w:author="Stefanie B." w:date="2026-05-11T14:47:00Z" w:initials="">
+  <w:comment w:id="108" w:author="Stefanie B." w:date="2026-05-11T14:47:00Z" w:initials="">
     <w:p>
       <w:pPr>
         <w:widowControl w:val="0"/>
@@ -25474,7 +22681,7 @@
       </w:r>
     </w:p>
   </w:comment>
-  <w:comment w:id="111" w:author="Daan Luttik" w:date="2026-05-03T19:50:00Z" w:initials="">
+  <w:comment w:id="110" w:author="Daan Luttik" w:date="2026-05-03T19:50:00Z" w:initials="">
     <w:p>
       <w:pPr>
         <w:widowControl w:val="0"/>
@@ -25507,7 +22714,7 @@
       </w:r>
     </w:p>
   </w:comment>
-  <w:comment w:id="110" w:author="Stefanie B." w:date="2026-05-11T14:45:00Z" w:initials="">
+  <w:comment w:id="109" w:author="Stefanie B." w:date="2026-05-11T14:45:00Z" w:initials="">
     <w:p>
       <w:pPr>
         <w:widowControl w:val="0"/>
@@ -25540,7 +22747,7 @@
       </w:r>
     </w:p>
   </w:comment>
-  <w:comment w:id="112" w:author="Stefanie B." w:date="2026-05-11T14:58:00Z" w:initials="">
+  <w:comment w:id="111" w:author="Stefanie B." w:date="2026-05-11T14:58:00Z" w:initials="">
     <w:p>
       <w:pPr>
         <w:widowControl w:val="0"/>
@@ -25573,7 +22780,7 @@
       </w:r>
     </w:p>
   </w:comment>
-  <w:comment w:id="113" w:author="Stefanie B." w:date="2026-05-11T14:58:00Z" w:initials="">
+  <w:comment w:id="112" w:author="Stefanie B." w:date="2026-05-11T14:58:00Z" w:initials="">
     <w:p>
       <w:pPr>
         <w:widowControl w:val="0"/>
@@ -25606,7 +22813,7 @@
       </w:r>
     </w:p>
   </w:comment>
-  <w:comment w:id="114" w:author="Stefanie B." w:date="2026-05-11T14:59:00Z" w:initials="">
+  <w:comment w:id="113" w:author="Stefanie B." w:date="2026-05-11T14:59:00Z" w:initials="">
     <w:p>
       <w:pPr>
         <w:widowControl w:val="0"/>
@@ -25639,7 +22846,7 @@
       </w:r>
     </w:p>
   </w:comment>
-  <w:comment w:id="116" w:author="Stefanie B." w:date="2026-05-11T15:00:00Z" w:initials="">
+  <w:comment w:id="115" w:author="Stefanie B." w:date="2026-05-11T15:00:00Z" w:initials="">
     <w:p>
       <w:pPr>
         <w:widowControl w:val="0"/>
@@ -25672,7 +22879,7 @@
       </w:r>
     </w:p>
   </w:comment>
-  <w:comment w:id="117" w:author="Stefanie B." w:date="2026-05-11T15:01:00Z" w:initials="">
+  <w:comment w:id="116" w:author="Stefanie B." w:date="2026-05-11T15:01:00Z" w:initials="">
     <w:p>
       <w:pPr>
         <w:widowControl w:val="0"/>
@@ -25705,7 +22912,7 @@
       </w:r>
     </w:p>
   </w:comment>
-  <w:comment w:id="118" w:author="Stefanie B." w:date="2026-05-11T15:01:00Z" w:initials="">
+  <w:comment w:id="117" w:author="Stefanie B." w:date="2026-05-11T15:01:00Z" w:initials="">
     <w:p>
       <w:pPr>
         <w:widowControl w:val="0"/>
@@ -25738,7 +22945,7 @@
       </w:r>
     </w:p>
   </w:comment>
-  <w:comment w:id="119" w:author="Stefanie B." w:date="2026-05-11T15:02:00Z" w:initials="">
+  <w:comment w:id="118" w:author="Stefanie B." w:date="2026-05-11T15:02:00Z" w:initials="">
     <w:p>
       <w:pPr>
         <w:widowControl w:val="0"/>
@@ -25771,7 +22978,7 @@
       </w:r>
     </w:p>
   </w:comment>
-  <w:comment w:id="120" w:author="Stefanie B." w:date="2026-05-11T15:02:00Z" w:initials="">
+  <w:comment w:id="119" w:author="Stefanie B." w:date="2026-05-11T15:02:00Z" w:initials="">
     <w:p>
       <w:pPr>
         <w:widowControl w:val="0"/>
@@ -25804,7 +23011,7 @@
       </w:r>
     </w:p>
   </w:comment>
-  <w:comment w:id="121" w:author="Stefanie B." w:date="2026-05-11T15:03:00Z" w:initials="">
+  <w:comment w:id="120" w:author="Stefanie B." w:date="2026-05-11T15:03:00Z" w:initials="">
     <w:p>
       <w:pPr>
         <w:widowControl w:val="0"/>
@@ -25837,7 +23044,7 @@
       </w:r>
     </w:p>
   </w:comment>
-  <w:comment w:id="122" w:author="Stefanie B." w:date="2026-05-11T15:03:00Z" w:initials="">
+  <w:comment w:id="121" w:author="Stefanie B." w:date="2026-05-11T15:03:00Z" w:initials="">
     <w:p>
       <w:pPr>
         <w:widowControl w:val="0"/>
@@ -25870,7 +23077,7 @@
       </w:r>
     </w:p>
   </w:comment>
-  <w:comment w:id="124" w:author="Stefanie B." w:date="2026-05-11T15:03:00Z" w:initials="">
+  <w:comment w:id="123" w:author="Stefanie B." w:date="2026-05-11T15:03:00Z" w:initials="">
     <w:p>
       <w:pPr>
         <w:widowControl w:val="0"/>
@@ -25903,7 +23110,7 @@
       </w:r>
     </w:p>
   </w:comment>
-  <w:comment w:id="125" w:author="Stefanie B." w:date="2026-05-11T15:04:00Z" w:initials="">
+  <w:comment w:id="124" w:author="Stefanie B." w:date="2026-05-11T15:04:00Z" w:initials="">
     <w:p>
       <w:pPr>
         <w:widowControl w:val="0"/>
@@ -25936,7 +23143,7 @@
       </w:r>
     </w:p>
   </w:comment>
-  <w:comment w:id="126" w:author="Stefanie B." w:date="2026-05-11T15:04:00Z" w:initials="">
+  <w:comment w:id="125" w:author="Stefanie B." w:date="2026-05-11T15:04:00Z" w:initials="">
     <w:p>
       <w:pPr>
         <w:widowControl w:val="0"/>
@@ -25969,7 +23176,7 @@
       </w:r>
     </w:p>
   </w:comment>
-  <w:comment w:id="127" w:author="Stefanie B." w:date="2026-05-11T15:05:00Z" w:initials="">
+  <w:comment w:id="126" w:author="Stefanie B." w:date="2026-05-11T15:05:00Z" w:initials="">
     <w:p>
       <w:pPr>
         <w:widowControl w:val="0"/>
@@ -26002,7 +23209,7 @@
       </w:r>
     </w:p>
   </w:comment>
-  <w:comment w:id="128" w:author="Stefanie B." w:date="2026-05-11T15:05:00Z" w:initials="">
+  <w:comment w:id="127" w:author="Stefanie B." w:date="2026-05-11T15:05:00Z" w:initials="">
     <w:p>
       <w:pPr>
         <w:widowControl w:val="0"/>
@@ -26035,7 +23242,7 @@
       </w:r>
     </w:p>
   </w:comment>
-  <w:comment w:id="129" w:author="Stefanie B." w:date="2026-05-11T15:09:00Z" w:initials="">
+  <w:comment w:id="128" w:author="Stefanie B." w:date="2026-05-11T15:09:00Z" w:initials="">
     <w:p>
       <w:pPr>
         <w:widowControl w:val="0"/>
@@ -26068,7 +23275,7 @@
       </w:r>
     </w:p>
   </w:comment>
-  <w:comment w:id="131" w:author="Stefanie B." w:date="2026-05-11T15:10:00Z" w:initials="">
+  <w:comment w:id="130" w:author="Stefanie B." w:date="2026-05-11T15:10:00Z" w:initials="">
     <w:p>
       <w:pPr>
         <w:widowControl w:val="0"/>
@@ -26101,7 +23308,7 @@
       </w:r>
     </w:p>
   </w:comment>
-  <w:comment w:id="132" w:author="Stefanie B." w:date="2026-05-11T15:10:00Z" w:initials="">
+  <w:comment w:id="131" w:author="Stefanie B." w:date="2026-05-11T15:10:00Z" w:initials="">
     <w:p>
       <w:pPr>
         <w:widowControl w:val="0"/>
@@ -26134,7 +23341,7 @@
       </w:r>
     </w:p>
   </w:comment>
-  <w:comment w:id="133" w:author="Stefanie B." w:date="2026-05-11T15:10:00Z" w:initials="">
+  <w:comment w:id="132" w:author="Stefanie B." w:date="2026-05-11T15:10:00Z" w:initials="">
     <w:p>
       <w:pPr>
         <w:widowControl w:val="0"/>
@@ -26167,7 +23374,7 @@
       </w:r>
     </w:p>
   </w:comment>
-  <w:comment w:id="134" w:author="Stefanie B." w:date="2026-05-11T15:10:00Z" w:initials="">
+  <w:comment w:id="133" w:author="Stefanie B." w:date="2026-05-11T15:10:00Z" w:initials="">
     <w:p>
       <w:pPr>
         <w:widowControl w:val="0"/>
@@ -26200,7 +23407,7 @@
       </w:r>
     </w:p>
   </w:comment>
-  <w:comment w:id="137" w:author="Stefanie B." w:date="2025-12-02T09:45:00Z" w:initials="">
+  <w:comment w:id="136" w:author="Stefanie B." w:date="2025-12-02T09:45:00Z" w:initials="">
     <w:p>
       <w:pPr>
         <w:widowControl w:val="0"/>
@@ -26233,7 +23440,7 @@
       </w:r>
     </w:p>
   </w:comment>
-  <w:comment w:id="138" w:author="Daan Luttik" w:date="2026-01-15T10:17:00Z" w:initials="">
+  <w:comment w:id="137" w:author="Daan Luttik" w:date="2026-01-15T10:17:00Z" w:initials="">
     <w:p>
       <w:pPr>
         <w:widowControl w:val="0"/>
@@ -26266,7 +23473,7 @@
       </w:r>
     </w:p>
   </w:comment>
-  <w:comment w:id="143" w:author="Daan Luttik" w:date="2026-01-15T14:03:00Z" w:initials="">
+  <w:comment w:id="142" w:author="Daan Luttik" w:date="2026-01-15T14:03:00Z" w:initials="">
     <w:p>
       <w:pPr>
         <w:widowControl w:val="0"/>
@@ -26299,7 +23506,7 @@
       </w:r>
     </w:p>
   </w:comment>
-  <w:comment w:id="142" w:author="Daan Luttik" w:date="2026-04-27T16:00:00Z" w:initials="">
+  <w:comment w:id="141" w:author="Daan Luttik" w:date="2026-04-27T16:00:00Z" w:initials="">
     <w:p>
       <w:pPr>
         <w:widowControl w:val="0"/>
@@ -26332,7 +23539,7 @@
       </w:r>
     </w:p>
   </w:comment>
-  <w:comment w:id="141" w:author="Stefanie B." w:date="2026-05-11T15:11:00Z" w:initials="">
+  <w:comment w:id="140" w:author="Stefanie B." w:date="2026-05-11T15:11:00Z" w:initials="">
     <w:p>
       <w:pPr>
         <w:widowControl w:val="0"/>
@@ -26365,7 +23572,7 @@
       </w:r>
     </w:p>
   </w:comment>
-  <w:comment w:id="146" w:author="Daan Luttik" w:date="2026-01-14T17:59:00Z" w:initials="">
+  <w:comment w:id="145" w:author="Daan Luttik" w:date="2026-01-14T17:59:00Z" w:initials="">
     <w:p>
       <w:pPr>
         <w:widowControl w:val="0"/>
@@ -26398,7 +23605,7 @@
       </w:r>
     </w:p>
   </w:comment>
-  <w:comment w:id="145" w:author="Daan Luttik" w:date="2026-05-03T19:25:00Z" w:initials="">
+  <w:comment w:id="144" w:author="Daan Luttik" w:date="2026-05-03T19:25:00Z" w:initials="">
     <w:p>
       <w:pPr>
         <w:widowControl w:val="0"/>
@@ -26431,7 +23638,7 @@
       </w:r>
     </w:p>
   </w:comment>
-  <w:comment w:id="149" w:author="Stefanie B." w:date="2025-12-02T09:35:00Z" w:initials="">
+  <w:comment w:id="148" w:author="Stefanie B." w:date="2025-12-02T09:35:00Z" w:initials="">
     <w:p>
       <w:pPr>
         <w:widowControl w:val="0"/>
@@ -26464,7 +23671,7 @@
       </w:r>
     </w:p>
   </w:comment>
-  <w:comment w:id="148" w:author="Daan Luttik" w:date="2026-05-03T19:33:00Z" w:initials="">
+  <w:comment w:id="147" w:author="Daan Luttik" w:date="2026-05-03T19:33:00Z" w:initials="">
     <w:p>
       <w:pPr>
         <w:widowControl w:val="0"/>
@@ -26497,7 +23704,7 @@
       </w:r>
     </w:p>
   </w:comment>
-  <w:comment w:id="147" w:author="Stefanie B." w:date="2026-05-11T15:12:00Z" w:initials="">
+  <w:comment w:id="146" w:author="Stefanie B." w:date="2026-05-11T15:12:00Z" w:initials="">
     <w:p>
       <w:pPr>
         <w:widowControl w:val="0"/>
@@ -26530,7 +23737,7 @@
       </w:r>
     </w:p>
   </w:comment>
-  <w:comment w:id="151" w:author="Daan Luttik" w:date="2026-04-27T16:03:00Z" w:initials="">
+  <w:comment w:id="150" w:author="Daan Luttik" w:date="2026-04-27T16:03:00Z" w:initials="">
     <w:p>
       <w:pPr>
         <w:widowControl w:val="0"/>
@@ -26563,7 +23770,7 @@
       </w:r>
     </w:p>
   </w:comment>
-  <w:comment w:id="150" w:author="Stefanie B." w:date="2026-05-11T15:12:00Z" w:initials="">
+  <w:comment w:id="149" w:author="Stefanie B." w:date="2026-05-11T15:12:00Z" w:initials="">
     <w:p>
       <w:pPr>
         <w:widowControl w:val="0"/>
@@ -26596,7 +23803,7 @@
       </w:r>
     </w:p>
   </w:comment>
-  <w:comment w:id="156" w:author="Stefanie B." w:date="2025-12-02T09:33:00Z" w:initials="">
+  <w:comment w:id="155" w:author="Stefanie B." w:date="2025-12-02T09:33:00Z" w:initials="">
     <w:p>
       <w:pPr>
         <w:widowControl w:val="0"/>
@@ -26629,7 +23836,7 @@
       </w:r>
     </w:p>
   </w:comment>
-  <w:comment w:id="155" w:author="Daan Luttik" w:date="2026-01-14T17:53:00Z" w:initials="">
+  <w:comment w:id="154" w:author="Daan Luttik" w:date="2026-01-14T17:53:00Z" w:initials="">
     <w:p>
       <w:pPr>
         <w:widowControl w:val="0"/>
@@ -26791,7 +23998,7 @@
       </w:r>
     </w:p>
   </w:comment>
-  <w:comment w:id="154" w:author="Daan Luttik" w:date="2026-04-27T16:29:00Z" w:initials="">
+  <w:comment w:id="153" w:author="Daan Luttik" w:date="2026-04-27T16:29:00Z" w:initials="">
     <w:p>
       <w:pPr>
         <w:widowControl w:val="0"/>
@@ -26824,7 +24031,7 @@
       </w:r>
     </w:p>
   </w:comment>
-  <w:comment w:id="153" w:author="Daan Luttik" w:date="2026-04-27T16:30:00Z" w:initials="">
+  <w:comment w:id="152" w:author="Daan Luttik" w:date="2026-04-27T16:30:00Z" w:initials="">
     <w:p>
       <w:pPr>
         <w:widowControl w:val="0"/>
@@ -26857,7 +24064,7 @@
       </w:r>
     </w:p>
   </w:comment>
-  <w:comment w:id="152" w:author="Stefanie B." w:date="2026-05-11T15:13:00Z" w:initials="">
+  <w:comment w:id="151" w:author="Stefanie B." w:date="2026-05-11T15:13:00Z" w:initials="">
     <w:p>
       <w:pPr>
         <w:widowControl w:val="0"/>
@@ -26890,7 +24097,7 @@
       </w:r>
     </w:p>
   </w:comment>
-  <w:comment w:id="159" w:author="Daan Luttik" w:date="2026-05-31T16:54:00Z" w:initials="">
+  <w:comment w:id="158" w:author="Daan Luttik" w:date="2026-05-31T16:54:00Z" w:initials="">
     <w:p>
       <w:pPr>
         <w:widowControl w:val="0"/>
@@ -26923,7 +24130,7 @@
       </w:r>
     </w:p>
   </w:comment>
-  <w:comment w:id="160" w:author="Daan Luttik" w:date="2026-05-31T16:53:00Z" w:initials="">
+  <w:comment w:id="159" w:author="Daan Luttik" w:date="2026-05-31T16:53:00Z" w:initials="">
     <w:p>
       <w:pPr>
         <w:widowControl w:val="0"/>
@@ -26956,7 +24163,7 @@
       </w:r>
     </w:p>
   </w:comment>
-  <w:comment w:id="163" w:author="Daan Luttik" w:date="2026-05-30T16:31:00Z" w:initials="">
+  <w:comment w:id="167" w:author="Daan Luttik" w:date="2026-06-01T18:21:00Z" w:initials="">
     <w:p>
       <w:pPr>
         <w:widowControl w:val="0"/>
@@ -26985,11 +24192,11 @@
           <w:rFonts w:ascii="Arial" w:eastAsia="Arial" w:hAnsi="Arial" w:cs="Arial"/>
           <w:color w:val="000000"/>
         </w:rPr>
-        <w:t>Mention training as a prerequisite for successful experimenting.</w:t>
+        <w:t>This also signals the gap between optics-and-reality</w:t>
       </w:r>
     </w:p>
   </w:comment>
-  <w:comment w:id="164" w:author="Daan Luttik" w:date="2026-05-29T14:33:00Z" w:initials="">
+  <w:comment w:id="169" w:author="Daan Luttik" w:date="2026-06-01T18:20:00Z" w:initials="">
     <w:p>
       <w:pPr>
         <w:widowControl w:val="0"/>
@@ -27018,11 +24225,11 @@
           <w:rFonts w:ascii="Arial" w:eastAsia="Arial" w:hAnsi="Arial" w:cs="Arial"/>
           <w:color w:val="000000"/>
         </w:rPr>
-        <w:t>reword</w:t>
+        <w:t>This is purely based on who said it. I do not think I have logical quotes to link the two: lacking ambition and following the vendor...</w:t>
       </w:r>
     </w:p>
   </w:comment>
-  <w:comment w:id="165" w:author="Daan Luttik" w:date="2026-05-30T16:39:00Z" w:initials="">
+  <w:comment w:id="171" w:author="Daan Luttik" w:date="2026-06-01T18:23:00Z" w:initials="">
     <w:p>
       <w:pPr>
         <w:widowControl w:val="0"/>
@@ -27051,11 +24258,31 @@
           <w:rFonts w:ascii="Arial" w:eastAsia="Arial" w:hAnsi="Arial" w:cs="Arial"/>
           <w:color w:val="000000"/>
         </w:rPr>
-        <w:t>Lacking is removed. Instead I’ll discuss lacking in the context of leveraging.</w:t>
+        <w:t>Not the name of the code. Rather the key purpose of this section.</w:t>
       </w:r>
     </w:p>
   </w:comment>
-  <w:comment w:id="166" w:author="Daan Luttik" w:date="2026-05-30T16:27:00Z" w:initials="">
+  <w:comment w:id="172" w:author="Luttik, Daan" w:date="2026-06-05T19:34:00Z" w:initials="DL">
+    <w:p>
+      <w:pPr>
+        <w:pStyle w:val="CommentText"/>
+        <w:ind w:firstLine="0"/>
+      </w:pPr>
+      <w:r>
+        <w:rPr>
+          <w:rStyle w:val="CommentReference"/>
+        </w:rPr>
+        <w:annotationRef/>
+      </w:r>
+      <w:r>
+        <w:rPr>
+          <w:lang w:val="en-GB"/>
+        </w:rPr>
+        <w:t>Im not sure about this..</w:t>
+      </w:r>
+    </w:p>
+  </w:comment>
+  <w:comment w:id="183" w:author="Daan Luttik" w:date="2026-05-25T16:35:00Z" w:initials="">
     <w:p>
       <w:pPr>
         <w:widowControl w:val="0"/>
@@ -27084,11 +24311,96 @@
           <w:rFonts w:ascii="Arial" w:eastAsia="Arial" w:hAnsi="Arial" w:cs="Arial"/>
           <w:color w:val="000000"/>
         </w:rPr>
-        <w:t>Talk about process thinking, AI understanding</w:t>
+        <w:t>I considered using value creation. But this might be more concrete.</w:t>
       </w:r>
     </w:p>
   </w:comment>
-  <w:comment w:id="167" w:author="Daan Luttik" w:date="2026-05-30T16:49:00Z" w:initials="">
+  <w:comment w:id="184" w:author="Luttik, Daan" w:date="2026-06-06T20:05:00Z" w:initials="DL">
+    <w:p>
+      <w:pPr>
+        <w:pStyle w:val="CommentText"/>
+        <w:ind w:firstLine="0"/>
+      </w:pPr>
+      <w:r>
+        <w:rPr>
+          <w:rStyle w:val="CommentReference"/>
+        </w:rPr>
+        <w:annotationRef/>
+      </w:r>
+      <w:r>
+        <w:t>Unclear if I should move this to the discussion...</w:t>
+      </w:r>
+    </w:p>
+  </w:comment>
+  <w:comment w:id="185" w:author="Luttik, Daan" w:date="2026-06-06T20:04:00Z" w:initials="DL">
+    <w:p>
+      <w:pPr>
+        <w:pStyle w:val="CommentText"/>
+        <w:ind w:firstLine="0"/>
+      </w:pPr>
+      <w:r>
+        <w:rPr>
+          <w:rStyle w:val="CommentReference"/>
+        </w:rPr>
+        <w:annotationRef/>
+      </w:r>
+      <w:r>
+        <w:t>Probably should move this to the discussion...</w:t>
+      </w:r>
+    </w:p>
+  </w:comment>
+  <w:comment w:id="190" w:author="Luttik, Daan" w:date="2026-06-06T21:32:00Z" w:initials="DL">
+    <w:p>
+      <w:pPr>
+        <w:pStyle w:val="CommentText"/>
+        <w:ind w:firstLine="0"/>
+      </w:pPr>
+      <w:r>
+        <w:rPr>
+          <w:rStyle w:val="CommentReference"/>
+        </w:rPr>
+        <w:annotationRef/>
+      </w:r>
+      <w:r>
+        <w:t xml:space="preserve"> this section seems most relevant here rather than section 5 because it's still so dependent on quotes. It does also contain more interpretation than the other sections in chapter 4, so I just wanted to check.</w:t>
+      </w:r>
+    </w:p>
+  </w:comment>
+  <w:comment w:id="192" w:author="Luttik, Daan" w:date="2026-06-06T21:39:00Z" w:initials="DL">
+    <w:p>
+      <w:pPr>
+        <w:pStyle w:val="CommentText"/>
+        <w:ind w:firstLine="0"/>
+      </w:pPr>
+      <w:r>
+        <w:rPr>
+          <w:rStyle w:val="CommentReference"/>
+        </w:rPr>
+        <w:annotationRef/>
+      </w:r>
+      <w:r>
+        <w:t>This feels like a discussion style statement. But brand risk might not be relevant enough to bring into the discussion...</w:t>
+      </w:r>
+    </w:p>
+  </w:comment>
+  <w:comment w:id="193" w:author="Luttik, Daan" w:date="2026-06-06T22:16:00Z" w:initials="DL">
+    <w:p>
+      <w:pPr>
+        <w:pStyle w:val="CommentText"/>
+        <w:ind w:firstLine="0"/>
+      </w:pPr>
+      <w:r>
+        <w:rPr>
+          <w:rStyle w:val="CommentReference"/>
+        </w:rPr>
+        <w:annotationRef/>
+      </w:r>
+      <w:r>
+        <w:t>Again doubt about if this can be part of chapter 4</w:t>
+      </w:r>
+    </w:p>
+  </w:comment>
+  <w:comment w:id="200" w:author="Daan Luttik" w:date="2026-05-03T19:36:00Z" w:initials="">
     <w:p>
       <w:pPr>
         <w:widowControl w:val="0"/>
@@ -27117,11 +24429,11 @@
           <w:rFonts w:ascii="Arial" w:eastAsia="Arial" w:hAnsi="Arial" w:cs="Arial"/>
           <w:color w:val="000000"/>
         </w:rPr>
-        <w:t>Incl. data analysis</w:t>
+        <w:t>Probably interesting, I requested a copy through linkedin. @stefaniebeninger@gmail.com, If you do have access, Id love a pdf 😉</w:t>
       </w:r>
     </w:p>
   </w:comment>
-  <w:comment w:id="168" w:author="Daan Luttik" w:date="2026-05-30T16:56:00Z" w:initials="">
+  <w:comment w:id="201" w:author="Daan Luttik" w:date="2026-05-03T19:41:00Z" w:initials="">
     <w:p>
       <w:pPr>
         <w:widowControl w:val="0"/>
@@ -27150,11 +24462,11 @@
           <w:rFonts w:ascii="Arial" w:eastAsia="Arial" w:hAnsi="Arial" w:cs="Arial"/>
           <w:color w:val="000000"/>
         </w:rPr>
-        <w:t>Data &amp; context is part of integration... What else?</w:t>
+        <w:t>Probably also interesting</w:t>
       </w:r>
     </w:p>
   </w:comment>
-  <w:comment w:id="169" w:author="Daan Luttik" w:date="2026-05-30T16:52:00Z" w:initials="">
+  <w:comment w:id="202" w:author="Daan Luttik" w:date="2026-05-03T19:38:00Z" w:initials="">
     <w:p>
       <w:pPr>
         <w:widowControl w:val="0"/>
@@ -27183,11 +24495,11 @@
           <w:rFonts w:ascii="Arial" w:eastAsia="Arial" w:hAnsi="Arial" w:cs="Arial"/>
           <w:color w:val="000000"/>
         </w:rPr>
-        <w:t>Including; speed &amp; scalability</w:t>
+        <w:t>I think I removed this quotation... maybe look at it again.</w:t>
       </w:r>
     </w:p>
   </w:comment>
-  <w:comment w:id="170" w:author="Daan Luttik" w:date="2026-05-30T16:34:00Z" w:initials="">
+  <w:comment w:id="203" w:author="Daan Luttik" w:date="2026-05-03T19:40:00Z" w:initials="">
     <w:p>
       <w:pPr>
         <w:widowControl w:val="0"/>
@@ -27216,11 +24528,11 @@
           <w:rFonts w:ascii="Arial" w:eastAsia="Arial" w:hAnsi="Arial" w:cs="Arial"/>
           <w:color w:val="000000"/>
         </w:rPr>
-        <w:t>i.e. Extended skillset</w:t>
+        <w:t>probably not interesting enough to include.</w:t>
       </w:r>
     </w:p>
   </w:comment>
-  <w:comment w:id="171" w:author="Daan Luttik" w:date="2026-05-30T15:42:00Z" w:initials="">
+  <w:comment w:id="204" w:author="Daan Luttik" w:date="2026-05-03T19:43:00Z" w:initials="">
     <w:p>
       <w:pPr>
         <w:widowControl w:val="0"/>
@@ -27249,413 +24561,11 @@
           <w:rFonts w:ascii="Arial" w:eastAsia="Arial" w:hAnsi="Arial" w:cs="Arial"/>
           <w:color w:val="000000"/>
         </w:rPr>
-        <w:t>Hard errors or content not in line with brand.</w:t>
+        <w:t>Probably to be removed, since, while we tried it, it did not affect the research.</w:t>
       </w:r>
     </w:p>
   </w:comment>
-  <w:comment w:id="177" w:author="Daan Luttik" w:date="2026-06-01T18:21:00Z" w:initials="">
-    <w:p>
-      <w:pPr>
-        <w:widowControl w:val="0"/>
-        <w:pBdr>
-          <w:top w:val="nil"/>
-          <w:left w:val="nil"/>
-          <w:bottom w:val="nil"/>
-          <w:right w:val="nil"/>
-          <w:between w:val="nil"/>
-        </w:pBdr>
-        <w:spacing w:line="240" w:lineRule="auto"/>
-        <w:ind w:firstLine="0"/>
-        <w:rPr>
-          <w:rFonts w:ascii="Arial" w:eastAsia="Arial" w:hAnsi="Arial" w:cs="Arial"/>
-          <w:color w:val="000000"/>
-        </w:rPr>
-      </w:pPr>
-      <w:r>
-        <w:rPr>
-          <w:rStyle w:val="CommentReference"/>
-        </w:rPr>
-        <w:annotationRef/>
-      </w:r>
-      <w:r>
-        <w:rPr>
-          <w:rFonts w:ascii="Arial" w:eastAsia="Arial" w:hAnsi="Arial" w:cs="Arial"/>
-          <w:color w:val="000000"/>
-        </w:rPr>
-        <w:t>This also signals the gap between optics-and-reality</w:t>
-      </w:r>
-    </w:p>
-  </w:comment>
-  <w:comment w:id="179" w:author="Daan Luttik" w:date="2026-06-01T18:20:00Z" w:initials="">
-    <w:p>
-      <w:pPr>
-        <w:widowControl w:val="0"/>
-        <w:pBdr>
-          <w:top w:val="nil"/>
-          <w:left w:val="nil"/>
-          <w:bottom w:val="nil"/>
-          <w:right w:val="nil"/>
-          <w:between w:val="nil"/>
-        </w:pBdr>
-        <w:spacing w:line="240" w:lineRule="auto"/>
-        <w:ind w:firstLine="0"/>
-        <w:rPr>
-          <w:rFonts w:ascii="Arial" w:eastAsia="Arial" w:hAnsi="Arial" w:cs="Arial"/>
-          <w:color w:val="000000"/>
-        </w:rPr>
-      </w:pPr>
-      <w:r>
-        <w:rPr>
-          <w:rStyle w:val="CommentReference"/>
-        </w:rPr>
-        <w:annotationRef/>
-      </w:r>
-      <w:r>
-        <w:rPr>
-          <w:rFonts w:ascii="Arial" w:eastAsia="Arial" w:hAnsi="Arial" w:cs="Arial"/>
-          <w:color w:val="000000"/>
-        </w:rPr>
-        <w:t>This is purely based on who said it. I do not think I have logical quotes to link the two: lacking ambition and following the vendor...</w:t>
-      </w:r>
-    </w:p>
-  </w:comment>
-  <w:comment w:id="181" w:author="Daan Luttik" w:date="2026-06-01T18:23:00Z" w:initials="">
-    <w:p>
-      <w:pPr>
-        <w:widowControl w:val="0"/>
-        <w:pBdr>
-          <w:top w:val="nil"/>
-          <w:left w:val="nil"/>
-          <w:bottom w:val="nil"/>
-          <w:right w:val="nil"/>
-          <w:between w:val="nil"/>
-        </w:pBdr>
-        <w:spacing w:line="240" w:lineRule="auto"/>
-        <w:ind w:firstLine="0"/>
-        <w:rPr>
-          <w:rFonts w:ascii="Arial" w:eastAsia="Arial" w:hAnsi="Arial" w:cs="Arial"/>
-          <w:color w:val="000000"/>
-        </w:rPr>
-      </w:pPr>
-      <w:r>
-        <w:rPr>
-          <w:rStyle w:val="CommentReference"/>
-        </w:rPr>
-        <w:annotationRef/>
-      </w:r>
-      <w:r>
-        <w:rPr>
-          <w:rFonts w:ascii="Arial" w:eastAsia="Arial" w:hAnsi="Arial" w:cs="Arial"/>
-          <w:color w:val="000000"/>
-        </w:rPr>
-        <w:t>Not the name of the code. Rather the key purpose of this section.</w:t>
-      </w:r>
-    </w:p>
-  </w:comment>
-  <w:comment w:id="182" w:author="Luttik, Daan" w:date="2026-06-05T19:34:00Z" w:initials="DL">
-    <w:p>
-      <w:pPr>
-        <w:pStyle w:val="CommentText"/>
-        <w:ind w:firstLine="0"/>
-      </w:pPr>
-      <w:r>
-        <w:rPr>
-          <w:rStyle w:val="CommentReference"/>
-        </w:rPr>
-        <w:annotationRef/>
-      </w:r>
-      <w:r>
-        <w:rPr>
-          <w:lang w:val="en-GB"/>
-        </w:rPr>
-        <w:t>Im not sure about this..</w:t>
-      </w:r>
-    </w:p>
-  </w:comment>
-  <w:comment w:id="193" w:author="Daan Luttik" w:date="2026-05-25T16:35:00Z" w:initials="">
-    <w:p>
-      <w:pPr>
-        <w:widowControl w:val="0"/>
-        <w:pBdr>
-          <w:top w:val="nil"/>
-          <w:left w:val="nil"/>
-          <w:bottom w:val="nil"/>
-          <w:right w:val="nil"/>
-          <w:between w:val="nil"/>
-        </w:pBdr>
-        <w:spacing w:line="240" w:lineRule="auto"/>
-        <w:ind w:firstLine="0"/>
-        <w:rPr>
-          <w:rFonts w:ascii="Arial" w:eastAsia="Arial" w:hAnsi="Arial" w:cs="Arial"/>
-          <w:color w:val="000000"/>
-        </w:rPr>
-      </w:pPr>
-      <w:r>
-        <w:rPr>
-          <w:rStyle w:val="CommentReference"/>
-        </w:rPr>
-        <w:annotationRef/>
-      </w:r>
-      <w:r>
-        <w:rPr>
-          <w:rFonts w:ascii="Arial" w:eastAsia="Arial" w:hAnsi="Arial" w:cs="Arial"/>
-          <w:color w:val="000000"/>
-        </w:rPr>
-        <w:t>I considered using value creation. But this might be more concrete.</w:t>
-      </w:r>
-    </w:p>
-  </w:comment>
-  <w:comment w:id="194" w:author="Luttik, Daan" w:date="2026-06-06T20:05:00Z" w:initials="DL">
-    <w:p>
-      <w:pPr>
-        <w:pStyle w:val="CommentText"/>
-        <w:ind w:firstLine="0"/>
-      </w:pPr>
-      <w:r>
-        <w:rPr>
-          <w:rStyle w:val="CommentReference"/>
-        </w:rPr>
-        <w:annotationRef/>
-      </w:r>
-      <w:r>
-        <w:t>Unclear if I should move this to the discussion...</w:t>
-      </w:r>
-    </w:p>
-  </w:comment>
-  <w:comment w:id="195" w:author="Luttik, Daan" w:date="2026-06-06T20:04:00Z" w:initials="DL">
-    <w:p>
-      <w:pPr>
-        <w:pStyle w:val="CommentText"/>
-        <w:ind w:firstLine="0"/>
-      </w:pPr>
-      <w:r>
-        <w:rPr>
-          <w:rStyle w:val="CommentReference"/>
-        </w:rPr>
-        <w:annotationRef/>
-      </w:r>
-      <w:r>
-        <w:t>Probably should move this to the discussion...</w:t>
-      </w:r>
-    </w:p>
-  </w:comment>
-  <w:comment w:id="200" w:author="Luttik, Daan" w:date="2026-06-06T21:32:00Z" w:initials="DL">
-    <w:p>
-      <w:pPr>
-        <w:pStyle w:val="CommentText"/>
-        <w:ind w:firstLine="0"/>
-      </w:pPr>
-      <w:r>
-        <w:rPr>
-          <w:rStyle w:val="CommentReference"/>
-        </w:rPr>
-        <w:annotationRef/>
-      </w:r>
-      <w:r>
-        <w:t xml:space="preserve"> this section seems most relevant here rather than section 5 because it's still so dependent on quotes. It does also contain more interpretation than the other sections in chapter 4, so I just wanted to check.</w:t>
-      </w:r>
-    </w:p>
-  </w:comment>
-  <w:comment w:id="202" w:author="Luttik, Daan" w:date="2026-06-06T21:39:00Z" w:initials="DL">
-    <w:p>
-      <w:pPr>
-        <w:pStyle w:val="CommentText"/>
-        <w:ind w:firstLine="0"/>
-      </w:pPr>
-      <w:r>
-        <w:rPr>
-          <w:rStyle w:val="CommentReference"/>
-        </w:rPr>
-        <w:annotationRef/>
-      </w:r>
-      <w:r>
-        <w:t>This feels like a discussion style statement. But brand risk might not be relevant enough to bring into the discussion...</w:t>
-      </w:r>
-    </w:p>
-  </w:comment>
-  <w:comment w:id="203" w:author="Luttik, Daan" w:date="2026-06-06T22:16:00Z" w:initials="DL">
-    <w:p>
-      <w:pPr>
-        <w:pStyle w:val="CommentText"/>
-        <w:ind w:firstLine="0"/>
-      </w:pPr>
-      <w:r>
-        <w:rPr>
-          <w:rStyle w:val="CommentReference"/>
-        </w:rPr>
-        <w:annotationRef/>
-      </w:r>
-      <w:r>
-        <w:t>Again doubt about if this can be part of chapter 4</w:t>
-      </w:r>
-    </w:p>
-  </w:comment>
-  <w:comment w:id="210" w:author="Daan Luttik" w:date="2026-05-03T19:36:00Z" w:initials="">
-    <w:p>
-      <w:pPr>
-        <w:widowControl w:val="0"/>
-        <w:pBdr>
-          <w:top w:val="nil"/>
-          <w:left w:val="nil"/>
-          <w:bottom w:val="nil"/>
-          <w:right w:val="nil"/>
-          <w:between w:val="nil"/>
-        </w:pBdr>
-        <w:spacing w:line="240" w:lineRule="auto"/>
-        <w:ind w:firstLine="0"/>
-        <w:rPr>
-          <w:rFonts w:ascii="Arial" w:eastAsia="Arial" w:hAnsi="Arial" w:cs="Arial"/>
-          <w:color w:val="000000"/>
-        </w:rPr>
-      </w:pPr>
-      <w:r>
-        <w:rPr>
-          <w:rStyle w:val="CommentReference"/>
-        </w:rPr>
-        <w:annotationRef/>
-      </w:r>
-      <w:r>
-        <w:rPr>
-          <w:rFonts w:ascii="Arial" w:eastAsia="Arial" w:hAnsi="Arial" w:cs="Arial"/>
-          <w:color w:val="000000"/>
-        </w:rPr>
-        <w:t>Probably interesting, I requested a copy through linkedin. @stefaniebeninger@gmail.com, If you do have access, Id love a pdf 😉</w:t>
-      </w:r>
-    </w:p>
-  </w:comment>
-  <w:comment w:id="211" w:author="Daan Luttik" w:date="2026-05-03T19:41:00Z" w:initials="">
-    <w:p>
-      <w:pPr>
-        <w:widowControl w:val="0"/>
-        <w:pBdr>
-          <w:top w:val="nil"/>
-          <w:left w:val="nil"/>
-          <w:bottom w:val="nil"/>
-          <w:right w:val="nil"/>
-          <w:between w:val="nil"/>
-        </w:pBdr>
-        <w:spacing w:line="240" w:lineRule="auto"/>
-        <w:ind w:firstLine="0"/>
-        <w:rPr>
-          <w:rFonts w:ascii="Arial" w:eastAsia="Arial" w:hAnsi="Arial" w:cs="Arial"/>
-          <w:color w:val="000000"/>
-        </w:rPr>
-      </w:pPr>
-      <w:r>
-        <w:rPr>
-          <w:rStyle w:val="CommentReference"/>
-        </w:rPr>
-        <w:annotationRef/>
-      </w:r>
-      <w:r>
-        <w:rPr>
-          <w:rFonts w:ascii="Arial" w:eastAsia="Arial" w:hAnsi="Arial" w:cs="Arial"/>
-          <w:color w:val="000000"/>
-        </w:rPr>
-        <w:t>Probably also interesting</w:t>
-      </w:r>
-    </w:p>
-  </w:comment>
-  <w:comment w:id="212" w:author="Daan Luttik" w:date="2026-05-03T19:38:00Z" w:initials="">
-    <w:p>
-      <w:pPr>
-        <w:widowControl w:val="0"/>
-        <w:pBdr>
-          <w:top w:val="nil"/>
-          <w:left w:val="nil"/>
-          <w:bottom w:val="nil"/>
-          <w:right w:val="nil"/>
-          <w:between w:val="nil"/>
-        </w:pBdr>
-        <w:spacing w:line="240" w:lineRule="auto"/>
-        <w:ind w:firstLine="0"/>
-        <w:rPr>
-          <w:rFonts w:ascii="Arial" w:eastAsia="Arial" w:hAnsi="Arial" w:cs="Arial"/>
-          <w:color w:val="000000"/>
-        </w:rPr>
-      </w:pPr>
-      <w:r>
-        <w:rPr>
-          <w:rStyle w:val="CommentReference"/>
-        </w:rPr>
-        <w:annotationRef/>
-      </w:r>
-      <w:r>
-        <w:rPr>
-          <w:rFonts w:ascii="Arial" w:eastAsia="Arial" w:hAnsi="Arial" w:cs="Arial"/>
-          <w:color w:val="000000"/>
-        </w:rPr>
-        <w:t>I think I removed this quotation... maybe look at it again.</w:t>
-      </w:r>
-    </w:p>
-  </w:comment>
-  <w:comment w:id="213" w:author="Daan Luttik" w:date="2026-05-03T19:40:00Z" w:initials="">
-    <w:p>
-      <w:pPr>
-        <w:widowControl w:val="0"/>
-        <w:pBdr>
-          <w:top w:val="nil"/>
-          <w:left w:val="nil"/>
-          <w:bottom w:val="nil"/>
-          <w:right w:val="nil"/>
-          <w:between w:val="nil"/>
-        </w:pBdr>
-        <w:spacing w:line="240" w:lineRule="auto"/>
-        <w:ind w:firstLine="0"/>
-        <w:rPr>
-          <w:rFonts w:ascii="Arial" w:eastAsia="Arial" w:hAnsi="Arial" w:cs="Arial"/>
-          <w:color w:val="000000"/>
-        </w:rPr>
-      </w:pPr>
-      <w:r>
-        <w:rPr>
-          <w:rStyle w:val="CommentReference"/>
-        </w:rPr>
-        <w:annotationRef/>
-      </w:r>
-      <w:r>
-        <w:rPr>
-          <w:rFonts w:ascii="Arial" w:eastAsia="Arial" w:hAnsi="Arial" w:cs="Arial"/>
-          <w:color w:val="000000"/>
-        </w:rPr>
-        <w:t>probably not interesting enough to include.</w:t>
-      </w:r>
-    </w:p>
-  </w:comment>
-  <w:comment w:id="214" w:author="Daan Luttik" w:date="2026-05-03T19:43:00Z" w:initials="">
-    <w:p>
-      <w:pPr>
-        <w:widowControl w:val="0"/>
-        <w:pBdr>
-          <w:top w:val="nil"/>
-          <w:left w:val="nil"/>
-          <w:bottom w:val="nil"/>
-          <w:right w:val="nil"/>
-          <w:between w:val="nil"/>
-        </w:pBdr>
-        <w:spacing w:line="240" w:lineRule="auto"/>
-        <w:ind w:firstLine="0"/>
-        <w:rPr>
-          <w:rFonts w:ascii="Arial" w:eastAsia="Arial" w:hAnsi="Arial" w:cs="Arial"/>
-          <w:color w:val="000000"/>
-        </w:rPr>
-      </w:pPr>
-      <w:r>
-        <w:rPr>
-          <w:rStyle w:val="CommentReference"/>
-        </w:rPr>
-        <w:annotationRef/>
-      </w:r>
-      <w:r>
-        <w:rPr>
-          <w:rFonts w:ascii="Arial" w:eastAsia="Arial" w:hAnsi="Arial" w:cs="Arial"/>
-          <w:color w:val="000000"/>
-        </w:rPr>
-        <w:t>Probably to be removed, since, while we tried it, it did not affect the research.</w:t>
-      </w:r>
-    </w:p>
-  </w:comment>
-  <w:comment w:id="215" w:author="Daan Luttik" w:date="2026-05-03T19:44:00Z" w:initials="">
+  <w:comment w:id="205" w:author="Daan Luttik" w:date="2026-05-03T19:44:00Z" w:initials="">
     <w:p>
       <w:pPr>
         <w:widowControl w:val="0"/>
@@ -27718,8 +24628,8 @@
   <w15:commentEx w15:paraId="36ECBAF4" w15:done="0"/>
   <w15:commentEx w15:paraId="79B7721E" w15:done="0"/>
   <w15:commentEx w15:paraId="0DA1D061" w15:done="0"/>
-  <w15:commentEx w15:paraId="13C3C6DF" w15:done="0"/>
-  <w15:commentEx w15:paraId="58B1243D" w15:done="0"/>
+  <w15:commentEx w15:paraId="13C3C6DF" w15:done="1"/>
+  <w15:commentEx w15:paraId="58B1243D" w15:done="1"/>
   <w15:commentEx w15:paraId="1EC82017" w15:done="0"/>
   <w15:commentEx w15:paraId="7E83C35B" w15:done="0"/>
   <w15:commentEx w15:paraId="1FEA7252" w15:done="0"/>
@@ -27797,15 +24707,6 @@
   <w15:commentEx w15:paraId="08FC29B8" w15:done="0"/>
   <w15:commentEx w15:paraId="4CD93B34" w15:done="0"/>
   <w15:commentEx w15:paraId="44C11F0B" w15:done="0"/>
-  <w15:commentEx w15:paraId="3FD0CB14" w15:done="0"/>
-  <w15:commentEx w15:paraId="480B8F30" w15:done="0"/>
-  <w15:commentEx w15:paraId="7E8104DE" w15:done="0"/>
-  <w15:commentEx w15:paraId="36A4B016" w15:done="0"/>
-  <w15:commentEx w15:paraId="67040425" w15:done="0"/>
-  <w15:commentEx w15:paraId="201FFC93" w15:done="0"/>
-  <w15:commentEx w15:paraId="062953EB" w15:done="0"/>
-  <w15:commentEx w15:paraId="7A8520E7" w15:done="0"/>
-  <w15:commentEx w15:paraId="604C4982" w15:done="0"/>
   <w15:commentEx w15:paraId="69ACE959" w15:done="0"/>
   <w15:commentEx w15:paraId="2980F578" w15:done="0"/>
   <w15:commentEx w15:paraId="5355B2EA" w15:done="1"/>
@@ -27955,15 +24856,6 @@
   <w16cid:commentId w16cid:paraId="08FC29B8" w16cid:durableId="4EADFE53"/>
   <w16cid:commentId w16cid:paraId="4CD93B34" w16cid:durableId="1D353211"/>
   <w16cid:commentId w16cid:paraId="44C11F0B" w16cid:durableId="66B478BD"/>
-  <w16cid:commentId w16cid:paraId="3FD0CB14" w16cid:durableId="39EE6149"/>
-  <w16cid:commentId w16cid:paraId="480B8F30" w16cid:durableId="3670E434"/>
-  <w16cid:commentId w16cid:paraId="7E8104DE" w16cid:durableId="1CA6AACA"/>
-  <w16cid:commentId w16cid:paraId="36A4B016" w16cid:durableId="6EE5F3F6"/>
-  <w16cid:commentId w16cid:paraId="67040425" w16cid:durableId="5C244B63"/>
-  <w16cid:commentId w16cid:paraId="201FFC93" w16cid:durableId="208FF108"/>
-  <w16cid:commentId w16cid:paraId="062953EB" w16cid:durableId="56B27408"/>
-  <w16cid:commentId w16cid:paraId="7A8520E7" w16cid:durableId="1B51BBB8"/>
-  <w16cid:commentId w16cid:paraId="604C4982" w16cid:durableId="2769D949"/>
   <w16cid:commentId w16cid:paraId="69ACE959" w16cid:durableId="505D8706"/>
   <w16cid:commentId w16cid:paraId="2980F578" w16cid:durableId="6E082F65"/>
   <w16cid:commentId w16cid:paraId="5355B2EA" w16cid:durableId="1C973F00"/>
@@ -30310,6 +27202,7 @@
   </w:style>
   <w:style w:type="table" w:customStyle="1" w:styleId="TableNormal0">
     <w:name w:val="TableNormal"/>
+    <w:rsid w:val="0059315C"/>
     <w:tblPr>
       <w:tblCellMar>
         <w:top w:w="100" w:type="dxa"/>
@@ -30318,6 +27211,23 @@
         <w:right w:w="100" w:type="dxa"/>
       </w:tblCellMar>
     </w:tblPr>
+    <w:tblStylePr w:type="firstRow">
+      <w:tblPr/>
+      <w:tcPr>
+        <w:tcBorders>
+          <w:top w:val="nil"/>
+          <w:bottom w:val="nil"/>
+        </w:tcBorders>
+      </w:tcPr>
+    </w:tblStylePr>
+    <w:tblStylePr w:type="lastRow">
+      <w:tblPr/>
+      <w:tcPr>
+        <w:tcBorders>
+          <w:bottom w:val="nil"/>
+        </w:tcBorders>
+      </w:tcPr>
+    </w:tblStylePr>
   </w:style>
   <w:style w:type="paragraph" w:styleId="Title">
     <w:name w:val="Title"/>
@@ -30359,6 +27269,23 @@
       <w:tblStyleRowBandSize w:val="1"/>
       <w:tblStyleColBandSize w:val="1"/>
     </w:tblPr>
+    <w:tblStylePr w:type="firstRow">
+      <w:tblPr/>
+      <w:tcPr>
+        <w:tcBorders>
+          <w:top w:val="nil"/>
+          <w:bottom w:val="nil"/>
+        </w:tcBorders>
+      </w:tcPr>
+    </w:tblStylePr>
+    <w:tblStylePr w:type="lastRow">
+      <w:tblPr/>
+      <w:tcPr>
+        <w:tcBorders>
+          <w:bottom w:val="nil"/>
+        </w:tcBorders>
+      </w:tcPr>
+    </w:tblStylePr>
   </w:style>
   <w:style w:type="table" w:customStyle="1" w:styleId="a0">
     <w:basedOn w:val="TableNormal0"/>
@@ -30366,6 +27293,23 @@
       <w:tblStyleRowBandSize w:val="1"/>
       <w:tblStyleColBandSize w:val="1"/>
     </w:tblPr>
+    <w:tblStylePr w:type="firstRow">
+      <w:tblPr/>
+      <w:tcPr>
+        <w:tcBorders>
+          <w:top w:val="nil"/>
+          <w:bottom w:val="nil"/>
+        </w:tcBorders>
+      </w:tcPr>
+    </w:tblStylePr>
+    <w:tblStylePr w:type="lastRow">
+      <w:tblPr/>
+      <w:tcPr>
+        <w:tcBorders>
+          <w:bottom w:val="nil"/>
+        </w:tcBorders>
+      </w:tcPr>
+    </w:tblStylePr>
   </w:style>
   <w:style w:type="table" w:customStyle="1" w:styleId="a1">
     <w:basedOn w:val="TableNormal0"/>
@@ -30373,6 +27317,23 @@
       <w:tblStyleRowBandSize w:val="1"/>
       <w:tblStyleColBandSize w:val="1"/>
     </w:tblPr>
+    <w:tblStylePr w:type="firstRow">
+      <w:tblPr/>
+      <w:tcPr>
+        <w:tcBorders>
+          <w:top w:val="nil"/>
+          <w:bottom w:val="nil"/>
+        </w:tcBorders>
+      </w:tcPr>
+    </w:tblStylePr>
+    <w:tblStylePr w:type="lastRow">
+      <w:tblPr/>
+      <w:tcPr>
+        <w:tcBorders>
+          <w:bottom w:val="nil"/>
+        </w:tcBorders>
+      </w:tcPr>
+    </w:tblStylePr>
   </w:style>
   <w:style w:type="table" w:customStyle="1" w:styleId="a2">
     <w:basedOn w:val="TableNormal0"/>
@@ -30380,6 +27341,23 @@
       <w:tblStyleRowBandSize w:val="1"/>
       <w:tblStyleColBandSize w:val="1"/>
     </w:tblPr>
+    <w:tblStylePr w:type="firstRow">
+      <w:tblPr/>
+      <w:tcPr>
+        <w:tcBorders>
+          <w:top w:val="nil"/>
+          <w:bottom w:val="nil"/>
+        </w:tcBorders>
+      </w:tcPr>
+    </w:tblStylePr>
+    <w:tblStylePr w:type="lastRow">
+      <w:tblPr/>
+      <w:tcPr>
+        <w:tcBorders>
+          <w:bottom w:val="nil"/>
+        </w:tcBorders>
+      </w:tcPr>
+    </w:tblStylePr>
   </w:style>
   <w:style w:type="paragraph" w:styleId="CommentText">
     <w:name w:val="annotation text"/>
@@ -30448,9 +27426,10 @@
     <w:name w:val="No Spacing"/>
     <w:uiPriority w:val="1"/>
     <w:qFormat/>
-    <w:rsid w:val="002940E3"/>
+    <w:rsid w:val="0059315C"/>
     <w:pPr>
       <w:spacing w:line="240" w:lineRule="auto"/>
+      <w:ind w:firstLine="0"/>
     </w:pPr>
   </w:style>
   <w:style w:type="paragraph" w:styleId="Quote">
@@ -30501,6 +27480,36 @@
       <w:rFonts w:ascii="Times New Roman" w:hAnsi="Times New Roman" w:cs="Times New Roman"/>
       <w:sz w:val="24"/>
       <w:szCs w:val="24"/>
+    </w:rPr>
+  </w:style>
+  <w:style w:type="table" w:styleId="TableGrid">
+    <w:name w:val="Table Grid"/>
+    <w:basedOn w:val="TableNormal"/>
+    <w:uiPriority w:val="39"/>
+    <w:rsid w:val="0059315C"/>
+    <w:pPr>
+      <w:spacing w:line="240" w:lineRule="auto"/>
+    </w:pPr>
+    <w:tblPr>
+      <w:tblBorders>
+        <w:top w:val="single" w:sz="4" w:space="0" w:color="auto"/>
+        <w:left w:val="single" w:sz="4" w:space="0" w:color="auto"/>
+        <w:bottom w:val="single" w:sz="4" w:space="0" w:color="auto"/>
+        <w:right w:val="single" w:sz="4" w:space="0" w:color="auto"/>
+        <w:insideH w:val="single" w:sz="4" w:space="0" w:color="auto"/>
+        <w:insideV w:val="single" w:sz="4" w:space="0" w:color="auto"/>
+      </w:tblBorders>
+    </w:tblPr>
+  </w:style>
+  <w:style w:type="character" w:styleId="Strong">
+    <w:name w:val="Strong"/>
+    <w:basedOn w:val="DefaultParagraphFont"/>
+    <w:uiPriority w:val="22"/>
+    <w:qFormat/>
+    <w:rsid w:val="00CB4C7D"/>
+    <w:rPr>
+      <w:b/>
+      <w:bCs/>
     </w:rPr>
   </w:style>
 </w:styles>

--- a/Thesis Draft - Daan Luttik - MBA.docx
+++ b/Thesis Draft - Daan Luttik - MBA.docx
@@ -3177,13 +3177,7 @@
         <w:t xml:space="preserve"> et al., 2015)</w:t>
       </w:r>
       <w:r>
-        <w:t xml:space="preserve">. Training a deep learning model requires </w:t>
-      </w:r>
-      <w:r>
-        <w:t xml:space="preserve">a large amount </w:t>
-      </w:r>
-      <w:r>
-        <w:t xml:space="preserve">of data and </w:t>
+        <w:t xml:space="preserve">. Training a deep learning model requires a large amount of data and </w:t>
       </w:r>
       <w:commentRangeStart w:id="47"/>
       <w:r>
@@ -3199,16 +3193,7 @@
         <w:commentReference w:id="47"/>
       </w:r>
       <w:r>
-        <w:t>;</w:t>
-      </w:r>
-      <w:r>
-        <w:t xml:space="preserve"> </w:t>
-      </w:r>
-      <w:r>
-        <w:t>t</w:t>
-      </w:r>
-      <w:r>
-        <w:t>his has created a situation where it has only become prevalent after A</w:t>
+        <w:t>; this has created a situation where it has only become prevalent after A</w:t>
       </w:r>
       <w:commentRangeStart w:id="48"/>
       <w:r>
@@ -13903,13 +13888,7 @@
     </w:p>
     <w:p>
       <w:r>
-        <w:t xml:space="preserve">Internal conditions describe a set of organizational variables that shape whether and how agentic AI can be implemented and create value. Four interlocking themes recur throughout the data: (1) organizational capacity, encompassing AI literacy, resistance to change, and the ability to act quickly under uncertainty; (2) technical resources, including data infrastructure, tooling, and the systems-thinking capability to connect them; (3) leadership, providing strategic direction, support, and guidance; and (4) governance and </w:t>
-      </w:r>
-      <w:r>
-        <w:t>compliance</w:t>
-      </w:r>
-      <w:r>
-        <w:t>, including legal and compliance gatekeeping, politics, and working in silos.</w:t>
+        <w:t>Internal conditions describe a set of organizational variables that shape whether and how agentic AI can be implemented and create value. Four interlocking themes recur throughout the data: (1) organizational capacity, encompassing AI literacy, resistance to change, and the ability to act quickly under uncertainty; (2) technical resources, including data infrastructure, tooling, and the systems-thinking capability to connect them; (3) leadership, providing strategic direction, support, and guidance; and (4) governance and compliance, including legal and compliance gatekeeping, politics, and working in silos.</w:t>
       </w:r>
     </w:p>
     <w:p>
@@ -14065,13 +14044,7 @@
     </w:p>
     <w:p>
       <w:r>
-        <w:t>Where this culture is absent, it functions as an additional obstacle that compounds resistance and analysis paralysis, making the default response navigation rather than reshaping. Reshaping culture is possible but slow, and is rarely something managers in the data attempt to address directly. Interviewee 7 drew the contrast vividly: in a punishing culture, when a pilot “goes wrong”</w:t>
-      </w:r>
-      <w:r>
-        <w:t>,</w:t>
-      </w:r>
-      <w:r>
-        <w:t xml:space="preserve"> the response is “Next time, you’re fired,” with the result that employees “will never start anything again.”</w:t>
+        <w:t>Where this culture is absent, it functions as an additional obstacle that compounds resistance and analysis paralysis, making the default response navigation rather than reshaping. Reshaping culture is possible but slow, and is rarely something managers in the data attempt to address directly. Interviewee 7 drew the contrast vividly: in a punishing culture, when a pilot “goes wrong”, the response is “Next time, you’re fired,” with the result that employees “will never start anything again.”</w:t>
       </w:r>
     </w:p>
     <w:p>
@@ -14090,13 +14063,7 @@
         <w:rPr>
           <w:bCs/>
         </w:rPr>
-        <w:t xml:space="preserve">is the primary response to the literacy and understanding barrier. Managers invest deliberately in raising AI capability across the organization, through training sessions, workshops, awareness programs, and structured learning, to create the cognitive preconditions for effective adoption. </w:t>
-      </w:r>
-      <w:r>
-        <w:rPr>
-          <w:bCs/>
-        </w:rPr>
-        <w:t xml:space="preserve">Interviewee 10 described a three-level model: </w:t>
+        <w:t xml:space="preserve">is the primary response to the literacy and understanding barrier. Managers invest deliberately in raising AI capability across the organization, through training sessions, workshops, awareness programs, and structured learning, to create the cognitive preconditions for effective adoption. Interviewee 10 described a three-level model: </w:t>
       </w:r>
     </w:p>
     <w:p>
@@ -14104,25 +14071,7 @@
         <w:pStyle w:val="Quote"/>
       </w:pPr>
       <w:r>
-        <w:t>“</w:t>
-      </w:r>
-      <w:r>
-        <w:t>Help</w:t>
-      </w:r>
-      <w:r>
-        <w:t xml:space="preserve"> people learn what AI can do […] leadership, middle management, </w:t>
-      </w:r>
-      <w:r>
-        <w:t xml:space="preserve">and employees, </w:t>
-      </w:r>
-      <w:r>
-        <w:t xml:space="preserve">each with different focus. Leadership must understand where AI is heading to create strategic horizons. Middle management must learn how to facilitate and structure experimentation. </w:t>
-      </w:r>
-      <w:r>
-        <w:t>Employees</w:t>
-      </w:r>
-      <w:r>
-        <w:t xml:space="preserve"> must learn that AI is more than writing emails.” </w:t>
+        <w:t xml:space="preserve">“Help people learn what AI can do […] leadership, middle management, and employees, each with different focus. Leadership must understand where AI is heading to create strategic horizons. Middle management must learn how to facilitate and structure experimentation. Employees must learn that AI is more than writing emails.” </w:t>
       </w:r>
     </w:p>
     <w:p>
@@ -14180,26 +14129,10 @@
           <w:b/>
           <w:bCs/>
         </w:rPr>
-        <w:t>External experts</w:t>
-      </w:r>
-      <w:r>
-        <w:rPr>
-          <w:b/>
-          <w:bCs/>
-        </w:rPr>
-        <w:t xml:space="preserve">. </w:t>
-      </w:r>
-      <w:r>
-        <w:t>Ra</w:t>
-      </w:r>
-      <w:r>
-        <w:t xml:space="preserve">ther than reshaping capacity, some managers simply navigate around it. The motivation is speed. Interviewee 6 was blunt about the alternative to waiting: “Another one is actually using also experts externally, because if we would’ve waited for people internally, I think it would’ve been a major blocker.” She described what the internal route looked like in practice: </w:t>
-      </w:r>
-      <w:r>
-        <w:t>“</w:t>
-      </w:r>
-      <w:r>
-        <w:t xml:space="preserve">we really had pushback internally, like, ‘We want to build this internally’ … And I was like, </w:t>
+        <w:t xml:space="preserve">External experts. </w:t>
+      </w:r>
+      <w:r>
+        <w:t xml:space="preserve">Rather than reshaping capacity, some managers simply navigate around it. The motivation is speed. Interviewee 6 was blunt about the alternative to waiting: “Another one is actually using also experts externally, because if we would’ve waited for people internally, I think it would’ve been a major blocker.” She described what the internal route looked like in practice: “we really had pushback internally, like, ‘We want to build this internally’ … And I was like, </w:t>
       </w:r>
       <w:bookmarkStart w:id="174" w:name="OLE_LINK3"/>
       <w:r>
@@ -14207,13 +14140,7 @@
       </w:r>
       <w:bookmarkEnd w:id="174"/>
       <w:r>
-        <w:t>Yeah, then I’m going to wait two years before I get space on the backlog.</w:t>
-      </w:r>
-      <w:r>
-        <w:t>’”</w:t>
-      </w:r>
-      <w:r>
-        <w:t xml:space="preserve"> </w:t>
+        <w:t xml:space="preserve">Yeah, then I’m going to wait two years before I get space on the backlog.’” </w:t>
       </w:r>
     </w:p>
     <w:p>
@@ -14234,20 +14161,12 @@
       </w:r>
       <w:r>
         <w:tab/>
-      </w:r>
-      <w:r>
-        <w:t>L</w:t>
-      </w:r>
-      <w:r>
-        <w:t>eadership</w:t>
-      </w:r>
-    </w:p>
-    <w:p>
-      <w:r>
-        <w:t>One topic can be seen as both an internal condition (i.e. the capacity at the top) or a reshaping strategy</w:t>
-      </w:r>
-      <w:r>
-        <w:t xml:space="preserve"> concerns providing or having </w:t>
+        <w:t>Leadership</w:t>
+      </w:r>
+    </w:p>
+    <w:p>
+      <w:r>
+        <w:t xml:space="preserve">One topic can be seen as both an internal condition (i.e. the capacity at the top) or a reshaping strategy concerns providing or having </w:t>
       </w:r>
       <w:r>
         <w:rPr>
@@ -14257,36 +14176,12 @@
         <w:t>leadership</w:t>
       </w:r>
       <w:r>
-        <w:t xml:space="preserve">: </w:t>
-      </w:r>
-      <w:r>
-        <w:t>providing t</w:t>
-      </w:r>
-      <w:r>
-        <w:t xml:space="preserve">he strategic direction, support, and guidance </w:t>
-      </w:r>
-      <w:r>
-        <w:t xml:space="preserve">to </w:t>
-      </w:r>
-      <w:r>
-        <w:t xml:space="preserve">steer </w:t>
-      </w:r>
-      <w:r>
-        <w:t xml:space="preserve">implementation and </w:t>
-      </w:r>
-      <w:r>
-        <w:t>adoption.</w:t>
-      </w:r>
-      <w:r>
-        <w:t xml:space="preserve"> Leadership is a loaded term in academia; in this context, we use it solely within the context of steering the implementation and adoption of agentic AI. </w:t>
-      </w:r>
-    </w:p>
-    <w:p>
-      <w:r>
-        <w:t>This managerial behavior can be beneficial to many internal conditions, and seems to drive outcomes.</w:t>
-      </w:r>
-      <w:r>
-        <w:t xml:space="preserve"> As interviewee 4 put it, “In leadership, you need to set goals. You need to inspire people to believe in what you are doing and pull the people together”. Interviewee 14 framed its importance: “Thirty percent of all AI trajectories is just technology; sixty to seventy percent is actually us as humans or as an organization.”</w:t>
+        <w:t xml:space="preserve">: providing the strategic direction, support, and guidance to steer implementation and adoption. Leadership is a loaded term in academia; in this context, we use it solely within the context of steering the implementation and adoption of agentic AI. </w:t>
+      </w:r>
+    </w:p>
+    <w:p>
+      <w:r>
+        <w:t>This managerial behavior can be beneficial to many internal conditions, and seems to drive outcomes. As interviewee 4 put it, “In leadership, you need to set goals. You need to inspire people to believe in what you are doing and pull the people together”. Interviewee 14 framed its importance: “Thirty percent of all AI trajectories is just technology; sixty to seventy percent is actually us as humans or as an organization.”</w:t>
       </w:r>
     </w:p>
     <w:p>
@@ -14302,23 +14197,63 @@
           <w:i/>
           <w:iCs/>
         </w:rPr>
-        <w:t>b</w:t>
-      </w:r>
+        <w:t xml:space="preserve">bringing people along. </w:t>
+      </w:r>
+      <w:r>
+        <w:t>This behavior seems to decrease resistance and increase. An important part is making people feel valued during the changes of AI, as interviewee 4 noted, “people, uh, are drinking from a fire hose. And they need to have that leadership that tells them their importance, they’re part of the team, and their work matters.” Interviewee 13 connected this to the process of change: “Yes, we will automate these kind of things, but that still means someone needs to look over this automation. You can learn to do this”.</w:t>
+      </w:r>
+    </w:p>
+    <w:p>
+      <w:r>
+        <w:t>A second step is showing employees how they can create value using AI. Interviewee 9 described a dedicated transformation function whose job is to land the change with people:</w:t>
+      </w:r>
+    </w:p>
+    <w:p>
+      <w:pPr>
+        <w:pStyle w:val="Quote"/>
+      </w:pPr>
+      <w:r>
+        <w:lastRenderedPageBreak/>
+        <w:t>People don’t know it, so they just go back to doing their own thing until someone puts it right in front of them and says, this is what it is and this is how you use it in your day-to-day</w:t>
+      </w:r>
+    </w:p>
+    <w:p>
       <w:r>
         <w:rPr>
           <w:bCs/>
           <w:i/>
           <w:iCs/>
         </w:rPr>
-        <w:t>ringing people along</w:t>
-      </w:r>
+        <w:t>Providing clarity</w:t>
+      </w:r>
+      <w:r>
+        <w:t xml:space="preserve"> names where the organization is going with AI, which use cases matter, and what success looks like. Interviewee 6 captured the need to be clear on what is going to happen, whilst bringing people along: “This is the vision. This is where we’re going. Help me get there.” Interviewee 1 noted the consequence of a lack of clarity: “If you don’t have clarity, jumping into execution will only surface a lot of problems.” Furthermore, interviewee 10 located where clarity most often breaks down: “Leadership must understand broad capabilities to set direction […] Middle management is often forgotten, but they receive strategic targets and must operationalize them. That’s where much of the friction sits.” Across interviews, providing clarity seems to help bring focus in the process of adopting AI and increased support for the plans.</w:t>
+      </w:r>
+    </w:p>
+    <w:p>
+      <w:bookmarkStart w:id="175" w:name="OLE_LINK4"/>
       <w:r>
         <w:rPr>
           <w:bCs/>
           <w:i/>
           <w:iCs/>
         </w:rPr>
-        <w:t>.</w:t>
+        <w:t>Leadership backing</w:t>
+      </w:r>
+      <w:r>
+        <w:t xml:space="preserve"> concerns the visible endorsement, resource authorization, and organizational protection that senior leaders provide.  </w:t>
+      </w:r>
+      <w:bookmarkEnd w:id="175"/>
+      <w:r>
+        <w:t>Interviewee 8 described how decisive immediate backing was for his own work: “She just let me go and run … the buy-in of my immediate management is pivotal to what I do.” Likewise, Interviewee 6 noted that “Leadership encouragement is a tailwind” describing “Whenever we use [agentic AI] and showcase something […] it is appreciated and rewarded”. Their backing can also unlock notable resources. Interviewee 8 noted how leadership incentivizes AI adoption by absorbing AI spend  “They want AI adoption to happen, so they just decided this new AI group would eat the cost and that anyone within the corporation can ‘use it for free’”.</w:t>
+      </w:r>
+    </w:p>
+    <w:p>
+      <w:r>
+        <w:rPr>
+          <w:bCs/>
+        </w:rPr>
+        <w:t xml:space="preserve">An important leadership role is the </w:t>
       </w:r>
       <w:r>
         <w:rPr>
@@ -14326,188 +14261,191 @@
           <w:i/>
           <w:iCs/>
         </w:rPr>
-        <w:t xml:space="preserve"> </w:t>
-      </w:r>
-      <w:r>
-        <w:t>This behavior seems to decrease resistance and increase</w:t>
-      </w:r>
-      <w:r>
-        <w:t>.</w:t>
-      </w:r>
-      <w:r>
-        <w:t xml:space="preserve"> An important part is making people feel valued during the changes of AI, as interviewee 4 noted</w:t>
-      </w:r>
-      <w:r>
-        <w:t>,</w:t>
-      </w:r>
-      <w:r>
-        <w:t xml:space="preserve"> “</w:t>
-      </w:r>
-      <w:r>
-        <w:t>people, uh, are drinking from a fire hose. And they need to have that leadership that tells them their importance, they’re part of the team, and their work matters.</w:t>
-      </w:r>
-      <w:r>
-        <w:t>”</w:t>
-      </w:r>
-      <w:r>
-        <w:t xml:space="preserve"> </w:t>
-      </w:r>
-      <w:r>
-        <w:t>Interviewee 13 connected this to the process of change: “Yes</w:t>
-      </w:r>
-      <w:r>
-        <w:t>, we will automate these kind of things, but that still means someone needs to look over this automation. You can learn to do this</w:t>
-      </w:r>
-      <w:r>
-        <w:t>”.</w:t>
-      </w:r>
-    </w:p>
-    <w:p>
-      <w:r>
-        <w:t>A second step is showing employees how they can create value using AI.</w:t>
-      </w:r>
-      <w:r>
-        <w:t xml:space="preserve"> Interviewee 9 described a dedicated transformation function whose job is to land the change with people</w:t>
-      </w:r>
-      <w:r>
-        <w:t>:</w:t>
+        <w:t>AI champions</w:t>
+      </w:r>
+      <w:r>
+        <w:t>. This champion might be the manager, but can also be a technical employee that is supported by his superiors. A champion is a person who drives AI initiatives forward through personal initiative, visible results, and internal advocacy. Interviewee 9 describes how disproportionally impactful an AI champion can be:</w:t>
       </w:r>
     </w:p>
     <w:p>
       <w:pPr>
         <w:pStyle w:val="Quote"/>
+        <w:ind w:left="720"/>
       </w:pPr>
       <w:r>
         <w:lastRenderedPageBreak/>
-        <w:t>P</w:t>
-      </w:r>
-      <w:r>
-        <w:t>eople don’t know it, so they just go back to doing their own thing until someone puts it right in front of them and says, this is what it is</w:t>
-      </w:r>
-      <w:r>
-        <w:t xml:space="preserve"> and</w:t>
-      </w:r>
-      <w:r>
-        <w:t xml:space="preserve"> this is how you use it in your day-to-day</w:t>
-      </w:r>
-    </w:p>
-    <w:p>
-      <w:r>
-        <w:rPr>
-          <w:bCs/>
+        <w:t>“[An AI platform] was created originally by […] our [redacted] director that dabbles in development, and he created it, and it has blown up, and so now there’s millions of dollars of funding.”</w:t>
+      </w:r>
+    </w:p>
+    <w:p>
+      <w:r>
+        <w:t>Interviewee 8, who seems to fit the description of an AI champion, describes his behavior:</w:t>
+      </w:r>
+    </w:p>
+    <w:p>
+      <w:pPr>
+        <w:pStyle w:val="Quote"/>
+      </w:pPr>
+      <w:r>
+        <w:t xml:space="preserve">There’s a new thing out, it takes me five seconds to test it, and then I know if it’s ready for something that we might want to deploy. And at that point, I try to get buy-in. </w:t>
+      </w:r>
+    </w:p>
+    <w:p>
+      <w:r>
+        <w:t>Based on various examples, AI champions typically seem to combine technological know-how with business understanding. Enabling them to create examples that can provide direction and get support from senior leadership.</w:t>
+      </w:r>
+    </w:p>
+    <w:p>
+      <w:pPr>
+        <w:pStyle w:val="Heading3"/>
+        <w:rPr>
+          <w:color w:val="24292E"/>
+        </w:rPr>
+      </w:pPr>
+      <w:bookmarkStart w:id="176" w:name="_xw6d9a4ef7wu" w:colFirst="0" w:colLast="0"/>
+      <w:bookmarkEnd w:id="176"/>
+      <w:r>
+        <w:t>4.2.3</w:t>
+      </w:r>
+      <w:r>
+        <w:tab/>
+        <w:t>Technical resources</w:t>
+      </w:r>
+    </w:p>
+    <w:p>
+      <w:r>
+        <w:t>A second cluster of internal conditions concerns the availability of enabling resources: the data, tools, technical infrastructure, and the technical talent that make AI implementation feasible. Especially having data and tools available and accessible emerged as a critical enabler.</w:t>
+      </w:r>
+    </w:p>
+    <w:p>
+      <w:r>
+        <w:rPr>
           <w:i/>
           <w:iCs/>
         </w:rPr>
-        <w:t>Providing clarity</w:t>
-      </w:r>
-      <w:r>
-        <w:t xml:space="preserve"> names where the organization is going with AI, which use cases matter, and what success looks like. Interviewee 6 captured </w:t>
-      </w:r>
-      <w:r>
-        <w:t xml:space="preserve">the need to be clear on what is going to happen, </w:t>
-      </w:r>
-      <w:r>
-        <w:t>whilst</w:t>
-      </w:r>
-      <w:r>
-        <w:t xml:space="preserve"> bringing people along</w:t>
-      </w:r>
-      <w:r>
-        <w:t xml:space="preserve">: “This is the vision. This is where we’re going. Help me get there.” Interviewee 1 noted the consequence </w:t>
-      </w:r>
-      <w:r>
-        <w:t>of a lack of clarity</w:t>
-      </w:r>
-      <w:r>
-        <w:t xml:space="preserve">: “If you don’t have clarity, jumping into execution will only surface a lot of problems.” </w:t>
-      </w:r>
-      <w:r>
-        <w:t>Furthermore, i</w:t>
-      </w:r>
-      <w:r>
-        <w:t xml:space="preserve">nterviewee 10 located where clarity most often breaks down: “Leadership must understand broad capabilities to set direction </w:t>
-      </w:r>
-      <w:r>
-        <w:t>[</w:t>
-      </w:r>
-      <w:r>
-        <w:t>…</w:t>
-      </w:r>
-      <w:r>
-        <w:t>]</w:t>
-      </w:r>
-      <w:r>
-        <w:t xml:space="preserve"> Middle management is often forgotten, but they receive strategic targets and must operationalize them. That’s where much of the friction sits.”</w:t>
-      </w:r>
-      <w:r>
-        <w:t xml:space="preserve"> Across interviews, providing clarity seems to help bring focus in the process of adopting AI and increased support for the plans.</w:t>
-      </w:r>
-    </w:p>
-    <w:p>
-      <w:bookmarkStart w:id="175" w:name="OLE_LINK4"/>
-      <w:r>
-        <w:rPr>
-          <w:bCs/>
+        <w:t>Data and technical infrastructure</w:t>
+      </w:r>
+      <w:r>
+        <w:t xml:space="preserve"> emerged as the foundational prerequisites. This spans from having data to having the data be accessible in the right systems, a process that is typically facilitated by technical infrastructure. Without accessible data and tools within the organizational layers, agentic systems cannot act within those systems and cannot interpret the data, limiting the ability of agentic AI to act within the organization. Interviewee 10 noted the strictness of this limitation “Technology strongly defines what can and can not be done in marketing. Your MarTech stack bounds what personalization you can do”. </w:t>
+      </w:r>
+    </w:p>
+    <w:p>
+      <w:r>
+        <w:t xml:space="preserve">Interviewee 2 notes lacking these capabilities as the core reason why his organization is behind in AI adoption, stating, “We are just in the first steps towards [AI] maturity, and the core reason is: the infrastructure is not yet in place, and the workload is really big.” Interviewee 10 </w:t>
+      </w:r>
+      <w:r>
+        <w:lastRenderedPageBreak/>
+        <w:t>laments how far many organizations still are from this foundation: “How badly we still handle data. We keep saying data isn’t in order and it’s hard.”</w:t>
+      </w:r>
+    </w:p>
+    <w:p>
+      <w:r>
+        <w:t xml:space="preserve">However, a counterpoint comes from interviewee 13, who notes that you do not always need to have complex data infrastructure to get access to data: </w:t>
+      </w:r>
+    </w:p>
+    <w:p>
+      <w:pPr>
+        <w:pStyle w:val="Quote"/>
+      </w:pPr>
+      <w:r>
+        <w:t>You can just dump your data […], not even dump your data. You just tell the agent, ‘I have data in this source, this source, and that source. Please look at it’. Then this agent grabs all the data from different tools.</w:t>
+      </w:r>
+    </w:p>
+    <w:p>
+      <w:r>
+        <w:t>A lack of</w:t>
+      </w:r>
+      <w:r>
+        <w:rPr>
           <w:i/>
           <w:iCs/>
         </w:rPr>
-        <w:t>Leadership backing</w:t>
-      </w:r>
-      <w:r>
-        <w:t xml:space="preserve"> concerns </w:t>
-      </w:r>
-      <w:r>
-        <w:t xml:space="preserve">the visible endorsement, resource authorization, and organizational protection that senior leaders provide.  </w:t>
-      </w:r>
-      <w:bookmarkEnd w:id="175"/>
-      <w:r>
-        <w:t>Interviewee 8 described how decisive immediate backing was for his own work: “She just let me go and run … the buy-in of my immediate management is pivotal to what I do.”</w:t>
-      </w:r>
-      <w:r>
-        <w:t xml:space="preserve"> Likewise,</w:t>
-      </w:r>
-      <w:r>
+        <w:t xml:space="preserve"> technical talent</w:t>
+      </w:r>
+      <w:r>
+        <w:rPr>
+          <w:b/>
+          <w:bCs/>
+        </w:rPr>
         <w:t xml:space="preserve"> </w:t>
       </w:r>
       <w:r>
-        <w:t>Interviewee 6 noted that “Leadership encouragement is a tailwind” describing “Whenever we use [agentic AI] and showcase something […] it is appreciated and rewarded”.</w:t>
-      </w:r>
-      <w:r>
-        <w:t xml:space="preserve"> Their backing can also unlock notable resources. Interviewee 8 noted how leadership incentivizes AI adoption by absorbing AI spend  “They want AI adoption to happen, so they just decided this new AI group would eat the cost and that anyone within the corporation can ‘use it for free’”.</w:t>
-      </w:r>
-    </w:p>
-    <w:p>
-      <w:r>
-        <w:rPr>
+        <w:t>surfaced as a frequent constraint. This includes the ability to build, implement, and integrate agentic systems. But it also includes the vital systems thinking that is required to analyze the process that could be improved by AI from a technical perspective. Interviewee 13 described this as the root cause behind many apparent AI failures:</w:t>
+      </w:r>
+    </w:p>
+    <w:p>
+      <w:pPr>
+        <w:pStyle w:val="Quote"/>
+      </w:pPr>
+      <w:r>
+        <w:t>The stupidest example is … people want to understand their marketing data better. And it’s really just like you have 20 different sources, you don’t know how to connect them, you don’t know how to put this all together. … The culprit is really still they don’t understand what the issues are.</w:t>
+      </w:r>
+    </w:p>
+    <w:p>
+      <w:r>
+        <w:t>Interviewee 1 gave a more stark signal, noting that there is a perceived benefit to not having clarity regarding the processes. She notes that marketers often do not automate processes because they seem to find “perceived value in sitting on complicated processes” and “find comfort in bespoke engagements” with technology. She adds:</w:t>
+      </w:r>
+    </w:p>
+    <w:p>
+      <w:pPr>
+        <w:pStyle w:val="Quote"/>
+      </w:pPr>
+      <w:r>
+        <w:t>I think there is a component that is science, which could be automated, and there’s a component that is art, which is the creative and whatever. But you need to decouple the art from the science and use technology for what it’s worth.</w:t>
+      </w:r>
+    </w:p>
+    <w:p>
+      <w:r>
+        <w:lastRenderedPageBreak/>
+        <w:t xml:space="preserve">Interviewee 1 added to this that this type of deep process knowledge (a feel for system logic) is precisely what is hardest to augment with AI, because it requires a level of structured thinking that many teams have not yet developed. </w:t>
+      </w:r>
+    </w:p>
+    <w:p>
+      <w:r>
+        <w:rPr>
+          <w:b/>
           <w:bCs/>
         </w:rPr>
-        <w:t xml:space="preserve">An important leadership role is the </w:t>
-      </w:r>
-      <w:r>
-        <w:rPr>
-          <w:bCs/>
+        <w:t>Manager responses</w:t>
+      </w:r>
+      <w:r>
+        <w:rPr>
           <w:i/>
           <w:iCs/>
         </w:rPr>
-        <w:t>AI champions</w:t>
-      </w:r>
-      <w:r>
-        <w:t>. This champion might be the manager, but can also be a technical employee that is supported by his superiors</w:t>
-      </w:r>
-      <w:r>
-        <w:t>. A champion is a person wh</w:t>
-      </w:r>
-      <w:r>
-        <w:t xml:space="preserve">o </w:t>
-      </w:r>
-      <w:r>
-        <w:t>drives AI initiatives forward through personal initiative, visible results, and internal advocacy. Interviewee 9 describe</w:t>
-      </w:r>
-      <w:r>
-        <w:t>s how disproportionally impactful an AI champion can be</w:t>
-      </w:r>
-      <w:r>
-        <w:t>:</w:t>
+        <w:t>.</w:t>
+      </w:r>
+      <w:r>
+        <w:rPr>
+          <w:b/>
+          <w:bCs/>
+        </w:rPr>
+        <w:t xml:space="preserve"> </w:t>
+      </w:r>
+      <w:r>
+        <w:t xml:space="preserve">When resource conditions are available, managers can respond by leveraging them for initiatives regarding agentic AI. </w:t>
+      </w:r>
+      <w:bookmarkStart w:id="177" w:name="_qy9fnmmddxdy" w:colFirst="0" w:colLast="0"/>
+      <w:bookmarkEnd w:id="177"/>
+      <w:r>
+        <w:t>However, critically, the data shows no clear patterns of reshaping behavior towards these conditions. The limiting factor might be that technical resources often stem from other teams; interviewee 6 noted that the CMO should be “The CTO’s best friend,” noting that the CTO’s help is necessary to execute her vision. The most notable navigating response that we observed was leveraging external talent as described in section 4.2.1.</w:t>
+      </w:r>
+    </w:p>
+    <w:p>
+      <w:pPr>
+        <w:pStyle w:val="Heading3"/>
+      </w:pPr>
+      <w:r>
+        <w:t>4.2.4</w:t>
+      </w:r>
+      <w:r>
+        <w:tab/>
+        <w:t>Governance &amp; compliance</w:t>
+      </w:r>
+    </w:p>
+    <w:p>
+      <w:r>
+        <w:t>A fourth cluster of conditions concerns governance and organizational friction, covering the compliance restrictions from the legal or IT department, restrictive processes, and politics that impede AI adoption. Interviewee 13 observed a pattern in large enterprises:</w:t>
       </w:r>
     </w:p>
     <w:p>
@@ -14516,458 +14454,45 @@
         <w:ind w:left="720"/>
       </w:pPr>
       <w:r>
+        <w:t>They are not allowed to use agentic AI a lot … there’s this weird distinction people make. It’s totally fine to buy any kind of tool you don’t know anything about and put [data] into the system. But agentic AI? That’s completely out of the question.</w:t>
+      </w:r>
+    </w:p>
+    <w:p>
+      <w:r>
+        <w:t>This can also affect AI adoption indirectly by limiting collection or exploitation of vital resources like data. Interviewee 13 describes “Companies are already afraid to use certain tools because ‘how does it look on the GDPR side?’, ‘are we allowed to track data from our customers?’”. Interviewee 10 notes the impact of restrictive governance on the culture: “First everyone does bring-your-own-AI; then someone says ‘this is maybe not such a good idea’ and suddenly everything is banned. Then the most enthusiastic people either disengage or leave”.</w:t>
+      </w:r>
+    </w:p>
+    <w:p>
+      <w:r>
         <w:lastRenderedPageBreak/>
-        <w:t xml:space="preserve">“[An AI platform] was created originally by </w:t>
-      </w:r>
-      <w:r>
-        <w:t>[</w:t>
-      </w:r>
-      <w:r>
-        <w:t>…</w:t>
-      </w:r>
-      <w:r>
-        <w:t>]</w:t>
-      </w:r>
-      <w:r>
-        <w:t xml:space="preserve"> our [</w:t>
-      </w:r>
-      <w:r>
-        <w:t>redacted</w:t>
-      </w:r>
-      <w:r>
-        <w:t>] director that dabbles in development, and he created it, and it has blown up, and so now there’s millions of dollars of funding.”</w:t>
-      </w:r>
-    </w:p>
-    <w:p>
-      <w:r>
-        <w:t>Interviewee 8</w:t>
-      </w:r>
-      <w:r>
-        <w:t>, who seems to fit the description of an AI champion, describes his behavior:</w:t>
-      </w:r>
-    </w:p>
-    <w:p>
-      <w:pPr>
-        <w:pStyle w:val="Quote"/>
-      </w:pPr>
-      <w:r>
-        <w:t>There’s a new thing out, it takes me five seconds to test it, and then I know if it’s ready for something that we might want to deploy. And at that point, I try to get buy-in.</w:t>
-      </w:r>
-      <w:r>
-        <w:t xml:space="preserve"> </w:t>
-      </w:r>
-    </w:p>
-    <w:p>
-      <w:r>
-        <w:t>Based on various examples, AI champions typically seem to combine technological know-how with business understanding. Enabling them to create examples that can provide direction and get support from senior leadership.</w:t>
-      </w:r>
-    </w:p>
-    <w:p>
-      <w:pPr>
-        <w:pStyle w:val="Heading3"/>
-        <w:rPr>
-          <w:color w:val="24292E"/>
-        </w:rPr>
-      </w:pPr>
-      <w:bookmarkStart w:id="176" w:name="_xw6d9a4ef7wu" w:colFirst="0" w:colLast="0"/>
-      <w:bookmarkEnd w:id="176"/>
-      <w:r>
-        <w:t>4.2.3</w:t>
-      </w:r>
-      <w:r>
-        <w:tab/>
-        <w:t>Technical resources</w:t>
-      </w:r>
-    </w:p>
-    <w:p>
-      <w:r>
-        <w:t>A second cluster of internal conditions concerns the availability of enabling resources: the data, tools, technical infrastructure, and the technical talent that make AI implementation feasible. Especially having data and tools available and accessible emerged as a critical enabler.</w:t>
-      </w:r>
-    </w:p>
-    <w:p>
+        <w:t>Interviewee 6 noted that governance structures, while legitimate, can prevent organizations from learning: “If we would’ve been stopped at the beginning, ‘You cannot use this system because you’re already on this system’, I think that is something that’s really holding people back.”</w:t>
+      </w:r>
+    </w:p>
+    <w:p>
+      <w:r>
+        <w:rPr>
+          <w:b/>
+          <w:bCs/>
+        </w:rPr>
+        <w:t xml:space="preserve">Management response: </w:t>
+      </w:r>
+      <w:r>
+        <w:t xml:space="preserve">These frictions are predominantly navigated: unfavorable governance structures are treated as fixed features of the environment to be worked around rather than changed. We observed no example of </w:t>
+      </w:r>
       <w:r>
         <w:rPr>
           <w:i/>
           <w:iCs/>
         </w:rPr>
-        <w:t>Data and technical</w:t>
-      </w:r>
-      <w:r>
-        <w:rPr>
-          <w:i/>
-          <w:iCs/>
-        </w:rPr>
-        <w:t xml:space="preserve"> infrastructure</w:t>
-      </w:r>
-      <w:r>
-        <w:t xml:space="preserve"> emerged as the foundational prerequisit</w:t>
-      </w:r>
-      <w:r>
-        <w:t>es</w:t>
-      </w:r>
-      <w:r>
-        <w:t>.</w:t>
-      </w:r>
-      <w:r>
-        <w:t xml:space="preserve"> This spans from having data to having the data be accessible in the right systems, a process that is typically facilitated by technical infrastructure.</w:t>
-      </w:r>
-      <w:r>
-        <w:t xml:space="preserve"> </w:t>
-      </w:r>
-      <w:r>
-        <w:t xml:space="preserve">Without accessible data and tools within the organizational layers, agentic systems cannot act </w:t>
-      </w:r>
-      <w:r>
-        <w:t>within</w:t>
-      </w:r>
-      <w:r>
-        <w:t xml:space="preserve"> those systems and cannot interpret the data, limiting </w:t>
-      </w:r>
-      <w:r>
-        <w:t xml:space="preserve">the </w:t>
-      </w:r>
-      <w:r>
-        <w:t>ability of agentic AI to act within the organization</w:t>
-      </w:r>
-      <w:r>
-        <w:t xml:space="preserve">. </w:t>
-      </w:r>
-      <w:r>
-        <w:t xml:space="preserve">Interviewee 10 </w:t>
-      </w:r>
-      <w:r>
-        <w:t xml:space="preserve">noted the strictness of this limitation </w:t>
-      </w:r>
-      <w:r>
-        <w:t xml:space="preserve">“Technology strongly defines what can and can not be done in marketing. Your MarTech stack bounds what personalization you can do”. </w:t>
-      </w:r>
-    </w:p>
-    <w:p>
-      <w:r>
-        <w:t xml:space="preserve">Interviewee </w:t>
-      </w:r>
-      <w:r>
-        <w:t>2 notes</w:t>
-      </w:r>
-      <w:r>
-        <w:t xml:space="preserve"> lacking these capabilities</w:t>
-      </w:r>
-      <w:r>
-        <w:t xml:space="preserve"> as the core reason why his organization is behind in AI adoption, stating, </w:t>
-      </w:r>
-      <w:r>
-        <w:t>“</w:t>
-      </w:r>
-      <w:r>
-        <w:t>We are just in the first steps towards [AI] maturity, and the core reason is: the infrastructure is not yet in place, and the workload is really big.”</w:t>
-      </w:r>
-      <w:r>
-        <w:t xml:space="preserve"> </w:t>
-      </w:r>
-      <w:r>
-        <w:t xml:space="preserve">Interviewee 10 </w:t>
-      </w:r>
-      <w:r>
-        <w:lastRenderedPageBreak/>
-        <w:t>laments</w:t>
-      </w:r>
-      <w:r>
-        <w:t xml:space="preserve"> how far many organizations still are from this foundation: “</w:t>
-      </w:r>
-      <w:r>
-        <w:t>H</w:t>
-      </w:r>
-      <w:r>
-        <w:t>ow badly we still handle data. We keep saying data isn’t in order and it’s hard</w:t>
-      </w:r>
-      <w:r>
-        <w:t>.</w:t>
-      </w:r>
-      <w:r>
-        <w:t>”</w:t>
-      </w:r>
-    </w:p>
-    <w:p>
-      <w:r>
-        <w:t>However,</w:t>
-      </w:r>
-      <w:r>
-        <w:t xml:space="preserve"> a counterpoint comes from</w:t>
-      </w:r>
-      <w:r>
-        <w:t xml:space="preserve"> interviewee 13</w:t>
-      </w:r>
-      <w:r>
-        <w:t>,</w:t>
-      </w:r>
-      <w:r>
-        <w:t xml:space="preserve"> </w:t>
-      </w:r>
-      <w:r>
-        <w:t>who</w:t>
-      </w:r>
-      <w:r>
-        <w:t xml:space="preserve"> notes that you do not always need to </w:t>
-      </w:r>
-      <w:r>
-        <w:t xml:space="preserve">have complex data infrastructure to get access to data: </w:t>
-      </w:r>
-    </w:p>
-    <w:p>
-      <w:pPr>
-        <w:pStyle w:val="Quote"/>
-      </w:pPr>
-      <w:r>
-        <w:t>You can just dump your data […], not even dump your data. You just tell the agent, ‘I have data in this source, this source, and that source. Please look at it’. Then this agent grabs all the data from different tools.</w:t>
-      </w:r>
-    </w:p>
-    <w:p>
-      <w:r>
-        <w:t>A lack of</w:t>
-      </w:r>
-      <w:r>
-        <w:rPr>
-          <w:i/>
-          <w:iCs/>
-        </w:rPr>
-        <w:t xml:space="preserve"> </w:t>
-      </w:r>
-      <w:r>
-        <w:rPr>
-          <w:i/>
-          <w:iCs/>
-        </w:rPr>
-        <w:t>technical</w:t>
-      </w:r>
-      <w:r>
-        <w:rPr>
-          <w:i/>
-          <w:iCs/>
-        </w:rPr>
-        <w:t xml:space="preserve"> </w:t>
-      </w:r>
-      <w:r>
-        <w:rPr>
-          <w:i/>
-          <w:iCs/>
-        </w:rPr>
-        <w:t>talent</w:t>
-      </w:r>
-      <w:r>
-        <w:rPr>
-          <w:b/>
-          <w:bCs/>
-        </w:rPr>
-        <w:t xml:space="preserve"> </w:t>
-      </w:r>
-      <w:r>
-        <w:t xml:space="preserve">surfaced as a frequent constraint. </w:t>
-      </w:r>
-      <w:r>
-        <w:t xml:space="preserve">This includes the ability to build, implement, and integrate agentic systems. But it also includes the vital systems thinking that is required to analyze the process that could be improved by AI from a technical perspective. </w:t>
-      </w:r>
-      <w:r>
-        <w:t>Interviewee 13 described this as the root cause behind many apparent AI failures:</w:t>
-      </w:r>
-    </w:p>
-    <w:p>
-      <w:pPr>
-        <w:pStyle w:val="Quote"/>
-      </w:pPr>
-      <w:r>
-        <w:t>The stupidest example is … people want to understand their marketing data better. And it’s really just like you have 20 different sources, you don’t know how to connect them, you don’t know how to put this all together. … The culprit is really still they don’t understand what the issues are.</w:t>
-      </w:r>
-    </w:p>
-    <w:p>
-      <w:r>
-        <w:t>Interviewee 1</w:t>
-      </w:r>
-      <w:r>
-        <w:t xml:space="preserve"> gave a more stark signal, noting that there is a perceived benefit to not having clarity regarding the processes. She notes </w:t>
-      </w:r>
-      <w:r>
-        <w:t>that marketers often do not automate processes because they seem to find “perceived value in sitting on complicated processes” and “find comfort in bespoke engagements” with technology. She adds:</w:t>
-      </w:r>
-    </w:p>
-    <w:p>
-      <w:pPr>
-        <w:pStyle w:val="Quote"/>
-      </w:pPr>
-      <w:r>
-        <w:t>I think there is a component that is science, which could be automated, and there’s a component that is art, which is the creative and whatever. But you need to decouple the art from the science and use technology for what it’s worth.</w:t>
-      </w:r>
-    </w:p>
-    <w:p>
-      <w:r>
-        <w:lastRenderedPageBreak/>
-        <w:t xml:space="preserve">Interviewee 1 added to this that this type of deep process knowledge (a feel for system logic) is precisely what is hardest to augment with AI, because it requires a level of structured thinking that many teams have not yet developed. </w:t>
-      </w:r>
-    </w:p>
-    <w:p>
-      <w:r>
-        <w:rPr>
-          <w:b/>
-          <w:bCs/>
-        </w:rPr>
-        <w:t>Manager responses</w:t>
-      </w:r>
-      <w:r>
-        <w:rPr>
-          <w:i/>
-          <w:iCs/>
-        </w:rPr>
-        <w:t>.</w:t>
-      </w:r>
-      <w:r>
-        <w:rPr>
-          <w:b/>
-          <w:bCs/>
-        </w:rPr>
-        <w:t xml:space="preserve"> </w:t>
-      </w:r>
-      <w:r>
-        <w:t xml:space="preserve">When resource conditions are available, managers can respond by leveraging them for initiatives regarding agentic AI. </w:t>
-      </w:r>
-      <w:bookmarkStart w:id="177" w:name="_qy9fnmmddxdy" w:colFirst="0" w:colLast="0"/>
-      <w:bookmarkEnd w:id="177"/>
-      <w:r>
-        <w:t xml:space="preserve">However, critically, the data shows no clear patterns of reshaping behavior towards these conditions. The limiting factor might be that technical resources often stem from other teams; interviewee 6 noted that the CMO should be “The CTO’s best friend,” noting that the CTO’s help is necessary to execute her vision. </w:t>
-      </w:r>
-      <w:r>
-        <w:t>The most notable navigating response that we observed was leveraging external talent as described in section 4.2.1.</w:t>
-      </w:r>
-    </w:p>
-    <w:p>
-      <w:pPr>
-        <w:pStyle w:val="Heading3"/>
-      </w:pPr>
-      <w:r>
-        <w:t>4.2.4</w:t>
-      </w:r>
-      <w:r>
-        <w:tab/>
-        <w:t xml:space="preserve">Governance &amp; </w:t>
-      </w:r>
-      <w:r>
-        <w:t>compliance</w:t>
-      </w:r>
-    </w:p>
-    <w:p>
-      <w:r>
-        <w:t xml:space="preserve">A fourth cluster of conditions concerns governance and organizational friction, covering the </w:t>
-      </w:r>
-      <w:r>
-        <w:t>compliance restrictions from the legal or IT department</w:t>
-      </w:r>
-      <w:r>
-        <w:t xml:space="preserve">, restrictive </w:t>
-      </w:r>
-      <w:r>
-        <w:t>processes,</w:t>
-      </w:r>
-      <w:r>
-        <w:t xml:space="preserve"> and</w:t>
-      </w:r>
-      <w:r>
-        <w:t xml:space="preserve"> politics that impede AI adoption. Interviewee 13 observed a pattern in large enterprises:</w:t>
-      </w:r>
-    </w:p>
-    <w:p>
-      <w:pPr>
-        <w:pStyle w:val="Quote"/>
-        <w:ind w:left="720"/>
-      </w:pPr>
-      <w:r>
-        <w:t xml:space="preserve">They are not allowed to use agentic AI a lot … there’s this weird distinction people make. It’s totally fine to buy any kind of tool you don’t know anything about and put </w:t>
-      </w:r>
-      <w:r>
-        <w:t>[data]</w:t>
-      </w:r>
-      <w:r>
-        <w:t xml:space="preserve"> into the system. But agentic AI? That’s completely out of </w:t>
-      </w:r>
-      <w:r>
-        <w:t>the question</w:t>
-      </w:r>
-      <w:r>
-        <w:t>.</w:t>
-      </w:r>
-    </w:p>
-    <w:p>
-      <w:r>
-        <w:t>This can also affect AI adoption indirectly by limiting collection or exploitation of vital resources like data. Interviewee 13 describes “Companies are already afraid to use certain tools because ‘how does it look on the GDPR side?’, ‘are we allowed to track data from our customers?’”. Interviewee 10 notes the impact of restrictive governance on the culture</w:t>
-      </w:r>
-      <w:r>
-        <w:t>:</w:t>
-      </w:r>
-      <w:r>
-        <w:t xml:space="preserve"> “First everyone does bring-your-own-AI; then someone says ‘this is maybe not such a good idea’ and </w:t>
-      </w:r>
-      <w:r>
-        <w:t>suddenly</w:t>
-      </w:r>
-      <w:r>
-        <w:t xml:space="preserve"> everything is banned. Then the most enthusiastic people either disengage or leave”.</w:t>
-      </w:r>
-    </w:p>
-    <w:p>
-      <w:r>
-        <w:lastRenderedPageBreak/>
-        <w:t>Interviewee 6 noted that governance structures, while legitimate, can prevent organizations from learning: “If we would’ve been stopped at the beginning, ‘You cannot use this system because you’re already on this system’, I think that is something that’s really holding people back.”</w:t>
-      </w:r>
-    </w:p>
-    <w:p>
-      <w:r>
-        <w:rPr>
-          <w:b/>
-          <w:bCs/>
-        </w:rPr>
-        <w:t xml:space="preserve">Management response: </w:t>
-      </w:r>
-      <w:r>
-        <w:t>These frictions</w:t>
-      </w:r>
-      <w:r>
-        <w:t xml:space="preserve"> are predominantly navigated: unfavorable governance structures are treated as fixed features of the environment to be worked around rather than changed.</w:t>
-      </w:r>
-      <w:r>
-        <w:t xml:space="preserve"> We observed no </w:t>
-      </w:r>
-      <w:r>
-        <w:t>example of</w:t>
-      </w:r>
-      <w:r>
-        <w:t xml:space="preserve"> </w:t>
-      </w:r>
-      <w:r>
-        <w:rPr>
-          <w:i/>
-          <w:iCs/>
-        </w:rPr>
         <w:t>reshaping</w:t>
       </w:r>
       <w:r>
-        <w:t xml:space="preserve"> </w:t>
-      </w:r>
-      <w:r>
-        <w:t xml:space="preserve">regarding the </w:t>
-      </w:r>
-      <w:r>
-        <w:t xml:space="preserve">governance structure as enforced by IT and legal. </w:t>
-      </w:r>
-    </w:p>
-    <w:p>
-      <w:r>
-        <w:t>I</w:t>
-      </w:r>
-      <w:r>
-        <w:t xml:space="preserve">nterviewee 13  </w:t>
-      </w:r>
-      <w:r>
-        <w:t>did note</w:t>
-      </w:r>
-      <w:r>
-        <w:t xml:space="preserve"> that “shadow IT can be a very good lighthouse project to make people understand what is possible”, but while this can serve as a means for employees to deploy agentic AI outside of the governance framework, this was not noted as a sensible management strategy.</w:t>
+        <w:t xml:space="preserve"> regarding the governance structure as enforced by IT and legal. </w:t>
+      </w:r>
+    </w:p>
+    <w:p>
+      <w:r>
+        <w:t>Interviewee 13  did note that “shadow IT can be a very good lighthouse project to make people understand what is possible”, but while this can serve as a means for employees to deploy agentic AI outside of the governance framework, this was not noted as a sensible management strategy.</w:t>
       </w:r>
     </w:p>
     <w:p>
@@ -14990,19 +14515,7 @@
           <w:color w:val="auto"/>
         </w:rPr>
         <w:tab/>
-        <w:t xml:space="preserve">Applying </w:t>
-      </w:r>
-      <w:r>
-        <w:rPr>
-          <w:color w:val="auto"/>
-        </w:rPr>
-        <w:t xml:space="preserve">agentic </w:t>
-      </w:r>
-      <w:r>
-        <w:rPr>
-          <w:color w:val="auto"/>
-        </w:rPr>
-        <w:t>AI</w:t>
+        <w:t>Applying agentic AI</w:t>
       </w:r>
     </w:p>
     <w:p>
@@ -15015,85 +14528,7 @@
         <w:rPr>
           <w:lang w:val="en-US"/>
         </w:rPr>
-        <w:t>Based</w:t>
-      </w:r>
-      <w:r>
-        <w:rPr>
-          <w:lang w:val="en-US"/>
-        </w:rPr>
-        <w:t xml:space="preserve"> on the observations that the manager made and within the context that </w:t>
-      </w:r>
-      <w:r>
-        <w:rPr>
-          <w:lang w:val="en-US"/>
-        </w:rPr>
-        <w:t xml:space="preserve">was </w:t>
-      </w:r>
-      <w:r>
-        <w:rPr>
-          <w:lang w:val="en-US"/>
-        </w:rPr>
-        <w:t xml:space="preserve">shaped within the </w:t>
-      </w:r>
-      <w:r>
-        <w:rPr>
-          <w:lang w:val="en-US"/>
-        </w:rPr>
-        <w:t>organization</w:t>
-      </w:r>
-      <w:r>
-        <w:rPr>
-          <w:lang w:val="en-US"/>
-        </w:rPr>
-        <w:t xml:space="preserve">, </w:t>
-      </w:r>
-      <w:r>
-        <w:rPr>
-          <w:lang w:val="en-US"/>
-        </w:rPr>
-        <w:t>the marketing manager can choose to apply</w:t>
-      </w:r>
-      <w:r>
-        <w:rPr>
-          <w:lang w:val="en-US"/>
-        </w:rPr>
-        <w:t xml:space="preserve"> agentic AI.</w:t>
-      </w:r>
-      <w:r>
-        <w:rPr>
-          <w:lang w:val="en-US"/>
-        </w:rPr>
-        <w:t xml:space="preserve"> Applying</w:t>
-      </w:r>
-      <w:r>
-        <w:rPr>
-          <w:lang w:val="en-US"/>
-        </w:rPr>
-        <w:t xml:space="preserve"> agentic AI is defined as using or implementing agentic AI systems within the </w:t>
-      </w:r>
-      <w:r>
-        <w:rPr>
-          <w:lang w:val="en-US"/>
-        </w:rPr>
-        <w:t>organization</w:t>
-      </w:r>
-      <w:r>
-        <w:rPr>
-          <w:lang w:val="en-US"/>
-        </w:rPr>
-        <w:t xml:space="preserve">. In our analysis, we differentiate </w:t>
-      </w:r>
-      <w:r>
-        <w:rPr>
-          <w:lang w:val="en-US"/>
-        </w:rPr>
-        <w:t>between two key factors</w:t>
-      </w:r>
-      <w:r>
-        <w:rPr>
-          <w:lang w:val="en-US"/>
-        </w:rPr>
-        <w:t xml:space="preserve">: </w:t>
+        <w:t xml:space="preserve">Based on the observations that the manager made and within the context that was shaped within the organization, the marketing manager can choose to apply agentic AI. Applying agentic AI is defined as using or implementing agentic AI systems within the organization. In our analysis, we differentiate between two key factors: </w:t>
       </w:r>
     </w:p>
     <w:p>
@@ -15163,49 +14598,10 @@
         <w:rPr>
           <w:lang w:val="en-US"/>
         </w:rPr>
-        <w:t>T</w:t>
-      </w:r>
-      <w:r>
-        <w:rPr>
-          <w:lang w:val="en-US"/>
-        </w:rPr>
-        <w:t>hroughout the data, many different use cases of agentic AI became known. Four stood out as frequent and highly valuable for the marketing process</w:t>
-      </w:r>
-      <w:r>
-        <w:rPr>
-          <w:lang w:val="en-US"/>
-        </w:rPr>
-        <w:t>:</w:t>
-      </w:r>
-      <w:r>
-        <w:t xml:space="preserve"> </w:t>
-      </w:r>
-      <w:r>
-        <w:t>analyzing</w:t>
-      </w:r>
-      <w:r>
-        <w:t xml:space="preserve"> data and generating </w:t>
-      </w:r>
-      <w:r>
-        <w:t>insights</w:t>
-      </w:r>
-      <w:r>
-        <w:t xml:space="preserve">, creating and validating content and campaigns, and </w:t>
-      </w:r>
-      <w:r>
-        <w:t xml:space="preserve">using </w:t>
-      </w:r>
-      <w:r>
-        <w:t>general-purpose</w:t>
-      </w:r>
-      <w:r>
-        <w:t xml:space="preserve"> agents</w:t>
-      </w:r>
-      <w:r>
-        <w:t xml:space="preserve">. </w:t>
-      </w:r>
-      <w:r>
-        <w:t>Furthermore, customer-facing agents stood out as an infrequent but relevant use case.</w:t>
+        <w:t>Throughout the data, many different use cases of agentic AI became known. Four stood out as frequent and highly valuable for the marketing process:</w:t>
+      </w:r>
+      <w:r>
+        <w:t xml:space="preserve"> analyzing data and generating insights, creating and validating content and campaigns, and using general-purpose agents. Furthermore, customer-facing agents stood out as an infrequent but relevant use case.</w:t>
       </w:r>
     </w:p>
     <w:p>
@@ -15215,57 +14611,94 @@
           <w:bCs/>
         </w:rPr>
         <w:lastRenderedPageBreak/>
-        <w:t>Generating insights</w:t>
-      </w:r>
+        <w:t>Generating insights.</w:t>
+      </w:r>
+      <w:r>
+        <w:t xml:space="preserve"> Marketers can use agentic AI to gather insights from both structured and unstructured data, combining both internal and public data sources. Interviewee 3 noted, “Analytics is the place where we use [agentic AI] the most.” Interviewee 15 added regarding this use case, “It does start with those insights, of course. And those insights you can then use to elevate your marketing automation to another level”.</w:t>
+      </w:r>
+    </w:p>
+    <w:p>
+      <w:r>
+        <w:t xml:space="preserve">Others emphasized the capability to ingest unstructured data; interviewee 11 discussed doing “analytics at scale”; he noted that it used to be the case that “a consultant has to plow through a lot of [data regarding] competitors and a lot of content, and now an AI can do most of that work”. </w:t>
+      </w:r>
+    </w:p>
+    <w:p>
+      <w:r>
+        <w:t>A wide variety of scenarios where marketers might leverage agents for generating insights were observed, including analyzing campaign performance, analyzing customer journeys, and doing market research.</w:t>
+      </w:r>
+    </w:p>
+    <w:p>
       <w:r>
         <w:rPr>
           <w:b/>
           <w:bCs/>
         </w:rPr>
-        <w:t>.</w:t>
-      </w:r>
-      <w:r>
-        <w:t xml:space="preserve"> </w:t>
-      </w:r>
-      <w:r>
-        <w:t>Marketers can use agentic</w:t>
-      </w:r>
-      <w:r>
-        <w:t xml:space="preserve"> AI </w:t>
-      </w:r>
-      <w:r>
-        <w:t xml:space="preserve">to gather insights from both structured and unstructured data, combining both internal and public data sources. </w:t>
-      </w:r>
-      <w:r>
-        <w:t>Interviewee 3 noted</w:t>
-      </w:r>
-      <w:r>
-        <w:t>,</w:t>
-      </w:r>
-      <w:r>
-        <w:t xml:space="preserve"> “</w:t>
-      </w:r>
-      <w:r>
-        <w:t>Analytics is the place where we use [agentic AI] the most.” Interviewee 15 added regarding this use case, “It does start with those insights, of course. And those insights you can then use to elevate your marketing automation to another level”.</w:t>
-      </w:r>
-    </w:p>
-    <w:p>
-      <w:r>
-        <w:t>Others emphasized the capability to ingest unstructured data; interviewee 11 discussed doing “analytics at scale”; he noted that it used to be the case that “a consultant has to plow through a lot of [data regarding] competitors and a lot of content, and now an AI can do most of that work”.</w:t>
-      </w:r>
-      <w:r>
-        <w:t xml:space="preserve"> </w:t>
-      </w:r>
-    </w:p>
-    <w:p>
-      <w:r>
-        <w:t>A wide variety of scenarios where marketers might leverage agents for generating insights were observed, including analyzing campaign performance, analyzing customer journeys</w:t>
-      </w:r>
-      <w:r>
-        <w:t>,</w:t>
-      </w:r>
-      <w:r>
-        <w:t xml:space="preserve"> and doing market research.</w:t>
+        <w:t xml:space="preserve">Creating and validating content and campaigns. </w:t>
+      </w:r>
+      <w:r>
+        <w:t>Marketing teams can also use AI agents to create content, validate the content, and deploy it within marketing campaigns. While non-agentic AI can be used to create content, the agentic capabilities come into play when orchestrating this process.</w:t>
+      </w:r>
+    </w:p>
+    <w:p>
+      <w:r>
+        <w:t>Interviewee 6 describes a “modular system”:</w:t>
+      </w:r>
+    </w:p>
+    <w:p>
+      <w:pPr>
+        <w:pStyle w:val="Quote"/>
+      </w:pPr>
+      <w:r>
+        <w:t>AI makes sure that the right elements are matched together and are delivered, and then it’s checking which one is performing best in terms of full asset scope. And then it creates new one […] and then delivers that again to an audience that it thinks it’s most relevant for.</w:t>
+      </w:r>
+    </w:p>
+    <w:p>
+      <w:r>
+        <w:t>Interviewee 9 describes a similar system that is focused on deploying campaigns across different cultures:</w:t>
+      </w:r>
+    </w:p>
+    <w:p>
+      <w:pPr>
+        <w:pStyle w:val="Quote"/>
+      </w:pPr>
+      <w:r>
+        <w:t xml:space="preserve">We have something called [redacted], which is a custom journey tool, and it's basically a large language model where you constantly build up cultural </w:t>
+      </w:r>
+      <w:r>
+        <w:lastRenderedPageBreak/>
+        <w:t>insights. […] So it can push through the end-to-end process with minimal human interaction. […] [redacted] takes those cultural insights and creates a brief. The brief then creates a content matrix.</w:t>
+      </w:r>
+    </w:p>
+    <w:p>
+      <w:r>
+        <w:t xml:space="preserve">Interviewee 12 also noted the ability of agents to segment and target users: </w:t>
+      </w:r>
+    </w:p>
+    <w:p>
+      <w:pPr>
+        <w:pStyle w:val="Quote"/>
+        <w:rPr>
+          <w:lang w:val="en-US"/>
+        </w:rPr>
+      </w:pPr>
+      <w:r>
+        <w:rPr>
+          <w:lang w:val="en-US"/>
+        </w:rPr>
+        <w:t>There’s a bunch of agents here for actually creating campaigns for marketers, doing audience segmentation for marketers, audience assembly, a lot of things.</w:t>
+      </w:r>
+    </w:p>
+    <w:p>
+      <w:pPr>
+        <w:rPr>
+          <w:lang w:val="en-US"/>
+        </w:rPr>
+      </w:pPr>
+      <w:r>
+        <w:rPr>
+          <w:lang w:val="en-US"/>
+        </w:rPr>
+        <w:t>He notes that this can be done with “a composable CDP on top of cloud data warehouses like Databricks and Snowflake.” Noting that this composable CDP has “a very agentic approach”.</w:t>
       </w:r>
     </w:p>
     <w:p>
@@ -15274,45 +14707,83 @@
           <w:b/>
           <w:bCs/>
         </w:rPr>
-        <w:t>C</w:t>
-      </w:r>
+        <w:t>Generic agents.</w:t>
+      </w:r>
+      <w:r>
+        <w:t xml:space="preserve"> Generic agents refers to general-purpose agentic systems that can be used for either personal productivity or automating manual processes. Interviewee 4 how he configured an off-the-shelf agent as “personal operating system”: </w:t>
+      </w:r>
+    </w:p>
+    <w:p>
+      <w:pPr>
+        <w:pStyle w:val="Quote"/>
+      </w:pPr>
+      <w:r>
+        <w:t xml:space="preserve">CoWork can help me build out my workflows and operationalize all the things that I do, to get more efficiency out of myself. […] I just migrated beginning of April to Cloud Code, with an Obsidian database, with all my files on GitHub, and Notion as a human interface. […] My productivity just went 10X.  </w:t>
+      </w:r>
+    </w:p>
+    <w:p>
+      <w:r>
+        <w:t>Many use cases seem to be applicable to any type of knowledge work and might not be more or less relevant to the marketing domain. For instance, interviewee 13 describes using agents to prepare for meetings: “Claude goes into my transcription tool, gets all the different transcriptions of meetings for this one customer and starts writing down what I should talk about.”</w:t>
+      </w:r>
+    </w:p>
+    <w:p>
+      <w:pPr>
+        <w:rPr>
+          <w:i/>
+          <w:iCs/>
+        </w:rPr>
+      </w:pPr>
+      <w:r>
+        <w:t>A specific use of these generic agentic systems is process automation. Often participants do not hand the entire job to an agent; they segment a process and insert AI where they trust performance. Interviewee 10 set out the model plainly: </w:t>
+      </w:r>
+      <w:r>
+        <w:rPr>
+          <w:i/>
+          <w:iCs/>
+        </w:rPr>
+        <w:t xml:space="preserve">“I see process steps inside workflows. If </w:t>
+      </w:r>
+      <w:r>
+        <w:rPr>
+          <w:i/>
+          <w:iCs/>
+        </w:rPr>
+        <w:lastRenderedPageBreak/>
+        <w:t>work is a stack of workflows, then most processes can be split into six or eight steps, and in some of those steps AI is used.”</w:t>
+      </w:r>
+    </w:p>
+    <w:p>
+      <w:r>
+        <w:t xml:space="preserve"> Likewise, interviewee 13 notes how they automate processes using generic tools with agentic capabilities: </w:t>
+      </w:r>
+      <w:r>
+        <w:rPr>
+          <w:i/>
+          <w:iCs/>
+        </w:rPr>
+        <w:t>“We used Make and n8n for, like, automating all the workflows. ... You say, 'I get this data from this tool. If this happens, do this.' ... And this substituted at least for two or three people.”</w:t>
+      </w:r>
+    </w:p>
+    <w:p>
       <w:r>
         <w:rPr>
           <w:b/>
           <w:bCs/>
         </w:rPr>
-        <w:t>reating and validating content and campaigns</w:t>
-      </w:r>
-      <w:r>
-        <w:rPr>
-          <w:b/>
-          <w:bCs/>
-        </w:rPr>
-        <w:t>.</w:t>
-      </w:r>
-      <w:r>
-        <w:rPr>
-          <w:b/>
-          <w:bCs/>
-        </w:rPr>
-        <w:t xml:space="preserve"> </w:t>
-      </w:r>
-      <w:r>
-        <w:t>Marketing teams can also use AI agents to create content, validate the content</w:t>
-      </w:r>
-      <w:r>
-        <w:t>,</w:t>
-      </w:r>
-      <w:r>
-        <w:t xml:space="preserve"> and deploy it within marketing campaigns. While </w:t>
-      </w:r>
-      <w:r>
-        <w:t>non-agentic AI can be used to create content, the agentic capabilities come into play when orchestrating this process.</w:t>
-      </w:r>
-    </w:p>
-    <w:p>
-      <w:r>
-        <w:t>Interviewee 6 describes a “modular system”:</w:t>
+        <w:t>Customer-facing agents.</w:t>
+      </w:r>
+      <w:r>
+        <w:t xml:space="preserve"> Organizations might also offer agents directly to customers. Applications include customer-service and sales-assistant agents that handle routine queries and recognize commercial moments (e.g. upsells, membership changes, and re-orders) are described as the most commercially compelling agentic deployments. </w:t>
+      </w:r>
+    </w:p>
+    <w:p>
+      <w:r>
+        <w:t>Interviewee 12 noted that these agents have, over the past two years, crossed a quality threshold they previously never reached: “they’ve actually gotten really good because they’re leveraging the conversational capabilities of these LLMs.” Interviewee 6 described a chatbot program that combines customer-experience improvement with direct commercial outcomes; the same agent that handles a membership question can identify an upgrade opportunity and execute it.</w:t>
+      </w:r>
+    </w:p>
+    <w:p>
+      <w:r>
+        <w:t xml:space="preserve">Interviewee 15 took a different approach; instead of offering the agent to a customer, she now offers support for her customers agents: </w:t>
       </w:r>
     </w:p>
     <w:p>
@@ -15320,557 +14791,80 @@
         <w:pStyle w:val="Quote"/>
       </w:pPr>
       <w:r>
-        <w:t>AI makes sure that the right elements are matched together and are deliver</w:t>
-      </w:r>
-      <w:r>
-        <w:t>e</w:t>
-      </w:r>
-      <w:r>
-        <w:t>d, and then it’s checking which one is performing best in terms of full asset scope. And then it creates new one […] and then delivers that again to an audience that it thinks it’s most relevant for.</w:t>
-      </w:r>
-    </w:p>
-    <w:p>
-      <w:r>
-        <w:t>Interviewee 9 describes a similar system that is focused on deploying campaigns across different cultures:</w:t>
-      </w:r>
-    </w:p>
-    <w:p>
-      <w:pPr>
-        <w:pStyle w:val="Quote"/>
-      </w:pPr>
-      <w:r>
-        <w:t>W</w:t>
-      </w:r>
-      <w:r>
-        <w:t xml:space="preserve">e have something called </w:t>
-      </w:r>
-      <w:r>
-        <w:t>[r</w:t>
-      </w:r>
-      <w:r>
-        <w:t>edacted</w:t>
-      </w:r>
-      <w:r>
-        <w:t>]</w:t>
-      </w:r>
-      <w:r>
-        <w:t xml:space="preserve">, which is a custom journey tool, and it's basically a large language model where you constantly build up cultural </w:t>
-      </w:r>
+        <w:t>We have built a connector for one of our web shops that you can connect to Claude, and tell Claude: Fetch all my orders from [redacted] or I want to reorder that order. And then via that connector it actually reorders that order.</w:t>
+      </w:r>
+    </w:p>
+    <w:p>
+      <w:r>
+        <w:t>Interviewee 12 describes this conceptually: “I think this is actually the most disruptive to marketing; this is what I would call agents of customers.” He adds, “It’s going to be a huge disruption because it is almost like we have got a new intermediary between us as seller and the human buyer.”  He wonders, “How do we engage with this generation of agents of customers?”</w:t>
+      </w:r>
+    </w:p>
+    <w:p>
+      <w:pPr>
+        <w:pStyle w:val="Heading3"/>
+      </w:pPr>
+      <w:bookmarkStart w:id="180" w:name="_niqmcast9jsc" w:colFirst="0" w:colLast="0"/>
+      <w:bookmarkEnd w:id="180"/>
       <w:r>
         <w:lastRenderedPageBreak/>
-        <w:t>insights</w:t>
-      </w:r>
-      <w:r>
-        <w:t xml:space="preserve">. […] So it can push through the end-to-end process with minimal human interaction. […] [redacted] takes </w:t>
-      </w:r>
-      <w:r>
-        <w:t>those</w:t>
-      </w:r>
-      <w:r>
-        <w:t xml:space="preserve"> cultural insights and creates a brief. The brief then creates a content </w:t>
-      </w:r>
-      <w:r>
-        <w:t>matrix.</w:t>
-      </w:r>
-    </w:p>
-    <w:p>
-      <w:r>
-        <w:t xml:space="preserve">Interviewee 12 also noted the ability of agents to segment and target users: </w:t>
-      </w:r>
-    </w:p>
-    <w:p>
-      <w:pPr>
-        <w:pStyle w:val="Quote"/>
-        <w:rPr>
-          <w:lang w:val="en-US"/>
-        </w:rPr>
-      </w:pPr>
-      <w:r>
-        <w:rPr>
-          <w:lang w:val="en-US"/>
-        </w:rPr>
-        <w:t>T</w:t>
-      </w:r>
-      <w:r>
-        <w:rPr>
-          <w:lang w:val="en-US"/>
-        </w:rPr>
-        <w:t>here’s a bunch of agents here for</w:t>
-      </w:r>
-      <w:r>
-        <w:rPr>
-          <w:lang w:val="en-US"/>
-        </w:rPr>
-        <w:t xml:space="preserve"> </w:t>
-      </w:r>
-      <w:r>
-        <w:rPr>
-          <w:lang w:val="en-US"/>
-        </w:rPr>
-        <w:t>actually creating campaigns for marketers, doing audience segmentation for marketers, audience assembly, a lot of thing</w:t>
-      </w:r>
-      <w:r>
-        <w:rPr>
-          <w:lang w:val="en-US"/>
-        </w:rPr>
-        <w:t>s.</w:t>
-      </w:r>
-    </w:p>
-    <w:p>
-      <w:pPr>
-        <w:rPr>
-          <w:lang w:val="en-US"/>
-        </w:rPr>
-      </w:pPr>
-      <w:r>
-        <w:rPr>
-          <w:lang w:val="en-US"/>
-        </w:rPr>
-        <w:t>He</w:t>
-      </w:r>
-      <w:r>
-        <w:rPr>
-          <w:lang w:val="en-US"/>
-        </w:rPr>
-        <w:t xml:space="preserve"> notes that this can be done with “</w:t>
-      </w:r>
-      <w:r>
-        <w:rPr>
-          <w:lang w:val="en-US"/>
-        </w:rPr>
-        <w:t>a composable CDP on top of cloud data warehouses like Databricks and Snowflake.</w:t>
-      </w:r>
-      <w:r>
-        <w:rPr>
-          <w:lang w:val="en-US"/>
-        </w:rPr>
-        <w:t>” Noting that this composable CDP has “a very agentic approach”.</w:t>
-      </w:r>
-    </w:p>
-    <w:p>
-      <w:r>
-        <w:rPr>
-          <w:b/>
-          <w:bCs/>
-        </w:rPr>
-        <w:t>Generic agents.</w:t>
-      </w:r>
-      <w:r>
-        <w:t xml:space="preserve"> Generic agents</w:t>
-      </w:r>
-      <w:r>
-        <w:t xml:space="preserve"> refers to general-purpose agentic systems that can be used for either personal productivity or automating manual processes. </w:t>
-      </w:r>
-      <w:r>
-        <w:t xml:space="preserve">Interviewee 4 </w:t>
-      </w:r>
-      <w:r>
-        <w:t xml:space="preserve">how he configured an off-the-shelf agent as “personal operating system”: </w:t>
-      </w:r>
-    </w:p>
-    <w:p>
-      <w:pPr>
-        <w:pStyle w:val="Quote"/>
-      </w:pPr>
-      <w:r>
-        <w:t xml:space="preserve">CoWork can help me </w:t>
-      </w:r>
-      <w:r>
-        <w:t>build</w:t>
-      </w:r>
-      <w:r>
-        <w:t xml:space="preserve"> out my workflows and operationalize all the things that I do</w:t>
-      </w:r>
-      <w:r>
-        <w:t>,</w:t>
-      </w:r>
-      <w:r>
-        <w:t xml:space="preserve"> </w:t>
-      </w:r>
-      <w:r>
-        <w:t>t</w:t>
-      </w:r>
-      <w:r>
-        <w:t xml:space="preserve">o get more efficiency out of myself. </w:t>
-      </w:r>
-      <w:r>
-        <w:t xml:space="preserve">[…] </w:t>
-      </w:r>
-      <w:r>
-        <w:t>I just migrated beginning of April to Cloud Code, with an Obsidian database, with all my files on GitHub</w:t>
-      </w:r>
-      <w:r>
-        <w:t>,</w:t>
-      </w:r>
-      <w:r>
-        <w:t xml:space="preserve"> and</w:t>
-      </w:r>
-      <w:r>
-        <w:t xml:space="preserve"> </w:t>
-      </w:r>
-      <w:r>
-        <w:t xml:space="preserve">Notion as a human interface. </w:t>
-      </w:r>
-      <w:r>
-        <w:t xml:space="preserve">[…] </w:t>
-      </w:r>
-      <w:r>
-        <w:t xml:space="preserve">My productivity just went 10X.  </w:t>
-      </w:r>
-    </w:p>
-    <w:p>
-      <w:r>
-        <w:t>Many use cases seem to be applicable to any type of knowledge work and might not be more or less relevant to the marketing domain. For instance, i</w:t>
-      </w:r>
-      <w:r>
-        <w:t xml:space="preserve">nterviewee 13 </w:t>
-      </w:r>
-      <w:r>
-        <w:t xml:space="preserve">describes using agents to prepare for meetings: </w:t>
-      </w:r>
-      <w:r>
-        <w:t>“Claude goes into my transcription tool, gets all the different transcriptions of meetings for this one customer and starts writing down what I should talk about.”</w:t>
-      </w:r>
-    </w:p>
-    <w:p>
-      <w:pPr>
+        <w:t>4.3.2</w:t>
+      </w:r>
+      <w:r>
+        <w:tab/>
+        <w:t>Usage strategies</w:t>
+      </w:r>
+    </w:p>
+    <w:p>
+      <w:r>
+        <w:t>We observe two usage strategies that are frequently noted as improving the value created using agentic systems for a variety of use cases: leveraging tool calling and personalizing the systems.</w:t>
+      </w:r>
+    </w:p>
+    <w:p>
+      <w:r>
+        <w:t xml:space="preserve">The first usage pattern is </w:t>
+      </w:r>
+      <w:r>
         <w:rPr>
           <w:i/>
           <w:iCs/>
         </w:rPr>
-      </w:pPr>
-      <w:r>
-        <w:t>A specific use of these generic agentic systems is process automation. Often p</w:t>
-      </w:r>
-      <w:r>
-        <w:t xml:space="preserve">articipants do not hand </w:t>
-      </w:r>
-      <w:r>
-        <w:t>the entire</w:t>
-      </w:r>
-      <w:r>
-        <w:t xml:space="preserve"> job to an agent; they segment a process and insert AI where</w:t>
-      </w:r>
-      <w:r>
-        <w:t xml:space="preserve"> they trust performance</w:t>
-      </w:r>
-      <w:r>
-        <w:t>. Interviewee 10 set out the model plainly: </w:t>
-      </w:r>
+        <w:t>leveraging tool calling</w:t>
+      </w:r>
+      <w:r>
+        <w:t>, allowing agents to integrate with systems and ingest data as context is a dominant pattern in the data. Interviewee 6 framed the context argument by contrasting her AI-powered customer-service agent with the outsourced human agents it had partly replaced:</w:t>
+      </w:r>
+    </w:p>
+    <w:p>
+      <w:pPr>
+        <w:pStyle w:val="Quote"/>
+      </w:pPr>
+      <w:r>
+        <w:t xml:space="preserve">I already dare to claim that the quality is much higher, than even if an </w:t>
+      </w:r>
+      <w:bookmarkStart w:id="181" w:name="OLE_LINK5"/>
+      <w:r>
+        <w:t xml:space="preserve">[human] </w:t>
+      </w:r>
+      <w:bookmarkEnd w:id="181"/>
+      <w:r>
+        <w:t>agent does it, because we have all of our [human] agents outsourced in [redacted]. They’re amazing, they’re fantastic people, but they are not always as aware as a database. Obviously, they don’t have the whole database in their head.</w:t>
+      </w:r>
+    </w:p>
+    <w:p>
+      <w:pPr>
+        <w:rPr>
+          <w:lang w:val="en-US"/>
+        </w:rPr>
+      </w:pPr>
       <w:r>
         <w:rPr>
           <w:i/>
           <w:iCs/>
         </w:rPr>
-        <w:t>“</w:t>
-      </w:r>
-      <w:r>
-        <w:rPr>
-          <w:i/>
-          <w:iCs/>
-        </w:rPr>
-        <w:t xml:space="preserve">I see process steps inside workflows. If </w:t>
-      </w:r>
-      <w:r>
-        <w:rPr>
-          <w:i/>
-          <w:iCs/>
-        </w:rPr>
-        <w:lastRenderedPageBreak/>
-        <w:t>work is a stack of workflows, then most processes can be split into six or eight steps, and in some of those steps AI is used.</w:t>
-      </w:r>
-      <w:r>
-        <w:rPr>
-          <w:i/>
-          <w:iCs/>
-        </w:rPr>
-        <w:t>”</w:t>
-      </w:r>
-    </w:p>
-    <w:p>
-      <w:r>
-        <w:t> </w:t>
-      </w:r>
-      <w:r>
-        <w:t>Likewise, interviewee 13 notes how they automate processes using generic tools with agentic capabilities</w:t>
-      </w:r>
-      <w:r>
-        <w:t>:</w:t>
-      </w:r>
-      <w:r>
-        <w:t xml:space="preserve"> </w:t>
-      </w:r>
-      <w:r>
-        <w:rPr>
-          <w:i/>
-          <w:iCs/>
-        </w:rPr>
-        <w:t>“W</w:t>
-      </w:r>
-      <w:r>
-        <w:rPr>
-          <w:i/>
-          <w:iCs/>
-        </w:rPr>
-        <w:t>e used Make and n8n for, like, automating all the workflows. ... You say, 'I get this data from this tool. If this happens, do this.' ... And this substituted at least for two or three people</w:t>
-      </w:r>
-      <w:r>
-        <w:rPr>
-          <w:i/>
-          <w:iCs/>
-        </w:rPr>
-        <w:t>.”</w:t>
-      </w:r>
-    </w:p>
-    <w:p>
-      <w:r>
-        <w:rPr>
-          <w:b/>
-          <w:bCs/>
-        </w:rPr>
-        <w:t>Customer-facing</w:t>
-      </w:r>
-      <w:r>
-        <w:rPr>
-          <w:b/>
-          <w:bCs/>
-        </w:rPr>
-        <w:t xml:space="preserve"> agents.</w:t>
-      </w:r>
-      <w:r>
-        <w:t xml:space="preserve"> Organizations might also</w:t>
-      </w:r>
-      <w:r>
-        <w:t xml:space="preserve"> offer agents directly to customers. Applications include c</w:t>
-      </w:r>
-      <w:r>
-        <w:t>ustomer-service and sales-assistant agents that handle routine queries and recognize commercial moments</w:t>
-      </w:r>
-      <w:r>
-        <w:t xml:space="preserve"> (e.g. </w:t>
-      </w:r>
-      <w:r>
-        <w:t>upsells, membership changes,</w:t>
-      </w:r>
-      <w:r>
-        <w:t xml:space="preserve"> and</w:t>
-      </w:r>
-      <w:r>
-        <w:t xml:space="preserve"> re-orders</w:t>
-      </w:r>
-      <w:r>
-        <w:t>)</w:t>
-      </w:r>
-      <w:r>
-        <w:t xml:space="preserve"> are described as the most commercially compelling agentic deployments. </w:t>
-      </w:r>
-    </w:p>
-    <w:p>
-      <w:r>
-        <w:t xml:space="preserve">Interviewee 12 noted that these agents have, over the past two years, crossed a quality threshold they previously never reached: “they’ve actually gotten really good because they’re leveraging the conversational capabilities of these LLMs.” Interviewee 6 described a chatbot </w:t>
-      </w:r>
-      <w:r>
-        <w:t>program</w:t>
-      </w:r>
-      <w:r>
-        <w:t xml:space="preserve"> that combines customer-experience improvement with direct commercial outcomes</w:t>
-      </w:r>
-      <w:r>
-        <w:t>;</w:t>
-      </w:r>
-      <w:r>
-        <w:t xml:space="preserve"> the same agent that handles a membership question can identify an upgrade opportunity and execute it.</w:t>
-      </w:r>
-    </w:p>
-    <w:p>
-      <w:r>
-        <w:t>Interviewee 15 took a different approach; instead of offering the agent to a customer</w:t>
-      </w:r>
-      <w:r>
-        <w:t xml:space="preserve">, she now offers support for her customers agents: </w:t>
-      </w:r>
-    </w:p>
-    <w:p>
-      <w:pPr>
-        <w:pStyle w:val="Quote"/>
-      </w:pPr>
-      <w:r>
-        <w:t xml:space="preserve">We have built a connector for one of our </w:t>
-      </w:r>
-      <w:r>
-        <w:t>web shops</w:t>
-      </w:r>
-      <w:r>
-        <w:t xml:space="preserve"> that you can connect to Claude, and tell Claude: Fetch all my orders from [redacted] or I want to reorder that order. And then via that connector it actually reorders that order.</w:t>
-      </w:r>
-    </w:p>
-    <w:p>
-      <w:r>
-        <w:t>Interviewee 12 describes this conceptually: “I think this is actually the most disruptive to marketing; this is what I would call agents of customers.” He adds, “It’s going to be a huge disruption because it is almost like we have got a new intermediary between us as seller and the human buyer.”  He wonders</w:t>
-      </w:r>
-      <w:r>
-        <w:t>,</w:t>
-      </w:r>
-      <w:r>
-        <w:t xml:space="preserve"> “How do we engage with this generation of agents of customers?”</w:t>
-      </w:r>
-    </w:p>
-    <w:p>
-      <w:pPr>
-        <w:pStyle w:val="Heading3"/>
-      </w:pPr>
-      <w:bookmarkStart w:id="180" w:name="_niqmcast9jsc" w:colFirst="0" w:colLast="0"/>
-      <w:bookmarkEnd w:id="180"/>
-      <w:r>
-        <w:lastRenderedPageBreak/>
-        <w:t>4.3.2</w:t>
-      </w:r>
-      <w:r>
-        <w:tab/>
-      </w:r>
-      <w:r>
-        <w:t>Usage</w:t>
-      </w:r>
-      <w:r>
-        <w:t xml:space="preserve"> strategies</w:t>
-      </w:r>
-    </w:p>
-    <w:p>
-      <w:r>
-        <w:t xml:space="preserve">We observe </w:t>
-      </w:r>
-      <w:r>
-        <w:t>two</w:t>
-      </w:r>
-      <w:r>
-        <w:t xml:space="preserve"> usage strategies that are frequently noted as improving the value created using agentic systems for a variety of use cases:</w:t>
-      </w:r>
-      <w:r>
-        <w:t xml:space="preserve"> leveraging</w:t>
-      </w:r>
-      <w:r>
-        <w:t xml:space="preserve"> tool calling</w:t>
-      </w:r>
-      <w:r>
-        <w:t xml:space="preserve"> </w:t>
-      </w:r>
-      <w:r>
-        <w:t>and personalizing the systems.</w:t>
-      </w:r>
-    </w:p>
-    <w:p>
-      <w:r>
-        <w:t>The first usage pattern is</w:t>
-      </w:r>
-      <w:r>
-        <w:t xml:space="preserve"> </w:t>
-      </w:r>
-      <w:r>
-        <w:rPr>
-          <w:i/>
-          <w:iCs/>
-        </w:rPr>
-        <w:t xml:space="preserve">leveraging </w:t>
-      </w:r>
-      <w:r>
-        <w:rPr>
-          <w:i/>
-          <w:iCs/>
-        </w:rPr>
-        <w:t>tool calling</w:t>
-      </w:r>
-      <w:r>
-        <w:t>,</w:t>
-      </w:r>
-      <w:r>
-        <w:t xml:space="preserve"> </w:t>
-      </w:r>
-      <w:r>
-        <w:t xml:space="preserve">allowing agents to integrate with systems and ingest data </w:t>
-      </w:r>
-      <w:r>
-        <w:t xml:space="preserve">as context </w:t>
-      </w:r>
-      <w:r>
-        <w:t>is a dominant pattern in the data</w:t>
-      </w:r>
-      <w:r>
-        <w:t>. Interviewee 6 framed the context argument by contrasting her AI-powered customer-service agent with the outsourced human agents it had partly replaced:</w:t>
-      </w:r>
-    </w:p>
-    <w:p>
-      <w:pPr>
-        <w:pStyle w:val="Quote"/>
-      </w:pPr>
-      <w:r>
-        <w:t xml:space="preserve">I already dare to claim that the quality is much higher, than even if an </w:t>
-      </w:r>
-      <w:bookmarkStart w:id="181" w:name="OLE_LINK5"/>
-      <w:r>
-        <w:t xml:space="preserve">[human] </w:t>
-      </w:r>
-      <w:bookmarkEnd w:id="181"/>
-      <w:r>
-        <w:t xml:space="preserve">agent does it, because we have all of our </w:t>
-      </w:r>
-      <w:r>
-        <w:t xml:space="preserve">[human] </w:t>
-      </w:r>
-      <w:r>
-        <w:t xml:space="preserve">agents outsourced </w:t>
-      </w:r>
-      <w:r>
-        <w:t>in [</w:t>
-      </w:r>
-      <w:r>
-        <w:t>redacted</w:t>
-      </w:r>
-      <w:r>
-        <w:t>].</w:t>
-      </w:r>
-      <w:r>
-        <w:t xml:space="preserve"> They’re amazing, they’re fantastic people, but they are not always as aware as a database</w:t>
-      </w:r>
-      <w:r>
-        <w:t>. O</w:t>
-      </w:r>
-      <w:r>
-        <w:t>bviously</w:t>
-      </w:r>
-      <w:r>
-        <w:t xml:space="preserve">, </w:t>
-      </w:r>
-      <w:r>
-        <w:t>they don’t have the whole database in their head.</w:t>
-      </w:r>
-    </w:p>
-    <w:p>
-      <w:pPr>
-        <w:rPr>
-          <w:lang w:val="en-US"/>
-        </w:rPr>
-      </w:pPr>
-      <w:r>
-        <w:rPr>
-          <w:i/>
-          <w:iCs/>
-        </w:rPr>
         <w:t>Personalizing agents</w:t>
       </w:r>
       <w:r>
-        <w:t xml:space="preserve"> concerns configuring agents to fit your personal needs.</w:t>
-      </w:r>
-      <w:r>
-        <w:t xml:space="preserve"> </w:t>
-      </w:r>
-      <w:r>
-        <w:t xml:space="preserve">This can include </w:t>
-      </w:r>
-      <w:r>
-        <w:t>configuring system prompts</w:t>
-      </w:r>
-      <w:r>
-        <w:t xml:space="preserve">, but also builds on the tool-calling: a personalized tool setup can be highly </w:t>
+        <w:t xml:space="preserve"> concerns configuring agents to fit your personal needs. This can include configuring system prompts, but also builds on the tool-calling: a personalized tool setup can be highly </w:t>
       </w:r>
       <w:bookmarkStart w:id="182" w:name="_d3o8hfs61axc" w:colFirst="0" w:colLast="0"/>
       <w:bookmarkEnd w:id="182"/>
@@ -15890,55 +14884,7 @@
         <w:rPr>
           <w:lang w:val="en-US"/>
         </w:rPr>
-        <w:t xml:space="preserve">The </w:t>
-      </w:r>
-      <w:r>
-        <w:rPr>
-          <w:lang w:val="en-US"/>
-        </w:rPr>
-        <w:t>key step</w:t>
-      </w:r>
-      <w:r>
-        <w:rPr>
-          <w:lang w:val="en-US"/>
-        </w:rPr>
-        <w:t xml:space="preserve"> is making an </w:t>
-      </w:r>
-      <w:r>
-        <w:rPr>
-          <w:lang w:val="en-US"/>
-        </w:rPr>
-        <w:t>organization’s</w:t>
-      </w:r>
-      <w:r>
-        <w:rPr>
-          <w:lang w:val="en-US"/>
-        </w:rPr>
-        <w:t xml:space="preserve"> context </w:t>
-      </w:r>
-      <w:r>
-        <w:rPr>
-          <w:lang w:val="en-US"/>
-        </w:rPr>
-        <w:t>explicit and accessible to the agent</w:t>
-      </w:r>
-      <w:r>
-        <w:rPr>
-          <w:lang w:val="en-US"/>
-        </w:rPr>
-        <w:t xml:space="preserve">. Interviewee 16 showed how small the gaps </w:t>
-      </w:r>
-      <w:r>
-        <w:rPr>
-          <w:lang w:val="en-US"/>
-        </w:rPr>
-        <w:t>can be</w:t>
-      </w:r>
-      <w:r>
-        <w:rPr>
-          <w:lang w:val="en-US"/>
-        </w:rPr>
-        <w:t>: a single term, </w:t>
+        <w:t>The key step is making an organization’s context explicit and accessible to the agent. Interviewee 16 showed how small the gaps can be: a single term, </w:t>
       </w:r>
       <w:r>
         <w:rPr>
@@ -15966,19 +14912,7 @@
         <w:rPr>
           <w:lang w:val="en-US"/>
         </w:rPr>
-        <w:t> across the business</w:t>
-      </w:r>
-      <w:r>
-        <w:rPr>
-          <w:lang w:val="en-US"/>
-        </w:rPr>
-        <w:t>, which he noted was</w:t>
-      </w:r>
-      <w:r>
-        <w:rPr>
-          <w:lang w:val="en-US"/>
-        </w:rPr>
-        <w:t> </w:t>
+        <w:t> across the business, which he noted was </w:t>
       </w:r>
       <w:r>
         <w:rPr>
@@ -15992,128 +14926,20 @@
         <w:rPr>
           <w:lang w:val="en-US"/>
         </w:rPr>
-        <w:t>.</w:t>
-      </w:r>
-      <w:r>
+        <w:t xml:space="preserve">. The data's highest-productivity setup follows this logic. </w:t>
+      </w:r>
+    </w:p>
+    <w:p>
+      <w:pPr>
         <w:rPr>
           <w:lang w:val="en-US"/>
         </w:rPr>
-        <w:t xml:space="preserve"> The data's highest-productivity setup follows this logic</w:t>
-      </w:r>
+      </w:pPr>
       <w:r>
         <w:rPr>
           <w:lang w:val="en-US"/>
         </w:rPr>
-        <w:t xml:space="preserve">. </w:t>
-      </w:r>
-    </w:p>
-    <w:p>
-      <w:pPr>
-        <w:rPr>
-          <w:lang w:val="en-US"/>
-        </w:rPr>
-      </w:pPr>
-      <w:r>
-        <w:rPr>
-          <w:lang w:val="en-US"/>
-        </w:rPr>
-        <w:t xml:space="preserve">Interviewee 5 talked about creating a solid harness, which is typically defined as </w:t>
-      </w:r>
-      <w:r>
-        <w:rPr>
-          <w:lang w:val="en-US"/>
-        </w:rPr>
-        <w:t>the data, memory, tool access, and guardrails around th</w:t>
-      </w:r>
-      <w:r>
-        <w:rPr>
-          <w:lang w:val="en-US"/>
-        </w:rPr>
-        <w:t>e AI</w:t>
-      </w:r>
-      <w:r>
-        <w:rPr>
-          <w:lang w:val="en-US"/>
-        </w:rPr>
-        <w:t>. </w:t>
-      </w:r>
-      <w:r>
-        <w:rPr>
-          <w:lang w:val="en-US"/>
-        </w:rPr>
-        <w:t>He state</w:t>
-      </w:r>
-      <w:r>
-        <w:rPr>
-          <w:lang w:val="en-US"/>
-        </w:rPr>
-        <w:t>d that what an AI excels at is highly</w:t>
-      </w:r>
-      <w:r>
-        <w:rPr>
-          <w:lang w:val="en-US"/>
-        </w:rPr>
-        <w:t> </w:t>
-      </w:r>
-      <w:r>
-        <w:rPr>
-          <w:lang w:val="en-US"/>
-        </w:rPr>
-        <w:t>“</w:t>
-      </w:r>
-      <w:r>
-        <w:rPr>
-          <w:lang w:val="en-US"/>
-        </w:rPr>
-        <w:t>is</w:t>
-      </w:r>
-      <w:r>
-        <w:rPr>
-          <w:lang w:val="en-US"/>
-        </w:rPr>
-        <w:t xml:space="preserve"> </w:t>
-      </w:r>
-      <w:r>
-        <w:rPr>
-          <w:lang w:val="en-US"/>
-        </w:rPr>
-        <w:t>highly</w:t>
-      </w:r>
-      <w:r>
-        <w:rPr>
-          <w:lang w:val="en-US"/>
-        </w:rPr>
-        <w:t xml:space="preserve"> </w:t>
-      </w:r>
-      <w:r>
-        <w:rPr>
-          <w:lang w:val="en-US"/>
-        </w:rPr>
-        <w:t>dependent</w:t>
-      </w:r>
-      <w:r>
-        <w:rPr>
-          <w:lang w:val="en-US"/>
-        </w:rPr>
-        <w:t xml:space="preserve"> on </w:t>
-      </w:r>
-      <w:r>
-        <w:rPr>
-          <w:lang w:val="en-US"/>
-        </w:rPr>
-        <w:t>what they call the</w:t>
-      </w:r>
-      <w:r>
-        <w:rPr>
-          <w:lang w:val="en-US"/>
-        </w:rPr>
-        <w:t xml:space="preserve"> harness.</w:t>
-      </w:r>
-      <w:r>
-        <w:rPr>
-          <w:lang w:val="en-US"/>
-        </w:rPr>
-        <w:t>”</w:t>
+        <w:t>Interviewee 5 talked about creating a solid harness, which is typically defined as the data, memory, tool access, and guardrails around the AI. He stated that what an AI excels at is highly “is highly dependent on what they call the harness.”</w:t>
       </w:r>
     </w:p>
     <w:p>
@@ -16143,19 +14969,7 @@
     </w:p>
     <w:p>
       <w:r>
-        <w:t xml:space="preserve">Applying </w:t>
-      </w:r>
-      <w:r>
-        <w:t xml:space="preserve">agentic AI </w:t>
-      </w:r>
-      <w:r>
-        <w:t>creates outcomes for the organization</w:t>
-      </w:r>
-      <w:r>
-        <w:t xml:space="preserve">. </w:t>
-      </w:r>
-      <w:r>
-        <w:t xml:space="preserve">We analyze these from a value perspective. We group the value outcomes in three buckets. First, </w:t>
+        <w:t xml:space="preserve">Applying agentic AI creates outcomes for the organization. We analyze these from a value perspective. We group the value outcomes in three buckets. First, </w:t>
       </w:r>
       <w:r>
         <w:rPr>
@@ -16238,46 +15052,10 @@
     </w:p>
     <w:p>
       <w:r>
-        <w:t xml:space="preserve">Benefits from agentic AI in marketing cluster around five themes: efficiency and speed, </w:t>
-      </w:r>
-      <w:r>
-        <w:t>scalability</w:t>
-      </w:r>
-      <w:r>
-        <w:t xml:space="preserve">, extension </w:t>
-      </w:r>
-      <w:r>
-        <w:t xml:space="preserve">of personal </w:t>
-      </w:r>
-      <w:r>
-        <w:t xml:space="preserve">skillsets, </w:t>
-      </w:r>
-      <w:r>
-        <w:t xml:space="preserve">and </w:t>
-      </w:r>
-      <w:r>
-        <w:t>improvement</w:t>
-      </w:r>
-      <w:r>
-        <w:t>s</w:t>
-      </w:r>
-      <w:r>
-        <w:t xml:space="preserve"> in</w:t>
-      </w:r>
-      <w:r>
-        <w:t xml:space="preserve"> the quality of output</w:t>
-      </w:r>
-      <w:r>
-        <w:t>.</w:t>
-      </w:r>
-      <w:r>
-        <w:t xml:space="preserve"> When asked about the benefits of agentic AI, interviewee three notes “It is so much faster, so much easier […] essentially, speed, accuracy, depth of insights, those are really </w:t>
-      </w:r>
-      <w:r>
-        <w:t>helpful</w:t>
-      </w:r>
-      <w:r>
-        <w:t xml:space="preserve">.” </w:t>
+        <w:t xml:space="preserve">Benefits from agentic AI in marketing cluster around five themes: efficiency and speed, scalability, extension of personal skillsets, and improvements in the quality of output. When asked about the benefits of agentic AI, interviewee three notes “It is so much faster, so much easier […] essentially, speed, accuracy, depth of insights, those are really helpful.” </w:t>
+      </w:r>
+      <w:r>
+        <w:t>Some participants put a figure on the overall return: Interviewee 6, asked to estimate the ROI of her agentic initiatives, settled on “Let’s say 10X. Because it’s not two and it’s also not 200,” noting that the business case “is so easy to make that I’m happy to spend a bit more everywhere.”</w:t>
       </w:r>
     </w:p>
     <w:p>
@@ -16289,48 +15067,19 @@
         <w:t>Efficiency</w:t>
       </w:r>
       <w:r>
-        <w:t xml:space="preserve"> </w:t>
-      </w:r>
-      <w:r>
-        <w:t>forms</w:t>
-      </w:r>
-      <w:r>
-        <w:t xml:space="preserve"> the largest and most consistently described benefi</w:t>
-      </w:r>
-      <w:r>
-        <w:t>t</w:t>
-      </w:r>
-      <w:r>
-        <w:t>.</w:t>
-      </w:r>
-      <w:r>
-        <w:t xml:space="preserve"> This might take the form of doing more with the same amount of effort</w:t>
-      </w:r>
-      <w:r>
-        <w:t>. Interviewee 12 notes “the efficiency thing is real.” Similarly, interviewee 10 states “I think value sits primarily in efficiency, at least for now”.</w:t>
-      </w:r>
-    </w:p>
-    <w:p>
-      <w:r>
-        <w:t>Efficiency can also materialize as speed. Interviewee 9 noted “speed to market”</w:t>
-      </w:r>
-      <w:r>
-        <w:t xml:space="preserve"> as a key </w:t>
-      </w:r>
-      <w:r>
-        <w:t>benefit</w:t>
-      </w:r>
-      <w:r>
-        <w:t xml:space="preserve">. </w:t>
-      </w:r>
-      <w:r>
-        <w:t>Interviewee 12 connects this to the ability to experiment, stating: “</w:t>
-      </w:r>
-      <w:r>
-        <w:t>Because it accelerates the time to creating something, and it can do it at typically a much smaller cost, you have the ability to run more experiments.</w:t>
-      </w:r>
-      <w:r>
-        <w:t>”</w:t>
+        <w:t xml:space="preserve"> forms the largest and most consistently described benefit. This might take the form of doing more with the same amount of effort. Interviewee 12 notes “the efficiency thing is real.”</w:t>
+      </w:r>
+      <w:r>
+        <w:t xml:space="preserve"> He cautions, however, that this benefit is not a durable advantage: “it’s not a competitive advantage, certainly not in the long term […] everybody is gonna get the benefit of efficiency through AI, so it’s not really gonna be a way to distinguish yourself from your competitors.”</w:t>
+      </w:r>
+      <w:r>
+        <w:t xml:space="preserve"> Similarly, interviewee 10 states “I think value sits primarily in efficiency, at least for now”.</w:t>
+      </w:r>
+    </w:p>
+    <w:p>
+      <w:r>
+        <w:lastRenderedPageBreak/>
+        <w:t>Efficiency can also materialize as speed. Interviewee 9 noted “speed to market” as a key benefit. Interviewee 12 connects this to the ability to experiment, stating: “Because it accelerates the time to creating something, and it can do it at typically a much smaller cost, you have the ability to run more experiments.”</w:t>
       </w:r>
     </w:p>
     <w:p>
@@ -16342,14 +15091,7 @@
         <w:t>Scale</w:t>
       </w:r>
       <w:r>
-        <w:t xml:space="preserve"> is the benefit most clearly impossible without AI. </w:t>
-      </w:r>
-      <w:r>
-        <w:t xml:space="preserve">Interviewee 14 related scaling AI to having an army or interns, stating, “It actually works quite the same, and now we have whole </w:t>
-      </w:r>
-      <w:r>
-        <w:lastRenderedPageBreak/>
-        <w:t>armies of those super interns”. Scale is typically related to generating large amounts of content, many variations for personalization beyond what a marketer could do, or with automating processes that would take manual effort.</w:t>
+        <w:t xml:space="preserve"> is the benefit most clearly impossible without AI. Interviewee 14 related scaling AI to having an army or interns, stating, “It actually works quite the same, and now we have whole armies of those super interns”. Scale is typically related to generating large amounts of content, many variations for personalization beyond what a marketer could do, or with automating processes that would take manual effort.</w:t>
       </w:r>
     </w:p>
     <w:p>
@@ -16361,16 +15103,7 @@
         <w:t>Extending the personal skillset</w:t>
       </w:r>
       <w:r>
-        <w:t xml:space="preserve"> is the benefit described with most enthusiasm across interviews. Participants repeatedly described AI enabling work they could not previously do: </w:t>
-      </w:r>
-      <w:r>
-        <w:t xml:space="preserve">Typically relating to technical capabilities. </w:t>
-      </w:r>
-      <w:r>
-        <w:t>Interviewee 12 captured the broadening of individual capability: “it sort of expands the range of creative possibilities and capabilities that an individual can do.” Interviewee 10 described the downstream organizational effect: the social media manager “suddenly becomes a designer and app concept creator.”</w:t>
-      </w:r>
-      <w:r>
-        <w:t xml:space="preserve"> </w:t>
+        <w:t xml:space="preserve"> is the benefit described with most enthusiasm across interviews. Participants repeatedly described AI enabling work they could not previously do: Typically relating to technical capabilities. Interviewee 12 captured the broadening of individual capability: “it sort of expands the range of creative possibilities and capabilities that an individual can do.” Interviewee 10 described the downstream organizational effect: the social media manager “suddenly becomes a designer and app concept creator.” </w:t>
       </w:r>
     </w:p>
     <w:p>
@@ -16402,53 +15135,25 @@
       </w:r>
       <w:r>
         <w:tab/>
-      </w:r>
-      <w:r>
         <w:t>Sacrifices</w:t>
       </w:r>
     </w:p>
     <w:p>
       <w:r>
-        <w:t xml:space="preserve">Alongside benefits, participants describe a set of </w:t>
-      </w:r>
-      <w:r>
-        <w:t>sacrifices</w:t>
+        <w:t>Alongside benefits, participants describe a set of sacrifices</w:t>
       </w:r>
       <w:bookmarkStart w:id="188" w:name="OLE_LINK6"/>
       <w:r>
-        <w:t>;</w:t>
-      </w:r>
-      <w:r>
-        <w:t xml:space="preserve"> things that are knowingly given up or altered as a consequence of AI adoption</w:t>
+        <w:t>; things that are knowingly given up or altered as a consequence of AI adoption</w:t>
       </w:r>
       <w:bookmarkEnd w:id="188"/>
       <w:r>
-        <w:t xml:space="preserve">. </w:t>
-      </w:r>
-      <w:r>
-        <w:t>Two key</w:t>
-      </w:r>
-      <w:r>
-        <w:t xml:space="preserve"> categories </w:t>
-      </w:r>
-      <w:r>
-        <w:t>arise from the data</w:t>
-      </w:r>
-      <w:r>
-        <w:t>: financial cost</w:t>
-      </w:r>
-      <w:r>
-        <w:t>s</w:t>
-      </w:r>
-      <w:r>
-        <w:t xml:space="preserve"> and</w:t>
-      </w:r>
-      <w:r>
-        <w:t xml:space="preserve"> job displacement.</w:t>
-      </w:r>
-    </w:p>
-    <w:p>
-      <w:r>
+        <w:t>. Two key categories arise from the data: financial costs and job displacement.</w:t>
+      </w:r>
+    </w:p>
+    <w:p>
+      <w:r>
+        <w:lastRenderedPageBreak/>
         <w:t xml:space="preserve">AI is not cheap. Infrastructure costs, API usage, vendor licensing, and the organizational time required to implement and maintain AI systems are consistently identified as real costs. Interviewee 7 noted: “AI is also very expensive. That’s something that we don’t take into consideration.” </w:t>
       </w:r>
     </w:p>
@@ -16460,35 +15165,7 @@
         </w:rPr>
       </w:pPr>
       <w:r>
-        <w:t xml:space="preserve">Job replacement </w:t>
-      </w:r>
-      <w:r>
-        <w:t xml:space="preserve">is </w:t>
-      </w:r>
-      <w:r>
-        <w:t>acknowledged across interviews</w:t>
-      </w:r>
-      <w:r>
-        <w:t xml:space="preserve"> as a potential downside of using agentic AI. However, while this might be a logical mirror to the increased efficiency, only interviewee 7 describes an occurrence of job loss “What happened is we fired half the people, </w:t>
-      </w:r>
-      <w:r>
-        <w:lastRenderedPageBreak/>
-        <w:t>right? That’s terrible, I did not sleep for a week.”</w:t>
-      </w:r>
-      <w:r>
-        <w:t xml:space="preserve"> In other examples, interviewees describe more or different work being picked up. Interviewee 13 notes regarding job displacement: “this might happen, that you get redundancies, but it is not the way</w:t>
-      </w:r>
-      <w:r>
-        <w:t xml:space="preserve"> </w:t>
-      </w:r>
-      <w:r>
-        <w:t>I think</w:t>
-      </w:r>
-      <w:r>
-        <w:t xml:space="preserve"> companies are doing it right now.”</w:t>
-      </w:r>
-      <w:r>
-        <w:t xml:space="preserve"> </w:t>
+        <w:t xml:space="preserve">Job replacement is acknowledged across interviews as a potential downside of using agentic AI. However, while this might be a logical mirror to the increased efficiency, only interviewee 7 describes an occurrence of job loss “What happened is we fired half the people, right? That’s terrible, I did not sleep for a week.” In other examples, interviewees describe more or different work being picked up. Interviewee 13 notes regarding job displacement: “this might happen, that you get redundancies, but it is not the way I think companies are doing it right now.” </w:t>
       </w:r>
       <w:bookmarkStart w:id="189" w:name="_i62wq5quevoe" w:colFirst="0" w:colLast="0"/>
       <w:bookmarkEnd w:id="189"/>
@@ -16510,31 +15187,7 @@
     </w:p>
     <w:p>
       <w:r>
-        <w:t xml:space="preserve">Risks differ from sacrifices in that they represent potential rather than certain negative outcomes. </w:t>
-      </w:r>
-      <w:r>
-        <w:t>Three</w:t>
-      </w:r>
-      <w:r>
-        <w:t xml:space="preserve"> risk categories are prominent: hallucination</w:t>
-      </w:r>
-      <w:r>
-        <w:t>s</w:t>
-      </w:r>
-      <w:r>
-        <w:t xml:space="preserve">, security </w:t>
-      </w:r>
-      <w:r>
-        <w:t>and</w:t>
-      </w:r>
-      <w:r>
-        <w:t xml:space="preserve"> privacy violation</w:t>
-      </w:r>
-      <w:r>
-        <w:t>s</w:t>
-      </w:r>
-      <w:r>
-        <w:t>, and negative brand impact.</w:t>
+        <w:t>Risks differ from sacrifices in that they represent potential rather than certain negative outcomes. Three risk categories are prominent: hallucinations, security and privacy violations, and negative brand impact.</w:t>
       </w:r>
     </w:p>
     <w:p>
@@ -16543,168 +15196,50 @@
           <w:i/>
           <w:iCs/>
         </w:rPr>
-        <w:t>Hallucination</w:t>
-      </w:r>
+        <w:t>Hallucination risk</w:t>
+      </w:r>
+      <w:r>
+        <w:t xml:space="preserve"> refers to the chance that AI might provide faulty answers that are not in line with the provided information. While it is often noted, it is rarely described as an impactful issue. Interviewee 11 notes hallucination as a risk, but adds “Hallucinations do not happen that often”. Interviewee 10 noted, “Hallucination is not your biggest blocker right now, and definitely not a reason to delay”. Interviewee 12 noted the need to stay aware of it: </w:t>
+      </w:r>
+    </w:p>
+    <w:p>
+      <w:pPr>
+        <w:pStyle w:val="Quote"/>
+      </w:pPr>
+      <w:r>
+        <w:t>“I do not think of AI as being infallible. […] If you don’t have an understanding of your domain, then just sort of blindly trust AI, I think most people would agree that is kind of a risky place to put yourself in.”</w:t>
+      </w:r>
+    </w:p>
+    <w:p>
+      <w:r>
+        <w:t xml:space="preserve">Security and privacy violations are most consistently noted as risks. The concern typically centers on data that enters AI systems outside of what would be compliant, but might </w:t>
+      </w:r>
+      <w:r>
+        <w:lastRenderedPageBreak/>
+        <w:t>include any violation of law, policy, or user’s trust regarding security and privacy. Interviewee 13 described:</w:t>
+      </w:r>
+    </w:p>
+    <w:p>
+      <w:pPr>
+        <w:pStyle w:val="Quote"/>
+        <w:rPr>
+          <w:iCs w:val="0"/>
+        </w:rPr>
+      </w:pPr>
+      <w:r>
+        <w:t>Companies are already afraid to use certain tools because ‘how does it look on the GDPR side?’, ‘Are we allowed to track data from our customers?’ And this is the first step. I think the agentic level, taking like two or three tools where you’re already not, uh, where you’re already afraid to use them, and then giving it to an agent… that’s, that’s three, four levels more difficult.</w:t>
+      </w:r>
+    </w:p>
+    <w:p>
       <w:r>
         <w:rPr>
           <w:i/>
           <w:iCs/>
         </w:rPr>
-        <w:t xml:space="preserve"> risk</w:t>
-      </w:r>
-      <w:r>
-        <w:t xml:space="preserve"> refers to the chance that AI might provide faulty answers that are not in line with the provided information. While it is often noted, it is rarely described as a</w:t>
-      </w:r>
-      <w:r>
-        <w:t xml:space="preserve">n impactful </w:t>
-      </w:r>
-      <w:r>
-        <w:t>issue. Interviewee 11 notes hallucination as a risk, but adds “Hallucinations do not happen that often”</w:t>
-      </w:r>
-      <w:r>
-        <w:t>. Interviewee 10 noted, “Hallucination is not your biggest blocker right now, and definitely not a reason to delay”. Interviewee 12 noted</w:t>
-      </w:r>
-      <w:r>
-        <w:t xml:space="preserve"> the need to stay aware of it</w:t>
-      </w:r>
-      <w:r>
-        <w:t xml:space="preserve">: </w:t>
-      </w:r>
-    </w:p>
-    <w:p>
-      <w:pPr>
-        <w:pStyle w:val="Quote"/>
-      </w:pPr>
-      <w:r>
-        <w:t>“I do not think of AI as being infallible. […] If you don’t have an understanding of your domain, then just sort of blindly trust AI, I think most people would agree that is kind of a risky place to put yourself in.”</w:t>
-      </w:r>
-    </w:p>
-    <w:p>
-      <w:r>
-        <w:t xml:space="preserve">Security and </w:t>
-      </w:r>
-      <w:r>
-        <w:t xml:space="preserve">privacy violations are most consistently noted as risks. </w:t>
-      </w:r>
-      <w:r>
-        <w:t xml:space="preserve">The concern </w:t>
-      </w:r>
-      <w:r>
-        <w:t>typically centers</w:t>
-      </w:r>
-      <w:r>
-        <w:t xml:space="preserve"> on data that enters AI systems </w:t>
-      </w:r>
-      <w:r>
-        <w:t>outside of what would be compliant</w:t>
-      </w:r>
-      <w:r>
-        <w:t>, but might include any violation of law, policy, or user</w:t>
-      </w:r>
-      <w:r>
-        <w:t>’</w:t>
-      </w:r>
-      <w:r>
-        <w:t>s trust regarding security and privacy</w:t>
-      </w:r>
-      <w:r>
-        <w:t xml:space="preserve">. </w:t>
-      </w:r>
-      <w:r>
-        <w:t>Interviewee 13 described:</w:t>
-      </w:r>
-    </w:p>
-    <w:p>
-      <w:pPr>
-        <w:pStyle w:val="Quote"/>
-        <w:rPr>
-          <w:iCs w:val="0"/>
-        </w:rPr>
-      </w:pPr>
-      <w:r>
-        <w:t>Companies are already afraid to use certain tools because</w:t>
-      </w:r>
-      <w:r>
-        <w:t xml:space="preserve"> ‘</w:t>
-      </w:r>
-      <w:r>
-        <w:t>how does it look on the GDPR side?</w:t>
-      </w:r>
-      <w:r>
-        <w:t>’, ‘</w:t>
-      </w:r>
-      <w:r>
-        <w:t>Are we allowed to track data from our customers?</w:t>
-      </w:r>
-      <w:r>
-        <w:t>’</w:t>
-      </w:r>
-      <w:r>
-        <w:t xml:space="preserve"> And this is the first step. I think the agentic level, taking like two or three tools where you’re already not, uh, where you’re already afraid to use them, and then giving it to an agent</w:t>
-      </w:r>
-      <w:r>
-        <w:t>…</w:t>
-      </w:r>
-      <w:r>
-        <w:t xml:space="preserve"> that’s, that’s three, four levels more difficult.</w:t>
-      </w:r>
-    </w:p>
-    <w:p>
-      <w:r>
-        <w:rPr>
-          <w:i/>
-          <w:iCs/>
-        </w:rPr>
-        <w:lastRenderedPageBreak/>
         <w:t>Brand risk</w:t>
       </w:r>
       <w:r>
-        <w:t xml:space="preserve"> </w:t>
-      </w:r>
-      <w:r>
-        <w:t xml:space="preserve">is also </w:t>
-      </w:r>
-      <w:r>
-        <w:t xml:space="preserve">frequently noted, and is concerned with the degradation of users’ perception or the brand resulting from </w:t>
-      </w:r>
-      <w:r>
-        <w:t xml:space="preserve">AI </w:t>
-      </w:r>
-      <w:r>
-        <w:t>use. C</w:t>
-      </w:r>
-      <w:r>
-        <w:t xml:space="preserve">ontent that is off-brand, tonally inappropriate, or </w:t>
-      </w:r>
-      <w:r>
-        <w:t>perceived as inauthentic might negatively impact the organization. When asked for the risks of agentic AI, interviewee 6 noted</w:t>
-      </w:r>
-      <w:r>
-        <w:t>: “</w:t>
-      </w:r>
-      <w:r>
-        <w:t>It</w:t>
-      </w:r>
-      <w:r>
-        <w:t xml:space="preserve"> is</w:t>
-      </w:r>
-      <w:r>
-        <w:t xml:space="preserve"> mainly brand control, I would say. It</w:t>
-      </w:r>
-      <w:r>
-        <w:t xml:space="preserve"> is</w:t>
-      </w:r>
-      <w:r>
-        <w:t xml:space="preserve"> also going to say some stupid stuff, and that is a very important one.” </w:t>
-      </w:r>
-      <w:r>
-        <w:t>Interviewee 15 experienced the negative effects after using AI-generated messages; she observed, “The customer sees through that pretty quickly”</w:t>
-      </w:r>
-      <w:r>
-        <w:t>,</w:t>
-      </w:r>
-      <w:r>
-        <w:t xml:space="preserve"> she noted it was “just a bit too much of a shortcut with this use case”</w:t>
+        <w:t xml:space="preserve"> is also frequently noted, and is concerned with the degradation of users’ perception or the brand resulting from AI use. Content that is off-brand, tonally inappropriate, or perceived as inauthentic might negatively impact the organization. When asked for the risks of agentic AI, interviewee 6 noted: “It is mainly brand control, I would say. It is also going to say some stupid stuff, and that is a very important one.” Interviewee 15 experienced the negative effects after using AI-generated messages; she observed, “The customer sees through that pretty quickly”, she noted it was “just a bit too much of a shortcut with this use case”</w:t>
       </w:r>
     </w:p>
     <w:p>
@@ -16746,10 +15281,7 @@
         </w:rPr>
       </w:pPr>
       <w:r>
-        <w:t xml:space="preserve">Running through the data, we also observe some patterns that seem paradoxical. For instance, the cause of the problem might also be its solution. </w:t>
-      </w:r>
-      <w:r>
-        <w:t xml:space="preserve">These paradoxes are not logical contradictions to be resolved; rather they show both sides of the tension and often show how downsides or risks might be navigated. </w:t>
+        <w:t xml:space="preserve">Running through the data, we also observe some patterns that seem paradoxical. For instance, the cause of the problem might also be its solution. These paradoxes are not logical contradictions to be resolved; rather they show both sides of the tension and often show how downsides or risks might be navigated. </w:t>
       </w:r>
     </w:p>
     <w:p>
@@ -16780,36 +15312,16 @@
       </w:r>
       <w:bookmarkStart w:id="191" w:name="OLE_LINK7"/>
       <w:r>
-        <w:t>Yet organizations (sometimes the very same) leverage agentic AI to counteract brand risk.</w:t>
-      </w:r>
-      <w:r>
-        <w:t xml:space="preserve"> Interviewee 3 </w:t>
-      </w:r>
-      <w:r>
-        <w:t>explains “T</w:t>
-      </w:r>
-      <w:r>
-        <w:t>he branding team trained the assistant on our branding guidelines and different personas. And then that assistant tells you if this is brand-aligned</w:t>
-      </w:r>
-      <w:r>
-        <w:t>. Likewise, i</w:t>
-      </w:r>
-      <w:r>
-        <w:t>nterviewee 16 described governance agents that ensure generated content adheres to tone-of-voice and visual brand standards at scale</w:t>
-      </w:r>
-      <w:r>
-        <w:t>, and notes that this agent is now in place to validate human content.</w:t>
-      </w:r>
-      <w:r>
-        <w:t xml:space="preserve"> </w:t>
-      </w:r>
-    </w:p>
-    <w:p>
-      <w:r>
-        <w:t>H</w:t>
-      </w:r>
-      <w:r>
-        <w:t>is case provides a good analysis of this paradox; in addition to AI, humans can also create content that is not brand-aligned. Interviewee 16 thinks AI might already outperform humans and decided to measure the difference:</w:t>
+        <w:t xml:space="preserve">Yet organizations (sometimes the very same) leverage agentic AI to counteract brand risk. Interviewee 3 explains “The branding team trained the assistant on our branding guidelines and different personas. And then that assistant tells you if this is brand-aligned. Likewise, interviewee 16 described governance agents that ensure generated content </w:t>
+      </w:r>
+      <w:r>
+        <w:lastRenderedPageBreak/>
+        <w:t xml:space="preserve">adheres to tone-of-voice and visual brand standards at scale, and notes that this agent is now in place to validate human content. </w:t>
+      </w:r>
+    </w:p>
+    <w:p>
+      <w:r>
+        <w:t>His case provides a good analysis of this paradox; in addition to AI, humans can also create content that is not brand-aligned. Interviewee 16 thinks AI might already outperform humans and decided to measure the difference:</w:t>
       </w:r>
     </w:p>
     <w:p>
@@ -16817,17 +15329,7 @@
         <w:pStyle w:val="Quote"/>
       </w:pPr>
       <w:r>
-        <w:t xml:space="preserve">I'm logging a quality score based on these guidelines, and I do want to see this quality score go up. But I also want a human quality score next to it, so we can </w:t>
-      </w:r>
-      <w:r>
-        <w:lastRenderedPageBreak/>
-        <w:t>benchmark how we're doing compared to the traditional way of working</w:t>
-      </w:r>
-      <w:r>
-        <w:t xml:space="preserve">, </w:t>
-      </w:r>
-      <w:r>
-        <w:t>so we can prove it's better. Because otherwise it's a feeling.</w:t>
+        <w:t>I'm logging a quality score based on these guidelines, and I do want to see this quality score go up. But I also want a human quality score next to it, so we can benchmark how we're doing compared to the traditional way of working, so we can prove it's better. Because otherwise it's a feeling.</w:t>
       </w:r>
     </w:p>
     <w:p>
@@ -16841,13 +15343,7 @@
       </w:r>
       <w:commentRangeStart w:id="192"/>
       <w:r>
-        <w:t>Furthermore</w:t>
-      </w:r>
-      <w:r>
-        <w:t>, t</w:t>
-      </w:r>
-      <w:r>
-        <w:t xml:space="preserve">he organizations most exposed to AI-driven brand risk are therefore also the ones with the strongest incentive to invest in AI-driven brand control. </w:t>
+        <w:t xml:space="preserve">Furthermore, the organizations most exposed to AI-driven brand risk are therefore also the ones with the strongest incentive to invest in AI-driven brand control. </w:t>
       </w:r>
       <w:bookmarkEnd w:id="191"/>
       <w:commentRangeEnd w:id="192"/>
@@ -16875,45 +15371,12 @@
     </w:p>
     <w:p>
       <w:r>
-        <w:t>Hallucination (see section 4.4.3)</w:t>
-      </w:r>
-      <w:r>
-        <w:t xml:space="preserve"> occupies an ambiguous position when held against the accuracy of the human processes it replaces. Human analysts exhibit their own forms of ‘hallucination’: </w:t>
-      </w:r>
-      <w:r>
-        <w:t>including</w:t>
-      </w:r>
-      <w:r>
-        <w:t xml:space="preserve"> confirmation bias,</w:t>
-      </w:r>
-      <w:r>
-        <w:t xml:space="preserve"> but also honest mistakes.</w:t>
-      </w:r>
-      <w:r>
-        <w:t xml:space="preserve"> Interviewee 3 noted that </w:t>
-      </w:r>
-      <w:r>
-        <w:t>“S</w:t>
-      </w:r>
-      <w:r>
-        <w:t>ometimes in analysis, people find data points to prove their point versus</w:t>
-      </w:r>
-      <w:r>
-        <w:t xml:space="preserve"> </w:t>
-      </w:r>
-      <w:r>
-        <w:t>being objective about what the data is saying to you.</w:t>
-      </w:r>
-      <w:r>
-        <w:t>”</w:t>
-      </w:r>
-    </w:p>
-    <w:p>
-      <w:r>
-        <w:t xml:space="preserve"> Interviewee 13</w:t>
-      </w:r>
-      <w:r>
-        <w:t xml:space="preserve"> relates the performance of AI agents to a mediocre employee:</w:t>
+        <w:t>Hallucination (see section 4.4.3) occupies an ambiguous position when held against the accuracy of the human processes it replaces. Human analysts exhibit their own forms of ‘hallucination’: including confirmation bias, but also honest mistakes. Interviewee 3 noted that “Sometimes in analysis, people find data points to prove their point versus being objective about what the data is saying to you.”</w:t>
+      </w:r>
+    </w:p>
+    <w:p>
+      <w:r>
+        <w:t xml:space="preserve"> Interviewee 13 relates the performance of AI agents to a mediocre employee:</w:t>
       </w:r>
     </w:p>
     <w:p>
@@ -16921,54 +15384,19 @@
         <w:pStyle w:val="Quote"/>
       </w:pPr>
       <w:r>
-        <w:t>Y</w:t>
-      </w:r>
-      <w:r>
-        <w:t>ou can always build something very quickly that gives you the same information as if you would have an analyst sitting there</w:t>
-      </w:r>
-      <w:r>
-        <w:t>.</w:t>
-      </w:r>
-      <w:r>
-        <w:t xml:space="preserve"> It</w:t>
-      </w:r>
-      <w:r>
-        <w:t>’</w:t>
-      </w:r>
-      <w:r>
-        <w:t>s not as good as if you would have a great analyst</w:t>
-      </w:r>
-      <w:r>
-        <w:t>,</w:t>
-      </w:r>
-      <w:r>
-        <w:t xml:space="preserve"> but it's pretty much the same as if you have a mediocre one and still have to </w:t>
-      </w:r>
-      <w:r>
-        <w:t>sense-check</w:t>
-      </w:r>
-      <w:r>
-        <w:t xml:space="preserve"> what comes out of it.</w:t>
-      </w:r>
-    </w:p>
-    <w:p>
-      <w:r>
+        <w:t>You can always build something very quickly that gives you the same information as if you would have an analyst sitting there. It’s not as good as if you would have a great analyst, but it's pretty much the same as if you have a mediocre one and still have to sense-check what comes out of it.</w:t>
+      </w:r>
+    </w:p>
+    <w:p>
+      <w:r>
+        <w:lastRenderedPageBreak/>
         <w:t>characterization of agentic AI as equivalent to “a mediocre analyst that you still have to sense check” implies a standard where some level of error is accepted as normal and managed through review — the same standard already applied to human junior analysts.</w:t>
       </w:r>
     </w:p>
     <w:p>
       <w:commentRangeStart w:id="193"/>
       <w:r>
-        <w:t>Two implications can be observed in this tension: First, humans make mistakes too, so accepting some level of hallucination lower than the human baseline would result in an improvement. Second, risk is connected to the ability to evaluate the output. When</w:t>
-      </w:r>
-      <w:r>
-        <w:t xml:space="preserve"> a hallucination </w:t>
-      </w:r>
-      <w:r>
-        <w:t>does not go unchecked, the impact is limited</w:t>
-      </w:r>
-      <w:r>
-        <w:t xml:space="preserve">. </w:t>
+        <w:t xml:space="preserve">Two implications can be observed in this tension: First, humans make mistakes too, so accepting some level of hallucination lower than the human baseline would result in an improvement. Second, risk is connected to the ability to evaluate the output. When a hallucination does not go unchecked, the impact is limited. </w:t>
       </w:r>
       <w:commentRangeEnd w:id="193"/>
       <w:r>
@@ -16985,7 +15413,6 @@
         <w:pStyle w:val="Heading3"/>
       </w:pPr>
       <w:r>
-        <w:lastRenderedPageBreak/>
         <w:t>4.5.3</w:t>
       </w:r>
       <w:r>
@@ -16995,82 +15422,22 @@
     </w:p>
     <w:p>
       <w:r>
-        <w:t xml:space="preserve">Agentic AI tools are, for many participants, genuinely easy to start with. </w:t>
-      </w:r>
-      <w:r>
-        <w:t>Agentic AI can be leveraged by people with only moderate technical abilities. Interviewee 3 noted: “I am intrinsically motivated to use it, because it makes life so much easier</w:t>
-      </w:r>
-      <w:r>
-        <w:t>,</w:t>
-      </w:r>
-      <w:r>
-        <w:t>” and interviewee 10 noted</w:t>
-      </w:r>
-      <w:r>
-        <w:t>,</w:t>
-      </w:r>
-      <w:r>
-        <w:t xml:space="preserve"> “AI makes it so much easier to make things than it ever was before”.</w:t>
-      </w:r>
-    </w:p>
-    <w:p>
-      <w:r>
-        <w:t xml:space="preserve">Yet </w:t>
-      </w:r>
-      <w:r>
-        <w:t xml:space="preserve">lacking technical resources is a significant obstacle to deploying agentic AI at the organizational level (see section 4.2.3). There seems to be an unspoken barrier between personal effectiveness and organizational effectiveness when it comes to agentic AI. </w:t>
-      </w:r>
-    </w:p>
-    <w:p>
-      <w:r>
-        <w:t xml:space="preserve">Another tension regarding implementation can be seen in the gap between optics and reality. </w:t>
-      </w:r>
-      <w:r>
-        <w:t xml:space="preserve">Organizations report agentic capability in pitches and internal communications long before that capability is operationally present. </w:t>
-      </w:r>
-      <w:r>
-        <w:t>Interviewee 9 states: “</w:t>
-      </w:r>
-      <w:r>
-        <w:t>I think we sometimes present something a certain way while we're trying to actually make it that way in the background.</w:t>
-      </w:r>
-      <w:r>
-        <w:t xml:space="preserve"> Interviewee 12 seconds that perspective, noting that organizations “</w:t>
-      </w:r>
-      <w:r>
-        <w:t>say that you have something that you don't really have, and then you go and build it really quickly.</w:t>
-      </w:r>
-      <w:r>
-        <w:t>”</w:t>
-      </w:r>
-    </w:p>
-    <w:p>
-      <w:r>
-        <w:t>However, n</w:t>
-      </w:r>
-      <w:r>
-        <w:t xml:space="preserve">one of the interviewees signaled </w:t>
-      </w:r>
-      <w:r>
-        <w:t xml:space="preserve">they distrust regarding the value of agentic </w:t>
-      </w:r>
-      <w:r>
-        <w:t>AI</w:t>
-      </w:r>
-      <w:r>
-        <w:t>;</w:t>
-      </w:r>
-      <w:r>
-        <w:t xml:space="preserve"> </w:t>
-      </w:r>
-      <w:r>
-        <w:t>interviewee 11 advises on this topic, “</w:t>
-      </w:r>
-      <w:r>
-        <w:t>The big thing is hype. So AI is being overpromised all the time. And we have to reduce expectations</w:t>
-      </w:r>
-      <w:r>
-        <w:t>.”</w:t>
+        <w:t>Agentic AI tools are, for many participants, genuinely easy to start with. Agentic AI can be leveraged by people with only moderate technical abilities. Interviewee 3 noted: “I am intrinsically motivated to use it, because it makes life so much easier,” and interviewee 10 noted, “AI makes it so much easier to make things than it ever was before”.</w:t>
+      </w:r>
+    </w:p>
+    <w:p>
+      <w:r>
+        <w:t xml:space="preserve">Yet lacking technical resources is a significant obstacle to deploying agentic AI at the organizational level (see section 4.2.3). There seems to be an unspoken barrier between personal effectiveness and organizational effectiveness when it comes to agentic AI. </w:t>
+      </w:r>
+    </w:p>
+    <w:p>
+      <w:r>
+        <w:t>Another tension regarding implementation can be seen in the gap between optics and reality. Organizations report agentic capability in pitches and internal communications long before that capability is operationally present. Interviewee 9 states: “I think we sometimes present something a certain way while we're trying to actually make it that way in the background. Interviewee 12 seconds that perspective, noting that organizations “say that you have something that you don't really have, and then you go and build it really quickly.”</w:t>
+      </w:r>
+    </w:p>
+    <w:p>
+      <w:r>
+        <w:t>However, none of the interviewees signaled they distrust regarding the value of agentic AI; interviewee 11 advises on this topic, “The big thing is hype. So AI is being overpromised all the time. And we have to reduce expectations.”</w:t>
       </w:r>
     </w:p>
     <w:p>
@@ -17082,10 +15449,8 @@
         </w:rPr>
       </w:pPr>
       <w:r>
-        <w:t>4.5.</w:t>
-      </w:r>
-      <w:r>
-        <w:t>4</w:t>
+        <w:lastRenderedPageBreak/>
+        <w:t>4.5.4</w:t>
       </w:r>
       <w:r>
         <w:tab/>
@@ -17094,13 +15459,7 @@
     </w:p>
     <w:p>
       <w:r>
-        <w:t xml:space="preserve">Agentic AI is widely expected to compress demand for entry-level roles: one experienced professional supported by an AI stack can produce what once required a small team of </w:t>
-      </w:r>
-      <w:r>
-        <w:t>employees</w:t>
-      </w:r>
-      <w:r>
-        <w:t>.  Interviewee 10 described the same mechanism:</w:t>
+        <w:t>Agentic AI is widely expected to compress demand for entry-level roles: one experienced professional supported by an AI stack can produce what once required a small team of employees.  Interviewee 10 described the same mechanism:</w:t>
       </w:r>
     </w:p>
     <w:p>
@@ -17118,44 +15477,13 @@
         </w:rPr>
       </w:pPr>
       <w:r>
-        <w:lastRenderedPageBreak/>
-        <w:t>However, at the same time</w:t>
-      </w:r>
-      <w:r>
-        <w:t>,</w:t>
-      </w:r>
-      <w:r>
-        <w:t xml:space="preserve"> juniors </w:t>
-      </w:r>
-      <w:r>
-        <w:t>seem</w:t>
-      </w:r>
-      <w:r>
-        <w:t xml:space="preserve"> to </w:t>
-      </w:r>
-      <w:r>
-        <w:t xml:space="preserve">be </w:t>
-      </w:r>
-      <w:r>
-        <w:t xml:space="preserve">better at using AI. </w:t>
+        <w:t xml:space="preserve">However, at the same time, juniors seem to be better at using AI. </w:t>
       </w:r>
       <w:r>
         <w:rPr>
           <w:lang w:val="en-US"/>
         </w:rPr>
-        <w:t> Interviewee 6 observed</w:t>
-      </w:r>
-      <w:r>
-        <w:rPr>
-          <w:lang w:val="en-US"/>
-        </w:rPr>
-        <w:t>,</w:t>
-      </w:r>
-      <w:r>
-        <w:rPr>
-          <w:lang w:val="en-US"/>
-        </w:rPr>
-        <w:t xml:space="preserve"> "younger people being way more on top of it than older people." Interviewee 7 framed this as an inversion of the traditional seniority hierarchy:</w:t>
+        <w:t> Interviewee 6 observed, "younger people being way more on top of it than older people." Interviewee 7 framed this as an inversion of the traditional seniority hierarchy:</w:t>
       </w:r>
     </w:p>
     <w:p>
@@ -17204,6 +15532,47 @@
         <w:t>Discussion</w:t>
       </w:r>
     </w:p>
+    <w:p>
+      <w:pPr>
+        <w:rPr>
+          <w:color w:val="00312A"/>
+        </w:rPr>
+      </w:pPr>
+      <w:r>
+        <w:rPr>
+          <w:color w:val="00312A"/>
+        </w:rPr>
+        <w:t>This study set out to understand how marketing managers create value with agentic AI. Chapter 4 analyzes the lived experience of marketing managers and those who help them implement their AI strategy, and shows how marketing managers can create value using agentic AI.</w:t>
+      </w:r>
+    </w:p>
+    <w:p>
+      <w:pPr>
+        <w:rPr>
+          <w:color w:val="00312A"/>
+        </w:rPr>
+      </w:pPr>
+      <w:r>
+        <w:rPr>
+          <w:color w:val="00312A"/>
+        </w:rPr>
+        <w:t xml:space="preserve"> </w:t>
+      </w:r>
+      <w:bookmarkStart w:id="194" w:name="OLE_LINK2"/>
+      <w:r>
+        <w:rPr>
+          <w:color w:val="00312A"/>
+        </w:rPr>
+        <w:t xml:space="preserve">Similar use cases, like creating a content generation pipeline, an analytics agent, or customer service assistance, were reported to produce different outcomes across organizations. </w:t>
+      </w:r>
+      <w:r>
+        <w:rPr>
+          <w:color w:val="00312A"/>
+        </w:rPr>
+        <w:lastRenderedPageBreak/>
+        <w:t xml:space="preserve">That variance was attributed to organizational conditions, managerial behavior, and the configuration in which the technology was applied rather than to the underlying model. </w:t>
+      </w:r>
+    </w:p>
+    <w:bookmarkEnd w:id="194"/>
     <w:p>
       <w:pPr>
         <w:rPr>
@@ -17214,11 +15583,300 @@
       </w:pPr>
       <w:r>
         <w:rPr>
+          <w:color w:val="00312A"/>
+        </w:rPr>
+        <w:t>This chapter interprets that finding against the literature reviewed in Chapter 2. Section 5.1 develops the theoretical contributions, situating the empirical model within dynamic capabilities, value-creation, and digital-transformation theory; Section 5.2 draws out the practical implications for marketing managers; and Section 5.3 sets out the study’s limitations and the research directions they open.</w:t>
+      </w:r>
+    </w:p>
+    <w:p>
+      <w:pPr>
+        <w:pStyle w:val="Heading2"/>
+        <w:rPr>
+          <w:color w:val="00312A"/>
+        </w:rPr>
+      </w:pPr>
+      <w:bookmarkStart w:id="195" w:name="_7rbdabewznnc" w:colFirst="0" w:colLast="0"/>
+      <w:bookmarkEnd w:id="195"/>
+      <w:r>
+        <w:rPr>
+          <w:color w:val="00312A"/>
+        </w:rPr>
+        <w:t>5.1</w:t>
+      </w:r>
+      <w:r>
+        <w:rPr>
+          <w:color w:val="00312A"/>
+        </w:rPr>
+        <w:tab/>
+        <w:t>Contributions to Theory</w:t>
+      </w:r>
+    </w:p>
+    <w:p>
+      <w:pPr>
+        <w:rPr>
+          <w:color w:val="00312A"/>
+        </w:rPr>
+      </w:pPr>
+      <w:r>
+        <w:rPr>
+          <w:color w:val="00312A"/>
+        </w:rPr>
+        <w:t xml:space="preserve">The principal theoretical contribution of this study is a process model of managerial value creation with agentic AI (Figure 1). The model links five elements in a loosely ordered chain: </w:t>
+      </w:r>
+      <w:r>
+        <w:rPr>
           <w:i/>
           <w:iCs/>
           <w:color w:val="00312A"/>
         </w:rPr>
-        <w:t>Connect the outcomes…</w:t>
+        <w:t>observing</w:t>
+      </w:r>
+      <w:r>
+        <w:rPr>
+          <w:color w:val="00312A"/>
+        </w:rPr>
+        <w:t xml:space="preserve"> the changing external context (AI progression, market pressure, and supplier communication); the organizational conditions that enable or constrain action; </w:t>
+      </w:r>
+      <w:r>
+        <w:rPr>
+          <w:i/>
+          <w:iCs/>
+          <w:color w:val="00312A"/>
+        </w:rPr>
+        <w:t>steering</w:t>
+      </w:r>
+      <w:r>
+        <w:rPr>
+          <w:color w:val="00312A"/>
+        </w:rPr>
+        <w:t xml:space="preserve"> the organization through three managerial responses — </w:t>
+      </w:r>
+      <w:r>
+        <w:rPr>
+          <w:i/>
+          <w:iCs/>
+          <w:color w:val="00312A"/>
+        </w:rPr>
+        <w:t>reshaping</w:t>
+      </w:r>
+      <w:r>
+        <w:rPr>
+          <w:color w:val="00312A"/>
+        </w:rPr>
+        <w:t xml:space="preserve">, </w:t>
+      </w:r>
+      <w:r>
+        <w:rPr>
+          <w:i/>
+          <w:iCs/>
+          <w:color w:val="00312A"/>
+        </w:rPr>
+        <w:t>leveraging</w:t>
+      </w:r>
+      <w:r>
+        <w:rPr>
+          <w:color w:val="00312A"/>
+        </w:rPr>
+        <w:t xml:space="preserve">, and </w:t>
+      </w:r>
+      <w:r>
+        <w:rPr>
+          <w:i/>
+          <w:iCs/>
+          <w:color w:val="00312A"/>
+        </w:rPr>
+        <w:t>navigating</w:t>
+      </w:r>
+      <w:r>
+        <w:rPr>
+          <w:color w:val="00312A"/>
+        </w:rPr>
+        <w:t xml:space="preserve">; </w:t>
+      </w:r>
+      <w:r>
+        <w:rPr>
+          <w:i/>
+          <w:iCs/>
+          <w:color w:val="00312A"/>
+        </w:rPr>
+        <w:t>applying</w:t>
+      </w:r>
+      <w:r>
+        <w:rPr>
+          <w:color w:val="00312A"/>
+        </w:rPr>
+        <w:t xml:space="preserve"> agentic AI through specific use cases and usage strategies; and the value outcomes that result, understood as a portfolio of benefits, sacrifices, and risks. Running through the chain is a set of paradoxes in which the technology that generates a problem also supplies the means to manage it. The model is offered as an interpretive account of how value is constructed; its contribution lies in locating the determinants of value inside the organization rather than in the technology itself.</w:t>
+      </w:r>
+    </w:p>
+    <w:p>
+      <w:pPr>
+        <w:rPr>
+          <w:color w:val="00312A"/>
+        </w:rPr>
+      </w:pPr>
+      <w:r>
+        <w:rPr>
+          <w:b/>
+          <w:bCs/>
+          <w:color w:val="00312A"/>
+        </w:rPr>
+        <w:t xml:space="preserve">Extending dynamic capabilities to agentic AI in marketing. </w:t>
+      </w:r>
+      <w:r>
+        <w:rPr>
+          <w:color w:val="00312A"/>
+        </w:rPr>
+        <w:t xml:space="preserve">The model extends dynamic capabilities theory (Teece et al., 1997) into the specific context of agentic AI in marketing. The observing category corresponds closely to digital sensing (Ellström et al., 2021; Warner &amp; Wäger, 2019), and steering and applying together perform the seizing and reconfiguring functions through which firms renew their resource base. The study’s distinctive contribution, however, is to show where the binding constraint actually sits. Sensing was not the scarce capability: participants across roles and organizations observed the same hockey-stick </w:t>
+      </w:r>
+      <w:r>
+        <w:rPr>
+          <w:color w:val="00312A"/>
+        </w:rPr>
+        <w:lastRenderedPageBreak/>
+        <w:t>progression (Section 4.1.1), the same competitive and consumer-driven market pressure (Section 4.1.2), and the same vendor roadmaps (Section 4.1.3). What separated organizations was the internal work of reconfiguration — building literacy, freeing data, providing clarity, and protecting experimentation. This relocates the locus of differentiation from opportunity recognition to organizational follow-through, and it gives empirical specificity, in the agentic-AI setting, to the long-standing argument that the value of a digital technology is mediated by complementary assets rather than realized automatically (Ancillai et al., 2023; Enholm et al., 2022; Holmström, 2022).</w:t>
+      </w:r>
+    </w:p>
+    <w:p>
+      <w:pPr>
+        <w:rPr>
+          <w:color w:val="00312A"/>
+        </w:rPr>
+      </w:pPr>
+      <w:r>
+        <w:rPr>
+          <w:b/>
+          <w:bCs/>
+          <w:color w:val="00312A"/>
+        </w:rPr>
+        <w:t xml:space="preserve">Value as configuration-in-use rather than capability. </w:t>
+      </w:r>
+      <w:commentRangeStart w:id="196"/>
+      <w:r>
+        <w:rPr>
+          <w:color w:val="00312A"/>
+        </w:rPr>
+        <w:t xml:space="preserve">A second contribution concerns where value resides. The dominant framing in the AI-in-marketing literature treats value as a property of a capability or a tool. The present findings suggest instead that value with agentic AI is emergent from configuration-in-use: it is produced by the complete </w:t>
+      </w:r>
+      <w:r>
+        <w:rPr>
+          <w:i/>
+          <w:iCs/>
+          <w:color w:val="00312A"/>
+        </w:rPr>
+        <w:t>harness</w:t>
+      </w:r>
+      <w:r>
+        <w:rPr>
+          <w:color w:val="00312A"/>
+        </w:rPr>
+        <w:t xml:space="preserve"> around the model — the data it can reach, its memory, the tools it can call, the guardrails, the prompt, and the choice of model (Sections 4.3.2 and 4.4).</w:t>
+      </w:r>
+      <w:commentRangeEnd w:id="196"/>
+      <w:r>
+        <w:rPr>
+          <w:rStyle w:val="CommentReference"/>
+          <w:color w:val="00312A"/>
+          <w:sz w:val="22"/>
+          <w:szCs w:val="22"/>
+        </w:rPr>
+        <w:commentReference w:id="196"/>
+      </w:r>
+      <w:r>
+        <w:rPr>
+          <w:color w:val="00312A"/>
+        </w:rPr>
+        <w:t xml:space="preserve"> Because outcomes for nominally identical use cases diverged with this configuration, value cannot be read off the technology; it is co-produced as organizational resources are integrated with the system in practice. This aligns the findings with value co-creation accounts in which technology actively participates in resource integration rather than serving as a passive instrument (Kaartemo &amp; Helkkula, 2018; Leone et al., 2020), and it extends those accounts by specifying the configurational elements through which an agentic system becomes a value-creating actor. It also reframes the recurring data-readiness problem (Section 4.2.3): accessible data matters not as an end in itself but as one component of a harness whose collective adequacy determines whether value is created.</w:t>
+      </w:r>
+    </w:p>
+    <w:p>
+      <w:pPr>
+        <w:rPr>
+          <w:color w:val="00312A"/>
+        </w:rPr>
+      </w:pPr>
+      <w:r>
+        <w:rPr>
+          <w:b/>
+          <w:bCs/>
+          <w:color w:val="00312A"/>
+        </w:rPr>
+        <w:t xml:space="preserve">A managerial repertoire and its navigation bias. </w:t>
+      </w:r>
+      <w:r>
+        <w:rPr>
+          <w:color w:val="00312A"/>
+        </w:rPr>
+        <w:t xml:space="preserve">Third, the study identifies a three-part repertoire through which managers act on organizational conditions — reshaping the condition, leveraging a favorable condition, and navigating an unfavorable one as given — and a systematic bias in how the repertoire is used. Managers reshaped conditions internal to their </w:t>
+      </w:r>
+      <w:r>
+        <w:rPr>
+          <w:color w:val="00312A"/>
+        </w:rPr>
+        <w:lastRenderedPageBreak/>
+        <w:t xml:space="preserve">own teams (educating, experimenting, bringing people along, providing clarity, and championing) but defaulted to navigating conditions that originated elsewhere in the organization, most clearly restrictive governance and scarce technical resources (Sections 4.2.3–4.2.4); no instance of reshaping the governance regime was observed. This refines the seizing and reconfiguring constructs by specifying their micro-foundations in this setting and by revealing a boundary to managerial agency that the firm-level dynamic-capabilities literature tends to underplay. The pattern resonates with research on resistance to change and AI readiness (Cieslak &amp; Valor, 2024; Li et al., 2023) and with the organizational-capability view of AI adoption (Romeo &amp; Lacko, 2026; Weber et al., 2023), and it foregrounds a micro-foundational actor that this work has largely left implicit: the </w:t>
+      </w:r>
+      <w:r>
+        <w:rPr>
+          <w:i/>
+          <w:iCs/>
+          <w:color w:val="00312A"/>
+        </w:rPr>
+        <w:t>AI champion</w:t>
+      </w:r>
+      <w:r>
+        <w:rPr>
+          <w:color w:val="00312A"/>
+        </w:rPr>
+        <w:t>, whose combination of technical and business fluency allowed individuals to convert leadership backing into disproportionate organizational change (Section 4.2.2).</w:t>
+      </w:r>
+    </w:p>
+    <w:p>
+      <w:pPr>
+        <w:rPr>
+          <w:color w:val="00312A"/>
+        </w:rPr>
+      </w:pPr>
+      <w:r>
+        <w:rPr>
+          <w:b/>
+          <w:bCs/>
+          <w:color w:val="00312A"/>
+        </w:rPr>
+        <w:t xml:space="preserve">Value as an entangled portfolio, managed through paradox. </w:t>
+      </w:r>
+      <w:r>
+        <w:rPr>
+          <w:color w:val="00312A"/>
+        </w:rPr>
+        <w:t xml:space="preserve">Fourth, the findings recast the relationship between value creation and value destruction. Rather than treating benefits and harms as opposite ends of a single dimension, participants described value as a portfolio in which benefits (efficiency, scale, skill extension, and quality), sacrifices (cost and job displacement), and risks (hallucination, security and privacy violations, and brand degradation) are produced together (Section 4.4). The paradoxes (Section 4.5) reveal the mechanism by which the negative terms are contained: the same technology that creates a risk is deployed to govern it. Brand-control and tone-of-voice agents police brand risk; evaluator agents and human sense-checking limit the impact of hallucination; and because human work carries its own error and bias, the operative standard is comparative rather than absolute. This contributes to value theory in the AI context by showing that value destruction (Doshi &amp; Hauser, 2024) is not merely a side effect to be avoided but a condition that is actively and recursively managed — increasingly by delegating the oversight of AI to further AI. It follows that the </w:t>
+      </w:r>
+      <w:r>
+        <w:rPr>
+          <w:color w:val="00312A"/>
+        </w:rPr>
+        <w:lastRenderedPageBreak/>
+        <w:t>organizations most exposed to AI-driven value destruction also have the strongest incentive, and the readiest means, to invest in AI-driven control.</w:t>
+      </w:r>
+    </w:p>
+    <w:p>
+      <w:pPr>
+        <w:rPr>
+          <w:color w:val="00312A"/>
+        </w:rPr>
+      </w:pPr>
+      <w:r>
+        <w:rPr>
+          <w:b/>
+          <w:bCs/>
+          <w:color w:val="00312A"/>
+        </w:rPr>
+        <w:t xml:space="preserve">The contested category and the optics of being “agentic.” </w:t>
+      </w:r>
+      <w:r>
+        <w:rPr>
+          <w:color w:val="00312A"/>
+        </w:rPr>
+        <w:t>Finally, the instability of the category agentic AI is itself an analytic finding. Participants applied the term across a continuum, extending it to retrieval pipelines, conditional workflows, and well-configured assistants, and one characterized it as having become “almost a marketing term” (Section 4.1.1). Coupled with the optics-versus-reality gap, in which capability is announced before it is operational (Section 4.5.3), this suggests that agentic AI functions in practice as a boundary object performing legitimating and signaling work beyond its technical referent. For theory, this cautions against treating the construct as a stable independent variable and supports a constructivist reading in which what counts as agentic is negotiated in organizational and market discourse — a stance consistent with the grounded-theory commitments of this study (Charmaz, 2006).</w:t>
       </w:r>
     </w:p>
     <w:p>
@@ -17228,38 +15886,8 @@
           <w:color w:val="00312A"/>
         </w:rPr>
       </w:pPr>
-      <w:bookmarkStart w:id="194" w:name="_7rbdabewznnc" w:colFirst="0" w:colLast="0"/>
-      <w:bookmarkEnd w:id="194"/>
-      <w:r>
-        <w:rPr>
-          <w:color w:val="00312A"/>
-        </w:rPr>
-        <w:t>5.1</w:t>
-      </w:r>
-      <w:r>
-        <w:rPr>
-          <w:color w:val="00312A"/>
-        </w:rPr>
-        <w:tab/>
-        <w:t>Contributions to Theory</w:t>
-      </w:r>
-    </w:p>
-    <w:p>
-      <w:pPr>
-        <w:rPr>
-          <w:color w:val="00312A"/>
-        </w:rPr>
-      </w:pPr>
-    </w:p>
-    <w:p>
-      <w:pPr>
-        <w:pStyle w:val="Heading2"/>
-        <w:rPr>
-          <w:color w:val="00312A"/>
-        </w:rPr>
-      </w:pPr>
-      <w:bookmarkStart w:id="195" w:name="_vqcghgtkedix" w:colFirst="0" w:colLast="0"/>
-      <w:bookmarkEnd w:id="195"/>
+      <w:bookmarkStart w:id="197" w:name="_vqcghgtkedix" w:colFirst="0" w:colLast="0"/>
+      <w:bookmarkEnd w:id="197"/>
       <w:r>
         <w:rPr>
           <w:color w:val="00312A"/>
@@ -17276,10 +15904,6 @@
     </w:p>
     <w:p>
       <w:pPr>
-        <w:numPr>
-          <w:ilvl w:val="0"/>
-          <w:numId w:val="7"/>
-        </w:numPr>
         <w:rPr>
           <w:color w:val="00312A"/>
         </w:rPr>
@@ -17288,41 +15912,190 @@
         <w:rPr>
           <w:color w:val="00312A"/>
         </w:rPr>
-        <w:t>Adoption of agentic AI is hard. It is vital to invest, educate, and create space for experimentation to ensure successful implementation and adoption of AI.</w:t>
-      </w:r>
-    </w:p>
-    <w:p>
-      <w:pPr>
-        <w:numPr>
-          <w:ilvl w:val="0"/>
-          <w:numId w:val="7"/>
-        </w:numPr>
+        <w:t>Because value creation with agentic AI is an inside-out, managerial achievement rather than a procurement decision, the practical implications of this study concern how marketing managers build the conditions, make the configuration choices, and manage the trade-offs through which agentic AI yields value. The guidance below follows the logic of the model developed in Chapter 4.</w:t>
+      </w:r>
+    </w:p>
+    <w:p>
+      <w:pPr>
         <w:rPr>
           <w:color w:val="00312A"/>
         </w:rPr>
       </w:pPr>
       <w:r>
         <w:rPr>
+          <w:b/>
+          <w:bCs/>
           <w:color w:val="00312A"/>
         </w:rPr>
-        <w:t>We seem to observe that agentic AI consistently creates value. However, key decisions regarding the implementation and use of an agentic system are critical in ensuring that it yields notable value, furthermore, many downsides of agentic systems can be counteracted by adding agents for evaluation.</w:t>
-      </w:r>
-    </w:p>
-    <w:p>
-      <w:pPr>
-        <w:numPr>
-          <w:ilvl w:val="0"/>
-          <w:numId w:val="7"/>
-        </w:numPr>
+        <w:t xml:space="preserve">Invest in the conditions, not only the tools. </w:t>
+      </w:r>
+      <w:r>
         <w:rPr>
           <w:color w:val="00312A"/>
         </w:rPr>
-      </w:pPr>
+        <w:t xml:space="preserve">The most consistent obstacle to value was organizational rather than technical (Section 4.2.1): limited AI literacy, resistance to change, and an inability to think in systems. Managers should therefore treat adoption as a change programme and invest deliberately in the enabling conditions. Education works best when it is differentiated by level — leadership setting strategic horizons, middle management learning to structure and facilitate experimentation, and employees learning that agentic AI does more than write emails — and when data and tooling are made accessible enough for an </w:t>
+      </w:r>
       <w:r>
         <w:rPr>
           <w:color w:val="00312A"/>
         </w:rPr>
-        <w:t>…</w:t>
+        <w:lastRenderedPageBreak/>
+        <w:t>agent to act within the organization’s systems (Section 4.2.3). Above all, managers should create protected space for experimentation, accepting that early learnings do not always produce immediate returns, because tangible value is most reliably discovered by doing rather than by planning.</w:t>
+      </w:r>
+    </w:p>
+    <w:p>
+      <w:pPr>
+        <w:rPr>
+          <w:color w:val="00312A"/>
+        </w:rPr>
+      </w:pPr>
+      <w:r>
+        <w:rPr>
+          <w:b/>
+          <w:bCs/>
+          <w:color w:val="00312A"/>
+        </w:rPr>
+        <w:t xml:space="preserve">Lead the change: provide clarity, bring people along, and back your champions. </w:t>
+      </w:r>
+      <w:r>
+        <w:rPr>
+          <w:color w:val="00312A"/>
+        </w:rPr>
+        <w:t>Leadership behaviors were repeatedly associated with successful adoption (Section 4.2.2). Managers should state clearly where the organization is going with AI, which use cases matter, and what success looks like, because unclear direction tends to surface problems only at the execution stage. They should bring people along — making employees feel that their work still matters and showing them concretely how to use AI day to day — so as to reduce the resistance that otherwise stalls adoption. And they should identify, empower, and protect AI champions, whose visible prototypes can attract backing and scale into organization-wide initiatives. Where senior leaders absorb or centralize the cost of experimentation, they remove one of the most powerful brakes on adoption.</w:t>
+      </w:r>
+    </w:p>
+    <w:p>
+      <w:pPr>
+        <w:rPr>
+          <w:color w:val="00312A"/>
+        </w:rPr>
+      </w:pPr>
+      <w:r>
+        <w:rPr>
+          <w:b/>
+          <w:bCs/>
+          <w:color w:val="00312A"/>
+        </w:rPr>
+        <w:t xml:space="preserve">Decide deliberately whether to follow or to differentiate. </w:t>
+      </w:r>
+      <w:r>
+        <w:rPr>
+          <w:color w:val="00312A"/>
+        </w:rPr>
+        <w:t>The findings imply a strategic choice between two postures. Much adoption is essentially AI hygiene — executing proven use cases efficiently to reach parity and avoid falling behind — and where competitors will inevitably pursue the same efficiency gains, these are unlikely to confer durable advantage. Pursuing outsized returns instead requires differentiation: finding novel use cases, experimenting to learn what works, and assembling the skills to implement them well. Neither posture is inherently wrong, but they demand different investments, and managers should choose consciously rather than drift; for a structurally resistant organization, even disciplined following may be the value-maximizing option.</w:t>
+      </w:r>
+    </w:p>
+    <w:p>
+      <w:pPr>
+        <w:rPr>
+          <w:color w:val="00312A"/>
+        </w:rPr>
+      </w:pPr>
+      <w:r>
+        <w:rPr>
+          <w:b/>
+          <w:bCs/>
+          <w:color w:val="00312A"/>
+        </w:rPr>
+        <w:t xml:space="preserve">Start from the workflow, not the technology. </w:t>
+      </w:r>
+      <w:r>
+        <w:rPr>
+          <w:color w:val="00312A"/>
+        </w:rPr>
+        <w:t xml:space="preserve">Value was most reliably created when managers began from a marketing problem or workflow and inserted AI where they trusted its performance, rather than adopting AI for its own sake (Section 4.3.1). A practical </w:t>
+      </w:r>
+      <w:r>
+        <w:rPr>
+          <w:color w:val="00312A"/>
+        </w:rPr>
+        <w:lastRenderedPageBreak/>
+        <w:t>method evident in the data is to decompose a process into its constituent steps and apply agentic AI only to the steps where it is reliable, retaining human judgment elsewhere. This lowers risk and makes the specific contribution of AI measurable.</w:t>
+      </w:r>
+    </w:p>
+    <w:p>
+      <w:pPr>
+        <w:rPr>
+          <w:color w:val="00312A"/>
+        </w:rPr>
+      </w:pPr>
+      <w:r>
+        <w:rPr>
+          <w:b/>
+          <w:bCs/>
+          <w:color w:val="00312A"/>
+        </w:rPr>
+        <w:t xml:space="preserve">Engineer the harness, and use AI to govern AI. </w:t>
+      </w:r>
+      <w:r>
+        <w:rPr>
+          <w:color w:val="00312A"/>
+        </w:rPr>
+        <w:t>Because outcomes depend on configuration rather than on the model alone, managers should invest in the harness around the agent — accessible data, memory, tool access, a clear system prompt, and guardrails — and treat it as the real object of design (Section 4.3.2). The same logic offers the most effective response to the risks of agentic AI: deploy AI to govern AI. Brand-control and tone-of-voice agents can enforce standards at scale, evaluator agents and human sense-checking can contain hallucination, and benchmarking AI output against a human baseline converts risk management into a measurable quality process (Sections 4.4.3 and 4.5). Oversight should be calibrated to the cost of error and the difficulty of evaluating the output, rather than directed at eliminating error altogether.</w:t>
+      </w:r>
+    </w:p>
+    <w:p>
+      <w:pPr>
+        <w:rPr>
+          <w:color w:val="00312A"/>
+        </w:rPr>
+      </w:pPr>
+      <w:r>
+        <w:rPr>
+          <w:b/>
+          <w:bCs/>
+          <w:color w:val="00312A"/>
+        </w:rPr>
+        <w:t xml:space="preserve">Manage the build, buy, and dependence trade-off. </w:t>
+      </w:r>
+      <w:r>
+        <w:rPr>
+          <w:color w:val="00312A"/>
+        </w:rPr>
+        <w:t>External experts and agencies offer a fast route around scarce internal capacity, and several managers used them precisely to avoid multi-year internal backlogs (Section 4.2.1). The findings also show the cost: externally sourced momentum is fragile, and over-reliance can leave the AI knowledge built for an organization owned by its agency. Managers should use external help to accelerate while deliberately retaining and internalizing capability, so that speed today does not become dependence tomorrow.</w:t>
+      </w:r>
+    </w:p>
+    <w:p>
+      <w:pPr>
+        <w:rPr>
+          <w:color w:val="00312A"/>
+        </w:rPr>
+      </w:pPr>
+      <w:r>
+        <w:rPr>
+          <w:b/>
+          <w:bCs/>
+          <w:color w:val="00312A"/>
+        </w:rPr>
+        <w:t xml:space="preserve">Treat AI budgeting as a strategic act. </w:t>
+      </w:r>
+      <w:r>
+        <w:rPr>
+          <w:color w:val="00312A"/>
+        </w:rPr>
+        <w:t>Even in AI-forward organizations, securing budget for agentic AI remained difficult despite reported returns as high as a tenfold ROI (Section 4.4.1). Where the upside is large but uncertain and the time to return is variable, conventional business-case discipline can systematically under-fund experimentation. Centralizing or absorbing the cost of early AI work, as some leaders did, is one way to resolve this tension while signaling commitment.</w:t>
+      </w:r>
+    </w:p>
+    <w:p>
+      <w:pPr>
+        <w:rPr>
+          <w:color w:val="00312A"/>
+        </w:rPr>
+      </w:pPr>
+      <w:r>
+        <w:rPr>
+          <w:b/>
+          <w:bCs/>
+          <w:color w:val="00312A"/>
+        </w:rPr>
+        <w:lastRenderedPageBreak/>
+        <w:t xml:space="preserve">Prepare for an agentic demand side without hollowing the talent pipeline. </w:t>
+      </w:r>
+      <w:r>
+        <w:rPr>
+          <w:color w:val="00312A"/>
+        </w:rPr>
+        <w:t>Finally, managers should look outward as well as inward. Several participants anticipated agents of consumers acting as a new intermediary between seller and buyer, and began building connectors so that their products remain reachable by such agents and visible within AI-mediated search (Sections 4.1.2 and 4.3.1). At the same time, deploying AI first on junior tasks risks eroding the pipeline that develops juniors into seniors (Section 4.5.4). Managers should weigh short-term efficiency against the longer-term cost to capability and brand distinctiveness, neither of which is captured by efficiency metrics alone.</w:t>
       </w:r>
     </w:p>
     <w:p>
@@ -17332,8 +16105,8 @@
           <w:color w:val="00312A"/>
         </w:rPr>
       </w:pPr>
-      <w:bookmarkStart w:id="196" w:name="_mnyukkjx9iq" w:colFirst="0" w:colLast="0"/>
-      <w:bookmarkEnd w:id="196"/>
+      <w:bookmarkStart w:id="198" w:name="_mnyukkjx9iq" w:colFirst="0" w:colLast="0"/>
+      <w:bookmarkEnd w:id="198"/>
       <w:r>
         <w:rPr>
           <w:color w:val="00312A"/>
@@ -17358,14 +16131,27 @@
         <w:rPr>
           <w:color w:val="00312A"/>
         </w:rPr>
-        <w:t xml:space="preserve">Two interrelated limitations concern the scope and verifiability of what is being studied. First, the category of ‘agentic AI’ is unstable in practice, even when the researcher supplied a consistent definition across interviews. Participants regularly applied the term to RAG pipelines, conditional workflow scripts, and well-configured assistants, a pattern that Interviewee 12 </w:t>
-      </w:r>
-      <w:r>
+        <w:t>Two interrelated limitations concern the scope and verifiability of what is being studied. First, the category of ‘agentic AI’ is unstable in practice, even when the researcher supplied a consistent definition across interviews. Participants regularly applied the term to RAG pipelines, conditional workflow scripts, and well-configured assistants, a pattern that Interviewee 12 named explicitly in 4.1.2 (“it’s become almost a marketing term”). The optics-versus-reality gap identified in 4.3.1 compounds this: stated capability in pitches and internal communications frequently outruns what is operationally deployed, and interview data cannot cleanly separate genuine adoption accounts from aspirational ones. Second, because all data is interview-derived, reported benefits — including specific figures such as the 10× ROI estimate in section 4.4.1 — reflect participant perception rather than verified performance measurement. The constructivist grounded theory design treats these accounts as analytically meaningful in their own right, but it constrains the strength of any causal or comparative claim about what agentic AI ‘actually’ produces.</w:t>
+      </w:r>
+    </w:p>
+    <w:p>
+      <w:pPr>
         <w:rPr>
           <w:color w:val="00312A"/>
         </w:rPr>
+      </w:pPr>
+      <w:r>
+        <w:rPr>
+          <w:color w:val="00312A"/>
+        </w:rPr>
+        <w:t xml:space="preserve">Two further limitations deserve brief acknowledgement. The sample is skewed toward external AI advisors and consultants (nine of seventeen participants; Table 1), who may systematically present AI opportunity more positively than internal practitioners would. Additionally, sampling drew primarily from the researcher’s professional network in the </w:t>
+      </w:r>
+      <w:r>
+        <w:rPr>
+          <w:color w:val="00312A"/>
+        </w:rPr>
         <w:lastRenderedPageBreak/>
-        <w:t>named explicitly in 4.1.2 (“it’s become almost a marketing term”). The optics-versus-reality gap identified in 4.3.1 compounds this: stated capability in pitches and internal communications frequently outruns what is operationally deployed, and interview data cannot cleanly separate genuine adoption accounts from aspirational ones. Second, because all data is interview-derived, reported benefits — including specific figures such as the 10× ROI estimate in section 4.4.1 — reflect participant perception rather than verified performance measurement. The constructivist grounded theory design treats these accounts as analytically meaningful in their own right, but it constrains the strength of any causal or comparative claim about what agentic AI ‘actually’ produces.</w:t>
+        <w:t>Netherlands and surrounding geographies, and several observable patterns — including the weight given to GDPR-related obstacles and organizational caution — may be culturally specific. Both factors limit how far the empirical details generalize beyond this sample.</w:t>
       </w:r>
     </w:p>
     <w:p>
@@ -17378,7 +16164,7 @@
         <w:rPr>
           <w:color w:val="00312A"/>
         </w:rPr>
-        <w:t>Two further limitations deserve brief acknowledgement. The sample is skewed toward external AI advisors and consultants (nine of seventeen participants; Table 1), who may systematically present AI opportunity more positively than internal practitioners would. Additionally, sampling drew primarily from the researcher’s professional network in the Netherlands and surrounding geographies, and several observable patterns — including the weight given to GDPR-related obstacles and organizational caution — may be culturally specific. Both factors limit how far the empirical details generalize beyond this sample.</w:t>
+        <w:t>A more fundamental limitation is temporal. Agentic AI capabilities are advancing at a pace that Interviewee 14 characterized as a hockey stick (section 4.1.2): models supersede one another within weeks, vendor standards shift, and the boundary of what is off-the-shelf versus custom-built moves continuously. Tool-specific references, capability descriptions, and individual use-case accounts in this study should be read as snapshots of practice in approximately mid-2025. Some findings — particularly those around the availability of MCP connectors (section 4.1.1), the quality threshold crossed by customer-service agents (section 4.3.1), and the definitional status of agentic AI (section 4.1.2) — may require revisiting within twelve to eighteen months. The higher-order analytical categories developed through this study — experimenting, steering, leveraging resources, navigating obstacles, value as a portfolio — are expected to prove more durable than the illustrative empirical specifics, precisely because they describe managerial responses to a moving technology rather than the technology itself.</w:t>
       </w:r>
     </w:p>
     <w:p>
@@ -17391,36 +16177,17 @@
         <w:rPr>
           <w:color w:val="00312A"/>
         </w:rPr>
-        <w:t xml:space="preserve">A more fundamental limitation is temporal. Agentic AI capabilities are advancing at a pace that Interviewee 14 characterized as a hockey stick (section 4.1.2): models supersede one another within weeks, vendor standards shift, and the boundary of what is off-the-shelf versus custom-built moves continuously. Tool-specific references, capability descriptions, and individual use-case accounts in this study should be read as snapshots of practice in approximately mid-2025. Some findings — particularly those around the availability of MCP connectors (section 4.1.1), the quality threshold crossed by customer-service agents (section 4.3.1), and the definitional status of agentic AI (section 4.1.2) — may require revisiting within twelve to eighteen months. The higher-order analytical categories developed through this study — experimenting, steering, leveraging resources, navigating obstacles, value as a portfolio — are </w:t>
-      </w:r>
-      <w:r>
-        <w:rPr>
-          <w:color w:val="00312A"/>
-        </w:rPr>
+        <w:t>The study relies exclusively on interview data. No documentary analysis of actual AI deployments, no observation of workflows in practice, and no performance audit was conducted. This is consistent with the constructivist grounded theory design and with the early, exploratory stage of the phenomenon — organizations are themselves still assembling the evidence base, and independent performance data is rarely available. However, it means the study cannot adjudicate between participants who report high returns and those who report difficulty: both accounts are taken at face value. Future research that triangulates interview data with observational methods, workflow documentation, or objectively measured performance indicators would substantially strengthen the empirical grounding of the theory developed here, and would be better positioned to assess where the inside-out logic identified in section 4 actually produces the value creation it describes.</w:t>
+      </w:r>
+    </w:p>
+    <w:p>
+      <w:pPr>
+        <w:pStyle w:val="Heading1"/>
+      </w:pPr>
+      <w:bookmarkStart w:id="199" w:name="_dd6zel2y4t5x" w:colFirst="0" w:colLast="0"/>
+      <w:bookmarkEnd w:id="199"/>
+      <w:r>
         <w:lastRenderedPageBreak/>
-        <w:t>expected to prove more durable than the illustrative empirical specifics, precisely because they describe managerial responses to a moving technology rather than the technology itself.</w:t>
-      </w:r>
-    </w:p>
-    <w:p>
-      <w:pPr>
-        <w:rPr>
-          <w:color w:val="00312A"/>
-        </w:rPr>
-      </w:pPr>
-      <w:r>
-        <w:rPr>
-          <w:color w:val="00312A"/>
-        </w:rPr>
-        <w:t>The study relies exclusively on interview data. No documentary analysis of actual AI deployments, no observation of workflows in practice, and no performance audit was conducted. This is consistent with the constructivist grounded theory design and with the early, exploratory stage of the phenomenon — organizations are themselves still assembling the evidence base, and independent performance data is rarely available. However, it means the study cannot adjudicate between participants who report high returns and those who report difficulty: both accounts are taken at face value. Future research that triangulates interview data with observational methods, workflow documentation, or objectively measured performance indicators would substantially strengthen the empirical grounding of the theory developed here, and would be better positioned to assess where the inside-out logic identified in section 4 actually produces the value creation it describes.</w:t>
-      </w:r>
-    </w:p>
-    <w:p>
-      <w:pPr>
-        <w:pStyle w:val="Heading1"/>
-      </w:pPr>
-      <w:bookmarkStart w:id="197" w:name="_dd6zel2y4t5x" w:colFirst="0" w:colLast="0"/>
-      <w:bookmarkEnd w:id="197"/>
-      <w:r>
         <w:t>6.</w:t>
       </w:r>
       <w:r>
@@ -17430,26 +16197,131 @@
     </w:p>
     <w:p>
       <w:pPr>
+        <w:rPr>
+          <w:color w:val="00312A"/>
+        </w:rPr>
+      </w:pPr>
+      <w:r>
+        <w:rPr>
+          <w:color w:val="00312A"/>
+        </w:rPr>
+        <w:t>This thesis asked how marketing managers create value with agentic AI. Drawing on seventeen interviews with marketing managers and AI experts, analyzed through constructivist grounded theory, it concludes that value creation with agentic AI is an inside-out, managerial accomplishment. The technology is necessary but not sufficient: across the data, comparable use cases produced very different outcomes, and the difference lay in the organizational conditions that managers built and the configuration in which the technology was applied, not in the technology itself.</w:t>
+      </w:r>
+    </w:p>
+    <w:p>
+      <w:pPr>
+        <w:rPr>
+          <w:color w:val="00312A"/>
+        </w:rPr>
+      </w:pPr>
+      <w:r>
+        <w:rPr>
+          <w:color w:val="00312A"/>
+        </w:rPr>
+        <w:t xml:space="preserve">The three subquestions structure this answer. Marketing managers </w:t>
+      </w:r>
+      <w:r>
+        <w:rPr>
+          <w:i/>
+          <w:iCs/>
+          <w:color w:val="00312A"/>
+        </w:rPr>
+        <w:t>identify and translate</w:t>
+      </w:r>
+      <w:r>
+        <w:rPr>
+          <w:color w:val="00312A"/>
+        </w:rPr>
+        <w:t xml:space="preserve"> agentic AI opportunities by observing three external signals — the rapid progression of AI, market pressure from competitors and increasingly from consumers’ own agents, and the roadmaps of their software suppliers — and by translating these into a portfolio of use cases: generating insights, creating and validating content and campaigns, deploying generic and customer-facing agents, and orchestrating them through tool calling and personalization. The decisive step is not recognizing the opportunity, which is widely shared, but translating it into practice inside the organization.</w:t>
+      </w:r>
+    </w:p>
+    <w:p>
+      <w:pPr>
+        <w:rPr>
+          <w:color w:val="00312A"/>
+        </w:rPr>
+      </w:pPr>
+      <w:r>
+        <w:rPr>
+          <w:color w:val="00312A"/>
+        </w:rPr>
+        <w:t xml:space="preserve">They </w:t>
+      </w:r>
+      <w:r>
+        <w:rPr>
+          <w:i/>
+          <w:iCs/>
+          <w:color w:val="00312A"/>
+        </w:rPr>
+        <w:t>enable adoption</w:t>
+      </w:r>
+      <w:r>
+        <w:rPr>
+          <w:color w:val="00312A"/>
+        </w:rPr>
+        <w:t xml:space="preserve"> by steering the organization through three responses to its conditions: reshaping the conditions they control — educating at every level, creating space to experiment, providing clarity, bringing people along, and championing initiatives; leveraging favorable conditions such as available data, the right tooling, and an innovation culture; and navigating the conditions they do not control. Leadership and individual AI champions emerged as the central enablers of this work.</w:t>
+      </w:r>
+    </w:p>
+    <w:p>
+      <w:pPr>
+        <w:rPr>
+          <w:color w:val="00312A"/>
+        </w:rPr>
+      </w:pPr>
+      <w:r>
+        <w:rPr>
+          <w:color w:val="00312A"/>
+        </w:rPr>
+        <w:t xml:space="preserve">They </w:t>
+      </w:r>
+      <w:r>
+        <w:rPr>
+          <w:i/>
+          <w:iCs/>
+          <w:color w:val="00312A"/>
+        </w:rPr>
+        <w:t>navigate obstacles and risks</w:t>
+      </w:r>
+      <w:r>
+        <w:rPr>
+          <w:color w:val="00312A"/>
+        </w:rPr>
+        <w:t xml:space="preserve"> largely by working around them. Limited organizational capacity, scarce technical resources, and restrictive governance were the principal obstacles, and managers tended to treat those originating outside their own teams as fixed. The risks of hallucination, security and privacy violations, and brand degradation were managed not </w:t>
+      </w:r>
+      <w:r>
+        <w:rPr>
+          <w:color w:val="00312A"/>
+        </w:rPr>
+        <w:lastRenderedPageBreak/>
+        <w:t>by avoiding agentic AI but by deploying further AI to govern it and by retaining human oversight calibrated to the cost of error. The recurring paradoxes capture this logic: the technology that creates a risk also furnishes the means to control it.</w:t>
+      </w:r>
+    </w:p>
+    <w:p>
+      <w:pPr>
+        <w:rPr>
+          <w:color w:val="00312A"/>
+        </w:rPr>
+      </w:pPr>
+      <w:r>
+        <w:rPr>
+          <w:color w:val="00312A"/>
+        </w:rPr>
+        <w:t>The contribution of this study is a grounded, process account of inside-out value creation, together with the analytical vocabulary — observing, steering, leveraging, navigating, the harness, and value as a managed portfolio — through which it can be understood. The empirical specifics reported here are snapshots of a fast-moving technology and will date quickly; the higher-order categories, which describe managerial responses to a moving target rather than the target itself, should prove more durable. For marketing managers living, as one participant put it, through both “an era of change” and “a change of era,” the practical message coincides with the theoretical one: the value of agentic AI will be determined less by the models they adopt than by the organizations they build around them.</w:t>
+      </w:r>
+      <w:bookmarkStart w:id="200" w:name="_9375lqp6ztft" w:colFirst="0" w:colLast="0"/>
+      <w:bookmarkEnd w:id="200"/>
+    </w:p>
+    <w:p>
+      <w:pPr>
         <w:pStyle w:val="Heading1"/>
-      </w:pPr>
-      <w:bookmarkStart w:id="198" w:name="_9375lqp6ztft" w:colFirst="0" w:colLast="0"/>
-      <w:bookmarkEnd w:id="198"/>
-      <w:r>
-        <w:br w:type="page"/>
-      </w:r>
-    </w:p>
-    <w:p>
-      <w:pPr>
-        <w:pStyle w:val="Heading1"/>
         <w:rPr>
           <w:color w:val="222222"/>
           <w:highlight w:val="white"/>
         </w:rPr>
       </w:pPr>
-      <w:bookmarkStart w:id="199" w:name="_kgmnd1ymad1c" w:colFirst="0" w:colLast="0"/>
-      <w:bookmarkEnd w:id="199"/>
-      <w:r>
-        <w:lastRenderedPageBreak/>
+      <w:bookmarkStart w:id="201" w:name="_kgmnd1ymad1c" w:colFirst="0" w:colLast="0"/>
+      <w:bookmarkEnd w:id="201"/>
+      <w:r>
         <w:t>7.</w:t>
       </w:r>
       <w:r>
@@ -17727,6 +16599,7 @@
         <w:ind w:left="720" w:hanging="720"/>
       </w:pPr>
       <w:r>
+        <w:lastRenderedPageBreak/>
         <w:t>Brinker, S., &amp; Riemersma, F. (2025). The state of martech 2025. Chiefmartec, MartechTribe.</w:t>
       </w:r>
     </w:p>
@@ -17928,7 +16801,7 @@
           <w:highlight w:val="white"/>
         </w:rPr>
       </w:pPr>
-      <w:commentRangeStart w:id="200"/>
+      <w:commentRangeStart w:id="202"/>
       <w:r>
         <w:rPr>
           <w:strike/>
@@ -17936,7 +16809,6 @@
           <w:highlight w:val="white"/>
           <w:lang w:val="it-IT"/>
         </w:rPr>
-        <w:lastRenderedPageBreak/>
         <w:t xml:space="preserve">Chawla, C., Chatterjee, S., Gadadinni, S., Verma, P., &amp; Banerjee, S. (2024). </w:t>
       </w:r>
       <w:r>
@@ -17993,7 +16865,7 @@
         </w:rPr>
         <w:t xml:space="preserve"> </w:t>
       </w:r>
-      <w:commentRangeEnd w:id="200"/>
+      <w:commentRangeEnd w:id="202"/>
       <w:r>
         <w:rPr>
           <w:rStyle w:val="CommentReference"/>
@@ -18002,7 +16874,7 @@
           <w:szCs w:val="20"/>
           <w:highlight w:val="white"/>
         </w:rPr>
-        <w:commentReference w:id="200"/>
+        <w:commentReference w:id="202"/>
       </w:r>
     </w:p>
     <w:p>
@@ -18015,7 +16887,7 @@
           <w:highlight w:val="white"/>
         </w:rPr>
       </w:pPr>
-      <w:commentRangeStart w:id="201"/>
+      <w:commentRangeStart w:id="203"/>
       <w:r>
         <w:rPr>
           <w:strike/>
@@ -18063,7 +16935,7 @@
         </w:rPr>
         <w:t xml:space="preserve">(1), 38-68. </w:t>
       </w:r>
-      <w:commentRangeEnd w:id="201"/>
+      <w:commentRangeEnd w:id="203"/>
       <w:r>
         <w:rPr>
           <w:rStyle w:val="CommentReference"/>
@@ -18072,8 +16944,54 @@
           <w:szCs w:val="20"/>
           <w:highlight w:val="white"/>
         </w:rPr>
-        <w:commentReference w:id="201"/>
-      </w:r>
+        <w:commentReference w:id="203"/>
+      </w:r>
+    </w:p>
+    <w:p>
+      <w:pPr>
+        <w:spacing w:line="360" w:lineRule="auto"/>
+        <w:ind w:left="720" w:hanging="720"/>
+        <w:rPr>
+          <w:ins w:id="204" w:author="Claude" w:date="2026-06-06T00:00:00Z"/>
+          <w:highlight w:val="white"/>
+        </w:rPr>
+      </w:pPr>
+      <w:ins w:id="205" w:author="Claude" w:date="2026-06-06T00:00:00Z">
+        <w:r>
+          <w:rPr>
+            <w:highlight w:val="white"/>
+          </w:rPr>
+          <w:t xml:space="preserve">Cieslak, V., &amp; Valor, C. (2024). Moving beyond conventional resistance and resistors: An integrative review of employee resistance to digital transformation. </w:t>
+        </w:r>
+        <w:r>
+          <w:rPr>
+            <w:i/>
+            <w:iCs/>
+            <w:highlight w:val="white"/>
+          </w:rPr>
+          <w:t>Cogent Business &amp; Management</w:t>
+        </w:r>
+        <w:r>
+          <w:rPr>
+            <w:highlight w:val="white"/>
+          </w:rPr>
+          <w:t xml:space="preserve">, </w:t>
+        </w:r>
+        <w:r>
+          <w:rPr>
+            <w:i/>
+            <w:iCs/>
+            <w:highlight w:val="white"/>
+          </w:rPr>
+          <w:t>12</w:t>
+        </w:r>
+        <w:r>
+          <w:rPr>
+            <w:highlight w:val="white"/>
+          </w:rPr>
+          <w:t>(1), 2442550. https://doi.org/10.1080/23311975.2024.2442550</w:t>
+        </w:r>
+      </w:ins>
     </w:p>
     <w:p>
       <w:pPr>
@@ -18180,27 +17098,7 @@
           <w:iCs/>
           <w:highlight w:val="white"/>
         </w:rPr>
-        <w:t>Proceedings of the 2019 conference of the North American chapter of the association for computational linguistics: human language technologies, volume 1 (long and short papers)</w:t>
-      </w:r>
-      <w:r>
-        <w:rPr>
-          <w:highlight w:val="white"/>
-        </w:rPr>
-        <w:t xml:space="preserve"> (pp. 4171-4186).</w:t>
-      </w:r>
-    </w:p>
-    <w:p>
-      <w:pPr>
-        <w:ind w:left="720" w:hanging="720"/>
-        <w:rPr>
-          <w:highlight w:val="white"/>
-        </w:rPr>
-      </w:pPr>
-      <w:r>
-        <w:rPr>
-          <w:highlight w:val="white"/>
-        </w:rPr>
-        <w:t xml:space="preserve">Duarte, V., Zuniga-Jara, S., &amp; Contreras, S. (2022). Machine learning and marketing: A systematic literature review. </w:t>
+        <w:t xml:space="preserve">Proceedings of the 2019 conference of the North American chapter of the association for computational </w:t>
       </w:r>
       <w:r>
         <w:rPr>
@@ -18208,13 +17106,28 @@
           <w:iCs/>
           <w:highlight w:val="white"/>
         </w:rPr>
-        <w:t>IEEE Access</w:t>
-      </w:r>
-      <w:r>
-        <w:rPr>
-          <w:highlight w:val="white"/>
-        </w:rPr>
-        <w:t xml:space="preserve">, </w:t>
+        <w:lastRenderedPageBreak/>
+        <w:t>linguistics: human language technologies, volume 1 (long and short papers)</w:t>
+      </w:r>
+      <w:r>
+        <w:rPr>
+          <w:highlight w:val="white"/>
+        </w:rPr>
+        <w:t xml:space="preserve"> (pp. 4171-4186).</w:t>
+      </w:r>
+    </w:p>
+    <w:p>
+      <w:pPr>
+        <w:ind w:left="720" w:hanging="720"/>
+        <w:rPr>
+          <w:highlight w:val="white"/>
+        </w:rPr>
+      </w:pPr>
+      <w:r>
+        <w:rPr>
+          <w:highlight w:val="white"/>
+        </w:rPr>
+        <w:t xml:space="preserve">Duarte, V., Zuniga-Jara, S., &amp; Contreras, S. (2022). Machine learning and marketing: A systematic literature review. </w:t>
       </w:r>
       <w:r>
         <w:rPr>
@@ -18222,27 +17135,13 @@
           <w:iCs/>
           <w:highlight w:val="white"/>
         </w:rPr>
-        <w:t>10</w:t>
-      </w:r>
-      <w:r>
-        <w:rPr>
-          <w:highlight w:val="white"/>
-        </w:rPr>
-        <w:t xml:space="preserve">, 93273-93288. </w:t>
-      </w:r>
-    </w:p>
-    <w:p>
-      <w:pPr>
-        <w:ind w:left="720" w:hanging="720"/>
-        <w:rPr>
-          <w:highlight w:val="white"/>
-        </w:rPr>
-      </w:pPr>
-      <w:r>
-        <w:rPr>
-          <w:highlight w:val="white"/>
-        </w:rPr>
-        <w:t xml:space="preserve">Dutta, S., Assem, H., &amp; Burgin, E. (2021). Sequence-to-sequence learning on keywords for efficient FAQ retrieval. </w:t>
+        <w:t>IEEE Access</w:t>
+      </w:r>
+      <w:r>
+        <w:rPr>
+          <w:highlight w:val="white"/>
+        </w:rPr>
+        <w:t xml:space="preserve">, </w:t>
       </w:r>
       <w:r>
         <w:rPr>
@@ -18250,13 +17149,13 @@
           <w:iCs/>
           <w:highlight w:val="white"/>
         </w:rPr>
-        <w:t>arXiv preprint arXiv:2108.10019</w:t>
-      </w:r>
-      <w:r>
-        <w:rPr>
-          <w:highlight w:val="white"/>
-        </w:rPr>
-        <w:t xml:space="preserve">. </w:t>
+        <w:t>10</w:t>
+      </w:r>
+      <w:r>
+        <w:rPr>
+          <w:highlight w:val="white"/>
+        </w:rPr>
+        <w:t xml:space="preserve">, 93273-93288. </w:t>
       </w:r>
     </w:p>
     <w:p>
@@ -18270,7 +17169,7 @@
         <w:rPr>
           <w:highlight w:val="white"/>
         </w:rPr>
-        <w:t xml:space="preserve">Abou Elgheit, E. (2025). Generative AI as a disruptive innovation: implications for marketing strategic transformations. </w:t>
+        <w:t xml:space="preserve">Dutta, S., Assem, H., &amp; Burgin, E. (2021). Sequence-to-sequence learning on keywords for efficient FAQ retrieval. </w:t>
       </w:r>
       <w:r>
         <w:rPr>
@@ -18278,13 +17177,27 @@
           <w:iCs/>
           <w:highlight w:val="white"/>
         </w:rPr>
-        <w:t>Foresight and STI Governance</w:t>
-      </w:r>
-      <w:r>
-        <w:rPr>
-          <w:highlight w:val="white"/>
-        </w:rPr>
-        <w:t xml:space="preserve">, </w:t>
+        <w:t>arXiv preprint arXiv:2108.10019</w:t>
+      </w:r>
+      <w:r>
+        <w:rPr>
+          <w:highlight w:val="white"/>
+        </w:rPr>
+        <w:t xml:space="preserve">. </w:t>
+      </w:r>
+    </w:p>
+    <w:p>
+      <w:pPr>
+        <w:ind w:left="720" w:hanging="720"/>
+        <w:rPr>
+          <w:highlight w:val="white"/>
+        </w:rPr>
+      </w:pPr>
+      <w:r>
+        <w:rPr>
+          <w:highlight w:val="white"/>
+        </w:rPr>
+        <w:t xml:space="preserve">Abou Elgheit, E. (2025). Generative AI as a disruptive innovation: implications for marketing strategic transformations. </w:t>
       </w:r>
       <w:r>
         <w:rPr>
@@ -18292,27 +17205,13 @@
           <w:iCs/>
           <w:highlight w:val="white"/>
         </w:rPr>
-        <w:t>19</w:t>
-      </w:r>
-      <w:r>
-        <w:rPr>
-          <w:highlight w:val="white"/>
-        </w:rPr>
-        <w:t xml:space="preserve">(1), 6-15. </w:t>
-      </w:r>
-    </w:p>
-    <w:p>
-      <w:pPr>
-        <w:ind w:left="720" w:hanging="720"/>
-        <w:rPr>
-          <w:highlight w:val="white"/>
-        </w:rPr>
-      </w:pPr>
-      <w:r>
-        <w:rPr>
-          <w:highlight w:val="white"/>
-        </w:rPr>
-        <w:t xml:space="preserve">Gao, Y., Xiong, Y., Gao, X., Jia, K., Pan, J., Bi, Y., ... &amp; Wang, H. (2023). Retrieval-augmented generation for large language models: A survey. </w:t>
+        <w:t>Foresight and STI Governance</w:t>
+      </w:r>
+      <w:r>
+        <w:rPr>
+          <w:highlight w:val="white"/>
+        </w:rPr>
+        <w:t xml:space="preserve">, </w:t>
       </w:r>
       <w:r>
         <w:rPr>
@@ -18320,13 +17219,27 @@
           <w:iCs/>
           <w:highlight w:val="white"/>
         </w:rPr>
-        <w:t>arXiv preprint arXiv:2312.10997</w:t>
-      </w:r>
-      <w:r>
-        <w:rPr>
-          <w:highlight w:val="white"/>
-        </w:rPr>
-        <w:t xml:space="preserve">, </w:t>
+        <w:t>19</w:t>
+      </w:r>
+      <w:r>
+        <w:rPr>
+          <w:highlight w:val="white"/>
+        </w:rPr>
+        <w:t xml:space="preserve">(1), 6-15. </w:t>
+      </w:r>
+    </w:p>
+    <w:p>
+      <w:pPr>
+        <w:ind w:left="720" w:hanging="720"/>
+        <w:rPr>
+          <w:highlight w:val="white"/>
+        </w:rPr>
+      </w:pPr>
+      <w:r>
+        <w:rPr>
+          <w:highlight w:val="white"/>
+        </w:rPr>
+        <w:t xml:space="preserve">Gao, Y., Xiong, Y., Gao, X., Jia, K., Pan, J., Bi, Y., ... &amp; Wang, H. (2023). Retrieval-augmented generation for large language models: A survey. </w:t>
       </w:r>
       <w:r>
         <w:rPr>
@@ -18334,34 +17247,13 @@
           <w:iCs/>
           <w:highlight w:val="white"/>
         </w:rPr>
-        <w:t>2</w:t>
-      </w:r>
-      <w:r>
-        <w:rPr>
-          <w:highlight w:val="white"/>
-        </w:rPr>
-        <w:t xml:space="preserve">(1), 32. </w:t>
-      </w:r>
-    </w:p>
-    <w:p>
-      <w:pPr>
-        <w:ind w:left="720" w:hanging="720"/>
-        <w:rPr>
-          <w:highlight w:val="white"/>
-        </w:rPr>
-      </w:pPr>
-      <w:r>
-        <w:rPr>
-          <w:highlight w:val="white"/>
-          <w:lang w:val="it-IT"/>
-        </w:rPr>
-        <w:t xml:space="preserve">Grewal, D., Satornino, C. B., Davenport, T., &amp; Guha, A. (2025). </w:t>
-      </w:r>
-      <w:r>
-        <w:rPr>
-          <w:highlight w:val="white"/>
-        </w:rPr>
-        <w:t xml:space="preserve">How generative AI is shaping the future of marketing. </w:t>
+        <w:t>arXiv preprint arXiv:2312.10997</w:t>
+      </w:r>
+      <w:r>
+        <w:rPr>
+          <w:highlight w:val="white"/>
+        </w:rPr>
+        <w:t xml:space="preserve">, </w:t>
       </w:r>
       <w:r>
         <w:rPr>
@@ -18369,13 +17261,34 @@
           <w:iCs/>
           <w:highlight w:val="white"/>
         </w:rPr>
-        <w:t>Journal of the Academy of Marketing Science</w:t>
-      </w:r>
-      <w:r>
-        <w:rPr>
-          <w:highlight w:val="white"/>
-        </w:rPr>
-        <w:t xml:space="preserve">, </w:t>
+        <w:t>2</w:t>
+      </w:r>
+      <w:r>
+        <w:rPr>
+          <w:highlight w:val="white"/>
+        </w:rPr>
+        <w:t xml:space="preserve">(1), 32. </w:t>
+      </w:r>
+    </w:p>
+    <w:p>
+      <w:pPr>
+        <w:ind w:left="720" w:hanging="720"/>
+        <w:rPr>
+          <w:highlight w:val="white"/>
+        </w:rPr>
+      </w:pPr>
+      <w:r>
+        <w:rPr>
+          <w:highlight w:val="white"/>
+          <w:lang w:val="it-IT"/>
+        </w:rPr>
+        <w:t xml:space="preserve">Grewal, D., Satornino, C. B., Davenport, T., &amp; Guha, A. (2025). </w:t>
+      </w:r>
+      <w:r>
+        <w:rPr>
+          <w:highlight w:val="white"/>
+        </w:rPr>
+        <w:t xml:space="preserve">How generative AI is shaping the future of marketing. </w:t>
       </w:r>
       <w:r>
         <w:rPr>
@@ -18383,6 +17296,20 @@
           <w:iCs/>
           <w:highlight w:val="white"/>
         </w:rPr>
+        <w:t>Journal of the Academy of Marketing Science</w:t>
+      </w:r>
+      <w:r>
+        <w:rPr>
+          <w:highlight w:val="white"/>
+        </w:rPr>
+        <w:t xml:space="preserve">, </w:t>
+      </w:r>
+      <w:r>
+        <w:rPr>
+          <w:i/>
+          <w:iCs/>
+          <w:highlight w:val="white"/>
+        </w:rPr>
         <w:t>53</w:t>
       </w:r>
       <w:r>
@@ -18403,7 +17330,6 @@
         <w:rPr>
           <w:highlight w:val="white"/>
         </w:rPr>
-        <w:lastRenderedPageBreak/>
         <w:t xml:space="preserve">Guercini, S. (2022). Scope of heuristics and digitalization: the case of marketing automation. </w:t>
       </w:r>
       <w:r>
@@ -18563,7 +17489,7 @@
           <w:strike/>
         </w:rPr>
       </w:pPr>
-      <w:commentRangeStart w:id="202"/>
+      <w:commentRangeStart w:id="206"/>
       <w:r>
         <w:rPr>
           <w:strike/>
@@ -18615,7 +17541,7 @@
         </w:rPr>
         <w:t xml:space="preserve"> </w:t>
       </w:r>
-      <w:commentRangeEnd w:id="202"/>
+      <w:commentRangeEnd w:id="206"/>
       <w:r>
         <w:rPr>
           <w:rStyle w:val="CommentReference"/>
@@ -18623,7 +17549,7 @@
           <w:sz w:val="22"/>
           <w:szCs w:val="22"/>
         </w:rPr>
-        <w:commentReference w:id="202"/>
+        <w:commentReference w:id="206"/>
       </w:r>
     </w:p>
     <w:p>
@@ -18634,6 +17560,7 @@
         <w:rPr>
           <w:highlight w:val="white"/>
         </w:rPr>
+        <w:lastRenderedPageBreak/>
         <w:t xml:space="preserve">Hughes, L., Dwivedi, Y. K., Malik, T., Shawosh, M., Albashrawi, M. A., Jeon, I., ... &amp; Walton, P. (2025). AI agents and agentic systems: A multi-expert analysis. </w:t>
       </w:r>
       <w:r>
@@ -18892,7 +17819,6 @@
         <w:rPr>
           <w:highlight w:val="white"/>
         </w:rPr>
-        <w:lastRenderedPageBreak/>
         <w:t xml:space="preserve">Krizhevsky, Alex, Ilya Sutskever, and Geoffrey E. Hinton. “Imagenet classification with deep convolutional neural networks.” </w:t>
       </w:r>
       <w:r>
@@ -18920,7 +17846,7 @@
       <w:r>
         <w:rPr>
           <w:highlight w:val="white"/>
-          <w:lang w:val="it-IT"/>
+          <w:lang w:val="en-US"/>
         </w:rPr>
         <w:t xml:space="preserve">LeCun, Y., Bengio, Y., &amp; Hinton, G. (2015). </w:t>
       </w:r>
@@ -18969,15 +17895,68 @@
     </w:p>
     <w:p>
       <w:pPr>
+        <w:spacing w:line="360" w:lineRule="auto"/>
         <w:ind w:left="720" w:hanging="720"/>
         <w:rPr>
-          <w:highlight w:val="white"/>
-        </w:rPr>
-      </w:pPr>
-      <w:r>
-        <w:rPr>
-          <w:highlight w:val="white"/>
-          <w:lang w:val="it-IT"/>
+          <w:ins w:id="207" w:author="Claude" w:date="2026-06-06T00:00:00Z"/>
+          <w:highlight w:val="white"/>
+        </w:rPr>
+      </w:pPr>
+      <w:ins w:id="208" w:author="Claude" w:date="2026-06-06T00:00:00Z">
+        <w:r>
+          <w:rPr>
+            <w:highlight w:val="white"/>
+            <w:lang w:val="it-IT"/>
+          </w:rPr>
+          <w:t xml:space="preserve">Li, C., Ashraf, S. F., Amin, S., &amp; Safdar, M. N. (2023). </w:t>
+        </w:r>
+        <w:r>
+          <w:rPr>
+            <w:highlight w:val="white"/>
+          </w:rPr>
+          <w:t xml:space="preserve">Consequence of resistance to change on AI readiness: Mediating–moderating role of task-oriented leadership and high-performance work system in the hospitality sector. </w:t>
+        </w:r>
+        <w:r>
+          <w:rPr>
+            <w:i/>
+            <w:iCs/>
+            <w:highlight w:val="white"/>
+          </w:rPr>
+          <w:t>SAGE Open</w:t>
+        </w:r>
+        <w:r>
+          <w:rPr>
+            <w:highlight w:val="white"/>
+          </w:rPr>
+          <w:t xml:space="preserve">, </w:t>
+        </w:r>
+        <w:r>
+          <w:rPr>
+            <w:i/>
+            <w:iCs/>
+            <w:highlight w:val="white"/>
+          </w:rPr>
+          <w:t>13</w:t>
+        </w:r>
+        <w:r>
+          <w:rPr>
+            <w:highlight w:val="white"/>
+          </w:rPr>
+          <w:t>(4). https://doi.org/10.1177/21582440231217731</w:t>
+        </w:r>
+      </w:ins>
+    </w:p>
+    <w:p>
+      <w:pPr>
+        <w:ind w:left="720" w:hanging="720"/>
+        <w:rPr>
+          <w:highlight w:val="white"/>
+        </w:rPr>
+      </w:pPr>
+      <w:r>
+        <w:rPr>
+          <w:highlight w:val="white"/>
+          <w:lang w:val="en-US"/>
         </w:rPr>
         <w:t xml:space="preserve">Li, M., Guo, S., &amp; Liu, R. (2025). </w:t>
       </w:r>
@@ -19027,6 +18006,7 @@
         <w:rPr>
           <w:highlight w:val="white"/>
         </w:rPr>
+        <w:lastRenderedPageBreak/>
         <w:t xml:space="preserve">Little, J. D. (1979). Decision support systems for marketing managers. </w:t>
       </w:r>
       <w:r>
@@ -19066,7 +18046,7 @@
           <w:highlight w:val="white"/>
         </w:rPr>
       </w:pPr>
-      <w:commentRangeStart w:id="203"/>
+      <w:commentRangeStart w:id="209"/>
       <w:r>
         <w:rPr>
           <w:strike/>
@@ -19090,7 +18070,7 @@
         </w:rPr>
         <w:t>, (2019), 20-33.</w:t>
       </w:r>
-      <w:commentRangeEnd w:id="203"/>
+      <w:commentRangeEnd w:id="209"/>
       <w:r>
         <w:rPr>
           <w:rStyle w:val="CommentReference"/>
@@ -19099,7 +18079,7 @@
           <w:szCs w:val="22"/>
           <w:highlight w:val="white"/>
         </w:rPr>
-        <w:commentReference w:id="203"/>
+        <w:commentReference w:id="209"/>
       </w:r>
     </w:p>
     <w:p>
@@ -19263,7 +18243,6 @@
         <w:rPr>
           <w:highlight w:val="white"/>
         </w:rPr>
-        <w:lastRenderedPageBreak/>
         <w:t xml:space="preserve">Moralles, C., Da Costa, L. A. L., Rigo, S. J., Kunst, R., De Souza, V. C., Silva, E. P., ... &amp; Roehrs, A. (2026). A Systematic Literature Review of Agentic AI: Definitions, Architectures, and Challenges. </w:t>
       </w:r>
       <w:r>
@@ -19374,7 +18353,7 @@
           <w:highlight w:val="white"/>
         </w:rPr>
       </w:pPr>
-      <w:commentRangeStart w:id="204"/>
+      <w:commentRangeStart w:id="210"/>
       <w:r>
         <w:rPr>
           <w:strike/>
@@ -19398,7 +18377,7 @@
         </w:rPr>
         <w:t>.</w:t>
       </w:r>
-      <w:commentRangeEnd w:id="204"/>
+      <w:commentRangeEnd w:id="210"/>
       <w:r>
         <w:rPr>
           <w:rStyle w:val="CommentReference"/>
@@ -19407,21 +18386,126 @@
           <w:szCs w:val="22"/>
           <w:highlight w:val="white"/>
         </w:rPr>
-        <w:commentReference w:id="204"/>
-      </w:r>
-    </w:p>
-    <w:p>
-      <w:pPr>
+        <w:commentReference w:id="210"/>
+      </w:r>
+    </w:p>
+    <w:p>
+      <w:pPr>
+        <w:spacing w:line="360" w:lineRule="auto"/>
         <w:ind w:left="720" w:hanging="720"/>
         <w:rPr>
-          <w:highlight w:val="white"/>
-        </w:rPr>
-      </w:pPr>
-      <w:r>
-        <w:rPr>
-          <w:highlight w:val="white"/>
-        </w:rPr>
-        <w:t xml:space="preserve">Schafer, J. B., Konstan, J. A., &amp; Riedl, J. (2001). E-commerce recommendation applications. </w:t>
+          <w:ins w:id="211" w:author="Claude" w:date="2026-06-06T00:00:00Z"/>
+          <w:highlight w:val="white"/>
+        </w:rPr>
+      </w:pPr>
+      <w:ins w:id="212" w:author="Claude" w:date="2026-06-06T00:00:00Z">
+        <w:r>
+          <w:rPr>
+            <w:highlight w:val="white"/>
+          </w:rPr>
+          <w:lastRenderedPageBreak/>
+          <w:t xml:space="preserve">Ritala, P., Aaltonen, P., Ruokonen, M., &amp; Nemeh, A. (2024). Developing industrial AI capabilities: An organisational learning perspective. </w:t>
+        </w:r>
+        <w:r>
+          <w:rPr>
+            <w:i/>
+            <w:iCs/>
+            <w:highlight w:val="white"/>
+          </w:rPr>
+          <w:t>Technovation</w:t>
+        </w:r>
+        <w:r>
+          <w:rPr>
+            <w:highlight w:val="white"/>
+          </w:rPr>
+          <w:t xml:space="preserve">, </w:t>
+        </w:r>
+        <w:r>
+          <w:rPr>
+            <w:i/>
+            <w:iCs/>
+            <w:highlight w:val="white"/>
+          </w:rPr>
+          <w:t>138</w:t>
+        </w:r>
+        <w:r>
+          <w:rPr>
+            <w:highlight w:val="white"/>
+          </w:rPr>
+          <w:t>, 103120. https://doi.org/10.1016/j.technovation.2024.103120</w:t>
+        </w:r>
+      </w:ins>
+    </w:p>
+    <w:p>
+      <w:pPr>
+        <w:spacing w:line="360" w:lineRule="auto"/>
+        <w:ind w:left="720" w:hanging="720"/>
+        <w:rPr>
+          <w:ins w:id="213" w:author="Claude" w:date="2026-06-06T00:00:00Z"/>
+          <w:highlight w:val="white"/>
+          <w:lang w:val="de-DE"/>
+        </w:rPr>
+      </w:pPr>
+      <w:ins w:id="214" w:author="Claude" w:date="2026-06-06T00:00:00Z">
+        <w:r>
+          <w:rPr>
+            <w:highlight w:val="white"/>
+          </w:rPr>
+          <w:t xml:space="preserve">Romeo, E., &amp; Lacko, J. (2026). Adoption and integration of AI in organizations: A systematic review of challenges and drivers towards future directions of research. </w:t>
+        </w:r>
+        <w:r>
+          <w:rPr>
+            <w:i/>
+            <w:iCs/>
+            <w:highlight w:val="white"/>
+            <w:lang w:val="de-DE"/>
+          </w:rPr>
+          <w:t>Kybernetes</w:t>
+        </w:r>
+        <w:r>
+          <w:rPr>
+            <w:highlight w:val="white"/>
+            <w:lang w:val="de-DE"/>
+          </w:rPr>
+          <w:t xml:space="preserve">, </w:t>
+        </w:r>
+        <w:r>
+          <w:rPr>
+            <w:i/>
+            <w:iCs/>
+            <w:highlight w:val="white"/>
+            <w:lang w:val="de-DE"/>
+          </w:rPr>
+          <w:t>55</w:t>
+        </w:r>
+        <w:r>
+          <w:rPr>
+            <w:highlight w:val="white"/>
+            <w:lang w:val="de-DE"/>
+          </w:rPr>
+          <w:t>(3), 1286–1307. https://doi.org/10.1108/K-07-2024-2002</w:t>
+        </w:r>
+      </w:ins>
+    </w:p>
+    <w:p>
+      <w:pPr>
+        <w:ind w:left="720" w:hanging="720"/>
+        <w:rPr>
+          <w:highlight w:val="white"/>
+        </w:rPr>
+      </w:pPr>
+      <w:r>
+        <w:rPr>
+          <w:highlight w:val="white"/>
+          <w:lang w:val="de-DE"/>
+        </w:rPr>
+        <w:t xml:space="preserve">Schafer, J. B., Konstan, J. A., &amp; Riedl, J. (2001). </w:t>
+      </w:r>
+      <w:r>
+        <w:rPr>
+          <w:highlight w:val="white"/>
+        </w:rPr>
+        <w:t xml:space="preserve">E-commerce recommendation applications. </w:t>
       </w:r>
       <w:r>
         <w:rPr>
@@ -19631,13 +18715,12 @@
           <w:strike/>
         </w:rPr>
       </w:pPr>
-      <w:commentRangeStart w:id="205"/>
+      <w:commentRangeStart w:id="215"/>
       <w:r>
         <w:rPr>
           <w:strike/>
           <w:lang w:val="it-IT"/>
         </w:rPr>
-        <w:lastRenderedPageBreak/>
         <w:t xml:space="preserve">Vidal, J. F., Perotti, F. A., Gonzalez, R., &amp; Gasco, J. (2022). </w:t>
       </w:r>
       <w:r>
@@ -19665,7 +18748,7 @@
           <w:t>https://doi.org/10.1016/j.jbusres.2022.07.0200</w:t>
         </w:r>
       </w:hyperlink>
-      <w:commentRangeEnd w:id="205"/>
+      <w:commentRangeEnd w:id="215"/>
       <w:r>
         <w:rPr>
           <w:rStyle w:val="CommentReference"/>
@@ -19673,7 +18756,7 @@
           <w:sz w:val="22"/>
           <w:szCs w:val="22"/>
         </w:rPr>
-        <w:commentReference w:id="205"/>
+        <w:commentReference w:id="215"/>
       </w:r>
     </w:p>
     <w:p>
@@ -19724,6 +18807,53 @@
         <w:spacing w:line="360" w:lineRule="auto"/>
         <w:ind w:left="720" w:hanging="720"/>
         <w:rPr>
+          <w:ins w:id="216" w:author="Claude" w:date="2026-06-06T00:00:00Z"/>
+          <w:highlight w:val="white"/>
+        </w:rPr>
+      </w:pPr>
+      <w:ins w:id="217" w:author="Claude" w:date="2026-06-06T00:00:00Z">
+        <w:r>
+          <w:rPr>
+            <w:highlight w:val="white"/>
+          </w:rPr>
+          <w:lastRenderedPageBreak/>
+          <w:t xml:space="preserve">Weber, M., Engert, M., Schaffer, N., Weking, J., &amp; Krcmar, H. (2023). Organizational capabilities for AI implementation—Coping with inscrutability and data dependency in AI. </w:t>
+        </w:r>
+        <w:r>
+          <w:rPr>
+            <w:i/>
+            <w:iCs/>
+            <w:highlight w:val="white"/>
+          </w:rPr>
+          <w:t>Information Systems Frontiers</w:t>
+        </w:r>
+        <w:r>
+          <w:rPr>
+            <w:highlight w:val="white"/>
+          </w:rPr>
+          <w:t xml:space="preserve">, </w:t>
+        </w:r>
+        <w:r>
+          <w:rPr>
+            <w:i/>
+            <w:iCs/>
+            <w:highlight w:val="white"/>
+          </w:rPr>
+          <w:t>25</w:t>
+        </w:r>
+        <w:r>
+          <w:rPr>
+            <w:highlight w:val="white"/>
+          </w:rPr>
+          <w:t>(4), 1549–1569. https://doi.org/10.1007/s10796-022-10297-y</w:t>
+        </w:r>
+      </w:ins>
+    </w:p>
+    <w:p>
+      <w:pPr>
+        <w:spacing w:line="360" w:lineRule="auto"/>
+        <w:ind w:left="720" w:hanging="720"/>
+        <w:rPr>
           <w:highlight w:val="white"/>
         </w:rPr>
       </w:pPr>
@@ -19794,8 +18924,8 @@
       <w:pPr>
         <w:pStyle w:val="Heading1"/>
       </w:pPr>
-      <w:bookmarkStart w:id="206" w:name="_icpp6ljm25yc" w:colFirst="0" w:colLast="0"/>
-      <w:bookmarkEnd w:id="206"/>
+      <w:bookmarkStart w:id="218" w:name="_icpp6ljm25yc" w:colFirst="0" w:colLast="0"/>
+      <w:bookmarkEnd w:id="218"/>
       <w:r>
         <w:lastRenderedPageBreak/>
         <w:t>Appendix A. Interview Guide and Protocol</w:t>
@@ -19810,8 +18940,8 @@
       <w:pPr>
         <w:pStyle w:val="Heading2"/>
       </w:pPr>
-      <w:bookmarkStart w:id="207" w:name="_yaxctkjupl5f" w:colFirst="0" w:colLast="0"/>
-      <w:bookmarkEnd w:id="207"/>
+      <w:bookmarkStart w:id="219" w:name="_yaxctkjupl5f" w:colFirst="0" w:colLast="0"/>
+      <w:bookmarkEnd w:id="219"/>
       <w:r>
         <w:t>A.1.</w:t>
       </w:r>
@@ -19824,8 +18954,8 @@
       <w:pPr>
         <w:pStyle w:val="Heading3"/>
       </w:pPr>
-      <w:bookmarkStart w:id="208" w:name="_fso8dir40043" w:colFirst="0" w:colLast="0"/>
-      <w:bookmarkEnd w:id="208"/>
+      <w:bookmarkStart w:id="220" w:name="_fso8dir40043" w:colFirst="0" w:colLast="0"/>
+      <w:bookmarkEnd w:id="220"/>
       <w:r>
         <w:t>A.1.1.</w:t>
       </w:r>
@@ -20091,8 +19221,8 @@
       <w:pPr>
         <w:pStyle w:val="Heading3"/>
       </w:pPr>
-      <w:bookmarkStart w:id="209" w:name="_xu7tl6fyia16" w:colFirst="0" w:colLast="0"/>
-      <w:bookmarkEnd w:id="209"/>
+      <w:bookmarkStart w:id="221" w:name="_xu7tl6fyia16" w:colFirst="0" w:colLast="0"/>
+      <w:bookmarkEnd w:id="221"/>
       <w:r>
         <w:t>A.1.2.</w:t>
       </w:r>
@@ -20158,8 +19288,8 @@
       <w:pPr>
         <w:pStyle w:val="Heading3"/>
       </w:pPr>
-      <w:bookmarkStart w:id="210" w:name="_uslcrode5spj" w:colFirst="0" w:colLast="0"/>
-      <w:bookmarkEnd w:id="210"/>
+      <w:bookmarkStart w:id="222" w:name="_uslcrode5spj" w:colFirst="0" w:colLast="0"/>
+      <w:bookmarkEnd w:id="222"/>
       <w:r>
         <w:t>A.1.3.</w:t>
       </w:r>
@@ -20319,8 +19449,8 @@
       <w:pPr>
         <w:pStyle w:val="Heading2"/>
       </w:pPr>
-      <w:bookmarkStart w:id="211" w:name="_4i48gt7nuy87" w:colFirst="0" w:colLast="0"/>
-      <w:bookmarkEnd w:id="211"/>
+      <w:bookmarkStart w:id="223" w:name="_4i48gt7nuy87" w:colFirst="0" w:colLast="0"/>
+      <w:bookmarkEnd w:id="223"/>
       <w:r>
         <w:t>A.2.</w:t>
       </w:r>
@@ -20350,15 +19480,15 @@
           <w:cols w:space="708"/>
         </w:sectPr>
       </w:pPr>
-      <w:bookmarkStart w:id="212" w:name="_i4eri4z2mseg" w:colFirst="0" w:colLast="0"/>
-      <w:bookmarkEnd w:id="212"/>
+      <w:bookmarkStart w:id="224" w:name="_i4eri4z2mseg" w:colFirst="0" w:colLast="0"/>
+      <w:bookmarkEnd w:id="224"/>
     </w:p>
     <w:p>
       <w:pPr>
         <w:pStyle w:val="Heading1"/>
       </w:pPr>
-      <w:bookmarkStart w:id="213" w:name="_n4q94a2ei39t" w:colFirst="0" w:colLast="0"/>
-      <w:bookmarkEnd w:id="213"/>
+      <w:bookmarkStart w:id="225" w:name="_n4q94a2ei39t" w:colFirst="0" w:colLast="0"/>
+      <w:bookmarkEnd w:id="225"/>
       <w:r>
         <w:lastRenderedPageBreak/>
         <w:t>Appendix C. The process of constructive grounded theory</w:t>
@@ -20460,8 +19590,8 @@
       <w:pPr>
         <w:pStyle w:val="Heading1"/>
       </w:pPr>
-      <w:bookmarkStart w:id="214" w:name="_z0nzv114icat" w:colFirst="0" w:colLast="0"/>
-      <w:bookmarkEnd w:id="214"/>
+      <w:bookmarkStart w:id="226" w:name="_z0nzv114icat" w:colFirst="0" w:colLast="0"/>
+      <w:bookmarkEnd w:id="226"/>
       <w:r>
         <w:br w:type="page"/>
       </w:r>
@@ -20470,8 +19600,8 @@
       <w:pPr>
         <w:pStyle w:val="Heading1"/>
       </w:pPr>
-      <w:bookmarkStart w:id="215" w:name="_8iomnw571gh6" w:colFirst="0" w:colLast="0"/>
-      <w:bookmarkEnd w:id="215"/>
+      <w:bookmarkStart w:id="227" w:name="_8iomnw571gh6" w:colFirst="0" w:colLast="0"/>
+      <w:bookmarkEnd w:id="227"/>
       <w:r>
         <w:lastRenderedPageBreak/>
         <w:t>Appendix D. Supporting Quotes</w:t>
@@ -20504,8 +19634,8 @@
         <w:pStyle w:val="Heading1"/>
         <w:ind w:firstLine="0"/>
       </w:pPr>
-      <w:bookmarkStart w:id="216" w:name="_a7k3h3b6oqi2" w:colFirst="0" w:colLast="0"/>
-      <w:bookmarkEnd w:id="216"/>
+      <w:bookmarkStart w:id="228" w:name="_a7k3h3b6oqi2" w:colFirst="0" w:colLast="0"/>
+      <w:bookmarkEnd w:id="228"/>
       <w:r>
         <w:lastRenderedPageBreak/>
         <w:t>Appendix E. What to include?</w:t>
@@ -24400,7 +23530,24 @@
       </w:r>
     </w:p>
   </w:comment>
-  <w:comment w:id="200" w:author="Daan Luttik" w:date="2026-05-03T19:36:00Z" w:initials="">
+  <w:comment w:id="196" w:author="Luttik, Daan" w:date="2026-06-07T10:56:00Z" w:initials="DL">
+    <w:p>
+      <w:pPr>
+        <w:pStyle w:val="CommentText"/>
+        <w:ind w:firstLine="0"/>
+      </w:pPr>
+      <w:r>
+        <w:rPr>
+          <w:rStyle w:val="CommentReference"/>
+        </w:rPr>
+        <w:annotationRef/>
+      </w:r>
+      <w:r>
+        <w:t>@claude:  I don't think this is entirely true. Value is partly based on the configuration you use, but it's also very much dependent on the manager's behaviour. If you're implementing a system which you're not bringing people along, it won't be used and it won't derive value. Likewise, a lot of the value is based on actually starting. Organisations that do not start with experimentation, getting stuck in their legal setup, are missing a lot of potential value.</w:t>
+      </w:r>
+    </w:p>
+  </w:comment>
+  <w:comment w:id="202" w:author="Daan Luttik" w:date="2026-05-03T19:36:00Z" w:initials="">
     <w:p>
       <w:pPr>
         <w:widowControl w:val="0"/>
@@ -24433,7 +23580,7 @@
       </w:r>
     </w:p>
   </w:comment>
-  <w:comment w:id="201" w:author="Daan Luttik" w:date="2026-05-03T19:41:00Z" w:initials="">
+  <w:comment w:id="203" w:author="Daan Luttik" w:date="2026-05-03T19:41:00Z" w:initials="">
     <w:p>
       <w:pPr>
         <w:widowControl w:val="0"/>
@@ -24466,7 +23613,7 @@
       </w:r>
     </w:p>
   </w:comment>
-  <w:comment w:id="202" w:author="Daan Luttik" w:date="2026-05-03T19:38:00Z" w:initials="">
+  <w:comment w:id="206" w:author="Daan Luttik" w:date="2026-05-03T19:38:00Z" w:initials="">
     <w:p>
       <w:pPr>
         <w:widowControl w:val="0"/>
@@ -24499,7 +23646,7 @@
       </w:r>
     </w:p>
   </w:comment>
-  <w:comment w:id="203" w:author="Daan Luttik" w:date="2026-05-03T19:40:00Z" w:initials="">
+  <w:comment w:id="209" w:author="Daan Luttik" w:date="2026-05-03T19:40:00Z" w:initials="">
     <w:p>
       <w:pPr>
         <w:widowControl w:val="0"/>
@@ -24532,7 +23679,7 @@
       </w:r>
     </w:p>
   </w:comment>
-  <w:comment w:id="204" w:author="Daan Luttik" w:date="2026-05-03T19:43:00Z" w:initials="">
+  <w:comment w:id="210" w:author="Daan Luttik" w:date="2026-05-03T19:43:00Z" w:initials="">
     <w:p>
       <w:pPr>
         <w:widowControl w:val="0"/>
@@ -24565,7 +23712,7 @@
       </w:r>
     </w:p>
   </w:comment>
-  <w:comment w:id="205" w:author="Daan Luttik" w:date="2026-05-03T19:44:00Z" w:initials="">
+  <w:comment w:id="215" w:author="Daan Luttik" w:date="2026-05-03T19:44:00Z" w:initials="">
     <w:p>
       <w:pPr>
         <w:widowControl w:val="0"/>
@@ -24717,6 +23864,7 @@
   <w15:commentEx w15:paraId="2F6D59CB" w15:done="0"/>
   <w15:commentEx w15:paraId="2EFAA959" w15:done="0"/>
   <w15:commentEx w15:paraId="1A01B2D5" w15:done="0"/>
+  <w15:commentEx w15:paraId="54DE6EE3" w15:done="0"/>
   <w15:commentEx w15:paraId="5C91A3A8" w15:done="0"/>
   <w15:commentEx w15:paraId="5A40436A" w15:done="0"/>
   <w15:commentEx w15:paraId="6E671C1C" w15:done="0"/>
@@ -24747,6 +23895,7 @@
   <w16cex:commentExtensible w16cex:durableId="3DCB5162" w16cex:dateUtc="2026-06-06T19:32:00Z"/>
   <w16cex:commentExtensible w16cex:durableId="73DA34DA" w16cex:dateUtc="2026-06-06T19:39:00Z"/>
   <w16cex:commentExtensible w16cex:durableId="37A8CDDB" w16cex:dateUtc="2026-06-06T20:16:00Z"/>
+  <w16cex:commentExtensible w16cex:durableId="1148F5F5" w16cex:dateUtc="2026-06-07T08:56:00Z"/>
 </w16cex:commentsExtensible>
 </file>
 
@@ -24866,6 +24015,7 @@
   <w16cid:commentId w16cid:paraId="2F6D59CB" w16cid:durableId="3DCB5162"/>
   <w16cid:commentId w16cid:paraId="2EFAA959" w16cid:durableId="73DA34DA"/>
   <w16cid:commentId w16cid:paraId="1A01B2D5" w16cid:durableId="37A8CDDB"/>
+  <w16cid:commentId w16cid:paraId="54DE6EE3" w16cid:durableId="1148F5F5"/>
   <w16cid:commentId w16cid:paraId="5C91A3A8" w16cid:durableId="2DB6B5CB"/>
   <w16cid:commentId w16cid:paraId="5A40436A" w16cid:durableId="61CE5F56"/>
   <w16cid:commentId w16cid:paraId="6E671C1C" w16cid:durableId="5CD808A9"/>
@@ -27177,6 +26327,7 @@
   <w:style w:type="character" w:default="1" w:styleId="DefaultParagraphFont">
     <w:name w:val="Default Paragraph Font"/>
     <w:uiPriority w:val="1"/>
+    <w:semiHidden/>
     <w:unhideWhenUsed/>
   </w:style>
   <w:style w:type="table" w:default="1" w:styleId="TableNormal">

--- a/Thesis Draft - Daan Luttik - MBA.docx
+++ b/Thesis Draft - Daan Luttik - MBA.docx
@@ -12339,7 +12339,7 @@
                 <w:sz w:val="21"/>
                 <w:szCs w:val="21"/>
               </w:rPr>
-              <w:t>Observing AI's improvement &amp; potential; Observing increasing AI adoption</w:t>
+              <w:t>Observing AI’s improvement &amp; potential; Observing increasing AI adoption</w:t>
             </w:r>
           </w:p>
         </w:tc>
@@ -13999,7 +13999,7 @@
         <w:pStyle w:val="Quote"/>
       </w:pPr>
       <w:r>
-        <w:t>“Change is frigging hard. It’s hard for us as individuals. Generally speaking, individuals don’t like to change, particularly if they’ve been doing something a certain way, and it works well, and it works well, and they know it, and they’re comfortable. […] That challenge gets multiplied when you start talking about an organization … you’ve got all multiple people, you’ve got politics, existing incentives, existing processes.”</w:t>
+        <w:t>Change is frigging hard. It’s hard for us as individuals. Generally speaking, individuals don’t like to change, particularly if they’ve been doing something a certain way, and it works well, and it works well, and they know it, and they’re comfortable. […] That challenge gets multiplied when you start talking about an organization … you’ve got all multiple people, you’ve got politics, existing incentives, existing processes.</w:t>
       </w:r>
     </w:p>
     <w:p>
@@ -14071,7 +14071,7 @@
         <w:pStyle w:val="Quote"/>
       </w:pPr>
       <w:r>
-        <w:t xml:space="preserve">“Help people learn what AI can do […] leadership, middle management, and employees, each with different focus. Leadership must understand where AI is heading to create strategic horizons. Middle management must learn how to facilitate and structure experimentation. Employees must learn that AI is more than writing emails.” </w:t>
+        <w:t xml:space="preserve">Help people learn what AI can do […] leadership, middle management, and employees, each with different focus. Leadership must understand where AI is heading to create strategic horizons. Middle management must learn how to facilitate and structure experimentation. Employees must learn that AI is more than writing emails. </w:t>
       </w:r>
     </w:p>
     <w:p>
@@ -14274,7 +14274,7 @@
       </w:pPr>
       <w:r>
         <w:lastRenderedPageBreak/>
-        <w:t>“[An AI platform] was created originally by […] our [redacted] director that dabbles in development, and he created it, and it has blown up, and so now there’s millions of dollars of funding.”</w:t>
+        <w:t>[An AI platform] was created originally by […] our [redacted] director that dabbles in development, and he created it, and it has blown up, and so now there’s millions of dollars of funding.</w:t>
       </w:r>
     </w:p>
     <w:p>
@@ -14662,7 +14662,7 @@
         <w:pStyle w:val="Quote"/>
       </w:pPr>
       <w:r>
-        <w:t xml:space="preserve">We have something called [redacted], which is a custom journey tool, and it's basically a large language model where you constantly build up cultural </w:t>
+        <w:t xml:space="preserve">We have something called [redacted], which is a custom journey tool, and it’s basically a large language model where you constantly build up cultural </w:t>
       </w:r>
       <w:r>
         <w:lastRenderedPageBreak/>
@@ -14761,7 +14761,7 @@
           <w:i/>
           <w:iCs/>
         </w:rPr>
-        <w:t>“We used Make and n8n for, like, automating all the workflows. ... You say, 'I get this data from this tool. If this happens, do this.' ... And this substituted at least for two or three people.”</w:t>
+        <w:t>“We used Make and n8n for, like, automating all the workflows. ... You say, ‘I get this data from this tool. If this happens, do this.’ ... And this substituted at least for two or three people.”</w:t>
       </w:r>
     </w:p>
     <w:p>
@@ -14892,7 +14892,7 @@
           <w:iCs/>
           <w:lang w:val="en-US"/>
         </w:rPr>
-        <w:t>"add to cart,"</w:t>
+        <w:t>“add to cart,”</w:t>
       </w:r>
       <w:r>
         <w:rPr>
@@ -14906,7 +14906,7 @@
           <w:iCs/>
           <w:lang w:val="en-US"/>
         </w:rPr>
-        <w:t>"five different definitions"</w:t>
+        <w:t>“five different definitions”</w:t>
       </w:r>
       <w:r>
         <w:rPr>
@@ -14920,13 +14920,13 @@
           <w:iCs/>
           <w:lang w:val="en-US"/>
         </w:rPr>
-        <w:t>"a problem if you want to feed it to AI"</w:t>
+        <w:t>“a problem if you want to feed it to AI”</w:t>
       </w:r>
       <w:r>
         <w:rPr>
           <w:lang w:val="en-US"/>
         </w:rPr>
-        <w:t xml:space="preserve">. The data's highest-productivity setup follows this logic. </w:t>
+        <w:t xml:space="preserve">. The data’s highest-productivity setup follows this logic. </w:t>
       </w:r>
     </w:p>
     <w:p>
@@ -15009,7 +15009,7 @@
     <w:p>
       <w:commentRangeStart w:id="184"/>
       <w:r>
-        <w:t xml:space="preserve">Notably, even for similar use cases, the stated outcomes might be different across interviewees; this might be due to the organizational aspects the managers influence or approach, other elements that affect the outcome, or even the interviewee's perception.  </w:t>
+        <w:t xml:space="preserve">Notably, even for similar use cases, the stated outcomes might be different across interviewees; this might be due to the organizational aspects the managers influence or approach, other elements that affect the outcome, or even the interviewee’s perception.  </w:t>
       </w:r>
       <w:commentRangeEnd w:id="184"/>
       <w:r>
@@ -15207,7 +15207,7 @@
         <w:pStyle w:val="Quote"/>
       </w:pPr>
       <w:r>
-        <w:t>“I do not think of AI as being infallible. […] If you don’t have an understanding of your domain, then just sort of blindly trust AI, I think most people would agree that is kind of a risky place to put yourself in.”</w:t>
+        <w:t>I do not think of AI as being infallible. […] If you don’t have an understanding of your domain, then just sort of blindly trust AI, I think most people would agree that is kind of a risky place to put yourself in.</w:t>
       </w:r>
     </w:p>
     <w:p>
@@ -15329,7 +15329,7 @@
         <w:pStyle w:val="Quote"/>
       </w:pPr>
       <w:r>
-        <w:t>I'm logging a quality score based on these guidelines, and I do want to see this quality score go up. But I also want a human quality score next to it, so we can benchmark how we're doing compared to the traditional way of working, so we can prove it's better. Because otherwise it's a feeling.</w:t>
+        <w:t>I’m logging a quality score based on these guidelines, and I do want to see this quality score go up. But I also want a human quality score next to it, so we can benchmark how we’re doing compared to the traditional way of working, so we can prove it’s better. Because otherwise it’s a feeling.</w:t>
       </w:r>
     </w:p>
     <w:p>
@@ -15384,7 +15384,7 @@
         <w:pStyle w:val="Quote"/>
       </w:pPr>
       <w:r>
-        <w:t>You can always build something very quickly that gives you the same information as if you would have an analyst sitting there. It’s not as good as if you would have a great analyst, but it's pretty much the same as if you have a mediocre one and still have to sense-check what comes out of it.</w:t>
+        <w:t>You can always build something very quickly that gives you the same information as if you would have an analyst sitting there. It’s not as good as if you would have a great analyst, but it’s pretty much the same as if you have a mediocre one and still have to sense-check what comes out of it.</w:t>
       </w:r>
     </w:p>
     <w:p>
@@ -15432,7 +15432,7 @@
     </w:p>
     <w:p>
       <w:r>
-        <w:t>Another tension regarding implementation can be seen in the gap between optics and reality. Organizations report agentic capability in pitches and internal communications long before that capability is operationally present. Interviewee 9 states: “I think we sometimes present something a certain way while we're trying to actually make it that way in the background. Interviewee 12 seconds that perspective, noting that organizations “say that you have something that you don't really have, and then you go and build it really quickly.”</w:t>
+        <w:t>Another tension regarding implementation can be seen in the gap between optics and reality. Organizations report agentic capability in pitches and internal communications long before that capability is operationally present. Interviewee 9 states: “I think we sometimes present something a certain way while we’re trying to actually make it that way in the background. Interviewee 12 seconds that perspective, noting that organizations “say that you have something that you don’t really have, and then you go and build it really quickly.”</w:t>
       </w:r>
     </w:p>
     <w:p>
@@ -15467,7 +15467,7 @@
         <w:pStyle w:val="Quote"/>
       </w:pPr>
       <w:r>
-        <w:t>We tend to deploy AI first on the easiest-to-understand tasks, usually junior tasks. The problem: then you no longer develop juniors into seniors. […] Juniors often improve extremely quickly when given AI tools; they don't repeat mistakes. So that's a major risk: no new talent pipeline.</w:t>
+        <w:t>We tend to deploy AI first on the easiest-to-understand tasks, usually junior tasks. The problem: then you no longer develop juniors into seniors. […] Juniors often improve extremely quickly when given AI tools; they don’t repeat mistakes. So that’s a major risk: no new talent pipeline.</w:t>
       </w:r>
     </w:p>
     <w:p>
@@ -15483,7 +15483,7 @@
         <w:rPr>
           <w:lang w:val="en-US"/>
         </w:rPr>
-        <w:t> Interviewee 6 observed, "younger people being way more on top of it than older people." Interviewee 7 framed this as an inversion of the traditional seniority hierarchy:</w:t>
+        <w:t> Interviewee 6 observed, “younger people being way more on top of it than older people.” Interviewee 7 framed this as an inversion of the traditional seniority hierarchy:</w:t>
       </w:r>
     </w:p>
     <w:p>
@@ -15497,7 +15497,7 @@
         <w:rPr>
           <w:lang w:val="en-US"/>
         </w:rPr>
-        <w:t>You come in, you don't know basically nothing, but as you move up, your skill level and experience go up. So it's the pyramid on its top. AI is different. The young people come with a lot of skills and knowledge, and the more you move up, the less they know about AI.</w:t>
+        <w:t>You come in, you don’t know basically nothing, but as you move up, your skill level and experience go up. So it’s the pyramid on its top. AI is different. The young people come with a lot of skills and knowledge, and the more you move up, the less they know about AI.</w:t>
       </w:r>
     </w:p>
     <w:p>
@@ -23492,7 +23492,7 @@
         <w:annotationRef/>
       </w:r>
       <w:r>
-        <w:t xml:space="preserve"> this section seems most relevant here rather than section 5 because it's still so dependent on quotes. It does also contain more interpretation than the other sections in chapter 4, so I just wanted to check.</w:t>
+        <w:t xml:space="preserve"> this section seems most relevant here rather than section 5 because it’s still so dependent on quotes. It does also contain more interpretation than the other sections in chapter 4, so I just wanted to check.</w:t>
       </w:r>
     </w:p>
   </w:comment>
@@ -23543,7 +23543,7 @@
         <w:annotationRef/>
       </w:r>
       <w:r>
-        <w:t>@claude:  I don't think this is entirely true. Value is partly based on the configuration you use, but it's also very much dependent on the manager's behaviour. If you're implementing a system which you're not bringing people along, it won't be used and it won't derive value. Likewise, a lot of the value is based on actually starting. Organisations that do not start with experimentation, getting stuck in their legal setup, are missing a lot of potential value.</w:t>
+        <w:t>@claude:  I don’t think this is entirely true. Value is partly based on the configuration you use, but it’s also very much dependent on the manager’s behaviour. If you’re implementing a system which you’re not bringing people along, it won’t be used and it won’t derive value. Likewise, a lot of the value is based on actually starting. Organisations that do not start with experimentation, getting stuck in their legal setup, are missing a lot of potential value.</w:t>
       </w:r>
     </w:p>
   </w:comment>

--- a/Thesis Draft - Daan Luttik - MBA.docx
+++ b/Thesis Draft - Daan Luttik - MBA.docx
@@ -12157,13 +12157,23 @@
         </w:rPr>
       </w:pPr>
       <w:bookmarkStart w:id="161" w:name="OLE_LINK8"/>
-      <w:r>
-        <w:rPr>
-          <w:b/>
-          <w:bCs/>
-        </w:rPr>
-        <w:t>Table 2</w:t>
-      </w:r>
+      <w:del w:id="162" w:author="Claude" w:date="2026-06-07T00:00:00Z">
+        <w:r>
+          <w:rPr>
+            <w:b/>
+            <w:bCs/>
+          </w:rPr>
+          <w:delText>Table 2</w:delText>
+        </w:r>
+      </w:del>
+      <w:ins w:id="163" w:author="Claude" w:date="2026-06-07T00:00:00Z">
+        <w:r>
+          <w:rPr>
+            <w:b/>
+          </w:rPr>
+          <w:t>Table 3</w:t>
+        </w:r>
+      </w:ins>
     </w:p>
     <w:p>
       <w:pPr>
@@ -13528,8 +13538,8 @@
           <w:iCs/>
         </w:rPr>
       </w:pPr>
-      <w:bookmarkStart w:id="162" w:name="_2wlwvpj75lya" w:colFirst="0" w:colLast="0"/>
-      <w:bookmarkEnd w:id="162"/>
+      <w:bookmarkStart w:id="164" w:name="_2wlwvpj75lya" w:colFirst="0" w:colLast="0"/>
+      <w:bookmarkEnd w:id="164"/>
       <w:r>
         <w:rPr>
           <w:i/>
@@ -13587,8 +13597,8 @@
       <w:pPr>
         <w:pStyle w:val="Heading2"/>
       </w:pPr>
-      <w:bookmarkStart w:id="163" w:name="_k7eypdjcmoyh" w:colFirst="0" w:colLast="0"/>
-      <w:bookmarkEnd w:id="163"/>
+      <w:bookmarkStart w:id="165" w:name="_k7eypdjcmoyh" w:colFirst="0" w:colLast="0"/>
+      <w:bookmarkEnd w:id="165"/>
       <w:r>
         <w:t>4.1</w:t>
       </w:r>
@@ -13642,8 +13652,8 @@
       <w:pPr>
         <w:pStyle w:val="Heading3"/>
       </w:pPr>
-      <w:bookmarkStart w:id="164" w:name="_cel1ujnps8" w:colFirst="0" w:colLast="0"/>
-      <w:bookmarkEnd w:id="164"/>
+      <w:bookmarkStart w:id="166" w:name="_cel1ujnps8" w:colFirst="0" w:colLast="0"/>
+      <w:bookmarkEnd w:id="166"/>
       <w:r>
         <w:t>4.1.1</w:t>
       </w:r>
@@ -13697,7 +13707,7 @@
       </w:r>
     </w:p>
     <w:p>
-      <w:del w:id="165" w:author="Daan Luttik" w:date="2026-06-01T18:16:00Z">
+      <w:del w:id="167" w:author="Daan Luttik" w:date="2026-06-01T18:16:00Z">
         <w:r>
           <w:delText>Do I want to note more how the ever changing nature of AI is affecting marketing manager’s choices?</w:delText>
         </w:r>
@@ -13707,8 +13717,8 @@
       <w:pPr>
         <w:pStyle w:val="Heading3"/>
       </w:pPr>
-      <w:bookmarkStart w:id="166" w:name="_7alih1d45osl" w:colFirst="0" w:colLast="0"/>
-      <w:bookmarkEnd w:id="166"/>
+      <w:bookmarkStart w:id="168" w:name="_7alih1d45osl" w:colFirst="0" w:colLast="0"/>
+      <w:bookmarkEnd w:id="168"/>
       <w:r>
         <w:t>4.1.2</w:t>
       </w:r>
@@ -13726,18 +13736,18 @@
       <w:r>
         <w:t xml:space="preserve">Regarding pressure from competitors interviewee 9, noted how different marketing agencies are looking at each other’s offerings and trying to mimic what others are doing. She noted that organizations are primarily trying </w:t>
       </w:r>
-      <w:commentRangeStart w:id="167"/>
+      <w:commentRangeStart w:id="169"/>
       <w:r>
         <w:t xml:space="preserve">“to get to parity in the present with what they’re saying they can do”, </w:t>
       </w:r>
-      <w:commentRangeEnd w:id="167"/>
+      <w:commentRangeEnd w:id="169"/>
       <w:r>
         <w:rPr>
           <w:rStyle w:val="CommentReference"/>
           <w:sz w:val="22"/>
           <w:szCs w:val="22"/>
         </w:rPr>
-        <w:commentReference w:id="167"/>
+        <w:commentReference w:id="169"/>
       </w:r>
       <w:r>
         <w:t>to  ensure “speed to market” and “staying competitive”. Interviewee 13 noted the value of leveraging insights from competitors to gain insights</w:t>
@@ -13812,8 +13822,8 @@
       <w:pPr>
         <w:pStyle w:val="Heading3"/>
       </w:pPr>
-      <w:bookmarkStart w:id="168" w:name="_hvgdgrm8c1y2" w:colFirst="0" w:colLast="0"/>
-      <w:bookmarkEnd w:id="168"/>
+      <w:bookmarkStart w:id="170" w:name="_hvgdgrm8c1y2" w:colFirst="0" w:colLast="0"/>
+      <w:bookmarkEnd w:id="170"/>
       <w:r>
         <w:t>4.1.3</w:t>
       </w:r>
@@ -13826,18 +13836,18 @@
       <w:r>
         <w:t xml:space="preserve">A third external force shaping managers‘ engagement with agentic AI is the strategy and communication of their software suppliers. Many organizations adopt AI not through internal initiative but through the road maps of the vendors they already depend on, </w:t>
       </w:r>
-      <w:commentRangeStart w:id="169"/>
+      <w:commentRangeStart w:id="171"/>
       <w:r>
         <w:t>this seems to be mostly present amongst those who have little ambition to be leading in the domain of AI</w:t>
       </w:r>
-      <w:commentRangeEnd w:id="169"/>
+      <w:commentRangeEnd w:id="171"/>
       <w:r>
         <w:rPr>
           <w:rStyle w:val="CommentReference"/>
           <w:sz w:val="22"/>
           <w:szCs w:val="22"/>
         </w:rPr>
-        <w:commentReference w:id="169"/>
+        <w:commentReference w:id="171"/>
       </w:r>
       <w:r>
         <w:t xml:space="preserve">. Interviewee 1 noted that “most of the thinking behind an AI strategy comes from their default supplier, it’s Microsoft’s AI strategy or IBM’s AI strategy, because that is their source of </w:t>
@@ -13854,9 +13864,9 @@
           <w:color w:val="000000"/>
         </w:rPr>
       </w:pPr>
-      <w:bookmarkStart w:id="170" w:name="_kdh3jovkecpb" w:colFirst="0" w:colLast="0"/>
-      <w:bookmarkEnd w:id="170"/>
-      <w:commentRangeStart w:id="171"/>
+      <w:bookmarkStart w:id="172" w:name="_kdh3jovkecpb" w:colFirst="0" w:colLast="0"/>
+      <w:bookmarkEnd w:id="172"/>
+      <w:commentRangeStart w:id="173"/>
       <w:r>
         <w:rPr>
           <w:color w:val="000000"/>
@@ -13869,7 +13879,7 @@
         </w:rPr>
         <w:tab/>
       </w:r>
-      <w:commentRangeEnd w:id="171"/>
+      <w:commentRangeEnd w:id="173"/>
       <w:r>
         <w:rPr>
           <w:rStyle w:val="CommentReference"/>
@@ -13877,7 +13887,7 @@
           <w:sz w:val="22"/>
           <w:szCs w:val="22"/>
         </w:rPr>
-        <w:commentReference w:id="171"/>
+        <w:commentReference w:id="173"/>
       </w:r>
       <w:r>
         <w:rPr>
@@ -13972,18 +13982,18 @@
         <w:lastRenderedPageBreak/>
         <w:t xml:space="preserve">of working, the level of AI understanding (typically referred to as AI literacy) within the organization, and the </w:t>
       </w:r>
-      <w:commentRangeStart w:id="172"/>
+      <w:commentRangeStart w:id="174"/>
       <w:r>
         <w:t>organizational ability to act quickly under uncertainty</w:t>
       </w:r>
-      <w:commentRangeEnd w:id="172"/>
+      <w:commentRangeEnd w:id="174"/>
       <w:r>
         <w:rPr>
           <w:rStyle w:val="CommentReference"/>
           <w:sz w:val="22"/>
           <w:szCs w:val="22"/>
         </w:rPr>
-        <w:commentReference w:id="172"/>
+        <w:commentReference w:id="174"/>
       </w:r>
       <w:r>
         <w:t>.</w:t>
@@ -14033,11 +14043,11 @@
       <w:r>
         <w:t xml:space="preserve">A fourth dimension of organizational </w:t>
       </w:r>
-      <w:bookmarkStart w:id="173" w:name="OLE_LINK1"/>
+      <w:bookmarkStart w:id="175" w:name="OLE_LINK1"/>
       <w:r>
         <w:t>capacity concerns culture</w:t>
       </w:r>
-      <w:bookmarkEnd w:id="173"/>
+      <w:bookmarkEnd w:id="175"/>
       <w:r>
         <w:t xml:space="preserve">: the pace of innovation and tolerance for failure within the organization. Where an innovation culture is present, managers leverage it directly to accelerate both education and experimentation. Interviewee 7 described this enabling condition: </w:t>
       </w:r>
@@ -14134,11 +14144,11 @@
       <w:r>
         <w:t xml:space="preserve">Rather than reshaping capacity, some managers simply navigate around it. The motivation is speed. Interviewee 6 was blunt about the alternative to waiting: “Another one is actually using also experts externally, because if we would’ve waited for people internally, I think it would’ve been a major blocker.” She described what the internal route looked like in practice: “we really had pushback internally, like, ‘We want to build this internally’ … And I was like, </w:t>
       </w:r>
-      <w:bookmarkStart w:id="174" w:name="OLE_LINK3"/>
+      <w:bookmarkStart w:id="176" w:name="OLE_LINK3"/>
       <w:r>
         <w:t>‘</w:t>
       </w:r>
-      <w:bookmarkEnd w:id="174"/>
+      <w:bookmarkEnd w:id="176"/>
       <w:r>
         <w:t xml:space="preserve">Yeah, then I’m going to wait two years before I get space on the backlog.’” </w:t>
       </w:r>
@@ -14231,7 +14241,7 @@
       </w:r>
     </w:p>
     <w:p>
-      <w:bookmarkStart w:id="175" w:name="OLE_LINK4"/>
+      <w:bookmarkStart w:id="177" w:name="OLE_LINK4"/>
       <w:r>
         <w:rPr>
           <w:bCs/>
@@ -14243,7 +14253,7 @@
       <w:r>
         <w:t xml:space="preserve"> concerns the visible endorsement, resource authorization, and organizational protection that senior leaders provide.  </w:t>
       </w:r>
-      <w:bookmarkEnd w:id="175"/>
+      <w:bookmarkEnd w:id="177"/>
       <w:r>
         <w:t>Interviewee 8 described how decisive immediate backing was for his own work: “She just let me go and run … the buy-in of my immediate management is pivotal to what I do.” Likewise, Interviewee 6 noted that “Leadership encouragement is a tailwind” describing “Whenever we use [agentic AI] and showcase something […] it is appreciated and rewarded”. Their backing can also unlock notable resources. Interviewee 8 noted how leadership incentivizes AI adoption by absorbing AI spend  “They want AI adoption to happen, so they just decided this new AI group would eat the cost and that anyone within the corporation can ‘use it for free’”.</w:t>
       </w:r>
@@ -14302,8 +14312,8 @@
           <w:color w:val="24292E"/>
         </w:rPr>
       </w:pPr>
-      <w:bookmarkStart w:id="176" w:name="_xw6d9a4ef7wu" w:colFirst="0" w:colLast="0"/>
-      <w:bookmarkEnd w:id="176"/>
+      <w:bookmarkStart w:id="178" w:name="_xw6d9a4ef7wu" w:colFirst="0" w:colLast="0"/>
+      <w:bookmarkEnd w:id="178"/>
       <w:r>
         <w:t>4.2.3</w:t>
       </w:r>
@@ -14425,8 +14435,8 @@
       <w:r>
         <w:t xml:space="preserve">When resource conditions are available, managers can respond by leveraging them for initiatives regarding agentic AI. </w:t>
       </w:r>
-      <w:bookmarkStart w:id="177" w:name="_qy9fnmmddxdy" w:colFirst="0" w:colLast="0"/>
-      <w:bookmarkEnd w:id="177"/>
+      <w:bookmarkStart w:id="179" w:name="_qy9fnmmddxdy" w:colFirst="0" w:colLast="0"/>
+      <w:bookmarkEnd w:id="179"/>
       <w:r>
         <w:t>However, critically, the data shows no clear patterns of reshaping behavior towards these conditions. The limiting factor might be that technical resources often stem from other teams; interviewee 6 noted that the CMO should be “The CTO’s best friend,” noting that the CTO’s help is necessary to execute her vision. The most notable navigating response that we observed was leveraging external talent as described in section 4.2.1.</w:t>
       </w:r>
@@ -14502,8 +14512,8 @@
           <w:color w:val="auto"/>
         </w:rPr>
       </w:pPr>
-      <w:bookmarkStart w:id="178" w:name="_hojo1f9yxiy" w:colFirst="0" w:colLast="0"/>
-      <w:bookmarkEnd w:id="178"/>
+      <w:bookmarkStart w:id="180" w:name="_hojo1f9yxiy" w:colFirst="0" w:colLast="0"/>
+      <w:bookmarkEnd w:id="180"/>
       <w:r>
         <w:rPr>
           <w:color w:val="auto"/>
@@ -14583,8 +14593,8 @@
       <w:pPr>
         <w:pStyle w:val="Heading3"/>
       </w:pPr>
-      <w:bookmarkStart w:id="179" w:name="_iuvuby6hzug8" w:colFirst="0" w:colLast="0"/>
-      <w:bookmarkEnd w:id="179"/>
+      <w:bookmarkStart w:id="181" w:name="_iuvuby6hzug8" w:colFirst="0" w:colLast="0"/>
+      <w:bookmarkEnd w:id="181"/>
       <w:r>
         <w:t>4.3.1</w:t>
       </w:r>
@@ -14603,6 +14613,15 @@
       <w:r>
         <w:t xml:space="preserve"> analyzing data and generating insights, creating and validating content and campaigns, and using general-purpose agents. Furthermore, customer-facing agents stood out as an infrequent but relevant use case.</w:t>
       </w:r>
+      <w:ins w:id="182" w:author="Claude" w:date="2026-06-07T00:00:00Z">
+        <w:r>
+          <w:t xml:space="preserve"> Notably, </w:t>
+        </w:r>
+        <w:r>
+          <w:lastRenderedPageBreak/>
+          <w:t>these use cases did not produce uniform results: as Section 4.4 shows, comparable deployments diverged sharply across organizations, tracking the conditions described in Section 4.2 rather than the choice of model.</w:t>
+        </w:r>
+      </w:ins>
     </w:p>
     <w:p>
       <w:r>
@@ -14610,7 +14629,6 @@
           <w:b/>
           <w:bCs/>
         </w:rPr>
-        <w:lastRenderedPageBreak/>
         <w:t>Generating insights.</w:t>
       </w:r>
       <w:r>
@@ -14654,6 +14672,7 @@
     </w:p>
     <w:p>
       <w:r>
+        <w:lastRenderedPageBreak/>
         <w:t>Interviewee 9 describes a similar system that is focused on deploying campaigns across different cultures:</w:t>
       </w:r>
     </w:p>
@@ -14662,11 +14681,7 @@
         <w:pStyle w:val="Quote"/>
       </w:pPr>
       <w:r>
-        <w:t xml:space="preserve">We have something called [redacted], which is a custom journey tool, and it’s basically a large language model where you constantly build up cultural </w:t>
-      </w:r>
-      <w:r>
-        <w:lastRenderedPageBreak/>
-        <w:t>insights. […] So it can push through the end-to-end process with minimal human interaction. […] [redacted] takes those cultural insights and creates a brief. The brief then creates a content matrix.</w:t>
+        <w:t>We have something called [redacted], which is a custom journey tool, and it’s basically a large language model where you constantly build up cultural insights. […] So it can push through the end-to-end process with minimal human interaction. […] [redacted] takes those cultural insights and creates a brief. The brief then creates a content matrix.</w:t>
       </w:r>
     </w:p>
     <w:p>
@@ -14723,7 +14738,11 @@
     </w:p>
     <w:p>
       <w:r>
-        <w:t>Many use cases seem to be applicable to any type of knowledge work and might not be more or less relevant to the marketing domain. For instance, interviewee 13 describes using agents to prepare for meetings: “Claude goes into my transcription tool, gets all the different transcriptions of meetings for this one customer and starts writing down what I should talk about.”</w:t>
+        <w:t xml:space="preserve">Many use cases seem to be applicable to any type of knowledge work and might not be more or less relevant to the marketing domain. For instance, interviewee 13 describes using agents to prepare for meetings: “Claude goes into my transcription tool, gets all the different </w:t>
+      </w:r>
+      <w:r>
+        <w:lastRenderedPageBreak/>
+        <w:t>transcriptions of meetings for this one customer and starts writing down what I should talk about.”</w:t>
       </w:r>
     </w:p>
     <w:p>
@@ -14741,49 +14760,89 @@
           <w:i/>
           <w:iCs/>
         </w:rPr>
-        <w:t xml:space="preserve">“I see process steps inside workflows. If </w:t>
+        <w:t>“I see process steps inside workflows. If work is a stack of workflows, then most processes can be split into six or eight steps, and in some of those steps AI is used.”</w:t>
+      </w:r>
+    </w:p>
+    <w:p>
+      <w:r>
+        <w:t xml:space="preserve"> Likewise, interviewee 13 notes how they automate processes using generic tools with agentic capabilities: </w:t>
       </w:r>
       <w:r>
         <w:rPr>
           <w:i/>
           <w:iCs/>
         </w:rPr>
+        <w:t>“We used Make and n8n for, like, automating all the workflows. ... You say, ‘I get this data from this tool. If this happens, do this.’ ... And this substituted at least for two or three people.”</w:t>
+      </w:r>
+    </w:p>
+    <w:p>
+      <w:r>
+        <w:rPr>
+          <w:b/>
+          <w:bCs/>
+        </w:rPr>
+        <w:t>Customer-facing agents.</w:t>
+      </w:r>
+      <w:r>
+        <w:t xml:space="preserve"> Organizations might also offer agents directly to customers. Applications include customer-service and sales-assistant agents that handle routine queries and recognize commercial moments (e.g. upsells, membership changes, and re-orders) are described as the most commercially compelling agentic deployments. </w:t>
+      </w:r>
+    </w:p>
+    <w:p>
+      <w:r>
+        <w:t>Interviewee 12 noted that these agents have, over the past two years, crossed a quality threshold they previously never reached: “they’ve actually gotten really good because they’re leveraging the conversational capabilities of these LLMs.” Interviewee 6 described a chatbot program that combines customer-experience improvement with direct commercial outcomes; the same agent that handles a membership question can identify an upgrade opportunity and execute it.</w:t>
+      </w:r>
+    </w:p>
+    <w:p>
+      <w:r>
+        <w:t xml:space="preserve">Interviewee 15 took a different approach; instead of offering the agent to a customer, she now offers support for her customers agents: </w:t>
+      </w:r>
+    </w:p>
+    <w:p>
+      <w:pPr>
+        <w:pStyle w:val="Quote"/>
+      </w:pPr>
+      <w:r>
+        <w:t>We have built a connector for one of our web shops that you can connect to Claude, and tell Claude: Fetch all my orders from [redacted] or I want to reorder that order. And then via that connector it actually reorders that order.</w:t>
+      </w:r>
+    </w:p>
+    <w:p>
+      <w:r>
         <w:lastRenderedPageBreak/>
-        <w:t>work is a stack of workflows, then most processes can be split into six or eight steps, and in some of those steps AI is used.”</w:t>
-      </w:r>
-    </w:p>
-    <w:p>
-      <w:r>
-        <w:t xml:space="preserve"> Likewise, interviewee 13 notes how they automate processes using generic tools with agentic capabilities: </w:t>
+        <w:t>Interviewee 12 describes this conceptually: “I think this is actually the most disruptive to marketing; this is what I would call agents of customers.” He adds, “It’s going to be a huge disruption because it is almost like we have got a new intermediary between us as seller and the human buyer.”  He wonders, “How do we engage with this generation of agents of customers?”</w:t>
+      </w:r>
+    </w:p>
+    <w:p>
+      <w:pPr>
+        <w:pStyle w:val="Heading3"/>
+      </w:pPr>
+      <w:bookmarkStart w:id="183" w:name="_niqmcast9jsc" w:colFirst="0" w:colLast="0"/>
+      <w:bookmarkEnd w:id="183"/>
+      <w:r>
+        <w:t>4.3.2</w:t>
+      </w:r>
+      <w:r>
+        <w:tab/>
+        <w:t>Usage strategies</w:t>
+      </w:r>
+    </w:p>
+    <w:p>
+      <w:r>
+        <w:t>We observe two usage strategies that are frequently noted as improving the value created using agentic systems for a variety of use cases: leveraging tool calling and personalizing the systems.</w:t>
+      </w:r>
+    </w:p>
+    <w:p>
+      <w:r>
+        <w:t xml:space="preserve">The first usage pattern is </w:t>
       </w:r>
       <w:r>
         <w:rPr>
           <w:i/>
           <w:iCs/>
         </w:rPr>
-        <w:t>“We used Make and n8n for, like, automating all the workflows. ... You say, ‘I get this data from this tool. If this happens, do this.’ ... And this substituted at least for two or three people.”</w:t>
-      </w:r>
-    </w:p>
-    <w:p>
-      <w:r>
-        <w:rPr>
-          <w:b/>
-          <w:bCs/>
-        </w:rPr>
-        <w:t>Customer-facing agents.</w:t>
-      </w:r>
-      <w:r>
-        <w:t xml:space="preserve"> Organizations might also offer agents directly to customers. Applications include customer-service and sales-assistant agents that handle routine queries and recognize commercial moments (e.g. upsells, membership changes, and re-orders) are described as the most commercially compelling agentic deployments. </w:t>
-      </w:r>
-    </w:p>
-    <w:p>
-      <w:r>
-        <w:t>Interviewee 12 noted that these agents have, over the past two years, crossed a quality threshold they previously never reached: “they’ve actually gotten really good because they’re leveraging the conversational capabilities of these LLMs.” Interviewee 6 described a chatbot program that combines customer-experience improvement with direct commercial outcomes; the same agent that handles a membership question can identify an upgrade opportunity and execute it.</w:t>
-      </w:r>
-    </w:p>
-    <w:p>
-      <w:r>
-        <w:t xml:space="preserve">Interviewee 15 took a different approach; instead of offering the agent to a customer, she now offers support for her customers agents: </w:t>
+        <w:t>leveraging tool calling</w:t>
+      </w:r>
+      <w:r>
+        <w:t>, allowing agents to integrate with systems and ingest data as context is a dominant pattern in the data. Interviewee 6 framed the context argument by contrasting her AI-powered customer-service agent with the outsourced human agents it had partly replaced:</w:t>
       </w:r>
     </w:p>
     <w:p>
@@ -14791,83 +14850,35 @@
         <w:pStyle w:val="Quote"/>
       </w:pPr>
       <w:r>
-        <w:t>We have built a connector for one of our web shops that you can connect to Claude, and tell Claude: Fetch all my orders from [redacted] or I want to reorder that order. And then via that connector it actually reorders that order.</w:t>
-      </w:r>
-    </w:p>
-    <w:p>
-      <w:r>
-        <w:t>Interviewee 12 describes this conceptually: “I think this is actually the most disruptive to marketing; this is what I would call agents of customers.” He adds, “It’s going to be a huge disruption because it is almost like we have got a new intermediary between us as seller and the human buyer.”  He wonders, “How do we engage with this generation of agents of customers?”</w:t>
-      </w:r>
-    </w:p>
-    <w:p>
-      <w:pPr>
-        <w:pStyle w:val="Heading3"/>
-      </w:pPr>
-      <w:bookmarkStart w:id="180" w:name="_niqmcast9jsc" w:colFirst="0" w:colLast="0"/>
-      <w:bookmarkEnd w:id="180"/>
-      <w:r>
-        <w:lastRenderedPageBreak/>
-        <w:t>4.3.2</w:t>
-      </w:r>
-      <w:r>
-        <w:tab/>
-        <w:t>Usage strategies</w:t>
-      </w:r>
-    </w:p>
-    <w:p>
-      <w:r>
-        <w:t>We observe two usage strategies that are frequently noted as improving the value created using agentic systems for a variety of use cases: leveraging tool calling and personalizing the systems.</w:t>
-      </w:r>
-    </w:p>
-    <w:p>
-      <w:r>
-        <w:t xml:space="preserve">The first usage pattern is </w:t>
-      </w:r>
+        <w:t xml:space="preserve">I already dare to claim that the quality is much higher, than even if an </w:t>
+      </w:r>
+      <w:bookmarkStart w:id="184" w:name="OLE_LINK5"/>
+      <w:r>
+        <w:t xml:space="preserve">[human] </w:t>
+      </w:r>
+      <w:bookmarkEnd w:id="184"/>
+      <w:r>
+        <w:t>agent does it, because we have all of our [human] agents outsourced in [redacted]. They’re amazing, they’re fantastic people, but they are not always as aware as a database. Obviously, they don’t have the whole database in their head.</w:t>
+      </w:r>
+    </w:p>
+    <w:p>
+      <w:pPr>
+        <w:rPr>
+          <w:lang w:val="en-US"/>
+        </w:rPr>
+      </w:pPr>
       <w:r>
         <w:rPr>
           <w:i/>
           <w:iCs/>
         </w:rPr>
-        <w:t>leveraging tool calling</w:t>
-      </w:r>
-      <w:r>
-        <w:t>, allowing agents to integrate with systems and ingest data as context is a dominant pattern in the data. Interviewee 6 framed the context argument by contrasting her AI-powered customer-service agent with the outsourced human agents it had partly replaced:</w:t>
-      </w:r>
-    </w:p>
-    <w:p>
-      <w:pPr>
-        <w:pStyle w:val="Quote"/>
-      </w:pPr>
-      <w:r>
-        <w:t xml:space="preserve">I already dare to claim that the quality is much higher, than even if an </w:t>
-      </w:r>
-      <w:bookmarkStart w:id="181" w:name="OLE_LINK5"/>
-      <w:r>
-        <w:t xml:space="preserve">[human] </w:t>
-      </w:r>
-      <w:bookmarkEnd w:id="181"/>
-      <w:r>
-        <w:t>agent does it, because we have all of our [human] agents outsourced in [redacted]. They’re amazing, they’re fantastic people, but they are not always as aware as a database. Obviously, they don’t have the whole database in their head.</w:t>
-      </w:r>
-    </w:p>
-    <w:p>
-      <w:pPr>
-        <w:rPr>
-          <w:lang w:val="en-US"/>
-        </w:rPr>
-      </w:pPr>
-      <w:r>
-        <w:rPr>
-          <w:i/>
-          <w:iCs/>
-        </w:rPr>
         <w:t>Personalizing agents</w:t>
       </w:r>
       <w:r>
         <w:t xml:space="preserve"> concerns configuring agents to fit your personal needs. This can include configuring system prompts, but also builds on the tool-calling: a personalized tool setup can be highly </w:t>
       </w:r>
-      <w:bookmarkStart w:id="182" w:name="_d3o8hfs61axc" w:colFirst="0" w:colLast="0"/>
-      <w:bookmarkEnd w:id="182"/>
+      <w:bookmarkStart w:id="185" w:name="_d3o8hfs61axc" w:colFirst="0" w:colLast="0"/>
+      <w:bookmarkEnd w:id="185"/>
       <w:r>
         <w:t>beneficial.</w:t>
       </w:r>
@@ -14939,6 +14950,7 @@
         <w:rPr>
           <w:lang w:val="en-US"/>
         </w:rPr>
+        <w:lastRenderedPageBreak/>
         <w:t>Interviewee 5 talked about creating a solid harness, which is typically defined as the data, memory, tool access, and guardrails around the AI. He stated that what an AI excels at is highly “is highly dependent on what they call the harness.”</w:t>
       </w:r>
     </w:p>
@@ -14953,18 +14965,18 @@
         <w:tab/>
         <w:t xml:space="preserve">Value </w:t>
       </w:r>
-      <w:commentRangeStart w:id="183"/>
+      <w:commentRangeStart w:id="186"/>
       <w:r>
         <w:t>Outcomes</w:t>
       </w:r>
-      <w:commentRangeEnd w:id="183"/>
+      <w:commentRangeEnd w:id="186"/>
       <w:r>
         <w:rPr>
           <w:rStyle w:val="CommentReference"/>
           <w:sz w:val="22"/>
           <w:szCs w:val="22"/>
         </w:rPr>
-        <w:commentReference w:id="183"/>
+        <w:commentReference w:id="186"/>
       </w:r>
     </w:p>
     <w:p>
@@ -14979,11 +14991,7 @@
         <w:t>benefits</w:t>
       </w:r>
       <w:r>
-        <w:t xml:space="preserve"> concern </w:t>
-      </w:r>
-      <w:r>
-        <w:lastRenderedPageBreak/>
-        <w:t xml:space="preserve">features of the outcome that are beneficial to the team, organization, or customer; second, we define </w:t>
+        <w:t xml:space="preserve"> concern features of the outcome that are beneficial to the team, organization, or customer; second, we define </w:t>
       </w:r>
       <w:r>
         <w:rPr>
@@ -15007,199 +15015,1029 @@
       </w:r>
     </w:p>
     <w:p>
-      <w:commentRangeStart w:id="184"/>
-      <w:r>
-        <w:t xml:space="preserve">Notably, even for similar use cases, the stated outcomes might be different across interviewees; this might be due to the organizational aspects the managers influence or approach, other elements that affect the outcome, or even the interviewee’s perception.  </w:t>
-      </w:r>
-      <w:commentRangeEnd w:id="184"/>
+      <w:pPr>
+        <w:pStyle w:val="Heading3"/>
+      </w:pPr>
+      <w:bookmarkStart w:id="187" w:name="_psp9v76zeahl" w:colFirst="0" w:colLast="0"/>
+      <w:bookmarkEnd w:id="187"/>
+      <w:r>
+        <w:t>4.4.1</w:t>
+      </w:r>
+      <w:r>
+        <w:tab/>
+        <w:t>Benefits</w:t>
+      </w:r>
+    </w:p>
+    <w:p>
+      <w:r>
+        <w:t>Benefits from agentic AI in marketing cluster around five themes: efficiency and speed, scalability, extension of personal skillsets, and improvements in the quality of output. When asked about the benefits of agentic AI, interviewee three notes “It is so much faster, so much easier […] essentially, speed, accuracy, depth of insights, those are really helpful.” Some participants put a figure on the overall return: Interviewee 6, asked to estimate the ROI of her agentic initiatives, settled on “Let’s say 10X. Because it’s not two and it’s also not 200,” noting that the business case “is so easy to make that I’m happy to spend a bit more everywhere.”</w:t>
+      </w:r>
+    </w:p>
+    <w:p>
+      <w:r>
+        <w:rPr>
+          <w:i/>
+          <w:iCs/>
+        </w:rPr>
+        <w:t>Efficiency</w:t>
+      </w:r>
+      <w:r>
+        <w:t xml:space="preserve"> forms the largest and most consistently described benefit. This might take the form of doing more with the same amount of effort. Interviewee 12 notes “the efficiency thing is real.” He cautions, however, that this benefit is not a durable advantage: “it’s not a competitive advantage, certainly not in the long term […] everybody is gonna get the benefit of efficiency through AI, so it’s not really gonna be a way to distinguish yourself from your competitors.” Similarly, interviewee 10 states “I think value sits primarily in efficiency, at least for now”.</w:t>
+      </w:r>
+    </w:p>
+    <w:p>
+      <w:r>
+        <w:lastRenderedPageBreak/>
+        <w:t>Efficiency can also materialize as speed. Interviewee 9 noted “speed to market” as a key benefit. Interviewee 12 connects this to the ability to experiment, stating: “Because it accelerates the time to creating something, and it can do it at typically a much smaller cost, you have the ability to run more experiments.”</w:t>
+      </w:r>
+    </w:p>
+    <w:p>
+      <w:r>
+        <w:rPr>
+          <w:i/>
+          <w:iCs/>
+        </w:rPr>
+        <w:t>Scale</w:t>
+      </w:r>
+      <w:r>
+        <w:t xml:space="preserve"> is the benefit most clearly impossible without AI. Interviewee 14 related scaling AI to having an army or interns, stating, “It actually works quite the same, and now we have whole armies of those super interns”. Scale is typically related to generating large amounts of content, many variations for personalization beyond what a marketer could do, or with automating processes that would take manual effort.</w:t>
+      </w:r>
+    </w:p>
+    <w:p>
+      <w:r>
+        <w:rPr>
+          <w:i/>
+          <w:iCs/>
+        </w:rPr>
+        <w:t>Extending the personal skillset</w:t>
+      </w:r>
+      <w:r>
+        <w:t xml:space="preserve"> is the benefit described with most enthusiasm across interviews. Participants repeatedly described AI enabling work they could not previously do: Typically relating to technical capabilities. Interviewee 12 captured the broadening of individual capability: “it sort of expands the range of creative possibilities and capabilities that an individual can do.” Interviewee 10 described the downstream organizational effect: the social media manager “suddenly becomes a designer and app concept creator.” </w:t>
+      </w:r>
+    </w:p>
+    <w:p>
+      <w:r>
+        <w:t xml:space="preserve">Improvements in </w:t>
+      </w:r>
+      <w:r>
+        <w:rPr>
+          <w:i/>
+          <w:iCs/>
+        </w:rPr>
+        <w:t>quality of output</w:t>
+      </w:r>
+      <w:r>
+        <w:t xml:space="preserve"> come in various different forms and notes how the agentic system produces better output than a human would otherwise provide. </w:t>
+      </w:r>
+      <w:bookmarkStart w:id="188" w:name="_vkh433kqk3oi" w:colFirst="0" w:colLast="0"/>
+      <w:bookmarkEnd w:id="188"/>
+      <w:r>
+        <w:t>Interviewee 3 noted increased “depth of insights” in AI-generated reports. Interviewee 10 notes “I find the output quality absurdly good. If you are clear about what you want”, and interviewee 5 noted how they upgraded a large content library with AI, improving the quality compared to the human-made originals.</w:t>
+      </w:r>
+    </w:p>
+    <w:p>
+      <w:pPr>
+        <w:pStyle w:val="Heading3"/>
+      </w:pPr>
+      <w:r>
+        <w:t>4.4.2</w:t>
+      </w:r>
+      <w:r>
+        <w:tab/>
+        <w:t>Sacrifices</w:t>
+      </w:r>
+    </w:p>
+    <w:p>
+      <w:r>
+        <w:t>Alongside benefits, participants describe a set of sacrifices</w:t>
+      </w:r>
+      <w:bookmarkStart w:id="189" w:name="OLE_LINK6"/>
+      <w:r>
+        <w:t>; things that are knowingly given up or altered as a consequence of AI adoption</w:t>
+      </w:r>
+      <w:bookmarkEnd w:id="189"/>
+      <w:r>
+        <w:t>. Two key categories arise from the data: financial costs and job displacement.</w:t>
+      </w:r>
+    </w:p>
+    <w:p>
+      <w:r>
+        <w:lastRenderedPageBreak/>
+        <w:t xml:space="preserve">AI is not cheap. Infrastructure costs, API usage, vendor licensing, and the organizational time required to implement and maintain AI systems are consistently identified as real costs. Interviewee 7 noted: “AI is also very expensive. That’s something that we don’t take into consideration.” </w:t>
+      </w:r>
+    </w:p>
+    <w:p>
+      <w:pPr>
+        <w:rPr>
+          <w:i/>
+          <w:iCs/>
+        </w:rPr>
+      </w:pPr>
+      <w:r>
+        <w:t xml:space="preserve">Job replacement is acknowledged across interviews as a potential downside of using agentic AI. However, while this might be a logical mirror to the increased efficiency, only interviewee 7 describes an occurrence of job loss “What happened is we fired half the people, right? That’s terrible, I did not sleep for a week.” In other examples, interviewees describe more or different work being picked up. Interviewee 13 notes regarding job displacement: “this might happen, that you get redundancies, but it is not the way I think companies are doing it right now.” </w:t>
+      </w:r>
+      <w:bookmarkStart w:id="190" w:name="_i62wq5quevoe" w:colFirst="0" w:colLast="0"/>
+      <w:bookmarkEnd w:id="190"/>
+    </w:p>
+    <w:p>
+      <w:pPr>
+        <w:pStyle w:val="Heading3"/>
+        <w:rPr>
+          <w:highlight w:val="yellow"/>
+        </w:rPr>
+      </w:pPr>
+      <w:r>
+        <w:t>4.4.3</w:t>
+      </w:r>
+      <w:r>
+        <w:tab/>
+        <w:t>Risks</w:t>
+      </w:r>
+    </w:p>
+    <w:p>
+      <w:r>
+        <w:t>Risks differ from sacrifices in that they represent potential rather than certain negative outcomes. Three risk categories are prominent: hallucinations, security and privacy violations, and negative brand impact.</w:t>
+      </w:r>
+    </w:p>
+    <w:p>
+      <w:r>
+        <w:rPr>
+          <w:i/>
+          <w:iCs/>
+        </w:rPr>
+        <w:t>Hallucination risk</w:t>
+      </w:r>
+      <w:r>
+        <w:t xml:space="preserve"> refers to the chance that AI might provide faulty answers that are not in line with the provided information. While it is often noted, it is rarely described as an impactful issue. Interviewee 11 notes hallucination as a risk, but adds “Hallucinations do not happen that often”. Interviewee 10 noted, “Hallucination is not your biggest blocker right now, and definitely not a reason to delay”. Interviewee 12 noted the need to stay aware of it: </w:t>
+      </w:r>
+    </w:p>
+    <w:p>
+      <w:pPr>
+        <w:pStyle w:val="Quote"/>
+      </w:pPr>
+      <w:r>
+        <w:t>I do not think of AI as being infallible. […] If you don’t have an understanding of your domain, then just sort of blindly trust AI, I think most people would agree that is kind of a risky place to put yourself in.</w:t>
+      </w:r>
+    </w:p>
+    <w:p>
+      <w:r>
+        <w:t xml:space="preserve">Security and privacy violations are most consistently noted as risks. The concern typically centers on data that enters AI systems outside of what would be compliant, but might </w:t>
+      </w:r>
+      <w:r>
+        <w:lastRenderedPageBreak/>
+        <w:t>include any violation of law, policy, or user’s trust regarding security and privacy. Interviewee 13 described:</w:t>
+      </w:r>
+    </w:p>
+    <w:p>
+      <w:pPr>
+        <w:pStyle w:val="Quote"/>
+        <w:rPr>
+          <w:iCs w:val="0"/>
+        </w:rPr>
+      </w:pPr>
+      <w:r>
+        <w:t>Companies are already afraid to use certain tools because ‘how does it look on the GDPR side?’, ‘Are we allowed to track data from our customers?’ And this is the first step. I think the agentic level, taking like two or three tools where you’re already not, uh, where you’re already afraid to use them, and then giving it to an agent… that’s, that’s three, four levels more difficult.</w:t>
+      </w:r>
+    </w:p>
+    <w:p>
+      <w:r>
+        <w:rPr>
+          <w:i/>
+          <w:iCs/>
+        </w:rPr>
+        <w:t>Brand risk</w:t>
+      </w:r>
+      <w:r>
+        <w:t xml:space="preserve"> is also frequently noted, and is concerned with the degradation of users’ perception or the brand resulting from AI use. Content that is off-brand, tonally inappropriate, or perceived as inauthentic might negatively impact the organization. When asked for the risks of agentic AI, interviewee 6 noted: “It is mainly brand control, I would say. It is also going to say some stupid stuff, and that is a very important one.” Interviewee 15 experienced the negative effects after using AI-generated messages; she observed, “The customer sees through that pretty quickly”, she noted it was “just a bit too much of a shortcut with this use case”</w:t>
+      </w:r>
+    </w:p>
+    <w:p>
+      <w:pPr>
+        <w:pStyle w:val="Heading3"/>
+      </w:pPr>
+      <w:r>
+        <w:t xml:space="preserve">4.4.4 Driving Value Outcomes </w:t>
+      </w:r>
+    </w:p>
+    <w:p>
+      <w:r>
+        <w:t xml:space="preserve"> </w:t>
+      </w:r>
+      <w:r>
+        <w:t>From</w:t>
+      </w:r>
+      <w:r>
+        <w:t xml:space="preserve"> the interviews, a pattern emerged where similar use cases did not yield similar results.</w:t>
+      </w:r>
+      <w:r>
+        <w:t xml:space="preserve"> T</w:t>
+      </w:r>
+      <w:r>
+        <w:t>he same use case might be transformative in one organization</w:t>
+      </w:r>
+      <w:r>
+        <w:t xml:space="preserve"> but </w:t>
+      </w:r>
+      <w:r>
+        <w:t>yield undesired results</w:t>
+      </w:r>
+      <w:r>
+        <w:t>, or simply not be adopted</w:t>
+      </w:r>
+      <w:r>
+        <w:t xml:space="preserve"> in another</w:t>
+      </w:r>
+      <w:r>
+        <w:t xml:space="preserve">. </w:t>
+      </w:r>
+      <w:r>
+        <w:t xml:space="preserve"> </w:t>
+      </w:r>
+      <w:r>
+        <w:t>W</w:t>
+      </w:r>
+      <w:r>
+        <w:t xml:space="preserve">hile technical differences between applications might be a factor, the data suggests that managerial decisions have </w:t>
+      </w:r>
+      <w:r>
+        <w:t xml:space="preserve">a </w:t>
+      </w:r>
+      <w:r>
+        <w:t>notable</w:t>
+      </w:r>
+      <w:r>
+        <w:t xml:space="preserve"> impact. </w:t>
+      </w:r>
+      <w:r>
+        <w:t>Table 4 summarizes the contrast for the three most frequently reported use cases.</w:t>
+      </w:r>
+    </w:p>
+    <w:p>
+      <w:pPr>
+        <w:rPr>
+          <w:b/>
+        </w:rPr>
+      </w:pPr>
+      <w:r>
+        <w:rPr>
+          <w:b/>
+        </w:rPr>
+        <w:br w:type="page"/>
+      </w:r>
+    </w:p>
+    <w:p>
+      <w:pPr>
+        <w:ind w:firstLine="0"/>
+      </w:pPr>
+      <w:r>
+        <w:rPr>
+          <w:b/>
+        </w:rPr>
+        <w:lastRenderedPageBreak/>
+        <w:t>Table 4</w:t>
+      </w:r>
+    </w:p>
+    <w:p>
+      <w:pPr>
+        <w:ind w:firstLine="0"/>
+      </w:pPr>
+      <w:r>
+        <w:rPr>
+          <w:i/>
+        </w:rPr>
+        <w:t>Examples of comparable</w:t>
+      </w:r>
+      <w:r>
+        <w:rPr>
+          <w:i/>
+        </w:rPr>
+        <w:t xml:space="preserve"> use cases</w:t>
+      </w:r>
+      <w:r>
+        <w:rPr>
+          <w:i/>
+        </w:rPr>
+        <w:t xml:space="preserve"> with highly</w:t>
+      </w:r>
+      <w:r>
+        <w:rPr>
+          <w:i/>
+        </w:rPr>
+        <w:t xml:space="preserve"> divergent outcomes</w:t>
+      </w:r>
+    </w:p>
+    <w:tbl>
+      <w:tblPr>
+        <w:tblW w:w="9356" w:type="dxa"/>
+        <w:tblBorders>
+          <w:top w:val="nil"/>
+          <w:left w:val="nil"/>
+          <w:bottom w:val="nil"/>
+          <w:right w:val="nil"/>
+          <w:insideH w:val="nil"/>
+          <w:insideV w:val="nil"/>
+        </w:tblBorders>
+        <w:tblLayout w:type="fixed"/>
+        <w:tblLook w:val="0600" w:firstRow="0" w:lastRow="0" w:firstColumn="0" w:lastColumn="0" w:noHBand="1" w:noVBand="1"/>
+      </w:tblPr>
+      <w:tblGrid>
+        <w:gridCol w:w="1418"/>
+        <w:gridCol w:w="3827"/>
+        <w:gridCol w:w="4111"/>
+      </w:tblGrid>
+      <w:tr>
+        <w:trPr>
+          <w:trHeight w:val="270"/>
+        </w:trPr>
+        <w:tc>
+          <w:tcPr>
+            <w:tcW w:w="1418" w:type="dxa"/>
+            <w:tcBorders>
+              <w:top w:val="single" w:sz="7" w:space="0" w:color="000000"/>
+              <w:left w:val="nil"/>
+              <w:bottom w:val="single" w:sz="7" w:space="0" w:color="000000"/>
+              <w:right w:val="nil"/>
+            </w:tcBorders>
+            <w:tcMar>
+              <w:top w:w="0" w:type="dxa"/>
+              <w:left w:w="100" w:type="dxa"/>
+              <w:bottom w:w="0" w:type="dxa"/>
+              <w:right w:w="100" w:type="dxa"/>
+            </w:tcMar>
+          </w:tcPr>
+          <w:p>
+            <w:pPr>
+              <w:spacing w:line="360" w:lineRule="auto"/>
+              <w:ind w:firstLine="0"/>
+              <w:rPr>
+                <w:b/>
+                <w:bCs/>
+                <w:sz w:val="20"/>
+                <w:szCs w:val="20"/>
+              </w:rPr>
+            </w:pPr>
+            <w:r>
+              <w:rPr>
+                <w:b/>
+                <w:bCs/>
+                <w:sz w:val="20"/>
+                <w:szCs w:val="20"/>
+              </w:rPr>
+              <w:t>Use case</w:t>
+            </w:r>
+          </w:p>
+        </w:tc>
+        <w:tc>
+          <w:tcPr>
+            <w:tcW w:w="3827" w:type="dxa"/>
+            <w:tcBorders>
+              <w:top w:val="single" w:sz="7" w:space="0" w:color="000000"/>
+              <w:left w:val="nil"/>
+              <w:bottom w:val="single" w:sz="7" w:space="0" w:color="000000"/>
+              <w:right w:val="nil"/>
+            </w:tcBorders>
+            <w:tcMar>
+              <w:top w:w="0" w:type="dxa"/>
+              <w:left w:w="100" w:type="dxa"/>
+              <w:bottom w:w="0" w:type="dxa"/>
+              <w:right w:w="100" w:type="dxa"/>
+            </w:tcMar>
+          </w:tcPr>
+          <w:p>
+            <w:pPr>
+              <w:spacing w:line="360" w:lineRule="auto"/>
+              <w:ind w:firstLine="0"/>
+              <w:rPr>
+                <w:b/>
+                <w:bCs/>
+                <w:sz w:val="20"/>
+                <w:szCs w:val="20"/>
+              </w:rPr>
+            </w:pPr>
+            <w:r>
+              <w:rPr>
+                <w:b/>
+                <w:bCs/>
+                <w:sz w:val="20"/>
+                <w:szCs w:val="20"/>
+              </w:rPr>
+              <w:t>Where it created value</w:t>
+            </w:r>
+          </w:p>
+        </w:tc>
+        <w:tc>
+          <w:tcPr>
+            <w:tcW w:w="4111" w:type="dxa"/>
+            <w:tcBorders>
+              <w:top w:val="single" w:sz="7" w:space="0" w:color="000000"/>
+              <w:left w:val="nil"/>
+              <w:bottom w:val="single" w:sz="7" w:space="0" w:color="000000"/>
+              <w:right w:val="nil"/>
+            </w:tcBorders>
+            <w:tcMar>
+              <w:top w:w="0" w:type="dxa"/>
+              <w:left w:w="100" w:type="dxa"/>
+              <w:bottom w:w="0" w:type="dxa"/>
+              <w:right w:w="100" w:type="dxa"/>
+            </w:tcMar>
+          </w:tcPr>
+          <w:p>
+            <w:pPr>
+              <w:spacing w:line="360" w:lineRule="auto"/>
+              <w:ind w:firstLine="0"/>
+              <w:rPr>
+                <w:b/>
+                <w:bCs/>
+                <w:sz w:val="20"/>
+                <w:szCs w:val="20"/>
+              </w:rPr>
+            </w:pPr>
+            <w:r>
+              <w:rPr>
+                <w:b/>
+                <w:bCs/>
+                <w:sz w:val="20"/>
+                <w:szCs w:val="20"/>
+              </w:rPr>
+              <w:t>Where it fell short</w:t>
+            </w:r>
+          </w:p>
+        </w:tc>
+      </w:tr>
+      <w:tr>
+        <w:trPr>
+          <w:trHeight w:val="270"/>
+        </w:trPr>
+        <w:tc>
+          <w:tcPr>
+            <w:tcW w:w="1418" w:type="dxa"/>
+            <w:tcBorders>
+              <w:top w:val="nil"/>
+              <w:left w:val="nil"/>
+              <w:bottom w:val="nil"/>
+              <w:right w:val="nil"/>
+            </w:tcBorders>
+            <w:tcMar>
+              <w:top w:w="0" w:type="dxa"/>
+              <w:left w:w="100" w:type="dxa"/>
+              <w:bottom w:w="0" w:type="dxa"/>
+              <w:right w:w="100" w:type="dxa"/>
+            </w:tcMar>
+          </w:tcPr>
+          <w:p>
+            <w:pPr>
+              <w:spacing w:line="360" w:lineRule="auto"/>
+              <w:ind w:firstLine="0"/>
+              <w:rPr>
+                <w:sz w:val="20"/>
+                <w:szCs w:val="20"/>
+              </w:rPr>
+            </w:pPr>
+            <w:r>
+              <w:rPr>
+                <w:sz w:val="20"/>
+                <w:szCs w:val="20"/>
+              </w:rPr>
+              <w:t>Self-service analytics</w:t>
+            </w:r>
+          </w:p>
+        </w:tc>
+        <w:tc>
+          <w:tcPr>
+            <w:tcW w:w="3827" w:type="dxa"/>
+            <w:tcBorders>
+              <w:top w:val="nil"/>
+              <w:left w:val="nil"/>
+              <w:bottom w:val="nil"/>
+              <w:right w:val="nil"/>
+            </w:tcBorders>
+            <w:tcMar>
+              <w:top w:w="0" w:type="dxa"/>
+              <w:left w:w="100" w:type="dxa"/>
+              <w:bottom w:w="0" w:type="dxa"/>
+              <w:right w:w="100" w:type="dxa"/>
+            </w:tcMar>
+          </w:tcPr>
+          <w:p>
+            <w:pPr>
+              <w:spacing w:line="360" w:lineRule="auto"/>
+              <w:ind w:firstLine="0"/>
+              <w:rPr>
+                <w:sz w:val="20"/>
+                <w:szCs w:val="20"/>
+              </w:rPr>
+            </w:pPr>
+            <w:r>
+              <w:rPr>
+                <w:sz w:val="20"/>
+                <w:szCs w:val="20"/>
+              </w:rPr>
+              <w:t>Data sources were connected directly to the agent; Reporting requests were answered in minutes (Interviewees 15, 4)</w:t>
+            </w:r>
+          </w:p>
+        </w:tc>
+        <w:tc>
+          <w:tcPr>
+            <w:tcW w:w="4111" w:type="dxa"/>
+            <w:tcBorders>
+              <w:top w:val="nil"/>
+              <w:left w:val="nil"/>
+              <w:bottom w:val="nil"/>
+              <w:right w:val="nil"/>
+            </w:tcBorders>
+            <w:tcMar>
+              <w:top w:w="0" w:type="dxa"/>
+              <w:left w:w="100" w:type="dxa"/>
+              <w:bottom w:w="0" w:type="dxa"/>
+              <w:right w:w="100" w:type="dxa"/>
+            </w:tcMar>
+          </w:tcPr>
+          <w:p>
+            <w:pPr>
+              <w:spacing w:line="360" w:lineRule="auto"/>
+              <w:ind w:firstLine="0"/>
+              <w:rPr>
+                <w:sz w:val="20"/>
+                <w:szCs w:val="20"/>
+              </w:rPr>
+            </w:pPr>
+            <w:r>
+              <w:rPr>
+                <w:sz w:val="20"/>
+                <w:szCs w:val="20"/>
+              </w:rPr>
+              <w:t>The lack of integration or presence of data infrastructure yielded the need for manual workarounds (Interviewee 3)</w:t>
+            </w:r>
+          </w:p>
+        </w:tc>
+      </w:tr>
+      <w:tr>
+        <w:trPr>
+          <w:trHeight w:val="270"/>
+        </w:trPr>
+        <w:tc>
+          <w:tcPr>
+            <w:tcW w:w="1418" w:type="dxa"/>
+            <w:tcBorders>
+              <w:top w:val="nil"/>
+              <w:left w:val="nil"/>
+              <w:bottom w:val="nil"/>
+              <w:right w:val="nil"/>
+            </w:tcBorders>
+            <w:tcMar>
+              <w:top w:w="0" w:type="dxa"/>
+              <w:left w:w="100" w:type="dxa"/>
+              <w:bottom w:w="0" w:type="dxa"/>
+              <w:right w:w="100" w:type="dxa"/>
+            </w:tcMar>
+          </w:tcPr>
+          <w:p>
+            <w:pPr>
+              <w:spacing w:line="360" w:lineRule="auto"/>
+              <w:ind w:firstLine="0"/>
+              <w:rPr>
+                <w:sz w:val="20"/>
+                <w:szCs w:val="20"/>
+              </w:rPr>
+            </w:pPr>
+            <w:r>
+              <w:rPr>
+                <w:sz w:val="20"/>
+                <w:szCs w:val="20"/>
+              </w:rPr>
+              <w:t>Content and campaigns</w:t>
+            </w:r>
+          </w:p>
+        </w:tc>
+        <w:tc>
+          <w:tcPr>
+            <w:tcW w:w="3827" w:type="dxa"/>
+            <w:tcBorders>
+              <w:top w:val="nil"/>
+              <w:left w:val="nil"/>
+              <w:bottom w:val="nil"/>
+              <w:right w:val="nil"/>
+            </w:tcBorders>
+            <w:tcMar>
+              <w:top w:w="0" w:type="dxa"/>
+              <w:left w:w="100" w:type="dxa"/>
+              <w:bottom w:w="0" w:type="dxa"/>
+              <w:right w:w="100" w:type="dxa"/>
+            </w:tcMar>
+          </w:tcPr>
+          <w:p>
+            <w:pPr>
+              <w:spacing w:line="360" w:lineRule="auto"/>
+              <w:ind w:firstLine="0"/>
+              <w:rPr>
+                <w:sz w:val="20"/>
+                <w:szCs w:val="20"/>
+              </w:rPr>
+            </w:pPr>
+            <w:r>
+              <w:rPr>
+                <w:sz w:val="20"/>
+                <w:szCs w:val="20"/>
+              </w:rPr>
+              <w:t>Content created by Modular, validated, brand-governed pipelines (Interviewees 6, 9, 16)</w:t>
+            </w:r>
+          </w:p>
+        </w:tc>
+        <w:tc>
+          <w:tcPr>
+            <w:tcW w:w="4111" w:type="dxa"/>
+            <w:tcBorders>
+              <w:top w:val="nil"/>
+              <w:left w:val="nil"/>
+              <w:bottom w:val="nil"/>
+              <w:right w:val="nil"/>
+            </w:tcBorders>
+            <w:tcMar>
+              <w:top w:w="0" w:type="dxa"/>
+              <w:left w:w="100" w:type="dxa"/>
+              <w:bottom w:w="0" w:type="dxa"/>
+              <w:right w:w="100" w:type="dxa"/>
+            </w:tcMar>
+          </w:tcPr>
+          <w:p>
+            <w:pPr>
+              <w:spacing w:line="360" w:lineRule="auto"/>
+              <w:ind w:firstLine="0"/>
+              <w:rPr>
+                <w:sz w:val="20"/>
+                <w:szCs w:val="20"/>
+              </w:rPr>
+            </w:pPr>
+            <w:r>
+              <w:rPr>
+                <w:sz w:val="20"/>
+                <w:szCs w:val="20"/>
+              </w:rPr>
+              <w:t>Negative effect on brand due to missing quality validation and brand governance (Interviewee 15)</w:t>
+            </w:r>
+          </w:p>
+        </w:tc>
+      </w:tr>
+      <w:tr>
+        <w:trPr>
+          <w:trHeight w:val="270"/>
+        </w:trPr>
+        <w:tc>
+          <w:tcPr>
+            <w:tcW w:w="1418" w:type="dxa"/>
+            <w:tcBorders>
+              <w:top w:val="nil"/>
+              <w:left w:val="nil"/>
+              <w:bottom w:val="single" w:sz="4" w:space="0" w:color="auto"/>
+              <w:right w:val="nil"/>
+            </w:tcBorders>
+            <w:tcMar>
+              <w:top w:w="0" w:type="dxa"/>
+              <w:left w:w="100" w:type="dxa"/>
+              <w:bottom w:w="0" w:type="dxa"/>
+              <w:right w:w="100" w:type="dxa"/>
+            </w:tcMar>
+          </w:tcPr>
+          <w:p>
+            <w:pPr>
+              <w:spacing w:line="360" w:lineRule="auto"/>
+              <w:ind w:firstLine="0"/>
+              <w:rPr>
+                <w:sz w:val="20"/>
+                <w:szCs w:val="20"/>
+              </w:rPr>
+            </w:pPr>
+            <w:r>
+              <w:rPr>
+                <w:sz w:val="20"/>
+                <w:szCs w:val="20"/>
+              </w:rPr>
+              <w:t>Customer-facing agents</w:t>
+            </w:r>
+          </w:p>
+        </w:tc>
+        <w:tc>
+          <w:tcPr>
+            <w:tcW w:w="3827" w:type="dxa"/>
+            <w:tcBorders>
+              <w:top w:val="nil"/>
+              <w:left w:val="nil"/>
+              <w:bottom w:val="single" w:sz="4" w:space="0" w:color="auto"/>
+              <w:right w:val="nil"/>
+            </w:tcBorders>
+            <w:tcMar>
+              <w:top w:w="0" w:type="dxa"/>
+              <w:left w:w="100" w:type="dxa"/>
+              <w:bottom w:w="0" w:type="dxa"/>
+              <w:right w:w="100" w:type="dxa"/>
+            </w:tcMar>
+          </w:tcPr>
+          <w:p>
+            <w:pPr>
+              <w:spacing w:line="360" w:lineRule="auto"/>
+              <w:ind w:firstLine="0"/>
+              <w:rPr>
+                <w:sz w:val="20"/>
+                <w:szCs w:val="20"/>
+              </w:rPr>
+            </w:pPr>
+            <w:r>
+              <w:rPr>
+                <w:sz w:val="20"/>
+                <w:szCs w:val="20"/>
+              </w:rPr>
+              <w:t>A deployed chatbot driving retention and upsell (Interviewee 6)</w:t>
+            </w:r>
+          </w:p>
+        </w:tc>
+        <w:tc>
+          <w:tcPr>
+            <w:tcW w:w="4111" w:type="dxa"/>
+            <w:tcBorders>
+              <w:top w:val="nil"/>
+              <w:left w:val="nil"/>
+              <w:bottom w:val="single" w:sz="4" w:space="0" w:color="auto"/>
+              <w:right w:val="nil"/>
+            </w:tcBorders>
+            <w:tcMar>
+              <w:top w:w="0" w:type="dxa"/>
+              <w:left w:w="100" w:type="dxa"/>
+              <w:bottom w:w="0" w:type="dxa"/>
+              <w:right w:w="100" w:type="dxa"/>
+            </w:tcMar>
+          </w:tcPr>
+          <w:p>
+            <w:pPr>
+              <w:spacing w:line="360" w:lineRule="auto"/>
+              <w:ind w:firstLine="0"/>
+              <w:rPr>
+                <w:sz w:val="20"/>
+                <w:szCs w:val="20"/>
+              </w:rPr>
+            </w:pPr>
+            <w:r>
+              <w:rPr>
+                <w:sz w:val="20"/>
+                <w:szCs w:val="20"/>
+              </w:rPr>
+              <w:t>Early or experimental deployments; withheld in a regulated sector (Interviewee 15)</w:t>
+            </w:r>
+          </w:p>
+        </w:tc>
+      </w:tr>
+    </w:tbl>
+    <w:p>
+      <w:r>
+        <w:rPr>
+          <w:b/>
+        </w:rPr>
+        <w:t xml:space="preserve">Analytics. </w:t>
+      </w:r>
+      <w:r>
+        <w:t xml:space="preserve">Self-service analytics was the most common use case, yet the experience of it diverged with the data infrastructure behind it. Interviewee 4 reported </w:t>
+      </w:r>
+      <w:r>
+        <w:t>highly beneficial</w:t>
+      </w:r>
+      <w:r>
+        <w:t xml:space="preserve"> result</w:t>
+      </w:r>
+      <w:r>
+        <w:t>s</w:t>
+      </w:r>
+      <w:r>
+        <w:t xml:space="preserve"> after connecting an agent to live data sources, turning reporting that once occupied a “giant analytics team” into a prompt answered</w:t>
+      </w:r>
+      <w:r>
+        <w:t>,</w:t>
+      </w:r>
+      <w:r>
+        <w:t xml:space="preserve"> “within ten minutes.” Interviewee 3, pursuing the identical goal, met the opposite experience: her tool “can only digest so much data […] if I try to dump anything over</w:t>
+      </w:r>
+      <w:r>
+        <w:t xml:space="preserve"> </w:t>
+      </w:r>
+      <w:r>
+        <w:t>30 [megabytes], it […] doesn’t do it,”</w:t>
+      </w:r>
+      <w:r>
+        <w:t xml:space="preserve">. This forces manual workarounds: she notes </w:t>
+      </w:r>
+      <w:r>
+        <w:t>“I pull the data from [the warehouse] myself, dump it in, and then have it analyzed”</w:t>
+      </w:r>
+      <w:r>
+        <w:t xml:space="preserve">, this was </w:t>
+      </w:r>
+      <w:r>
+        <w:t>required</w:t>
+      </w:r>
+      <w:r>
+        <w:t xml:space="preserve"> because the organization’s data layer was, in her words, “not there yet.” The models were equivalent; the connectivity was not.</w:t>
+      </w:r>
+    </w:p>
+    <w:p>
+      <w:r>
+        <w:rPr>
+          <w:b/>
+        </w:rPr>
+        <w:t xml:space="preserve">Content generation. </w:t>
+      </w:r>
+      <w:r>
+        <w:t xml:space="preserve">The same divergence appeared within a single organization. Interviewee 11 automated “about </w:t>
+      </w:r>
+      <w:r>
+        <w:t xml:space="preserve">a </w:t>
+      </w:r>
+      <w:r>
+        <w:t>thousand web pages fully automated” for one client and judged it a success</w:t>
+      </w:r>
+      <w:r>
+        <w:t>,</w:t>
+      </w:r>
+      <w:r>
+        <w:t xml:space="preserve"> “in that use case, it worked. Because it was very standardized.” Confronted with creative, brand-led work, the same operator using the same tools reached the opposite verdict: “once you have to have more creativity in the output and also if it needs to be on brand […] AI still falls very</w:t>
+      </w:r>
+      <w:r>
+        <w:t>,</w:t>
+      </w:r>
+      <w:r>
+        <w:t xml:space="preserve"> very short.” </w:t>
+      </w:r>
+    </w:p>
+    <w:p>
+      <w:r>
+        <w:rPr>
+          <w:b/>
+          <w:bCs/>
+        </w:rPr>
+        <w:t>Customer-facing agents.</w:t>
+      </w:r>
+      <w:r>
+        <w:t xml:space="preserve"> </w:t>
+      </w:r>
+      <w:r>
+        <w:t xml:space="preserve">The same divergence separated two consumer-facing deployments at very different stages of maturity. Interviewee 6 ran a live agentic chatbot for </w:t>
+      </w:r>
+      <w:r>
+        <w:lastRenderedPageBreak/>
+        <w:t>members that combined service with commercial outcomes</w:t>
+      </w:r>
+      <w:r>
+        <w:t>;</w:t>
+      </w:r>
+      <w:r>
+        <w:t xml:space="preserve"> the same agent that resolves a membership question can identify and execute an upgrade</w:t>
+      </w:r>
+      <w:r>
+        <w:t>. Interviewee 6 attributed a roughly tenfold return to it.</w:t>
+      </w:r>
+      <w:r>
+        <w:t xml:space="preserve"> Interviewee 15, pursuing the same broad use case, had built a connector that lets customers’ own assistants transact with her </w:t>
+      </w:r>
+      <w:r>
+        <w:t>webshop; however, her value has not yet resulted in benefits beyond learning and perception;</w:t>
+      </w:r>
+      <w:r>
+        <w:t xml:space="preserve"> “the value there now is actually the experimenting and staying ahead of that wave.” Interviewee 6 </w:t>
+      </w:r>
+      <w:r>
+        <w:t xml:space="preserve">was able to scale rapidly because she could expand upon existing </w:t>
+      </w:r>
+      <w:r>
+        <w:t>pre-LLM chatbot</w:t>
+      </w:r>
+      <w:r>
+        <w:t xml:space="preserve"> and because she had</w:t>
+      </w:r>
+      <w:r>
+        <w:t xml:space="preserve"> “full trust from my board,” </w:t>
+      </w:r>
+      <w:r>
+        <w:t>because</w:t>
+      </w:r>
+      <w:r>
+        <w:t xml:space="preserve"> “it was really because we had commercial success first</w:t>
+      </w:r>
+    </w:p>
+    <w:p>
+      <w:commentRangeStart w:id="191"/>
+      <w:r>
+        <w:t xml:space="preserve">Read together, these </w:t>
+      </w:r>
+      <w:r>
+        <w:t xml:space="preserve">points indicate </w:t>
+      </w:r>
+      <w:r>
+        <w:t>value creation with agentic AI is highly dependent on internal conditions</w:t>
+      </w:r>
+      <w:r>
+        <w:t>, managerial behaviors,</w:t>
+      </w:r>
+      <w:r>
+        <w:t xml:space="preserve"> and the configuration in which the technology is applied, rather than </w:t>
+      </w:r>
+      <w:r>
+        <w:t>only</w:t>
+      </w:r>
+      <w:r>
+        <w:t xml:space="preserve"> which technology is adopted. Interviewee 9</w:t>
+      </w:r>
+      <w:r>
+        <w:t xml:space="preserve"> stated</w:t>
+      </w:r>
+      <w:r>
+        <w:t xml:space="preserve"> </w:t>
+      </w:r>
+      <w:r>
+        <w:t>that agentic AI</w:t>
+      </w:r>
+      <w:r>
+        <w:t xml:space="preserve"> succeeds only as “a whole operational model,” “like a pie” in which “you have to have all these pieces in order for it to be successful</w:t>
+      </w:r>
+      <w:r>
+        <w:t>.</w:t>
+      </w:r>
+      <w:r>
+        <w:t>”</w:t>
+      </w:r>
+      <w:commentRangeEnd w:id="191"/>
       <w:r>
         <w:rPr>
           <w:rStyle w:val="CommentReference"/>
           <w:sz w:val="22"/>
           <w:szCs w:val="22"/>
         </w:rPr>
-        <w:commentReference w:id="184"/>
-      </w:r>
-    </w:p>
-    <w:p>
-      <w:commentRangeStart w:id="185"/>
-      <w:r>
-        <w:t>This is the chapter’s central finding: value creation with agentic AI is an inside-out process, shaped more by what organizations do with the technology than by which technology they choose. The three subsections that follow detail the benefit, sacrifice, and risk families; the cross-cutting implications are taken up in Chapter 5.</w:t>
-      </w:r>
-      <w:commentRangeEnd w:id="185"/>
+        <w:commentReference w:id="191"/>
+      </w:r>
+    </w:p>
+    <w:p>
+      <w:pPr>
+        <w:pStyle w:val="Heading2"/>
+      </w:pPr>
+      <w:commentRangeStart w:id="192"/>
+      <w:r>
+        <w:t xml:space="preserve">4.5 </w:t>
+      </w:r>
+      <w:r>
+        <w:tab/>
+        <w:t>Paradoxes</w:t>
+      </w:r>
+      <w:commentRangeEnd w:id="192"/>
       <w:r>
         <w:rPr>
           <w:rStyle w:val="CommentReference"/>
           <w:sz w:val="22"/>
           <w:szCs w:val="22"/>
         </w:rPr>
-        <w:commentReference w:id="185"/>
+        <w:commentReference w:id="192"/>
+      </w:r>
+    </w:p>
+    <w:p>
+      <w:pPr>
+        <w:rPr>
+          <w:color w:val="00312A"/>
+        </w:rPr>
+      </w:pPr>
+      <w:r>
+        <w:t xml:space="preserve">Running through the data, we also observe some patterns that seem paradoxical. For instance, the cause of the problem might also be its solution. These paradoxes are not logical contradictions to be resolved; rather they show both sides of the tension and often show how downsides or risks might be navigated. </w:t>
       </w:r>
     </w:p>
     <w:p>
       <w:pPr>
         <w:pStyle w:val="Heading3"/>
       </w:pPr>
-      <w:bookmarkStart w:id="186" w:name="_psp9v76zeahl" w:colFirst="0" w:colLast="0"/>
-      <w:bookmarkEnd w:id="186"/>
-      <w:r>
-        <w:t>4.4.1</w:t>
+      <w:r>
+        <w:t>4.5.1</w:t>
       </w:r>
       <w:r>
         <w:tab/>
-        <w:t>Benefits</w:t>
-      </w:r>
-    </w:p>
-    <w:p>
-      <w:r>
-        <w:t xml:space="preserve">Benefits from agentic AI in marketing cluster around five themes: efficiency and speed, scalability, extension of personal skillsets, and improvements in the quality of output. When asked about the benefits of agentic AI, interviewee three notes “It is so much faster, so much easier […] essentially, speed, accuracy, depth of insights, those are really helpful.” </w:t>
-      </w:r>
-      <w:r>
-        <w:t>Some participants put a figure on the overall return: Interviewee 6, asked to estimate the ROI of her agentic initiatives, settled on “Let’s say 10X. Because it’s not two and it’s also not 200,” noting that the business case “is so easy to make that I’m happy to spend a bit more everywhere.”</w:t>
-      </w:r>
-    </w:p>
-    <w:p>
+        <w:t>Branding Paradox</w:t>
+      </w:r>
+    </w:p>
+    <w:p>
+      <w:r>
+        <w:t xml:space="preserve">In section 4.4.3 we described </w:t>
+      </w:r>
       <w:r>
         <w:rPr>
           <w:i/>
           <w:iCs/>
         </w:rPr>
-        <w:t>Efficiency</w:t>
-      </w:r>
-      <w:r>
-        <w:t xml:space="preserve"> forms the largest and most consistently described benefit. This might take the form of doing more with the same amount of effort. Interviewee 12 notes “the efficiency thing is real.”</w:t>
-      </w:r>
-      <w:r>
-        <w:t xml:space="preserve"> He cautions, however, that this benefit is not a durable advantage: “it’s not a competitive advantage, certainly not in the long term […] everybody is gonna get the benefit of efficiency through AI, so it’s not really gonna be a way to distinguish yourself from your competitors.”</w:t>
-      </w:r>
-      <w:r>
-        <w:t xml:space="preserve"> Similarly, interviewee 10 states “I think value sits primarily in efficiency, at least for now”.</w:t>
+        <w:t>brand risk</w:t>
+      </w:r>
+      <w:r>
+        <w:t xml:space="preserve"> and observed that it is often seen as a key concern of deploying agents. </w:t>
+      </w:r>
+      <w:bookmarkStart w:id="193" w:name="OLE_LINK7"/>
+      <w:r>
+        <w:t xml:space="preserve">Yet organizations (sometimes the very same) leverage agentic AI to counteract brand risk. Interviewee 3 explains “The branding team trained the assistant on our branding guidelines and different personas. And then that assistant tells you if this is brand-aligned. Likewise, interviewee 16 described governance agents that ensure generated content adheres to tone-of-voice and visual brand standards at scale, and notes that this agent is now in place to validate human content. </w:t>
       </w:r>
     </w:p>
     <w:p>
       <w:r>
         <w:lastRenderedPageBreak/>
-        <w:t>Efficiency can also materialize as speed. Interviewee 9 noted “speed to market” as a key benefit. Interviewee 12 connects this to the ability to experiment, stating: “Because it accelerates the time to creating something, and it can do it at typically a much smaller cost, you have the ability to run more experiments.”</w:t>
-      </w:r>
-    </w:p>
-    <w:p>
-      <w:r>
-        <w:rPr>
-          <w:i/>
-          <w:iCs/>
-        </w:rPr>
-        <w:t>Scale</w:t>
-      </w:r>
-      <w:r>
-        <w:t xml:space="preserve"> is the benefit most clearly impossible without AI. Interviewee 14 related scaling AI to having an army or interns, stating, “It actually works quite the same, and now we have whole armies of those super interns”. Scale is typically related to generating large amounts of content, many variations for personalization beyond what a marketer could do, or with automating processes that would take manual effort.</w:t>
-      </w:r>
-    </w:p>
-    <w:p>
-      <w:r>
-        <w:rPr>
-          <w:i/>
-          <w:iCs/>
-        </w:rPr>
-        <w:t>Extending the personal skillset</w:t>
-      </w:r>
-      <w:r>
-        <w:t xml:space="preserve"> is the benefit described with most enthusiasm across interviews. Participants repeatedly described AI enabling work they could not previously do: Typically relating to technical capabilities. Interviewee 12 captured the broadening of individual capability: “it sort of expands the range of creative possibilities and capabilities that an individual can do.” Interviewee 10 described the downstream organizational effect: the social media manager “suddenly becomes a designer and app concept creator.” </w:t>
-      </w:r>
-    </w:p>
-    <w:p>
-      <w:r>
-        <w:t xml:space="preserve">Improvements in </w:t>
-      </w:r>
-      <w:r>
-        <w:rPr>
-          <w:i/>
-          <w:iCs/>
-        </w:rPr>
-        <w:t>quality of output</w:t>
-      </w:r>
-      <w:r>
-        <w:t xml:space="preserve"> come in various different forms and notes how the agentic system produces better output than a human would otherwise provide. </w:t>
-      </w:r>
-      <w:bookmarkStart w:id="187" w:name="_vkh433kqk3oi" w:colFirst="0" w:colLast="0"/>
-      <w:bookmarkEnd w:id="187"/>
-      <w:r>
-        <w:t>Interviewee 3 noted increased “depth of insights” in AI-generated reports. Interviewee 10 notes “I find the output quality absurdly good. If you are clear about what you want”, and interviewee 5 noted how they upgraded a large content library with AI, improving the quality compared to the human-made originals.</w:t>
-      </w:r>
-    </w:p>
-    <w:p>
-      <w:pPr>
-        <w:pStyle w:val="Heading3"/>
-      </w:pPr>
-      <w:r>
-        <w:t>4.4.2</w:t>
-      </w:r>
-      <w:r>
-        <w:tab/>
-        <w:t>Sacrifices</w:t>
-      </w:r>
-    </w:p>
-    <w:p>
-      <w:r>
-        <w:t>Alongside benefits, participants describe a set of sacrifices</w:t>
-      </w:r>
-      <w:bookmarkStart w:id="188" w:name="OLE_LINK6"/>
-      <w:r>
-        <w:t>; things that are knowingly given up or altered as a consequence of AI adoption</w:t>
-      </w:r>
-      <w:bookmarkEnd w:id="188"/>
-      <w:r>
-        <w:t>. Two key categories arise from the data: financial costs and job displacement.</w:t>
-      </w:r>
-    </w:p>
-    <w:p>
-      <w:r>
-        <w:lastRenderedPageBreak/>
-        <w:t xml:space="preserve">AI is not cheap. Infrastructure costs, API usage, vendor licensing, and the organizational time required to implement and maintain AI systems are consistently identified as real costs. Interviewee 7 noted: “AI is also very expensive. That’s something that we don’t take into consideration.” </w:t>
-      </w:r>
-    </w:p>
-    <w:p>
-      <w:pPr>
-        <w:rPr>
-          <w:i/>
-          <w:iCs/>
-        </w:rPr>
-      </w:pPr>
-      <w:r>
-        <w:t xml:space="preserve">Job replacement is acknowledged across interviews as a potential downside of using agentic AI. However, while this might be a logical mirror to the increased efficiency, only interviewee 7 describes an occurrence of job loss “What happened is we fired half the people, right? That’s terrible, I did not sleep for a week.” In other examples, interviewees describe more or different work being picked up. Interviewee 13 notes regarding job displacement: “this might happen, that you get redundancies, but it is not the way I think companies are doing it right now.” </w:t>
-      </w:r>
-      <w:bookmarkStart w:id="189" w:name="_i62wq5quevoe" w:colFirst="0" w:colLast="0"/>
-      <w:bookmarkEnd w:id="189"/>
-    </w:p>
-    <w:p>
-      <w:pPr>
-        <w:pStyle w:val="Heading3"/>
-        <w:rPr>
-          <w:highlight w:val="yellow"/>
-        </w:rPr>
-      </w:pPr>
-      <w:r>
-        <w:t>4.4.3</w:t>
-      </w:r>
-      <w:r>
-        <w:tab/>
-        <w:t>Risks</w:t>
-      </w:r>
-    </w:p>
-    <w:p>
-      <w:r>
-        <w:t>Risks differ from sacrifices in that they represent potential rather than certain negative outcomes. Three risk categories are prominent: hallucinations, security and privacy violations, and negative brand impact.</w:t>
-      </w:r>
-    </w:p>
-    <w:p>
-      <w:r>
-        <w:rPr>
-          <w:i/>
-          <w:iCs/>
-        </w:rPr>
-        <w:t>Hallucination risk</w:t>
-      </w:r>
-      <w:r>
-        <w:t xml:space="preserve"> refers to the chance that AI might provide faulty answers that are not in line with the provided information. While it is often noted, it is rarely described as an impactful issue. Interviewee 11 notes hallucination as a risk, but adds “Hallucinations do not happen that often”. Interviewee 10 noted, “Hallucination is not your biggest blocker right now, and definitely not a reason to delay”. Interviewee 12 noted the need to stay aware of it: </w:t>
+        <w:t>His case provides a good analysis of this paradox; in addition to AI, humans can also create content that is not brand-aligned. Interviewee 16 thinks AI might already outperform humans and decided to measure the difference:</w:t>
       </w:r>
     </w:p>
     <w:p>
@@ -15207,71 +16045,7 @@
         <w:pStyle w:val="Quote"/>
       </w:pPr>
       <w:r>
-        <w:t>I do not think of AI as being infallible. […] If you don’t have an understanding of your domain, then just sort of blindly trust AI, I think most people would agree that is kind of a risky place to put yourself in.</w:t>
-      </w:r>
-    </w:p>
-    <w:p>
-      <w:r>
-        <w:t xml:space="preserve">Security and privacy violations are most consistently noted as risks. The concern typically centers on data that enters AI systems outside of what would be compliant, but might </w:t>
-      </w:r>
-      <w:r>
-        <w:lastRenderedPageBreak/>
-        <w:t>include any violation of law, policy, or user’s trust regarding security and privacy. Interviewee 13 described:</w:t>
-      </w:r>
-    </w:p>
-    <w:p>
-      <w:pPr>
-        <w:pStyle w:val="Quote"/>
-        <w:rPr>
-          <w:iCs w:val="0"/>
-        </w:rPr>
-      </w:pPr>
-      <w:r>
-        <w:t>Companies are already afraid to use certain tools because ‘how does it look on the GDPR side?’, ‘Are we allowed to track data from our customers?’ And this is the first step. I think the agentic level, taking like two or three tools where you’re already not, uh, where you’re already afraid to use them, and then giving it to an agent… that’s, that’s three, four levels more difficult.</w:t>
-      </w:r>
-    </w:p>
-    <w:p>
-      <w:r>
-        <w:rPr>
-          <w:i/>
-          <w:iCs/>
-        </w:rPr>
-        <w:t>Brand risk</w:t>
-      </w:r>
-      <w:r>
-        <w:t xml:space="preserve"> is also frequently noted, and is concerned with the degradation of users’ perception or the brand resulting from AI use. Content that is off-brand, tonally inappropriate, or perceived as inauthentic might negatively impact the organization. When asked for the risks of agentic AI, interviewee 6 noted: “It is mainly brand control, I would say. It is also going to say some stupid stuff, and that is a very important one.” Interviewee 15 experienced the negative effects after using AI-generated messages; she observed, “The customer sees through that pretty quickly”, she noted it was “just a bit too much of a shortcut with this use case”</w:t>
-      </w:r>
-    </w:p>
-    <w:p>
-      <w:pPr>
-        <w:pStyle w:val="Heading2"/>
-        <w:rPr>
-          <w:color w:val="auto"/>
-        </w:rPr>
-      </w:pPr>
-      <w:commentRangeStart w:id="190"/>
-      <w:r>
-        <w:rPr>
-          <w:color w:val="auto"/>
-        </w:rPr>
-        <w:t xml:space="preserve">4.5 </w:t>
-      </w:r>
-      <w:r>
-        <w:rPr>
-          <w:color w:val="auto"/>
-        </w:rPr>
-        <w:tab/>
-        <w:t>Paradoxes</w:t>
-      </w:r>
-      <w:commentRangeEnd w:id="190"/>
-      <w:r>
-        <w:rPr>
-          <w:rStyle w:val="CommentReference"/>
-          <w:color w:val="auto"/>
-          <w:sz w:val="22"/>
-          <w:szCs w:val="22"/>
-        </w:rPr>
-        <w:commentReference w:id="190"/>
+        <w:t>I’m logging a quality score based on these guidelines, and I do want to see this quality score go up. But I also want a human quality score next to it, so we can benchmark how we’re doing compared to the traditional way of working, so we can prove it’s better. Because otherwise it’s a feeling.</w:t>
       </w:r>
     </w:p>
     <w:p>
@@ -15281,72 +16055,14 @@
         </w:rPr>
       </w:pPr>
       <w:r>
-        <w:t xml:space="preserve">Running through the data, we also observe some patterns that seem paradoxical. For instance, the cause of the problem might also be its solution. These paradoxes are not logical contradictions to be resolved; rather they show both sides of the tension and often show how downsides or risks might be navigated. </w:t>
-      </w:r>
-    </w:p>
-    <w:p>
-      <w:pPr>
-        <w:pStyle w:val="Heading3"/>
-      </w:pPr>
-      <w:r>
-        <w:t>4.5.1</w:t>
-      </w:r>
-      <w:r>
-        <w:tab/>
-        <w:t>Branding Paradox</w:t>
-      </w:r>
-    </w:p>
-    <w:p>
-      <w:r>
-        <w:t xml:space="preserve">In section 4.4.3 we described </w:t>
-      </w:r>
-      <w:r>
-        <w:rPr>
-          <w:i/>
-          <w:iCs/>
-        </w:rPr>
-        <w:t>brand risk</w:t>
-      </w:r>
-      <w:r>
-        <w:t xml:space="preserve"> and observed that it is often seen as a key concern of deploying agents. </w:t>
-      </w:r>
-      <w:bookmarkStart w:id="191" w:name="OLE_LINK7"/>
-      <w:r>
-        <w:t xml:space="preserve">Yet organizations (sometimes the very same) leverage agentic AI to counteract brand risk. Interviewee 3 explains “The branding team trained the assistant on our branding guidelines and different personas. And then that assistant tells you if this is brand-aligned. Likewise, interviewee 16 described governance agents that ensure generated content </w:t>
-      </w:r>
-      <w:r>
-        <w:lastRenderedPageBreak/>
-        <w:t xml:space="preserve">adheres to tone-of-voice and visual brand standards at scale, and notes that this agent is now in place to validate human content. </w:t>
-      </w:r>
-    </w:p>
-    <w:p>
-      <w:r>
-        <w:t>His case provides a good analysis of this paradox; in addition to AI, humans can also create content that is not brand-aligned. Interviewee 16 thinks AI might already outperform humans and decided to measure the difference:</w:t>
-      </w:r>
-    </w:p>
-    <w:p>
-      <w:pPr>
-        <w:pStyle w:val="Quote"/>
-      </w:pPr>
-      <w:r>
-        <w:t>I’m logging a quality score based on these guidelines, and I do want to see this quality score go up. But I also want a human quality score next to it, so we can benchmark how we’re doing compared to the traditional way of working, so we can prove it’s better. Because otherwise it’s a feeling.</w:t>
-      </w:r>
-    </w:p>
-    <w:p>
-      <w:pPr>
-        <w:rPr>
-          <w:color w:val="00312A"/>
-        </w:rPr>
-      </w:pPr>
-      <w:r>
         <w:t xml:space="preserve">The examples seem to indicate that brand risk is not a question about whether you are using AI, but rather how you are using AI. </w:t>
       </w:r>
-      <w:commentRangeStart w:id="192"/>
+      <w:commentRangeStart w:id="194"/>
       <w:r>
         <w:t xml:space="preserve">Furthermore, the organizations most exposed to AI-driven brand risk are therefore also the ones with the strongest incentive to invest in AI-driven brand control. </w:t>
       </w:r>
-      <w:bookmarkEnd w:id="191"/>
-      <w:commentRangeEnd w:id="192"/>
+      <w:bookmarkEnd w:id="193"/>
+      <w:commentRangeEnd w:id="194"/>
       <w:r>
         <w:rPr>
           <w:rStyle w:val="CommentReference"/>
@@ -15354,7 +16070,7 @@
           <w:sz w:val="22"/>
           <w:szCs w:val="22"/>
         </w:rPr>
-        <w:commentReference w:id="192"/>
+        <w:commentReference w:id="194"/>
       </w:r>
     </w:p>
     <w:p>
@@ -15394,18 +16110,18 @@
       </w:r>
     </w:p>
     <w:p>
-      <w:commentRangeStart w:id="193"/>
+      <w:commentRangeStart w:id="195"/>
       <w:r>
         <w:t xml:space="preserve">Two implications can be observed in this tension: First, humans make mistakes too, so accepting some level of hallucination lower than the human baseline would result in an improvement. Second, risk is connected to the ability to evaluate the output. When a hallucination does not go unchecked, the impact is limited. </w:t>
       </w:r>
-      <w:commentRangeEnd w:id="193"/>
+      <w:commentRangeEnd w:id="195"/>
       <w:r>
         <w:rPr>
           <w:rStyle w:val="CommentReference"/>
           <w:sz w:val="22"/>
           <w:szCs w:val="22"/>
         </w:rPr>
-        <w:commentReference w:id="193"/>
+        <w:commentReference w:id="195"/>
       </w:r>
     </w:p>
     <w:p>
@@ -15542,8 +16258,21 @@
         <w:rPr>
           <w:color w:val="00312A"/>
         </w:rPr>
-        <w:t>This study set out to understand how marketing managers create value with agentic AI. Chapter 4 analyzes the lived experience of marketing managers and those who help them implement their AI strategy, and shows how marketing managers can create value using agentic AI.</w:t>
-      </w:r>
+        <w:t xml:space="preserve">This study set out to understand how marketing managers create value with agentic AI. Chapter 4 analyzes the lived experience of marketing managers and those who help them implement their AI strategy, </w:t>
+      </w:r>
+      <w:ins w:id="277" w:author="Claude" w:date="2026-06-07T14:00:00Z">
+        <w:r>
+          <w:t xml:space="preserve">reconstructing how that value is created in practice.</w:t>
+        </w:r>
+      </w:ins>
+      <w:del w:id="278" w:author="Claude" w:date="2026-06-07T14:00:00Z">
+        <w:r>
+          <w:rPr>
+            <w:color w:val="00312A"/>
+          </w:rPr>
+          <w:delText xml:space="preserve">and shows how marketing managers can create value using agentic AI.</w:delText>
+        </w:r>
+      </w:del>
     </w:p>
     <w:p>
       <w:pPr>
@@ -15557,22 +16286,55 @@
         </w:rPr>
         <w:t xml:space="preserve"> </w:t>
       </w:r>
-      <w:bookmarkStart w:id="194" w:name="OLE_LINK2"/>
+      <w:bookmarkStart w:id="196" w:name="OLE_LINK2"/>
       <w:r>
         <w:rPr>
           <w:color w:val="00312A"/>
         </w:rPr>
-        <w:t xml:space="preserve">Similar use cases, like creating a content generation pipeline, an analytics agent, or customer service assistance, were reported to produce different outcomes across organizations. </w:t>
-      </w:r>
+        <w:t xml:space="preserve">Similar use cases, like creating a content generation pipeline, an analytics agent, or customer service assistance, were reported to </w:t>
+      </w:r>
+      <w:ins w:id="279" w:author="Claude" w:date="2026-06-07T14:00:00Z">
+        <w:r>
+          <w:t xml:space="preserve">produce different outcomes across organizations (Section 4.4.4; Table 4).</w:t>
+        </w:r>
+      </w:ins>
+      <w:del w:id="280" w:author="Claude" w:date="2026-06-07T14:00:00Z">
+        <w:r>
+          <w:rPr>
+            <w:color w:val="00312A"/>
+          </w:rPr>
+          <w:delText xml:space="preserve">produce different outcomes across organizations.</w:delText>
+        </w:r>
+      </w:del>
       <w:r>
         <w:rPr>
           <w:color w:val="00312A"/>
         </w:rPr>
-        <w:lastRenderedPageBreak/>
-        <w:t xml:space="preserve">That variance was attributed to organizational conditions, managerial behavior, and the configuration in which the technology was applied rather than to the underlying model. </w:t>
-      </w:r>
-    </w:p>
-    <w:bookmarkEnd w:id="194"/>
+        <w:t xml:space="preserve"> </w:t>
+      </w:r>
+      <w:r>
+        <w:t xml:space="preserve">That variance was attributed to organizational conditions, managerial behavior, </w:t>
+      </w:r>
+      <w:ins w:id="281" w:author="Claude" w:date="2026-06-07T14:00:00Z">
+        <w:r>
+          <w:t xml:space="preserve">and the configuration in which the technology was applied</w:t>
+        </w:r>
+      </w:ins>
+      <w:del w:id="282" w:author="Claude" w:date="2026-06-07T14:00:00Z">
+        <w:r>
+          <w:delText xml:space="preserve">and, where </w:delText>
+        </w:r>
+      </w:del>
+      <w:del w:id="283" w:author="Claude" w:date="2026-06-07T14:00:00Z">
+        <w:r>
+          <w:delText xml:space="preserve">participants could articulate it, the configuration (the “harness”) in which the technology was applied</w:delText>
+        </w:r>
+      </w:del>
+      <w:r>
+        <w:t xml:space="preserve">, rather than to the underlying model. </w:t>
+      </w:r>
+    </w:p>
+    <w:bookmarkEnd w:id="196"/>
     <w:p>
       <w:pPr>
         <w:rPr>
@@ -15595,8 +16357,8 @@
           <w:color w:val="00312A"/>
         </w:rPr>
       </w:pPr>
-      <w:bookmarkStart w:id="195" w:name="_7rbdabewznnc" w:colFirst="0" w:colLast="0"/>
-      <w:bookmarkEnd w:id="195"/>
+      <w:bookmarkStart w:id="197" w:name="_7rbdabewznnc" w:colFirst="0" w:colLast="0"/>
+      <w:bookmarkEnd w:id="197"/>
       <w:r>
         <w:rPr>
           <w:color w:val="00312A"/>
@@ -15705,7 +16467,24 @@
         <w:rPr>
           <w:color w:val="00312A"/>
         </w:rPr>
-        <w:t xml:space="preserve"> agentic AI through specific use cases and usage strategies; and the value outcomes that result, understood as a portfolio of benefits, sacrifices, and risks. Running through the chain is a set of paradoxes in which the technology that generates a problem also supplies the means to manage it. The model is offered as an interpretive account of how value is constructed; its contribution lies in locating the determinants of value inside the organization rather than in the technology itself.</w:t>
+        <w:t xml:space="preserve"> agentic AI through specific use cases and usage strategies; and the value outcomes that result, understood as a portfolio of benefits, sacrifices, and risks. Running through the chain is a set of paradoxes in which the technology that generates a problem also supplies the means to manage it. The model is offered as an interpretive account of how value is constructed; its contribution lies in locating </w:t>
+      </w:r>
+      <w:r>
+        <w:t>the determinants of value in the organization’s internal conditions and the configuration in which the technology is applied rather than in the technology itself</w:t>
+      </w:r>
+      <w:del w:id="198" w:author="Claude" w:date="2026-06-07T12:00:00Z">
+        <w:r>
+          <w:rPr>
+            <w:color w:val="00312A"/>
+          </w:rPr>
+          <w:delText>the determinants of value inside the organization rather than in the technology itself</w:delText>
+        </w:r>
+      </w:del>
+      <w:r>
+        <w:rPr>
+          <w:color w:val="00312A"/>
+        </w:rPr>
+        <w:t>.</w:t>
       </w:r>
     </w:p>
     <w:p>
@@ -15726,14 +16505,32 @@
         <w:rPr>
           <w:color w:val="00312A"/>
         </w:rPr>
-        <w:t xml:space="preserve">The model extends dynamic capabilities theory (Teece et al., 1997) into the specific context of agentic AI in marketing. The observing category corresponds closely to digital sensing (Ellström et al., 2021; Warner &amp; Wäger, 2019), and steering and applying together perform the seizing and reconfiguring functions through which firms renew their resource base. The study’s distinctive contribution, however, is to show where the binding constraint actually sits. Sensing was not the scarce capability: participants across roles and organizations observed the same hockey-stick </w:t>
+        <w:t xml:space="preserve">The model extends dynamic capabilities theory (Teece et al., 1997) into the specific context of agentic AI in marketing. The observing category corresponds closely to digital sensing (Ellström et al., 2021; Warner &amp; Wäger, 2019), and steering and applying together perform the seizing and reconfiguring functions through which firms renew their resource base. The study’s distinctive contribution, however, is to show where the binding constraint actually sits. Sensing was not the </w:t>
       </w:r>
       <w:r>
         <w:rPr>
           <w:color w:val="00312A"/>
         </w:rPr>
-        <w:lastRenderedPageBreak/>
-        <w:t>progression (Section 4.1.1), the same competitive and consumer-driven market pressure (Section 4.1.2), and the same vendor roadmaps (Section 4.1.3). What separated organizations was the internal work of reconfiguration — building literacy, freeing data, providing clarity, and protecting experimentation. This relocates the locus of differentiation from opportunity recognition to organizational follow-through, and it gives empirical specificity, in the agentic-AI setting, to the long-standing argument that the value of a digital technology is mediated by complementary assets rather than realized automatically (Ancillai et al., 2023; Enholm et al., 2022; Holmström, 2022).</w:t>
+        <w:t xml:space="preserve">scarce capability: participants across roles and organizations observed the same hockey-stick progression (Section 4.1.1), the same competitive and consumer-driven market pressure (Section 4.1.2), and the same vendor roadmaps (Section 4.1.3). What separated organizations was the internal work of reconfiguration — building literacy, freeing data, </w:t>
+      </w:r>
+      <w:ins w:id="284" w:author="Claude" w:date="2026-06-07T14:00:00Z">
+        <w:r>
+          <w:t xml:space="preserve">providing clarity, and protecting experimentation; the divergent outcomes for comparable use cases make this difference visible (Section 4.4.4; Table 4). This relocates the locus</w:t>
+        </w:r>
+      </w:ins>
+      <w:del w:id="285" w:author="Claude" w:date="2026-06-07T14:00:00Z">
+        <w:r>
+          <w:rPr>
+            <w:color w:val="00312A"/>
+          </w:rPr>
+          <w:delText xml:space="preserve">providing clarity, and protecting experimentation. This relocates the locus</w:delText>
+        </w:r>
+      </w:del>
+      <w:r>
+        <w:rPr>
+          <w:color w:val="00312A"/>
+        </w:rPr>
+        <w:t xml:space="preserve"> of differentiation from opportunity recognition to organizational follow-through, and it gives empirical specificity, in the agentic-AI setting, to the long-standing argument that the value of a digital technology is mediated by complementary assets rather than realized automatically (Ancillai et al., 2023; Enholm et al., 2022; Holmström, 2022).</w:t>
       </w:r>
     </w:p>
     <w:p>
@@ -15750,28 +16547,45 @@
         </w:rPr>
         <w:t xml:space="preserve">Value as configuration-in-use rather than capability. </w:t>
       </w:r>
-      <w:commentRangeStart w:id="196"/>
+      <w:commentRangeStart w:id="199"/>
       <w:r>
         <w:rPr>
           <w:color w:val="00312A"/>
         </w:rPr>
-        <w:t xml:space="preserve">A second contribution concerns where value resides. The dominant framing in the AI-in-marketing literature treats value as a property of a capability or a tool. The present findings suggest instead that value with agentic AI is emergent from configuration-in-use: it is produced by the complete </w:t>
-      </w:r>
-      <w:r>
-        <w:rPr>
-          <w:i/>
-          <w:iCs/>
-          <w:color w:val="00312A"/>
-        </w:rPr>
-        <w:t>harness</w:t>
-      </w:r>
-      <w:r>
-        <w:rPr>
-          <w:color w:val="00312A"/>
-        </w:rPr>
-        <w:t xml:space="preserve"> around the model — the data it can reach, its memory, the tools it can call, the guardrails, the prompt, and the choice of model (Sections 4.3.2 and 4.4).</w:t>
-      </w:r>
-      <w:commentRangeEnd w:id="196"/>
+        <w:t xml:space="preserve">A second contribution concerns where value resides. The dominant framing in the AI-in-marketing literature treats value as a property of a capability or a tool. The present findings suggest instead that value with agentic AI is emergent from configuration-in-use: </w:t>
+      </w:r>
+      <w:ins w:id="286" w:author="Claude" w:date="2026-06-07T14:00:00Z">
+        <w:r>
+          <w:t xml:space="preserve">it is produced not by the model but by the wider configuration in which the model is embedded — the organizational conditions and processes around it, together with the agent’s own harness: the data it can reach, its memory, the tools it can call, the guardrails, the prompt, and the choice of model (Sections 4.3.2 and 4.4.4). The harness was the component that participants who could articulate the mechanism named most directly. Because outcomes for nominally identical use cases diverged with this configuration (Table 4), value cannot be read off the technology;</w:t>
+        </w:r>
+      </w:ins>
+      <w:del w:id="287" w:author="Claude" w:date="2026-06-07T14:00:00Z">
+        <w:r>
+          <w:rPr>
+            <w:color w:val="00312A"/>
+          </w:rPr>
+          <w:delText xml:space="preserve">it is produced by the complete </w:delText>
+        </w:r>
+      </w:del>
+      <w:del w:id="288" w:author="Claude" w:date="2026-06-07T14:00:00Z">
+        <w:r>
+          <w:rPr>
+            <w:i/>
+            <w:iCs/>
+            <w:color w:val="00312A"/>
+          </w:rPr>
+          <w:delText xml:space="preserve">harness</w:delText>
+        </w:r>
+      </w:del>
+      <w:del w:id="289" w:author="Claude" w:date="2026-06-07T14:00:00Z">
+        <w:r>
+          <w:rPr>
+            <w:color w:val="00312A"/>
+          </w:rPr>
+          <w:delText xml:space="preserve"> around the model — the data it can reach, its memory, the tools it can call, the guardrails, the prompt, and the choice of model (Sections 4.3.2 and 4.4).</w:delText>
+        </w:r>
+      </w:del>
+      <w:commentRangeEnd w:id="199"/>
       <w:r>
         <w:rPr>
           <w:rStyle w:val="CommentReference"/>
@@ -15779,13 +16593,21 @@
           <w:sz w:val="22"/>
           <w:szCs w:val="22"/>
         </w:rPr>
-        <w:commentReference w:id="196"/>
-      </w:r>
+        <w:commentReference w:id="199"/>
+      </w:r>
+      <w:del w:id="290" w:author="Claude" w:date="2026-06-07T14:00:00Z">
+        <w:r>
+          <w:rPr>
+            <w:color w:val="00312A"/>
+          </w:rPr>
+          <w:delText xml:space="preserve"> Because outcomes for nominally identical use cases diverged with this configuration, value cannot be read off the technology;</w:delText>
+        </w:r>
+      </w:del>
       <w:r>
         <w:rPr>
           <w:color w:val="00312A"/>
         </w:rPr>
-        <w:t xml:space="preserve"> Because outcomes for nominally identical use cases diverged with this configuration, value cannot be read off the technology; it is co-produced as organizational resources are integrated with the system in practice. This aligns the findings with value co-creation accounts in which technology actively participates in resource integration rather than serving as a passive instrument (Kaartemo &amp; Helkkula, 2018; Leone et al., 2020), and it extends those accounts by specifying the configurational elements through which an agentic system becomes a value-creating actor. It also reframes the recurring data-readiness problem (Section 4.2.3): accessible data matters not as an end in itself but as one component of a harness whose collective adequacy determines whether value is created.</w:t>
+        <w:t xml:space="preserve"> it is co-produced as organizational resources are integrated with the system in practice. This aligns the findings with value co-creation accounts in which technology actively participates in resource integration rather than serving as a passive instrument (Kaartemo &amp; Helkkula, 2018; Leone et al., 2020), and it extends those accounts by specifying the configurational elements through which an agentic system becomes a value-creating actor. It also reframes the recurring data-readiness problem (Section 4.2.3): accessible data matters not as an end in itself but as one component of a harness whose collective adequacy determines whether value is created.</w:t>
       </w:r>
     </w:p>
     <w:p>
@@ -15806,14 +16628,14 @@
         <w:rPr>
           <w:color w:val="00312A"/>
         </w:rPr>
-        <w:t xml:space="preserve">Third, the study identifies a three-part repertoire through which managers act on organizational conditions — reshaping the condition, leveraging a favorable condition, and navigating an unfavorable one as given — and a systematic bias in how the repertoire is used. Managers reshaped conditions internal to their </w:t>
+        <w:t xml:space="preserve">Third, the study identifies a three-part repertoire through which managers act on organizational conditions — reshaping the condition, leveraging a favorable condition, and navigating an unfavorable one as given — and a </w:t>
       </w:r>
       <w:r>
         <w:rPr>
           <w:color w:val="00312A"/>
         </w:rPr>
         <w:lastRenderedPageBreak/>
-        <w:t xml:space="preserve">own teams (educating, experimenting, bringing people along, providing clarity, and championing) but defaulted to navigating conditions that originated elsewhere in the organization, most clearly restrictive governance and scarce technical resources (Sections 4.2.3–4.2.4); no instance of reshaping the governance regime was observed. This refines the seizing and reconfiguring constructs by specifying their micro-foundations in this setting and by revealing a boundary to managerial agency that the firm-level dynamic-capabilities literature tends to underplay. The pattern resonates with research on resistance to change and AI readiness (Cieslak &amp; Valor, 2024; Li et al., 2023) and with the organizational-capability view of AI adoption (Romeo &amp; Lacko, 2026; Weber et al., 2023), and it foregrounds a micro-foundational actor that this work has largely left implicit: the </w:t>
+        <w:t xml:space="preserve">systematic bias in how the repertoire is used. Managers reshaped conditions internal to their own teams (educating, experimenting, bringing people along, providing clarity, and championing) but defaulted to navigating conditions that originated elsewhere in the organization, most clearly restrictive governance and scarce technical resources (Sections 4.2.3–4.2.4); no instance of reshaping the governance regime was observed. This refines the seizing and reconfiguring constructs by specifying their micro-foundations in this setting and by revealing a boundary to managerial agency that the firm-level dynamic-capabilities literature tends to underplay. The pattern resonates with research on resistance to change and AI readiness (Cieslak &amp; Valor, 2024; Li et al., 2023) and with the organizational-capability view of AI adoption (Romeo &amp; Lacko, 2026; Weber et al., 2023), and it foregrounds a micro-foundational actor that this work has largely left implicit: the </w:t>
       </w:r>
       <w:r>
         <w:rPr>
@@ -15886,8 +16708,8 @@
           <w:color w:val="00312A"/>
         </w:rPr>
       </w:pPr>
-      <w:bookmarkStart w:id="197" w:name="_vqcghgtkedix" w:colFirst="0" w:colLast="0"/>
-      <w:bookmarkEnd w:id="197"/>
+      <w:bookmarkStart w:id="200" w:name="_vqcghgtkedix" w:colFirst="0" w:colLast="0"/>
+      <w:bookmarkEnd w:id="200"/>
       <w:r>
         <w:rPr>
           <w:color w:val="00312A"/>
@@ -15912,7 +16734,26 @@
         <w:rPr>
           <w:color w:val="00312A"/>
         </w:rPr>
-        <w:t>Because value creation with agentic AI is an inside-out, managerial achievement rather than a procurement decision, the practical implications of this study concern how marketing managers build the conditions, make the configuration choices, and manage the trade-offs through which agentic AI yields value. The guidance below follows the logic of the model developed in Chapter 4.</w:t>
+        <w:t xml:space="preserve">Because value creation with agentic AI </w:t>
+      </w:r>
+      <w:ins w:id="201" w:author="Claude" w:date="2026-06-07T12:00:00Z">
+        <w:r>
+          <w:t>depends far more on internal conditions and the configuration in which it is applied than on the procurement decision</w:t>
+        </w:r>
+      </w:ins>
+      <w:del w:id="202" w:author="Claude" w:date="2026-06-07T12:00:00Z">
+        <w:r>
+          <w:rPr>
+            <w:color w:val="00312A"/>
+          </w:rPr>
+          <w:delText>is an inside-out, managerial achievement rather than a procurement decision</w:delText>
+        </w:r>
+      </w:del>
+      <w:r>
+        <w:rPr>
+          <w:color w:val="00312A"/>
+        </w:rPr>
+        <w:t>, the practical implications of this study concern how marketing managers build the conditions, make the configuration choices, and manage the trade-offs through which agentic AI yields value. The guidance below follows the logic of the model developed in Chapter 4.</w:t>
       </w:r>
     </w:p>
     <w:p>
@@ -15933,14 +16774,14 @@
         <w:rPr>
           <w:color w:val="00312A"/>
         </w:rPr>
-        <w:t xml:space="preserve">The most consistent obstacle to value was organizational rather than technical (Section 4.2.1): limited AI literacy, resistance to change, and an inability to think in systems. Managers should therefore treat adoption as a change programme and invest deliberately in the enabling conditions. Education works best when it is differentiated by level — leadership setting strategic horizons, middle management learning to structure and facilitate experimentation, and employees learning that agentic AI does more than write emails — and when data and tooling are made accessible enough for an </w:t>
+        <w:t xml:space="preserve">The most consistent obstacle to value was organizational rather than technical (Section 4.2.1): limited AI literacy, resistance to change, and an inability to think in systems. Managers should therefore treat adoption as a change programme and invest deliberately in the enabling conditions. Education works best when it is differentiated by level — leadership setting strategic horizons, middle management learning to structure and facilitate experimentation, and employees learning that agentic AI </w:t>
       </w:r>
       <w:r>
         <w:rPr>
           <w:color w:val="00312A"/>
         </w:rPr>
         <w:lastRenderedPageBreak/>
-        <w:t>agent to act within the organization’s systems (Section 4.2.3). Above all, managers should create protected space for experimentation, accepting that early learnings do not always produce immediate returns, because tangible value is most reliably discovered by doing rather than by planning.</w:t>
+        <w:t>does more than write emails — and when data and tooling are made accessible enough for an agent to act within the organization’s systems (Section 4.2.3). Above all, managers should create protected space for experimentation, accepting that early learnings do not always produce immediate returns, because tangible value is most reliably discovered by doing rather than by planning.</w:t>
       </w:r>
     </w:p>
     <w:p>
@@ -16003,14 +16844,14 @@
         <w:rPr>
           <w:color w:val="00312A"/>
         </w:rPr>
-        <w:t xml:space="preserve">Value was most reliably created when managers began from a marketing problem or workflow and inserted AI where they trusted its performance, rather than adopting AI for its own sake (Section 4.3.1). A practical </w:t>
+        <w:t xml:space="preserve">Value was most reliably created when managers began from a marketing problem or workflow and inserted AI where they </w:t>
       </w:r>
       <w:r>
         <w:rPr>
           <w:color w:val="00312A"/>
         </w:rPr>
         <w:lastRenderedPageBreak/>
-        <w:t>method evident in the data is to decompose a process into its constituent steps and apply agentic AI only to the steps where it is reliable, retaining human judgment elsewhere. This lowers risk and makes the specific contribution of AI measurable.</w:t>
+        <w:t>trusted its performance, rather than adopting AI for its own sake (Section 4.3.1). A practical method evident in the data is to decompose a process into its constituent steps and apply agentic AI only to the steps where it is reliable, retaining human judgment elsewhere. This lowers risk and makes the specific contribution of AI measurable.</w:t>
       </w:r>
     </w:p>
     <w:p>
@@ -16073,7 +16914,14 @@
         <w:rPr>
           <w:color w:val="00312A"/>
         </w:rPr>
-        <w:t>Even in AI-forward organizations, securing budget for agentic AI remained difficult despite reported returns as high as a tenfold ROI (Section 4.4.1). Where the upside is large but uncertain and the time to return is variable, conventional business-case discipline can systematically under-fund experimentation. Centralizing or absorbing the cost of early AI work, as some leaders did, is one way to resolve this tension while signaling commitment.</w:t>
+        <w:t xml:space="preserve">Even in AI-forward organizations, securing budget for agentic AI remained difficult despite reported returns as high as a tenfold ROI (Section 4.4.1). Where the upside is large but uncertain and the time to return is variable, conventional business-case discipline can systematically under-fund experimentation. </w:t>
+      </w:r>
+      <w:r>
+        <w:rPr>
+          <w:color w:val="00312A"/>
+        </w:rPr>
+        <w:lastRenderedPageBreak/>
+        <w:t>Centralizing or absorbing the cost of early AI work, as some leaders did, is one way to resolve this tension while signaling commitment.</w:t>
       </w:r>
     </w:p>
     <w:p>
@@ -16088,7 +16936,6 @@
           <w:bCs/>
           <w:color w:val="00312A"/>
         </w:rPr>
-        <w:lastRenderedPageBreak/>
         <w:t xml:space="preserve">Prepare for an agentic demand side without hollowing the talent pipeline. </w:t>
       </w:r>
       <w:r>
@@ -16105,8 +16952,8 @@
           <w:color w:val="00312A"/>
         </w:rPr>
       </w:pPr>
-      <w:bookmarkStart w:id="198" w:name="_mnyukkjx9iq" w:colFirst="0" w:colLast="0"/>
-      <w:bookmarkEnd w:id="198"/>
+      <w:bookmarkStart w:id="203" w:name="_mnyukkjx9iq" w:colFirst="0" w:colLast="0"/>
+      <w:bookmarkEnd w:id="203"/>
       <w:r>
         <w:rPr>
           <w:color w:val="00312A"/>
@@ -16144,14 +16991,14 @@
         <w:rPr>
           <w:color w:val="00312A"/>
         </w:rPr>
-        <w:t xml:space="preserve">Two further limitations deserve brief acknowledgement. The sample is skewed toward external AI advisors and consultants (nine of seventeen participants; Table 1), who may systematically present AI opportunity more positively than internal practitioners would. Additionally, sampling drew primarily from the researcher’s professional network in the </w:t>
+        <w:t xml:space="preserve">Two further limitations deserve brief acknowledgement. The sample is skewed toward external AI advisors and consultants (nine of seventeen participants; Table 1), who may </w:t>
       </w:r>
       <w:r>
         <w:rPr>
           <w:color w:val="00312A"/>
         </w:rPr>
         <w:lastRenderedPageBreak/>
-        <w:t>Netherlands and surrounding geographies, and several observable patterns — including the weight given to GDPR-related obstacles and organizational caution — may be culturally specific. Both factors limit how far the empirical details generalize beyond this sample.</w:t>
+        <w:t>systematically present AI opportunity more positively than internal practitioners would. Additionally, sampling drew primarily from the researcher’s professional network in the Netherlands and surrounding geographies, and several observable patterns — including the weight given to GDPR-related obstacles and organizational caution — may be culturally specific. Both factors limit how far the empirical details generalize beyond this sample.</w:t>
       </w:r>
     </w:p>
     <w:p>
@@ -16177,17 +17024,42 @@
         <w:rPr>
           <w:color w:val="00312A"/>
         </w:rPr>
-        <w:t>The study relies exclusively on interview data. No documentary analysis of actual AI deployments, no observation of workflows in practice, and no performance audit was conducted. This is consistent with the constructivist grounded theory design and with the early, exploratory stage of the phenomenon — organizations are themselves still assembling the evidence base, and independent performance data is rarely available. However, it means the study cannot adjudicate between participants who report high returns and those who report difficulty: both accounts are taken at face value. Future research that triangulates interview data with observational methods, workflow documentation, or objectively measured performance indicators would substantially strengthen the empirical grounding of the theory developed here, and would be better positioned to assess where the inside-out logic identified in section 4 actually produces the value creation it describes.</w:t>
+        <w:t xml:space="preserve">The study relies exclusively on interview data. No documentary analysis of actual AI deployments, no observation of workflows in practice, and no performance audit was conducted. This is consistent with the constructivist grounded theory design and with the early, exploratory stage of the phenomenon — organizations are themselves still assembling the evidence base, and independent performance data is rarely available. However, it means the study cannot adjudicate between participants who report high returns and those who report difficulty: both accounts are taken at face value. Future research that triangulates interview data with observational methods, workflow documentation, or objectively measured performance indicators would substantially strengthen the empirical grounding of the theory developed here, </w:t>
+      </w:r>
+      <w:r>
+        <w:rPr>
+          <w:color w:val="00312A"/>
+        </w:rPr>
+        <w:lastRenderedPageBreak/>
+        <w:t xml:space="preserve">and would be better positioned to assess where </w:t>
+      </w:r>
+      <w:ins w:id="204" w:author="Claude" w:date="2026-06-07T12:00:00Z">
+        <w:r>
+          <w:t>the dependence on internal conditions and configuration identified in section 4</w:t>
+        </w:r>
+      </w:ins>
+      <w:del w:id="205" w:author="Claude" w:date="2026-06-07T12:00:00Z">
+        <w:r>
+          <w:rPr>
+            <w:color w:val="00312A"/>
+          </w:rPr>
+          <w:delText>the inside-out logic identified in section 4</w:delText>
+        </w:r>
+      </w:del>
+      <w:r>
+        <w:rPr>
+          <w:color w:val="00312A"/>
+        </w:rPr>
+        <w:t xml:space="preserve"> actually produces the value creation it describes.</w:t>
       </w:r>
     </w:p>
     <w:p>
       <w:pPr>
         <w:pStyle w:val="Heading1"/>
       </w:pPr>
-      <w:bookmarkStart w:id="199" w:name="_dd6zel2y4t5x" w:colFirst="0" w:colLast="0"/>
-      <w:bookmarkEnd w:id="199"/>
-      <w:r>
-        <w:lastRenderedPageBreak/>
+      <w:bookmarkStart w:id="206" w:name="_dd6zel2y4t5x" w:colFirst="0" w:colLast="0"/>
+      <w:bookmarkEnd w:id="206"/>
+      <w:r>
         <w:t>6.</w:t>
       </w:r>
       <w:r>
@@ -16205,7 +17077,26 @@
         <w:rPr>
           <w:color w:val="00312A"/>
         </w:rPr>
-        <w:t>This thesis asked how marketing managers create value with agentic AI. Drawing on seventeen interviews with marketing managers and AI experts, analyzed through constructivist grounded theory, it concludes that value creation with agentic AI is an inside-out, managerial accomplishment. The technology is necessary but not sufficient: across the data, comparable use cases produced very different outcomes, and the difference lay in the organizational conditions that managers built and the configuration in which the technology was applied, not in the technology itself.</w:t>
+        <w:t xml:space="preserve">This thesis asked how marketing managers create value with agentic AI. Drawing on seventeen interviews with marketing managers and AI experts, analyzed through constructivist grounded theory, it concludes that value creation with agentic AI </w:t>
+      </w:r>
+      <w:ins w:id="207" w:author="Claude" w:date="2026-06-07T12:00:00Z">
+        <w:r>
+          <w:t>is highly dependent on internal conditions and the configuration in which it is applied</w:t>
+        </w:r>
+      </w:ins>
+      <w:del w:id="208" w:author="Claude" w:date="2026-06-07T12:00:00Z">
+        <w:r>
+          <w:rPr>
+            <w:color w:val="00312A"/>
+          </w:rPr>
+          <w:delText>is an inside-out, managerial accomplishment</w:delText>
+        </w:r>
+      </w:del>
+      <w:r>
+        <w:rPr>
+          <w:color w:val="00312A"/>
+        </w:rPr>
+        <w:t>. The technology is necessary but not sufficient: across the data, comparable use cases produced very different outcomes, and the difference lay in the organizational conditions that managers built and the configuration in which the technology was applied, not in the technology itself.</w:t>
       </w:r>
     </w:p>
     <w:p>
@@ -16272,6 +17163,7 @@
         <w:rPr>
           <w:color w:val="00312A"/>
         </w:rPr>
+        <w:lastRenderedPageBreak/>
         <w:t xml:space="preserve">They </w:t>
       </w:r>
       <w:r>
@@ -16286,30 +17178,42 @@
         <w:rPr>
           <w:color w:val="00312A"/>
         </w:rPr>
-        <w:t xml:space="preserve"> largely by working around them. Limited organizational capacity, scarce technical resources, and restrictive governance were the principal obstacles, and managers tended to treat those originating outside their own teams as fixed. The risks of hallucination, security and privacy violations, and brand degradation were managed not </w:t>
-      </w:r>
-      <w:r>
+        <w:t xml:space="preserve"> largely by working around them. Limited organizational capacity, scarce technical resources, and restrictive governance were the principal obstacles, and managers tended to treat those originating outside their own teams as fixed. The risks of hallucination, security and privacy violations, and brand degradation were managed not by avoiding agentic AI but by deploying further AI to govern it and by retaining human oversight calibrated to the cost of error. The recurring paradoxes capture this logic: the technology that creates a risk also furnishes the means to control it.</w:t>
+      </w:r>
+    </w:p>
+    <w:p>
+      <w:pPr>
         <w:rPr>
           <w:color w:val="00312A"/>
         </w:rPr>
-        <w:lastRenderedPageBreak/>
-        <w:t>by avoiding agentic AI but by deploying further AI to govern it and by retaining human oversight calibrated to the cost of error. The recurring paradoxes capture this logic: the technology that creates a risk also furnishes the means to control it.</w:t>
-      </w:r>
-    </w:p>
-    <w:p>
-      <w:pPr>
+      </w:pPr>
+      <w:r>
         <w:rPr>
           <w:color w:val="00312A"/>
         </w:rPr>
-      </w:pPr>
+        <w:t xml:space="preserve">The contribution of this study is </w:t>
+      </w:r>
+      <w:ins w:id="209" w:author="Claude" w:date="2026-06-07T12:00:00Z">
+        <w:r>
+          <w:t>a grounded, process account of how internal conditions and the configuration in which agentic AI is applied shape value creation, together with</w:t>
+        </w:r>
+      </w:ins>
+      <w:del w:id="210" w:author="Claude" w:date="2026-06-07T12:00:00Z">
+        <w:r>
+          <w:rPr>
+            <w:color w:val="00312A"/>
+          </w:rPr>
+          <w:delText>a grounded, process account of inside-out value creation, together with</w:delText>
+        </w:r>
+      </w:del>
       <w:r>
         <w:rPr>
           <w:color w:val="00312A"/>
         </w:rPr>
-        <w:t>The contribution of this study is a grounded, process account of inside-out value creation, together with the analytical vocabulary — observing, steering, leveraging, navigating, the harness, and value as a managed portfolio — through which it can be understood. The empirical specifics reported here are snapshots of a fast-moving technology and will date quickly; the higher-order categories, which describe managerial responses to a moving target rather than the target itself, should prove more durable. For marketing managers living, as one participant put it, through both “an era of change” and “a change of era,” the practical message coincides with the theoretical one: the value of agentic AI will be determined less by the models they adopt than by the organizations they build around them.</w:t>
-      </w:r>
-      <w:bookmarkStart w:id="200" w:name="_9375lqp6ztft" w:colFirst="0" w:colLast="0"/>
-      <w:bookmarkEnd w:id="200"/>
+        <w:t xml:space="preserve"> the analytical vocabulary — observing, steering, leveraging, navigating, the harness, and value as a managed portfolio — through which it can be understood. The empirical specifics reported here are snapshots of a fast-moving technology and will date quickly; the higher-order categories, which describe managerial responses to a moving target rather than the target itself, should prove more durable. For marketing managers living, as one participant put it, through both “an era of change” and “a change of era,” the practical message coincides with the theoretical one: the value of agentic AI will be determined less by the models they adopt than by the organizations they build around them.</w:t>
+      </w:r>
+      <w:bookmarkStart w:id="211" w:name="_9375lqp6ztft" w:colFirst="0" w:colLast="0"/>
+      <w:bookmarkEnd w:id="211"/>
     </w:p>
     <w:p>
       <w:pPr>
@@ -16319,8 +17223,8 @@
           <w:highlight w:val="white"/>
         </w:rPr>
       </w:pPr>
-      <w:bookmarkStart w:id="201" w:name="_kgmnd1ymad1c" w:colFirst="0" w:colLast="0"/>
-      <w:bookmarkEnd w:id="201"/>
+      <w:bookmarkStart w:id="212" w:name="_kgmnd1ymad1c" w:colFirst="0" w:colLast="0"/>
+      <w:bookmarkEnd w:id="212"/>
       <w:r>
         <w:t>7.</w:t>
       </w:r>
@@ -16492,6 +17396,7 @@
           <w:highlight w:val="white"/>
           <w:lang w:val="it-IT"/>
         </w:rPr>
+        <w:lastRenderedPageBreak/>
         <w:t xml:space="preserve">Bandi, A., Kongari, B., Naguru, R., Pasnoor, S., &amp; Vilipala, S. V. (2025). </w:t>
       </w:r>
       <w:r>
@@ -16599,7 +17504,6 @@
         <w:ind w:left="720" w:hanging="720"/>
       </w:pPr>
       <w:r>
-        <w:lastRenderedPageBreak/>
         <w:t>Brinker, S., &amp; Riemersma, F. (2025). The state of martech 2025. Chiefmartec, MartechTribe.</w:t>
       </w:r>
     </w:p>
@@ -16801,7 +17705,7 @@
           <w:highlight w:val="white"/>
         </w:rPr>
       </w:pPr>
-      <w:commentRangeStart w:id="202"/>
+      <w:commentRangeStart w:id="213"/>
       <w:r>
         <w:rPr>
           <w:strike/>
@@ -16865,7 +17769,7 @@
         </w:rPr>
         <w:t xml:space="preserve"> </w:t>
       </w:r>
-      <w:commentRangeEnd w:id="202"/>
+      <w:commentRangeEnd w:id="213"/>
       <w:r>
         <w:rPr>
           <w:rStyle w:val="CommentReference"/>
@@ -16874,7 +17778,7 @@
           <w:szCs w:val="20"/>
           <w:highlight w:val="white"/>
         </w:rPr>
-        <w:commentReference w:id="202"/>
+        <w:commentReference w:id="213"/>
       </w:r>
     </w:p>
     <w:p>
@@ -16887,7 +17791,7 @@
           <w:highlight w:val="white"/>
         </w:rPr>
       </w:pPr>
-      <w:commentRangeStart w:id="203"/>
+      <w:commentRangeStart w:id="214"/>
       <w:r>
         <w:rPr>
           <w:strike/>
@@ -16935,7 +17839,7 @@
         </w:rPr>
         <w:t xml:space="preserve">(1), 38-68. </w:t>
       </w:r>
-      <w:commentRangeEnd w:id="203"/>
+      <w:commentRangeEnd w:id="214"/>
       <w:r>
         <w:rPr>
           <w:rStyle w:val="CommentReference"/>
@@ -16944,7 +17848,7 @@
           <w:szCs w:val="20"/>
           <w:highlight w:val="white"/>
         </w:rPr>
-        <w:commentReference w:id="203"/>
+        <w:commentReference w:id="214"/>
       </w:r>
     </w:p>
     <w:p>
@@ -16952,11 +17856,11 @@
         <w:spacing w:line="360" w:lineRule="auto"/>
         <w:ind w:left="720" w:hanging="720"/>
         <w:rPr>
-          <w:ins w:id="204" w:author="Claude" w:date="2026-06-06T00:00:00Z"/>
-          <w:highlight w:val="white"/>
-        </w:rPr>
-      </w:pPr>
-      <w:ins w:id="205" w:author="Claude" w:date="2026-06-06T00:00:00Z">
+          <w:ins w:id="215" w:author="Claude" w:date="2026-06-06T00:00:00Z"/>
+          <w:highlight w:val="white"/>
+        </w:rPr>
+      </w:pPr>
+      <w:ins w:id="216" w:author="Claude" w:date="2026-06-06T00:00:00Z">
         <w:r>
           <w:rPr>
             <w:highlight w:val="white"/>
@@ -17004,6 +17908,7 @@
         <w:rPr>
           <w:highlight w:val="white"/>
         </w:rPr>
+        <w:lastRenderedPageBreak/>
         <w:t xml:space="preserve">Cottier, B., Rahman, R., Fattorini, L., Maslej, N., Besiroglu, T., &amp; Owen, D. (2024). The rising costs of training frontier AI models. </w:t>
       </w:r>
       <w:r>
@@ -17098,7 +18003,27 @@
           <w:iCs/>
           <w:highlight w:val="white"/>
         </w:rPr>
-        <w:t xml:space="preserve">Proceedings of the 2019 conference of the North American chapter of the association for computational </w:t>
+        <w:t>Proceedings of the 2019 conference of the North American chapter of the association for computational linguistics: human language technologies, volume 1 (long and short papers)</w:t>
+      </w:r>
+      <w:r>
+        <w:rPr>
+          <w:highlight w:val="white"/>
+        </w:rPr>
+        <w:t xml:space="preserve"> (pp. 4171-4186).</w:t>
+      </w:r>
+    </w:p>
+    <w:p>
+      <w:pPr>
+        <w:ind w:left="720" w:hanging="720"/>
+        <w:rPr>
+          <w:highlight w:val="white"/>
+        </w:rPr>
+      </w:pPr>
+      <w:r>
+        <w:rPr>
+          <w:highlight w:val="white"/>
+        </w:rPr>
+        <w:t xml:space="preserve">Duarte, V., Zuniga-Jara, S., &amp; Contreras, S. (2022). Machine learning and marketing: A systematic literature review. </w:t>
       </w:r>
       <w:r>
         <w:rPr>
@@ -17106,28 +18031,13 @@
           <w:iCs/>
           <w:highlight w:val="white"/>
         </w:rPr>
-        <w:lastRenderedPageBreak/>
-        <w:t>linguistics: human language technologies, volume 1 (long and short papers)</w:t>
-      </w:r>
-      <w:r>
-        <w:rPr>
-          <w:highlight w:val="white"/>
-        </w:rPr>
-        <w:t xml:space="preserve"> (pp. 4171-4186).</w:t>
-      </w:r>
-    </w:p>
-    <w:p>
-      <w:pPr>
-        <w:ind w:left="720" w:hanging="720"/>
-        <w:rPr>
-          <w:highlight w:val="white"/>
-        </w:rPr>
-      </w:pPr>
-      <w:r>
-        <w:rPr>
-          <w:highlight w:val="white"/>
-        </w:rPr>
-        <w:t xml:space="preserve">Duarte, V., Zuniga-Jara, S., &amp; Contreras, S. (2022). Machine learning and marketing: A systematic literature review. </w:t>
+        <w:t>IEEE Access</w:t>
+      </w:r>
+      <w:r>
+        <w:rPr>
+          <w:highlight w:val="white"/>
+        </w:rPr>
+        <w:t xml:space="preserve">, </w:t>
       </w:r>
       <w:r>
         <w:rPr>
@@ -17135,13 +18045,27 @@
           <w:iCs/>
           <w:highlight w:val="white"/>
         </w:rPr>
-        <w:t>IEEE Access</w:t>
-      </w:r>
-      <w:r>
-        <w:rPr>
-          <w:highlight w:val="white"/>
-        </w:rPr>
-        <w:t xml:space="preserve">, </w:t>
+        <w:t>10</w:t>
+      </w:r>
+      <w:r>
+        <w:rPr>
+          <w:highlight w:val="white"/>
+        </w:rPr>
+        <w:t xml:space="preserve">, 93273-93288. </w:t>
+      </w:r>
+    </w:p>
+    <w:p>
+      <w:pPr>
+        <w:ind w:left="720" w:hanging="720"/>
+        <w:rPr>
+          <w:highlight w:val="white"/>
+        </w:rPr>
+      </w:pPr>
+      <w:r>
+        <w:rPr>
+          <w:highlight w:val="white"/>
+        </w:rPr>
+        <w:t xml:space="preserve">Dutta, S., Assem, H., &amp; Burgin, E. (2021). Sequence-to-sequence learning on keywords for efficient FAQ retrieval. </w:t>
       </w:r>
       <w:r>
         <w:rPr>
@@ -17149,13 +18073,13 @@
           <w:iCs/>
           <w:highlight w:val="white"/>
         </w:rPr>
-        <w:t>10</w:t>
-      </w:r>
-      <w:r>
-        <w:rPr>
-          <w:highlight w:val="white"/>
-        </w:rPr>
-        <w:t xml:space="preserve">, 93273-93288. </w:t>
+        <w:t>arXiv preprint arXiv:2108.10019</w:t>
+      </w:r>
+      <w:r>
+        <w:rPr>
+          <w:highlight w:val="white"/>
+        </w:rPr>
+        <w:t xml:space="preserve">. </w:t>
       </w:r>
     </w:p>
     <w:p>
@@ -17169,7 +18093,7 @@
         <w:rPr>
           <w:highlight w:val="white"/>
         </w:rPr>
-        <w:t xml:space="preserve">Dutta, S., Assem, H., &amp; Burgin, E. (2021). Sequence-to-sequence learning on keywords for efficient FAQ retrieval. </w:t>
+        <w:t xml:space="preserve">Abou Elgheit, E. (2025). Generative AI as a disruptive innovation: implications for marketing strategic transformations. </w:t>
       </w:r>
       <w:r>
         <w:rPr>
@@ -17177,27 +18101,13 @@
           <w:iCs/>
           <w:highlight w:val="white"/>
         </w:rPr>
-        <w:t>arXiv preprint arXiv:2108.10019</w:t>
-      </w:r>
-      <w:r>
-        <w:rPr>
-          <w:highlight w:val="white"/>
-        </w:rPr>
-        <w:t xml:space="preserve">. </w:t>
-      </w:r>
-    </w:p>
-    <w:p>
-      <w:pPr>
-        <w:ind w:left="720" w:hanging="720"/>
-        <w:rPr>
-          <w:highlight w:val="white"/>
-        </w:rPr>
-      </w:pPr>
-      <w:r>
-        <w:rPr>
-          <w:highlight w:val="white"/>
-        </w:rPr>
-        <w:t xml:space="preserve">Abou Elgheit, E. (2025). Generative AI as a disruptive innovation: implications for marketing strategic transformations. </w:t>
+        <w:t>Foresight and STI Governance</w:t>
+      </w:r>
+      <w:r>
+        <w:rPr>
+          <w:highlight w:val="white"/>
+        </w:rPr>
+        <w:t xml:space="preserve">, </w:t>
       </w:r>
       <w:r>
         <w:rPr>
@@ -17205,13 +18115,27 @@
           <w:iCs/>
           <w:highlight w:val="white"/>
         </w:rPr>
-        <w:t>Foresight and STI Governance</w:t>
-      </w:r>
-      <w:r>
-        <w:rPr>
-          <w:highlight w:val="white"/>
-        </w:rPr>
-        <w:t xml:space="preserve">, </w:t>
+        <w:t>19</w:t>
+      </w:r>
+      <w:r>
+        <w:rPr>
+          <w:highlight w:val="white"/>
+        </w:rPr>
+        <w:t xml:space="preserve">(1), 6-15. </w:t>
+      </w:r>
+    </w:p>
+    <w:p>
+      <w:pPr>
+        <w:ind w:left="720" w:hanging="720"/>
+        <w:rPr>
+          <w:highlight w:val="white"/>
+        </w:rPr>
+      </w:pPr>
+      <w:r>
+        <w:rPr>
+          <w:highlight w:val="white"/>
+        </w:rPr>
+        <w:t xml:space="preserve">Gao, Y., Xiong, Y., Gao, X., Jia, K., Pan, J., Bi, Y., ... &amp; Wang, H. (2023). Retrieval-augmented generation for large language models: A survey. </w:t>
       </w:r>
       <w:r>
         <w:rPr>
@@ -17219,27 +18143,13 @@
           <w:iCs/>
           <w:highlight w:val="white"/>
         </w:rPr>
-        <w:t>19</w:t>
-      </w:r>
-      <w:r>
-        <w:rPr>
-          <w:highlight w:val="white"/>
-        </w:rPr>
-        <w:t xml:space="preserve">(1), 6-15. </w:t>
-      </w:r>
-    </w:p>
-    <w:p>
-      <w:pPr>
-        <w:ind w:left="720" w:hanging="720"/>
-        <w:rPr>
-          <w:highlight w:val="white"/>
-        </w:rPr>
-      </w:pPr>
-      <w:r>
-        <w:rPr>
-          <w:highlight w:val="white"/>
-        </w:rPr>
-        <w:t xml:space="preserve">Gao, Y., Xiong, Y., Gao, X., Jia, K., Pan, J., Bi, Y., ... &amp; Wang, H. (2023). Retrieval-augmented generation for large language models: A survey. </w:t>
+        <w:t>arXiv preprint arXiv:2312.10997</w:t>
+      </w:r>
+      <w:r>
+        <w:rPr>
+          <w:highlight w:val="white"/>
+        </w:rPr>
+        <w:t xml:space="preserve">, </w:t>
       </w:r>
       <w:r>
         <w:rPr>
@@ -17247,13 +18157,34 @@
           <w:iCs/>
           <w:highlight w:val="white"/>
         </w:rPr>
-        <w:t>arXiv preprint arXiv:2312.10997</w:t>
-      </w:r>
-      <w:r>
-        <w:rPr>
-          <w:highlight w:val="white"/>
-        </w:rPr>
-        <w:t xml:space="preserve">, </w:t>
+        <w:t>2</w:t>
+      </w:r>
+      <w:r>
+        <w:rPr>
+          <w:highlight w:val="white"/>
+        </w:rPr>
+        <w:t xml:space="preserve">(1), 32. </w:t>
+      </w:r>
+    </w:p>
+    <w:p>
+      <w:pPr>
+        <w:ind w:left="720" w:hanging="720"/>
+        <w:rPr>
+          <w:highlight w:val="white"/>
+        </w:rPr>
+      </w:pPr>
+      <w:r>
+        <w:rPr>
+          <w:highlight w:val="white"/>
+          <w:lang w:val="it-IT"/>
+        </w:rPr>
+        <w:t xml:space="preserve">Grewal, D., Satornino, C. B., Davenport, T., &amp; Guha, A. (2025). </w:t>
+      </w:r>
+      <w:r>
+        <w:rPr>
+          <w:highlight w:val="white"/>
+        </w:rPr>
+        <w:t xml:space="preserve">How generative AI is shaping the future of marketing. </w:t>
       </w:r>
       <w:r>
         <w:rPr>
@@ -17261,34 +18192,13 @@
           <w:iCs/>
           <w:highlight w:val="white"/>
         </w:rPr>
-        <w:t>2</w:t>
-      </w:r>
-      <w:r>
-        <w:rPr>
-          <w:highlight w:val="white"/>
-        </w:rPr>
-        <w:t xml:space="preserve">(1), 32. </w:t>
-      </w:r>
-    </w:p>
-    <w:p>
-      <w:pPr>
-        <w:ind w:left="720" w:hanging="720"/>
-        <w:rPr>
-          <w:highlight w:val="white"/>
-        </w:rPr>
-      </w:pPr>
-      <w:r>
-        <w:rPr>
-          <w:highlight w:val="white"/>
-          <w:lang w:val="it-IT"/>
-        </w:rPr>
-        <w:t xml:space="preserve">Grewal, D., Satornino, C. B., Davenport, T., &amp; Guha, A. (2025). </w:t>
-      </w:r>
-      <w:r>
-        <w:rPr>
-          <w:highlight w:val="white"/>
-        </w:rPr>
-        <w:t xml:space="preserve">How generative AI is shaping the future of marketing. </w:t>
+        <w:t>Journal of the Academy of Marketing Science</w:t>
+      </w:r>
+      <w:r>
+        <w:rPr>
+          <w:highlight w:val="white"/>
+        </w:rPr>
+        <w:t xml:space="preserve">, </w:t>
       </w:r>
       <w:r>
         <w:rPr>
@@ -17296,13 +18206,27 @@
           <w:iCs/>
           <w:highlight w:val="white"/>
         </w:rPr>
-        <w:t>Journal of the Academy of Marketing Science</w:t>
-      </w:r>
-      <w:r>
-        <w:rPr>
-          <w:highlight w:val="white"/>
-        </w:rPr>
-        <w:t xml:space="preserve">, </w:t>
+        <w:t>53</w:t>
+      </w:r>
+      <w:r>
+        <w:rPr>
+          <w:highlight w:val="white"/>
+        </w:rPr>
+        <w:t xml:space="preserve">(3), 702-722. </w:t>
+      </w:r>
+    </w:p>
+    <w:p>
+      <w:pPr>
+        <w:ind w:left="720" w:hanging="720"/>
+        <w:rPr>
+          <w:highlight w:val="white"/>
+        </w:rPr>
+      </w:pPr>
+      <w:r>
+        <w:rPr>
+          <w:highlight w:val="white"/>
+        </w:rPr>
+        <w:t xml:space="preserve">Guercini, S. (2022). Scope of heuristics and digitalization: the case of marketing automation. </w:t>
       </w:r>
       <w:r>
         <w:rPr>
@@ -17310,27 +18234,13 @@
           <w:iCs/>
           <w:highlight w:val="white"/>
         </w:rPr>
-        <w:t>53</w:t>
-      </w:r>
-      <w:r>
-        <w:rPr>
-          <w:highlight w:val="white"/>
-        </w:rPr>
-        <w:t xml:space="preserve">(3), 702-722. </w:t>
-      </w:r>
-    </w:p>
-    <w:p>
-      <w:pPr>
-        <w:ind w:left="720" w:hanging="720"/>
-        <w:rPr>
-          <w:highlight w:val="white"/>
-        </w:rPr>
-      </w:pPr>
-      <w:r>
-        <w:rPr>
-          <w:highlight w:val="white"/>
-        </w:rPr>
-        <w:t xml:space="preserve">Guercini, S. (2022). Scope of heuristics and digitalization: the case of marketing automation. </w:t>
+        <w:t>Mind &amp; Society</w:t>
+      </w:r>
+      <w:r>
+        <w:rPr>
+          <w:highlight w:val="white"/>
+        </w:rPr>
+        <w:t xml:space="preserve">, </w:t>
       </w:r>
       <w:r>
         <w:rPr>
@@ -17338,42 +18248,44 @@
           <w:iCs/>
           <w:highlight w:val="white"/>
         </w:rPr>
-        <w:t>Mind &amp; Society</w:t>
-      </w:r>
-      <w:r>
-        <w:rPr>
-          <w:highlight w:val="white"/>
-        </w:rPr>
-        <w:t xml:space="preserve">, </w:t>
+        <w:t>21</w:t>
+      </w:r>
+      <w:r>
+        <w:rPr>
+          <w:highlight w:val="white"/>
+        </w:rPr>
+        <w:t xml:space="preserve">(2), 151-164. </w:t>
+      </w:r>
+    </w:p>
+    <w:p>
+      <w:pPr>
+        <w:ind w:left="720" w:hanging="720"/>
+        <w:rPr>
+          <w:highlight w:val="white"/>
+          <w:lang w:val="de-DE"/>
+        </w:rPr>
+      </w:pPr>
+      <w:r>
+        <w:rPr>
+          <w:highlight w:val="white"/>
+        </w:rPr>
+        <w:t xml:space="preserve">Guercini, S. (2023). Marketing automation and the scope of marketers‘ heuristics. </w:t>
       </w:r>
       <w:r>
         <w:rPr>
           <w:i/>
           <w:iCs/>
           <w:highlight w:val="white"/>
-        </w:rPr>
-        <w:t>21</w:t>
-      </w:r>
-      <w:r>
-        <w:rPr>
-          <w:highlight w:val="white"/>
-        </w:rPr>
-        <w:t xml:space="preserve">(2), 151-164. </w:t>
-      </w:r>
-    </w:p>
-    <w:p>
-      <w:pPr>
-        <w:ind w:left="720" w:hanging="720"/>
-        <w:rPr>
-          <w:highlight w:val="white"/>
           <w:lang w:val="de-DE"/>
         </w:rPr>
-      </w:pPr>
-      <w:r>
-        <w:rPr>
-          <w:highlight w:val="white"/>
-        </w:rPr>
-        <w:t xml:space="preserve">Guercini, S. (2023). Marketing automation and the scope of marketers‘ heuristics. </w:t>
+        <w:t>Management Decision</w:t>
+      </w:r>
+      <w:r>
+        <w:rPr>
+          <w:highlight w:val="white"/>
+          <w:lang w:val="de-DE"/>
+        </w:rPr>
+        <w:t xml:space="preserve">, </w:t>
       </w:r>
       <w:r>
         <w:rPr>
@@ -17382,44 +18294,29 @@
           <w:highlight w:val="white"/>
           <w:lang w:val="de-DE"/>
         </w:rPr>
-        <w:t>Management Decision</w:t>
+        <w:t>61</w:t>
       </w:r>
       <w:r>
         <w:rPr>
           <w:highlight w:val="white"/>
           <w:lang w:val="de-DE"/>
         </w:rPr>
-        <w:t xml:space="preserve">, </w:t>
-      </w:r>
-      <w:r>
-        <w:rPr>
-          <w:i/>
-          <w:iCs/>
+        <w:t xml:space="preserve">(13), 295-320. </w:t>
+      </w:r>
+    </w:p>
+    <w:p>
+      <w:pPr>
+        <w:ind w:left="720" w:hanging="720"/>
+        <w:rPr>
+          <w:highlight w:val="white"/>
+        </w:rPr>
+      </w:pPr>
+      <w:r>
+        <w:rPr>
           <w:highlight w:val="white"/>
           <w:lang w:val="de-DE"/>
         </w:rPr>
-        <w:t>61</w:t>
-      </w:r>
-      <w:r>
-        <w:rPr>
-          <w:highlight w:val="white"/>
-          <w:lang w:val="de-DE"/>
-        </w:rPr>
-        <w:t xml:space="preserve">(13), 295-320. </w:t>
-      </w:r>
-    </w:p>
-    <w:p>
-      <w:pPr>
-        <w:ind w:left="720" w:hanging="720"/>
-        <w:rPr>
-          <w:highlight w:val="white"/>
-        </w:rPr>
-      </w:pPr>
-      <w:r>
-        <w:rPr>
-          <w:highlight w:val="white"/>
-          <w:lang w:val="de-DE"/>
-        </w:rPr>
+        <w:lastRenderedPageBreak/>
         <w:t xml:space="preserve">Gupta, S., Lehmann, D. R., &amp; Stuart, J. A. (2004). </w:t>
       </w:r>
       <w:r>
@@ -17489,7 +18386,7 @@
           <w:strike/>
         </w:rPr>
       </w:pPr>
-      <w:commentRangeStart w:id="206"/>
+      <w:commentRangeStart w:id="217"/>
       <w:r>
         <w:rPr>
           <w:strike/>
@@ -17541,7 +18438,7 @@
         </w:rPr>
         <w:t xml:space="preserve"> </w:t>
       </w:r>
-      <w:commentRangeEnd w:id="206"/>
+      <w:commentRangeEnd w:id="217"/>
       <w:r>
         <w:rPr>
           <w:rStyle w:val="CommentReference"/>
@@ -17549,7 +18446,7 @@
           <w:sz w:val="22"/>
           <w:szCs w:val="22"/>
         </w:rPr>
-        <w:commentReference w:id="206"/>
+        <w:commentReference w:id="217"/>
       </w:r>
     </w:p>
     <w:p>
@@ -17560,7 +18457,6 @@
         <w:rPr>
           <w:highlight w:val="white"/>
         </w:rPr>
-        <w:lastRenderedPageBreak/>
         <w:t xml:space="preserve">Hughes, L., Dwivedi, Y. K., Malik, T., Shawosh, M., Albashrawi, M. A., Jeon, I., ... &amp; Walton, P. (2025). AI agents and agentic systems: A multi-expert analysis. </w:t>
       </w:r>
       <w:r>
@@ -17890,6 +18786,7 @@
         <w:ind w:left="720" w:hanging="720"/>
       </w:pPr>
       <w:r>
+        <w:lastRenderedPageBreak/>
         <w:t>Lewis, P., Perez, E., Piktus, A., Petroni, F., Karpukhin, V., Goyal, N., Küttler, H., Lewis, M., Yih, W., Rocktäschel, T., et al. (2020). Retrieval-augmented generation for knowledge-intensive nlp tasks. Advances in Neural Information Processing Systems, 33, 9459–9474.</w:t>
       </w:r>
     </w:p>
@@ -17898,11 +18795,11 @@
         <w:spacing w:line="360" w:lineRule="auto"/>
         <w:ind w:left="720" w:hanging="720"/>
         <w:rPr>
-          <w:ins w:id="207" w:author="Claude" w:date="2026-06-06T00:00:00Z"/>
-          <w:highlight w:val="white"/>
-        </w:rPr>
-      </w:pPr>
-      <w:ins w:id="208" w:author="Claude" w:date="2026-06-06T00:00:00Z">
+          <w:ins w:id="218" w:author="Claude" w:date="2026-06-06T00:00:00Z"/>
+          <w:highlight w:val="white"/>
+        </w:rPr>
+      </w:pPr>
+      <w:ins w:id="219" w:author="Claude" w:date="2026-06-06T00:00:00Z">
         <w:r>
           <w:rPr>
             <w:highlight w:val="white"/>
@@ -18006,7 +18903,6 @@
         <w:rPr>
           <w:highlight w:val="white"/>
         </w:rPr>
-        <w:lastRenderedPageBreak/>
         <w:t xml:space="preserve">Little, J. D. (1979). Decision support systems for marketing managers. </w:t>
       </w:r>
       <w:r>
@@ -18046,7 +18942,7 @@
           <w:highlight w:val="white"/>
         </w:rPr>
       </w:pPr>
-      <w:commentRangeStart w:id="209"/>
+      <w:commentRangeStart w:id="220"/>
       <w:r>
         <w:rPr>
           <w:strike/>
@@ -18070,7 +18966,7 @@
         </w:rPr>
         <w:t>, (2019), 20-33.</w:t>
       </w:r>
-      <w:commentRangeEnd w:id="209"/>
+      <w:commentRangeEnd w:id="220"/>
       <w:r>
         <w:rPr>
           <w:rStyle w:val="CommentReference"/>
@@ -18079,7 +18975,7 @@
           <w:szCs w:val="22"/>
           <w:highlight w:val="white"/>
         </w:rPr>
-        <w:commentReference w:id="209"/>
+        <w:commentReference w:id="220"/>
       </w:r>
     </w:p>
     <w:p>
@@ -18243,6 +19139,7 @@
         <w:rPr>
           <w:highlight w:val="white"/>
         </w:rPr>
+        <w:lastRenderedPageBreak/>
         <w:t xml:space="preserve">Moralles, C., Da Costa, L. A. L., Rigo, S. J., Kunst, R., De Souza, V. C., Silva, E. P., ... &amp; Roehrs, A. (2026). A Systematic Literature Review of Agentic AI: Definitions, Architectures, and Challenges. </w:t>
       </w:r>
       <w:r>
@@ -18353,7 +19250,7 @@
           <w:highlight w:val="white"/>
         </w:rPr>
       </w:pPr>
-      <w:commentRangeStart w:id="210"/>
+      <w:commentRangeStart w:id="221"/>
       <w:r>
         <w:rPr>
           <w:strike/>
@@ -18377,7 +19274,7 @@
         </w:rPr>
         <w:t>.</w:t>
       </w:r>
-      <w:commentRangeEnd w:id="210"/>
+      <w:commentRangeEnd w:id="221"/>
       <w:r>
         <w:rPr>
           <w:rStyle w:val="CommentReference"/>
@@ -18386,7 +19283,7 @@
           <w:szCs w:val="22"/>
           <w:highlight w:val="white"/>
         </w:rPr>
-        <w:commentReference w:id="210"/>
+        <w:commentReference w:id="221"/>
       </w:r>
     </w:p>
     <w:p>
@@ -18394,16 +19291,15 @@
         <w:spacing w:line="360" w:lineRule="auto"/>
         <w:ind w:left="720" w:hanging="720"/>
         <w:rPr>
-          <w:ins w:id="211" w:author="Claude" w:date="2026-06-06T00:00:00Z"/>
-          <w:highlight w:val="white"/>
-        </w:rPr>
-      </w:pPr>
-      <w:ins w:id="212" w:author="Claude" w:date="2026-06-06T00:00:00Z">
+          <w:ins w:id="222" w:author="Claude" w:date="2026-06-06T00:00:00Z"/>
+          <w:highlight w:val="white"/>
+        </w:rPr>
+      </w:pPr>
+      <w:ins w:id="223" w:author="Claude" w:date="2026-06-06T00:00:00Z">
         <w:r>
           <w:rPr>
             <w:highlight w:val="white"/>
           </w:rPr>
-          <w:lastRenderedPageBreak/>
           <w:t xml:space="preserve">Ritala, P., Aaltonen, P., Ruokonen, M., &amp; Nemeh, A. (2024). Developing industrial AI capabilities: An organisational learning perspective. </w:t>
         </w:r>
         <w:r>
@@ -18441,12 +19337,12 @@
         <w:spacing w:line="360" w:lineRule="auto"/>
         <w:ind w:left="720" w:hanging="720"/>
         <w:rPr>
-          <w:ins w:id="213" w:author="Claude" w:date="2026-06-06T00:00:00Z"/>
+          <w:ins w:id="224" w:author="Claude" w:date="2026-06-06T00:00:00Z"/>
           <w:highlight w:val="white"/>
           <w:lang w:val="de-DE"/>
         </w:rPr>
       </w:pPr>
-      <w:ins w:id="214" w:author="Claude" w:date="2026-06-06T00:00:00Z">
+      <w:ins w:id="225" w:author="Claude" w:date="2026-06-06T00:00:00Z">
         <w:r>
           <w:rPr>
             <w:highlight w:val="white"/>
@@ -18677,6 +19573,7 @@
         <w:rPr>
           <w:highlight w:val="white"/>
         </w:rPr>
+        <w:lastRenderedPageBreak/>
         <w:t xml:space="preserve">Vaswani, A., Shazeer, N., Parmar, N., Uszkoreit, J., Jones, L., Gomez, A. N., ... &amp; Polosukhin, I. (2017). Attention is all you need. </w:t>
       </w:r>
       <w:r>
@@ -18715,7 +19612,7 @@
           <w:strike/>
         </w:rPr>
       </w:pPr>
-      <w:commentRangeStart w:id="215"/>
+      <w:commentRangeStart w:id="226"/>
       <w:r>
         <w:rPr>
           <w:strike/>
@@ -18748,7 +19645,7 @@
           <w:t>https://doi.org/10.1016/j.jbusres.2022.07.0200</w:t>
         </w:r>
       </w:hyperlink>
-      <w:commentRangeEnd w:id="215"/>
+      <w:commentRangeEnd w:id="226"/>
       <w:r>
         <w:rPr>
           <w:rStyle w:val="CommentReference"/>
@@ -18756,7 +19653,7 @@
           <w:sz w:val="22"/>
           <w:szCs w:val="22"/>
         </w:rPr>
-        <w:commentReference w:id="215"/>
+        <w:commentReference w:id="226"/>
       </w:r>
     </w:p>
     <w:p>
@@ -18807,16 +19704,15 @@
         <w:spacing w:line="360" w:lineRule="auto"/>
         <w:ind w:left="720" w:hanging="720"/>
         <w:rPr>
-          <w:ins w:id="216" w:author="Claude" w:date="2026-06-06T00:00:00Z"/>
-          <w:highlight w:val="white"/>
-        </w:rPr>
-      </w:pPr>
-      <w:ins w:id="217" w:author="Claude" w:date="2026-06-06T00:00:00Z">
+          <w:ins w:id="227" w:author="Claude" w:date="2026-06-06T00:00:00Z"/>
+          <w:highlight w:val="white"/>
+        </w:rPr>
+      </w:pPr>
+      <w:ins w:id="228" w:author="Claude" w:date="2026-06-06T00:00:00Z">
         <w:r>
           <w:rPr>
             <w:highlight w:val="white"/>
           </w:rPr>
-          <w:lastRenderedPageBreak/>
           <w:t xml:space="preserve">Weber, M., Engert, M., Schaffer, N., Weking, J., &amp; Krcmar, H. (2023). Organizational capabilities for AI implementation—Coping with inscrutability and data dependency in AI. </w:t>
         </w:r>
         <w:r>
@@ -18924,8 +19820,8 @@
       <w:pPr>
         <w:pStyle w:val="Heading1"/>
       </w:pPr>
-      <w:bookmarkStart w:id="218" w:name="_icpp6ljm25yc" w:colFirst="0" w:colLast="0"/>
-      <w:bookmarkEnd w:id="218"/>
+      <w:bookmarkStart w:id="229" w:name="_icpp6ljm25yc" w:colFirst="0" w:colLast="0"/>
+      <w:bookmarkEnd w:id="229"/>
       <w:r>
         <w:lastRenderedPageBreak/>
         <w:t>Appendix A. Interview Guide and Protocol</w:t>
@@ -18940,8 +19836,8 @@
       <w:pPr>
         <w:pStyle w:val="Heading2"/>
       </w:pPr>
-      <w:bookmarkStart w:id="219" w:name="_yaxctkjupl5f" w:colFirst="0" w:colLast="0"/>
-      <w:bookmarkEnd w:id="219"/>
+      <w:bookmarkStart w:id="230" w:name="_yaxctkjupl5f" w:colFirst="0" w:colLast="0"/>
+      <w:bookmarkEnd w:id="230"/>
       <w:r>
         <w:t>A.1.</w:t>
       </w:r>
@@ -18954,8 +19850,8 @@
       <w:pPr>
         <w:pStyle w:val="Heading3"/>
       </w:pPr>
-      <w:bookmarkStart w:id="220" w:name="_fso8dir40043" w:colFirst="0" w:colLast="0"/>
-      <w:bookmarkEnd w:id="220"/>
+      <w:bookmarkStart w:id="231" w:name="_fso8dir40043" w:colFirst="0" w:colLast="0"/>
+      <w:bookmarkEnd w:id="231"/>
       <w:r>
         <w:t>A.1.1.</w:t>
       </w:r>
@@ -19221,8 +20117,8 @@
       <w:pPr>
         <w:pStyle w:val="Heading3"/>
       </w:pPr>
-      <w:bookmarkStart w:id="221" w:name="_xu7tl6fyia16" w:colFirst="0" w:colLast="0"/>
-      <w:bookmarkEnd w:id="221"/>
+      <w:bookmarkStart w:id="232" w:name="_xu7tl6fyia16" w:colFirst="0" w:colLast="0"/>
+      <w:bookmarkEnd w:id="232"/>
       <w:r>
         <w:t>A.1.2.</w:t>
       </w:r>
@@ -19288,8 +20184,8 @@
       <w:pPr>
         <w:pStyle w:val="Heading3"/>
       </w:pPr>
-      <w:bookmarkStart w:id="222" w:name="_uslcrode5spj" w:colFirst="0" w:colLast="0"/>
-      <w:bookmarkEnd w:id="222"/>
+      <w:bookmarkStart w:id="233" w:name="_uslcrode5spj" w:colFirst="0" w:colLast="0"/>
+      <w:bookmarkEnd w:id="233"/>
       <w:r>
         <w:t>A.1.3.</w:t>
       </w:r>
@@ -19449,8 +20345,8 @@
       <w:pPr>
         <w:pStyle w:val="Heading2"/>
       </w:pPr>
-      <w:bookmarkStart w:id="223" w:name="_4i48gt7nuy87" w:colFirst="0" w:colLast="0"/>
-      <w:bookmarkEnd w:id="223"/>
+      <w:bookmarkStart w:id="234" w:name="_4i48gt7nuy87" w:colFirst="0" w:colLast="0"/>
+      <w:bookmarkEnd w:id="234"/>
       <w:r>
         <w:t>A.2.</w:t>
       </w:r>
@@ -19480,15 +20376,15 @@
           <w:cols w:space="708"/>
         </w:sectPr>
       </w:pPr>
-      <w:bookmarkStart w:id="224" w:name="_i4eri4z2mseg" w:colFirst="0" w:colLast="0"/>
-      <w:bookmarkEnd w:id="224"/>
+      <w:bookmarkStart w:id="235" w:name="_i4eri4z2mseg" w:colFirst="0" w:colLast="0"/>
+      <w:bookmarkEnd w:id="235"/>
     </w:p>
     <w:p>
       <w:pPr>
         <w:pStyle w:val="Heading1"/>
       </w:pPr>
-      <w:bookmarkStart w:id="225" w:name="_n4q94a2ei39t" w:colFirst="0" w:colLast="0"/>
-      <w:bookmarkEnd w:id="225"/>
+      <w:bookmarkStart w:id="236" w:name="_n4q94a2ei39t" w:colFirst="0" w:colLast="0"/>
+      <w:bookmarkEnd w:id="236"/>
       <w:r>
         <w:lastRenderedPageBreak/>
         <w:t>Appendix C. The process of constructive grounded theory</w:t>
@@ -19590,8 +20486,8 @@
       <w:pPr>
         <w:pStyle w:val="Heading1"/>
       </w:pPr>
-      <w:bookmarkStart w:id="226" w:name="_z0nzv114icat" w:colFirst="0" w:colLast="0"/>
-      <w:bookmarkEnd w:id="226"/>
+      <w:bookmarkStart w:id="237" w:name="_z0nzv114icat" w:colFirst="0" w:colLast="0"/>
+      <w:bookmarkEnd w:id="237"/>
       <w:r>
         <w:br w:type="page"/>
       </w:r>
@@ -19600,12 +20496,334 @@
       <w:pPr>
         <w:pStyle w:val="Heading1"/>
       </w:pPr>
-      <w:bookmarkStart w:id="227" w:name="_8iomnw571gh6" w:colFirst="0" w:colLast="0"/>
-      <w:bookmarkEnd w:id="227"/>
+      <w:bookmarkStart w:id="238" w:name="_8iomnw571gh6" w:colFirst="0" w:colLast="0"/>
+      <w:bookmarkEnd w:id="238"/>
       <w:r>
         <w:lastRenderedPageBreak/>
         <w:t>Appendix D. Supporting Quotes</w:t>
       </w:r>
+    </w:p>
+    <w:p>
+      <w:ins w:id="239" w:author="Claude" w:date="2026-06-07T00:00:00Z">
+        <w:r>
+          <w:t>The quotes below support the comparison in Section 4.4 (Table 4). They are grouped by the contrast they illustrate.</w:t>
+        </w:r>
+      </w:ins>
+    </w:p>
+    <w:p>
+      <w:ins w:id="240" w:author="Claude" w:date="2026-06-07T00:00:00Z">
+        <w:r>
+          <w:rPr>
+            <w:b/>
+          </w:rPr>
+          <w:t>Comparable use cases, divergent outcomes</w:t>
+        </w:r>
+      </w:ins>
+    </w:p>
+    <w:p>
+      <w:ins w:id="241" w:author="Claude" w:date="2026-06-07T00:00:00Z">
+        <w:r>
+          <w:t>Interviewee 15, on connecting data sources directly to the agent:</w:t>
+        </w:r>
+      </w:ins>
+    </w:p>
+    <w:p>
+      <w:pPr>
+        <w:ind w:left="720"/>
+      </w:pPr>
+      <w:ins w:id="242" w:author="Claude" w:date="2026-06-07T00:00:00Z">
+        <w:r>
+          <w:t>But just reviewing our entire data infrastructure […] you always want to go toward self-service. Yes, but with Claude you just connect those data sources directly to Claude. And then you naturally still have some governance to do, but then everyone can really do self-service with that. Because it’s just a question and answer and you get insight.</w:t>
+        </w:r>
+      </w:ins>
+    </w:p>
+    <w:p>
+      <w:ins w:id="243" w:author="Claude" w:date="2026-06-07T00:00:00Z">
+        <w:r>
+          <w:t>Interviewee 4, on an analytics agent wired to live data:</w:t>
+        </w:r>
+      </w:ins>
+    </w:p>
+    <w:p>
+      <w:pPr>
+        <w:ind w:left="720"/>
+      </w:pPr>
+      <w:ins w:id="244" w:author="Claude" w:date="2026-06-07T00:00:00Z">
+        <w:r>
+          <w:t>I connected an [agent] to their [analytics and search-console data]. So I have direct access to that data source […] and I can run cron jobs […] and have an agent run reports and spit that out. And we got much better reporting […] that was not there because you had to download […] from two different system[s], then in Excel, you had to cross correlate.</w:t>
+        </w:r>
+      </w:ins>
+    </w:p>
+    <w:p>
+      <w:ins w:id="245" w:author="Claude" w:date="2026-06-07T00:00:00Z">
+        <w:r>
+          <w:t>Interviewee 3, on the same use case under infrastructure constraints:</w:t>
+        </w:r>
+      </w:ins>
+    </w:p>
+    <w:p>
+      <w:pPr>
+        <w:ind w:left="720"/>
+      </w:pPr>
+      <w:ins w:id="246" w:author="Claude" w:date="2026-06-07T00:00:00Z">
+        <w:r>
+          <w:t>[The internal AI tool] can only digest so much data. So if I try to dump anything over, like, 30 [megabytes], it doesn’t […] do it. So sometimes I wanna work with […] larger datasets. So […] they’re working on layering this on top of our data lakes. It’s not there yet. So in the meantime […] I pull the data from [the warehouse] myself, dump it in, and then have it analyzed.</w:t>
+        </w:r>
+      </w:ins>
+    </w:p>
+    <w:p>
+      <w:ins w:id="247" w:author="Claude" w:date="2026-06-07T00:00:00Z">
+        <w:r>
+          <w:t>Interviewee 16, on the governance work that made conversational analytics possible:</w:t>
+        </w:r>
+      </w:ins>
+    </w:p>
+    <w:p>
+      <w:pPr>
+        <w:ind w:left="720"/>
+      </w:pPr>
+      <w:ins w:id="248" w:author="Claude" w:date="2026-06-07T00:00:00Z">
+        <w:r>
+          <w:t xml:space="preserve">conversational analytics is […] definitely a use case that we’re working on […] but […] I started […] two years ago with a track on […] data governance […] basically </w:t>
+        </w:r>
+        <w:r>
+          <w:lastRenderedPageBreak/>
+          <w:t>describing our business definitions […] because I believe that we needed that for the enablement of AI on conversational analytics.</w:t>
+        </w:r>
+      </w:ins>
+    </w:p>
+    <w:p>
+      <w:ins w:id="249" w:author="Claude" w:date="2026-06-07T00:00:00Z">
+        <w:r>
+          <w:t>Interviewee 11, on automated content that worked:</w:t>
+        </w:r>
+      </w:ins>
+    </w:p>
+    <w:p>
+      <w:pPr>
+        <w:ind w:left="720"/>
+      </w:pPr>
+      <w:ins w:id="250" w:author="Claude" w:date="2026-06-07T00:00:00Z">
+        <w:r>
+          <w:t>we created content for a recruitment organization […] everything there was fully automated. So we created […] about thousand web pages fully automated. […] in that use case, it worked. Because it was very standardized.</w:t>
+        </w:r>
+      </w:ins>
+    </w:p>
+    <w:p>
+      <w:ins w:id="251" w:author="Claude" w:date="2026-06-07T00:00:00Z">
+        <w:r>
+          <w:t>Interviewee 11, on the same approach where it fell short:</w:t>
+        </w:r>
+      </w:ins>
+    </w:p>
+    <w:p>
+      <w:pPr>
+        <w:ind w:left="720"/>
+      </w:pPr>
+      <w:ins w:id="252" w:author="Claude" w:date="2026-06-07T00:00:00Z">
+        <w:r>
+          <w:t>once you have to have more creativity in the output and also if it needs to be on brand that AI still falls very very short. […] What we really, really stepped away from is […] that AI makes something for us without human intervention […] we thought that was scalable, but it’s not scalable.</w:t>
+        </w:r>
+      </w:ins>
+    </w:p>
+    <w:p>
+      <w:ins w:id="253" w:author="Claude" w:date="2026-06-07T00:00:00Z">
+        <w:r>
+          <w:t>Interviewee 15, on AI-written outreach that backfired:</w:t>
+        </w:r>
+      </w:ins>
+    </w:p>
+    <w:p>
+      <w:pPr>
+        <w:ind w:left="720"/>
+      </w:pPr>
+      <w:ins w:id="254" w:author="Claude" w:date="2026-06-07T00:00:00Z">
+        <w:r>
+          <w:t>There was also an experiment done with generating emails from a BDR to customers. Well, the customer sees through that pretty quickly: nice that you still want to be personal and now you’re sending me this, so, just a bit too much of a shortcut with this use case.</w:t>
+        </w:r>
+      </w:ins>
+    </w:p>
+    <w:p>
+      <w:ins w:id="255" w:author="Claude" w:date="2026-06-07T00:00:00Z">
+        <w:r>
+          <w:t>Interviewee 16, on the configuration that protected content quality:</w:t>
+        </w:r>
+      </w:ins>
+    </w:p>
+    <w:p>
+      <w:pPr>
+        <w:ind w:left="720"/>
+      </w:pPr>
+      <w:ins w:id="256" w:author="Claude" w:date="2026-06-07T00:00:00Z">
+        <w:r>
+          <w:t>what we did is we gathered around all the business owners […] one, for example, is […] an add to cart. […] I would assume that there’s one definition of an add to cart […] We got out five different definitions of that add to cart. So this is a problem if you want to feed it to AI […] So we cleaned up that part with […] agreed-on business definitions.</w:t>
+        </w:r>
+      </w:ins>
+    </w:p>
+    <w:p>
+      <w:ins w:id="257" w:author="Claude" w:date="2026-06-07T00:00:00Z">
+        <w:r>
+          <w:t>Interviewee 6, on a deployed customer-facing chatbot:</w:t>
+        </w:r>
+      </w:ins>
+    </w:p>
+    <w:p>
+      <w:pPr>
+        <w:ind w:left="720"/>
+      </w:pPr>
+      <w:ins w:id="258" w:author="Claude" w:date="2026-06-07T00:00:00Z">
+        <w:r>
+          <w:t>we have a chatbot, she’s called [Ruby], for our members. And in the chatbot, we’ve defined a lot of conversations where agentic takes over. […] I would say 10X […] Because it’s not two and it’s also not 200. […] it was really because we had commercial success first […] so now we can roll it out throughout the company to other departments.</w:t>
+        </w:r>
+      </w:ins>
+    </w:p>
+    <w:p>
+      <w:ins w:id="259" w:author="Claude" w:date="2026-06-07T00:00:00Z">
+        <w:r>
+          <w:lastRenderedPageBreak/>
+          <w:t>Interviewee 7, on why the same use case was withheld in a regulated sector:</w:t>
+        </w:r>
+      </w:ins>
+    </w:p>
+    <w:p>
+      <w:pPr>
+        <w:ind w:left="720"/>
+      </w:pPr>
+      <w:ins w:id="260" w:author="Claude" w:date="2026-06-07T00:00:00Z">
+        <w:r>
+          <w:t>I was in [a major healthcare company], so we used to do a lot of healthcare AI […] but that is the most […] regulated side of things […] you can’t just build a chatbot and throw it in healthcare. It needs to go through a lot of scrutiny.</w:t>
+        </w:r>
+      </w:ins>
+    </w:p>
+    <w:p>
+      <w:ins w:id="261" w:author="Claude" w:date="2026-06-07T00:00:00Z">
+        <w:r>
+          <w:rPr>
+            <w:b/>
+          </w:rPr>
+          <w:t>Explaining the variance: organization over model</w:t>
+        </w:r>
+      </w:ins>
+    </w:p>
+    <w:p>
+      <w:ins w:id="262" w:author="Claude" w:date="2026-06-07T00:00:00Z">
+        <w:r>
+          <w:t>Interviewee 9, on value as a whole operating model:</w:t>
+        </w:r>
+      </w:ins>
+    </w:p>
+    <w:p>
+      <w:pPr>
+        <w:ind w:left="720"/>
+      </w:pPr>
+      <w:ins w:id="263" w:author="Claude" w:date="2026-06-07T00:00:00Z">
+        <w:r>
+          <w:t>It’s like a pie. It’s like you have to have all these pieces in order for it to be successful. It can’t just be successful because the guy at the top building it built this really cool product. The […] people have to understand it […] It has to be governed properly, it has to be priced properly […] it is a whole operational model that needs to be built around it.</w:t>
+        </w:r>
+      </w:ins>
+    </w:p>
+    <w:p>
+      <w:ins w:id="264" w:author="Claude" w:date="2026-06-07T00:00:00Z">
+        <w:r>
+          <w:t>Interviewee 13, on AI as a multiplier of what an organization already has:</w:t>
+        </w:r>
+      </w:ins>
+    </w:p>
+    <w:p>
+      <w:pPr>
+        <w:ind w:left="720"/>
+      </w:pPr>
+      <w:ins w:id="265" w:author="Claude" w:date="2026-06-07T00:00:00Z">
+        <w:r>
+          <w:t>GenAI can’t solve any of your problems. GenAI can scale up the concepts you have in mind, the knowledge you have, the […] drive that is already there in the company if you use it in the right way. So […] if you now dump any […] AI tool on a company who has no […] clue about what they want to do […] then it will fail.</w:t>
+        </w:r>
+      </w:ins>
+    </w:p>
+    <w:p>
+      <w:ins w:id="266" w:author="Claude" w:date="2026-06-07T00:00:00Z">
+        <w:r>
+          <w:t>Interviewee 12, on efficiency as a shared, non-differentiating gain:</w:t>
+        </w:r>
+      </w:ins>
+    </w:p>
+    <w:p>
+      <w:pPr>
+        <w:ind w:left="720"/>
+      </w:pPr>
+      <w:ins w:id="267" w:author="Claude" w:date="2026-06-07T00:00:00Z">
+        <w:r>
+          <w:t>it’s not a competitive advantage, certainly not in the long term […] but everybody is gonna get the benefit of efficiency through AI, so it’s not really gonna be a way to distinguish yourself from your competitors.</w:t>
+        </w:r>
+      </w:ins>
+    </w:p>
+    <w:p>
+      <w:ins w:id="268" w:author="Claude" w:date="2026-06-07T00:00:00Z">
+        <w:r>
+          <w:t>Interviewee 17, on the alignment of conditions:</w:t>
+        </w:r>
+      </w:ins>
+    </w:p>
+    <w:p>
+      <w:pPr>
+        <w:ind w:left="720"/>
+      </w:pPr>
+      <w:ins w:id="269" w:author="Claude" w:date="2026-06-07T00:00:00Z">
+        <w:r>
+          <w:t>leadership wants us to work with AI. But can employees do that too? Do they do it and do they want to? Those are basically three things. And when those three things align with each other, you get a fantastic AI implementation. But when that’s not there […] it just stops. And nothing happens.</w:t>
+        </w:r>
+      </w:ins>
+    </w:p>
+    <w:p>
+      <w:ins w:id="270" w:author="Claude" w:date="2026-06-07T00:00:00Z">
+        <w:r>
+          <w:t>Interviewee 14, on the balance of technology and organization:</w:t>
+        </w:r>
+      </w:ins>
+    </w:p>
+    <w:p>
+      <w:pPr>
+        <w:ind w:left="720"/>
+      </w:pPr>
+      <w:ins w:id="271" w:author="Claude" w:date="2026-06-07T00:00:00Z">
+        <w:r>
+          <w:lastRenderedPageBreak/>
+          <w:t>30% of all AI trajectories is just technology and […] 60% to 70% is […] actually us as humans or as an organization and therefore also as an ecosystem.</w:t>
+        </w:r>
+      </w:ins>
+    </w:p>
+    <w:p>
+      <w:ins w:id="272" w:author="Claude" w:date="2026-06-07T00:00:00Z">
+        <w:r>
+          <w:t>Interviewee 10, on technology change without organizational change:</w:t>
+        </w:r>
+      </w:ins>
+    </w:p>
+    <w:p>
+      <w:pPr>
+        <w:ind w:left="720"/>
+      </w:pPr>
+      <w:ins w:id="273" w:author="Claude" w:date="2026-06-07T00:00:00Z">
+        <w:r>
+          <w:t>a year later, after spending a million, everyone was still working toward exactly the same goals and producing basically the same output, just with a new system.</w:t>
+        </w:r>
+      </w:ins>
+    </w:p>
+    <w:p>
+      <w:ins w:id="274" w:author="Claude" w:date="2026-06-07T00:00:00Z">
+        <w:r>
+          <w:t>Interviewee 5, on the configuration (the harness) around the model:</w:t>
+        </w:r>
+      </w:ins>
+    </w:p>
+    <w:p>
+      <w:pPr>
+        <w:ind w:left="720"/>
+      </w:pPr>
+      <w:ins w:id="275" w:author="Claude" w:date="2026-06-07T00:00:00Z">
+        <w:r>
+          <w:t>the big change of agentic AI right now is […] very depending on who finds what they call the harness […] who finds the right harness around the AI […] If there’s a […] party who comes up with a really great […] wrapper around the […] product […] that’s gonna determine a lot of what our capabilities are.</w:t>
+        </w:r>
+      </w:ins>
     </w:p>
     <w:p>
       <w:r>
@@ -19634,8 +20852,8 @@
         <w:pStyle w:val="Heading1"/>
         <w:ind w:firstLine="0"/>
       </w:pPr>
-      <w:bookmarkStart w:id="228" w:name="_a7k3h3b6oqi2" w:colFirst="0" w:colLast="0"/>
-      <w:bookmarkEnd w:id="228"/>
+      <w:bookmarkStart w:id="276" w:name="_a7k3h3b6oqi2" w:colFirst="0" w:colLast="0"/>
+      <w:bookmarkEnd w:id="276"/>
       <w:r>
         <w:lastRenderedPageBreak/>
         <w:t>Appendix E. What to include?</w:t>
@@ -23293,7 +24511,7 @@
       </w:r>
     </w:p>
   </w:comment>
-  <w:comment w:id="167" w:author="Daan Luttik" w:date="2026-06-01T18:21:00Z" w:initials="">
+  <w:comment w:id="169" w:author="Daan Luttik" w:date="2026-06-01T18:21:00Z" w:initials="">
     <w:p>
       <w:pPr>
         <w:widowControl w:val="0"/>
@@ -23326,7 +24544,7 @@
       </w:r>
     </w:p>
   </w:comment>
-  <w:comment w:id="169" w:author="Daan Luttik" w:date="2026-06-01T18:20:00Z" w:initials="">
+  <w:comment w:id="171" w:author="Daan Luttik" w:date="2026-06-01T18:20:00Z" w:initials="">
     <w:p>
       <w:pPr>
         <w:widowControl w:val="0"/>
@@ -23359,7 +24577,7 @@
       </w:r>
     </w:p>
   </w:comment>
-  <w:comment w:id="171" w:author="Daan Luttik" w:date="2026-06-01T18:23:00Z" w:initials="">
+  <w:comment w:id="173" w:author="Daan Luttik" w:date="2026-06-01T18:23:00Z" w:initials="">
     <w:p>
       <w:pPr>
         <w:widowControl w:val="0"/>
@@ -23392,7 +24610,7 @@
       </w:r>
     </w:p>
   </w:comment>
-  <w:comment w:id="172" w:author="Luttik, Daan" w:date="2026-06-05T19:34:00Z" w:initials="DL">
+  <w:comment w:id="174" w:author="Luttik, Daan" w:date="2026-06-05T19:34:00Z" w:initials="DL">
     <w:p>
       <w:pPr>
         <w:pStyle w:val="CommentText"/>
@@ -23412,7 +24630,7 @@
       </w:r>
     </w:p>
   </w:comment>
-  <w:comment w:id="183" w:author="Daan Luttik" w:date="2026-05-25T16:35:00Z" w:initials="">
+  <w:comment w:id="186" w:author="Daan Luttik" w:date="2026-05-25T16:35:00Z" w:initials="">
     <w:p>
       <w:pPr>
         <w:widowControl w:val="0"/>
@@ -23445,7 +24663,7 @@
       </w:r>
     </w:p>
   </w:comment>
-  <w:comment w:id="184" w:author="Luttik, Daan" w:date="2026-06-06T20:05:00Z" w:initials="DL">
+  <w:comment w:id="191" w:author="Luttik, Daan" w:date="2026-06-07T13:36:00Z" w:initials="DL">
     <w:p>
       <w:pPr>
         <w:pStyle w:val="CommentText"/>
@@ -23458,11 +24676,11 @@
         <w:annotationRef/>
       </w:r>
       <w:r>
-        <w:t>Unclear if I should move this to the discussion...</w:t>
+        <w:t>Here or in the discussion?..</w:t>
       </w:r>
     </w:p>
   </w:comment>
-  <w:comment w:id="185" w:author="Luttik, Daan" w:date="2026-06-06T20:04:00Z" w:initials="DL">
+  <w:comment w:id="192" w:author="Luttik, Daan" w:date="2026-06-06T21:32:00Z" w:initials="DL">
     <w:p>
       <w:pPr>
         <w:pStyle w:val="CommentText"/>
@@ -23475,11 +24693,11 @@
         <w:annotationRef/>
       </w:r>
       <w:r>
-        <w:t>Probably should move this to the discussion...</w:t>
+        <w:t xml:space="preserve"> this section seems most relevant here rather than section 5 because it’s still so dependent on quotes. It does also contain more interpretation than the other sections in chapter 4, so I just wanted to check.</w:t>
       </w:r>
     </w:p>
   </w:comment>
-  <w:comment w:id="190" w:author="Luttik, Daan" w:date="2026-06-06T21:32:00Z" w:initials="DL">
+  <w:comment w:id="194" w:author="Luttik, Daan" w:date="2026-06-06T21:39:00Z" w:initials="DL">
     <w:p>
       <w:pPr>
         <w:pStyle w:val="CommentText"/>
@@ -23492,11 +24710,11 @@
         <w:annotationRef/>
       </w:r>
       <w:r>
-        <w:t xml:space="preserve"> this section seems most relevant here rather than section 5 because it’s still so dependent on quotes. It does also contain more interpretation than the other sections in chapter 4, so I just wanted to check.</w:t>
+        <w:t>This feels like a discussion style statement. But brand risk might not be relevant enough to bring into the discussion...</w:t>
       </w:r>
     </w:p>
   </w:comment>
-  <w:comment w:id="192" w:author="Luttik, Daan" w:date="2026-06-06T21:39:00Z" w:initials="DL">
+  <w:comment w:id="195" w:author="Luttik, Daan" w:date="2026-06-06T22:16:00Z" w:initials="DL">
     <w:p>
       <w:pPr>
         <w:pStyle w:val="CommentText"/>
@@ -23509,11 +24727,11 @@
         <w:annotationRef/>
       </w:r>
       <w:r>
-        <w:t>This feels like a discussion style statement. But brand risk might not be relevant enough to bring into the discussion...</w:t>
+        <w:t>Again doubt about if this can be part of chapter 4</w:t>
       </w:r>
     </w:p>
   </w:comment>
-  <w:comment w:id="193" w:author="Luttik, Daan" w:date="2026-06-06T22:16:00Z" w:initials="DL">
+  <w:comment w:id="199" w:author="Luttik, Daan" w:date="2026-06-07T10:56:00Z" w:initials="DL">
     <w:p>
       <w:pPr>
         <w:pStyle w:val="CommentText"/>
@@ -23526,28 +24744,11 @@
         <w:annotationRef/>
       </w:r>
       <w:r>
-        <w:t>Again doubt about if this can be part of chapter 4</w:t>
+        <w:t>@claude:  I don’t think this is entirely true. Value is partly based on the configuration you use, but it’s also very much dependent on the manager’s behaviour. If you’re implementing a system which you’re not bringing people along, it won’t be used and it won’t derive value. Likewise, a lot of the value is based on actually starting. Organisations that do not start with experimentation, getting stuck in their legal setup, are missing a lot of potential value.</w:t>
       </w:r>
     </w:p>
   </w:comment>
-  <w:comment w:id="196" w:author="Luttik, Daan" w:date="2026-06-07T10:56:00Z" w:initials="DL">
-    <w:p>
-      <w:pPr>
-        <w:pStyle w:val="CommentText"/>
-        <w:ind w:firstLine="0"/>
-      </w:pPr>
-      <w:r>
-        <w:rPr>
-          <w:rStyle w:val="CommentReference"/>
-        </w:rPr>
-        <w:annotationRef/>
-      </w:r>
-      <w:r>
-        <w:t>@claude:  I don’t think this is entirely true. Value is partly based on the configuration you use, but it’s also very much dependent on the manager’s behaviour. If you’re implementing a system which you’re not bringing people along, it won’t be used and it won’t derive value. Likewise, a lot of the value is based on actually starting. Organisations that do not start with experimentation, getting stuck in their legal setup, are missing a lot of potential value.</w:t>
-      </w:r>
-    </w:p>
-  </w:comment>
-  <w:comment w:id="202" w:author="Daan Luttik" w:date="2026-05-03T19:36:00Z" w:initials="">
+  <w:comment w:id="213" w:author="Daan Luttik" w:date="2026-05-03T19:36:00Z" w:initials="">
     <w:p>
       <w:pPr>
         <w:widowControl w:val="0"/>
@@ -23580,7 +24781,7 @@
       </w:r>
     </w:p>
   </w:comment>
-  <w:comment w:id="203" w:author="Daan Luttik" w:date="2026-05-03T19:41:00Z" w:initials="">
+  <w:comment w:id="214" w:author="Daan Luttik" w:date="2026-05-03T19:41:00Z" w:initials="">
     <w:p>
       <w:pPr>
         <w:widowControl w:val="0"/>
@@ -23613,7 +24814,7 @@
       </w:r>
     </w:p>
   </w:comment>
-  <w:comment w:id="206" w:author="Daan Luttik" w:date="2026-05-03T19:38:00Z" w:initials="">
+  <w:comment w:id="217" w:author="Daan Luttik" w:date="2026-05-03T19:38:00Z" w:initials="">
     <w:p>
       <w:pPr>
         <w:widowControl w:val="0"/>
@@ -23646,7 +24847,7 @@
       </w:r>
     </w:p>
   </w:comment>
-  <w:comment w:id="209" w:author="Daan Luttik" w:date="2026-05-03T19:40:00Z" w:initials="">
+  <w:comment w:id="220" w:author="Daan Luttik" w:date="2026-05-03T19:40:00Z" w:initials="">
     <w:p>
       <w:pPr>
         <w:widowControl w:val="0"/>
@@ -23679,7 +24880,7 @@
       </w:r>
     </w:p>
   </w:comment>
-  <w:comment w:id="210" w:author="Daan Luttik" w:date="2026-05-03T19:43:00Z" w:initials="">
+  <w:comment w:id="221" w:author="Daan Luttik" w:date="2026-05-03T19:43:00Z" w:initials="">
     <w:p>
       <w:pPr>
         <w:widowControl w:val="0"/>
@@ -23712,7 +24913,7 @@
       </w:r>
     </w:p>
   </w:comment>
-  <w:comment w:id="215" w:author="Daan Luttik" w:date="2026-05-03T19:44:00Z" w:initials="">
+  <w:comment w:id="226" w:author="Daan Luttik" w:date="2026-05-03T19:44:00Z" w:initials="">
     <w:p>
       <w:pPr>
         <w:widowControl w:val="0"/>
@@ -23859,8 +25060,7 @@
   <w15:commentEx w15:paraId="5355B2EA" w15:done="1"/>
   <w15:commentEx w15:paraId="323EB003" w15:done="0"/>
   <w15:commentEx w15:paraId="19BDAF4D" w15:done="0"/>
-  <w15:commentEx w15:paraId="6A879807" w15:done="0"/>
-  <w15:commentEx w15:paraId="0A57C83E" w15:done="0"/>
+  <w15:commentEx w15:paraId="3EE782C4" w15:done="0"/>
   <w15:commentEx w15:paraId="2F6D59CB" w15:done="0"/>
   <w15:commentEx w15:paraId="2EFAA959" w15:done="0"/>
   <w15:commentEx w15:paraId="1A01B2D5" w15:done="0"/>
@@ -23890,8 +25090,7 @@
     </w16cex:extLst>
   </w16cex:commentExtensible>
   <w16cex:commentExtensible w16cex:durableId="0FBFE4F7" w16cex:dateUtc="2026-06-05T17:34:00Z"/>
-  <w16cex:commentExtensible w16cex:durableId="0935EDF7" w16cex:dateUtc="2026-06-06T18:05:00Z"/>
-  <w16cex:commentExtensible w16cex:durableId="5F42ABFC" w16cex:dateUtc="2026-06-06T18:04:00Z"/>
+  <w16cex:commentExtensible w16cex:durableId="5B3B7D67" w16cex:dateUtc="2026-06-07T11:36:00Z"/>
   <w16cex:commentExtensible w16cex:durableId="3DCB5162" w16cex:dateUtc="2026-06-06T19:32:00Z"/>
   <w16cex:commentExtensible w16cex:durableId="73DA34DA" w16cex:dateUtc="2026-06-06T19:39:00Z"/>
   <w16cex:commentExtensible w16cex:durableId="37A8CDDB" w16cex:dateUtc="2026-06-06T20:16:00Z"/>
@@ -24010,8 +25209,7 @@
   <w16cid:commentId w16cid:paraId="5355B2EA" w16cid:durableId="1C973F00"/>
   <w16cid:commentId w16cid:paraId="323EB003" w16cid:durableId="0FBFE4F7"/>
   <w16cid:commentId w16cid:paraId="19BDAF4D" w16cid:durableId="07F25AA7"/>
-  <w16cid:commentId w16cid:paraId="6A879807" w16cid:durableId="0935EDF7"/>
-  <w16cid:commentId w16cid:paraId="0A57C83E" w16cid:durableId="5F42ABFC"/>
+  <w16cid:commentId w16cid:paraId="3EE782C4" w16cid:durableId="5B3B7D67"/>
   <w16cid:commentId w16cid:paraId="2F6D59CB" w16cid:durableId="3DCB5162"/>
   <w16cid:commentId w16cid:paraId="2EFAA959" w16cid:durableId="73DA34DA"/>
   <w16cid:commentId w16cid:paraId="1A01B2D5" w16cid:durableId="37A8CDDB"/>
@@ -26663,6 +27861,17 @@
       <w:bCs/>
     </w:rPr>
   </w:style>
+  <w:style w:type="paragraph" w:styleId="Revision">
+    <w:name w:val="Revision"/>
+    <w:hidden/>
+    <w:uiPriority w:val="99"/>
+    <w:semiHidden/>
+    <w:rsid w:val="001224F7"/>
+    <w:pPr>
+      <w:spacing w:line="240" w:lineRule="auto"/>
+      <w:ind w:firstLine="0"/>
+    </w:pPr>
+  </w:style>
 </w:styles>
 </file>
 

--- a/Thesis Draft - Daan Luttik - MBA.docx
+++ b/Thesis Draft - Daan Luttik - MBA.docx
@@ -2427,11 +2427,26 @@
         </w:r>
       </w:del>
       <w:r>
-        <w:t xml:space="preserve">focusing on brainstorming and content generation, rather than a system that can really do the work or make a meaningful contribution to a vast amount of normal daily tasks (Brinker &amp; Riemersma, 2025, p. </w:t>
+        <w:t xml:space="preserve">focusing on brainstorming and content generation, rather than a system that can really do the work or make a meaningful contribution to a vast amount of normal daily tasks (Brinker &amp; Riemersma, 2025). </w:t>
+      </w:r>
+    </w:p>
+    <w:p>
+      <w:r>
+        <w:t>Recent and quickly evolving technologies provide AI with the relevant context and access to tools (</w:t>
+      </w:r>
+      <w:r>
+        <w:rPr>
+          <w:color w:val="222222"/>
+          <w:highlight w:val="white"/>
+        </w:rPr>
+        <w:t>Acharya et al., 2025)</w:t>
+      </w:r>
+      <w:r>
+        <w:t xml:space="preserve">, which should enable it to start making meaningful contributions to these daily tasks. These innovations have led to </w:t>
       </w:r>
       <w:commentRangeStart w:id="13"/>
       <w:r>
-        <w:t>35</w:t>
+        <w:t>agentic</w:t>
       </w:r>
       <w:commentRangeEnd w:id="13"/>
       <w:r>
@@ -2443,111 +2458,72 @@
         <w:commentReference w:id="13"/>
       </w:r>
       <w:r>
-        <w:t xml:space="preserve">). </w:t>
-      </w:r>
-    </w:p>
-    <w:p>
-      <w:r>
-        <w:t>Recent and quickly evolving technologies provide AI with the relevant context and access to tools (</w:t>
-      </w:r>
-      <w:r>
-        <w:rPr>
-          <w:color w:val="222222"/>
-          <w:highlight w:val="white"/>
-        </w:rPr>
-        <w:t>Acharya et al., 2025)</w:t>
-      </w:r>
-      <w:r>
-        <w:t xml:space="preserve">, which should enable it to start making meaningful contributions to these daily tasks. These innovations have led to </w:t>
-      </w:r>
-      <w:commentRangeStart w:id="14"/>
-      <w:r>
-        <w:t>agentic</w:t>
-      </w:r>
-      <w:commentRangeEnd w:id="14"/>
+        <w:t xml:space="preserve"> AI, which Acharya et al. (2025) define as “autonomous AI systems that undertake to finish a set of complex tasks that span over long periods of time without human supervision” (p. 18913). These systems are capable of acting in a goal-oriented manner within a changing environment (Acharya et al., 2025) and might therefore be better suited for the execution of normal daily tasks of the marketer.</w:t>
+      </w:r>
+    </w:p>
+    <w:p>
+      <w:pPr>
+        <w:pStyle w:val="Heading2"/>
+      </w:pPr>
+      <w:bookmarkStart w:id="14" w:name="_cw3ny2ib92ok" w:colFirst="0" w:colLast="0"/>
+      <w:bookmarkEnd w:id="14"/>
+      <w:r>
+        <w:t xml:space="preserve">1.2. </w:t>
+      </w:r>
+      <w:r>
+        <w:tab/>
+        <w:t>Research Problem and Gap</w:t>
+      </w:r>
+    </w:p>
+    <w:p>
+      <w:r>
+        <w:t>We aim to explore the question</w:t>
+      </w:r>
+      <w:r>
+        <w:rPr>
+          <w:i/>
+          <w:iCs/>
+        </w:rPr>
+        <w:t xml:space="preserve"> “How do marketing managers create value with agentic AI?”</w:t>
+      </w:r>
+      <w:r>
+        <w:rPr>
+          <w:b/>
+          <w:bCs/>
+        </w:rPr>
+        <w:t xml:space="preserve">  </w:t>
+      </w:r>
+      <w:r>
+        <w:t xml:space="preserve">The potential of agentic AI within the context of marketing is largely unexplored empirically in academic </w:t>
+      </w:r>
+      <w:commentRangeStart w:id="15"/>
+      <w:r>
+        <w:t>literature</w:t>
+      </w:r>
+      <w:commentRangeEnd w:id="15"/>
       <w:r>
         <w:rPr>
           <w:rStyle w:val="CommentReference"/>
           <w:sz w:val="22"/>
           <w:szCs w:val="22"/>
         </w:rPr>
-        <w:commentReference w:id="14"/>
-      </w:r>
-      <w:r>
-        <w:t xml:space="preserve"> AI, which Acharya et al. (2025) define as “autonomous AI systems that undertake to finish a set of complex tasks that span over long periods of time without human supervision” (p. 18913). These systems are capable of acting in a goal-oriented manner within a changing environment (Acharya et al., 2025) and might therefore be better suited for the execution of normal daily tasks of the marketer.</w:t>
-      </w:r>
-    </w:p>
-    <w:p>
-      <w:pPr>
-        <w:pStyle w:val="Heading2"/>
-      </w:pPr>
-      <w:bookmarkStart w:id="15" w:name="_cw3ny2ib92ok" w:colFirst="0" w:colLast="0"/>
-      <w:bookmarkEnd w:id="15"/>
-      <w:r>
-        <w:t xml:space="preserve">1.2. </w:t>
-      </w:r>
-      <w:r>
-        <w:tab/>
-        <w:t>Research Problem and Gap</w:t>
-      </w:r>
-    </w:p>
-    <w:p>
-      <w:r>
-        <w:t>We aim to explore the question</w:t>
-      </w:r>
-      <w:r>
-        <w:rPr>
-          <w:i/>
-          <w:iCs/>
-        </w:rPr>
-        <w:t xml:space="preserve"> “How do marketing managers create value with agentic AI?”</w:t>
-      </w:r>
-      <w:r>
-        <w:rPr>
-          <w:b/>
-          <w:bCs/>
-        </w:rPr>
-        <w:t xml:space="preserve">  </w:t>
-      </w:r>
-      <w:r>
-        <w:t xml:space="preserve">The potential of agentic AI within the context of marketing is largely unexplored </w:t>
-      </w:r>
-      <w:ins w:id="16" w:author="Stefanie B." w:date="2026-05-11T12:30:00Z">
-        <w:r>
-          <w:t xml:space="preserve">empirically </w:t>
-        </w:r>
-      </w:ins>
-      <w:r>
-        <w:t xml:space="preserve">in academic </w:t>
-      </w:r>
-      <w:commentRangeStart w:id="17"/>
-      <w:r>
-        <w:t>literature</w:t>
-      </w:r>
-      <w:commentRangeEnd w:id="17"/>
+        <w:commentReference w:id="15"/>
+      </w:r>
+      <w:r>
+        <w:t xml:space="preserve">, especially outside the context of content </w:t>
+      </w:r>
+      <w:commentRangeStart w:id="16"/>
+      <w:r>
+        <w:t>generation</w:t>
+      </w:r>
+      <w:commentRangeEnd w:id="16"/>
       <w:r>
         <w:rPr>
           <w:rStyle w:val="CommentReference"/>
           <w:sz w:val="22"/>
           <w:szCs w:val="22"/>
         </w:rPr>
-        <w:commentReference w:id="17"/>
-      </w:r>
-      <w:r>
-        <w:t xml:space="preserve">, especially outside the context of content </w:t>
-      </w:r>
-      <w:commentRangeStart w:id="18"/>
-      <w:r>
-        <w:t>generation</w:t>
-      </w:r>
-      <w:commentRangeEnd w:id="18"/>
-      <w:r>
-        <w:rPr>
-          <w:rStyle w:val="CommentReference"/>
-          <w:sz w:val="22"/>
-          <w:szCs w:val="22"/>
-        </w:rPr>
-        <w:commentReference w:id="18"/>
+        <w:commentReference w:id="16"/>
       </w:r>
       <w:r>
         <w:t>. Many researchers are making calls for research regarding agentic AI within the marketing field (Kim, 2025) or for research with a wider scope that covers this scope (Mogaji &amp; Jain, 2024; Jain &amp; Eastman, 2024). To guide the research, the following subquestions are used:</w:t>
@@ -2563,34 +2539,34 @@
       <w:r>
         <w:t>How do marketing manager</w:t>
       </w:r>
-      <w:commentRangeStart w:id="19"/>
+      <w:commentRangeStart w:id="17"/>
       <w:r>
         <w:t>s identify and translate agentic</w:t>
       </w:r>
-      <w:commentRangeEnd w:id="19"/>
+      <w:commentRangeEnd w:id="17"/>
       <w:r>
         <w:rPr>
           <w:rStyle w:val="CommentReference"/>
           <w:sz w:val="22"/>
           <w:szCs w:val="22"/>
         </w:rPr>
-        <w:commentReference w:id="19"/>
+        <w:commentReference w:id="17"/>
       </w:r>
       <w:r>
         <w:t xml:space="preserve"> AI opportunities into value-creating marketing </w:t>
       </w:r>
-      <w:commentRangeStart w:id="20"/>
+      <w:commentRangeStart w:id="18"/>
       <w:r>
         <w:t>practices</w:t>
       </w:r>
-      <w:commentRangeEnd w:id="20"/>
+      <w:commentRangeEnd w:id="18"/>
       <w:r>
         <w:rPr>
           <w:rStyle w:val="CommentReference"/>
           <w:sz w:val="22"/>
           <w:szCs w:val="22"/>
         </w:rPr>
-        <w:commentReference w:id="20"/>
+        <w:commentReference w:id="18"/>
       </w:r>
       <w:r>
         <w:t>?</w:t>
@@ -2618,75 +2594,67 @@
       <w:r>
         <w:t xml:space="preserve">How do marketing managers navigate obstacles and risks in the process of creating value through agentic </w:t>
       </w:r>
-      <w:commentRangeStart w:id="21"/>
+      <w:commentRangeStart w:id="19"/>
       <w:r>
         <w:t>AI</w:t>
       </w:r>
-      <w:commentRangeEnd w:id="21"/>
+      <w:commentRangeEnd w:id="19"/>
       <w:r>
         <w:rPr>
           <w:rStyle w:val="CommentReference"/>
           <w:sz w:val="22"/>
           <w:szCs w:val="22"/>
         </w:rPr>
+        <w:commentReference w:id="19"/>
+      </w:r>
+      <w:r>
+        <w:t>?</w:t>
+      </w:r>
+    </w:p>
+    <w:p>
+      <w:commentRangeStart w:id="20"/>
+      <w:r>
+        <w:t xml:space="preserve">By focusing specifically on agentic AI systems, this research seeks to move beyond the frequent focus on Generative AI and specific associated tasks (e.g., content </w:t>
+      </w:r>
+      <w:commentRangeStart w:id="21"/>
+      <w:commentRangeStart w:id="22"/>
+      <w:r>
+        <w:t>generation</w:t>
+      </w:r>
+      <w:commentRangeEnd w:id="21"/>
+      <w:r>
+        <w:rPr>
+          <w:rStyle w:val="CommentReference"/>
+          <w:sz w:val="22"/>
+          <w:szCs w:val="22"/>
+        </w:rPr>
         <w:commentReference w:id="21"/>
       </w:r>
-      <w:r>
-        <w:t>?</w:t>
-      </w:r>
-    </w:p>
-    <w:p>
-      <w:commentRangeStart w:id="22"/>
-      <w:r>
-        <w:t xml:space="preserve">By focusing specifically on agentic AI systems, this research seeks to move beyond the frequent focus on </w:t>
+      <w:commentRangeEnd w:id="22"/>
+      <w:r>
+        <w:rPr>
+          <w:rStyle w:val="CommentReference"/>
+          <w:sz w:val="22"/>
+          <w:szCs w:val="22"/>
+        </w:rPr>
+        <w:commentReference w:id="22"/>
       </w:r>
       <w:ins w:id="23" w:author="Stefanie B." w:date="2026-01-20T11:40:00Z">
-        <w:r>
-          <w:t xml:space="preserve">Generative AI and specific associated tasks (e.g., </w:t>
-        </w:r>
-      </w:ins>
-      <w:r>
-        <w:t xml:space="preserve">content </w:t>
-      </w:r>
-      <w:commentRangeStart w:id="24"/>
-      <w:r>
-        <w:t>generation</w:t>
-      </w:r>
-      <w:commentRangeEnd w:id="24"/>
-      <w:ins w:id="25" w:author="Stefanie B." w:date="2026-01-20T11:40:00Z">
-        <w:r>
-          <w:rPr>
-            <w:rStyle w:val="CommentReference"/>
-            <w:sz w:val="22"/>
-            <w:szCs w:val="22"/>
-          </w:rPr>
-          <w:commentReference w:id="24"/>
-        </w:r>
         <w:r>
           <w:t>)</w:t>
         </w:r>
       </w:ins>
       <w:r>
-        <w:t xml:space="preserve"> to examine the broader spectrum of value creation </w:t>
-      </w:r>
-      <w:ins w:id="26" w:author="Stefanie B." w:date="2026-01-20T11:40:00Z">
-        <w:r>
-          <w:t>related to the emerging, and more complex, technology of Agentic AI</w:t>
-        </w:r>
-      </w:ins>
-      <w:del w:id="27" w:author="Stefanie B." w:date="2026-01-20T11:40:00Z">
-        <w:r>
-          <w:delText>opportunities available to marketing managers</w:delText>
-        </w:r>
-      </w:del>
-      <w:commentRangeEnd w:id="22"/>
+        <w:t xml:space="preserve"> to examine the broader spectrum of value creation related to the emerging, and more complex, technology of Agentic AI</w:t>
+      </w:r>
+      <w:commentRangeEnd w:id="20"/>
       <w:r>
         <w:rPr>
           <w:rStyle w:val="CommentReference"/>
           <w:sz w:val="22"/>
           <w:szCs w:val="22"/>
         </w:rPr>
-        <w:commentReference w:id="22"/>
+        <w:commentReference w:id="20"/>
       </w:r>
       <w:r>
         <w:t>. The question is deliberately exploratory in nature, acknowledging that the field is still emerging and that both theoretical understanding and practical guidance are largely underdeveloped but valuable to the field.</w:t>
@@ -2696,34 +2664,34 @@
       <w:r>
         <w:t xml:space="preserve">Despite the significant attention paid to GenAI in both academic literature and practitioner </w:t>
       </w:r>
-      <w:commentRangeStart w:id="28"/>
+      <w:commentRangeStart w:id="24"/>
       <w:r>
         <w:t>discourse</w:t>
       </w:r>
-      <w:commentRangeEnd w:id="28"/>
+      <w:commentRangeEnd w:id="24"/>
       <w:r>
         <w:rPr>
           <w:rStyle w:val="CommentReference"/>
           <w:sz w:val="22"/>
           <w:szCs w:val="22"/>
         </w:rPr>
-        <w:commentReference w:id="28"/>
+        <w:commentReference w:id="24"/>
       </w:r>
       <w:r>
         <w:t xml:space="preserve">, a critical gap exists in understanding how marketing managers can systematically leverage GenAI to create value beyond content generation. The academic literature has not yet adequately explored the applications of agentic AI systems in marketing contexts, particularly regarding their integration into daily marketing operations and their potential to transform core marketing </w:t>
       </w:r>
-      <w:commentRangeStart w:id="29"/>
+      <w:commentRangeStart w:id="25"/>
       <w:r>
         <w:t>processes</w:t>
       </w:r>
-      <w:commentRangeEnd w:id="29"/>
+      <w:commentRangeEnd w:id="25"/>
       <w:r>
         <w:rPr>
           <w:rStyle w:val="CommentReference"/>
           <w:sz w:val="22"/>
           <w:szCs w:val="22"/>
         </w:rPr>
-        <w:commentReference w:id="29"/>
+        <w:commentReference w:id="25"/>
       </w:r>
       <w:r>
         <w:t>.</w:t>
@@ -2738,18 +2706,18 @@
       <w:r>
         <w:t xml:space="preserve">Furthermore, the existing literature on digital transformation, while valuable, does not fully account for the unique characteristics of GenAI and agentic </w:t>
       </w:r>
-      <w:commentRangeStart w:id="30"/>
+      <w:commentRangeStart w:id="26"/>
       <w:r>
         <w:t>systems</w:t>
       </w:r>
-      <w:commentRangeEnd w:id="30"/>
+      <w:commentRangeEnd w:id="26"/>
       <w:r>
         <w:rPr>
           <w:rStyle w:val="CommentReference"/>
           <w:sz w:val="22"/>
           <w:szCs w:val="22"/>
         </w:rPr>
-        <w:commentReference w:id="30"/>
+        <w:commentReference w:id="26"/>
       </w:r>
       <w:r>
         <w:t>. In many ways, the rollout of AI represents a new wave of digital transformation (Holmström, 2022), yet the dynamic and rapidly evolving nature of GenAI technologies requires fresh perspectives and frameworks tailored to this specific technological context.</w:t>
@@ -2759,10 +2727,9 @@
       <w:pPr>
         <w:pStyle w:val="Heading2"/>
       </w:pPr>
-      <w:bookmarkStart w:id="31" w:name="_j1ug5ud2kv2v" w:colFirst="0" w:colLast="0"/>
-      <w:bookmarkEnd w:id="31"/>
-      <w:r>
-        <w:lastRenderedPageBreak/>
+      <w:bookmarkStart w:id="27" w:name="_j1ug5ud2kv2v" w:colFirst="0" w:colLast="0"/>
+      <w:bookmarkEnd w:id="27"/>
+      <w:r>
         <w:t>1.3.</w:t>
       </w:r>
       <w:r>
@@ -2777,6 +2744,7 @@
     </w:p>
     <w:p>
       <w:r>
+        <w:lastRenderedPageBreak/>
         <w:t xml:space="preserve">Academic contributions include: </w:t>
       </w:r>
     </w:p>
@@ -2872,26 +2840,26 @@
       <w:r>
         <w:t xml:space="preserve">Enabling marketing departments to operate more efficiently and create greater value through strategic GenAI </w:t>
       </w:r>
-      <w:commentRangeStart w:id="32"/>
+      <w:commentRangeStart w:id="28"/>
       <w:r>
         <w:t>adoption</w:t>
       </w:r>
-      <w:commentRangeEnd w:id="32"/>
+      <w:commentRangeEnd w:id="28"/>
       <w:r>
         <w:rPr>
           <w:rStyle w:val="CommentReference"/>
           <w:sz w:val="22"/>
           <w:szCs w:val="22"/>
         </w:rPr>
-        <w:commentReference w:id="32"/>
+        <w:commentReference w:id="28"/>
       </w:r>
     </w:p>
     <w:p>
       <w:pPr>
         <w:pStyle w:val="Heading2"/>
       </w:pPr>
-      <w:bookmarkStart w:id="33" w:name="_2z5npmz6k6sb" w:colFirst="0" w:colLast="0"/>
-      <w:bookmarkEnd w:id="33"/>
+      <w:bookmarkStart w:id="29" w:name="_2z5npmz6k6sb" w:colFirst="0" w:colLast="0"/>
+      <w:bookmarkEnd w:id="29"/>
       <w:r>
         <w:t>1.4. Structure of the Thesis</w:t>
       </w:r>
@@ -2903,8 +2871,8 @@
       <w:pPr>
         <w:pStyle w:val="Heading1"/>
       </w:pPr>
-      <w:bookmarkStart w:id="34" w:name="_fyrgbopm813k" w:colFirst="0" w:colLast="0"/>
-      <w:bookmarkEnd w:id="34"/>
+      <w:bookmarkStart w:id="30" w:name="_fyrgbopm813k" w:colFirst="0" w:colLast="0"/>
+      <w:bookmarkEnd w:id="30"/>
       <w:r>
         <w:lastRenderedPageBreak/>
         <w:t xml:space="preserve">2. </w:t>
@@ -2915,8 +2883,8 @@
       </w:r>
     </w:p>
     <w:p>
-      <w:commentRangeStart w:id="35"/>
-      <w:commentRangeStart w:id="36"/>
+      <w:commentRangeStart w:id="31"/>
+      <w:commentRangeStart w:id="32"/>
       <w:r>
         <w:rPr>
           <w:noProof/>
@@ -2935,7 +2903,7 @@
                     <pic:cNvPicPr preferRelativeResize="0"/>
                   </pic:nvPicPr>
                   <pic:blipFill>
-                    <a:blip r:embed="rId16"/>
+                    <a:blip r:embed="rId17"/>
                     <a:srcRect/>
                     <a:stretch>
                       <a:fillRect/>
@@ -2957,23 +2925,23 @@
           </wp:inline>
         </w:drawing>
       </w:r>
-      <w:commentRangeEnd w:id="36"/>
+      <w:commentRangeEnd w:id="32"/>
       <w:r>
         <w:rPr>
           <w:rStyle w:val="CommentReference"/>
           <w:sz w:val="22"/>
           <w:szCs w:val="22"/>
         </w:rPr>
-        <w:commentReference w:id="36"/>
-      </w:r>
-      <w:commentRangeEnd w:id="35"/>
+        <w:commentReference w:id="32"/>
+      </w:r>
+      <w:commentRangeEnd w:id="31"/>
       <w:r>
         <w:rPr>
           <w:rStyle w:val="CommentReference"/>
           <w:sz w:val="22"/>
           <w:szCs w:val="22"/>
         </w:rPr>
-        <w:commentReference w:id="35"/>
+        <w:commentReference w:id="31"/>
       </w:r>
     </w:p>
     <w:p>
@@ -2986,8 +2954,8 @@
           <w:iCs/>
         </w:rPr>
       </w:pPr>
-      <w:bookmarkStart w:id="37" w:name="_mkiue4kv7nzj" w:colFirst="0" w:colLast="0"/>
-      <w:bookmarkEnd w:id="37"/>
+      <w:bookmarkStart w:id="33" w:name="_mkiue4kv7nzj" w:colFirst="0" w:colLast="0"/>
+      <w:bookmarkEnd w:id="33"/>
       <w:r>
         <w:t xml:space="preserve">2.1. </w:t>
       </w:r>
@@ -2995,12 +2963,12 @@
         <w:tab/>
         <w:t xml:space="preserve">The historical </w:t>
       </w:r>
-      <w:ins w:id="38" w:author="Stefanie B." w:date="2026-05-11T12:38:00Z">
+      <w:ins w:id="34" w:author="Stefanie B." w:date="2026-05-11T12:38:00Z">
         <w:r>
           <w:t xml:space="preserve">development </w:t>
         </w:r>
       </w:ins>
-      <w:del w:id="39" w:author="Stefanie B." w:date="2026-05-11T12:38:00Z">
+      <w:del w:id="35" w:author="Stefanie B." w:date="2026-05-11T12:38:00Z">
         <w:r>
           <w:delText xml:space="preserve">impact </w:delText>
         </w:r>
@@ -3014,18 +2982,18 @@
       <w:r>
         <w:t xml:space="preserve">The term Artificial Intelligence (AI) has been around since the 1950s to describe “intelligent </w:t>
       </w:r>
-      <w:commentRangeStart w:id="40"/>
+      <w:commentRangeStart w:id="36"/>
       <w:r>
         <w:t>machines</w:t>
       </w:r>
-      <w:commentRangeEnd w:id="40"/>
+      <w:commentRangeEnd w:id="36"/>
       <w:r>
         <w:rPr>
           <w:rStyle w:val="CommentReference"/>
           <w:sz w:val="22"/>
           <w:szCs w:val="22"/>
         </w:rPr>
-        <w:commentReference w:id="40"/>
+        <w:commentReference w:id="36"/>
       </w:r>
       <w:r>
         <w:t>”, it is often associated with systems that perform tasks that are typically associated with human cognition (Xu et al., 2021). AI can be broadly categorized into two categories:</w:t>
@@ -3050,18 +3018,18 @@
       <w:r>
         <w:t xml:space="preserve">. An example of this is </w:t>
       </w:r>
-      <w:commentRangeStart w:id="41"/>
+      <w:commentRangeStart w:id="37"/>
       <w:r>
         <w:t>early game AI.</w:t>
       </w:r>
-      <w:commentRangeEnd w:id="41"/>
+      <w:commentRangeEnd w:id="37"/>
       <w:r>
         <w:rPr>
           <w:rStyle w:val="CommentReference"/>
           <w:sz w:val="22"/>
           <w:szCs w:val="22"/>
         </w:rPr>
-        <w:commentReference w:id="41"/>
+        <w:commentReference w:id="37"/>
       </w:r>
     </w:p>
     <w:p>
@@ -3089,7 +3057,7 @@
         <w:lastRenderedPageBreak/>
         <w:t xml:space="preserve">Both expert systems and machine-learning methods have been applied in marketing decision-making for decades. Earlier expert systems were developed to support managerial decisions through data, models, rules, and analytical tools (Little, 1979; Mitchell et al., 1991). In contemporary marketing practice, </w:t>
       </w:r>
-      <w:ins w:id="42" w:author="Stefanie B." w:date="2026-05-11T12:39:00Z">
+      <w:ins w:id="38" w:author="Stefanie B." w:date="2026-05-11T12:39:00Z">
         <w:r>
           <w:t xml:space="preserve">the </w:t>
         </w:r>
@@ -3097,7 +3065,7 @@
       <w:r>
         <w:t xml:space="preserve">rule-based logic </w:t>
       </w:r>
-      <w:ins w:id="43" w:author="Stefanie B." w:date="2026-05-11T12:39:00Z">
+      <w:ins w:id="39" w:author="Stefanie B." w:date="2026-05-11T12:39:00Z">
         <w:r>
           <w:t xml:space="preserve">of expert systems </w:t>
         </w:r>
@@ -3105,18 +3073,18 @@
       <w:r>
         <w:t xml:space="preserve">is especially visible in marketing automation systems, where marketers define parameters, heuristics, lead-scoring rules, behavioral triggers, and customer segments to automate or personalize marketing actions such as email campaigns, content delivery, and sales-lead </w:t>
       </w:r>
-      <w:commentRangeStart w:id="44"/>
+      <w:commentRangeStart w:id="40"/>
       <w:r>
         <w:t>qualification</w:t>
       </w:r>
-      <w:commentRangeEnd w:id="44"/>
+      <w:commentRangeEnd w:id="40"/>
       <w:r>
         <w:rPr>
           <w:rStyle w:val="CommentReference"/>
           <w:sz w:val="22"/>
           <w:szCs w:val="22"/>
         </w:rPr>
-        <w:commentReference w:id="44"/>
+        <w:commentReference w:id="40"/>
       </w:r>
       <w:r>
         <w:t xml:space="preserve"> (Heimbach et al., 2015; Järvinen &amp; Taiminen, 2016; Guercini, 2022; Guercini, 2023). </w:t>
@@ -3126,18 +3094,18 @@
       <w:r>
         <w:t xml:space="preserve">Machine learning is also widely used in marketing, particularly for customer segmentation, forecasting, recommender systems, consumer-behavior prediction, and content analysis (Duarte et al., </w:t>
       </w:r>
-      <w:commentRangeStart w:id="45"/>
+      <w:commentRangeStart w:id="41"/>
       <w:r>
         <w:t>2022</w:t>
       </w:r>
-      <w:commentRangeEnd w:id="45"/>
+      <w:commentRangeEnd w:id="41"/>
       <w:r>
         <w:rPr>
           <w:rStyle w:val="CommentReference"/>
           <w:sz w:val="22"/>
           <w:szCs w:val="22"/>
         </w:rPr>
-        <w:commentReference w:id="45"/>
+        <w:commentReference w:id="41"/>
       </w:r>
       <w:r>
         <w:t xml:space="preserve">). Specific applications include online A/B testing and conversion optimization (Kohavi et al., 2009), product recommendation systems in e-commerce (Schafer et al., 2001), and customer lifetime value modeling, where predicted future customer value can be compared with acquisition and retention costs to support marketing investment decisions (Gupta et al., 2004; Bauer &amp; Jannach, 2021). </w:t>
@@ -3147,18 +3115,18 @@
       <w:r>
         <w:t xml:space="preserve">Deep learning is a specific form of machine learning that uses neural networks consisting of multiple </w:t>
       </w:r>
-      <w:commentRangeStart w:id="46"/>
+      <w:commentRangeStart w:id="42"/>
       <w:r>
         <w:t>layers</w:t>
       </w:r>
-      <w:commentRangeEnd w:id="46"/>
+      <w:commentRangeEnd w:id="42"/>
       <w:r>
         <w:rPr>
           <w:rStyle w:val="CommentReference"/>
           <w:sz w:val="22"/>
           <w:szCs w:val="22"/>
         </w:rPr>
-        <w:commentReference w:id="46"/>
+        <w:commentReference w:id="42"/>
       </w:r>
       <w:r>
         <w:t xml:space="preserve"> (</w:t>
@@ -3179,82 +3147,85 @@
       <w:r>
         <w:t xml:space="preserve">. Training a deep learning model requires a large amount of data and </w:t>
       </w:r>
-      <w:commentRangeStart w:id="47"/>
+      <w:commentRangeStart w:id="43"/>
       <w:r>
         <w:t>computation</w:t>
       </w:r>
-      <w:commentRangeEnd w:id="47"/>
+      <w:commentRangeEnd w:id="43"/>
       <w:r>
         <w:rPr>
           <w:rStyle w:val="CommentReference"/>
           <w:sz w:val="22"/>
           <w:szCs w:val="22"/>
         </w:rPr>
-        <w:commentReference w:id="47"/>
+        <w:commentReference w:id="43"/>
       </w:r>
       <w:r>
         <w:t>; this has created a situation where it has only become prevalent after A</w:t>
       </w:r>
-      <w:commentRangeStart w:id="48"/>
+      <w:commentRangeStart w:id="44"/>
       <w:r>
         <w:t>lexNet (Krizhevsky et al., 2012), even though the concept has been around since 1958</w:t>
       </w:r>
-      <w:commentRangeEnd w:id="48"/>
+      <w:commentRangeEnd w:id="44"/>
       <w:r>
         <w:rPr>
           <w:rStyle w:val="CommentReference"/>
           <w:sz w:val="22"/>
           <w:szCs w:val="22"/>
         </w:rPr>
-        <w:commentReference w:id="48"/>
+        <w:commentReference w:id="44"/>
       </w:r>
       <w:r>
         <w:t xml:space="preserve">. Probably the best-known early applications of deep learning in marketing revolve around </w:t>
       </w:r>
-      <w:commentRangeStart w:id="49"/>
+      <w:commentRangeStart w:id="45"/>
       <w:r>
         <w:t>chatbots</w:t>
       </w:r>
-      <w:commentRangeEnd w:id="49"/>
+      <w:commentRangeEnd w:id="45"/>
       <w:r>
         <w:rPr>
           <w:rStyle w:val="CommentReference"/>
           <w:sz w:val="22"/>
           <w:szCs w:val="22"/>
         </w:rPr>
-        <w:commentReference w:id="49"/>
+        <w:commentReference w:id="45"/>
       </w:r>
       <w:r>
         <w:t xml:space="preserve">. After </w:t>
       </w:r>
-      <w:commentRangeStart w:id="50"/>
+      <w:commentRangeStart w:id="46"/>
       <w:r>
         <w:t>word2vec</w:t>
       </w:r>
-      <w:commentRangeEnd w:id="50"/>
+      <w:commentRangeEnd w:id="46"/>
       <w:r>
         <w:rPr>
           <w:rStyle w:val="CommentReference"/>
           <w:sz w:val="22"/>
           <w:szCs w:val="22"/>
         </w:rPr>
-        <w:commentReference w:id="50"/>
+        <w:commentReference w:id="46"/>
       </w:r>
       <w:r>
         <w:t xml:space="preserve"> (Mikolov et al., 2013), which gave a numerical representation of words, it became possible to match user questions to question-and-answer sets that were explicitly collected. This gave rise to early chatbots, which could answer </w:t>
       </w:r>
-      <w:commentRangeStart w:id="51"/>
-      <w:r>
-        <w:t xml:space="preserve">FAQ </w:t>
-      </w:r>
-      <w:commentRangeEnd w:id="51"/>
+      <w:r>
+        <w:t>well-documented</w:t>
+      </w:r>
+      <w:commentRangeStart w:id="47"/>
+      <w:r>
+        <w:t xml:space="preserve"> </w:t>
+      </w:r>
+      <w:commentRangeEnd w:id="47"/>
       <w:r>
         <w:rPr>
           <w:rStyle w:val="CommentReference"/>
           <w:sz w:val="22"/>
           <w:szCs w:val="22"/>
         </w:rPr>
-        <w:commentReference w:id="51"/>
+        <w:commentReference w:id="47"/>
       </w:r>
       <w:r>
         <w:t>questions (</w:t>
@@ -3273,8 +3244,8 @@
       <w:pPr>
         <w:pStyle w:val="Heading3"/>
       </w:pPr>
-      <w:bookmarkStart w:id="52" w:name="_fqeqowri1ro4" w:colFirst="0" w:colLast="0"/>
-      <w:bookmarkEnd w:id="52"/>
+      <w:bookmarkStart w:id="48" w:name="_fqeqowri1ro4" w:colFirst="0" w:colLast="0"/>
+      <w:bookmarkEnd w:id="48"/>
       <w:r>
         <w:lastRenderedPageBreak/>
         <w:t>2.1.1.</w:t>
@@ -3287,34 +3258,34 @@
     <w:p>
       <w:pPr>
         <w:rPr>
-          <w:del w:id="53" w:author="Stefanie B." w:date="2026-05-11T12:43:00Z"/>
+          <w:del w:id="49" w:author="Stefanie B." w:date="2026-05-11T12:43:00Z"/>
         </w:rPr>
       </w:pPr>
       <w:r>
         <w:t xml:space="preserve">But the real breakthrough came with the paper “Attention is All You Need” (Vaswani et al., 2016), which introduced the Transformer model (the T in </w:t>
       </w:r>
-      <w:commentRangeStart w:id="54"/>
-      <w:commentRangeStart w:id="55"/>
+      <w:commentRangeStart w:id="50"/>
+      <w:commentRangeStart w:id="51"/>
       <w:r>
         <w:t>GPT</w:t>
       </w:r>
-      <w:commentRangeEnd w:id="55"/>
+      <w:commentRangeEnd w:id="51"/>
       <w:r>
         <w:rPr>
           <w:rStyle w:val="CommentReference"/>
           <w:sz w:val="22"/>
           <w:szCs w:val="22"/>
         </w:rPr>
-        <w:commentReference w:id="55"/>
-      </w:r>
-      <w:commentRangeEnd w:id="54"/>
+        <w:commentReference w:id="51"/>
+      </w:r>
+      <w:commentRangeEnd w:id="50"/>
       <w:r>
         <w:rPr>
           <w:rStyle w:val="CommentReference"/>
           <w:sz w:val="22"/>
           <w:szCs w:val="22"/>
         </w:rPr>
-        <w:commentReference w:id="54"/>
+        <w:commentReference w:id="50"/>
       </w:r>
       <w:r>
         <w:t>). Training these systems became costly (</w:t>
@@ -3337,7 +3308,7 @@
       <w:r>
         <w:t>). Within the realm of marketing, this was highly valuable to analyze customer support conversations or product reviews.</w:t>
       </w:r>
-      <w:ins w:id="56" w:author="Stefanie B." w:date="2026-05-11T12:43:00Z">
+      <w:ins w:id="52" w:author="Stefanie B." w:date="2026-05-11T12:43:00Z">
         <w:r>
           <w:t xml:space="preserve"> </w:t>
         </w:r>
@@ -3352,44 +3323,44 @@
       <w:r>
         <w:t xml:space="preserve">GPT is a technically descriptive name; it stands for generative pretrained transformer (Radford et al., </w:t>
       </w:r>
-      <w:commentRangeStart w:id="57"/>
-      <w:commentRangeStart w:id="58"/>
+      <w:commentRangeStart w:id="53"/>
+      <w:commentRangeStart w:id="54"/>
       <w:r>
         <w:t>2018</w:t>
       </w:r>
-      <w:commentRangeEnd w:id="58"/>
+      <w:commentRangeEnd w:id="54"/>
       <w:r>
         <w:rPr>
           <w:rStyle w:val="CommentReference"/>
           <w:sz w:val="22"/>
           <w:szCs w:val="22"/>
         </w:rPr>
-        <w:commentReference w:id="58"/>
-      </w:r>
-      <w:commentRangeEnd w:id="57"/>
+        <w:commentReference w:id="54"/>
+      </w:r>
+      <w:commentRangeEnd w:id="53"/>
       <w:r>
         <w:rPr>
           <w:rStyle w:val="CommentReference"/>
           <w:sz w:val="22"/>
           <w:szCs w:val="22"/>
         </w:rPr>
-        <w:commentReference w:id="57"/>
+        <w:commentReference w:id="53"/>
       </w:r>
       <w:r>
         <w:t>). A key element here is the term “</w:t>
       </w:r>
-      <w:commentRangeStart w:id="59"/>
+      <w:commentRangeStart w:id="55"/>
       <w:r>
         <w:t>pretrained</w:t>
       </w:r>
-      <w:commentRangeEnd w:id="59"/>
+      <w:commentRangeEnd w:id="55"/>
       <w:r>
         <w:rPr>
           <w:rStyle w:val="CommentReference"/>
           <w:sz w:val="22"/>
           <w:szCs w:val="22"/>
         </w:rPr>
-        <w:commentReference w:id="59"/>
+        <w:commentReference w:id="55"/>
       </w:r>
       <w:r>
         <w:t>.” The fact that modern LLMs are pretrained drastically changes the economic model (</w:t>
@@ -3403,18 +3374,18 @@
       <w:r>
         <w:t xml:space="preserve">. Rather than requiring vast amounts of data and having to recoup the cost of training, organizations can now directly start experimenting with the application of </w:t>
       </w:r>
-      <w:commentRangeStart w:id="60"/>
+      <w:commentRangeStart w:id="56"/>
       <w:r>
         <w:t>models</w:t>
       </w:r>
-      <w:commentRangeEnd w:id="60"/>
+      <w:commentRangeEnd w:id="56"/>
       <w:r>
         <w:rPr>
           <w:rStyle w:val="CommentReference"/>
           <w:sz w:val="22"/>
           <w:szCs w:val="22"/>
         </w:rPr>
-        <w:commentReference w:id="60"/>
+        <w:commentReference w:id="56"/>
       </w:r>
       <w:r>
         <w:t xml:space="preserve"> (</w:t>
@@ -3428,20 +3399,18 @@
       <w:r>
         <w:t xml:space="preserve">. This </w:t>
       </w:r>
-      <w:commentRangeStart w:id="61"/>
-      <w:ins w:id="62" w:author="Stefanie B." w:date="2026-05-11T12:44:00Z">
-        <w:r>
-          <w:t xml:space="preserve">development </w:t>
-        </w:r>
-      </w:ins>
-      <w:commentRangeEnd w:id="61"/>
+      <w:commentRangeStart w:id="57"/>
+      <w:r>
+        <w:t xml:space="preserve">development </w:t>
+      </w:r>
+      <w:commentRangeEnd w:id="57"/>
       <w:r>
         <w:rPr>
           <w:rStyle w:val="CommentReference"/>
           <w:sz w:val="22"/>
           <w:szCs w:val="22"/>
         </w:rPr>
-        <w:commentReference w:id="61"/>
+        <w:commentReference w:id="57"/>
       </w:r>
       <w:r>
         <w:t>shift from up-front costs to usage-based costs makes AI much more applicable for small-scale use cases and quick experimentation (</w:t>
@@ -3452,14 +3421,14 @@
         </w:rPr>
         <w:t xml:space="preserve">Burkhardt &amp; Rieder, </w:t>
       </w:r>
-      <w:commentRangeStart w:id="63"/>
+      <w:commentRangeStart w:id="58"/>
       <w:r>
         <w:rPr>
           <w:highlight w:val="white"/>
         </w:rPr>
         <w:t>2024</w:t>
       </w:r>
-      <w:commentRangeEnd w:id="63"/>
+      <w:commentRangeEnd w:id="58"/>
       <w:r>
         <w:rPr>
           <w:rStyle w:val="CommentReference"/>
@@ -3467,7 +3436,7 @@
           <w:szCs w:val="22"/>
           <w:highlight w:val="white"/>
         </w:rPr>
-        <w:commentReference w:id="63"/>
+        <w:commentReference w:id="58"/>
       </w:r>
       <w:r>
         <w:rPr>
@@ -3489,18 +3458,18 @@
       <w:r>
         <w:t xml:space="preserve">Furthermore, while BERT focused on classification (Devlin et al., 2019), GPT focuses on generation; the ability to generate </w:t>
       </w:r>
-      <w:commentRangeStart w:id="64"/>
+      <w:commentRangeStart w:id="59"/>
       <w:r>
         <w:t xml:space="preserve">text </w:t>
       </w:r>
-      <w:commentRangeEnd w:id="64"/>
+      <w:commentRangeEnd w:id="59"/>
       <w:r>
         <w:rPr>
           <w:rStyle w:val="CommentReference"/>
           <w:sz w:val="22"/>
           <w:szCs w:val="22"/>
         </w:rPr>
-        <w:commentReference w:id="64"/>
+        <w:commentReference w:id="59"/>
       </w:r>
       <w:r>
         <w:t>makes the model more widely applicable since it is no longer scoped to one specific task (</w:t>
@@ -3525,8 +3494,8 @@
       <w:pPr>
         <w:pStyle w:val="Heading3"/>
       </w:pPr>
-      <w:bookmarkStart w:id="65" w:name="_n7fdo5m5v3pp" w:colFirst="0" w:colLast="0"/>
-      <w:bookmarkEnd w:id="65"/>
+      <w:bookmarkStart w:id="60" w:name="_n7fdo5m5v3pp" w:colFirst="0" w:colLast="0"/>
+      <w:bookmarkEnd w:id="60"/>
       <w:r>
         <w:t>2.1.2.</w:t>
       </w:r>
@@ -3537,50 +3506,29 @@
     </w:p>
     <w:p>
       <w:r>
-        <w:t xml:space="preserve">ChatGPT was the introduction of </w:t>
-      </w:r>
-      <w:ins w:id="66" w:author="Stefanie B." w:date="2026-05-11T12:53:00Z">
-        <w:r>
-          <w:t>Gen</w:t>
-        </w:r>
-      </w:ins>
-      <w:r>
-        <w:t xml:space="preserve">AI to the broader public as a simple question-and-answer machine (OpenAI, 2022). ChatGPT </w:t>
-      </w:r>
-      <w:ins w:id="67" w:author="Stefanie B." w:date="2026-05-11T12:53:00Z">
-        <w:r>
-          <w:t xml:space="preserve">can </w:t>
-        </w:r>
-      </w:ins>
-      <w:del w:id="68" w:author="Stefanie B." w:date="2026-05-11T12:53:00Z">
-        <w:r>
-          <w:delText xml:space="preserve">could </w:delText>
-        </w:r>
-      </w:del>
-      <w:r>
-        <w:t xml:space="preserve">generate text based on the user’s input; this, in addition to the earlier release of stable diffusion and other imaging models, made the public keenly aware of the potential for AI to answer questions and create content (Wahid et al., </w:t>
+        <w:t xml:space="preserve">ChatGPT was the introduction of GenAI to the broader public as a simple question-and-answer machine (OpenAI, 2022). ChatGPT can generate text based on the user’s input; this, in addition to the earlier release of stable diffusion and other imaging models, made the public keenly aware of the potential for AI to answer questions and create content (Wahid et al., 2023). </w:t>
       </w:r>
       <w:r>
         <w:lastRenderedPageBreak/>
-        <w:t xml:space="preserve">2023). Marketers started using the image generation to make better briefings for the design department and used the text systems to write better copy, be a brainstorming partner for the creative process, and much more, all the while this is done more effectively (Wahid et al., 2023; Grewal et al., 2024; Abou Elgeit, </w:t>
-      </w:r>
-      <w:commentRangeStart w:id="69"/>
+        <w:t xml:space="preserve">Marketers started using the image generation to make better briefings for the design department and used the text systems to write better copy, be a brainstorming partner for the creative process, and much more, all the while this is done more effectively (Wahid et al., 2023; Grewal et al., 2024; Abou Elgeit, </w:t>
+      </w:r>
+      <w:commentRangeStart w:id="61"/>
       <w:r>
         <w:t>2025</w:t>
       </w:r>
-      <w:commentRangeEnd w:id="69"/>
+      <w:commentRangeEnd w:id="61"/>
       <w:r>
         <w:rPr>
           <w:rStyle w:val="CommentReference"/>
           <w:sz w:val="22"/>
           <w:szCs w:val="22"/>
         </w:rPr>
-        <w:commentReference w:id="69"/>
+        <w:commentReference w:id="61"/>
       </w:r>
       <w:r>
         <w:t>)</w:t>
       </w:r>
-      <w:ins w:id="70" w:author="Stefanie B." w:date="2026-05-11T12:53:00Z">
+      <w:ins w:id="62" w:author="Stefanie B." w:date="2026-05-11T12:53:00Z">
         <w:r>
           <w:t xml:space="preserve">. </w:t>
         </w:r>
@@ -3590,8 +3538,8 @@
       <w:pPr>
         <w:pStyle w:val="Heading3"/>
       </w:pPr>
-      <w:bookmarkStart w:id="71" w:name="_7k1mujnido4y" w:colFirst="0" w:colLast="0"/>
-      <w:bookmarkEnd w:id="71"/>
+      <w:bookmarkStart w:id="63" w:name="_7k1mujnido4y" w:colFirst="0" w:colLast="0"/>
+      <w:bookmarkEnd w:id="63"/>
       <w:r>
         <w:t>2.1.3.</w:t>
       </w:r>
@@ -3604,99 +3552,66 @@
       <w:r>
         <w:t xml:space="preserve">Just before the release of ChatGPT, the concept of Retrieval Augmented Generation (RAG) was introduced (Lewis et al., </w:t>
       </w:r>
-      <w:commentRangeStart w:id="72"/>
+      <w:commentRangeStart w:id="64"/>
       <w:r>
         <w:t>2020</w:t>
       </w:r>
-      <w:commentRangeEnd w:id="72"/>
+      <w:commentRangeEnd w:id="64"/>
       <w:r>
         <w:rPr>
           <w:rStyle w:val="CommentReference"/>
           <w:sz w:val="22"/>
           <w:szCs w:val="22"/>
         </w:rPr>
-        <w:commentReference w:id="72"/>
-      </w:r>
-      <w:r>
-        <w:t xml:space="preserve">). This </w:t>
-      </w:r>
-      <w:ins w:id="73" w:author="Stefanie B." w:date="2026-05-11T12:55:00Z">
-        <w:r>
-          <w:t xml:space="preserve">development </w:t>
-        </w:r>
-      </w:ins>
-      <w:r>
-        <w:t xml:space="preserve">was immediately relevant for business to </w:t>
-      </w:r>
-      <w:ins w:id="74" w:author="Stefanie B." w:date="2026-05-11T12:54:00Z">
-        <w:r>
-          <w:t>put</w:t>
-        </w:r>
-      </w:ins>
-      <w:del w:id="75" w:author="Stefanie B." w:date="2026-05-11T12:54:00Z">
-        <w:r>
-          <w:delText xml:space="preserve">get </w:delText>
-        </w:r>
-      </w:del>
-      <w:ins w:id="76" w:author="Stefanie B." w:date="2026-05-11T12:54:00Z">
+        <w:commentReference w:id="64"/>
+      </w:r>
+      <w:r>
+        <w:t>). This development was immediately relevant for business to put</w:t>
+      </w:r>
+      <w:r>
+        <w:t xml:space="preserve"> </w:t>
+      </w:r>
+      <w:r>
+        <w:t xml:space="preserve">additional information into the context of the model. The additional information loaded through RAG can be anything, including business- or project-related content or publicly available information (Gao et al., 2023). RAG powers the AI system with additional knowledge that typically is directly related to the posed prompt (Lewis et al., 2020; Gao et al., </w:t>
+      </w:r>
+      <w:commentRangeStart w:id="65"/>
+      <w:commentRangeStart w:id="66"/>
+      <w:r>
+        <w:t>2023</w:t>
+      </w:r>
+      <w:commentRangeEnd w:id="66"/>
+      <w:r>
+        <w:rPr>
+          <w:rStyle w:val="CommentReference"/>
+          <w:sz w:val="22"/>
+          <w:szCs w:val="22"/>
+        </w:rPr>
+        <w:commentReference w:id="66"/>
+      </w:r>
+      <w:commentRangeEnd w:id="65"/>
+      <w:r>
+        <w:rPr>
+          <w:rStyle w:val="CommentReference"/>
+          <w:sz w:val="22"/>
+          <w:szCs w:val="22"/>
+        </w:rPr>
+        <w:commentReference w:id="65"/>
+      </w:r>
+      <w:r>
+        <w:t>).</w:t>
+      </w:r>
+      <w:ins w:id="67" w:author="Stefanie B." w:date="2026-05-11T12:55:00Z">
         <w:r>
           <w:t xml:space="preserve"> </w:t>
         </w:r>
       </w:ins>
-      <w:r>
-        <w:t xml:space="preserve">additional information into the context of the model. The additional information loaded through RAG can be anything, including business- or project-related content or publicly available information (Gao et al., 2023). </w:t>
-      </w:r>
-      <w:ins w:id="77" w:author="Stefanie B." w:date="2026-05-11T12:55:00Z">
-        <w:r>
-          <w:t xml:space="preserve">RAG </w:t>
-        </w:r>
-      </w:ins>
-      <w:del w:id="78" w:author="Stefanie B." w:date="2026-05-11T12:55:00Z">
-        <w:r>
-          <w:delText xml:space="preserve">This </w:delText>
-        </w:r>
-      </w:del>
-      <w:r>
-        <w:t xml:space="preserve">powers the AI system with additional knowledge that typically is directly related to the posed prompt (Lewis et al., 2020; Gao et al., </w:t>
-      </w:r>
-      <w:commentRangeStart w:id="79"/>
-      <w:commentRangeStart w:id="80"/>
-      <w:r>
-        <w:t>2023</w:t>
-      </w:r>
-      <w:commentRangeEnd w:id="80"/>
-      <w:r>
-        <w:rPr>
-          <w:rStyle w:val="CommentReference"/>
-          <w:sz w:val="22"/>
-          <w:szCs w:val="22"/>
-        </w:rPr>
-        <w:commentReference w:id="80"/>
-      </w:r>
-      <w:commentRangeEnd w:id="79"/>
-      <w:r>
-        <w:rPr>
-          <w:rStyle w:val="CommentReference"/>
-          <w:sz w:val="22"/>
-          <w:szCs w:val="22"/>
-        </w:rPr>
-        <w:commentReference w:id="79"/>
-      </w:r>
-      <w:r>
-        <w:t>).</w:t>
-      </w:r>
-      <w:ins w:id="81" w:author="Stefanie B." w:date="2026-05-11T12:55:00Z">
-        <w:r>
-          <w:t xml:space="preserve"> </w:t>
-        </w:r>
-      </w:ins>
-    </w:p>
-    <w:p>
-      <w:commentRangeStart w:id="82"/>
+    </w:p>
+    <w:p>
+      <w:commentRangeStart w:id="68"/>
       <w:r>
         <w:t xml:space="preserve">After the ability </w:t>
       </w:r>
-      <w:ins w:id="83" w:author="Stefanie B." w:date="2026-05-11T12:55:00Z">
+      <w:ins w:id="69" w:author="Stefanie B." w:date="2026-05-11T12:55:00Z">
         <w:r>
           <w:t xml:space="preserve">of AI </w:t>
         </w:r>
@@ -3704,109 +3619,86 @@
       <w:r>
         <w:t xml:space="preserve">to retrieve external </w:t>
       </w:r>
-      <w:commentRangeStart w:id="84"/>
+      <w:commentRangeStart w:id="70"/>
       <w:r>
         <w:t>context</w:t>
       </w:r>
-      <w:commentRangeEnd w:id="84"/>
+      <w:commentRangeEnd w:id="70"/>
       <w:r>
         <w:rPr>
           <w:rStyle w:val="CommentReference"/>
           <w:sz w:val="22"/>
           <w:szCs w:val="22"/>
         </w:rPr>
-        <w:commentReference w:id="84"/>
+        <w:commentReference w:id="70"/>
       </w:r>
       <w:r>
         <w:t>, the ability to act was a vital next step in the</w:t>
       </w:r>
-      <w:commentRangeStart w:id="85"/>
+      <w:commentRangeStart w:id="71"/>
       <w:r>
         <w:t xml:space="preserve"> development of agentic systems. </w:t>
       </w:r>
-      <w:commentRangeEnd w:id="85"/>
+      <w:commentRangeEnd w:id="71"/>
       <w:r>
         <w:rPr>
           <w:rStyle w:val="CommentReference"/>
           <w:sz w:val="22"/>
           <w:szCs w:val="22"/>
         </w:rPr>
-        <w:commentReference w:id="85"/>
+        <w:commentReference w:id="71"/>
       </w:r>
       <w:r>
         <w:t xml:space="preserve">A key conceptual step was the </w:t>
       </w:r>
-      <w:commentRangeStart w:id="86"/>
+      <w:commentRangeStart w:id="72"/>
       <w:r>
         <w:t>ReAct</w:t>
       </w:r>
-      <w:commentRangeEnd w:id="86"/>
+      <w:commentRangeEnd w:id="72"/>
       <w:r>
         <w:rPr>
           <w:rStyle w:val="CommentReference"/>
           <w:sz w:val="22"/>
           <w:szCs w:val="22"/>
         </w:rPr>
-        <w:commentReference w:id="86"/>
-      </w:r>
-      <w:r>
-        <w:t xml:space="preserve"> framework, which showed how LLMs could combine reasoning (Re) and acting (Act) in an iterative process, leveraging the results of an action to consider what a next step might be (Yao et al., 2023). The ability to consider actions and affect external systems enabled AI agents to act on behalf of the user and affect business applications (Hughes et al., 2025). </w:t>
-      </w:r>
-      <w:del w:id="87" w:author="Stefanie B." w:date="2026-05-11T12:58:00Z">
-        <w:r>
-          <w:delText>I.e.,</w:delText>
-        </w:r>
-      </w:del>
-      <w:r>
-        <w:t xml:space="preserve"> </w:t>
-      </w:r>
-      <w:ins w:id="88" w:author="Stefanie B." w:date="2026-05-11T12:59:00Z">
-        <w:r>
-          <w:t>T</w:t>
-        </w:r>
-      </w:ins>
-      <w:del w:id="89" w:author="Stefanie B." w:date="2026-05-11T12:59:00Z">
-        <w:r>
-          <w:delText>t</w:delText>
-        </w:r>
-      </w:del>
-      <w:r>
-        <w:t>his</w:t>
-      </w:r>
-      <w:ins w:id="90" w:author="Stefanie B." w:date="2026-05-11T12:59:00Z">
-        <w:r>
-          <w:t xml:space="preserve"> ability to act</w:t>
-        </w:r>
-      </w:ins>
+        <w:commentReference w:id="72"/>
+      </w:r>
+      <w:r>
+        <w:t xml:space="preserve"> framework, which showed how LLMs could combine reasoning (Re) and acting (Act) in an iterative process, leveraging the results of an action to consider what a next step might be (Yao et al., 2023). The ability to consider actions and affect external systems enabled AI agents to act on behalf of the user and affect business applications (Hughes et al., 2025</w:t>
+      </w:r>
+      <w:r>
+        <w:t>). This ability to act</w:t>
+      </w:r>
       <w:r>
         <w:t xml:space="preserve"> results in a situation where an AI agent can work within systems at the behest of the user (Hughes et al., 2025). </w:t>
       </w:r>
-      <w:commentRangeEnd w:id="82"/>
+      <w:commentRangeEnd w:id="68"/>
       <w:r>
         <w:rPr>
           <w:rStyle w:val="CommentReference"/>
           <w:sz w:val="22"/>
           <w:szCs w:val="22"/>
         </w:rPr>
-        <w:commentReference w:id="82"/>
+        <w:commentReference w:id="68"/>
       </w:r>
     </w:p>
     <w:p>
       <w:r>
         <w:t>After the ReAct framework, many innovations, standards, and implementations that have built on this concept have improved the quality and availability of</w:t>
       </w:r>
-      <w:commentRangeStart w:id="91"/>
+      <w:commentRangeStart w:id="73"/>
       <w:r>
         <w:t xml:space="preserve"> AI agents. </w:t>
       </w:r>
-      <w:commentRangeEnd w:id="91"/>
+      <w:commentRangeEnd w:id="73"/>
       <w:r>
         <w:rPr>
           <w:rStyle w:val="CommentReference"/>
           <w:sz w:val="22"/>
           <w:szCs w:val="22"/>
         </w:rPr>
-        <w:commentReference w:id="91"/>
+        <w:commentReference w:id="73"/>
       </w:r>
       <w:r>
         <w:t>This includes technical means like planning and external memory, early implementations like function calling in OpenAI (OpenAI, 2023), and the release of standards like the Model Context Protocol (MCP) (</w:t>
@@ -3833,18 +3725,18 @@
         <w:lastRenderedPageBreak/>
         <w:t xml:space="preserve">consumer-grade AI </w:t>
       </w:r>
-      <w:commentRangeStart w:id="92"/>
+      <w:commentRangeStart w:id="74"/>
       <w:r>
         <w:t>software</w:t>
       </w:r>
-      <w:commentRangeEnd w:id="92"/>
+      <w:commentRangeEnd w:id="74"/>
       <w:r>
         <w:rPr>
           <w:rStyle w:val="CommentReference"/>
           <w:sz w:val="22"/>
           <w:szCs w:val="22"/>
         </w:rPr>
-        <w:commentReference w:id="92"/>
+        <w:commentReference w:id="74"/>
       </w:r>
       <w:r>
         <w:t>. For instance, the skills standard is now supported in tools like Claude and ChatGPT (</w:t>
@@ -3863,18 +3755,18 @@
       <w:r>
         <w:t xml:space="preserve">Tool </w:t>
       </w:r>
-      <w:commentRangeStart w:id="93"/>
+      <w:commentRangeStart w:id="75"/>
       <w:r>
         <w:t>calling</w:t>
       </w:r>
-      <w:commentRangeEnd w:id="93"/>
+      <w:commentRangeEnd w:id="75"/>
       <w:r>
         <w:rPr>
           <w:rStyle w:val="CommentReference"/>
           <w:sz w:val="22"/>
           <w:szCs w:val="22"/>
         </w:rPr>
-        <w:commentReference w:id="93"/>
+        <w:commentReference w:id="75"/>
       </w:r>
       <w:r>
         <w:t xml:space="preserve"> is the foundation for both AI agents and agentic AI. And allows for AI to perform a much broader set of activities (Hughes et al., 2025). Nowadays AI is capable of setting goals, planning to achieve these goals, and performing the steps of the plan (Hughes et al., 2025). This includes retrying and changing the plan when hurdles or unexpected input are found.</w:t>
@@ -3884,34 +3776,34 @@
       <w:r>
         <w:t xml:space="preserve">This allows AI to not only be usable for content generation and for brainstorming but also to interact with traditional software (Hughes et al., 2025). This, in turn, provides the basis for a world where marketers can use AI with the systems they already use, like marketing automation platforms, </w:t>
       </w:r>
-      <w:commentRangeStart w:id="94"/>
+      <w:commentRangeStart w:id="76"/>
       <w:r>
         <w:t xml:space="preserve">CRM </w:t>
       </w:r>
-      <w:commentRangeEnd w:id="94"/>
+      <w:commentRangeEnd w:id="76"/>
       <w:r>
         <w:rPr>
           <w:rStyle w:val="CommentReference"/>
           <w:sz w:val="22"/>
           <w:szCs w:val="22"/>
         </w:rPr>
-        <w:commentReference w:id="94"/>
+        <w:commentReference w:id="76"/>
       </w:r>
       <w:r>
         <w:t xml:space="preserve">systems, and the like (Hughes et al., </w:t>
       </w:r>
-      <w:commentRangeStart w:id="95"/>
+      <w:commentRangeStart w:id="77"/>
       <w:r>
         <w:t>2025</w:t>
       </w:r>
-      <w:commentRangeEnd w:id="95"/>
+      <w:commentRangeEnd w:id="77"/>
       <w:r>
         <w:rPr>
           <w:rStyle w:val="CommentReference"/>
           <w:sz w:val="22"/>
           <w:szCs w:val="22"/>
         </w:rPr>
-        <w:commentReference w:id="95"/>
+        <w:commentReference w:id="77"/>
       </w:r>
       <w:r>
         <w:t>).</w:t>
@@ -3921,8 +3813,8 @@
       <w:pPr>
         <w:pStyle w:val="Heading3"/>
       </w:pPr>
-      <w:bookmarkStart w:id="96" w:name="_ub1qv02kke7k" w:colFirst="0" w:colLast="0"/>
-      <w:bookmarkEnd w:id="96"/>
+      <w:bookmarkStart w:id="78" w:name="_ub1qv02kke7k" w:colFirst="0" w:colLast="0"/>
+      <w:bookmarkEnd w:id="78"/>
       <w:r>
         <w:t>2.1.4.</w:t>
       </w:r>
@@ -3941,14 +3833,14 @@
         </w:rPr>
         <w:t xml:space="preserve">Bandi et al. (2025) identified 12 aspects where agentic AI might differ from traditional agentic AI; its primary function was defined as “goal-oriented autonomous decision-making with multi-step workflow execution.” Moralles et al. (2026) notes that literature converges on four primary characteristics: autonomy, goal-directedness, adaptivity, and proactivity. In one sentence, Moralles et al. (2026) defines it as follows: “An agentic system not only acts independently but does so in pursuit of objectives it selects, constructs, or </w:t>
       </w:r>
-      <w:commentRangeStart w:id="97"/>
+      <w:commentRangeStart w:id="79"/>
       <w:r>
         <w:rPr>
           <w:highlight w:val="white"/>
         </w:rPr>
         <w:t>interprets</w:t>
       </w:r>
-      <w:commentRangeEnd w:id="97"/>
+      <w:commentRangeEnd w:id="79"/>
       <w:r>
         <w:rPr>
           <w:rStyle w:val="CommentReference"/>
@@ -3956,7 +3848,7 @@
           <w:szCs w:val="22"/>
           <w:highlight w:val="white"/>
         </w:rPr>
-        <w:commentReference w:id="97"/>
+        <w:commentReference w:id="79"/>
       </w:r>
       <w:r>
         <w:rPr>
@@ -3972,8 +3864,8 @@
           <w:color w:val="00312A"/>
         </w:rPr>
       </w:pPr>
-      <w:bookmarkStart w:id="98" w:name="_2vf6sqrz2b2s" w:colFirst="0" w:colLast="0"/>
-      <w:bookmarkEnd w:id="98"/>
+      <w:bookmarkStart w:id="80" w:name="_2vf6sqrz2b2s" w:colFirst="0" w:colLast="0"/>
+      <w:bookmarkEnd w:id="80"/>
       <w:r>
         <w:rPr>
           <w:color w:val="00312A"/>
@@ -3993,14 +3885,14 @@
         </w:rPr>
         <w:t xml:space="preserve">Marketing is a particularly relevant context for AI adoption because marketing departments already operate at the boundary between data, technology, creativity, customer interaction, and commercial </w:t>
       </w:r>
-      <w:commentRangeStart w:id="99"/>
+      <w:commentRangeStart w:id="81"/>
       <w:r>
         <w:rPr>
           <w:color w:val="00312A"/>
         </w:rPr>
         <w:t>performance</w:t>
       </w:r>
-      <w:commentRangeEnd w:id="99"/>
+      <w:commentRangeEnd w:id="81"/>
       <w:r>
         <w:rPr>
           <w:rStyle w:val="CommentReference"/>
@@ -4008,7 +3900,7 @@
           <w:sz w:val="22"/>
           <w:szCs w:val="22"/>
         </w:rPr>
-        <w:commentReference w:id="99"/>
+        <w:commentReference w:id="81"/>
       </w:r>
       <w:r>
         <w:rPr>
@@ -4016,14 +3908,14 @@
         </w:rPr>
         <w:t xml:space="preserve">. The AI marketing literature shows that AI can contribute across the marketing process rather than only within </w:t>
       </w:r>
-      <w:commentRangeStart w:id="100"/>
+      <w:commentRangeStart w:id="82"/>
       <w:r>
         <w:rPr>
           <w:color w:val="00312A"/>
         </w:rPr>
         <w:t>communications</w:t>
       </w:r>
-      <w:commentRangeEnd w:id="100"/>
+      <w:commentRangeEnd w:id="82"/>
       <w:r>
         <w:rPr>
           <w:rStyle w:val="CommentReference"/>
@@ -4031,7 +3923,7 @@
           <w:sz w:val="22"/>
           <w:szCs w:val="22"/>
         </w:rPr>
-        <w:commentReference w:id="100"/>
+        <w:commentReference w:id="82"/>
       </w:r>
       <w:r>
         <w:rPr>
@@ -4052,14 +3944,14 @@
         </w:rPr>
         <w:t xml:space="preserve">Generative </w:t>
       </w:r>
-      <w:commentRangeStart w:id="101"/>
+      <w:commentRangeStart w:id="83"/>
       <w:r>
         <w:rPr>
           <w:color w:val="00312A"/>
         </w:rPr>
         <w:t>AI</w:t>
       </w:r>
-      <w:commentRangeEnd w:id="101"/>
+      <w:commentRangeEnd w:id="83"/>
       <w:r>
         <w:rPr>
           <w:rStyle w:val="CommentReference"/>
@@ -4067,7 +3959,7 @@
           <w:sz w:val="22"/>
           <w:szCs w:val="22"/>
         </w:rPr>
-        <w:commentReference w:id="101"/>
+        <w:commentReference w:id="83"/>
       </w:r>
       <w:r>
         <w:rPr>
@@ -4082,14 +3974,14 @@
         <w:lastRenderedPageBreak/>
         <w:t xml:space="preserve">practice, and policy. Kim (2025) makes a more specific call for research into advertising in the age of agentic AI. These calls are consistent with the gap identified in this thesis: academic literature has begun to address generative AI in marketing but has not yet developed sufficient empirical understanding of </w:t>
       </w:r>
-      <w:commentRangeStart w:id="102"/>
+      <w:commentRangeStart w:id="84"/>
       <w:r>
         <w:rPr>
           <w:color w:val="00312A"/>
         </w:rPr>
         <w:t>how marketing managers create value with agentic systems beyond content generation.</w:t>
       </w:r>
-      <w:commentRangeEnd w:id="102"/>
+      <w:commentRangeEnd w:id="84"/>
       <w:r>
         <w:rPr>
           <w:rStyle w:val="CommentReference"/>
@@ -4097,7 +3989,7 @@
           <w:sz w:val="22"/>
           <w:szCs w:val="22"/>
         </w:rPr>
-        <w:commentReference w:id="102"/>
+        <w:commentReference w:id="84"/>
       </w:r>
     </w:p>
     <w:p>
@@ -4106,21 +3998,21 @@
           <w:color w:val="00312A"/>
         </w:rPr>
       </w:pPr>
-      <w:commentRangeStart w:id="103"/>
+      <w:commentRangeStart w:id="85"/>
       <w:r>
         <w:rPr>
           <w:color w:val="00312A"/>
         </w:rPr>
         <w:t xml:space="preserve">The marketing context also makes the concept of value ambiguous. A marketing manager may define value as lower cost per campaign, faster execution, higher quality creative work, better customer experience, more accurate targeting, higher revenue, better learning velocity, stronger brand consistency, or improved employee </w:t>
       </w:r>
-      <w:commentRangeStart w:id="104"/>
+      <w:commentRangeStart w:id="86"/>
       <w:r>
         <w:rPr>
           <w:color w:val="00312A"/>
         </w:rPr>
         <w:t>productivity</w:t>
       </w:r>
-      <w:commentRangeEnd w:id="104"/>
+      <w:commentRangeEnd w:id="86"/>
       <w:r>
         <w:rPr>
           <w:rStyle w:val="CommentReference"/>
@@ -4128,7 +4020,7 @@
           <w:sz w:val="22"/>
           <w:szCs w:val="22"/>
         </w:rPr>
-        <w:commentReference w:id="104"/>
+        <w:commentReference w:id="86"/>
       </w:r>
       <w:r>
         <w:rPr>
@@ -4149,7 +4041,69 @@
         </w:rPr>
         <w:t>The organizational adoption literature reinforces this point. Generative AI adoption is shaped by technological factors such as perceived usefulness, data availability, integration complexity, and security; organizational factors such as leadership support, skills, resources, and governance; and environmental factors such as competitive pressure and institutional expectations (Agrawal, 2023). Strategic reviews of AI and business value similarly emphasize that AI creates value when it is aligned with organizational strategy, knowledge management, decision-making, and service innovation rather than treated as an isolated technology project (Enholm et al., 2022; Kitsios &amp; Kamariotou, 2021). For marketing managers, this implies that agentic AI value creation requires translation work: they must convert a broad technological possibility into a bounded use case, a workflow, a governance model, a measurement approach, and an adoption story that makes sense to their team.</w:t>
       </w:r>
-      <w:commentRangeEnd w:id="103"/>
+      <w:commentRangeEnd w:id="85"/>
+      <w:r>
+        <w:rPr>
+          <w:rStyle w:val="CommentReference"/>
+          <w:sz w:val="22"/>
+          <w:szCs w:val="22"/>
+        </w:rPr>
+        <w:commentReference w:id="85"/>
+      </w:r>
+      <w:ins w:id="87" w:author="Claude" w:date="2026-06-07T21:00:00Z">
+        <w:r>
+          <w:t xml:space="preserve"> More recent work locates the decisive </w:t>
+        </w:r>
+        <w:r>
+          <w:lastRenderedPageBreak/>
+          <w:t>factors in organizational readiness and capability: employee resistance to change can undermine AI readiness (Cieslak &amp; Valor, 2025), and realizing value depends on building the organizational capabilities for AI implementation and on navigating the drivers and barriers of adoption (Weber et al., 2023; Romeo &amp; Lacko, 2026).</w:t>
+        </w:r>
+      </w:ins>
+    </w:p>
+    <w:p>
+      <w:pPr>
+        <w:pStyle w:val="Heading2"/>
+        <w:rPr>
+          <w:color w:val="00312A"/>
+        </w:rPr>
+      </w:pPr>
+      <w:bookmarkStart w:id="88" w:name="_z3s6q9rk0mxk" w:colFirst="0" w:colLast="0"/>
+      <w:bookmarkEnd w:id="88"/>
+      <w:r>
+        <w:rPr>
+          <w:color w:val="00312A"/>
+        </w:rPr>
+        <w:t>2.3.</w:t>
+      </w:r>
+      <w:r>
+        <w:rPr>
+          <w:color w:val="00312A"/>
+        </w:rPr>
+        <w:tab/>
+        <w:t>Learnings from earlier waves of digital transformation</w:t>
+      </w:r>
+    </w:p>
+    <w:p>
+      <w:pPr>
+        <w:rPr>
+          <w:color w:val="00312A"/>
+        </w:rPr>
+      </w:pPr>
+      <w:commentRangeStart w:id="89"/>
+      <w:r>
+        <w:rPr>
+          <w:color w:val="00312A"/>
+        </w:rPr>
+        <w:t xml:space="preserve">The literature on digital transformation provides an important bridge between AI capability and managerial value creation. Digital transformation is not simply the adoption of digital tools; it involves changes in organizational processes, business models, capabilities, and sometimes organizational </w:t>
+      </w:r>
+      <w:commentRangeStart w:id="90"/>
+      <w:r>
+        <w:rPr>
+          <w:color w:val="00312A"/>
+        </w:rPr>
+        <w:t>identity</w:t>
+      </w:r>
+      <w:commentRangeEnd w:id="90"/>
       <w:r>
         <w:rPr>
           <w:rStyle w:val="CommentReference"/>
@@ -4157,54 +4111,50 @@
           <w:sz w:val="22"/>
           <w:szCs w:val="22"/>
         </w:rPr>
-        <w:commentReference w:id="103"/>
-      </w:r>
-    </w:p>
-    <w:p>
-      <w:pPr>
-        <w:pStyle w:val="Heading2"/>
+        <w:commentReference w:id="90"/>
+      </w:r>
+      <w:r>
         <w:rPr>
           <w:color w:val="00312A"/>
         </w:rPr>
-      </w:pPr>
-      <w:bookmarkStart w:id="105" w:name="_z3s6q9rk0mxk" w:colFirst="0" w:colLast="0"/>
-      <w:bookmarkEnd w:id="105"/>
-      <w:r>
+        <w:t>. Verhoef et al. (2021) distinguish between digitization, digitalization, and digital transformation. Digitization converts analog information into digital form, digitalization uses digital technologies to improve existing processes, and digital transformation involves more substantial changes to business models and organizational logic. Wessel et al. (2021) similarly argue that digital transformation differs from traditional IT-enabled transformation because it can redefine an organization’s value proposition rather than merely support it.</w:t>
+      </w:r>
+    </w:p>
+    <w:p>
+      <w:pPr>
         <w:rPr>
           <w:color w:val="00312A"/>
         </w:rPr>
-        <w:lastRenderedPageBreak/>
-        <w:t>2.3.</w:t>
-      </w:r>
+      </w:pPr>
       <w:r>
         <w:rPr>
           <w:color w:val="00312A"/>
         </w:rPr>
-        <w:tab/>
-        <w:t>Learnings from earlier waves of digital transformation</w:t>
-      </w:r>
-    </w:p>
-    <w:p>
-      <w:pPr>
+        <w:t xml:space="preserve">This distinction is central to the present study. If agentic AI is used only to draft emails or summarize documents, it may remain a digitalization tool that improves existing work. If it changes how marketing teams sense opportunities, allocate work, interact with customers, manage campaigns, or coordinate with sales and service, it may become part of digital transformation. </w:t>
+      </w:r>
+      <w:ins w:id="91" w:author="Claude" w:date="2026-06-07T21:00:00Z">
+        <w:r>
+          <w:rPr>
+            <w:color w:val="00312A"/>
+          </w:rPr>
+          <w:t>Holmström</w:t>
+        </w:r>
+      </w:ins>
+      <w:del w:id="92" w:author="Claude" w:date="2026-06-07T21:00:00Z">
+        <w:r>
+          <w:rPr>
+            <w:color w:val="00312A"/>
+          </w:rPr>
+          <w:delText>Holmstrom</w:delText>
+        </w:r>
+      </w:del>
+      <w:r>
         <w:rPr>
           <w:color w:val="00312A"/>
         </w:rPr>
-      </w:pPr>
-      <w:commentRangeStart w:id="106"/>
-      <w:r>
-        <w:rPr>
-          <w:color w:val="00312A"/>
-        </w:rPr>
-        <w:t xml:space="preserve">The literature on digital transformation provides an important bridge between AI capability and managerial value creation. Digital transformation is not simply the adoption of digital tools; it involves changes in organizational processes, business models, capabilities, and sometimes organizational </w:t>
-      </w:r>
-      <w:commentRangeStart w:id="107"/>
-      <w:r>
-        <w:rPr>
-          <w:color w:val="00312A"/>
-        </w:rPr>
-        <w:t>identity</w:t>
-      </w:r>
-      <w:commentRangeEnd w:id="107"/>
+        <w:t xml:space="preserve"> (2022) argues that AI readiness is a necessary step in moving from AI experimentation to digital transformation because organizations must develop the capabilities, data, governance, and learning practices needed to use AI productively. This thesis therefore treats agentic AI adoption as a managerial and organizational phenomenon, not merely as a software implementation.</w:t>
+      </w:r>
+      <w:commentRangeEnd w:id="89"/>
       <w:r>
         <w:rPr>
           <w:rStyle w:val="CommentReference"/>
@@ -4212,28 +4162,58 @@
           <w:sz w:val="22"/>
           <w:szCs w:val="22"/>
         </w:rPr>
-        <w:commentReference w:id="107"/>
-      </w:r>
-      <w:r>
+        <w:commentReference w:id="89"/>
+      </w:r>
+    </w:p>
+    <w:p>
+      <w:pPr>
         <w:rPr>
           <w:color w:val="00312A"/>
         </w:rPr>
-        <w:t>. Verhoef et al. (2021) distinguish between digitization, digitalization, and digital transformation. Digitization converts analog information into digital form, digitalization uses digital technologies to improve existing processes, and digital transformation involves more substantial changes to business models and organizational logic. Wessel et al. (2021) similarly argue that digital transformation differs from traditional IT-enabled transformation because it can redefine an organization’s value proposition rather than merely support it.</w:t>
-      </w:r>
-    </w:p>
-    <w:p>
-      <w:pPr>
+      </w:pPr>
+      <w:r>
         <w:rPr>
           <w:color w:val="00312A"/>
         </w:rPr>
-      </w:pPr>
+        <w:t xml:space="preserve">Dynamic capabilities theory is particularly useful in this context. Teece et al. (1997) </w:t>
+      </w:r>
+      <w:commentRangeStart w:id="93"/>
       <w:r>
         <w:rPr>
           <w:color w:val="00312A"/>
         </w:rPr>
-        <w:t>This distinction is central to the present study. If agentic AI is used only to draft emails or summarize documents, it may remain a digitalization tool that improves existing work. If it changes how marketing teams sense opportunities, allocate work, interact with customers, manage campaigns, or coordinate with sales and service, it may become part of digital transformation. Holmstrom (2022) argues that AI readiness is a necessary step in moving from AI experimentation to digital transformation because organizations must develop the capabilities, data, governance, and learning practices needed to use AI productively. This thesis therefore treats agentic AI adoption as a managerial and organizational phenomenon, not merely as a software implementation.</w:t>
-      </w:r>
-      <w:commentRangeEnd w:id="106"/>
+        <w:t xml:space="preserve">define dynamic capabilities as the ability of a firm to integrate, build, and reconfigure internal </w:t>
+      </w:r>
+      <w:r>
+        <w:rPr>
+          <w:color w:val="00312A"/>
+        </w:rPr>
+        <w:lastRenderedPageBreak/>
+        <w:t xml:space="preserve">and external competences in response to changing environments. Warner and Wager (2019) apply this perspective to digital transformation and show that incumbents build digital transformation capabilities through ongoing strategic renewal, including changes to business models, collaboration, and culture. Hanelt et al. (2021) argue that digital transformation pushes firms toward more malleable organizational designs and continuous adaptation within digital ecosystems. </w:t>
+      </w:r>
+      <w:ins w:id="94" w:author="Claude" w:date="2026-06-07T21:00:00Z">
+        <w:r>
+          <w:rPr>
+            <w:color w:val="00312A"/>
+          </w:rPr>
+          <w:t>Ellström</w:t>
+        </w:r>
+      </w:ins>
+      <w:del w:id="95" w:author="Claude" w:date="2026-06-07T21:00:00Z">
+        <w:r>
+          <w:rPr>
+            <w:color w:val="00312A"/>
+          </w:rPr>
+          <w:delText>Ellstrom</w:delText>
+        </w:r>
+      </w:del>
+      <w:r>
+        <w:rPr>
+          <w:color w:val="00312A"/>
+        </w:rPr>
+        <w:t xml:space="preserve"> et al. (2021) identify sensing, seizing, and reconfiguring routines relevant for digital transformation, including digital sensing, digital strategy development, and creation of unified digital infrastructure.</w:t>
+      </w:r>
+      <w:commentRangeEnd w:id="93"/>
       <w:r>
         <w:rPr>
           <w:rStyle w:val="CommentReference"/>
@@ -4241,44 +4221,7 @@
           <w:sz w:val="22"/>
           <w:szCs w:val="22"/>
         </w:rPr>
-        <w:commentReference w:id="106"/>
-      </w:r>
-    </w:p>
-    <w:p>
-      <w:pPr>
-        <w:rPr>
-          <w:color w:val="00312A"/>
-        </w:rPr>
-      </w:pPr>
-      <w:r>
-        <w:rPr>
-          <w:color w:val="00312A"/>
-        </w:rPr>
-        <w:t xml:space="preserve">Dynamic capabilities theory is particularly useful in this context. Teece et al. (1997) </w:t>
-      </w:r>
-      <w:commentRangeStart w:id="108"/>
-      <w:r>
-        <w:rPr>
-          <w:color w:val="00312A"/>
-        </w:rPr>
-        <w:t xml:space="preserve">define dynamic capabilities as the ability of a firm to integrate, build, and reconfigure internal and external competences in response to changing environments. Warner and Wager (2019) apply this perspective to digital transformation and show that incumbents build digital transformation capabilities through ongoing strategic renewal, including changes to business models, collaboration, and culture. Hanelt et al. (2021) argue that digital transformation pushes </w:t>
-      </w:r>
-      <w:r>
-        <w:rPr>
-          <w:color w:val="00312A"/>
-        </w:rPr>
-        <w:lastRenderedPageBreak/>
-        <w:t>firms toward more malleable organizational designs and continuous adaptation within digital ecosystems. Ellstrom et al. (2021) identify sensing, seizing, and reconfiguring routines relevant for digital transformation, including digital sensing, digital strategy development, and creation of unified digital infrastructure.</w:t>
-      </w:r>
-      <w:commentRangeEnd w:id="108"/>
-      <w:r>
-        <w:rPr>
-          <w:rStyle w:val="CommentReference"/>
-          <w:color w:val="00312A"/>
-          <w:sz w:val="22"/>
-          <w:szCs w:val="22"/>
-        </w:rPr>
-        <w:commentReference w:id="108"/>
+        <w:commentReference w:id="93"/>
       </w:r>
     </w:p>
     <w:p>
@@ -4288,8 +4231,8 @@
           <w:color w:val="00312A"/>
         </w:rPr>
       </w:pPr>
-      <w:commentRangeStart w:id="109"/>
-      <w:commentRangeStart w:id="110"/>
+      <w:commentRangeStart w:id="96"/>
+      <w:commentRangeStart w:id="97"/>
       <w:r>
         <w:rPr>
           <w:strike/>
@@ -4297,7 +4240,7 @@
         </w:rPr>
         <w:t>These insights suggest three lessons for agentic AI in marketing. First, value creation starts with sensing: managers must identify where agentic AI can address meaningful marketing problems rather than chase technological novelty. Second, value creation requires seizing: managers must select opportunities, allocate resources, design governance, and translate technological possibilities into concrete practices. Third, value creation requires reconfiguring: teams may need new roles, workflows, data foundations, approval mechanisms, metrics, and relationships with vendors or technology teams. These lessons map directly onto the subquestions of this thesis: how managers identify and translate opportunities, how they enable adoption, and how they navigate obstacles and risks.</w:t>
       </w:r>
-      <w:commentRangeEnd w:id="110"/>
+      <w:commentRangeEnd w:id="97"/>
       <w:r>
         <w:rPr>
           <w:rStyle w:val="CommentReference"/>
@@ -4306,9 +4249,9 @@
           <w:sz w:val="22"/>
           <w:szCs w:val="22"/>
         </w:rPr>
-        <w:commentReference w:id="110"/>
-      </w:r>
-      <w:commentRangeEnd w:id="109"/>
+        <w:commentReference w:id="97"/>
+      </w:r>
+      <w:commentRangeEnd w:id="96"/>
       <w:r>
         <w:rPr>
           <w:rStyle w:val="CommentReference"/>
@@ -4317,7 +4260,7 @@
           <w:sz w:val="22"/>
           <w:szCs w:val="22"/>
         </w:rPr>
-        <w:commentReference w:id="109"/>
+        <w:commentReference w:id="96"/>
       </w:r>
     </w:p>
     <w:p>
@@ -4332,14 +4275,14 @@
         </w:rPr>
         <w:t xml:space="preserve">The digital transformation literature also warns against a purely technological explanation of success. </w:t>
       </w:r>
-      <w:commentRangeStart w:id="111"/>
+      <w:commentRangeStart w:id="98"/>
       <w:r>
         <w:rPr>
           <w:color w:val="00312A"/>
         </w:rPr>
         <w:t>Organizations often struggle to extract value from digital technologies despite substantial investment, a pattern that has been described as a digital paradox (Ancillai et al., 2023; Enholm et al., 2022). The reason is that technology value is mediated by complementary assets: skills, data, organizational structure, leadership, culture, and process redesign. In the context of agentic AI, this means that a technically capable agent will not automatically create marketing value. It must be embedded into a work system in which humans understand when to delegate, when to intervene, how to measure performance, and how to maintain accountability.</w:t>
       </w:r>
-      <w:commentRangeEnd w:id="111"/>
+      <w:commentRangeEnd w:id="98"/>
       <w:r>
         <w:rPr>
           <w:rStyle w:val="CommentReference"/>
@@ -4347,7 +4290,7 @@
           <w:sz w:val="22"/>
           <w:szCs w:val="22"/>
         </w:rPr>
-        <w:commentReference w:id="111"/>
+        <w:commentReference w:id="98"/>
       </w:r>
     </w:p>
     <w:p>
@@ -4360,16 +4303,17 @@
         <w:rPr>
           <w:color w:val="00312A"/>
         </w:rPr>
+        <w:lastRenderedPageBreak/>
         <w:t xml:space="preserve">A second lesson from digital transformation is that measurement must change when the technology changes the work </w:t>
       </w:r>
-      <w:commentRangeStart w:id="112"/>
+      <w:commentRangeStart w:id="99"/>
       <w:r>
         <w:rPr>
           <w:color w:val="00312A"/>
         </w:rPr>
         <w:t>system</w:t>
       </w:r>
-      <w:commentRangeEnd w:id="112"/>
+      <w:commentRangeEnd w:id="99"/>
       <w:r>
         <w:rPr>
           <w:rStyle w:val="CommentReference"/>
@@ -4377,29 +4321,22 @@
           <w:sz w:val="22"/>
           <w:szCs w:val="22"/>
         </w:rPr>
-        <w:commentReference w:id="112"/>
+        <w:commentReference w:id="99"/>
       </w:r>
       <w:r>
         <w:rPr>
           <w:color w:val="00312A"/>
         </w:rPr>
-        <w:t xml:space="preserve">. Traditional marketing metrics such as impressions, clicks, conversion rates, revenue, and cost per acquisition remain relevant, but they may not capture the intermediate value of agentic AI. For example, an agent may create value by shortening the </w:t>
-      </w:r>
+        <w:t xml:space="preserve">. Traditional marketing metrics such as impressions, clicks, conversion rates, revenue, and cost per acquisition remain relevant, but they may not capture the intermediate value of agentic AI. For example, an agent may create value by shortening the time between insight and action, increasing the number of experiments a team can run, reducing handover friction between marketing and sales, or improving the consistency of campaign governance. </w:t>
+      </w:r>
+      <w:commentRangeStart w:id="100"/>
       <w:r>
         <w:rPr>
           <w:color w:val="00312A"/>
         </w:rPr>
-        <w:lastRenderedPageBreak/>
-        <w:t xml:space="preserve">time between insight and action, increasing the number of experiments a team can run, reducing handover friction between marketing and sales, or improving the consistency of campaign governance. </w:t>
-      </w:r>
-      <w:commentRangeStart w:id="113"/>
-      <w:r>
-        <w:rPr>
-          <w:color w:val="00312A"/>
-        </w:rPr>
         <w:t>These outcomes are closer to capability measures than campaign outcome measures. This supports an exploratory research design because interviews can reveal what marketing managers actually treat as evidence of value when the technology is still emerging and formal KPIs may not yet exist.</w:t>
       </w:r>
-      <w:commentRangeEnd w:id="113"/>
+      <w:commentRangeEnd w:id="100"/>
       <w:r>
         <w:rPr>
           <w:rStyle w:val="CommentReference"/>
@@ -4407,7 +4344,7 @@
           <w:sz w:val="22"/>
           <w:szCs w:val="22"/>
         </w:rPr>
-        <w:commentReference w:id="113"/>
+        <w:commentReference w:id="100"/>
       </w:r>
     </w:p>
     <w:p>
@@ -4417,8 +4354,8 @@
           <w:color w:val="00312A"/>
         </w:rPr>
       </w:pPr>
-      <w:bookmarkStart w:id="114" w:name="_y36s1eehq7rd" w:colFirst="0" w:colLast="0"/>
-      <w:bookmarkEnd w:id="114"/>
+      <w:bookmarkStart w:id="101" w:name="_y36s1eehq7rd" w:colFirst="0" w:colLast="0"/>
+      <w:bookmarkEnd w:id="101"/>
       <w:r>
         <w:rPr>
           <w:color w:val="00312A"/>
@@ -4445,14 +4382,14 @@
         </w:rPr>
         <w:t xml:space="preserve">Because the central research question asks how marketing managers create value, the thesis requires a clear but flexible understanding of value. </w:t>
       </w:r>
-      <w:commentRangeStart w:id="115"/>
+      <w:commentRangeStart w:id="102"/>
       <w:r>
         <w:rPr>
           <w:color w:val="00312A"/>
         </w:rPr>
         <w:t>Marketing</w:t>
       </w:r>
-      <w:commentRangeEnd w:id="115"/>
+      <w:commentRangeEnd w:id="102"/>
       <w:r>
         <w:rPr>
           <w:rStyle w:val="CommentReference"/>
@@ -4460,7 +4397,7 @@
           <w:sz w:val="22"/>
           <w:szCs w:val="22"/>
         </w:rPr>
-        <w:commentReference w:id="115"/>
+        <w:commentReference w:id="102"/>
       </w:r>
       <w:r>
         <w:rPr>
@@ -4468,14 +4405,14 @@
         </w:rPr>
         <w:t xml:space="preserve"> theory treats value as a multidimensional construct. Woodside et al. (2008) emphasize that customer value includes theory, research, and practice </w:t>
       </w:r>
-      <w:commentRangeStart w:id="116"/>
+      <w:commentRangeStart w:id="103"/>
       <w:r>
         <w:rPr>
           <w:color w:val="00312A"/>
         </w:rPr>
         <w:t>dimensions</w:t>
       </w:r>
-      <w:commentRangeEnd w:id="116"/>
+      <w:commentRangeEnd w:id="103"/>
       <w:r>
         <w:rPr>
           <w:rStyle w:val="CommentReference"/>
@@ -4483,7 +4420,7 @@
           <w:sz w:val="22"/>
           <w:szCs w:val="22"/>
         </w:rPr>
-        <w:commentReference w:id="116"/>
+        <w:commentReference w:id="103"/>
       </w:r>
       <w:r>
         <w:rPr>
@@ -4491,14 +4428,14 @@
         </w:rPr>
         <w:t xml:space="preserve">, while Sidorchuk (2015) describes value as a central but contested concept in marketing theory. Almquist et al. (2016) offer a managerial framework in which customer </w:t>
       </w:r>
-      <w:commentRangeStart w:id="117"/>
+      <w:commentRangeStart w:id="104"/>
       <w:r>
         <w:rPr>
           <w:color w:val="00312A"/>
         </w:rPr>
         <w:t xml:space="preserve">value </w:t>
       </w:r>
-      <w:commentRangeEnd w:id="117"/>
+      <w:commentRangeEnd w:id="104"/>
       <w:r>
         <w:rPr>
           <w:rStyle w:val="CommentReference"/>
@@ -4506,7 +4443,7 @@
           <w:sz w:val="22"/>
           <w:szCs w:val="22"/>
         </w:rPr>
-        <w:commentReference w:id="117"/>
+        <w:commentReference w:id="104"/>
       </w:r>
       <w:r>
         <w:rPr>
@@ -4514,14 +4451,14 @@
         </w:rPr>
         <w:t>can be understood through multiple elements, ranging from functional benefits such as saving time or reducing effort to emotional and social benefits. Although this framework is practitioner-</w:t>
       </w:r>
-      <w:commentRangeStart w:id="118"/>
+      <w:commentRangeStart w:id="105"/>
       <w:r>
         <w:rPr>
           <w:color w:val="00312A"/>
         </w:rPr>
         <w:t>oriented</w:t>
       </w:r>
-      <w:commentRangeEnd w:id="118"/>
+      <w:commentRangeEnd w:id="105"/>
       <w:r>
         <w:rPr>
           <w:rStyle w:val="CommentReference"/>
@@ -4529,7 +4466,7 @@
           <w:sz w:val="22"/>
           <w:szCs w:val="22"/>
         </w:rPr>
-        <w:commentReference w:id="118"/>
+        <w:commentReference w:id="105"/>
       </w:r>
       <w:r>
         <w:rPr>
@@ -4537,14 +4474,14 @@
         </w:rPr>
         <w:t>, it is useful</w:t>
       </w:r>
-      <w:commentRangeStart w:id="119"/>
+      <w:commentRangeStart w:id="106"/>
       <w:r>
         <w:rPr>
           <w:color w:val="00312A"/>
         </w:rPr>
         <w:t xml:space="preserve"> as a sensitizing concept because it helps interviewees articulate what kind of value they believe AI creates.</w:t>
       </w:r>
-      <w:commentRangeEnd w:id="119"/>
+      <w:commentRangeEnd w:id="106"/>
       <w:r>
         <w:rPr>
           <w:rStyle w:val="CommentReference"/>
@@ -4552,7 +4489,7 @@
           <w:sz w:val="22"/>
           <w:szCs w:val="22"/>
         </w:rPr>
-        <w:commentReference w:id="119"/>
+        <w:commentReference w:id="106"/>
       </w:r>
     </w:p>
     <w:p>
@@ -4561,14 +4498,21 @@
           <w:color w:val="00312A"/>
         </w:rPr>
       </w:pPr>
-      <w:commentRangeStart w:id="120"/>
+      <w:commentRangeStart w:id="107"/>
       <w:r>
         <w:rPr>
           <w:color w:val="00312A"/>
         </w:rPr>
-        <w:t>For this thesis, value is not limited to customer-perceived value. Marketing managers operate inside organizations and are accountable for organizational outcomes as well. Therefore, agentic AI may create value at multiple levels. At the operational level, it can reduce manual effort, cycle time, errors, and coordination costs. At the analytical level, it can improve sensemaking, customer understanding, market monitoring, and decision quality. At the customer level, it can support relevance, personalization, service quality, and consistency across touchpoints. At the strategic level, it can improve learning velocity, experimentation capacity, agility, and the ability to reconfigure marketing activities in response to market change. These levels are interdependent rather than mutually exclusive.</w:t>
-      </w:r>
-      <w:commentRangeEnd w:id="120"/>
+        <w:t xml:space="preserve">For this thesis, value is not limited to customer-perceived value. Marketing managers operate inside organizations and are accountable for organizational outcomes as well. Therefore, agentic AI may create value at multiple levels. At the operational level, it can reduce manual effort, cycle time, errors, and coordination costs. At the analytical level, it can improve sensemaking, customer understanding, market monitoring, and decision quality. At the customer level, it can support relevance, personalization, service quality, and consistency across </w:t>
+      </w:r>
+      <w:r>
+        <w:rPr>
+          <w:color w:val="00312A"/>
+        </w:rPr>
+        <w:lastRenderedPageBreak/>
+        <w:t>touchpoints. At the strategic level, it can improve learning velocity, experimentation capacity, agility, and the ability to reconfigure marketing activities in response to market change. These levels are interdependent rather than mutually exclusive.</w:t>
+      </w:r>
+      <w:commentRangeEnd w:id="107"/>
       <w:r>
         <w:rPr>
           <w:rStyle w:val="CommentReference"/>
@@ -4576,7 +4520,7 @@
           <w:sz w:val="22"/>
           <w:szCs w:val="22"/>
         </w:rPr>
-        <w:commentReference w:id="120"/>
+        <w:commentReference w:id="107"/>
       </w:r>
     </w:p>
     <w:p>
@@ -4589,17 +4533,16 @@
         <w:rPr>
           <w:color w:val="00312A"/>
         </w:rPr>
-        <w:lastRenderedPageBreak/>
         <w:t>Value co-creation literature adds an additional perspective because AI systems increasingly participate in service and marketing interactions. Kaartemo and Helkkula (2018) argue that AI and robots should be understood withi</w:t>
       </w:r>
-      <w:commentRangeStart w:id="121"/>
+      <w:commentRangeStart w:id="108"/>
       <w:r>
         <w:rPr>
           <w:color w:val="00312A"/>
         </w:rPr>
         <w:t xml:space="preserve">n value co-creation </w:t>
       </w:r>
-      <w:commentRangeEnd w:id="121"/>
+      <w:commentRangeEnd w:id="108"/>
       <w:r>
         <w:rPr>
           <w:rStyle w:val="CommentReference"/>
@@ -4607,49 +4550,35 @@
           <w:sz w:val="22"/>
           <w:szCs w:val="22"/>
         </w:rPr>
-        <w:commentReference w:id="121"/>
+        <w:commentReference w:id="108"/>
       </w:r>
       <w:r>
         <w:rPr>
           <w:color w:val="00312A"/>
         </w:rPr>
-        <w:t xml:space="preserve">because technology can support providers, enable resource integration between providers and beneficiaries, and influence beneficiary well-being. Leone et al. (2020) similarly show that AI can enable value co-creation in B2B settings by connecting technology providers, customers, and end users through iterative loops of knowledge and operational improvement. In agentic AI, the role of technology </w:t>
-      </w:r>
-      <w:ins w:id="122" w:author="Stefanie B." w:date="2026-05-11T15:03:00Z">
-        <w:r>
-          <w:rPr>
-            <w:color w:val="00312A"/>
-          </w:rPr>
-          <w:t xml:space="preserve">potentially </w:t>
-        </w:r>
-      </w:ins>
-      <w:r>
+        <w:t>because technology can support providers, enable resource integration between providers and beneficiaries, and influence beneficiary well-being. Leone et al. (2020) similarly show that AI can enable value co-creation in B2B settings by connecting technology providers, customers, and end users through iterative loops of knowledge and operational improvement. In agentic AI, the role of technology potentially becomes even more pronounced because the system may not merely support a human actor but perform actions in the value creation process itself.</w:t>
+      </w:r>
+    </w:p>
+    <w:p>
+      <w:pPr>
         <w:rPr>
           <w:color w:val="00312A"/>
         </w:rPr>
-        <w:t>becomes even more pronounced because the system may not merely support a human actor but perform actions in the value creation process itself.</w:t>
-      </w:r>
-    </w:p>
-    <w:p>
-      <w:pPr>
+      </w:pPr>
+      <w:r>
         <w:rPr>
           <w:color w:val="00312A"/>
         </w:rPr>
-      </w:pPr>
+        <w:t xml:space="preserve">This also highlights a distinction between value creation and value </w:t>
+      </w:r>
+      <w:commentRangeStart w:id="109"/>
       <w:r>
         <w:rPr>
           <w:color w:val="00312A"/>
         </w:rPr>
-        <w:t xml:space="preserve">This also highlights a distinction between value creation and value </w:t>
-      </w:r>
-      <w:commentRangeStart w:id="123"/>
-      <w:r>
-        <w:rPr>
-          <w:color w:val="00312A"/>
-        </w:rPr>
         <w:t>capture</w:t>
       </w:r>
-      <w:commentRangeEnd w:id="123"/>
+      <w:commentRangeEnd w:id="109"/>
       <w:r>
         <w:rPr>
           <w:rStyle w:val="CommentReference"/>
@@ -4657,7 +4586,7 @@
           <w:sz w:val="22"/>
           <w:szCs w:val="22"/>
         </w:rPr>
-        <w:commentReference w:id="123"/>
+        <w:commentReference w:id="109"/>
       </w:r>
       <w:r>
         <w:rPr>
@@ -4665,14 +4594,14 @@
         </w:rPr>
         <w:t xml:space="preserve">. </w:t>
       </w:r>
-      <w:commentRangeStart w:id="124"/>
+      <w:commentRangeStart w:id="110"/>
       <w:r>
         <w:rPr>
           <w:color w:val="00312A"/>
         </w:rPr>
         <w:t>Agentic AI may create value for customers by making interactions faster or more relevant, but the firm captures value only if these improvements translate into performance outcomes, learning advantages, cost reductions, or strategic differentiation. Conversely, a firm may capture short-term cost savings while damaging customer value if automation reduces trust, empathy, or perceived control. This distinction is important for interview analysis because participants may describe value from different vantage points: the customer, the employee, the marketing team, the organization, or the wider ecosystem. Treating these perspectives as analytically separat</w:t>
       </w:r>
-      <w:commentRangeEnd w:id="124"/>
+      <w:commentRangeEnd w:id="110"/>
       <w:r>
         <w:rPr>
           <w:rStyle w:val="CommentReference"/>
@@ -4680,7 +4609,7 @@
           <w:sz w:val="22"/>
           <w:szCs w:val="22"/>
         </w:rPr>
-        <w:commentReference w:id="124"/>
+        <w:commentReference w:id="110"/>
       </w:r>
       <w:r>
         <w:rPr>
@@ -4701,14 +4630,14 @@
         </w:rPr>
         <w:t xml:space="preserve">However, value creation has a mirror image: value destruction. In marketing, value can be destroyed when AI produces </w:t>
       </w:r>
-      <w:commentRangeStart w:id="125"/>
+      <w:commentRangeStart w:id="111"/>
       <w:r>
         <w:rPr>
           <w:color w:val="00312A"/>
         </w:rPr>
         <w:t>incorrect information, violates privacy expectations, biases decisions, reduces trust, weakens brand distinctiveness, or creates employee resistance. Generative AI may also increase content homogeneity</w:t>
       </w:r>
-      <w:commentRangeEnd w:id="125"/>
+      <w:commentRangeEnd w:id="111"/>
       <w:r>
         <w:rPr>
           <w:rStyle w:val="CommentReference"/>
@@ -4716,22 +4645,29 @@
           <w:sz w:val="22"/>
           <w:szCs w:val="22"/>
         </w:rPr>
-        <w:commentReference w:id="125"/>
+        <w:commentReference w:id="111"/>
       </w:r>
       <w:r>
         <w:rPr>
           <w:color w:val="00312A"/>
         </w:rPr>
-        <w:t xml:space="preserve">. Doshi and Hauser (2024), for example, find that generative AI can improve individual creative outputs while reducing collective novelty. For marketing managers, this creates a strategic tension. Agentic </w:t>
-      </w:r>
-      <w:commentRangeStart w:id="126"/>
+        <w:t xml:space="preserve">. Doshi and Hauser (2024), for example, find that generative AI can improve individual creative outputs while reducing collective </w:t>
+      </w:r>
       <w:r>
         <w:rPr>
           <w:color w:val="00312A"/>
         </w:rPr>
+        <w:lastRenderedPageBreak/>
+        <w:t xml:space="preserve">novelty. For marketing managers, this creates a strategic tension. Agentic </w:t>
+      </w:r>
+      <w:commentRangeStart w:id="112"/>
+      <w:r>
+        <w:rPr>
+          <w:color w:val="00312A"/>
+        </w:rPr>
         <w:t>AI</w:t>
       </w:r>
-      <w:commentRangeEnd w:id="126"/>
+      <w:commentRangeEnd w:id="112"/>
       <w:r>
         <w:rPr>
           <w:rStyle w:val="CommentReference"/>
@@ -4739,29 +4675,22 @@
           <w:sz w:val="22"/>
           <w:szCs w:val="22"/>
         </w:rPr>
-        <w:commentReference w:id="126"/>
+        <w:commentReference w:id="112"/>
       </w:r>
       <w:r>
         <w:rPr>
           <w:color w:val="00312A"/>
         </w:rPr>
-        <w:t xml:space="preserve"> may increase speed and efficiency, but if every firm uses similar systems to generate similar campaigns, the long-</w:t>
-      </w:r>
+        <w:t xml:space="preserve"> may increase speed and efficiency, but if every firm uses similar systems to generate similar campaigns, the long-term effect may be weaker </w:t>
+      </w:r>
+      <w:commentRangeStart w:id="113"/>
       <w:r>
         <w:rPr>
           <w:color w:val="00312A"/>
         </w:rPr>
-        <w:lastRenderedPageBreak/>
-        <w:t xml:space="preserve">term effect may be weaker </w:t>
-      </w:r>
-      <w:commentRangeStart w:id="127"/>
-      <w:r>
-        <w:rPr>
-          <w:color w:val="00312A"/>
-        </w:rPr>
         <w:t>differentiation</w:t>
       </w:r>
-      <w:commentRangeEnd w:id="127"/>
+      <w:commentRangeEnd w:id="113"/>
       <w:r>
         <w:rPr>
           <w:rStyle w:val="CommentReference"/>
@@ -4769,7 +4698,7 @@
           <w:sz w:val="22"/>
           <w:szCs w:val="22"/>
         </w:rPr>
-        <w:commentReference w:id="127"/>
+        <w:commentReference w:id="113"/>
       </w:r>
       <w:r>
         <w:rPr>
@@ -4784,14 +4713,14 @@
           <w:color w:val="00312A"/>
         </w:rPr>
       </w:pPr>
-      <w:commentRangeStart w:id="128"/>
+      <w:commentRangeStart w:id="114"/>
       <w:r>
         <w:rPr>
           <w:color w:val="00312A"/>
         </w:rPr>
         <w:t>The value literature supports the use of sensitizing concepts rather than fixed hypotheses. In constructive grounded theory, sensitizing concepts provide starting points for inquiry without predetermining the findings (Blumer, 1969; Charmaz, 2014). In this study, the concepts of operational value, customer value, strategic value, value co-creation, and value destruction can guide interviews while leaving room for new categories to emerge. This is appropriate because agentic AI is still emerging and marketing managers may define value in ways that are not yet well captured by existing theory.</w:t>
       </w:r>
-      <w:commentRangeEnd w:id="128"/>
+      <w:commentRangeEnd w:id="114"/>
       <w:r>
         <w:rPr>
           <w:rStyle w:val="CommentReference"/>
@@ -4799,7 +4728,7 @@
           <w:sz w:val="22"/>
           <w:szCs w:val="22"/>
         </w:rPr>
-        <w:commentReference w:id="128"/>
+        <w:commentReference w:id="114"/>
       </w:r>
     </w:p>
     <w:p>
@@ -4809,8 +4738,8 @@
           <w:color w:val="00312A"/>
         </w:rPr>
       </w:pPr>
-      <w:bookmarkStart w:id="129" w:name="_cnr93e5ter7y" w:colFirst="0" w:colLast="0"/>
-      <w:bookmarkEnd w:id="129"/>
+      <w:bookmarkStart w:id="115" w:name="_cnr93e5ter7y" w:colFirst="0" w:colLast="0"/>
+      <w:bookmarkEnd w:id="115"/>
       <w:r>
         <w:rPr>
           <w:color w:val="00312A"/>
@@ -4830,14 +4759,14 @@
         </w:rPr>
         <w:t xml:space="preserve">The literature reviewed above suggests that agentic AI in marketing should be examined as a </w:t>
       </w:r>
-      <w:commentRangeStart w:id="130"/>
+      <w:commentRangeStart w:id="116"/>
       <w:r>
         <w:rPr>
           <w:color w:val="00312A"/>
         </w:rPr>
         <w:t xml:space="preserve">socio-technical capability </w:t>
       </w:r>
-      <w:commentRangeEnd w:id="130"/>
+      <w:commentRangeEnd w:id="116"/>
       <w:r>
         <w:rPr>
           <w:rStyle w:val="CommentReference"/>
@@ -4845,7 +4774,7 @@
           <w:sz w:val="22"/>
           <w:szCs w:val="22"/>
         </w:rPr>
-        <w:commentReference w:id="130"/>
+        <w:commentReference w:id="116"/>
       </w:r>
       <w:r>
         <w:rPr>
@@ -4853,14 +4782,14 @@
         </w:rPr>
         <w:t>rather than as a standalone technology.</w:t>
       </w:r>
-      <w:commentRangeStart w:id="131"/>
+      <w:commentRangeStart w:id="117"/>
       <w:r>
         <w:rPr>
           <w:color w:val="00312A"/>
         </w:rPr>
         <w:t xml:space="preserve"> The technical literature explains why agentic AI is different: it can combine LLM reasoning, memory, tool use, and interaction to pursue goals across workflows. The marketing literature explains why the context matters: marketing already contains many AI-relevant activities, but value depends on the connection between technology, customer knowledge, operations, and strategic decision-making. The digital transformation literature explains why adoption is difficult: organizations must build dynamic capabilities and complementary assets before digital technologies reliably produce value. The value literature explains why the outcome is multidimensional: value may be operational, customer-related, strategic, or co-created, and it may be accompanied by value destruction.</w:t>
       </w:r>
-      <w:commentRangeEnd w:id="131"/>
+      <w:commentRangeEnd w:id="117"/>
       <w:r>
         <w:rPr>
           <w:rStyle w:val="CommentReference"/>
@@ -4868,7 +4797,7 @@
           <w:sz w:val="22"/>
           <w:szCs w:val="22"/>
         </w:rPr>
-        <w:commentReference w:id="131"/>
+        <w:commentReference w:id="117"/>
       </w:r>
     </w:p>
     <w:p>
@@ -4898,6 +4827,7 @@
         <w:rPr>
           <w:color w:val="00312A"/>
         </w:rPr>
+        <w:lastRenderedPageBreak/>
         <w:t>The LLM and agentic AI literature clarifies what makes the technology different: reasoning, memory, tool use, interaction, and goal pursuit beyond content generation.</w:t>
       </w:r>
     </w:p>
@@ -4915,7 +4845,6 @@
         <w:rPr>
           <w:color w:val="00312A"/>
         </w:rPr>
-        <w:lastRenderedPageBreak/>
         <w:t>The AI-in-marketing literature positions value creation across research, strategy, CRM, operations, personalization, content, and decision-making.</w:t>
       </w:r>
     </w:p>
@@ -4952,14 +4881,14 @@
         </w:rPr>
         <w:t xml:space="preserve">Value theory and value co-creation literature prevent a narrow efficiency lens by distinguishing operational, customer-related, strategic, co-created, and potentially destroyed </w:t>
       </w:r>
-      <w:commentRangeStart w:id="132"/>
+      <w:commentRangeStart w:id="118"/>
       <w:r>
         <w:rPr>
           <w:color w:val="00312A"/>
         </w:rPr>
         <w:t>value</w:t>
       </w:r>
-      <w:commentRangeEnd w:id="132"/>
+      <w:commentRangeEnd w:id="118"/>
       <w:r>
         <w:rPr>
           <w:rStyle w:val="CommentReference"/>
@@ -4967,7 +4896,7 @@
           <w:sz w:val="22"/>
           <w:szCs w:val="22"/>
         </w:rPr>
-        <w:commentReference w:id="132"/>
+        <w:commentReference w:id="118"/>
       </w:r>
       <w:r>
         <w:rPr>
@@ -4982,14 +4911,14 @@
           <w:color w:val="00312A"/>
         </w:rPr>
       </w:pPr>
-      <w:commentRangeStart w:id="133"/>
+      <w:commentRangeStart w:id="119"/>
       <w:r>
         <w:rPr>
           <w:color w:val="00312A"/>
         </w:rPr>
         <w:t>Accordingly, the empirical part of this thesis does not test a predetermined adoption model. Instead, it uses the literature as a set of sensitizing concepts for constructive grounded theory. The initial interview guide can explore how marketing managers sense agentic AI opportunities, how they translate those opportunities into marketing practices, how they enable adoption, and how they handle value-related trade-offs. At the same time, the method leaves room for participants to introduce unexpected categories, such as new forms of governance, new roles in marketing teams, or new definitions of value that emerge only when agentic AI is implemented in practice.</w:t>
       </w:r>
-      <w:commentRangeEnd w:id="133"/>
+      <w:commentRangeEnd w:id="119"/>
       <w:r>
         <w:rPr>
           <w:rStyle w:val="CommentReference"/>
@@ -4997,7 +4926,7 @@
           <w:sz w:val="22"/>
           <w:szCs w:val="22"/>
         </w:rPr>
-        <w:commentReference w:id="133"/>
+        <w:commentReference w:id="119"/>
       </w:r>
     </w:p>
     <w:p>
@@ -5011,8 +4940,8 @@
         <w:ind w:firstLine="0"/>
         <w:jc w:val="left"/>
       </w:pPr>
-      <w:bookmarkStart w:id="134" w:name="_squzp6x0kd2d" w:colFirst="0" w:colLast="0"/>
-      <w:bookmarkEnd w:id="134"/>
+      <w:bookmarkStart w:id="120" w:name="_squzp6x0kd2d" w:colFirst="0" w:colLast="0"/>
+      <w:bookmarkEnd w:id="120"/>
       <w:r>
         <w:br w:type="page"/>
       </w:r>
@@ -5021,8 +4950,8 @@
       <w:pPr>
         <w:pStyle w:val="Heading1"/>
       </w:pPr>
-      <w:bookmarkStart w:id="135" w:name="_vuulw5cmria2" w:colFirst="0" w:colLast="0"/>
-      <w:bookmarkEnd w:id="135"/>
+      <w:bookmarkStart w:id="121" w:name="_vuulw5cmria2" w:colFirst="0" w:colLast="0"/>
+      <w:bookmarkEnd w:id="121"/>
       <w:r>
         <w:lastRenderedPageBreak/>
         <w:t>3.</w:t>
@@ -5030,31 +4959,31 @@
       <w:r>
         <w:tab/>
       </w:r>
-      <w:commentRangeStart w:id="136"/>
+      <w:commentRangeStart w:id="122"/>
       <w:r>
         <w:t>Methodology</w:t>
       </w:r>
-      <w:commentRangeEnd w:id="136"/>
+      <w:commentRangeEnd w:id="122"/>
       <w:r>
         <w:rPr>
           <w:rStyle w:val="CommentReference"/>
           <w:sz w:val="22"/>
           <w:szCs w:val="22"/>
         </w:rPr>
-        <w:commentReference w:id="136"/>
-      </w:r>
-      <w:commentRangeStart w:id="137"/>
+        <w:commentReference w:id="122"/>
+      </w:r>
+      <w:commentRangeStart w:id="123"/>
       <w:r>
         <w:t xml:space="preserve"> (10-12 pages)</w:t>
       </w:r>
-      <w:commentRangeEnd w:id="137"/>
+      <w:commentRangeEnd w:id="123"/>
       <w:r>
         <w:rPr>
           <w:rStyle w:val="CommentReference"/>
           <w:sz w:val="22"/>
           <w:szCs w:val="22"/>
         </w:rPr>
-        <w:commentReference w:id="137"/>
+        <w:commentReference w:id="123"/>
       </w:r>
     </w:p>
     <w:p>
@@ -5062,8 +4991,8 @@
         <w:pStyle w:val="Heading2"/>
         <w:spacing w:before="80"/>
       </w:pPr>
-      <w:bookmarkStart w:id="138" w:name="_jx9b7a6d4j0v" w:colFirst="0" w:colLast="0"/>
-      <w:bookmarkEnd w:id="138"/>
+      <w:bookmarkStart w:id="124" w:name="_jx9b7a6d4j0v" w:colFirst="0" w:colLast="0"/>
+      <w:bookmarkEnd w:id="124"/>
       <w:r>
         <w:t>3.1.</w:t>
       </w:r>
@@ -5142,8 +5071,8 @@
         <w:pStyle w:val="Heading2"/>
         <w:spacing w:before="80"/>
       </w:pPr>
-      <w:bookmarkStart w:id="139" w:name="_m0alptie2pwk" w:colFirst="0" w:colLast="0"/>
-      <w:bookmarkEnd w:id="139"/>
+      <w:bookmarkStart w:id="125" w:name="_m0alptie2pwk" w:colFirst="0" w:colLast="0"/>
+      <w:bookmarkEnd w:id="125"/>
       <w:r>
         <w:t>3.2.</w:t>
       </w:r>
@@ -5228,38 +5157,38 @@
       </w:r>
     </w:p>
     <w:p>
-      <w:commentRangeStart w:id="140"/>
-      <w:commentRangeStart w:id="141"/>
-      <w:commentRangeStart w:id="142"/>
+      <w:commentRangeStart w:id="126"/>
+      <w:commentRangeStart w:id="127"/>
+      <w:commentRangeStart w:id="128"/>
       <w:r>
         <w:t>TODO</w:t>
       </w:r>
-      <w:commentRangeEnd w:id="142"/>
+      <w:commentRangeEnd w:id="128"/>
       <w:r>
         <w:rPr>
           <w:rStyle w:val="CommentReference"/>
           <w:sz w:val="22"/>
           <w:szCs w:val="22"/>
         </w:rPr>
-        <w:commentReference w:id="142"/>
-      </w:r>
-      <w:commentRangeEnd w:id="141"/>
+        <w:commentReference w:id="128"/>
+      </w:r>
+      <w:commentRangeEnd w:id="127"/>
       <w:r>
         <w:rPr>
           <w:rStyle w:val="CommentReference"/>
           <w:sz w:val="22"/>
           <w:szCs w:val="22"/>
         </w:rPr>
-        <w:commentReference w:id="141"/>
-      </w:r>
-      <w:commentRangeEnd w:id="140"/>
+        <w:commentReference w:id="127"/>
+      </w:r>
+      <w:commentRangeEnd w:id="126"/>
       <w:r>
         <w:rPr>
           <w:rStyle w:val="CommentReference"/>
           <w:sz w:val="22"/>
           <w:szCs w:val="22"/>
         </w:rPr>
-        <w:commentReference w:id="140"/>
+        <w:commentReference w:id="126"/>
       </w:r>
     </w:p>
     <w:p>
@@ -5267,8 +5196,8 @@
         <w:pStyle w:val="Heading2"/>
         <w:spacing w:before="80"/>
       </w:pPr>
-      <w:bookmarkStart w:id="143" w:name="_s5mzxyxu5jog" w:colFirst="0" w:colLast="0"/>
-      <w:bookmarkEnd w:id="143"/>
+      <w:bookmarkStart w:id="129" w:name="_s5mzxyxu5jog" w:colFirst="0" w:colLast="0"/>
+      <w:bookmarkEnd w:id="129"/>
       <w:r>
         <w:lastRenderedPageBreak/>
         <w:t>3.3.</w:t>
@@ -5276,28 +5205,28 @@
       <w:r>
         <w:tab/>
       </w:r>
-      <w:commentRangeStart w:id="144"/>
-      <w:commentRangeStart w:id="145"/>
+      <w:commentRangeStart w:id="130"/>
+      <w:commentRangeStart w:id="131"/>
       <w:r>
         <w:t>Intended sample and sample size</w:t>
       </w:r>
-      <w:commentRangeEnd w:id="145"/>
+      <w:commentRangeEnd w:id="131"/>
       <w:r>
         <w:rPr>
           <w:rStyle w:val="CommentReference"/>
           <w:sz w:val="22"/>
           <w:szCs w:val="22"/>
         </w:rPr>
-        <w:commentReference w:id="145"/>
-      </w:r>
-      <w:commentRangeEnd w:id="144"/>
+        <w:commentReference w:id="131"/>
+      </w:r>
+      <w:commentRangeEnd w:id="130"/>
       <w:r>
         <w:rPr>
           <w:rStyle w:val="CommentReference"/>
           <w:sz w:val="22"/>
           <w:szCs w:val="22"/>
         </w:rPr>
-        <w:commentReference w:id="144"/>
+        <w:commentReference w:id="130"/>
       </w:r>
     </w:p>
     <w:p>
@@ -5319,38 +5248,38 @@
       <w:r>
         <w:t xml:space="preserve">To find sufficient participants, a combination of purposive </w:t>
       </w:r>
-      <w:commentRangeStart w:id="146"/>
-      <w:commentRangeStart w:id="147"/>
-      <w:commentRangeStart w:id="148"/>
+      <w:commentRangeStart w:id="132"/>
+      <w:commentRangeStart w:id="133"/>
+      <w:commentRangeStart w:id="134"/>
       <w:r>
         <w:t>sampling</w:t>
       </w:r>
-      <w:commentRangeEnd w:id="148"/>
+      <w:commentRangeEnd w:id="134"/>
       <w:r>
         <w:rPr>
           <w:rStyle w:val="CommentReference"/>
           <w:sz w:val="22"/>
           <w:szCs w:val="22"/>
         </w:rPr>
-        <w:commentReference w:id="148"/>
-      </w:r>
-      <w:commentRangeEnd w:id="147"/>
+        <w:commentReference w:id="134"/>
+      </w:r>
+      <w:commentRangeEnd w:id="133"/>
       <w:r>
         <w:rPr>
           <w:rStyle w:val="CommentReference"/>
           <w:sz w:val="22"/>
           <w:szCs w:val="22"/>
         </w:rPr>
-        <w:commentReference w:id="147"/>
-      </w:r>
-      <w:commentRangeEnd w:id="146"/>
+        <w:commentReference w:id="133"/>
+      </w:r>
+      <w:commentRangeEnd w:id="132"/>
       <w:r>
         <w:rPr>
           <w:rStyle w:val="CommentReference"/>
           <w:sz w:val="22"/>
           <w:szCs w:val="22"/>
         </w:rPr>
-        <w:commentReference w:id="146"/>
+        <w:commentReference w:id="132"/>
       </w:r>
       <w:r>
         <w:t xml:space="preserve"> (Patton, 2014) and snowball sampling (</w:t>
@@ -5364,84 +5293,84 @@
       <w:r>
         <w:t>) to identify interview participants is used. The sampling starts with the personal network of the researcher</w:t>
       </w:r>
-      <w:commentRangeStart w:id="149"/>
-      <w:commentRangeStart w:id="150"/>
+      <w:commentRangeStart w:id="135"/>
+      <w:commentRangeStart w:id="136"/>
       <w:r>
         <w:t>, relying mainly on LinkedIn</w:t>
       </w:r>
-      <w:commentRangeEnd w:id="150"/>
+      <w:commentRangeEnd w:id="136"/>
       <w:r>
         <w:rPr>
           <w:rStyle w:val="CommentReference"/>
           <w:sz w:val="22"/>
           <w:szCs w:val="22"/>
         </w:rPr>
-        <w:commentReference w:id="150"/>
-      </w:r>
-      <w:commentRangeEnd w:id="149"/>
+        <w:commentReference w:id="136"/>
+      </w:r>
+      <w:commentRangeEnd w:id="135"/>
       <w:r>
         <w:rPr>
           <w:rStyle w:val="CommentReference"/>
           <w:sz w:val="22"/>
           <w:szCs w:val="22"/>
         </w:rPr>
-        <w:commentReference w:id="149"/>
+        <w:commentReference w:id="135"/>
       </w:r>
       <w:r>
         <w:t>; candidates were selected when their role matched the selection criteria. Candidates are selected based on their Since the sampling universe is already narrow and access might be limited, n</w:t>
       </w:r>
-      <w:commentRangeStart w:id="151"/>
-      <w:commentRangeStart w:id="152"/>
-      <w:commentRangeStart w:id="153"/>
-      <w:commentRangeStart w:id="154"/>
-      <w:commentRangeStart w:id="155"/>
+      <w:commentRangeStart w:id="137"/>
+      <w:commentRangeStart w:id="138"/>
+      <w:commentRangeStart w:id="139"/>
+      <w:commentRangeStart w:id="140"/>
+      <w:commentRangeStart w:id="141"/>
       <w:r>
         <w:t>o further selection criteria are applied to potential participants.</w:t>
       </w:r>
-      <w:commentRangeEnd w:id="155"/>
+      <w:commentRangeEnd w:id="141"/>
       <w:r>
         <w:rPr>
           <w:rStyle w:val="CommentReference"/>
           <w:sz w:val="22"/>
           <w:szCs w:val="22"/>
         </w:rPr>
-        <w:commentReference w:id="155"/>
-      </w:r>
-      <w:commentRangeEnd w:id="154"/>
+        <w:commentReference w:id="141"/>
+      </w:r>
+      <w:commentRangeEnd w:id="140"/>
       <w:r>
         <w:rPr>
           <w:rStyle w:val="CommentReference"/>
           <w:sz w:val="22"/>
           <w:szCs w:val="22"/>
         </w:rPr>
-        <w:commentReference w:id="154"/>
-      </w:r>
-      <w:commentRangeEnd w:id="153"/>
+        <w:commentReference w:id="140"/>
+      </w:r>
+      <w:commentRangeEnd w:id="139"/>
       <w:r>
         <w:rPr>
           <w:rStyle w:val="CommentReference"/>
           <w:sz w:val="22"/>
           <w:szCs w:val="22"/>
         </w:rPr>
-        <w:commentReference w:id="153"/>
-      </w:r>
-      <w:commentRangeEnd w:id="152"/>
+        <w:commentReference w:id="139"/>
+      </w:r>
+      <w:commentRangeEnd w:id="138"/>
       <w:r>
         <w:rPr>
           <w:rStyle w:val="CommentReference"/>
           <w:sz w:val="22"/>
           <w:szCs w:val="22"/>
         </w:rPr>
-        <w:commentReference w:id="152"/>
-      </w:r>
-      <w:commentRangeEnd w:id="151"/>
+        <w:commentReference w:id="138"/>
+      </w:r>
+      <w:commentRangeEnd w:id="137"/>
       <w:r>
         <w:rPr>
           <w:rStyle w:val="CommentReference"/>
           <w:sz w:val="22"/>
           <w:szCs w:val="22"/>
         </w:rPr>
-        <w:commentReference w:id="151"/>
+        <w:commentReference w:id="137"/>
       </w:r>
       <w:r>
         <w:t xml:space="preserve"> However, key properties</w:t>
@@ -11573,8 +11502,8 @@
           <w:cols w:space="708"/>
         </w:sectPr>
       </w:pPr>
-      <w:bookmarkStart w:id="156" w:name="_jewz4ftnfnae" w:colFirst="0" w:colLast="0"/>
-      <w:bookmarkEnd w:id="156"/>
+      <w:bookmarkStart w:id="142" w:name="_jewz4ftnfnae" w:colFirst="0" w:colLast="0"/>
+      <w:bookmarkEnd w:id="142"/>
       <w:r>
         <w:t xml:space="preserve"> </w:t>
       </w:r>
@@ -11583,8 +11512,8 @@
       <w:pPr>
         <w:pStyle w:val="Heading2"/>
       </w:pPr>
-      <w:bookmarkStart w:id="157" w:name="_kqzta5wwdy54" w:colFirst="0" w:colLast="0"/>
-      <w:bookmarkEnd w:id="157"/>
+      <w:bookmarkStart w:id="143" w:name="_kqzta5wwdy54" w:colFirst="0" w:colLast="0"/>
+      <w:bookmarkEnd w:id="143"/>
       <w:r>
         <w:lastRenderedPageBreak/>
         <w:t>3.2</w:t>
@@ -11815,7 +11744,7 @@
       </w:tr>
       <w:tr>
         <w:trPr>
-          <w:trHeight w:val="2100"/>
+          <w:trHeight w:val="568"/>
         </w:trPr>
         <w:tc>
           <w:tcPr>
@@ -11899,7 +11828,7 @@
               <w:lastRenderedPageBreak/>
               <w:t>In line with Shenton (2004), information regarding the sampling method, participant types, and data collection methods are provided (Sections 3; Table 1; Appendix A). Thick description in Chapter 4 and</w:t>
             </w:r>
-            <w:commentRangeStart w:id="158"/>
+            <w:commentRangeStart w:id="144"/>
             <w:r>
               <w:rPr>
                 <w:sz w:val="20"/>
@@ -11907,14 +11836,14 @@
               </w:rPr>
               <w:t xml:space="preserve"> scope conditions in Section 5.3</w:t>
             </w:r>
-            <w:commentRangeEnd w:id="158"/>
+            <w:commentRangeEnd w:id="144"/>
             <w:r>
               <w:rPr>
                 <w:rStyle w:val="CommentReference"/>
                 <w:sz w:val="20"/>
                 <w:szCs w:val="20"/>
               </w:rPr>
-              <w:commentReference w:id="158"/>
+              <w:commentReference w:id="144"/>
             </w:r>
             <w:r>
               <w:rPr>
@@ -12010,7 +11939,21 @@
                 <w:sz w:val="20"/>
                 <w:szCs w:val="20"/>
               </w:rPr>
-              <w:t>Interviews were transcribed; transcriptions, memos, and emerging models were reviewed in regular debriefing meetings with the thesis supervisor (Shenton, 2004). Anonymized were submitted to the research institution for examination. The research design, field procedures, and reflective appraisal are documented in Chapter 3 and Appendix A (Shenton, 2004). Triangulation across marketing managers and AI experts provided overlapping methods. The code  structure is reported in Table 3 and supporting quotes are provided.</w:t>
+              <w:t xml:space="preserve">Interviews were transcribed; transcriptions, memos, and emerging models were reviewed in regular debriefing meetings with the thesis supervisor (Shenton, 2004). Anonymized </w:t>
+            </w:r>
+            <w:r>
+              <w:rPr>
+                <w:sz w:val="20"/>
+                <w:szCs w:val="20"/>
+              </w:rPr>
+              <w:t xml:space="preserve">data </w:t>
+            </w:r>
+            <w:r>
+              <w:rPr>
+                <w:sz w:val="20"/>
+                <w:szCs w:val="20"/>
+              </w:rPr>
+              <w:t>were submitted to the research institution for examination. The research design, field procedures, and reflective appraisal are documented in Chapter 3 and Appendix A (Shenton, 2004). Triangulation across marketing managers and AI experts provided overlapping methods. The code structure is reported in Table 3 and supporting quotes are provided.</w:t>
             </w:r>
           </w:p>
         </w:tc>
@@ -12092,7 +12035,7 @@
               </w:rPr>
               <w:t xml:space="preserve">In line with Shenton (2004), analytic memos recorded reasoning separately from transcript text; preliminary interpretations that were not supported by later data were revised or discarded. Findings claims are anchored in participant quotations (Chapter 4; Appendix D). Reflexive documentation of the researcher’s marketing and AI background and </w:t>
             </w:r>
-            <w:commentRangeStart w:id="159"/>
+            <w:commentRangeStart w:id="145"/>
             <w:r>
               <w:rPr>
                 <w:sz w:val="20"/>
@@ -12100,21 +12043,21 @@
               </w:rPr>
               <w:t>sampling implications appears in Section 3.2.1</w:t>
             </w:r>
-            <w:commentRangeEnd w:id="159"/>
+            <w:commentRangeEnd w:id="145"/>
             <w:r>
               <w:rPr>
                 <w:rStyle w:val="CommentReference"/>
                 <w:sz w:val="20"/>
                 <w:szCs w:val="20"/>
               </w:rPr>
-              <w:commentReference w:id="159"/>
-            </w:r>
-            <w:r>
-              <w:rPr>
-                <w:sz w:val="20"/>
-                <w:szCs w:val="20"/>
-              </w:rPr>
-              <w:t xml:space="preserve"> .</w:t>
+              <w:commentReference w:id="145"/>
+            </w:r>
+            <w:r>
+              <w:rPr>
+                <w:sz w:val="20"/>
+                <w:szCs w:val="20"/>
+              </w:rPr>
+              <w:t>.</w:t>
             </w:r>
           </w:p>
         </w:tc>
@@ -12129,8 +12072,8 @@
       <w:pPr>
         <w:pStyle w:val="Heading1"/>
       </w:pPr>
-      <w:bookmarkStart w:id="160" w:name="_81ng021tuy7p" w:colFirst="0" w:colLast="0"/>
-      <w:bookmarkEnd w:id="160"/>
+      <w:bookmarkStart w:id="146" w:name="_81ng021tuy7p" w:colFirst="0" w:colLast="0"/>
+      <w:bookmarkEnd w:id="146"/>
       <w:r>
         <w:t xml:space="preserve">4. </w:t>
       </w:r>
@@ -12141,11 +12084,19 @@
     </w:p>
     <w:p>
       <w:r>
-        <w:t xml:space="preserve">The findings indicate a wide range of applications and use cases of agentic AI in the marketing field. Additionally, a clear pattern of managerial behaviors are identified that enable and stimulate adoption of agentic AI and mediate the value creation from the agentic use cases. </w:t>
-      </w:r>
-      <w:r>
-        <w:lastRenderedPageBreak/>
-        <w:t>Furthermore we observe notable impact stemming from the organizational context (internal and external) on the adoption of agentic AI and the value creation from agentic AI.</w:t>
+        <w:t xml:space="preserve">The findings indicate a wide range of applications and use cases of agentic AI in the marketing field. Additionally, a clear pattern of managerial behaviors </w:t>
+      </w:r>
+      <w:r>
+        <w:t>is</w:t>
+      </w:r>
+      <w:r>
+        <w:t xml:space="preserve"> identified that enable and stimulate adoption of agentic AI and mediate the value creation from the agentic use cases. Furthermore</w:t>
+      </w:r>
+      <w:r>
+        <w:t>,</w:t>
+      </w:r>
+      <w:r>
+        <w:t xml:space="preserve"> we observe notable impact stemming from the organizational context (internal and external) on the adoption of agentic AI and the value creation from agentic AI.</w:t>
       </w:r>
     </w:p>
     <w:p>
@@ -12156,24 +12107,13 @@
           <w:bCs/>
         </w:rPr>
       </w:pPr>
-      <w:bookmarkStart w:id="161" w:name="OLE_LINK8"/>
-      <w:del w:id="162" w:author="Claude" w:date="2026-06-07T00:00:00Z">
-        <w:r>
-          <w:rPr>
-            <w:b/>
-            <w:bCs/>
-          </w:rPr>
-          <w:delText>Table 2</w:delText>
-        </w:r>
-      </w:del>
-      <w:ins w:id="163" w:author="Claude" w:date="2026-06-07T00:00:00Z">
-        <w:r>
-          <w:rPr>
-            <w:b/>
-          </w:rPr>
-          <w:t>Table 3</w:t>
-        </w:r>
-      </w:ins>
+      <w:bookmarkStart w:id="147" w:name="OLE_LINK8"/>
+      <w:r>
+        <w:rPr>
+          <w:b/>
+        </w:rPr>
+        <w:t>Table 3</w:t>
+      </w:r>
     </w:p>
     <w:p>
       <w:pPr>
@@ -12190,7 +12130,7 @@
         </w:rPr>
         <w:t>Overview of code development</w:t>
       </w:r>
-      <w:bookmarkEnd w:id="161"/>
+      <w:bookmarkEnd w:id="147"/>
       <w:r>
         <w:rPr>
           <w:i/>
@@ -12247,6 +12187,7 @@
                 <w:sz w:val="21"/>
                 <w:szCs w:val="21"/>
               </w:rPr>
+              <w:lastRenderedPageBreak/>
               <w:t>Descriptive codes</w:t>
             </w:r>
           </w:p>
@@ -13111,7 +13052,6 @@
                 <w:sz w:val="21"/>
                 <w:szCs w:val="21"/>
               </w:rPr>
-              <w:lastRenderedPageBreak/>
               <w:t>Generating insights; Creating &amp; validating content &amp; campaigns; Using generic agents; Automating processes; Deploying customer-facing agents</w:t>
             </w:r>
           </w:p>
@@ -13196,6 +13136,7 @@
                 <w:sz w:val="21"/>
                 <w:szCs w:val="21"/>
               </w:rPr>
+              <w:lastRenderedPageBreak/>
               <w:t>Leveraging tool calling; Personalizing agents</w:t>
             </w:r>
           </w:p>
@@ -13538,8 +13479,8 @@
           <w:iCs/>
         </w:rPr>
       </w:pPr>
-      <w:bookmarkStart w:id="164" w:name="_2wlwvpj75lya" w:colFirst="0" w:colLast="0"/>
-      <w:bookmarkEnd w:id="164"/>
+      <w:bookmarkStart w:id="148" w:name="_2wlwvpj75lya" w:colFirst="0" w:colLast="0"/>
+      <w:bookmarkEnd w:id="148"/>
       <w:r>
         <w:rPr>
           <w:i/>
@@ -13597,8 +13538,8 @@
       <w:pPr>
         <w:pStyle w:val="Heading2"/>
       </w:pPr>
-      <w:bookmarkStart w:id="165" w:name="_k7eypdjcmoyh" w:colFirst="0" w:colLast="0"/>
-      <w:bookmarkEnd w:id="165"/>
+      <w:bookmarkStart w:id="149" w:name="_k7eypdjcmoyh" w:colFirst="0" w:colLast="0"/>
+      <w:bookmarkEnd w:id="149"/>
       <w:r>
         <w:t>4.1</w:t>
       </w:r>
@@ -13652,8 +13593,8 @@
       <w:pPr>
         <w:pStyle w:val="Heading3"/>
       </w:pPr>
-      <w:bookmarkStart w:id="166" w:name="_cel1ujnps8" w:colFirst="0" w:colLast="0"/>
-      <w:bookmarkEnd w:id="166"/>
+      <w:bookmarkStart w:id="150" w:name="_cel1ujnps8" w:colFirst="0" w:colLast="0"/>
+      <w:bookmarkEnd w:id="150"/>
       <w:r>
         <w:t>4.1.1</w:t>
       </w:r>
@@ -13707,18 +13648,11 @@
       </w:r>
     </w:p>
     <w:p>
-      <w:del w:id="167" w:author="Daan Luttik" w:date="2026-06-01T18:16:00Z">
-        <w:r>
-          <w:delText>Do I want to note more how the ever changing nature of AI is affecting marketing manager’s choices?</w:delText>
-        </w:r>
-      </w:del>
-    </w:p>
-    <w:p>
       <w:pPr>
         <w:pStyle w:val="Heading3"/>
       </w:pPr>
-      <w:bookmarkStart w:id="168" w:name="_7alih1d45osl" w:colFirst="0" w:colLast="0"/>
-      <w:bookmarkEnd w:id="168"/>
+      <w:bookmarkStart w:id="151" w:name="_7alih1d45osl" w:colFirst="0" w:colLast="0"/>
+      <w:bookmarkEnd w:id="151"/>
       <w:r>
         <w:t>4.1.2</w:t>
       </w:r>
@@ -13736,18 +13670,18 @@
       <w:r>
         <w:t xml:space="preserve">Regarding pressure from competitors interviewee 9, noted how different marketing agencies are looking at each other’s offerings and trying to mimic what others are doing. She noted that organizations are primarily trying </w:t>
       </w:r>
-      <w:commentRangeStart w:id="169"/>
+      <w:commentRangeStart w:id="152"/>
       <w:r>
         <w:t xml:space="preserve">“to get to parity in the present with what they’re saying they can do”, </w:t>
       </w:r>
-      <w:commentRangeEnd w:id="169"/>
+      <w:commentRangeEnd w:id="152"/>
       <w:r>
         <w:rPr>
           <w:rStyle w:val="CommentReference"/>
           <w:sz w:val="22"/>
           <w:szCs w:val="22"/>
         </w:rPr>
-        <w:commentReference w:id="169"/>
+        <w:commentReference w:id="152"/>
       </w:r>
       <w:r>
         <w:t>to  ensure “speed to market” and “staying competitive”. Interviewee 13 noted the value of leveraging insights from competitors to gain insights</w:t>
@@ -13822,8 +13756,8 @@
       <w:pPr>
         <w:pStyle w:val="Heading3"/>
       </w:pPr>
-      <w:bookmarkStart w:id="170" w:name="_hvgdgrm8c1y2" w:colFirst="0" w:colLast="0"/>
-      <w:bookmarkEnd w:id="170"/>
+      <w:bookmarkStart w:id="153" w:name="_hvgdgrm8c1y2" w:colFirst="0" w:colLast="0"/>
+      <w:bookmarkEnd w:id="153"/>
       <w:r>
         <w:t>4.1.3</w:t>
       </w:r>
@@ -13836,18 +13770,18 @@
       <w:r>
         <w:t xml:space="preserve">A third external force shaping managers‘ engagement with agentic AI is the strategy and communication of their software suppliers. Many organizations adopt AI not through internal initiative but through the road maps of the vendors they already depend on, </w:t>
       </w:r>
-      <w:commentRangeStart w:id="171"/>
+      <w:commentRangeStart w:id="154"/>
       <w:r>
         <w:t>this seems to be mostly present amongst those who have little ambition to be leading in the domain of AI</w:t>
       </w:r>
-      <w:commentRangeEnd w:id="171"/>
+      <w:commentRangeEnd w:id="154"/>
       <w:r>
         <w:rPr>
           <w:rStyle w:val="CommentReference"/>
           <w:sz w:val="22"/>
           <w:szCs w:val="22"/>
         </w:rPr>
-        <w:commentReference w:id="171"/>
+        <w:commentReference w:id="154"/>
       </w:r>
       <w:r>
         <w:t xml:space="preserve">. Interviewee 1 noted that “most of the thinking behind an AI strategy comes from their default supplier, it’s Microsoft’s AI strategy or IBM’s AI strategy, because that is their source of </w:t>
@@ -13864,9 +13798,9 @@
           <w:color w:val="000000"/>
         </w:rPr>
       </w:pPr>
-      <w:bookmarkStart w:id="172" w:name="_kdh3jovkecpb" w:colFirst="0" w:colLast="0"/>
-      <w:bookmarkEnd w:id="172"/>
-      <w:commentRangeStart w:id="173"/>
+      <w:bookmarkStart w:id="155" w:name="_kdh3jovkecpb" w:colFirst="0" w:colLast="0"/>
+      <w:bookmarkEnd w:id="155"/>
+      <w:commentRangeStart w:id="156"/>
       <w:r>
         <w:rPr>
           <w:color w:val="000000"/>
@@ -13879,7 +13813,7 @@
         </w:rPr>
         <w:tab/>
       </w:r>
-      <w:commentRangeEnd w:id="173"/>
+      <w:commentRangeEnd w:id="156"/>
       <w:r>
         <w:rPr>
           <w:rStyle w:val="CommentReference"/>
@@ -13887,7 +13821,7 @@
           <w:sz w:val="22"/>
           <w:szCs w:val="22"/>
         </w:rPr>
-        <w:commentReference w:id="173"/>
+        <w:commentReference w:id="156"/>
       </w:r>
       <w:r>
         <w:rPr>
@@ -13982,18 +13916,18 @@
         <w:lastRenderedPageBreak/>
         <w:t xml:space="preserve">of working, the level of AI understanding (typically referred to as AI literacy) within the organization, and the </w:t>
       </w:r>
-      <w:commentRangeStart w:id="174"/>
+      <w:commentRangeStart w:id="157"/>
       <w:r>
         <w:t>organizational ability to act quickly under uncertainty</w:t>
       </w:r>
-      <w:commentRangeEnd w:id="174"/>
+      <w:commentRangeEnd w:id="157"/>
       <w:r>
         <w:rPr>
           <w:rStyle w:val="CommentReference"/>
           <w:sz w:val="22"/>
           <w:szCs w:val="22"/>
         </w:rPr>
-        <w:commentReference w:id="174"/>
+        <w:commentReference w:id="157"/>
       </w:r>
       <w:r>
         <w:t>.</w:t>
@@ -14043,11 +13977,11 @@
       <w:r>
         <w:t xml:space="preserve">A fourth dimension of organizational </w:t>
       </w:r>
-      <w:bookmarkStart w:id="175" w:name="OLE_LINK1"/>
+      <w:bookmarkStart w:id="158" w:name="OLE_LINK1"/>
       <w:r>
         <w:t>capacity concerns culture</w:t>
       </w:r>
-      <w:bookmarkEnd w:id="175"/>
+      <w:bookmarkEnd w:id="158"/>
       <w:r>
         <w:t xml:space="preserve">: the pace of innovation and tolerance for failure within the organization. Where an innovation culture is present, managers leverage it directly to accelerate both education and experimentation. Interviewee 7 described this enabling condition: </w:t>
       </w:r>
@@ -14106,11 +14040,6 @@
       </w:r>
     </w:p>
     <w:p>
-      <w:pPr>
-        <w:rPr>
-          <w:bCs/>
-        </w:rPr>
-      </w:pPr>
       <w:r>
         <w:rPr>
           <w:b/>
@@ -14124,6 +14053,25 @@
         </w:rPr>
         <w:t xml:space="preserve">primarily addresses resistance and analysis paralysis by making the value of AI tangible through doing rather than planning. Beyond this primary role, experimentation also surfaces use cases that were invisible in the abstract, and builds tacit literacy that structured education cannot easily provide. Rather than waiting for perfect conditions, effective managers create structured opportunities to learn through doing. Interviewee 6 summarized this orientation: “I’d rather have something live and test and improve than have two years down the road and then finally have something live.” Interviewee 15 voiced the same bias toward action: “we’re more of the just-do-it type than mitigating all risks in advance and only then getting started.” </w:t>
       </w:r>
+      <w:r>
+        <w:t xml:space="preserve"> </w:t>
+      </w:r>
+    </w:p>
+    <w:p>
+      <w:pPr>
+        <w:rPr>
+          <w:bCs/>
+        </w:rPr>
+      </w:pPr>
+      <w:r>
+        <w:t xml:space="preserve">Interviewee 12 </w:t>
+      </w:r>
+      <w:r>
+        <w:t xml:space="preserve">noted the need for an environment where it is safe and allowed to experiment: </w:t>
+      </w:r>
+      <w:r>
+        <w:t>organizations need “the factory where […] the trains are running on time” alongside “the laboratory, where you’re in a position to experiment and try things and have things fail and break,” transferring an approach into the factory “only once you’ve found things in the laboratory that […] you’ve proven.”</w:t>
+      </w:r>
     </w:p>
     <w:p>
       <w:r>
@@ -14144,22 +14092,19 @@
       <w:r>
         <w:t xml:space="preserve">Rather than reshaping capacity, some managers simply navigate around it. The motivation is speed. Interviewee 6 was blunt about the alternative to waiting: “Another one is actually using also experts externally, because if we would’ve waited for people internally, I think it would’ve been a major blocker.” She described what the internal route looked like in practice: “we really had pushback internally, like, ‘We want to build this internally’ … And I was like, </w:t>
       </w:r>
-      <w:bookmarkStart w:id="176" w:name="OLE_LINK3"/>
+      <w:bookmarkStart w:id="159" w:name="OLE_LINK3"/>
       <w:r>
         <w:t>‘</w:t>
       </w:r>
-      <w:bookmarkEnd w:id="176"/>
+      <w:bookmarkEnd w:id="159"/>
       <w:r>
         <w:t xml:space="preserve">Yeah, then I’m going to wait two years before I get space on the backlog.’” </w:t>
       </w:r>
     </w:p>
     <w:p>
       <w:r>
-        <w:t xml:space="preserve">Interviewee 13 saw the same logic where internal teams were saturated: “we are now really building a big clean room with another company because the … internal IT team is completely overwhelmed.” Yet the interviewees were equally clear that the bypass carries a cost. Interviewee 13 warned it can hollow out internal capability: “Agencies give you a kickstart … The biggest issue is really this thing that too many companies make themselves dependent on an agency and then the agency basically owns all the AI knowledge that was built for you.” And </w:t>
-      </w:r>
-      <w:r>
         <w:lastRenderedPageBreak/>
-        <w:t>Interviewee 4 showed how fragile externally-sourced momentum can be: “They found an external consultant … when they were doing a reorg … [they] no longer needed that consultant. So there is a loss of momentum there.” Routing around the bottleneck buys speed now at the risk of dependence and stalled capability later.</w:t>
+        <w:t>Interviewee 13 saw the same logic where internal teams were saturated: “we are now really building a big clean room with another company because the … internal IT team is completely overwhelmed.” Yet the interviewees were equally clear that the bypass carries a cost. Interviewee 13 warned it can hollow out internal capability: “Agencies give you a kickstart … The biggest issue is really this thing that too many companies make themselves dependent on an agency and then the agency basically owns all the AI knowledge that was built for you.” And Interviewee 4 showed how fragile externally-sourced momentum can be: “They found an external consultant … when they were doing a reorg … [they] no longer needed that consultant. So there is a loss of momentum there.” Routing around the bottleneck buys speed now at the risk of dependence and stalled capability later.</w:t>
       </w:r>
     </w:p>
     <w:p>
@@ -14210,7 +14155,11 @@
         <w:t xml:space="preserve">bringing people along. </w:t>
       </w:r>
       <w:r>
-        <w:t>This behavior seems to decrease resistance and increase. An important part is making people feel valued during the changes of AI, as interviewee 4 noted, “people, uh, are drinking from a fire hose. And they need to have that leadership that tells them their importance, they’re part of the team, and their work matters.” Interviewee 13 connected this to the process of change: “Yes, we will automate these kind of things, but that still means someone needs to look over this automation. You can learn to do this”.</w:t>
+        <w:t xml:space="preserve">This behavior seems to decrease resistance and increase. An important part is making people feel valued during the changes of AI, as interviewee 4 noted, “people, uh, are drinking from a fire hose. And they need to have that leadership that tells them their importance, they’re part of the team, and their work matters.” Interviewee 13 connected this to the process of change: “Yes, we will </w:t>
+      </w:r>
+      <w:r>
+        <w:lastRenderedPageBreak/>
+        <w:t>automate these kind of things, but that still means someone needs to look over this automation. You can learn to do this”.</w:t>
       </w:r>
     </w:p>
     <w:p>
@@ -14223,7 +14172,6 @@
         <w:pStyle w:val="Quote"/>
       </w:pPr>
       <w:r>
-        <w:lastRenderedPageBreak/>
         <w:t>People don’t know it, so they just go back to doing their own thing until someone puts it right in front of them and says, this is what it is and this is how you use it in your day-to-day</w:t>
       </w:r>
     </w:p>
@@ -14241,7 +14189,7 @@
       </w:r>
     </w:p>
     <w:p>
-      <w:bookmarkStart w:id="177" w:name="OLE_LINK4"/>
+      <w:bookmarkStart w:id="160" w:name="OLE_LINK4"/>
       <w:r>
         <w:rPr>
           <w:bCs/>
@@ -14253,7 +14201,7 @@
       <w:r>
         <w:t xml:space="preserve"> concerns the visible endorsement, resource authorization, and organizational protection that senior leaders provide.  </w:t>
       </w:r>
-      <w:bookmarkEnd w:id="177"/>
+      <w:bookmarkEnd w:id="160"/>
       <w:r>
         <w:t>Interviewee 8 described how decisive immediate backing was for his own work: “She just let me go and run … the buy-in of my immediate management is pivotal to what I do.” Likewise, Interviewee 6 noted that “Leadership encouragement is a tailwind” describing “Whenever we use [agentic AI] and showcase something […] it is appreciated and rewarded”. Their backing can also unlock notable resources. Interviewee 8 noted how leadership incentivizes AI adoption by absorbing AI spend  “They want AI adoption to happen, so they just decided this new AI group would eat the cost and that anyone within the corporation can ‘use it for free’”.</w:t>
       </w:r>
@@ -14263,6 +14211,7 @@
         <w:rPr>
           <w:bCs/>
         </w:rPr>
+        <w:lastRenderedPageBreak/>
         <w:t xml:space="preserve">An important leadership role is the </w:t>
       </w:r>
       <w:r>
@@ -14283,7 +14232,6 @@
         <w:ind w:left="720"/>
       </w:pPr>
       <w:r>
-        <w:lastRenderedPageBreak/>
         <w:t>[An AI platform] was created originally by […] our [redacted] director that dabbles in development, and he created it, and it has blown up, and so now there’s millions of dollars of funding.</w:t>
       </w:r>
     </w:p>
@@ -14312,8 +14260,8 @@
           <w:color w:val="24292E"/>
         </w:rPr>
       </w:pPr>
-      <w:bookmarkStart w:id="178" w:name="_xw6d9a4ef7wu" w:colFirst="0" w:colLast="0"/>
-      <w:bookmarkEnd w:id="178"/>
+      <w:bookmarkStart w:id="161" w:name="_xw6d9a4ef7wu" w:colFirst="0" w:colLast="0"/>
+      <w:bookmarkEnd w:id="161"/>
       <w:r>
         <w:t>4.2.3</w:t>
       </w:r>
@@ -14336,16 +14284,16 @@
         <w:t>Data and technical infrastructure</w:t>
       </w:r>
       <w:r>
-        <w:t xml:space="preserve"> emerged as the foundational prerequisites. This spans from having data to having the data be accessible in the right systems, a process that is typically facilitated by technical infrastructure. Without accessible data and tools within the organizational layers, agentic systems cannot act within those systems and cannot interpret the data, limiting the ability of agentic AI to act within the organization. Interviewee 10 noted the strictness of this limitation “Technology strongly defines what can and can not be done in marketing. Your MarTech stack bounds what personalization you can do”. </w:t>
-      </w:r>
-    </w:p>
-    <w:p>
-      <w:r>
-        <w:t xml:space="preserve">Interviewee 2 notes lacking these capabilities as the core reason why his organization is behind in AI adoption, stating, “We are just in the first steps towards [AI] maturity, and the core reason is: the infrastructure is not yet in place, and the workload is really big.” Interviewee 10 </w:t>
+        <w:t xml:space="preserve"> emerged as the foundational prerequisites. This spans from having data to having the data be accessible in the right systems, a process that is typically facilitated by technical infrastructure. Without accessible data and tools within the organizational layers, agentic systems cannot act within those systems and cannot interpret the data, limiting the ability of agentic AI to act within the organization. Interviewee 10 noted the </w:t>
       </w:r>
       <w:r>
         <w:lastRenderedPageBreak/>
-        <w:t>laments how far many organizations still are from this foundation: “How badly we still handle data. We keep saying data isn’t in order and it’s hard.”</w:t>
+        <w:t xml:space="preserve">strictness of this limitation “Technology strongly defines what can and can not be done in marketing. Your MarTech stack bounds what personalization you can do”. </w:t>
+      </w:r>
+    </w:p>
+    <w:p>
+      <w:r>
+        <w:t>Interviewee 2 notes lacking these capabilities as the core reason why his organization is behind in AI adoption, stating, “We are just in the first steps towards [AI] maturity, and the core reason is: the infrastructure is not yet in place, and the workload is really big.” Interviewee 10 laments how far many organizations still are from this foundation: “How badly we still handle data. We keep saying data isn’t in order and it’s hard.”</w:t>
       </w:r>
     </w:p>
     <w:p>
@@ -14401,12 +14349,12 @@
         <w:pStyle w:val="Quote"/>
       </w:pPr>
       <w:r>
+        <w:lastRenderedPageBreak/>
         <w:t>I think there is a component that is science, which could be automated, and there’s a component that is art, which is the creative and whatever. But you need to decouple the art from the science and use technology for what it’s worth.</w:t>
       </w:r>
     </w:p>
     <w:p>
       <w:r>
-        <w:lastRenderedPageBreak/>
         <w:t xml:space="preserve">Interviewee 1 added to this that this type of deep process knowledge (a feel for system logic) is precisely what is hardest to augment with AI, because it requires a level of structured thinking that many teams have not yet developed. </w:t>
       </w:r>
     </w:p>
@@ -14435,8 +14383,8 @@
       <w:r>
         <w:t xml:space="preserve">When resource conditions are available, managers can respond by leveraging them for initiatives regarding agentic AI. </w:t>
       </w:r>
-      <w:bookmarkStart w:id="179" w:name="_qy9fnmmddxdy" w:colFirst="0" w:colLast="0"/>
-      <w:bookmarkEnd w:id="179"/>
+      <w:bookmarkStart w:id="162" w:name="_qy9fnmmddxdy" w:colFirst="0" w:colLast="0"/>
+      <w:bookmarkEnd w:id="162"/>
       <w:r>
         <w:t>However, critically, the data shows no clear patterns of reshaping behavior towards these conditions. The limiting factor might be that technical resources often stem from other teams; interviewee 6 noted that the CMO should be “The CTO’s best friend,” noting that the CTO’s help is necessary to execute her vision. The most notable navigating response that we observed was leveraging external talent as described in section 4.2.1.</w:t>
       </w:r>
@@ -14469,12 +14417,15 @@
     </w:p>
     <w:p>
       <w:r>
-        <w:t>This can also affect AI adoption indirectly by limiting collection or exploitation of vital resources like data. Interviewee 13 describes “Companies are already afraid to use certain tools because ‘how does it look on the GDPR side?’, ‘are we allowed to track data from our customers?’”. Interviewee 10 notes the impact of restrictive governance on the culture: “First everyone does bring-your-own-AI; then someone says ‘this is maybe not such a good idea’ and suddenly everything is banned. Then the most enthusiastic people either disengage or leave”.</w:t>
-      </w:r>
-    </w:p>
-    <w:p>
+        <w:t xml:space="preserve">This can also affect AI adoption indirectly by limiting collection or exploitation of vital resources like data. Interviewee 13 describes “Companies are already afraid to use certain tools because ‘how does it look on the GDPR side?’, ‘are we allowed to track data from our </w:t>
+      </w:r>
       <w:r>
         <w:lastRenderedPageBreak/>
+        <w:t>customers?’”. Interviewee 10 notes the impact of restrictive governance on the culture: “First everyone does bring-your-own-AI; then someone says ‘this is maybe not such a good idea’ and suddenly everything is banned. Then the most enthusiastic people either disengage or leave”.</w:t>
+      </w:r>
+    </w:p>
+    <w:p>
+      <w:r>
         <w:t>Interviewee 6 noted that governance structures, while legitimate, can prevent organizations from learning: “If we would’ve been stopped at the beginning, ‘You cannot use this system because you’re already on this system’, I think that is something that’s really holding people back.”</w:t>
       </w:r>
     </w:p>
@@ -14512,8 +14463,8 @@
           <w:color w:val="auto"/>
         </w:rPr>
       </w:pPr>
-      <w:bookmarkStart w:id="180" w:name="_hojo1f9yxiy" w:colFirst="0" w:colLast="0"/>
-      <w:bookmarkEnd w:id="180"/>
+      <w:bookmarkStart w:id="163" w:name="_hojo1f9yxiy" w:colFirst="0" w:colLast="0"/>
+      <w:bookmarkEnd w:id="163"/>
       <w:r>
         <w:rPr>
           <w:color w:val="auto"/>
@@ -14593,9 +14544,10 @@
       <w:pPr>
         <w:pStyle w:val="Heading3"/>
       </w:pPr>
-      <w:bookmarkStart w:id="181" w:name="_iuvuby6hzug8" w:colFirst="0" w:colLast="0"/>
-      <w:bookmarkEnd w:id="181"/>
-      <w:r>
+      <w:bookmarkStart w:id="164" w:name="_iuvuby6hzug8" w:colFirst="0" w:colLast="0"/>
+      <w:bookmarkEnd w:id="164"/>
+      <w:r>
+        <w:lastRenderedPageBreak/>
         <w:t>4.3.1</w:t>
       </w:r>
       <w:r>
@@ -14613,15 +14565,6 @@
       <w:r>
         <w:t xml:space="preserve"> analyzing data and generating insights, creating and validating content and campaigns, and using general-purpose agents. Furthermore, customer-facing agents stood out as an infrequent but relevant use case.</w:t>
       </w:r>
-      <w:ins w:id="182" w:author="Claude" w:date="2026-06-07T00:00:00Z">
-        <w:r>
-          <w:t xml:space="preserve"> Notably, </w:t>
-        </w:r>
-        <w:r>
-          <w:lastRenderedPageBreak/>
-          <w:t>these use cases did not produce uniform results: as Section 4.4 shows, comparable deployments diverged sharply across organizations, tracking the conditions described in Section 4.2 rather than the choice of model.</w:t>
-        </w:r>
-      </w:ins>
     </w:p>
     <w:p>
       <w:r>
@@ -14815,8 +14758,8 @@
       <w:pPr>
         <w:pStyle w:val="Heading3"/>
       </w:pPr>
-      <w:bookmarkStart w:id="183" w:name="_niqmcast9jsc" w:colFirst="0" w:colLast="0"/>
-      <w:bookmarkEnd w:id="183"/>
+      <w:bookmarkStart w:id="165" w:name="_niqmcast9jsc" w:colFirst="0" w:colLast="0"/>
+      <w:bookmarkEnd w:id="165"/>
       <w:r>
         <w:t>4.3.2</w:t>
       </w:r>
@@ -14852,11 +14795,11 @@
       <w:r>
         <w:t xml:space="preserve">I already dare to claim that the quality is much higher, than even if an </w:t>
       </w:r>
-      <w:bookmarkStart w:id="184" w:name="OLE_LINK5"/>
+      <w:bookmarkStart w:id="166" w:name="OLE_LINK5"/>
       <w:r>
         <w:t xml:space="preserve">[human] </w:t>
       </w:r>
-      <w:bookmarkEnd w:id="184"/>
+      <w:bookmarkEnd w:id="166"/>
       <w:r>
         <w:t>agent does it, because we have all of our [human] agents outsourced in [redacted]. They’re amazing, they’re fantastic people, but they are not always as aware as a database. Obviously, they don’t have the whole database in their head.</w:t>
       </w:r>
@@ -14877,8 +14820,8 @@
       <w:r>
         <w:t xml:space="preserve"> concerns configuring agents to fit your personal needs. This can include configuring system prompts, but also builds on the tool-calling: a personalized tool setup can be highly </w:t>
       </w:r>
-      <w:bookmarkStart w:id="185" w:name="_d3o8hfs61axc" w:colFirst="0" w:colLast="0"/>
-      <w:bookmarkEnd w:id="185"/>
+      <w:bookmarkStart w:id="167" w:name="_d3o8hfs61axc" w:colFirst="0" w:colLast="0"/>
+      <w:bookmarkEnd w:id="167"/>
       <w:r>
         <w:t>beneficial.</w:t>
       </w:r>
@@ -14965,18 +14908,18 @@
         <w:tab/>
         <w:t xml:space="preserve">Value </w:t>
       </w:r>
-      <w:commentRangeStart w:id="186"/>
+      <w:commentRangeStart w:id="168"/>
       <w:r>
         <w:t>Outcomes</w:t>
       </w:r>
-      <w:commentRangeEnd w:id="186"/>
+      <w:commentRangeEnd w:id="168"/>
       <w:r>
         <w:rPr>
           <w:rStyle w:val="CommentReference"/>
           <w:sz w:val="22"/>
           <w:szCs w:val="22"/>
         </w:rPr>
-        <w:commentReference w:id="186"/>
+        <w:commentReference w:id="168"/>
       </w:r>
     </w:p>
     <w:p>
@@ -15018,8 +14961,8 @@
       <w:pPr>
         <w:pStyle w:val="Heading3"/>
       </w:pPr>
-      <w:bookmarkStart w:id="187" w:name="_psp9v76zeahl" w:colFirst="0" w:colLast="0"/>
-      <w:bookmarkEnd w:id="187"/>
+      <w:bookmarkStart w:id="169" w:name="_psp9v76zeahl" w:colFirst="0" w:colLast="0"/>
+      <w:bookmarkEnd w:id="169"/>
       <w:r>
         <w:t>4.4.1</w:t>
       </w:r>
@@ -15089,8 +15032,8 @@
       <w:r>
         <w:t xml:space="preserve"> come in various different forms and notes how the agentic system produces better output than a human would otherwise provide. </w:t>
       </w:r>
-      <w:bookmarkStart w:id="188" w:name="_vkh433kqk3oi" w:colFirst="0" w:colLast="0"/>
-      <w:bookmarkEnd w:id="188"/>
+      <w:bookmarkStart w:id="170" w:name="_vkh433kqk3oi" w:colFirst="0" w:colLast="0"/>
+      <w:bookmarkEnd w:id="170"/>
       <w:r>
         <w:t>Interviewee 3 noted increased “depth of insights” in AI-generated reports. Interviewee 10 notes “I find the output quality absurdly good. If you are clear about what you want”, and interviewee 5 noted how they upgraded a large content library with AI, improving the quality compared to the human-made originals.</w:t>
       </w:r>
@@ -15111,11 +15054,11 @@
       <w:r>
         <w:t>Alongside benefits, participants describe a set of sacrifices</w:t>
       </w:r>
-      <w:bookmarkStart w:id="189" w:name="OLE_LINK6"/>
+      <w:bookmarkStart w:id="171" w:name="OLE_LINK6"/>
       <w:r>
         <w:t>; things that are knowingly given up or altered as a consequence of AI adoption</w:t>
       </w:r>
-      <w:bookmarkEnd w:id="189"/>
+      <w:bookmarkEnd w:id="171"/>
       <w:r>
         <w:t>. Two key categories arise from the data: financial costs and job displacement.</w:t>
       </w:r>
@@ -15136,8 +15079,8 @@
       <w:r>
         <w:t xml:space="preserve">Job replacement is acknowledged across interviews as a potential downside of using agentic AI. However, while this might be a logical mirror to the increased efficiency, only interviewee 7 describes an occurrence of job loss “What happened is we fired half the people, right? That’s terrible, I did not sleep for a week.” In other examples, interviewees describe more or different work being picked up. Interviewee 13 notes regarding job displacement: “this might happen, that you get redundancies, but it is not the way I think companies are doing it right now.” </w:t>
       </w:r>
-      <w:bookmarkStart w:id="190" w:name="_i62wq5quevoe" w:colFirst="0" w:colLast="0"/>
-      <w:bookmarkEnd w:id="190"/>
+      <w:bookmarkStart w:id="172" w:name="_i62wq5quevoe" w:colFirst="0" w:colLast="0"/>
+      <w:bookmarkEnd w:id="172"/>
     </w:p>
     <w:p>
       <w:pPr>
@@ -15874,10 +15817,7 @@
         <w:t>Customer-facing agents.</w:t>
       </w:r>
       <w:r>
-        <w:t xml:space="preserve"> </w:t>
-      </w:r>
-      <w:r>
-        <w:t xml:space="preserve">The same divergence separated two consumer-facing deployments at very different stages of maturity. Interviewee 6 ran a live agentic chatbot for </w:t>
+        <w:t xml:space="preserve"> The same divergence separated two consumer-facing deployments at very different stages of maturity. Interviewee 6 ran a live agentic chatbot for </w:t>
       </w:r>
       <w:r>
         <w:lastRenderedPageBreak/>
@@ -15921,7 +15861,7 @@
       </w:r>
     </w:p>
     <w:p>
-      <w:commentRangeStart w:id="191"/>
+      <w:commentRangeStart w:id="173"/>
       <w:r>
         <w:t xml:space="preserve">Read together, these </w:t>
       </w:r>
@@ -15961,21 +15901,21 @@
       <w:r>
         <w:t>”</w:t>
       </w:r>
-      <w:commentRangeEnd w:id="191"/>
+      <w:commentRangeEnd w:id="173"/>
       <w:r>
         <w:rPr>
           <w:rStyle w:val="CommentReference"/>
           <w:sz w:val="22"/>
           <w:szCs w:val="22"/>
         </w:rPr>
-        <w:commentReference w:id="191"/>
+        <w:commentReference w:id="173"/>
       </w:r>
     </w:p>
     <w:p>
       <w:pPr>
         <w:pStyle w:val="Heading2"/>
       </w:pPr>
-      <w:commentRangeStart w:id="192"/>
+      <w:commentRangeStart w:id="174"/>
       <w:r>
         <w:t xml:space="preserve">4.5 </w:t>
       </w:r>
@@ -15983,14 +15923,14 @@
         <w:tab/>
         <w:t>Paradoxes</w:t>
       </w:r>
-      <w:commentRangeEnd w:id="192"/>
+      <w:commentRangeEnd w:id="174"/>
       <w:r>
         <w:rPr>
           <w:rStyle w:val="CommentReference"/>
           <w:sz w:val="22"/>
           <w:szCs w:val="22"/>
         </w:rPr>
-        <w:commentReference w:id="192"/>
+        <w:commentReference w:id="174"/>
       </w:r>
     </w:p>
     <w:p>
@@ -16029,7 +15969,7 @@
       <w:r>
         <w:t xml:space="preserve"> and observed that it is often seen as a key concern of deploying agents. </w:t>
       </w:r>
-      <w:bookmarkStart w:id="193" w:name="OLE_LINK7"/>
+      <w:bookmarkStart w:id="175" w:name="OLE_LINK7"/>
       <w:r>
         <w:t xml:space="preserve">Yet organizations (sometimes the very same) leverage agentic AI to counteract brand risk. Interviewee 3 explains “The branding team trained the assistant on our branding guidelines and different personas. And then that assistant tells you if this is brand-aligned. Likewise, interviewee 16 described governance agents that ensure generated content adheres to tone-of-voice and visual brand standards at scale, and notes that this agent is now in place to validate human content. </w:t>
       </w:r>
@@ -16057,12 +15997,12 @@
       <w:r>
         <w:t xml:space="preserve">The examples seem to indicate that brand risk is not a question about whether you are using AI, but rather how you are using AI. </w:t>
       </w:r>
-      <w:commentRangeStart w:id="194"/>
+      <w:commentRangeStart w:id="176"/>
       <w:r>
         <w:t xml:space="preserve">Furthermore, the organizations most exposed to AI-driven brand risk are therefore also the ones with the strongest incentive to invest in AI-driven brand control. </w:t>
       </w:r>
-      <w:bookmarkEnd w:id="193"/>
-      <w:commentRangeEnd w:id="194"/>
+      <w:bookmarkEnd w:id="175"/>
+      <w:commentRangeEnd w:id="176"/>
       <w:r>
         <w:rPr>
           <w:rStyle w:val="CommentReference"/>
@@ -16070,7 +16010,7 @@
           <w:sz w:val="22"/>
           <w:szCs w:val="22"/>
         </w:rPr>
-        <w:commentReference w:id="194"/>
+        <w:commentReference w:id="176"/>
       </w:r>
     </w:p>
     <w:p>
@@ -16110,18 +16050,18 @@
       </w:r>
     </w:p>
     <w:p>
-      <w:commentRangeStart w:id="195"/>
+      <w:commentRangeStart w:id="177"/>
       <w:r>
         <w:t xml:space="preserve">Two implications can be observed in this tension: First, humans make mistakes too, so accepting some level of hallucination lower than the human baseline would result in an improvement. Second, risk is connected to the ability to evaluate the output. When a hallucination does not go unchecked, the impact is limited. </w:t>
       </w:r>
-      <w:commentRangeEnd w:id="195"/>
+      <w:commentRangeEnd w:id="177"/>
       <w:r>
         <w:rPr>
           <w:rStyle w:val="CommentReference"/>
           <w:sz w:val="22"/>
           <w:szCs w:val="22"/>
         </w:rPr>
-        <w:commentReference w:id="195"/>
+        <w:commentReference w:id="177"/>
       </w:r>
     </w:p>
     <w:p>
@@ -16260,94 +16200,473 @@
         </w:rPr>
         <w:t xml:space="preserve">This study set out to understand how marketing managers create value with agentic AI. Chapter 4 analyzes the lived experience of marketing managers and those who help them implement their AI strategy, </w:t>
       </w:r>
-      <w:ins w:id="277" w:author="Claude" w:date="2026-06-07T14:00:00Z">
-        <w:r>
-          <w:t xml:space="preserve">reconstructing how that value is created in practice.</w:t>
-        </w:r>
-      </w:ins>
-      <w:del w:id="278" w:author="Claude" w:date="2026-06-07T14:00:00Z">
+      <w:r>
+        <w:t>reconstructing how that value is created in practice.</w:t>
+      </w:r>
+    </w:p>
+    <w:p>
+      <w:pPr>
+        <w:rPr>
+          <w:color w:val="00312A"/>
+        </w:rPr>
+      </w:pPr>
+      <w:r>
+        <w:rPr>
+          <w:color w:val="00312A"/>
+        </w:rPr>
+        <w:t xml:space="preserve"> </w:t>
+      </w:r>
+      <w:bookmarkStart w:id="178" w:name="OLE_LINK2"/>
+      <w:r>
+        <w:rPr>
+          <w:color w:val="00312A"/>
+        </w:rPr>
+        <w:t xml:space="preserve">Similar use cases, like creating a content generation pipeline, an analytics agent, or customer service assistance, were reported to </w:t>
+      </w:r>
+      <w:r>
+        <w:t>produce different outcomes across organizations (Section 4.4.4; Table 4).</w:t>
+      </w:r>
+      <w:r>
+        <w:rPr>
+          <w:color w:val="00312A"/>
+        </w:rPr>
+        <w:t xml:space="preserve"> </w:t>
+      </w:r>
+      <w:r>
+        <w:t xml:space="preserve">That variance was attributed to organizational conditions, managerial </w:t>
+      </w:r>
+      <w:r>
+        <w:lastRenderedPageBreak/>
+        <w:t xml:space="preserve">behavior, and the configuration in which the technology was applied, rather than to </w:t>
+      </w:r>
+      <w:r>
+        <w:t>the</w:t>
+      </w:r>
+      <w:r>
+        <w:t xml:space="preserve"> </w:t>
+      </w:r>
+      <w:r>
+        <w:t>use case itself</w:t>
+      </w:r>
+      <w:r>
+        <w:t xml:space="preserve">. </w:t>
+      </w:r>
+      <w:bookmarkStart w:id="179" w:name="_7rbdabewznnc" w:colFirst="0" w:colLast="0"/>
+      <w:bookmarkEnd w:id="178"/>
+      <w:bookmarkEnd w:id="179"/>
+    </w:p>
+    <w:p>
+      <w:pPr>
+        <w:pStyle w:val="Heading3"/>
+      </w:pPr>
+      <w:r>
+        <w:t>5.1</w:t>
+      </w:r>
+      <w:r>
+        <w:tab/>
+        <w:t>Contributions to Theory</w:t>
+      </w:r>
+    </w:p>
+    <w:p>
+      <w:r>
+        <w:t>The study’s most fundamental contribution precedes the specific theoretical claims developed below. Agentic AI has moved rapidly from a technical novelty to a consequential development in marketing practice, yet empirical research into its practical implications within marketing organizations remains scarce; the existing literature concentrates on generative AI and, more narrowly, on content generation. Scholars have responded by issuing explicit calls for research into agentic AI in the marketing field (Kim, 2025; Mogaji &amp; Jain, 2024; Jain &amp; Eastman, 2024). This study answers those calls directly</w:t>
+      </w:r>
+      <w:r>
+        <w:t xml:space="preserve"> by providing a grounded emperical account of how marketing managers create value with agentic AI in practice</w:t>
+      </w:r>
+      <w:r>
+        <w:t>.</w:t>
+      </w:r>
+      <w:r>
+        <w:t xml:space="preserve"> The theoretical contributions set out below build on </w:t>
+      </w:r>
+      <w:r>
+        <w:t>the</w:t>
+      </w:r>
+      <w:r>
+        <w:t xml:space="preserve"> foundation</w:t>
+      </w:r>
+      <w:r>
+        <w:t xml:space="preserve">s provided by </w:t>
+      </w:r>
+      <w:r>
+        <w:t>earlier</w:t>
+      </w:r>
+      <w:r>
+        <w:t xml:space="preserve"> works on </w:t>
+      </w:r>
+      <w:commentRangeStart w:id="180"/>
+      <w:r>
+        <w:t>xxx</w:t>
+      </w:r>
+      <w:commentRangeEnd w:id="180"/>
+      <w:r>
+        <w:rPr>
+          <w:rStyle w:val="CommentReference"/>
+          <w:sz w:val="22"/>
+          <w:szCs w:val="22"/>
+        </w:rPr>
+        <w:commentReference w:id="180"/>
+      </w:r>
+      <w:r>
+        <w:t>.</w:t>
+      </w:r>
+    </w:p>
+    <w:p>
+      <w:pPr>
+        <w:rPr>
+          <w:color w:val="00312A"/>
+        </w:rPr>
+      </w:pPr>
+      <w:r>
+        <w:rPr>
+          <w:color w:val="00312A"/>
+        </w:rPr>
+        <w:t xml:space="preserve">The principal theoretical contribution of this study is a process model of managerial value creation with agentic AI (Figure 1). The model links five elements in a loosely ordered chain: </w:t>
+      </w:r>
+      <w:r>
+        <w:rPr>
+          <w:i/>
+          <w:iCs/>
+          <w:color w:val="00312A"/>
+        </w:rPr>
+        <w:t>observing</w:t>
+      </w:r>
+      <w:r>
+        <w:rPr>
+          <w:color w:val="00312A"/>
+        </w:rPr>
+        <w:t xml:space="preserve"> the changing external context</w:t>
+      </w:r>
+      <w:r>
+        <w:rPr>
+          <w:color w:val="00312A"/>
+        </w:rPr>
+        <w:t>, this context includes the progression of AI, market pressure and supplier communication</w:t>
+      </w:r>
+      <w:r>
+        <w:rPr>
+          <w:color w:val="00312A"/>
+        </w:rPr>
+        <w:t xml:space="preserve">; the organizational conditions that enable or constrain action; </w:t>
+      </w:r>
+      <w:r>
+        <w:rPr>
+          <w:i/>
+          <w:iCs/>
+          <w:color w:val="00312A"/>
+        </w:rPr>
+        <w:t>steering</w:t>
+      </w:r>
+      <w:r>
+        <w:rPr>
+          <w:color w:val="00312A"/>
+        </w:rPr>
+        <w:t xml:space="preserve"> the organization through </w:t>
+      </w:r>
+      <w:r>
+        <w:rPr>
+          <w:color w:val="00312A"/>
+        </w:rPr>
+        <w:t xml:space="preserve">the </w:t>
+      </w:r>
+      <w:r>
+        <w:rPr>
+          <w:color w:val="00312A"/>
+        </w:rPr>
+        <w:t xml:space="preserve">managerial responses </w:t>
+      </w:r>
+      <w:r>
+        <w:rPr>
+          <w:color w:val="00312A"/>
+        </w:rPr>
+        <w:t>we call</w:t>
+      </w:r>
+      <w:r>
+        <w:rPr>
+          <w:color w:val="00312A"/>
+        </w:rPr>
+        <w:t xml:space="preserve"> </w:t>
+      </w:r>
+      <w:r>
+        <w:rPr>
+          <w:i/>
+          <w:iCs/>
+          <w:color w:val="00312A"/>
+        </w:rPr>
+        <w:t>reshaping</w:t>
+      </w:r>
+      <w:r>
+        <w:rPr>
+          <w:color w:val="00312A"/>
+        </w:rPr>
+        <w:t xml:space="preserve">, </w:t>
+      </w:r>
+      <w:r>
+        <w:rPr>
+          <w:i/>
+          <w:iCs/>
+          <w:color w:val="00312A"/>
+        </w:rPr>
+        <w:t>leveraging</w:t>
+      </w:r>
+      <w:r>
+        <w:rPr>
+          <w:color w:val="00312A"/>
+        </w:rPr>
+        <w:t xml:space="preserve">, and </w:t>
+      </w:r>
+      <w:r>
+        <w:rPr>
+          <w:i/>
+          <w:iCs/>
+          <w:color w:val="00312A"/>
+        </w:rPr>
+        <w:t>navigating</w:t>
+      </w:r>
+      <w:r>
+        <w:rPr>
+          <w:color w:val="00312A"/>
+        </w:rPr>
+        <w:t xml:space="preserve">; </w:t>
+      </w:r>
+      <w:r>
+        <w:rPr>
+          <w:i/>
+          <w:iCs/>
+          <w:color w:val="00312A"/>
+        </w:rPr>
+        <w:t>applying</w:t>
+      </w:r>
+      <w:r>
+        <w:rPr>
+          <w:color w:val="00312A"/>
+        </w:rPr>
+        <w:t xml:space="preserve"> agentic AI through specific use cases and usage strategies; and the value outcomes that result, understood as a portfolio of benefits, sacrifices, and risks. </w:t>
+      </w:r>
+    </w:p>
+    <w:p>
+      <w:r>
+        <w:rPr>
+          <w:color w:val="00312A"/>
+        </w:rPr>
+        <w:t>Running through the chain is a set of paradoxes</w:t>
+      </w:r>
+      <w:r>
+        <w:rPr>
+          <w:color w:val="00312A"/>
+        </w:rPr>
+        <w:t xml:space="preserve">, often centered around cases where </w:t>
+      </w:r>
+      <w:r>
+        <w:rPr>
+          <w:color w:val="00312A"/>
+        </w:rPr>
+        <w:t>the technology that generates a problem also supplies the means to manage it. The model is offered as an interpretive account of how value is constructed; its contribution lies</w:t>
+      </w:r>
+      <w:r>
+        <w:rPr>
+          <w:color w:val="00312A"/>
+        </w:rPr>
+        <w:t xml:space="preserve"> primairily</w:t>
+      </w:r>
+      <w:r>
+        <w:rPr>
+          <w:color w:val="00312A"/>
+        </w:rPr>
+        <w:t xml:space="preserve"> in locating </w:t>
+      </w:r>
+      <w:r>
+        <w:t xml:space="preserve">the determinants of value in the organization’s internal conditions and the configuration in which the technology is </w:t>
+      </w:r>
+      <w:r>
+        <w:t>applied</w:t>
+      </w:r>
+      <w:r>
+        <w:rPr>
+          <w:color w:val="00312A"/>
+        </w:rPr>
+        <w:t>.</w:t>
+      </w:r>
+      <w:r>
+        <w:t xml:space="preserve"> </w:t>
+      </w:r>
+    </w:p>
+    <w:p>
+      <w:pPr>
+        <w:pStyle w:val="Heading3"/>
+      </w:pPr>
+      <w:r>
+        <w:lastRenderedPageBreak/>
+        <w:t>5.1.1</w:t>
+      </w:r>
+      <w:r>
+        <w:tab/>
+        <w:t xml:space="preserve">Extending dynamic capabilities to agentic AI in marketing. </w:t>
+      </w:r>
+    </w:p>
+    <w:p>
+      <w:pPr>
+        <w:rPr>
+          <w:color w:val="00312A"/>
+        </w:rPr>
+      </w:pPr>
+      <w:r>
+        <w:rPr>
+          <w:color w:val="00312A"/>
+        </w:rPr>
+        <w:t xml:space="preserve">The model extends dynamic capabilities theory (Teece et al., 1997) into the specific context of agentic AI in marketing. The observing category corresponds closely to digital sensing (Ellström et al., 2021; Warner &amp; Wäger, 2019), and steering and applying together perform the seizing and reconfiguring functions through which firms renew their resource base. The study’s distinctive contribution, however, is to show where the binding constraint actually sits. Sensing was not the scarce capability: participants across roles and organizations observed the same hockey-stick progression (Section 4.1.1), the same competitive and consumer-driven market pressure (Section 4.1.2), and the same vendor roadmaps (Section 4.1.3). What separated organizations was the internal work of reconfiguration — building literacy, freeing data, </w:t>
+      </w:r>
+      <w:r>
+        <w:t>providing clarity, and protecting experimentation; the divergent outcomes for comparable use cases make this difference visible (Section 4.4.4; Table 4). This relocates the locus</w:t>
+      </w:r>
+      <w:r>
+        <w:rPr>
+          <w:color w:val="00312A"/>
+        </w:rPr>
+        <w:t xml:space="preserve"> of differentiation from opportunity recognition to organizational follow-through, and it gives empirical specificity, in the agentic-AI setting, to the long-standing argument that the value of a digital technology is mediated by complementary assets rather than realized automatically (Ancillai et al., 2023; Enholm et al., 2022; Holmström, 2022).</w:t>
+      </w:r>
+    </w:p>
+    <w:p>
+      <w:pPr>
+        <w:pStyle w:val="Heading3"/>
+      </w:pPr>
+      <w:r>
+        <w:t>5.1.2</w:t>
+      </w:r>
+      <w:r>
+        <w:tab/>
+        <w:t>Value as configuration-in-use rather than capability</w:t>
+      </w:r>
+    </w:p>
+    <w:p>
+      <w:pPr>
+        <w:rPr>
+          <w:color w:val="00312A"/>
+        </w:rPr>
+      </w:pPr>
+      <w:commentRangeStart w:id="181"/>
+      <w:r>
+        <w:rPr>
+          <w:color w:val="00312A"/>
+        </w:rPr>
+        <w:t xml:space="preserve">A second contribution concerns where value resides. The dominant framing in the AI-in-marketing literature treats value as a property of a capability or a tool. The present findings suggest instead that value with agentic AI is emergent from configuration-in-use: </w:t>
+      </w:r>
+      <w:r>
+        <w:t xml:space="preserve">it is produced not by the model but by the wider configuration in which the model is embedded — the organizational conditions and processes around it, together with the agent’s own harness (the data it can reach, its memory, the tools it can call, the guardrails, the prompt, and the choice of model; Sections 4.3.2 and 4.4.4). The study’s most technically experienced participants located this most precisely, pointing beyond the agent’s harness to the surrounding technical context: the state of the data infrastructure and pipelines, the integration with existing systems and </w:t>
+      </w:r>
+      <w:r>
+        <w:lastRenderedPageBreak/>
+        <w:t>tooling, and the maturity of the organization’s wider stack. Because outcomes for nominally identical use cases diverged with this configuration (Table 4), value cannot be read off the technology;</w:t>
+      </w:r>
+      <w:commentRangeEnd w:id="181"/>
+      <w:r>
+        <w:rPr>
+          <w:rStyle w:val="CommentReference"/>
+          <w:color w:val="00312A"/>
+          <w:sz w:val="22"/>
+          <w:szCs w:val="22"/>
+        </w:rPr>
+        <w:commentReference w:id="181"/>
+      </w:r>
+      <w:r>
+        <w:rPr>
+          <w:color w:val="00312A"/>
+        </w:rPr>
+        <w:t xml:space="preserve"> it is co-produced as organizational resources are integrated with the system in practice. This aligns the findings with value co-creation accounts in which technology actively participates in resource integration rather than serving as a passive instrument (Kaartemo &amp; Helkkula, 2018; Leone et al., 2020), and it extends those accounts by specifying the configurational elements through which an agentic system becomes a value-creating actor. It also reframes the recurring data-readiness problem (Section 4.2.3): accessible data matters not as an end in itself but as one component of a harness whose collective adequacy determines whether value is created.</w:t>
+      </w:r>
+    </w:p>
+    <w:p>
+      <w:pPr>
+        <w:pStyle w:val="Heading3"/>
+      </w:pPr>
+      <w:r>
+        <w:t>5.1.3</w:t>
+      </w:r>
+      <w:r>
+        <w:tab/>
+        <w:t>A managerial repertoire and its navigation bias</w:t>
+      </w:r>
+    </w:p>
+    <w:p>
+      <w:pPr>
+        <w:rPr>
+          <w:color w:val="00312A"/>
+        </w:rPr>
+      </w:pPr>
+      <w:r>
+        <w:rPr>
+          <w:color w:val="00312A"/>
+        </w:rPr>
+        <w:t>Third, the study identifies a three-part repertoire through which managers act on organizational conditions — reshaping the condition, leveraging a favorable condition, and navigating an unfavorable one as given — and a systematic bias in how the repertoire is used. Managers reshaped conditions internal to their own teams (educating, experimenting, bringing people along, providing clarity, and championing) but defaulted to navigating conditions that originated elsewhere in the organization, most clearly restrictive governance and scarce technical resources (Sections 4.2.3–4.2.4); no instance of reshaping the governance regime was observed. This refines the seizing and reconfiguring constructs by specifying their micro-foundations in this setting and by revealing a boundary to managerial agency that the firm-level dynamic-capabilities literature tends to underplay. The pattern resonates with research on resistance to change and AI readiness (</w:t>
+      </w:r>
+      <w:ins w:id="182" w:author="Claude" w:date="2026-06-07T21:00:00Z">
         <w:r>
           <w:rPr>
             <w:color w:val="00312A"/>
           </w:rPr>
-          <w:delText xml:space="preserve">and shows how marketing managers can create value using agentic AI.</w:delText>
-        </w:r>
-      </w:del>
-    </w:p>
-    <w:p>
-      <w:pPr>
-        <w:rPr>
-          <w:color w:val="00312A"/>
-        </w:rPr>
-      </w:pPr>
-      <w:r>
-        <w:rPr>
-          <w:color w:val="00312A"/>
-        </w:rPr>
-        <w:t xml:space="preserve"> </w:t>
-      </w:r>
-      <w:bookmarkStart w:id="196" w:name="OLE_LINK2"/>
-      <w:r>
-        <w:rPr>
-          <w:color w:val="00312A"/>
-        </w:rPr>
-        <w:t xml:space="preserve">Similar use cases, like creating a content generation pipeline, an analytics agent, or customer service assistance, were reported to </w:t>
-      </w:r>
-      <w:ins w:id="279" w:author="Claude" w:date="2026-06-07T14:00:00Z">
-        <w:r>
-          <w:t xml:space="preserve">produce different outcomes across organizations (Section 4.4.4; Table 4).</w:t>
+          <w:t>Cieslak &amp; Valor, 2025</w:t>
         </w:r>
       </w:ins>
-      <w:del w:id="280" w:author="Claude" w:date="2026-06-07T14:00:00Z">
+      <w:del w:id="183" w:author="Claude" w:date="2026-06-07T21:00:00Z">
         <w:r>
           <w:rPr>
             <w:color w:val="00312A"/>
           </w:rPr>
-          <w:delText xml:space="preserve">produce different outcomes across organizations.</w:delText>
+          <w:delText>Cieslak &amp; Valor, 2024</w:delText>
         </w:r>
       </w:del>
       <w:r>
         <w:rPr>
           <w:color w:val="00312A"/>
         </w:rPr>
-        <w:t xml:space="preserve"> </w:t>
-      </w:r>
-      <w:r>
-        <w:t xml:space="preserve">That variance was attributed to organizational conditions, managerial behavior, </w:t>
-      </w:r>
-      <w:ins w:id="281" w:author="Claude" w:date="2026-06-07T14:00:00Z">
-        <w:r>
-          <w:t xml:space="preserve">and the configuration in which the technology was applied</w:t>
-        </w:r>
-      </w:ins>
-      <w:del w:id="282" w:author="Claude" w:date="2026-06-07T14:00:00Z">
-        <w:r>
-          <w:delText xml:space="preserve">and, where </w:delText>
-        </w:r>
-      </w:del>
-      <w:del w:id="283" w:author="Claude" w:date="2026-06-07T14:00:00Z">
-        <w:r>
-          <w:delText xml:space="preserve">participants could articulate it, the configuration (the “harness”) in which the technology was applied</w:delText>
-        </w:r>
-      </w:del>
-      <w:r>
-        <w:t xml:space="preserve">, rather than to the underlying model. </w:t>
-      </w:r>
-    </w:p>
-    <w:bookmarkEnd w:id="196"/>
-    <w:p>
-      <w:pPr>
+        <w:t xml:space="preserve">; Li et al., 2023) and with the organizational-capability view of AI adoption (Romeo &amp; Lacko, 2026; Weber et al., 2023), and it foregrounds a micro-foundational actor that this work has largely left implicit: the </w:t>
+      </w:r>
+      <w:r>
         <w:rPr>
           <w:i/>
           <w:iCs/>
           <w:color w:val="00312A"/>
         </w:rPr>
-      </w:pPr>
+        <w:t>AI champion</w:t>
+      </w:r>
       <w:r>
         <w:rPr>
           <w:color w:val="00312A"/>
         </w:rPr>
-        <w:t>This chapter interprets that finding against the literature reviewed in Chapter 2. Section 5.1 develops the theoretical contributions, situating the empirical model within dynamic capabilities, value-creation, and digital-transformation theory; Section 5.2 draws out the practical implications for marketing managers; and Section 5.3 sets out the study’s limitations and the research directions they open.</w:t>
+        <w:t xml:space="preserve">, whose combination of technical and business fluency allowed </w:t>
+      </w:r>
+      <w:r>
+        <w:rPr>
+          <w:color w:val="00312A"/>
+        </w:rPr>
+        <w:lastRenderedPageBreak/>
+        <w:t>individuals to convert leadership backing into disproportionate organizational change (Section 4.2.2).</w:t>
+      </w:r>
+    </w:p>
+    <w:p>
+      <w:pPr>
+        <w:pStyle w:val="Heading3"/>
+      </w:pPr>
+      <w:r>
+        <w:t>5.1.4</w:t>
+      </w:r>
+      <w:r>
+        <w:tab/>
+        <w:t xml:space="preserve">Value as an entangled portfolio, managed through paradox. </w:t>
+      </w:r>
+    </w:p>
+    <w:p>
+      <w:pPr>
+        <w:rPr>
+          <w:color w:val="00312A"/>
+        </w:rPr>
+      </w:pPr>
+      <w:r>
+        <w:rPr>
+          <w:color w:val="00312A"/>
+        </w:rPr>
+        <w:t>Fourth, the findings recast the relationship between value creation and value destruction. Rather than treating benefits and harms as opposite ends of a single dimension, participants described value as a portfolio in which benefits (efficiency, scale, skill extension, and quality), sacrifices (cost and job displacement), and risks (hallucination, security and privacy violations, and brand degradation) are produced together (Section 4.4). The paradoxes (Section 4.5) reveal the mechanism by which the negative terms are contained: the same technology that creates a risk is deployed to govern it. Brand-control and tone-of-voice agents police brand risk; evaluator agents and human sense-checking limit the impact of hallucination; and because human work carries its own error and bias, the operative standard is comparative rather than absolute. This contributes to value theory in the AI context by showing that value destruction (Doshi &amp; Hauser, 2024) is not merely a side effect to be avoided but a condition that is actively and recursively managed — increasingly by delegating the oversight of AI to further AI. It follows that the organizations most exposed to AI-driven value destruction also have the strongest incentive, and the readiest means, to invest in AI-driven control.</w:t>
       </w:r>
     </w:p>
     <w:p>
@@ -16357,20 +16676,20 @@
           <w:color w:val="00312A"/>
         </w:rPr>
       </w:pPr>
-      <w:bookmarkStart w:id="197" w:name="_7rbdabewznnc" w:colFirst="0" w:colLast="0"/>
-      <w:bookmarkEnd w:id="197"/>
+      <w:bookmarkStart w:id="184" w:name="_vqcghgtkedix" w:colFirst="0" w:colLast="0"/>
+      <w:bookmarkEnd w:id="184"/>
       <w:r>
         <w:rPr>
           <w:color w:val="00312A"/>
         </w:rPr>
-        <w:t>5.1</w:t>
+        <w:t>5.2</w:t>
       </w:r>
       <w:r>
         <w:rPr>
           <w:color w:val="00312A"/>
         </w:rPr>
         <w:tab/>
-        <w:t>Contributions to Theory</w:t>
+        <w:t>Practical implications</w:t>
       </w:r>
     </w:p>
     <w:p>
@@ -16383,7 +16702,271 @@
         <w:rPr>
           <w:color w:val="00312A"/>
         </w:rPr>
-        <w:t xml:space="preserve">The principal theoretical contribution of this study is a process model of managerial value creation with agentic AI (Figure 1). The model links five elements in a loosely ordered chain: </w:t>
+        <w:t xml:space="preserve">Because value creation with agentic AI </w:t>
+      </w:r>
+      <w:r>
+        <w:t>depends far more on internal conditions and the configuration in which it is applied than on the procurement decision</w:t>
+      </w:r>
+      <w:r>
+        <w:rPr>
+          <w:color w:val="00312A"/>
+        </w:rPr>
+        <w:t>, the practical implications of this study concern how marketing managers build the conditions, make the configuration choices, and manage the trade-offs through which agentic AI yields value. The guidance below follows the logic of the model developed in Chapter 4.</w:t>
+      </w:r>
+      <w:r>
+        <w:t xml:space="preserve"> An operational checklist of these implications, organized by the stages of the model, is provided in Appendix B.</w:t>
+      </w:r>
+    </w:p>
+    <w:p>
+      <w:pPr>
+        <w:pStyle w:val="Heading3"/>
+      </w:pPr>
+      <w:r>
+        <w:lastRenderedPageBreak/>
+        <w:t>5.2.1</w:t>
+      </w:r>
+      <w:r>
+        <w:tab/>
+        <w:t>Build the conditions and lead the change</w:t>
+      </w:r>
+    </w:p>
+    <w:p>
+      <w:r>
+        <w:t>The most consistent obstacle to value was organizational rather than technical (Section 4.2.1) — limited AI literacy, resistance to change, and an inability to think in systems — so managers should treat adoption as a change programme rather than a procurement. This means investing in the enabling conditions and leading the change directly: educating in a way that is differentiated by level; making data and tooling accessible enough for an agent to act within the organization’s systems (Section 4.2.3); stating clearly where the organization is going with AI and what success looks like; bringing people along so that the resistance which otherwise stalls adoption is reduced; and identifying, empowering, and protecting the AI champions whose visible prototypes attract backing and scale into organization-wide initiatives (Section 4.2.2). Above all, managers should create protected, funded space for experimentation — accepting that early learning does not always produce immediate returns — because tangible value is most reliably discovered by doing rather than planning, and because senior leaders who absorb or centralize that cost remove one of the most powerful brakes on adoption.</w:t>
+      </w:r>
+    </w:p>
+    <w:p>
+      <w:pPr>
+        <w:pStyle w:val="Heading3"/>
+      </w:pPr>
+      <w:r>
+        <w:t>5.2.2</w:t>
+      </w:r>
+      <w:r>
+        <w:tab/>
+        <w:t>Choose your posture: follow or differentiate</w:t>
+      </w:r>
+    </w:p>
+    <w:p>
+      <w:r>
+        <w:t>The findings imply a strategic choice between two postures. Much adoption is essentially AI hygiene — executing proven use cases efficiently to reach parity — and where competitors will inevitably pursue the same efficiency gains, these are unlikely to confer durable advantage. Pursuing outsized returns instead requires differentiation: finding novel use cases, experimenting to learn what works, and assembling the skills to implement them well. Neither posture is inherently wrong, but they demand different investments, and managers should choose consciously rather than drift; for a structurally resistant organization, even disciplined following may be the value-maximizing option.</w:t>
+      </w:r>
+    </w:p>
+    <w:p>
+      <w:pPr>
+        <w:pStyle w:val="Heading3"/>
+      </w:pPr>
+      <w:r>
+        <w:t>5.2.3</w:t>
+      </w:r>
+      <w:r>
+        <w:tab/>
+        <w:t>Start from the workflow and engineer the configuration</w:t>
+      </w:r>
+    </w:p>
+    <w:p>
+      <w:r>
+        <w:t xml:space="preserve">Value was most reliably created when managers began from a marketing problem or workflow and inserted AI where they trusted its performance, rather than adopting AI for its </w:t>
+      </w:r>
+      <w:r>
+        <w:lastRenderedPageBreak/>
+        <w:t>own sake (Section 4.3.1); a practical method evident in the data is to decompose a process into its constituent steps and apply agentic AI only to the steps where it is reliable, retaining human judgment elsewhere. Because outcomes then depend on configuration rather than on the model alone, managers should treat the configuration as the real object of design — the harness around the agent (accessible data, memory, tool access, a clear system prompt, and guardrails) together with the surrounding data infrastructure and integration with existing systems (Section 4.3.2). Designing this deliberately lowers risk and makes the specific contribution of AI measurable.</w:t>
+      </w:r>
+    </w:p>
+    <w:p>
+      <w:pPr>
+        <w:pStyle w:val="Heading3"/>
+      </w:pPr>
+      <w:r>
+        <w:t>5.2.4</w:t>
+      </w:r>
+      <w:r>
+        <w:tab/>
+        <w:t>Govern AI with AI, calibrated to risk</w:t>
+      </w:r>
+    </w:p>
+    <w:p>
+      <w:r>
+        <w:t>The same configuration logic offers the most effective response to the risks of agentic AI: deploy AI to govern AI. Brand-control and tone-of-voice agents can enforce standards at scale, evaluator agents and human sense-checking can contain hallucination, and benchmarking AI output against a human baseline converts risk management into a measurable quality process (Sections 4.4.3 and 4.5). Oversight should be calibrated to the cost of error and the difficulty of evaluating the output, rather than directed at eliminating error altogether.</w:t>
+      </w:r>
+    </w:p>
+    <w:p>
+      <w:pPr>
+        <w:pStyle w:val="Heading3"/>
+      </w:pPr>
+      <w:r>
+        <w:t>5.2.5</w:t>
+      </w:r>
+      <w:r>
+        <w:tab/>
+        <w:t>Resource and source it strategically</w:t>
+      </w:r>
+    </w:p>
+    <w:p>
+      <w:r>
+        <w:t>Two resourcing decisions recur. First, treat AI budgeting as a strategic act: even in AI-forward organizations, securing budget remained difficult despite reported returns as high as a tenfold ROI (Section 4.4.1), and where the upside is large but uncertain and the time to return is variable, conventional business-case discipline can systematically under-fund experimentation — which is why centralizing or absorbing the cost of early work, as some leaders did, both resolves the tension and signals commitment. Second, manage the build-buy-dependence trade-off: external experts and agencies offer a fast route around scarce internal capacity and multi-year backlogs (Section 4.2.1), but externally sourced momentum is fragile and over-reliance can leave the AI knowledge built for an organization owned by its agency, so managers should use external help to accelerate while deliberately retaining and internalizing capability.</w:t>
+      </w:r>
+    </w:p>
+    <w:p>
+      <w:pPr>
+        <w:pStyle w:val="Heading3"/>
+      </w:pPr>
+      <w:r>
+        <w:lastRenderedPageBreak/>
+        <w:t>5.2.6</w:t>
+      </w:r>
+      <w:r>
+        <w:tab/>
+        <w:t>Look outward: the agentic demand side and the talent pipeline</w:t>
+      </w:r>
+    </w:p>
+    <w:p>
+      <w:r>
+        <w:t>Finally, managers should look outward as well as inward. Several participants anticipated agents of consumers acting as a new intermediary between seller and buyer, and began building connectors so that their products remain reachable by such agents and visible within AI-mediated search (Sections 4.1.2 and 4.3.1). At the same time, deploying AI first on junior tasks risks eroding the pipeline that develops juniors into seniors (Section 4.5.4). Managers should weigh short-term efficiency against the longer-term cost to capability and brand distinctiveness, neither of which is captured by efficiency metrics alone.</w:t>
+      </w:r>
+    </w:p>
+    <w:p>
+      <w:pPr>
+        <w:pStyle w:val="Heading2"/>
+        <w:rPr>
+          <w:color w:val="00312A"/>
+        </w:rPr>
+      </w:pPr>
+      <w:bookmarkStart w:id="185" w:name="_mnyukkjx9iq" w:colFirst="0" w:colLast="0"/>
+      <w:bookmarkEnd w:id="185"/>
+      <w:r>
+        <w:rPr>
+          <w:color w:val="00312A"/>
+        </w:rPr>
+        <w:t>5.3</w:t>
+      </w:r>
+      <w:r>
+        <w:rPr>
+          <w:color w:val="00312A"/>
+        </w:rPr>
+        <w:tab/>
+        <w:t>Limitations &amp; Future research</w:t>
+      </w:r>
+    </w:p>
+    <w:p>
+      <w:pPr>
+        <w:rPr>
+          <w:color w:val="00312A"/>
+        </w:rPr>
+      </w:pPr>
+      <w:r>
+        <w:rPr>
+          <w:color w:val="00312A"/>
+        </w:rPr>
+        <w:t>Two interrelated limitations concern the scope and verifiability of what is being studied. First, the category of ‘agentic AI’ is unstable in practice, even when the researcher supplied a consistent definition across interviews. Participants regularly applied the term to RAG pipelines, conditional workflow scripts, and well-configured assistants, a pattern that Interviewee 12 named explicitly in 4.1.2 (“it’s become almost a marketing term”). The optics-versus-reality gap identified in 4.3.1 compounds this: stated capability in pitches and internal communications frequently outruns what is operationally deployed, and interview data cannot cleanly separate genuine adoption accounts from aspirational ones. Second, because all data is interview-derived, reported benefits — including specific figures such as the 10× ROI estimate in section 4.4.1 — reflect participant perception rather than verified performance measurement. The constructivist grounded theory design treats these accounts as analytically meaningful in their own right, but it constrains the strength of any causal or comparative claim about what agentic AI ‘actually’ produces.</w:t>
+      </w:r>
+    </w:p>
+    <w:p>
+      <w:pPr>
+        <w:rPr>
+          <w:color w:val="00312A"/>
+        </w:rPr>
+      </w:pPr>
+      <w:r>
+        <w:rPr>
+          <w:color w:val="00312A"/>
+        </w:rPr>
+        <w:t xml:space="preserve">Two further limitations deserve brief acknowledgement. The sample is skewed toward external AI advisors and consultants (nine of seventeen participants; Table 1), who may systematically present AI opportunity more positively than internal practitioners would. Additionally, sampling drew primarily from the researcher’s professional network in the </w:t>
+      </w:r>
+      <w:r>
+        <w:rPr>
+          <w:color w:val="00312A"/>
+        </w:rPr>
+        <w:lastRenderedPageBreak/>
+        <w:t>Netherlands and surrounding geographies, and several observable patterns — including the weight given to GDPR-related obstacles and organizational caution — may be culturally specific. Both factors limit how far the empirical details generalize beyond this sample.</w:t>
+      </w:r>
+      <w:r>
+        <w:t xml:space="preserve"> Finally, the analysis reflects a single researcher’s interpretation, and the researcher’s own background as a marketing-technology practitioner inevitably shaped the coding and the categories developed; consistent with constructivist grounded theory this positionality is treated as part of the analytic instrument rather than a flaw, and it was partially offset by regular debriefing with the thesis supervisor, who reviewed and discussed the evolving coding.</w:t>
+      </w:r>
+    </w:p>
+    <w:p>
+      <w:pPr>
+        <w:rPr>
+          <w:color w:val="00312A"/>
+        </w:rPr>
+      </w:pPr>
+      <w:r>
+        <w:rPr>
+          <w:color w:val="00312A"/>
+        </w:rPr>
+        <w:t>A more fundamental limitation is temporal. Agentic AI capabilities are advancing at a pace that Interviewee 14 characterized as a hockey stick (section 4.1.2): models supersede one another within weeks, vendor standards shift, and the boundary of what is off-the-shelf versus custom-built moves continuously. Tool-specific references, capability descriptions, and individual use-case accounts in this study should be read as snapshots of practice in approximately mid-2025. Some findings — particularly those around the availability of MCP connectors (section 4.1.1), the quality threshold crossed by customer-service agents (section 4.3.1), and the definitional status of agentic AI (section 4.1.2) — may require revisiting within twelve to eighteen months. The higher-order analytical categories developed through this study — experimenting, steering, leveraging resources, navigating obstacles, value as a portfolio — are expected to prove more durable than the illustrative empirical specifics, precisely because they describe managerial responses to a moving technology rather than the technology itself.</w:t>
+      </w:r>
+    </w:p>
+    <w:p>
+      <w:pPr>
+        <w:rPr>
+          <w:color w:val="00312A"/>
+        </w:rPr>
+      </w:pPr>
+      <w:r>
+        <w:rPr>
+          <w:color w:val="00312A"/>
+        </w:rPr>
+        <w:t xml:space="preserve">The study relies exclusively on interview data. No documentary analysis of actual AI deployments, no observation of workflows in practice, and no performance audit was conducted. This is consistent with the constructivist grounded theory design and with the early, exploratory stage of the phenomenon — organizations are themselves still assembling the evidence base, and independent performance data is rarely available. However, it means the study cannot adjudicate between participants who report high returns and those who report difficulty: both </w:t>
+      </w:r>
+      <w:r>
+        <w:rPr>
+          <w:color w:val="00312A"/>
+        </w:rPr>
+        <w:lastRenderedPageBreak/>
+        <w:t xml:space="preserve">accounts are taken at face value. </w:t>
+      </w:r>
+      <w:r>
+        <w:t>Several directions of future research follow. The most important is to move below the high-level treatment typical of non-technical AI research and to study, for a given use case, which specific configuration, implementation, and cost choices most determine the value created — since the findings suggest that value is differentiated by context and implementation detail rather than by the use case itself. Beyond this, longitudinal designs could track initiatives from experiment to production; triangulating interview data with observational methods, workflow documentation, or objectively measured performance indicators would test where the dependence on internal conditions and configuration identified in Section 4 actually produces the value it describes; and the emerging agentic demand side — consumers acting through their own agents — warrants study as it matures.</w:t>
+      </w:r>
+    </w:p>
+    <w:p>
+      <w:pPr>
+        <w:pStyle w:val="Heading1"/>
+      </w:pPr>
+      <w:bookmarkStart w:id="186" w:name="_dd6zel2y4t5x" w:colFirst="0" w:colLast="0"/>
+      <w:bookmarkEnd w:id="186"/>
+      <w:r>
+        <w:t>6.</w:t>
+      </w:r>
+      <w:r>
+        <w:tab/>
+        <w:t>Conclusion</w:t>
+      </w:r>
+    </w:p>
+    <w:p>
+      <w:pPr>
+        <w:rPr>
+          <w:color w:val="00312A"/>
+        </w:rPr>
+      </w:pPr>
+      <w:r>
+        <w:rPr>
+          <w:color w:val="00312A"/>
+        </w:rPr>
+        <w:t xml:space="preserve">This thesis asked how marketing managers create value with agentic AI. Drawing on seventeen interviews with marketing managers and AI experts, analyzed through constructivist grounded theory, it concludes that value creation with agentic AI </w:t>
+      </w:r>
+      <w:r>
+        <w:t>is highly dependent on internal conditions and the configuration in which it is applied</w:t>
+      </w:r>
+      <w:r>
+        <w:rPr>
+          <w:color w:val="00312A"/>
+        </w:rPr>
+        <w:t>. The technology is necessary but not sufficient: across the data, comparable use cases produced very different outcomes, and the difference lay in the organizational conditions that managers built and the configuration in which the technology was applied, not in the technology itself.</w:t>
+      </w:r>
+    </w:p>
+    <w:p>
+      <w:pPr>
+        <w:rPr>
+          <w:color w:val="00312A"/>
+        </w:rPr>
+      </w:pPr>
+      <w:r>
+        <w:rPr>
+          <w:color w:val="00312A"/>
+        </w:rPr>
+        <w:t xml:space="preserve">The three subquestions structure this answer. Marketing managers </w:t>
       </w:r>
       <w:r>
         <w:rPr>
@@ -16391,13 +16974,27 @@
           <w:iCs/>
           <w:color w:val="00312A"/>
         </w:rPr>
-        <w:t>observing</w:t>
+        <w:t>identify and translate</w:t>
       </w:r>
       <w:r>
         <w:rPr>
           <w:color w:val="00312A"/>
         </w:rPr>
-        <w:t xml:space="preserve"> the changing external context (AI progression, market pressure, and supplier communication); the organizational conditions that enable or constrain action; </w:t>
+        <w:t xml:space="preserve"> agentic AI opportunities by observing three external signals — the rapid progression of AI, market pressure from competitors and increasingly from consumers’ own agents, and the roadmaps of their software suppliers — and by translating these into a portfolio of use cases: generating insights, creating and validating content and campaigns, deploying generic and customer-facing agents, and orchestrating them through tool calling and personalization. The decisive step is not recognizing the opportunity, which is widely shared, but translating it into practice inside the organization.</w:t>
+      </w:r>
+    </w:p>
+    <w:p>
+      <w:pPr>
+        <w:rPr>
+          <w:color w:val="00312A"/>
+        </w:rPr>
+      </w:pPr>
+      <w:r>
+        <w:rPr>
+          <w:color w:val="00312A"/>
+        </w:rPr>
+        <w:lastRenderedPageBreak/>
+        <w:t xml:space="preserve">They </w:t>
       </w:r>
       <w:r>
         <w:rPr>
@@ -16405,13 +17002,26 @@
           <w:iCs/>
           <w:color w:val="00312A"/>
         </w:rPr>
-        <w:t>steering</w:t>
+        <w:t>enable adoption</w:t>
       </w:r>
       <w:r>
         <w:rPr>
           <w:color w:val="00312A"/>
         </w:rPr>
-        <w:t xml:space="preserve"> the organization through three managerial responses — </w:t>
+        <w:t xml:space="preserve"> by steering the organization through three responses to its conditions: reshaping the conditions they control — educating at every level, creating space to experiment, providing clarity, bringing people along, and championing initiatives; leveraging favorable conditions such as available data, the right tooling, and an innovation culture; and navigating the conditions they do not control. Leadership and individual AI champions emerged as the central enablers of this work.</w:t>
+      </w:r>
+    </w:p>
+    <w:p>
+      <w:pPr>
+        <w:rPr>
+          <w:color w:val="00312A"/>
+        </w:rPr>
+      </w:pPr>
+      <w:r>
+        <w:rPr>
+          <w:color w:val="00312A"/>
+        </w:rPr>
+        <w:t xml:space="preserve">They </w:t>
       </w:r>
       <w:r>
         <w:rPr>
@@ -16419,891 +17029,190 @@
           <w:iCs/>
           <w:color w:val="00312A"/>
         </w:rPr>
-        <w:t>reshaping</w:t>
+        <w:t>navigate obstacles and risks</w:t>
       </w:r>
       <w:r>
         <w:rPr>
           <w:color w:val="00312A"/>
         </w:rPr>
-        <w:t xml:space="preserve">, </w:t>
+        <w:t xml:space="preserve"> largely by working around them. Limited organizational capacity, scarce technical resources, and restrictive governance were the principal obstacles, and managers tended to treat those originating outside their own teams as fixed. The risks of hallucination, security and privacy violations, and brand degradation were managed not by avoiding agentic AI but by deploying further AI to govern it and by retaining human oversight calibrated to the cost of error. The recurring paradoxes capture this logic: the technology that creates a risk also furnishes the means to control it.</w:t>
+      </w:r>
+    </w:p>
+    <w:p>
+      <w:pPr>
+        <w:rPr>
+          <w:color w:val="00312A"/>
+        </w:rPr>
+      </w:pPr>
+      <w:r>
+        <w:t xml:space="preserve">Empirically, this study answers recent calls for research into agentic AI in marketing (Kim, 2025; Mogaji &amp; Jain, 2024; Jain &amp; Eastman, 2024): it provides one of the first grounded accounts of how marketing managers create value with agentic AI in practice, moving beyond the field’s prevailing focus on content generation. </w:t>
+      </w:r>
+      <w:r>
+        <w:rPr>
+          <w:color w:val="00312A"/>
+        </w:rPr>
+        <w:t xml:space="preserve">The contribution of this study is </w:t>
+      </w:r>
+      <w:r>
+        <w:t>a grounded</w:t>
+      </w:r>
+      <w:r>
+        <w:t xml:space="preserve"> </w:t>
+      </w:r>
+      <w:r>
+        <w:t>account of how internal conditions and the configuration in which agentic AI is applied shape value creation, together with</w:t>
+      </w:r>
+      <w:r>
+        <w:rPr>
+          <w:color w:val="00312A"/>
+        </w:rPr>
+        <w:t xml:space="preserve"> the analytical vocabulary — observing, steering, leveraging, navigating, the harness, and value as a managed portfolio — through which it can be understood. The empirical specifics reported here are snapshots of a fast-moving technology and will date quickly; the higher-order categories, which describe managerial responses to a moving target rather than the target itself, should prove more durable. For marketing managers living, as one participant put it, through both “an era of change” and “a change of era,” the practical message coincides with the theoretical one: the value of agentic AI will be determined less by the models they adopt than by the organizations they build around them.</w:t>
+      </w:r>
+      <w:bookmarkStart w:id="187" w:name="_9375lqp6ztft" w:colFirst="0" w:colLast="0"/>
+      <w:bookmarkEnd w:id="187"/>
+    </w:p>
+    <w:p>
+      <w:pPr>
+        <w:pStyle w:val="Heading1"/>
+        <w:rPr>
+          <w:color w:val="222222"/>
+          <w:highlight w:val="white"/>
+        </w:rPr>
+      </w:pPr>
+      <w:bookmarkStart w:id="188" w:name="_kgmnd1ymad1c" w:colFirst="0" w:colLast="0"/>
+      <w:bookmarkEnd w:id="188"/>
+      <w:r>
+        <w:lastRenderedPageBreak/>
+        <w:t>7.</w:t>
+      </w:r>
+      <w:r>
+        <w:tab/>
+        <w:t>References (not all papers are currently used…)</w:t>
+      </w:r>
+    </w:p>
+    <w:p>
+      <w:pPr>
+        <w:spacing w:line="360" w:lineRule="auto"/>
+        <w:ind w:left="720" w:hanging="720"/>
+        <w:rPr>
+          <w:highlight w:val="white"/>
+        </w:rPr>
+      </w:pPr>
+      <w:r>
+        <w:rPr>
+          <w:highlight w:val="white"/>
+        </w:rPr>
+        <w:t xml:space="preserve">Acharya et al., D. B., Kuppan, K., &amp; Divya, B. (2025). Agentic ai: Autonomous intelligence for complex goals–a comprehensive survey. </w:t>
       </w:r>
       <w:r>
         <w:rPr>
           <w:i/>
           <w:iCs/>
-          <w:color w:val="00312A"/>
-        </w:rPr>
-        <w:t>leveraging</w:t>
-      </w:r>
-      <w:r>
-        <w:rPr>
-          <w:color w:val="00312A"/>
-        </w:rPr>
-        <w:t xml:space="preserve">, and </w:t>
+          <w:highlight w:val="white"/>
+        </w:rPr>
+        <w:t>IEEe Access</w:t>
+      </w:r>
+      <w:r>
+        <w:rPr>
+          <w:highlight w:val="white"/>
+        </w:rPr>
+        <w:t>.</w:t>
+      </w:r>
+    </w:p>
+    <w:p>
+      <w:pPr>
+        <w:spacing w:line="360" w:lineRule="auto"/>
+        <w:ind w:left="720" w:hanging="720"/>
+        <w:rPr>
+          <w:highlight w:val="white"/>
+        </w:rPr>
+      </w:pPr>
+      <w:r>
+        <w:rPr>
+          <w:highlight w:val="white"/>
+        </w:rPr>
+        <w:t xml:space="preserve">Almquist, E., Senior, J., &amp; Bloch, N. (2016). The elements of value. </w:t>
       </w:r>
       <w:r>
         <w:rPr>
           <w:i/>
           <w:iCs/>
-          <w:color w:val="00312A"/>
-        </w:rPr>
-        <w:t>navigating</w:t>
-      </w:r>
-      <w:r>
-        <w:rPr>
-          <w:color w:val="00312A"/>
-        </w:rPr>
-        <w:t xml:space="preserve">; </w:t>
+          <w:highlight w:val="white"/>
+        </w:rPr>
+        <w:t>Harvard business review</w:t>
+      </w:r>
+      <w:r>
+        <w:rPr>
+          <w:highlight w:val="white"/>
+        </w:rPr>
+        <w:t xml:space="preserve">, </w:t>
       </w:r>
       <w:r>
         <w:rPr>
           <w:i/>
           <w:iCs/>
-          <w:color w:val="00312A"/>
-        </w:rPr>
-        <w:t>applying</w:t>
-      </w:r>
-      <w:r>
-        <w:rPr>
-          <w:color w:val="00312A"/>
-        </w:rPr>
-        <w:t xml:space="preserve"> agentic AI through specific use cases and usage strategies; and the value outcomes that result, understood as a portfolio of benefits, sacrifices, and risks. Running through the chain is a set of paradoxes in which the technology that generates a problem also supplies the means to manage it. The model is offered as an interpretive account of how value is constructed; its contribution lies in locating </w:t>
-      </w:r>
-      <w:r>
-        <w:t>the determinants of value in the organization’s internal conditions and the configuration in which the technology is applied rather than in the technology itself</w:t>
-      </w:r>
-      <w:del w:id="198" w:author="Claude" w:date="2026-06-07T12:00:00Z">
+          <w:highlight w:val="white"/>
+        </w:rPr>
+        <w:t>94</w:t>
+      </w:r>
+      <w:r>
+        <w:rPr>
+          <w:highlight w:val="white"/>
+        </w:rPr>
+        <w:t>(9), 47-53.</w:t>
+      </w:r>
+    </w:p>
+    <w:p>
+      <w:pPr>
+        <w:spacing w:line="360" w:lineRule="auto"/>
+        <w:ind w:left="720" w:hanging="720"/>
+        <w:rPr>
+          <w:highlight w:val="white"/>
+        </w:rPr>
+      </w:pPr>
+      <w:ins w:id="189" w:author="Claude" w:date="2026-06-07T21:00:00Z">
         <w:r>
           <w:rPr>
-            <w:color w:val="00312A"/>
+            <w:highlight w:val="white"/>
+            <w:lang w:val="it-IT"/>
           </w:rPr>
-          <w:delText>the determinants of value inside the organization rather than in the technology itself</w:delText>
+          <w:t xml:space="preserve">Ancillai, C., Sabatini, A., Gatti, M., &amp; Perna, A. (2023). </w:t>
         </w:r>
-      </w:del>
-      <w:r>
-        <w:rPr>
-          <w:color w:val="00312A"/>
-        </w:rPr>
-        <w:t>.</w:t>
-      </w:r>
-    </w:p>
-    <w:p>
-      <w:pPr>
-        <w:rPr>
-          <w:color w:val="00312A"/>
-        </w:rPr>
-      </w:pPr>
-      <w:r>
-        <w:rPr>
-          <w:b/>
-          <w:bCs/>
-          <w:color w:val="00312A"/>
-        </w:rPr>
-        <w:t xml:space="preserve">Extending dynamic capabilities to agentic AI in marketing. </w:t>
-      </w:r>
-      <w:r>
-        <w:rPr>
-          <w:color w:val="00312A"/>
-        </w:rPr>
-        <w:t xml:space="preserve">The model extends dynamic capabilities theory (Teece et al., 1997) into the specific context of agentic AI in marketing. The observing category corresponds closely to digital sensing (Ellström et al., 2021; Warner &amp; Wäger, 2019), and steering and applying together perform the seizing and reconfiguring functions through which firms renew their resource base. The study’s distinctive contribution, however, is to show where the binding constraint actually sits. Sensing was not the </w:t>
-      </w:r>
-      <w:r>
-        <w:rPr>
-          <w:color w:val="00312A"/>
-        </w:rPr>
-        <w:t xml:space="preserve">scarce capability: participants across roles and organizations observed the same hockey-stick progression (Section 4.1.1), the same competitive and consumer-driven market pressure (Section 4.1.2), and the same vendor roadmaps (Section 4.1.3). What separated organizations was the internal work of reconfiguration — building literacy, freeing data, </w:t>
-      </w:r>
-      <w:ins w:id="284" w:author="Claude" w:date="2026-06-07T14:00:00Z">
-        <w:r>
-          <w:t xml:space="preserve">providing clarity, and protecting experimentation; the divergent outcomes for comparable use cases make this difference visible (Section 4.4.4; Table 4). This relocates the locus</w:t>
-        </w:r>
-      </w:ins>
-      <w:del w:id="285" w:author="Claude" w:date="2026-06-07T14:00:00Z">
         <w:r>
           <w:rPr>
-            <w:color w:val="00312A"/>
+            <w:highlight w:val="white"/>
           </w:rPr>
-          <w:delText xml:space="preserve">providing clarity, and protecting experimentation. This relocates the locus</w:delText>
+          <w:t xml:space="preserve">Digital technology and business model innovation: A systematic literature review and future research agenda. </w:t>
         </w:r>
-      </w:del>
-      <w:r>
-        <w:rPr>
-          <w:color w:val="00312A"/>
-        </w:rPr>
-        <w:t xml:space="preserve"> of differentiation from opportunity recognition to organizational follow-through, and it gives empirical specificity, in the agentic-AI setting, to the long-standing argument that the value of a digital technology is mediated by complementary assets rather than realized automatically (Ancillai et al., 2023; Enholm et al., 2022; Holmström, 2022).</w:t>
-      </w:r>
-    </w:p>
-    <w:p>
-      <w:pPr>
-        <w:rPr>
-          <w:color w:val="00312A"/>
-        </w:rPr>
-      </w:pPr>
-      <w:r>
-        <w:rPr>
-          <w:b/>
-          <w:bCs/>
-          <w:color w:val="00312A"/>
-        </w:rPr>
-        <w:t xml:space="preserve">Value as configuration-in-use rather than capability. </w:t>
-      </w:r>
-      <w:commentRangeStart w:id="199"/>
-      <w:r>
-        <w:rPr>
-          <w:color w:val="00312A"/>
-        </w:rPr>
-        <w:t xml:space="preserve">A second contribution concerns where value resides. The dominant framing in the AI-in-marketing literature treats value as a property of a capability or a tool. The present findings suggest instead that value with agentic AI is emergent from configuration-in-use: </w:t>
-      </w:r>
-      <w:ins w:id="286" w:author="Claude" w:date="2026-06-07T14:00:00Z">
-        <w:r>
-          <w:t xml:space="preserve">it is produced not by the model but by the wider configuration in which the model is embedded — the organizational conditions and processes around it, together with the agent’s own harness: the data it can reach, its memory, the tools it can call, the guardrails, the prompt, and the choice of model (Sections 4.3.2 and 4.4.4). The harness was the component that participants who could articulate the mechanism named most directly. Because outcomes for nominally identical use cases diverged with this configuration (Table 4), value cannot be read off the technology;</w:t>
-        </w:r>
-      </w:ins>
-      <w:del w:id="287" w:author="Claude" w:date="2026-06-07T14:00:00Z">
-        <w:r>
-          <w:rPr>
-            <w:color w:val="00312A"/>
-          </w:rPr>
-          <w:delText xml:space="preserve">it is produced by the complete </w:delText>
-        </w:r>
-      </w:del>
-      <w:del w:id="288" w:author="Claude" w:date="2026-06-07T14:00:00Z">
         <w:r>
           <w:rPr>
             <w:i/>
             <w:iCs/>
-            <w:color w:val="00312A"/>
+            <w:highlight w:val="white"/>
           </w:rPr>
-          <w:delText xml:space="preserve">harness</w:delText>
+          <w:t>Technological Forecasting and Social Change</w:t>
         </w:r>
-      </w:del>
-      <w:del w:id="289" w:author="Claude" w:date="2026-06-07T14:00:00Z">
         <w:r>
           <w:rPr>
-            <w:color w:val="00312A"/>
+            <w:highlight w:val="white"/>
           </w:rPr>
-          <w:delText xml:space="preserve"> around the model — the data it can reach, its memory, the tools it can call, the guardrails, the prompt, and the choice of model (Sections 4.3.2 and 4.4).</w:delText>
+          <w:t>, </w:t>
         </w:r>
-      </w:del>
-      <w:commentRangeEnd w:id="199"/>
-      <w:r>
-        <w:rPr>
-          <w:rStyle w:val="CommentReference"/>
-          <w:color w:val="00312A"/>
-          <w:sz w:val="22"/>
-          <w:szCs w:val="22"/>
-        </w:rPr>
-        <w:commentReference w:id="199"/>
-      </w:r>
-      <w:del w:id="290" w:author="Claude" w:date="2026-06-07T14:00:00Z">
         <w:r>
           <w:rPr>
-            <w:color w:val="00312A"/>
+            <w:i/>
+            <w:iCs/>
+            <w:highlight w:val="white"/>
           </w:rPr>
-          <w:delText xml:space="preserve"> Because outcomes for nominally identical use cases diverged with this configuration, value cannot be read off the technology;</w:delText>
+          <w:t>188</w:t>
         </w:r>
-      </w:del>
-      <w:r>
-        <w:rPr>
-          <w:color w:val="00312A"/>
-        </w:rPr>
-        <w:t xml:space="preserve"> it is co-produced as organizational resources are integrated with the system in practice. This aligns the findings with value co-creation accounts in which technology actively participates in resource integration rather than serving as a passive instrument (Kaartemo &amp; Helkkula, 2018; Leone et al., 2020), and it extends those accounts by specifying the configurational elements through which an agentic system becomes a value-creating actor. It also reframes the recurring data-readiness problem (Section 4.2.3): accessible data matters not as an end in itself but as one component of a harness whose collective adequacy determines whether value is created.</w:t>
-      </w:r>
-    </w:p>
-    <w:p>
-      <w:pPr>
-        <w:rPr>
-          <w:color w:val="00312A"/>
-        </w:rPr>
-      </w:pPr>
-      <w:r>
-        <w:rPr>
-          <w:b/>
-          <w:bCs/>
-          <w:color w:val="00312A"/>
-        </w:rPr>
-        <w:t xml:space="preserve">A managerial repertoire and its navigation bias. </w:t>
-      </w:r>
-      <w:r>
-        <w:rPr>
-          <w:color w:val="00312A"/>
-        </w:rPr>
-        <w:t xml:space="preserve">Third, the study identifies a three-part repertoire through which managers act on organizational conditions — reshaping the condition, leveraging a favorable condition, and navigating an unfavorable one as given — and a </w:t>
-      </w:r>
-      <w:r>
-        <w:rPr>
-          <w:color w:val="00312A"/>
-        </w:rPr>
-        <w:lastRenderedPageBreak/>
-        <w:t xml:space="preserve">systematic bias in how the repertoire is used. Managers reshaped conditions internal to their own teams (educating, experimenting, bringing people along, providing clarity, and championing) but defaulted to navigating conditions that originated elsewhere in the organization, most clearly restrictive governance and scarce technical resources (Sections 4.2.3–4.2.4); no instance of reshaping the governance regime was observed. This refines the seizing and reconfiguring constructs by specifying their micro-foundations in this setting and by revealing a boundary to managerial agency that the firm-level dynamic-capabilities literature tends to underplay. The pattern resonates with research on resistance to change and AI readiness (Cieslak &amp; Valor, 2024; Li et al., 2023) and with the organizational-capability view of AI adoption (Romeo &amp; Lacko, 2026; Weber et al., 2023), and it foregrounds a micro-foundational actor that this work has largely left implicit: the </w:t>
-      </w:r>
-      <w:r>
-        <w:rPr>
-          <w:i/>
-          <w:iCs/>
-          <w:color w:val="00312A"/>
-        </w:rPr>
-        <w:t>AI champion</w:t>
-      </w:r>
-      <w:r>
-        <w:rPr>
-          <w:color w:val="00312A"/>
-        </w:rPr>
-        <w:t>, whose combination of technical and business fluency allowed individuals to convert leadership backing into disproportionate organizational change (Section 4.2.2).</w:t>
-      </w:r>
-    </w:p>
-    <w:p>
-      <w:pPr>
-        <w:rPr>
-          <w:color w:val="00312A"/>
-        </w:rPr>
-      </w:pPr>
-      <w:r>
-        <w:rPr>
-          <w:b/>
-          <w:bCs/>
-          <w:color w:val="00312A"/>
-        </w:rPr>
-        <w:t xml:space="preserve">Value as an entangled portfolio, managed through paradox. </w:t>
-      </w:r>
-      <w:r>
-        <w:rPr>
-          <w:color w:val="00312A"/>
-        </w:rPr>
-        <w:t xml:space="preserve">Fourth, the findings recast the relationship between value creation and value destruction. Rather than treating benefits and harms as opposite ends of a single dimension, participants described value as a portfolio in which benefits (efficiency, scale, skill extension, and quality), sacrifices (cost and job displacement), and risks (hallucination, security and privacy violations, and brand degradation) are produced together (Section 4.4). The paradoxes (Section 4.5) reveal the mechanism by which the negative terms are contained: the same technology that creates a risk is deployed to govern it. Brand-control and tone-of-voice agents police brand risk; evaluator agents and human sense-checking limit the impact of hallucination; and because human work carries its own error and bias, the operative standard is comparative rather than absolute. This contributes to value theory in the AI context by showing that value destruction (Doshi &amp; Hauser, 2024) is not merely a side effect to be avoided but a condition that is actively and recursively managed — increasingly by delegating the oversight of AI to further AI. It follows that the </w:t>
-      </w:r>
-      <w:r>
-        <w:rPr>
-          <w:color w:val="00312A"/>
-        </w:rPr>
-        <w:lastRenderedPageBreak/>
-        <w:t>organizations most exposed to AI-driven value destruction also have the strongest incentive, and the readiest means, to invest in AI-driven control.</w:t>
-      </w:r>
-    </w:p>
-    <w:p>
-      <w:pPr>
-        <w:rPr>
-          <w:color w:val="00312A"/>
-        </w:rPr>
-      </w:pPr>
-      <w:r>
-        <w:rPr>
-          <w:b/>
-          <w:bCs/>
-          <w:color w:val="00312A"/>
-        </w:rPr>
-        <w:t xml:space="preserve">The contested category and the optics of being “agentic.” </w:t>
-      </w:r>
-      <w:r>
-        <w:rPr>
-          <w:color w:val="00312A"/>
-        </w:rPr>
-        <w:t>Finally, the instability of the category agentic AI is itself an analytic finding. Participants applied the term across a continuum, extending it to retrieval pipelines, conditional workflows, and well-configured assistants, and one characterized it as having become “almost a marketing term” (Section 4.1.1). Coupled with the optics-versus-reality gap, in which capability is announced before it is operational (Section 4.5.3), this suggests that agentic AI functions in practice as a boundary object performing legitimating and signaling work beyond its technical referent. For theory, this cautions against treating the construct as a stable independent variable and supports a constructivist reading in which what counts as agentic is negotiated in organizational and market discourse — a stance consistent with the grounded-theory commitments of this study (Charmaz, 2006).</w:t>
-      </w:r>
-    </w:p>
-    <w:p>
-      <w:pPr>
-        <w:pStyle w:val="Heading2"/>
-        <w:rPr>
-          <w:color w:val="00312A"/>
-        </w:rPr>
-      </w:pPr>
-      <w:bookmarkStart w:id="200" w:name="_vqcghgtkedix" w:colFirst="0" w:colLast="0"/>
-      <w:bookmarkEnd w:id="200"/>
-      <w:r>
-        <w:rPr>
-          <w:color w:val="00312A"/>
-        </w:rPr>
-        <w:t>5.2</w:t>
-      </w:r>
-      <w:r>
-        <w:rPr>
-          <w:color w:val="00312A"/>
-        </w:rPr>
-        <w:tab/>
-        <w:t>Practical implications</w:t>
-      </w:r>
-    </w:p>
-    <w:p>
-      <w:pPr>
-        <w:rPr>
-          <w:color w:val="00312A"/>
-        </w:rPr>
-      </w:pPr>
-      <w:r>
-        <w:rPr>
-          <w:color w:val="00312A"/>
-        </w:rPr>
-        <w:t xml:space="preserve">Because value creation with agentic AI </w:t>
-      </w:r>
-      <w:ins w:id="201" w:author="Claude" w:date="2026-06-07T12:00:00Z">
         <w:r>
-          <w:t>depends far more on internal conditions and the configuration in which it is applied than on the procurement decision</w:t>
+          <w:rPr>
+            <w:highlight w:val="white"/>
+          </w:rPr>
+          <w:t>, 122307. https://doi.org/10.1016/j.techfore.2022.122307</w:t>
         </w:r>
       </w:ins>
-      <w:del w:id="202" w:author="Claude" w:date="2026-06-07T12:00:00Z">
-        <w:r>
-          <w:rPr>
-            <w:color w:val="00312A"/>
-          </w:rPr>
-          <w:delText>is an inside-out, managerial achievement rather than a procurement decision</w:delText>
-        </w:r>
-      </w:del>
-      <w:r>
-        <w:rPr>
-          <w:color w:val="00312A"/>
-        </w:rPr>
-        <w:t>, the practical implications of this study concern how marketing managers build the conditions, make the configuration choices, and manage the trade-offs through which agentic AI yields value. The guidance below follows the logic of the model developed in Chapter 4.</w:t>
-      </w:r>
-    </w:p>
-    <w:p>
-      <w:pPr>
-        <w:rPr>
-          <w:color w:val="00312A"/>
-        </w:rPr>
-      </w:pPr>
-      <w:r>
-        <w:rPr>
-          <w:b/>
-          <w:bCs/>
-          <w:color w:val="00312A"/>
-        </w:rPr>
-        <w:t xml:space="preserve">Invest in the conditions, not only the tools. </w:t>
-      </w:r>
-      <w:r>
-        <w:rPr>
-          <w:color w:val="00312A"/>
-        </w:rPr>
-        <w:t xml:space="preserve">The most consistent obstacle to value was organizational rather than technical (Section 4.2.1): limited AI literacy, resistance to change, and an inability to think in systems. Managers should therefore treat adoption as a change programme and invest deliberately in the enabling conditions. Education works best when it is differentiated by level — leadership setting strategic horizons, middle management learning to structure and facilitate experimentation, and employees learning that agentic AI </w:t>
-      </w:r>
-      <w:r>
-        <w:rPr>
-          <w:color w:val="00312A"/>
-        </w:rPr>
-        <w:lastRenderedPageBreak/>
-        <w:t>does more than write emails — and when data and tooling are made accessible enough for an agent to act within the organization’s systems (Section 4.2.3). Above all, managers should create protected space for experimentation, accepting that early learnings do not always produce immediate returns, because tangible value is most reliably discovered by doing rather than by planning.</w:t>
-      </w:r>
-    </w:p>
-    <w:p>
-      <w:pPr>
-        <w:rPr>
-          <w:color w:val="00312A"/>
-        </w:rPr>
-      </w:pPr>
-      <w:r>
-        <w:rPr>
-          <w:b/>
-          <w:bCs/>
-          <w:color w:val="00312A"/>
-        </w:rPr>
-        <w:t xml:space="preserve">Lead the change: provide clarity, bring people along, and back your champions. </w:t>
-      </w:r>
-      <w:r>
-        <w:rPr>
-          <w:color w:val="00312A"/>
-        </w:rPr>
-        <w:t>Leadership behaviors were repeatedly associated with successful adoption (Section 4.2.2). Managers should state clearly where the organization is going with AI, which use cases matter, and what success looks like, because unclear direction tends to surface problems only at the execution stage. They should bring people along — making employees feel that their work still matters and showing them concretely how to use AI day to day — so as to reduce the resistance that otherwise stalls adoption. And they should identify, empower, and protect AI champions, whose visible prototypes can attract backing and scale into organization-wide initiatives. Where senior leaders absorb or centralize the cost of experimentation, they remove one of the most powerful brakes on adoption.</w:t>
-      </w:r>
-    </w:p>
-    <w:p>
-      <w:pPr>
-        <w:rPr>
-          <w:color w:val="00312A"/>
-        </w:rPr>
-      </w:pPr>
-      <w:r>
-        <w:rPr>
-          <w:b/>
-          <w:bCs/>
-          <w:color w:val="00312A"/>
-        </w:rPr>
-        <w:t xml:space="preserve">Decide deliberately whether to follow or to differentiate. </w:t>
-      </w:r>
-      <w:r>
-        <w:rPr>
-          <w:color w:val="00312A"/>
-        </w:rPr>
-        <w:t>The findings imply a strategic choice between two postures. Much adoption is essentially AI hygiene — executing proven use cases efficiently to reach parity and avoid falling behind — and where competitors will inevitably pursue the same efficiency gains, these are unlikely to confer durable advantage. Pursuing outsized returns instead requires differentiation: finding novel use cases, experimenting to learn what works, and assembling the skills to implement them well. Neither posture is inherently wrong, but they demand different investments, and managers should choose consciously rather than drift; for a structurally resistant organization, even disciplined following may be the value-maximizing option.</w:t>
-      </w:r>
-    </w:p>
-    <w:p>
-      <w:pPr>
-        <w:rPr>
-          <w:color w:val="00312A"/>
-        </w:rPr>
-      </w:pPr>
-      <w:r>
-        <w:rPr>
-          <w:b/>
-          <w:bCs/>
-          <w:color w:val="00312A"/>
-        </w:rPr>
-        <w:t xml:space="preserve">Start from the workflow, not the technology. </w:t>
-      </w:r>
-      <w:r>
-        <w:rPr>
-          <w:color w:val="00312A"/>
-        </w:rPr>
-        <w:t xml:space="preserve">Value was most reliably created when managers began from a marketing problem or workflow and inserted AI where they </w:t>
-      </w:r>
-      <w:r>
-        <w:rPr>
-          <w:color w:val="00312A"/>
-        </w:rPr>
-        <w:lastRenderedPageBreak/>
-        <w:t>trusted its performance, rather than adopting AI for its own sake (Section 4.3.1). A practical method evident in the data is to decompose a process into its constituent steps and apply agentic AI only to the steps where it is reliable, retaining human judgment elsewhere. This lowers risk and makes the specific contribution of AI measurable.</w:t>
-      </w:r>
-    </w:p>
-    <w:p>
-      <w:pPr>
-        <w:rPr>
-          <w:color w:val="00312A"/>
-        </w:rPr>
-      </w:pPr>
-      <w:r>
-        <w:rPr>
-          <w:b/>
-          <w:bCs/>
-          <w:color w:val="00312A"/>
-        </w:rPr>
-        <w:t xml:space="preserve">Engineer the harness, and use AI to govern AI. </w:t>
-      </w:r>
-      <w:r>
-        <w:rPr>
-          <w:color w:val="00312A"/>
-        </w:rPr>
-        <w:t>Because outcomes depend on configuration rather than on the model alone, managers should invest in the harness around the agent — accessible data, memory, tool access, a clear system prompt, and guardrails — and treat it as the real object of design (Section 4.3.2). The same logic offers the most effective response to the risks of agentic AI: deploy AI to govern AI. Brand-control and tone-of-voice agents can enforce standards at scale, evaluator agents and human sense-checking can contain hallucination, and benchmarking AI output against a human baseline converts risk management into a measurable quality process (Sections 4.4.3 and 4.5). Oversight should be calibrated to the cost of error and the difficulty of evaluating the output, rather than directed at eliminating error altogether.</w:t>
-      </w:r>
-    </w:p>
-    <w:p>
-      <w:pPr>
-        <w:rPr>
-          <w:color w:val="00312A"/>
-        </w:rPr>
-      </w:pPr>
-      <w:r>
-        <w:rPr>
-          <w:b/>
-          <w:bCs/>
-          <w:color w:val="00312A"/>
-        </w:rPr>
-        <w:t xml:space="preserve">Manage the build, buy, and dependence trade-off. </w:t>
-      </w:r>
-      <w:r>
-        <w:rPr>
-          <w:color w:val="00312A"/>
-        </w:rPr>
-        <w:t>External experts and agencies offer a fast route around scarce internal capacity, and several managers used them precisely to avoid multi-year internal backlogs (Section 4.2.1). The findings also show the cost: externally sourced momentum is fragile, and over-reliance can leave the AI knowledge built for an organization owned by its agency. Managers should use external help to accelerate while deliberately retaining and internalizing capability, so that speed today does not become dependence tomorrow.</w:t>
-      </w:r>
-    </w:p>
-    <w:p>
-      <w:pPr>
-        <w:rPr>
-          <w:color w:val="00312A"/>
-        </w:rPr>
-      </w:pPr>
-      <w:r>
-        <w:rPr>
-          <w:b/>
-          <w:bCs/>
-          <w:color w:val="00312A"/>
-        </w:rPr>
-        <w:t xml:space="preserve">Treat AI budgeting as a strategic act. </w:t>
-      </w:r>
-      <w:r>
-        <w:rPr>
-          <w:color w:val="00312A"/>
-        </w:rPr>
-        <w:t xml:space="preserve">Even in AI-forward organizations, securing budget for agentic AI remained difficult despite reported returns as high as a tenfold ROI (Section 4.4.1). Where the upside is large but uncertain and the time to return is variable, conventional business-case discipline can systematically under-fund experimentation. </w:t>
-      </w:r>
-      <w:r>
-        <w:rPr>
-          <w:color w:val="00312A"/>
-        </w:rPr>
-        <w:lastRenderedPageBreak/>
-        <w:t>Centralizing or absorbing the cost of early AI work, as some leaders did, is one way to resolve this tension while signaling commitment.</w:t>
-      </w:r>
-    </w:p>
-    <w:p>
-      <w:pPr>
-        <w:rPr>
-          <w:color w:val="00312A"/>
-        </w:rPr>
-      </w:pPr>
-      <w:r>
-        <w:rPr>
-          <w:b/>
-          <w:bCs/>
-          <w:color w:val="00312A"/>
-        </w:rPr>
-        <w:t xml:space="preserve">Prepare for an agentic demand side without hollowing the talent pipeline. </w:t>
-      </w:r>
-      <w:r>
-        <w:rPr>
-          <w:color w:val="00312A"/>
-        </w:rPr>
-        <w:t>Finally, managers should look outward as well as inward. Several participants anticipated agents of consumers acting as a new intermediary between seller and buyer, and began building connectors so that their products remain reachable by such agents and visible within AI-mediated search (Sections 4.1.2 and 4.3.1). At the same time, deploying AI first on junior tasks risks eroding the pipeline that develops juniors into seniors (Section 4.5.4). Managers should weigh short-term efficiency against the longer-term cost to capability and brand distinctiveness, neither of which is captured by efficiency metrics alone.</w:t>
-      </w:r>
-    </w:p>
-    <w:p>
-      <w:pPr>
-        <w:pStyle w:val="Heading2"/>
-        <w:rPr>
-          <w:color w:val="00312A"/>
-        </w:rPr>
-      </w:pPr>
-      <w:bookmarkStart w:id="203" w:name="_mnyukkjx9iq" w:colFirst="0" w:colLast="0"/>
-      <w:bookmarkEnd w:id="203"/>
-      <w:r>
-        <w:rPr>
-          <w:color w:val="00312A"/>
-        </w:rPr>
-        <w:t>5.3</w:t>
-      </w:r>
-      <w:r>
-        <w:rPr>
-          <w:color w:val="00312A"/>
-        </w:rPr>
-        <w:tab/>
-        <w:t>Limitations &amp; Future research</w:t>
-      </w:r>
-    </w:p>
-    <w:p>
-      <w:pPr>
-        <w:rPr>
-          <w:color w:val="00312A"/>
-        </w:rPr>
-      </w:pPr>
-      <w:r>
-        <w:rPr>
-          <w:color w:val="00312A"/>
-        </w:rPr>
-        <w:t>Two interrelated limitations concern the scope and verifiability of what is being studied. First, the category of ‘agentic AI’ is unstable in practice, even when the researcher supplied a consistent definition across interviews. Participants regularly applied the term to RAG pipelines, conditional workflow scripts, and well-configured assistants, a pattern that Interviewee 12 named explicitly in 4.1.2 (“it’s become almost a marketing term”). The optics-versus-reality gap identified in 4.3.1 compounds this: stated capability in pitches and internal communications frequently outruns what is operationally deployed, and interview data cannot cleanly separate genuine adoption accounts from aspirational ones. Second, because all data is interview-derived, reported benefits — including specific figures such as the 10× ROI estimate in section 4.4.1 — reflect participant perception rather than verified performance measurement. The constructivist grounded theory design treats these accounts as analytically meaningful in their own right, but it constrains the strength of any causal or comparative claim about what agentic AI ‘actually’ produces.</w:t>
-      </w:r>
-    </w:p>
-    <w:p>
-      <w:pPr>
-        <w:rPr>
-          <w:color w:val="00312A"/>
-        </w:rPr>
-      </w:pPr>
-      <w:r>
-        <w:rPr>
-          <w:color w:val="00312A"/>
-        </w:rPr>
-        <w:t xml:space="preserve">Two further limitations deserve brief acknowledgement. The sample is skewed toward external AI advisors and consultants (nine of seventeen participants; Table 1), who may </w:t>
-      </w:r>
-      <w:r>
-        <w:rPr>
-          <w:color w:val="00312A"/>
-        </w:rPr>
-        <w:lastRenderedPageBreak/>
-        <w:t>systematically present AI opportunity more positively than internal practitioners would. Additionally, sampling drew primarily from the researcher’s professional network in the Netherlands and surrounding geographies, and several observable patterns — including the weight given to GDPR-related obstacles and organizational caution — may be culturally specific. Both factors limit how far the empirical details generalize beyond this sample.</w:t>
-      </w:r>
-    </w:p>
-    <w:p>
-      <w:pPr>
-        <w:rPr>
-          <w:color w:val="00312A"/>
-        </w:rPr>
-      </w:pPr>
-      <w:r>
-        <w:rPr>
-          <w:color w:val="00312A"/>
-        </w:rPr>
-        <w:t>A more fundamental limitation is temporal. Agentic AI capabilities are advancing at a pace that Interviewee 14 characterized as a hockey stick (section 4.1.2): models supersede one another within weeks, vendor standards shift, and the boundary of what is off-the-shelf versus custom-built moves continuously. Tool-specific references, capability descriptions, and individual use-case accounts in this study should be read as snapshots of practice in approximately mid-2025. Some findings — particularly those around the availability of MCP connectors (section 4.1.1), the quality threshold crossed by customer-service agents (section 4.3.1), and the definitional status of agentic AI (section 4.1.2) — may require revisiting within twelve to eighteen months. The higher-order analytical categories developed through this study — experimenting, steering, leveraging resources, navigating obstacles, value as a portfolio — are expected to prove more durable than the illustrative empirical specifics, precisely because they describe managerial responses to a moving technology rather than the technology itself.</w:t>
-      </w:r>
-    </w:p>
-    <w:p>
-      <w:pPr>
-        <w:rPr>
-          <w:color w:val="00312A"/>
-        </w:rPr>
-      </w:pPr>
-      <w:r>
-        <w:rPr>
-          <w:color w:val="00312A"/>
-        </w:rPr>
-        <w:t xml:space="preserve">The study relies exclusively on interview data. No documentary analysis of actual AI deployments, no observation of workflows in practice, and no performance audit was conducted. This is consistent with the constructivist grounded theory design and with the early, exploratory stage of the phenomenon — organizations are themselves still assembling the evidence base, and independent performance data is rarely available. However, it means the study cannot adjudicate between participants who report high returns and those who report difficulty: both accounts are taken at face value. Future research that triangulates interview data with observational methods, workflow documentation, or objectively measured performance indicators would substantially strengthen the empirical grounding of the theory developed here, </w:t>
-      </w:r>
-      <w:r>
-        <w:rPr>
-          <w:color w:val="00312A"/>
-        </w:rPr>
-        <w:lastRenderedPageBreak/>
-        <w:t xml:space="preserve">and would be better positioned to assess where </w:t>
-      </w:r>
-      <w:ins w:id="204" w:author="Claude" w:date="2026-06-07T12:00:00Z">
-        <w:r>
-          <w:t>the dependence on internal conditions and configuration identified in section 4</w:t>
-        </w:r>
-      </w:ins>
-      <w:del w:id="205" w:author="Claude" w:date="2026-06-07T12:00:00Z">
-        <w:r>
-          <w:rPr>
-            <w:color w:val="00312A"/>
-          </w:rPr>
-          <w:delText>the inside-out logic identified in section 4</w:delText>
-        </w:r>
-      </w:del>
-      <w:r>
-        <w:rPr>
-          <w:color w:val="00312A"/>
-        </w:rPr>
-        <w:t xml:space="preserve"> actually produces the value creation it describes.</w:t>
-      </w:r>
-    </w:p>
-    <w:p>
-      <w:pPr>
-        <w:pStyle w:val="Heading1"/>
-      </w:pPr>
-      <w:bookmarkStart w:id="206" w:name="_dd6zel2y4t5x" w:colFirst="0" w:colLast="0"/>
-      <w:bookmarkEnd w:id="206"/>
-      <w:r>
-        <w:t>6.</w:t>
-      </w:r>
-      <w:r>
-        <w:tab/>
-        <w:t>Conclusion</w:t>
-      </w:r>
-    </w:p>
-    <w:p>
-      <w:pPr>
-        <w:rPr>
-          <w:color w:val="00312A"/>
-        </w:rPr>
-      </w:pPr>
-      <w:r>
-        <w:rPr>
-          <w:color w:val="00312A"/>
-        </w:rPr>
-        <w:t xml:space="preserve">This thesis asked how marketing managers create value with agentic AI. Drawing on seventeen interviews with marketing managers and AI experts, analyzed through constructivist grounded theory, it concludes that value creation with agentic AI </w:t>
-      </w:r>
-      <w:ins w:id="207" w:author="Claude" w:date="2026-06-07T12:00:00Z">
-        <w:r>
-          <w:t>is highly dependent on internal conditions and the configuration in which it is applied</w:t>
-        </w:r>
-      </w:ins>
-      <w:del w:id="208" w:author="Claude" w:date="2026-06-07T12:00:00Z">
-        <w:r>
-          <w:rPr>
-            <w:color w:val="00312A"/>
-          </w:rPr>
-          <w:delText>is an inside-out, managerial accomplishment</w:delText>
-        </w:r>
-      </w:del>
-      <w:r>
-        <w:rPr>
-          <w:color w:val="00312A"/>
-        </w:rPr>
-        <w:t>. The technology is necessary but not sufficient: across the da